--- a/Sprawozdanie/BM_JP_Sprawozdanie.docx
+++ b/Sprawozdanie/BM_JP_Sprawozdanie.docx
@@ -2,16 +2,6 @@
 <file path=word/document.xml><?xml version="1.0" encoding="utf-8"?>
 <w:document xmlns:wpc="http://schemas.microsoft.com/office/word/2010/wordprocessingCanvas" xmlns:cx="http://schemas.microsoft.com/office/drawing/2014/chartex" xmlns:cx1="http://schemas.microsoft.com/office/drawing/2015/9/8/chartex" xmlns:cx2="http://schemas.microsoft.com/office/drawing/2015/10/21/chartex" xmlns:cx3="http://schemas.microsoft.com/office/drawing/2016/5/9/chartex" xmlns:cx4="http://schemas.microsoft.com/office/drawing/2016/5/10/chartex" xmlns:cx5="http://schemas.microsoft.com/office/drawing/2016/5/11/chartex" xmlns:cx6="http://schemas.microsoft.com/office/drawing/2016/5/12/chartex" xmlns:cx7="http://schemas.microsoft.com/office/drawing/2016/5/13/chartex" xmlns:cx8="http://schemas.microsoft.com/office/drawing/2016/5/14/chartex" xmlns:mc="http://schemas.openxmlformats.org/markup-compatibility/2006" xmlns:aink="http://schemas.microsoft.com/office/drawing/2016/ink" xmlns:am3d="http://schemas.microsoft.com/office/drawing/2017/model3d" xmlns:o="urn:schemas-microsoft-com:office:office" xmlns:oel="http://schemas.microsoft.com/office/2019/extlst" xmlns:r="http://schemas.openxmlformats.org/officeDocument/2006/relationships" xmlns:m="http://schemas.openxmlformats.org/officeDocument/2006/math" xmlns:v="urn:schemas-microsoft-com:vml" xmlns:wp14="http://schemas.microsoft.com/office/word/2010/wordprocessingDrawing" xmlns:wp="http://schemas.openxmlformats.org/drawingml/2006/wordprocessingDrawing" xmlns:w10="urn:schemas-microsoft-com:office:word" xmlns:w="http://schemas.openxmlformats.org/wordprocessingml/2006/main" xmlns:w14="http://schemas.microsoft.com/office/word/2010/wordml" xmlns:w15="http://schemas.microsoft.com/office/word/2012/wordml" xmlns:w16cex="http://schemas.microsoft.com/office/word/2018/wordml/cex" xmlns:w16cid="http://schemas.microsoft.com/office/word/2016/wordml/cid" xmlns:w16="http://schemas.microsoft.com/office/word/2018/wordml" xmlns:w16du="http://schemas.microsoft.com/office/word/2023/wordml/word16du" xmlns:w16sdtdh="http://schemas.microsoft.com/office/word/2020/wordml/sdtdatahash" xmlns:w16sdtfl="http://schemas.microsoft.com/office/word/2024/wordml/sdtformatlock" xmlns:w16se="http://schemas.microsoft.com/office/word/2015/wordml/symex" xmlns:wpg="http://schemas.microsoft.com/office/word/2010/wordprocessingGroup" xmlns:wpi="http://schemas.microsoft.com/office/word/2010/wordprocessingInk" xmlns:wne="http://schemas.microsoft.com/office/word/2006/wordml" xmlns:wps="http://schemas.microsoft.com/office/word/2010/wordprocessingShape" mc:Ignorable="w14 w15 w16se w16cid w16 w16cex w16sdtdh w16sdtfl w16du wp14">
   <w:body>
-    <w:p>
-      <w:pPr>
-        <w:rPr>
-          <w:rFonts w:eastAsia="Times New Roman" w:cs="Times New Roman"/>
-          <w:color w:val="000000" w:themeColor="text1"/>
-          <w:sz w:val="19"/>
-          <w:szCs w:val="19"/>
-        </w:rPr>
-      </w:pPr>
-    </w:p>
     <w:tbl>
       <w:tblPr>
         <w:tblStyle w:val="Tabela-Siatka"/>
@@ -377,7 +367,7 @@
           <w:rFonts w:eastAsia="Times New Roman" w:cs="Times New Roman"/>
           <w:color w:val="000000" w:themeColor="text1"/>
         </w:rPr>
-        <w:t xml:space="preserve">Pan Nowak zwrócił się do firmy IT z rozszerzonym zleceniem: „Chcę, aby klienci mogli sami wybrać termin i usługę online – nie tylko wizytę w warsztacie, ale także serwis wyjazdowy (np. wymiana koła, diagnostyka na miejscu) lub zamówienie holowania, jeśli auto nie odpala. System powinien automatycznie rezerwować stanowisko lub przypisywać mechanika z odpowiednim wyposażeniem, sprawdzać dostępność części i szacować czas dojazdu. Mechanicy powinni widzieć tylko swoje zlecenia – stacjonarne i wyjazdowe – mieć możliwość zgłoszenia braku części, zmiany statusu naprawy jednym kliknięciem oraz dodania notatki z lokalizacji. Potrzebuję prostego panelu do śledzenia historii pojazdu, automatycznych przypomnień o przeglądach oraz generowania protokołów zdawczo-odbiorczych – także dla usług wyjazdowych. Jeśli klient nie pojawi się na wizycie lub nie będzie na miejscu przy serwisie wyjazdowym, </w:t>
+        <w:t xml:space="preserve">Pan Nowak zwrócił się do firmy IT z rozszerzonym zleceniem: „Chcę, aby klienci mogli sami wybrać termin i usługę online – nie tylko wizytę w warsztacie, ale także serwis wyjazdowy (np. wymiana koła, diagnostyka na miejscu) lub zamówienie holowania, jeśli auto nie odpala. System powinien automatycznie rezerwować stanowisko lub przypisywać mechanika z odpowiednim wyposażeniem, sprawdzać dostępność części i szacować czas dojazdu. Mechanicy powinni widzieć tylko swoje zlecenia – stacjonarne i wyjazdowe – mieć możliwość zgłoszenia braku części, zmiany statusu naprawy jednym kliknięciem oraz dodania notatki z lokalizacji. Potrzebuję prostego panelu do śledzenia historii pojazdu, automatycznych przypomnień o przeglądach oraz generowania protokołów zdawczo-odbiorczych – także dla usług wyjazdowych. Jeśli klient nie pojawi się na wizycie lub nie będzie na miejscu przy serwisie wyjazdowym, system powinien automatycznie zwolnić termin i wysłać przypomnienie. Nie chcę </w:t>
       </w:r>
       <w:r>
         <w:rPr>
@@ -385,7 +375,7 @@
           <w:color w:val="000000" w:themeColor="text1"/>
         </w:rPr>
         <w:lastRenderedPageBreak/>
-        <w:t xml:space="preserve">system powinien automatycznie zwolnić termin i wysłać przypomnienie. Nie chcę skomplikowanego oprogramowania – ma być przejrzyste, działać stabilnie i odciążyć moich pracowników z papierkowej roboty." </w:t>
+        <w:t xml:space="preserve">skomplikowanego oprogramowania – ma być przejrzyste, działać stabilnie i odciążyć moich pracowników z papierkowej roboty." </w:t>
       </w:r>
     </w:p>
     <w:p>
@@ -448,6 +438,14 @@
         </w:rPr>
         <w:t xml:space="preserve"> płatniczy. Priorytetem jest niezawodność, czytelny przepływ informacji i możliwość stopniowej rozbudowy o moduły lojalnościowe czy zaawansowaną analitykę w kolejnych wersjach. Pan Nowak liczy, że wdrożenie systemu poprawi punktualność, zmniejszy liczbę nieporozumień z klientami i pozwoli warsztatowi obsłużyć więcej zleceń – zarówno stacjonarnych, jak i wyjazdowych – bez zwiększania zatrudnienia.</w:t>
       </w:r>
+    </w:p>
+    <w:p>
+      <w:pPr>
+        <w:rPr>
+          <w:rFonts w:eastAsia="Times New Roman" w:cs="Times New Roman"/>
+          <w:color w:val="000000" w:themeColor="text1"/>
+        </w:rPr>
+      </w:pPr>
     </w:p>
     <w:p>
       <w:pPr>
@@ -2134,6 +2132,7 @@
           <w:rFonts w:eastAsiaTheme="minorEastAsia"/>
           <w:b/>
           <w:bCs/>
+          <w:noProof/>
           <w:sz w:val="28"/>
           <w:szCs w:val="28"/>
         </w:rPr>
@@ -4235,15 +4234,17 @@
     <w:p>
       <w:pPr>
         <w:pStyle w:val="Akapitzlist"/>
-        <w:rPr>
-          <w:b/>
-          <w:bCs/>
-        </w:rPr>
-      </w:pPr>
-      <w:r>
-        <w:rPr>
-          <w:b/>
-          <w:bCs/>
+        <w:ind w:left="0"/>
+        <w:rPr>
+          <w:b/>
+          <w:bCs/>
+        </w:rPr>
+      </w:pPr>
+      <w:r>
+        <w:rPr>
+          <w:b/>
+          <w:bCs/>
+          <w:noProof/>
         </w:rPr>
         <w:lastRenderedPageBreak/>
         <w:drawing>
@@ -4286,6 +4287,7 @@
     <w:p>
       <w:pPr>
         <w:spacing w:after="0" w:line="278" w:lineRule="auto"/>
+        <w:ind w:left="1134"/>
         <w:rPr>
           <w:rFonts w:eastAsiaTheme="minorEastAsia"/>
         </w:rPr>
@@ -4342,6 +4344,7 @@
     <w:p>
       <w:pPr>
         <w:spacing w:after="0" w:line="278" w:lineRule="auto"/>
+        <w:ind w:left="1134"/>
         <w:rPr>
           <w:rFonts w:eastAsiaTheme="minorEastAsia"/>
         </w:rPr>
@@ -4398,6 +4401,7 @@
     <w:p>
       <w:pPr>
         <w:spacing w:after="0" w:line="278" w:lineRule="auto"/>
+        <w:ind w:left="1134"/>
         <w:rPr>
           <w:rFonts w:eastAsiaTheme="minorEastAsia"/>
         </w:rPr>
@@ -4478,6 +4482,7 @@
     <w:p>
       <w:pPr>
         <w:spacing w:after="0" w:line="278" w:lineRule="auto"/>
+        <w:ind w:left="1134"/>
         <w:rPr>
           <w:rFonts w:eastAsiaTheme="minorEastAsia"/>
         </w:rPr>
@@ -4546,6 +4551,7 @@
     <w:p>
       <w:pPr>
         <w:spacing w:after="0" w:line="278" w:lineRule="auto"/>
+        <w:ind w:left="1134"/>
         <w:rPr>
           <w:rFonts w:eastAsiaTheme="minorEastAsia"/>
         </w:rPr>
@@ -4616,6 +4622,7 @@
     <w:p>
       <w:pPr>
         <w:spacing w:after="0" w:line="278" w:lineRule="auto"/>
+        <w:ind w:left="1134"/>
         <w:rPr>
           <w:rFonts w:eastAsiaTheme="minorEastAsia"/>
         </w:rPr>
@@ -4660,6 +4667,7 @@
     <w:p>
       <w:pPr>
         <w:spacing w:after="0" w:line="278" w:lineRule="auto"/>
+        <w:ind w:left="1134"/>
         <w:rPr>
           <w:rFonts w:eastAsiaTheme="minorEastAsia"/>
         </w:rPr>
@@ -4717,6 +4725,7 @@
     <w:p>
       <w:pPr>
         <w:spacing w:after="0" w:line="278" w:lineRule="auto"/>
+        <w:ind w:left="1134"/>
         <w:rPr>
           <w:rFonts w:eastAsiaTheme="minorEastAsia"/>
         </w:rPr>
@@ -4902,13 +4911,16 @@
         <w:spacing w:after="0" w:line="278" w:lineRule="auto"/>
         <w:rPr>
           <w:rFonts w:eastAsiaTheme="minorEastAsia"/>
+          <w:b/>
+          <w:bCs/>
         </w:rPr>
       </w:pPr>
       <w:r>
         <w:rPr>
           <w:rFonts w:eastAsiaTheme="minorEastAsia"/>
-        </w:rPr>
-        <w:lastRenderedPageBreak/>
+          <w:b/>
+          <w:bCs/>
+        </w:rPr>
         <w:t>Diagram interakcji Naprawa pojazdu</w:t>
       </w:r>
     </w:p>
@@ -4916,7 +4928,7 @@
       <w:pPr>
         <w:pStyle w:val="Akapitzlist"/>
         <w:spacing w:after="0" w:line="278" w:lineRule="auto"/>
-        <w:ind w:left="1080"/>
+        <w:ind w:left="0"/>
         <w:rPr>
           <w:rFonts w:eastAsiaTheme="minorEastAsia"/>
         </w:rPr>
@@ -5046,6 +5058,7 @@
           <w:b/>
           <w:bCs/>
         </w:rPr>
+        <w:lastRenderedPageBreak/>
         <w:t>Diagram klas</w:t>
       </w:r>
     </w:p>
@@ -5065,7 +5078,7 @@
       <w:pPr>
         <w:pStyle w:val="Akapitzlist"/>
         <w:spacing w:before="240" w:after="240"/>
-        <w:ind w:left="1134"/>
+        <w:ind w:left="0"/>
         <w:rPr>
           <w:rFonts w:eastAsiaTheme="minorEastAsia"/>
           <w:b/>
@@ -5077,6 +5090,7 @@
           <w:rFonts w:eastAsiaTheme="minorEastAsia"/>
           <w:b/>
           <w:bCs/>
+          <w:noProof/>
         </w:rPr>
         <w:drawing>
           <wp:inline distT="0" distB="0" distL="0" distR="0" wp14:anchorId="7458E96D" wp14:editId="29E0FB25">
@@ -5151,6 +5165,4758 @@
     <w:p>
       <w:pPr>
         <w:pStyle w:val="Akapitzlist"/>
+        <w:numPr>
+          <w:ilvl w:val="0"/>
+          <w:numId w:val="35"/>
+        </w:numPr>
+        <w:spacing w:line="278" w:lineRule="auto"/>
+        <w:ind w:left="1482"/>
+        <w:rPr>
+          <w:b/>
+          <w:bCs/>
+        </w:rPr>
+      </w:pPr>
+      <w:r>
+        <w:rPr>
+          <w:b/>
+          <w:bCs/>
+        </w:rPr>
+        <w:t>C</w:t>
+      </w:r>
+      <w:r>
+        <w:rPr>
+          <w:b/>
+          <w:bCs/>
+        </w:rPr>
+        <w:t>zęść</w:t>
+      </w:r>
+    </w:p>
+    <w:p>
+      <w:pPr>
+        <w:ind w:left="1560" w:hanging="90"/>
+      </w:pPr>
+      <w:r>
+        <w:t>Elementy składowe magazynu, które mogą zostać zużyte podczas naprawy.</w:t>
+      </w:r>
+    </w:p>
+    <w:p>
+      <w:pPr>
+        <w:pStyle w:val="Akapitzlist"/>
+        <w:numPr>
+          <w:ilvl w:val="0"/>
+          <w:numId w:val="36"/>
+        </w:numPr>
+        <w:spacing w:line="278" w:lineRule="auto"/>
+        <w:ind w:left="2190"/>
+      </w:pPr>
+      <w:r>
+        <w:t>Atrybuty:</w:t>
+      </w:r>
+    </w:p>
+    <w:p>
+      <w:pPr>
+        <w:pStyle w:val="Akapitzlist"/>
+        <w:numPr>
+          <w:ilvl w:val="1"/>
+          <w:numId w:val="36"/>
+        </w:numPr>
+        <w:spacing w:line="278" w:lineRule="auto"/>
+        <w:ind w:left="2910"/>
+      </w:pPr>
+      <w:proofErr w:type="spellStart"/>
+      <w:r>
+        <w:t>idCzęści</w:t>
+      </w:r>
+      <w:proofErr w:type="spellEnd"/>
+      <w:r>
+        <w:t xml:space="preserve"> (</w:t>
+      </w:r>
+      <w:proofErr w:type="spellStart"/>
+      <w:r>
+        <w:t>int</w:t>
+      </w:r>
+      <w:proofErr w:type="spellEnd"/>
+      <w:r>
+        <w:t>) – numer identyfikacyjny części</w:t>
+      </w:r>
+    </w:p>
+    <w:p>
+      <w:pPr>
+        <w:pStyle w:val="Akapitzlist"/>
+        <w:numPr>
+          <w:ilvl w:val="1"/>
+          <w:numId w:val="36"/>
+        </w:numPr>
+        <w:spacing w:line="278" w:lineRule="auto"/>
+        <w:ind w:left="2910"/>
+      </w:pPr>
+      <w:r>
+        <w:t>nazwa (string) – nazwa części</w:t>
+      </w:r>
+    </w:p>
+    <w:p>
+      <w:pPr>
+        <w:pStyle w:val="Akapitzlist"/>
+        <w:numPr>
+          <w:ilvl w:val="1"/>
+          <w:numId w:val="36"/>
+        </w:numPr>
+        <w:spacing w:line="278" w:lineRule="auto"/>
+        <w:ind w:left="2910"/>
+      </w:pPr>
+      <w:r>
+        <w:t>cena (</w:t>
+      </w:r>
+      <w:proofErr w:type="spellStart"/>
+      <w:r>
+        <w:t>double</w:t>
+      </w:r>
+      <w:proofErr w:type="spellEnd"/>
+      <w:r>
+        <w:t>) – cena części</w:t>
+      </w:r>
+    </w:p>
+    <w:p>
+      <w:pPr>
+        <w:pStyle w:val="Akapitzlist"/>
+        <w:numPr>
+          <w:ilvl w:val="1"/>
+          <w:numId w:val="36"/>
+        </w:numPr>
+        <w:spacing w:line="278" w:lineRule="auto"/>
+        <w:ind w:left="2910"/>
+      </w:pPr>
+      <w:r>
+        <w:t>ilość (</w:t>
+      </w:r>
+      <w:proofErr w:type="spellStart"/>
+      <w:r>
+        <w:t>int</w:t>
+      </w:r>
+      <w:proofErr w:type="spellEnd"/>
+      <w:r>
+        <w:t>) – ilość części w magazynie</w:t>
+      </w:r>
+    </w:p>
+    <w:p>
+      <w:pPr>
+        <w:pStyle w:val="Akapitzlist"/>
+        <w:numPr>
+          <w:ilvl w:val="1"/>
+          <w:numId w:val="36"/>
+        </w:numPr>
+        <w:spacing w:line="278" w:lineRule="auto"/>
+        <w:ind w:left="2910"/>
+      </w:pPr>
+      <w:proofErr w:type="spellStart"/>
+      <w:r>
+        <w:t>statusCzęści</w:t>
+      </w:r>
+      <w:proofErr w:type="spellEnd"/>
+      <w:r>
+        <w:t xml:space="preserve"> (</w:t>
+      </w:r>
+      <w:proofErr w:type="spellStart"/>
+      <w:r>
+        <w:t>enum</w:t>
+      </w:r>
+      <w:proofErr w:type="spellEnd"/>
+      <w:r>
+        <w:t xml:space="preserve">) – status części (opisane w sekcji </w:t>
+      </w:r>
+      <w:proofErr w:type="spellStart"/>
+      <w:r>
+        <w:t>enum</w:t>
+      </w:r>
+      <w:proofErr w:type="spellEnd"/>
+      <w:r>
+        <w:t>)</w:t>
+      </w:r>
+    </w:p>
+    <w:p>
+      <w:pPr>
+        <w:pStyle w:val="Akapitzlist"/>
+        <w:numPr>
+          <w:ilvl w:val="0"/>
+          <w:numId w:val="36"/>
+        </w:numPr>
+        <w:spacing w:line="278" w:lineRule="auto"/>
+        <w:ind w:left="2190"/>
+      </w:pPr>
+      <w:r>
+        <w:t xml:space="preserve">Metody: </w:t>
+      </w:r>
+    </w:p>
+    <w:p>
+      <w:pPr>
+        <w:pStyle w:val="Akapitzlist"/>
+        <w:numPr>
+          <w:ilvl w:val="1"/>
+          <w:numId w:val="36"/>
+        </w:numPr>
+        <w:spacing w:line="278" w:lineRule="auto"/>
+        <w:ind w:left="2910"/>
+      </w:pPr>
+      <w:proofErr w:type="spellStart"/>
+      <w:r>
+        <w:t>aktualizujIlość</w:t>
+      </w:r>
+      <w:proofErr w:type="spellEnd"/>
+      <w:r>
+        <w:t>()- funkcja aktualizująca ilość części w magazynie</w:t>
+      </w:r>
+    </w:p>
+    <w:p>
+      <w:pPr>
+        <w:pStyle w:val="Akapitzlist"/>
+        <w:numPr>
+          <w:ilvl w:val="1"/>
+          <w:numId w:val="36"/>
+        </w:numPr>
+        <w:spacing w:line="278" w:lineRule="auto"/>
+        <w:ind w:left="2910"/>
+      </w:pPr>
+      <w:proofErr w:type="spellStart"/>
+      <w:r>
+        <w:t>aktualizujCenę</w:t>
+      </w:r>
+      <w:proofErr w:type="spellEnd"/>
+      <w:r>
+        <w:t>() – funkcja służąca do zmiany ceny części</w:t>
+      </w:r>
+    </w:p>
+    <w:p>
+      <w:pPr>
+        <w:pStyle w:val="Akapitzlist"/>
+        <w:numPr>
+          <w:ilvl w:val="0"/>
+          <w:numId w:val="36"/>
+        </w:numPr>
+        <w:spacing w:line="278" w:lineRule="auto"/>
+        <w:ind w:left="2190"/>
+      </w:pPr>
+      <w:r>
+        <w:t xml:space="preserve">Relacje: </w:t>
+      </w:r>
+    </w:p>
+    <w:p>
+      <w:pPr>
+        <w:pStyle w:val="Akapitzlist"/>
+        <w:numPr>
+          <w:ilvl w:val="1"/>
+          <w:numId w:val="36"/>
+        </w:numPr>
+        <w:spacing w:line="278" w:lineRule="auto"/>
+        <w:ind w:left="2910"/>
+      </w:pPr>
+      <w:r>
+        <w:t>Wiele części może być wykorzystanych w ramach jednego Zlecenia</w:t>
+      </w:r>
+      <w:r>
+        <w:t xml:space="preserve"> (wiele do jednego)</w:t>
+      </w:r>
+    </w:p>
+    <w:p>
+      <w:pPr>
+        <w:pStyle w:val="Akapitzlist"/>
+        <w:numPr>
+          <w:ilvl w:val="1"/>
+          <w:numId w:val="36"/>
+        </w:numPr>
+        <w:spacing w:line="278" w:lineRule="auto"/>
+        <w:ind w:left="2910"/>
+      </w:pPr>
+      <w:r>
+        <w:t>Wiele części może być zarządzanych przez mechanika (wiele do wiele)</w:t>
+      </w:r>
+    </w:p>
+    <w:p>
+      <w:pPr>
+        <w:pStyle w:val="Akapitzlist"/>
+        <w:numPr>
+          <w:ilvl w:val="1"/>
+          <w:numId w:val="36"/>
+        </w:numPr>
+        <w:spacing w:line="278" w:lineRule="auto"/>
+        <w:ind w:left="2910"/>
+      </w:pPr>
+      <w:r>
+        <w:lastRenderedPageBreak/>
+        <w:t>Wiele części może być zarządzanych przez szefa( wiele do jeden)</w:t>
+      </w:r>
+    </w:p>
+    <w:p>
+      <w:pPr>
+        <w:pStyle w:val="Akapitzlist"/>
+        <w:numPr>
+          <w:ilvl w:val="1"/>
+          <w:numId w:val="36"/>
+        </w:numPr>
+        <w:spacing w:line="278" w:lineRule="auto"/>
+        <w:ind w:left="2910"/>
+      </w:pPr>
+      <w:proofErr w:type="spellStart"/>
+      <w:r>
+        <w:t>MagazynCzęści</w:t>
+      </w:r>
+      <w:proofErr w:type="spellEnd"/>
+      <w:r>
+        <w:t xml:space="preserve"> przechowuje wiele części( wiele do jeden)</w:t>
+      </w:r>
+    </w:p>
+    <w:p>
+      <w:pPr>
+        <w:pStyle w:val="Akapitzlist"/>
+        <w:numPr>
+          <w:ilvl w:val="0"/>
+          <w:numId w:val="35"/>
+        </w:numPr>
+        <w:spacing w:line="278" w:lineRule="auto"/>
+        <w:ind w:left="1482"/>
+        <w:rPr>
+          <w:b/>
+          <w:bCs/>
+        </w:rPr>
+      </w:pPr>
+      <w:proofErr w:type="spellStart"/>
+      <w:r>
+        <w:rPr>
+          <w:b/>
+          <w:bCs/>
+        </w:rPr>
+        <w:t>HistoriaProtokołów</w:t>
+      </w:r>
+      <w:proofErr w:type="spellEnd"/>
+    </w:p>
+    <w:p>
+      <w:pPr>
+        <w:ind w:left="762" w:firstLine="708"/>
+      </w:pPr>
+      <w:r>
+        <w:t xml:space="preserve">Miejsce w </w:t>
+      </w:r>
+      <w:r>
+        <w:t>którym przechowywane są Protokoły napraw</w:t>
+      </w:r>
+    </w:p>
+    <w:p>
+      <w:pPr>
+        <w:pStyle w:val="Akapitzlist"/>
+        <w:numPr>
+          <w:ilvl w:val="0"/>
+          <w:numId w:val="37"/>
+        </w:numPr>
+        <w:spacing w:line="278" w:lineRule="auto"/>
+        <w:ind w:left="2190"/>
+      </w:pPr>
+      <w:r>
+        <w:t>Atrybuty:</w:t>
+      </w:r>
+    </w:p>
+    <w:p>
+      <w:pPr>
+        <w:pStyle w:val="Akapitzlist"/>
+        <w:numPr>
+          <w:ilvl w:val="1"/>
+          <w:numId w:val="37"/>
+        </w:numPr>
+        <w:spacing w:line="278" w:lineRule="auto"/>
+        <w:ind w:left="2910"/>
+      </w:pPr>
+      <w:r>
+        <w:t>Protokół (lista obiektów Protokół) – Lista Protokołów z napraw</w:t>
+      </w:r>
+    </w:p>
+    <w:p>
+      <w:pPr>
+        <w:pStyle w:val="Akapitzlist"/>
+        <w:numPr>
+          <w:ilvl w:val="0"/>
+          <w:numId w:val="37"/>
+        </w:numPr>
+        <w:spacing w:line="278" w:lineRule="auto"/>
+        <w:ind w:left="2190"/>
+      </w:pPr>
+      <w:r>
+        <w:t>Relacje:</w:t>
+      </w:r>
+    </w:p>
+    <w:p>
+      <w:pPr>
+        <w:pStyle w:val="Akapitzlist"/>
+        <w:numPr>
+          <w:ilvl w:val="1"/>
+          <w:numId w:val="37"/>
+        </w:numPr>
+        <w:spacing w:line="278" w:lineRule="auto"/>
+        <w:ind w:left="2910"/>
+      </w:pPr>
+      <w:r>
+        <w:t>Historia protokołów przechowuje wiele obiektów Protokół ( jeden do wielu)</w:t>
+      </w:r>
+    </w:p>
+    <w:p>
+      <w:pPr>
+        <w:pStyle w:val="Akapitzlist"/>
+        <w:numPr>
+          <w:ilvl w:val="0"/>
+          <w:numId w:val="35"/>
+        </w:numPr>
+        <w:spacing w:line="278" w:lineRule="auto"/>
+        <w:ind w:left="1482"/>
+        <w:rPr>
+          <w:b/>
+          <w:bCs/>
+        </w:rPr>
+      </w:pPr>
+      <w:r>
+        <w:rPr>
+          <w:b/>
+          <w:bCs/>
+        </w:rPr>
+        <w:t>K</w:t>
+      </w:r>
+      <w:r>
+        <w:rPr>
+          <w:b/>
+          <w:bCs/>
+        </w:rPr>
+        <w:t>lient</w:t>
+      </w:r>
+    </w:p>
+    <w:p>
+      <w:pPr>
+        <w:pStyle w:val="Akapitzlist"/>
+        <w:ind w:left="1482"/>
+      </w:pPr>
+      <w:r>
+        <w:t>Reprezentuje osobę zlecającą naprawę pojazdu. Dziedziczy po klasie Użytkownik.</w:t>
+      </w:r>
+    </w:p>
+    <w:p>
+      <w:pPr>
+        <w:pStyle w:val="Akapitzlist"/>
+        <w:numPr>
+          <w:ilvl w:val="1"/>
+          <w:numId w:val="38"/>
+        </w:numPr>
+        <w:spacing w:line="278" w:lineRule="auto"/>
+        <w:ind w:left="2190"/>
+      </w:pPr>
+      <w:r>
+        <w:t>Atrybuty:</w:t>
+      </w:r>
+    </w:p>
+    <w:p>
+      <w:pPr>
+        <w:pStyle w:val="Akapitzlist"/>
+        <w:numPr>
+          <w:ilvl w:val="2"/>
+          <w:numId w:val="38"/>
+        </w:numPr>
+        <w:spacing w:line="278" w:lineRule="auto"/>
+        <w:ind w:left="2910"/>
+      </w:pPr>
+      <w:r>
+        <w:t>Dziedziczy po klasie użytkownik</w:t>
+      </w:r>
+    </w:p>
+    <w:p>
+      <w:pPr>
+        <w:pStyle w:val="Akapitzlist"/>
+        <w:numPr>
+          <w:ilvl w:val="1"/>
+          <w:numId w:val="38"/>
+        </w:numPr>
+        <w:spacing w:line="278" w:lineRule="auto"/>
+        <w:ind w:left="2190"/>
+      </w:pPr>
+      <w:r>
+        <w:t>Metody:</w:t>
+      </w:r>
+    </w:p>
+    <w:p>
+      <w:pPr>
+        <w:pStyle w:val="Akapitzlist"/>
+        <w:numPr>
+          <w:ilvl w:val="2"/>
+          <w:numId w:val="38"/>
+        </w:numPr>
+        <w:spacing w:line="278" w:lineRule="auto"/>
+        <w:ind w:left="2910"/>
+      </w:pPr>
+      <w:proofErr w:type="spellStart"/>
+      <w:r>
+        <w:t>rezerwujWizyte</w:t>
+      </w:r>
+      <w:proofErr w:type="spellEnd"/>
+      <w:r>
+        <w:t>() – funkcja służąca do stworzenia zlecenia (każdego rodzaju)</w:t>
+      </w:r>
+    </w:p>
+    <w:p>
+      <w:pPr>
+        <w:pStyle w:val="Akapitzlist"/>
+        <w:numPr>
+          <w:ilvl w:val="2"/>
+          <w:numId w:val="38"/>
+        </w:numPr>
+        <w:spacing w:line="278" w:lineRule="auto"/>
+        <w:ind w:left="2910"/>
+      </w:pPr>
+      <w:proofErr w:type="spellStart"/>
+      <w:r>
+        <w:t>anulujZlecenie</w:t>
+      </w:r>
+      <w:proofErr w:type="spellEnd"/>
+      <w:r>
+        <w:t>() - funkcja służąca do anulowania (usunięcia)  zlecenia (każdego rodzaju)</w:t>
+      </w:r>
+    </w:p>
+    <w:p>
+      <w:pPr>
+        <w:pStyle w:val="Akapitzlist"/>
+        <w:numPr>
+          <w:ilvl w:val="2"/>
+          <w:numId w:val="38"/>
+        </w:numPr>
+        <w:spacing w:line="278" w:lineRule="auto"/>
+        <w:ind w:left="2910"/>
+      </w:pPr>
+      <w:r>
+        <w:t>złóż reklamację () – funkcja służąca do zgłoszenia formularza reklamacji, który następnie będzie rozpatrywany przez szefa</w:t>
+      </w:r>
+    </w:p>
+    <w:p>
+      <w:pPr>
+        <w:pStyle w:val="Akapitzlist"/>
+        <w:numPr>
+          <w:ilvl w:val="2"/>
+          <w:numId w:val="38"/>
+        </w:numPr>
+        <w:spacing w:line="278" w:lineRule="auto"/>
+        <w:ind w:left="2910"/>
+      </w:pPr>
+      <w:proofErr w:type="spellStart"/>
+      <w:r>
+        <w:t>monitorujStatusnaprawy</w:t>
+      </w:r>
+      <w:proofErr w:type="spellEnd"/>
+      <w:r>
+        <w:t>() – funkcja służąca do sprawdzenia statusu napraw pojazdów które zostały zgłoszone do naprawy( status zleceń stworzonych przez klienta)</w:t>
+      </w:r>
+    </w:p>
+    <w:p>
+      <w:pPr>
+        <w:pStyle w:val="Akapitzlist"/>
+        <w:numPr>
+          <w:ilvl w:val="2"/>
+          <w:numId w:val="38"/>
+        </w:numPr>
+        <w:spacing w:line="278" w:lineRule="auto"/>
+        <w:ind w:left="2910"/>
+      </w:pPr>
+      <w:proofErr w:type="spellStart"/>
+      <w:r>
+        <w:t>monitorujStatusreklamacji</w:t>
+      </w:r>
+      <w:proofErr w:type="spellEnd"/>
+      <w:r>
+        <w:t xml:space="preserve">() – funkcja służąca do sprawdzenia </w:t>
+      </w:r>
+      <w:proofErr w:type="spellStart"/>
+      <w:r>
+        <w:t>sttusu</w:t>
+      </w:r>
+      <w:proofErr w:type="spellEnd"/>
+      <w:r>
+        <w:t xml:space="preserve"> reklamacji( sprawdzenia czy została uznana czy odrzucona)</w:t>
+      </w:r>
+    </w:p>
+    <w:p>
+      <w:pPr>
+        <w:pStyle w:val="Akapitzlist"/>
+        <w:numPr>
+          <w:ilvl w:val="1"/>
+          <w:numId w:val="38"/>
+        </w:numPr>
+        <w:spacing w:line="278" w:lineRule="auto"/>
+        <w:ind w:left="2190"/>
+      </w:pPr>
+      <w:r>
+        <w:t>Relacje:</w:t>
+      </w:r>
+    </w:p>
+    <w:p>
+      <w:pPr>
+        <w:pStyle w:val="Akapitzlist"/>
+        <w:numPr>
+          <w:ilvl w:val="2"/>
+          <w:numId w:val="38"/>
+        </w:numPr>
+        <w:spacing w:line="278" w:lineRule="auto"/>
+        <w:ind w:left="2910"/>
+      </w:pPr>
+      <w:r>
+        <w:t>Dziedziczy po klasie Użytkownik ( dziedziczenie)</w:t>
+      </w:r>
+    </w:p>
+    <w:p>
+      <w:pPr>
+        <w:pStyle w:val="Akapitzlist"/>
+        <w:numPr>
+          <w:ilvl w:val="2"/>
+          <w:numId w:val="38"/>
+        </w:numPr>
+        <w:spacing w:line="278" w:lineRule="auto"/>
+        <w:ind w:left="2910"/>
+      </w:pPr>
+      <w:r>
+        <w:t>Jeden klient posiada wiele pojazdów (jeden do wielu)</w:t>
+      </w:r>
+    </w:p>
+    <w:p>
+      <w:pPr>
+        <w:pStyle w:val="Akapitzlist"/>
+        <w:numPr>
+          <w:ilvl w:val="2"/>
+          <w:numId w:val="38"/>
+        </w:numPr>
+        <w:spacing w:line="278" w:lineRule="auto"/>
+        <w:ind w:left="2910"/>
+      </w:pPr>
+      <w:r>
+        <w:t>Jeden klient tworzy wiele zleceń holowania (jeden do wielu)</w:t>
+      </w:r>
+    </w:p>
+    <w:p>
+      <w:pPr>
+        <w:pStyle w:val="Akapitzlist"/>
+        <w:numPr>
+          <w:ilvl w:val="2"/>
+          <w:numId w:val="38"/>
+        </w:numPr>
+        <w:spacing w:line="278" w:lineRule="auto"/>
+        <w:ind w:left="2910"/>
+      </w:pPr>
+      <w:r>
+        <w:t>Jeden klient tworzy wiele zleceń wyjazdowych (jeden do wielu)</w:t>
+      </w:r>
+    </w:p>
+    <w:p>
+      <w:pPr>
+        <w:pStyle w:val="Akapitzlist"/>
+        <w:numPr>
+          <w:ilvl w:val="2"/>
+          <w:numId w:val="38"/>
+        </w:numPr>
+        <w:spacing w:line="278" w:lineRule="auto"/>
+        <w:ind w:left="2910"/>
+      </w:pPr>
+      <w:r>
+        <w:t>Jeden klient tworzy wiele zleceń stacjonarnych (jeden do wielu)</w:t>
+      </w:r>
+    </w:p>
+    <w:p>
+      <w:pPr>
+        <w:pStyle w:val="Akapitzlist"/>
+        <w:numPr>
+          <w:ilvl w:val="0"/>
+          <w:numId w:val="35"/>
+        </w:numPr>
+        <w:spacing w:line="278" w:lineRule="auto"/>
+        <w:ind w:left="1482"/>
+        <w:rPr>
+          <w:b/>
+          <w:bCs/>
+        </w:rPr>
+      </w:pPr>
+      <w:r>
+        <w:rPr>
+          <w:b/>
+          <w:bCs/>
+        </w:rPr>
+        <w:t>M</w:t>
+      </w:r>
+      <w:r>
+        <w:rPr>
+          <w:b/>
+          <w:bCs/>
+        </w:rPr>
+        <w:t>agazyn części</w:t>
+      </w:r>
+    </w:p>
+    <w:p>
+      <w:pPr>
+        <w:pStyle w:val="Akapitzlist"/>
+        <w:ind w:left="1482"/>
+      </w:pPr>
+      <w:r>
+        <w:lastRenderedPageBreak/>
+        <w:t>Miejsce w którym przechowywane są części.</w:t>
+      </w:r>
+    </w:p>
+    <w:p>
+      <w:pPr>
+        <w:pStyle w:val="Akapitzlist"/>
+        <w:numPr>
+          <w:ilvl w:val="0"/>
+          <w:numId w:val="39"/>
+        </w:numPr>
+        <w:spacing w:line="278" w:lineRule="auto"/>
+        <w:ind w:left="2202"/>
+      </w:pPr>
+      <w:r>
+        <w:t>Atrybuty:</w:t>
+      </w:r>
+    </w:p>
+    <w:p>
+      <w:pPr>
+        <w:pStyle w:val="Akapitzlist"/>
+        <w:numPr>
+          <w:ilvl w:val="1"/>
+          <w:numId w:val="39"/>
+        </w:numPr>
+        <w:spacing w:line="278" w:lineRule="auto"/>
+        <w:ind w:left="2922"/>
+      </w:pPr>
+      <w:r>
+        <w:t>Części (lista obiektów) – lista części wprowadzonych do magazynu</w:t>
+      </w:r>
+    </w:p>
+    <w:p>
+      <w:pPr>
+        <w:pStyle w:val="Akapitzlist"/>
+        <w:numPr>
+          <w:ilvl w:val="0"/>
+          <w:numId w:val="39"/>
+        </w:numPr>
+        <w:spacing w:line="278" w:lineRule="auto"/>
+        <w:ind w:left="2202"/>
+      </w:pPr>
+      <w:r>
+        <w:t>Metody:</w:t>
+      </w:r>
+    </w:p>
+    <w:p>
+      <w:pPr>
+        <w:pStyle w:val="Akapitzlist"/>
+        <w:numPr>
+          <w:ilvl w:val="1"/>
+          <w:numId w:val="39"/>
+        </w:numPr>
+        <w:spacing w:line="278" w:lineRule="auto"/>
+        <w:ind w:left="2922"/>
+      </w:pPr>
+      <w:proofErr w:type="spellStart"/>
+      <w:r>
+        <w:t>AktualizujStan</w:t>
+      </w:r>
+      <w:proofErr w:type="spellEnd"/>
+      <w:r>
+        <w:t>() – funkcja służąca do aktualizowania stanów magazynowych  oraz wprowadzanie nowych produktów( tworzenia obiektów klasy cześć</w:t>
+      </w:r>
+    </w:p>
+    <w:p>
+      <w:pPr>
+        <w:pStyle w:val="Akapitzlist"/>
+        <w:numPr>
+          <w:ilvl w:val="0"/>
+          <w:numId w:val="39"/>
+        </w:numPr>
+        <w:spacing w:line="278" w:lineRule="auto"/>
+        <w:ind w:left="2202"/>
+      </w:pPr>
+      <w:r>
+        <w:t>Relacje</w:t>
+      </w:r>
+    </w:p>
+    <w:p>
+      <w:pPr>
+        <w:pStyle w:val="Akapitzlist"/>
+        <w:numPr>
+          <w:ilvl w:val="1"/>
+          <w:numId w:val="39"/>
+        </w:numPr>
+        <w:spacing w:line="278" w:lineRule="auto"/>
+        <w:ind w:left="2922"/>
+      </w:pPr>
+      <w:r>
+        <w:t>Jeden magazyn przechowuje wiele części( jeden do wielu)</w:t>
+      </w:r>
+    </w:p>
+    <w:p>
+      <w:pPr>
+        <w:pStyle w:val="Akapitzlist"/>
+        <w:numPr>
+          <w:ilvl w:val="1"/>
+          <w:numId w:val="39"/>
+        </w:numPr>
+        <w:spacing w:line="278" w:lineRule="auto"/>
+        <w:ind w:left="2922"/>
+      </w:pPr>
+      <w:r>
+        <w:t>Jeden magazyn jest zarządzany przez jednego szefa( jeden do jednego)</w:t>
+      </w:r>
+    </w:p>
+    <w:p>
+      <w:pPr>
+        <w:pStyle w:val="Akapitzlist"/>
+        <w:numPr>
+          <w:ilvl w:val="0"/>
+          <w:numId w:val="35"/>
+        </w:numPr>
+        <w:spacing w:line="278" w:lineRule="auto"/>
+        <w:ind w:left="1482"/>
+        <w:rPr>
+          <w:b/>
+          <w:bCs/>
+        </w:rPr>
+      </w:pPr>
+      <w:r>
+        <w:rPr>
+          <w:b/>
+          <w:bCs/>
+        </w:rPr>
+        <w:t>M</w:t>
+      </w:r>
+      <w:r>
+        <w:rPr>
+          <w:b/>
+          <w:bCs/>
+        </w:rPr>
+        <w:t>echanik</w:t>
+      </w:r>
+    </w:p>
+    <w:p>
+      <w:pPr>
+        <w:pStyle w:val="Akapitzlist"/>
+        <w:ind w:left="1482"/>
+      </w:pPr>
+      <w:r>
+        <w:t>Osoba pracująca w serwisie dziedziczy po klasie użytkownik</w:t>
+      </w:r>
+    </w:p>
+    <w:p>
+      <w:pPr>
+        <w:pStyle w:val="Akapitzlist"/>
+        <w:numPr>
+          <w:ilvl w:val="0"/>
+          <w:numId w:val="40"/>
+        </w:numPr>
+        <w:spacing w:line="278" w:lineRule="auto"/>
+        <w:ind w:left="2202"/>
+      </w:pPr>
+      <w:r>
+        <w:t>Atrybuty:</w:t>
+      </w:r>
+    </w:p>
+    <w:p>
+      <w:pPr>
+        <w:pStyle w:val="Akapitzlist"/>
+        <w:numPr>
+          <w:ilvl w:val="1"/>
+          <w:numId w:val="40"/>
+        </w:numPr>
+        <w:spacing w:line="278" w:lineRule="auto"/>
+        <w:ind w:left="2922"/>
+      </w:pPr>
+      <w:r>
+        <w:t>Dziedziczy po użytkownik</w:t>
+      </w:r>
+    </w:p>
+    <w:p>
+      <w:pPr>
+        <w:pStyle w:val="Akapitzlist"/>
+        <w:numPr>
+          <w:ilvl w:val="1"/>
+          <w:numId w:val="40"/>
+        </w:numPr>
+        <w:spacing w:line="278" w:lineRule="auto"/>
+        <w:ind w:left="2922"/>
+      </w:pPr>
+      <w:proofErr w:type="spellStart"/>
+      <w:r>
+        <w:t>id_mechanika</w:t>
+      </w:r>
+      <w:proofErr w:type="spellEnd"/>
+      <w:r>
+        <w:t xml:space="preserve"> (</w:t>
+      </w:r>
+      <w:proofErr w:type="spellStart"/>
+      <w:r>
+        <w:t>int</w:t>
+      </w:r>
+      <w:proofErr w:type="spellEnd"/>
+      <w:r>
+        <w:t>) – identyfikator mechanika</w:t>
+      </w:r>
+      <w:r>
+        <w:t>, każdy mechanik ma inny</w:t>
+      </w:r>
+    </w:p>
+    <w:p>
+      <w:pPr>
+        <w:pStyle w:val="Akapitzlist"/>
+        <w:numPr>
+          <w:ilvl w:val="1"/>
+          <w:numId w:val="40"/>
+        </w:numPr>
+        <w:spacing w:line="278" w:lineRule="auto"/>
+        <w:ind w:left="2922"/>
+        <w:rPr>
+          <w:lang w:val="en-GB"/>
+        </w:rPr>
+      </w:pPr>
+      <w:proofErr w:type="spellStart"/>
+      <w:r>
+        <w:rPr>
+          <w:lang w:val="en-GB"/>
+        </w:rPr>
+        <w:t>pesel</w:t>
+      </w:r>
+      <w:proofErr w:type="spellEnd"/>
+      <w:r>
+        <w:rPr>
+          <w:lang w:val="en-GB"/>
+        </w:rPr>
+        <w:t xml:space="preserve"> (string)</w:t>
+      </w:r>
+      <w:r>
+        <w:rPr>
+          <w:lang w:val="en-GB"/>
+        </w:rPr>
+        <w:t xml:space="preserve"> – </w:t>
+      </w:r>
+      <w:proofErr w:type="spellStart"/>
+      <w:r>
+        <w:rPr>
+          <w:lang w:val="en-GB"/>
+        </w:rPr>
+        <w:t>pesel</w:t>
+      </w:r>
+      <w:proofErr w:type="spellEnd"/>
+      <w:r>
+        <w:rPr>
+          <w:lang w:val="en-GB"/>
+        </w:rPr>
+        <w:t xml:space="preserve"> </w:t>
+      </w:r>
+      <w:proofErr w:type="spellStart"/>
+      <w:r>
+        <w:rPr>
+          <w:lang w:val="en-GB"/>
+        </w:rPr>
+        <w:t>mechanika</w:t>
+      </w:r>
+      <w:proofErr w:type="spellEnd"/>
+    </w:p>
+    <w:p>
+      <w:pPr>
+        <w:pStyle w:val="Akapitzlist"/>
+        <w:numPr>
+          <w:ilvl w:val="1"/>
+          <w:numId w:val="40"/>
+        </w:numPr>
+        <w:spacing w:line="278" w:lineRule="auto"/>
+        <w:ind w:left="2922"/>
+      </w:pPr>
+      <w:r>
+        <w:t>adres (string)</w:t>
+      </w:r>
+      <w:r>
+        <w:t xml:space="preserve"> – adres zamieszkania mechanika</w:t>
+      </w:r>
+    </w:p>
+    <w:p>
+      <w:pPr>
+        <w:pStyle w:val="Akapitzlist"/>
+        <w:numPr>
+          <w:ilvl w:val="1"/>
+          <w:numId w:val="40"/>
+        </w:numPr>
+        <w:spacing w:line="278" w:lineRule="auto"/>
+        <w:ind w:left="2922"/>
+      </w:pPr>
+      <w:r>
+        <w:t>specjalizacja (string)</w:t>
+      </w:r>
+      <w:r>
+        <w:t xml:space="preserve"> – specjalizacja mechanika, czym się zajmuje( elektronika, </w:t>
+      </w:r>
+      <w:proofErr w:type="spellStart"/>
+      <w:r>
+        <w:t>mechaniak</w:t>
+      </w:r>
+      <w:proofErr w:type="spellEnd"/>
+      <w:r>
+        <w:t>, blacharstwo,…)</w:t>
+      </w:r>
+    </w:p>
+    <w:p>
+      <w:pPr>
+        <w:pStyle w:val="Akapitzlist"/>
+        <w:numPr>
+          <w:ilvl w:val="1"/>
+          <w:numId w:val="40"/>
+        </w:numPr>
+        <w:spacing w:line="278" w:lineRule="auto"/>
+        <w:ind w:left="2922"/>
+      </w:pPr>
+      <w:proofErr w:type="spellStart"/>
+      <w:r>
+        <w:t>typPrawaJazdy</w:t>
+      </w:r>
+      <w:proofErr w:type="spellEnd"/>
+      <w:r>
+        <w:t xml:space="preserve"> (string)</w:t>
+      </w:r>
+      <w:r>
+        <w:t xml:space="preserve"> -  Kategoria prawa jazdy</w:t>
+      </w:r>
+    </w:p>
+    <w:p>
+      <w:pPr>
+        <w:pStyle w:val="Akapitzlist"/>
+        <w:numPr>
+          <w:ilvl w:val="1"/>
+          <w:numId w:val="40"/>
+        </w:numPr>
+        <w:spacing w:line="278" w:lineRule="auto"/>
+        <w:ind w:left="2922"/>
+      </w:pPr>
+      <w:proofErr w:type="spellStart"/>
+      <w:r>
+        <w:t>czyDostepny</w:t>
+      </w:r>
+      <w:proofErr w:type="spellEnd"/>
+      <w:r>
+        <w:t xml:space="preserve"> (</w:t>
+      </w:r>
+      <w:proofErr w:type="spellStart"/>
+      <w:r>
+        <w:t>bool</w:t>
+      </w:r>
+      <w:proofErr w:type="spellEnd"/>
+      <w:r>
+        <w:t>)</w:t>
+      </w:r>
+      <w:r>
+        <w:t xml:space="preserve"> – czy mechanik w tej chwili ma przypisane zlecenie czy nie</w:t>
+      </w:r>
+    </w:p>
+    <w:p>
+      <w:pPr>
+        <w:pStyle w:val="Akapitzlist"/>
+        <w:numPr>
+          <w:ilvl w:val="0"/>
+          <w:numId w:val="40"/>
+        </w:numPr>
+        <w:spacing w:line="278" w:lineRule="auto"/>
+        <w:ind w:left="2202"/>
+      </w:pPr>
+      <w:r>
+        <w:t>Metody :</w:t>
+      </w:r>
+    </w:p>
+    <w:p>
+      <w:pPr>
+        <w:pStyle w:val="Akapitzlist"/>
+        <w:numPr>
+          <w:ilvl w:val="1"/>
+          <w:numId w:val="40"/>
+        </w:numPr>
+        <w:spacing w:line="278" w:lineRule="auto"/>
+        <w:ind w:left="2922"/>
+      </w:pPr>
+      <w:proofErr w:type="spellStart"/>
+      <w:r>
+        <w:t>aktualizujStatusZlecenia</w:t>
+      </w:r>
+      <w:proofErr w:type="spellEnd"/>
+      <w:r>
+        <w:t>() – funkcja do aktualizacji stanu zlecenia</w:t>
+      </w:r>
+    </w:p>
+    <w:p>
+      <w:pPr>
+        <w:pStyle w:val="Akapitzlist"/>
+        <w:numPr>
+          <w:ilvl w:val="1"/>
+          <w:numId w:val="40"/>
+        </w:numPr>
+        <w:spacing w:line="278" w:lineRule="auto"/>
+        <w:ind w:left="2922"/>
+      </w:pPr>
+      <w:proofErr w:type="spellStart"/>
+      <w:r>
+        <w:t>zglosBrakCzesci</w:t>
+      </w:r>
+      <w:proofErr w:type="spellEnd"/>
+      <w:r>
+        <w:t>() – funkcja do zgłoszenia braku części w magazynie</w:t>
+      </w:r>
+    </w:p>
+    <w:p>
+      <w:pPr>
+        <w:pStyle w:val="Akapitzlist"/>
+        <w:numPr>
+          <w:ilvl w:val="0"/>
+          <w:numId w:val="40"/>
+        </w:numPr>
+        <w:spacing w:line="278" w:lineRule="auto"/>
+        <w:ind w:left="2202"/>
+      </w:pPr>
+      <w:r>
+        <w:t>Relacje:</w:t>
+      </w:r>
+    </w:p>
+    <w:p>
+      <w:pPr>
+        <w:pStyle w:val="Akapitzlist"/>
+        <w:numPr>
+          <w:ilvl w:val="1"/>
+          <w:numId w:val="40"/>
+        </w:numPr>
+        <w:spacing w:line="278" w:lineRule="auto"/>
+        <w:ind w:left="2922"/>
+      </w:pPr>
+      <w:r>
+        <w:t>Dziedziczy po użytkownik</w:t>
+      </w:r>
+    </w:p>
+    <w:p>
+      <w:pPr>
+        <w:pStyle w:val="Akapitzlist"/>
+        <w:numPr>
+          <w:ilvl w:val="1"/>
+          <w:numId w:val="40"/>
+        </w:numPr>
+        <w:spacing w:line="278" w:lineRule="auto"/>
+        <w:ind w:left="2922"/>
+      </w:pPr>
+      <w:r>
+        <w:t>Jeden szef zarządza wieloma mechanikami ( wiele do jednego)</w:t>
+      </w:r>
+    </w:p>
+    <w:p>
+      <w:pPr>
+        <w:pStyle w:val="Akapitzlist"/>
+        <w:numPr>
+          <w:ilvl w:val="1"/>
+          <w:numId w:val="40"/>
+        </w:numPr>
+        <w:spacing w:line="278" w:lineRule="auto"/>
+        <w:ind w:left="2922"/>
+      </w:pPr>
+      <w:r>
+        <w:t>Jeden mechanik realizuje wiele zleceń stacjonarnych ( jeden do wielu)</w:t>
+      </w:r>
+    </w:p>
+    <w:p>
+      <w:pPr>
+        <w:pStyle w:val="Akapitzlist"/>
+        <w:numPr>
+          <w:ilvl w:val="1"/>
+          <w:numId w:val="40"/>
+        </w:numPr>
+        <w:spacing w:line="278" w:lineRule="auto"/>
+        <w:ind w:left="2922"/>
+      </w:pPr>
+      <w:r>
+        <w:t>Jeden mechanik realizuje wiele zleceń holowania( jeden do wielu)</w:t>
+      </w:r>
+    </w:p>
+    <w:p>
+      <w:pPr>
+        <w:pStyle w:val="Akapitzlist"/>
+        <w:numPr>
+          <w:ilvl w:val="1"/>
+          <w:numId w:val="40"/>
+        </w:numPr>
+        <w:spacing w:line="278" w:lineRule="auto"/>
+        <w:ind w:left="2922"/>
+      </w:pPr>
+      <w:r>
+        <w:t>Jeden mechanik realizuje wiele zleceń wyjazdowe( jeden do wielu)</w:t>
+      </w:r>
+    </w:p>
+    <w:p>
+      <w:pPr>
+        <w:pStyle w:val="Akapitzlist"/>
+        <w:numPr>
+          <w:ilvl w:val="1"/>
+          <w:numId w:val="40"/>
+        </w:numPr>
+        <w:spacing w:line="278" w:lineRule="auto"/>
+        <w:ind w:left="2922"/>
+      </w:pPr>
+      <w:r>
+        <w:lastRenderedPageBreak/>
+        <w:t>Jeden mechanik zarządza wieloma częściami ( jeden do wielu)</w:t>
+      </w:r>
+    </w:p>
+    <w:p>
+      <w:pPr>
+        <w:pStyle w:val="Akapitzlist"/>
+        <w:numPr>
+          <w:ilvl w:val="0"/>
+          <w:numId w:val="35"/>
+        </w:numPr>
+        <w:spacing w:line="278" w:lineRule="auto"/>
+        <w:ind w:left="1482"/>
+        <w:rPr>
+          <w:b/>
+          <w:bCs/>
+        </w:rPr>
+      </w:pPr>
+      <w:r>
+        <w:rPr>
+          <w:b/>
+          <w:bCs/>
+        </w:rPr>
+        <w:t>Potwierdzenie</w:t>
+      </w:r>
+    </w:p>
+    <w:p>
+      <w:pPr>
+        <w:pStyle w:val="Akapitzlist"/>
+        <w:ind w:left="1482"/>
+      </w:pPr>
+      <w:r>
+        <w:t>Potwierdzenie złożenia zlecenia w warsztacie ( generowane przy powstaniu zlecenia)</w:t>
+      </w:r>
+    </w:p>
+    <w:p>
+      <w:pPr>
+        <w:pStyle w:val="Akapitzlist"/>
+        <w:numPr>
+          <w:ilvl w:val="0"/>
+          <w:numId w:val="41"/>
+        </w:numPr>
+        <w:spacing w:line="278" w:lineRule="auto"/>
+        <w:ind w:left="2202"/>
+      </w:pPr>
+      <w:r>
+        <w:t>Atrybuty:</w:t>
+      </w:r>
+    </w:p>
+    <w:p>
+      <w:pPr>
+        <w:pStyle w:val="Akapitzlist"/>
+        <w:numPr>
+          <w:ilvl w:val="1"/>
+          <w:numId w:val="41"/>
+        </w:numPr>
+        <w:spacing w:line="278" w:lineRule="auto"/>
+        <w:ind w:left="2922"/>
+      </w:pPr>
+      <w:proofErr w:type="spellStart"/>
+      <w:r>
+        <w:t>id_zlecenia</w:t>
+      </w:r>
+      <w:proofErr w:type="spellEnd"/>
+      <w:r>
+        <w:t xml:space="preserve"> (</w:t>
+      </w:r>
+      <w:proofErr w:type="spellStart"/>
+      <w:r>
+        <w:t>int</w:t>
+      </w:r>
+      <w:proofErr w:type="spellEnd"/>
+      <w:r>
+        <w:t xml:space="preserve">) – unikatowy identyfikator zlecenia </w:t>
+      </w:r>
+    </w:p>
+    <w:p>
+      <w:pPr>
+        <w:pStyle w:val="Akapitzlist"/>
+        <w:numPr>
+          <w:ilvl w:val="1"/>
+          <w:numId w:val="41"/>
+        </w:numPr>
+        <w:spacing w:line="278" w:lineRule="auto"/>
+        <w:ind w:left="2922"/>
+        <w:rPr>
+          <w:lang w:val="en-GB"/>
+        </w:rPr>
+      </w:pPr>
+      <w:r>
+        <w:rPr>
+          <w:lang w:val="en-GB"/>
+        </w:rPr>
+        <w:t>Data (</w:t>
+      </w:r>
+      <w:proofErr w:type="spellStart"/>
+      <w:r>
+        <w:rPr>
+          <w:lang w:val="en-GB"/>
+        </w:rPr>
+        <w:t>dataTime</w:t>
+      </w:r>
+      <w:proofErr w:type="spellEnd"/>
+      <w:r>
+        <w:rPr>
+          <w:lang w:val="en-GB"/>
+        </w:rPr>
+        <w:t xml:space="preserve">)  - data </w:t>
+      </w:r>
+      <w:proofErr w:type="spellStart"/>
+      <w:r>
+        <w:rPr>
+          <w:lang w:val="en-GB"/>
+        </w:rPr>
+        <w:t>zlecenia</w:t>
+      </w:r>
+      <w:proofErr w:type="spellEnd"/>
+    </w:p>
+    <w:p>
+      <w:pPr>
+        <w:pStyle w:val="Akapitzlist"/>
+        <w:numPr>
+          <w:ilvl w:val="1"/>
+          <w:numId w:val="41"/>
+        </w:numPr>
+        <w:spacing w:line="278" w:lineRule="auto"/>
+        <w:ind w:left="2922"/>
+      </w:pPr>
+      <w:proofErr w:type="spellStart"/>
+      <w:r>
+        <w:t>Vin</w:t>
+      </w:r>
+      <w:proofErr w:type="spellEnd"/>
+      <w:r>
+        <w:t xml:space="preserve"> (string) – </w:t>
+      </w:r>
+      <w:proofErr w:type="spellStart"/>
+      <w:r>
+        <w:t>vin</w:t>
+      </w:r>
+      <w:proofErr w:type="spellEnd"/>
+      <w:r>
+        <w:t xml:space="preserve"> pojazdu naprawianego</w:t>
+      </w:r>
+    </w:p>
+    <w:p>
+      <w:pPr>
+        <w:pStyle w:val="Akapitzlist"/>
+        <w:numPr>
+          <w:ilvl w:val="1"/>
+          <w:numId w:val="41"/>
+        </w:numPr>
+        <w:spacing w:line="278" w:lineRule="auto"/>
+        <w:ind w:left="2922"/>
+      </w:pPr>
+      <w:proofErr w:type="spellStart"/>
+      <w:r>
+        <w:t>rodzajUszkodzenia</w:t>
+      </w:r>
+      <w:proofErr w:type="spellEnd"/>
+      <w:r>
+        <w:t xml:space="preserve"> (</w:t>
+      </w:r>
+      <w:proofErr w:type="spellStart"/>
+      <w:r>
+        <w:t>enum</w:t>
+      </w:r>
+      <w:proofErr w:type="spellEnd"/>
+      <w:r>
+        <w:t xml:space="preserve">) – rodzaj uszkodzenia ( opisane w sekcji </w:t>
+      </w:r>
+      <w:proofErr w:type="spellStart"/>
+      <w:r>
+        <w:t>enum</w:t>
+      </w:r>
+      <w:proofErr w:type="spellEnd"/>
+      <w:r>
+        <w:t>)</w:t>
+      </w:r>
+    </w:p>
+    <w:p>
+      <w:pPr>
+        <w:pStyle w:val="Akapitzlist"/>
+        <w:numPr>
+          <w:ilvl w:val="1"/>
+          <w:numId w:val="41"/>
+        </w:numPr>
+        <w:spacing w:line="278" w:lineRule="auto"/>
+        <w:ind w:left="2922"/>
+      </w:pPr>
+      <w:proofErr w:type="spellStart"/>
+      <w:r>
+        <w:t>dataWystawienia</w:t>
+      </w:r>
+      <w:proofErr w:type="spellEnd"/>
+      <w:r>
+        <w:t xml:space="preserve"> (</w:t>
+      </w:r>
+      <w:proofErr w:type="spellStart"/>
+      <w:r>
+        <w:t>dataTime</w:t>
+      </w:r>
+      <w:proofErr w:type="spellEnd"/>
+      <w:r>
+        <w:t>) – data złożenia zlecenia</w:t>
+      </w:r>
+    </w:p>
+    <w:p>
+      <w:pPr>
+        <w:pStyle w:val="Akapitzlist"/>
+        <w:numPr>
+          <w:ilvl w:val="0"/>
+          <w:numId w:val="41"/>
+        </w:numPr>
+        <w:spacing w:line="278" w:lineRule="auto"/>
+        <w:ind w:left="2202"/>
+      </w:pPr>
+      <w:r>
+        <w:t>Relacje:</w:t>
+      </w:r>
+    </w:p>
+    <w:p>
+      <w:pPr>
+        <w:pStyle w:val="Akapitzlist"/>
+        <w:numPr>
+          <w:ilvl w:val="1"/>
+          <w:numId w:val="41"/>
+        </w:numPr>
+        <w:spacing w:line="278" w:lineRule="auto"/>
+        <w:ind w:left="2922"/>
+      </w:pPr>
+      <w:r>
+        <w:t>Potwierdzenie jest generowane przez klasę zlecenie stacjonarne( potwierdzenie nie będzie istniej jeżeli nie będzie połączenia z klasą dziedziczącą po zlecenie ) ( Kompozycja)</w:t>
+      </w:r>
+    </w:p>
+    <w:p>
+      <w:pPr>
+        <w:pStyle w:val="Akapitzlist"/>
+        <w:numPr>
+          <w:ilvl w:val="1"/>
+          <w:numId w:val="41"/>
+        </w:numPr>
+        <w:spacing w:line="278" w:lineRule="auto"/>
+        <w:ind w:left="2922"/>
+      </w:pPr>
+      <w:r>
+        <w:t>Potwierdzenie jest generowane przez klasę zlecenie holowania (potwierdzenie nie będzie istniej jeżeli nie będzie połączenia z klasą dziedziczącą po zlecenie ) ( Kompozycja)</w:t>
+      </w:r>
+    </w:p>
+    <w:p>
+      <w:pPr>
+        <w:pStyle w:val="Akapitzlist"/>
+        <w:numPr>
+          <w:ilvl w:val="1"/>
+          <w:numId w:val="41"/>
+        </w:numPr>
+        <w:spacing w:line="278" w:lineRule="auto"/>
+        <w:ind w:left="2922"/>
+      </w:pPr>
+      <w:r>
+        <w:t>Potwierdzenie jest generowane przez klasę zlecenie wyjazdowe (potwierdzenie nie będzie istniej jeżeli nie będzie połączenia z klasą dziedziczącą po zlecenie ) ( Kompozycja)</w:t>
+      </w:r>
+    </w:p>
+    <w:p>
+      <w:pPr>
+        <w:pStyle w:val="Akapitzlist"/>
+        <w:numPr>
+          <w:ilvl w:val="0"/>
+          <w:numId w:val="35"/>
+        </w:numPr>
+        <w:spacing w:line="278" w:lineRule="auto"/>
+        <w:ind w:left="1482"/>
+        <w:rPr>
+          <w:b/>
+          <w:bCs/>
+        </w:rPr>
+      </w:pPr>
+      <w:r>
+        <w:rPr>
+          <w:b/>
+          <w:bCs/>
+        </w:rPr>
+        <w:t>P</w:t>
+      </w:r>
+      <w:r>
+        <w:rPr>
+          <w:b/>
+          <w:bCs/>
+        </w:rPr>
+        <w:t>ojazd</w:t>
+      </w:r>
+    </w:p>
+    <w:p>
+      <w:pPr>
+        <w:pStyle w:val="Akapitzlist"/>
+        <w:ind w:left="1482"/>
+      </w:pPr>
+      <w:r>
+        <w:t>Klasa przedstawiająca pojazd klienta przyjmowany do zlecenia</w:t>
+      </w:r>
+    </w:p>
+    <w:p>
+      <w:pPr>
+        <w:pStyle w:val="Akapitzlist"/>
+        <w:numPr>
+          <w:ilvl w:val="0"/>
+          <w:numId w:val="42"/>
+        </w:numPr>
+        <w:spacing w:line="278" w:lineRule="auto"/>
+        <w:ind w:left="2202"/>
+      </w:pPr>
+      <w:r>
+        <w:t>Atrybuty</w:t>
+      </w:r>
+    </w:p>
+    <w:p>
+      <w:pPr>
+        <w:pStyle w:val="Akapitzlist"/>
+        <w:numPr>
+          <w:ilvl w:val="1"/>
+          <w:numId w:val="42"/>
+        </w:numPr>
+        <w:spacing w:line="278" w:lineRule="auto"/>
+        <w:ind w:left="2922"/>
+      </w:pPr>
+      <w:r>
+        <w:t>Marka (string) – marka pojazdu klienta</w:t>
+      </w:r>
+    </w:p>
+    <w:p>
+      <w:pPr>
+        <w:pStyle w:val="Akapitzlist"/>
+        <w:numPr>
+          <w:ilvl w:val="1"/>
+          <w:numId w:val="42"/>
+        </w:numPr>
+        <w:spacing w:line="278" w:lineRule="auto"/>
+        <w:ind w:left="2922"/>
+      </w:pPr>
+      <w:r>
+        <w:t>Model (string) – model pojazdu klienta</w:t>
+      </w:r>
+    </w:p>
+    <w:p>
+      <w:pPr>
+        <w:pStyle w:val="Akapitzlist"/>
+        <w:numPr>
+          <w:ilvl w:val="1"/>
+          <w:numId w:val="42"/>
+        </w:numPr>
+        <w:spacing w:line="278" w:lineRule="auto"/>
+        <w:ind w:left="2922"/>
+      </w:pPr>
+      <w:proofErr w:type="spellStart"/>
+      <w:r>
+        <w:t>nrRejestracyjny</w:t>
+      </w:r>
+      <w:proofErr w:type="spellEnd"/>
+      <w:r>
+        <w:t xml:space="preserve"> (string) – nr rejestracyjny pojazdu klienta</w:t>
+      </w:r>
+    </w:p>
+    <w:p>
+      <w:pPr>
+        <w:pStyle w:val="Akapitzlist"/>
+        <w:numPr>
+          <w:ilvl w:val="1"/>
+          <w:numId w:val="42"/>
+        </w:numPr>
+        <w:spacing w:line="278" w:lineRule="auto"/>
+        <w:ind w:left="2922"/>
+        <w:rPr>
+          <w:lang w:val="en-GB"/>
+        </w:rPr>
+      </w:pPr>
+      <w:r>
+        <w:rPr>
+          <w:lang w:val="en-GB"/>
+        </w:rPr>
+        <w:t xml:space="preserve">vin (string) – </w:t>
+      </w:r>
+      <w:proofErr w:type="spellStart"/>
+      <w:r>
+        <w:rPr>
+          <w:lang w:val="en-GB"/>
+        </w:rPr>
+        <w:t>numer</w:t>
+      </w:r>
+      <w:proofErr w:type="spellEnd"/>
+      <w:r>
+        <w:rPr>
+          <w:lang w:val="en-GB"/>
+        </w:rPr>
+        <w:t xml:space="preserve"> vin </w:t>
+      </w:r>
+      <w:proofErr w:type="spellStart"/>
+      <w:r>
+        <w:rPr>
+          <w:lang w:val="en-GB"/>
+        </w:rPr>
+        <w:t>pojazdu</w:t>
+      </w:r>
+      <w:proofErr w:type="spellEnd"/>
+      <w:r>
+        <w:rPr>
+          <w:lang w:val="en-GB"/>
+        </w:rPr>
+        <w:t xml:space="preserve"> </w:t>
+      </w:r>
+      <w:proofErr w:type="spellStart"/>
+      <w:r>
+        <w:rPr>
+          <w:lang w:val="en-GB"/>
+        </w:rPr>
+        <w:t>klienta</w:t>
+      </w:r>
+      <w:proofErr w:type="spellEnd"/>
+    </w:p>
+    <w:p>
+      <w:pPr>
+        <w:pStyle w:val="Akapitzlist"/>
+        <w:numPr>
+          <w:ilvl w:val="0"/>
+          <w:numId w:val="42"/>
+        </w:numPr>
+        <w:spacing w:line="278" w:lineRule="auto"/>
+        <w:ind w:left="2202"/>
+        <w:rPr>
+          <w:lang w:val="en-GB"/>
+        </w:rPr>
+      </w:pPr>
+      <w:proofErr w:type="spellStart"/>
+      <w:r>
+        <w:rPr>
+          <w:lang w:val="en-GB"/>
+        </w:rPr>
+        <w:t>Relacje</w:t>
+      </w:r>
+      <w:proofErr w:type="spellEnd"/>
+      <w:r>
+        <w:rPr>
+          <w:lang w:val="en-GB"/>
+        </w:rPr>
+        <w:t>:</w:t>
+      </w:r>
+    </w:p>
+    <w:p>
+      <w:pPr>
+        <w:pStyle w:val="Akapitzlist"/>
+        <w:numPr>
+          <w:ilvl w:val="1"/>
+          <w:numId w:val="42"/>
+        </w:numPr>
+        <w:spacing w:line="278" w:lineRule="auto"/>
+        <w:ind w:left="2922"/>
+      </w:pPr>
+      <w:r>
+        <w:t>Jedne klient posiada wiele pojazdów (wiele do jednego)</w:t>
+      </w:r>
+    </w:p>
+    <w:p>
+      <w:pPr>
+        <w:pStyle w:val="Akapitzlist"/>
+        <w:numPr>
+          <w:ilvl w:val="1"/>
+          <w:numId w:val="42"/>
+        </w:numPr>
+        <w:spacing w:line="278" w:lineRule="auto"/>
+        <w:ind w:left="2922"/>
+      </w:pPr>
+      <w:r>
+        <w:t>Jeden pojazd może być w wielu zleceniach stacjonarnych (jeden do wielu)</w:t>
+      </w:r>
+    </w:p>
+    <w:p>
+      <w:pPr>
+        <w:pStyle w:val="Akapitzlist"/>
+        <w:numPr>
+          <w:ilvl w:val="1"/>
+          <w:numId w:val="42"/>
+        </w:numPr>
+        <w:spacing w:line="278" w:lineRule="auto"/>
+        <w:ind w:left="2922"/>
+      </w:pPr>
+      <w:r>
+        <w:t>Jeden pojazd może być w wielu zleceniach holowania (jeden do wielu)</w:t>
+      </w:r>
+    </w:p>
+    <w:p>
+      <w:pPr>
+        <w:pStyle w:val="Akapitzlist"/>
+        <w:numPr>
+          <w:ilvl w:val="1"/>
+          <w:numId w:val="42"/>
+        </w:numPr>
+        <w:spacing w:line="278" w:lineRule="auto"/>
+        <w:ind w:left="2922"/>
+      </w:pPr>
+      <w:r>
+        <w:t>Jeden pojazd może być w wielu zleceniach wyjazdowych (jeden do wielu)</w:t>
+      </w:r>
+    </w:p>
+    <w:p>
+      <w:pPr>
+        <w:pStyle w:val="Akapitzlist"/>
+        <w:numPr>
+          <w:ilvl w:val="0"/>
+          <w:numId w:val="35"/>
+        </w:numPr>
+        <w:spacing w:line="278" w:lineRule="auto"/>
+        <w:ind w:left="1482"/>
+        <w:rPr>
+          <w:b/>
+          <w:bCs/>
+        </w:rPr>
+      </w:pPr>
+      <w:r>
+        <w:rPr>
+          <w:b/>
+          <w:bCs/>
+        </w:rPr>
+        <w:t>Pojazd Holowniczy</w:t>
+      </w:r>
+    </w:p>
+    <w:p>
+      <w:pPr>
+        <w:pStyle w:val="Akapitzlist"/>
+        <w:ind w:left="1482"/>
+      </w:pPr>
+      <w:r>
+        <w:lastRenderedPageBreak/>
+        <w:t>Klasa reprezentująca pojazd do holowania, który jest wykorzystywany podczas zlecenia holowania</w:t>
+      </w:r>
+    </w:p>
+    <w:p>
+      <w:pPr>
+        <w:pStyle w:val="Akapitzlist"/>
+        <w:numPr>
+          <w:ilvl w:val="0"/>
+          <w:numId w:val="43"/>
+        </w:numPr>
+        <w:spacing w:line="278" w:lineRule="auto"/>
+        <w:ind w:left="2202"/>
+      </w:pPr>
+      <w:r>
+        <w:t>Atrybuty:</w:t>
+      </w:r>
+    </w:p>
+    <w:p>
+      <w:pPr>
+        <w:pStyle w:val="Akapitzlist"/>
+        <w:numPr>
+          <w:ilvl w:val="1"/>
+          <w:numId w:val="43"/>
+        </w:numPr>
+        <w:spacing w:line="278" w:lineRule="auto"/>
+        <w:ind w:left="2922"/>
+      </w:pPr>
+      <w:proofErr w:type="spellStart"/>
+      <w:r>
+        <w:t>id_pojazduHolowniczego</w:t>
+      </w:r>
+      <w:proofErr w:type="spellEnd"/>
+      <w:r>
+        <w:t xml:space="preserve"> (</w:t>
+      </w:r>
+      <w:proofErr w:type="spellStart"/>
+      <w:r>
+        <w:t>int</w:t>
+      </w:r>
+      <w:proofErr w:type="spellEnd"/>
+      <w:r>
+        <w:t>) – identyfikator pojazdu holowniczego</w:t>
+      </w:r>
+    </w:p>
+    <w:p>
+      <w:pPr>
+        <w:pStyle w:val="Akapitzlist"/>
+        <w:numPr>
+          <w:ilvl w:val="1"/>
+          <w:numId w:val="43"/>
+        </w:numPr>
+        <w:spacing w:line="278" w:lineRule="auto"/>
+        <w:ind w:left="2922"/>
+      </w:pPr>
+      <w:r>
+        <w:t>marka</w:t>
+      </w:r>
+      <w:r>
+        <w:t xml:space="preserve"> (</w:t>
+      </w:r>
+      <w:r>
+        <w:t>string</w:t>
+      </w:r>
+      <w:r>
+        <w:t>) – marka pojazdu holowniczego</w:t>
+      </w:r>
+    </w:p>
+    <w:p>
+      <w:pPr>
+        <w:pStyle w:val="Akapitzlist"/>
+        <w:numPr>
+          <w:ilvl w:val="1"/>
+          <w:numId w:val="43"/>
+        </w:numPr>
+        <w:spacing w:line="278" w:lineRule="auto"/>
+        <w:ind w:left="2922"/>
+      </w:pPr>
+      <w:r>
+        <w:t>model (string) – model pojazdu</w:t>
+      </w:r>
+      <w:r>
+        <w:t xml:space="preserve"> holowniczego</w:t>
+      </w:r>
+    </w:p>
+    <w:p>
+      <w:pPr>
+        <w:pStyle w:val="Akapitzlist"/>
+        <w:numPr>
+          <w:ilvl w:val="1"/>
+          <w:numId w:val="43"/>
+        </w:numPr>
+        <w:spacing w:line="278" w:lineRule="auto"/>
+        <w:ind w:left="2922"/>
+      </w:pPr>
+      <w:proofErr w:type="spellStart"/>
+      <w:r>
+        <w:t>nrRejestracyjny</w:t>
+      </w:r>
+      <w:proofErr w:type="spellEnd"/>
+      <w:r>
+        <w:t xml:space="preserve"> (string) </w:t>
+      </w:r>
+      <w:r>
+        <w:t xml:space="preserve">– numer rejestracyjny </w:t>
+      </w:r>
+      <w:r>
+        <w:t>pojazdu</w:t>
+      </w:r>
+      <w:r>
+        <w:t xml:space="preserve"> holowniczego</w:t>
+      </w:r>
+    </w:p>
+    <w:p>
+      <w:pPr>
+        <w:pStyle w:val="Akapitzlist"/>
+        <w:numPr>
+          <w:ilvl w:val="1"/>
+          <w:numId w:val="43"/>
+        </w:numPr>
+        <w:spacing w:line="278" w:lineRule="auto"/>
+        <w:ind w:left="2922"/>
+      </w:pPr>
+      <w:proofErr w:type="spellStart"/>
+      <w:r>
+        <w:t>vin</w:t>
+      </w:r>
+      <w:proofErr w:type="spellEnd"/>
+      <w:r>
+        <w:t xml:space="preserve"> (string) – numer </w:t>
+      </w:r>
+      <w:proofErr w:type="spellStart"/>
+      <w:r>
+        <w:t>vin</w:t>
+      </w:r>
+      <w:proofErr w:type="spellEnd"/>
+      <w:r>
+        <w:t xml:space="preserve"> </w:t>
+      </w:r>
+      <w:r>
+        <w:t>pojazdu</w:t>
+      </w:r>
+      <w:r>
+        <w:t xml:space="preserve"> holowniczego</w:t>
+      </w:r>
+    </w:p>
+    <w:p>
+      <w:pPr>
+        <w:pStyle w:val="Akapitzlist"/>
+        <w:numPr>
+          <w:ilvl w:val="1"/>
+          <w:numId w:val="43"/>
+        </w:numPr>
+        <w:spacing w:line="278" w:lineRule="auto"/>
+        <w:ind w:left="2922"/>
+      </w:pPr>
+      <w:proofErr w:type="spellStart"/>
+      <w:r>
+        <w:t>masymalnaWaga</w:t>
+      </w:r>
+      <w:proofErr w:type="spellEnd"/>
+      <w:r>
+        <w:t xml:space="preserve"> (</w:t>
+      </w:r>
+      <w:proofErr w:type="spellStart"/>
+      <w:r>
+        <w:t>int</w:t>
+      </w:r>
+      <w:proofErr w:type="spellEnd"/>
+      <w:r>
+        <w:t xml:space="preserve">) </w:t>
+      </w:r>
+      <w:r>
+        <w:t xml:space="preserve">– maksymalna waga dopuszczalna </w:t>
+      </w:r>
+      <w:r>
+        <w:t>pojazdu</w:t>
+      </w:r>
+      <w:r>
+        <w:t xml:space="preserve"> holowniczego</w:t>
+      </w:r>
+    </w:p>
+    <w:p>
+      <w:pPr>
+        <w:pStyle w:val="Akapitzlist"/>
+        <w:numPr>
+          <w:ilvl w:val="1"/>
+          <w:numId w:val="43"/>
+        </w:numPr>
+        <w:spacing w:line="278" w:lineRule="auto"/>
+        <w:ind w:left="2922"/>
+      </w:pPr>
+      <w:proofErr w:type="spellStart"/>
+      <w:r>
+        <w:t>StatusLawety</w:t>
+      </w:r>
+      <w:proofErr w:type="spellEnd"/>
+      <w:r>
+        <w:t xml:space="preserve"> (</w:t>
+      </w:r>
+      <w:proofErr w:type="spellStart"/>
+      <w:r>
+        <w:t>enum</w:t>
+      </w:r>
+      <w:proofErr w:type="spellEnd"/>
+      <w:r>
+        <w:t>)</w:t>
+      </w:r>
+      <w:r>
+        <w:t xml:space="preserve"> – status </w:t>
+      </w:r>
+      <w:r>
+        <w:t>pojazdu</w:t>
+      </w:r>
+      <w:r>
+        <w:t xml:space="preserve"> holowniczego ( opisane w sekcji </w:t>
+      </w:r>
+      <w:proofErr w:type="spellStart"/>
+      <w:r>
+        <w:t>enum</w:t>
+      </w:r>
+      <w:proofErr w:type="spellEnd"/>
+      <w:r>
+        <w:t>)</w:t>
+      </w:r>
+    </w:p>
+    <w:p>
+      <w:pPr>
+        <w:pStyle w:val="Akapitzlist"/>
+        <w:numPr>
+          <w:ilvl w:val="0"/>
+          <w:numId w:val="43"/>
+        </w:numPr>
+        <w:spacing w:line="278" w:lineRule="auto"/>
+        <w:ind w:left="2202"/>
+      </w:pPr>
+      <w:r>
+        <w:t>Metody:</w:t>
+      </w:r>
+    </w:p>
+    <w:p>
+      <w:pPr>
+        <w:pStyle w:val="Akapitzlist"/>
+        <w:numPr>
+          <w:ilvl w:val="1"/>
+          <w:numId w:val="43"/>
+        </w:numPr>
+        <w:spacing w:line="278" w:lineRule="auto"/>
+        <w:ind w:left="2922"/>
+      </w:pPr>
+      <w:r>
+        <w:t xml:space="preserve">Zarezerwuj() – zarezerwowanie lawety( zmian statusu na </w:t>
+      </w:r>
+      <w:proofErr w:type="spellStart"/>
+      <w:r>
+        <w:t>zajeta</w:t>
+      </w:r>
+      <w:proofErr w:type="spellEnd"/>
+      <w:r>
+        <w:t>)</w:t>
+      </w:r>
+    </w:p>
+    <w:p>
+      <w:pPr>
+        <w:pStyle w:val="Akapitzlist"/>
+        <w:numPr>
+          <w:ilvl w:val="1"/>
+          <w:numId w:val="43"/>
+        </w:numPr>
+        <w:spacing w:line="278" w:lineRule="auto"/>
+        <w:ind w:left="2922"/>
+      </w:pPr>
+      <w:proofErr w:type="spellStart"/>
+      <w:r>
+        <w:t>Zdejmijrezerwację</w:t>
+      </w:r>
+      <w:proofErr w:type="spellEnd"/>
+      <w:r>
+        <w:t>() – anulowanie rezerwacji</w:t>
+      </w:r>
+    </w:p>
+    <w:p>
+      <w:pPr>
+        <w:pStyle w:val="Akapitzlist"/>
+        <w:numPr>
+          <w:ilvl w:val="1"/>
+          <w:numId w:val="43"/>
+        </w:numPr>
+        <w:spacing w:line="278" w:lineRule="auto"/>
+        <w:ind w:left="2922"/>
+      </w:pPr>
+      <w:proofErr w:type="spellStart"/>
+      <w:r>
+        <w:t>ZglosAwarie</w:t>
+      </w:r>
+      <w:proofErr w:type="spellEnd"/>
+      <w:r>
+        <w:t>() – zgłoszenie awarii pojazdu holowniczego</w:t>
+      </w:r>
+    </w:p>
+    <w:p>
+      <w:pPr>
+        <w:pStyle w:val="Akapitzlist"/>
+        <w:numPr>
+          <w:ilvl w:val="1"/>
+          <w:numId w:val="43"/>
+        </w:numPr>
+        <w:spacing w:line="278" w:lineRule="auto"/>
+        <w:ind w:left="2922"/>
+      </w:pPr>
+      <w:proofErr w:type="spellStart"/>
+      <w:r>
+        <w:t>WyjazdWTeren</w:t>
+      </w:r>
+      <w:proofErr w:type="spellEnd"/>
+      <w:r>
+        <w:t xml:space="preserve">() – zgłoszenie wyjazdu w teren pojazdu holowniczego </w:t>
+      </w:r>
+    </w:p>
+    <w:p>
+      <w:pPr>
+        <w:pStyle w:val="Akapitzlist"/>
+        <w:numPr>
+          <w:ilvl w:val="1"/>
+          <w:numId w:val="43"/>
+        </w:numPr>
+        <w:spacing w:line="278" w:lineRule="auto"/>
+        <w:ind w:left="2922"/>
+      </w:pPr>
+      <w:r>
+        <w:t>Holowanie() – zgłoszenie holowania pojazdu klienta</w:t>
+      </w:r>
+    </w:p>
+    <w:p>
+      <w:pPr>
+        <w:pStyle w:val="Akapitzlist"/>
+        <w:numPr>
+          <w:ilvl w:val="1"/>
+          <w:numId w:val="43"/>
+        </w:numPr>
+        <w:spacing w:line="278" w:lineRule="auto"/>
+        <w:ind w:left="2922"/>
+      </w:pPr>
+      <w:r>
+        <w:t xml:space="preserve">usuń() – usunięcie pojazdu z bazy danych </w:t>
+      </w:r>
+    </w:p>
+    <w:p>
+      <w:pPr>
+        <w:pStyle w:val="Akapitzlist"/>
+        <w:numPr>
+          <w:ilvl w:val="0"/>
+          <w:numId w:val="43"/>
+        </w:numPr>
+        <w:spacing w:line="278" w:lineRule="auto"/>
+        <w:ind w:left="2202"/>
+      </w:pPr>
+      <w:r>
+        <w:t>Relacje:</w:t>
+      </w:r>
+    </w:p>
+    <w:p>
+      <w:pPr>
+        <w:pStyle w:val="Akapitzlist"/>
+        <w:numPr>
+          <w:ilvl w:val="1"/>
+          <w:numId w:val="43"/>
+        </w:numPr>
+        <w:spacing w:line="278" w:lineRule="auto"/>
+        <w:ind w:left="2922"/>
+      </w:pPr>
+      <w:r>
+        <w:t>Jeden pojazd z wieloma zleceniami holowania( jeden do wielu)</w:t>
+      </w:r>
+    </w:p>
+    <w:p>
+      <w:pPr>
+        <w:pStyle w:val="Akapitzlist"/>
+        <w:numPr>
+          <w:ilvl w:val="0"/>
+          <w:numId w:val="35"/>
+        </w:numPr>
+        <w:spacing w:line="278" w:lineRule="auto"/>
+        <w:ind w:left="1482"/>
+        <w:rPr>
+          <w:b/>
+          <w:bCs/>
+        </w:rPr>
+      </w:pPr>
+      <w:r>
+        <w:rPr>
+          <w:b/>
+          <w:bCs/>
+        </w:rPr>
+        <w:t>P</w:t>
+      </w:r>
+      <w:r>
+        <w:rPr>
+          <w:b/>
+          <w:bCs/>
+        </w:rPr>
+        <w:t>rotokół</w:t>
+      </w:r>
+    </w:p>
+    <w:p>
+      <w:pPr>
+        <w:ind w:left="762" w:firstLine="708"/>
+      </w:pPr>
+      <w:r>
+        <w:t xml:space="preserve">Jest to klasa odpowiadająca za protokół naprawy </w:t>
+      </w:r>
+    </w:p>
+    <w:p>
+      <w:pPr>
+        <w:pStyle w:val="Akapitzlist"/>
+        <w:numPr>
+          <w:ilvl w:val="0"/>
+          <w:numId w:val="44"/>
+        </w:numPr>
+        <w:spacing w:line="278" w:lineRule="auto"/>
+        <w:ind w:left="2202"/>
+      </w:pPr>
+      <w:r>
+        <w:t>Atrybuty:</w:t>
+      </w:r>
+    </w:p>
+    <w:p>
+      <w:pPr>
+        <w:pStyle w:val="Akapitzlist"/>
+        <w:numPr>
+          <w:ilvl w:val="1"/>
+          <w:numId w:val="44"/>
+        </w:numPr>
+        <w:spacing w:line="278" w:lineRule="auto"/>
+        <w:ind w:left="2922"/>
+      </w:pPr>
+      <w:proofErr w:type="spellStart"/>
+      <w:r>
+        <w:t>id_zlecenia</w:t>
+      </w:r>
+      <w:proofErr w:type="spellEnd"/>
+      <w:r>
+        <w:t xml:space="preserve"> ( </w:t>
+      </w:r>
+      <w:proofErr w:type="spellStart"/>
+      <w:r>
+        <w:t>int</w:t>
+      </w:r>
+      <w:proofErr w:type="spellEnd"/>
+      <w:r>
+        <w:t>)</w:t>
+      </w:r>
+      <w:r>
+        <w:t xml:space="preserve"> – identyfikator zlecenia</w:t>
+      </w:r>
+    </w:p>
+    <w:p>
+      <w:pPr>
+        <w:pStyle w:val="Akapitzlist"/>
+        <w:numPr>
+          <w:ilvl w:val="1"/>
+          <w:numId w:val="44"/>
+        </w:numPr>
+        <w:spacing w:line="278" w:lineRule="auto"/>
+        <w:ind w:left="2922"/>
+      </w:pPr>
+      <w:proofErr w:type="spellStart"/>
+      <w:r>
+        <w:t>typ_zlecenia</w:t>
+      </w:r>
+      <w:proofErr w:type="spellEnd"/>
+      <w:r>
+        <w:t xml:space="preserve">( </w:t>
+      </w:r>
+      <w:proofErr w:type="spellStart"/>
+      <w:r>
+        <w:t>enum</w:t>
+      </w:r>
+      <w:proofErr w:type="spellEnd"/>
+      <w:r>
+        <w:t>)</w:t>
+      </w:r>
+      <w:r>
+        <w:t xml:space="preserve"> – typ zlecenia ( wyjaśnione w sekcji </w:t>
+      </w:r>
+      <w:proofErr w:type="spellStart"/>
+      <w:r>
+        <w:t>enum</w:t>
+      </w:r>
+      <w:proofErr w:type="spellEnd"/>
+      <w:r>
+        <w:t>)</w:t>
+      </w:r>
+    </w:p>
+    <w:p>
+      <w:pPr>
+        <w:pStyle w:val="Akapitzlist"/>
+        <w:numPr>
+          <w:ilvl w:val="1"/>
+          <w:numId w:val="44"/>
+        </w:numPr>
+        <w:spacing w:line="278" w:lineRule="auto"/>
+        <w:ind w:left="2922"/>
+      </w:pPr>
+      <w:proofErr w:type="spellStart"/>
+      <w:r>
+        <w:t>opis_naprawy</w:t>
+      </w:r>
+      <w:proofErr w:type="spellEnd"/>
+      <w:r>
+        <w:t xml:space="preserve"> ( string</w:t>
+      </w:r>
+      <w:r>
+        <w:t xml:space="preserve">) – opis tekstowy naprawy </w:t>
+      </w:r>
+    </w:p>
+    <w:p>
+      <w:pPr>
+        <w:pStyle w:val="Akapitzlist"/>
+        <w:numPr>
+          <w:ilvl w:val="1"/>
+          <w:numId w:val="44"/>
+        </w:numPr>
+        <w:spacing w:line="278" w:lineRule="auto"/>
+        <w:ind w:left="2922"/>
+      </w:pPr>
+      <w:proofErr w:type="spellStart"/>
+      <w:r>
+        <w:t>kosztCałkowity</w:t>
+      </w:r>
+      <w:proofErr w:type="spellEnd"/>
+      <w:r>
+        <w:t xml:space="preserve"> (</w:t>
+      </w:r>
+      <w:proofErr w:type="spellStart"/>
+      <w:r>
+        <w:t>double</w:t>
+      </w:r>
+      <w:proofErr w:type="spellEnd"/>
+      <w:r>
+        <w:t>)</w:t>
+      </w:r>
+      <w:r>
+        <w:t xml:space="preserve"> – koszt całkowity zlecenia którego dotyczy protokół</w:t>
+      </w:r>
+    </w:p>
+    <w:p>
+      <w:pPr>
+        <w:pStyle w:val="Akapitzlist"/>
+        <w:numPr>
+          <w:ilvl w:val="1"/>
+          <w:numId w:val="44"/>
+        </w:numPr>
+        <w:spacing w:line="278" w:lineRule="auto"/>
+        <w:ind w:left="2922"/>
+      </w:pPr>
+      <w:proofErr w:type="spellStart"/>
+      <w:r>
+        <w:t>dataWystawienia</w:t>
+      </w:r>
+      <w:proofErr w:type="spellEnd"/>
+      <w:r>
+        <w:t xml:space="preserve"> ( data)</w:t>
+      </w:r>
+      <w:r>
+        <w:t xml:space="preserve"> -  data wystawienia protokołu</w:t>
+      </w:r>
+    </w:p>
+    <w:p>
+      <w:pPr>
+        <w:pStyle w:val="Akapitzlist"/>
+        <w:numPr>
+          <w:ilvl w:val="0"/>
+          <w:numId w:val="44"/>
+        </w:numPr>
+        <w:spacing w:line="278" w:lineRule="auto"/>
+        <w:ind w:left="2202"/>
+      </w:pPr>
+      <w:r>
+        <w:t>Relacje:</w:t>
+      </w:r>
+    </w:p>
+    <w:p>
+      <w:pPr>
+        <w:pStyle w:val="Akapitzlist"/>
+        <w:numPr>
+          <w:ilvl w:val="1"/>
+          <w:numId w:val="44"/>
+        </w:numPr>
+        <w:spacing w:line="278" w:lineRule="auto"/>
+        <w:ind w:left="2922"/>
+      </w:pPr>
+      <w:r>
+        <w:t>Protokół jest generowany przez zlecenie wyjazdowe (potwierdzenie nie będzie istniej jeżeli nie będzie połączenia z klasą dziedziczącą po zlecenie ) (kompozycja)</w:t>
+      </w:r>
+    </w:p>
+    <w:p>
+      <w:pPr>
+        <w:pStyle w:val="Akapitzlist"/>
+        <w:numPr>
+          <w:ilvl w:val="1"/>
+          <w:numId w:val="44"/>
+        </w:numPr>
+        <w:spacing w:line="278" w:lineRule="auto"/>
+        <w:ind w:left="2922"/>
+      </w:pPr>
+      <w:r>
+        <w:lastRenderedPageBreak/>
+        <w:t>Protokół jest generowany przez zlecenie stacjonarne(potwierdzenie nie będzie istniej jeżeli nie będzie połączenia z klasą dziedziczącą po zlecenie ) (kompozycja)</w:t>
+      </w:r>
+    </w:p>
+    <w:p>
+      <w:pPr>
+        <w:pStyle w:val="Akapitzlist"/>
+        <w:numPr>
+          <w:ilvl w:val="1"/>
+          <w:numId w:val="44"/>
+        </w:numPr>
+        <w:spacing w:line="278" w:lineRule="auto"/>
+        <w:ind w:left="2922"/>
+      </w:pPr>
+      <w:r>
+        <w:t>Protokół jest generowany przez zlecenie holowania(potwierdzenie nie będzie istniej jeżeli nie będzie połączenia z klasą dziedziczącą po zlecenie ) (kompozycja)</w:t>
+      </w:r>
+    </w:p>
+    <w:p>
+      <w:pPr>
+        <w:pStyle w:val="Akapitzlist"/>
+        <w:numPr>
+          <w:ilvl w:val="1"/>
+          <w:numId w:val="44"/>
+        </w:numPr>
+        <w:spacing w:line="278" w:lineRule="auto"/>
+        <w:ind w:left="2922"/>
+      </w:pPr>
+      <w:proofErr w:type="spellStart"/>
+      <w:r>
+        <w:t>HistoriaProtokołów</w:t>
+      </w:r>
+      <w:proofErr w:type="spellEnd"/>
+      <w:r>
+        <w:t xml:space="preserve"> przechowuje listę protokołów ( wiele do jednego)</w:t>
+      </w:r>
+    </w:p>
+    <w:p>
+      <w:pPr>
+        <w:pStyle w:val="Akapitzlist"/>
+        <w:numPr>
+          <w:ilvl w:val="0"/>
+          <w:numId w:val="35"/>
+        </w:numPr>
+        <w:spacing w:line="278" w:lineRule="auto"/>
+        <w:ind w:left="1482"/>
+        <w:rPr>
+          <w:b/>
+          <w:bCs/>
+        </w:rPr>
+      </w:pPr>
+      <w:r>
+        <w:rPr>
+          <w:b/>
+          <w:bCs/>
+        </w:rPr>
+        <w:t>S</w:t>
+      </w:r>
+      <w:r>
+        <w:rPr>
+          <w:b/>
+          <w:bCs/>
+        </w:rPr>
+        <w:t>tanowisko</w:t>
+      </w:r>
+    </w:p>
+    <w:p>
+      <w:pPr>
+        <w:ind w:left="762" w:firstLine="708"/>
+      </w:pPr>
+      <w:r>
+        <w:t xml:space="preserve">Klasa odpowiedzialna za stanowisko naprawcze w warsztacie </w:t>
+      </w:r>
+    </w:p>
+    <w:p>
+      <w:pPr>
+        <w:pStyle w:val="Akapitzlist"/>
+        <w:numPr>
+          <w:ilvl w:val="0"/>
+          <w:numId w:val="45"/>
+        </w:numPr>
+        <w:spacing w:line="278" w:lineRule="auto"/>
+        <w:ind w:left="2202"/>
+      </w:pPr>
+      <w:r>
+        <w:t>Atrybuty:</w:t>
+      </w:r>
+    </w:p>
+    <w:p>
+      <w:pPr>
+        <w:pStyle w:val="Akapitzlist"/>
+        <w:numPr>
+          <w:ilvl w:val="1"/>
+          <w:numId w:val="45"/>
+        </w:numPr>
+        <w:spacing w:line="278" w:lineRule="auto"/>
+        <w:ind w:left="2922"/>
+      </w:pPr>
+      <w:proofErr w:type="spellStart"/>
+      <w:r>
+        <w:t>Id_stanowiska</w:t>
+      </w:r>
+      <w:proofErr w:type="spellEnd"/>
+      <w:r>
+        <w:t xml:space="preserve"> (</w:t>
+      </w:r>
+      <w:proofErr w:type="spellStart"/>
+      <w:r>
+        <w:t>int</w:t>
+      </w:r>
+      <w:proofErr w:type="spellEnd"/>
+      <w:r>
+        <w:t>)</w:t>
+      </w:r>
+      <w:r>
+        <w:t xml:space="preserve"> – identyfikator stanowiska</w:t>
+      </w:r>
+    </w:p>
+    <w:p>
+      <w:pPr>
+        <w:pStyle w:val="Akapitzlist"/>
+        <w:numPr>
+          <w:ilvl w:val="1"/>
+          <w:numId w:val="45"/>
+        </w:numPr>
+        <w:spacing w:line="278" w:lineRule="auto"/>
+        <w:ind w:left="2922"/>
+      </w:pPr>
+      <w:proofErr w:type="spellStart"/>
+      <w:r>
+        <w:t>stanowiskoStatus</w:t>
+      </w:r>
+      <w:proofErr w:type="spellEnd"/>
+      <w:r>
+        <w:t xml:space="preserve"> (</w:t>
+      </w:r>
+      <w:proofErr w:type="spellStart"/>
+      <w:r>
+        <w:t>enum</w:t>
+      </w:r>
+      <w:proofErr w:type="spellEnd"/>
+      <w:r>
+        <w:t>)</w:t>
+      </w:r>
+      <w:r>
+        <w:t xml:space="preserve"> – status stanowiska ( wyjaśnione w sekcji </w:t>
+      </w:r>
+      <w:proofErr w:type="spellStart"/>
+      <w:r>
+        <w:t>enum</w:t>
+      </w:r>
+      <w:proofErr w:type="spellEnd"/>
+      <w:r>
+        <w:t xml:space="preserve"> )</w:t>
+      </w:r>
+    </w:p>
+    <w:p>
+      <w:pPr>
+        <w:pStyle w:val="Akapitzlist"/>
+        <w:numPr>
+          <w:ilvl w:val="0"/>
+          <w:numId w:val="45"/>
+        </w:numPr>
+        <w:spacing w:line="278" w:lineRule="auto"/>
+        <w:ind w:left="2202"/>
+      </w:pPr>
+      <w:r>
+        <w:t>Metody:</w:t>
+      </w:r>
+    </w:p>
+    <w:p>
+      <w:pPr>
+        <w:pStyle w:val="Akapitzlist"/>
+        <w:numPr>
+          <w:ilvl w:val="1"/>
+          <w:numId w:val="45"/>
+        </w:numPr>
+        <w:spacing w:line="278" w:lineRule="auto"/>
+        <w:ind w:left="2922"/>
+      </w:pPr>
+      <w:proofErr w:type="spellStart"/>
+      <w:r>
+        <w:t>ZajęcieStanowiska</w:t>
+      </w:r>
+      <w:proofErr w:type="spellEnd"/>
+      <w:r>
+        <w:t>()</w:t>
+      </w:r>
+      <w:r>
+        <w:t xml:space="preserve"> – funkcja służąca do  zmiany statusu stanowiska zna zajęte</w:t>
+      </w:r>
+    </w:p>
+    <w:p>
+      <w:pPr>
+        <w:pStyle w:val="Akapitzlist"/>
+        <w:numPr>
+          <w:ilvl w:val="1"/>
+          <w:numId w:val="45"/>
+        </w:numPr>
+        <w:spacing w:line="278" w:lineRule="auto"/>
+        <w:ind w:left="2922"/>
+      </w:pPr>
+      <w:r>
+        <w:t>Zgłoś awarię()</w:t>
+      </w:r>
+      <w:r>
+        <w:t xml:space="preserve"> – funkcja służąca do zgłoszenia awarii stanowiska</w:t>
+      </w:r>
+    </w:p>
+    <w:p>
+      <w:pPr>
+        <w:pStyle w:val="Akapitzlist"/>
+        <w:numPr>
+          <w:ilvl w:val="0"/>
+          <w:numId w:val="45"/>
+        </w:numPr>
+        <w:spacing w:line="278" w:lineRule="auto"/>
+        <w:ind w:left="2202"/>
+      </w:pPr>
+      <w:r>
+        <w:t>Relacje:</w:t>
+      </w:r>
+    </w:p>
+    <w:p>
+      <w:pPr>
+        <w:pStyle w:val="Akapitzlist"/>
+        <w:numPr>
+          <w:ilvl w:val="1"/>
+          <w:numId w:val="45"/>
+        </w:numPr>
+        <w:spacing w:line="278" w:lineRule="auto"/>
+        <w:ind w:left="2922"/>
+      </w:pPr>
+      <w:r>
+        <w:t>Jedno stanowisko może występować w kilku zleceniach (jeden do wielu)</w:t>
+      </w:r>
+    </w:p>
+    <w:p>
+      <w:pPr>
+        <w:pStyle w:val="Akapitzlist"/>
+        <w:numPr>
+          <w:ilvl w:val="0"/>
+          <w:numId w:val="35"/>
+        </w:numPr>
+        <w:spacing w:line="278" w:lineRule="auto"/>
+        <w:ind w:left="1482"/>
+        <w:rPr>
+          <w:b/>
+          <w:bCs/>
+        </w:rPr>
+      </w:pPr>
+      <w:r>
+        <w:rPr>
+          <w:b/>
+          <w:bCs/>
+        </w:rPr>
+        <w:t>S</w:t>
+      </w:r>
+      <w:r>
+        <w:rPr>
+          <w:b/>
+          <w:bCs/>
+        </w:rPr>
+        <w:t>zef</w:t>
+      </w:r>
+    </w:p>
+    <w:p>
+      <w:pPr>
+        <w:pStyle w:val="Akapitzlist"/>
+        <w:ind w:left="1482"/>
+      </w:pPr>
+      <w:r>
+        <w:t>Klasa dziedzicząca po klasie użytkownik i przedstawiająca szefa warsztatu</w:t>
+      </w:r>
+    </w:p>
+    <w:p>
+      <w:pPr>
+        <w:pStyle w:val="Akapitzlist"/>
+        <w:numPr>
+          <w:ilvl w:val="0"/>
+          <w:numId w:val="46"/>
+        </w:numPr>
+        <w:spacing w:line="278" w:lineRule="auto"/>
+        <w:ind w:left="2202"/>
+      </w:pPr>
+      <w:r>
+        <w:t>Atrybuty:</w:t>
+      </w:r>
+    </w:p>
+    <w:p>
+      <w:pPr>
+        <w:pStyle w:val="Akapitzlist"/>
+        <w:numPr>
+          <w:ilvl w:val="1"/>
+          <w:numId w:val="46"/>
+        </w:numPr>
+        <w:spacing w:line="278" w:lineRule="auto"/>
+        <w:ind w:left="2922"/>
+      </w:pPr>
+      <w:r>
+        <w:t>Dziedziczy po użytkownik</w:t>
+      </w:r>
+    </w:p>
+    <w:p>
+      <w:pPr>
+        <w:pStyle w:val="Akapitzlist"/>
+        <w:numPr>
+          <w:ilvl w:val="0"/>
+          <w:numId w:val="46"/>
+        </w:numPr>
+        <w:spacing w:line="278" w:lineRule="auto"/>
+        <w:ind w:left="2202"/>
+      </w:pPr>
+      <w:r>
+        <w:t>Metody:</w:t>
+      </w:r>
+    </w:p>
+    <w:p>
+      <w:pPr>
+        <w:pStyle w:val="Akapitzlist"/>
+        <w:numPr>
+          <w:ilvl w:val="1"/>
+          <w:numId w:val="46"/>
+        </w:numPr>
+        <w:spacing w:line="278" w:lineRule="auto"/>
+        <w:ind w:left="2922"/>
+      </w:pPr>
+      <w:proofErr w:type="spellStart"/>
+      <w:r>
+        <w:t>rezerwujWizyte</w:t>
+      </w:r>
+      <w:proofErr w:type="spellEnd"/>
+      <w:r>
+        <w:t>() – Funkcja służąca do zarezerwowania wizyty gdy ktoś zadzwoni do szefa</w:t>
+      </w:r>
+    </w:p>
+    <w:p>
+      <w:pPr>
+        <w:pStyle w:val="Akapitzlist"/>
+        <w:numPr>
+          <w:ilvl w:val="1"/>
+          <w:numId w:val="46"/>
+        </w:numPr>
+        <w:spacing w:line="278" w:lineRule="auto"/>
+        <w:ind w:left="2922"/>
+      </w:pPr>
+      <w:proofErr w:type="spellStart"/>
+      <w:r>
+        <w:t>dodajMechanika</w:t>
+      </w:r>
+      <w:proofErr w:type="spellEnd"/>
+      <w:r>
+        <w:t>() – Funkcja służąca do dodania nowego mechanika ( gdy jakiś nowy pracownik się zatrudni)</w:t>
+      </w:r>
+    </w:p>
+    <w:p>
+      <w:pPr>
+        <w:pStyle w:val="Akapitzlist"/>
+        <w:numPr>
+          <w:ilvl w:val="1"/>
+          <w:numId w:val="46"/>
+        </w:numPr>
+        <w:spacing w:line="278" w:lineRule="auto"/>
+        <w:ind w:left="2922"/>
+      </w:pPr>
+      <w:proofErr w:type="spellStart"/>
+      <w:r>
+        <w:t>zarzadzajMagazynem</w:t>
+      </w:r>
+      <w:proofErr w:type="spellEnd"/>
+      <w:r>
+        <w:t xml:space="preserve">() - Funkcja służąca do </w:t>
+      </w:r>
+      <w:proofErr w:type="spellStart"/>
+      <w:r>
+        <w:t>zarżadzania</w:t>
+      </w:r>
+      <w:proofErr w:type="spellEnd"/>
+      <w:r>
+        <w:t xml:space="preserve"> stanem magazynowym (dodawanie i usuwanie produktów)</w:t>
+      </w:r>
+    </w:p>
+    <w:p>
+      <w:pPr>
+        <w:pStyle w:val="Akapitzlist"/>
+        <w:numPr>
+          <w:ilvl w:val="1"/>
+          <w:numId w:val="46"/>
+        </w:numPr>
+        <w:spacing w:line="278" w:lineRule="auto"/>
+        <w:ind w:left="2922"/>
+      </w:pPr>
+      <w:proofErr w:type="spellStart"/>
+      <w:r>
+        <w:t>rozpatrzReklamacje</w:t>
+      </w:r>
+      <w:proofErr w:type="spellEnd"/>
+      <w:r>
+        <w:t>() - Funkcja służąca do rozpatrywania reklamacji zgłoszonych przez klientów</w:t>
+      </w:r>
+    </w:p>
+    <w:p>
+      <w:pPr>
+        <w:pStyle w:val="Akapitzlist"/>
+        <w:numPr>
+          <w:ilvl w:val="1"/>
+          <w:numId w:val="46"/>
+        </w:numPr>
+        <w:spacing w:line="278" w:lineRule="auto"/>
+        <w:ind w:left="2922"/>
+      </w:pPr>
+      <w:proofErr w:type="spellStart"/>
+      <w:r>
+        <w:t>generujRaporty</w:t>
+      </w:r>
+      <w:proofErr w:type="spellEnd"/>
+      <w:r>
+        <w:t>() - Funkcja służąca do generowania raportów z jakiegoś okresu( np. z ostatniego miesiąca ilość napraw i całkowity zarobek)</w:t>
+      </w:r>
+    </w:p>
+    <w:p>
+      <w:pPr>
+        <w:pStyle w:val="Akapitzlist"/>
+        <w:numPr>
+          <w:ilvl w:val="0"/>
+          <w:numId w:val="46"/>
+        </w:numPr>
+        <w:spacing w:line="278" w:lineRule="auto"/>
+        <w:ind w:left="2202"/>
+      </w:pPr>
+      <w:r>
+        <w:lastRenderedPageBreak/>
+        <w:t>Relacja:</w:t>
+      </w:r>
+    </w:p>
+    <w:p>
+      <w:pPr>
+        <w:pStyle w:val="Akapitzlist"/>
+        <w:numPr>
+          <w:ilvl w:val="1"/>
+          <w:numId w:val="46"/>
+        </w:numPr>
+        <w:spacing w:line="278" w:lineRule="auto"/>
+        <w:ind w:left="2922"/>
+      </w:pPr>
+      <w:r>
+        <w:t>Szef dziedziczy po klasie użytkownik (dziedziczenie)</w:t>
+      </w:r>
+    </w:p>
+    <w:p>
+      <w:pPr>
+        <w:pStyle w:val="Akapitzlist"/>
+        <w:numPr>
+          <w:ilvl w:val="1"/>
+          <w:numId w:val="46"/>
+        </w:numPr>
+        <w:spacing w:line="278" w:lineRule="auto"/>
+        <w:ind w:left="2922"/>
+      </w:pPr>
+      <w:r>
+        <w:t>Jeden szef zarządza wieloma mechanikami ( jeden do wielu)</w:t>
+      </w:r>
+    </w:p>
+    <w:p>
+      <w:pPr>
+        <w:pStyle w:val="Akapitzlist"/>
+        <w:numPr>
+          <w:ilvl w:val="1"/>
+          <w:numId w:val="46"/>
+        </w:numPr>
+        <w:spacing w:line="278" w:lineRule="auto"/>
+        <w:ind w:left="2922"/>
+      </w:pPr>
+      <w:r>
+        <w:t>Szef zarządza wieloma zleceniami holowania ( jeden do wielu)</w:t>
+      </w:r>
+    </w:p>
+    <w:p>
+      <w:pPr>
+        <w:pStyle w:val="Akapitzlist"/>
+        <w:numPr>
+          <w:ilvl w:val="1"/>
+          <w:numId w:val="46"/>
+        </w:numPr>
+        <w:spacing w:line="278" w:lineRule="auto"/>
+        <w:ind w:left="2922"/>
+      </w:pPr>
+      <w:r>
+        <w:t>Szef zarządza wieloma zleceniami wyjazdowymi( jeden do wielu)</w:t>
+      </w:r>
+    </w:p>
+    <w:p>
+      <w:pPr>
+        <w:pStyle w:val="Akapitzlist"/>
+        <w:numPr>
+          <w:ilvl w:val="1"/>
+          <w:numId w:val="46"/>
+        </w:numPr>
+        <w:spacing w:line="278" w:lineRule="auto"/>
+        <w:ind w:left="2922"/>
+      </w:pPr>
+      <w:r>
+        <w:t>Szef zarządza wieloma zleceniami stacjonarnymi ( jeden do wielu)</w:t>
+      </w:r>
+    </w:p>
+    <w:p>
+      <w:pPr>
+        <w:pStyle w:val="Akapitzlist"/>
+        <w:numPr>
+          <w:ilvl w:val="1"/>
+          <w:numId w:val="46"/>
+        </w:numPr>
+        <w:spacing w:line="278" w:lineRule="auto"/>
+        <w:ind w:left="2922"/>
+      </w:pPr>
+      <w:r>
+        <w:t>Szef zarządza wieloma częściami( jeden do wielu)</w:t>
+      </w:r>
+    </w:p>
+    <w:p>
+      <w:pPr>
+        <w:pStyle w:val="Akapitzlist"/>
+        <w:numPr>
+          <w:ilvl w:val="1"/>
+          <w:numId w:val="46"/>
+        </w:numPr>
+        <w:spacing w:line="278" w:lineRule="auto"/>
+        <w:ind w:left="2922"/>
+      </w:pPr>
+      <w:r>
+        <w:t>Szef zarządza magazynem części ( jeden do jeden)</w:t>
+      </w:r>
+    </w:p>
+    <w:p>
+      <w:pPr>
+        <w:pStyle w:val="Akapitzlist"/>
+        <w:numPr>
+          <w:ilvl w:val="0"/>
+          <w:numId w:val="35"/>
+        </w:numPr>
+        <w:spacing w:line="278" w:lineRule="auto"/>
+        <w:ind w:left="1482"/>
+        <w:rPr>
+          <w:b/>
+          <w:bCs/>
+        </w:rPr>
+      </w:pPr>
+      <w:r>
+        <w:rPr>
+          <w:b/>
+          <w:bCs/>
+        </w:rPr>
+        <w:t>U</w:t>
+      </w:r>
+      <w:r>
+        <w:rPr>
+          <w:b/>
+          <w:bCs/>
+        </w:rPr>
+        <w:t>żytkownik</w:t>
+      </w:r>
+    </w:p>
+    <w:p>
+      <w:pPr>
+        <w:pStyle w:val="Akapitzlist"/>
+        <w:ind w:left="1482"/>
+      </w:pPr>
+      <w:r>
+        <w:t xml:space="preserve">Klasa Reprezentująca użytkownika systemu </w:t>
+      </w:r>
+    </w:p>
+    <w:p>
+      <w:pPr>
+        <w:pStyle w:val="Akapitzlist"/>
+        <w:numPr>
+          <w:ilvl w:val="0"/>
+          <w:numId w:val="47"/>
+        </w:numPr>
+        <w:spacing w:line="278" w:lineRule="auto"/>
+        <w:ind w:left="2202"/>
+      </w:pPr>
+      <w:r>
+        <w:t>Atrybuty:</w:t>
+      </w:r>
+    </w:p>
+    <w:p>
+      <w:pPr>
+        <w:pStyle w:val="Akapitzlist"/>
+        <w:numPr>
+          <w:ilvl w:val="1"/>
+          <w:numId w:val="47"/>
+        </w:numPr>
+        <w:spacing w:line="278" w:lineRule="auto"/>
+        <w:ind w:left="2922"/>
+        <w:rPr>
+          <w:lang w:val="en-GB"/>
+        </w:rPr>
+      </w:pPr>
+      <w:r>
+        <w:rPr>
+          <w:lang w:val="en-GB"/>
+        </w:rPr>
+        <w:t xml:space="preserve">Id (int) – </w:t>
+      </w:r>
+      <w:proofErr w:type="spellStart"/>
+      <w:r>
+        <w:rPr>
+          <w:lang w:val="en-GB"/>
+        </w:rPr>
+        <w:t>identyfikator</w:t>
+      </w:r>
+      <w:proofErr w:type="spellEnd"/>
+      <w:r>
+        <w:rPr>
+          <w:lang w:val="en-GB"/>
+        </w:rPr>
+        <w:t xml:space="preserve"> </w:t>
+      </w:r>
+      <w:proofErr w:type="spellStart"/>
+      <w:r>
+        <w:rPr>
+          <w:lang w:val="en-GB"/>
+        </w:rPr>
+        <w:t>użytkownika</w:t>
+      </w:r>
+      <w:proofErr w:type="spellEnd"/>
+    </w:p>
+    <w:p>
+      <w:pPr>
+        <w:pStyle w:val="Akapitzlist"/>
+        <w:numPr>
+          <w:ilvl w:val="1"/>
+          <w:numId w:val="47"/>
+        </w:numPr>
+        <w:spacing w:line="278" w:lineRule="auto"/>
+        <w:ind w:left="2922"/>
+        <w:rPr>
+          <w:lang w:val="en-GB"/>
+        </w:rPr>
+      </w:pPr>
+      <w:r>
+        <w:rPr>
+          <w:lang w:val="en-GB"/>
+        </w:rPr>
+        <w:t xml:space="preserve">Email (string) – email </w:t>
+      </w:r>
+      <w:proofErr w:type="spellStart"/>
+      <w:r>
+        <w:rPr>
+          <w:lang w:val="en-GB"/>
+        </w:rPr>
+        <w:t>użytkownika</w:t>
+      </w:r>
+      <w:proofErr w:type="spellEnd"/>
+    </w:p>
+    <w:p>
+      <w:pPr>
+        <w:pStyle w:val="Akapitzlist"/>
+        <w:numPr>
+          <w:ilvl w:val="1"/>
+          <w:numId w:val="47"/>
+        </w:numPr>
+        <w:spacing w:line="278" w:lineRule="auto"/>
+        <w:ind w:left="2922"/>
+      </w:pPr>
+      <w:proofErr w:type="spellStart"/>
+      <w:r>
+        <w:t>Haslo</w:t>
+      </w:r>
+      <w:proofErr w:type="spellEnd"/>
+      <w:r>
+        <w:t xml:space="preserve"> (string) – hasło użytkownika</w:t>
+      </w:r>
+    </w:p>
+    <w:p>
+      <w:pPr>
+        <w:pStyle w:val="Akapitzlist"/>
+        <w:numPr>
+          <w:ilvl w:val="1"/>
+          <w:numId w:val="47"/>
+        </w:numPr>
+        <w:spacing w:line="278" w:lineRule="auto"/>
+        <w:ind w:left="2922"/>
+      </w:pPr>
+      <w:proofErr w:type="spellStart"/>
+      <w:r>
+        <w:t>Imie</w:t>
+      </w:r>
+      <w:proofErr w:type="spellEnd"/>
+      <w:r>
+        <w:t xml:space="preserve"> (string) – imię użytkownika</w:t>
+      </w:r>
+    </w:p>
+    <w:p>
+      <w:pPr>
+        <w:pStyle w:val="Akapitzlist"/>
+        <w:numPr>
+          <w:ilvl w:val="1"/>
+          <w:numId w:val="47"/>
+        </w:numPr>
+        <w:spacing w:line="278" w:lineRule="auto"/>
+        <w:ind w:left="2922"/>
+      </w:pPr>
+      <w:r>
+        <w:t>Nazwisko (string) – nazwisko użytkownika</w:t>
+      </w:r>
+    </w:p>
+    <w:p>
+      <w:pPr>
+        <w:pStyle w:val="Akapitzlist"/>
+        <w:numPr>
+          <w:ilvl w:val="1"/>
+          <w:numId w:val="47"/>
+        </w:numPr>
+        <w:spacing w:line="278" w:lineRule="auto"/>
+        <w:ind w:left="2922"/>
+      </w:pPr>
+      <w:proofErr w:type="spellStart"/>
+      <w:r>
+        <w:t>nrTelefonu</w:t>
+      </w:r>
+      <w:proofErr w:type="spellEnd"/>
+      <w:r>
+        <w:t xml:space="preserve"> (string) – numer telefonu użytkownika</w:t>
+      </w:r>
+    </w:p>
+    <w:p>
+      <w:pPr>
+        <w:pStyle w:val="Akapitzlist"/>
+        <w:numPr>
+          <w:ilvl w:val="0"/>
+          <w:numId w:val="47"/>
+        </w:numPr>
+        <w:spacing w:line="278" w:lineRule="auto"/>
+        <w:ind w:left="2202"/>
+        <w:rPr>
+          <w:lang w:val="en-GB"/>
+        </w:rPr>
+      </w:pPr>
+      <w:r>
+        <w:rPr>
+          <w:lang w:val="en-GB"/>
+        </w:rPr>
+        <w:t>Metody:</w:t>
+      </w:r>
+    </w:p>
+    <w:p>
+      <w:pPr>
+        <w:pStyle w:val="Akapitzlist"/>
+        <w:numPr>
+          <w:ilvl w:val="1"/>
+          <w:numId w:val="47"/>
+        </w:numPr>
+        <w:spacing w:line="278" w:lineRule="auto"/>
+        <w:ind w:left="2922"/>
+      </w:pPr>
+      <w:r>
+        <w:t>zaloguj() – funkcja służąca do  zalogowania się do systemu</w:t>
+      </w:r>
+    </w:p>
+    <w:p>
+      <w:pPr>
+        <w:pStyle w:val="Akapitzlist"/>
+        <w:numPr>
+          <w:ilvl w:val="1"/>
+          <w:numId w:val="47"/>
+        </w:numPr>
+        <w:spacing w:line="278" w:lineRule="auto"/>
+        <w:ind w:left="2922"/>
+      </w:pPr>
+      <w:r>
+        <w:t>wyloguj() - funkcja służąca do wylogowania się z systemu</w:t>
+      </w:r>
+    </w:p>
+    <w:p>
+      <w:pPr>
+        <w:pStyle w:val="Akapitzlist"/>
+        <w:numPr>
+          <w:ilvl w:val="1"/>
+          <w:numId w:val="47"/>
+        </w:numPr>
+        <w:spacing w:line="278" w:lineRule="auto"/>
+        <w:ind w:left="2922"/>
+      </w:pPr>
+      <w:proofErr w:type="spellStart"/>
+      <w:r>
+        <w:t>rejstracja</w:t>
+      </w:r>
+      <w:proofErr w:type="spellEnd"/>
+      <w:r>
+        <w:t>() - funkcja służąca do rejestracji nowego konta użytkownika w systemie</w:t>
+      </w:r>
+    </w:p>
+    <w:p>
+      <w:pPr>
+        <w:pStyle w:val="Akapitzlist"/>
+        <w:numPr>
+          <w:ilvl w:val="0"/>
+          <w:numId w:val="47"/>
+        </w:numPr>
+        <w:spacing w:line="278" w:lineRule="auto"/>
+        <w:ind w:left="2202"/>
+      </w:pPr>
+      <w:r>
+        <w:t>Relacje:</w:t>
+      </w:r>
+    </w:p>
+    <w:p>
+      <w:pPr>
+        <w:pStyle w:val="Akapitzlist"/>
+        <w:numPr>
+          <w:ilvl w:val="1"/>
+          <w:numId w:val="47"/>
+        </w:numPr>
+        <w:spacing w:line="278" w:lineRule="auto"/>
+        <w:ind w:left="2922"/>
+      </w:pPr>
+      <w:r>
+        <w:t>Szef dziedziczy po użytkowniku ( dziedziczenie)</w:t>
+      </w:r>
+    </w:p>
+    <w:p>
+      <w:pPr>
+        <w:pStyle w:val="Akapitzlist"/>
+        <w:numPr>
+          <w:ilvl w:val="1"/>
+          <w:numId w:val="47"/>
+        </w:numPr>
+        <w:spacing w:line="278" w:lineRule="auto"/>
+        <w:ind w:left="2922"/>
+      </w:pPr>
+      <w:r>
+        <w:t>Mechanik dziedziczy po użytkowniku ( dziedziczenie)</w:t>
+      </w:r>
+    </w:p>
+    <w:p>
+      <w:pPr>
+        <w:pStyle w:val="Akapitzlist"/>
+        <w:numPr>
+          <w:ilvl w:val="1"/>
+          <w:numId w:val="47"/>
+        </w:numPr>
+        <w:spacing w:line="278" w:lineRule="auto"/>
+        <w:ind w:left="2922"/>
+      </w:pPr>
+      <w:r>
+        <w:t>Klient dziedziczy po użytkowniku ( dziedziczenie)</w:t>
+      </w:r>
+    </w:p>
+    <w:p>
+      <w:pPr>
+        <w:pStyle w:val="Akapitzlist"/>
+        <w:numPr>
+          <w:ilvl w:val="0"/>
+          <w:numId w:val="35"/>
+        </w:numPr>
+        <w:spacing w:line="278" w:lineRule="auto"/>
+        <w:ind w:left="1482"/>
+        <w:rPr>
+          <w:b/>
+          <w:bCs/>
+        </w:rPr>
+      </w:pPr>
+      <w:r>
+        <w:rPr>
+          <w:b/>
+          <w:bCs/>
+        </w:rPr>
+        <w:t xml:space="preserve">Zlecenie </w:t>
+      </w:r>
+    </w:p>
+    <w:p>
+      <w:pPr>
+        <w:pStyle w:val="Akapitzlist"/>
+        <w:ind w:left="1482"/>
+      </w:pPr>
+      <w:r>
+        <w:t>Klasa reprezentująca zlecenie po której dziedziczą klasy poszczególnych zleceń</w:t>
+      </w:r>
+    </w:p>
+    <w:p>
+      <w:pPr>
+        <w:pStyle w:val="Akapitzlist"/>
+        <w:numPr>
+          <w:ilvl w:val="0"/>
+          <w:numId w:val="48"/>
+        </w:numPr>
+        <w:spacing w:line="278" w:lineRule="auto"/>
+        <w:ind w:left="2202"/>
+      </w:pPr>
+      <w:r>
+        <w:t>Atrybuty:</w:t>
+      </w:r>
+    </w:p>
+    <w:p>
+      <w:pPr>
+        <w:pStyle w:val="Akapitzlist"/>
+        <w:numPr>
+          <w:ilvl w:val="1"/>
+          <w:numId w:val="48"/>
+        </w:numPr>
+        <w:spacing w:line="278" w:lineRule="auto"/>
+        <w:ind w:left="2922"/>
+      </w:pPr>
+      <w:proofErr w:type="spellStart"/>
+      <w:r>
+        <w:t>id_zlecenia</w:t>
+      </w:r>
+      <w:proofErr w:type="spellEnd"/>
+      <w:r>
+        <w:t xml:space="preserve"> (</w:t>
+      </w:r>
+      <w:proofErr w:type="spellStart"/>
+      <w:r>
+        <w:t>int</w:t>
+      </w:r>
+      <w:proofErr w:type="spellEnd"/>
+      <w:r>
+        <w:t>) – identyfikator zlecenia</w:t>
+      </w:r>
+    </w:p>
+    <w:p>
+      <w:pPr>
+        <w:pStyle w:val="Akapitzlist"/>
+        <w:numPr>
+          <w:ilvl w:val="1"/>
+          <w:numId w:val="48"/>
+        </w:numPr>
+        <w:spacing w:line="278" w:lineRule="auto"/>
+        <w:ind w:left="2922"/>
+        <w:rPr>
+          <w:lang w:val="en-GB"/>
+        </w:rPr>
+      </w:pPr>
+      <w:proofErr w:type="spellStart"/>
+      <w:r>
+        <w:rPr>
+          <w:lang w:val="en-GB"/>
+        </w:rPr>
+        <w:t>idKlienta</w:t>
+      </w:r>
+      <w:proofErr w:type="spellEnd"/>
+      <w:r>
+        <w:rPr>
+          <w:lang w:val="en-GB"/>
+        </w:rPr>
+        <w:t xml:space="preserve"> (int) – </w:t>
+      </w:r>
+      <w:proofErr w:type="spellStart"/>
+      <w:r>
+        <w:rPr>
+          <w:lang w:val="en-GB"/>
+        </w:rPr>
+        <w:t>identyfikator</w:t>
+      </w:r>
+      <w:proofErr w:type="spellEnd"/>
+      <w:r>
+        <w:rPr>
+          <w:lang w:val="en-GB"/>
+        </w:rPr>
+        <w:t xml:space="preserve"> </w:t>
+      </w:r>
+      <w:proofErr w:type="spellStart"/>
+      <w:r>
+        <w:rPr>
+          <w:lang w:val="en-GB"/>
+        </w:rPr>
+        <w:t>klienta</w:t>
+      </w:r>
+      <w:proofErr w:type="spellEnd"/>
+    </w:p>
+    <w:p>
+      <w:pPr>
+        <w:pStyle w:val="Akapitzlist"/>
+        <w:numPr>
+          <w:ilvl w:val="1"/>
+          <w:numId w:val="48"/>
+        </w:numPr>
+        <w:spacing w:line="278" w:lineRule="auto"/>
+        <w:ind w:left="2922"/>
+      </w:pPr>
+      <w:proofErr w:type="spellStart"/>
+      <w:r>
+        <w:t>vin</w:t>
+      </w:r>
+      <w:proofErr w:type="spellEnd"/>
+      <w:r>
+        <w:t xml:space="preserve"> (string) – </w:t>
+      </w:r>
+      <w:proofErr w:type="spellStart"/>
+      <w:r>
+        <w:t>vin</w:t>
+      </w:r>
+      <w:proofErr w:type="spellEnd"/>
+      <w:r>
+        <w:t xml:space="preserve"> samochodu naprawianego</w:t>
+      </w:r>
+    </w:p>
+    <w:p>
+      <w:pPr>
+        <w:pStyle w:val="Akapitzlist"/>
+        <w:numPr>
+          <w:ilvl w:val="1"/>
+          <w:numId w:val="48"/>
+        </w:numPr>
+        <w:spacing w:line="278" w:lineRule="auto"/>
+        <w:ind w:left="2922"/>
+      </w:pPr>
+      <w:proofErr w:type="spellStart"/>
+      <w:r>
+        <w:t>dataZgłoszenia</w:t>
+      </w:r>
+      <w:proofErr w:type="spellEnd"/>
+      <w:r>
+        <w:t xml:space="preserve"> (data) -  data utworzenia zgłoszenia</w:t>
+      </w:r>
+    </w:p>
+    <w:p>
+      <w:pPr>
+        <w:pStyle w:val="Akapitzlist"/>
+        <w:numPr>
+          <w:ilvl w:val="1"/>
+          <w:numId w:val="48"/>
+        </w:numPr>
+        <w:spacing w:line="278" w:lineRule="auto"/>
+        <w:ind w:left="2922"/>
+      </w:pPr>
+      <w:proofErr w:type="spellStart"/>
+      <w:r>
+        <w:t>dataRealizacji</w:t>
+      </w:r>
+      <w:proofErr w:type="spellEnd"/>
+      <w:r>
+        <w:t xml:space="preserve"> (data)– data rozpoczęcia realizacji zgłoszenia</w:t>
+      </w:r>
+    </w:p>
+    <w:p>
+      <w:pPr>
+        <w:pStyle w:val="Akapitzlist"/>
+        <w:numPr>
+          <w:ilvl w:val="1"/>
+          <w:numId w:val="48"/>
+        </w:numPr>
+        <w:spacing w:line="278" w:lineRule="auto"/>
+        <w:ind w:left="2922"/>
+      </w:pPr>
+      <w:proofErr w:type="spellStart"/>
+      <w:r>
+        <w:lastRenderedPageBreak/>
+        <w:t>id_mechanika</w:t>
+      </w:r>
+      <w:proofErr w:type="spellEnd"/>
+      <w:r>
+        <w:t xml:space="preserve"> ( </w:t>
+      </w:r>
+      <w:proofErr w:type="spellStart"/>
+      <w:r>
+        <w:t>int</w:t>
+      </w:r>
+      <w:proofErr w:type="spellEnd"/>
+      <w:r>
+        <w:t xml:space="preserve"> ) – identyfikator mechanika odpowiedzialnego za naprawę</w:t>
+      </w:r>
+    </w:p>
+    <w:p>
+      <w:pPr>
+        <w:pStyle w:val="Akapitzlist"/>
+        <w:numPr>
+          <w:ilvl w:val="1"/>
+          <w:numId w:val="48"/>
+        </w:numPr>
+        <w:spacing w:line="278" w:lineRule="auto"/>
+        <w:ind w:left="2922"/>
+      </w:pPr>
+      <w:r>
+        <w:t>list&lt;Część&gt; -  lista części potrzebnych do naprawienia auta</w:t>
+      </w:r>
+    </w:p>
+    <w:p>
+      <w:pPr>
+        <w:pStyle w:val="Akapitzlist"/>
+        <w:numPr>
+          <w:ilvl w:val="1"/>
+          <w:numId w:val="48"/>
+        </w:numPr>
+        <w:spacing w:line="278" w:lineRule="auto"/>
+        <w:ind w:left="2922"/>
+      </w:pPr>
+      <w:r>
+        <w:t>status (</w:t>
+      </w:r>
+      <w:proofErr w:type="spellStart"/>
+      <w:r>
+        <w:t>enum</w:t>
+      </w:r>
+      <w:proofErr w:type="spellEnd"/>
+      <w:r>
+        <w:t xml:space="preserve"> )– status zlecenia ( wyjaśnione w sekcji </w:t>
+      </w:r>
+      <w:proofErr w:type="spellStart"/>
+      <w:r>
+        <w:t>enum</w:t>
+      </w:r>
+      <w:proofErr w:type="spellEnd"/>
+      <w:r>
+        <w:t>)</w:t>
+      </w:r>
+    </w:p>
+    <w:p>
+      <w:pPr>
+        <w:pStyle w:val="Akapitzlist"/>
+        <w:numPr>
+          <w:ilvl w:val="0"/>
+          <w:numId w:val="48"/>
+        </w:numPr>
+        <w:spacing w:line="278" w:lineRule="auto"/>
+        <w:ind w:left="2202"/>
+      </w:pPr>
+      <w:r>
+        <w:t>Metody:</w:t>
+      </w:r>
+    </w:p>
+    <w:p>
+      <w:pPr>
+        <w:pStyle w:val="Akapitzlist"/>
+        <w:numPr>
+          <w:ilvl w:val="1"/>
+          <w:numId w:val="48"/>
+        </w:numPr>
+        <w:spacing w:line="278" w:lineRule="auto"/>
+        <w:ind w:left="2922"/>
+      </w:pPr>
+      <w:proofErr w:type="spellStart"/>
+      <w:r>
+        <w:t>edytujDane</w:t>
+      </w:r>
+      <w:proofErr w:type="spellEnd"/>
+      <w:r>
+        <w:t>() - funkcja służąca do edytowania danych zlecenia</w:t>
+      </w:r>
+    </w:p>
+    <w:p>
+      <w:pPr>
+        <w:pStyle w:val="Akapitzlist"/>
+        <w:numPr>
+          <w:ilvl w:val="1"/>
+          <w:numId w:val="48"/>
+        </w:numPr>
+        <w:spacing w:line="278" w:lineRule="auto"/>
+        <w:ind w:left="2922"/>
+      </w:pPr>
+      <w:proofErr w:type="spellStart"/>
+      <w:r>
+        <w:t>konieczlecenia</w:t>
+      </w:r>
+      <w:proofErr w:type="spellEnd"/>
+      <w:r>
+        <w:t>() - funkcja służąca do ustawienia statusu zlecenia na zakończone</w:t>
+      </w:r>
+    </w:p>
+    <w:p>
+      <w:pPr>
+        <w:pStyle w:val="Akapitzlist"/>
+        <w:numPr>
+          <w:ilvl w:val="1"/>
+          <w:numId w:val="48"/>
+        </w:numPr>
+        <w:spacing w:line="278" w:lineRule="auto"/>
+        <w:ind w:left="2922"/>
+      </w:pPr>
+      <w:proofErr w:type="spellStart"/>
+      <w:r>
+        <w:t>GenerujPodtwierdzenie</w:t>
+      </w:r>
+      <w:proofErr w:type="spellEnd"/>
+      <w:r>
+        <w:t>() – funkcja służąca do wygenerowania potwierdzenia złożenia zlecenia ( stworzenia potwierdzenia)</w:t>
+      </w:r>
+    </w:p>
+    <w:p>
+      <w:pPr>
+        <w:pStyle w:val="Akapitzlist"/>
+        <w:numPr>
+          <w:ilvl w:val="1"/>
+          <w:numId w:val="48"/>
+        </w:numPr>
+        <w:spacing w:line="278" w:lineRule="auto"/>
+        <w:ind w:left="2922"/>
+      </w:pPr>
+      <w:proofErr w:type="spellStart"/>
+      <w:r>
+        <w:t>GenerujProtokuł</w:t>
+      </w:r>
+      <w:proofErr w:type="spellEnd"/>
+      <w:r>
+        <w:t>() - funkcja służąca do wygenerowania protokołu naprawy (stworzenia protokołu naprawy)</w:t>
+      </w:r>
+    </w:p>
+    <w:p>
+      <w:pPr>
+        <w:pStyle w:val="Akapitzlist"/>
+        <w:numPr>
+          <w:ilvl w:val="0"/>
+          <w:numId w:val="48"/>
+        </w:numPr>
+        <w:spacing w:line="278" w:lineRule="auto"/>
+        <w:ind w:left="2202"/>
+      </w:pPr>
+      <w:r>
+        <w:t>Relacje:</w:t>
+      </w:r>
+    </w:p>
+    <w:p>
+      <w:pPr>
+        <w:pStyle w:val="Akapitzlist"/>
+        <w:numPr>
+          <w:ilvl w:val="1"/>
+          <w:numId w:val="48"/>
+        </w:numPr>
+        <w:spacing w:line="278" w:lineRule="auto"/>
+        <w:ind w:left="2922"/>
+      </w:pPr>
+      <w:r>
+        <w:t>Zlecenie stacjonarne dziedziczy po klasie zlecenie ( dziedziczenie)</w:t>
+      </w:r>
+    </w:p>
+    <w:p>
+      <w:pPr>
+        <w:pStyle w:val="Akapitzlist"/>
+        <w:numPr>
+          <w:ilvl w:val="1"/>
+          <w:numId w:val="48"/>
+        </w:numPr>
+        <w:spacing w:line="278" w:lineRule="auto"/>
+        <w:ind w:left="2922"/>
+      </w:pPr>
+      <w:r>
+        <w:t>Zlecenie stacjonarne dziedziczy po klasie zlecenie ( dziedziczenie)</w:t>
+      </w:r>
+    </w:p>
+    <w:p>
+      <w:pPr>
+        <w:pStyle w:val="Akapitzlist"/>
+        <w:numPr>
+          <w:ilvl w:val="1"/>
+          <w:numId w:val="48"/>
+        </w:numPr>
+        <w:spacing w:line="278" w:lineRule="auto"/>
+        <w:ind w:left="2922"/>
+      </w:pPr>
+      <w:r>
+        <w:t>Zlecenie stacjonarne dziedziczy po klasie zlecenie ( dziedziczenie)</w:t>
+      </w:r>
+    </w:p>
+    <w:p>
+      <w:pPr>
+        <w:pStyle w:val="Akapitzlist"/>
+        <w:numPr>
+          <w:ilvl w:val="1"/>
+          <w:numId w:val="48"/>
+        </w:numPr>
+        <w:spacing w:line="278" w:lineRule="auto"/>
+        <w:ind w:left="2922"/>
+      </w:pPr>
+      <w:r>
+        <w:t xml:space="preserve">Zlecenie korzysta z wielu części ( jeden do wielu) </w:t>
+      </w:r>
+    </w:p>
+    <w:p>
+      <w:pPr>
+        <w:pStyle w:val="Akapitzlist"/>
+        <w:numPr>
+          <w:ilvl w:val="0"/>
+          <w:numId w:val="35"/>
+        </w:numPr>
+        <w:spacing w:line="278" w:lineRule="auto"/>
+        <w:ind w:left="1482"/>
+        <w:rPr>
+          <w:b/>
+          <w:bCs/>
+        </w:rPr>
+      </w:pPr>
+      <w:r>
+        <w:rPr>
+          <w:b/>
+          <w:bCs/>
+        </w:rPr>
+        <w:t>Z</w:t>
+      </w:r>
+      <w:r>
+        <w:rPr>
+          <w:b/>
+          <w:bCs/>
+        </w:rPr>
+        <w:t>lecenie holowania</w:t>
+      </w:r>
+    </w:p>
+    <w:p>
+      <w:pPr>
+        <w:pStyle w:val="Akapitzlist"/>
+        <w:ind w:left="1482"/>
+      </w:pPr>
+      <w:r>
+        <w:t>Klasa odzwierciedlająca zlecenie holowania</w:t>
+      </w:r>
+    </w:p>
+    <w:p>
+      <w:pPr>
+        <w:pStyle w:val="Akapitzlist"/>
+        <w:numPr>
+          <w:ilvl w:val="0"/>
+          <w:numId w:val="49"/>
+        </w:numPr>
+        <w:spacing w:line="278" w:lineRule="auto"/>
+        <w:ind w:left="2202"/>
+      </w:pPr>
+      <w:r>
+        <w:t>Atrybuty:</w:t>
+      </w:r>
+    </w:p>
+    <w:p>
+      <w:pPr>
+        <w:pStyle w:val="Akapitzlist"/>
+        <w:numPr>
+          <w:ilvl w:val="1"/>
+          <w:numId w:val="49"/>
+        </w:numPr>
+        <w:spacing w:line="278" w:lineRule="auto"/>
+        <w:ind w:left="2922"/>
+      </w:pPr>
+      <w:proofErr w:type="spellStart"/>
+      <w:r>
+        <w:t>id_pojazduHolowniczego</w:t>
+      </w:r>
+      <w:proofErr w:type="spellEnd"/>
+      <w:r>
+        <w:t xml:space="preserve"> (</w:t>
+      </w:r>
+      <w:proofErr w:type="spellStart"/>
+      <w:r>
+        <w:t>int</w:t>
+      </w:r>
+      <w:proofErr w:type="spellEnd"/>
+      <w:r>
+        <w:t>) – identyfikator pojazdu holowniczego ( lawety)</w:t>
+      </w:r>
+    </w:p>
+    <w:p>
+      <w:pPr>
+        <w:pStyle w:val="Akapitzlist"/>
+        <w:numPr>
+          <w:ilvl w:val="1"/>
+          <w:numId w:val="49"/>
+        </w:numPr>
+        <w:spacing w:line="278" w:lineRule="auto"/>
+        <w:ind w:left="2922"/>
+      </w:pPr>
+      <w:proofErr w:type="spellStart"/>
+      <w:r>
+        <w:t>opisUsterki</w:t>
+      </w:r>
+      <w:proofErr w:type="spellEnd"/>
+      <w:r>
+        <w:t>( string) – opis tekstowy usterki</w:t>
+      </w:r>
+    </w:p>
+    <w:p>
+      <w:pPr>
+        <w:pStyle w:val="Akapitzlist"/>
+        <w:numPr>
+          <w:ilvl w:val="1"/>
+          <w:numId w:val="49"/>
+        </w:numPr>
+        <w:spacing w:line="278" w:lineRule="auto"/>
+        <w:ind w:left="2922"/>
+      </w:pPr>
+      <w:r>
+        <w:t>adres (string) – adres miejsca zdarzenia ( gdzie ma podjechać laweta)</w:t>
+      </w:r>
+    </w:p>
+    <w:p>
+      <w:pPr>
+        <w:pStyle w:val="Akapitzlist"/>
+        <w:numPr>
+          <w:ilvl w:val="1"/>
+          <w:numId w:val="49"/>
+        </w:numPr>
+        <w:spacing w:line="278" w:lineRule="auto"/>
+        <w:ind w:left="2922"/>
+      </w:pPr>
+      <w:proofErr w:type="spellStart"/>
+      <w:r>
+        <w:t>AutoOdpala</w:t>
+      </w:r>
+      <w:proofErr w:type="spellEnd"/>
+      <w:r>
+        <w:t xml:space="preserve"> (</w:t>
+      </w:r>
+      <w:proofErr w:type="spellStart"/>
+      <w:r>
+        <w:t>bool</w:t>
+      </w:r>
+      <w:proofErr w:type="spellEnd"/>
+      <w:r>
+        <w:t xml:space="preserve">) – </w:t>
+      </w:r>
+      <w:proofErr w:type="spellStart"/>
+      <w:r>
+        <w:t>true</w:t>
+      </w:r>
+      <w:proofErr w:type="spellEnd"/>
+      <w:r>
+        <w:t xml:space="preserve">/ </w:t>
+      </w:r>
+      <w:proofErr w:type="spellStart"/>
+      <w:r>
+        <w:t>false</w:t>
+      </w:r>
+      <w:proofErr w:type="spellEnd"/>
+      <w:r>
+        <w:t xml:space="preserve"> czy auto które ma być holowane odpala </w:t>
+      </w:r>
+    </w:p>
+    <w:p>
+      <w:pPr>
+        <w:pStyle w:val="Akapitzlist"/>
+        <w:numPr>
+          <w:ilvl w:val="1"/>
+          <w:numId w:val="49"/>
+        </w:numPr>
+        <w:spacing w:line="278" w:lineRule="auto"/>
+        <w:ind w:left="2922"/>
+      </w:pPr>
+      <w:proofErr w:type="spellStart"/>
+      <w:r>
+        <w:t>rodzajUszkodzenia</w:t>
+      </w:r>
+      <w:proofErr w:type="spellEnd"/>
+      <w:r>
+        <w:t xml:space="preserve"> (</w:t>
+      </w:r>
+      <w:proofErr w:type="spellStart"/>
+      <w:r>
+        <w:t>enum</w:t>
+      </w:r>
+      <w:proofErr w:type="spellEnd"/>
+      <w:r>
+        <w:t xml:space="preserve">) – rodzaj uszkodzenia do wybrania ( wyjaśnione w sekcji </w:t>
+      </w:r>
+      <w:proofErr w:type="spellStart"/>
+      <w:r>
+        <w:t>enum</w:t>
+      </w:r>
+      <w:proofErr w:type="spellEnd"/>
+      <w:r>
+        <w:t>)</w:t>
+      </w:r>
+    </w:p>
+    <w:p>
+      <w:pPr>
+        <w:pStyle w:val="Akapitzlist"/>
+        <w:numPr>
+          <w:ilvl w:val="0"/>
+          <w:numId w:val="49"/>
+        </w:numPr>
+        <w:spacing w:line="278" w:lineRule="auto"/>
+        <w:ind w:left="2202"/>
+      </w:pPr>
+      <w:r>
+        <w:t>Metody:</w:t>
+      </w:r>
+    </w:p>
+    <w:p>
+      <w:pPr>
+        <w:pStyle w:val="Akapitzlist"/>
+        <w:numPr>
+          <w:ilvl w:val="1"/>
+          <w:numId w:val="49"/>
+        </w:numPr>
+        <w:spacing w:line="278" w:lineRule="auto"/>
+        <w:ind w:left="2922"/>
+      </w:pPr>
+      <w:proofErr w:type="spellStart"/>
+      <w:r>
+        <w:t>EdytujDane</w:t>
+      </w:r>
+      <w:proofErr w:type="spellEnd"/>
+      <w:r>
+        <w:t>() – funkcja służąca do edycji danych zlecenia holowania</w:t>
+      </w:r>
+    </w:p>
+    <w:p>
+      <w:pPr>
+        <w:pStyle w:val="Akapitzlist"/>
+        <w:numPr>
+          <w:ilvl w:val="1"/>
+          <w:numId w:val="49"/>
+        </w:numPr>
+        <w:spacing w:line="278" w:lineRule="auto"/>
+        <w:ind w:left="2922"/>
+      </w:pPr>
+      <w:proofErr w:type="spellStart"/>
+      <w:r>
+        <w:t>GenerujPodtwierdzenie</w:t>
+      </w:r>
+      <w:proofErr w:type="spellEnd"/>
+      <w:r>
+        <w:t>() – funkcja służąca do wygenerowania potwierdzenia złożenia zlecenia ( stworzenia potwierdzenia)</w:t>
+      </w:r>
+    </w:p>
+    <w:p>
+      <w:pPr>
+        <w:pStyle w:val="Akapitzlist"/>
+        <w:numPr>
+          <w:ilvl w:val="1"/>
+          <w:numId w:val="49"/>
+        </w:numPr>
+        <w:spacing w:line="278" w:lineRule="auto"/>
+        <w:ind w:left="2922"/>
+      </w:pPr>
+      <w:proofErr w:type="spellStart"/>
+      <w:r>
+        <w:lastRenderedPageBreak/>
+        <w:t>GenerujProtokuł</w:t>
+      </w:r>
+      <w:proofErr w:type="spellEnd"/>
+      <w:r>
+        <w:t>() - funkcja służąca do wygenerowania protokołu naprawy (stworzenia protokołu naprawy)</w:t>
+      </w:r>
+    </w:p>
+    <w:p>
+      <w:pPr>
+        <w:pStyle w:val="Akapitzlist"/>
+        <w:numPr>
+          <w:ilvl w:val="0"/>
+          <w:numId w:val="49"/>
+        </w:numPr>
+        <w:spacing w:line="278" w:lineRule="auto"/>
+        <w:ind w:left="2202"/>
+      </w:pPr>
+      <w:r>
+        <w:t>Relacje:</w:t>
+      </w:r>
+    </w:p>
+    <w:p>
+      <w:pPr>
+        <w:pStyle w:val="Akapitzlist"/>
+        <w:numPr>
+          <w:ilvl w:val="1"/>
+          <w:numId w:val="49"/>
+        </w:numPr>
+        <w:spacing w:line="278" w:lineRule="auto"/>
+        <w:ind w:left="2922"/>
+      </w:pPr>
+      <w:r>
+        <w:t xml:space="preserve">Zlecenie holowania dziedziczy po klasie zlecenie ( dziedziczenie) </w:t>
+      </w:r>
+    </w:p>
+    <w:p>
+      <w:pPr>
+        <w:pStyle w:val="Akapitzlist"/>
+        <w:numPr>
+          <w:ilvl w:val="1"/>
+          <w:numId w:val="49"/>
+        </w:numPr>
+        <w:spacing w:line="278" w:lineRule="auto"/>
+        <w:ind w:left="2922"/>
+      </w:pPr>
+      <w:r>
+        <w:t xml:space="preserve">Klient tworzy wiele zleceń holowania (wiele do jednego) </w:t>
+      </w:r>
+    </w:p>
+    <w:p>
+      <w:pPr>
+        <w:pStyle w:val="Akapitzlist"/>
+        <w:numPr>
+          <w:ilvl w:val="1"/>
+          <w:numId w:val="49"/>
+        </w:numPr>
+        <w:spacing w:line="278" w:lineRule="auto"/>
+        <w:ind w:left="2922"/>
+      </w:pPr>
+      <w:r>
+        <w:t>Mechanik realizuje wiele zleceń holowania (wiele do jednego)</w:t>
+      </w:r>
+    </w:p>
+    <w:p>
+      <w:pPr>
+        <w:pStyle w:val="Akapitzlist"/>
+        <w:numPr>
+          <w:ilvl w:val="1"/>
+          <w:numId w:val="49"/>
+        </w:numPr>
+        <w:spacing w:line="278" w:lineRule="auto"/>
+        <w:ind w:left="2922"/>
+      </w:pPr>
+      <w:r>
+        <w:t>Szef zarządza wieloma zleceniami holowania (wiele do jednego)</w:t>
+      </w:r>
+    </w:p>
+    <w:p>
+      <w:pPr>
+        <w:pStyle w:val="Akapitzlist"/>
+        <w:numPr>
+          <w:ilvl w:val="1"/>
+          <w:numId w:val="49"/>
+        </w:numPr>
+        <w:spacing w:line="278" w:lineRule="auto"/>
+        <w:ind w:left="2922"/>
+      </w:pPr>
+      <w:r>
+        <w:t>Pojazd holowniczy może być w wielu zleceniach (wiele do jednego)</w:t>
+      </w:r>
+    </w:p>
+    <w:p>
+      <w:pPr>
+        <w:pStyle w:val="Akapitzlist"/>
+        <w:numPr>
+          <w:ilvl w:val="1"/>
+          <w:numId w:val="49"/>
+        </w:numPr>
+        <w:spacing w:line="278" w:lineRule="auto"/>
+        <w:ind w:left="2922"/>
+      </w:pPr>
+      <w:r>
+        <w:t>Zlecenie holowania generuje (tworzy ) potwierdzenie ( kompozycja)</w:t>
+      </w:r>
+    </w:p>
+    <w:p>
+      <w:pPr>
+        <w:pStyle w:val="Akapitzlist"/>
+        <w:numPr>
+          <w:ilvl w:val="1"/>
+          <w:numId w:val="49"/>
+        </w:numPr>
+        <w:spacing w:line="278" w:lineRule="auto"/>
+        <w:ind w:left="2922"/>
+      </w:pPr>
+      <w:r>
+        <w:t>Zlecenie holowania generuje (tworzy ) Protokół ( kompozycja)</w:t>
+      </w:r>
+    </w:p>
+    <w:p>
+      <w:pPr>
+        <w:pStyle w:val="Akapitzlist"/>
+        <w:numPr>
+          <w:ilvl w:val="0"/>
+          <w:numId w:val="35"/>
+        </w:numPr>
+        <w:spacing w:line="278" w:lineRule="auto"/>
+        <w:ind w:left="1482"/>
+        <w:rPr>
+          <w:b/>
+          <w:bCs/>
+        </w:rPr>
+      </w:pPr>
+      <w:r>
+        <w:rPr>
+          <w:b/>
+          <w:bCs/>
+        </w:rPr>
+        <w:t>Zlecenie stacjonarne</w:t>
+      </w:r>
+    </w:p>
+    <w:p>
+      <w:pPr>
+        <w:pStyle w:val="Akapitzlist"/>
+        <w:ind w:left="1482"/>
+      </w:pPr>
+      <w:r>
+        <w:t xml:space="preserve">Klasa odzwierciedlająca zlecenie </w:t>
+      </w:r>
+      <w:r>
+        <w:t>stacjonarne</w:t>
+      </w:r>
+    </w:p>
+    <w:p>
+      <w:pPr>
+        <w:pStyle w:val="Akapitzlist"/>
+        <w:numPr>
+          <w:ilvl w:val="0"/>
+          <w:numId w:val="49"/>
+        </w:numPr>
+        <w:spacing w:line="278" w:lineRule="auto"/>
+        <w:ind w:left="2202"/>
+      </w:pPr>
+      <w:r>
+        <w:t>Atrybuty:</w:t>
+      </w:r>
+    </w:p>
+    <w:p>
+      <w:pPr>
+        <w:pStyle w:val="Akapitzlist"/>
+        <w:numPr>
+          <w:ilvl w:val="1"/>
+          <w:numId w:val="49"/>
+        </w:numPr>
+        <w:spacing w:line="278" w:lineRule="auto"/>
+        <w:ind w:left="2922"/>
+      </w:pPr>
+      <w:proofErr w:type="spellStart"/>
+      <w:r>
+        <w:t>opisUsterki</w:t>
+      </w:r>
+      <w:proofErr w:type="spellEnd"/>
+      <w:r>
+        <w:t>( string) – opis tekstowy usterki</w:t>
+      </w:r>
+    </w:p>
+    <w:p>
+      <w:pPr>
+        <w:pStyle w:val="Akapitzlist"/>
+        <w:numPr>
+          <w:ilvl w:val="1"/>
+          <w:numId w:val="49"/>
+        </w:numPr>
+        <w:spacing w:line="278" w:lineRule="auto"/>
+        <w:ind w:left="2922"/>
+      </w:pPr>
+      <w:proofErr w:type="spellStart"/>
+      <w:r>
+        <w:t>rodzajUszkodzenia</w:t>
+      </w:r>
+      <w:proofErr w:type="spellEnd"/>
+      <w:r>
+        <w:t xml:space="preserve"> (</w:t>
+      </w:r>
+      <w:proofErr w:type="spellStart"/>
+      <w:r>
+        <w:t>enum</w:t>
+      </w:r>
+      <w:proofErr w:type="spellEnd"/>
+      <w:r>
+        <w:t xml:space="preserve">) – rodzaj uszkodzenia do wybrania ( wyjaśnione w sekcji </w:t>
+      </w:r>
+      <w:proofErr w:type="spellStart"/>
+      <w:r>
+        <w:t>enum</w:t>
+      </w:r>
+      <w:proofErr w:type="spellEnd"/>
+      <w:r>
+        <w:t>)</w:t>
+      </w:r>
+    </w:p>
+    <w:p>
+      <w:pPr>
+        <w:pStyle w:val="Akapitzlist"/>
+        <w:numPr>
+          <w:ilvl w:val="0"/>
+          <w:numId w:val="49"/>
+        </w:numPr>
+        <w:spacing w:line="278" w:lineRule="auto"/>
+        <w:ind w:left="2202"/>
+      </w:pPr>
+      <w:r>
+        <w:t>Metody:</w:t>
+      </w:r>
+    </w:p>
+    <w:p>
+      <w:pPr>
+        <w:pStyle w:val="Akapitzlist"/>
+        <w:numPr>
+          <w:ilvl w:val="1"/>
+          <w:numId w:val="49"/>
+        </w:numPr>
+        <w:spacing w:line="278" w:lineRule="auto"/>
+        <w:ind w:left="2922"/>
+      </w:pPr>
+      <w:proofErr w:type="spellStart"/>
+      <w:r>
+        <w:t>EdytujDane</w:t>
+      </w:r>
+      <w:proofErr w:type="spellEnd"/>
+      <w:r>
+        <w:t>() – funkcja służąca do edycji danych zlecenia holowania</w:t>
+      </w:r>
+    </w:p>
+    <w:p>
+      <w:pPr>
+        <w:pStyle w:val="Akapitzlist"/>
+        <w:numPr>
+          <w:ilvl w:val="1"/>
+          <w:numId w:val="49"/>
+        </w:numPr>
+        <w:spacing w:line="278" w:lineRule="auto"/>
+        <w:ind w:left="2922"/>
+      </w:pPr>
+      <w:proofErr w:type="spellStart"/>
+      <w:r>
+        <w:t>GenerujPodtwierdzenie</w:t>
+      </w:r>
+      <w:proofErr w:type="spellEnd"/>
+      <w:r>
+        <w:t>() – funkcja służąca do wygenerowania potwierdzenia złożenia zlecenia ( stworzenia potwierdzenia)</w:t>
+      </w:r>
+    </w:p>
+    <w:p>
+      <w:pPr>
+        <w:pStyle w:val="Akapitzlist"/>
+        <w:numPr>
+          <w:ilvl w:val="1"/>
+          <w:numId w:val="49"/>
+        </w:numPr>
+        <w:spacing w:line="278" w:lineRule="auto"/>
+        <w:ind w:left="2922"/>
+      </w:pPr>
+      <w:proofErr w:type="spellStart"/>
+      <w:r>
+        <w:t>GenerujProtokuł</w:t>
+      </w:r>
+      <w:proofErr w:type="spellEnd"/>
+      <w:r>
+        <w:t>() - funkcja służąca do wygenerowania protokołu naprawy (stworzenia protokołu naprawy)</w:t>
+      </w:r>
+    </w:p>
+    <w:p>
+      <w:pPr>
+        <w:pStyle w:val="Akapitzlist"/>
+        <w:numPr>
+          <w:ilvl w:val="0"/>
+          <w:numId w:val="49"/>
+        </w:numPr>
+        <w:spacing w:line="278" w:lineRule="auto"/>
+        <w:ind w:left="2202"/>
+      </w:pPr>
+      <w:r>
+        <w:t>Relacje:</w:t>
+      </w:r>
+    </w:p>
+    <w:p>
+      <w:pPr>
+        <w:pStyle w:val="Akapitzlist"/>
+        <w:numPr>
+          <w:ilvl w:val="1"/>
+          <w:numId w:val="49"/>
+        </w:numPr>
+        <w:spacing w:line="278" w:lineRule="auto"/>
+        <w:ind w:left="2922"/>
+      </w:pPr>
+      <w:r>
+        <w:t xml:space="preserve">Zlecenie </w:t>
+      </w:r>
+      <w:r>
+        <w:t xml:space="preserve">stacjonarne </w:t>
+      </w:r>
+      <w:r>
+        <w:t xml:space="preserve">dziedziczy po klasie zlecenie ( dziedziczenie) </w:t>
+      </w:r>
+    </w:p>
+    <w:p>
+      <w:pPr>
+        <w:pStyle w:val="Akapitzlist"/>
+        <w:numPr>
+          <w:ilvl w:val="1"/>
+          <w:numId w:val="49"/>
+        </w:numPr>
+        <w:spacing w:line="278" w:lineRule="auto"/>
+        <w:ind w:left="2922"/>
+      </w:pPr>
+      <w:r>
+        <w:t xml:space="preserve">Klient tworzy wiele zleceń </w:t>
+      </w:r>
+      <w:r>
+        <w:t xml:space="preserve">stacjonarnych </w:t>
+      </w:r>
+      <w:r>
+        <w:t xml:space="preserve">(wiele do jednego) </w:t>
+      </w:r>
+    </w:p>
+    <w:p>
+      <w:pPr>
+        <w:pStyle w:val="Akapitzlist"/>
+        <w:numPr>
+          <w:ilvl w:val="1"/>
+          <w:numId w:val="49"/>
+        </w:numPr>
+        <w:spacing w:line="278" w:lineRule="auto"/>
+        <w:ind w:left="2922"/>
+      </w:pPr>
+      <w:r>
+        <w:t xml:space="preserve">Mechanik realizuje wiele zleceń </w:t>
+      </w:r>
+      <w:r>
+        <w:t xml:space="preserve">stacjonarnych </w:t>
+      </w:r>
+      <w:r>
+        <w:t>(wiele do jednego)</w:t>
+      </w:r>
+    </w:p>
+    <w:p>
+      <w:pPr>
+        <w:pStyle w:val="Akapitzlist"/>
+        <w:numPr>
+          <w:ilvl w:val="1"/>
+          <w:numId w:val="49"/>
+        </w:numPr>
+        <w:spacing w:line="278" w:lineRule="auto"/>
+        <w:ind w:left="2922"/>
+      </w:pPr>
+      <w:r>
+        <w:t xml:space="preserve">Szef zarządza wieloma zleceniami </w:t>
+      </w:r>
+      <w:r>
+        <w:t xml:space="preserve">stacjonarnymi </w:t>
+      </w:r>
+      <w:r>
+        <w:t>(wiele do jednego)</w:t>
+      </w:r>
+    </w:p>
+    <w:p>
+      <w:pPr>
+        <w:pStyle w:val="Akapitzlist"/>
+        <w:numPr>
+          <w:ilvl w:val="1"/>
+          <w:numId w:val="49"/>
+        </w:numPr>
+        <w:spacing w:line="278" w:lineRule="auto"/>
+        <w:ind w:left="2922"/>
+      </w:pPr>
+      <w:r>
+        <w:t xml:space="preserve">Zlecenie </w:t>
+      </w:r>
+      <w:r>
+        <w:t xml:space="preserve">stacjonarne </w:t>
+      </w:r>
+      <w:r>
+        <w:t>generuje (tworzy ) potwierdzenie (kompozycja)</w:t>
+      </w:r>
+    </w:p>
+    <w:p>
+      <w:pPr>
+        <w:pStyle w:val="Akapitzlist"/>
+        <w:numPr>
+          <w:ilvl w:val="1"/>
+          <w:numId w:val="49"/>
+        </w:numPr>
+        <w:spacing w:line="278" w:lineRule="auto"/>
+        <w:ind w:left="2922"/>
+      </w:pPr>
+      <w:r>
+        <w:lastRenderedPageBreak/>
+        <w:t xml:space="preserve">Zlecenie </w:t>
+      </w:r>
+      <w:r>
+        <w:t>stacjonarne</w:t>
+      </w:r>
+      <w:r>
+        <w:t xml:space="preserve"> generuje (tworzy ) Protokół ( kompozycja)</w:t>
+      </w:r>
+    </w:p>
+    <w:p>
+      <w:pPr>
+        <w:pStyle w:val="Akapitzlist"/>
+        <w:ind w:left="1482"/>
+        <w:rPr>
+          <w:b/>
+          <w:bCs/>
+        </w:rPr>
+      </w:pPr>
+    </w:p>
+    <w:p>
+      <w:pPr>
+        <w:pStyle w:val="Akapitzlist"/>
+        <w:numPr>
+          <w:ilvl w:val="0"/>
+          <w:numId w:val="35"/>
+        </w:numPr>
+        <w:spacing w:line="278" w:lineRule="auto"/>
+        <w:ind w:left="1482"/>
+        <w:rPr>
+          <w:b/>
+          <w:bCs/>
+        </w:rPr>
+      </w:pPr>
+      <w:r>
+        <w:rPr>
+          <w:b/>
+          <w:bCs/>
+        </w:rPr>
+        <w:t>Z</w:t>
+      </w:r>
+      <w:r>
+        <w:rPr>
+          <w:b/>
+          <w:bCs/>
+        </w:rPr>
+        <w:t>lecenie wyjazdowe</w:t>
+      </w:r>
+    </w:p>
+    <w:p>
+      <w:pPr>
+        <w:pStyle w:val="Akapitzlist"/>
+        <w:ind w:left="1482"/>
+      </w:pPr>
+      <w:r>
+        <w:t xml:space="preserve">Klasa odzwierciedlająca zlecenie </w:t>
+      </w:r>
+      <w:r>
+        <w:t>wyjazdowe</w:t>
+      </w:r>
+    </w:p>
+    <w:p>
+      <w:pPr>
+        <w:pStyle w:val="Akapitzlist"/>
+        <w:numPr>
+          <w:ilvl w:val="0"/>
+          <w:numId w:val="49"/>
+        </w:numPr>
+        <w:spacing w:line="278" w:lineRule="auto"/>
+        <w:ind w:left="2202"/>
+      </w:pPr>
+      <w:r>
+        <w:t>Atrybuty:</w:t>
+      </w:r>
+    </w:p>
+    <w:p>
+      <w:pPr>
+        <w:pStyle w:val="Akapitzlist"/>
+        <w:numPr>
+          <w:ilvl w:val="1"/>
+          <w:numId w:val="49"/>
+        </w:numPr>
+        <w:spacing w:line="278" w:lineRule="auto"/>
+        <w:ind w:left="2922"/>
+      </w:pPr>
+      <w:proofErr w:type="spellStart"/>
+      <w:r>
+        <w:t>opisUsterki</w:t>
+      </w:r>
+      <w:proofErr w:type="spellEnd"/>
+      <w:r>
+        <w:t>( string) – opis tekstowy usterki</w:t>
+      </w:r>
+    </w:p>
+    <w:p>
+      <w:pPr>
+        <w:pStyle w:val="Akapitzlist"/>
+        <w:numPr>
+          <w:ilvl w:val="1"/>
+          <w:numId w:val="49"/>
+        </w:numPr>
+        <w:spacing w:line="278" w:lineRule="auto"/>
+        <w:ind w:left="2922"/>
+      </w:pPr>
+      <w:r>
+        <w:t xml:space="preserve">adres (string) – adres miejsca zdarzenia </w:t>
+      </w:r>
+      <w:r>
+        <w:t>(przebywania auta)</w:t>
+      </w:r>
+    </w:p>
+    <w:p>
+      <w:pPr>
+        <w:pStyle w:val="Akapitzlist"/>
+        <w:numPr>
+          <w:ilvl w:val="1"/>
+          <w:numId w:val="49"/>
+        </w:numPr>
+        <w:spacing w:line="278" w:lineRule="auto"/>
+        <w:ind w:left="2922"/>
+      </w:pPr>
+      <w:proofErr w:type="spellStart"/>
+      <w:r>
+        <w:t>rodzajUszkodzenia</w:t>
+      </w:r>
+      <w:proofErr w:type="spellEnd"/>
+      <w:r>
+        <w:t xml:space="preserve"> (</w:t>
+      </w:r>
+      <w:proofErr w:type="spellStart"/>
+      <w:r>
+        <w:t>enum</w:t>
+      </w:r>
+      <w:proofErr w:type="spellEnd"/>
+      <w:r>
+        <w:t xml:space="preserve">) – rodzaj uszkodzenia do wybrania ( wyjaśnione w sekcji </w:t>
+      </w:r>
+      <w:proofErr w:type="spellStart"/>
+      <w:r>
+        <w:t>enum</w:t>
+      </w:r>
+      <w:proofErr w:type="spellEnd"/>
+      <w:r>
+        <w:t>)</w:t>
+      </w:r>
+    </w:p>
+    <w:p>
+      <w:pPr>
+        <w:pStyle w:val="Akapitzlist"/>
+        <w:numPr>
+          <w:ilvl w:val="0"/>
+          <w:numId w:val="49"/>
+        </w:numPr>
+        <w:spacing w:line="278" w:lineRule="auto"/>
+        <w:ind w:left="2202"/>
+      </w:pPr>
+      <w:r>
+        <w:t>Metody:</w:t>
+      </w:r>
+    </w:p>
+    <w:p>
+      <w:pPr>
+        <w:pStyle w:val="Akapitzlist"/>
+        <w:numPr>
+          <w:ilvl w:val="1"/>
+          <w:numId w:val="49"/>
+        </w:numPr>
+        <w:spacing w:line="278" w:lineRule="auto"/>
+        <w:ind w:left="2922"/>
+      </w:pPr>
+      <w:proofErr w:type="spellStart"/>
+      <w:r>
+        <w:t>EdytujDane</w:t>
+      </w:r>
+      <w:proofErr w:type="spellEnd"/>
+      <w:r>
+        <w:t>() – funkcja służąca do edycji danych zlecenia holowania</w:t>
+      </w:r>
+    </w:p>
+    <w:p>
+      <w:pPr>
+        <w:pStyle w:val="Akapitzlist"/>
+        <w:numPr>
+          <w:ilvl w:val="1"/>
+          <w:numId w:val="49"/>
+        </w:numPr>
+        <w:spacing w:line="278" w:lineRule="auto"/>
+        <w:ind w:left="2922"/>
+      </w:pPr>
+      <w:proofErr w:type="spellStart"/>
+      <w:r>
+        <w:t>GenerujPodtwierdzenie</w:t>
+      </w:r>
+      <w:proofErr w:type="spellEnd"/>
+      <w:r>
+        <w:t>() – funkcja służąca do wygenerowania potwierdzenia złożenia zlecenia ( stworzenia potwierdzenia)</w:t>
+      </w:r>
+    </w:p>
+    <w:p>
+      <w:pPr>
+        <w:pStyle w:val="Akapitzlist"/>
+        <w:numPr>
+          <w:ilvl w:val="1"/>
+          <w:numId w:val="49"/>
+        </w:numPr>
+        <w:spacing w:line="278" w:lineRule="auto"/>
+        <w:ind w:left="2922"/>
+      </w:pPr>
+      <w:proofErr w:type="spellStart"/>
+      <w:r>
+        <w:t>GenerujProtokuł</w:t>
+      </w:r>
+      <w:proofErr w:type="spellEnd"/>
+      <w:r>
+        <w:t>() - funkcja służąca do wygenerowania protokołu naprawy (stworzenia protokołu naprawy)</w:t>
+      </w:r>
+    </w:p>
+    <w:p>
+      <w:pPr>
+        <w:pStyle w:val="Akapitzlist"/>
+        <w:numPr>
+          <w:ilvl w:val="0"/>
+          <w:numId w:val="49"/>
+        </w:numPr>
+        <w:spacing w:line="278" w:lineRule="auto"/>
+        <w:ind w:left="2202"/>
+      </w:pPr>
+      <w:r>
+        <w:t>Relacje:</w:t>
+      </w:r>
+    </w:p>
+    <w:p>
+      <w:pPr>
+        <w:pStyle w:val="Akapitzlist"/>
+        <w:numPr>
+          <w:ilvl w:val="1"/>
+          <w:numId w:val="49"/>
+        </w:numPr>
+        <w:spacing w:line="278" w:lineRule="auto"/>
+        <w:ind w:left="2922"/>
+      </w:pPr>
+      <w:r>
+        <w:t xml:space="preserve">Zlecenie </w:t>
+      </w:r>
+      <w:r>
+        <w:t xml:space="preserve">wyjazdowe </w:t>
+      </w:r>
+      <w:r>
+        <w:t xml:space="preserve">dziedziczy po klasie zlecenie ( dziedziczenie) </w:t>
+      </w:r>
+    </w:p>
+    <w:p>
+      <w:pPr>
+        <w:pStyle w:val="Akapitzlist"/>
+        <w:numPr>
+          <w:ilvl w:val="1"/>
+          <w:numId w:val="49"/>
+        </w:numPr>
+        <w:spacing w:line="278" w:lineRule="auto"/>
+        <w:ind w:left="2922"/>
+      </w:pPr>
+      <w:r>
+        <w:t xml:space="preserve">Klient tworzy wiele zleceń </w:t>
+      </w:r>
+      <w:r>
+        <w:t xml:space="preserve">wyjazdowych </w:t>
+      </w:r>
+      <w:r>
+        <w:t xml:space="preserve">(wiele do jednego) </w:t>
+      </w:r>
+    </w:p>
+    <w:p>
+      <w:pPr>
+        <w:pStyle w:val="Akapitzlist"/>
+        <w:numPr>
+          <w:ilvl w:val="1"/>
+          <w:numId w:val="49"/>
+        </w:numPr>
+        <w:spacing w:line="278" w:lineRule="auto"/>
+        <w:ind w:left="2922"/>
+      </w:pPr>
+      <w:r>
+        <w:t xml:space="preserve">Mechanik realizuje wiele zleceń </w:t>
+      </w:r>
+      <w:r>
+        <w:t>wyjazdowych</w:t>
+      </w:r>
+      <w:r>
+        <w:t xml:space="preserve"> (wiele do jednego)</w:t>
+      </w:r>
+    </w:p>
+    <w:p>
+      <w:pPr>
+        <w:pStyle w:val="Akapitzlist"/>
+        <w:numPr>
+          <w:ilvl w:val="1"/>
+          <w:numId w:val="49"/>
+        </w:numPr>
+        <w:spacing w:line="278" w:lineRule="auto"/>
+        <w:ind w:left="2922"/>
+      </w:pPr>
+      <w:r>
+        <w:t xml:space="preserve">Szef zarządza wieloma zleceniami </w:t>
+      </w:r>
+      <w:r>
+        <w:t xml:space="preserve">wyjazdowymi </w:t>
+      </w:r>
+      <w:r>
+        <w:t>(wiele do jednego)</w:t>
+      </w:r>
+    </w:p>
+    <w:p>
+      <w:pPr>
+        <w:pStyle w:val="Akapitzlist"/>
+        <w:numPr>
+          <w:ilvl w:val="1"/>
+          <w:numId w:val="49"/>
+        </w:numPr>
+        <w:spacing w:line="278" w:lineRule="auto"/>
+        <w:ind w:left="2922"/>
+      </w:pPr>
+      <w:r>
+        <w:t xml:space="preserve">Zlecenie </w:t>
+      </w:r>
+      <w:r>
+        <w:t>wyjazdowe</w:t>
+      </w:r>
+      <w:r>
+        <w:t xml:space="preserve"> generuje (tworzy ) potwierdzenie (kompozycja)</w:t>
+      </w:r>
+    </w:p>
+    <w:p>
+      <w:pPr>
+        <w:pStyle w:val="Akapitzlist"/>
+        <w:numPr>
+          <w:ilvl w:val="1"/>
+          <w:numId w:val="49"/>
+        </w:numPr>
+        <w:spacing w:line="278" w:lineRule="auto"/>
+        <w:ind w:left="2922"/>
+      </w:pPr>
+      <w:r>
+        <w:t xml:space="preserve">Zlecenie </w:t>
+      </w:r>
+      <w:r>
+        <w:t>wyjazdowe</w:t>
+      </w:r>
+      <w:r>
+        <w:t xml:space="preserve"> generuje (tworzy ) Protokół ( kompozycja)</w:t>
+      </w:r>
+    </w:p>
+    <w:p>
+      <w:pPr>
+        <w:pStyle w:val="Akapitzlist"/>
+        <w:numPr>
+          <w:ilvl w:val="0"/>
+          <w:numId w:val="35"/>
+        </w:numPr>
+        <w:spacing w:line="278" w:lineRule="auto"/>
+        <w:ind w:left="1482"/>
+        <w:rPr>
+          <w:b/>
+          <w:bCs/>
+        </w:rPr>
+      </w:pPr>
+      <w:proofErr w:type="spellStart"/>
+      <w:r>
+        <w:rPr>
+          <w:b/>
+          <w:bCs/>
+        </w:rPr>
+        <w:t>Enumy</w:t>
+      </w:r>
+      <w:proofErr w:type="spellEnd"/>
+    </w:p>
+    <w:p>
+      <w:pPr>
+        <w:pStyle w:val="Akapitzlist"/>
+        <w:numPr>
+          <w:ilvl w:val="0"/>
+          <w:numId w:val="50"/>
+        </w:numPr>
+        <w:spacing w:line="278" w:lineRule="auto"/>
+        <w:ind w:left="2202"/>
+      </w:pPr>
+      <w:proofErr w:type="spellStart"/>
+      <w:r>
+        <w:t>stanowiskoStatus</w:t>
+      </w:r>
+      <w:proofErr w:type="spellEnd"/>
+      <w:r>
+        <w:t xml:space="preserve"> ( wolne / zajęte / awaria ) – status stanowiska naprawczego </w:t>
+      </w:r>
+    </w:p>
+    <w:p>
+      <w:pPr>
+        <w:pStyle w:val="Akapitzlist"/>
+        <w:numPr>
+          <w:ilvl w:val="0"/>
+          <w:numId w:val="50"/>
+        </w:numPr>
+        <w:spacing w:line="278" w:lineRule="auto"/>
+        <w:ind w:left="2202"/>
+      </w:pPr>
+      <w:proofErr w:type="spellStart"/>
+      <w:r>
+        <w:t>typ_zlecenia</w:t>
+      </w:r>
+      <w:proofErr w:type="spellEnd"/>
+      <w:r>
+        <w:t xml:space="preserve"> ( stacjonarne / wyjazdowe / holowania ) – typ zlecenia używany podczas tworzenia protokołu</w:t>
+      </w:r>
+    </w:p>
+    <w:p>
+      <w:pPr>
+        <w:pStyle w:val="Akapitzlist"/>
+        <w:numPr>
+          <w:ilvl w:val="0"/>
+          <w:numId w:val="50"/>
+        </w:numPr>
+        <w:spacing w:line="278" w:lineRule="auto"/>
+        <w:ind w:left="2202"/>
+      </w:pPr>
+      <w:proofErr w:type="spellStart"/>
+      <w:r>
+        <w:t>RodzajUszkodzenia</w:t>
+      </w:r>
+      <w:proofErr w:type="spellEnd"/>
+      <w:r>
+        <w:t xml:space="preserve"> („blacharsko/Lakiernicze” / mechaniczne / elektryczne) – rodzaj uszkodzenia używany podczas zgłaszania zlecenia</w:t>
+      </w:r>
+    </w:p>
+    <w:p>
+      <w:pPr>
+        <w:pStyle w:val="Akapitzlist"/>
+        <w:numPr>
+          <w:ilvl w:val="0"/>
+          <w:numId w:val="50"/>
+        </w:numPr>
+        <w:spacing w:line="278" w:lineRule="auto"/>
+        <w:ind w:left="2202"/>
+      </w:pPr>
+      <w:r>
+        <w:lastRenderedPageBreak/>
+        <w:t xml:space="preserve">Status (czeka na przyjęcie / w drodze / rozpoczęto w terenie / w trakcie naprawy / naprawione / zakończone / anulowane ) – status zlecenia </w:t>
+      </w:r>
+    </w:p>
+    <w:p>
+      <w:pPr>
+        <w:pStyle w:val="Akapitzlist"/>
+        <w:numPr>
+          <w:ilvl w:val="0"/>
+          <w:numId w:val="50"/>
+        </w:numPr>
+        <w:spacing w:line="278" w:lineRule="auto"/>
+        <w:ind w:left="2202"/>
+      </w:pPr>
+      <w:proofErr w:type="spellStart"/>
+      <w:r>
+        <w:t>StatusCzęści</w:t>
+      </w:r>
+      <w:proofErr w:type="spellEnd"/>
+      <w:r>
+        <w:t xml:space="preserve"> (brak na stanie / ostatnie kilka sztuk / dostępna / zarezerwowane / wycofane z produkcji) – status części w magazynie</w:t>
+      </w:r>
+    </w:p>
+    <w:p>
+      <w:pPr>
+        <w:pStyle w:val="Akapitzlist"/>
+        <w:numPr>
+          <w:ilvl w:val="0"/>
+          <w:numId w:val="50"/>
+        </w:numPr>
+        <w:spacing w:line="278" w:lineRule="auto"/>
+        <w:ind w:left="2202"/>
+      </w:pPr>
+      <w:proofErr w:type="spellStart"/>
+      <w:r>
+        <w:t>StatusLawety</w:t>
+      </w:r>
+      <w:proofErr w:type="spellEnd"/>
+      <w:r>
+        <w:t xml:space="preserve"> ( w trasie / wolna / zarezerwowana / awaria / holowanie )</w:t>
+      </w:r>
+    </w:p>
+    <w:p>
+      <w:pPr>
+        <w:pStyle w:val="Akapitzlist"/>
         <w:spacing w:before="240" w:after="240"/>
         <w:ind w:left="1134"/>
         <w:rPr>
@@ -5187,31 +9953,28 @@
     <w:p>
       <w:pPr>
         <w:pStyle w:val="Akapitzlist"/>
+        <w:ind w:left="0"/>
         <w:rPr>
           <w:rFonts w:eastAsiaTheme="minorEastAsia"/>
           <w:b/>
           <w:bCs/>
         </w:rPr>
       </w:pPr>
-    </w:p>
-    <w:p>
-      <w:pPr>
-        <w:pStyle w:val="Akapitzlist"/>
-        <w:spacing w:before="240" w:after="240"/>
-        <w:ind w:left="0"/>
+      <w:r>
         <w:rPr>
           <w:rFonts w:eastAsiaTheme="minorEastAsia"/>
           <w:b/>
           <w:bCs/>
         </w:rPr>
-      </w:pPr>
+        <w:t>Diagram Stanów klasy część:</w:t>
+      </w:r>
       <w:r>
         <w:rPr>
           <w:rFonts w:eastAsiaTheme="minorEastAsia"/>
           <w:b/>
           <w:bCs/>
-        </w:rPr>
-        <w:lastRenderedPageBreak/>
+          <w:noProof/>
+        </w:rPr>
         <w:drawing>
           <wp:inline distT="0" distB="0" distL="0" distR="0" wp14:anchorId="31BCE627" wp14:editId="2D3B3177">
             <wp:extent cx="5731510" cy="4530725"/>
@@ -5326,6 +10089,7 @@
         <w:spacing w:line="278" w:lineRule="auto"/>
       </w:pPr>
       <w:r>
+        <w:lastRenderedPageBreak/>
         <w:t>Zamontowana -  stan po pomyślnym zrealizowaniu zlecenia.</w:t>
       </w:r>
     </w:p>
@@ -5521,7 +10285,6 @@
           </w:tcPr>
           <w:p>
             <w:r>
-              <w:lastRenderedPageBreak/>
               <w:t>Zarezerwowana</w:t>
             </w:r>
           </w:p>
@@ -5822,7 +10585,6 @@
     <w:p>
       <w:pPr>
         <w:pStyle w:val="Akapitzlist"/>
-        <w:spacing w:before="240" w:after="240"/>
         <w:ind w:left="0"/>
         <w:rPr>
           <w:rFonts w:eastAsiaTheme="minorEastAsia"/>
@@ -5832,9 +10594,25 @@
       </w:pPr>
       <w:r>
         <w:rPr>
+          <w:b/>
+          <w:bCs/>
+        </w:rPr>
+        <w:lastRenderedPageBreak/>
+        <w:t>Diagram stanów Pojazd Holowniczy</w:t>
+      </w:r>
+      <w:r>
+        <w:rPr>
+          <w:b/>
+          <w:bCs/>
+        </w:rPr>
+        <w:t>:</w:t>
+      </w:r>
+      <w:r>
+        <w:rPr>
           <w:rFonts w:eastAsiaTheme="minorEastAsia"/>
           <w:b/>
           <w:bCs/>
+          <w:noProof/>
         </w:rPr>
         <w:drawing>
           <wp:inline distT="0" distB="0" distL="0" distR="0" wp14:anchorId="406A2512" wp14:editId="1743AC08">
@@ -5890,7 +10668,6 @@
     </w:p>
     <w:p>
       <w:r>
-        <w:lastRenderedPageBreak/>
         <w:t>Diagram odzwierciedla cykl życia  i stany operacji lawety w systemie.</w:t>
       </w:r>
     </w:p>
@@ -6164,6 +10941,7 @@
           </w:tcPr>
           <w:p>
             <w:r>
+              <w:lastRenderedPageBreak/>
               <w:t>Zarezerwowana</w:t>
             </w:r>
           </w:p>
@@ -6592,7 +11370,6 @@
         <w:spacing w:line="278" w:lineRule="auto"/>
       </w:pPr>
       <w:r>
-        <w:lastRenderedPageBreak/>
         <w:t xml:space="preserve">Wolna </w:t>
       </w:r>
     </w:p>
@@ -6645,6 +11422,7 @@
         <w:rPr>
           <w:noProof/>
         </w:rPr>
+        <w:lastRenderedPageBreak/>
         <w:drawing>
           <wp:inline distT="0" distB="0" distL="0" distR="0" wp14:anchorId="2AEA7859" wp14:editId="2520CFDD">
             <wp:extent cx="5724525" cy="2857500"/>
@@ -6702,6 +11480,119 @@
 <file path=word/numbering.xml><?xml version="1.0" encoding="utf-8"?>
 <w:numbering xmlns:wpc="http://schemas.microsoft.com/office/word/2010/wordprocessingCanvas" xmlns:cx="http://schemas.microsoft.com/office/drawing/2014/chartex" xmlns:cx1="http://schemas.microsoft.com/office/drawing/2015/9/8/chartex" xmlns:cx2="http://schemas.microsoft.com/office/drawing/2015/10/21/chartex" xmlns:cx3="http://schemas.microsoft.com/office/drawing/2016/5/9/chartex" xmlns:cx4="http://schemas.microsoft.com/office/drawing/2016/5/10/chartex" xmlns:cx5="http://schemas.microsoft.com/office/drawing/2016/5/11/chartex" xmlns:cx6="http://schemas.microsoft.com/office/drawing/2016/5/12/chartex" xmlns:cx7="http://schemas.microsoft.com/office/drawing/2016/5/13/chartex" xmlns:cx8="http://schemas.microsoft.com/office/drawing/2016/5/14/chartex" xmlns:mc="http://schemas.openxmlformats.org/markup-compatibility/2006" xmlns:aink="http://schemas.microsoft.com/office/drawing/2016/ink" xmlns:am3d="http://schemas.microsoft.com/office/drawing/2017/model3d" xmlns:o="urn:schemas-microsoft-com:office:office" xmlns:oel="http://schemas.microsoft.com/office/2019/extlst" xmlns:r="http://schemas.openxmlformats.org/officeDocument/2006/relationships" xmlns:m="http://schemas.openxmlformats.org/officeDocument/2006/math" xmlns:v="urn:schemas-microsoft-com:vml" xmlns:wp14="http://schemas.microsoft.com/office/word/2010/wordprocessingDrawing" xmlns:wp="http://schemas.openxmlformats.org/drawingml/2006/wordprocessingDrawing" xmlns:w10="urn:schemas-microsoft-com:office:word" xmlns:w="http://schemas.openxmlformats.org/wordprocessingml/2006/main" xmlns:w14="http://schemas.microsoft.com/office/word/2010/wordml" xmlns:w15="http://schemas.microsoft.com/office/word/2012/wordml" xmlns:w16cex="http://schemas.microsoft.com/office/word/2018/wordml/cex" xmlns:w16cid="http://schemas.microsoft.com/office/word/2016/wordml/cid" xmlns:w16="http://schemas.microsoft.com/office/word/2018/wordml" xmlns:w16du="http://schemas.microsoft.com/office/word/2023/wordml/word16du" xmlns:w16sdtdh="http://schemas.microsoft.com/office/word/2020/wordml/sdtdatahash" xmlns:w16sdtfl="http://schemas.microsoft.com/office/word/2024/wordml/sdtformatlock" xmlns:w16se="http://schemas.microsoft.com/office/word/2015/wordml/symex" xmlns:wpg="http://schemas.microsoft.com/office/word/2010/wordprocessingGroup" xmlns:wpi="http://schemas.microsoft.com/office/word/2010/wordprocessingInk" xmlns:wne="http://schemas.microsoft.com/office/word/2006/wordml" xmlns:wps="http://schemas.microsoft.com/office/word/2010/wordprocessingShape" mc:Ignorable="w14 w15 w16se w16cid w16 w16cex w16sdtdh w16sdtfl w16du wp14">
   <w:abstractNum w:abstractNumId="0" w15:restartNumberingAfterBreak="0">
+    <w:nsid w:val="02134E05"/>
+    <w:multiLevelType w:val="hybridMultilevel"/>
+    <w:tmpl w:val="A658ED84"/>
+    <w:lvl w:ilvl="0" w:tplc="04150001">
+      <w:start w:val="1"/>
+      <w:numFmt w:val="bullet"/>
+      <w:lvlText w:val=""/>
+      <w:lvlJc w:val="left"/>
+      <w:pPr>
+        <w:ind w:left="1428" w:hanging="360"/>
+      </w:pPr>
+      <w:rPr>
+        <w:rFonts w:ascii="Symbol" w:hAnsi="Symbol" w:hint="default"/>
+      </w:rPr>
+    </w:lvl>
+    <w:lvl w:ilvl="1" w:tplc="04150003">
+      <w:start w:val="1"/>
+      <w:numFmt w:val="bullet"/>
+      <w:lvlText w:val="o"/>
+      <w:lvlJc w:val="left"/>
+      <w:pPr>
+        <w:ind w:left="2148" w:hanging="360"/>
+      </w:pPr>
+      <w:rPr>
+        <w:rFonts w:ascii="Courier New" w:hAnsi="Courier New" w:cs="Courier New" w:hint="default"/>
+      </w:rPr>
+    </w:lvl>
+    <w:lvl w:ilvl="2" w:tplc="04150005" w:tentative="1">
+      <w:start w:val="1"/>
+      <w:numFmt w:val="bullet"/>
+      <w:lvlText w:val=""/>
+      <w:lvlJc w:val="left"/>
+      <w:pPr>
+        <w:ind w:left="2868" w:hanging="360"/>
+      </w:pPr>
+      <w:rPr>
+        <w:rFonts w:ascii="Wingdings" w:hAnsi="Wingdings" w:hint="default"/>
+      </w:rPr>
+    </w:lvl>
+    <w:lvl w:ilvl="3" w:tplc="04150001" w:tentative="1">
+      <w:start w:val="1"/>
+      <w:numFmt w:val="bullet"/>
+      <w:lvlText w:val=""/>
+      <w:lvlJc w:val="left"/>
+      <w:pPr>
+        <w:ind w:left="3588" w:hanging="360"/>
+      </w:pPr>
+      <w:rPr>
+        <w:rFonts w:ascii="Symbol" w:hAnsi="Symbol" w:hint="default"/>
+      </w:rPr>
+    </w:lvl>
+    <w:lvl w:ilvl="4" w:tplc="04150003" w:tentative="1">
+      <w:start w:val="1"/>
+      <w:numFmt w:val="bullet"/>
+      <w:lvlText w:val="o"/>
+      <w:lvlJc w:val="left"/>
+      <w:pPr>
+        <w:ind w:left="4308" w:hanging="360"/>
+      </w:pPr>
+      <w:rPr>
+        <w:rFonts w:ascii="Courier New" w:hAnsi="Courier New" w:cs="Courier New" w:hint="default"/>
+      </w:rPr>
+    </w:lvl>
+    <w:lvl w:ilvl="5" w:tplc="04150005" w:tentative="1">
+      <w:start w:val="1"/>
+      <w:numFmt w:val="bullet"/>
+      <w:lvlText w:val=""/>
+      <w:lvlJc w:val="left"/>
+      <w:pPr>
+        <w:ind w:left="5028" w:hanging="360"/>
+      </w:pPr>
+      <w:rPr>
+        <w:rFonts w:ascii="Wingdings" w:hAnsi="Wingdings" w:hint="default"/>
+      </w:rPr>
+    </w:lvl>
+    <w:lvl w:ilvl="6" w:tplc="04150001" w:tentative="1">
+      <w:start w:val="1"/>
+      <w:numFmt w:val="bullet"/>
+      <w:lvlText w:val=""/>
+      <w:lvlJc w:val="left"/>
+      <w:pPr>
+        <w:ind w:left="5748" w:hanging="360"/>
+      </w:pPr>
+      <w:rPr>
+        <w:rFonts w:ascii="Symbol" w:hAnsi="Symbol" w:hint="default"/>
+      </w:rPr>
+    </w:lvl>
+    <w:lvl w:ilvl="7" w:tplc="04150003" w:tentative="1">
+      <w:start w:val="1"/>
+      <w:numFmt w:val="bullet"/>
+      <w:lvlText w:val="o"/>
+      <w:lvlJc w:val="left"/>
+      <w:pPr>
+        <w:ind w:left="6468" w:hanging="360"/>
+      </w:pPr>
+      <w:rPr>
+        <w:rFonts w:ascii="Courier New" w:hAnsi="Courier New" w:cs="Courier New" w:hint="default"/>
+      </w:rPr>
+    </w:lvl>
+    <w:lvl w:ilvl="8" w:tplc="04150005" w:tentative="1">
+      <w:start w:val="1"/>
+      <w:numFmt w:val="bullet"/>
+      <w:lvlText w:val=""/>
+      <w:lvlJc w:val="left"/>
+      <w:pPr>
+        <w:ind w:left="7188" w:hanging="360"/>
+      </w:pPr>
+      <w:rPr>
+        <w:rFonts w:ascii="Wingdings" w:hAnsi="Wingdings" w:hint="default"/>
+      </w:rPr>
+    </w:lvl>
+  </w:abstractNum>
+  <w:abstractNum w:abstractNumId="1" w15:restartNumberingAfterBreak="0">
     <w:nsid w:val="02592A9A"/>
     <w:multiLevelType w:val="hybridMultilevel"/>
     <w:tmpl w:val="5D7E476A"/>
@@ -6814,7 +11705,7 @@
       </w:rPr>
     </w:lvl>
   </w:abstractNum>
-  <w:abstractNum w:abstractNumId="1" w15:restartNumberingAfterBreak="0">
+  <w:abstractNum w:abstractNumId="2" w15:restartNumberingAfterBreak="0">
     <w:nsid w:val="05B06D92"/>
     <w:multiLevelType w:val="hybridMultilevel"/>
     <w:tmpl w:val="9ACACEA4"/>
@@ -6903,7 +11794,7 @@
       </w:pPr>
     </w:lvl>
   </w:abstractNum>
-  <w:abstractNum w:abstractNumId="2" w15:restartNumberingAfterBreak="0">
+  <w:abstractNum w:abstractNumId="3" w15:restartNumberingAfterBreak="0">
     <w:nsid w:val="0BBDD905"/>
     <w:multiLevelType w:val="hybridMultilevel"/>
     <w:tmpl w:val="42505630"/>
@@ -7016,7 +11907,7 @@
       </w:rPr>
     </w:lvl>
   </w:abstractNum>
-  <w:abstractNum w:abstractNumId="3" w15:restartNumberingAfterBreak="0">
+  <w:abstractNum w:abstractNumId="4" w15:restartNumberingAfterBreak="0">
     <w:nsid w:val="0CEB4D0A"/>
     <w:multiLevelType w:val="hybridMultilevel"/>
     <w:tmpl w:val="90209726"/>
@@ -7129,7 +12020,120 @@
       </w:rPr>
     </w:lvl>
   </w:abstractNum>
-  <w:abstractNum w:abstractNumId="4" w15:restartNumberingAfterBreak="0">
+  <w:abstractNum w:abstractNumId="5" w15:restartNumberingAfterBreak="0">
+    <w:nsid w:val="0D6173C5"/>
+    <w:multiLevelType w:val="hybridMultilevel"/>
+    <w:tmpl w:val="5FD27512"/>
+    <w:lvl w:ilvl="0" w:tplc="04150001">
+      <w:start w:val="1"/>
+      <w:numFmt w:val="bullet"/>
+      <w:lvlText w:val=""/>
+      <w:lvlJc w:val="left"/>
+      <w:pPr>
+        <w:ind w:left="1440" w:hanging="360"/>
+      </w:pPr>
+      <w:rPr>
+        <w:rFonts w:ascii="Symbol" w:hAnsi="Symbol" w:hint="default"/>
+      </w:rPr>
+    </w:lvl>
+    <w:lvl w:ilvl="1" w:tplc="04150003">
+      <w:start w:val="1"/>
+      <w:numFmt w:val="bullet"/>
+      <w:lvlText w:val="o"/>
+      <w:lvlJc w:val="left"/>
+      <w:pPr>
+        <w:ind w:left="2160" w:hanging="360"/>
+      </w:pPr>
+      <w:rPr>
+        <w:rFonts w:ascii="Courier New" w:hAnsi="Courier New" w:cs="Courier New" w:hint="default"/>
+      </w:rPr>
+    </w:lvl>
+    <w:lvl w:ilvl="2" w:tplc="04150005" w:tentative="1">
+      <w:start w:val="1"/>
+      <w:numFmt w:val="bullet"/>
+      <w:lvlText w:val=""/>
+      <w:lvlJc w:val="left"/>
+      <w:pPr>
+        <w:ind w:left="2880" w:hanging="360"/>
+      </w:pPr>
+      <w:rPr>
+        <w:rFonts w:ascii="Wingdings" w:hAnsi="Wingdings" w:hint="default"/>
+      </w:rPr>
+    </w:lvl>
+    <w:lvl w:ilvl="3" w:tplc="04150001" w:tentative="1">
+      <w:start w:val="1"/>
+      <w:numFmt w:val="bullet"/>
+      <w:lvlText w:val=""/>
+      <w:lvlJc w:val="left"/>
+      <w:pPr>
+        <w:ind w:left="3600" w:hanging="360"/>
+      </w:pPr>
+      <w:rPr>
+        <w:rFonts w:ascii="Symbol" w:hAnsi="Symbol" w:hint="default"/>
+      </w:rPr>
+    </w:lvl>
+    <w:lvl w:ilvl="4" w:tplc="04150003" w:tentative="1">
+      <w:start w:val="1"/>
+      <w:numFmt w:val="bullet"/>
+      <w:lvlText w:val="o"/>
+      <w:lvlJc w:val="left"/>
+      <w:pPr>
+        <w:ind w:left="4320" w:hanging="360"/>
+      </w:pPr>
+      <w:rPr>
+        <w:rFonts w:ascii="Courier New" w:hAnsi="Courier New" w:cs="Courier New" w:hint="default"/>
+      </w:rPr>
+    </w:lvl>
+    <w:lvl w:ilvl="5" w:tplc="04150005" w:tentative="1">
+      <w:start w:val="1"/>
+      <w:numFmt w:val="bullet"/>
+      <w:lvlText w:val=""/>
+      <w:lvlJc w:val="left"/>
+      <w:pPr>
+        <w:ind w:left="5040" w:hanging="360"/>
+      </w:pPr>
+      <w:rPr>
+        <w:rFonts w:ascii="Wingdings" w:hAnsi="Wingdings" w:hint="default"/>
+      </w:rPr>
+    </w:lvl>
+    <w:lvl w:ilvl="6" w:tplc="04150001" w:tentative="1">
+      <w:start w:val="1"/>
+      <w:numFmt w:val="bullet"/>
+      <w:lvlText w:val=""/>
+      <w:lvlJc w:val="left"/>
+      <w:pPr>
+        <w:ind w:left="5760" w:hanging="360"/>
+      </w:pPr>
+      <w:rPr>
+        <w:rFonts w:ascii="Symbol" w:hAnsi="Symbol" w:hint="default"/>
+      </w:rPr>
+    </w:lvl>
+    <w:lvl w:ilvl="7" w:tplc="04150003" w:tentative="1">
+      <w:start w:val="1"/>
+      <w:numFmt w:val="bullet"/>
+      <w:lvlText w:val="o"/>
+      <w:lvlJc w:val="left"/>
+      <w:pPr>
+        <w:ind w:left="6480" w:hanging="360"/>
+      </w:pPr>
+      <w:rPr>
+        <w:rFonts w:ascii="Courier New" w:hAnsi="Courier New" w:cs="Courier New" w:hint="default"/>
+      </w:rPr>
+    </w:lvl>
+    <w:lvl w:ilvl="8" w:tplc="04150005" w:tentative="1">
+      <w:start w:val="1"/>
+      <w:numFmt w:val="bullet"/>
+      <w:lvlText w:val=""/>
+      <w:lvlJc w:val="left"/>
+      <w:pPr>
+        <w:ind w:left="7200" w:hanging="360"/>
+      </w:pPr>
+      <w:rPr>
+        <w:rFonts w:ascii="Wingdings" w:hAnsi="Wingdings" w:hint="default"/>
+      </w:rPr>
+    </w:lvl>
+  </w:abstractNum>
+  <w:abstractNum w:abstractNumId="6" w15:restartNumberingAfterBreak="0">
     <w:nsid w:val="114A7D2D"/>
     <w:multiLevelType w:val="hybridMultilevel"/>
     <w:tmpl w:val="E0EC5E10"/>
@@ -7242,7 +12246,7 @@
       </w:rPr>
     </w:lvl>
   </w:abstractNum>
-  <w:abstractNum w:abstractNumId="5" w15:restartNumberingAfterBreak="0">
+  <w:abstractNum w:abstractNumId="7" w15:restartNumberingAfterBreak="0">
     <w:nsid w:val="13AB4625"/>
     <w:multiLevelType w:val="hybridMultilevel"/>
     <w:tmpl w:val="AC3E6CE4"/>
@@ -7331,7 +12335,7 @@
       </w:pPr>
     </w:lvl>
   </w:abstractNum>
-  <w:abstractNum w:abstractNumId="6" w15:restartNumberingAfterBreak="0">
+  <w:abstractNum w:abstractNumId="8" w15:restartNumberingAfterBreak="0">
     <w:nsid w:val="1A671A9D"/>
     <w:multiLevelType w:val="hybridMultilevel"/>
     <w:tmpl w:val="2C2E4BB4"/>
@@ -7426,7 +12430,7 @@
       </w:pPr>
     </w:lvl>
   </w:abstractNum>
-  <w:abstractNum w:abstractNumId="7" w15:restartNumberingAfterBreak="0">
+  <w:abstractNum w:abstractNumId="9" w15:restartNumberingAfterBreak="0">
     <w:nsid w:val="1B136695"/>
     <w:multiLevelType w:val="hybridMultilevel"/>
     <w:tmpl w:val="718C9664"/>
@@ -7539,7 +12543,7 @@
       </w:rPr>
     </w:lvl>
   </w:abstractNum>
-  <w:abstractNum w:abstractNumId="8" w15:restartNumberingAfterBreak="0">
+  <w:abstractNum w:abstractNumId="10" w15:restartNumberingAfterBreak="0">
     <w:nsid w:val="1D8C45ED"/>
     <w:multiLevelType w:val="hybridMultilevel"/>
     <w:tmpl w:val="395CEAEE"/>
@@ -7628,7 +12632,120 @@
       </w:pPr>
     </w:lvl>
   </w:abstractNum>
-  <w:abstractNum w:abstractNumId="9" w15:restartNumberingAfterBreak="0">
+  <w:abstractNum w:abstractNumId="11" w15:restartNumberingAfterBreak="0">
+    <w:nsid w:val="2041224D"/>
+    <w:multiLevelType w:val="hybridMultilevel"/>
+    <w:tmpl w:val="14B60A8C"/>
+    <w:lvl w:ilvl="0" w:tplc="04150001">
+      <w:start w:val="1"/>
+      <w:numFmt w:val="bullet"/>
+      <w:lvlText w:val=""/>
+      <w:lvlJc w:val="left"/>
+      <w:pPr>
+        <w:ind w:left="1440" w:hanging="360"/>
+      </w:pPr>
+      <w:rPr>
+        <w:rFonts w:ascii="Symbol" w:hAnsi="Symbol" w:hint="default"/>
+      </w:rPr>
+    </w:lvl>
+    <w:lvl w:ilvl="1" w:tplc="04150003">
+      <w:start w:val="1"/>
+      <w:numFmt w:val="bullet"/>
+      <w:lvlText w:val="o"/>
+      <w:lvlJc w:val="left"/>
+      <w:pPr>
+        <w:ind w:left="2160" w:hanging="360"/>
+      </w:pPr>
+      <w:rPr>
+        <w:rFonts w:ascii="Courier New" w:hAnsi="Courier New" w:cs="Courier New" w:hint="default"/>
+      </w:rPr>
+    </w:lvl>
+    <w:lvl w:ilvl="2" w:tplc="04150005" w:tentative="1">
+      <w:start w:val="1"/>
+      <w:numFmt w:val="bullet"/>
+      <w:lvlText w:val=""/>
+      <w:lvlJc w:val="left"/>
+      <w:pPr>
+        <w:ind w:left="2880" w:hanging="360"/>
+      </w:pPr>
+      <w:rPr>
+        <w:rFonts w:ascii="Wingdings" w:hAnsi="Wingdings" w:hint="default"/>
+      </w:rPr>
+    </w:lvl>
+    <w:lvl w:ilvl="3" w:tplc="04150001" w:tentative="1">
+      <w:start w:val="1"/>
+      <w:numFmt w:val="bullet"/>
+      <w:lvlText w:val=""/>
+      <w:lvlJc w:val="left"/>
+      <w:pPr>
+        <w:ind w:left="3600" w:hanging="360"/>
+      </w:pPr>
+      <w:rPr>
+        <w:rFonts w:ascii="Symbol" w:hAnsi="Symbol" w:hint="default"/>
+      </w:rPr>
+    </w:lvl>
+    <w:lvl w:ilvl="4" w:tplc="04150003" w:tentative="1">
+      <w:start w:val="1"/>
+      <w:numFmt w:val="bullet"/>
+      <w:lvlText w:val="o"/>
+      <w:lvlJc w:val="left"/>
+      <w:pPr>
+        <w:ind w:left="4320" w:hanging="360"/>
+      </w:pPr>
+      <w:rPr>
+        <w:rFonts w:ascii="Courier New" w:hAnsi="Courier New" w:cs="Courier New" w:hint="default"/>
+      </w:rPr>
+    </w:lvl>
+    <w:lvl w:ilvl="5" w:tplc="04150005" w:tentative="1">
+      <w:start w:val="1"/>
+      <w:numFmt w:val="bullet"/>
+      <w:lvlText w:val=""/>
+      <w:lvlJc w:val="left"/>
+      <w:pPr>
+        <w:ind w:left="5040" w:hanging="360"/>
+      </w:pPr>
+      <w:rPr>
+        <w:rFonts w:ascii="Wingdings" w:hAnsi="Wingdings" w:hint="default"/>
+      </w:rPr>
+    </w:lvl>
+    <w:lvl w:ilvl="6" w:tplc="04150001" w:tentative="1">
+      <w:start w:val="1"/>
+      <w:numFmt w:val="bullet"/>
+      <w:lvlText w:val=""/>
+      <w:lvlJc w:val="left"/>
+      <w:pPr>
+        <w:ind w:left="5760" w:hanging="360"/>
+      </w:pPr>
+      <w:rPr>
+        <w:rFonts w:ascii="Symbol" w:hAnsi="Symbol" w:hint="default"/>
+      </w:rPr>
+    </w:lvl>
+    <w:lvl w:ilvl="7" w:tplc="04150003" w:tentative="1">
+      <w:start w:val="1"/>
+      <w:numFmt w:val="bullet"/>
+      <w:lvlText w:val="o"/>
+      <w:lvlJc w:val="left"/>
+      <w:pPr>
+        <w:ind w:left="6480" w:hanging="360"/>
+      </w:pPr>
+      <w:rPr>
+        <w:rFonts w:ascii="Courier New" w:hAnsi="Courier New" w:cs="Courier New" w:hint="default"/>
+      </w:rPr>
+    </w:lvl>
+    <w:lvl w:ilvl="8" w:tplc="04150005" w:tentative="1">
+      <w:start w:val="1"/>
+      <w:numFmt w:val="bullet"/>
+      <w:lvlText w:val=""/>
+      <w:lvlJc w:val="left"/>
+      <w:pPr>
+        <w:ind w:left="7200" w:hanging="360"/>
+      </w:pPr>
+      <w:rPr>
+        <w:rFonts w:ascii="Wingdings" w:hAnsi="Wingdings" w:hint="default"/>
+      </w:rPr>
+    </w:lvl>
+  </w:abstractNum>
+  <w:abstractNum w:abstractNumId="12" w15:restartNumberingAfterBreak="0">
     <w:nsid w:val="204F3A37"/>
     <w:multiLevelType w:val="hybridMultilevel"/>
     <w:tmpl w:val="E654AE50"/>
@@ -7717,7 +12834,7 @@
       </w:pPr>
     </w:lvl>
   </w:abstractNum>
-  <w:abstractNum w:abstractNumId="10" w15:restartNumberingAfterBreak="0">
+  <w:abstractNum w:abstractNumId="13" w15:restartNumberingAfterBreak="0">
     <w:nsid w:val="2060478D"/>
     <w:multiLevelType w:val="hybridMultilevel"/>
     <w:tmpl w:val="3028D362"/>
@@ -7806,7 +12923,7 @@
       </w:pPr>
     </w:lvl>
   </w:abstractNum>
-  <w:abstractNum w:abstractNumId="11" w15:restartNumberingAfterBreak="0">
+  <w:abstractNum w:abstractNumId="14" w15:restartNumberingAfterBreak="0">
     <w:nsid w:val="20854D33"/>
     <w:multiLevelType w:val="hybridMultilevel"/>
     <w:tmpl w:val="A2869788"/>
@@ -7919,7 +13036,120 @@
       </w:rPr>
     </w:lvl>
   </w:abstractNum>
-  <w:abstractNum w:abstractNumId="12" w15:restartNumberingAfterBreak="0">
+  <w:abstractNum w:abstractNumId="15" w15:restartNumberingAfterBreak="0">
+    <w:nsid w:val="221830EC"/>
+    <w:multiLevelType w:val="hybridMultilevel"/>
+    <w:tmpl w:val="05668702"/>
+    <w:lvl w:ilvl="0" w:tplc="04150001">
+      <w:start w:val="1"/>
+      <w:numFmt w:val="bullet"/>
+      <w:lvlText w:val=""/>
+      <w:lvlJc w:val="left"/>
+      <w:pPr>
+        <w:ind w:left="1440" w:hanging="360"/>
+      </w:pPr>
+      <w:rPr>
+        <w:rFonts w:ascii="Symbol" w:hAnsi="Symbol" w:hint="default"/>
+      </w:rPr>
+    </w:lvl>
+    <w:lvl w:ilvl="1" w:tplc="04150003">
+      <w:start w:val="1"/>
+      <w:numFmt w:val="bullet"/>
+      <w:lvlText w:val="o"/>
+      <w:lvlJc w:val="left"/>
+      <w:pPr>
+        <w:ind w:left="2160" w:hanging="360"/>
+      </w:pPr>
+      <w:rPr>
+        <w:rFonts w:ascii="Courier New" w:hAnsi="Courier New" w:cs="Courier New" w:hint="default"/>
+      </w:rPr>
+    </w:lvl>
+    <w:lvl w:ilvl="2" w:tplc="04150005" w:tentative="1">
+      <w:start w:val="1"/>
+      <w:numFmt w:val="bullet"/>
+      <w:lvlText w:val=""/>
+      <w:lvlJc w:val="left"/>
+      <w:pPr>
+        <w:ind w:left="2880" w:hanging="360"/>
+      </w:pPr>
+      <w:rPr>
+        <w:rFonts w:ascii="Wingdings" w:hAnsi="Wingdings" w:hint="default"/>
+      </w:rPr>
+    </w:lvl>
+    <w:lvl w:ilvl="3" w:tplc="04150001" w:tentative="1">
+      <w:start w:val="1"/>
+      <w:numFmt w:val="bullet"/>
+      <w:lvlText w:val=""/>
+      <w:lvlJc w:val="left"/>
+      <w:pPr>
+        <w:ind w:left="3600" w:hanging="360"/>
+      </w:pPr>
+      <w:rPr>
+        <w:rFonts w:ascii="Symbol" w:hAnsi="Symbol" w:hint="default"/>
+      </w:rPr>
+    </w:lvl>
+    <w:lvl w:ilvl="4" w:tplc="04150003" w:tentative="1">
+      <w:start w:val="1"/>
+      <w:numFmt w:val="bullet"/>
+      <w:lvlText w:val="o"/>
+      <w:lvlJc w:val="left"/>
+      <w:pPr>
+        <w:ind w:left="4320" w:hanging="360"/>
+      </w:pPr>
+      <w:rPr>
+        <w:rFonts w:ascii="Courier New" w:hAnsi="Courier New" w:cs="Courier New" w:hint="default"/>
+      </w:rPr>
+    </w:lvl>
+    <w:lvl w:ilvl="5" w:tplc="04150005" w:tentative="1">
+      <w:start w:val="1"/>
+      <w:numFmt w:val="bullet"/>
+      <w:lvlText w:val=""/>
+      <w:lvlJc w:val="left"/>
+      <w:pPr>
+        <w:ind w:left="5040" w:hanging="360"/>
+      </w:pPr>
+      <w:rPr>
+        <w:rFonts w:ascii="Wingdings" w:hAnsi="Wingdings" w:hint="default"/>
+      </w:rPr>
+    </w:lvl>
+    <w:lvl w:ilvl="6" w:tplc="04150001" w:tentative="1">
+      <w:start w:val="1"/>
+      <w:numFmt w:val="bullet"/>
+      <w:lvlText w:val=""/>
+      <w:lvlJc w:val="left"/>
+      <w:pPr>
+        <w:ind w:left="5760" w:hanging="360"/>
+      </w:pPr>
+      <w:rPr>
+        <w:rFonts w:ascii="Symbol" w:hAnsi="Symbol" w:hint="default"/>
+      </w:rPr>
+    </w:lvl>
+    <w:lvl w:ilvl="7" w:tplc="04150003" w:tentative="1">
+      <w:start w:val="1"/>
+      <w:numFmt w:val="bullet"/>
+      <w:lvlText w:val="o"/>
+      <w:lvlJc w:val="left"/>
+      <w:pPr>
+        <w:ind w:left="6480" w:hanging="360"/>
+      </w:pPr>
+      <w:rPr>
+        <w:rFonts w:ascii="Courier New" w:hAnsi="Courier New" w:cs="Courier New" w:hint="default"/>
+      </w:rPr>
+    </w:lvl>
+    <w:lvl w:ilvl="8" w:tplc="04150005" w:tentative="1">
+      <w:start w:val="1"/>
+      <w:numFmt w:val="bullet"/>
+      <w:lvlText w:val=""/>
+      <w:lvlJc w:val="left"/>
+      <w:pPr>
+        <w:ind w:left="7200" w:hanging="360"/>
+      </w:pPr>
+      <w:rPr>
+        <w:rFonts w:ascii="Wingdings" w:hAnsi="Wingdings" w:hint="default"/>
+      </w:rPr>
+    </w:lvl>
+  </w:abstractNum>
+  <w:abstractNum w:abstractNumId="16" w15:restartNumberingAfterBreak="0">
     <w:nsid w:val="24272E19"/>
     <w:multiLevelType w:val="hybridMultilevel"/>
     <w:tmpl w:val="48846474"/>
@@ -8008,7 +13238,7 @@
       </w:pPr>
     </w:lvl>
   </w:abstractNum>
-  <w:abstractNum w:abstractNumId="13" w15:restartNumberingAfterBreak="0">
+  <w:abstractNum w:abstractNumId="17" w15:restartNumberingAfterBreak="0">
     <w:nsid w:val="260B0395"/>
     <w:multiLevelType w:val="hybridMultilevel"/>
     <w:tmpl w:val="C32057EE"/>
@@ -8121,7 +13351,7 @@
       </w:rPr>
     </w:lvl>
   </w:abstractNum>
-  <w:abstractNum w:abstractNumId="14" w15:restartNumberingAfterBreak="0">
+  <w:abstractNum w:abstractNumId="18" w15:restartNumberingAfterBreak="0">
     <w:nsid w:val="2ADF77CA"/>
     <w:multiLevelType w:val="hybridMultilevel"/>
     <w:tmpl w:val="646C0258"/>
@@ -8210,7 +13440,7 @@
       </w:pPr>
     </w:lvl>
   </w:abstractNum>
-  <w:abstractNum w:abstractNumId="15" w15:restartNumberingAfterBreak="0">
+  <w:abstractNum w:abstractNumId="19" w15:restartNumberingAfterBreak="0">
     <w:nsid w:val="319317E0"/>
     <w:multiLevelType w:val="hybridMultilevel"/>
     <w:tmpl w:val="B1080C30"/>
@@ -8323,14 +13553,14 @@
       </w:rPr>
     </w:lvl>
   </w:abstractNum>
-  <w:abstractNum w:abstractNumId="16" w15:restartNumberingAfterBreak="0">
+  <w:abstractNum w:abstractNumId="20" w15:restartNumberingAfterBreak="0">
     <w:nsid w:val="31F662E6"/>
     <w:multiLevelType w:val="hybridMultilevel"/>
-    <w:tmpl w:val="BE5EA898"/>
-    <w:lvl w:ilvl="0" w:tplc="04150015">
-      <w:start w:val="1"/>
-      <w:numFmt w:val="upperLetter"/>
-      <w:lvlText w:val="%1."/>
+    <w:tmpl w:val="19E6CE68"/>
+    <w:lvl w:ilvl="0" w:tplc="04150011">
+      <w:start w:val="1"/>
+      <w:numFmt w:val="decimal"/>
+      <w:lvlText w:val="%1)"/>
       <w:lvlJc w:val="left"/>
       <w:pPr>
         <w:ind w:left="1440" w:hanging="360"/>
@@ -8409,7 +13639,7 @@
       </w:pPr>
     </w:lvl>
   </w:abstractNum>
-  <w:abstractNum w:abstractNumId="17" w15:restartNumberingAfterBreak="0">
+  <w:abstractNum w:abstractNumId="21" w15:restartNumberingAfterBreak="0">
     <w:nsid w:val="324958D1"/>
     <w:multiLevelType w:val="hybridMultilevel"/>
     <w:tmpl w:val="0A3C19DE"/>
@@ -8522,14 +13752,14 @@
       </w:rPr>
     </w:lvl>
   </w:abstractNum>
-  <w:abstractNum w:abstractNumId="18" w15:restartNumberingAfterBreak="0">
+  <w:abstractNum w:abstractNumId="22" w15:restartNumberingAfterBreak="0">
     <w:nsid w:val="33561BA8"/>
     <w:multiLevelType w:val="hybridMultilevel"/>
-    <w:tmpl w:val="40E27012"/>
-    <w:lvl w:ilvl="0" w:tplc="0415000F">
+    <w:tmpl w:val="034CE65C"/>
+    <w:lvl w:ilvl="0" w:tplc="04150011">
       <w:start w:val="1"/>
       <w:numFmt w:val="decimal"/>
-      <w:lvlText w:val="%1."/>
+      <w:lvlText w:val="%1)"/>
       <w:lvlJc w:val="left"/>
       <w:pPr>
         <w:ind w:left="720" w:hanging="360"/>
@@ -8617,7 +13847,7 @@
       </w:pPr>
     </w:lvl>
   </w:abstractNum>
-  <w:abstractNum w:abstractNumId="19" w15:restartNumberingAfterBreak="0">
+  <w:abstractNum w:abstractNumId="23" w15:restartNumberingAfterBreak="0">
     <w:nsid w:val="35694CE0"/>
     <w:multiLevelType w:val="hybridMultilevel"/>
     <w:tmpl w:val="C2D64574"/>
@@ -8730,7 +13960,120 @@
       </w:rPr>
     </w:lvl>
   </w:abstractNum>
-  <w:abstractNum w:abstractNumId="20" w15:restartNumberingAfterBreak="0">
+  <w:abstractNum w:abstractNumId="24" w15:restartNumberingAfterBreak="0">
+    <w:nsid w:val="37F320D0"/>
+    <w:multiLevelType w:val="hybridMultilevel"/>
+    <w:tmpl w:val="20001922"/>
+    <w:lvl w:ilvl="0" w:tplc="04150001">
+      <w:start w:val="1"/>
+      <w:numFmt w:val="bullet"/>
+      <w:lvlText w:val=""/>
+      <w:lvlJc w:val="left"/>
+      <w:pPr>
+        <w:ind w:left="1440" w:hanging="360"/>
+      </w:pPr>
+      <w:rPr>
+        <w:rFonts w:ascii="Symbol" w:hAnsi="Symbol" w:hint="default"/>
+      </w:rPr>
+    </w:lvl>
+    <w:lvl w:ilvl="1" w:tplc="04150003">
+      <w:start w:val="1"/>
+      <w:numFmt w:val="bullet"/>
+      <w:lvlText w:val="o"/>
+      <w:lvlJc w:val="left"/>
+      <w:pPr>
+        <w:ind w:left="2160" w:hanging="360"/>
+      </w:pPr>
+      <w:rPr>
+        <w:rFonts w:ascii="Courier New" w:hAnsi="Courier New" w:cs="Courier New" w:hint="default"/>
+      </w:rPr>
+    </w:lvl>
+    <w:lvl w:ilvl="2" w:tplc="04150005" w:tentative="1">
+      <w:start w:val="1"/>
+      <w:numFmt w:val="bullet"/>
+      <w:lvlText w:val=""/>
+      <w:lvlJc w:val="left"/>
+      <w:pPr>
+        <w:ind w:left="2880" w:hanging="360"/>
+      </w:pPr>
+      <w:rPr>
+        <w:rFonts w:ascii="Wingdings" w:hAnsi="Wingdings" w:hint="default"/>
+      </w:rPr>
+    </w:lvl>
+    <w:lvl w:ilvl="3" w:tplc="04150001" w:tentative="1">
+      <w:start w:val="1"/>
+      <w:numFmt w:val="bullet"/>
+      <w:lvlText w:val=""/>
+      <w:lvlJc w:val="left"/>
+      <w:pPr>
+        <w:ind w:left="3600" w:hanging="360"/>
+      </w:pPr>
+      <w:rPr>
+        <w:rFonts w:ascii="Symbol" w:hAnsi="Symbol" w:hint="default"/>
+      </w:rPr>
+    </w:lvl>
+    <w:lvl w:ilvl="4" w:tplc="04150003" w:tentative="1">
+      <w:start w:val="1"/>
+      <w:numFmt w:val="bullet"/>
+      <w:lvlText w:val="o"/>
+      <w:lvlJc w:val="left"/>
+      <w:pPr>
+        <w:ind w:left="4320" w:hanging="360"/>
+      </w:pPr>
+      <w:rPr>
+        <w:rFonts w:ascii="Courier New" w:hAnsi="Courier New" w:cs="Courier New" w:hint="default"/>
+      </w:rPr>
+    </w:lvl>
+    <w:lvl w:ilvl="5" w:tplc="04150005" w:tentative="1">
+      <w:start w:val="1"/>
+      <w:numFmt w:val="bullet"/>
+      <w:lvlText w:val=""/>
+      <w:lvlJc w:val="left"/>
+      <w:pPr>
+        <w:ind w:left="5040" w:hanging="360"/>
+      </w:pPr>
+      <w:rPr>
+        <w:rFonts w:ascii="Wingdings" w:hAnsi="Wingdings" w:hint="default"/>
+      </w:rPr>
+    </w:lvl>
+    <w:lvl w:ilvl="6" w:tplc="04150001" w:tentative="1">
+      <w:start w:val="1"/>
+      <w:numFmt w:val="bullet"/>
+      <w:lvlText w:val=""/>
+      <w:lvlJc w:val="left"/>
+      <w:pPr>
+        <w:ind w:left="5760" w:hanging="360"/>
+      </w:pPr>
+      <w:rPr>
+        <w:rFonts w:ascii="Symbol" w:hAnsi="Symbol" w:hint="default"/>
+      </w:rPr>
+    </w:lvl>
+    <w:lvl w:ilvl="7" w:tplc="04150003" w:tentative="1">
+      <w:start w:val="1"/>
+      <w:numFmt w:val="bullet"/>
+      <w:lvlText w:val="o"/>
+      <w:lvlJc w:val="left"/>
+      <w:pPr>
+        <w:ind w:left="6480" w:hanging="360"/>
+      </w:pPr>
+      <w:rPr>
+        <w:rFonts w:ascii="Courier New" w:hAnsi="Courier New" w:cs="Courier New" w:hint="default"/>
+      </w:rPr>
+    </w:lvl>
+    <w:lvl w:ilvl="8" w:tplc="04150005" w:tentative="1">
+      <w:start w:val="1"/>
+      <w:numFmt w:val="bullet"/>
+      <w:lvlText w:val=""/>
+      <w:lvlJc w:val="left"/>
+      <w:pPr>
+        <w:ind w:left="7200" w:hanging="360"/>
+      </w:pPr>
+      <w:rPr>
+        <w:rFonts w:ascii="Wingdings" w:hAnsi="Wingdings" w:hint="default"/>
+      </w:rPr>
+    </w:lvl>
+  </w:abstractNum>
+  <w:abstractNum w:abstractNumId="25" w15:restartNumberingAfterBreak="0">
     <w:nsid w:val="39830D8D"/>
     <w:multiLevelType w:val="hybridMultilevel"/>
     <w:tmpl w:val="0D584D96"/>
@@ -8819,7 +14162,206 @@
       </w:pPr>
     </w:lvl>
   </w:abstractNum>
-  <w:abstractNum w:abstractNumId="21" w15:restartNumberingAfterBreak="0">
+  <w:abstractNum w:abstractNumId="26" w15:restartNumberingAfterBreak="0">
+    <w:nsid w:val="3A550B2A"/>
+    <w:multiLevelType w:val="hybridMultilevel"/>
+    <w:tmpl w:val="E126284E"/>
+    <w:lvl w:ilvl="0" w:tplc="04150011">
+      <w:start w:val="1"/>
+      <w:numFmt w:val="decimal"/>
+      <w:lvlText w:val="%1)"/>
+      <w:lvlJc w:val="left"/>
+      <w:pPr>
+        <w:ind w:left="720" w:hanging="360"/>
+      </w:pPr>
+    </w:lvl>
+    <w:lvl w:ilvl="1" w:tplc="04150019" w:tentative="1">
+      <w:start w:val="1"/>
+      <w:numFmt w:val="lowerLetter"/>
+      <w:lvlText w:val="%2."/>
+      <w:lvlJc w:val="left"/>
+      <w:pPr>
+        <w:ind w:left="1440" w:hanging="360"/>
+      </w:pPr>
+    </w:lvl>
+    <w:lvl w:ilvl="2" w:tplc="0415001B" w:tentative="1">
+      <w:start w:val="1"/>
+      <w:numFmt w:val="lowerRoman"/>
+      <w:lvlText w:val="%3."/>
+      <w:lvlJc w:val="right"/>
+      <w:pPr>
+        <w:ind w:left="2160" w:hanging="180"/>
+      </w:pPr>
+    </w:lvl>
+    <w:lvl w:ilvl="3" w:tplc="0415000F" w:tentative="1">
+      <w:start w:val="1"/>
+      <w:numFmt w:val="decimal"/>
+      <w:lvlText w:val="%4."/>
+      <w:lvlJc w:val="left"/>
+      <w:pPr>
+        <w:ind w:left="2880" w:hanging="360"/>
+      </w:pPr>
+    </w:lvl>
+    <w:lvl w:ilvl="4" w:tplc="04150019" w:tentative="1">
+      <w:start w:val="1"/>
+      <w:numFmt w:val="lowerLetter"/>
+      <w:lvlText w:val="%5."/>
+      <w:lvlJc w:val="left"/>
+      <w:pPr>
+        <w:ind w:left="3600" w:hanging="360"/>
+      </w:pPr>
+    </w:lvl>
+    <w:lvl w:ilvl="5" w:tplc="0415001B" w:tentative="1">
+      <w:start w:val="1"/>
+      <w:numFmt w:val="lowerRoman"/>
+      <w:lvlText w:val="%6."/>
+      <w:lvlJc w:val="right"/>
+      <w:pPr>
+        <w:ind w:left="4320" w:hanging="180"/>
+      </w:pPr>
+    </w:lvl>
+    <w:lvl w:ilvl="6" w:tplc="0415000F" w:tentative="1">
+      <w:start w:val="1"/>
+      <w:numFmt w:val="decimal"/>
+      <w:lvlText w:val="%7."/>
+      <w:lvlJc w:val="left"/>
+      <w:pPr>
+        <w:ind w:left="5040" w:hanging="360"/>
+      </w:pPr>
+    </w:lvl>
+    <w:lvl w:ilvl="7" w:tplc="04150019" w:tentative="1">
+      <w:start w:val="1"/>
+      <w:numFmt w:val="lowerLetter"/>
+      <w:lvlText w:val="%8."/>
+      <w:lvlJc w:val="left"/>
+      <w:pPr>
+        <w:ind w:left="5760" w:hanging="360"/>
+      </w:pPr>
+    </w:lvl>
+    <w:lvl w:ilvl="8" w:tplc="0415001B" w:tentative="1">
+      <w:start w:val="1"/>
+      <w:numFmt w:val="lowerRoman"/>
+      <w:lvlText w:val="%9."/>
+      <w:lvlJc w:val="right"/>
+      <w:pPr>
+        <w:ind w:left="6480" w:hanging="180"/>
+      </w:pPr>
+    </w:lvl>
+  </w:abstractNum>
+  <w:abstractNum w:abstractNumId="27" w15:restartNumberingAfterBreak="0">
+    <w:nsid w:val="3B18594F"/>
+    <w:multiLevelType w:val="hybridMultilevel"/>
+    <w:tmpl w:val="FF2E2DBC"/>
+    <w:lvl w:ilvl="0" w:tplc="04150001">
+      <w:start w:val="1"/>
+      <w:numFmt w:val="bullet"/>
+      <w:lvlText w:val=""/>
+      <w:lvlJc w:val="left"/>
+      <w:pPr>
+        <w:ind w:left="1440" w:hanging="360"/>
+      </w:pPr>
+      <w:rPr>
+        <w:rFonts w:ascii="Symbol" w:hAnsi="Symbol" w:hint="default"/>
+      </w:rPr>
+    </w:lvl>
+    <w:lvl w:ilvl="1" w:tplc="04150003">
+      <w:start w:val="1"/>
+      <w:numFmt w:val="bullet"/>
+      <w:lvlText w:val="o"/>
+      <w:lvlJc w:val="left"/>
+      <w:pPr>
+        <w:ind w:left="2160" w:hanging="360"/>
+      </w:pPr>
+      <w:rPr>
+        <w:rFonts w:ascii="Courier New" w:hAnsi="Courier New" w:cs="Courier New" w:hint="default"/>
+      </w:rPr>
+    </w:lvl>
+    <w:lvl w:ilvl="2" w:tplc="04150005" w:tentative="1">
+      <w:start w:val="1"/>
+      <w:numFmt w:val="bullet"/>
+      <w:lvlText w:val=""/>
+      <w:lvlJc w:val="left"/>
+      <w:pPr>
+        <w:ind w:left="2880" w:hanging="360"/>
+      </w:pPr>
+      <w:rPr>
+        <w:rFonts w:ascii="Wingdings" w:hAnsi="Wingdings" w:hint="default"/>
+      </w:rPr>
+    </w:lvl>
+    <w:lvl w:ilvl="3" w:tplc="04150001" w:tentative="1">
+      <w:start w:val="1"/>
+      <w:numFmt w:val="bullet"/>
+      <w:lvlText w:val=""/>
+      <w:lvlJc w:val="left"/>
+      <w:pPr>
+        <w:ind w:left="3600" w:hanging="360"/>
+      </w:pPr>
+      <w:rPr>
+        <w:rFonts w:ascii="Symbol" w:hAnsi="Symbol" w:hint="default"/>
+      </w:rPr>
+    </w:lvl>
+    <w:lvl w:ilvl="4" w:tplc="04150003" w:tentative="1">
+      <w:start w:val="1"/>
+      <w:numFmt w:val="bullet"/>
+      <w:lvlText w:val="o"/>
+      <w:lvlJc w:val="left"/>
+      <w:pPr>
+        <w:ind w:left="4320" w:hanging="360"/>
+      </w:pPr>
+      <w:rPr>
+        <w:rFonts w:ascii="Courier New" w:hAnsi="Courier New" w:cs="Courier New" w:hint="default"/>
+      </w:rPr>
+    </w:lvl>
+    <w:lvl w:ilvl="5" w:tplc="04150005" w:tentative="1">
+      <w:start w:val="1"/>
+      <w:numFmt w:val="bullet"/>
+      <w:lvlText w:val=""/>
+      <w:lvlJc w:val="left"/>
+      <w:pPr>
+        <w:ind w:left="5040" w:hanging="360"/>
+      </w:pPr>
+      <w:rPr>
+        <w:rFonts w:ascii="Wingdings" w:hAnsi="Wingdings" w:hint="default"/>
+      </w:rPr>
+    </w:lvl>
+    <w:lvl w:ilvl="6" w:tplc="04150001" w:tentative="1">
+      <w:start w:val="1"/>
+      <w:numFmt w:val="bullet"/>
+      <w:lvlText w:val=""/>
+      <w:lvlJc w:val="left"/>
+      <w:pPr>
+        <w:ind w:left="5760" w:hanging="360"/>
+      </w:pPr>
+      <w:rPr>
+        <w:rFonts w:ascii="Symbol" w:hAnsi="Symbol" w:hint="default"/>
+      </w:rPr>
+    </w:lvl>
+    <w:lvl w:ilvl="7" w:tplc="04150003" w:tentative="1">
+      <w:start w:val="1"/>
+      <w:numFmt w:val="bullet"/>
+      <w:lvlText w:val="o"/>
+      <w:lvlJc w:val="left"/>
+      <w:pPr>
+        <w:ind w:left="6480" w:hanging="360"/>
+      </w:pPr>
+      <w:rPr>
+        <w:rFonts w:ascii="Courier New" w:hAnsi="Courier New" w:cs="Courier New" w:hint="default"/>
+      </w:rPr>
+    </w:lvl>
+    <w:lvl w:ilvl="8" w:tplc="04150005" w:tentative="1">
+      <w:start w:val="1"/>
+      <w:numFmt w:val="bullet"/>
+      <w:lvlText w:val=""/>
+      <w:lvlJc w:val="left"/>
+      <w:pPr>
+        <w:ind w:left="7200" w:hanging="360"/>
+      </w:pPr>
+      <w:rPr>
+        <w:rFonts w:ascii="Wingdings" w:hAnsi="Wingdings" w:hint="default"/>
+      </w:rPr>
+    </w:lvl>
+  </w:abstractNum>
+  <w:abstractNum w:abstractNumId="28" w15:restartNumberingAfterBreak="0">
     <w:nsid w:val="3D7CEC85"/>
     <w:multiLevelType w:val="hybridMultilevel"/>
     <w:tmpl w:val="12A6BB80"/>
@@ -8932,7 +14474,7 @@
       </w:rPr>
     </w:lvl>
   </w:abstractNum>
-  <w:abstractNum w:abstractNumId="22" w15:restartNumberingAfterBreak="0">
+  <w:abstractNum w:abstractNumId="29" w15:restartNumberingAfterBreak="0">
     <w:nsid w:val="3E1F6F4D"/>
     <w:multiLevelType w:val="hybridMultilevel"/>
     <w:tmpl w:val="91363056"/>
@@ -9021,7 +14563,7 @@
       </w:pPr>
     </w:lvl>
   </w:abstractNum>
-  <w:abstractNum w:abstractNumId="23" w15:restartNumberingAfterBreak="0">
+  <w:abstractNum w:abstractNumId="30" w15:restartNumberingAfterBreak="0">
     <w:nsid w:val="4248879B"/>
     <w:multiLevelType w:val="hybridMultilevel"/>
     <w:tmpl w:val="8D58D6E4"/>
@@ -9134,7 +14676,233 @@
       </w:rPr>
     </w:lvl>
   </w:abstractNum>
-  <w:abstractNum w:abstractNumId="24" w15:restartNumberingAfterBreak="0">
+  <w:abstractNum w:abstractNumId="31" w15:restartNumberingAfterBreak="0">
+    <w:nsid w:val="430A10D0"/>
+    <w:multiLevelType w:val="hybridMultilevel"/>
+    <w:tmpl w:val="3C587A42"/>
+    <w:lvl w:ilvl="0" w:tplc="04150001">
+      <w:start w:val="1"/>
+      <w:numFmt w:val="bullet"/>
+      <w:lvlText w:val=""/>
+      <w:lvlJc w:val="left"/>
+      <w:pPr>
+        <w:ind w:left="1428" w:hanging="360"/>
+      </w:pPr>
+      <w:rPr>
+        <w:rFonts w:ascii="Symbol" w:hAnsi="Symbol" w:hint="default"/>
+      </w:rPr>
+    </w:lvl>
+    <w:lvl w:ilvl="1" w:tplc="04150003">
+      <w:start w:val="1"/>
+      <w:numFmt w:val="bullet"/>
+      <w:lvlText w:val="o"/>
+      <w:lvlJc w:val="left"/>
+      <w:pPr>
+        <w:ind w:left="2148" w:hanging="360"/>
+      </w:pPr>
+      <w:rPr>
+        <w:rFonts w:ascii="Courier New" w:hAnsi="Courier New" w:cs="Courier New" w:hint="default"/>
+      </w:rPr>
+    </w:lvl>
+    <w:lvl w:ilvl="2" w:tplc="04150005" w:tentative="1">
+      <w:start w:val="1"/>
+      <w:numFmt w:val="bullet"/>
+      <w:lvlText w:val=""/>
+      <w:lvlJc w:val="left"/>
+      <w:pPr>
+        <w:ind w:left="2868" w:hanging="360"/>
+      </w:pPr>
+      <w:rPr>
+        <w:rFonts w:ascii="Wingdings" w:hAnsi="Wingdings" w:hint="default"/>
+      </w:rPr>
+    </w:lvl>
+    <w:lvl w:ilvl="3" w:tplc="04150001" w:tentative="1">
+      <w:start w:val="1"/>
+      <w:numFmt w:val="bullet"/>
+      <w:lvlText w:val=""/>
+      <w:lvlJc w:val="left"/>
+      <w:pPr>
+        <w:ind w:left="3588" w:hanging="360"/>
+      </w:pPr>
+      <w:rPr>
+        <w:rFonts w:ascii="Symbol" w:hAnsi="Symbol" w:hint="default"/>
+      </w:rPr>
+    </w:lvl>
+    <w:lvl w:ilvl="4" w:tplc="04150003" w:tentative="1">
+      <w:start w:val="1"/>
+      <w:numFmt w:val="bullet"/>
+      <w:lvlText w:val="o"/>
+      <w:lvlJc w:val="left"/>
+      <w:pPr>
+        <w:ind w:left="4308" w:hanging="360"/>
+      </w:pPr>
+      <w:rPr>
+        <w:rFonts w:ascii="Courier New" w:hAnsi="Courier New" w:cs="Courier New" w:hint="default"/>
+      </w:rPr>
+    </w:lvl>
+    <w:lvl w:ilvl="5" w:tplc="04150005" w:tentative="1">
+      <w:start w:val="1"/>
+      <w:numFmt w:val="bullet"/>
+      <w:lvlText w:val=""/>
+      <w:lvlJc w:val="left"/>
+      <w:pPr>
+        <w:ind w:left="5028" w:hanging="360"/>
+      </w:pPr>
+      <w:rPr>
+        <w:rFonts w:ascii="Wingdings" w:hAnsi="Wingdings" w:hint="default"/>
+      </w:rPr>
+    </w:lvl>
+    <w:lvl w:ilvl="6" w:tplc="04150001" w:tentative="1">
+      <w:start w:val="1"/>
+      <w:numFmt w:val="bullet"/>
+      <w:lvlText w:val=""/>
+      <w:lvlJc w:val="left"/>
+      <w:pPr>
+        <w:ind w:left="5748" w:hanging="360"/>
+      </w:pPr>
+      <w:rPr>
+        <w:rFonts w:ascii="Symbol" w:hAnsi="Symbol" w:hint="default"/>
+      </w:rPr>
+    </w:lvl>
+    <w:lvl w:ilvl="7" w:tplc="04150003" w:tentative="1">
+      <w:start w:val="1"/>
+      <w:numFmt w:val="bullet"/>
+      <w:lvlText w:val="o"/>
+      <w:lvlJc w:val="left"/>
+      <w:pPr>
+        <w:ind w:left="6468" w:hanging="360"/>
+      </w:pPr>
+      <w:rPr>
+        <w:rFonts w:ascii="Courier New" w:hAnsi="Courier New" w:cs="Courier New" w:hint="default"/>
+      </w:rPr>
+    </w:lvl>
+    <w:lvl w:ilvl="8" w:tplc="04150005" w:tentative="1">
+      <w:start w:val="1"/>
+      <w:numFmt w:val="bullet"/>
+      <w:lvlText w:val=""/>
+      <w:lvlJc w:val="left"/>
+      <w:pPr>
+        <w:ind w:left="7188" w:hanging="360"/>
+      </w:pPr>
+      <w:rPr>
+        <w:rFonts w:ascii="Wingdings" w:hAnsi="Wingdings" w:hint="default"/>
+      </w:rPr>
+    </w:lvl>
+  </w:abstractNum>
+  <w:abstractNum w:abstractNumId="32" w15:restartNumberingAfterBreak="0">
+    <w:nsid w:val="49A1799A"/>
+    <w:multiLevelType w:val="hybridMultilevel"/>
+    <w:tmpl w:val="C504DA34"/>
+    <w:lvl w:ilvl="0" w:tplc="04150001">
+      <w:start w:val="1"/>
+      <w:numFmt w:val="bullet"/>
+      <w:lvlText w:val=""/>
+      <w:lvlJc w:val="left"/>
+      <w:pPr>
+        <w:ind w:left="1440" w:hanging="360"/>
+      </w:pPr>
+      <w:rPr>
+        <w:rFonts w:ascii="Symbol" w:hAnsi="Symbol" w:hint="default"/>
+      </w:rPr>
+    </w:lvl>
+    <w:lvl w:ilvl="1" w:tplc="04150003">
+      <w:start w:val="1"/>
+      <w:numFmt w:val="bullet"/>
+      <w:lvlText w:val="o"/>
+      <w:lvlJc w:val="left"/>
+      <w:pPr>
+        <w:ind w:left="2160" w:hanging="360"/>
+      </w:pPr>
+      <w:rPr>
+        <w:rFonts w:ascii="Courier New" w:hAnsi="Courier New" w:cs="Courier New" w:hint="default"/>
+      </w:rPr>
+    </w:lvl>
+    <w:lvl w:ilvl="2" w:tplc="04150005" w:tentative="1">
+      <w:start w:val="1"/>
+      <w:numFmt w:val="bullet"/>
+      <w:lvlText w:val=""/>
+      <w:lvlJc w:val="left"/>
+      <w:pPr>
+        <w:ind w:left="2880" w:hanging="360"/>
+      </w:pPr>
+      <w:rPr>
+        <w:rFonts w:ascii="Wingdings" w:hAnsi="Wingdings" w:hint="default"/>
+      </w:rPr>
+    </w:lvl>
+    <w:lvl w:ilvl="3" w:tplc="04150001" w:tentative="1">
+      <w:start w:val="1"/>
+      <w:numFmt w:val="bullet"/>
+      <w:lvlText w:val=""/>
+      <w:lvlJc w:val="left"/>
+      <w:pPr>
+        <w:ind w:left="3600" w:hanging="360"/>
+      </w:pPr>
+      <w:rPr>
+        <w:rFonts w:ascii="Symbol" w:hAnsi="Symbol" w:hint="default"/>
+      </w:rPr>
+    </w:lvl>
+    <w:lvl w:ilvl="4" w:tplc="04150003" w:tentative="1">
+      <w:start w:val="1"/>
+      <w:numFmt w:val="bullet"/>
+      <w:lvlText w:val="o"/>
+      <w:lvlJc w:val="left"/>
+      <w:pPr>
+        <w:ind w:left="4320" w:hanging="360"/>
+      </w:pPr>
+      <w:rPr>
+        <w:rFonts w:ascii="Courier New" w:hAnsi="Courier New" w:cs="Courier New" w:hint="default"/>
+      </w:rPr>
+    </w:lvl>
+    <w:lvl w:ilvl="5" w:tplc="04150005" w:tentative="1">
+      <w:start w:val="1"/>
+      <w:numFmt w:val="bullet"/>
+      <w:lvlText w:val=""/>
+      <w:lvlJc w:val="left"/>
+      <w:pPr>
+        <w:ind w:left="5040" w:hanging="360"/>
+      </w:pPr>
+      <w:rPr>
+        <w:rFonts w:ascii="Wingdings" w:hAnsi="Wingdings" w:hint="default"/>
+      </w:rPr>
+    </w:lvl>
+    <w:lvl w:ilvl="6" w:tplc="04150001" w:tentative="1">
+      <w:start w:val="1"/>
+      <w:numFmt w:val="bullet"/>
+      <w:lvlText w:val=""/>
+      <w:lvlJc w:val="left"/>
+      <w:pPr>
+        <w:ind w:left="5760" w:hanging="360"/>
+      </w:pPr>
+      <w:rPr>
+        <w:rFonts w:ascii="Symbol" w:hAnsi="Symbol" w:hint="default"/>
+      </w:rPr>
+    </w:lvl>
+    <w:lvl w:ilvl="7" w:tplc="04150003" w:tentative="1">
+      <w:start w:val="1"/>
+      <w:numFmt w:val="bullet"/>
+      <w:lvlText w:val="o"/>
+      <w:lvlJc w:val="left"/>
+      <w:pPr>
+        <w:ind w:left="6480" w:hanging="360"/>
+      </w:pPr>
+      <w:rPr>
+        <w:rFonts w:ascii="Courier New" w:hAnsi="Courier New" w:cs="Courier New" w:hint="default"/>
+      </w:rPr>
+    </w:lvl>
+    <w:lvl w:ilvl="8" w:tplc="04150005" w:tentative="1">
+      <w:start w:val="1"/>
+      <w:numFmt w:val="bullet"/>
+      <w:lvlText w:val=""/>
+      <w:lvlJc w:val="left"/>
+      <w:pPr>
+        <w:ind w:left="7200" w:hanging="360"/>
+      </w:pPr>
+      <w:rPr>
+        <w:rFonts w:ascii="Wingdings" w:hAnsi="Wingdings" w:hint="default"/>
+      </w:rPr>
+    </w:lvl>
+  </w:abstractNum>
+  <w:abstractNum w:abstractNumId="33" w15:restartNumberingAfterBreak="0">
     <w:nsid w:val="4A1F50D6"/>
     <w:multiLevelType w:val="hybridMultilevel"/>
     <w:tmpl w:val="74429800"/>
@@ -9223,7 +14991,120 @@
       </w:pPr>
     </w:lvl>
   </w:abstractNum>
-  <w:abstractNum w:abstractNumId="25" w15:restartNumberingAfterBreak="0">
+  <w:abstractNum w:abstractNumId="34" w15:restartNumberingAfterBreak="0">
+    <w:nsid w:val="4E0F634A"/>
+    <w:multiLevelType w:val="hybridMultilevel"/>
+    <w:tmpl w:val="D46CC24E"/>
+    <w:lvl w:ilvl="0" w:tplc="04150001">
+      <w:start w:val="1"/>
+      <w:numFmt w:val="bullet"/>
+      <w:lvlText w:val=""/>
+      <w:lvlJc w:val="left"/>
+      <w:pPr>
+        <w:ind w:left="1440" w:hanging="360"/>
+      </w:pPr>
+      <w:rPr>
+        <w:rFonts w:ascii="Symbol" w:hAnsi="Symbol" w:hint="default"/>
+      </w:rPr>
+    </w:lvl>
+    <w:lvl w:ilvl="1" w:tplc="04150003" w:tentative="1">
+      <w:start w:val="1"/>
+      <w:numFmt w:val="bullet"/>
+      <w:lvlText w:val="o"/>
+      <w:lvlJc w:val="left"/>
+      <w:pPr>
+        <w:ind w:left="2160" w:hanging="360"/>
+      </w:pPr>
+      <w:rPr>
+        <w:rFonts w:ascii="Courier New" w:hAnsi="Courier New" w:cs="Courier New" w:hint="default"/>
+      </w:rPr>
+    </w:lvl>
+    <w:lvl w:ilvl="2" w:tplc="04150005" w:tentative="1">
+      <w:start w:val="1"/>
+      <w:numFmt w:val="bullet"/>
+      <w:lvlText w:val=""/>
+      <w:lvlJc w:val="left"/>
+      <w:pPr>
+        <w:ind w:left="2880" w:hanging="360"/>
+      </w:pPr>
+      <w:rPr>
+        <w:rFonts w:ascii="Wingdings" w:hAnsi="Wingdings" w:hint="default"/>
+      </w:rPr>
+    </w:lvl>
+    <w:lvl w:ilvl="3" w:tplc="04150001" w:tentative="1">
+      <w:start w:val="1"/>
+      <w:numFmt w:val="bullet"/>
+      <w:lvlText w:val=""/>
+      <w:lvlJc w:val="left"/>
+      <w:pPr>
+        <w:ind w:left="3600" w:hanging="360"/>
+      </w:pPr>
+      <w:rPr>
+        <w:rFonts w:ascii="Symbol" w:hAnsi="Symbol" w:hint="default"/>
+      </w:rPr>
+    </w:lvl>
+    <w:lvl w:ilvl="4" w:tplc="04150003" w:tentative="1">
+      <w:start w:val="1"/>
+      <w:numFmt w:val="bullet"/>
+      <w:lvlText w:val="o"/>
+      <w:lvlJc w:val="left"/>
+      <w:pPr>
+        <w:ind w:left="4320" w:hanging="360"/>
+      </w:pPr>
+      <w:rPr>
+        <w:rFonts w:ascii="Courier New" w:hAnsi="Courier New" w:cs="Courier New" w:hint="default"/>
+      </w:rPr>
+    </w:lvl>
+    <w:lvl w:ilvl="5" w:tplc="04150005" w:tentative="1">
+      <w:start w:val="1"/>
+      <w:numFmt w:val="bullet"/>
+      <w:lvlText w:val=""/>
+      <w:lvlJc w:val="left"/>
+      <w:pPr>
+        <w:ind w:left="5040" w:hanging="360"/>
+      </w:pPr>
+      <w:rPr>
+        <w:rFonts w:ascii="Wingdings" w:hAnsi="Wingdings" w:hint="default"/>
+      </w:rPr>
+    </w:lvl>
+    <w:lvl w:ilvl="6" w:tplc="04150001" w:tentative="1">
+      <w:start w:val="1"/>
+      <w:numFmt w:val="bullet"/>
+      <w:lvlText w:val=""/>
+      <w:lvlJc w:val="left"/>
+      <w:pPr>
+        <w:ind w:left="5760" w:hanging="360"/>
+      </w:pPr>
+      <w:rPr>
+        <w:rFonts w:ascii="Symbol" w:hAnsi="Symbol" w:hint="default"/>
+      </w:rPr>
+    </w:lvl>
+    <w:lvl w:ilvl="7" w:tplc="04150003" w:tentative="1">
+      <w:start w:val="1"/>
+      <w:numFmt w:val="bullet"/>
+      <w:lvlText w:val="o"/>
+      <w:lvlJc w:val="left"/>
+      <w:pPr>
+        <w:ind w:left="6480" w:hanging="360"/>
+      </w:pPr>
+      <w:rPr>
+        <w:rFonts w:ascii="Courier New" w:hAnsi="Courier New" w:cs="Courier New" w:hint="default"/>
+      </w:rPr>
+    </w:lvl>
+    <w:lvl w:ilvl="8" w:tplc="04150005" w:tentative="1">
+      <w:start w:val="1"/>
+      <w:numFmt w:val="bullet"/>
+      <w:lvlText w:val=""/>
+      <w:lvlJc w:val="left"/>
+      <w:pPr>
+        <w:ind w:left="7200" w:hanging="360"/>
+      </w:pPr>
+      <w:rPr>
+        <w:rFonts w:ascii="Wingdings" w:hAnsi="Wingdings" w:hint="default"/>
+      </w:rPr>
+    </w:lvl>
+  </w:abstractNum>
+  <w:abstractNum w:abstractNumId="35" w15:restartNumberingAfterBreak="0">
     <w:nsid w:val="4E4A1306"/>
     <w:multiLevelType w:val="hybridMultilevel"/>
     <w:tmpl w:val="967C99EE"/>
@@ -9336,13 +15217,239 @@
       </w:rPr>
     </w:lvl>
   </w:abstractNum>
-  <w:abstractNum w:abstractNumId="26" w15:restartNumberingAfterBreak="0">
+  <w:abstractNum w:abstractNumId="36" w15:restartNumberingAfterBreak="0">
+    <w:nsid w:val="50A21292"/>
+    <w:multiLevelType w:val="hybridMultilevel"/>
+    <w:tmpl w:val="39B2BB70"/>
+    <w:lvl w:ilvl="0" w:tplc="04150001">
+      <w:start w:val="1"/>
+      <w:numFmt w:val="bullet"/>
+      <w:lvlText w:val=""/>
+      <w:lvlJc w:val="left"/>
+      <w:pPr>
+        <w:ind w:left="1440" w:hanging="360"/>
+      </w:pPr>
+      <w:rPr>
+        <w:rFonts w:ascii="Symbol" w:hAnsi="Symbol" w:hint="default"/>
+      </w:rPr>
+    </w:lvl>
+    <w:lvl w:ilvl="1" w:tplc="04150003">
+      <w:start w:val="1"/>
+      <w:numFmt w:val="bullet"/>
+      <w:lvlText w:val="o"/>
+      <w:lvlJc w:val="left"/>
+      <w:pPr>
+        <w:ind w:left="2160" w:hanging="360"/>
+      </w:pPr>
+      <w:rPr>
+        <w:rFonts w:ascii="Courier New" w:hAnsi="Courier New" w:cs="Courier New" w:hint="default"/>
+      </w:rPr>
+    </w:lvl>
+    <w:lvl w:ilvl="2" w:tplc="04150005">
+      <w:start w:val="1"/>
+      <w:numFmt w:val="bullet"/>
+      <w:lvlText w:val=""/>
+      <w:lvlJc w:val="left"/>
+      <w:pPr>
+        <w:ind w:left="2880" w:hanging="360"/>
+      </w:pPr>
+      <w:rPr>
+        <w:rFonts w:ascii="Wingdings" w:hAnsi="Wingdings" w:hint="default"/>
+      </w:rPr>
+    </w:lvl>
+    <w:lvl w:ilvl="3" w:tplc="04150001" w:tentative="1">
+      <w:start w:val="1"/>
+      <w:numFmt w:val="bullet"/>
+      <w:lvlText w:val=""/>
+      <w:lvlJc w:val="left"/>
+      <w:pPr>
+        <w:ind w:left="3600" w:hanging="360"/>
+      </w:pPr>
+      <w:rPr>
+        <w:rFonts w:ascii="Symbol" w:hAnsi="Symbol" w:hint="default"/>
+      </w:rPr>
+    </w:lvl>
+    <w:lvl w:ilvl="4" w:tplc="04150003" w:tentative="1">
+      <w:start w:val="1"/>
+      <w:numFmt w:val="bullet"/>
+      <w:lvlText w:val="o"/>
+      <w:lvlJc w:val="left"/>
+      <w:pPr>
+        <w:ind w:left="4320" w:hanging="360"/>
+      </w:pPr>
+      <w:rPr>
+        <w:rFonts w:ascii="Courier New" w:hAnsi="Courier New" w:cs="Courier New" w:hint="default"/>
+      </w:rPr>
+    </w:lvl>
+    <w:lvl w:ilvl="5" w:tplc="04150005" w:tentative="1">
+      <w:start w:val="1"/>
+      <w:numFmt w:val="bullet"/>
+      <w:lvlText w:val=""/>
+      <w:lvlJc w:val="left"/>
+      <w:pPr>
+        <w:ind w:left="5040" w:hanging="360"/>
+      </w:pPr>
+      <w:rPr>
+        <w:rFonts w:ascii="Wingdings" w:hAnsi="Wingdings" w:hint="default"/>
+      </w:rPr>
+    </w:lvl>
+    <w:lvl w:ilvl="6" w:tplc="04150001" w:tentative="1">
+      <w:start w:val="1"/>
+      <w:numFmt w:val="bullet"/>
+      <w:lvlText w:val=""/>
+      <w:lvlJc w:val="left"/>
+      <w:pPr>
+        <w:ind w:left="5760" w:hanging="360"/>
+      </w:pPr>
+      <w:rPr>
+        <w:rFonts w:ascii="Symbol" w:hAnsi="Symbol" w:hint="default"/>
+      </w:rPr>
+    </w:lvl>
+    <w:lvl w:ilvl="7" w:tplc="04150003" w:tentative="1">
+      <w:start w:val="1"/>
+      <w:numFmt w:val="bullet"/>
+      <w:lvlText w:val="o"/>
+      <w:lvlJc w:val="left"/>
+      <w:pPr>
+        <w:ind w:left="6480" w:hanging="360"/>
+      </w:pPr>
+      <w:rPr>
+        <w:rFonts w:ascii="Courier New" w:hAnsi="Courier New" w:cs="Courier New" w:hint="default"/>
+      </w:rPr>
+    </w:lvl>
+    <w:lvl w:ilvl="8" w:tplc="04150005" w:tentative="1">
+      <w:start w:val="1"/>
+      <w:numFmt w:val="bullet"/>
+      <w:lvlText w:val=""/>
+      <w:lvlJc w:val="left"/>
+      <w:pPr>
+        <w:ind w:left="7200" w:hanging="360"/>
+      </w:pPr>
+      <w:rPr>
+        <w:rFonts w:ascii="Wingdings" w:hAnsi="Wingdings" w:hint="default"/>
+      </w:rPr>
+    </w:lvl>
+  </w:abstractNum>
+  <w:abstractNum w:abstractNumId="37" w15:restartNumberingAfterBreak="0">
+    <w:nsid w:val="5125338F"/>
+    <w:multiLevelType w:val="hybridMultilevel"/>
+    <w:tmpl w:val="7F823F40"/>
+    <w:lvl w:ilvl="0" w:tplc="04150001">
+      <w:start w:val="1"/>
+      <w:numFmt w:val="bullet"/>
+      <w:lvlText w:val=""/>
+      <w:lvlJc w:val="left"/>
+      <w:pPr>
+        <w:ind w:left="1440" w:hanging="360"/>
+      </w:pPr>
+      <w:rPr>
+        <w:rFonts w:ascii="Symbol" w:hAnsi="Symbol" w:hint="default"/>
+      </w:rPr>
+    </w:lvl>
+    <w:lvl w:ilvl="1" w:tplc="04150003">
+      <w:start w:val="1"/>
+      <w:numFmt w:val="bullet"/>
+      <w:lvlText w:val="o"/>
+      <w:lvlJc w:val="left"/>
+      <w:pPr>
+        <w:ind w:left="2160" w:hanging="360"/>
+      </w:pPr>
+      <w:rPr>
+        <w:rFonts w:ascii="Courier New" w:hAnsi="Courier New" w:cs="Courier New" w:hint="default"/>
+      </w:rPr>
+    </w:lvl>
+    <w:lvl w:ilvl="2" w:tplc="04150005" w:tentative="1">
+      <w:start w:val="1"/>
+      <w:numFmt w:val="bullet"/>
+      <w:lvlText w:val=""/>
+      <w:lvlJc w:val="left"/>
+      <w:pPr>
+        <w:ind w:left="2880" w:hanging="360"/>
+      </w:pPr>
+      <w:rPr>
+        <w:rFonts w:ascii="Wingdings" w:hAnsi="Wingdings" w:hint="default"/>
+      </w:rPr>
+    </w:lvl>
+    <w:lvl w:ilvl="3" w:tplc="04150001" w:tentative="1">
+      <w:start w:val="1"/>
+      <w:numFmt w:val="bullet"/>
+      <w:lvlText w:val=""/>
+      <w:lvlJc w:val="left"/>
+      <w:pPr>
+        <w:ind w:left="3600" w:hanging="360"/>
+      </w:pPr>
+      <w:rPr>
+        <w:rFonts w:ascii="Symbol" w:hAnsi="Symbol" w:hint="default"/>
+      </w:rPr>
+    </w:lvl>
+    <w:lvl w:ilvl="4" w:tplc="04150003" w:tentative="1">
+      <w:start w:val="1"/>
+      <w:numFmt w:val="bullet"/>
+      <w:lvlText w:val="o"/>
+      <w:lvlJc w:val="left"/>
+      <w:pPr>
+        <w:ind w:left="4320" w:hanging="360"/>
+      </w:pPr>
+      <w:rPr>
+        <w:rFonts w:ascii="Courier New" w:hAnsi="Courier New" w:cs="Courier New" w:hint="default"/>
+      </w:rPr>
+    </w:lvl>
+    <w:lvl w:ilvl="5" w:tplc="04150005" w:tentative="1">
+      <w:start w:val="1"/>
+      <w:numFmt w:val="bullet"/>
+      <w:lvlText w:val=""/>
+      <w:lvlJc w:val="left"/>
+      <w:pPr>
+        <w:ind w:left="5040" w:hanging="360"/>
+      </w:pPr>
+      <w:rPr>
+        <w:rFonts w:ascii="Wingdings" w:hAnsi="Wingdings" w:hint="default"/>
+      </w:rPr>
+    </w:lvl>
+    <w:lvl w:ilvl="6" w:tplc="04150001" w:tentative="1">
+      <w:start w:val="1"/>
+      <w:numFmt w:val="bullet"/>
+      <w:lvlText w:val=""/>
+      <w:lvlJc w:val="left"/>
+      <w:pPr>
+        <w:ind w:left="5760" w:hanging="360"/>
+      </w:pPr>
+      <w:rPr>
+        <w:rFonts w:ascii="Symbol" w:hAnsi="Symbol" w:hint="default"/>
+      </w:rPr>
+    </w:lvl>
+    <w:lvl w:ilvl="7" w:tplc="04150003" w:tentative="1">
+      <w:start w:val="1"/>
+      <w:numFmt w:val="bullet"/>
+      <w:lvlText w:val="o"/>
+      <w:lvlJc w:val="left"/>
+      <w:pPr>
+        <w:ind w:left="6480" w:hanging="360"/>
+      </w:pPr>
+      <w:rPr>
+        <w:rFonts w:ascii="Courier New" w:hAnsi="Courier New" w:cs="Courier New" w:hint="default"/>
+      </w:rPr>
+    </w:lvl>
+    <w:lvl w:ilvl="8" w:tplc="04150005" w:tentative="1">
+      <w:start w:val="1"/>
+      <w:numFmt w:val="bullet"/>
+      <w:lvlText w:val=""/>
+      <w:lvlJc w:val="left"/>
+      <w:pPr>
+        <w:ind w:left="7200" w:hanging="360"/>
+      </w:pPr>
+      <w:rPr>
+        <w:rFonts w:ascii="Wingdings" w:hAnsi="Wingdings" w:hint="default"/>
+      </w:rPr>
+    </w:lvl>
+  </w:abstractNum>
+  <w:abstractNum w:abstractNumId="38" w15:restartNumberingAfterBreak="0">
     <w:nsid w:val="56EE29D8"/>
     <w:multiLevelType w:val="hybridMultilevel"/>
-    <w:tmpl w:val="E1226FE2"/>
-    <w:lvl w:ilvl="0" w:tplc="7E4222D6">
-      <w:start w:val="1"/>
-      <w:numFmt w:val="upperRoman"/>
+    <w:tmpl w:val="43801496"/>
+    <w:lvl w:ilvl="0" w:tplc="04150015">
+      <w:start w:val="1"/>
+      <w:numFmt w:val="upperLetter"/>
       <w:lvlText w:val="%1."/>
       <w:lvlJc w:val="left"/>
       <w:pPr>
@@ -9425,7 +15532,7 @@
       </w:pPr>
     </w:lvl>
   </w:abstractNum>
-  <w:abstractNum w:abstractNumId="27" w15:restartNumberingAfterBreak="0">
+  <w:abstractNum w:abstractNumId="39" w15:restartNumberingAfterBreak="0">
     <w:nsid w:val="5A0DEA1C"/>
     <w:multiLevelType w:val="hybridMultilevel"/>
     <w:tmpl w:val="55EA60A4"/>
@@ -9538,14 +15645,127 @@
       </w:rPr>
     </w:lvl>
   </w:abstractNum>
-  <w:abstractNum w:abstractNumId="28" w15:restartNumberingAfterBreak="0">
+  <w:abstractNum w:abstractNumId="40" w15:restartNumberingAfterBreak="0">
+    <w:nsid w:val="65BA4F42"/>
+    <w:multiLevelType w:val="hybridMultilevel"/>
+    <w:tmpl w:val="00F63CF4"/>
+    <w:lvl w:ilvl="0" w:tplc="04150001">
+      <w:start w:val="1"/>
+      <w:numFmt w:val="bullet"/>
+      <w:lvlText w:val=""/>
+      <w:lvlJc w:val="left"/>
+      <w:pPr>
+        <w:ind w:left="1440" w:hanging="360"/>
+      </w:pPr>
+      <w:rPr>
+        <w:rFonts w:ascii="Symbol" w:hAnsi="Symbol" w:hint="default"/>
+      </w:rPr>
+    </w:lvl>
+    <w:lvl w:ilvl="1" w:tplc="FFFFFFFF">
+      <w:start w:val="1"/>
+      <w:numFmt w:val="bullet"/>
+      <w:lvlText w:val="o"/>
+      <w:lvlJc w:val="left"/>
+      <w:pPr>
+        <w:ind w:left="2160" w:hanging="360"/>
+      </w:pPr>
+      <w:rPr>
+        <w:rFonts w:ascii="Courier New" w:hAnsi="Courier New" w:cs="Courier New" w:hint="default"/>
+      </w:rPr>
+    </w:lvl>
+    <w:lvl w:ilvl="2" w:tplc="FFFFFFFF" w:tentative="1">
+      <w:start w:val="1"/>
+      <w:numFmt w:val="bullet"/>
+      <w:lvlText w:val=""/>
+      <w:lvlJc w:val="left"/>
+      <w:pPr>
+        <w:ind w:left="2880" w:hanging="360"/>
+      </w:pPr>
+      <w:rPr>
+        <w:rFonts w:ascii="Wingdings" w:hAnsi="Wingdings" w:hint="default"/>
+      </w:rPr>
+    </w:lvl>
+    <w:lvl w:ilvl="3" w:tplc="FFFFFFFF" w:tentative="1">
+      <w:start w:val="1"/>
+      <w:numFmt w:val="bullet"/>
+      <w:lvlText w:val=""/>
+      <w:lvlJc w:val="left"/>
+      <w:pPr>
+        <w:ind w:left="3600" w:hanging="360"/>
+      </w:pPr>
+      <w:rPr>
+        <w:rFonts w:ascii="Symbol" w:hAnsi="Symbol" w:hint="default"/>
+      </w:rPr>
+    </w:lvl>
+    <w:lvl w:ilvl="4" w:tplc="FFFFFFFF" w:tentative="1">
+      <w:start w:val="1"/>
+      <w:numFmt w:val="bullet"/>
+      <w:lvlText w:val="o"/>
+      <w:lvlJc w:val="left"/>
+      <w:pPr>
+        <w:ind w:left="4320" w:hanging="360"/>
+      </w:pPr>
+      <w:rPr>
+        <w:rFonts w:ascii="Courier New" w:hAnsi="Courier New" w:cs="Courier New" w:hint="default"/>
+      </w:rPr>
+    </w:lvl>
+    <w:lvl w:ilvl="5" w:tplc="FFFFFFFF" w:tentative="1">
+      <w:start w:val="1"/>
+      <w:numFmt w:val="bullet"/>
+      <w:lvlText w:val=""/>
+      <w:lvlJc w:val="left"/>
+      <w:pPr>
+        <w:ind w:left="5040" w:hanging="360"/>
+      </w:pPr>
+      <w:rPr>
+        <w:rFonts w:ascii="Wingdings" w:hAnsi="Wingdings" w:hint="default"/>
+      </w:rPr>
+    </w:lvl>
+    <w:lvl w:ilvl="6" w:tplc="FFFFFFFF" w:tentative="1">
+      <w:start w:val="1"/>
+      <w:numFmt w:val="bullet"/>
+      <w:lvlText w:val=""/>
+      <w:lvlJc w:val="left"/>
+      <w:pPr>
+        <w:ind w:left="5760" w:hanging="360"/>
+      </w:pPr>
+      <w:rPr>
+        <w:rFonts w:ascii="Symbol" w:hAnsi="Symbol" w:hint="default"/>
+      </w:rPr>
+    </w:lvl>
+    <w:lvl w:ilvl="7" w:tplc="FFFFFFFF" w:tentative="1">
+      <w:start w:val="1"/>
+      <w:numFmt w:val="bullet"/>
+      <w:lvlText w:val="o"/>
+      <w:lvlJc w:val="left"/>
+      <w:pPr>
+        <w:ind w:left="6480" w:hanging="360"/>
+      </w:pPr>
+      <w:rPr>
+        <w:rFonts w:ascii="Courier New" w:hAnsi="Courier New" w:cs="Courier New" w:hint="default"/>
+      </w:rPr>
+    </w:lvl>
+    <w:lvl w:ilvl="8" w:tplc="FFFFFFFF" w:tentative="1">
+      <w:start w:val="1"/>
+      <w:numFmt w:val="bullet"/>
+      <w:lvlText w:val=""/>
+      <w:lvlJc w:val="left"/>
+      <w:pPr>
+        <w:ind w:left="7200" w:hanging="360"/>
+      </w:pPr>
+      <w:rPr>
+        <w:rFonts w:ascii="Wingdings" w:hAnsi="Wingdings" w:hint="default"/>
+      </w:rPr>
+    </w:lvl>
+  </w:abstractNum>
+  <w:abstractNum w:abstractNumId="41" w15:restartNumberingAfterBreak="0">
     <w:nsid w:val="66150436"/>
     <w:multiLevelType w:val="hybridMultilevel"/>
-    <w:tmpl w:val="A49A124E"/>
-    <w:lvl w:ilvl="0" w:tplc="0415000F">
+    <w:tmpl w:val="E3F8451E"/>
+    <w:lvl w:ilvl="0" w:tplc="04150011">
       <w:start w:val="1"/>
       <w:numFmt w:val="decimal"/>
-      <w:lvlText w:val="%1."/>
+      <w:lvlText w:val="%1)"/>
       <w:lvlJc w:val="left"/>
       <w:pPr>
         <w:ind w:left="1068" w:hanging="360"/>
@@ -9627,7 +15847,7 @@
       </w:pPr>
     </w:lvl>
   </w:abstractNum>
-  <w:abstractNum w:abstractNumId="29" w15:restartNumberingAfterBreak="0">
+  <w:abstractNum w:abstractNumId="42" w15:restartNumberingAfterBreak="0">
     <w:nsid w:val="664414F3"/>
     <w:multiLevelType w:val="hybridMultilevel"/>
     <w:tmpl w:val="2A2079BA"/>
@@ -9740,14 +15960,14 @@
       </w:rPr>
     </w:lvl>
   </w:abstractNum>
-  <w:abstractNum w:abstractNumId="30" w15:restartNumberingAfterBreak="0">
+  <w:abstractNum w:abstractNumId="43" w15:restartNumberingAfterBreak="0">
     <w:nsid w:val="68F70B46"/>
     <w:multiLevelType w:val="hybridMultilevel"/>
-    <w:tmpl w:val="79F63700"/>
-    <w:lvl w:ilvl="0" w:tplc="0415000F">
+    <w:tmpl w:val="188AE0A0"/>
+    <w:lvl w:ilvl="0" w:tplc="04150011">
       <w:start w:val="1"/>
       <w:numFmt w:val="decimal"/>
-      <w:lvlText w:val="%1."/>
+      <w:lvlText w:val="%1)"/>
       <w:lvlJc w:val="left"/>
       <w:pPr>
         <w:ind w:left="720" w:hanging="360"/>
@@ -9829,7 +16049,233 @@
       </w:pPr>
     </w:lvl>
   </w:abstractNum>
-  <w:abstractNum w:abstractNumId="31" w15:restartNumberingAfterBreak="0">
+  <w:abstractNum w:abstractNumId="44" w15:restartNumberingAfterBreak="0">
+    <w:nsid w:val="6E1B501D"/>
+    <w:multiLevelType w:val="hybridMultilevel"/>
+    <w:tmpl w:val="5FD61470"/>
+    <w:lvl w:ilvl="0" w:tplc="04150001">
+      <w:start w:val="1"/>
+      <w:numFmt w:val="bullet"/>
+      <w:lvlText w:val=""/>
+      <w:lvlJc w:val="left"/>
+      <w:pPr>
+        <w:ind w:left="1440" w:hanging="360"/>
+      </w:pPr>
+      <w:rPr>
+        <w:rFonts w:ascii="Symbol" w:hAnsi="Symbol" w:hint="default"/>
+      </w:rPr>
+    </w:lvl>
+    <w:lvl w:ilvl="1" w:tplc="04150003">
+      <w:start w:val="1"/>
+      <w:numFmt w:val="bullet"/>
+      <w:lvlText w:val="o"/>
+      <w:lvlJc w:val="left"/>
+      <w:pPr>
+        <w:ind w:left="2160" w:hanging="360"/>
+      </w:pPr>
+      <w:rPr>
+        <w:rFonts w:ascii="Courier New" w:hAnsi="Courier New" w:cs="Courier New" w:hint="default"/>
+      </w:rPr>
+    </w:lvl>
+    <w:lvl w:ilvl="2" w:tplc="04150005" w:tentative="1">
+      <w:start w:val="1"/>
+      <w:numFmt w:val="bullet"/>
+      <w:lvlText w:val=""/>
+      <w:lvlJc w:val="left"/>
+      <w:pPr>
+        <w:ind w:left="2880" w:hanging="360"/>
+      </w:pPr>
+      <w:rPr>
+        <w:rFonts w:ascii="Wingdings" w:hAnsi="Wingdings" w:hint="default"/>
+      </w:rPr>
+    </w:lvl>
+    <w:lvl w:ilvl="3" w:tplc="04150001" w:tentative="1">
+      <w:start w:val="1"/>
+      <w:numFmt w:val="bullet"/>
+      <w:lvlText w:val=""/>
+      <w:lvlJc w:val="left"/>
+      <w:pPr>
+        <w:ind w:left="3600" w:hanging="360"/>
+      </w:pPr>
+      <w:rPr>
+        <w:rFonts w:ascii="Symbol" w:hAnsi="Symbol" w:hint="default"/>
+      </w:rPr>
+    </w:lvl>
+    <w:lvl w:ilvl="4" w:tplc="04150003" w:tentative="1">
+      <w:start w:val="1"/>
+      <w:numFmt w:val="bullet"/>
+      <w:lvlText w:val="o"/>
+      <w:lvlJc w:val="left"/>
+      <w:pPr>
+        <w:ind w:left="4320" w:hanging="360"/>
+      </w:pPr>
+      <w:rPr>
+        <w:rFonts w:ascii="Courier New" w:hAnsi="Courier New" w:cs="Courier New" w:hint="default"/>
+      </w:rPr>
+    </w:lvl>
+    <w:lvl w:ilvl="5" w:tplc="04150005" w:tentative="1">
+      <w:start w:val="1"/>
+      <w:numFmt w:val="bullet"/>
+      <w:lvlText w:val=""/>
+      <w:lvlJc w:val="left"/>
+      <w:pPr>
+        <w:ind w:left="5040" w:hanging="360"/>
+      </w:pPr>
+      <w:rPr>
+        <w:rFonts w:ascii="Wingdings" w:hAnsi="Wingdings" w:hint="default"/>
+      </w:rPr>
+    </w:lvl>
+    <w:lvl w:ilvl="6" w:tplc="04150001" w:tentative="1">
+      <w:start w:val="1"/>
+      <w:numFmt w:val="bullet"/>
+      <w:lvlText w:val=""/>
+      <w:lvlJc w:val="left"/>
+      <w:pPr>
+        <w:ind w:left="5760" w:hanging="360"/>
+      </w:pPr>
+      <w:rPr>
+        <w:rFonts w:ascii="Symbol" w:hAnsi="Symbol" w:hint="default"/>
+      </w:rPr>
+    </w:lvl>
+    <w:lvl w:ilvl="7" w:tplc="04150003" w:tentative="1">
+      <w:start w:val="1"/>
+      <w:numFmt w:val="bullet"/>
+      <w:lvlText w:val="o"/>
+      <w:lvlJc w:val="left"/>
+      <w:pPr>
+        <w:ind w:left="6480" w:hanging="360"/>
+      </w:pPr>
+      <w:rPr>
+        <w:rFonts w:ascii="Courier New" w:hAnsi="Courier New" w:cs="Courier New" w:hint="default"/>
+      </w:rPr>
+    </w:lvl>
+    <w:lvl w:ilvl="8" w:tplc="04150005" w:tentative="1">
+      <w:start w:val="1"/>
+      <w:numFmt w:val="bullet"/>
+      <w:lvlText w:val=""/>
+      <w:lvlJc w:val="left"/>
+      <w:pPr>
+        <w:ind w:left="7200" w:hanging="360"/>
+      </w:pPr>
+      <w:rPr>
+        <w:rFonts w:ascii="Wingdings" w:hAnsi="Wingdings" w:hint="default"/>
+      </w:rPr>
+    </w:lvl>
+  </w:abstractNum>
+  <w:abstractNum w:abstractNumId="45" w15:restartNumberingAfterBreak="0">
+    <w:nsid w:val="70DF58A9"/>
+    <w:multiLevelType w:val="hybridMultilevel"/>
+    <w:tmpl w:val="80965E3A"/>
+    <w:lvl w:ilvl="0" w:tplc="FFFFFFFF">
+      <w:start w:val="1"/>
+      <w:numFmt w:val="bullet"/>
+      <w:lvlText w:val="o"/>
+      <w:lvlJc w:val="left"/>
+      <w:pPr>
+        <w:ind w:left="2160" w:hanging="360"/>
+      </w:pPr>
+      <w:rPr>
+        <w:rFonts w:ascii="Courier New" w:hAnsi="Courier New" w:cs="Courier New" w:hint="default"/>
+      </w:rPr>
+    </w:lvl>
+    <w:lvl w:ilvl="1" w:tplc="04150001">
+      <w:start w:val="1"/>
+      <w:numFmt w:val="bullet"/>
+      <w:lvlText w:val=""/>
+      <w:lvlJc w:val="left"/>
+      <w:pPr>
+        <w:ind w:left="1428" w:hanging="360"/>
+      </w:pPr>
+      <w:rPr>
+        <w:rFonts w:ascii="Symbol" w:hAnsi="Symbol" w:hint="default"/>
+      </w:rPr>
+    </w:lvl>
+    <w:lvl w:ilvl="2" w:tplc="04150003">
+      <w:start w:val="1"/>
+      <w:numFmt w:val="bullet"/>
+      <w:lvlText w:val="o"/>
+      <w:lvlJc w:val="left"/>
+      <w:pPr>
+        <w:ind w:left="2148" w:hanging="360"/>
+      </w:pPr>
+      <w:rPr>
+        <w:rFonts w:ascii="Courier New" w:hAnsi="Courier New" w:cs="Courier New" w:hint="default"/>
+      </w:rPr>
+    </w:lvl>
+    <w:lvl w:ilvl="3" w:tplc="FFFFFFFF" w:tentative="1">
+      <w:start w:val="1"/>
+      <w:numFmt w:val="bullet"/>
+      <w:lvlText w:val=""/>
+      <w:lvlJc w:val="left"/>
+      <w:pPr>
+        <w:ind w:left="2880" w:hanging="360"/>
+      </w:pPr>
+      <w:rPr>
+        <w:rFonts w:ascii="Symbol" w:hAnsi="Symbol" w:hint="default"/>
+      </w:rPr>
+    </w:lvl>
+    <w:lvl w:ilvl="4" w:tplc="FFFFFFFF" w:tentative="1">
+      <w:start w:val="1"/>
+      <w:numFmt w:val="bullet"/>
+      <w:lvlText w:val="o"/>
+      <w:lvlJc w:val="left"/>
+      <w:pPr>
+        <w:ind w:left="3600" w:hanging="360"/>
+      </w:pPr>
+      <w:rPr>
+        <w:rFonts w:ascii="Courier New" w:hAnsi="Courier New" w:cs="Courier New" w:hint="default"/>
+      </w:rPr>
+    </w:lvl>
+    <w:lvl w:ilvl="5" w:tplc="FFFFFFFF" w:tentative="1">
+      <w:start w:val="1"/>
+      <w:numFmt w:val="bullet"/>
+      <w:lvlText w:val=""/>
+      <w:lvlJc w:val="left"/>
+      <w:pPr>
+        <w:ind w:left="4320" w:hanging="360"/>
+      </w:pPr>
+      <w:rPr>
+        <w:rFonts w:ascii="Wingdings" w:hAnsi="Wingdings" w:hint="default"/>
+      </w:rPr>
+    </w:lvl>
+    <w:lvl w:ilvl="6" w:tplc="FFFFFFFF" w:tentative="1">
+      <w:start w:val="1"/>
+      <w:numFmt w:val="bullet"/>
+      <w:lvlText w:val=""/>
+      <w:lvlJc w:val="left"/>
+      <w:pPr>
+        <w:ind w:left="5040" w:hanging="360"/>
+      </w:pPr>
+      <w:rPr>
+        <w:rFonts w:ascii="Symbol" w:hAnsi="Symbol" w:hint="default"/>
+      </w:rPr>
+    </w:lvl>
+    <w:lvl w:ilvl="7" w:tplc="FFFFFFFF" w:tentative="1">
+      <w:start w:val="1"/>
+      <w:numFmt w:val="bullet"/>
+      <w:lvlText w:val="o"/>
+      <w:lvlJc w:val="left"/>
+      <w:pPr>
+        <w:ind w:left="5760" w:hanging="360"/>
+      </w:pPr>
+      <w:rPr>
+        <w:rFonts w:ascii="Courier New" w:hAnsi="Courier New" w:cs="Courier New" w:hint="default"/>
+      </w:rPr>
+    </w:lvl>
+    <w:lvl w:ilvl="8" w:tplc="FFFFFFFF" w:tentative="1">
+      <w:start w:val="1"/>
+      <w:numFmt w:val="bullet"/>
+      <w:lvlText w:val=""/>
+      <w:lvlJc w:val="left"/>
+      <w:pPr>
+        <w:ind w:left="6480" w:hanging="360"/>
+      </w:pPr>
+      <w:rPr>
+        <w:rFonts w:ascii="Wingdings" w:hAnsi="Wingdings" w:hint="default"/>
+      </w:rPr>
+    </w:lvl>
+  </w:abstractNum>
+  <w:abstractNum w:abstractNumId="46" w15:restartNumberingAfterBreak="0">
     <w:nsid w:val="75C98B7D"/>
     <w:multiLevelType w:val="hybridMultilevel"/>
     <w:tmpl w:val="E2BE2C66"/>
@@ -9942,7 +16388,7 @@
       </w:rPr>
     </w:lvl>
   </w:abstractNum>
-  <w:abstractNum w:abstractNumId="32" w15:restartNumberingAfterBreak="0">
+  <w:abstractNum w:abstractNumId="47" w15:restartNumberingAfterBreak="0">
     <w:nsid w:val="76F72D71"/>
     <w:multiLevelType w:val="hybridMultilevel"/>
     <w:tmpl w:val="1ACC6924"/>
@@ -10055,14 +16501,127 @@
       </w:rPr>
     </w:lvl>
   </w:abstractNum>
-  <w:abstractNum w:abstractNumId="33" w15:restartNumberingAfterBreak="0">
+  <w:abstractNum w:abstractNumId="48" w15:restartNumberingAfterBreak="0">
+    <w:nsid w:val="78A93EC1"/>
+    <w:multiLevelType w:val="hybridMultilevel"/>
+    <w:tmpl w:val="874CECC4"/>
+    <w:lvl w:ilvl="0" w:tplc="04150001">
+      <w:start w:val="1"/>
+      <w:numFmt w:val="bullet"/>
+      <w:lvlText w:val=""/>
+      <w:lvlJc w:val="left"/>
+      <w:pPr>
+        <w:ind w:left="1440" w:hanging="360"/>
+      </w:pPr>
+      <w:rPr>
+        <w:rFonts w:ascii="Symbol" w:hAnsi="Symbol" w:hint="default"/>
+      </w:rPr>
+    </w:lvl>
+    <w:lvl w:ilvl="1" w:tplc="04150003">
+      <w:start w:val="1"/>
+      <w:numFmt w:val="bullet"/>
+      <w:lvlText w:val="o"/>
+      <w:lvlJc w:val="left"/>
+      <w:pPr>
+        <w:ind w:left="2160" w:hanging="360"/>
+      </w:pPr>
+      <w:rPr>
+        <w:rFonts w:ascii="Courier New" w:hAnsi="Courier New" w:cs="Courier New" w:hint="default"/>
+      </w:rPr>
+    </w:lvl>
+    <w:lvl w:ilvl="2" w:tplc="04150005" w:tentative="1">
+      <w:start w:val="1"/>
+      <w:numFmt w:val="bullet"/>
+      <w:lvlText w:val=""/>
+      <w:lvlJc w:val="left"/>
+      <w:pPr>
+        <w:ind w:left="2880" w:hanging="360"/>
+      </w:pPr>
+      <w:rPr>
+        <w:rFonts w:ascii="Wingdings" w:hAnsi="Wingdings" w:hint="default"/>
+      </w:rPr>
+    </w:lvl>
+    <w:lvl w:ilvl="3" w:tplc="04150001" w:tentative="1">
+      <w:start w:val="1"/>
+      <w:numFmt w:val="bullet"/>
+      <w:lvlText w:val=""/>
+      <w:lvlJc w:val="left"/>
+      <w:pPr>
+        <w:ind w:left="3600" w:hanging="360"/>
+      </w:pPr>
+      <w:rPr>
+        <w:rFonts w:ascii="Symbol" w:hAnsi="Symbol" w:hint="default"/>
+      </w:rPr>
+    </w:lvl>
+    <w:lvl w:ilvl="4" w:tplc="04150003" w:tentative="1">
+      <w:start w:val="1"/>
+      <w:numFmt w:val="bullet"/>
+      <w:lvlText w:val="o"/>
+      <w:lvlJc w:val="left"/>
+      <w:pPr>
+        <w:ind w:left="4320" w:hanging="360"/>
+      </w:pPr>
+      <w:rPr>
+        <w:rFonts w:ascii="Courier New" w:hAnsi="Courier New" w:cs="Courier New" w:hint="default"/>
+      </w:rPr>
+    </w:lvl>
+    <w:lvl w:ilvl="5" w:tplc="04150005" w:tentative="1">
+      <w:start w:val="1"/>
+      <w:numFmt w:val="bullet"/>
+      <w:lvlText w:val=""/>
+      <w:lvlJc w:val="left"/>
+      <w:pPr>
+        <w:ind w:left="5040" w:hanging="360"/>
+      </w:pPr>
+      <w:rPr>
+        <w:rFonts w:ascii="Wingdings" w:hAnsi="Wingdings" w:hint="default"/>
+      </w:rPr>
+    </w:lvl>
+    <w:lvl w:ilvl="6" w:tplc="04150001" w:tentative="1">
+      <w:start w:val="1"/>
+      <w:numFmt w:val="bullet"/>
+      <w:lvlText w:val=""/>
+      <w:lvlJc w:val="left"/>
+      <w:pPr>
+        <w:ind w:left="5760" w:hanging="360"/>
+      </w:pPr>
+      <w:rPr>
+        <w:rFonts w:ascii="Symbol" w:hAnsi="Symbol" w:hint="default"/>
+      </w:rPr>
+    </w:lvl>
+    <w:lvl w:ilvl="7" w:tplc="04150003" w:tentative="1">
+      <w:start w:val="1"/>
+      <w:numFmt w:val="bullet"/>
+      <w:lvlText w:val="o"/>
+      <w:lvlJc w:val="left"/>
+      <w:pPr>
+        <w:ind w:left="6480" w:hanging="360"/>
+      </w:pPr>
+      <w:rPr>
+        <w:rFonts w:ascii="Courier New" w:hAnsi="Courier New" w:cs="Courier New" w:hint="default"/>
+      </w:rPr>
+    </w:lvl>
+    <w:lvl w:ilvl="8" w:tplc="04150005" w:tentative="1">
+      <w:start w:val="1"/>
+      <w:numFmt w:val="bullet"/>
+      <w:lvlText w:val=""/>
+      <w:lvlJc w:val="left"/>
+      <w:pPr>
+        <w:ind w:left="7200" w:hanging="360"/>
+      </w:pPr>
+      <w:rPr>
+        <w:rFonts w:ascii="Wingdings" w:hAnsi="Wingdings" w:hint="default"/>
+      </w:rPr>
+    </w:lvl>
+  </w:abstractNum>
+  <w:abstractNum w:abstractNumId="49" w15:restartNumberingAfterBreak="0">
     <w:nsid w:val="7B913BA9"/>
     <w:multiLevelType w:val="hybridMultilevel"/>
-    <w:tmpl w:val="37566232"/>
-    <w:lvl w:ilvl="0" w:tplc="0415000F">
+    <w:tmpl w:val="93CEE5EC"/>
+    <w:lvl w:ilvl="0" w:tplc="04150011">
       <w:start w:val="1"/>
       <w:numFmt w:val="decimal"/>
-      <w:lvlText w:val="%1."/>
+      <w:lvlText w:val="%1)"/>
       <w:lvlJc w:val="left"/>
       <w:pPr>
         <w:ind w:left="720" w:hanging="360"/>
@@ -10145,106 +16704,154 @@
     </w:lvl>
   </w:abstractNum>
   <w:num w:numId="1" w16cid:durableId="719860713">
+    <w:abstractNumId w:val="35"/>
+  </w:num>
+  <w:num w:numId="2" w16cid:durableId="605696189">
+    <w:abstractNumId w:val="19"/>
+  </w:num>
+  <w:num w:numId="3" w16cid:durableId="17631018">
+    <w:abstractNumId w:val="3"/>
+  </w:num>
+  <w:num w:numId="4" w16cid:durableId="1828933768">
+    <w:abstractNumId w:val="17"/>
+  </w:num>
+  <w:num w:numId="5" w16cid:durableId="1134176360">
+    <w:abstractNumId w:val="30"/>
+  </w:num>
+  <w:num w:numId="6" w16cid:durableId="798374216">
+    <w:abstractNumId w:val="39"/>
+  </w:num>
+  <w:num w:numId="7" w16cid:durableId="2135558218">
+    <w:abstractNumId w:val="1"/>
+  </w:num>
+  <w:num w:numId="8" w16cid:durableId="1908998151">
+    <w:abstractNumId w:val="28"/>
+  </w:num>
+  <w:num w:numId="9" w16cid:durableId="1332178947">
+    <w:abstractNumId w:val="9"/>
+  </w:num>
+  <w:num w:numId="10" w16cid:durableId="963735568">
+    <w:abstractNumId w:val="46"/>
+  </w:num>
+  <w:num w:numId="11" w16cid:durableId="758212780">
+    <w:abstractNumId w:val="7"/>
+  </w:num>
+  <w:num w:numId="12" w16cid:durableId="1315454644">
+    <w:abstractNumId w:val="20"/>
+  </w:num>
+  <w:num w:numId="13" w16cid:durableId="1189878247">
+    <w:abstractNumId w:val="47"/>
+  </w:num>
+  <w:num w:numId="14" w16cid:durableId="1550191711">
+    <w:abstractNumId w:val="14"/>
+  </w:num>
+  <w:num w:numId="15" w16cid:durableId="339967600">
+    <w:abstractNumId w:val="33"/>
+  </w:num>
+  <w:num w:numId="16" w16cid:durableId="1481463304">
+    <w:abstractNumId w:val="43"/>
+  </w:num>
+  <w:num w:numId="17" w16cid:durableId="1727021149">
+    <w:abstractNumId w:val="42"/>
+  </w:num>
+  <w:num w:numId="18" w16cid:durableId="1359355299">
+    <w:abstractNumId w:val="38"/>
+  </w:num>
+  <w:num w:numId="19" w16cid:durableId="1421294951">
+    <w:abstractNumId w:val="22"/>
+  </w:num>
+  <w:num w:numId="20" w16cid:durableId="26638122">
+    <w:abstractNumId w:val="41"/>
+  </w:num>
+  <w:num w:numId="21" w16cid:durableId="2039574445">
+    <w:abstractNumId w:val="4"/>
+  </w:num>
+  <w:num w:numId="22" w16cid:durableId="1506555769">
+    <w:abstractNumId w:val="2"/>
+  </w:num>
+  <w:num w:numId="23" w16cid:durableId="1102604468">
+    <w:abstractNumId w:val="13"/>
+  </w:num>
+  <w:num w:numId="24" w16cid:durableId="385377316">
     <w:abstractNumId w:val="25"/>
   </w:num>
-  <w:num w:numId="2" w16cid:durableId="605696189">
+  <w:num w:numId="25" w16cid:durableId="1137918951">
+    <w:abstractNumId w:val="18"/>
+  </w:num>
+  <w:num w:numId="26" w16cid:durableId="824051115">
+    <w:abstractNumId w:val="8"/>
+  </w:num>
+  <w:num w:numId="27" w16cid:durableId="1055589801">
+    <w:abstractNumId w:val="29"/>
+  </w:num>
+  <w:num w:numId="28" w16cid:durableId="1357921914">
+    <w:abstractNumId w:val="10"/>
+  </w:num>
+  <w:num w:numId="29" w16cid:durableId="127553960">
+    <w:abstractNumId w:val="12"/>
+  </w:num>
+  <w:num w:numId="30" w16cid:durableId="1332562115">
+    <w:abstractNumId w:val="16"/>
+  </w:num>
+  <w:num w:numId="31" w16cid:durableId="872696323">
+    <w:abstractNumId w:val="49"/>
+  </w:num>
+  <w:num w:numId="32" w16cid:durableId="1147941088">
+    <w:abstractNumId w:val="23"/>
+  </w:num>
+  <w:num w:numId="33" w16cid:durableId="153566179">
+    <w:abstractNumId w:val="21"/>
+  </w:num>
+  <w:num w:numId="34" w16cid:durableId="342980159">
+    <w:abstractNumId w:val="6"/>
+  </w:num>
+  <w:num w:numId="35" w16cid:durableId="1825311568">
+    <w:abstractNumId w:val="26"/>
+  </w:num>
+  <w:num w:numId="36" w16cid:durableId="1526750424">
+    <w:abstractNumId w:val="0"/>
+  </w:num>
+  <w:num w:numId="37" w16cid:durableId="1979064286">
+    <w:abstractNumId w:val="31"/>
+  </w:num>
+  <w:num w:numId="38" w16cid:durableId="440145183">
+    <w:abstractNumId w:val="45"/>
+  </w:num>
+  <w:num w:numId="39" w16cid:durableId="1527399828">
+    <w:abstractNumId w:val="40"/>
+  </w:num>
+  <w:num w:numId="40" w16cid:durableId="272131322">
+    <w:abstractNumId w:val="5"/>
+  </w:num>
+  <w:num w:numId="41" w16cid:durableId="921109575">
+    <w:abstractNumId w:val="27"/>
+  </w:num>
+  <w:num w:numId="42" w16cid:durableId="58066398">
+    <w:abstractNumId w:val="24"/>
+  </w:num>
+  <w:num w:numId="43" w16cid:durableId="1587375348">
     <w:abstractNumId w:val="15"/>
   </w:num>
-  <w:num w:numId="3" w16cid:durableId="17631018">
-    <w:abstractNumId w:val="2"/>
-  </w:num>
-  <w:num w:numId="4" w16cid:durableId="1828933768">
-    <w:abstractNumId w:val="13"/>
-  </w:num>
-  <w:num w:numId="5" w16cid:durableId="1134176360">
-    <w:abstractNumId w:val="23"/>
-  </w:num>
-  <w:num w:numId="6" w16cid:durableId="798374216">
-    <w:abstractNumId w:val="27"/>
-  </w:num>
-  <w:num w:numId="7" w16cid:durableId="2135558218">
-    <w:abstractNumId w:val="0"/>
-  </w:num>
-  <w:num w:numId="8" w16cid:durableId="1908998151">
-    <w:abstractNumId w:val="21"/>
-  </w:num>
-  <w:num w:numId="9" w16cid:durableId="1332178947">
-    <w:abstractNumId w:val="7"/>
-  </w:num>
-  <w:num w:numId="10" w16cid:durableId="963735568">
-    <w:abstractNumId w:val="31"/>
-  </w:num>
-  <w:num w:numId="11" w16cid:durableId="758212780">
-    <w:abstractNumId w:val="5"/>
-  </w:num>
-  <w:num w:numId="12" w16cid:durableId="1315454644">
-    <w:abstractNumId w:val="16"/>
-  </w:num>
-  <w:num w:numId="13" w16cid:durableId="1189878247">
+  <w:num w:numId="44" w16cid:durableId="443501310">
     <w:abstractNumId w:val="32"/>
   </w:num>
-  <w:num w:numId="14" w16cid:durableId="1550191711">
+  <w:num w:numId="45" w16cid:durableId="1952588119">
+    <w:abstractNumId w:val="37"/>
+  </w:num>
+  <w:num w:numId="46" w16cid:durableId="1123117001">
+    <w:abstractNumId w:val="36"/>
+  </w:num>
+  <w:num w:numId="47" w16cid:durableId="1914582892">
+    <w:abstractNumId w:val="44"/>
+  </w:num>
+  <w:num w:numId="48" w16cid:durableId="864712824">
+    <w:abstractNumId w:val="48"/>
+  </w:num>
+  <w:num w:numId="49" w16cid:durableId="1720283731">
     <w:abstractNumId w:val="11"/>
   </w:num>
-  <w:num w:numId="15" w16cid:durableId="339967600">
-    <w:abstractNumId w:val="24"/>
-  </w:num>
-  <w:num w:numId="16" w16cid:durableId="1481463304">
-    <w:abstractNumId w:val="30"/>
-  </w:num>
-  <w:num w:numId="17" w16cid:durableId="1727021149">
-    <w:abstractNumId w:val="29"/>
-  </w:num>
-  <w:num w:numId="18" w16cid:durableId="1359355299">
-    <w:abstractNumId w:val="26"/>
-  </w:num>
-  <w:num w:numId="19" w16cid:durableId="1421294951">
-    <w:abstractNumId w:val="18"/>
-  </w:num>
-  <w:num w:numId="20" w16cid:durableId="26638122">
-    <w:abstractNumId w:val="28"/>
-  </w:num>
-  <w:num w:numId="21" w16cid:durableId="2039574445">
-    <w:abstractNumId w:val="3"/>
-  </w:num>
-  <w:num w:numId="22" w16cid:durableId="1506555769">
-    <w:abstractNumId w:val="1"/>
-  </w:num>
-  <w:num w:numId="23" w16cid:durableId="1102604468">
-    <w:abstractNumId w:val="10"/>
-  </w:num>
-  <w:num w:numId="24" w16cid:durableId="385377316">
-    <w:abstractNumId w:val="20"/>
-  </w:num>
-  <w:num w:numId="25" w16cid:durableId="1137918951">
-    <w:abstractNumId w:val="14"/>
-  </w:num>
-  <w:num w:numId="26" w16cid:durableId="824051115">
-    <w:abstractNumId w:val="6"/>
-  </w:num>
-  <w:num w:numId="27" w16cid:durableId="1055589801">
-    <w:abstractNumId w:val="22"/>
-  </w:num>
-  <w:num w:numId="28" w16cid:durableId="1357921914">
-    <w:abstractNumId w:val="8"/>
-  </w:num>
-  <w:num w:numId="29" w16cid:durableId="127553960">
-    <w:abstractNumId w:val="9"/>
-  </w:num>
-  <w:num w:numId="30" w16cid:durableId="1332562115">
-    <w:abstractNumId w:val="12"/>
-  </w:num>
-  <w:num w:numId="31" w16cid:durableId="872696323">
-    <w:abstractNumId w:val="33"/>
-  </w:num>
-  <w:num w:numId="32" w16cid:durableId="1147941088">
-    <w:abstractNumId w:val="19"/>
-  </w:num>
-  <w:num w:numId="33" w16cid:durableId="153566179">
-    <w:abstractNumId w:val="17"/>
-  </w:num>
-  <w:num w:numId="34" w16cid:durableId="342980159">
-    <w:abstractNumId w:val="4"/>
+  <w:num w:numId="50" w16cid:durableId="152452415">
+    <w:abstractNumId w:val="34"/>
   </w:num>
   <w:numIdMacAtCleanup w:val="34"/>
 </w:numbering>
@@ -10653,6 +17260,7 @@
   <w:style w:type="character" w:default="1" w:styleId="Domylnaczcionkaakapitu">
     <w:name w:val="Default Paragraph Font"/>
     <w:uiPriority w:val="1"/>
+    <w:semiHidden/>
     <w:unhideWhenUsed/>
   </w:style>
   <w:style w:type="table" w:default="1" w:styleId="Standardowy">

--- a/Sprawozdanie/BM_JP_Sprawozdanie.docx
+++ b/Sprawozdanie/BM_JP_Sprawozdanie.docx
@@ -1,6 +1,6 @@
 
 <file path=word/document.xml><?xml version="1.0" encoding="utf-8"?>
-<w:document xmlns:wpc="http://schemas.microsoft.com/office/word/2010/wordprocessingCanvas" xmlns:cx="http://schemas.microsoft.com/office/drawing/2014/chartex" xmlns:cx1="http://schemas.microsoft.com/office/drawing/2015/9/8/chartex" xmlns:cx2="http://schemas.microsoft.com/office/drawing/2015/10/21/chartex" xmlns:cx3="http://schemas.microsoft.com/office/drawing/2016/5/9/chartex" xmlns:cx4="http://schemas.microsoft.com/office/drawing/2016/5/10/chartex" xmlns:cx5="http://schemas.microsoft.com/office/drawing/2016/5/11/chartex" xmlns:cx6="http://schemas.microsoft.com/office/drawing/2016/5/12/chartex" xmlns:cx7="http://schemas.microsoft.com/office/drawing/2016/5/13/chartex" xmlns:cx8="http://schemas.microsoft.com/office/drawing/2016/5/14/chartex" xmlns:mc="http://schemas.openxmlformats.org/markup-compatibility/2006" xmlns:aink="http://schemas.microsoft.com/office/drawing/2016/ink" xmlns:am3d="http://schemas.microsoft.com/office/drawing/2017/model3d" xmlns:o="urn:schemas-microsoft-com:office:office" xmlns:oel="http://schemas.microsoft.com/office/2019/extlst" xmlns:r="http://schemas.openxmlformats.org/officeDocument/2006/relationships" xmlns:m="http://schemas.openxmlformats.org/officeDocument/2006/math" xmlns:v="urn:schemas-microsoft-com:vml" xmlns:wp14="http://schemas.microsoft.com/office/word/2010/wordprocessingDrawing" xmlns:wp="http://schemas.openxmlformats.org/drawingml/2006/wordprocessingDrawing" xmlns:w10="urn:schemas-microsoft-com:office:word" xmlns:w="http://schemas.openxmlformats.org/wordprocessingml/2006/main" xmlns:w14="http://schemas.microsoft.com/office/word/2010/wordml" xmlns:w15="http://schemas.microsoft.com/office/word/2012/wordml" xmlns:w16cex="http://schemas.microsoft.com/office/word/2018/wordml/cex" xmlns:w16cid="http://schemas.microsoft.com/office/word/2016/wordml/cid" xmlns:w16="http://schemas.microsoft.com/office/word/2018/wordml" xmlns:w16du="http://schemas.microsoft.com/office/word/2023/wordml/word16du" xmlns:w16sdtdh="http://schemas.microsoft.com/office/word/2020/wordml/sdtdatahash" xmlns:w16sdtfl="http://schemas.microsoft.com/office/word/2024/wordml/sdtformatlock" xmlns:w16se="http://schemas.microsoft.com/office/word/2015/wordml/symex" xmlns:wpg="http://schemas.microsoft.com/office/word/2010/wordprocessingGroup" xmlns:wpi="http://schemas.microsoft.com/office/word/2010/wordprocessingInk" xmlns:wne="http://schemas.microsoft.com/office/word/2006/wordml" xmlns:wps="http://schemas.microsoft.com/office/word/2010/wordprocessingShape" xmlns:a="http://schemas.openxmlformats.org/drawingml/2006/main" xmlns:pic="http://schemas.openxmlformats.org/drawingml/2006/picture" xmlns:a14="http://schemas.microsoft.com/office/drawing/2010/main" mc:Ignorable="w14 w15 w16se w16cid w16 w16cex w16sdtdh w16sdtfl w16du wp14">
+<w:document xmlns:wpc="http://schemas.microsoft.com/office/word/2010/wordprocessingCanvas" xmlns:cx="http://schemas.microsoft.com/office/drawing/2014/chartex" xmlns:cx1="http://schemas.microsoft.com/office/drawing/2015/9/8/chartex" xmlns:cx2="http://schemas.microsoft.com/office/drawing/2015/10/21/chartex" xmlns:cx3="http://schemas.microsoft.com/office/drawing/2016/5/9/chartex" xmlns:cx4="http://schemas.microsoft.com/office/drawing/2016/5/10/chartex" xmlns:cx5="http://schemas.microsoft.com/office/drawing/2016/5/11/chartex" xmlns:cx6="http://schemas.microsoft.com/office/drawing/2016/5/12/chartex" xmlns:cx7="http://schemas.microsoft.com/office/drawing/2016/5/13/chartex" xmlns:cx8="http://schemas.microsoft.com/office/drawing/2016/5/14/chartex" xmlns:mc="http://schemas.openxmlformats.org/markup-compatibility/2006" xmlns:aink="http://schemas.microsoft.com/office/drawing/2016/ink" xmlns:am3d="http://schemas.microsoft.com/office/drawing/2017/model3d" xmlns:o="urn:schemas-microsoft-com:office:office" xmlns:oel="http://schemas.microsoft.com/office/2019/extlst" xmlns:r="http://schemas.openxmlformats.org/officeDocument/2006/relationships" xmlns:m="http://schemas.openxmlformats.org/officeDocument/2006/math" xmlns:v="urn:schemas-microsoft-com:vml" xmlns:wp14="http://schemas.microsoft.com/office/word/2010/wordprocessingDrawing" xmlns:wp="http://schemas.openxmlformats.org/drawingml/2006/wordprocessingDrawing" xmlns:w10="urn:schemas-microsoft-com:office:word" xmlns:w="http://schemas.openxmlformats.org/wordprocessingml/2006/main" xmlns:w14="http://schemas.microsoft.com/office/word/2010/wordml" xmlns:w15="http://schemas.microsoft.com/office/word/2012/wordml" xmlns:w16cex="http://schemas.microsoft.com/office/word/2018/wordml/cex" xmlns:w16cid="http://schemas.microsoft.com/office/word/2016/wordml/cid" xmlns:w16="http://schemas.microsoft.com/office/word/2018/wordml" xmlns:w16du="http://schemas.microsoft.com/office/word/2023/wordml/word16du" xmlns:w16sdtdh="http://schemas.microsoft.com/office/word/2020/wordml/sdtdatahash" xmlns:w16sdtfl="http://schemas.microsoft.com/office/word/2024/wordml/sdtformatlock" xmlns:w16se="http://schemas.microsoft.com/office/word/2015/wordml/symex" xmlns:wpg="http://schemas.microsoft.com/office/word/2010/wordprocessingGroup" xmlns:wpi="http://schemas.microsoft.com/office/word/2010/wordprocessingInk" xmlns:wne="http://schemas.microsoft.com/office/word/2006/wordml" xmlns:wps="http://schemas.microsoft.com/office/word/2010/wordprocessingShape" mc:Ignorable="w14 w15 w16se w16cid w16 w16cex w16sdtdh w16sdtfl w16du wp14">
   <w:body>
     <w:tbl>
       <w:tblPr>
@@ -270,7 +270,7 @@
     <w:p>
       <w:pPr>
         <w:pBdr>
-          <w:bottom w:val="single" w:color="auto" w:sz="6" w:space="1"/>
+          <w:bottom w:val="single" w:sz="6" w:space="1" w:color="auto"/>
         </w:pBdr>
         <w:rPr>
           <w:rFonts w:eastAsia="Times New Roman" w:cs="Times New Roman"/>
@@ -458,7 +458,7 @@
     <w:p>
       <w:pPr>
         <w:pBdr>
-          <w:bottom w:val="single" w:color="auto" w:sz="6" w:space="1"/>
+          <w:bottom w:val="single" w:sz="6" w:space="1" w:color="auto"/>
         </w:pBdr>
         <w:rPr>
           <w:rFonts w:eastAsia="Times New Roman" w:cs="Times New Roman"/>
@@ -1234,10 +1234,10 @@
           <w:tcPr>
             <w:tcW w:w="1949" w:type="dxa"/>
             <w:tcBorders>
-              <w:top w:val="single" w:color="auto" w:sz="6" w:space="0"/>
-              <w:left w:val="single" w:color="auto" w:sz="6" w:space="0"/>
-              <w:bottom w:val="single" w:color="auto" w:sz="6" w:space="0"/>
-              <w:right w:val="single" w:color="auto" w:sz="6" w:space="0"/>
+              <w:top w:val="single" w:sz="6" w:space="0" w:color="auto"/>
+              <w:left w:val="single" w:sz="6" w:space="0" w:color="auto"/>
+              <w:bottom w:val="single" w:sz="6" w:space="0" w:color="auto"/>
+              <w:right w:val="single" w:sz="6" w:space="0" w:color="auto"/>
             </w:tcBorders>
             <w:shd w:val="clear" w:color="auto" w:fill="EFEFEF"/>
             <w:tcMar>
@@ -1265,10 +1265,10 @@
           <w:tcPr>
             <w:tcW w:w="1779" w:type="dxa"/>
             <w:tcBorders>
-              <w:top w:val="single" w:color="auto" w:sz="6" w:space="0"/>
-              <w:left w:val="single" w:color="auto" w:sz="6" w:space="0"/>
-              <w:bottom w:val="single" w:color="auto" w:sz="6" w:space="0"/>
-              <w:right w:val="single" w:color="auto" w:sz="6" w:space="0"/>
+              <w:top w:val="single" w:sz="6" w:space="0" w:color="auto"/>
+              <w:left w:val="single" w:sz="6" w:space="0" w:color="auto"/>
+              <w:bottom w:val="single" w:sz="6" w:space="0" w:color="auto"/>
+              <w:right w:val="single" w:sz="6" w:space="0" w:color="auto"/>
             </w:tcBorders>
             <w:shd w:val="clear" w:color="auto" w:fill="EFEFEF"/>
             <w:tcMar>
@@ -1296,10 +1296,10 @@
           <w:tcPr>
             <w:tcW w:w="4581" w:type="dxa"/>
             <w:tcBorders>
-              <w:top w:val="single" w:color="auto" w:sz="6" w:space="0"/>
-              <w:left w:val="single" w:color="auto" w:sz="6" w:space="0"/>
-              <w:bottom w:val="single" w:color="auto" w:sz="6" w:space="0"/>
-              <w:right w:val="single" w:color="auto" w:sz="6" w:space="0"/>
+              <w:top w:val="single" w:sz="6" w:space="0" w:color="auto"/>
+              <w:left w:val="single" w:sz="6" w:space="0" w:color="auto"/>
+              <w:bottom w:val="single" w:sz="6" w:space="0" w:color="auto"/>
+              <w:right w:val="single" w:sz="6" w:space="0" w:color="auto"/>
             </w:tcBorders>
             <w:shd w:val="clear" w:color="auto" w:fill="EFEFEF"/>
             <w:tcMar>
@@ -1331,10 +1331,10 @@
           <w:tcPr>
             <w:tcW w:w="1949" w:type="dxa"/>
             <w:tcBorders>
-              <w:top w:val="single" w:color="auto" w:sz="6" w:space="0"/>
-              <w:left w:val="single" w:color="auto" w:sz="6" w:space="0"/>
-              <w:bottom w:val="single" w:color="auto" w:sz="6" w:space="0"/>
-              <w:right w:val="single" w:color="auto" w:sz="6" w:space="0"/>
+              <w:top w:val="single" w:sz="6" w:space="0" w:color="auto"/>
+              <w:left w:val="single" w:sz="6" w:space="0" w:color="auto"/>
+              <w:bottom w:val="single" w:sz="6" w:space="0" w:color="auto"/>
+              <w:right w:val="single" w:sz="6" w:space="0" w:color="auto"/>
             </w:tcBorders>
             <w:tcMar>
               <w:top w:w="240" w:type="dxa"/>
@@ -1361,10 +1361,10 @@
           <w:tcPr>
             <w:tcW w:w="1779" w:type="dxa"/>
             <w:tcBorders>
-              <w:top w:val="single" w:color="auto" w:sz="6" w:space="0"/>
-              <w:left w:val="single" w:color="auto" w:sz="6" w:space="0"/>
-              <w:bottom w:val="single" w:color="auto" w:sz="6" w:space="0"/>
-              <w:right w:val="single" w:color="auto" w:sz="6" w:space="0"/>
+              <w:top w:val="single" w:sz="6" w:space="0" w:color="auto"/>
+              <w:left w:val="single" w:sz="6" w:space="0" w:color="auto"/>
+              <w:bottom w:val="single" w:sz="6" w:space="0" w:color="auto"/>
+              <w:right w:val="single" w:sz="6" w:space="0" w:color="auto"/>
             </w:tcBorders>
             <w:tcMar>
               <w:top w:w="240" w:type="dxa"/>
@@ -1391,10 +1391,10 @@
           <w:tcPr>
             <w:tcW w:w="4581" w:type="dxa"/>
             <w:tcBorders>
-              <w:top w:val="single" w:color="auto" w:sz="6" w:space="0"/>
-              <w:left w:val="single" w:color="auto" w:sz="6" w:space="0"/>
-              <w:bottom w:val="single" w:color="auto" w:sz="6" w:space="0"/>
-              <w:right w:val="single" w:color="auto" w:sz="6" w:space="0"/>
+              <w:top w:val="single" w:sz="6" w:space="0" w:color="auto"/>
+              <w:left w:val="single" w:sz="6" w:space="0" w:color="auto"/>
+              <w:bottom w:val="single" w:sz="6" w:space="0" w:color="auto"/>
+              <w:right w:val="single" w:sz="6" w:space="0" w:color="auto"/>
             </w:tcBorders>
             <w:tcMar>
               <w:top w:w="240" w:type="dxa"/>
@@ -1443,10 +1443,10 @@
           <w:tcPr>
             <w:tcW w:w="1949" w:type="dxa"/>
             <w:tcBorders>
-              <w:top w:val="single" w:color="auto" w:sz="6" w:space="0"/>
-              <w:left w:val="single" w:color="auto" w:sz="6" w:space="0"/>
-              <w:bottom w:val="single" w:color="auto" w:sz="6" w:space="0"/>
-              <w:right w:val="single" w:color="auto" w:sz="6" w:space="0"/>
+              <w:top w:val="single" w:sz="6" w:space="0" w:color="auto"/>
+              <w:left w:val="single" w:sz="6" w:space="0" w:color="auto"/>
+              <w:bottom w:val="single" w:sz="6" w:space="0" w:color="auto"/>
+              <w:right w:val="single" w:sz="6" w:space="0" w:color="auto"/>
             </w:tcBorders>
             <w:tcMar>
               <w:top w:w="240" w:type="dxa"/>
@@ -1473,10 +1473,10 @@
           <w:tcPr>
             <w:tcW w:w="1779" w:type="dxa"/>
             <w:tcBorders>
-              <w:top w:val="single" w:color="auto" w:sz="6" w:space="0"/>
-              <w:left w:val="single" w:color="auto" w:sz="6" w:space="0"/>
-              <w:bottom w:val="single" w:color="auto" w:sz="6" w:space="0"/>
-              <w:right w:val="single" w:color="auto" w:sz="6" w:space="0"/>
+              <w:top w:val="single" w:sz="6" w:space="0" w:color="auto"/>
+              <w:left w:val="single" w:sz="6" w:space="0" w:color="auto"/>
+              <w:bottom w:val="single" w:sz="6" w:space="0" w:color="auto"/>
+              <w:right w:val="single" w:sz="6" w:space="0" w:color="auto"/>
             </w:tcBorders>
             <w:tcMar>
               <w:top w:w="240" w:type="dxa"/>
@@ -1503,10 +1503,10 @@
           <w:tcPr>
             <w:tcW w:w="4581" w:type="dxa"/>
             <w:tcBorders>
-              <w:top w:val="single" w:color="auto" w:sz="6" w:space="0"/>
-              <w:left w:val="single" w:color="auto" w:sz="6" w:space="0"/>
-              <w:bottom w:val="single" w:color="auto" w:sz="6" w:space="0"/>
-              <w:right w:val="single" w:color="auto" w:sz="6" w:space="0"/>
+              <w:top w:val="single" w:sz="6" w:space="0" w:color="auto"/>
+              <w:left w:val="single" w:sz="6" w:space="0" w:color="auto"/>
+              <w:bottom w:val="single" w:sz="6" w:space="0" w:color="auto"/>
+              <w:right w:val="single" w:sz="6" w:space="0" w:color="auto"/>
             </w:tcBorders>
             <w:tcMar>
               <w:top w:w="240" w:type="dxa"/>
@@ -1555,10 +1555,10 @@
           <w:tcPr>
             <w:tcW w:w="1949" w:type="dxa"/>
             <w:tcBorders>
-              <w:top w:val="single" w:color="auto" w:sz="6" w:space="0"/>
-              <w:left w:val="single" w:color="auto" w:sz="6" w:space="0"/>
-              <w:bottom w:val="single" w:color="auto" w:sz="6" w:space="0"/>
-              <w:right w:val="single" w:color="auto" w:sz="6" w:space="0"/>
+              <w:top w:val="single" w:sz="6" w:space="0" w:color="auto"/>
+              <w:left w:val="single" w:sz="6" w:space="0" w:color="auto"/>
+              <w:bottom w:val="single" w:sz="6" w:space="0" w:color="auto"/>
+              <w:right w:val="single" w:sz="6" w:space="0" w:color="auto"/>
             </w:tcBorders>
             <w:tcMar>
               <w:top w:w="240" w:type="dxa"/>
@@ -1586,10 +1586,10 @@
           <w:tcPr>
             <w:tcW w:w="1779" w:type="dxa"/>
             <w:tcBorders>
-              <w:top w:val="single" w:color="auto" w:sz="6" w:space="0"/>
-              <w:left w:val="single" w:color="auto" w:sz="6" w:space="0"/>
-              <w:bottom w:val="single" w:color="auto" w:sz="6" w:space="0"/>
-              <w:right w:val="single" w:color="auto" w:sz="6" w:space="0"/>
+              <w:top w:val="single" w:sz="6" w:space="0" w:color="auto"/>
+              <w:left w:val="single" w:sz="6" w:space="0" w:color="auto"/>
+              <w:bottom w:val="single" w:sz="6" w:space="0" w:color="auto"/>
+              <w:right w:val="single" w:sz="6" w:space="0" w:color="auto"/>
             </w:tcBorders>
             <w:tcMar>
               <w:top w:w="240" w:type="dxa"/>
@@ -1616,10 +1616,10 @@
           <w:tcPr>
             <w:tcW w:w="4581" w:type="dxa"/>
             <w:tcBorders>
-              <w:top w:val="single" w:color="auto" w:sz="6" w:space="0"/>
-              <w:left w:val="single" w:color="auto" w:sz="6" w:space="0"/>
-              <w:bottom w:val="single" w:color="auto" w:sz="6" w:space="0"/>
-              <w:right w:val="single" w:color="auto" w:sz="6" w:space="0"/>
+              <w:top w:val="single" w:sz="6" w:space="0" w:color="auto"/>
+              <w:left w:val="single" w:sz="6" w:space="0" w:color="auto"/>
+              <w:bottom w:val="single" w:sz="6" w:space="0" w:color="auto"/>
+              <w:right w:val="single" w:sz="6" w:space="0" w:color="auto"/>
             </w:tcBorders>
             <w:tcMar>
               <w:top w:w="240" w:type="dxa"/>
@@ -1668,10 +1668,10 @@
           <w:tcPr>
             <w:tcW w:w="1949" w:type="dxa"/>
             <w:tcBorders>
-              <w:top w:val="single" w:color="auto" w:sz="6" w:space="0"/>
-              <w:left w:val="single" w:color="auto" w:sz="6" w:space="0"/>
-              <w:bottom w:val="single" w:color="auto" w:sz="6" w:space="0"/>
-              <w:right w:val="single" w:color="auto" w:sz="6" w:space="0"/>
+              <w:top w:val="single" w:sz="6" w:space="0" w:color="auto"/>
+              <w:left w:val="single" w:sz="6" w:space="0" w:color="auto"/>
+              <w:bottom w:val="single" w:sz="6" w:space="0" w:color="auto"/>
+              <w:right w:val="single" w:sz="6" w:space="0" w:color="auto"/>
             </w:tcBorders>
             <w:tcMar>
               <w:top w:w="240" w:type="dxa"/>
@@ -1698,10 +1698,10 @@
           <w:tcPr>
             <w:tcW w:w="1779" w:type="dxa"/>
             <w:tcBorders>
-              <w:top w:val="single" w:color="auto" w:sz="6" w:space="0"/>
-              <w:left w:val="single" w:color="auto" w:sz="6" w:space="0"/>
-              <w:bottom w:val="single" w:color="auto" w:sz="6" w:space="0"/>
-              <w:right w:val="single" w:color="auto" w:sz="6" w:space="0"/>
+              <w:top w:val="single" w:sz="6" w:space="0" w:color="auto"/>
+              <w:left w:val="single" w:sz="6" w:space="0" w:color="auto"/>
+              <w:bottom w:val="single" w:sz="6" w:space="0" w:color="auto"/>
+              <w:right w:val="single" w:sz="6" w:space="0" w:color="auto"/>
             </w:tcBorders>
             <w:tcMar>
               <w:top w:w="240" w:type="dxa"/>
@@ -1728,10 +1728,10 @@
           <w:tcPr>
             <w:tcW w:w="4581" w:type="dxa"/>
             <w:tcBorders>
-              <w:top w:val="single" w:color="auto" w:sz="6" w:space="0"/>
-              <w:left w:val="single" w:color="auto" w:sz="6" w:space="0"/>
-              <w:bottom w:val="single" w:color="auto" w:sz="6" w:space="0"/>
-              <w:right w:val="single" w:color="auto" w:sz="6" w:space="0"/>
+              <w:top w:val="single" w:sz="6" w:space="0" w:color="auto"/>
+              <w:left w:val="single" w:sz="6" w:space="0" w:color="auto"/>
+              <w:bottom w:val="single" w:sz="6" w:space="0" w:color="auto"/>
+              <w:right w:val="single" w:sz="6" w:space="0" w:color="auto"/>
             </w:tcBorders>
             <w:tcMar>
               <w:top w:w="240" w:type="dxa"/>
@@ -2027,7 +2027,7 @@
     <w:p>
       <w:pPr>
         <w:pBdr>
-          <w:bottom w:val="single" w:color="auto" w:sz="6" w:space="1"/>
+          <w:bottom w:val="single" w:sz="6" w:space="1" w:color="auto"/>
         </w:pBdr>
         <w:spacing w:before="240" w:after="240"/>
         <w:rPr>
@@ -2066,7 +2066,7 @@
     <w:p>
       <w:pPr>
         <w:pBdr>
-          <w:bottom w:val="single" w:color="auto" w:sz="6" w:space="1"/>
+          <w:bottom w:val="single" w:sz="6" w:space="1" w:color="auto"/>
         </w:pBdr>
         <w:spacing w:before="240" w:after="240"/>
         <w:rPr>
@@ -4793,6 +4793,15 @@
     </w:p>
     <w:p>
       <w:pPr>
+        <w:spacing w:after="0" w:line="278" w:lineRule="auto"/>
+        <w:ind w:left="1134"/>
+        <w:rPr>
+          <w:rFonts w:eastAsiaTheme="minorEastAsia"/>
+        </w:rPr>
+      </w:pPr>
+    </w:p>
+    <w:p>
+      <w:pPr>
         <w:pStyle w:val="Akapitzlist"/>
         <w:numPr>
           <w:ilvl w:val="0"/>
@@ -4825,28 +4834,32 @@
     <w:p>
       <w:pPr>
         <w:spacing w:after="0" w:line="278" w:lineRule="auto"/>
+        <w:jc w:val="center"/>
         <w:rPr>
           <w:rFonts w:eastAsiaTheme="minorEastAsia"/>
         </w:rPr>
       </w:pPr>
       <w:r>
+        <w:rPr>
+          <w:noProof/>
+        </w:rPr>
         <w:drawing>
-          <wp:inline wp14:editId="5AF4D9E1" wp14:anchorId="677FBEA8">
+          <wp:inline distT="0" distB="0" distL="0" distR="0" wp14:anchorId="677FBEA8" wp14:editId="5AF4D9E1">
             <wp:extent cx="4726747" cy="6883400"/>
             <wp:effectExtent l="0" t="0" r="0" b="0"/>
             <wp:docPr id="1328646388" name="Obraz 1"/>
             <wp:cNvGraphicFramePr>
-              <a:graphicFrameLocks noChangeAspect="1"/>
+              <a:graphicFrameLocks xmlns:a="http://schemas.openxmlformats.org/drawingml/2006/main" noChangeAspect="1"/>
             </wp:cNvGraphicFramePr>
-            <a:graphic>
-              <a:graphicData xmlns:a="http://schemas.openxmlformats.org/drawingml/2006/main" uri="http://schemas.openxmlformats.org/drawingml/2006/picture">
+            <a:graphic xmlns:a="http://schemas.openxmlformats.org/drawingml/2006/main">
+              <a:graphicData uri="http://schemas.openxmlformats.org/drawingml/2006/picture">
                 <pic:pic xmlns:pic="http://schemas.openxmlformats.org/drawingml/2006/picture">
                   <pic:nvPicPr>
                     <pic:cNvPr id="1328646388" name=""/>
                     <pic:cNvPicPr/>
                   </pic:nvPicPr>
                   <pic:blipFill rotWithShape="1">
-                    <a:blip xmlns:r="http://schemas.openxmlformats.org/officeDocument/2006/relationships" r:embed="rId10"/>
+                    <a:blip r:embed="rId10"/>
                     <a:srcRect t="574" b="9013"/>
                     <a:stretch>
                       <a:fillRect/>
@@ -4878,534 +4891,257 @@
     </w:p>
     <w:p>
       <w:pPr>
-        <w:spacing w:before="0" w:beforeAutospacing="off" w:after="0" w:afterAutospacing="off"/>
+        <w:spacing w:after="0"/>
         <w:ind w:left="708"/>
         <w:rPr>
-          <w:rFonts w:ascii="Aptos" w:hAnsi="Aptos" w:eastAsia="Aptos" w:cs="Aptos"/>
-          <w:b w:val="0"/>
-          <w:bCs w:val="0"/>
-          <w:i w:val="0"/>
-          <w:iCs w:val="0"/>
-          <w:caps w:val="0"/>
-          <w:smallCaps w:val="0"/>
-          <w:noProof w:val="0"/>
-          <w:color w:val="000000" w:themeColor="text1" w:themeTint="FF" w:themeShade="FF"/>
-          <w:sz w:val="24"/>
-          <w:szCs w:val="24"/>
-          <w:lang w:val="pl-PL"/>
-        </w:rPr>
-      </w:pPr>
-      <w:r>
-        <w:rPr>
-          <w:rFonts w:ascii="Aptos" w:hAnsi="Aptos" w:eastAsia="Aptos" w:cs="Aptos"/>
-          <w:b w:val="1"/>
-          <w:bCs w:val="1"/>
-          <w:i w:val="0"/>
-          <w:iCs w:val="0"/>
-          <w:caps w:val="0"/>
-          <w:smallCaps w:val="0"/>
-          <w:noProof w:val="0"/>
-          <w:color w:val="000000" w:themeColor="text1" w:themeTint="FF" w:themeShade="FF"/>
-          <w:sz w:val="24"/>
-          <w:szCs w:val="24"/>
-          <w:lang w:val="pl-PL"/>
-        </w:rPr>
+          <w:rFonts w:ascii="Aptos" w:eastAsia="Aptos" w:hAnsi="Aptos" w:cs="Aptos"/>
+          <w:color w:val="000000" w:themeColor="text1"/>
+        </w:rPr>
+      </w:pPr>
+      <w:r>
+        <w:rPr>
+          <w:rFonts w:ascii="Aptos" w:eastAsia="Aptos" w:hAnsi="Aptos" w:cs="Aptos"/>
+          <w:b/>
+          <w:bCs/>
+          <w:color w:val="000000" w:themeColor="text1"/>
+        </w:rPr>
+        <w:lastRenderedPageBreak/>
         <w:t>Rejestracja nowego użytkownika()</w:t>
       </w:r>
       <w:r>
         <w:rPr>
-          <w:rFonts w:ascii="Aptos" w:hAnsi="Aptos" w:eastAsia="Aptos" w:cs="Aptos"/>
-          <w:b w:val="0"/>
-          <w:bCs w:val="0"/>
-          <w:i w:val="0"/>
-          <w:iCs w:val="0"/>
-          <w:caps w:val="0"/>
-          <w:smallCaps w:val="0"/>
-          <w:noProof w:val="0"/>
-          <w:color w:val="000000" w:themeColor="text1" w:themeTint="FF" w:themeShade="FF"/>
-          <w:sz w:val="24"/>
-          <w:szCs w:val="24"/>
-          <w:lang w:val="pl-PL"/>
+          <w:rFonts w:ascii="Aptos" w:eastAsia="Aptos" w:hAnsi="Aptos" w:cs="Aptos"/>
+          <w:color w:val="000000" w:themeColor="text1"/>
         </w:rPr>
         <w:t xml:space="preserve"> – Klient (aktor) inicjuje proces, zgłaszając chęć rejestracji w systemie.</w:t>
       </w:r>
     </w:p>
     <w:p>
       <w:pPr>
-        <w:spacing w:before="0" w:beforeAutospacing="off" w:after="0" w:afterAutospacing="off"/>
+        <w:spacing w:after="0"/>
         <w:ind w:left="708"/>
         <w:rPr>
-          <w:rFonts w:ascii="Aptos" w:hAnsi="Aptos" w:eastAsia="Aptos" w:cs="Aptos"/>
-          <w:b w:val="0"/>
-          <w:bCs w:val="0"/>
-          <w:i w:val="0"/>
-          <w:iCs w:val="0"/>
-          <w:caps w:val="0"/>
-          <w:smallCaps w:val="0"/>
-          <w:noProof w:val="0"/>
-          <w:color w:val="000000" w:themeColor="text1" w:themeTint="FF" w:themeShade="FF"/>
-          <w:sz w:val="24"/>
-          <w:szCs w:val="24"/>
-          <w:lang w:val="pl-PL"/>
-        </w:rPr>
-      </w:pPr>
-      <w:r>
-        <w:rPr>
-          <w:rFonts w:ascii="Aptos" w:hAnsi="Aptos" w:eastAsia="Aptos" w:cs="Aptos"/>
-          <w:b w:val="1"/>
-          <w:bCs w:val="1"/>
-          <w:i w:val="0"/>
-          <w:iCs w:val="0"/>
-          <w:caps w:val="0"/>
-          <w:smallCaps w:val="0"/>
-          <w:noProof w:val="0"/>
-          <w:color w:val="000000" w:themeColor="text1" w:themeTint="FF" w:themeShade="FF"/>
-          <w:sz w:val="24"/>
-          <w:szCs w:val="24"/>
-          <w:lang w:val="pl-PL"/>
+          <w:rFonts w:ascii="Aptos" w:eastAsia="Aptos" w:hAnsi="Aptos" w:cs="Aptos"/>
+          <w:color w:val="000000" w:themeColor="text1"/>
+        </w:rPr>
+      </w:pPr>
+      <w:r>
+        <w:rPr>
+          <w:rFonts w:ascii="Aptos" w:eastAsia="Aptos" w:hAnsi="Aptos" w:cs="Aptos"/>
+          <w:b/>
+          <w:bCs/>
+          <w:color w:val="000000" w:themeColor="text1"/>
         </w:rPr>
         <w:t>Wyświetlenie formularza do rejestracji()</w:t>
       </w:r>
       <w:r>
         <w:rPr>
-          <w:rFonts w:ascii="Aptos" w:hAnsi="Aptos" w:eastAsia="Aptos" w:cs="Aptos"/>
-          <w:b w:val="0"/>
-          <w:bCs w:val="0"/>
-          <w:i w:val="0"/>
-          <w:iCs w:val="0"/>
-          <w:caps w:val="0"/>
-          <w:smallCaps w:val="0"/>
-          <w:noProof w:val="0"/>
-          <w:color w:val="000000" w:themeColor="text1" w:themeTint="FF" w:themeShade="FF"/>
-          <w:sz w:val="24"/>
-          <w:szCs w:val="24"/>
-          <w:lang w:val="pl-PL"/>
+          <w:rFonts w:ascii="Aptos" w:eastAsia="Aptos" w:hAnsi="Aptos" w:cs="Aptos"/>
+          <w:color w:val="000000" w:themeColor="text1"/>
         </w:rPr>
         <w:t xml:space="preserve"> – Interfejs Rejestracji generuje i pokazuje użytkownikowi pusty formularz rejestracyjny.</w:t>
       </w:r>
     </w:p>
     <w:p>
       <w:pPr>
-        <w:spacing w:before="0" w:beforeAutospacing="off" w:after="0" w:afterAutospacing="off"/>
+        <w:spacing w:after="0"/>
         <w:ind w:left="708"/>
         <w:rPr>
-          <w:rFonts w:ascii="Aptos" w:hAnsi="Aptos" w:eastAsia="Aptos" w:cs="Aptos"/>
-          <w:b w:val="0"/>
-          <w:bCs w:val="0"/>
-          <w:i w:val="0"/>
-          <w:iCs w:val="0"/>
-          <w:caps w:val="0"/>
-          <w:smallCaps w:val="0"/>
-          <w:noProof w:val="0"/>
-          <w:color w:val="000000" w:themeColor="text1" w:themeTint="FF" w:themeShade="FF"/>
-          <w:sz w:val="24"/>
-          <w:szCs w:val="24"/>
-          <w:lang w:val="pl-PL"/>
-        </w:rPr>
-      </w:pPr>
-      <w:r>
-        <w:rPr>
-          <w:rFonts w:ascii="Aptos" w:hAnsi="Aptos" w:eastAsia="Aptos" w:cs="Aptos"/>
-          <w:b w:val="1"/>
-          <w:bCs w:val="1"/>
-          <w:i w:val="0"/>
-          <w:iCs w:val="0"/>
-          <w:caps w:val="0"/>
-          <w:smallCaps w:val="0"/>
-          <w:noProof w:val="0"/>
-          <w:color w:val="000000" w:themeColor="text1" w:themeTint="FF" w:themeShade="FF"/>
-          <w:sz w:val="24"/>
-          <w:szCs w:val="24"/>
-          <w:lang w:val="pl-PL"/>
+          <w:rFonts w:ascii="Aptos" w:eastAsia="Aptos" w:hAnsi="Aptos" w:cs="Aptos"/>
+          <w:color w:val="000000" w:themeColor="text1"/>
+        </w:rPr>
+      </w:pPr>
+      <w:r>
+        <w:rPr>
+          <w:rFonts w:ascii="Aptos" w:eastAsia="Aptos" w:hAnsi="Aptos" w:cs="Aptos"/>
+          <w:b/>
+          <w:bCs/>
+          <w:color w:val="000000" w:themeColor="text1"/>
         </w:rPr>
         <w:t>Wpisywanie danych do formularza()</w:t>
       </w:r>
       <w:r>
         <w:rPr>
-          <w:rFonts w:ascii="Aptos" w:hAnsi="Aptos" w:eastAsia="Aptos" w:cs="Aptos"/>
-          <w:b w:val="0"/>
-          <w:bCs w:val="0"/>
-          <w:i w:val="0"/>
-          <w:iCs w:val="0"/>
-          <w:caps w:val="0"/>
-          <w:smallCaps w:val="0"/>
-          <w:noProof w:val="0"/>
-          <w:color w:val="000000" w:themeColor="text1" w:themeTint="FF" w:themeShade="FF"/>
-          <w:sz w:val="24"/>
-          <w:szCs w:val="24"/>
-          <w:lang w:val="pl-PL"/>
+          <w:rFonts w:ascii="Aptos" w:eastAsia="Aptos" w:hAnsi="Aptos" w:cs="Aptos"/>
+          <w:color w:val="000000" w:themeColor="text1"/>
         </w:rPr>
         <w:t xml:space="preserve"> </w:t>
       </w:r>
       <w:r>
         <w:rPr>
-          <w:rFonts w:ascii="Aptos" w:hAnsi="Aptos" w:eastAsia="Aptos" w:cs="Aptos"/>
-          <w:b w:val="0"/>
-          <w:bCs w:val="0"/>
-          <w:i w:val="1"/>
-          <w:iCs w:val="1"/>
-          <w:caps w:val="0"/>
-          <w:smallCaps w:val="0"/>
-          <w:noProof w:val="0"/>
-          <w:color w:val="000000" w:themeColor="text1" w:themeTint="FF" w:themeShade="FF"/>
-          <w:sz w:val="24"/>
-          <w:szCs w:val="24"/>
-          <w:lang w:val="pl-PL"/>
+          <w:rFonts w:ascii="Aptos" w:eastAsia="Aptos" w:hAnsi="Aptos" w:cs="Aptos"/>
+          <w:i/>
+          <w:iCs/>
+          <w:color w:val="000000" w:themeColor="text1"/>
         </w:rPr>
         <w:t>(w pętli)</w:t>
       </w:r>
       <w:r>
         <w:rPr>
-          <w:rFonts w:ascii="Aptos" w:hAnsi="Aptos" w:eastAsia="Aptos" w:cs="Aptos"/>
-          <w:b w:val="0"/>
-          <w:bCs w:val="0"/>
-          <w:i w:val="0"/>
-          <w:iCs w:val="0"/>
-          <w:caps w:val="0"/>
-          <w:smallCaps w:val="0"/>
-          <w:noProof w:val="0"/>
-          <w:color w:val="000000" w:themeColor="text1" w:themeTint="FF" w:themeShade="FF"/>
-          <w:sz w:val="24"/>
-          <w:szCs w:val="24"/>
-          <w:lang w:val="pl-PL"/>
+          <w:rFonts w:ascii="Aptos" w:eastAsia="Aptos" w:hAnsi="Aptos" w:cs="Aptos"/>
+          <w:color w:val="000000" w:themeColor="text1"/>
         </w:rPr>
         <w:t xml:space="preserve"> – Klient wprowadza swoje dane osobowe i teleadresowe w odpowiednie pola formularza.</w:t>
       </w:r>
     </w:p>
     <w:p>
       <w:pPr>
-        <w:spacing w:before="0" w:beforeAutospacing="off" w:after="0" w:afterAutospacing="off"/>
+        <w:spacing w:after="0"/>
         <w:ind w:left="708"/>
         <w:rPr>
-          <w:rFonts w:ascii="Aptos" w:hAnsi="Aptos" w:eastAsia="Aptos" w:cs="Aptos"/>
-          <w:b w:val="0"/>
-          <w:bCs w:val="0"/>
-          <w:i w:val="0"/>
-          <w:iCs w:val="0"/>
-          <w:caps w:val="0"/>
-          <w:smallCaps w:val="0"/>
-          <w:noProof w:val="0"/>
-          <w:color w:val="000000" w:themeColor="text1" w:themeTint="FF" w:themeShade="FF"/>
-          <w:sz w:val="24"/>
-          <w:szCs w:val="24"/>
-          <w:lang w:val="pl-PL"/>
-        </w:rPr>
-      </w:pPr>
-      <w:r>
-        <w:rPr>
-          <w:rFonts w:ascii="Aptos" w:hAnsi="Aptos" w:eastAsia="Aptos" w:cs="Aptos"/>
-          <w:b w:val="1"/>
-          <w:bCs w:val="1"/>
-          <w:i w:val="0"/>
-          <w:iCs w:val="0"/>
-          <w:caps w:val="0"/>
-          <w:smallCaps w:val="0"/>
-          <w:noProof w:val="0"/>
-          <w:color w:val="000000" w:themeColor="text1" w:themeTint="FF" w:themeShade="FF"/>
-          <w:sz w:val="24"/>
-          <w:szCs w:val="24"/>
-          <w:lang w:val="pl-PL"/>
+          <w:rFonts w:ascii="Aptos" w:eastAsia="Aptos" w:hAnsi="Aptos" w:cs="Aptos"/>
+          <w:color w:val="000000" w:themeColor="text1"/>
+        </w:rPr>
+      </w:pPr>
+      <w:r>
+        <w:rPr>
+          <w:rFonts w:ascii="Aptos" w:eastAsia="Aptos" w:hAnsi="Aptos" w:cs="Aptos"/>
+          <w:b/>
+          <w:bCs/>
+          <w:color w:val="000000" w:themeColor="text1"/>
         </w:rPr>
         <w:t>Sprawdzenie kompletności()</w:t>
       </w:r>
       <w:r>
         <w:rPr>
-          <w:rFonts w:ascii="Aptos" w:hAnsi="Aptos" w:eastAsia="Aptos" w:cs="Aptos"/>
-          <w:b w:val="0"/>
-          <w:bCs w:val="0"/>
-          <w:i w:val="0"/>
-          <w:iCs w:val="0"/>
-          <w:caps w:val="0"/>
-          <w:smallCaps w:val="0"/>
-          <w:noProof w:val="0"/>
-          <w:color w:val="000000" w:themeColor="text1" w:themeTint="FF" w:themeShade="FF"/>
-          <w:sz w:val="24"/>
-          <w:szCs w:val="24"/>
-          <w:lang w:val="pl-PL"/>
+          <w:rFonts w:ascii="Aptos" w:eastAsia="Aptos" w:hAnsi="Aptos" w:cs="Aptos"/>
+          <w:color w:val="000000" w:themeColor="text1"/>
         </w:rPr>
         <w:t xml:space="preserve"> </w:t>
       </w:r>
       <w:r>
         <w:rPr>
-          <w:rFonts w:ascii="Aptos" w:hAnsi="Aptos" w:eastAsia="Aptos" w:cs="Aptos"/>
-          <w:b w:val="0"/>
-          <w:bCs w:val="0"/>
-          <w:i w:val="1"/>
-          <w:iCs w:val="1"/>
-          <w:caps w:val="0"/>
-          <w:smallCaps w:val="0"/>
-          <w:noProof w:val="0"/>
-          <w:color w:val="000000" w:themeColor="text1" w:themeTint="FF" w:themeShade="FF"/>
-          <w:sz w:val="24"/>
-          <w:szCs w:val="24"/>
-          <w:lang w:val="pl-PL"/>
+          <w:rFonts w:ascii="Aptos" w:eastAsia="Aptos" w:hAnsi="Aptos" w:cs="Aptos"/>
+          <w:i/>
+          <w:iCs/>
+          <w:color w:val="000000" w:themeColor="text1"/>
         </w:rPr>
         <w:t>(w pętli)</w:t>
       </w:r>
       <w:r>
         <w:rPr>
-          <w:rFonts w:ascii="Aptos" w:hAnsi="Aptos" w:eastAsia="Aptos" w:cs="Aptos"/>
-          <w:b w:val="0"/>
-          <w:bCs w:val="0"/>
-          <w:i w:val="0"/>
-          <w:iCs w:val="0"/>
-          <w:caps w:val="0"/>
-          <w:smallCaps w:val="0"/>
-          <w:noProof w:val="0"/>
-          <w:color w:val="000000" w:themeColor="text1" w:themeTint="FF" w:themeShade="FF"/>
-          <w:sz w:val="24"/>
-          <w:szCs w:val="24"/>
-          <w:lang w:val="pl-PL"/>
+          <w:rFonts w:ascii="Aptos" w:eastAsia="Aptos" w:hAnsi="Aptos" w:cs="Aptos"/>
+          <w:color w:val="000000" w:themeColor="text1"/>
         </w:rPr>
         <w:t xml:space="preserve"> – Interfejs Rejestracji wykonuje wewnętrzną walidację, sprawdzając, czy użytkownik wypełnił wszystkie wymagane pola.</w:t>
       </w:r>
     </w:p>
     <w:p>
       <w:pPr>
-        <w:spacing w:before="0" w:beforeAutospacing="off" w:after="0" w:afterAutospacing="off"/>
+        <w:spacing w:after="0"/>
         <w:ind w:left="708"/>
         <w:rPr>
-          <w:rFonts w:ascii="Aptos" w:hAnsi="Aptos" w:eastAsia="Aptos" w:cs="Aptos"/>
-          <w:b w:val="0"/>
-          <w:bCs w:val="0"/>
-          <w:i w:val="0"/>
-          <w:iCs w:val="0"/>
-          <w:caps w:val="0"/>
-          <w:smallCaps w:val="0"/>
-          <w:noProof w:val="0"/>
-          <w:color w:val="000000" w:themeColor="text1" w:themeTint="FF" w:themeShade="FF"/>
-          <w:sz w:val="24"/>
-          <w:szCs w:val="24"/>
-          <w:lang w:val="pl-PL"/>
-        </w:rPr>
-      </w:pPr>
-      <w:r>
-        <w:rPr>
-          <w:rFonts w:ascii="Aptos" w:hAnsi="Aptos" w:eastAsia="Aptos" w:cs="Aptos"/>
-          <w:b w:val="1"/>
-          <w:bCs w:val="1"/>
-          <w:i w:val="0"/>
-          <w:iCs w:val="0"/>
-          <w:caps w:val="0"/>
-          <w:smallCaps w:val="0"/>
-          <w:noProof w:val="0"/>
-          <w:color w:val="000000" w:themeColor="text1" w:themeTint="FF" w:themeShade="FF"/>
-          <w:sz w:val="24"/>
-          <w:szCs w:val="24"/>
-          <w:lang w:val="pl-PL"/>
+          <w:rFonts w:ascii="Aptos" w:eastAsia="Aptos" w:hAnsi="Aptos" w:cs="Aptos"/>
+          <w:color w:val="000000" w:themeColor="text1"/>
+        </w:rPr>
+      </w:pPr>
+      <w:r>
+        <w:rPr>
+          <w:rFonts w:ascii="Aptos" w:eastAsia="Aptos" w:hAnsi="Aptos" w:cs="Aptos"/>
+          <w:b/>
+          <w:bCs/>
+          <w:color w:val="000000" w:themeColor="text1"/>
         </w:rPr>
         <w:t>Wyświetlenie prośby o uzupełnienie()</w:t>
       </w:r>
       <w:r>
         <w:rPr>
-          <w:rFonts w:ascii="Aptos" w:hAnsi="Aptos" w:eastAsia="Aptos" w:cs="Aptos"/>
-          <w:b w:val="0"/>
-          <w:bCs w:val="0"/>
-          <w:i w:val="0"/>
-          <w:iCs w:val="0"/>
-          <w:caps w:val="0"/>
-          <w:smallCaps w:val="0"/>
-          <w:noProof w:val="0"/>
-          <w:color w:val="000000" w:themeColor="text1" w:themeTint="FF" w:themeShade="FF"/>
-          <w:sz w:val="24"/>
-          <w:szCs w:val="24"/>
-          <w:lang w:val="pl-PL"/>
+          <w:rFonts w:ascii="Aptos" w:eastAsia="Aptos" w:hAnsi="Aptos" w:cs="Aptos"/>
+          <w:color w:val="000000" w:themeColor="text1"/>
         </w:rPr>
         <w:t xml:space="preserve"> </w:t>
       </w:r>
       <w:r>
         <w:rPr>
-          <w:rFonts w:ascii="Aptos" w:hAnsi="Aptos" w:eastAsia="Aptos" w:cs="Aptos"/>
-          <w:b w:val="0"/>
-          <w:bCs w:val="0"/>
-          <w:i w:val="1"/>
-          <w:iCs w:val="1"/>
-          <w:caps w:val="0"/>
-          <w:smallCaps w:val="0"/>
-          <w:noProof w:val="0"/>
-          <w:color w:val="000000" w:themeColor="text1" w:themeTint="FF" w:themeShade="FF"/>
-          <w:sz w:val="24"/>
-          <w:szCs w:val="24"/>
-          <w:lang w:val="pl-PL"/>
+          <w:rFonts w:ascii="Aptos" w:eastAsia="Aptos" w:hAnsi="Aptos" w:cs="Aptos"/>
+          <w:i/>
+          <w:iCs/>
+          <w:color w:val="000000" w:themeColor="text1"/>
         </w:rPr>
         <w:t>(w pętli)</w:t>
       </w:r>
       <w:r>
         <w:rPr>
-          <w:rFonts w:ascii="Aptos" w:hAnsi="Aptos" w:eastAsia="Aptos" w:cs="Aptos"/>
-          <w:b w:val="0"/>
-          <w:bCs w:val="0"/>
-          <w:i w:val="0"/>
-          <w:iCs w:val="0"/>
-          <w:caps w:val="0"/>
-          <w:smallCaps w:val="0"/>
-          <w:noProof w:val="0"/>
-          <w:color w:val="000000" w:themeColor="text1" w:themeTint="FF" w:themeShade="FF"/>
-          <w:sz w:val="24"/>
-          <w:szCs w:val="24"/>
-          <w:lang w:val="pl-PL"/>
+          <w:rFonts w:ascii="Aptos" w:eastAsia="Aptos" w:hAnsi="Aptos" w:cs="Aptos"/>
+          <w:color w:val="000000" w:themeColor="text1"/>
         </w:rPr>
         <w:t xml:space="preserve"> – Interfejs Rejestracji informuje klienta o brakujących danych i prosi o ich poprawne wpisanie.</w:t>
       </w:r>
     </w:p>
     <w:p>
       <w:pPr>
-        <w:spacing w:before="0" w:beforeAutospacing="off" w:after="0" w:afterAutospacing="off"/>
+        <w:spacing w:after="0"/>
         <w:ind w:left="708"/>
         <w:rPr>
-          <w:rFonts w:ascii="Aptos" w:hAnsi="Aptos" w:eastAsia="Aptos" w:cs="Aptos"/>
-          <w:b w:val="0"/>
-          <w:bCs w:val="0"/>
-          <w:i w:val="0"/>
-          <w:iCs w:val="0"/>
-          <w:caps w:val="0"/>
-          <w:smallCaps w:val="0"/>
-          <w:noProof w:val="0"/>
-          <w:color w:val="000000" w:themeColor="text1" w:themeTint="FF" w:themeShade="FF"/>
-          <w:sz w:val="24"/>
-          <w:szCs w:val="24"/>
-          <w:lang w:val="pl-PL"/>
-        </w:rPr>
-      </w:pPr>
-      <w:r>
-        <w:rPr>
-          <w:rFonts w:ascii="Aptos" w:hAnsi="Aptos" w:eastAsia="Aptos" w:cs="Aptos"/>
-          <w:b w:val="1"/>
-          <w:bCs w:val="1"/>
-          <w:i w:val="0"/>
-          <w:iCs w:val="0"/>
-          <w:caps w:val="0"/>
-          <w:smallCaps w:val="0"/>
-          <w:noProof w:val="0"/>
-          <w:color w:val="000000" w:themeColor="text1" w:themeTint="FF" w:themeShade="FF"/>
-          <w:sz w:val="24"/>
-          <w:szCs w:val="24"/>
-          <w:lang w:val="pl-PL"/>
+          <w:rFonts w:ascii="Aptos" w:eastAsia="Aptos" w:hAnsi="Aptos" w:cs="Aptos"/>
+          <w:color w:val="000000" w:themeColor="text1"/>
+        </w:rPr>
+      </w:pPr>
+      <w:r>
+        <w:rPr>
+          <w:rFonts w:ascii="Aptos" w:eastAsia="Aptos" w:hAnsi="Aptos" w:cs="Aptos"/>
+          <w:b/>
+          <w:bCs/>
+          <w:color w:val="000000" w:themeColor="text1"/>
         </w:rPr>
         <w:t>Wyświetlenie wypełnionego formularza()</w:t>
       </w:r>
       <w:r>
         <w:rPr>
-          <w:rFonts w:ascii="Aptos" w:hAnsi="Aptos" w:eastAsia="Aptos" w:cs="Aptos"/>
-          <w:b w:val="0"/>
-          <w:bCs w:val="0"/>
-          <w:i w:val="0"/>
-          <w:iCs w:val="0"/>
-          <w:caps w:val="0"/>
-          <w:smallCaps w:val="0"/>
-          <w:noProof w:val="0"/>
-          <w:color w:val="000000" w:themeColor="text1" w:themeTint="FF" w:themeShade="FF"/>
-          <w:sz w:val="24"/>
-          <w:szCs w:val="24"/>
-          <w:lang w:val="pl-PL"/>
+          <w:rFonts w:ascii="Aptos" w:eastAsia="Aptos" w:hAnsi="Aptos" w:cs="Aptos"/>
+          <w:color w:val="000000" w:themeColor="text1"/>
         </w:rPr>
         <w:t xml:space="preserve"> – Zatwierdzony i kompletny formularz zostaje przekazany dalej do systemu w celu dalszej weryfikacji.</w:t>
       </w:r>
     </w:p>
     <w:p>
       <w:pPr>
-        <w:spacing w:before="0" w:beforeAutospacing="off" w:after="0" w:afterAutospacing="off"/>
+        <w:spacing w:after="0"/>
         <w:ind w:left="708"/>
         <w:rPr>
-          <w:rFonts w:ascii="Aptos" w:hAnsi="Aptos" w:eastAsia="Aptos" w:cs="Aptos"/>
-          <w:b w:val="0"/>
-          <w:bCs w:val="0"/>
-          <w:i w:val="0"/>
-          <w:iCs w:val="0"/>
-          <w:caps w:val="0"/>
-          <w:smallCaps w:val="0"/>
-          <w:noProof w:val="0"/>
-          <w:color w:val="000000" w:themeColor="text1" w:themeTint="FF" w:themeShade="FF"/>
-          <w:sz w:val="24"/>
-          <w:szCs w:val="24"/>
-          <w:lang w:val="pl-PL"/>
-        </w:rPr>
-      </w:pPr>
-      <w:r>
-        <w:rPr>
-          <w:rFonts w:ascii="Aptos" w:hAnsi="Aptos" w:eastAsia="Aptos" w:cs="Aptos"/>
-          <w:b w:val="1"/>
-          <w:bCs w:val="1"/>
-          <w:i w:val="0"/>
-          <w:iCs w:val="0"/>
-          <w:caps w:val="0"/>
-          <w:smallCaps w:val="0"/>
-          <w:noProof w:val="0"/>
-          <w:color w:val="000000" w:themeColor="text1" w:themeTint="FF" w:themeShade="FF"/>
-          <w:sz w:val="24"/>
-          <w:szCs w:val="24"/>
-          <w:lang w:val="pl-PL"/>
+          <w:rFonts w:ascii="Aptos" w:eastAsia="Aptos" w:hAnsi="Aptos" w:cs="Aptos"/>
+          <w:color w:val="000000" w:themeColor="text1"/>
+        </w:rPr>
+      </w:pPr>
+      <w:r>
+        <w:rPr>
+          <w:rFonts w:ascii="Aptos" w:eastAsia="Aptos" w:hAnsi="Aptos" w:cs="Aptos"/>
+          <w:b/>
+          <w:bCs/>
+          <w:color w:val="000000" w:themeColor="text1"/>
         </w:rPr>
         <w:t>Sprawdzenie adresu e-mail w bazie()</w:t>
       </w:r>
       <w:r>
         <w:rPr>
-          <w:rFonts w:ascii="Aptos" w:hAnsi="Aptos" w:eastAsia="Aptos" w:cs="Aptos"/>
-          <w:b w:val="0"/>
-          <w:bCs w:val="0"/>
-          <w:i w:val="0"/>
-          <w:iCs w:val="0"/>
-          <w:caps w:val="0"/>
-          <w:smallCaps w:val="0"/>
-          <w:noProof w:val="0"/>
-          <w:color w:val="000000" w:themeColor="text1" w:themeTint="FF" w:themeShade="FF"/>
-          <w:sz w:val="24"/>
-          <w:szCs w:val="24"/>
-          <w:lang w:val="pl-PL"/>
+          <w:rFonts w:ascii="Aptos" w:eastAsia="Aptos" w:hAnsi="Aptos" w:cs="Aptos"/>
+          <w:color w:val="000000" w:themeColor="text1"/>
         </w:rPr>
         <w:t xml:space="preserve"> – Interfejs Rejestracji wysyła zapytanie do wewnętrznego systemu/bazy danych Klienta, aby sprawdzić dostępność podanego adresu e-mail.</w:t>
       </w:r>
     </w:p>
     <w:p>
       <w:pPr>
-        <w:spacing w:before="0" w:beforeAutospacing="off" w:after="0" w:afterAutospacing="off"/>
+        <w:spacing w:after="0"/>
         <w:ind w:left="708"/>
         <w:rPr>
-          <w:rFonts w:ascii="Aptos" w:hAnsi="Aptos" w:eastAsia="Aptos" w:cs="Aptos"/>
-          <w:b w:val="0"/>
-          <w:bCs w:val="0"/>
-          <w:i w:val="0"/>
-          <w:iCs w:val="0"/>
-          <w:caps w:val="0"/>
-          <w:smallCaps w:val="0"/>
-          <w:noProof w:val="0"/>
-          <w:color w:val="000000" w:themeColor="text1" w:themeTint="FF" w:themeShade="FF"/>
-          <w:sz w:val="24"/>
-          <w:szCs w:val="24"/>
-          <w:lang w:val="pl-PL"/>
-        </w:rPr>
-      </w:pPr>
-      <w:r>
-        <w:rPr>
-          <w:rFonts w:ascii="Aptos" w:hAnsi="Aptos" w:eastAsia="Aptos" w:cs="Aptos"/>
-          <w:b w:val="1"/>
-          <w:bCs w:val="1"/>
-          <w:i w:val="0"/>
-          <w:iCs w:val="0"/>
-          <w:caps w:val="0"/>
-          <w:smallCaps w:val="0"/>
-          <w:noProof w:val="0"/>
-          <w:color w:val="000000" w:themeColor="text1" w:themeTint="FF" w:themeShade="FF"/>
-          <w:sz w:val="24"/>
-          <w:szCs w:val="24"/>
-          <w:lang w:val="pl-PL"/>
+          <w:rFonts w:ascii="Aptos" w:eastAsia="Aptos" w:hAnsi="Aptos" w:cs="Aptos"/>
+          <w:color w:val="000000" w:themeColor="text1"/>
+        </w:rPr>
+      </w:pPr>
+      <w:r>
+        <w:rPr>
+          <w:rFonts w:ascii="Aptos" w:eastAsia="Aptos" w:hAnsi="Aptos" w:cs="Aptos"/>
+          <w:b/>
+          <w:bCs/>
+          <w:color w:val="000000" w:themeColor="text1"/>
         </w:rPr>
         <w:t>Wynik weryfikacji unikalności e-maila</w:t>
       </w:r>
       <w:r>
         <w:rPr>
-          <w:rFonts w:ascii="Aptos" w:hAnsi="Aptos" w:eastAsia="Aptos" w:cs="Aptos"/>
-          <w:b w:val="0"/>
-          <w:bCs w:val="0"/>
-          <w:i w:val="0"/>
-          <w:iCs w:val="0"/>
-          <w:caps w:val="0"/>
-          <w:smallCaps w:val="0"/>
-          <w:noProof w:val="0"/>
-          <w:color w:val="000000" w:themeColor="text1" w:themeTint="FF" w:themeShade="FF"/>
-          <w:sz w:val="24"/>
-          <w:szCs w:val="24"/>
-          <w:lang w:val="pl-PL"/>
+          <w:rFonts w:ascii="Aptos" w:eastAsia="Aptos" w:hAnsi="Aptos" w:cs="Aptos"/>
+          <w:color w:val="000000" w:themeColor="text1"/>
         </w:rPr>
         <w:t xml:space="preserve"> – Baza danych zwraca do Interfejsu Rejestracji informację zwrotną, czy dany adres e-mail jest już zajęty, czy wolny.</w:t>
       </w:r>
@@ -5414,51 +5150,23 @@
       <w:pPr>
         <w:ind w:left="708"/>
         <w:rPr>
-          <w:rFonts w:ascii="Aptos" w:hAnsi="Aptos" w:eastAsia="Aptos" w:cs="Aptos"/>
-          <w:b w:val="0"/>
-          <w:bCs w:val="0"/>
-          <w:i w:val="0"/>
-          <w:iCs w:val="0"/>
-          <w:caps w:val="0"/>
-          <w:smallCaps w:val="0"/>
-          <w:noProof w:val="0"/>
-          <w:color w:val="000000" w:themeColor="text1" w:themeTint="FF" w:themeShade="FF"/>
-          <w:sz w:val="24"/>
-          <w:szCs w:val="24"/>
-          <w:lang w:val="pl-PL"/>
-        </w:rPr>
-      </w:pPr>
-      <w:r>
-        <w:rPr>
-          <w:rFonts w:ascii="Aptos" w:hAnsi="Aptos" w:eastAsia="Aptos" w:cs="Aptos"/>
-          <w:b w:val="1"/>
-          <w:bCs w:val="1"/>
-          <w:i w:val="0"/>
-          <w:iCs w:val="0"/>
-          <w:caps w:val="0"/>
-          <w:smallCaps w:val="0"/>
-          <w:noProof w:val="0"/>
-          <w:color w:val="000000" w:themeColor="text1" w:themeTint="FF" w:themeShade="FF"/>
-          <w:sz w:val="24"/>
-          <w:szCs w:val="24"/>
-          <w:lang w:val="pl-PL"/>
+          <w:rFonts w:ascii="Aptos" w:eastAsia="Aptos" w:hAnsi="Aptos" w:cs="Aptos"/>
+          <w:color w:val="000000" w:themeColor="text1"/>
+        </w:rPr>
+      </w:pPr>
+      <w:r>
+        <w:rPr>
+          <w:rFonts w:ascii="Aptos" w:eastAsia="Aptos" w:hAnsi="Aptos" w:cs="Aptos"/>
+          <w:b/>
+          <w:bCs/>
+          <w:color w:val="000000" w:themeColor="text1"/>
         </w:rPr>
         <w:t>Wyświetlenie prośby o podanie innego maila()</w:t>
       </w:r>
       <w:r>
         <w:rPr>
-          <w:rFonts w:ascii="Aptos" w:hAnsi="Aptos" w:eastAsia="Aptos" w:cs="Aptos"/>
-          <w:b w:val="0"/>
-          <w:bCs w:val="0"/>
-          <w:i w:val="0"/>
-          <w:iCs w:val="0"/>
-          <w:caps w:val="0"/>
-          <w:smallCaps w:val="0"/>
-          <w:noProof w:val="0"/>
-          <w:color w:val="000000" w:themeColor="text1" w:themeTint="FF" w:themeShade="FF"/>
-          <w:sz w:val="24"/>
-          <w:szCs w:val="24"/>
-          <w:lang w:val="pl-PL"/>
+          <w:rFonts w:ascii="Aptos" w:eastAsia="Aptos" w:hAnsi="Aptos" w:cs="Aptos"/>
+          <w:color w:val="000000" w:themeColor="text1"/>
         </w:rPr>
         <w:t xml:space="preserve"> – Interfejs informuje użytkownika, że ten e-mail jest już zajęty i żąda wpisania innego adresu. </w:t>
       </w:r>
@@ -5467,51 +5175,23 @@
       <w:pPr>
         <w:ind w:left="708"/>
         <w:rPr>
-          <w:rFonts w:ascii="Aptos" w:hAnsi="Aptos" w:eastAsia="Aptos" w:cs="Aptos"/>
-          <w:b w:val="0"/>
-          <w:bCs w:val="0"/>
-          <w:i w:val="0"/>
-          <w:iCs w:val="0"/>
-          <w:caps w:val="0"/>
-          <w:smallCaps w:val="0"/>
-          <w:noProof w:val="0"/>
-          <w:color w:val="000000" w:themeColor="text1" w:themeTint="FF" w:themeShade="FF"/>
-          <w:sz w:val="24"/>
-          <w:szCs w:val="24"/>
-          <w:lang w:val="pl-PL"/>
-        </w:rPr>
-      </w:pPr>
-      <w:r>
-        <w:rPr>
-          <w:rFonts w:ascii="Aptos" w:hAnsi="Aptos" w:eastAsia="Aptos" w:cs="Aptos"/>
-          <w:b w:val="1"/>
-          <w:bCs w:val="1"/>
-          <w:i w:val="0"/>
-          <w:iCs w:val="0"/>
-          <w:caps w:val="0"/>
-          <w:smallCaps w:val="0"/>
-          <w:noProof w:val="0"/>
-          <w:color w:val="000000" w:themeColor="text1" w:themeTint="FF" w:themeShade="FF"/>
-          <w:sz w:val="24"/>
-          <w:szCs w:val="24"/>
-          <w:lang w:val="pl-PL"/>
+          <w:rFonts w:ascii="Aptos" w:eastAsia="Aptos" w:hAnsi="Aptos" w:cs="Aptos"/>
+          <w:color w:val="000000" w:themeColor="text1"/>
+        </w:rPr>
+      </w:pPr>
+      <w:r>
+        <w:rPr>
+          <w:rFonts w:ascii="Aptos" w:eastAsia="Aptos" w:hAnsi="Aptos" w:cs="Aptos"/>
+          <w:b/>
+          <w:bCs/>
+          <w:color w:val="000000" w:themeColor="text1"/>
         </w:rPr>
         <w:t>Wpisywanie e-maila()</w:t>
       </w:r>
       <w:r>
         <w:rPr>
-          <w:rFonts w:ascii="Aptos" w:hAnsi="Aptos" w:eastAsia="Aptos" w:cs="Aptos"/>
-          <w:b w:val="0"/>
-          <w:bCs w:val="0"/>
-          <w:i w:val="0"/>
-          <w:iCs w:val="0"/>
-          <w:caps w:val="0"/>
-          <w:smallCaps w:val="0"/>
-          <w:noProof w:val="0"/>
-          <w:color w:val="000000" w:themeColor="text1" w:themeTint="FF" w:themeShade="FF"/>
-          <w:sz w:val="24"/>
-          <w:szCs w:val="24"/>
-          <w:lang w:val="pl-PL"/>
+          <w:rFonts w:ascii="Aptos" w:eastAsia="Aptos" w:hAnsi="Aptos" w:cs="Aptos"/>
+          <w:color w:val="000000" w:themeColor="text1"/>
         </w:rPr>
         <w:t xml:space="preserve"> – Klient wprowadza nowy, inny adres e-mail do formularza. </w:t>
       </w:r>
@@ -5520,51 +5200,23 @@
       <w:pPr>
         <w:ind w:left="708"/>
         <w:rPr>
-          <w:rFonts w:ascii="Aptos" w:hAnsi="Aptos" w:eastAsia="Aptos" w:cs="Aptos"/>
-          <w:b w:val="0"/>
-          <w:bCs w:val="0"/>
-          <w:i w:val="0"/>
-          <w:iCs w:val="0"/>
-          <w:caps w:val="0"/>
-          <w:smallCaps w:val="0"/>
-          <w:noProof w:val="0"/>
-          <w:color w:val="000000" w:themeColor="text1" w:themeTint="FF" w:themeShade="FF"/>
-          <w:sz w:val="24"/>
-          <w:szCs w:val="24"/>
-          <w:lang w:val="pl-PL"/>
-        </w:rPr>
-      </w:pPr>
-      <w:r>
-        <w:rPr>
-          <w:rFonts w:ascii="Aptos" w:hAnsi="Aptos" w:eastAsia="Aptos" w:cs="Aptos"/>
-          <w:b w:val="1"/>
-          <w:bCs w:val="1"/>
-          <w:i w:val="0"/>
-          <w:iCs w:val="0"/>
-          <w:caps w:val="0"/>
-          <w:smallCaps w:val="0"/>
-          <w:noProof w:val="0"/>
-          <w:color w:val="000000" w:themeColor="text1" w:themeTint="FF" w:themeShade="FF"/>
-          <w:sz w:val="24"/>
-          <w:szCs w:val="24"/>
-          <w:lang w:val="pl-PL"/>
+          <w:rFonts w:ascii="Aptos" w:eastAsia="Aptos" w:hAnsi="Aptos" w:cs="Aptos"/>
+          <w:color w:val="000000" w:themeColor="text1"/>
+        </w:rPr>
+      </w:pPr>
+      <w:r>
+        <w:rPr>
+          <w:rFonts w:ascii="Aptos" w:eastAsia="Aptos" w:hAnsi="Aptos" w:cs="Aptos"/>
+          <w:b/>
+          <w:bCs/>
+          <w:color w:val="000000" w:themeColor="text1"/>
         </w:rPr>
         <w:t>Wyświetlenie prośby o poprawienie maila()</w:t>
       </w:r>
       <w:r>
         <w:rPr>
-          <w:rFonts w:ascii="Aptos" w:hAnsi="Aptos" w:eastAsia="Aptos" w:cs="Aptos"/>
-          <w:b w:val="0"/>
-          <w:bCs w:val="0"/>
-          <w:i w:val="0"/>
-          <w:iCs w:val="0"/>
-          <w:caps w:val="0"/>
-          <w:smallCaps w:val="0"/>
-          <w:noProof w:val="0"/>
-          <w:color w:val="000000" w:themeColor="text1" w:themeTint="FF" w:themeShade="FF"/>
-          <w:sz w:val="24"/>
-          <w:szCs w:val="24"/>
-          <w:lang w:val="pl-PL"/>
+          <w:rFonts w:ascii="Aptos" w:eastAsia="Aptos" w:hAnsi="Aptos" w:cs="Aptos"/>
+          <w:color w:val="000000" w:themeColor="text1"/>
         </w:rPr>
         <w:t xml:space="preserve"> – Interfejs Rejestracji prosi o ostateczną weryfikację i poprawę wprowadzonego adresu.</w:t>
       </w:r>
@@ -5573,51 +5225,23 @@
       <w:pPr>
         <w:ind w:left="708"/>
         <w:rPr>
-          <w:rFonts w:ascii="Aptos" w:hAnsi="Aptos" w:eastAsia="Aptos" w:cs="Aptos"/>
-          <w:b w:val="0"/>
-          <w:bCs w:val="0"/>
-          <w:i w:val="0"/>
-          <w:iCs w:val="0"/>
-          <w:caps w:val="0"/>
-          <w:smallCaps w:val="0"/>
-          <w:noProof w:val="0"/>
-          <w:color w:val="000000" w:themeColor="text1" w:themeTint="FF" w:themeShade="FF"/>
-          <w:sz w:val="24"/>
-          <w:szCs w:val="24"/>
-          <w:lang w:val="pl-PL"/>
-        </w:rPr>
-      </w:pPr>
-      <w:r>
-        <w:rPr>
-          <w:rFonts w:ascii="Aptos" w:hAnsi="Aptos" w:eastAsia="Aptos" w:cs="Aptos"/>
-          <w:b w:val="1"/>
-          <w:bCs w:val="1"/>
-          <w:i w:val="0"/>
-          <w:iCs w:val="0"/>
-          <w:caps w:val="0"/>
-          <w:smallCaps w:val="0"/>
-          <w:noProof w:val="0"/>
-          <w:color w:val="000000" w:themeColor="text1" w:themeTint="FF" w:themeShade="FF"/>
-          <w:sz w:val="24"/>
-          <w:szCs w:val="24"/>
-          <w:lang w:val="pl-PL"/>
+          <w:rFonts w:ascii="Aptos" w:eastAsia="Aptos" w:hAnsi="Aptos" w:cs="Aptos"/>
+          <w:color w:val="000000" w:themeColor="text1"/>
+        </w:rPr>
+      </w:pPr>
+      <w:r>
+        <w:rPr>
+          <w:rFonts w:ascii="Aptos" w:eastAsia="Aptos" w:hAnsi="Aptos" w:cs="Aptos"/>
+          <w:b/>
+          <w:bCs/>
+          <w:color w:val="000000" w:themeColor="text1"/>
         </w:rPr>
         <w:t>Wysłanie linku aktywacyjnego()</w:t>
       </w:r>
       <w:r>
         <w:rPr>
-          <w:rFonts w:ascii="Aptos" w:hAnsi="Aptos" w:eastAsia="Aptos" w:cs="Aptos"/>
-          <w:b w:val="0"/>
-          <w:bCs w:val="0"/>
-          <w:i w:val="0"/>
-          <w:iCs w:val="0"/>
-          <w:caps w:val="0"/>
-          <w:smallCaps w:val="0"/>
-          <w:noProof w:val="0"/>
-          <w:color w:val="000000" w:themeColor="text1" w:themeTint="FF" w:themeShade="FF"/>
-          <w:sz w:val="24"/>
-          <w:szCs w:val="24"/>
-          <w:lang w:val="pl-PL"/>
+          <w:rFonts w:ascii="Aptos" w:eastAsia="Aptos" w:hAnsi="Aptos" w:cs="Aptos"/>
+          <w:color w:val="000000" w:themeColor="text1"/>
         </w:rPr>
         <w:t xml:space="preserve"> – Interfejs Rejestracji uruchamia wewnętrzną akcję wygenerowania i wysłania wiadomości e-mail z odnośnikiem aktywacyjnym. </w:t>
       </w:r>
@@ -5626,51 +5250,23 @@
       <w:pPr>
         <w:ind w:left="708"/>
         <w:rPr>
-          <w:rFonts w:ascii="Aptos" w:hAnsi="Aptos" w:eastAsia="Aptos" w:cs="Aptos"/>
-          <w:b w:val="0"/>
-          <w:bCs w:val="0"/>
-          <w:i w:val="0"/>
-          <w:iCs w:val="0"/>
-          <w:caps w:val="0"/>
-          <w:smallCaps w:val="0"/>
-          <w:noProof w:val="0"/>
-          <w:color w:val="000000" w:themeColor="text1" w:themeTint="FF" w:themeShade="FF"/>
-          <w:sz w:val="24"/>
-          <w:szCs w:val="24"/>
-          <w:lang w:val="pl-PL"/>
-        </w:rPr>
-      </w:pPr>
-      <w:r>
-        <w:rPr>
-          <w:rFonts w:ascii="Aptos" w:hAnsi="Aptos" w:eastAsia="Aptos" w:cs="Aptos"/>
-          <w:b w:val="1"/>
-          <w:bCs w:val="1"/>
-          <w:i w:val="0"/>
-          <w:iCs w:val="0"/>
-          <w:caps w:val="0"/>
-          <w:smallCaps w:val="0"/>
-          <w:noProof w:val="0"/>
-          <w:color w:val="000000" w:themeColor="text1" w:themeTint="FF" w:themeShade="FF"/>
-          <w:sz w:val="24"/>
-          <w:szCs w:val="24"/>
-          <w:lang w:val="pl-PL"/>
+          <w:rFonts w:ascii="Aptos" w:eastAsia="Aptos" w:hAnsi="Aptos" w:cs="Aptos"/>
+          <w:color w:val="000000" w:themeColor="text1"/>
+        </w:rPr>
+      </w:pPr>
+      <w:r>
+        <w:rPr>
+          <w:rFonts w:ascii="Aptos" w:eastAsia="Aptos" w:hAnsi="Aptos" w:cs="Aptos"/>
+          <w:b/>
+          <w:bCs/>
+          <w:color w:val="000000" w:themeColor="text1"/>
         </w:rPr>
         <w:t>Wyświetlenie komunikatu o wysłaniu maila()</w:t>
       </w:r>
       <w:r>
         <w:rPr>
-          <w:rFonts w:ascii="Aptos" w:hAnsi="Aptos" w:eastAsia="Aptos" w:cs="Aptos"/>
-          <w:b w:val="0"/>
-          <w:bCs w:val="0"/>
-          <w:i w:val="0"/>
-          <w:iCs w:val="0"/>
-          <w:caps w:val="0"/>
-          <w:smallCaps w:val="0"/>
-          <w:noProof w:val="0"/>
-          <w:color w:val="000000" w:themeColor="text1" w:themeTint="FF" w:themeShade="FF"/>
-          <w:sz w:val="24"/>
-          <w:szCs w:val="24"/>
-          <w:lang w:val="pl-PL"/>
+          <w:rFonts w:ascii="Aptos" w:eastAsia="Aptos" w:hAnsi="Aptos" w:cs="Aptos"/>
+          <w:color w:val="000000" w:themeColor="text1"/>
         </w:rPr>
         <w:t xml:space="preserve"> – Interfejs informuje klienta na ekranie, że na jego skrzynkę pocztową została wysłana wiadomość. </w:t>
       </w:r>
@@ -5679,51 +5275,23 @@
       <w:pPr>
         <w:ind w:left="708"/>
         <w:rPr>
-          <w:rFonts w:ascii="Aptos" w:hAnsi="Aptos" w:eastAsia="Aptos" w:cs="Aptos"/>
-          <w:b w:val="0"/>
-          <w:bCs w:val="0"/>
-          <w:i w:val="0"/>
-          <w:iCs w:val="0"/>
-          <w:caps w:val="0"/>
-          <w:smallCaps w:val="0"/>
-          <w:noProof w:val="0"/>
-          <w:color w:val="000000" w:themeColor="text1" w:themeTint="FF" w:themeShade="FF"/>
-          <w:sz w:val="24"/>
-          <w:szCs w:val="24"/>
-          <w:lang w:val="pl-PL"/>
-        </w:rPr>
-      </w:pPr>
-      <w:r>
-        <w:rPr>
-          <w:rFonts w:ascii="Aptos" w:hAnsi="Aptos" w:eastAsia="Aptos" w:cs="Aptos"/>
-          <w:b w:val="1"/>
-          <w:bCs w:val="1"/>
-          <w:i w:val="0"/>
-          <w:iCs w:val="0"/>
-          <w:caps w:val="0"/>
-          <w:smallCaps w:val="0"/>
-          <w:noProof w:val="0"/>
-          <w:color w:val="000000" w:themeColor="text1" w:themeTint="FF" w:themeShade="FF"/>
-          <w:sz w:val="24"/>
-          <w:szCs w:val="24"/>
-          <w:lang w:val="pl-PL"/>
+          <w:rFonts w:ascii="Aptos" w:eastAsia="Aptos" w:hAnsi="Aptos" w:cs="Aptos"/>
+          <w:color w:val="000000" w:themeColor="text1"/>
+        </w:rPr>
+      </w:pPr>
+      <w:r>
+        <w:rPr>
+          <w:rFonts w:ascii="Aptos" w:eastAsia="Aptos" w:hAnsi="Aptos" w:cs="Aptos"/>
+          <w:b/>
+          <w:bCs/>
+          <w:color w:val="000000" w:themeColor="text1"/>
         </w:rPr>
         <w:t>Rejestracja()</w:t>
       </w:r>
       <w:r>
         <w:rPr>
-          <w:rFonts w:ascii="Aptos" w:hAnsi="Aptos" w:eastAsia="Aptos" w:cs="Aptos"/>
-          <w:b w:val="0"/>
-          <w:bCs w:val="0"/>
-          <w:i w:val="0"/>
-          <w:iCs w:val="0"/>
-          <w:caps w:val="0"/>
-          <w:smallCaps w:val="0"/>
-          <w:noProof w:val="0"/>
-          <w:color w:val="000000" w:themeColor="text1" w:themeTint="FF" w:themeShade="FF"/>
-          <w:sz w:val="24"/>
-          <w:szCs w:val="24"/>
-          <w:lang w:val="pl-PL"/>
+          <w:rFonts w:ascii="Aptos" w:eastAsia="Aptos" w:hAnsi="Aptos" w:cs="Aptos"/>
+          <w:color w:val="000000" w:themeColor="text1"/>
         </w:rPr>
         <w:t xml:space="preserve"> – Interfejs Rejestracji wysyła do bazy danych polecenie trwałego zapisania nowego konta użytkownika. </w:t>
       </w:r>
@@ -5732,51 +5300,23 @@
       <w:pPr>
         <w:ind w:left="708"/>
         <w:rPr>
-          <w:rFonts w:ascii="Aptos" w:hAnsi="Aptos" w:eastAsia="Aptos" w:cs="Aptos"/>
-          <w:b w:val="0"/>
-          <w:bCs w:val="0"/>
-          <w:i w:val="0"/>
-          <w:iCs w:val="0"/>
-          <w:caps w:val="0"/>
-          <w:smallCaps w:val="0"/>
-          <w:noProof w:val="0"/>
-          <w:color w:val="000000" w:themeColor="text1" w:themeTint="FF" w:themeShade="FF"/>
-          <w:sz w:val="24"/>
-          <w:szCs w:val="24"/>
-          <w:lang w:val="pl-PL"/>
-        </w:rPr>
-      </w:pPr>
-      <w:r>
-        <w:rPr>
-          <w:rFonts w:ascii="Aptos" w:hAnsi="Aptos" w:eastAsia="Aptos" w:cs="Aptos"/>
-          <w:b w:val="1"/>
-          <w:bCs w:val="1"/>
-          <w:i w:val="0"/>
-          <w:iCs w:val="0"/>
-          <w:caps w:val="0"/>
-          <w:smallCaps w:val="0"/>
-          <w:noProof w:val="0"/>
-          <w:color w:val="000000" w:themeColor="text1" w:themeTint="FF" w:themeShade="FF"/>
-          <w:sz w:val="24"/>
-          <w:szCs w:val="24"/>
-          <w:lang w:val="pl-PL"/>
+          <w:rFonts w:ascii="Aptos" w:eastAsia="Aptos" w:hAnsi="Aptos" w:cs="Aptos"/>
+          <w:color w:val="000000" w:themeColor="text1"/>
+        </w:rPr>
+      </w:pPr>
+      <w:r>
+        <w:rPr>
+          <w:rFonts w:ascii="Aptos" w:eastAsia="Aptos" w:hAnsi="Aptos" w:cs="Aptos"/>
+          <w:b/>
+          <w:bCs/>
+          <w:color w:val="000000" w:themeColor="text1"/>
         </w:rPr>
         <w:t>Potwierdzenie rejestracji</w:t>
       </w:r>
       <w:r>
         <w:rPr>
-          <w:rFonts w:ascii="Aptos" w:hAnsi="Aptos" w:eastAsia="Aptos" w:cs="Aptos"/>
-          <w:b w:val="0"/>
-          <w:bCs w:val="0"/>
-          <w:i w:val="0"/>
-          <w:iCs w:val="0"/>
-          <w:caps w:val="0"/>
-          <w:smallCaps w:val="0"/>
-          <w:noProof w:val="0"/>
-          <w:color w:val="000000" w:themeColor="text1" w:themeTint="FF" w:themeShade="FF"/>
-          <w:sz w:val="24"/>
-          <w:szCs w:val="24"/>
-          <w:lang w:val="pl-PL"/>
+          <w:rFonts w:ascii="Aptos" w:eastAsia="Aptos" w:hAnsi="Aptos" w:cs="Aptos"/>
+          <w:color w:val="000000" w:themeColor="text1"/>
         </w:rPr>
         <w:t xml:space="preserve"> – Baza danych odsyła do interfejsu informację o pomyślnym zapisaniu danych w systemie. </w:t>
       </w:r>
@@ -5785,51 +5325,23 @@
       <w:pPr>
         <w:ind w:left="708"/>
         <w:rPr>
-          <w:rFonts w:ascii="Aptos" w:hAnsi="Aptos" w:eastAsia="Aptos" w:cs="Aptos"/>
-          <w:b w:val="0"/>
-          <w:bCs w:val="0"/>
-          <w:i w:val="0"/>
-          <w:iCs w:val="0"/>
-          <w:caps w:val="0"/>
-          <w:smallCaps w:val="0"/>
-          <w:noProof w:val="0"/>
-          <w:color w:val="000000" w:themeColor="text1" w:themeTint="FF" w:themeShade="FF"/>
-          <w:sz w:val="24"/>
-          <w:szCs w:val="24"/>
-          <w:lang w:val="pl-PL"/>
-        </w:rPr>
-      </w:pPr>
-      <w:r>
-        <w:rPr>
-          <w:rFonts w:ascii="Aptos" w:hAnsi="Aptos" w:eastAsia="Aptos" w:cs="Aptos"/>
-          <w:b w:val="1"/>
-          <w:bCs w:val="1"/>
-          <w:i w:val="0"/>
-          <w:iCs w:val="0"/>
-          <w:caps w:val="0"/>
-          <w:smallCaps w:val="0"/>
-          <w:noProof w:val="0"/>
-          <w:color w:val="000000" w:themeColor="text1" w:themeTint="FF" w:themeShade="FF"/>
-          <w:sz w:val="24"/>
-          <w:szCs w:val="24"/>
-          <w:lang w:val="pl-PL"/>
+          <w:rFonts w:ascii="Aptos" w:eastAsia="Aptos" w:hAnsi="Aptos" w:cs="Aptos"/>
+          <w:color w:val="000000" w:themeColor="text1"/>
+        </w:rPr>
+      </w:pPr>
+      <w:r>
+        <w:rPr>
+          <w:rFonts w:ascii="Aptos" w:eastAsia="Aptos" w:hAnsi="Aptos" w:cs="Aptos"/>
+          <w:b/>
+          <w:bCs/>
+          <w:color w:val="000000" w:themeColor="text1"/>
         </w:rPr>
         <w:t>Otwarcie linku aktywacyjnego()</w:t>
       </w:r>
       <w:r>
         <w:rPr>
-          <w:rFonts w:ascii="Aptos" w:hAnsi="Aptos" w:eastAsia="Aptos" w:cs="Aptos"/>
-          <w:b w:val="0"/>
-          <w:bCs w:val="0"/>
-          <w:i w:val="0"/>
-          <w:iCs w:val="0"/>
-          <w:caps w:val="0"/>
-          <w:smallCaps w:val="0"/>
-          <w:noProof w:val="0"/>
-          <w:color w:val="000000" w:themeColor="text1" w:themeTint="FF" w:themeShade="FF"/>
-          <w:sz w:val="24"/>
-          <w:szCs w:val="24"/>
-          <w:lang w:val="pl-PL"/>
+          <w:rFonts w:ascii="Aptos" w:eastAsia="Aptos" w:hAnsi="Aptos" w:cs="Aptos"/>
+          <w:color w:val="000000" w:themeColor="text1"/>
         </w:rPr>
         <w:t xml:space="preserve"> – Klient klika w link otrzymany w wiadomości e-mail, co wywołuje odpowiednie żądanie w Interfejsie Rejestracji. </w:t>
       </w:r>
@@ -5838,51 +5350,23 @@
       <w:pPr>
         <w:ind w:left="708"/>
         <w:rPr>
-          <w:rFonts w:ascii="Aptos" w:hAnsi="Aptos" w:eastAsia="Aptos" w:cs="Aptos"/>
-          <w:b w:val="0"/>
-          <w:bCs w:val="0"/>
-          <w:i w:val="0"/>
-          <w:iCs w:val="0"/>
-          <w:caps w:val="0"/>
-          <w:smallCaps w:val="0"/>
-          <w:noProof w:val="0"/>
-          <w:color w:val="000000" w:themeColor="text1" w:themeTint="FF" w:themeShade="FF"/>
-          <w:sz w:val="24"/>
-          <w:szCs w:val="24"/>
-          <w:lang w:val="pl-PL"/>
-        </w:rPr>
-      </w:pPr>
-      <w:r>
-        <w:rPr>
-          <w:rFonts w:ascii="Aptos" w:hAnsi="Aptos" w:eastAsia="Aptos" w:cs="Aptos"/>
-          <w:b w:val="1"/>
-          <w:bCs w:val="1"/>
-          <w:i w:val="0"/>
-          <w:iCs w:val="0"/>
-          <w:caps w:val="0"/>
-          <w:smallCaps w:val="0"/>
-          <w:noProof w:val="0"/>
-          <w:color w:val="000000" w:themeColor="text1" w:themeTint="FF" w:themeShade="FF"/>
-          <w:sz w:val="24"/>
-          <w:szCs w:val="24"/>
-          <w:lang w:val="pl-PL"/>
+          <w:rFonts w:ascii="Aptos" w:eastAsia="Aptos" w:hAnsi="Aptos" w:cs="Aptos"/>
+          <w:color w:val="000000" w:themeColor="text1"/>
+        </w:rPr>
+      </w:pPr>
+      <w:r>
+        <w:rPr>
+          <w:rFonts w:ascii="Aptos" w:eastAsia="Aptos" w:hAnsi="Aptos" w:cs="Aptos"/>
+          <w:b/>
+          <w:bCs/>
+          <w:color w:val="000000" w:themeColor="text1"/>
         </w:rPr>
         <w:t>Potwierdzenie aktywacji konta</w:t>
       </w:r>
       <w:r>
         <w:rPr>
-          <w:rFonts w:ascii="Aptos" w:hAnsi="Aptos" w:eastAsia="Aptos" w:cs="Aptos"/>
-          <w:b w:val="0"/>
-          <w:bCs w:val="0"/>
-          <w:i w:val="0"/>
-          <w:iCs w:val="0"/>
-          <w:caps w:val="0"/>
-          <w:smallCaps w:val="0"/>
-          <w:noProof w:val="0"/>
-          <w:color w:val="000000" w:themeColor="text1" w:themeTint="FF" w:themeShade="FF"/>
-          <w:sz w:val="24"/>
-          <w:szCs w:val="24"/>
-          <w:lang w:val="pl-PL"/>
+          <w:rFonts w:ascii="Aptos" w:eastAsia="Aptos" w:hAnsi="Aptos" w:cs="Aptos"/>
+          <w:color w:val="000000" w:themeColor="text1"/>
         </w:rPr>
         <w:t xml:space="preserve"> – Interfejs Rejestracji wyświetla użytkownikowi końcowy komunikat o pełnym i pomyślnym aktywowaniu jego konta.</w:t>
       </w:r>
@@ -5891,7 +5375,7 @@
       <w:pPr>
         <w:spacing w:after="0" w:line="278" w:lineRule="auto"/>
         <w:rPr>
-          <w:rFonts w:eastAsia="" w:eastAsiaTheme="minorEastAsia"/>
+          <w:rFonts w:eastAsiaTheme="minorEastAsia"/>
         </w:rPr>
       </w:pPr>
     </w:p>
@@ -5931,6 +5415,7 @@
         <w:pStyle w:val="Akapitzlist"/>
         <w:spacing w:after="0" w:line="278" w:lineRule="auto"/>
         <w:ind w:left="0"/>
+        <w:jc w:val="center"/>
         <w:rPr>
           <w:rFonts w:eastAsiaTheme="minorEastAsia"/>
         </w:rPr>
@@ -5993,7 +5478,7 @@
     <w:p>
       <w:pPr>
         <w:pBdr>
-          <w:bottom w:val="single" w:color="auto" w:sz="6" w:space="1"/>
+          <w:bottom w:val="single" w:sz="6" w:space="1" w:color="auto"/>
         </w:pBdr>
         <w:spacing w:before="240" w:after="240"/>
         <w:rPr>
@@ -6036,7 +5521,513 @@
           <w:b/>
           <w:bCs/>
         </w:rPr>
+        <w:lastRenderedPageBreak/>
         <w:t>Diagram pakietów/komponentów</w:t>
+      </w:r>
+    </w:p>
+    <w:p>
+      <w:pPr>
+        <w:pStyle w:val="Akapitzlist"/>
+        <w:spacing w:before="240" w:after="240"/>
+        <w:ind w:left="1134"/>
+        <w:rPr>
+          <w:rFonts w:eastAsiaTheme="minorEastAsia"/>
+          <w:b/>
+          <w:bCs/>
+        </w:rPr>
+      </w:pPr>
+      <w:r>
+        <w:rPr>
+          <w:rFonts w:eastAsiaTheme="minorEastAsia"/>
+          <w:b/>
+          <w:bCs/>
+        </w:rPr>
+        <w:drawing>
+          <wp:inline distT="0" distB="0" distL="0" distR="0" wp14:anchorId="251D97CC" wp14:editId="74E9E69F">
+            <wp:extent cx="5731510" cy="3637280"/>
+            <wp:effectExtent l="0" t="0" r="2540" b="1270"/>
+            <wp:docPr id="511259750" name="Obraz 1"/>
+            <wp:cNvGraphicFramePr>
+              <a:graphicFrameLocks xmlns:a="http://schemas.openxmlformats.org/drawingml/2006/main" noChangeAspect="1"/>
+            </wp:cNvGraphicFramePr>
+            <a:graphic xmlns:a="http://schemas.openxmlformats.org/drawingml/2006/main">
+              <a:graphicData uri="http://schemas.openxmlformats.org/drawingml/2006/picture">
+                <pic:pic xmlns:pic="http://schemas.openxmlformats.org/drawingml/2006/picture">
+                  <pic:nvPicPr>
+                    <pic:cNvPr id="511259750" name=""/>
+                    <pic:cNvPicPr/>
+                  </pic:nvPicPr>
+                  <pic:blipFill>
+                    <a:blip r:embed="rId12"/>
+                    <a:stretch>
+                      <a:fillRect/>
+                    </a:stretch>
+                  </pic:blipFill>
+                  <pic:spPr>
+                    <a:xfrm>
+                      <a:off x="0" y="0"/>
+                      <a:ext cx="5731510" cy="3637280"/>
+                    </a:xfrm>
+                    <a:prstGeom prst="rect">
+                      <a:avLst/>
+                    </a:prstGeom>
+                  </pic:spPr>
+                </pic:pic>
+              </a:graphicData>
+            </a:graphic>
+          </wp:inline>
+        </w:drawing>
+      </w:r>
+    </w:p>
+    <w:p>
+      <w:pPr>
+        <w:pStyle w:val="Akapitzlist"/>
+        <w:spacing w:before="240" w:after="240"/>
+        <w:ind w:left="1134"/>
+        <w:rPr>
+          <w:rFonts w:eastAsiaTheme="minorEastAsia"/>
+        </w:rPr>
+      </w:pPr>
+      <w:r>
+        <w:rPr>
+          <w:rFonts w:eastAsiaTheme="minorEastAsia"/>
+        </w:rPr>
+        <w:t xml:space="preserve">System został zaprojektowany w oparciu o architekturę wielowarstwową. Dzięki temu można rozdzielić warstwę prezentacji od warstwy logiki , bazy danych oraz integracji. Pomoże to w testowaniu i przyszłym rozbudowom </w:t>
+      </w:r>
+      <w:r>
+        <w:rPr>
+          <w:rFonts w:eastAsiaTheme="minorEastAsia"/>
+        </w:rPr>
+        <w:t>systemu.</w:t>
+      </w:r>
+    </w:p>
+    <w:p>
+      <w:pPr>
+        <w:pStyle w:val="Akapitzlist"/>
+        <w:numPr>
+          <w:ilvl w:val="0"/>
+          <w:numId w:val="87"/>
+        </w:numPr>
+        <w:spacing w:before="240" w:after="240"/>
+        <w:rPr>
+          <w:rFonts w:eastAsiaTheme="minorEastAsia"/>
+        </w:rPr>
+      </w:pPr>
+      <w:r>
+        <w:rPr>
+          <w:rFonts w:eastAsiaTheme="minorEastAsia"/>
+        </w:rPr>
+        <w:t xml:space="preserve">Warstwa Prezentacji  - </w:t>
+      </w:r>
+      <w:r>
+        <w:rPr>
+          <w:rFonts w:eastAsiaTheme="minorEastAsia"/>
+        </w:rPr>
+        <w:t>Realizowana</w:t>
+      </w:r>
+      <w:r>
+        <w:rPr>
+          <w:rFonts w:eastAsiaTheme="minorEastAsia"/>
+        </w:rPr>
+        <w:t xml:space="preserve"> w technologii </w:t>
+      </w:r>
+      <w:r>
+        <w:rPr>
+          <w:rFonts w:eastAsiaTheme="minorEastAsia"/>
+        </w:rPr>
+        <w:t>HTML</w:t>
+      </w:r>
+      <w:r>
+        <w:rPr>
+          <w:rFonts w:eastAsiaTheme="minorEastAsia"/>
+        </w:rPr>
+        <w:t xml:space="preserve">, </w:t>
+      </w:r>
+      <w:proofErr w:type="spellStart"/>
+      <w:r>
+        <w:rPr>
+          <w:rFonts w:eastAsiaTheme="minorEastAsia"/>
+        </w:rPr>
+        <w:t>css</w:t>
+      </w:r>
+      <w:proofErr w:type="spellEnd"/>
+      <w:r>
+        <w:rPr>
+          <w:rFonts w:eastAsiaTheme="minorEastAsia"/>
+        </w:rPr>
+        <w:t xml:space="preserve"> oraz </w:t>
+      </w:r>
+      <w:proofErr w:type="spellStart"/>
+      <w:r>
+        <w:rPr>
+          <w:rFonts w:eastAsiaTheme="minorEastAsia"/>
+        </w:rPr>
+        <w:t>javaScirpt</w:t>
+      </w:r>
+      <w:proofErr w:type="spellEnd"/>
+      <w:r>
+        <w:rPr>
+          <w:rFonts w:eastAsiaTheme="minorEastAsia"/>
+        </w:rPr>
+        <w:t>.</w:t>
+      </w:r>
+      <w:r>
+        <w:rPr>
+          <w:rFonts w:eastAsiaTheme="minorEastAsia"/>
+        </w:rPr>
+        <w:t xml:space="preserve"> </w:t>
+      </w:r>
+      <w:r>
+        <w:rPr>
+          <w:rFonts w:eastAsiaTheme="minorEastAsia"/>
+        </w:rPr>
+        <w:t xml:space="preserve">Odpowiada za interakcje z użytkownikami </w:t>
+      </w:r>
+      <w:r>
+        <w:rPr>
+          <w:rFonts w:eastAsiaTheme="minorEastAsia"/>
+        </w:rPr>
+        <w:t>systemu poprzez przeglądarkę internetową. Zawiera interfejsy:</w:t>
+      </w:r>
+    </w:p>
+    <w:p>
+      <w:pPr>
+        <w:pStyle w:val="Akapitzlist"/>
+        <w:numPr>
+          <w:ilvl w:val="1"/>
+          <w:numId w:val="87"/>
+        </w:numPr>
+        <w:spacing w:before="240" w:after="240"/>
+        <w:rPr>
+          <w:rFonts w:eastAsiaTheme="minorEastAsia"/>
+        </w:rPr>
+      </w:pPr>
+      <w:r>
+        <w:rPr>
+          <w:rFonts w:eastAsiaTheme="minorEastAsia"/>
+        </w:rPr>
+        <w:t>Panel Administratora: Przeznaczony dla właściciela warsztatu, służący do pełnego zarządzania pracownikami, edycji cennika, wglądu w statystyki finansowe oraz całościową historię napraw.</w:t>
+      </w:r>
+    </w:p>
+    <w:p>
+      <w:pPr>
+        <w:pStyle w:val="Akapitzlist"/>
+        <w:numPr>
+          <w:ilvl w:val="1"/>
+          <w:numId w:val="87"/>
+        </w:numPr>
+        <w:spacing w:before="240" w:after="240"/>
+        <w:rPr>
+          <w:rFonts w:eastAsiaTheme="minorEastAsia"/>
+        </w:rPr>
+      </w:pPr>
+      <w:r>
+        <w:rPr>
+          <w:rFonts w:eastAsiaTheme="minorEastAsia"/>
+        </w:rPr>
+        <w:t>Panel Mechanika: Uproszczony interfejs dostosowany do urządzeń dotykowych (tabletów), pozwalający na bieżący podgląd przypisanych zadań, zmianę statusów zleceń oraz zgłaszanie zapotrzebowania na części.</w:t>
+      </w:r>
+    </w:p>
+    <w:p>
+      <w:pPr>
+        <w:pStyle w:val="Akapitzlist"/>
+        <w:numPr>
+          <w:ilvl w:val="1"/>
+          <w:numId w:val="87"/>
+        </w:numPr>
+        <w:spacing w:before="240" w:after="240"/>
+        <w:rPr>
+          <w:rFonts w:eastAsiaTheme="minorEastAsia"/>
+        </w:rPr>
+      </w:pPr>
+      <w:r>
+        <w:rPr>
+          <w:rFonts w:eastAsiaTheme="minorEastAsia"/>
+        </w:rPr>
+        <w:t>Portal Klienta: Panel dla klientów zewnętrznych umożliwiający zdalne rezerwowanie wolnych terminów wizyt</w:t>
+      </w:r>
+      <w:r>
+        <w:rPr>
+          <w:rFonts w:eastAsiaTheme="minorEastAsia"/>
+        </w:rPr>
+        <w:t xml:space="preserve"> czy</w:t>
+      </w:r>
+      <w:r>
+        <w:rPr>
+          <w:rFonts w:eastAsiaTheme="minorEastAsia"/>
+        </w:rPr>
+        <w:t xml:space="preserve"> śledzenie postępów naprawy w czasie </w:t>
+      </w:r>
+      <w:proofErr w:type="spellStart"/>
+      <w:r>
+        <w:rPr>
+          <w:rFonts w:eastAsiaTheme="minorEastAsia"/>
+        </w:rPr>
+        <w:t>rzeczywistym.</w:t>
+      </w:r>
+      <w:proofErr w:type="spellEnd"/>
+    </w:p>
+    <w:p>
+      <w:pPr>
+        <w:pStyle w:val="Akapitzlist"/>
+        <w:numPr>
+          <w:ilvl w:val="0"/>
+          <w:numId w:val="87"/>
+        </w:numPr>
+        <w:spacing w:before="240" w:after="240"/>
+        <w:rPr>
+          <w:rFonts w:eastAsiaTheme="minorEastAsia"/>
+        </w:rPr>
+      </w:pPr>
+      <w:r>
+        <w:rPr>
+          <w:rFonts w:eastAsiaTheme="minorEastAsia"/>
+        </w:rPr>
+        <w:t>Warstwa Logiki: Centralny punkt systemu realizujący logikę aplikacji w języku PHP. Odpowiada za przetwarzanie żądań z warstwy prezentacji i została podzielona moduły:</w:t>
+      </w:r>
+    </w:p>
+    <w:p>
+      <w:pPr>
+        <w:pStyle w:val="Akapitzlist"/>
+        <w:numPr>
+          <w:ilvl w:val="1"/>
+          <w:numId w:val="87"/>
+        </w:numPr>
+        <w:spacing w:before="240" w:after="240"/>
+        <w:rPr>
+          <w:rFonts w:eastAsiaTheme="minorEastAsia"/>
+        </w:rPr>
+      </w:pPr>
+      <w:r>
+        <w:rPr>
+          <w:rFonts w:eastAsiaTheme="minorEastAsia"/>
+        </w:rPr>
+        <w:lastRenderedPageBreak/>
+        <w:t>Moduł Uprawnień</w:t>
+      </w:r>
+      <w:r>
+        <w:rPr>
+          <w:rFonts w:eastAsiaTheme="minorEastAsia"/>
+        </w:rPr>
+        <w:t xml:space="preserve"> i walidacji danych </w:t>
+      </w:r>
+      <w:r>
+        <w:rPr>
+          <w:rFonts w:eastAsiaTheme="minorEastAsia"/>
+        </w:rPr>
+        <w:t>: Zarządza procesem logowania, rejestracji oraz weryfikacją ról i praw dostępu do poszczególnych zasobów systemu.</w:t>
+      </w:r>
+    </w:p>
+    <w:p>
+      <w:pPr>
+        <w:pStyle w:val="Akapitzlist"/>
+        <w:numPr>
+          <w:ilvl w:val="1"/>
+          <w:numId w:val="87"/>
+        </w:numPr>
+        <w:spacing w:before="240" w:after="240"/>
+        <w:rPr>
+          <w:rFonts w:eastAsiaTheme="minorEastAsia"/>
+        </w:rPr>
+      </w:pPr>
+      <w:r>
+        <w:rPr>
+          <w:rFonts w:eastAsiaTheme="minorEastAsia"/>
+        </w:rPr>
+        <w:t xml:space="preserve">Moduł Zarządzania Zleceniami </w:t>
+      </w:r>
+      <w:r>
+        <w:rPr>
+          <w:rFonts w:eastAsiaTheme="minorEastAsia"/>
+        </w:rPr>
+        <w:t>i</w:t>
+      </w:r>
+      <w:r>
+        <w:rPr>
+          <w:rFonts w:eastAsiaTheme="minorEastAsia"/>
+        </w:rPr>
+        <w:t xml:space="preserve"> Kalendarzem: Odpowiada za koordynację cyklu życia napraw, obsługę harmonogramu wizyt oraz algorytm przydzielania zadań mechanikom.</w:t>
+      </w:r>
+    </w:p>
+    <w:p>
+      <w:pPr>
+        <w:pStyle w:val="Akapitzlist"/>
+        <w:numPr>
+          <w:ilvl w:val="1"/>
+          <w:numId w:val="87"/>
+        </w:numPr>
+        <w:spacing w:before="240" w:after="240"/>
+        <w:rPr>
+          <w:rFonts w:eastAsiaTheme="minorEastAsia"/>
+        </w:rPr>
+      </w:pPr>
+      <w:r>
+        <w:rPr>
+          <w:rFonts w:eastAsiaTheme="minorEastAsia"/>
+        </w:rPr>
+        <w:t xml:space="preserve">Moduł </w:t>
+      </w:r>
+      <w:r>
+        <w:rPr>
+          <w:rFonts w:eastAsiaTheme="minorEastAsia"/>
+        </w:rPr>
+        <w:t xml:space="preserve">Bazy </w:t>
+      </w:r>
+      <w:r>
+        <w:rPr>
+          <w:rFonts w:eastAsiaTheme="minorEastAsia"/>
+        </w:rPr>
+        <w:t xml:space="preserve">Klient </w:t>
+      </w:r>
+      <w:r>
+        <w:rPr>
+          <w:rFonts w:eastAsiaTheme="minorEastAsia"/>
+        </w:rPr>
+        <w:t xml:space="preserve"> i </w:t>
+      </w:r>
+      <w:r>
+        <w:rPr>
+          <w:rFonts w:eastAsiaTheme="minorEastAsia"/>
+        </w:rPr>
+        <w:t xml:space="preserve"> Pojazd: Odpowiada za przetwarzanie i przechowywanie bazy danych klientów oraz powiązanej z nimi historii serwisowej pojazdów.</w:t>
+      </w:r>
+    </w:p>
+    <w:p>
+      <w:pPr>
+        <w:pStyle w:val="Akapitzlist"/>
+        <w:numPr>
+          <w:ilvl w:val="1"/>
+          <w:numId w:val="87"/>
+        </w:numPr>
+        <w:spacing w:before="240" w:after="240"/>
+        <w:rPr>
+          <w:rFonts w:eastAsiaTheme="minorEastAsia"/>
+        </w:rPr>
+      </w:pPr>
+      <w:r>
+        <w:rPr>
+          <w:rFonts w:eastAsiaTheme="minorEastAsia"/>
+        </w:rPr>
+        <w:t>Moduł Integracji: Komponent odpowiedzialny za nawiązywanie bezpiecznych połączeń i wymianę danych z zewnętrznymi serwisami.</w:t>
+      </w:r>
+    </w:p>
+    <w:p>
+      <w:pPr>
+        <w:pStyle w:val="Akapitzlist"/>
+        <w:numPr>
+          <w:ilvl w:val="0"/>
+          <w:numId w:val="87"/>
+        </w:numPr>
+        <w:spacing w:before="240" w:after="240"/>
+        <w:rPr>
+          <w:rFonts w:eastAsiaTheme="minorEastAsia"/>
+        </w:rPr>
+      </w:pPr>
+      <w:r>
+        <w:rPr>
+          <w:rFonts w:eastAsiaTheme="minorEastAsia"/>
+        </w:rPr>
+        <w:t>Warstwa Danych: Odpowiada za trwałość, integralność oraz bezpieczeństwo przechowywanych informacji systemowych:</w:t>
+      </w:r>
+    </w:p>
+    <w:p>
+      <w:pPr>
+        <w:pStyle w:val="Akapitzlist"/>
+        <w:numPr>
+          <w:ilvl w:val="1"/>
+          <w:numId w:val="87"/>
+        </w:numPr>
+        <w:spacing w:before="240" w:after="240"/>
+        <w:rPr>
+          <w:rFonts w:eastAsiaTheme="minorEastAsia"/>
+        </w:rPr>
+      </w:pPr>
+      <w:r>
+        <w:rPr>
+          <w:rFonts w:eastAsiaTheme="minorEastAsia"/>
+        </w:rPr>
+        <w:t>Baza Danych : Relacyjna baza danych, w której składowane są wszystkie tabele</w:t>
+      </w:r>
+      <w:r>
+        <w:rPr>
+          <w:rFonts w:eastAsiaTheme="minorEastAsia"/>
+        </w:rPr>
+        <w:t xml:space="preserve">, </w:t>
+      </w:r>
+      <w:r>
+        <w:rPr>
+          <w:rFonts w:eastAsiaTheme="minorEastAsia"/>
+        </w:rPr>
+        <w:t>z którą warstwa logiki komunikuje się za pomocą zapytań SQL.</w:t>
+      </w:r>
+    </w:p>
+    <w:p>
+      <w:pPr>
+        <w:pStyle w:val="Akapitzlist"/>
+        <w:numPr>
+          <w:ilvl w:val="0"/>
+          <w:numId w:val="87"/>
+        </w:numPr>
+        <w:spacing w:before="240" w:after="240"/>
+        <w:rPr>
+          <w:rFonts w:eastAsiaTheme="minorEastAsia"/>
+        </w:rPr>
+      </w:pPr>
+      <w:r>
+        <w:rPr>
+          <w:rFonts w:eastAsiaTheme="minorEastAsia"/>
+        </w:rPr>
+        <w:t>Integracje Zewnętrzne: Podsystemy niezależne od aplikacji, z którymi platforma komunikuje się asynchronicznie za pomocą protokołu HTTPS REST:</w:t>
+      </w:r>
+    </w:p>
+    <w:p>
+      <w:pPr>
+        <w:pStyle w:val="Akapitzlist"/>
+        <w:numPr>
+          <w:ilvl w:val="1"/>
+          <w:numId w:val="87"/>
+        </w:numPr>
+        <w:spacing w:before="240" w:after="240"/>
+        <w:rPr>
+          <w:rFonts w:eastAsiaTheme="minorEastAsia"/>
+        </w:rPr>
+      </w:pPr>
+      <w:r>
+        <w:rPr>
+          <w:rFonts w:eastAsiaTheme="minorEastAsia"/>
+        </w:rPr>
+        <w:t xml:space="preserve">Bramka SMS </w:t>
+      </w:r>
+      <w:r>
+        <w:rPr>
+          <w:rFonts w:eastAsiaTheme="minorEastAsia"/>
+        </w:rPr>
+        <w:t>API</w:t>
+      </w:r>
+      <w:r>
+        <w:rPr>
+          <w:rFonts w:eastAsiaTheme="minorEastAsia"/>
+        </w:rPr>
+        <w:t>: Odpowiada za automatyczną wysyłkę powiadomień tekstowych do klientów .</w:t>
+      </w:r>
+    </w:p>
+    <w:p>
+      <w:pPr>
+        <w:pStyle w:val="Akapitzlist"/>
+        <w:numPr>
+          <w:ilvl w:val="1"/>
+          <w:numId w:val="87"/>
+        </w:numPr>
+        <w:spacing w:before="240" w:after="240"/>
+        <w:rPr>
+          <w:rFonts w:eastAsiaTheme="minorEastAsia"/>
+        </w:rPr>
+      </w:pPr>
+      <w:r>
+        <w:rPr>
+          <w:rFonts w:eastAsiaTheme="minorEastAsia"/>
+        </w:rPr>
+        <w:t>Dekoder VIN API: Służy do automatycznego pobierania i uzupełniania danych technicznych pojazdu (marka, model, rocznik) na podstawie wprowadzonego numeru identyfikacyjnego.</w:t>
       </w:r>
     </w:p>
     <w:p>
@@ -6060,7 +6051,6 @@
           <w:b/>
           <w:bCs/>
         </w:rPr>
-        <w:lastRenderedPageBreak/>
         <w:t>Diagram klas</w:t>
       </w:r>
     </w:p>
@@ -6094,6 +6084,7 @@
           <w:bCs/>
           <w:noProof/>
         </w:rPr>
+        <w:lastRenderedPageBreak/>
         <w:drawing>
           <wp:inline distT="0" distB="0" distL="0" distR="0" wp14:anchorId="7458E96D" wp14:editId="29E0FB25">
             <wp:extent cx="5482772" cy="3609340"/>
@@ -6110,7 +6101,7 @@
                     <pic:cNvPicPr/>
                   </pic:nvPicPr>
                   <pic:blipFill rotWithShape="1">
-                    <a:blip r:embed="rId12"/>
+                    <a:blip r:embed="rId13"/>
                     <a:srcRect l="3420" t="3492" r="899"/>
                     <a:stretch>
                       <a:fillRect/>
@@ -6443,7 +6434,6 @@
         <w:ind w:left="2910"/>
       </w:pPr>
       <w:r>
-        <w:lastRenderedPageBreak/>
         <w:t>Wiele części może być zarządzanych przez szefa( wiele do jeden)</w:t>
       </w:r>
     </w:p>
@@ -6486,6 +6476,7 @@
           <w:b/>
           <w:bCs/>
         </w:rPr>
+        <w:lastRenderedPageBreak/>
         <w:t>HistoriaProtokołów</w:t>
       </w:r>
       <w:proofErr w:type="spellEnd"/>
@@ -6854,7 +6845,6 @@
         <w:ind w:left="1482"/>
       </w:pPr>
       <w:r>
-        <w:lastRenderedPageBreak/>
         <w:t>Miejsce w którym przechowywane są części.</w:t>
       </w:r>
     </w:p>
@@ -6883,6 +6873,7 @@
         <w:ind w:left="2922"/>
       </w:pPr>
       <w:r>
+        <w:lastRenderedPageBreak/>
         <w:t>Części (lista obiektów) – lista części wprowadzonych do magazynu</w:t>
       </w:r>
     </w:p>
@@ -7354,38 +7345,38 @@
         <w:ind w:left="2922"/>
       </w:pPr>
       <w:r>
+        <w:t>Jeden mechanik zarządza wieloma częściami ( jeden do wielu)</w:t>
+      </w:r>
+    </w:p>
+    <w:p>
+      <w:pPr>
+        <w:pStyle w:val="Akapitzlist"/>
+        <w:numPr>
+          <w:ilvl w:val="0"/>
+          <w:numId w:val="35"/>
+        </w:numPr>
+        <w:spacing w:line="278" w:lineRule="auto"/>
+        <w:ind w:left="1482"/>
+        <w:rPr>
+          <w:b/>
+          <w:bCs/>
+        </w:rPr>
+      </w:pPr>
+      <w:r>
+        <w:rPr>
+          <w:b/>
+          <w:bCs/>
+        </w:rPr>
+        <w:t>Potwierdzenie</w:t>
+      </w:r>
+    </w:p>
+    <w:p>
+      <w:pPr>
+        <w:pStyle w:val="Akapitzlist"/>
+        <w:ind w:left="1482"/>
+      </w:pPr>
+      <w:r>
         <w:lastRenderedPageBreak/>
-        <w:t>Jeden mechanik zarządza wieloma częściami ( jeden do wielu)</w:t>
-      </w:r>
-    </w:p>
-    <w:p>
-      <w:pPr>
-        <w:pStyle w:val="Akapitzlist"/>
-        <w:numPr>
-          <w:ilvl w:val="0"/>
-          <w:numId w:val="35"/>
-        </w:numPr>
-        <w:spacing w:line="278" w:lineRule="auto"/>
-        <w:ind w:left="1482"/>
-        <w:rPr>
-          <w:b/>
-          <w:bCs/>
-        </w:rPr>
-      </w:pPr>
-      <w:r>
-        <w:rPr>
-          <w:b/>
-          <w:bCs/>
-        </w:rPr>
-        <w:t>Potwierdzenie</w:t>
-      </w:r>
-    </w:p>
-    <w:p>
-      <w:pPr>
-        <w:pStyle w:val="Akapitzlist"/>
-        <w:ind w:left="1482"/>
-      </w:pPr>
-      <w:r>
         <w:t>Potwierdzenie złożenia zlecenia w warsztacie ( generowane przy powstaniu zlecenia)</w:t>
       </w:r>
     </w:p>
@@ -7884,7 +7875,6 @@
         <w:ind w:left="1482"/>
       </w:pPr>
       <w:r>
-        <w:lastRenderedPageBreak/>
         <w:t>Klasa reprezentująca pojazd do holowania, który jest wykorzystywany podczas zlecenia holowania</w:t>
       </w:r>
     </w:p>
@@ -7914,6 +7904,7 @@
       </w:pPr>
       <w:proofErr w:type="spellStart"/>
       <w:r>
+        <w:lastRenderedPageBreak/>
         <w:t>id_pojazduHolowniczego</w:t>
       </w:r>
       <w:proofErr w:type="spellEnd"/>
@@ -8491,8 +8482,11 @@
         <w:ind w:left="2922"/>
       </w:pPr>
       <w:r>
+        <w:t xml:space="preserve">Protokół jest generowany przez zlecenie stacjonarne(potwierdzenie nie będzie istniej jeżeli nie </w:t>
+      </w:r>
+      <w:r>
         <w:lastRenderedPageBreak/>
-        <w:t>Protokół jest generowany przez zlecenie stacjonarne(potwierdzenie nie będzie istniej jeżeli nie będzie połączenia z klasą dziedziczącą po zlecenie ) (kompozycja)</w:t>
+        <w:t>będzie połączenia z klasą dziedziczącą po zlecenie ) (kompozycja)</w:t>
       </w:r>
     </w:p>
     <w:p>
@@ -8922,7 +8916,6 @@
         <w:ind w:left="2202"/>
       </w:pPr>
       <w:r>
-        <w:lastRenderedPageBreak/>
         <w:t>Relacja:</w:t>
       </w:r>
     </w:p>
@@ -8951,6 +8944,7 @@
         <w:ind w:left="2922"/>
       </w:pPr>
       <w:r>
+        <w:lastRenderedPageBreak/>
         <w:t>Jeden szef zarządza wieloma mechanikami ( jeden do wielu)</w:t>
       </w:r>
     </w:p>
@@ -9539,7 +9533,6 @@
       </w:pPr>
       <w:proofErr w:type="spellStart"/>
       <w:r>
-        <w:lastRenderedPageBreak/>
         <w:t>id_mechanika</w:t>
       </w:r>
       <w:proofErr w:type="spellEnd"/>
@@ -9580,6 +9573,7 @@
         <w:ind w:left="2922"/>
       </w:pPr>
       <w:r>
+        <w:lastRenderedPageBreak/>
         <w:t>status (</w:t>
       </w:r>
       <w:proofErr w:type="spellStart"/>
@@ -10013,7 +10007,6 @@
       </w:pPr>
       <w:proofErr w:type="spellStart"/>
       <w:r>
-        <w:lastRenderedPageBreak/>
         <w:t>GenerujProtokuł</w:t>
       </w:r>
       <w:proofErr w:type="spellEnd"/>
@@ -10046,6 +10039,7 @@
         <w:ind w:left="2922"/>
       </w:pPr>
       <w:r>
+        <w:lastRenderedPageBreak/>
         <w:t xml:space="preserve">Zlecenie holowania dziedziczy po klasie zlecenie ( dziedziczenie) </w:t>
       </w:r>
     </w:p>
@@ -10431,61 +10425,61 @@
         <w:ind w:left="2922"/>
       </w:pPr>
       <w:r>
+        <w:t xml:space="preserve">Zlecenie </w:t>
+      </w:r>
+      <w:r>
+        <w:t>stacjonarne</w:t>
+      </w:r>
+      <w:r>
+        <w:t xml:space="preserve"> generuje (tworzy ) Protokół ( kompozycja)</w:t>
+      </w:r>
+    </w:p>
+    <w:p>
+      <w:pPr>
+        <w:pStyle w:val="Akapitzlist"/>
+        <w:ind w:left="1482"/>
+        <w:rPr>
+          <w:b/>
+          <w:bCs/>
+        </w:rPr>
+      </w:pPr>
+    </w:p>
+    <w:p>
+      <w:pPr>
+        <w:pStyle w:val="Akapitzlist"/>
+        <w:numPr>
+          <w:ilvl w:val="0"/>
+          <w:numId w:val="35"/>
+        </w:numPr>
+        <w:spacing w:line="278" w:lineRule="auto"/>
+        <w:ind w:left="1482"/>
+        <w:rPr>
+          <w:b/>
+          <w:bCs/>
+        </w:rPr>
+      </w:pPr>
+      <w:r>
+        <w:rPr>
+          <w:b/>
+          <w:bCs/>
+        </w:rPr>
+        <w:t>Z</w:t>
+      </w:r>
+      <w:r>
+        <w:rPr>
+          <w:b/>
+          <w:bCs/>
+        </w:rPr>
+        <w:t>lecenie wyjazdowe</w:t>
+      </w:r>
+    </w:p>
+    <w:p>
+      <w:pPr>
+        <w:pStyle w:val="Akapitzlist"/>
+        <w:ind w:left="1482"/>
+      </w:pPr>
+      <w:r>
         <w:lastRenderedPageBreak/>
-        <w:t xml:space="preserve">Zlecenie </w:t>
-      </w:r>
-      <w:r>
-        <w:t>stacjonarne</w:t>
-      </w:r>
-      <w:r>
-        <w:t xml:space="preserve"> generuje (tworzy ) Protokół ( kompozycja)</w:t>
-      </w:r>
-    </w:p>
-    <w:p>
-      <w:pPr>
-        <w:pStyle w:val="Akapitzlist"/>
-        <w:ind w:left="1482"/>
-        <w:rPr>
-          <w:b/>
-          <w:bCs/>
-        </w:rPr>
-      </w:pPr>
-    </w:p>
-    <w:p>
-      <w:pPr>
-        <w:pStyle w:val="Akapitzlist"/>
-        <w:numPr>
-          <w:ilvl w:val="0"/>
-          <w:numId w:val="35"/>
-        </w:numPr>
-        <w:spacing w:line="278" w:lineRule="auto"/>
-        <w:ind w:left="1482"/>
-        <w:rPr>
-          <w:b/>
-          <w:bCs/>
-        </w:rPr>
-      </w:pPr>
-      <w:r>
-        <w:rPr>
-          <w:b/>
-          <w:bCs/>
-        </w:rPr>
-        <w:t>Z</w:t>
-      </w:r>
-      <w:r>
-        <w:rPr>
-          <w:b/>
-          <w:bCs/>
-        </w:rPr>
-        <w:t>lecenie wyjazdowe</w:t>
-      </w:r>
-    </w:p>
-    <w:p>
-      <w:pPr>
-        <w:pStyle w:val="Akapitzlist"/>
-        <w:ind w:left="1482"/>
-      </w:pPr>
-      <w:r>
         <w:t xml:space="preserve">Klasa odzwierciedlająca zlecenie </w:t>
       </w:r>
       <w:r>
@@ -10874,41 +10868,41 @@
         <w:ind w:left="2202"/>
       </w:pPr>
       <w:r>
+        <w:t xml:space="preserve">Status (czeka na przyjęcie / w drodze / rozpoczęto w terenie / w trakcie naprawy / naprawione / zakończone / anulowane ) – status zlecenia </w:t>
+      </w:r>
+    </w:p>
+    <w:p>
+      <w:pPr>
+        <w:pStyle w:val="Akapitzlist"/>
+        <w:numPr>
+          <w:ilvl w:val="0"/>
+          <w:numId w:val="50"/>
+        </w:numPr>
+        <w:spacing w:line="278" w:lineRule="auto"/>
+        <w:ind w:left="2202"/>
+      </w:pPr>
+      <w:proofErr w:type="spellStart"/>
+      <w:r>
+        <w:t>StatusCzęści</w:t>
+      </w:r>
+      <w:proofErr w:type="spellEnd"/>
+      <w:r>
+        <w:t xml:space="preserve"> (brak na stanie / ostatnie kilka sztuk / dostępna / zarezerwowane / wycofane z produkcji) – status części w magazynie</w:t>
+      </w:r>
+    </w:p>
+    <w:p>
+      <w:pPr>
+        <w:pStyle w:val="Akapitzlist"/>
+        <w:numPr>
+          <w:ilvl w:val="0"/>
+          <w:numId w:val="50"/>
+        </w:numPr>
+        <w:spacing w:line="278" w:lineRule="auto"/>
+        <w:ind w:left="2202"/>
+      </w:pPr>
+      <w:proofErr w:type="spellStart"/>
+      <w:r>
         <w:lastRenderedPageBreak/>
-        <w:t xml:space="preserve">Status (czeka na przyjęcie / w drodze / rozpoczęto w terenie / w trakcie naprawy / naprawione / zakończone / anulowane ) – status zlecenia </w:t>
-      </w:r>
-    </w:p>
-    <w:p>
-      <w:pPr>
-        <w:pStyle w:val="Akapitzlist"/>
-        <w:numPr>
-          <w:ilvl w:val="0"/>
-          <w:numId w:val="50"/>
-        </w:numPr>
-        <w:spacing w:line="278" w:lineRule="auto"/>
-        <w:ind w:left="2202"/>
-      </w:pPr>
-      <w:proofErr w:type="spellStart"/>
-      <w:r>
-        <w:t>StatusCzęści</w:t>
-      </w:r>
-      <w:proofErr w:type="spellEnd"/>
-      <w:r>
-        <w:t xml:space="preserve"> (brak na stanie / ostatnie kilka sztuk / dostępna / zarezerwowane / wycofane z produkcji) – status części w magazynie</w:t>
-      </w:r>
-    </w:p>
-    <w:p>
-      <w:pPr>
-        <w:pStyle w:val="Akapitzlist"/>
-        <w:numPr>
-          <w:ilvl w:val="0"/>
-          <w:numId w:val="50"/>
-        </w:numPr>
-        <w:spacing w:line="278" w:lineRule="auto"/>
-        <w:ind w:left="2202"/>
-      </w:pPr>
-      <w:proofErr w:type="spellStart"/>
-      <w:r>
         <w:t>StatusLawety</w:t>
       </w:r>
       <w:proofErr w:type="spellEnd"/>
@@ -10993,7 +10987,7 @@
                     <pic:cNvPicPr/>
                   </pic:nvPicPr>
                   <pic:blipFill>
-                    <a:blip r:embed="rId13"/>
+                    <a:blip r:embed="rId14"/>
                     <a:stretch>
                       <a:fillRect/>
                     </a:stretch>
@@ -11091,7 +11085,6 @@
         <w:spacing w:line="278" w:lineRule="auto"/>
       </w:pPr>
       <w:r>
-        <w:lastRenderedPageBreak/>
         <w:t>Zamontowana -  stan po pomyślnym zrealizowaniu zlecenia.</w:t>
       </w:r>
     </w:p>
@@ -11203,6 +11196,7 @@
           </w:tcPr>
           <w:p>
             <w:r>
+              <w:lastRenderedPageBreak/>
               <w:t>Start</w:t>
             </w:r>
           </w:p>
@@ -11632,7 +11626,7 @@
                     <pic:cNvPicPr/>
                   </pic:nvPicPr>
                   <pic:blipFill>
-                    <a:blip r:embed="rId14"/>
+                    <a:blip r:embed="rId15"/>
                     <a:stretch>
                       <a:fillRect/>
                     </a:stretch>
@@ -11678,7 +11672,7 @@
         <w:pStyle w:val="Akapitzlist"/>
         <w:numPr>
           <w:ilvl w:val="0"/>
-          <w:numId w:val="31"/>
+          <w:numId w:val="80"/>
         </w:numPr>
         <w:spacing w:line="278" w:lineRule="auto"/>
         <w:rPr>
@@ -11772,7 +11766,7 @@
         <w:pStyle w:val="Akapitzlist"/>
         <w:numPr>
           <w:ilvl w:val="0"/>
-          <w:numId w:val="31"/>
+          <w:numId w:val="80"/>
         </w:numPr>
         <w:spacing w:line="278" w:lineRule="auto"/>
         <w:rPr>
@@ -12290,7 +12284,7 @@
         <w:pStyle w:val="Akapitzlist"/>
         <w:numPr>
           <w:ilvl w:val="0"/>
-          <w:numId w:val="31"/>
+          <w:numId w:val="80"/>
         </w:numPr>
         <w:spacing w:line="278" w:lineRule="auto"/>
         <w:rPr>
@@ -12393,6 +12387,206 @@
         <w:pStyle w:val="Akapitzlist"/>
         <w:spacing w:line="278" w:lineRule="auto"/>
         <w:ind w:left="1428"/>
+      </w:pPr>
+    </w:p>
+    <w:p>
+      <w:pPr>
+        <w:spacing w:line="278" w:lineRule="auto"/>
+        <w:rPr>
+          <w:b/>
+          <w:bCs/>
+        </w:rPr>
+      </w:pPr>
+      <w:r>
+        <w:rPr>
+          <w:b/>
+          <w:bCs/>
+        </w:rPr>
+        <w:t>Diagram Stanów Zlecenie:</w:t>
+      </w:r>
+    </w:p>
+    <w:p>
+      <w:pPr>
+        <w:spacing w:line="278" w:lineRule="auto"/>
+      </w:pPr>
+      <w:r>
+        <w:lastRenderedPageBreak/>
+        <w:drawing>
+          <wp:inline distT="0" distB="0" distL="0" distR="0" wp14:anchorId="383280A6" wp14:editId="5053DA0D">
+            <wp:extent cx="5731510" cy="2985135"/>
+            <wp:effectExtent l="0" t="0" r="2540" b="5715"/>
+            <wp:docPr id="2025793145" name="Obraz 1"/>
+            <wp:cNvGraphicFramePr>
+              <a:graphicFrameLocks xmlns:a="http://schemas.openxmlformats.org/drawingml/2006/main" noChangeAspect="1"/>
+            </wp:cNvGraphicFramePr>
+            <a:graphic xmlns:a="http://schemas.openxmlformats.org/drawingml/2006/main">
+              <a:graphicData uri="http://schemas.openxmlformats.org/drawingml/2006/picture">
+                <pic:pic xmlns:pic="http://schemas.openxmlformats.org/drawingml/2006/picture">
+                  <pic:nvPicPr>
+                    <pic:cNvPr id="2025793145" name=""/>
+                    <pic:cNvPicPr/>
+                  </pic:nvPicPr>
+                  <pic:blipFill>
+                    <a:blip r:embed="rId16"/>
+                    <a:stretch>
+                      <a:fillRect/>
+                    </a:stretch>
+                  </pic:blipFill>
+                  <pic:spPr>
+                    <a:xfrm>
+                      <a:off x="0" y="0"/>
+                      <a:ext cx="5731510" cy="2985135"/>
+                    </a:xfrm>
+                    <a:prstGeom prst="rect">
+                      <a:avLst/>
+                    </a:prstGeom>
+                  </pic:spPr>
+                </pic:pic>
+              </a:graphicData>
+            </a:graphic>
+          </wp:inline>
+        </w:drawing>
+      </w:r>
+    </w:p>
+    <w:p>
+      <w:pPr>
+        <w:spacing w:line="278" w:lineRule="auto"/>
+        <w:rPr>
+          <w:b/>
+          <w:bCs/>
+        </w:rPr>
+      </w:pPr>
+      <w:r>
+        <w:rPr>
+          <w:b/>
+          <w:bCs/>
+        </w:rPr>
+        <w:t>Opis diagramu stanów Zlecenie:</w:t>
+      </w:r>
+    </w:p>
+    <w:p>
+      <w:pPr>
+        <w:pStyle w:val="Akapitzlist"/>
+        <w:numPr>
+          <w:ilvl w:val="0"/>
+          <w:numId w:val="81"/>
+        </w:numPr>
+        <w:spacing w:line="278" w:lineRule="auto"/>
+        <w:rPr>
+          <w:b/>
+          <w:bCs/>
+        </w:rPr>
+      </w:pPr>
+      <w:r>
+        <w:rPr>
+          <w:b/>
+          <w:bCs/>
+        </w:rPr>
+        <w:t>Stany:</w:t>
+      </w:r>
+    </w:p>
+    <w:p>
+      <w:pPr>
+        <w:pStyle w:val="Akapitzlist"/>
+        <w:numPr>
+          <w:ilvl w:val="0"/>
+          <w:numId w:val="82"/>
+        </w:numPr>
+        <w:spacing w:line="278" w:lineRule="auto"/>
+      </w:pPr>
+      <w:r>
+        <w:t xml:space="preserve">czeka na przyjęcie – zlecenie zostało pomyślnie utworzone w bazie danych </w:t>
+      </w:r>
+      <w:r>
+        <w:t xml:space="preserve"> i </w:t>
+      </w:r>
+      <w:r>
+        <w:t>oczekuje na nadejście planowanej daty realizacji lub przybycie klienta.</w:t>
+      </w:r>
+    </w:p>
+    <w:p>
+      <w:pPr>
+        <w:pStyle w:val="Akapitzlist"/>
+        <w:numPr>
+          <w:ilvl w:val="0"/>
+          <w:numId w:val="82"/>
+        </w:numPr>
+        <w:spacing w:line="278" w:lineRule="auto"/>
+      </w:pPr>
+      <w:r>
+        <w:t xml:space="preserve">w drodze – status aktywny dla zleceń o charakterze wyjazdowym, w którym przypisany mechanik przemieszcza się pod adres wskazany przez klienta.  anulowanie – konto zlecenia zostaje przerwane i zamknięte bez realizacji z powodu rezygnacji lub nieobecności klienta.  </w:t>
+      </w:r>
+    </w:p>
+    <w:p>
+      <w:pPr>
+        <w:pStyle w:val="Akapitzlist"/>
+        <w:numPr>
+          <w:ilvl w:val="0"/>
+          <w:numId w:val="82"/>
+        </w:numPr>
+        <w:spacing w:line="278" w:lineRule="auto"/>
+      </w:pPr>
+      <w:r>
+        <w:t xml:space="preserve">W trakcie naprawy – pojazd znajduje się fizycznie na hali warsztatowej, gdzie mechanicy prowadzą zaawansowane prace naprawcze.  </w:t>
+      </w:r>
+    </w:p>
+    <w:p>
+      <w:pPr>
+        <w:pStyle w:val="Akapitzlist"/>
+        <w:numPr>
+          <w:ilvl w:val="0"/>
+          <w:numId w:val="82"/>
+        </w:numPr>
+        <w:spacing w:line="278" w:lineRule="auto"/>
+      </w:pPr>
+      <w:r>
+        <w:t xml:space="preserve">rozpoczęto w terenie – mechanik dotarł na miejsce awarii i przystąpił do diagnostyki lub mobilnej próby usunięcia usterki.  </w:t>
+      </w:r>
+    </w:p>
+    <w:p>
+      <w:pPr>
+        <w:pStyle w:val="Akapitzlist"/>
+        <w:numPr>
+          <w:ilvl w:val="0"/>
+          <w:numId w:val="82"/>
+        </w:numPr>
+        <w:spacing w:line="278" w:lineRule="auto"/>
+      </w:pPr>
+      <w:r>
+        <w:t xml:space="preserve">naprawione – wszystkie czynności techniczne zostały pomyślnie sfinalizowane, a pojazd oczekuje na odbiór.  </w:t>
+      </w:r>
+    </w:p>
+    <w:p>
+      <w:pPr>
+        <w:pStyle w:val="Akapitzlist"/>
+        <w:numPr>
+          <w:ilvl w:val="0"/>
+          <w:numId w:val="82"/>
+        </w:numPr>
+        <w:spacing w:line="278" w:lineRule="auto"/>
+      </w:pPr>
+      <w:r>
+        <w:t>zakończone – klient uregulował należność finansową, system wygenerował protokół końcowy, a zlecenie zostało pomyślnie zamknięte.</w:t>
+      </w:r>
+    </w:p>
+    <w:p>
+      <w:pPr>
+        <w:pStyle w:val="Akapitzlist"/>
+        <w:spacing w:line="278" w:lineRule="auto"/>
+        <w:rPr>
+          <w:b/>
+          <w:bCs/>
+        </w:rPr>
+      </w:pPr>
+    </w:p>
+    <w:p>
+      <w:pPr>
+        <w:pStyle w:val="Akapitzlist"/>
+        <w:spacing w:line="278" w:lineRule="auto"/>
+        <w:rPr>
+          <w:b/>
+          <w:bCs/>
+        </w:rPr>
       </w:pPr>
     </w:p>
     <w:p>
@@ -12441,7 +12635,7 @@
                     <pic:cNvPicPr/>
                   </pic:nvPicPr>
                   <pic:blipFill>
-                    <a:blip r:embed="rId15" cstate="print">
+                    <a:blip r:embed="rId17" cstate="print">
                       <a:extLst>
                         <a:ext uri="{28A0092B-C50C-407E-A947-70E740481C1C}">
                           <a14:useLocalDpi xmlns:a14="http://schemas.microsoft.com/office/drawing/2010/main" val="0"/>
@@ -12471,7 +12665,7 @@
     <w:p>
       <w:pPr>
         <w:pBdr>
-          <w:bottom w:val="single" w:color="auto" w:sz="6" w:space="1"/>
+          <w:bottom w:val="single" w:sz="6" w:space="1" w:color="auto"/>
         </w:pBdr>
         <w:rPr>
           <w:b/>
@@ -14656,7 +14850,7 @@
     <w:p>
       <w:pPr>
         <w:pBdr>
-          <w:bottom w:val="single" w:color="auto" w:sz="6" w:space="1"/>
+          <w:bottom w:val="single" w:sz="6" w:space="1" w:color="auto"/>
         </w:pBdr>
         <w:rPr>
           <w:b/>
@@ -14677,13 +14871,52 @@
     </w:p>
     <w:p>
       <w:r>
-        <w:t>coś</w:t>
+        <w:t>Diagram wdrożenia:</w:t>
+      </w:r>
+    </w:p>
+    <w:p>
+      <w:r>
+        <w:drawing>
+          <wp:inline distT="0" distB="0" distL="0" distR="0" wp14:anchorId="39BC8E7E" wp14:editId="6CEB4E7C">
+            <wp:extent cx="5731510" cy="2967990"/>
+            <wp:effectExtent l="0" t="0" r="2540" b="3810"/>
+            <wp:docPr id="309452329" name="Obraz 1"/>
+            <wp:cNvGraphicFramePr>
+              <a:graphicFrameLocks xmlns:a="http://schemas.openxmlformats.org/drawingml/2006/main" noChangeAspect="1"/>
+            </wp:cNvGraphicFramePr>
+            <a:graphic xmlns:a="http://schemas.openxmlformats.org/drawingml/2006/main">
+              <a:graphicData uri="http://schemas.openxmlformats.org/drawingml/2006/picture">
+                <pic:pic xmlns:pic="http://schemas.openxmlformats.org/drawingml/2006/picture">
+                  <pic:nvPicPr>
+                    <pic:cNvPr id="309452329" name=""/>
+                    <pic:cNvPicPr/>
+                  </pic:nvPicPr>
+                  <pic:blipFill>
+                    <a:blip r:embed="rId18"/>
+                    <a:stretch>
+                      <a:fillRect/>
+                    </a:stretch>
+                  </pic:blipFill>
+                  <pic:spPr>
+                    <a:xfrm>
+                      <a:off x="0" y="0"/>
+                      <a:ext cx="5731510" cy="2967990"/>
+                    </a:xfrm>
+                    <a:prstGeom prst="rect">
+                      <a:avLst/>
+                    </a:prstGeom>
+                  </pic:spPr>
+                </pic:pic>
+              </a:graphicData>
+            </a:graphic>
+          </wp:inline>
+        </w:drawing>
       </w:r>
     </w:p>
     <w:p>
       <w:pPr>
         <w:pBdr>
-          <w:bottom w:val="single" w:color="auto" w:sz="6" w:space="1"/>
+          <w:bottom w:val="single" w:sz="6" w:space="1" w:color="auto"/>
         </w:pBdr>
         <w:rPr>
           <w:b/>
@@ -14699,6 +14932,7 @@
           <w:sz w:val="32"/>
           <w:szCs w:val="32"/>
         </w:rPr>
+        <w:lastRenderedPageBreak/>
         <w:t>Plan Pracy</w:t>
       </w:r>
     </w:p>
@@ -14710,7 +14944,7 @@
     <w:p>
       <w:pPr>
         <w:pBdr>
-          <w:bottom w:val="single" w:color="auto" w:sz="6" w:space="1"/>
+          <w:bottom w:val="single" w:sz="6" w:space="1" w:color="auto"/>
         </w:pBdr>
         <w:rPr>
           <w:b/>
@@ -14854,16 +15088,7 @@
         </w:numPr>
       </w:pPr>
       <w:r>
-        <w:t>M</w:t>
-      </w:r>
-      <w:r>
-        <w:t>etod</w:t>
-      </w:r>
-      <w:r>
-        <w:t>y</w:t>
-      </w:r>
-      <w:r>
-        <w:t xml:space="preserve"> zapobiegania: </w:t>
+        <w:t xml:space="preserve">Metody zapobiegania: </w:t>
       </w:r>
     </w:p>
     <w:p>
@@ -14892,7 +15117,6 @@
         </w:numPr>
       </w:pPr>
       <w:r>
-        <w:lastRenderedPageBreak/>
         <w:t xml:space="preserve">wdrożenie zapory sieciowej przeciwdziałającej atakom </w:t>
       </w:r>
       <w:proofErr w:type="spellStart"/>
@@ -14910,13 +15134,7 @@
         </w:numPr>
       </w:pPr>
       <w:r>
-        <w:t>stosowanie szyfrowania haseł (np.</w:t>
-      </w:r>
-      <w:r>
-        <w:t>:</w:t>
-      </w:r>
-      <w:r>
-        <w:t xml:space="preserve"> </w:t>
+        <w:t xml:space="preserve">stosowanie szyfrowania haseł (np.: </w:t>
       </w:r>
       <w:proofErr w:type="spellStart"/>
       <w:r>
@@ -14936,13 +15154,7 @@
         </w:numPr>
       </w:pPr>
       <w:r>
-        <w:t>separacja uprawnień (</w:t>
-      </w:r>
-      <w:r>
-        <w:t xml:space="preserve">np.: </w:t>
-      </w:r>
-      <w:r>
-        <w:t>mechanik nie ma dostępu do plików systemowych).</w:t>
+        <w:t>separacja uprawnień (np.: mechanik nie ma dostępu do plików systemowych).</w:t>
       </w:r>
     </w:p>
     <w:p>
@@ -15002,10 +15214,7 @@
       </w:r>
       <w:proofErr w:type="spellEnd"/>
       <w:r>
-        <w:t xml:space="preserve"> – odcięcie serwera od sieci, postawienie czystej instancji systemu w nowej infrastrukturze chmurowej i przywrócenie danych z ostatnie</w:t>
-      </w:r>
-      <w:r>
-        <w:t>j kopii zapasowej.</w:t>
+        <w:t xml:space="preserve"> – odcięcie serwera od sieci, postawienie czystej instancji systemu w nowej infrastrukturze chmurowej i przywrócenie danych z ostatniej kopii zapasowej.</w:t>
       </w:r>
     </w:p>
     <w:p/>
@@ -15086,13 +15295,7 @@
         </w:numPr>
       </w:pPr>
       <w:r>
-        <w:t>meto</w:t>
-      </w:r>
-      <w:r>
-        <w:t>dy</w:t>
-      </w:r>
-      <w:r>
-        <w:t xml:space="preserve"> zapobiegania: </w:t>
+        <w:t xml:space="preserve">metody zapobiegania: </w:t>
       </w:r>
     </w:p>
     <w:p>
@@ -15184,6 +15387,7 @@
         </w:rPr>
       </w:pPr>
       <w:r>
+        <w:lastRenderedPageBreak/>
         <w:t xml:space="preserve">Natychmiastowe zablokowanie skompromitowanych kont lub luk bezpieczeństwa. </w:t>
       </w:r>
     </w:p>
@@ -15347,7 +15551,6 @@
         <w:ind w:left="2127"/>
       </w:pPr>
       <w:r>
-        <w:lastRenderedPageBreak/>
         <w:t>Przeprowadzanie testów aplikacji na środowisku testowym  przed wdrożeniem zmian na serwer produkcyjny.</w:t>
       </w:r>
     </w:p>
@@ -15548,6 +15751,7 @@
         </w:numPr>
       </w:pPr>
       <w:r>
+        <w:lastRenderedPageBreak/>
         <w:t>Jeśli awarii ulegnie API do VIN, system wyświetla komunikat: „Automatyczne pobieranie danych pojazdu jest chwilowo niedostępne. Prosimy wpisać dane ręcznie”.</w:t>
       </w:r>
     </w:p>
@@ -15697,7 +15901,6 @@
         </w:numPr>
       </w:pPr>
       <w:r>
-        <w:lastRenderedPageBreak/>
         <w:t xml:space="preserve">W przypadku całkowitego braku sieci, Administrator loguje się do systemu za pomocą własnego </w:t>
       </w:r>
       <w:proofErr w:type="spellStart"/>
@@ -15718,7 +15921,7 @@
     <w:p>
       <w:pPr>
         <w:pBdr>
-          <w:bottom w:val="single" w:color="auto" w:sz="6" w:space="1"/>
+          <w:bottom w:val="single" w:sz="6" w:space="1" w:color="auto"/>
         </w:pBdr>
         <w:rPr>
           <w:b/>
@@ -15734,16 +15937,7 @@
           <w:sz w:val="32"/>
           <w:szCs w:val="32"/>
         </w:rPr>
-        <w:t>Koszto</w:t>
-      </w:r>
-      <w:r>
-        <w:rPr>
-          <w:b/>
-          <w:bCs/>
-          <w:sz w:val="32"/>
-          <w:szCs w:val="32"/>
-        </w:rPr>
-        <w:t>rys realizacji przedsięwzięcia</w:t>
+        <w:t>Kosztorys realizacji przedsięwzięcia</w:t>
       </w:r>
     </w:p>
     <w:p>
@@ -15840,10 +16034,7 @@
               <w:t>Koszt</w:t>
             </w:r>
             <w:r>
-              <w:t xml:space="preserve"> </w:t>
-            </w:r>
-            <w:r>
-              <w:t>netto</w:t>
+              <w:t xml:space="preserve"> netto</w:t>
             </w:r>
           </w:p>
         </w:tc>
@@ -16003,7 +16194,11 @@
               <w:ind w:left="0"/>
             </w:pPr>
             <w:r>
-              <w:t>Stworzenie uproszczonego panelu mechanika w przeglądarce tabletów. Podgląd przypisanych zleceń, zmiany statusów.</w:t>
+              <w:t xml:space="preserve">Stworzenie uproszczonego panelu mechanika w przeglądarce tabletów. Podgląd </w:t>
+            </w:r>
+            <w:r>
+              <w:lastRenderedPageBreak/>
+              <w:t>przypisanych zleceń, zmiany statusów.</w:t>
             </w:r>
           </w:p>
         </w:tc>
@@ -16017,6 +16212,7 @@
               <w:ind w:left="0"/>
             </w:pPr>
             <w:r>
+              <w:lastRenderedPageBreak/>
               <w:t>7000 zł</w:t>
             </w:r>
           </w:p>
@@ -16280,7 +16476,6 @@
           <w:b/>
           <w:bCs/>
         </w:rPr>
-        <w:lastRenderedPageBreak/>
         <w:t xml:space="preserve">Wariant 2 ( Wersja </w:t>
       </w:r>
       <w:proofErr w:type="spellStart"/>
@@ -16725,6 +16920,7 @@
               <w:ind w:left="0"/>
             </w:pPr>
             <w:r>
+              <w:lastRenderedPageBreak/>
               <w:t>6</w:t>
             </w:r>
           </w:p>
@@ -16811,13 +17007,7 @@
               <w:ind w:left="0"/>
             </w:pPr>
             <w:r>
-              <w:t xml:space="preserve">Indywidualne szkolenie każdego z pracowników na hali, przygotowanie wideo z instrukcją obsługi </w:t>
-            </w:r>
-            <w:r>
-              <w:t>oraz</w:t>
-            </w:r>
-            <w:r>
-              <w:t xml:space="preserve"> 1 miesięczne wsparcie powdrożeniowe</w:t>
+              <w:t>Indywidualne szkolenie każdego z pracowników na hali, przygotowanie wideo z instrukcją obsługi oraz 1 miesięczne wsparcie powdrożeniowe</w:t>
             </w:r>
           </w:p>
         </w:tc>
@@ -16935,7 +17125,6 @@
           <w:sz w:val="28"/>
           <w:szCs w:val="28"/>
         </w:rPr>
-        <w:lastRenderedPageBreak/>
         <w:t>Warunki płatności:</w:t>
       </w:r>
     </w:p>
@@ -16959,10 +17148,7 @@
         <w:t>Zaliczka (20% wybranego wariantu) : Płatna  do terminu 7 dni po podpisaniu umowy</w:t>
       </w:r>
       <w:r>
-        <w:t xml:space="preserve"> </w:t>
-      </w:r>
-      <w:r>
-        <w:t>oraz dostania faktury</w:t>
+        <w:t xml:space="preserve"> oraz dostania faktury</w:t>
       </w:r>
       <w:r>
         <w:t>. Wpłacenie zaliczki wiąże się z zaczęciem prac analitycznych i projektowych.</w:t>
@@ -16985,13 +17171,7 @@
       </w:r>
       <w:proofErr w:type="spellEnd"/>
       <w:r>
-        <w:t xml:space="preserve"> i modułem administratora. Płatność do terminu 7 dni od demonstracji postępu dla szefa warsztatu </w:t>
-      </w:r>
-      <w:r>
-        <w:t>oraz dostania faktury</w:t>
-      </w:r>
-      <w:r>
-        <w:t>.</w:t>
+        <w:t xml:space="preserve"> i modułem administratora. Płatność do terminu 7 dni od demonstracji postępu dla szefa warsztatu oraz dostania faktury.</w:t>
       </w:r>
     </w:p>
     <w:p>
@@ -17070,7 +17250,7 @@
       </w:r>
     </w:p>
     <w:sectPr>
-      <w:pgSz w:w="11906" w:h="16838" w:orient="portrait"/>
+      <w:pgSz w:w="11906" w:h="16838"/>
       <w:pgMar w:top="1440" w:right="1440" w:bottom="1440" w:left="1440" w:header="708" w:footer="708" w:gutter="0"/>
       <w:cols w:space="708"/>
       <w:docGrid w:linePitch="360"/>
@@ -17082,6 +17262,155 @@
 <file path=word/numbering.xml><?xml version="1.0" encoding="utf-8"?>
 <w:numbering xmlns:wpc="http://schemas.microsoft.com/office/word/2010/wordprocessingCanvas" xmlns:cx="http://schemas.microsoft.com/office/drawing/2014/chartex" xmlns:cx1="http://schemas.microsoft.com/office/drawing/2015/9/8/chartex" xmlns:cx2="http://schemas.microsoft.com/office/drawing/2015/10/21/chartex" xmlns:cx3="http://schemas.microsoft.com/office/drawing/2016/5/9/chartex" xmlns:cx4="http://schemas.microsoft.com/office/drawing/2016/5/10/chartex" xmlns:cx5="http://schemas.microsoft.com/office/drawing/2016/5/11/chartex" xmlns:cx6="http://schemas.microsoft.com/office/drawing/2016/5/12/chartex" xmlns:cx7="http://schemas.microsoft.com/office/drawing/2016/5/13/chartex" xmlns:cx8="http://schemas.microsoft.com/office/drawing/2016/5/14/chartex" xmlns:mc="http://schemas.openxmlformats.org/markup-compatibility/2006" xmlns:aink="http://schemas.microsoft.com/office/drawing/2016/ink" xmlns:am3d="http://schemas.microsoft.com/office/drawing/2017/model3d" xmlns:o="urn:schemas-microsoft-com:office:office" xmlns:oel="http://schemas.microsoft.com/office/2019/extlst" xmlns:r="http://schemas.openxmlformats.org/officeDocument/2006/relationships" xmlns:m="http://schemas.openxmlformats.org/officeDocument/2006/math" xmlns:v="urn:schemas-microsoft-com:vml" xmlns:wp14="http://schemas.microsoft.com/office/word/2010/wordprocessingDrawing" xmlns:wp="http://schemas.openxmlformats.org/drawingml/2006/wordprocessingDrawing" xmlns:w10="urn:schemas-microsoft-com:office:word" xmlns:w="http://schemas.openxmlformats.org/wordprocessingml/2006/main" xmlns:w14="http://schemas.microsoft.com/office/word/2010/wordml" xmlns:w15="http://schemas.microsoft.com/office/word/2012/wordml" xmlns:w16cex="http://schemas.microsoft.com/office/word/2018/wordml/cex" xmlns:w16cid="http://schemas.microsoft.com/office/word/2016/wordml/cid" xmlns:w16="http://schemas.microsoft.com/office/word/2018/wordml" xmlns:w16du="http://schemas.microsoft.com/office/word/2023/wordml/word16du" xmlns:w16sdtdh="http://schemas.microsoft.com/office/word/2020/wordml/sdtdatahash" xmlns:w16sdtfl="http://schemas.microsoft.com/office/word/2024/wordml/sdtformatlock" xmlns:w16se="http://schemas.microsoft.com/office/word/2015/wordml/symex" xmlns:wpg="http://schemas.microsoft.com/office/word/2010/wordprocessingGroup" xmlns:wpi="http://schemas.microsoft.com/office/word/2010/wordprocessingInk" xmlns:wne="http://schemas.microsoft.com/office/word/2006/wordml" xmlns:wps="http://schemas.microsoft.com/office/word/2010/wordprocessingShape" mc:Ignorable="w14 w15 w16se w16cid w16 w16cex w16sdtdh w16sdtfl w16du wp14">
   <w:abstractNum w:abstractNumId="0" w15:restartNumberingAfterBreak="0">
+    <w:nsid w:val="001E3320"/>
+    <w:multiLevelType w:val="multilevel"/>
+    <w:tmpl w:val="184ECAB0"/>
+    <w:lvl w:ilvl="0">
+      <w:start w:val="1"/>
+      <w:numFmt w:val="bullet"/>
+      <w:lvlText w:val=""/>
+      <w:lvlJc w:val="left"/>
+      <w:pPr>
+        <w:tabs>
+          <w:tab w:val="num" w:pos="720"/>
+        </w:tabs>
+        <w:ind w:left="720" w:hanging="360"/>
+      </w:pPr>
+      <w:rPr>
+        <w:rFonts w:ascii="Symbol" w:hAnsi="Symbol" w:hint="default"/>
+        <w:sz w:val="20"/>
+      </w:rPr>
+    </w:lvl>
+    <w:lvl w:ilvl="1" w:tentative="1">
+      <w:start w:val="1"/>
+      <w:numFmt w:val="bullet"/>
+      <w:lvlText w:val="o"/>
+      <w:lvlJc w:val="left"/>
+      <w:pPr>
+        <w:tabs>
+          <w:tab w:val="num" w:pos="1440"/>
+        </w:tabs>
+        <w:ind w:left="1440" w:hanging="360"/>
+      </w:pPr>
+      <w:rPr>
+        <w:rFonts w:ascii="Courier New" w:hAnsi="Courier New" w:hint="default"/>
+        <w:sz w:val="20"/>
+      </w:rPr>
+    </w:lvl>
+    <w:lvl w:ilvl="2" w:tentative="1">
+      <w:start w:val="1"/>
+      <w:numFmt w:val="bullet"/>
+      <w:lvlText w:val=""/>
+      <w:lvlJc w:val="left"/>
+      <w:pPr>
+        <w:tabs>
+          <w:tab w:val="num" w:pos="2160"/>
+        </w:tabs>
+        <w:ind w:left="2160" w:hanging="360"/>
+      </w:pPr>
+      <w:rPr>
+        <w:rFonts w:ascii="Wingdings" w:hAnsi="Wingdings" w:hint="default"/>
+        <w:sz w:val="20"/>
+      </w:rPr>
+    </w:lvl>
+    <w:lvl w:ilvl="3" w:tentative="1">
+      <w:start w:val="1"/>
+      <w:numFmt w:val="bullet"/>
+      <w:lvlText w:val=""/>
+      <w:lvlJc w:val="left"/>
+      <w:pPr>
+        <w:tabs>
+          <w:tab w:val="num" w:pos="2880"/>
+        </w:tabs>
+        <w:ind w:left="2880" w:hanging="360"/>
+      </w:pPr>
+      <w:rPr>
+        <w:rFonts w:ascii="Wingdings" w:hAnsi="Wingdings" w:hint="default"/>
+        <w:sz w:val="20"/>
+      </w:rPr>
+    </w:lvl>
+    <w:lvl w:ilvl="4" w:tentative="1">
+      <w:start w:val="1"/>
+      <w:numFmt w:val="bullet"/>
+      <w:lvlText w:val=""/>
+      <w:lvlJc w:val="left"/>
+      <w:pPr>
+        <w:tabs>
+          <w:tab w:val="num" w:pos="3600"/>
+        </w:tabs>
+        <w:ind w:left="3600" w:hanging="360"/>
+      </w:pPr>
+      <w:rPr>
+        <w:rFonts w:ascii="Wingdings" w:hAnsi="Wingdings" w:hint="default"/>
+        <w:sz w:val="20"/>
+      </w:rPr>
+    </w:lvl>
+    <w:lvl w:ilvl="5" w:tentative="1">
+      <w:start w:val="1"/>
+      <w:numFmt w:val="bullet"/>
+      <w:lvlText w:val=""/>
+      <w:lvlJc w:val="left"/>
+      <w:pPr>
+        <w:tabs>
+          <w:tab w:val="num" w:pos="4320"/>
+        </w:tabs>
+        <w:ind w:left="4320" w:hanging="360"/>
+      </w:pPr>
+      <w:rPr>
+        <w:rFonts w:ascii="Wingdings" w:hAnsi="Wingdings" w:hint="default"/>
+        <w:sz w:val="20"/>
+      </w:rPr>
+    </w:lvl>
+    <w:lvl w:ilvl="6" w:tentative="1">
+      <w:start w:val="1"/>
+      <w:numFmt w:val="bullet"/>
+      <w:lvlText w:val=""/>
+      <w:lvlJc w:val="left"/>
+      <w:pPr>
+        <w:tabs>
+          <w:tab w:val="num" w:pos="5040"/>
+        </w:tabs>
+        <w:ind w:left="5040" w:hanging="360"/>
+      </w:pPr>
+      <w:rPr>
+        <w:rFonts w:ascii="Wingdings" w:hAnsi="Wingdings" w:hint="default"/>
+        <w:sz w:val="20"/>
+      </w:rPr>
+    </w:lvl>
+    <w:lvl w:ilvl="7" w:tentative="1">
+      <w:start w:val="1"/>
+      <w:numFmt w:val="bullet"/>
+      <w:lvlText w:val=""/>
+      <w:lvlJc w:val="left"/>
+      <w:pPr>
+        <w:tabs>
+          <w:tab w:val="num" w:pos="5760"/>
+        </w:tabs>
+        <w:ind w:left="5760" w:hanging="360"/>
+      </w:pPr>
+      <w:rPr>
+        <w:rFonts w:ascii="Wingdings" w:hAnsi="Wingdings" w:hint="default"/>
+        <w:sz w:val="20"/>
+      </w:rPr>
+    </w:lvl>
+    <w:lvl w:ilvl="8" w:tentative="1">
+      <w:start w:val="1"/>
+      <w:numFmt w:val="bullet"/>
+      <w:lvlText w:val=""/>
+      <w:lvlJc w:val="left"/>
+      <w:pPr>
+        <w:tabs>
+          <w:tab w:val="num" w:pos="6480"/>
+        </w:tabs>
+        <w:ind w:left="6480" w:hanging="360"/>
+      </w:pPr>
+      <w:rPr>
+        <w:rFonts w:ascii="Wingdings" w:hAnsi="Wingdings" w:hint="default"/>
+        <w:sz w:val="20"/>
+      </w:rPr>
+    </w:lvl>
+  </w:abstractNum>
+  <w:abstractNum w:abstractNumId="1" w15:restartNumberingAfterBreak="0">
     <w:nsid w:val="02134E05"/>
     <w:multiLevelType w:val="hybridMultilevel"/>
     <w:tmpl w:val="A658ED84"/>
@@ -17094,7 +17423,7 @@
         <w:ind w:left="1428" w:hanging="360"/>
       </w:pPr>
       <w:rPr>
-        <w:rFonts w:hint="default" w:ascii="Symbol" w:hAnsi="Symbol"/>
+        <w:rFonts w:ascii="Symbol" w:hAnsi="Symbol" w:hint="default"/>
       </w:rPr>
     </w:lvl>
     <w:lvl w:ilvl="1" w:tplc="04150003">
@@ -17106,7 +17435,7 @@
         <w:ind w:left="2148" w:hanging="360"/>
       </w:pPr>
       <w:rPr>
-        <w:rFonts w:hint="default" w:ascii="Courier New" w:hAnsi="Courier New" w:cs="Courier New"/>
+        <w:rFonts w:ascii="Courier New" w:hAnsi="Courier New" w:cs="Courier New" w:hint="default"/>
       </w:rPr>
     </w:lvl>
     <w:lvl w:ilvl="2" w:tplc="04150005" w:tentative="1">
@@ -17118,7 +17447,7 @@
         <w:ind w:left="2868" w:hanging="360"/>
       </w:pPr>
       <w:rPr>
-        <w:rFonts w:hint="default" w:ascii="Wingdings" w:hAnsi="Wingdings"/>
+        <w:rFonts w:ascii="Wingdings" w:hAnsi="Wingdings" w:hint="default"/>
       </w:rPr>
     </w:lvl>
     <w:lvl w:ilvl="3" w:tplc="04150001" w:tentative="1">
@@ -17130,7 +17459,7 @@
         <w:ind w:left="3588" w:hanging="360"/>
       </w:pPr>
       <w:rPr>
-        <w:rFonts w:hint="default" w:ascii="Symbol" w:hAnsi="Symbol"/>
+        <w:rFonts w:ascii="Symbol" w:hAnsi="Symbol" w:hint="default"/>
       </w:rPr>
     </w:lvl>
     <w:lvl w:ilvl="4" w:tplc="04150003" w:tentative="1">
@@ -17142,7 +17471,7 @@
         <w:ind w:left="4308" w:hanging="360"/>
       </w:pPr>
       <w:rPr>
-        <w:rFonts w:hint="default" w:ascii="Courier New" w:hAnsi="Courier New" w:cs="Courier New"/>
+        <w:rFonts w:ascii="Courier New" w:hAnsi="Courier New" w:cs="Courier New" w:hint="default"/>
       </w:rPr>
     </w:lvl>
     <w:lvl w:ilvl="5" w:tplc="04150005" w:tentative="1">
@@ -17154,7 +17483,7 @@
         <w:ind w:left="5028" w:hanging="360"/>
       </w:pPr>
       <w:rPr>
-        <w:rFonts w:hint="default" w:ascii="Wingdings" w:hAnsi="Wingdings"/>
+        <w:rFonts w:ascii="Wingdings" w:hAnsi="Wingdings" w:hint="default"/>
       </w:rPr>
     </w:lvl>
     <w:lvl w:ilvl="6" w:tplc="04150001" w:tentative="1">
@@ -17166,7 +17495,7 @@
         <w:ind w:left="5748" w:hanging="360"/>
       </w:pPr>
       <w:rPr>
-        <w:rFonts w:hint="default" w:ascii="Symbol" w:hAnsi="Symbol"/>
+        <w:rFonts w:ascii="Symbol" w:hAnsi="Symbol" w:hint="default"/>
       </w:rPr>
     </w:lvl>
     <w:lvl w:ilvl="7" w:tplc="04150003" w:tentative="1">
@@ -17178,7 +17507,7 @@
         <w:ind w:left="6468" w:hanging="360"/>
       </w:pPr>
       <w:rPr>
-        <w:rFonts w:hint="default" w:ascii="Courier New" w:hAnsi="Courier New" w:cs="Courier New"/>
+        <w:rFonts w:ascii="Courier New" w:hAnsi="Courier New" w:cs="Courier New" w:hint="default"/>
       </w:rPr>
     </w:lvl>
     <w:lvl w:ilvl="8" w:tplc="04150005" w:tentative="1">
@@ -17190,11 +17519,11 @@
         <w:ind w:left="7188" w:hanging="360"/>
       </w:pPr>
       <w:rPr>
-        <w:rFonts w:hint="default" w:ascii="Wingdings" w:hAnsi="Wingdings"/>
+        <w:rFonts w:ascii="Wingdings" w:hAnsi="Wingdings" w:hint="default"/>
       </w:rPr>
     </w:lvl>
   </w:abstractNum>
-  <w:abstractNum w:abstractNumId="1" w15:restartNumberingAfterBreak="0">
+  <w:abstractNum w:abstractNumId="2" w15:restartNumberingAfterBreak="0">
     <w:nsid w:val="02592A9A"/>
     <w:multiLevelType w:val="hybridMultilevel"/>
     <w:tmpl w:val="5D7E476A"/>
@@ -17207,7 +17536,7 @@
         <w:ind w:left="720" w:hanging="360"/>
       </w:pPr>
       <w:rPr>
-        <w:rFonts w:hint="default" w:ascii="Aptos" w:hAnsi="Aptos"/>
+        <w:rFonts w:ascii="Aptos" w:hAnsi="Aptos" w:hint="default"/>
       </w:rPr>
     </w:lvl>
     <w:lvl w:ilvl="1" w:tplc="6964B258">
@@ -17219,7 +17548,7 @@
         <w:ind w:left="1440" w:hanging="360"/>
       </w:pPr>
       <w:rPr>
-        <w:rFonts w:hint="default" w:ascii="Courier New" w:hAnsi="Courier New"/>
+        <w:rFonts w:ascii="Courier New" w:hAnsi="Courier New" w:hint="default"/>
       </w:rPr>
     </w:lvl>
     <w:lvl w:ilvl="2" w:tplc="4E300EB4">
@@ -17231,7 +17560,7 @@
         <w:ind w:left="2160" w:hanging="360"/>
       </w:pPr>
       <w:rPr>
-        <w:rFonts w:hint="default" w:ascii="Wingdings" w:hAnsi="Wingdings"/>
+        <w:rFonts w:ascii="Wingdings" w:hAnsi="Wingdings" w:hint="default"/>
       </w:rPr>
     </w:lvl>
     <w:lvl w:ilvl="3" w:tplc="5A7485C4">
@@ -17243,7 +17572,7 @@
         <w:ind w:left="2880" w:hanging="360"/>
       </w:pPr>
       <w:rPr>
-        <w:rFonts w:hint="default" w:ascii="Symbol" w:hAnsi="Symbol"/>
+        <w:rFonts w:ascii="Symbol" w:hAnsi="Symbol" w:hint="default"/>
       </w:rPr>
     </w:lvl>
     <w:lvl w:ilvl="4" w:tplc="371CBE50">
@@ -17255,7 +17584,7 @@
         <w:ind w:left="3600" w:hanging="360"/>
       </w:pPr>
       <w:rPr>
-        <w:rFonts w:hint="default" w:ascii="Courier New" w:hAnsi="Courier New"/>
+        <w:rFonts w:ascii="Courier New" w:hAnsi="Courier New" w:hint="default"/>
       </w:rPr>
     </w:lvl>
     <w:lvl w:ilvl="5" w:tplc="839800E0">
@@ -17267,7 +17596,7 @@
         <w:ind w:left="4320" w:hanging="360"/>
       </w:pPr>
       <w:rPr>
-        <w:rFonts w:hint="default" w:ascii="Wingdings" w:hAnsi="Wingdings"/>
+        <w:rFonts w:ascii="Wingdings" w:hAnsi="Wingdings" w:hint="default"/>
       </w:rPr>
     </w:lvl>
     <w:lvl w:ilvl="6" w:tplc="00204582">
@@ -17279,7 +17608,7 @@
         <w:ind w:left="5040" w:hanging="360"/>
       </w:pPr>
       <w:rPr>
-        <w:rFonts w:hint="default" w:ascii="Symbol" w:hAnsi="Symbol"/>
+        <w:rFonts w:ascii="Symbol" w:hAnsi="Symbol" w:hint="default"/>
       </w:rPr>
     </w:lvl>
     <w:lvl w:ilvl="7" w:tplc="FD7894D2">
@@ -17291,7 +17620,7 @@
         <w:ind w:left="5760" w:hanging="360"/>
       </w:pPr>
       <w:rPr>
-        <w:rFonts w:hint="default" w:ascii="Courier New" w:hAnsi="Courier New"/>
+        <w:rFonts w:ascii="Courier New" w:hAnsi="Courier New" w:hint="default"/>
       </w:rPr>
     </w:lvl>
     <w:lvl w:ilvl="8" w:tplc="BA48CF9C">
@@ -17303,11 +17632,11 @@
         <w:ind w:left="6480" w:hanging="360"/>
       </w:pPr>
       <w:rPr>
-        <w:rFonts w:hint="default" w:ascii="Wingdings" w:hAnsi="Wingdings"/>
+        <w:rFonts w:ascii="Wingdings" w:hAnsi="Wingdings" w:hint="default"/>
       </w:rPr>
     </w:lvl>
   </w:abstractNum>
-  <w:abstractNum w:abstractNumId="2" w15:restartNumberingAfterBreak="0">
+  <w:abstractNum w:abstractNumId="3" w15:restartNumberingAfterBreak="0">
     <w:nsid w:val="05652210"/>
     <w:multiLevelType w:val="hybridMultilevel"/>
     <w:tmpl w:val="127A38A4"/>
@@ -17320,7 +17649,7 @@
         <w:ind w:left="1440" w:hanging="360"/>
       </w:pPr>
       <w:rPr>
-        <w:rFonts w:hint="default" w:ascii="Symbol" w:hAnsi="Symbol"/>
+        <w:rFonts w:ascii="Symbol" w:hAnsi="Symbol" w:hint="default"/>
       </w:rPr>
     </w:lvl>
     <w:lvl w:ilvl="1" w:tplc="04150003" w:tentative="1">
@@ -17332,7 +17661,7 @@
         <w:ind w:left="2160" w:hanging="360"/>
       </w:pPr>
       <w:rPr>
-        <w:rFonts w:hint="default" w:ascii="Courier New" w:hAnsi="Courier New" w:cs="Courier New"/>
+        <w:rFonts w:ascii="Courier New" w:hAnsi="Courier New" w:cs="Courier New" w:hint="default"/>
       </w:rPr>
     </w:lvl>
     <w:lvl w:ilvl="2" w:tplc="04150005" w:tentative="1">
@@ -17344,7 +17673,7 @@
         <w:ind w:left="2880" w:hanging="360"/>
       </w:pPr>
       <w:rPr>
-        <w:rFonts w:hint="default" w:ascii="Wingdings" w:hAnsi="Wingdings"/>
+        <w:rFonts w:ascii="Wingdings" w:hAnsi="Wingdings" w:hint="default"/>
       </w:rPr>
     </w:lvl>
     <w:lvl w:ilvl="3" w:tplc="04150001" w:tentative="1">
@@ -17356,7 +17685,7 @@
         <w:ind w:left="3600" w:hanging="360"/>
       </w:pPr>
       <w:rPr>
-        <w:rFonts w:hint="default" w:ascii="Symbol" w:hAnsi="Symbol"/>
+        <w:rFonts w:ascii="Symbol" w:hAnsi="Symbol" w:hint="default"/>
       </w:rPr>
     </w:lvl>
     <w:lvl w:ilvl="4" w:tplc="04150003" w:tentative="1">
@@ -17368,7 +17697,7 @@
         <w:ind w:left="4320" w:hanging="360"/>
       </w:pPr>
       <w:rPr>
-        <w:rFonts w:hint="default" w:ascii="Courier New" w:hAnsi="Courier New" w:cs="Courier New"/>
+        <w:rFonts w:ascii="Courier New" w:hAnsi="Courier New" w:cs="Courier New" w:hint="default"/>
       </w:rPr>
     </w:lvl>
     <w:lvl w:ilvl="5" w:tplc="04150005" w:tentative="1">
@@ -17380,7 +17709,7 @@
         <w:ind w:left="5040" w:hanging="360"/>
       </w:pPr>
       <w:rPr>
-        <w:rFonts w:hint="default" w:ascii="Wingdings" w:hAnsi="Wingdings"/>
+        <w:rFonts w:ascii="Wingdings" w:hAnsi="Wingdings" w:hint="default"/>
       </w:rPr>
     </w:lvl>
     <w:lvl w:ilvl="6" w:tplc="04150001" w:tentative="1">
@@ -17392,7 +17721,7 @@
         <w:ind w:left="5760" w:hanging="360"/>
       </w:pPr>
       <w:rPr>
-        <w:rFonts w:hint="default" w:ascii="Symbol" w:hAnsi="Symbol"/>
+        <w:rFonts w:ascii="Symbol" w:hAnsi="Symbol" w:hint="default"/>
       </w:rPr>
     </w:lvl>
     <w:lvl w:ilvl="7" w:tplc="04150003" w:tentative="1">
@@ -17404,7 +17733,7 @@
         <w:ind w:left="6480" w:hanging="360"/>
       </w:pPr>
       <w:rPr>
-        <w:rFonts w:hint="default" w:ascii="Courier New" w:hAnsi="Courier New" w:cs="Courier New"/>
+        <w:rFonts w:ascii="Courier New" w:hAnsi="Courier New" w:cs="Courier New" w:hint="default"/>
       </w:rPr>
     </w:lvl>
     <w:lvl w:ilvl="8" w:tplc="04150005" w:tentative="1">
@@ -17416,11 +17745,11 @@
         <w:ind w:left="7200" w:hanging="360"/>
       </w:pPr>
       <w:rPr>
-        <w:rFonts w:hint="default" w:ascii="Wingdings" w:hAnsi="Wingdings"/>
+        <w:rFonts w:ascii="Wingdings" w:hAnsi="Wingdings" w:hint="default"/>
       </w:rPr>
     </w:lvl>
   </w:abstractNum>
-  <w:abstractNum w:abstractNumId="3" w15:restartNumberingAfterBreak="0">
+  <w:abstractNum w:abstractNumId="4" w15:restartNumberingAfterBreak="0">
     <w:nsid w:val="05B06D92"/>
     <w:multiLevelType w:val="hybridMultilevel"/>
     <w:tmpl w:val="9ACACEA4"/>
@@ -17433,7 +17762,7 @@
         <w:ind w:left="1428" w:hanging="360"/>
       </w:pPr>
       <w:rPr>
-        <w:rFonts w:hint="default" w:ascii="Symbol" w:hAnsi="Symbol"/>
+        <w:rFonts w:ascii="Symbol" w:hAnsi="Symbol" w:hint="default"/>
       </w:rPr>
     </w:lvl>
     <w:lvl w:ilvl="1" w:tplc="FFFFFFFF" w:tentative="1">
@@ -17509,7 +17838,7 @@
       </w:pPr>
     </w:lvl>
   </w:abstractNum>
-  <w:abstractNum w:abstractNumId="4" w15:restartNumberingAfterBreak="0">
+  <w:abstractNum w:abstractNumId="5" w15:restartNumberingAfterBreak="0">
     <w:nsid w:val="09496CD9"/>
     <w:multiLevelType w:val="hybridMultilevel"/>
     <w:tmpl w:val="1BBC5870"/>
@@ -17522,7 +17851,7 @@
         <w:ind w:left="720" w:hanging="360"/>
       </w:pPr>
       <w:rPr>
-        <w:rFonts w:hint="default" w:ascii="Symbol" w:hAnsi="Symbol"/>
+        <w:rFonts w:ascii="Symbol" w:hAnsi="Symbol" w:hint="default"/>
       </w:rPr>
     </w:lvl>
     <w:lvl w:ilvl="1" w:tplc="04150003">
@@ -17534,7 +17863,7 @@
         <w:ind w:left="1440" w:hanging="360"/>
       </w:pPr>
       <w:rPr>
-        <w:rFonts w:hint="default" w:ascii="Courier New" w:hAnsi="Courier New" w:cs="Courier New"/>
+        <w:rFonts w:ascii="Courier New" w:hAnsi="Courier New" w:cs="Courier New" w:hint="default"/>
       </w:rPr>
     </w:lvl>
     <w:lvl w:ilvl="2" w:tplc="04150005">
@@ -17546,7 +17875,7 @@
         <w:ind w:left="2160" w:hanging="360"/>
       </w:pPr>
       <w:rPr>
-        <w:rFonts w:hint="default" w:ascii="Wingdings" w:hAnsi="Wingdings"/>
+        <w:rFonts w:ascii="Wingdings" w:hAnsi="Wingdings" w:hint="default"/>
       </w:rPr>
     </w:lvl>
     <w:lvl w:ilvl="3" w:tplc="04150001" w:tentative="1">
@@ -17558,7 +17887,7 @@
         <w:ind w:left="2880" w:hanging="360"/>
       </w:pPr>
       <w:rPr>
-        <w:rFonts w:hint="default" w:ascii="Symbol" w:hAnsi="Symbol"/>
+        <w:rFonts w:ascii="Symbol" w:hAnsi="Symbol" w:hint="default"/>
       </w:rPr>
     </w:lvl>
     <w:lvl w:ilvl="4" w:tplc="04150003" w:tentative="1">
@@ -17570,7 +17899,7 @@
         <w:ind w:left="3600" w:hanging="360"/>
       </w:pPr>
       <w:rPr>
-        <w:rFonts w:hint="default" w:ascii="Courier New" w:hAnsi="Courier New" w:cs="Courier New"/>
+        <w:rFonts w:ascii="Courier New" w:hAnsi="Courier New" w:cs="Courier New" w:hint="default"/>
       </w:rPr>
     </w:lvl>
     <w:lvl w:ilvl="5" w:tplc="04150005" w:tentative="1">
@@ -17582,7 +17911,7 @@
         <w:ind w:left="4320" w:hanging="360"/>
       </w:pPr>
       <w:rPr>
-        <w:rFonts w:hint="default" w:ascii="Wingdings" w:hAnsi="Wingdings"/>
+        <w:rFonts w:ascii="Wingdings" w:hAnsi="Wingdings" w:hint="default"/>
       </w:rPr>
     </w:lvl>
     <w:lvl w:ilvl="6" w:tplc="04150001" w:tentative="1">
@@ -17594,7 +17923,7 @@
         <w:ind w:left="5040" w:hanging="360"/>
       </w:pPr>
       <w:rPr>
-        <w:rFonts w:hint="default" w:ascii="Symbol" w:hAnsi="Symbol"/>
+        <w:rFonts w:ascii="Symbol" w:hAnsi="Symbol" w:hint="default"/>
       </w:rPr>
     </w:lvl>
     <w:lvl w:ilvl="7" w:tplc="04150003" w:tentative="1">
@@ -17606,7 +17935,7 @@
         <w:ind w:left="5760" w:hanging="360"/>
       </w:pPr>
       <w:rPr>
-        <w:rFonts w:hint="default" w:ascii="Courier New" w:hAnsi="Courier New" w:cs="Courier New"/>
+        <w:rFonts w:ascii="Courier New" w:hAnsi="Courier New" w:cs="Courier New" w:hint="default"/>
       </w:rPr>
     </w:lvl>
     <w:lvl w:ilvl="8" w:tplc="04150005" w:tentative="1">
@@ -17618,11 +17947,11 @@
         <w:ind w:left="6480" w:hanging="360"/>
       </w:pPr>
       <w:rPr>
-        <w:rFonts w:hint="default" w:ascii="Wingdings" w:hAnsi="Wingdings"/>
+        <w:rFonts w:ascii="Wingdings" w:hAnsi="Wingdings" w:hint="default"/>
       </w:rPr>
     </w:lvl>
   </w:abstractNum>
-  <w:abstractNum w:abstractNumId="5" w15:restartNumberingAfterBreak="0">
+  <w:abstractNum w:abstractNumId="6" w15:restartNumberingAfterBreak="0">
     <w:nsid w:val="0BBDD905"/>
     <w:multiLevelType w:val="hybridMultilevel"/>
     <w:tmpl w:val="42505630"/>
@@ -17635,7 +17964,7 @@
         <w:ind w:left="720" w:hanging="360"/>
       </w:pPr>
       <w:rPr>
-        <w:rFonts w:hint="default" w:ascii="Aptos" w:hAnsi="Aptos"/>
+        <w:rFonts w:ascii="Aptos" w:hAnsi="Aptos" w:hint="default"/>
       </w:rPr>
     </w:lvl>
     <w:lvl w:ilvl="1" w:tplc="ED70A550">
@@ -17647,7 +17976,7 @@
         <w:ind w:left="1440" w:hanging="360"/>
       </w:pPr>
       <w:rPr>
-        <w:rFonts w:hint="default" w:ascii="Courier New" w:hAnsi="Courier New"/>
+        <w:rFonts w:ascii="Courier New" w:hAnsi="Courier New" w:hint="default"/>
       </w:rPr>
     </w:lvl>
     <w:lvl w:ilvl="2" w:tplc="7E6C5F50">
@@ -17659,7 +17988,7 @@
         <w:ind w:left="2160" w:hanging="360"/>
       </w:pPr>
       <w:rPr>
-        <w:rFonts w:hint="default" w:ascii="Wingdings" w:hAnsi="Wingdings"/>
+        <w:rFonts w:ascii="Wingdings" w:hAnsi="Wingdings" w:hint="default"/>
       </w:rPr>
     </w:lvl>
     <w:lvl w:ilvl="3" w:tplc="0464C782">
@@ -17671,7 +18000,7 @@
         <w:ind w:left="2880" w:hanging="360"/>
       </w:pPr>
       <w:rPr>
-        <w:rFonts w:hint="default" w:ascii="Symbol" w:hAnsi="Symbol"/>
+        <w:rFonts w:ascii="Symbol" w:hAnsi="Symbol" w:hint="default"/>
       </w:rPr>
     </w:lvl>
     <w:lvl w:ilvl="4" w:tplc="5A8063B6">
@@ -17683,7 +18012,7 @@
         <w:ind w:left="3600" w:hanging="360"/>
       </w:pPr>
       <w:rPr>
-        <w:rFonts w:hint="default" w:ascii="Courier New" w:hAnsi="Courier New"/>
+        <w:rFonts w:ascii="Courier New" w:hAnsi="Courier New" w:hint="default"/>
       </w:rPr>
     </w:lvl>
     <w:lvl w:ilvl="5" w:tplc="D884E9EA">
@@ -17695,7 +18024,7 @@
         <w:ind w:left="4320" w:hanging="360"/>
       </w:pPr>
       <w:rPr>
-        <w:rFonts w:hint="default" w:ascii="Wingdings" w:hAnsi="Wingdings"/>
+        <w:rFonts w:ascii="Wingdings" w:hAnsi="Wingdings" w:hint="default"/>
       </w:rPr>
     </w:lvl>
     <w:lvl w:ilvl="6" w:tplc="4282DDE0">
@@ -17707,7 +18036,7 @@
         <w:ind w:left="5040" w:hanging="360"/>
       </w:pPr>
       <w:rPr>
-        <w:rFonts w:hint="default" w:ascii="Symbol" w:hAnsi="Symbol"/>
+        <w:rFonts w:ascii="Symbol" w:hAnsi="Symbol" w:hint="default"/>
       </w:rPr>
     </w:lvl>
     <w:lvl w:ilvl="7" w:tplc="926A6F54">
@@ -17719,7 +18048,7 @@
         <w:ind w:left="5760" w:hanging="360"/>
       </w:pPr>
       <w:rPr>
-        <w:rFonts w:hint="default" w:ascii="Courier New" w:hAnsi="Courier New"/>
+        <w:rFonts w:ascii="Courier New" w:hAnsi="Courier New" w:hint="default"/>
       </w:rPr>
     </w:lvl>
     <w:lvl w:ilvl="8" w:tplc="80280E2C">
@@ -17731,11 +18060,11 @@
         <w:ind w:left="6480" w:hanging="360"/>
       </w:pPr>
       <w:rPr>
-        <w:rFonts w:hint="default" w:ascii="Wingdings" w:hAnsi="Wingdings"/>
+        <w:rFonts w:ascii="Wingdings" w:hAnsi="Wingdings" w:hint="default"/>
       </w:rPr>
     </w:lvl>
   </w:abstractNum>
-  <w:abstractNum w:abstractNumId="6" w15:restartNumberingAfterBreak="0">
+  <w:abstractNum w:abstractNumId="7" w15:restartNumberingAfterBreak="0">
     <w:nsid w:val="0CEB4D0A"/>
     <w:multiLevelType w:val="hybridMultilevel"/>
     <w:tmpl w:val="90209726"/>
@@ -17748,7 +18077,7 @@
         <w:ind w:left="1428" w:hanging="360"/>
       </w:pPr>
       <w:rPr>
-        <w:rFonts w:hint="default" w:ascii="Symbol" w:hAnsi="Symbol"/>
+        <w:rFonts w:ascii="Symbol" w:hAnsi="Symbol" w:hint="default"/>
       </w:rPr>
     </w:lvl>
     <w:lvl w:ilvl="1" w:tplc="04150003" w:tentative="1">
@@ -17760,7 +18089,7 @@
         <w:ind w:left="2148" w:hanging="360"/>
       </w:pPr>
       <w:rPr>
-        <w:rFonts w:hint="default" w:ascii="Courier New" w:hAnsi="Courier New" w:cs="Courier New"/>
+        <w:rFonts w:ascii="Courier New" w:hAnsi="Courier New" w:cs="Courier New" w:hint="default"/>
       </w:rPr>
     </w:lvl>
     <w:lvl w:ilvl="2" w:tplc="04150005">
@@ -17772,7 +18101,7 @@
         <w:ind w:left="2868" w:hanging="360"/>
       </w:pPr>
       <w:rPr>
-        <w:rFonts w:hint="default" w:ascii="Wingdings" w:hAnsi="Wingdings"/>
+        <w:rFonts w:ascii="Wingdings" w:hAnsi="Wingdings" w:hint="default"/>
       </w:rPr>
     </w:lvl>
     <w:lvl w:ilvl="3" w:tplc="04150001" w:tentative="1">
@@ -17784,7 +18113,7 @@
         <w:ind w:left="3588" w:hanging="360"/>
       </w:pPr>
       <w:rPr>
-        <w:rFonts w:hint="default" w:ascii="Symbol" w:hAnsi="Symbol"/>
+        <w:rFonts w:ascii="Symbol" w:hAnsi="Symbol" w:hint="default"/>
       </w:rPr>
     </w:lvl>
     <w:lvl w:ilvl="4" w:tplc="04150003" w:tentative="1">
@@ -17796,7 +18125,7 @@
         <w:ind w:left="4308" w:hanging="360"/>
       </w:pPr>
       <w:rPr>
-        <w:rFonts w:hint="default" w:ascii="Courier New" w:hAnsi="Courier New" w:cs="Courier New"/>
+        <w:rFonts w:ascii="Courier New" w:hAnsi="Courier New" w:cs="Courier New" w:hint="default"/>
       </w:rPr>
     </w:lvl>
     <w:lvl w:ilvl="5" w:tplc="04150005" w:tentative="1">
@@ -17808,7 +18137,7 @@
         <w:ind w:left="5028" w:hanging="360"/>
       </w:pPr>
       <w:rPr>
-        <w:rFonts w:hint="default" w:ascii="Wingdings" w:hAnsi="Wingdings"/>
+        <w:rFonts w:ascii="Wingdings" w:hAnsi="Wingdings" w:hint="default"/>
       </w:rPr>
     </w:lvl>
     <w:lvl w:ilvl="6" w:tplc="04150001" w:tentative="1">
@@ -17820,7 +18149,7 @@
         <w:ind w:left="5748" w:hanging="360"/>
       </w:pPr>
       <w:rPr>
-        <w:rFonts w:hint="default" w:ascii="Symbol" w:hAnsi="Symbol"/>
+        <w:rFonts w:ascii="Symbol" w:hAnsi="Symbol" w:hint="default"/>
       </w:rPr>
     </w:lvl>
     <w:lvl w:ilvl="7" w:tplc="04150003" w:tentative="1">
@@ -17832,7 +18161,7 @@
         <w:ind w:left="6468" w:hanging="360"/>
       </w:pPr>
       <w:rPr>
-        <w:rFonts w:hint="default" w:ascii="Courier New" w:hAnsi="Courier New" w:cs="Courier New"/>
+        <w:rFonts w:ascii="Courier New" w:hAnsi="Courier New" w:cs="Courier New" w:hint="default"/>
       </w:rPr>
     </w:lvl>
     <w:lvl w:ilvl="8" w:tplc="04150005" w:tentative="1">
@@ -17844,11 +18173,11 @@
         <w:ind w:left="7188" w:hanging="360"/>
       </w:pPr>
       <w:rPr>
-        <w:rFonts w:hint="default" w:ascii="Wingdings" w:hAnsi="Wingdings"/>
+        <w:rFonts w:ascii="Wingdings" w:hAnsi="Wingdings" w:hint="default"/>
       </w:rPr>
     </w:lvl>
   </w:abstractNum>
-  <w:abstractNum w:abstractNumId="7" w15:restartNumberingAfterBreak="0">
+  <w:abstractNum w:abstractNumId="8" w15:restartNumberingAfterBreak="0">
     <w:nsid w:val="0D6173C5"/>
     <w:multiLevelType w:val="hybridMultilevel"/>
     <w:tmpl w:val="5FD27512"/>
@@ -17861,7 +18190,7 @@
         <w:ind w:left="1440" w:hanging="360"/>
       </w:pPr>
       <w:rPr>
-        <w:rFonts w:hint="default" w:ascii="Symbol" w:hAnsi="Symbol"/>
+        <w:rFonts w:ascii="Symbol" w:hAnsi="Symbol" w:hint="default"/>
       </w:rPr>
     </w:lvl>
     <w:lvl w:ilvl="1" w:tplc="04150003">
@@ -17873,7 +18202,7 @@
         <w:ind w:left="2160" w:hanging="360"/>
       </w:pPr>
       <w:rPr>
-        <w:rFonts w:hint="default" w:ascii="Courier New" w:hAnsi="Courier New" w:cs="Courier New"/>
+        <w:rFonts w:ascii="Courier New" w:hAnsi="Courier New" w:cs="Courier New" w:hint="default"/>
       </w:rPr>
     </w:lvl>
     <w:lvl w:ilvl="2" w:tplc="04150005" w:tentative="1">
@@ -17885,7 +18214,7 @@
         <w:ind w:left="2880" w:hanging="360"/>
       </w:pPr>
       <w:rPr>
-        <w:rFonts w:hint="default" w:ascii="Wingdings" w:hAnsi="Wingdings"/>
+        <w:rFonts w:ascii="Wingdings" w:hAnsi="Wingdings" w:hint="default"/>
       </w:rPr>
     </w:lvl>
     <w:lvl w:ilvl="3" w:tplc="04150001" w:tentative="1">
@@ -17897,7 +18226,7 @@
         <w:ind w:left="3600" w:hanging="360"/>
       </w:pPr>
       <w:rPr>
-        <w:rFonts w:hint="default" w:ascii="Symbol" w:hAnsi="Symbol"/>
+        <w:rFonts w:ascii="Symbol" w:hAnsi="Symbol" w:hint="default"/>
       </w:rPr>
     </w:lvl>
     <w:lvl w:ilvl="4" w:tplc="04150003" w:tentative="1">
@@ -17909,7 +18238,7 @@
         <w:ind w:left="4320" w:hanging="360"/>
       </w:pPr>
       <w:rPr>
-        <w:rFonts w:hint="default" w:ascii="Courier New" w:hAnsi="Courier New" w:cs="Courier New"/>
+        <w:rFonts w:ascii="Courier New" w:hAnsi="Courier New" w:cs="Courier New" w:hint="default"/>
       </w:rPr>
     </w:lvl>
     <w:lvl w:ilvl="5" w:tplc="04150005" w:tentative="1">
@@ -17921,7 +18250,7 @@
         <w:ind w:left="5040" w:hanging="360"/>
       </w:pPr>
       <w:rPr>
-        <w:rFonts w:hint="default" w:ascii="Wingdings" w:hAnsi="Wingdings"/>
+        <w:rFonts w:ascii="Wingdings" w:hAnsi="Wingdings" w:hint="default"/>
       </w:rPr>
     </w:lvl>
     <w:lvl w:ilvl="6" w:tplc="04150001" w:tentative="1">
@@ -17933,7 +18262,7 @@
         <w:ind w:left="5760" w:hanging="360"/>
       </w:pPr>
       <w:rPr>
-        <w:rFonts w:hint="default" w:ascii="Symbol" w:hAnsi="Symbol"/>
+        <w:rFonts w:ascii="Symbol" w:hAnsi="Symbol" w:hint="default"/>
       </w:rPr>
     </w:lvl>
     <w:lvl w:ilvl="7" w:tplc="04150003" w:tentative="1">
@@ -17945,7 +18274,7 @@
         <w:ind w:left="6480" w:hanging="360"/>
       </w:pPr>
       <w:rPr>
-        <w:rFonts w:hint="default" w:ascii="Courier New" w:hAnsi="Courier New" w:cs="Courier New"/>
+        <w:rFonts w:ascii="Courier New" w:hAnsi="Courier New" w:cs="Courier New" w:hint="default"/>
       </w:rPr>
     </w:lvl>
     <w:lvl w:ilvl="8" w:tplc="04150005" w:tentative="1">
@@ -17957,11 +18286,11 @@
         <w:ind w:left="7200" w:hanging="360"/>
       </w:pPr>
       <w:rPr>
-        <w:rFonts w:hint="default" w:ascii="Wingdings" w:hAnsi="Wingdings"/>
+        <w:rFonts w:ascii="Wingdings" w:hAnsi="Wingdings" w:hint="default"/>
       </w:rPr>
     </w:lvl>
   </w:abstractNum>
-  <w:abstractNum w:abstractNumId="8" w15:restartNumberingAfterBreak="0">
+  <w:abstractNum w:abstractNumId="9" w15:restartNumberingAfterBreak="0">
     <w:nsid w:val="105E0653"/>
     <w:multiLevelType w:val="hybridMultilevel"/>
     <w:tmpl w:val="8F481FF0"/>
@@ -17974,7 +18303,7 @@
         <w:ind w:left="1440" w:hanging="360"/>
       </w:pPr>
       <w:rPr>
-        <w:rFonts w:hint="default" w:ascii="Symbol" w:hAnsi="Symbol"/>
+        <w:rFonts w:ascii="Symbol" w:hAnsi="Symbol" w:hint="default"/>
       </w:rPr>
     </w:lvl>
     <w:lvl w:ilvl="1" w:tplc="04150003">
@@ -17986,7 +18315,7 @@
         <w:ind w:left="2160" w:hanging="360"/>
       </w:pPr>
       <w:rPr>
-        <w:rFonts w:hint="default" w:ascii="Courier New" w:hAnsi="Courier New" w:cs="Courier New"/>
+        <w:rFonts w:ascii="Courier New" w:hAnsi="Courier New" w:cs="Courier New" w:hint="default"/>
       </w:rPr>
     </w:lvl>
     <w:lvl w:ilvl="2" w:tplc="04150005" w:tentative="1">
@@ -17998,7 +18327,7 @@
         <w:ind w:left="2880" w:hanging="360"/>
       </w:pPr>
       <w:rPr>
-        <w:rFonts w:hint="default" w:ascii="Wingdings" w:hAnsi="Wingdings"/>
+        <w:rFonts w:ascii="Wingdings" w:hAnsi="Wingdings" w:hint="default"/>
       </w:rPr>
     </w:lvl>
     <w:lvl w:ilvl="3" w:tplc="04150001" w:tentative="1">
@@ -18010,7 +18339,7 @@
         <w:ind w:left="3600" w:hanging="360"/>
       </w:pPr>
       <w:rPr>
-        <w:rFonts w:hint="default" w:ascii="Symbol" w:hAnsi="Symbol"/>
+        <w:rFonts w:ascii="Symbol" w:hAnsi="Symbol" w:hint="default"/>
       </w:rPr>
     </w:lvl>
     <w:lvl w:ilvl="4" w:tplc="04150003" w:tentative="1">
@@ -18022,7 +18351,7 @@
         <w:ind w:left="4320" w:hanging="360"/>
       </w:pPr>
       <w:rPr>
-        <w:rFonts w:hint="default" w:ascii="Courier New" w:hAnsi="Courier New" w:cs="Courier New"/>
+        <w:rFonts w:ascii="Courier New" w:hAnsi="Courier New" w:cs="Courier New" w:hint="default"/>
       </w:rPr>
     </w:lvl>
     <w:lvl w:ilvl="5" w:tplc="04150005" w:tentative="1">
@@ -18034,7 +18363,7 @@
         <w:ind w:left="5040" w:hanging="360"/>
       </w:pPr>
       <w:rPr>
-        <w:rFonts w:hint="default" w:ascii="Wingdings" w:hAnsi="Wingdings"/>
+        <w:rFonts w:ascii="Wingdings" w:hAnsi="Wingdings" w:hint="default"/>
       </w:rPr>
     </w:lvl>
     <w:lvl w:ilvl="6" w:tplc="04150001" w:tentative="1">
@@ -18046,7 +18375,7 @@
         <w:ind w:left="5760" w:hanging="360"/>
       </w:pPr>
       <w:rPr>
-        <w:rFonts w:hint="default" w:ascii="Symbol" w:hAnsi="Symbol"/>
+        <w:rFonts w:ascii="Symbol" w:hAnsi="Symbol" w:hint="default"/>
       </w:rPr>
     </w:lvl>
     <w:lvl w:ilvl="7" w:tplc="04150003" w:tentative="1">
@@ -18058,7 +18387,7 @@
         <w:ind w:left="6480" w:hanging="360"/>
       </w:pPr>
       <w:rPr>
-        <w:rFonts w:hint="default" w:ascii="Courier New" w:hAnsi="Courier New" w:cs="Courier New"/>
+        <w:rFonts w:ascii="Courier New" w:hAnsi="Courier New" w:cs="Courier New" w:hint="default"/>
       </w:rPr>
     </w:lvl>
     <w:lvl w:ilvl="8" w:tplc="04150005" w:tentative="1">
@@ -18070,11 +18399,11 @@
         <w:ind w:left="7200" w:hanging="360"/>
       </w:pPr>
       <w:rPr>
-        <w:rFonts w:hint="default" w:ascii="Wingdings" w:hAnsi="Wingdings"/>
+        <w:rFonts w:ascii="Wingdings" w:hAnsi="Wingdings" w:hint="default"/>
       </w:rPr>
     </w:lvl>
   </w:abstractNum>
-  <w:abstractNum w:abstractNumId="9" w15:restartNumberingAfterBreak="0">
+  <w:abstractNum w:abstractNumId="10" w15:restartNumberingAfterBreak="0">
     <w:nsid w:val="114A7D2D"/>
     <w:multiLevelType w:val="hybridMultilevel"/>
     <w:tmpl w:val="E0EC5E10"/>
@@ -18087,7 +18416,7 @@
         <w:ind w:left="1428" w:hanging="360"/>
       </w:pPr>
       <w:rPr>
-        <w:rFonts w:hint="default" w:ascii="Symbol" w:hAnsi="Symbol"/>
+        <w:rFonts w:ascii="Symbol" w:hAnsi="Symbol" w:hint="default"/>
       </w:rPr>
     </w:lvl>
     <w:lvl w:ilvl="1" w:tplc="04150003" w:tentative="1">
@@ -18099,7 +18428,7 @@
         <w:ind w:left="2148" w:hanging="360"/>
       </w:pPr>
       <w:rPr>
-        <w:rFonts w:hint="default" w:ascii="Courier New" w:hAnsi="Courier New" w:cs="Courier New"/>
+        <w:rFonts w:ascii="Courier New" w:hAnsi="Courier New" w:cs="Courier New" w:hint="default"/>
       </w:rPr>
     </w:lvl>
     <w:lvl w:ilvl="2" w:tplc="04150005" w:tentative="1">
@@ -18111,7 +18440,7 @@
         <w:ind w:left="2868" w:hanging="360"/>
       </w:pPr>
       <w:rPr>
-        <w:rFonts w:hint="default" w:ascii="Wingdings" w:hAnsi="Wingdings"/>
+        <w:rFonts w:ascii="Wingdings" w:hAnsi="Wingdings" w:hint="default"/>
       </w:rPr>
     </w:lvl>
     <w:lvl w:ilvl="3" w:tplc="04150001" w:tentative="1">
@@ -18123,7 +18452,7 @@
         <w:ind w:left="3588" w:hanging="360"/>
       </w:pPr>
       <w:rPr>
-        <w:rFonts w:hint="default" w:ascii="Symbol" w:hAnsi="Symbol"/>
+        <w:rFonts w:ascii="Symbol" w:hAnsi="Symbol" w:hint="default"/>
       </w:rPr>
     </w:lvl>
     <w:lvl w:ilvl="4" w:tplc="04150003" w:tentative="1">
@@ -18135,7 +18464,7 @@
         <w:ind w:left="4308" w:hanging="360"/>
       </w:pPr>
       <w:rPr>
-        <w:rFonts w:hint="default" w:ascii="Courier New" w:hAnsi="Courier New" w:cs="Courier New"/>
+        <w:rFonts w:ascii="Courier New" w:hAnsi="Courier New" w:cs="Courier New" w:hint="default"/>
       </w:rPr>
     </w:lvl>
     <w:lvl w:ilvl="5" w:tplc="04150005" w:tentative="1">
@@ -18147,7 +18476,7 @@
         <w:ind w:left="5028" w:hanging="360"/>
       </w:pPr>
       <w:rPr>
-        <w:rFonts w:hint="default" w:ascii="Wingdings" w:hAnsi="Wingdings"/>
+        <w:rFonts w:ascii="Wingdings" w:hAnsi="Wingdings" w:hint="default"/>
       </w:rPr>
     </w:lvl>
     <w:lvl w:ilvl="6" w:tplc="04150001" w:tentative="1">
@@ -18159,7 +18488,7 @@
         <w:ind w:left="5748" w:hanging="360"/>
       </w:pPr>
       <w:rPr>
-        <w:rFonts w:hint="default" w:ascii="Symbol" w:hAnsi="Symbol"/>
+        <w:rFonts w:ascii="Symbol" w:hAnsi="Symbol" w:hint="default"/>
       </w:rPr>
     </w:lvl>
     <w:lvl w:ilvl="7" w:tplc="04150003" w:tentative="1">
@@ -18171,7 +18500,7 @@
         <w:ind w:left="6468" w:hanging="360"/>
       </w:pPr>
       <w:rPr>
-        <w:rFonts w:hint="default" w:ascii="Courier New" w:hAnsi="Courier New" w:cs="Courier New"/>
+        <w:rFonts w:ascii="Courier New" w:hAnsi="Courier New" w:cs="Courier New" w:hint="default"/>
       </w:rPr>
     </w:lvl>
     <w:lvl w:ilvl="8" w:tplc="04150005" w:tentative="1">
@@ -18183,11 +18512,11 @@
         <w:ind w:left="7188" w:hanging="360"/>
       </w:pPr>
       <w:rPr>
-        <w:rFonts w:hint="default" w:ascii="Wingdings" w:hAnsi="Wingdings"/>
+        <w:rFonts w:ascii="Wingdings" w:hAnsi="Wingdings" w:hint="default"/>
       </w:rPr>
     </w:lvl>
   </w:abstractNum>
-  <w:abstractNum w:abstractNumId="10" w15:restartNumberingAfterBreak="0">
+  <w:abstractNum w:abstractNumId="11" w15:restartNumberingAfterBreak="0">
     <w:nsid w:val="13AB4625"/>
     <w:multiLevelType w:val="hybridMultilevel"/>
     <w:tmpl w:val="AC3E6CE4"/>
@@ -18276,7 +18605,7 @@
       </w:pPr>
     </w:lvl>
   </w:abstractNum>
-  <w:abstractNum w:abstractNumId="11" w15:restartNumberingAfterBreak="0">
+  <w:abstractNum w:abstractNumId="12" w15:restartNumberingAfterBreak="0">
     <w:nsid w:val="18E12A2D"/>
     <w:multiLevelType w:val="hybridMultilevel"/>
     <w:tmpl w:val="5316CDD8"/>
@@ -18289,7 +18618,7 @@
         <w:ind w:left="2498" w:hanging="360"/>
       </w:pPr>
       <w:rPr>
-        <w:rFonts w:hint="default" w:ascii="Symbol" w:hAnsi="Symbol"/>
+        <w:rFonts w:ascii="Symbol" w:hAnsi="Symbol" w:hint="default"/>
       </w:rPr>
     </w:lvl>
     <w:lvl w:ilvl="1" w:tplc="04150003" w:tentative="1">
@@ -18301,7 +18630,7 @@
         <w:ind w:left="3218" w:hanging="360"/>
       </w:pPr>
       <w:rPr>
-        <w:rFonts w:hint="default" w:ascii="Courier New" w:hAnsi="Courier New" w:cs="Courier New"/>
+        <w:rFonts w:ascii="Courier New" w:hAnsi="Courier New" w:cs="Courier New" w:hint="default"/>
       </w:rPr>
     </w:lvl>
     <w:lvl w:ilvl="2" w:tplc="04150005" w:tentative="1">
@@ -18313,7 +18642,7 @@
         <w:ind w:left="3938" w:hanging="360"/>
       </w:pPr>
       <w:rPr>
-        <w:rFonts w:hint="default" w:ascii="Wingdings" w:hAnsi="Wingdings"/>
+        <w:rFonts w:ascii="Wingdings" w:hAnsi="Wingdings" w:hint="default"/>
       </w:rPr>
     </w:lvl>
     <w:lvl w:ilvl="3" w:tplc="04150001" w:tentative="1">
@@ -18325,7 +18654,7 @@
         <w:ind w:left="4658" w:hanging="360"/>
       </w:pPr>
       <w:rPr>
-        <w:rFonts w:hint="default" w:ascii="Symbol" w:hAnsi="Symbol"/>
+        <w:rFonts w:ascii="Symbol" w:hAnsi="Symbol" w:hint="default"/>
       </w:rPr>
     </w:lvl>
     <w:lvl w:ilvl="4" w:tplc="04150003" w:tentative="1">
@@ -18337,7 +18666,7 @@
         <w:ind w:left="5378" w:hanging="360"/>
       </w:pPr>
       <w:rPr>
-        <w:rFonts w:hint="default" w:ascii="Courier New" w:hAnsi="Courier New" w:cs="Courier New"/>
+        <w:rFonts w:ascii="Courier New" w:hAnsi="Courier New" w:cs="Courier New" w:hint="default"/>
       </w:rPr>
     </w:lvl>
     <w:lvl w:ilvl="5" w:tplc="04150005" w:tentative="1">
@@ -18349,7 +18678,7 @@
         <w:ind w:left="6098" w:hanging="360"/>
       </w:pPr>
       <w:rPr>
-        <w:rFonts w:hint="default" w:ascii="Wingdings" w:hAnsi="Wingdings"/>
+        <w:rFonts w:ascii="Wingdings" w:hAnsi="Wingdings" w:hint="default"/>
       </w:rPr>
     </w:lvl>
     <w:lvl w:ilvl="6" w:tplc="04150001" w:tentative="1">
@@ -18361,7 +18690,7 @@
         <w:ind w:left="6818" w:hanging="360"/>
       </w:pPr>
       <w:rPr>
-        <w:rFonts w:hint="default" w:ascii="Symbol" w:hAnsi="Symbol"/>
+        <w:rFonts w:ascii="Symbol" w:hAnsi="Symbol" w:hint="default"/>
       </w:rPr>
     </w:lvl>
     <w:lvl w:ilvl="7" w:tplc="04150003" w:tentative="1">
@@ -18373,7 +18702,7 @@
         <w:ind w:left="7538" w:hanging="360"/>
       </w:pPr>
       <w:rPr>
-        <w:rFonts w:hint="default" w:ascii="Courier New" w:hAnsi="Courier New" w:cs="Courier New"/>
+        <w:rFonts w:ascii="Courier New" w:hAnsi="Courier New" w:cs="Courier New" w:hint="default"/>
       </w:rPr>
     </w:lvl>
     <w:lvl w:ilvl="8" w:tplc="04150005" w:tentative="1">
@@ -18385,11 +18714,124 @@
         <w:ind w:left="8258" w:hanging="360"/>
       </w:pPr>
       <w:rPr>
-        <w:rFonts w:hint="default" w:ascii="Wingdings" w:hAnsi="Wingdings"/>
+        <w:rFonts w:ascii="Wingdings" w:hAnsi="Wingdings" w:hint="default"/>
       </w:rPr>
     </w:lvl>
   </w:abstractNum>
-  <w:abstractNum w:abstractNumId="12" w15:restartNumberingAfterBreak="0">
+  <w:abstractNum w:abstractNumId="13" w15:restartNumberingAfterBreak="0">
+    <w:nsid w:val="193661B8"/>
+    <w:multiLevelType w:val="hybridMultilevel"/>
+    <w:tmpl w:val="3B0A6B7E"/>
+    <w:lvl w:ilvl="0" w:tplc="04150001">
+      <w:start w:val="1"/>
+      <w:numFmt w:val="bullet"/>
+      <w:lvlText w:val=""/>
+      <w:lvlJc w:val="left"/>
+      <w:pPr>
+        <w:ind w:left="1854" w:hanging="360"/>
+      </w:pPr>
+      <w:rPr>
+        <w:rFonts w:ascii="Symbol" w:hAnsi="Symbol" w:hint="default"/>
+      </w:rPr>
+    </w:lvl>
+    <w:lvl w:ilvl="1" w:tplc="04150003">
+      <w:start w:val="1"/>
+      <w:numFmt w:val="bullet"/>
+      <w:lvlText w:val="o"/>
+      <w:lvlJc w:val="left"/>
+      <w:pPr>
+        <w:ind w:left="2574" w:hanging="360"/>
+      </w:pPr>
+      <w:rPr>
+        <w:rFonts w:ascii="Courier New" w:hAnsi="Courier New" w:cs="Courier New" w:hint="default"/>
+      </w:rPr>
+    </w:lvl>
+    <w:lvl w:ilvl="2" w:tplc="04150005" w:tentative="1">
+      <w:start w:val="1"/>
+      <w:numFmt w:val="bullet"/>
+      <w:lvlText w:val=""/>
+      <w:lvlJc w:val="left"/>
+      <w:pPr>
+        <w:ind w:left="3294" w:hanging="360"/>
+      </w:pPr>
+      <w:rPr>
+        <w:rFonts w:ascii="Wingdings" w:hAnsi="Wingdings" w:hint="default"/>
+      </w:rPr>
+    </w:lvl>
+    <w:lvl w:ilvl="3" w:tplc="04150001" w:tentative="1">
+      <w:start w:val="1"/>
+      <w:numFmt w:val="bullet"/>
+      <w:lvlText w:val=""/>
+      <w:lvlJc w:val="left"/>
+      <w:pPr>
+        <w:ind w:left="4014" w:hanging="360"/>
+      </w:pPr>
+      <w:rPr>
+        <w:rFonts w:ascii="Symbol" w:hAnsi="Symbol" w:hint="default"/>
+      </w:rPr>
+    </w:lvl>
+    <w:lvl w:ilvl="4" w:tplc="04150003" w:tentative="1">
+      <w:start w:val="1"/>
+      <w:numFmt w:val="bullet"/>
+      <w:lvlText w:val="o"/>
+      <w:lvlJc w:val="left"/>
+      <w:pPr>
+        <w:ind w:left="4734" w:hanging="360"/>
+      </w:pPr>
+      <w:rPr>
+        <w:rFonts w:ascii="Courier New" w:hAnsi="Courier New" w:cs="Courier New" w:hint="default"/>
+      </w:rPr>
+    </w:lvl>
+    <w:lvl w:ilvl="5" w:tplc="04150005" w:tentative="1">
+      <w:start w:val="1"/>
+      <w:numFmt w:val="bullet"/>
+      <w:lvlText w:val=""/>
+      <w:lvlJc w:val="left"/>
+      <w:pPr>
+        <w:ind w:left="5454" w:hanging="360"/>
+      </w:pPr>
+      <w:rPr>
+        <w:rFonts w:ascii="Wingdings" w:hAnsi="Wingdings" w:hint="default"/>
+      </w:rPr>
+    </w:lvl>
+    <w:lvl w:ilvl="6" w:tplc="04150001" w:tentative="1">
+      <w:start w:val="1"/>
+      <w:numFmt w:val="bullet"/>
+      <w:lvlText w:val=""/>
+      <w:lvlJc w:val="left"/>
+      <w:pPr>
+        <w:ind w:left="6174" w:hanging="360"/>
+      </w:pPr>
+      <w:rPr>
+        <w:rFonts w:ascii="Symbol" w:hAnsi="Symbol" w:hint="default"/>
+      </w:rPr>
+    </w:lvl>
+    <w:lvl w:ilvl="7" w:tplc="04150003" w:tentative="1">
+      <w:start w:val="1"/>
+      <w:numFmt w:val="bullet"/>
+      <w:lvlText w:val="o"/>
+      <w:lvlJc w:val="left"/>
+      <w:pPr>
+        <w:ind w:left="6894" w:hanging="360"/>
+      </w:pPr>
+      <w:rPr>
+        <w:rFonts w:ascii="Courier New" w:hAnsi="Courier New" w:cs="Courier New" w:hint="default"/>
+      </w:rPr>
+    </w:lvl>
+    <w:lvl w:ilvl="8" w:tplc="04150005" w:tentative="1">
+      <w:start w:val="1"/>
+      <w:numFmt w:val="bullet"/>
+      <w:lvlText w:val=""/>
+      <w:lvlJc w:val="left"/>
+      <w:pPr>
+        <w:ind w:left="7614" w:hanging="360"/>
+      </w:pPr>
+      <w:rPr>
+        <w:rFonts w:ascii="Wingdings" w:hAnsi="Wingdings" w:hint="default"/>
+      </w:rPr>
+    </w:lvl>
+  </w:abstractNum>
+  <w:abstractNum w:abstractNumId="14" w15:restartNumberingAfterBreak="0">
     <w:nsid w:val="1A671A9D"/>
     <w:multiLevelType w:val="hybridMultilevel"/>
     <w:tmpl w:val="2C2E4BB4"/>
@@ -18414,7 +18856,7 @@
         <w:ind w:left="1440" w:hanging="360"/>
       </w:pPr>
       <w:rPr>
-        <w:rFonts w:hint="default" w:ascii="Symbol" w:hAnsi="Symbol"/>
+        <w:rFonts w:ascii="Symbol" w:hAnsi="Symbol" w:hint="default"/>
       </w:rPr>
     </w:lvl>
     <w:lvl w:ilvl="2" w:tplc="04150003">
@@ -18426,7 +18868,7 @@
         <w:ind w:left="2160" w:hanging="360"/>
       </w:pPr>
       <w:rPr>
-        <w:rFonts w:hint="default" w:ascii="Courier New" w:hAnsi="Courier New" w:cs="Courier New"/>
+        <w:rFonts w:ascii="Courier New" w:hAnsi="Courier New" w:cs="Courier New" w:hint="default"/>
       </w:rPr>
     </w:lvl>
     <w:lvl w:ilvl="3" w:tplc="FFFFFFFF">
@@ -18484,7 +18926,7 @@
       </w:pPr>
     </w:lvl>
   </w:abstractNum>
-  <w:abstractNum w:abstractNumId="13" w15:restartNumberingAfterBreak="0">
+  <w:abstractNum w:abstractNumId="15" w15:restartNumberingAfterBreak="0">
     <w:nsid w:val="1B136695"/>
     <w:multiLevelType w:val="hybridMultilevel"/>
     <w:tmpl w:val="718C9664"/>
@@ -18497,7 +18939,7 @@
         <w:ind w:left="1440" w:hanging="360"/>
       </w:pPr>
       <w:rPr>
-        <w:rFonts w:hint="default" w:ascii="Aptos" w:hAnsi="Aptos"/>
+        <w:rFonts w:ascii="Aptos" w:hAnsi="Aptos" w:hint="default"/>
       </w:rPr>
     </w:lvl>
     <w:lvl w:ilvl="1" w:tplc="E29C2F04">
@@ -18509,7 +18951,7 @@
         <w:ind w:left="2160" w:hanging="360"/>
       </w:pPr>
       <w:rPr>
-        <w:rFonts w:hint="default" w:ascii="Courier New" w:hAnsi="Courier New"/>
+        <w:rFonts w:ascii="Courier New" w:hAnsi="Courier New" w:hint="default"/>
       </w:rPr>
     </w:lvl>
     <w:lvl w:ilvl="2" w:tplc="224C2912">
@@ -18521,7 +18963,7 @@
         <w:ind w:left="2880" w:hanging="360"/>
       </w:pPr>
       <w:rPr>
-        <w:rFonts w:hint="default" w:ascii="Wingdings" w:hAnsi="Wingdings"/>
+        <w:rFonts w:ascii="Wingdings" w:hAnsi="Wingdings" w:hint="default"/>
       </w:rPr>
     </w:lvl>
     <w:lvl w:ilvl="3" w:tplc="1BA293B4">
@@ -18533,7 +18975,7 @@
         <w:ind w:left="3600" w:hanging="360"/>
       </w:pPr>
       <w:rPr>
-        <w:rFonts w:hint="default" w:ascii="Symbol" w:hAnsi="Symbol"/>
+        <w:rFonts w:ascii="Symbol" w:hAnsi="Symbol" w:hint="default"/>
       </w:rPr>
     </w:lvl>
     <w:lvl w:ilvl="4" w:tplc="EDC086B0">
@@ -18545,7 +18987,7 @@
         <w:ind w:left="4320" w:hanging="360"/>
       </w:pPr>
       <w:rPr>
-        <w:rFonts w:hint="default" w:ascii="Courier New" w:hAnsi="Courier New"/>
+        <w:rFonts w:ascii="Courier New" w:hAnsi="Courier New" w:hint="default"/>
       </w:rPr>
     </w:lvl>
     <w:lvl w:ilvl="5" w:tplc="89E0C160">
@@ -18557,7 +18999,7 @@
         <w:ind w:left="5040" w:hanging="360"/>
       </w:pPr>
       <w:rPr>
-        <w:rFonts w:hint="default" w:ascii="Wingdings" w:hAnsi="Wingdings"/>
+        <w:rFonts w:ascii="Wingdings" w:hAnsi="Wingdings" w:hint="default"/>
       </w:rPr>
     </w:lvl>
     <w:lvl w:ilvl="6" w:tplc="3C48F2C8">
@@ -18569,7 +19011,7 @@
         <w:ind w:left="5760" w:hanging="360"/>
       </w:pPr>
       <w:rPr>
-        <w:rFonts w:hint="default" w:ascii="Symbol" w:hAnsi="Symbol"/>
+        <w:rFonts w:ascii="Symbol" w:hAnsi="Symbol" w:hint="default"/>
       </w:rPr>
     </w:lvl>
     <w:lvl w:ilvl="7" w:tplc="AB56764C">
@@ -18581,7 +19023,7 @@
         <w:ind w:left="6480" w:hanging="360"/>
       </w:pPr>
       <w:rPr>
-        <w:rFonts w:hint="default" w:ascii="Courier New" w:hAnsi="Courier New"/>
+        <w:rFonts w:ascii="Courier New" w:hAnsi="Courier New" w:hint="default"/>
       </w:rPr>
     </w:lvl>
     <w:lvl w:ilvl="8" w:tplc="A560F8A6">
@@ -18593,11 +19035,160 @@
         <w:ind w:left="7200" w:hanging="360"/>
       </w:pPr>
       <w:rPr>
-        <w:rFonts w:hint="default" w:ascii="Wingdings" w:hAnsi="Wingdings"/>
+        <w:rFonts w:ascii="Wingdings" w:hAnsi="Wingdings" w:hint="default"/>
       </w:rPr>
     </w:lvl>
   </w:abstractNum>
-  <w:abstractNum w:abstractNumId="14" w15:restartNumberingAfterBreak="0">
+  <w:abstractNum w:abstractNumId="16" w15:restartNumberingAfterBreak="0">
+    <w:nsid w:val="1C035E4A"/>
+    <w:multiLevelType w:val="multilevel"/>
+    <w:tmpl w:val="FB942678"/>
+    <w:lvl w:ilvl="0">
+      <w:start w:val="1"/>
+      <w:numFmt w:val="bullet"/>
+      <w:lvlText w:val=""/>
+      <w:lvlJc w:val="left"/>
+      <w:pPr>
+        <w:tabs>
+          <w:tab w:val="num" w:pos="720"/>
+        </w:tabs>
+        <w:ind w:left="720" w:hanging="360"/>
+      </w:pPr>
+      <w:rPr>
+        <w:rFonts w:ascii="Symbol" w:hAnsi="Symbol" w:hint="default"/>
+        <w:sz w:val="20"/>
+      </w:rPr>
+    </w:lvl>
+    <w:lvl w:ilvl="1" w:tentative="1">
+      <w:start w:val="1"/>
+      <w:numFmt w:val="bullet"/>
+      <w:lvlText w:val="o"/>
+      <w:lvlJc w:val="left"/>
+      <w:pPr>
+        <w:tabs>
+          <w:tab w:val="num" w:pos="1440"/>
+        </w:tabs>
+        <w:ind w:left="1440" w:hanging="360"/>
+      </w:pPr>
+      <w:rPr>
+        <w:rFonts w:ascii="Courier New" w:hAnsi="Courier New" w:hint="default"/>
+        <w:sz w:val="20"/>
+      </w:rPr>
+    </w:lvl>
+    <w:lvl w:ilvl="2" w:tentative="1">
+      <w:start w:val="1"/>
+      <w:numFmt w:val="bullet"/>
+      <w:lvlText w:val=""/>
+      <w:lvlJc w:val="left"/>
+      <w:pPr>
+        <w:tabs>
+          <w:tab w:val="num" w:pos="2160"/>
+        </w:tabs>
+        <w:ind w:left="2160" w:hanging="360"/>
+      </w:pPr>
+      <w:rPr>
+        <w:rFonts w:ascii="Wingdings" w:hAnsi="Wingdings" w:hint="default"/>
+        <w:sz w:val="20"/>
+      </w:rPr>
+    </w:lvl>
+    <w:lvl w:ilvl="3" w:tentative="1">
+      <w:start w:val="1"/>
+      <w:numFmt w:val="bullet"/>
+      <w:lvlText w:val=""/>
+      <w:lvlJc w:val="left"/>
+      <w:pPr>
+        <w:tabs>
+          <w:tab w:val="num" w:pos="2880"/>
+        </w:tabs>
+        <w:ind w:left="2880" w:hanging="360"/>
+      </w:pPr>
+      <w:rPr>
+        <w:rFonts w:ascii="Wingdings" w:hAnsi="Wingdings" w:hint="default"/>
+        <w:sz w:val="20"/>
+      </w:rPr>
+    </w:lvl>
+    <w:lvl w:ilvl="4" w:tentative="1">
+      <w:start w:val="1"/>
+      <w:numFmt w:val="bullet"/>
+      <w:lvlText w:val=""/>
+      <w:lvlJc w:val="left"/>
+      <w:pPr>
+        <w:tabs>
+          <w:tab w:val="num" w:pos="3600"/>
+        </w:tabs>
+        <w:ind w:left="3600" w:hanging="360"/>
+      </w:pPr>
+      <w:rPr>
+        <w:rFonts w:ascii="Wingdings" w:hAnsi="Wingdings" w:hint="default"/>
+        <w:sz w:val="20"/>
+      </w:rPr>
+    </w:lvl>
+    <w:lvl w:ilvl="5" w:tentative="1">
+      <w:start w:val="1"/>
+      <w:numFmt w:val="bullet"/>
+      <w:lvlText w:val=""/>
+      <w:lvlJc w:val="left"/>
+      <w:pPr>
+        <w:tabs>
+          <w:tab w:val="num" w:pos="4320"/>
+        </w:tabs>
+        <w:ind w:left="4320" w:hanging="360"/>
+      </w:pPr>
+      <w:rPr>
+        <w:rFonts w:ascii="Wingdings" w:hAnsi="Wingdings" w:hint="default"/>
+        <w:sz w:val="20"/>
+      </w:rPr>
+    </w:lvl>
+    <w:lvl w:ilvl="6" w:tentative="1">
+      <w:start w:val="1"/>
+      <w:numFmt w:val="bullet"/>
+      <w:lvlText w:val=""/>
+      <w:lvlJc w:val="left"/>
+      <w:pPr>
+        <w:tabs>
+          <w:tab w:val="num" w:pos="5040"/>
+        </w:tabs>
+        <w:ind w:left="5040" w:hanging="360"/>
+      </w:pPr>
+      <w:rPr>
+        <w:rFonts w:ascii="Wingdings" w:hAnsi="Wingdings" w:hint="default"/>
+        <w:sz w:val="20"/>
+      </w:rPr>
+    </w:lvl>
+    <w:lvl w:ilvl="7" w:tentative="1">
+      <w:start w:val="1"/>
+      <w:numFmt w:val="bullet"/>
+      <w:lvlText w:val=""/>
+      <w:lvlJc w:val="left"/>
+      <w:pPr>
+        <w:tabs>
+          <w:tab w:val="num" w:pos="5760"/>
+        </w:tabs>
+        <w:ind w:left="5760" w:hanging="360"/>
+      </w:pPr>
+      <w:rPr>
+        <w:rFonts w:ascii="Wingdings" w:hAnsi="Wingdings" w:hint="default"/>
+        <w:sz w:val="20"/>
+      </w:rPr>
+    </w:lvl>
+    <w:lvl w:ilvl="8" w:tentative="1">
+      <w:start w:val="1"/>
+      <w:numFmt w:val="bullet"/>
+      <w:lvlText w:val=""/>
+      <w:lvlJc w:val="left"/>
+      <w:pPr>
+        <w:tabs>
+          <w:tab w:val="num" w:pos="6480"/>
+        </w:tabs>
+        <w:ind w:left="6480" w:hanging="360"/>
+      </w:pPr>
+      <w:rPr>
+        <w:rFonts w:ascii="Wingdings" w:hAnsi="Wingdings" w:hint="default"/>
+        <w:sz w:val="20"/>
+      </w:rPr>
+    </w:lvl>
+  </w:abstractNum>
+  <w:abstractNum w:abstractNumId="17" w15:restartNumberingAfterBreak="0">
     <w:nsid w:val="1C675AFE"/>
     <w:multiLevelType w:val="hybridMultilevel"/>
     <w:tmpl w:val="07AE09EC"/>
@@ -18610,7 +19201,7 @@
         <w:ind w:left="2498" w:hanging="360"/>
       </w:pPr>
       <w:rPr>
-        <w:rFonts w:hint="default" w:ascii="Symbol" w:hAnsi="Symbol"/>
+        <w:rFonts w:ascii="Symbol" w:hAnsi="Symbol" w:hint="default"/>
       </w:rPr>
     </w:lvl>
     <w:lvl w:ilvl="1" w:tplc="04150003" w:tentative="1">
@@ -18622,7 +19213,7 @@
         <w:ind w:left="3218" w:hanging="360"/>
       </w:pPr>
       <w:rPr>
-        <w:rFonts w:hint="default" w:ascii="Courier New" w:hAnsi="Courier New" w:cs="Courier New"/>
+        <w:rFonts w:ascii="Courier New" w:hAnsi="Courier New" w:cs="Courier New" w:hint="default"/>
       </w:rPr>
     </w:lvl>
     <w:lvl w:ilvl="2" w:tplc="04150005" w:tentative="1">
@@ -18634,7 +19225,7 @@
         <w:ind w:left="3938" w:hanging="360"/>
       </w:pPr>
       <w:rPr>
-        <w:rFonts w:hint="default" w:ascii="Wingdings" w:hAnsi="Wingdings"/>
+        <w:rFonts w:ascii="Wingdings" w:hAnsi="Wingdings" w:hint="default"/>
       </w:rPr>
     </w:lvl>
     <w:lvl w:ilvl="3" w:tplc="04150001" w:tentative="1">
@@ -18646,7 +19237,7 @@
         <w:ind w:left="4658" w:hanging="360"/>
       </w:pPr>
       <w:rPr>
-        <w:rFonts w:hint="default" w:ascii="Symbol" w:hAnsi="Symbol"/>
+        <w:rFonts w:ascii="Symbol" w:hAnsi="Symbol" w:hint="default"/>
       </w:rPr>
     </w:lvl>
     <w:lvl w:ilvl="4" w:tplc="04150003" w:tentative="1">
@@ -18658,7 +19249,7 @@
         <w:ind w:left="5378" w:hanging="360"/>
       </w:pPr>
       <w:rPr>
-        <w:rFonts w:hint="default" w:ascii="Courier New" w:hAnsi="Courier New" w:cs="Courier New"/>
+        <w:rFonts w:ascii="Courier New" w:hAnsi="Courier New" w:cs="Courier New" w:hint="default"/>
       </w:rPr>
     </w:lvl>
     <w:lvl w:ilvl="5" w:tplc="04150005" w:tentative="1">
@@ -18670,7 +19261,7 @@
         <w:ind w:left="6098" w:hanging="360"/>
       </w:pPr>
       <w:rPr>
-        <w:rFonts w:hint="default" w:ascii="Wingdings" w:hAnsi="Wingdings"/>
+        <w:rFonts w:ascii="Wingdings" w:hAnsi="Wingdings" w:hint="default"/>
       </w:rPr>
     </w:lvl>
     <w:lvl w:ilvl="6" w:tplc="04150001" w:tentative="1">
@@ -18682,7 +19273,7 @@
         <w:ind w:left="6818" w:hanging="360"/>
       </w:pPr>
       <w:rPr>
-        <w:rFonts w:hint="default" w:ascii="Symbol" w:hAnsi="Symbol"/>
+        <w:rFonts w:ascii="Symbol" w:hAnsi="Symbol" w:hint="default"/>
       </w:rPr>
     </w:lvl>
     <w:lvl w:ilvl="7" w:tplc="04150003" w:tentative="1">
@@ -18694,7 +19285,7 @@
         <w:ind w:left="7538" w:hanging="360"/>
       </w:pPr>
       <w:rPr>
-        <w:rFonts w:hint="default" w:ascii="Courier New" w:hAnsi="Courier New" w:cs="Courier New"/>
+        <w:rFonts w:ascii="Courier New" w:hAnsi="Courier New" w:cs="Courier New" w:hint="default"/>
       </w:rPr>
     </w:lvl>
     <w:lvl w:ilvl="8" w:tplc="04150005" w:tentative="1">
@@ -18706,11 +19297,11 @@
         <w:ind w:left="8258" w:hanging="360"/>
       </w:pPr>
       <w:rPr>
-        <w:rFonts w:hint="default" w:ascii="Wingdings" w:hAnsi="Wingdings"/>
+        <w:rFonts w:ascii="Wingdings" w:hAnsi="Wingdings" w:hint="default"/>
       </w:rPr>
     </w:lvl>
   </w:abstractNum>
-  <w:abstractNum w:abstractNumId="15" w15:restartNumberingAfterBreak="0">
+  <w:abstractNum w:abstractNumId="18" w15:restartNumberingAfterBreak="0">
     <w:nsid w:val="1C7036E3"/>
     <w:multiLevelType w:val="hybridMultilevel"/>
     <w:tmpl w:val="F1DAE2B6"/>
@@ -18799,7 +19390,7 @@
       </w:pPr>
     </w:lvl>
   </w:abstractNum>
-  <w:abstractNum w:abstractNumId="16" w15:restartNumberingAfterBreak="0">
+  <w:abstractNum w:abstractNumId="19" w15:restartNumberingAfterBreak="0">
     <w:nsid w:val="1D8C45ED"/>
     <w:multiLevelType w:val="hybridMultilevel"/>
     <w:tmpl w:val="395CEAEE"/>
@@ -18812,7 +19403,7 @@
         <w:ind w:left="1788" w:hanging="360"/>
       </w:pPr>
       <w:rPr>
-        <w:rFonts w:hint="default" w:ascii="Symbol" w:hAnsi="Symbol"/>
+        <w:rFonts w:ascii="Symbol" w:hAnsi="Symbol" w:hint="default"/>
       </w:rPr>
     </w:lvl>
     <w:lvl w:ilvl="1" w:tplc="FFFFFFFF" w:tentative="1">
@@ -18888,7 +19479,7 @@
       </w:pPr>
     </w:lvl>
   </w:abstractNum>
-  <w:abstractNum w:abstractNumId="17" w15:restartNumberingAfterBreak="0">
+  <w:abstractNum w:abstractNumId="20" w15:restartNumberingAfterBreak="0">
     <w:nsid w:val="2041224D"/>
     <w:multiLevelType w:val="hybridMultilevel"/>
     <w:tmpl w:val="14B60A8C"/>
@@ -18901,7 +19492,7 @@
         <w:ind w:left="1440" w:hanging="360"/>
       </w:pPr>
       <w:rPr>
-        <w:rFonts w:hint="default" w:ascii="Symbol" w:hAnsi="Symbol"/>
+        <w:rFonts w:ascii="Symbol" w:hAnsi="Symbol" w:hint="default"/>
       </w:rPr>
     </w:lvl>
     <w:lvl w:ilvl="1" w:tplc="04150003">
@@ -18913,7 +19504,7 @@
         <w:ind w:left="2160" w:hanging="360"/>
       </w:pPr>
       <w:rPr>
-        <w:rFonts w:hint="default" w:ascii="Courier New" w:hAnsi="Courier New" w:cs="Courier New"/>
+        <w:rFonts w:ascii="Courier New" w:hAnsi="Courier New" w:cs="Courier New" w:hint="default"/>
       </w:rPr>
     </w:lvl>
     <w:lvl w:ilvl="2" w:tplc="04150005" w:tentative="1">
@@ -18925,7 +19516,7 @@
         <w:ind w:left="2880" w:hanging="360"/>
       </w:pPr>
       <w:rPr>
-        <w:rFonts w:hint="default" w:ascii="Wingdings" w:hAnsi="Wingdings"/>
+        <w:rFonts w:ascii="Wingdings" w:hAnsi="Wingdings" w:hint="default"/>
       </w:rPr>
     </w:lvl>
     <w:lvl w:ilvl="3" w:tplc="04150001" w:tentative="1">
@@ -18937,7 +19528,7 @@
         <w:ind w:left="3600" w:hanging="360"/>
       </w:pPr>
       <w:rPr>
-        <w:rFonts w:hint="default" w:ascii="Symbol" w:hAnsi="Symbol"/>
+        <w:rFonts w:ascii="Symbol" w:hAnsi="Symbol" w:hint="default"/>
       </w:rPr>
     </w:lvl>
     <w:lvl w:ilvl="4" w:tplc="04150003" w:tentative="1">
@@ -18949,7 +19540,7 @@
         <w:ind w:left="4320" w:hanging="360"/>
       </w:pPr>
       <w:rPr>
-        <w:rFonts w:hint="default" w:ascii="Courier New" w:hAnsi="Courier New" w:cs="Courier New"/>
+        <w:rFonts w:ascii="Courier New" w:hAnsi="Courier New" w:cs="Courier New" w:hint="default"/>
       </w:rPr>
     </w:lvl>
     <w:lvl w:ilvl="5" w:tplc="04150005" w:tentative="1">
@@ -18961,7 +19552,7 @@
         <w:ind w:left="5040" w:hanging="360"/>
       </w:pPr>
       <w:rPr>
-        <w:rFonts w:hint="default" w:ascii="Wingdings" w:hAnsi="Wingdings"/>
+        <w:rFonts w:ascii="Wingdings" w:hAnsi="Wingdings" w:hint="default"/>
       </w:rPr>
     </w:lvl>
     <w:lvl w:ilvl="6" w:tplc="04150001" w:tentative="1">
@@ -18973,7 +19564,7 @@
         <w:ind w:left="5760" w:hanging="360"/>
       </w:pPr>
       <w:rPr>
-        <w:rFonts w:hint="default" w:ascii="Symbol" w:hAnsi="Symbol"/>
+        <w:rFonts w:ascii="Symbol" w:hAnsi="Symbol" w:hint="default"/>
       </w:rPr>
     </w:lvl>
     <w:lvl w:ilvl="7" w:tplc="04150003" w:tentative="1">
@@ -18985,7 +19576,7 @@
         <w:ind w:left="6480" w:hanging="360"/>
       </w:pPr>
       <w:rPr>
-        <w:rFonts w:hint="default" w:ascii="Courier New" w:hAnsi="Courier New" w:cs="Courier New"/>
+        <w:rFonts w:ascii="Courier New" w:hAnsi="Courier New" w:cs="Courier New" w:hint="default"/>
       </w:rPr>
     </w:lvl>
     <w:lvl w:ilvl="8" w:tplc="04150005" w:tentative="1">
@@ -18997,11 +19588,11 @@
         <w:ind w:left="7200" w:hanging="360"/>
       </w:pPr>
       <w:rPr>
-        <w:rFonts w:hint="default" w:ascii="Wingdings" w:hAnsi="Wingdings"/>
+        <w:rFonts w:ascii="Wingdings" w:hAnsi="Wingdings" w:hint="default"/>
       </w:rPr>
     </w:lvl>
   </w:abstractNum>
-  <w:abstractNum w:abstractNumId="18" w15:restartNumberingAfterBreak="0">
+  <w:abstractNum w:abstractNumId="21" w15:restartNumberingAfterBreak="0">
     <w:nsid w:val="204F3A37"/>
     <w:multiLevelType w:val="hybridMultilevel"/>
     <w:tmpl w:val="E654AE50"/>
@@ -19014,7 +19605,7 @@
         <w:ind w:left="1776" w:hanging="360"/>
       </w:pPr>
       <w:rPr>
-        <w:rFonts w:hint="default" w:ascii="Symbol" w:hAnsi="Symbol"/>
+        <w:rFonts w:ascii="Symbol" w:hAnsi="Symbol" w:hint="default"/>
       </w:rPr>
     </w:lvl>
     <w:lvl w:ilvl="1" w:tplc="FFFFFFFF" w:tentative="1">
@@ -19090,7 +19681,7 @@
       </w:pPr>
     </w:lvl>
   </w:abstractNum>
-  <w:abstractNum w:abstractNumId="19" w15:restartNumberingAfterBreak="0">
+  <w:abstractNum w:abstractNumId="22" w15:restartNumberingAfterBreak="0">
     <w:nsid w:val="2060478D"/>
     <w:multiLevelType w:val="hybridMultilevel"/>
     <w:tmpl w:val="3028D362"/>
@@ -19103,7 +19694,7 @@
         <w:ind w:left="1776" w:hanging="360"/>
       </w:pPr>
       <w:rPr>
-        <w:rFonts w:hint="default" w:ascii="Symbol" w:hAnsi="Symbol"/>
+        <w:rFonts w:ascii="Symbol" w:hAnsi="Symbol" w:hint="default"/>
       </w:rPr>
     </w:lvl>
     <w:lvl w:ilvl="1" w:tplc="FFFFFFFF" w:tentative="1">
@@ -19179,7 +19770,7 @@
       </w:pPr>
     </w:lvl>
   </w:abstractNum>
-  <w:abstractNum w:abstractNumId="20" w15:restartNumberingAfterBreak="0">
+  <w:abstractNum w:abstractNumId="23" w15:restartNumberingAfterBreak="0">
     <w:nsid w:val="20854D33"/>
     <w:multiLevelType w:val="hybridMultilevel"/>
     <w:tmpl w:val="A2869788"/>
@@ -19192,7 +19783,7 @@
         <w:ind w:left="1428" w:hanging="360"/>
       </w:pPr>
       <w:rPr>
-        <w:rFonts w:hint="default" w:ascii="Aptos" w:hAnsi="Aptos"/>
+        <w:rFonts w:ascii="Aptos" w:hAnsi="Aptos" w:hint="default"/>
       </w:rPr>
     </w:lvl>
     <w:lvl w:ilvl="1" w:tplc="FFFFFFFF">
@@ -19204,7 +19795,7 @@
         <w:ind w:left="2148" w:hanging="360"/>
       </w:pPr>
       <w:rPr>
-        <w:rFonts w:hint="default" w:ascii="Courier New" w:hAnsi="Courier New"/>
+        <w:rFonts w:ascii="Courier New" w:hAnsi="Courier New" w:hint="default"/>
       </w:rPr>
     </w:lvl>
     <w:lvl w:ilvl="2" w:tplc="FFFFFFFF">
@@ -19216,7 +19807,7 @@
         <w:ind w:left="2868" w:hanging="360"/>
       </w:pPr>
       <w:rPr>
-        <w:rFonts w:hint="default" w:ascii="Wingdings" w:hAnsi="Wingdings"/>
+        <w:rFonts w:ascii="Wingdings" w:hAnsi="Wingdings" w:hint="default"/>
       </w:rPr>
     </w:lvl>
     <w:lvl w:ilvl="3" w:tplc="FFFFFFFF">
@@ -19228,7 +19819,7 @@
         <w:ind w:left="3588" w:hanging="360"/>
       </w:pPr>
       <w:rPr>
-        <w:rFonts w:hint="default" w:ascii="Symbol" w:hAnsi="Symbol"/>
+        <w:rFonts w:ascii="Symbol" w:hAnsi="Symbol" w:hint="default"/>
       </w:rPr>
     </w:lvl>
     <w:lvl w:ilvl="4" w:tplc="FFFFFFFF">
@@ -19240,7 +19831,7 @@
         <w:ind w:left="4308" w:hanging="360"/>
       </w:pPr>
       <w:rPr>
-        <w:rFonts w:hint="default" w:ascii="Courier New" w:hAnsi="Courier New"/>
+        <w:rFonts w:ascii="Courier New" w:hAnsi="Courier New" w:hint="default"/>
       </w:rPr>
     </w:lvl>
     <w:lvl w:ilvl="5" w:tplc="FFFFFFFF">
@@ -19252,7 +19843,7 @@
         <w:ind w:left="5028" w:hanging="360"/>
       </w:pPr>
       <w:rPr>
-        <w:rFonts w:hint="default" w:ascii="Wingdings" w:hAnsi="Wingdings"/>
+        <w:rFonts w:ascii="Wingdings" w:hAnsi="Wingdings" w:hint="default"/>
       </w:rPr>
     </w:lvl>
     <w:lvl w:ilvl="6" w:tplc="FFFFFFFF">
@@ -19264,7 +19855,7 @@
         <w:ind w:left="5748" w:hanging="360"/>
       </w:pPr>
       <w:rPr>
-        <w:rFonts w:hint="default" w:ascii="Symbol" w:hAnsi="Symbol"/>
+        <w:rFonts w:ascii="Symbol" w:hAnsi="Symbol" w:hint="default"/>
       </w:rPr>
     </w:lvl>
     <w:lvl w:ilvl="7" w:tplc="FFFFFFFF">
@@ -19276,7 +19867,7 @@
         <w:ind w:left="6468" w:hanging="360"/>
       </w:pPr>
       <w:rPr>
-        <w:rFonts w:hint="default" w:ascii="Courier New" w:hAnsi="Courier New"/>
+        <w:rFonts w:ascii="Courier New" w:hAnsi="Courier New" w:hint="default"/>
       </w:rPr>
     </w:lvl>
     <w:lvl w:ilvl="8" w:tplc="FFFFFFFF">
@@ -19288,11 +19879,11 @@
         <w:ind w:left="7188" w:hanging="360"/>
       </w:pPr>
       <w:rPr>
-        <w:rFonts w:hint="default" w:ascii="Wingdings" w:hAnsi="Wingdings"/>
+        <w:rFonts w:ascii="Wingdings" w:hAnsi="Wingdings" w:hint="default"/>
       </w:rPr>
     </w:lvl>
   </w:abstractNum>
-  <w:abstractNum w:abstractNumId="21" w15:restartNumberingAfterBreak="0">
+  <w:abstractNum w:abstractNumId="24" w15:restartNumberingAfterBreak="0">
     <w:nsid w:val="216B2E04"/>
     <w:multiLevelType w:val="hybridMultilevel"/>
     <w:tmpl w:val="3D08B752"/>
@@ -19305,7 +19896,7 @@
         <w:ind w:left="720" w:hanging="360"/>
       </w:pPr>
       <w:rPr>
-        <w:rFonts w:hint="default" w:ascii="Symbol" w:hAnsi="Symbol"/>
+        <w:rFonts w:ascii="Symbol" w:hAnsi="Symbol" w:hint="default"/>
       </w:rPr>
     </w:lvl>
     <w:lvl w:ilvl="1" w:tplc="04150003" w:tentative="1">
@@ -19317,7 +19908,7 @@
         <w:ind w:left="1440" w:hanging="360"/>
       </w:pPr>
       <w:rPr>
-        <w:rFonts w:hint="default" w:ascii="Courier New" w:hAnsi="Courier New" w:cs="Courier New"/>
+        <w:rFonts w:ascii="Courier New" w:hAnsi="Courier New" w:cs="Courier New" w:hint="default"/>
       </w:rPr>
     </w:lvl>
     <w:lvl w:ilvl="2" w:tplc="04150005" w:tentative="1">
@@ -19329,7 +19920,7 @@
         <w:ind w:left="2160" w:hanging="360"/>
       </w:pPr>
       <w:rPr>
-        <w:rFonts w:hint="default" w:ascii="Wingdings" w:hAnsi="Wingdings"/>
+        <w:rFonts w:ascii="Wingdings" w:hAnsi="Wingdings" w:hint="default"/>
       </w:rPr>
     </w:lvl>
     <w:lvl w:ilvl="3" w:tplc="04150001" w:tentative="1">
@@ -19341,7 +19932,7 @@
         <w:ind w:left="2880" w:hanging="360"/>
       </w:pPr>
       <w:rPr>
-        <w:rFonts w:hint="default" w:ascii="Symbol" w:hAnsi="Symbol"/>
+        <w:rFonts w:ascii="Symbol" w:hAnsi="Symbol" w:hint="default"/>
       </w:rPr>
     </w:lvl>
     <w:lvl w:ilvl="4" w:tplc="04150003" w:tentative="1">
@@ -19353,7 +19944,7 @@
         <w:ind w:left="3600" w:hanging="360"/>
       </w:pPr>
       <w:rPr>
-        <w:rFonts w:hint="default" w:ascii="Courier New" w:hAnsi="Courier New" w:cs="Courier New"/>
+        <w:rFonts w:ascii="Courier New" w:hAnsi="Courier New" w:cs="Courier New" w:hint="default"/>
       </w:rPr>
     </w:lvl>
     <w:lvl w:ilvl="5" w:tplc="04150005" w:tentative="1">
@@ -19365,7 +19956,7 @@
         <w:ind w:left="4320" w:hanging="360"/>
       </w:pPr>
       <w:rPr>
-        <w:rFonts w:hint="default" w:ascii="Wingdings" w:hAnsi="Wingdings"/>
+        <w:rFonts w:ascii="Wingdings" w:hAnsi="Wingdings" w:hint="default"/>
       </w:rPr>
     </w:lvl>
     <w:lvl w:ilvl="6" w:tplc="04150001" w:tentative="1">
@@ -19377,7 +19968,7 @@
         <w:ind w:left="5040" w:hanging="360"/>
       </w:pPr>
       <w:rPr>
-        <w:rFonts w:hint="default" w:ascii="Symbol" w:hAnsi="Symbol"/>
+        <w:rFonts w:ascii="Symbol" w:hAnsi="Symbol" w:hint="default"/>
       </w:rPr>
     </w:lvl>
     <w:lvl w:ilvl="7" w:tplc="04150003" w:tentative="1">
@@ -19389,7 +19980,7 @@
         <w:ind w:left="5760" w:hanging="360"/>
       </w:pPr>
       <w:rPr>
-        <w:rFonts w:hint="default" w:ascii="Courier New" w:hAnsi="Courier New" w:cs="Courier New"/>
+        <w:rFonts w:ascii="Courier New" w:hAnsi="Courier New" w:cs="Courier New" w:hint="default"/>
       </w:rPr>
     </w:lvl>
     <w:lvl w:ilvl="8" w:tplc="04150005" w:tentative="1">
@@ -19401,11 +19992,124 @@
         <w:ind w:left="6480" w:hanging="360"/>
       </w:pPr>
       <w:rPr>
-        <w:rFonts w:hint="default" w:ascii="Wingdings" w:hAnsi="Wingdings"/>
+        <w:rFonts w:ascii="Wingdings" w:hAnsi="Wingdings" w:hint="default"/>
       </w:rPr>
     </w:lvl>
   </w:abstractNum>
-  <w:abstractNum w:abstractNumId="22" w15:restartNumberingAfterBreak="0">
+  <w:abstractNum w:abstractNumId="25" w15:restartNumberingAfterBreak="0">
+    <w:nsid w:val="21D76D50"/>
+    <w:multiLevelType w:val="hybridMultilevel"/>
+    <w:tmpl w:val="A83C7248"/>
+    <w:lvl w:ilvl="0" w:tplc="04150001">
+      <w:start w:val="1"/>
+      <w:numFmt w:val="bullet"/>
+      <w:lvlText w:val=""/>
+      <w:lvlJc w:val="left"/>
+      <w:pPr>
+        <w:ind w:left="1440" w:hanging="360"/>
+      </w:pPr>
+      <w:rPr>
+        <w:rFonts w:ascii="Symbol" w:hAnsi="Symbol" w:hint="default"/>
+      </w:rPr>
+    </w:lvl>
+    <w:lvl w:ilvl="1" w:tplc="04150003" w:tentative="1">
+      <w:start w:val="1"/>
+      <w:numFmt w:val="bullet"/>
+      <w:lvlText w:val="o"/>
+      <w:lvlJc w:val="left"/>
+      <w:pPr>
+        <w:ind w:left="2160" w:hanging="360"/>
+      </w:pPr>
+      <w:rPr>
+        <w:rFonts w:ascii="Courier New" w:hAnsi="Courier New" w:cs="Courier New" w:hint="default"/>
+      </w:rPr>
+    </w:lvl>
+    <w:lvl w:ilvl="2" w:tplc="04150005" w:tentative="1">
+      <w:start w:val="1"/>
+      <w:numFmt w:val="bullet"/>
+      <w:lvlText w:val=""/>
+      <w:lvlJc w:val="left"/>
+      <w:pPr>
+        <w:ind w:left="2880" w:hanging="360"/>
+      </w:pPr>
+      <w:rPr>
+        <w:rFonts w:ascii="Wingdings" w:hAnsi="Wingdings" w:hint="default"/>
+      </w:rPr>
+    </w:lvl>
+    <w:lvl w:ilvl="3" w:tplc="04150001" w:tentative="1">
+      <w:start w:val="1"/>
+      <w:numFmt w:val="bullet"/>
+      <w:lvlText w:val=""/>
+      <w:lvlJc w:val="left"/>
+      <w:pPr>
+        <w:ind w:left="3600" w:hanging="360"/>
+      </w:pPr>
+      <w:rPr>
+        <w:rFonts w:ascii="Symbol" w:hAnsi="Symbol" w:hint="default"/>
+      </w:rPr>
+    </w:lvl>
+    <w:lvl w:ilvl="4" w:tplc="04150003" w:tentative="1">
+      <w:start w:val="1"/>
+      <w:numFmt w:val="bullet"/>
+      <w:lvlText w:val="o"/>
+      <w:lvlJc w:val="left"/>
+      <w:pPr>
+        <w:ind w:left="4320" w:hanging="360"/>
+      </w:pPr>
+      <w:rPr>
+        <w:rFonts w:ascii="Courier New" w:hAnsi="Courier New" w:cs="Courier New" w:hint="default"/>
+      </w:rPr>
+    </w:lvl>
+    <w:lvl w:ilvl="5" w:tplc="04150005" w:tentative="1">
+      <w:start w:val="1"/>
+      <w:numFmt w:val="bullet"/>
+      <w:lvlText w:val=""/>
+      <w:lvlJc w:val="left"/>
+      <w:pPr>
+        <w:ind w:left="5040" w:hanging="360"/>
+      </w:pPr>
+      <w:rPr>
+        <w:rFonts w:ascii="Wingdings" w:hAnsi="Wingdings" w:hint="default"/>
+      </w:rPr>
+    </w:lvl>
+    <w:lvl w:ilvl="6" w:tplc="04150001" w:tentative="1">
+      <w:start w:val="1"/>
+      <w:numFmt w:val="bullet"/>
+      <w:lvlText w:val=""/>
+      <w:lvlJc w:val="left"/>
+      <w:pPr>
+        <w:ind w:left="5760" w:hanging="360"/>
+      </w:pPr>
+      <w:rPr>
+        <w:rFonts w:ascii="Symbol" w:hAnsi="Symbol" w:hint="default"/>
+      </w:rPr>
+    </w:lvl>
+    <w:lvl w:ilvl="7" w:tplc="04150003" w:tentative="1">
+      <w:start w:val="1"/>
+      <w:numFmt w:val="bullet"/>
+      <w:lvlText w:val="o"/>
+      <w:lvlJc w:val="left"/>
+      <w:pPr>
+        <w:ind w:left="6480" w:hanging="360"/>
+      </w:pPr>
+      <w:rPr>
+        <w:rFonts w:ascii="Courier New" w:hAnsi="Courier New" w:cs="Courier New" w:hint="default"/>
+      </w:rPr>
+    </w:lvl>
+    <w:lvl w:ilvl="8" w:tplc="04150005" w:tentative="1">
+      <w:start w:val="1"/>
+      <w:numFmt w:val="bullet"/>
+      <w:lvlText w:val=""/>
+      <w:lvlJc w:val="left"/>
+      <w:pPr>
+        <w:ind w:left="7200" w:hanging="360"/>
+      </w:pPr>
+      <w:rPr>
+        <w:rFonts w:ascii="Wingdings" w:hAnsi="Wingdings" w:hint="default"/>
+      </w:rPr>
+    </w:lvl>
+  </w:abstractNum>
+  <w:abstractNum w:abstractNumId="26" w15:restartNumberingAfterBreak="0">
     <w:nsid w:val="221830EC"/>
     <w:multiLevelType w:val="hybridMultilevel"/>
     <w:tmpl w:val="05668702"/>
@@ -19418,7 +20122,7 @@
         <w:ind w:left="1440" w:hanging="360"/>
       </w:pPr>
       <w:rPr>
-        <w:rFonts w:hint="default" w:ascii="Symbol" w:hAnsi="Symbol"/>
+        <w:rFonts w:ascii="Symbol" w:hAnsi="Symbol" w:hint="default"/>
       </w:rPr>
     </w:lvl>
     <w:lvl w:ilvl="1" w:tplc="04150003">
@@ -19430,7 +20134,7 @@
         <w:ind w:left="2160" w:hanging="360"/>
       </w:pPr>
       <w:rPr>
-        <w:rFonts w:hint="default" w:ascii="Courier New" w:hAnsi="Courier New" w:cs="Courier New"/>
+        <w:rFonts w:ascii="Courier New" w:hAnsi="Courier New" w:cs="Courier New" w:hint="default"/>
       </w:rPr>
     </w:lvl>
     <w:lvl w:ilvl="2" w:tplc="04150005" w:tentative="1">
@@ -19442,7 +20146,7 @@
         <w:ind w:left="2880" w:hanging="360"/>
       </w:pPr>
       <w:rPr>
-        <w:rFonts w:hint="default" w:ascii="Wingdings" w:hAnsi="Wingdings"/>
+        <w:rFonts w:ascii="Wingdings" w:hAnsi="Wingdings" w:hint="default"/>
       </w:rPr>
     </w:lvl>
     <w:lvl w:ilvl="3" w:tplc="04150001" w:tentative="1">
@@ -19454,7 +20158,7 @@
         <w:ind w:left="3600" w:hanging="360"/>
       </w:pPr>
       <w:rPr>
-        <w:rFonts w:hint="default" w:ascii="Symbol" w:hAnsi="Symbol"/>
+        <w:rFonts w:ascii="Symbol" w:hAnsi="Symbol" w:hint="default"/>
       </w:rPr>
     </w:lvl>
     <w:lvl w:ilvl="4" w:tplc="04150003" w:tentative="1">
@@ -19466,7 +20170,7 @@
         <w:ind w:left="4320" w:hanging="360"/>
       </w:pPr>
       <w:rPr>
-        <w:rFonts w:hint="default" w:ascii="Courier New" w:hAnsi="Courier New" w:cs="Courier New"/>
+        <w:rFonts w:ascii="Courier New" w:hAnsi="Courier New" w:cs="Courier New" w:hint="default"/>
       </w:rPr>
     </w:lvl>
     <w:lvl w:ilvl="5" w:tplc="04150005" w:tentative="1">
@@ -19478,7 +20182,7 @@
         <w:ind w:left="5040" w:hanging="360"/>
       </w:pPr>
       <w:rPr>
-        <w:rFonts w:hint="default" w:ascii="Wingdings" w:hAnsi="Wingdings"/>
+        <w:rFonts w:ascii="Wingdings" w:hAnsi="Wingdings" w:hint="default"/>
       </w:rPr>
     </w:lvl>
     <w:lvl w:ilvl="6" w:tplc="04150001" w:tentative="1">
@@ -19490,7 +20194,7 @@
         <w:ind w:left="5760" w:hanging="360"/>
       </w:pPr>
       <w:rPr>
-        <w:rFonts w:hint="default" w:ascii="Symbol" w:hAnsi="Symbol"/>
+        <w:rFonts w:ascii="Symbol" w:hAnsi="Symbol" w:hint="default"/>
       </w:rPr>
     </w:lvl>
     <w:lvl w:ilvl="7" w:tplc="04150003" w:tentative="1">
@@ -19502,7 +20206,7 @@
         <w:ind w:left="6480" w:hanging="360"/>
       </w:pPr>
       <w:rPr>
-        <w:rFonts w:hint="default" w:ascii="Courier New" w:hAnsi="Courier New" w:cs="Courier New"/>
+        <w:rFonts w:ascii="Courier New" w:hAnsi="Courier New" w:cs="Courier New" w:hint="default"/>
       </w:rPr>
     </w:lvl>
     <w:lvl w:ilvl="8" w:tplc="04150005" w:tentative="1">
@@ -19514,11 +20218,11 @@
         <w:ind w:left="7200" w:hanging="360"/>
       </w:pPr>
       <w:rPr>
-        <w:rFonts w:hint="default" w:ascii="Wingdings" w:hAnsi="Wingdings"/>
+        <w:rFonts w:ascii="Wingdings" w:hAnsi="Wingdings" w:hint="default"/>
       </w:rPr>
     </w:lvl>
   </w:abstractNum>
-  <w:abstractNum w:abstractNumId="23" w15:restartNumberingAfterBreak="0">
+  <w:abstractNum w:abstractNumId="27" w15:restartNumberingAfterBreak="0">
     <w:nsid w:val="24272E19"/>
     <w:multiLevelType w:val="hybridMultilevel"/>
     <w:tmpl w:val="48846474"/>
@@ -19607,7 +20311,7 @@
       </w:pPr>
     </w:lvl>
   </w:abstractNum>
-  <w:abstractNum w:abstractNumId="24" w15:restartNumberingAfterBreak="0">
+  <w:abstractNum w:abstractNumId="28" w15:restartNumberingAfterBreak="0">
     <w:nsid w:val="260B0395"/>
     <w:multiLevelType w:val="hybridMultilevel"/>
     <w:tmpl w:val="C32057EE"/>
@@ -19620,7 +20324,7 @@
         <w:ind w:left="720" w:hanging="360"/>
       </w:pPr>
       <w:rPr>
-        <w:rFonts w:hint="default" w:ascii="Aptos" w:hAnsi="Aptos"/>
+        <w:rFonts w:ascii="Aptos" w:hAnsi="Aptos" w:hint="default"/>
       </w:rPr>
     </w:lvl>
     <w:lvl w:ilvl="1" w:tplc="B3B6EBE4">
@@ -19632,7 +20336,7 @@
         <w:ind w:left="1440" w:hanging="360"/>
       </w:pPr>
       <w:rPr>
-        <w:rFonts w:hint="default" w:ascii="Courier New" w:hAnsi="Courier New"/>
+        <w:rFonts w:ascii="Courier New" w:hAnsi="Courier New" w:hint="default"/>
       </w:rPr>
     </w:lvl>
     <w:lvl w:ilvl="2" w:tplc="0902D7D4">
@@ -19644,7 +20348,7 @@
         <w:ind w:left="2160" w:hanging="360"/>
       </w:pPr>
       <w:rPr>
-        <w:rFonts w:hint="default" w:ascii="Wingdings" w:hAnsi="Wingdings"/>
+        <w:rFonts w:ascii="Wingdings" w:hAnsi="Wingdings" w:hint="default"/>
       </w:rPr>
     </w:lvl>
     <w:lvl w:ilvl="3" w:tplc="8C7CE940">
@@ -19656,7 +20360,7 @@
         <w:ind w:left="2880" w:hanging="360"/>
       </w:pPr>
       <w:rPr>
-        <w:rFonts w:hint="default" w:ascii="Symbol" w:hAnsi="Symbol"/>
+        <w:rFonts w:ascii="Symbol" w:hAnsi="Symbol" w:hint="default"/>
       </w:rPr>
     </w:lvl>
     <w:lvl w:ilvl="4" w:tplc="BAE8CC62">
@@ -19668,7 +20372,7 @@
         <w:ind w:left="3600" w:hanging="360"/>
       </w:pPr>
       <w:rPr>
-        <w:rFonts w:hint="default" w:ascii="Courier New" w:hAnsi="Courier New"/>
+        <w:rFonts w:ascii="Courier New" w:hAnsi="Courier New" w:hint="default"/>
       </w:rPr>
     </w:lvl>
     <w:lvl w:ilvl="5" w:tplc="4CE67534">
@@ -19680,7 +20384,7 @@
         <w:ind w:left="4320" w:hanging="360"/>
       </w:pPr>
       <w:rPr>
-        <w:rFonts w:hint="default" w:ascii="Wingdings" w:hAnsi="Wingdings"/>
+        <w:rFonts w:ascii="Wingdings" w:hAnsi="Wingdings" w:hint="default"/>
       </w:rPr>
     </w:lvl>
     <w:lvl w:ilvl="6" w:tplc="AC70B142">
@@ -19692,7 +20396,7 @@
         <w:ind w:left="5040" w:hanging="360"/>
       </w:pPr>
       <w:rPr>
-        <w:rFonts w:hint="default" w:ascii="Symbol" w:hAnsi="Symbol"/>
+        <w:rFonts w:ascii="Symbol" w:hAnsi="Symbol" w:hint="default"/>
       </w:rPr>
     </w:lvl>
     <w:lvl w:ilvl="7" w:tplc="D4C63332">
@@ -19704,7 +20408,7 @@
         <w:ind w:left="5760" w:hanging="360"/>
       </w:pPr>
       <w:rPr>
-        <w:rFonts w:hint="default" w:ascii="Courier New" w:hAnsi="Courier New"/>
+        <w:rFonts w:ascii="Courier New" w:hAnsi="Courier New" w:hint="default"/>
       </w:rPr>
     </w:lvl>
     <w:lvl w:ilvl="8" w:tplc="526A1744">
@@ -19716,11 +20420,11 @@
         <w:ind w:left="6480" w:hanging="360"/>
       </w:pPr>
       <w:rPr>
-        <w:rFonts w:hint="default" w:ascii="Wingdings" w:hAnsi="Wingdings"/>
+        <w:rFonts w:ascii="Wingdings" w:hAnsi="Wingdings" w:hint="default"/>
       </w:rPr>
     </w:lvl>
   </w:abstractNum>
-  <w:abstractNum w:abstractNumId="25" w15:restartNumberingAfterBreak="0">
+  <w:abstractNum w:abstractNumId="29" w15:restartNumberingAfterBreak="0">
     <w:nsid w:val="28B97237"/>
     <w:multiLevelType w:val="hybridMultilevel"/>
     <w:tmpl w:val="F6C45D62"/>
@@ -19733,7 +20437,7 @@
         <w:ind w:left="720" w:hanging="360"/>
       </w:pPr>
       <w:rPr>
-        <w:rFonts w:hint="default" w:ascii="Symbol" w:hAnsi="Symbol"/>
+        <w:rFonts w:ascii="Symbol" w:hAnsi="Symbol" w:hint="default"/>
       </w:rPr>
     </w:lvl>
     <w:lvl w:ilvl="1" w:tplc="04150003" w:tentative="1">
@@ -19745,7 +20449,7 @@
         <w:ind w:left="1440" w:hanging="360"/>
       </w:pPr>
       <w:rPr>
-        <w:rFonts w:hint="default" w:ascii="Courier New" w:hAnsi="Courier New" w:cs="Courier New"/>
+        <w:rFonts w:ascii="Courier New" w:hAnsi="Courier New" w:cs="Courier New" w:hint="default"/>
       </w:rPr>
     </w:lvl>
     <w:lvl w:ilvl="2" w:tplc="04150005" w:tentative="1">
@@ -19757,7 +20461,7 @@
         <w:ind w:left="2160" w:hanging="360"/>
       </w:pPr>
       <w:rPr>
-        <w:rFonts w:hint="default" w:ascii="Wingdings" w:hAnsi="Wingdings"/>
+        <w:rFonts w:ascii="Wingdings" w:hAnsi="Wingdings" w:hint="default"/>
       </w:rPr>
     </w:lvl>
     <w:lvl w:ilvl="3" w:tplc="04150001" w:tentative="1">
@@ -19769,7 +20473,7 @@
         <w:ind w:left="2880" w:hanging="360"/>
       </w:pPr>
       <w:rPr>
-        <w:rFonts w:hint="default" w:ascii="Symbol" w:hAnsi="Symbol"/>
+        <w:rFonts w:ascii="Symbol" w:hAnsi="Symbol" w:hint="default"/>
       </w:rPr>
     </w:lvl>
     <w:lvl w:ilvl="4" w:tplc="04150003" w:tentative="1">
@@ -19781,7 +20485,7 @@
         <w:ind w:left="3600" w:hanging="360"/>
       </w:pPr>
       <w:rPr>
-        <w:rFonts w:hint="default" w:ascii="Courier New" w:hAnsi="Courier New" w:cs="Courier New"/>
+        <w:rFonts w:ascii="Courier New" w:hAnsi="Courier New" w:cs="Courier New" w:hint="default"/>
       </w:rPr>
     </w:lvl>
     <w:lvl w:ilvl="5" w:tplc="04150005" w:tentative="1">
@@ -19793,7 +20497,7 @@
         <w:ind w:left="4320" w:hanging="360"/>
       </w:pPr>
       <w:rPr>
-        <w:rFonts w:hint="default" w:ascii="Wingdings" w:hAnsi="Wingdings"/>
+        <w:rFonts w:ascii="Wingdings" w:hAnsi="Wingdings" w:hint="default"/>
       </w:rPr>
     </w:lvl>
     <w:lvl w:ilvl="6" w:tplc="04150001" w:tentative="1">
@@ -19805,7 +20509,7 @@
         <w:ind w:left="5040" w:hanging="360"/>
       </w:pPr>
       <w:rPr>
-        <w:rFonts w:hint="default" w:ascii="Symbol" w:hAnsi="Symbol"/>
+        <w:rFonts w:ascii="Symbol" w:hAnsi="Symbol" w:hint="default"/>
       </w:rPr>
     </w:lvl>
     <w:lvl w:ilvl="7" w:tplc="04150003" w:tentative="1">
@@ -19817,7 +20521,7 @@
         <w:ind w:left="5760" w:hanging="360"/>
       </w:pPr>
       <w:rPr>
-        <w:rFonts w:hint="default" w:ascii="Courier New" w:hAnsi="Courier New" w:cs="Courier New"/>
+        <w:rFonts w:ascii="Courier New" w:hAnsi="Courier New" w:cs="Courier New" w:hint="default"/>
       </w:rPr>
     </w:lvl>
     <w:lvl w:ilvl="8" w:tplc="04150005" w:tentative="1">
@@ -19829,11 +20533,11 @@
         <w:ind w:left="6480" w:hanging="360"/>
       </w:pPr>
       <w:rPr>
-        <w:rFonts w:hint="default" w:ascii="Wingdings" w:hAnsi="Wingdings"/>
+        <w:rFonts w:ascii="Wingdings" w:hAnsi="Wingdings" w:hint="default"/>
       </w:rPr>
     </w:lvl>
   </w:abstractNum>
-  <w:abstractNum w:abstractNumId="26" w15:restartNumberingAfterBreak="0">
+  <w:abstractNum w:abstractNumId="30" w15:restartNumberingAfterBreak="0">
     <w:nsid w:val="296A1382"/>
     <w:multiLevelType w:val="hybridMultilevel"/>
     <w:tmpl w:val="1C868BFA"/>
@@ -19846,7 +20550,7 @@
         <w:ind w:left="1440" w:hanging="360"/>
       </w:pPr>
       <w:rPr>
-        <w:rFonts w:hint="default" w:ascii="Symbol" w:hAnsi="Symbol"/>
+        <w:rFonts w:ascii="Symbol" w:hAnsi="Symbol" w:hint="default"/>
       </w:rPr>
     </w:lvl>
     <w:lvl w:ilvl="1" w:tplc="04150003">
@@ -19858,7 +20562,7 @@
         <w:ind w:left="2160" w:hanging="360"/>
       </w:pPr>
       <w:rPr>
-        <w:rFonts w:hint="default" w:ascii="Courier New" w:hAnsi="Courier New" w:cs="Courier New"/>
+        <w:rFonts w:ascii="Courier New" w:hAnsi="Courier New" w:cs="Courier New" w:hint="default"/>
       </w:rPr>
     </w:lvl>
     <w:lvl w:ilvl="2" w:tplc="04150005" w:tentative="1">
@@ -19870,7 +20574,7 @@
         <w:ind w:left="2880" w:hanging="360"/>
       </w:pPr>
       <w:rPr>
-        <w:rFonts w:hint="default" w:ascii="Wingdings" w:hAnsi="Wingdings"/>
+        <w:rFonts w:ascii="Wingdings" w:hAnsi="Wingdings" w:hint="default"/>
       </w:rPr>
     </w:lvl>
     <w:lvl w:ilvl="3" w:tplc="04150001" w:tentative="1">
@@ -19882,7 +20586,7 @@
         <w:ind w:left="3600" w:hanging="360"/>
       </w:pPr>
       <w:rPr>
-        <w:rFonts w:hint="default" w:ascii="Symbol" w:hAnsi="Symbol"/>
+        <w:rFonts w:ascii="Symbol" w:hAnsi="Symbol" w:hint="default"/>
       </w:rPr>
     </w:lvl>
     <w:lvl w:ilvl="4" w:tplc="04150003" w:tentative="1">
@@ -19894,7 +20598,7 @@
         <w:ind w:left="4320" w:hanging="360"/>
       </w:pPr>
       <w:rPr>
-        <w:rFonts w:hint="default" w:ascii="Courier New" w:hAnsi="Courier New" w:cs="Courier New"/>
+        <w:rFonts w:ascii="Courier New" w:hAnsi="Courier New" w:cs="Courier New" w:hint="default"/>
       </w:rPr>
     </w:lvl>
     <w:lvl w:ilvl="5" w:tplc="04150005" w:tentative="1">
@@ -19906,7 +20610,7 @@
         <w:ind w:left="5040" w:hanging="360"/>
       </w:pPr>
       <w:rPr>
-        <w:rFonts w:hint="default" w:ascii="Wingdings" w:hAnsi="Wingdings"/>
+        <w:rFonts w:ascii="Wingdings" w:hAnsi="Wingdings" w:hint="default"/>
       </w:rPr>
     </w:lvl>
     <w:lvl w:ilvl="6" w:tplc="04150001" w:tentative="1">
@@ -19918,7 +20622,7 @@
         <w:ind w:left="5760" w:hanging="360"/>
       </w:pPr>
       <w:rPr>
-        <w:rFonts w:hint="default" w:ascii="Symbol" w:hAnsi="Symbol"/>
+        <w:rFonts w:ascii="Symbol" w:hAnsi="Symbol" w:hint="default"/>
       </w:rPr>
     </w:lvl>
     <w:lvl w:ilvl="7" w:tplc="04150003" w:tentative="1">
@@ -19930,7 +20634,7 @@
         <w:ind w:left="6480" w:hanging="360"/>
       </w:pPr>
       <w:rPr>
-        <w:rFonts w:hint="default" w:ascii="Courier New" w:hAnsi="Courier New" w:cs="Courier New"/>
+        <w:rFonts w:ascii="Courier New" w:hAnsi="Courier New" w:cs="Courier New" w:hint="default"/>
       </w:rPr>
     </w:lvl>
     <w:lvl w:ilvl="8" w:tplc="04150005" w:tentative="1">
@@ -19942,11 +20646,11 @@
         <w:ind w:left="7200" w:hanging="360"/>
       </w:pPr>
       <w:rPr>
-        <w:rFonts w:hint="default" w:ascii="Wingdings" w:hAnsi="Wingdings"/>
+        <w:rFonts w:ascii="Wingdings" w:hAnsi="Wingdings" w:hint="default"/>
       </w:rPr>
     </w:lvl>
   </w:abstractNum>
-  <w:abstractNum w:abstractNumId="27" w15:restartNumberingAfterBreak="0">
+  <w:abstractNum w:abstractNumId="31" w15:restartNumberingAfterBreak="0">
     <w:nsid w:val="2ADF77CA"/>
     <w:multiLevelType w:val="hybridMultilevel"/>
     <w:tmpl w:val="646C0258"/>
@@ -19959,7 +20663,7 @@
         <w:ind w:left="1776" w:hanging="360"/>
       </w:pPr>
       <w:rPr>
-        <w:rFonts w:hint="default" w:ascii="Symbol" w:hAnsi="Symbol"/>
+        <w:rFonts w:ascii="Symbol" w:hAnsi="Symbol" w:hint="default"/>
       </w:rPr>
     </w:lvl>
     <w:lvl w:ilvl="1" w:tplc="FFFFFFFF" w:tentative="1">
@@ -20035,7 +20739,7 @@
       </w:pPr>
     </w:lvl>
   </w:abstractNum>
-  <w:abstractNum w:abstractNumId="28" w15:restartNumberingAfterBreak="0">
+  <w:abstractNum w:abstractNumId="32" w15:restartNumberingAfterBreak="0">
     <w:nsid w:val="2C946023"/>
     <w:multiLevelType w:val="hybridMultilevel"/>
     <w:tmpl w:val="2F482754"/>
@@ -20124,7 +20828,7 @@
       </w:pPr>
     </w:lvl>
   </w:abstractNum>
-  <w:abstractNum w:abstractNumId="29" w15:restartNumberingAfterBreak="0">
+  <w:abstractNum w:abstractNumId="33" w15:restartNumberingAfterBreak="0">
     <w:nsid w:val="2FF927CB"/>
     <w:multiLevelType w:val="hybridMultilevel"/>
     <w:tmpl w:val="762E5A5E"/>
@@ -20213,7 +20917,7 @@
       </w:pPr>
     </w:lvl>
   </w:abstractNum>
-  <w:abstractNum w:abstractNumId="30" w15:restartNumberingAfterBreak="0">
+  <w:abstractNum w:abstractNumId="34" w15:restartNumberingAfterBreak="0">
     <w:nsid w:val="319317E0"/>
     <w:multiLevelType w:val="hybridMultilevel"/>
     <w:tmpl w:val="B1080C30"/>
@@ -20226,7 +20930,7 @@
         <w:ind w:left="720" w:hanging="360"/>
       </w:pPr>
       <w:rPr>
-        <w:rFonts w:hint="default" w:ascii="Aptos" w:hAnsi="Aptos"/>
+        <w:rFonts w:ascii="Aptos" w:hAnsi="Aptos" w:hint="default"/>
       </w:rPr>
     </w:lvl>
     <w:lvl w:ilvl="1" w:tplc="54FE0082">
@@ -20238,7 +20942,7 @@
         <w:ind w:left="1440" w:hanging="360"/>
       </w:pPr>
       <w:rPr>
-        <w:rFonts w:hint="default" w:ascii="Courier New" w:hAnsi="Courier New"/>
+        <w:rFonts w:ascii="Courier New" w:hAnsi="Courier New" w:hint="default"/>
       </w:rPr>
     </w:lvl>
     <w:lvl w:ilvl="2" w:tplc="F8020C14">
@@ -20250,7 +20954,7 @@
         <w:ind w:left="2160" w:hanging="360"/>
       </w:pPr>
       <w:rPr>
-        <w:rFonts w:hint="default" w:ascii="Wingdings" w:hAnsi="Wingdings"/>
+        <w:rFonts w:ascii="Wingdings" w:hAnsi="Wingdings" w:hint="default"/>
       </w:rPr>
     </w:lvl>
     <w:lvl w:ilvl="3" w:tplc="DCF8C444">
@@ -20262,7 +20966,7 @@
         <w:ind w:left="2880" w:hanging="360"/>
       </w:pPr>
       <w:rPr>
-        <w:rFonts w:hint="default" w:ascii="Symbol" w:hAnsi="Symbol"/>
+        <w:rFonts w:ascii="Symbol" w:hAnsi="Symbol" w:hint="default"/>
       </w:rPr>
     </w:lvl>
     <w:lvl w:ilvl="4" w:tplc="F740DBAC">
@@ -20274,7 +20978,7 @@
         <w:ind w:left="3600" w:hanging="360"/>
       </w:pPr>
       <w:rPr>
-        <w:rFonts w:hint="default" w:ascii="Courier New" w:hAnsi="Courier New"/>
+        <w:rFonts w:ascii="Courier New" w:hAnsi="Courier New" w:hint="default"/>
       </w:rPr>
     </w:lvl>
     <w:lvl w:ilvl="5" w:tplc="016A9048">
@@ -20286,7 +20990,7 @@
         <w:ind w:left="4320" w:hanging="360"/>
       </w:pPr>
       <w:rPr>
-        <w:rFonts w:hint="default" w:ascii="Wingdings" w:hAnsi="Wingdings"/>
+        <w:rFonts w:ascii="Wingdings" w:hAnsi="Wingdings" w:hint="default"/>
       </w:rPr>
     </w:lvl>
     <w:lvl w:ilvl="6" w:tplc="C74C28C2">
@@ -20298,7 +21002,7 @@
         <w:ind w:left="5040" w:hanging="360"/>
       </w:pPr>
       <w:rPr>
-        <w:rFonts w:hint="default" w:ascii="Symbol" w:hAnsi="Symbol"/>
+        <w:rFonts w:ascii="Symbol" w:hAnsi="Symbol" w:hint="default"/>
       </w:rPr>
     </w:lvl>
     <w:lvl w:ilvl="7" w:tplc="E49CFA12">
@@ -20310,7 +21014,7 @@
         <w:ind w:left="5760" w:hanging="360"/>
       </w:pPr>
       <w:rPr>
-        <w:rFonts w:hint="default" w:ascii="Courier New" w:hAnsi="Courier New"/>
+        <w:rFonts w:ascii="Courier New" w:hAnsi="Courier New" w:hint="default"/>
       </w:rPr>
     </w:lvl>
     <w:lvl w:ilvl="8" w:tplc="15BAC886">
@@ -20322,11 +21026,11 @@
         <w:ind w:left="6480" w:hanging="360"/>
       </w:pPr>
       <w:rPr>
-        <w:rFonts w:hint="default" w:ascii="Wingdings" w:hAnsi="Wingdings"/>
+        <w:rFonts w:ascii="Wingdings" w:hAnsi="Wingdings" w:hint="default"/>
       </w:rPr>
     </w:lvl>
   </w:abstractNum>
-  <w:abstractNum w:abstractNumId="31" w15:restartNumberingAfterBreak="0">
+  <w:abstractNum w:abstractNumId="35" w15:restartNumberingAfterBreak="0">
     <w:nsid w:val="31F662E6"/>
     <w:multiLevelType w:val="hybridMultilevel"/>
     <w:tmpl w:val="19E6CE68"/>
@@ -20412,7 +21116,7 @@
       </w:pPr>
     </w:lvl>
   </w:abstractNum>
-  <w:abstractNum w:abstractNumId="32" w15:restartNumberingAfterBreak="0">
+  <w:abstractNum w:abstractNumId="36" w15:restartNumberingAfterBreak="0">
     <w:nsid w:val="324958D1"/>
     <w:multiLevelType w:val="hybridMultilevel"/>
     <w:tmpl w:val="0A3C19DE"/>
@@ -20425,7 +21129,7 @@
         <w:ind w:left="1440" w:hanging="360"/>
       </w:pPr>
       <w:rPr>
-        <w:rFonts w:hint="default" w:ascii="Symbol" w:hAnsi="Symbol"/>
+        <w:rFonts w:ascii="Symbol" w:hAnsi="Symbol" w:hint="default"/>
       </w:rPr>
     </w:lvl>
     <w:lvl w:ilvl="1" w:tplc="04150003" w:tentative="1">
@@ -20437,7 +21141,7 @@
         <w:ind w:left="2160" w:hanging="360"/>
       </w:pPr>
       <w:rPr>
-        <w:rFonts w:hint="default" w:ascii="Courier New" w:hAnsi="Courier New" w:cs="Courier New"/>
+        <w:rFonts w:ascii="Courier New" w:hAnsi="Courier New" w:cs="Courier New" w:hint="default"/>
       </w:rPr>
     </w:lvl>
     <w:lvl w:ilvl="2" w:tplc="04150005" w:tentative="1">
@@ -20449,7 +21153,7 @@
         <w:ind w:left="2880" w:hanging="360"/>
       </w:pPr>
       <w:rPr>
-        <w:rFonts w:hint="default" w:ascii="Wingdings" w:hAnsi="Wingdings"/>
+        <w:rFonts w:ascii="Wingdings" w:hAnsi="Wingdings" w:hint="default"/>
       </w:rPr>
     </w:lvl>
     <w:lvl w:ilvl="3" w:tplc="04150001" w:tentative="1">
@@ -20461,7 +21165,7 @@
         <w:ind w:left="3600" w:hanging="360"/>
       </w:pPr>
       <w:rPr>
-        <w:rFonts w:hint="default" w:ascii="Symbol" w:hAnsi="Symbol"/>
+        <w:rFonts w:ascii="Symbol" w:hAnsi="Symbol" w:hint="default"/>
       </w:rPr>
     </w:lvl>
     <w:lvl w:ilvl="4" w:tplc="04150003" w:tentative="1">
@@ -20473,7 +21177,7 @@
         <w:ind w:left="4320" w:hanging="360"/>
       </w:pPr>
       <w:rPr>
-        <w:rFonts w:hint="default" w:ascii="Courier New" w:hAnsi="Courier New" w:cs="Courier New"/>
+        <w:rFonts w:ascii="Courier New" w:hAnsi="Courier New" w:cs="Courier New" w:hint="default"/>
       </w:rPr>
     </w:lvl>
     <w:lvl w:ilvl="5" w:tplc="04150005" w:tentative="1">
@@ -20485,7 +21189,7 @@
         <w:ind w:left="5040" w:hanging="360"/>
       </w:pPr>
       <w:rPr>
-        <w:rFonts w:hint="default" w:ascii="Wingdings" w:hAnsi="Wingdings"/>
+        <w:rFonts w:ascii="Wingdings" w:hAnsi="Wingdings" w:hint="default"/>
       </w:rPr>
     </w:lvl>
     <w:lvl w:ilvl="6" w:tplc="04150001" w:tentative="1">
@@ -20497,7 +21201,7 @@
         <w:ind w:left="5760" w:hanging="360"/>
       </w:pPr>
       <w:rPr>
-        <w:rFonts w:hint="default" w:ascii="Symbol" w:hAnsi="Symbol"/>
+        <w:rFonts w:ascii="Symbol" w:hAnsi="Symbol" w:hint="default"/>
       </w:rPr>
     </w:lvl>
     <w:lvl w:ilvl="7" w:tplc="04150003" w:tentative="1">
@@ -20509,7 +21213,7 @@
         <w:ind w:left="6480" w:hanging="360"/>
       </w:pPr>
       <w:rPr>
-        <w:rFonts w:hint="default" w:ascii="Courier New" w:hAnsi="Courier New" w:cs="Courier New"/>
+        <w:rFonts w:ascii="Courier New" w:hAnsi="Courier New" w:cs="Courier New" w:hint="default"/>
       </w:rPr>
     </w:lvl>
     <w:lvl w:ilvl="8" w:tplc="04150005" w:tentative="1">
@@ -20521,11 +21225,11 @@
         <w:ind w:left="7200" w:hanging="360"/>
       </w:pPr>
       <w:rPr>
-        <w:rFonts w:hint="default" w:ascii="Wingdings" w:hAnsi="Wingdings"/>
+        <w:rFonts w:ascii="Wingdings" w:hAnsi="Wingdings" w:hint="default"/>
       </w:rPr>
     </w:lvl>
   </w:abstractNum>
-  <w:abstractNum w:abstractNumId="33" w15:restartNumberingAfterBreak="0">
+  <w:abstractNum w:abstractNumId="37" w15:restartNumberingAfterBreak="0">
     <w:nsid w:val="33561BA8"/>
     <w:multiLevelType w:val="hybridMultilevel"/>
     <w:tmpl w:val="EE0E2BCC"/>
@@ -20550,7 +21254,7 @@
         <w:ind w:left="1440" w:hanging="360"/>
       </w:pPr>
       <w:rPr>
-        <w:rFonts w:hint="default" w:ascii="Symbol" w:hAnsi="Symbol"/>
+        <w:rFonts w:ascii="Symbol" w:hAnsi="Symbol" w:hint="default"/>
       </w:rPr>
     </w:lvl>
     <w:lvl w:ilvl="2" w:tplc="0415001B">
@@ -20623,7 +21327,7 @@
       </w:pPr>
     </w:lvl>
   </w:abstractNum>
-  <w:abstractNum w:abstractNumId="34" w15:restartNumberingAfterBreak="0">
+  <w:abstractNum w:abstractNumId="38" w15:restartNumberingAfterBreak="0">
     <w:nsid w:val="35694CE0"/>
     <w:multiLevelType w:val="hybridMultilevel"/>
     <w:tmpl w:val="C2D64574"/>
@@ -20636,7 +21340,7 @@
         <w:ind w:left="1440" w:hanging="360"/>
       </w:pPr>
       <w:rPr>
-        <w:rFonts w:hint="default" w:ascii="Symbol" w:hAnsi="Symbol"/>
+        <w:rFonts w:ascii="Symbol" w:hAnsi="Symbol" w:hint="default"/>
       </w:rPr>
     </w:lvl>
     <w:lvl w:ilvl="1" w:tplc="04150003" w:tentative="1">
@@ -20648,7 +21352,7 @@
         <w:ind w:left="2160" w:hanging="360"/>
       </w:pPr>
       <w:rPr>
-        <w:rFonts w:hint="default" w:ascii="Courier New" w:hAnsi="Courier New" w:cs="Courier New"/>
+        <w:rFonts w:ascii="Courier New" w:hAnsi="Courier New" w:cs="Courier New" w:hint="default"/>
       </w:rPr>
     </w:lvl>
     <w:lvl w:ilvl="2" w:tplc="04150005" w:tentative="1">
@@ -20660,7 +21364,7 @@
         <w:ind w:left="2880" w:hanging="360"/>
       </w:pPr>
       <w:rPr>
-        <w:rFonts w:hint="default" w:ascii="Wingdings" w:hAnsi="Wingdings"/>
+        <w:rFonts w:ascii="Wingdings" w:hAnsi="Wingdings" w:hint="default"/>
       </w:rPr>
     </w:lvl>
     <w:lvl w:ilvl="3" w:tplc="04150001" w:tentative="1">
@@ -20672,7 +21376,7 @@
         <w:ind w:left="3600" w:hanging="360"/>
       </w:pPr>
       <w:rPr>
-        <w:rFonts w:hint="default" w:ascii="Symbol" w:hAnsi="Symbol"/>
+        <w:rFonts w:ascii="Symbol" w:hAnsi="Symbol" w:hint="default"/>
       </w:rPr>
     </w:lvl>
     <w:lvl w:ilvl="4" w:tplc="04150003" w:tentative="1">
@@ -20684,7 +21388,7 @@
         <w:ind w:left="4320" w:hanging="360"/>
       </w:pPr>
       <w:rPr>
-        <w:rFonts w:hint="default" w:ascii="Courier New" w:hAnsi="Courier New" w:cs="Courier New"/>
+        <w:rFonts w:ascii="Courier New" w:hAnsi="Courier New" w:cs="Courier New" w:hint="default"/>
       </w:rPr>
     </w:lvl>
     <w:lvl w:ilvl="5" w:tplc="04150005" w:tentative="1">
@@ -20696,7 +21400,7 @@
         <w:ind w:left="5040" w:hanging="360"/>
       </w:pPr>
       <w:rPr>
-        <w:rFonts w:hint="default" w:ascii="Wingdings" w:hAnsi="Wingdings"/>
+        <w:rFonts w:ascii="Wingdings" w:hAnsi="Wingdings" w:hint="default"/>
       </w:rPr>
     </w:lvl>
     <w:lvl w:ilvl="6" w:tplc="04150001" w:tentative="1">
@@ -20708,7 +21412,7 @@
         <w:ind w:left="5760" w:hanging="360"/>
       </w:pPr>
       <w:rPr>
-        <w:rFonts w:hint="default" w:ascii="Symbol" w:hAnsi="Symbol"/>
+        <w:rFonts w:ascii="Symbol" w:hAnsi="Symbol" w:hint="default"/>
       </w:rPr>
     </w:lvl>
     <w:lvl w:ilvl="7" w:tplc="04150003" w:tentative="1">
@@ -20720,7 +21424,7 @@
         <w:ind w:left="6480" w:hanging="360"/>
       </w:pPr>
       <w:rPr>
-        <w:rFonts w:hint="default" w:ascii="Courier New" w:hAnsi="Courier New" w:cs="Courier New"/>
+        <w:rFonts w:ascii="Courier New" w:hAnsi="Courier New" w:cs="Courier New" w:hint="default"/>
       </w:rPr>
     </w:lvl>
     <w:lvl w:ilvl="8" w:tplc="04150005" w:tentative="1">
@@ -20732,11 +21436,11 @@
         <w:ind w:left="7200" w:hanging="360"/>
       </w:pPr>
       <w:rPr>
-        <w:rFonts w:hint="default" w:ascii="Wingdings" w:hAnsi="Wingdings"/>
+        <w:rFonts w:ascii="Wingdings" w:hAnsi="Wingdings" w:hint="default"/>
       </w:rPr>
     </w:lvl>
   </w:abstractNum>
-  <w:abstractNum w:abstractNumId="35" w15:restartNumberingAfterBreak="0">
+  <w:abstractNum w:abstractNumId="39" w15:restartNumberingAfterBreak="0">
     <w:nsid w:val="37F320D0"/>
     <w:multiLevelType w:val="hybridMultilevel"/>
     <w:tmpl w:val="20001922"/>
@@ -20749,7 +21453,7 @@
         <w:ind w:left="1440" w:hanging="360"/>
       </w:pPr>
       <w:rPr>
-        <w:rFonts w:hint="default" w:ascii="Symbol" w:hAnsi="Symbol"/>
+        <w:rFonts w:ascii="Symbol" w:hAnsi="Symbol" w:hint="default"/>
       </w:rPr>
     </w:lvl>
     <w:lvl w:ilvl="1" w:tplc="04150003">
@@ -20761,7 +21465,7 @@
         <w:ind w:left="2160" w:hanging="360"/>
       </w:pPr>
       <w:rPr>
-        <w:rFonts w:hint="default" w:ascii="Courier New" w:hAnsi="Courier New" w:cs="Courier New"/>
+        <w:rFonts w:ascii="Courier New" w:hAnsi="Courier New" w:cs="Courier New" w:hint="default"/>
       </w:rPr>
     </w:lvl>
     <w:lvl w:ilvl="2" w:tplc="04150005" w:tentative="1">
@@ -20773,7 +21477,7 @@
         <w:ind w:left="2880" w:hanging="360"/>
       </w:pPr>
       <w:rPr>
-        <w:rFonts w:hint="default" w:ascii="Wingdings" w:hAnsi="Wingdings"/>
+        <w:rFonts w:ascii="Wingdings" w:hAnsi="Wingdings" w:hint="default"/>
       </w:rPr>
     </w:lvl>
     <w:lvl w:ilvl="3" w:tplc="04150001" w:tentative="1">
@@ -20785,7 +21489,7 @@
         <w:ind w:left="3600" w:hanging="360"/>
       </w:pPr>
       <w:rPr>
-        <w:rFonts w:hint="default" w:ascii="Symbol" w:hAnsi="Symbol"/>
+        <w:rFonts w:ascii="Symbol" w:hAnsi="Symbol" w:hint="default"/>
       </w:rPr>
     </w:lvl>
     <w:lvl w:ilvl="4" w:tplc="04150003" w:tentative="1">
@@ -20797,7 +21501,7 @@
         <w:ind w:left="4320" w:hanging="360"/>
       </w:pPr>
       <w:rPr>
-        <w:rFonts w:hint="default" w:ascii="Courier New" w:hAnsi="Courier New" w:cs="Courier New"/>
+        <w:rFonts w:ascii="Courier New" w:hAnsi="Courier New" w:cs="Courier New" w:hint="default"/>
       </w:rPr>
     </w:lvl>
     <w:lvl w:ilvl="5" w:tplc="04150005" w:tentative="1">
@@ -20809,7 +21513,7 @@
         <w:ind w:left="5040" w:hanging="360"/>
       </w:pPr>
       <w:rPr>
-        <w:rFonts w:hint="default" w:ascii="Wingdings" w:hAnsi="Wingdings"/>
+        <w:rFonts w:ascii="Wingdings" w:hAnsi="Wingdings" w:hint="default"/>
       </w:rPr>
     </w:lvl>
     <w:lvl w:ilvl="6" w:tplc="04150001" w:tentative="1">
@@ -20821,7 +21525,7 @@
         <w:ind w:left="5760" w:hanging="360"/>
       </w:pPr>
       <w:rPr>
-        <w:rFonts w:hint="default" w:ascii="Symbol" w:hAnsi="Symbol"/>
+        <w:rFonts w:ascii="Symbol" w:hAnsi="Symbol" w:hint="default"/>
       </w:rPr>
     </w:lvl>
     <w:lvl w:ilvl="7" w:tplc="04150003" w:tentative="1">
@@ -20833,7 +21537,7 @@
         <w:ind w:left="6480" w:hanging="360"/>
       </w:pPr>
       <w:rPr>
-        <w:rFonts w:hint="default" w:ascii="Courier New" w:hAnsi="Courier New" w:cs="Courier New"/>
+        <w:rFonts w:ascii="Courier New" w:hAnsi="Courier New" w:cs="Courier New" w:hint="default"/>
       </w:rPr>
     </w:lvl>
     <w:lvl w:ilvl="8" w:tplc="04150005" w:tentative="1">
@@ -20845,11 +21549,11 @@
         <w:ind w:left="7200" w:hanging="360"/>
       </w:pPr>
       <w:rPr>
-        <w:rFonts w:hint="default" w:ascii="Wingdings" w:hAnsi="Wingdings"/>
+        <w:rFonts w:ascii="Wingdings" w:hAnsi="Wingdings" w:hint="default"/>
       </w:rPr>
     </w:lvl>
   </w:abstractNum>
-  <w:abstractNum w:abstractNumId="36" w15:restartNumberingAfterBreak="0">
+  <w:abstractNum w:abstractNumId="40" w15:restartNumberingAfterBreak="0">
     <w:nsid w:val="39830D8D"/>
     <w:multiLevelType w:val="hybridMultilevel"/>
     <w:tmpl w:val="0D584D96"/>
@@ -20862,7 +21566,7 @@
         <w:ind w:left="1776" w:hanging="360"/>
       </w:pPr>
       <w:rPr>
-        <w:rFonts w:hint="default" w:ascii="Symbol" w:hAnsi="Symbol"/>
+        <w:rFonts w:ascii="Symbol" w:hAnsi="Symbol" w:hint="default"/>
       </w:rPr>
     </w:lvl>
     <w:lvl w:ilvl="1" w:tplc="FFFFFFFF" w:tentative="1">
@@ -20938,7 +21642,7 @@
       </w:pPr>
     </w:lvl>
   </w:abstractNum>
-  <w:abstractNum w:abstractNumId="37" w15:restartNumberingAfterBreak="0">
+  <w:abstractNum w:abstractNumId="41" w15:restartNumberingAfterBreak="0">
     <w:nsid w:val="3A550B2A"/>
     <w:multiLevelType w:val="hybridMultilevel"/>
     <w:tmpl w:val="E126284E"/>
@@ -21024,7 +21728,7 @@
       </w:pPr>
     </w:lvl>
   </w:abstractNum>
-  <w:abstractNum w:abstractNumId="38" w15:restartNumberingAfterBreak="0">
+  <w:abstractNum w:abstractNumId="42" w15:restartNumberingAfterBreak="0">
     <w:nsid w:val="3B18594F"/>
     <w:multiLevelType w:val="hybridMultilevel"/>
     <w:tmpl w:val="FF2E2DBC"/>
@@ -21037,7 +21741,7 @@
         <w:ind w:left="1440" w:hanging="360"/>
       </w:pPr>
       <w:rPr>
-        <w:rFonts w:hint="default" w:ascii="Symbol" w:hAnsi="Symbol"/>
+        <w:rFonts w:ascii="Symbol" w:hAnsi="Symbol" w:hint="default"/>
       </w:rPr>
     </w:lvl>
     <w:lvl w:ilvl="1" w:tplc="04150003">
@@ -21049,7 +21753,7 @@
         <w:ind w:left="2160" w:hanging="360"/>
       </w:pPr>
       <w:rPr>
-        <w:rFonts w:hint="default" w:ascii="Courier New" w:hAnsi="Courier New" w:cs="Courier New"/>
+        <w:rFonts w:ascii="Courier New" w:hAnsi="Courier New" w:cs="Courier New" w:hint="default"/>
       </w:rPr>
     </w:lvl>
     <w:lvl w:ilvl="2" w:tplc="04150005" w:tentative="1">
@@ -21061,7 +21765,7 @@
         <w:ind w:left="2880" w:hanging="360"/>
       </w:pPr>
       <w:rPr>
-        <w:rFonts w:hint="default" w:ascii="Wingdings" w:hAnsi="Wingdings"/>
+        <w:rFonts w:ascii="Wingdings" w:hAnsi="Wingdings" w:hint="default"/>
       </w:rPr>
     </w:lvl>
     <w:lvl w:ilvl="3" w:tplc="04150001" w:tentative="1">
@@ -21073,7 +21777,7 @@
         <w:ind w:left="3600" w:hanging="360"/>
       </w:pPr>
       <w:rPr>
-        <w:rFonts w:hint="default" w:ascii="Symbol" w:hAnsi="Symbol"/>
+        <w:rFonts w:ascii="Symbol" w:hAnsi="Symbol" w:hint="default"/>
       </w:rPr>
     </w:lvl>
     <w:lvl w:ilvl="4" w:tplc="04150003" w:tentative="1">
@@ -21085,7 +21789,7 @@
         <w:ind w:left="4320" w:hanging="360"/>
       </w:pPr>
       <w:rPr>
-        <w:rFonts w:hint="default" w:ascii="Courier New" w:hAnsi="Courier New" w:cs="Courier New"/>
+        <w:rFonts w:ascii="Courier New" w:hAnsi="Courier New" w:cs="Courier New" w:hint="default"/>
       </w:rPr>
     </w:lvl>
     <w:lvl w:ilvl="5" w:tplc="04150005" w:tentative="1">
@@ -21097,7 +21801,7 @@
         <w:ind w:left="5040" w:hanging="360"/>
       </w:pPr>
       <w:rPr>
-        <w:rFonts w:hint="default" w:ascii="Wingdings" w:hAnsi="Wingdings"/>
+        <w:rFonts w:ascii="Wingdings" w:hAnsi="Wingdings" w:hint="default"/>
       </w:rPr>
     </w:lvl>
     <w:lvl w:ilvl="6" w:tplc="04150001" w:tentative="1">
@@ -21109,7 +21813,7 @@
         <w:ind w:left="5760" w:hanging="360"/>
       </w:pPr>
       <w:rPr>
-        <w:rFonts w:hint="default" w:ascii="Symbol" w:hAnsi="Symbol"/>
+        <w:rFonts w:ascii="Symbol" w:hAnsi="Symbol" w:hint="default"/>
       </w:rPr>
     </w:lvl>
     <w:lvl w:ilvl="7" w:tplc="04150003" w:tentative="1">
@@ -21121,7 +21825,7 @@
         <w:ind w:left="6480" w:hanging="360"/>
       </w:pPr>
       <w:rPr>
-        <w:rFonts w:hint="default" w:ascii="Courier New" w:hAnsi="Courier New" w:cs="Courier New"/>
+        <w:rFonts w:ascii="Courier New" w:hAnsi="Courier New" w:cs="Courier New" w:hint="default"/>
       </w:rPr>
     </w:lvl>
     <w:lvl w:ilvl="8" w:tplc="04150005" w:tentative="1">
@@ -21133,11 +21837,11 @@
         <w:ind w:left="7200" w:hanging="360"/>
       </w:pPr>
       <w:rPr>
-        <w:rFonts w:hint="default" w:ascii="Wingdings" w:hAnsi="Wingdings"/>
+        <w:rFonts w:ascii="Wingdings" w:hAnsi="Wingdings" w:hint="default"/>
       </w:rPr>
     </w:lvl>
   </w:abstractNum>
-  <w:abstractNum w:abstractNumId="39" w15:restartNumberingAfterBreak="0">
+  <w:abstractNum w:abstractNumId="43" w15:restartNumberingAfterBreak="0">
     <w:nsid w:val="3D7CEC85"/>
     <w:multiLevelType w:val="hybridMultilevel"/>
     <w:tmpl w:val="12A6BB80"/>
@@ -21150,7 +21854,7 @@
         <w:ind w:left="720" w:hanging="360"/>
       </w:pPr>
       <w:rPr>
-        <w:rFonts w:hint="default" w:ascii="Aptos" w:hAnsi="Aptos"/>
+        <w:rFonts w:ascii="Aptos" w:hAnsi="Aptos" w:hint="default"/>
       </w:rPr>
     </w:lvl>
     <w:lvl w:ilvl="1" w:tplc="C54A5ACE">
@@ -21162,7 +21866,7 @@
         <w:ind w:left="1440" w:hanging="360"/>
       </w:pPr>
       <w:rPr>
-        <w:rFonts w:hint="default" w:ascii="Courier New" w:hAnsi="Courier New"/>
+        <w:rFonts w:ascii="Courier New" w:hAnsi="Courier New" w:hint="default"/>
       </w:rPr>
     </w:lvl>
     <w:lvl w:ilvl="2" w:tplc="F16A09BC">
@@ -21174,7 +21878,7 @@
         <w:ind w:left="2160" w:hanging="360"/>
       </w:pPr>
       <w:rPr>
-        <w:rFonts w:hint="default" w:ascii="Wingdings" w:hAnsi="Wingdings"/>
+        <w:rFonts w:ascii="Wingdings" w:hAnsi="Wingdings" w:hint="default"/>
       </w:rPr>
     </w:lvl>
     <w:lvl w:ilvl="3" w:tplc="B0E61DAC">
@@ -21186,7 +21890,7 @@
         <w:ind w:left="2880" w:hanging="360"/>
       </w:pPr>
       <w:rPr>
-        <w:rFonts w:hint="default" w:ascii="Symbol" w:hAnsi="Symbol"/>
+        <w:rFonts w:ascii="Symbol" w:hAnsi="Symbol" w:hint="default"/>
       </w:rPr>
     </w:lvl>
     <w:lvl w:ilvl="4" w:tplc="A6045EB0">
@@ -21198,7 +21902,7 @@
         <w:ind w:left="3600" w:hanging="360"/>
       </w:pPr>
       <w:rPr>
-        <w:rFonts w:hint="default" w:ascii="Courier New" w:hAnsi="Courier New"/>
+        <w:rFonts w:ascii="Courier New" w:hAnsi="Courier New" w:hint="default"/>
       </w:rPr>
     </w:lvl>
     <w:lvl w:ilvl="5" w:tplc="F8B85400">
@@ -21210,7 +21914,7 @@
         <w:ind w:left="4320" w:hanging="360"/>
       </w:pPr>
       <w:rPr>
-        <w:rFonts w:hint="default" w:ascii="Wingdings" w:hAnsi="Wingdings"/>
+        <w:rFonts w:ascii="Wingdings" w:hAnsi="Wingdings" w:hint="default"/>
       </w:rPr>
     </w:lvl>
     <w:lvl w:ilvl="6" w:tplc="179E5D50">
@@ -21222,7 +21926,7 @@
         <w:ind w:left="5040" w:hanging="360"/>
       </w:pPr>
       <w:rPr>
-        <w:rFonts w:hint="default" w:ascii="Symbol" w:hAnsi="Symbol"/>
+        <w:rFonts w:ascii="Symbol" w:hAnsi="Symbol" w:hint="default"/>
       </w:rPr>
     </w:lvl>
     <w:lvl w:ilvl="7" w:tplc="5C7EE368">
@@ -21234,7 +21938,7 @@
         <w:ind w:left="5760" w:hanging="360"/>
       </w:pPr>
       <w:rPr>
-        <w:rFonts w:hint="default" w:ascii="Courier New" w:hAnsi="Courier New"/>
+        <w:rFonts w:ascii="Courier New" w:hAnsi="Courier New" w:hint="default"/>
       </w:rPr>
     </w:lvl>
     <w:lvl w:ilvl="8" w:tplc="9E4AFCB0">
@@ -21246,11 +21950,11 @@
         <w:ind w:left="6480" w:hanging="360"/>
       </w:pPr>
       <w:rPr>
-        <w:rFonts w:hint="default" w:ascii="Wingdings" w:hAnsi="Wingdings"/>
+        <w:rFonts w:ascii="Wingdings" w:hAnsi="Wingdings" w:hint="default"/>
       </w:rPr>
     </w:lvl>
   </w:abstractNum>
-  <w:abstractNum w:abstractNumId="40" w15:restartNumberingAfterBreak="0">
+  <w:abstractNum w:abstractNumId="44" w15:restartNumberingAfterBreak="0">
     <w:nsid w:val="3E1F6F4D"/>
     <w:multiLevelType w:val="hybridMultilevel"/>
     <w:tmpl w:val="91363056"/>
@@ -21263,7 +21967,7 @@
         <w:ind w:left="1776" w:hanging="360"/>
       </w:pPr>
       <w:rPr>
-        <w:rFonts w:hint="default" w:ascii="Symbol" w:hAnsi="Symbol"/>
+        <w:rFonts w:ascii="Symbol" w:hAnsi="Symbol" w:hint="default"/>
       </w:rPr>
     </w:lvl>
     <w:lvl w:ilvl="1" w:tplc="FFFFFFFF" w:tentative="1">
@@ -21339,7 +22043,7 @@
       </w:pPr>
     </w:lvl>
   </w:abstractNum>
-  <w:abstractNum w:abstractNumId="41" w15:restartNumberingAfterBreak="0">
+  <w:abstractNum w:abstractNumId="45" w15:restartNumberingAfterBreak="0">
     <w:nsid w:val="412025B3"/>
     <w:multiLevelType w:val="hybridMultilevel"/>
     <w:tmpl w:val="F5FC85B4"/>
@@ -21352,7 +22056,7 @@
         <w:ind w:left="2498" w:hanging="360"/>
       </w:pPr>
       <w:rPr>
-        <w:rFonts w:hint="default" w:ascii="Symbol" w:hAnsi="Symbol"/>
+        <w:rFonts w:ascii="Symbol" w:hAnsi="Symbol" w:hint="default"/>
       </w:rPr>
     </w:lvl>
     <w:lvl w:ilvl="1" w:tplc="04150003" w:tentative="1">
@@ -21364,7 +22068,7 @@
         <w:ind w:left="3218" w:hanging="360"/>
       </w:pPr>
       <w:rPr>
-        <w:rFonts w:hint="default" w:ascii="Courier New" w:hAnsi="Courier New" w:cs="Courier New"/>
+        <w:rFonts w:ascii="Courier New" w:hAnsi="Courier New" w:cs="Courier New" w:hint="default"/>
       </w:rPr>
     </w:lvl>
     <w:lvl w:ilvl="2" w:tplc="04150005" w:tentative="1">
@@ -21376,7 +22080,7 @@
         <w:ind w:left="3938" w:hanging="360"/>
       </w:pPr>
       <w:rPr>
-        <w:rFonts w:hint="default" w:ascii="Wingdings" w:hAnsi="Wingdings"/>
+        <w:rFonts w:ascii="Wingdings" w:hAnsi="Wingdings" w:hint="default"/>
       </w:rPr>
     </w:lvl>
     <w:lvl w:ilvl="3" w:tplc="04150001" w:tentative="1">
@@ -21388,7 +22092,7 @@
         <w:ind w:left="4658" w:hanging="360"/>
       </w:pPr>
       <w:rPr>
-        <w:rFonts w:hint="default" w:ascii="Symbol" w:hAnsi="Symbol"/>
+        <w:rFonts w:ascii="Symbol" w:hAnsi="Symbol" w:hint="default"/>
       </w:rPr>
     </w:lvl>
     <w:lvl w:ilvl="4" w:tplc="04150003" w:tentative="1">
@@ -21400,7 +22104,7 @@
         <w:ind w:left="5378" w:hanging="360"/>
       </w:pPr>
       <w:rPr>
-        <w:rFonts w:hint="default" w:ascii="Courier New" w:hAnsi="Courier New" w:cs="Courier New"/>
+        <w:rFonts w:ascii="Courier New" w:hAnsi="Courier New" w:cs="Courier New" w:hint="default"/>
       </w:rPr>
     </w:lvl>
     <w:lvl w:ilvl="5" w:tplc="04150005" w:tentative="1">
@@ -21412,7 +22116,7 @@
         <w:ind w:left="6098" w:hanging="360"/>
       </w:pPr>
       <w:rPr>
-        <w:rFonts w:hint="default" w:ascii="Wingdings" w:hAnsi="Wingdings"/>
+        <w:rFonts w:ascii="Wingdings" w:hAnsi="Wingdings" w:hint="default"/>
       </w:rPr>
     </w:lvl>
     <w:lvl w:ilvl="6" w:tplc="04150001" w:tentative="1">
@@ -21424,7 +22128,7 @@
         <w:ind w:left="6818" w:hanging="360"/>
       </w:pPr>
       <w:rPr>
-        <w:rFonts w:hint="default" w:ascii="Symbol" w:hAnsi="Symbol"/>
+        <w:rFonts w:ascii="Symbol" w:hAnsi="Symbol" w:hint="default"/>
       </w:rPr>
     </w:lvl>
     <w:lvl w:ilvl="7" w:tplc="04150003" w:tentative="1">
@@ -21436,7 +22140,7 @@
         <w:ind w:left="7538" w:hanging="360"/>
       </w:pPr>
       <w:rPr>
-        <w:rFonts w:hint="default" w:ascii="Courier New" w:hAnsi="Courier New" w:cs="Courier New"/>
+        <w:rFonts w:ascii="Courier New" w:hAnsi="Courier New" w:cs="Courier New" w:hint="default"/>
       </w:rPr>
     </w:lvl>
     <w:lvl w:ilvl="8" w:tplc="04150005" w:tentative="1">
@@ -21448,11 +22152,11 @@
         <w:ind w:left="8258" w:hanging="360"/>
       </w:pPr>
       <w:rPr>
-        <w:rFonts w:hint="default" w:ascii="Wingdings" w:hAnsi="Wingdings"/>
+        <w:rFonts w:ascii="Wingdings" w:hAnsi="Wingdings" w:hint="default"/>
       </w:rPr>
     </w:lvl>
   </w:abstractNum>
-  <w:abstractNum w:abstractNumId="42" w15:restartNumberingAfterBreak="0">
+  <w:abstractNum w:abstractNumId="46" w15:restartNumberingAfterBreak="0">
     <w:nsid w:val="4248879B"/>
     <w:multiLevelType w:val="hybridMultilevel"/>
     <w:tmpl w:val="8D58D6E4"/>
@@ -21465,7 +22169,7 @@
         <w:ind w:left="720" w:hanging="360"/>
       </w:pPr>
       <w:rPr>
-        <w:rFonts w:hint="default" w:ascii="Aptos" w:hAnsi="Aptos"/>
+        <w:rFonts w:ascii="Aptos" w:hAnsi="Aptos" w:hint="default"/>
       </w:rPr>
     </w:lvl>
     <w:lvl w:ilvl="1" w:tplc="FC8E8136">
@@ -21477,7 +22181,7 @@
         <w:ind w:left="1440" w:hanging="360"/>
       </w:pPr>
       <w:rPr>
-        <w:rFonts w:hint="default" w:ascii="Courier New" w:hAnsi="Courier New"/>
+        <w:rFonts w:ascii="Courier New" w:hAnsi="Courier New" w:hint="default"/>
       </w:rPr>
     </w:lvl>
     <w:lvl w:ilvl="2" w:tplc="5BAA1F80">
@@ -21489,7 +22193,7 @@
         <w:ind w:left="2160" w:hanging="360"/>
       </w:pPr>
       <w:rPr>
-        <w:rFonts w:hint="default" w:ascii="Wingdings" w:hAnsi="Wingdings"/>
+        <w:rFonts w:ascii="Wingdings" w:hAnsi="Wingdings" w:hint="default"/>
       </w:rPr>
     </w:lvl>
     <w:lvl w:ilvl="3" w:tplc="C0C60A54">
@@ -21501,7 +22205,7 @@
         <w:ind w:left="2880" w:hanging="360"/>
       </w:pPr>
       <w:rPr>
-        <w:rFonts w:hint="default" w:ascii="Symbol" w:hAnsi="Symbol"/>
+        <w:rFonts w:ascii="Symbol" w:hAnsi="Symbol" w:hint="default"/>
       </w:rPr>
     </w:lvl>
     <w:lvl w:ilvl="4" w:tplc="7708F190">
@@ -21513,7 +22217,7 @@
         <w:ind w:left="3600" w:hanging="360"/>
       </w:pPr>
       <w:rPr>
-        <w:rFonts w:hint="default" w:ascii="Courier New" w:hAnsi="Courier New"/>
+        <w:rFonts w:ascii="Courier New" w:hAnsi="Courier New" w:hint="default"/>
       </w:rPr>
     </w:lvl>
     <w:lvl w:ilvl="5" w:tplc="DB7478B6">
@@ -21525,7 +22229,7 @@
         <w:ind w:left="4320" w:hanging="360"/>
       </w:pPr>
       <w:rPr>
-        <w:rFonts w:hint="default" w:ascii="Wingdings" w:hAnsi="Wingdings"/>
+        <w:rFonts w:ascii="Wingdings" w:hAnsi="Wingdings" w:hint="default"/>
       </w:rPr>
     </w:lvl>
     <w:lvl w:ilvl="6" w:tplc="72DA8910">
@@ -21537,7 +22241,7 @@
         <w:ind w:left="5040" w:hanging="360"/>
       </w:pPr>
       <w:rPr>
-        <w:rFonts w:hint="default" w:ascii="Symbol" w:hAnsi="Symbol"/>
+        <w:rFonts w:ascii="Symbol" w:hAnsi="Symbol" w:hint="default"/>
       </w:rPr>
     </w:lvl>
     <w:lvl w:ilvl="7" w:tplc="99D86232">
@@ -21549,7 +22253,7 @@
         <w:ind w:left="5760" w:hanging="360"/>
       </w:pPr>
       <w:rPr>
-        <w:rFonts w:hint="default" w:ascii="Courier New" w:hAnsi="Courier New"/>
+        <w:rFonts w:ascii="Courier New" w:hAnsi="Courier New" w:hint="default"/>
       </w:rPr>
     </w:lvl>
     <w:lvl w:ilvl="8" w:tplc="AF02795C">
@@ -21561,11 +22265,11 @@
         <w:ind w:left="6480" w:hanging="360"/>
       </w:pPr>
       <w:rPr>
-        <w:rFonts w:hint="default" w:ascii="Wingdings" w:hAnsi="Wingdings"/>
+        <w:rFonts w:ascii="Wingdings" w:hAnsi="Wingdings" w:hint="default"/>
       </w:rPr>
     </w:lvl>
   </w:abstractNum>
-  <w:abstractNum w:abstractNumId="43" w15:restartNumberingAfterBreak="0">
+  <w:abstractNum w:abstractNumId="47" w15:restartNumberingAfterBreak="0">
     <w:nsid w:val="42AC10B6"/>
     <w:multiLevelType w:val="hybridMultilevel"/>
     <w:tmpl w:val="905237C6"/>
@@ -21578,7 +22282,7 @@
         <w:ind w:left="1440" w:hanging="360"/>
       </w:pPr>
       <w:rPr>
-        <w:rFonts w:hint="default" w:ascii="Symbol" w:hAnsi="Symbol"/>
+        <w:rFonts w:ascii="Symbol" w:hAnsi="Symbol" w:hint="default"/>
       </w:rPr>
     </w:lvl>
     <w:lvl w:ilvl="1" w:tplc="04150003" w:tentative="1">
@@ -21590,7 +22294,7 @@
         <w:ind w:left="2160" w:hanging="360"/>
       </w:pPr>
       <w:rPr>
-        <w:rFonts w:hint="default" w:ascii="Courier New" w:hAnsi="Courier New" w:cs="Courier New"/>
+        <w:rFonts w:ascii="Courier New" w:hAnsi="Courier New" w:cs="Courier New" w:hint="default"/>
       </w:rPr>
     </w:lvl>
     <w:lvl w:ilvl="2" w:tplc="04150005" w:tentative="1">
@@ -21602,7 +22306,7 @@
         <w:ind w:left="2880" w:hanging="360"/>
       </w:pPr>
       <w:rPr>
-        <w:rFonts w:hint="default" w:ascii="Wingdings" w:hAnsi="Wingdings"/>
+        <w:rFonts w:ascii="Wingdings" w:hAnsi="Wingdings" w:hint="default"/>
       </w:rPr>
     </w:lvl>
     <w:lvl w:ilvl="3" w:tplc="04150001" w:tentative="1">
@@ -21614,7 +22318,7 @@
         <w:ind w:left="3600" w:hanging="360"/>
       </w:pPr>
       <w:rPr>
-        <w:rFonts w:hint="default" w:ascii="Symbol" w:hAnsi="Symbol"/>
+        <w:rFonts w:ascii="Symbol" w:hAnsi="Symbol" w:hint="default"/>
       </w:rPr>
     </w:lvl>
     <w:lvl w:ilvl="4" w:tplc="04150003" w:tentative="1">
@@ -21626,7 +22330,7 @@
         <w:ind w:left="4320" w:hanging="360"/>
       </w:pPr>
       <w:rPr>
-        <w:rFonts w:hint="default" w:ascii="Courier New" w:hAnsi="Courier New" w:cs="Courier New"/>
+        <w:rFonts w:ascii="Courier New" w:hAnsi="Courier New" w:cs="Courier New" w:hint="default"/>
       </w:rPr>
     </w:lvl>
     <w:lvl w:ilvl="5" w:tplc="04150005" w:tentative="1">
@@ -21638,7 +22342,7 @@
         <w:ind w:left="5040" w:hanging="360"/>
       </w:pPr>
       <w:rPr>
-        <w:rFonts w:hint="default" w:ascii="Wingdings" w:hAnsi="Wingdings"/>
+        <w:rFonts w:ascii="Wingdings" w:hAnsi="Wingdings" w:hint="default"/>
       </w:rPr>
     </w:lvl>
     <w:lvl w:ilvl="6" w:tplc="04150001" w:tentative="1">
@@ -21650,7 +22354,7 @@
         <w:ind w:left="5760" w:hanging="360"/>
       </w:pPr>
       <w:rPr>
-        <w:rFonts w:hint="default" w:ascii="Symbol" w:hAnsi="Symbol"/>
+        <w:rFonts w:ascii="Symbol" w:hAnsi="Symbol" w:hint="default"/>
       </w:rPr>
     </w:lvl>
     <w:lvl w:ilvl="7" w:tplc="04150003" w:tentative="1">
@@ -21662,7 +22366,7 @@
         <w:ind w:left="6480" w:hanging="360"/>
       </w:pPr>
       <w:rPr>
-        <w:rFonts w:hint="default" w:ascii="Courier New" w:hAnsi="Courier New" w:cs="Courier New"/>
+        <w:rFonts w:ascii="Courier New" w:hAnsi="Courier New" w:cs="Courier New" w:hint="default"/>
       </w:rPr>
     </w:lvl>
     <w:lvl w:ilvl="8" w:tplc="04150005" w:tentative="1">
@@ -21674,11 +22378,160 @@
         <w:ind w:left="7200" w:hanging="360"/>
       </w:pPr>
       <w:rPr>
-        <w:rFonts w:hint="default" w:ascii="Wingdings" w:hAnsi="Wingdings"/>
+        <w:rFonts w:ascii="Wingdings" w:hAnsi="Wingdings" w:hint="default"/>
       </w:rPr>
     </w:lvl>
   </w:abstractNum>
-  <w:abstractNum w:abstractNumId="44" w15:restartNumberingAfterBreak="0">
+  <w:abstractNum w:abstractNumId="48" w15:restartNumberingAfterBreak="0">
+    <w:nsid w:val="42F90999"/>
+    <w:multiLevelType w:val="multilevel"/>
+    <w:tmpl w:val="E02EC4FA"/>
+    <w:lvl w:ilvl="0">
+      <w:start w:val="1"/>
+      <w:numFmt w:val="bullet"/>
+      <w:lvlText w:val=""/>
+      <w:lvlJc w:val="left"/>
+      <w:pPr>
+        <w:tabs>
+          <w:tab w:val="num" w:pos="720"/>
+        </w:tabs>
+        <w:ind w:left="720" w:hanging="360"/>
+      </w:pPr>
+      <w:rPr>
+        <w:rFonts w:ascii="Symbol" w:hAnsi="Symbol" w:hint="default"/>
+        <w:sz w:val="20"/>
+      </w:rPr>
+    </w:lvl>
+    <w:lvl w:ilvl="1" w:tentative="1">
+      <w:start w:val="1"/>
+      <w:numFmt w:val="bullet"/>
+      <w:lvlText w:val="o"/>
+      <w:lvlJc w:val="left"/>
+      <w:pPr>
+        <w:tabs>
+          <w:tab w:val="num" w:pos="1440"/>
+        </w:tabs>
+        <w:ind w:left="1440" w:hanging="360"/>
+      </w:pPr>
+      <w:rPr>
+        <w:rFonts w:ascii="Courier New" w:hAnsi="Courier New" w:hint="default"/>
+        <w:sz w:val="20"/>
+      </w:rPr>
+    </w:lvl>
+    <w:lvl w:ilvl="2" w:tentative="1">
+      <w:start w:val="1"/>
+      <w:numFmt w:val="bullet"/>
+      <w:lvlText w:val=""/>
+      <w:lvlJc w:val="left"/>
+      <w:pPr>
+        <w:tabs>
+          <w:tab w:val="num" w:pos="2160"/>
+        </w:tabs>
+        <w:ind w:left="2160" w:hanging="360"/>
+      </w:pPr>
+      <w:rPr>
+        <w:rFonts w:ascii="Wingdings" w:hAnsi="Wingdings" w:hint="default"/>
+        <w:sz w:val="20"/>
+      </w:rPr>
+    </w:lvl>
+    <w:lvl w:ilvl="3" w:tentative="1">
+      <w:start w:val="1"/>
+      <w:numFmt w:val="bullet"/>
+      <w:lvlText w:val=""/>
+      <w:lvlJc w:val="left"/>
+      <w:pPr>
+        <w:tabs>
+          <w:tab w:val="num" w:pos="2880"/>
+        </w:tabs>
+        <w:ind w:left="2880" w:hanging="360"/>
+      </w:pPr>
+      <w:rPr>
+        <w:rFonts w:ascii="Wingdings" w:hAnsi="Wingdings" w:hint="default"/>
+        <w:sz w:val="20"/>
+      </w:rPr>
+    </w:lvl>
+    <w:lvl w:ilvl="4" w:tentative="1">
+      <w:start w:val="1"/>
+      <w:numFmt w:val="bullet"/>
+      <w:lvlText w:val=""/>
+      <w:lvlJc w:val="left"/>
+      <w:pPr>
+        <w:tabs>
+          <w:tab w:val="num" w:pos="3600"/>
+        </w:tabs>
+        <w:ind w:left="3600" w:hanging="360"/>
+      </w:pPr>
+      <w:rPr>
+        <w:rFonts w:ascii="Wingdings" w:hAnsi="Wingdings" w:hint="default"/>
+        <w:sz w:val="20"/>
+      </w:rPr>
+    </w:lvl>
+    <w:lvl w:ilvl="5" w:tentative="1">
+      <w:start w:val="1"/>
+      <w:numFmt w:val="bullet"/>
+      <w:lvlText w:val=""/>
+      <w:lvlJc w:val="left"/>
+      <w:pPr>
+        <w:tabs>
+          <w:tab w:val="num" w:pos="4320"/>
+        </w:tabs>
+        <w:ind w:left="4320" w:hanging="360"/>
+      </w:pPr>
+      <w:rPr>
+        <w:rFonts w:ascii="Wingdings" w:hAnsi="Wingdings" w:hint="default"/>
+        <w:sz w:val="20"/>
+      </w:rPr>
+    </w:lvl>
+    <w:lvl w:ilvl="6" w:tentative="1">
+      <w:start w:val="1"/>
+      <w:numFmt w:val="bullet"/>
+      <w:lvlText w:val=""/>
+      <w:lvlJc w:val="left"/>
+      <w:pPr>
+        <w:tabs>
+          <w:tab w:val="num" w:pos="5040"/>
+        </w:tabs>
+        <w:ind w:left="5040" w:hanging="360"/>
+      </w:pPr>
+      <w:rPr>
+        <w:rFonts w:ascii="Wingdings" w:hAnsi="Wingdings" w:hint="default"/>
+        <w:sz w:val="20"/>
+      </w:rPr>
+    </w:lvl>
+    <w:lvl w:ilvl="7" w:tentative="1">
+      <w:start w:val="1"/>
+      <w:numFmt w:val="bullet"/>
+      <w:lvlText w:val=""/>
+      <w:lvlJc w:val="left"/>
+      <w:pPr>
+        <w:tabs>
+          <w:tab w:val="num" w:pos="5760"/>
+        </w:tabs>
+        <w:ind w:left="5760" w:hanging="360"/>
+      </w:pPr>
+      <w:rPr>
+        <w:rFonts w:ascii="Wingdings" w:hAnsi="Wingdings" w:hint="default"/>
+        <w:sz w:val="20"/>
+      </w:rPr>
+    </w:lvl>
+    <w:lvl w:ilvl="8" w:tentative="1">
+      <w:start w:val="1"/>
+      <w:numFmt w:val="bullet"/>
+      <w:lvlText w:val=""/>
+      <w:lvlJc w:val="left"/>
+      <w:pPr>
+        <w:tabs>
+          <w:tab w:val="num" w:pos="6480"/>
+        </w:tabs>
+        <w:ind w:left="6480" w:hanging="360"/>
+      </w:pPr>
+      <w:rPr>
+        <w:rFonts w:ascii="Wingdings" w:hAnsi="Wingdings" w:hint="default"/>
+        <w:sz w:val="20"/>
+      </w:rPr>
+    </w:lvl>
+  </w:abstractNum>
+  <w:abstractNum w:abstractNumId="49" w15:restartNumberingAfterBreak="0">
     <w:nsid w:val="430A10D0"/>
     <w:multiLevelType w:val="hybridMultilevel"/>
     <w:tmpl w:val="3C587A42"/>
@@ -21691,7 +22544,7 @@
         <w:ind w:left="1428" w:hanging="360"/>
       </w:pPr>
       <w:rPr>
-        <w:rFonts w:hint="default" w:ascii="Symbol" w:hAnsi="Symbol"/>
+        <w:rFonts w:ascii="Symbol" w:hAnsi="Symbol" w:hint="default"/>
       </w:rPr>
     </w:lvl>
     <w:lvl w:ilvl="1" w:tplc="04150003">
@@ -21703,7 +22556,7 @@
         <w:ind w:left="2148" w:hanging="360"/>
       </w:pPr>
       <w:rPr>
-        <w:rFonts w:hint="default" w:ascii="Courier New" w:hAnsi="Courier New" w:cs="Courier New"/>
+        <w:rFonts w:ascii="Courier New" w:hAnsi="Courier New" w:cs="Courier New" w:hint="default"/>
       </w:rPr>
     </w:lvl>
     <w:lvl w:ilvl="2" w:tplc="04150005" w:tentative="1">
@@ -21715,7 +22568,7 @@
         <w:ind w:left="2868" w:hanging="360"/>
       </w:pPr>
       <w:rPr>
-        <w:rFonts w:hint="default" w:ascii="Wingdings" w:hAnsi="Wingdings"/>
+        <w:rFonts w:ascii="Wingdings" w:hAnsi="Wingdings" w:hint="default"/>
       </w:rPr>
     </w:lvl>
     <w:lvl w:ilvl="3" w:tplc="04150001" w:tentative="1">
@@ -21727,7 +22580,7 @@
         <w:ind w:left="3588" w:hanging="360"/>
       </w:pPr>
       <w:rPr>
-        <w:rFonts w:hint="default" w:ascii="Symbol" w:hAnsi="Symbol"/>
+        <w:rFonts w:ascii="Symbol" w:hAnsi="Symbol" w:hint="default"/>
       </w:rPr>
     </w:lvl>
     <w:lvl w:ilvl="4" w:tplc="04150003" w:tentative="1">
@@ -21739,7 +22592,7 @@
         <w:ind w:left="4308" w:hanging="360"/>
       </w:pPr>
       <w:rPr>
-        <w:rFonts w:hint="default" w:ascii="Courier New" w:hAnsi="Courier New" w:cs="Courier New"/>
+        <w:rFonts w:ascii="Courier New" w:hAnsi="Courier New" w:cs="Courier New" w:hint="default"/>
       </w:rPr>
     </w:lvl>
     <w:lvl w:ilvl="5" w:tplc="04150005" w:tentative="1">
@@ -21751,7 +22604,7 @@
         <w:ind w:left="5028" w:hanging="360"/>
       </w:pPr>
       <w:rPr>
-        <w:rFonts w:hint="default" w:ascii="Wingdings" w:hAnsi="Wingdings"/>
+        <w:rFonts w:ascii="Wingdings" w:hAnsi="Wingdings" w:hint="default"/>
       </w:rPr>
     </w:lvl>
     <w:lvl w:ilvl="6" w:tplc="04150001" w:tentative="1">
@@ -21763,7 +22616,7 @@
         <w:ind w:left="5748" w:hanging="360"/>
       </w:pPr>
       <w:rPr>
-        <w:rFonts w:hint="default" w:ascii="Symbol" w:hAnsi="Symbol"/>
+        <w:rFonts w:ascii="Symbol" w:hAnsi="Symbol" w:hint="default"/>
       </w:rPr>
     </w:lvl>
     <w:lvl w:ilvl="7" w:tplc="04150003" w:tentative="1">
@@ -21775,7 +22628,7 @@
         <w:ind w:left="6468" w:hanging="360"/>
       </w:pPr>
       <w:rPr>
-        <w:rFonts w:hint="default" w:ascii="Courier New" w:hAnsi="Courier New" w:cs="Courier New"/>
+        <w:rFonts w:ascii="Courier New" w:hAnsi="Courier New" w:cs="Courier New" w:hint="default"/>
       </w:rPr>
     </w:lvl>
     <w:lvl w:ilvl="8" w:tplc="04150005" w:tentative="1">
@@ -21787,11 +22640,100 @@
         <w:ind w:left="7188" w:hanging="360"/>
       </w:pPr>
       <w:rPr>
-        <w:rFonts w:hint="default" w:ascii="Wingdings" w:hAnsi="Wingdings"/>
+        <w:rFonts w:ascii="Wingdings" w:hAnsi="Wingdings" w:hint="default"/>
       </w:rPr>
     </w:lvl>
   </w:abstractNum>
-  <w:abstractNum w:abstractNumId="45" w15:restartNumberingAfterBreak="0">
+  <w:abstractNum w:abstractNumId="50" w15:restartNumberingAfterBreak="0">
+    <w:nsid w:val="466437FD"/>
+    <w:multiLevelType w:val="hybridMultilevel"/>
+    <w:tmpl w:val="3E7EDFD2"/>
+    <w:lvl w:ilvl="0" w:tplc="04150011">
+      <w:start w:val="1"/>
+      <w:numFmt w:val="decimal"/>
+      <w:lvlText w:val="%1)"/>
+      <w:lvlJc w:val="left"/>
+      <w:pPr>
+        <w:ind w:left="720" w:hanging="360"/>
+      </w:pPr>
+      <w:rPr>
+        <w:rFonts w:hint="default"/>
+      </w:rPr>
+    </w:lvl>
+    <w:lvl w:ilvl="1" w:tplc="04150019" w:tentative="1">
+      <w:start w:val="1"/>
+      <w:numFmt w:val="lowerLetter"/>
+      <w:lvlText w:val="%2."/>
+      <w:lvlJc w:val="left"/>
+      <w:pPr>
+        <w:ind w:left="1440" w:hanging="360"/>
+      </w:pPr>
+    </w:lvl>
+    <w:lvl w:ilvl="2" w:tplc="0415001B" w:tentative="1">
+      <w:start w:val="1"/>
+      <w:numFmt w:val="lowerRoman"/>
+      <w:lvlText w:val="%3."/>
+      <w:lvlJc w:val="right"/>
+      <w:pPr>
+        <w:ind w:left="2160" w:hanging="180"/>
+      </w:pPr>
+    </w:lvl>
+    <w:lvl w:ilvl="3" w:tplc="0415000F" w:tentative="1">
+      <w:start w:val="1"/>
+      <w:numFmt w:val="decimal"/>
+      <w:lvlText w:val="%4."/>
+      <w:lvlJc w:val="left"/>
+      <w:pPr>
+        <w:ind w:left="2880" w:hanging="360"/>
+      </w:pPr>
+    </w:lvl>
+    <w:lvl w:ilvl="4" w:tplc="04150019" w:tentative="1">
+      <w:start w:val="1"/>
+      <w:numFmt w:val="lowerLetter"/>
+      <w:lvlText w:val="%5."/>
+      <w:lvlJc w:val="left"/>
+      <w:pPr>
+        <w:ind w:left="3600" w:hanging="360"/>
+      </w:pPr>
+    </w:lvl>
+    <w:lvl w:ilvl="5" w:tplc="0415001B" w:tentative="1">
+      <w:start w:val="1"/>
+      <w:numFmt w:val="lowerRoman"/>
+      <w:lvlText w:val="%6."/>
+      <w:lvlJc w:val="right"/>
+      <w:pPr>
+        <w:ind w:left="4320" w:hanging="180"/>
+      </w:pPr>
+    </w:lvl>
+    <w:lvl w:ilvl="6" w:tplc="0415000F" w:tentative="1">
+      <w:start w:val="1"/>
+      <w:numFmt w:val="decimal"/>
+      <w:lvlText w:val="%7."/>
+      <w:lvlJc w:val="left"/>
+      <w:pPr>
+        <w:ind w:left="5040" w:hanging="360"/>
+      </w:pPr>
+    </w:lvl>
+    <w:lvl w:ilvl="7" w:tplc="04150019" w:tentative="1">
+      <w:start w:val="1"/>
+      <w:numFmt w:val="lowerLetter"/>
+      <w:lvlText w:val="%8."/>
+      <w:lvlJc w:val="left"/>
+      <w:pPr>
+        <w:ind w:left="5760" w:hanging="360"/>
+      </w:pPr>
+    </w:lvl>
+    <w:lvl w:ilvl="8" w:tplc="0415001B" w:tentative="1">
+      <w:start w:val="1"/>
+      <w:numFmt w:val="lowerRoman"/>
+      <w:lvlText w:val="%9."/>
+      <w:lvlJc w:val="right"/>
+      <w:pPr>
+        <w:ind w:left="6480" w:hanging="180"/>
+      </w:pPr>
+    </w:lvl>
+  </w:abstractNum>
+  <w:abstractNum w:abstractNumId="51" w15:restartNumberingAfterBreak="0">
     <w:nsid w:val="47F70F12"/>
     <w:multiLevelType w:val="hybridMultilevel"/>
     <w:tmpl w:val="A92EFB72"/>
@@ -21804,7 +22746,7 @@
         <w:ind w:left="1440" w:hanging="360"/>
       </w:pPr>
       <w:rPr>
-        <w:rFonts w:hint="default" w:ascii="Symbol" w:hAnsi="Symbol"/>
+        <w:rFonts w:ascii="Symbol" w:hAnsi="Symbol" w:hint="default"/>
       </w:rPr>
     </w:lvl>
     <w:lvl w:ilvl="1" w:tplc="04150003" w:tentative="1">
@@ -21816,7 +22758,7 @@
         <w:ind w:left="2160" w:hanging="360"/>
       </w:pPr>
       <w:rPr>
-        <w:rFonts w:hint="default" w:ascii="Courier New" w:hAnsi="Courier New" w:cs="Courier New"/>
+        <w:rFonts w:ascii="Courier New" w:hAnsi="Courier New" w:cs="Courier New" w:hint="default"/>
       </w:rPr>
     </w:lvl>
     <w:lvl w:ilvl="2" w:tplc="04150005" w:tentative="1">
@@ -21828,7 +22770,7 @@
         <w:ind w:left="2880" w:hanging="360"/>
       </w:pPr>
       <w:rPr>
-        <w:rFonts w:hint="default" w:ascii="Wingdings" w:hAnsi="Wingdings"/>
+        <w:rFonts w:ascii="Wingdings" w:hAnsi="Wingdings" w:hint="default"/>
       </w:rPr>
     </w:lvl>
     <w:lvl w:ilvl="3" w:tplc="04150001" w:tentative="1">
@@ -21840,7 +22782,7 @@
         <w:ind w:left="3600" w:hanging="360"/>
       </w:pPr>
       <w:rPr>
-        <w:rFonts w:hint="default" w:ascii="Symbol" w:hAnsi="Symbol"/>
+        <w:rFonts w:ascii="Symbol" w:hAnsi="Symbol" w:hint="default"/>
       </w:rPr>
     </w:lvl>
     <w:lvl w:ilvl="4" w:tplc="04150003" w:tentative="1">
@@ -21852,7 +22794,7 @@
         <w:ind w:left="4320" w:hanging="360"/>
       </w:pPr>
       <w:rPr>
-        <w:rFonts w:hint="default" w:ascii="Courier New" w:hAnsi="Courier New" w:cs="Courier New"/>
+        <w:rFonts w:ascii="Courier New" w:hAnsi="Courier New" w:cs="Courier New" w:hint="default"/>
       </w:rPr>
     </w:lvl>
     <w:lvl w:ilvl="5" w:tplc="04150005" w:tentative="1">
@@ -21864,7 +22806,7 @@
         <w:ind w:left="5040" w:hanging="360"/>
       </w:pPr>
       <w:rPr>
-        <w:rFonts w:hint="default" w:ascii="Wingdings" w:hAnsi="Wingdings"/>
+        <w:rFonts w:ascii="Wingdings" w:hAnsi="Wingdings" w:hint="default"/>
       </w:rPr>
     </w:lvl>
     <w:lvl w:ilvl="6" w:tplc="04150001" w:tentative="1">
@@ -21876,7 +22818,7 @@
         <w:ind w:left="5760" w:hanging="360"/>
       </w:pPr>
       <w:rPr>
-        <w:rFonts w:hint="default" w:ascii="Symbol" w:hAnsi="Symbol"/>
+        <w:rFonts w:ascii="Symbol" w:hAnsi="Symbol" w:hint="default"/>
       </w:rPr>
     </w:lvl>
     <w:lvl w:ilvl="7" w:tplc="04150003" w:tentative="1">
@@ -21888,7 +22830,7 @@
         <w:ind w:left="6480" w:hanging="360"/>
       </w:pPr>
       <w:rPr>
-        <w:rFonts w:hint="default" w:ascii="Courier New" w:hAnsi="Courier New" w:cs="Courier New"/>
+        <w:rFonts w:ascii="Courier New" w:hAnsi="Courier New" w:cs="Courier New" w:hint="default"/>
       </w:rPr>
     </w:lvl>
     <w:lvl w:ilvl="8" w:tplc="04150005" w:tentative="1">
@@ -21900,11 +22842,11 @@
         <w:ind w:left="7200" w:hanging="360"/>
       </w:pPr>
       <w:rPr>
-        <w:rFonts w:hint="default" w:ascii="Wingdings" w:hAnsi="Wingdings"/>
+        <w:rFonts w:ascii="Wingdings" w:hAnsi="Wingdings" w:hint="default"/>
       </w:rPr>
     </w:lvl>
   </w:abstractNum>
-  <w:abstractNum w:abstractNumId="46" w15:restartNumberingAfterBreak="0">
+  <w:abstractNum w:abstractNumId="52" w15:restartNumberingAfterBreak="0">
     <w:nsid w:val="48244D95"/>
     <w:multiLevelType w:val="hybridMultilevel"/>
     <w:tmpl w:val="B31A970E"/>
@@ -21993,7 +22935,7 @@
       </w:pPr>
     </w:lvl>
   </w:abstractNum>
-  <w:abstractNum w:abstractNumId="47" w15:restartNumberingAfterBreak="0">
+  <w:abstractNum w:abstractNumId="53" w15:restartNumberingAfterBreak="0">
     <w:nsid w:val="49A1799A"/>
     <w:multiLevelType w:val="hybridMultilevel"/>
     <w:tmpl w:val="C504DA34"/>
@@ -22006,7 +22948,7 @@
         <w:ind w:left="1440" w:hanging="360"/>
       </w:pPr>
       <w:rPr>
-        <w:rFonts w:hint="default" w:ascii="Symbol" w:hAnsi="Symbol"/>
+        <w:rFonts w:ascii="Symbol" w:hAnsi="Symbol" w:hint="default"/>
       </w:rPr>
     </w:lvl>
     <w:lvl w:ilvl="1" w:tplc="04150003">
@@ -22018,7 +22960,7 @@
         <w:ind w:left="2160" w:hanging="360"/>
       </w:pPr>
       <w:rPr>
-        <w:rFonts w:hint="default" w:ascii="Courier New" w:hAnsi="Courier New" w:cs="Courier New"/>
+        <w:rFonts w:ascii="Courier New" w:hAnsi="Courier New" w:cs="Courier New" w:hint="default"/>
       </w:rPr>
     </w:lvl>
     <w:lvl w:ilvl="2" w:tplc="04150005" w:tentative="1">
@@ -22030,7 +22972,7 @@
         <w:ind w:left="2880" w:hanging="360"/>
       </w:pPr>
       <w:rPr>
-        <w:rFonts w:hint="default" w:ascii="Wingdings" w:hAnsi="Wingdings"/>
+        <w:rFonts w:ascii="Wingdings" w:hAnsi="Wingdings" w:hint="default"/>
       </w:rPr>
     </w:lvl>
     <w:lvl w:ilvl="3" w:tplc="04150001" w:tentative="1">
@@ -22042,7 +22984,7 @@
         <w:ind w:left="3600" w:hanging="360"/>
       </w:pPr>
       <w:rPr>
-        <w:rFonts w:hint="default" w:ascii="Symbol" w:hAnsi="Symbol"/>
+        <w:rFonts w:ascii="Symbol" w:hAnsi="Symbol" w:hint="default"/>
       </w:rPr>
     </w:lvl>
     <w:lvl w:ilvl="4" w:tplc="04150003" w:tentative="1">
@@ -22054,7 +22996,7 @@
         <w:ind w:left="4320" w:hanging="360"/>
       </w:pPr>
       <w:rPr>
-        <w:rFonts w:hint="default" w:ascii="Courier New" w:hAnsi="Courier New" w:cs="Courier New"/>
+        <w:rFonts w:ascii="Courier New" w:hAnsi="Courier New" w:cs="Courier New" w:hint="default"/>
       </w:rPr>
     </w:lvl>
     <w:lvl w:ilvl="5" w:tplc="04150005" w:tentative="1">
@@ -22066,7 +23008,7 @@
         <w:ind w:left="5040" w:hanging="360"/>
       </w:pPr>
       <w:rPr>
-        <w:rFonts w:hint="default" w:ascii="Wingdings" w:hAnsi="Wingdings"/>
+        <w:rFonts w:ascii="Wingdings" w:hAnsi="Wingdings" w:hint="default"/>
       </w:rPr>
     </w:lvl>
     <w:lvl w:ilvl="6" w:tplc="04150001" w:tentative="1">
@@ -22078,7 +23020,7 @@
         <w:ind w:left="5760" w:hanging="360"/>
       </w:pPr>
       <w:rPr>
-        <w:rFonts w:hint="default" w:ascii="Symbol" w:hAnsi="Symbol"/>
+        <w:rFonts w:ascii="Symbol" w:hAnsi="Symbol" w:hint="default"/>
       </w:rPr>
     </w:lvl>
     <w:lvl w:ilvl="7" w:tplc="04150003" w:tentative="1">
@@ -22090,7 +23032,7 @@
         <w:ind w:left="6480" w:hanging="360"/>
       </w:pPr>
       <w:rPr>
-        <w:rFonts w:hint="default" w:ascii="Courier New" w:hAnsi="Courier New" w:cs="Courier New"/>
+        <w:rFonts w:ascii="Courier New" w:hAnsi="Courier New" w:cs="Courier New" w:hint="default"/>
       </w:rPr>
     </w:lvl>
     <w:lvl w:ilvl="8" w:tplc="04150005" w:tentative="1">
@@ -22102,11 +23044,11 @@
         <w:ind w:left="7200" w:hanging="360"/>
       </w:pPr>
       <w:rPr>
-        <w:rFonts w:hint="default" w:ascii="Wingdings" w:hAnsi="Wingdings"/>
+        <w:rFonts w:ascii="Wingdings" w:hAnsi="Wingdings" w:hint="default"/>
       </w:rPr>
     </w:lvl>
   </w:abstractNum>
-  <w:abstractNum w:abstractNumId="48" w15:restartNumberingAfterBreak="0">
+  <w:abstractNum w:abstractNumId="54" w15:restartNumberingAfterBreak="0">
     <w:nsid w:val="4A1F50D6"/>
     <w:multiLevelType w:val="hybridMultilevel"/>
     <w:tmpl w:val="74429800"/>
@@ -22195,7 +23137,7 @@
       </w:pPr>
     </w:lvl>
   </w:abstractNum>
-  <w:abstractNum w:abstractNumId="49" w15:restartNumberingAfterBreak="0">
+  <w:abstractNum w:abstractNumId="55" w15:restartNumberingAfterBreak="0">
     <w:nsid w:val="4CCE4A22"/>
     <w:multiLevelType w:val="hybridMultilevel"/>
     <w:tmpl w:val="8CD2E804"/>
@@ -22208,7 +23150,7 @@
         <w:ind w:left="1440" w:hanging="360"/>
       </w:pPr>
       <w:rPr>
-        <w:rFonts w:hint="default" w:ascii="Symbol" w:hAnsi="Symbol"/>
+        <w:rFonts w:ascii="Symbol" w:hAnsi="Symbol" w:hint="default"/>
       </w:rPr>
     </w:lvl>
     <w:lvl w:ilvl="1" w:tplc="04150003" w:tentative="1">
@@ -22220,7 +23162,7 @@
         <w:ind w:left="2160" w:hanging="360"/>
       </w:pPr>
       <w:rPr>
-        <w:rFonts w:hint="default" w:ascii="Courier New" w:hAnsi="Courier New" w:cs="Courier New"/>
+        <w:rFonts w:ascii="Courier New" w:hAnsi="Courier New" w:cs="Courier New" w:hint="default"/>
       </w:rPr>
     </w:lvl>
     <w:lvl w:ilvl="2" w:tplc="04150005" w:tentative="1">
@@ -22232,7 +23174,7 @@
         <w:ind w:left="2880" w:hanging="360"/>
       </w:pPr>
       <w:rPr>
-        <w:rFonts w:hint="default" w:ascii="Wingdings" w:hAnsi="Wingdings"/>
+        <w:rFonts w:ascii="Wingdings" w:hAnsi="Wingdings" w:hint="default"/>
       </w:rPr>
     </w:lvl>
     <w:lvl w:ilvl="3" w:tplc="04150001" w:tentative="1">
@@ -22244,7 +23186,7 @@
         <w:ind w:left="3600" w:hanging="360"/>
       </w:pPr>
       <w:rPr>
-        <w:rFonts w:hint="default" w:ascii="Symbol" w:hAnsi="Symbol"/>
+        <w:rFonts w:ascii="Symbol" w:hAnsi="Symbol" w:hint="default"/>
       </w:rPr>
     </w:lvl>
     <w:lvl w:ilvl="4" w:tplc="04150003" w:tentative="1">
@@ -22256,7 +23198,7 @@
         <w:ind w:left="4320" w:hanging="360"/>
       </w:pPr>
       <w:rPr>
-        <w:rFonts w:hint="default" w:ascii="Courier New" w:hAnsi="Courier New" w:cs="Courier New"/>
+        <w:rFonts w:ascii="Courier New" w:hAnsi="Courier New" w:cs="Courier New" w:hint="default"/>
       </w:rPr>
     </w:lvl>
     <w:lvl w:ilvl="5" w:tplc="04150005" w:tentative="1">
@@ -22268,7 +23210,7 @@
         <w:ind w:left="5040" w:hanging="360"/>
       </w:pPr>
       <w:rPr>
-        <w:rFonts w:hint="default" w:ascii="Wingdings" w:hAnsi="Wingdings"/>
+        <w:rFonts w:ascii="Wingdings" w:hAnsi="Wingdings" w:hint="default"/>
       </w:rPr>
     </w:lvl>
     <w:lvl w:ilvl="6" w:tplc="04150001" w:tentative="1">
@@ -22280,7 +23222,7 @@
         <w:ind w:left="5760" w:hanging="360"/>
       </w:pPr>
       <w:rPr>
-        <w:rFonts w:hint="default" w:ascii="Symbol" w:hAnsi="Symbol"/>
+        <w:rFonts w:ascii="Symbol" w:hAnsi="Symbol" w:hint="default"/>
       </w:rPr>
     </w:lvl>
     <w:lvl w:ilvl="7" w:tplc="04150003" w:tentative="1">
@@ -22292,7 +23234,7 @@
         <w:ind w:left="6480" w:hanging="360"/>
       </w:pPr>
       <w:rPr>
-        <w:rFonts w:hint="default" w:ascii="Courier New" w:hAnsi="Courier New" w:cs="Courier New"/>
+        <w:rFonts w:ascii="Courier New" w:hAnsi="Courier New" w:cs="Courier New" w:hint="default"/>
       </w:rPr>
     </w:lvl>
     <w:lvl w:ilvl="8" w:tplc="04150005" w:tentative="1">
@@ -22304,11 +23246,124 @@
         <w:ind w:left="7200" w:hanging="360"/>
       </w:pPr>
       <w:rPr>
-        <w:rFonts w:hint="default" w:ascii="Wingdings" w:hAnsi="Wingdings"/>
+        <w:rFonts w:ascii="Wingdings" w:hAnsi="Wingdings" w:hint="default"/>
       </w:rPr>
     </w:lvl>
   </w:abstractNum>
-  <w:abstractNum w:abstractNumId="50" w15:restartNumberingAfterBreak="0">
+  <w:abstractNum w:abstractNumId="56" w15:restartNumberingAfterBreak="0">
+    <w:nsid w:val="4D45126D"/>
+    <w:multiLevelType w:val="hybridMultilevel"/>
+    <w:tmpl w:val="08D09510"/>
+    <w:lvl w:ilvl="0" w:tplc="04150001">
+      <w:start w:val="1"/>
+      <w:numFmt w:val="bullet"/>
+      <w:lvlText w:val=""/>
+      <w:lvlJc w:val="left"/>
+      <w:pPr>
+        <w:ind w:left="1854" w:hanging="360"/>
+      </w:pPr>
+      <w:rPr>
+        <w:rFonts w:ascii="Symbol" w:hAnsi="Symbol" w:hint="default"/>
+      </w:rPr>
+    </w:lvl>
+    <w:lvl w:ilvl="1" w:tplc="04150003">
+      <w:start w:val="1"/>
+      <w:numFmt w:val="bullet"/>
+      <w:lvlText w:val="o"/>
+      <w:lvlJc w:val="left"/>
+      <w:pPr>
+        <w:ind w:left="2574" w:hanging="360"/>
+      </w:pPr>
+      <w:rPr>
+        <w:rFonts w:ascii="Courier New" w:hAnsi="Courier New" w:cs="Courier New" w:hint="default"/>
+      </w:rPr>
+    </w:lvl>
+    <w:lvl w:ilvl="2" w:tplc="04150005" w:tentative="1">
+      <w:start w:val="1"/>
+      <w:numFmt w:val="bullet"/>
+      <w:lvlText w:val=""/>
+      <w:lvlJc w:val="left"/>
+      <w:pPr>
+        <w:ind w:left="3294" w:hanging="360"/>
+      </w:pPr>
+      <w:rPr>
+        <w:rFonts w:ascii="Wingdings" w:hAnsi="Wingdings" w:hint="default"/>
+      </w:rPr>
+    </w:lvl>
+    <w:lvl w:ilvl="3" w:tplc="04150001" w:tentative="1">
+      <w:start w:val="1"/>
+      <w:numFmt w:val="bullet"/>
+      <w:lvlText w:val=""/>
+      <w:lvlJc w:val="left"/>
+      <w:pPr>
+        <w:ind w:left="4014" w:hanging="360"/>
+      </w:pPr>
+      <w:rPr>
+        <w:rFonts w:ascii="Symbol" w:hAnsi="Symbol" w:hint="default"/>
+      </w:rPr>
+    </w:lvl>
+    <w:lvl w:ilvl="4" w:tplc="04150003" w:tentative="1">
+      <w:start w:val="1"/>
+      <w:numFmt w:val="bullet"/>
+      <w:lvlText w:val="o"/>
+      <w:lvlJc w:val="left"/>
+      <w:pPr>
+        <w:ind w:left="4734" w:hanging="360"/>
+      </w:pPr>
+      <w:rPr>
+        <w:rFonts w:ascii="Courier New" w:hAnsi="Courier New" w:cs="Courier New" w:hint="default"/>
+      </w:rPr>
+    </w:lvl>
+    <w:lvl w:ilvl="5" w:tplc="04150005" w:tentative="1">
+      <w:start w:val="1"/>
+      <w:numFmt w:val="bullet"/>
+      <w:lvlText w:val=""/>
+      <w:lvlJc w:val="left"/>
+      <w:pPr>
+        <w:ind w:left="5454" w:hanging="360"/>
+      </w:pPr>
+      <w:rPr>
+        <w:rFonts w:ascii="Wingdings" w:hAnsi="Wingdings" w:hint="default"/>
+      </w:rPr>
+    </w:lvl>
+    <w:lvl w:ilvl="6" w:tplc="04150001" w:tentative="1">
+      <w:start w:val="1"/>
+      <w:numFmt w:val="bullet"/>
+      <w:lvlText w:val=""/>
+      <w:lvlJc w:val="left"/>
+      <w:pPr>
+        <w:ind w:left="6174" w:hanging="360"/>
+      </w:pPr>
+      <w:rPr>
+        <w:rFonts w:ascii="Symbol" w:hAnsi="Symbol" w:hint="default"/>
+      </w:rPr>
+    </w:lvl>
+    <w:lvl w:ilvl="7" w:tplc="04150003" w:tentative="1">
+      <w:start w:val="1"/>
+      <w:numFmt w:val="bullet"/>
+      <w:lvlText w:val="o"/>
+      <w:lvlJc w:val="left"/>
+      <w:pPr>
+        <w:ind w:left="6894" w:hanging="360"/>
+      </w:pPr>
+      <w:rPr>
+        <w:rFonts w:ascii="Courier New" w:hAnsi="Courier New" w:cs="Courier New" w:hint="default"/>
+      </w:rPr>
+    </w:lvl>
+    <w:lvl w:ilvl="8" w:tplc="04150005" w:tentative="1">
+      <w:start w:val="1"/>
+      <w:numFmt w:val="bullet"/>
+      <w:lvlText w:val=""/>
+      <w:lvlJc w:val="left"/>
+      <w:pPr>
+        <w:ind w:left="7614" w:hanging="360"/>
+      </w:pPr>
+      <w:rPr>
+        <w:rFonts w:ascii="Wingdings" w:hAnsi="Wingdings" w:hint="default"/>
+      </w:rPr>
+    </w:lvl>
+  </w:abstractNum>
+  <w:abstractNum w:abstractNumId="57" w15:restartNumberingAfterBreak="0">
     <w:nsid w:val="4E0F634A"/>
     <w:multiLevelType w:val="hybridMultilevel"/>
     <w:tmpl w:val="D46CC24E"/>
@@ -22321,7 +23376,7 @@
         <w:ind w:left="1440" w:hanging="360"/>
       </w:pPr>
       <w:rPr>
-        <w:rFonts w:hint="default" w:ascii="Symbol" w:hAnsi="Symbol"/>
+        <w:rFonts w:ascii="Symbol" w:hAnsi="Symbol" w:hint="default"/>
       </w:rPr>
     </w:lvl>
     <w:lvl w:ilvl="1" w:tplc="04150003" w:tentative="1">
@@ -22333,7 +23388,7 @@
         <w:ind w:left="2160" w:hanging="360"/>
       </w:pPr>
       <w:rPr>
-        <w:rFonts w:hint="default" w:ascii="Courier New" w:hAnsi="Courier New" w:cs="Courier New"/>
+        <w:rFonts w:ascii="Courier New" w:hAnsi="Courier New" w:cs="Courier New" w:hint="default"/>
       </w:rPr>
     </w:lvl>
     <w:lvl w:ilvl="2" w:tplc="04150005" w:tentative="1">
@@ -22345,7 +23400,7 @@
         <w:ind w:left="2880" w:hanging="360"/>
       </w:pPr>
       <w:rPr>
-        <w:rFonts w:hint="default" w:ascii="Wingdings" w:hAnsi="Wingdings"/>
+        <w:rFonts w:ascii="Wingdings" w:hAnsi="Wingdings" w:hint="default"/>
       </w:rPr>
     </w:lvl>
     <w:lvl w:ilvl="3" w:tplc="04150001" w:tentative="1">
@@ -22357,7 +23412,7 @@
         <w:ind w:left="3600" w:hanging="360"/>
       </w:pPr>
       <w:rPr>
-        <w:rFonts w:hint="default" w:ascii="Symbol" w:hAnsi="Symbol"/>
+        <w:rFonts w:ascii="Symbol" w:hAnsi="Symbol" w:hint="default"/>
       </w:rPr>
     </w:lvl>
     <w:lvl w:ilvl="4" w:tplc="04150003" w:tentative="1">
@@ -22369,7 +23424,7 @@
         <w:ind w:left="4320" w:hanging="360"/>
       </w:pPr>
       <w:rPr>
-        <w:rFonts w:hint="default" w:ascii="Courier New" w:hAnsi="Courier New" w:cs="Courier New"/>
+        <w:rFonts w:ascii="Courier New" w:hAnsi="Courier New" w:cs="Courier New" w:hint="default"/>
       </w:rPr>
     </w:lvl>
     <w:lvl w:ilvl="5" w:tplc="04150005" w:tentative="1">
@@ -22381,7 +23436,7 @@
         <w:ind w:left="5040" w:hanging="360"/>
       </w:pPr>
       <w:rPr>
-        <w:rFonts w:hint="default" w:ascii="Wingdings" w:hAnsi="Wingdings"/>
+        <w:rFonts w:ascii="Wingdings" w:hAnsi="Wingdings" w:hint="default"/>
       </w:rPr>
     </w:lvl>
     <w:lvl w:ilvl="6" w:tplc="04150001" w:tentative="1">
@@ -22393,7 +23448,7 @@
         <w:ind w:left="5760" w:hanging="360"/>
       </w:pPr>
       <w:rPr>
-        <w:rFonts w:hint="default" w:ascii="Symbol" w:hAnsi="Symbol"/>
+        <w:rFonts w:ascii="Symbol" w:hAnsi="Symbol" w:hint="default"/>
       </w:rPr>
     </w:lvl>
     <w:lvl w:ilvl="7" w:tplc="04150003" w:tentative="1">
@@ -22405,7 +23460,7 @@
         <w:ind w:left="6480" w:hanging="360"/>
       </w:pPr>
       <w:rPr>
-        <w:rFonts w:hint="default" w:ascii="Courier New" w:hAnsi="Courier New" w:cs="Courier New"/>
+        <w:rFonts w:ascii="Courier New" w:hAnsi="Courier New" w:cs="Courier New" w:hint="default"/>
       </w:rPr>
     </w:lvl>
     <w:lvl w:ilvl="8" w:tplc="04150005" w:tentative="1">
@@ -22417,11 +23472,11 @@
         <w:ind w:left="7200" w:hanging="360"/>
       </w:pPr>
       <w:rPr>
-        <w:rFonts w:hint="default" w:ascii="Wingdings" w:hAnsi="Wingdings"/>
+        <w:rFonts w:ascii="Wingdings" w:hAnsi="Wingdings" w:hint="default"/>
       </w:rPr>
     </w:lvl>
   </w:abstractNum>
-  <w:abstractNum w:abstractNumId="51" w15:restartNumberingAfterBreak="0">
+  <w:abstractNum w:abstractNumId="58" w15:restartNumberingAfterBreak="0">
     <w:nsid w:val="4E4A1306"/>
     <w:multiLevelType w:val="hybridMultilevel"/>
     <w:tmpl w:val="967C99EE"/>
@@ -22434,7 +23489,7 @@
         <w:ind w:left="720" w:hanging="360"/>
       </w:pPr>
       <w:rPr>
-        <w:rFonts w:hint="default" w:ascii="Aptos" w:hAnsi="Aptos"/>
+        <w:rFonts w:ascii="Aptos" w:hAnsi="Aptos" w:hint="default"/>
       </w:rPr>
     </w:lvl>
     <w:lvl w:ilvl="1" w:tplc="A128213E">
@@ -22446,7 +23501,7 @@
         <w:ind w:left="1440" w:hanging="360"/>
       </w:pPr>
       <w:rPr>
-        <w:rFonts w:hint="default" w:ascii="Courier New" w:hAnsi="Courier New"/>
+        <w:rFonts w:ascii="Courier New" w:hAnsi="Courier New" w:hint="default"/>
       </w:rPr>
     </w:lvl>
     <w:lvl w:ilvl="2" w:tplc="C3DC887E">
@@ -22458,7 +23513,7 @@
         <w:ind w:left="2160" w:hanging="360"/>
       </w:pPr>
       <w:rPr>
-        <w:rFonts w:hint="default" w:ascii="Wingdings" w:hAnsi="Wingdings"/>
+        <w:rFonts w:ascii="Wingdings" w:hAnsi="Wingdings" w:hint="default"/>
       </w:rPr>
     </w:lvl>
     <w:lvl w:ilvl="3" w:tplc="BFBC1BDC">
@@ -22470,7 +23525,7 @@
         <w:ind w:left="2880" w:hanging="360"/>
       </w:pPr>
       <w:rPr>
-        <w:rFonts w:hint="default" w:ascii="Symbol" w:hAnsi="Symbol"/>
+        <w:rFonts w:ascii="Symbol" w:hAnsi="Symbol" w:hint="default"/>
       </w:rPr>
     </w:lvl>
     <w:lvl w:ilvl="4" w:tplc="4A4831A2">
@@ -22482,7 +23537,7 @@
         <w:ind w:left="3600" w:hanging="360"/>
       </w:pPr>
       <w:rPr>
-        <w:rFonts w:hint="default" w:ascii="Courier New" w:hAnsi="Courier New"/>
+        <w:rFonts w:ascii="Courier New" w:hAnsi="Courier New" w:hint="default"/>
       </w:rPr>
     </w:lvl>
     <w:lvl w:ilvl="5" w:tplc="89FA9CE4">
@@ -22494,7 +23549,7 @@
         <w:ind w:left="4320" w:hanging="360"/>
       </w:pPr>
       <w:rPr>
-        <w:rFonts w:hint="default" w:ascii="Wingdings" w:hAnsi="Wingdings"/>
+        <w:rFonts w:ascii="Wingdings" w:hAnsi="Wingdings" w:hint="default"/>
       </w:rPr>
     </w:lvl>
     <w:lvl w:ilvl="6" w:tplc="6C0691C4">
@@ -22506,7 +23561,7 @@
         <w:ind w:left="5040" w:hanging="360"/>
       </w:pPr>
       <w:rPr>
-        <w:rFonts w:hint="default" w:ascii="Symbol" w:hAnsi="Symbol"/>
+        <w:rFonts w:ascii="Symbol" w:hAnsi="Symbol" w:hint="default"/>
       </w:rPr>
     </w:lvl>
     <w:lvl w:ilvl="7" w:tplc="AC247F64">
@@ -22518,7 +23573,7 @@
         <w:ind w:left="5760" w:hanging="360"/>
       </w:pPr>
       <w:rPr>
-        <w:rFonts w:hint="default" w:ascii="Courier New" w:hAnsi="Courier New"/>
+        <w:rFonts w:ascii="Courier New" w:hAnsi="Courier New" w:hint="default"/>
       </w:rPr>
     </w:lvl>
     <w:lvl w:ilvl="8" w:tplc="957C2EEA">
@@ -22530,11 +23585,11 @@
         <w:ind w:left="6480" w:hanging="360"/>
       </w:pPr>
       <w:rPr>
-        <w:rFonts w:hint="default" w:ascii="Wingdings" w:hAnsi="Wingdings"/>
+        <w:rFonts w:ascii="Wingdings" w:hAnsi="Wingdings" w:hint="default"/>
       </w:rPr>
     </w:lvl>
   </w:abstractNum>
-  <w:abstractNum w:abstractNumId="52" w15:restartNumberingAfterBreak="0">
+  <w:abstractNum w:abstractNumId="59" w15:restartNumberingAfterBreak="0">
     <w:nsid w:val="50A21292"/>
     <w:multiLevelType w:val="hybridMultilevel"/>
     <w:tmpl w:val="39B2BB70"/>
@@ -22547,7 +23602,7 @@
         <w:ind w:left="1440" w:hanging="360"/>
       </w:pPr>
       <w:rPr>
-        <w:rFonts w:hint="default" w:ascii="Symbol" w:hAnsi="Symbol"/>
+        <w:rFonts w:ascii="Symbol" w:hAnsi="Symbol" w:hint="default"/>
       </w:rPr>
     </w:lvl>
     <w:lvl w:ilvl="1" w:tplc="04150003">
@@ -22559,7 +23614,7 @@
         <w:ind w:left="2160" w:hanging="360"/>
       </w:pPr>
       <w:rPr>
-        <w:rFonts w:hint="default" w:ascii="Courier New" w:hAnsi="Courier New" w:cs="Courier New"/>
+        <w:rFonts w:ascii="Courier New" w:hAnsi="Courier New" w:cs="Courier New" w:hint="default"/>
       </w:rPr>
     </w:lvl>
     <w:lvl w:ilvl="2" w:tplc="04150005">
@@ -22571,7 +23626,7 @@
         <w:ind w:left="2880" w:hanging="360"/>
       </w:pPr>
       <w:rPr>
-        <w:rFonts w:hint="default" w:ascii="Wingdings" w:hAnsi="Wingdings"/>
+        <w:rFonts w:ascii="Wingdings" w:hAnsi="Wingdings" w:hint="default"/>
       </w:rPr>
     </w:lvl>
     <w:lvl w:ilvl="3" w:tplc="04150001" w:tentative="1">
@@ -22583,7 +23638,7 @@
         <w:ind w:left="3600" w:hanging="360"/>
       </w:pPr>
       <w:rPr>
-        <w:rFonts w:hint="default" w:ascii="Symbol" w:hAnsi="Symbol"/>
+        <w:rFonts w:ascii="Symbol" w:hAnsi="Symbol" w:hint="default"/>
       </w:rPr>
     </w:lvl>
     <w:lvl w:ilvl="4" w:tplc="04150003" w:tentative="1">
@@ -22595,7 +23650,7 @@
         <w:ind w:left="4320" w:hanging="360"/>
       </w:pPr>
       <w:rPr>
-        <w:rFonts w:hint="default" w:ascii="Courier New" w:hAnsi="Courier New" w:cs="Courier New"/>
+        <w:rFonts w:ascii="Courier New" w:hAnsi="Courier New" w:cs="Courier New" w:hint="default"/>
       </w:rPr>
     </w:lvl>
     <w:lvl w:ilvl="5" w:tplc="04150005" w:tentative="1">
@@ -22607,7 +23662,7 @@
         <w:ind w:left="5040" w:hanging="360"/>
       </w:pPr>
       <w:rPr>
-        <w:rFonts w:hint="default" w:ascii="Wingdings" w:hAnsi="Wingdings"/>
+        <w:rFonts w:ascii="Wingdings" w:hAnsi="Wingdings" w:hint="default"/>
       </w:rPr>
     </w:lvl>
     <w:lvl w:ilvl="6" w:tplc="04150001" w:tentative="1">
@@ -22619,7 +23674,7 @@
         <w:ind w:left="5760" w:hanging="360"/>
       </w:pPr>
       <w:rPr>
-        <w:rFonts w:hint="default" w:ascii="Symbol" w:hAnsi="Symbol"/>
+        <w:rFonts w:ascii="Symbol" w:hAnsi="Symbol" w:hint="default"/>
       </w:rPr>
     </w:lvl>
     <w:lvl w:ilvl="7" w:tplc="04150003" w:tentative="1">
@@ -22631,7 +23686,7 @@
         <w:ind w:left="6480" w:hanging="360"/>
       </w:pPr>
       <w:rPr>
-        <w:rFonts w:hint="default" w:ascii="Courier New" w:hAnsi="Courier New" w:cs="Courier New"/>
+        <w:rFonts w:ascii="Courier New" w:hAnsi="Courier New" w:cs="Courier New" w:hint="default"/>
       </w:rPr>
     </w:lvl>
     <w:lvl w:ilvl="8" w:tplc="04150005" w:tentative="1">
@@ -22643,11 +23698,11 @@
         <w:ind w:left="7200" w:hanging="360"/>
       </w:pPr>
       <w:rPr>
-        <w:rFonts w:hint="default" w:ascii="Wingdings" w:hAnsi="Wingdings"/>
+        <w:rFonts w:ascii="Wingdings" w:hAnsi="Wingdings" w:hint="default"/>
       </w:rPr>
     </w:lvl>
   </w:abstractNum>
-  <w:abstractNum w:abstractNumId="53" w15:restartNumberingAfterBreak="0">
+  <w:abstractNum w:abstractNumId="60" w15:restartNumberingAfterBreak="0">
     <w:nsid w:val="5125338F"/>
     <w:multiLevelType w:val="hybridMultilevel"/>
     <w:tmpl w:val="7F823F40"/>
@@ -22660,7 +23715,7 @@
         <w:ind w:left="1440" w:hanging="360"/>
       </w:pPr>
       <w:rPr>
-        <w:rFonts w:hint="default" w:ascii="Symbol" w:hAnsi="Symbol"/>
+        <w:rFonts w:ascii="Symbol" w:hAnsi="Symbol" w:hint="default"/>
       </w:rPr>
     </w:lvl>
     <w:lvl w:ilvl="1" w:tplc="04150003">
@@ -22672,7 +23727,7 @@
         <w:ind w:left="2160" w:hanging="360"/>
       </w:pPr>
       <w:rPr>
-        <w:rFonts w:hint="default" w:ascii="Courier New" w:hAnsi="Courier New" w:cs="Courier New"/>
+        <w:rFonts w:ascii="Courier New" w:hAnsi="Courier New" w:cs="Courier New" w:hint="default"/>
       </w:rPr>
     </w:lvl>
     <w:lvl w:ilvl="2" w:tplc="04150005" w:tentative="1">
@@ -22684,7 +23739,7 @@
         <w:ind w:left="2880" w:hanging="360"/>
       </w:pPr>
       <w:rPr>
-        <w:rFonts w:hint="default" w:ascii="Wingdings" w:hAnsi="Wingdings"/>
+        <w:rFonts w:ascii="Wingdings" w:hAnsi="Wingdings" w:hint="default"/>
       </w:rPr>
     </w:lvl>
     <w:lvl w:ilvl="3" w:tplc="04150001" w:tentative="1">
@@ -22696,7 +23751,7 @@
         <w:ind w:left="3600" w:hanging="360"/>
       </w:pPr>
       <w:rPr>
-        <w:rFonts w:hint="default" w:ascii="Symbol" w:hAnsi="Symbol"/>
+        <w:rFonts w:ascii="Symbol" w:hAnsi="Symbol" w:hint="default"/>
       </w:rPr>
     </w:lvl>
     <w:lvl w:ilvl="4" w:tplc="04150003" w:tentative="1">
@@ -22708,7 +23763,7 @@
         <w:ind w:left="4320" w:hanging="360"/>
       </w:pPr>
       <w:rPr>
-        <w:rFonts w:hint="default" w:ascii="Courier New" w:hAnsi="Courier New" w:cs="Courier New"/>
+        <w:rFonts w:ascii="Courier New" w:hAnsi="Courier New" w:cs="Courier New" w:hint="default"/>
       </w:rPr>
     </w:lvl>
     <w:lvl w:ilvl="5" w:tplc="04150005" w:tentative="1">
@@ -22720,7 +23775,7 @@
         <w:ind w:left="5040" w:hanging="360"/>
       </w:pPr>
       <w:rPr>
-        <w:rFonts w:hint="default" w:ascii="Wingdings" w:hAnsi="Wingdings"/>
+        <w:rFonts w:ascii="Wingdings" w:hAnsi="Wingdings" w:hint="default"/>
       </w:rPr>
     </w:lvl>
     <w:lvl w:ilvl="6" w:tplc="04150001" w:tentative="1">
@@ -22732,7 +23787,7 @@
         <w:ind w:left="5760" w:hanging="360"/>
       </w:pPr>
       <w:rPr>
-        <w:rFonts w:hint="default" w:ascii="Symbol" w:hAnsi="Symbol"/>
+        <w:rFonts w:ascii="Symbol" w:hAnsi="Symbol" w:hint="default"/>
       </w:rPr>
     </w:lvl>
     <w:lvl w:ilvl="7" w:tplc="04150003" w:tentative="1">
@@ -22744,7 +23799,7 @@
         <w:ind w:left="6480" w:hanging="360"/>
       </w:pPr>
       <w:rPr>
-        <w:rFonts w:hint="default" w:ascii="Courier New" w:hAnsi="Courier New" w:cs="Courier New"/>
+        <w:rFonts w:ascii="Courier New" w:hAnsi="Courier New" w:cs="Courier New" w:hint="default"/>
       </w:rPr>
     </w:lvl>
     <w:lvl w:ilvl="8" w:tplc="04150005" w:tentative="1">
@@ -22756,11 +23811,100 @@
         <w:ind w:left="7200" w:hanging="360"/>
       </w:pPr>
       <w:rPr>
-        <w:rFonts w:hint="default" w:ascii="Wingdings" w:hAnsi="Wingdings"/>
+        <w:rFonts w:ascii="Wingdings" w:hAnsi="Wingdings" w:hint="default"/>
       </w:rPr>
     </w:lvl>
   </w:abstractNum>
-  <w:abstractNum w:abstractNumId="54" w15:restartNumberingAfterBreak="0">
+  <w:abstractNum w:abstractNumId="61" w15:restartNumberingAfterBreak="0">
+    <w:nsid w:val="517E2476"/>
+    <w:multiLevelType w:val="hybridMultilevel"/>
+    <w:tmpl w:val="FF0875F4"/>
+    <w:lvl w:ilvl="0" w:tplc="04150011">
+      <w:start w:val="1"/>
+      <w:numFmt w:val="decimal"/>
+      <w:lvlText w:val="%1)"/>
+      <w:lvlJc w:val="left"/>
+      <w:pPr>
+        <w:ind w:left="720" w:hanging="360"/>
+      </w:pPr>
+      <w:rPr>
+        <w:rFonts w:hint="default"/>
+      </w:rPr>
+    </w:lvl>
+    <w:lvl w:ilvl="1" w:tplc="04150019" w:tentative="1">
+      <w:start w:val="1"/>
+      <w:numFmt w:val="lowerLetter"/>
+      <w:lvlText w:val="%2."/>
+      <w:lvlJc w:val="left"/>
+      <w:pPr>
+        <w:ind w:left="1440" w:hanging="360"/>
+      </w:pPr>
+    </w:lvl>
+    <w:lvl w:ilvl="2" w:tplc="0415001B" w:tentative="1">
+      <w:start w:val="1"/>
+      <w:numFmt w:val="lowerRoman"/>
+      <w:lvlText w:val="%3."/>
+      <w:lvlJc w:val="right"/>
+      <w:pPr>
+        <w:ind w:left="2160" w:hanging="180"/>
+      </w:pPr>
+    </w:lvl>
+    <w:lvl w:ilvl="3" w:tplc="0415000F" w:tentative="1">
+      <w:start w:val="1"/>
+      <w:numFmt w:val="decimal"/>
+      <w:lvlText w:val="%4."/>
+      <w:lvlJc w:val="left"/>
+      <w:pPr>
+        <w:ind w:left="2880" w:hanging="360"/>
+      </w:pPr>
+    </w:lvl>
+    <w:lvl w:ilvl="4" w:tplc="04150019" w:tentative="1">
+      <w:start w:val="1"/>
+      <w:numFmt w:val="lowerLetter"/>
+      <w:lvlText w:val="%5."/>
+      <w:lvlJc w:val="left"/>
+      <w:pPr>
+        <w:ind w:left="3600" w:hanging="360"/>
+      </w:pPr>
+    </w:lvl>
+    <w:lvl w:ilvl="5" w:tplc="0415001B" w:tentative="1">
+      <w:start w:val="1"/>
+      <w:numFmt w:val="lowerRoman"/>
+      <w:lvlText w:val="%6."/>
+      <w:lvlJc w:val="right"/>
+      <w:pPr>
+        <w:ind w:left="4320" w:hanging="180"/>
+      </w:pPr>
+    </w:lvl>
+    <w:lvl w:ilvl="6" w:tplc="0415000F" w:tentative="1">
+      <w:start w:val="1"/>
+      <w:numFmt w:val="decimal"/>
+      <w:lvlText w:val="%7."/>
+      <w:lvlJc w:val="left"/>
+      <w:pPr>
+        <w:ind w:left="5040" w:hanging="360"/>
+      </w:pPr>
+    </w:lvl>
+    <w:lvl w:ilvl="7" w:tplc="04150019" w:tentative="1">
+      <w:start w:val="1"/>
+      <w:numFmt w:val="lowerLetter"/>
+      <w:lvlText w:val="%8."/>
+      <w:lvlJc w:val="left"/>
+      <w:pPr>
+        <w:ind w:left="5760" w:hanging="360"/>
+      </w:pPr>
+    </w:lvl>
+    <w:lvl w:ilvl="8" w:tplc="0415001B" w:tentative="1">
+      <w:start w:val="1"/>
+      <w:numFmt w:val="lowerRoman"/>
+      <w:lvlText w:val="%9."/>
+      <w:lvlJc w:val="right"/>
+      <w:pPr>
+        <w:ind w:left="6480" w:hanging="180"/>
+      </w:pPr>
+    </w:lvl>
+  </w:abstractNum>
+  <w:abstractNum w:abstractNumId="62" w15:restartNumberingAfterBreak="0">
     <w:nsid w:val="56CC08FB"/>
     <w:multiLevelType w:val="hybridMultilevel"/>
     <w:tmpl w:val="70722E2C"/>
@@ -22773,7 +23917,7 @@
         <w:ind w:left="1440" w:hanging="360"/>
       </w:pPr>
       <w:rPr>
-        <w:rFonts w:hint="default" w:ascii="Symbol" w:hAnsi="Symbol"/>
+        <w:rFonts w:ascii="Symbol" w:hAnsi="Symbol" w:hint="default"/>
       </w:rPr>
     </w:lvl>
     <w:lvl w:ilvl="1" w:tplc="04150003">
@@ -22785,7 +23929,7 @@
         <w:ind w:left="2160" w:hanging="360"/>
       </w:pPr>
       <w:rPr>
-        <w:rFonts w:hint="default" w:ascii="Courier New" w:hAnsi="Courier New" w:cs="Courier New"/>
+        <w:rFonts w:ascii="Courier New" w:hAnsi="Courier New" w:cs="Courier New" w:hint="default"/>
       </w:rPr>
     </w:lvl>
     <w:lvl w:ilvl="2" w:tplc="04150005" w:tentative="1">
@@ -22797,7 +23941,7 @@
         <w:ind w:left="2880" w:hanging="360"/>
       </w:pPr>
       <w:rPr>
-        <w:rFonts w:hint="default" w:ascii="Wingdings" w:hAnsi="Wingdings"/>
+        <w:rFonts w:ascii="Wingdings" w:hAnsi="Wingdings" w:hint="default"/>
       </w:rPr>
     </w:lvl>
     <w:lvl w:ilvl="3" w:tplc="04150001" w:tentative="1">
@@ -22809,7 +23953,7 @@
         <w:ind w:left="3600" w:hanging="360"/>
       </w:pPr>
       <w:rPr>
-        <w:rFonts w:hint="default" w:ascii="Symbol" w:hAnsi="Symbol"/>
+        <w:rFonts w:ascii="Symbol" w:hAnsi="Symbol" w:hint="default"/>
       </w:rPr>
     </w:lvl>
     <w:lvl w:ilvl="4" w:tplc="04150003" w:tentative="1">
@@ -22821,7 +23965,7 @@
         <w:ind w:left="4320" w:hanging="360"/>
       </w:pPr>
       <w:rPr>
-        <w:rFonts w:hint="default" w:ascii="Courier New" w:hAnsi="Courier New" w:cs="Courier New"/>
+        <w:rFonts w:ascii="Courier New" w:hAnsi="Courier New" w:cs="Courier New" w:hint="default"/>
       </w:rPr>
     </w:lvl>
     <w:lvl w:ilvl="5" w:tplc="04150005" w:tentative="1">
@@ -22833,7 +23977,7 @@
         <w:ind w:left="5040" w:hanging="360"/>
       </w:pPr>
       <w:rPr>
-        <w:rFonts w:hint="default" w:ascii="Wingdings" w:hAnsi="Wingdings"/>
+        <w:rFonts w:ascii="Wingdings" w:hAnsi="Wingdings" w:hint="default"/>
       </w:rPr>
     </w:lvl>
     <w:lvl w:ilvl="6" w:tplc="04150001" w:tentative="1">
@@ -22845,7 +23989,7 @@
         <w:ind w:left="5760" w:hanging="360"/>
       </w:pPr>
       <w:rPr>
-        <w:rFonts w:hint="default" w:ascii="Symbol" w:hAnsi="Symbol"/>
+        <w:rFonts w:ascii="Symbol" w:hAnsi="Symbol" w:hint="default"/>
       </w:rPr>
     </w:lvl>
     <w:lvl w:ilvl="7" w:tplc="04150003" w:tentative="1">
@@ -22857,7 +24001,7 @@
         <w:ind w:left="6480" w:hanging="360"/>
       </w:pPr>
       <w:rPr>
-        <w:rFonts w:hint="default" w:ascii="Courier New" w:hAnsi="Courier New" w:cs="Courier New"/>
+        <w:rFonts w:ascii="Courier New" w:hAnsi="Courier New" w:cs="Courier New" w:hint="default"/>
       </w:rPr>
     </w:lvl>
     <w:lvl w:ilvl="8" w:tplc="04150005" w:tentative="1">
@@ -22869,11 +24013,11 @@
         <w:ind w:left="7200" w:hanging="360"/>
       </w:pPr>
       <w:rPr>
-        <w:rFonts w:hint="default" w:ascii="Wingdings" w:hAnsi="Wingdings"/>
+        <w:rFonts w:ascii="Wingdings" w:hAnsi="Wingdings" w:hint="default"/>
       </w:rPr>
     </w:lvl>
   </w:abstractNum>
-  <w:abstractNum w:abstractNumId="55" w15:restartNumberingAfterBreak="0">
+  <w:abstractNum w:abstractNumId="63" w15:restartNumberingAfterBreak="0">
     <w:nsid w:val="56EE29D8"/>
     <w:multiLevelType w:val="hybridMultilevel"/>
     <w:tmpl w:val="43801496"/>
@@ -22962,7 +24106,7 @@
       </w:pPr>
     </w:lvl>
   </w:abstractNum>
-  <w:abstractNum w:abstractNumId="56" w15:restartNumberingAfterBreak="0">
+  <w:abstractNum w:abstractNumId="64" w15:restartNumberingAfterBreak="0">
     <w:nsid w:val="5A0DEA1C"/>
     <w:multiLevelType w:val="hybridMultilevel"/>
     <w:tmpl w:val="55EA60A4"/>
@@ -22975,7 +24119,7 @@
         <w:ind w:left="720" w:hanging="360"/>
       </w:pPr>
       <w:rPr>
-        <w:rFonts w:hint="default" w:ascii="Aptos" w:hAnsi="Aptos"/>
+        <w:rFonts w:ascii="Aptos" w:hAnsi="Aptos" w:hint="default"/>
       </w:rPr>
     </w:lvl>
     <w:lvl w:ilvl="1" w:tplc="BB60FA36">
@@ -22987,7 +24131,7 @@
         <w:ind w:left="1440" w:hanging="360"/>
       </w:pPr>
       <w:rPr>
-        <w:rFonts w:hint="default" w:ascii="Courier New" w:hAnsi="Courier New"/>
+        <w:rFonts w:ascii="Courier New" w:hAnsi="Courier New" w:hint="default"/>
       </w:rPr>
     </w:lvl>
     <w:lvl w:ilvl="2" w:tplc="73DE824A">
@@ -22999,7 +24143,7 @@
         <w:ind w:left="2160" w:hanging="360"/>
       </w:pPr>
       <w:rPr>
-        <w:rFonts w:hint="default" w:ascii="Wingdings" w:hAnsi="Wingdings"/>
+        <w:rFonts w:ascii="Wingdings" w:hAnsi="Wingdings" w:hint="default"/>
       </w:rPr>
     </w:lvl>
     <w:lvl w:ilvl="3" w:tplc="E43EB9B4">
@@ -23011,7 +24155,7 @@
         <w:ind w:left="2880" w:hanging="360"/>
       </w:pPr>
       <w:rPr>
-        <w:rFonts w:hint="default" w:ascii="Symbol" w:hAnsi="Symbol"/>
+        <w:rFonts w:ascii="Symbol" w:hAnsi="Symbol" w:hint="default"/>
       </w:rPr>
     </w:lvl>
     <w:lvl w:ilvl="4" w:tplc="B1D0F742">
@@ -23023,7 +24167,7 @@
         <w:ind w:left="3600" w:hanging="360"/>
       </w:pPr>
       <w:rPr>
-        <w:rFonts w:hint="default" w:ascii="Courier New" w:hAnsi="Courier New"/>
+        <w:rFonts w:ascii="Courier New" w:hAnsi="Courier New" w:hint="default"/>
       </w:rPr>
     </w:lvl>
     <w:lvl w:ilvl="5" w:tplc="3920E00C">
@@ -23035,7 +24179,7 @@
         <w:ind w:left="4320" w:hanging="360"/>
       </w:pPr>
       <w:rPr>
-        <w:rFonts w:hint="default" w:ascii="Wingdings" w:hAnsi="Wingdings"/>
+        <w:rFonts w:ascii="Wingdings" w:hAnsi="Wingdings" w:hint="default"/>
       </w:rPr>
     </w:lvl>
     <w:lvl w:ilvl="6" w:tplc="EF6CA3EE">
@@ -23047,7 +24191,7 @@
         <w:ind w:left="5040" w:hanging="360"/>
       </w:pPr>
       <w:rPr>
-        <w:rFonts w:hint="default" w:ascii="Symbol" w:hAnsi="Symbol"/>
+        <w:rFonts w:ascii="Symbol" w:hAnsi="Symbol" w:hint="default"/>
       </w:rPr>
     </w:lvl>
     <w:lvl w:ilvl="7" w:tplc="859079DA">
@@ -23059,7 +24203,7 @@
         <w:ind w:left="5760" w:hanging="360"/>
       </w:pPr>
       <w:rPr>
-        <w:rFonts w:hint="default" w:ascii="Courier New" w:hAnsi="Courier New"/>
+        <w:rFonts w:ascii="Courier New" w:hAnsi="Courier New" w:hint="default"/>
       </w:rPr>
     </w:lvl>
     <w:lvl w:ilvl="8" w:tplc="47668C4C">
@@ -23071,11 +24215,11 @@
         <w:ind w:left="6480" w:hanging="360"/>
       </w:pPr>
       <w:rPr>
-        <w:rFonts w:hint="default" w:ascii="Wingdings" w:hAnsi="Wingdings"/>
+        <w:rFonts w:ascii="Wingdings" w:hAnsi="Wingdings" w:hint="default"/>
       </w:rPr>
     </w:lvl>
   </w:abstractNum>
-  <w:abstractNum w:abstractNumId="57" w15:restartNumberingAfterBreak="0">
+  <w:abstractNum w:abstractNumId="65" w15:restartNumberingAfterBreak="0">
     <w:nsid w:val="5BCE4581"/>
     <w:multiLevelType w:val="hybridMultilevel"/>
     <w:tmpl w:val="0620684C"/>
@@ -23165,7 +24309,7 @@
       </w:pPr>
     </w:lvl>
   </w:abstractNum>
-  <w:abstractNum w:abstractNumId="58" w15:restartNumberingAfterBreak="0">
+  <w:abstractNum w:abstractNumId="66" w15:restartNumberingAfterBreak="0">
     <w:nsid w:val="614559B7"/>
     <w:multiLevelType w:val="hybridMultilevel"/>
     <w:tmpl w:val="2F90F7BC"/>
@@ -23178,7 +24322,7 @@
         <w:ind w:left="1440" w:hanging="360"/>
       </w:pPr>
       <w:rPr>
-        <w:rFonts w:hint="default" w:ascii="Symbol" w:hAnsi="Symbol"/>
+        <w:rFonts w:ascii="Symbol" w:hAnsi="Symbol" w:hint="default"/>
       </w:rPr>
     </w:lvl>
     <w:lvl w:ilvl="1" w:tplc="04150003" w:tentative="1">
@@ -23190,7 +24334,7 @@
         <w:ind w:left="2160" w:hanging="360"/>
       </w:pPr>
       <w:rPr>
-        <w:rFonts w:hint="default" w:ascii="Courier New" w:hAnsi="Courier New" w:cs="Courier New"/>
+        <w:rFonts w:ascii="Courier New" w:hAnsi="Courier New" w:cs="Courier New" w:hint="default"/>
       </w:rPr>
     </w:lvl>
     <w:lvl w:ilvl="2" w:tplc="04150005" w:tentative="1">
@@ -23202,7 +24346,7 @@
         <w:ind w:left="2880" w:hanging="360"/>
       </w:pPr>
       <w:rPr>
-        <w:rFonts w:hint="default" w:ascii="Wingdings" w:hAnsi="Wingdings"/>
+        <w:rFonts w:ascii="Wingdings" w:hAnsi="Wingdings" w:hint="default"/>
       </w:rPr>
     </w:lvl>
     <w:lvl w:ilvl="3" w:tplc="04150001" w:tentative="1">
@@ -23214,7 +24358,7 @@
         <w:ind w:left="3600" w:hanging="360"/>
       </w:pPr>
       <w:rPr>
-        <w:rFonts w:hint="default" w:ascii="Symbol" w:hAnsi="Symbol"/>
+        <w:rFonts w:ascii="Symbol" w:hAnsi="Symbol" w:hint="default"/>
       </w:rPr>
     </w:lvl>
     <w:lvl w:ilvl="4" w:tplc="04150003" w:tentative="1">
@@ -23226,7 +24370,7 @@
         <w:ind w:left="4320" w:hanging="360"/>
       </w:pPr>
       <w:rPr>
-        <w:rFonts w:hint="default" w:ascii="Courier New" w:hAnsi="Courier New" w:cs="Courier New"/>
+        <w:rFonts w:ascii="Courier New" w:hAnsi="Courier New" w:cs="Courier New" w:hint="default"/>
       </w:rPr>
     </w:lvl>
     <w:lvl w:ilvl="5" w:tplc="04150005" w:tentative="1">
@@ -23238,7 +24382,7 @@
         <w:ind w:left="5040" w:hanging="360"/>
       </w:pPr>
       <w:rPr>
-        <w:rFonts w:hint="default" w:ascii="Wingdings" w:hAnsi="Wingdings"/>
+        <w:rFonts w:ascii="Wingdings" w:hAnsi="Wingdings" w:hint="default"/>
       </w:rPr>
     </w:lvl>
     <w:lvl w:ilvl="6" w:tplc="04150001" w:tentative="1">
@@ -23250,7 +24394,7 @@
         <w:ind w:left="5760" w:hanging="360"/>
       </w:pPr>
       <w:rPr>
-        <w:rFonts w:hint="default" w:ascii="Symbol" w:hAnsi="Symbol"/>
+        <w:rFonts w:ascii="Symbol" w:hAnsi="Symbol" w:hint="default"/>
       </w:rPr>
     </w:lvl>
     <w:lvl w:ilvl="7" w:tplc="04150003" w:tentative="1">
@@ -23262,7 +24406,7 @@
         <w:ind w:left="6480" w:hanging="360"/>
       </w:pPr>
       <w:rPr>
-        <w:rFonts w:hint="default" w:ascii="Courier New" w:hAnsi="Courier New" w:cs="Courier New"/>
+        <w:rFonts w:ascii="Courier New" w:hAnsi="Courier New" w:cs="Courier New" w:hint="default"/>
       </w:rPr>
     </w:lvl>
     <w:lvl w:ilvl="8" w:tplc="04150005" w:tentative="1">
@@ -23274,11 +24418,11 @@
         <w:ind w:left="7200" w:hanging="360"/>
       </w:pPr>
       <w:rPr>
-        <w:rFonts w:hint="default" w:ascii="Wingdings" w:hAnsi="Wingdings"/>
+        <w:rFonts w:ascii="Wingdings" w:hAnsi="Wingdings" w:hint="default"/>
       </w:rPr>
     </w:lvl>
   </w:abstractNum>
-  <w:abstractNum w:abstractNumId="59" w15:restartNumberingAfterBreak="0">
+  <w:abstractNum w:abstractNumId="67" w15:restartNumberingAfterBreak="0">
     <w:nsid w:val="65583DB7"/>
     <w:multiLevelType w:val="hybridMultilevel"/>
     <w:tmpl w:val="074AEDDA"/>
@@ -23367,7 +24511,7 @@
       </w:pPr>
     </w:lvl>
   </w:abstractNum>
-  <w:abstractNum w:abstractNumId="60" w15:restartNumberingAfterBreak="0">
+  <w:abstractNum w:abstractNumId="68" w15:restartNumberingAfterBreak="0">
     <w:nsid w:val="65BA4F42"/>
     <w:multiLevelType w:val="hybridMultilevel"/>
     <w:tmpl w:val="00F63CF4"/>
@@ -23380,7 +24524,7 @@
         <w:ind w:left="1440" w:hanging="360"/>
       </w:pPr>
       <w:rPr>
-        <w:rFonts w:hint="default" w:ascii="Symbol" w:hAnsi="Symbol"/>
+        <w:rFonts w:ascii="Symbol" w:hAnsi="Symbol" w:hint="default"/>
       </w:rPr>
     </w:lvl>
     <w:lvl w:ilvl="1" w:tplc="FFFFFFFF">
@@ -23392,7 +24536,7 @@
         <w:ind w:left="2160" w:hanging="360"/>
       </w:pPr>
       <w:rPr>
-        <w:rFonts w:hint="default" w:ascii="Courier New" w:hAnsi="Courier New" w:cs="Courier New"/>
+        <w:rFonts w:ascii="Courier New" w:hAnsi="Courier New" w:cs="Courier New" w:hint="default"/>
       </w:rPr>
     </w:lvl>
     <w:lvl w:ilvl="2" w:tplc="FFFFFFFF" w:tentative="1">
@@ -23404,7 +24548,7 @@
         <w:ind w:left="2880" w:hanging="360"/>
       </w:pPr>
       <w:rPr>
-        <w:rFonts w:hint="default" w:ascii="Wingdings" w:hAnsi="Wingdings"/>
+        <w:rFonts w:ascii="Wingdings" w:hAnsi="Wingdings" w:hint="default"/>
       </w:rPr>
     </w:lvl>
     <w:lvl w:ilvl="3" w:tplc="FFFFFFFF" w:tentative="1">
@@ -23416,7 +24560,7 @@
         <w:ind w:left="3600" w:hanging="360"/>
       </w:pPr>
       <w:rPr>
-        <w:rFonts w:hint="default" w:ascii="Symbol" w:hAnsi="Symbol"/>
+        <w:rFonts w:ascii="Symbol" w:hAnsi="Symbol" w:hint="default"/>
       </w:rPr>
     </w:lvl>
     <w:lvl w:ilvl="4" w:tplc="FFFFFFFF" w:tentative="1">
@@ -23428,7 +24572,7 @@
         <w:ind w:left="4320" w:hanging="360"/>
       </w:pPr>
       <w:rPr>
-        <w:rFonts w:hint="default" w:ascii="Courier New" w:hAnsi="Courier New" w:cs="Courier New"/>
+        <w:rFonts w:ascii="Courier New" w:hAnsi="Courier New" w:cs="Courier New" w:hint="default"/>
       </w:rPr>
     </w:lvl>
     <w:lvl w:ilvl="5" w:tplc="FFFFFFFF" w:tentative="1">
@@ -23440,7 +24584,7 @@
         <w:ind w:left="5040" w:hanging="360"/>
       </w:pPr>
       <w:rPr>
-        <w:rFonts w:hint="default" w:ascii="Wingdings" w:hAnsi="Wingdings"/>
+        <w:rFonts w:ascii="Wingdings" w:hAnsi="Wingdings" w:hint="default"/>
       </w:rPr>
     </w:lvl>
     <w:lvl w:ilvl="6" w:tplc="FFFFFFFF" w:tentative="1">
@@ -23452,7 +24596,7 @@
         <w:ind w:left="5760" w:hanging="360"/>
       </w:pPr>
       <w:rPr>
-        <w:rFonts w:hint="default" w:ascii="Symbol" w:hAnsi="Symbol"/>
+        <w:rFonts w:ascii="Symbol" w:hAnsi="Symbol" w:hint="default"/>
       </w:rPr>
     </w:lvl>
     <w:lvl w:ilvl="7" w:tplc="FFFFFFFF" w:tentative="1">
@@ -23464,7 +24608,7 @@
         <w:ind w:left="6480" w:hanging="360"/>
       </w:pPr>
       <w:rPr>
-        <w:rFonts w:hint="default" w:ascii="Courier New" w:hAnsi="Courier New" w:cs="Courier New"/>
+        <w:rFonts w:ascii="Courier New" w:hAnsi="Courier New" w:cs="Courier New" w:hint="default"/>
       </w:rPr>
     </w:lvl>
     <w:lvl w:ilvl="8" w:tplc="FFFFFFFF" w:tentative="1">
@@ -23476,11 +24620,11 @@
         <w:ind w:left="7200" w:hanging="360"/>
       </w:pPr>
       <w:rPr>
-        <w:rFonts w:hint="default" w:ascii="Wingdings" w:hAnsi="Wingdings"/>
+        <w:rFonts w:ascii="Wingdings" w:hAnsi="Wingdings" w:hint="default"/>
       </w:rPr>
     </w:lvl>
   </w:abstractNum>
-  <w:abstractNum w:abstractNumId="61" w15:restartNumberingAfterBreak="0">
+  <w:abstractNum w:abstractNumId="69" w15:restartNumberingAfterBreak="0">
     <w:nsid w:val="66150436"/>
     <w:multiLevelType w:val="hybridMultilevel"/>
     <w:tmpl w:val="E3F8451E"/>
@@ -23569,7 +24713,7 @@
       </w:pPr>
     </w:lvl>
   </w:abstractNum>
-  <w:abstractNum w:abstractNumId="62" w15:restartNumberingAfterBreak="0">
+  <w:abstractNum w:abstractNumId="70" w15:restartNumberingAfterBreak="0">
     <w:nsid w:val="664414F3"/>
     <w:multiLevelType w:val="hybridMultilevel"/>
     <w:tmpl w:val="2A2079BA"/>
@@ -23582,7 +24726,7 @@
         <w:ind w:left="1440" w:hanging="360"/>
       </w:pPr>
       <w:rPr>
-        <w:rFonts w:hint="default" w:ascii="Symbol" w:hAnsi="Symbol"/>
+        <w:rFonts w:ascii="Symbol" w:hAnsi="Symbol" w:hint="default"/>
       </w:rPr>
     </w:lvl>
     <w:lvl w:ilvl="1" w:tplc="04150003">
@@ -23594,7 +24738,7 @@
         <w:ind w:left="2160" w:hanging="360"/>
       </w:pPr>
       <w:rPr>
-        <w:rFonts w:hint="default" w:ascii="Courier New" w:hAnsi="Courier New" w:cs="Courier New"/>
+        <w:rFonts w:ascii="Courier New" w:hAnsi="Courier New" w:cs="Courier New" w:hint="default"/>
       </w:rPr>
     </w:lvl>
     <w:lvl w:ilvl="2" w:tplc="04150005">
@@ -23606,7 +24750,7 @@
         <w:ind w:left="2880" w:hanging="360"/>
       </w:pPr>
       <w:rPr>
-        <w:rFonts w:hint="default" w:ascii="Wingdings" w:hAnsi="Wingdings"/>
+        <w:rFonts w:ascii="Wingdings" w:hAnsi="Wingdings" w:hint="default"/>
       </w:rPr>
     </w:lvl>
     <w:lvl w:ilvl="3" w:tplc="04150001">
@@ -23618,7 +24762,7 @@
         <w:ind w:left="3600" w:hanging="360"/>
       </w:pPr>
       <w:rPr>
-        <w:rFonts w:hint="default" w:ascii="Symbol" w:hAnsi="Symbol"/>
+        <w:rFonts w:ascii="Symbol" w:hAnsi="Symbol" w:hint="default"/>
       </w:rPr>
     </w:lvl>
     <w:lvl w:ilvl="4" w:tplc="04150003">
@@ -23630,7 +24774,7 @@
         <w:ind w:left="4320" w:hanging="360"/>
       </w:pPr>
       <w:rPr>
-        <w:rFonts w:hint="default" w:ascii="Courier New" w:hAnsi="Courier New" w:cs="Courier New"/>
+        <w:rFonts w:ascii="Courier New" w:hAnsi="Courier New" w:cs="Courier New" w:hint="default"/>
       </w:rPr>
     </w:lvl>
     <w:lvl w:ilvl="5" w:tplc="04150005">
@@ -23642,7 +24786,7 @@
         <w:ind w:left="5040" w:hanging="360"/>
       </w:pPr>
       <w:rPr>
-        <w:rFonts w:hint="default" w:ascii="Wingdings" w:hAnsi="Wingdings"/>
+        <w:rFonts w:ascii="Wingdings" w:hAnsi="Wingdings" w:hint="default"/>
       </w:rPr>
     </w:lvl>
     <w:lvl w:ilvl="6" w:tplc="04150001">
@@ -23654,7 +24798,7 @@
         <w:ind w:left="5760" w:hanging="360"/>
       </w:pPr>
       <w:rPr>
-        <w:rFonts w:hint="default" w:ascii="Symbol" w:hAnsi="Symbol"/>
+        <w:rFonts w:ascii="Symbol" w:hAnsi="Symbol" w:hint="default"/>
       </w:rPr>
     </w:lvl>
     <w:lvl w:ilvl="7" w:tplc="04150003">
@@ -23666,7 +24810,7 @@
         <w:ind w:left="6480" w:hanging="360"/>
       </w:pPr>
       <w:rPr>
-        <w:rFonts w:hint="default" w:ascii="Courier New" w:hAnsi="Courier New" w:cs="Courier New"/>
+        <w:rFonts w:ascii="Courier New" w:hAnsi="Courier New" w:cs="Courier New" w:hint="default"/>
       </w:rPr>
     </w:lvl>
     <w:lvl w:ilvl="8" w:tplc="04150005">
@@ -23678,11 +24822,11 @@
         <w:ind w:left="7200" w:hanging="360"/>
       </w:pPr>
       <w:rPr>
-        <w:rFonts w:hint="default" w:ascii="Wingdings" w:hAnsi="Wingdings"/>
+        <w:rFonts w:ascii="Wingdings" w:hAnsi="Wingdings" w:hint="default"/>
       </w:rPr>
     </w:lvl>
   </w:abstractNum>
-  <w:abstractNum w:abstractNumId="63" w15:restartNumberingAfterBreak="0">
+  <w:abstractNum w:abstractNumId="71" w15:restartNumberingAfterBreak="0">
     <w:nsid w:val="677420CD"/>
     <w:multiLevelType w:val="hybridMultilevel"/>
     <w:tmpl w:val="0BCAC074"/>
@@ -23695,7 +24839,7 @@
         <w:ind w:left="1440" w:hanging="360"/>
       </w:pPr>
       <w:rPr>
-        <w:rFonts w:hint="default" w:ascii="Symbol" w:hAnsi="Symbol"/>
+        <w:rFonts w:ascii="Symbol" w:hAnsi="Symbol" w:hint="default"/>
       </w:rPr>
     </w:lvl>
     <w:lvl w:ilvl="1" w:tplc="04150003" w:tentative="1">
@@ -23707,7 +24851,7 @@
         <w:ind w:left="2160" w:hanging="360"/>
       </w:pPr>
       <w:rPr>
-        <w:rFonts w:hint="default" w:ascii="Courier New" w:hAnsi="Courier New" w:cs="Courier New"/>
+        <w:rFonts w:ascii="Courier New" w:hAnsi="Courier New" w:cs="Courier New" w:hint="default"/>
       </w:rPr>
     </w:lvl>
     <w:lvl w:ilvl="2" w:tplc="04150005" w:tentative="1">
@@ -23719,7 +24863,7 @@
         <w:ind w:left="2880" w:hanging="360"/>
       </w:pPr>
       <w:rPr>
-        <w:rFonts w:hint="default" w:ascii="Wingdings" w:hAnsi="Wingdings"/>
+        <w:rFonts w:ascii="Wingdings" w:hAnsi="Wingdings" w:hint="default"/>
       </w:rPr>
     </w:lvl>
     <w:lvl w:ilvl="3" w:tplc="04150001" w:tentative="1">
@@ -23731,7 +24875,7 @@
         <w:ind w:left="3600" w:hanging="360"/>
       </w:pPr>
       <w:rPr>
-        <w:rFonts w:hint="default" w:ascii="Symbol" w:hAnsi="Symbol"/>
+        <w:rFonts w:ascii="Symbol" w:hAnsi="Symbol" w:hint="default"/>
       </w:rPr>
     </w:lvl>
     <w:lvl w:ilvl="4" w:tplc="04150003" w:tentative="1">
@@ -23743,7 +24887,7 @@
         <w:ind w:left="4320" w:hanging="360"/>
       </w:pPr>
       <w:rPr>
-        <w:rFonts w:hint="default" w:ascii="Courier New" w:hAnsi="Courier New" w:cs="Courier New"/>
+        <w:rFonts w:ascii="Courier New" w:hAnsi="Courier New" w:cs="Courier New" w:hint="default"/>
       </w:rPr>
     </w:lvl>
     <w:lvl w:ilvl="5" w:tplc="04150005" w:tentative="1">
@@ -23755,7 +24899,7 @@
         <w:ind w:left="5040" w:hanging="360"/>
       </w:pPr>
       <w:rPr>
-        <w:rFonts w:hint="default" w:ascii="Wingdings" w:hAnsi="Wingdings"/>
+        <w:rFonts w:ascii="Wingdings" w:hAnsi="Wingdings" w:hint="default"/>
       </w:rPr>
     </w:lvl>
     <w:lvl w:ilvl="6" w:tplc="04150001" w:tentative="1">
@@ -23767,7 +24911,7 @@
         <w:ind w:left="5760" w:hanging="360"/>
       </w:pPr>
       <w:rPr>
-        <w:rFonts w:hint="default" w:ascii="Symbol" w:hAnsi="Symbol"/>
+        <w:rFonts w:ascii="Symbol" w:hAnsi="Symbol" w:hint="default"/>
       </w:rPr>
     </w:lvl>
     <w:lvl w:ilvl="7" w:tplc="04150003" w:tentative="1">
@@ -23779,7 +24923,7 @@
         <w:ind w:left="6480" w:hanging="360"/>
       </w:pPr>
       <w:rPr>
-        <w:rFonts w:hint="default" w:ascii="Courier New" w:hAnsi="Courier New" w:cs="Courier New"/>
+        <w:rFonts w:ascii="Courier New" w:hAnsi="Courier New" w:cs="Courier New" w:hint="default"/>
       </w:rPr>
     </w:lvl>
     <w:lvl w:ilvl="8" w:tplc="04150005" w:tentative="1">
@@ -23791,11 +24935,11 @@
         <w:ind w:left="7200" w:hanging="360"/>
       </w:pPr>
       <w:rPr>
-        <w:rFonts w:hint="default" w:ascii="Wingdings" w:hAnsi="Wingdings"/>
+        <w:rFonts w:ascii="Wingdings" w:hAnsi="Wingdings" w:hint="default"/>
       </w:rPr>
     </w:lvl>
   </w:abstractNum>
-  <w:abstractNum w:abstractNumId="64" w15:restartNumberingAfterBreak="0">
+  <w:abstractNum w:abstractNumId="72" w15:restartNumberingAfterBreak="0">
     <w:nsid w:val="683D3E46"/>
     <w:multiLevelType w:val="hybridMultilevel"/>
     <w:tmpl w:val="7796459A"/>
@@ -23884,7 +25028,7 @@
       </w:pPr>
     </w:lvl>
   </w:abstractNum>
-  <w:abstractNum w:abstractNumId="65" w15:restartNumberingAfterBreak="0">
+  <w:abstractNum w:abstractNumId="73" w15:restartNumberingAfterBreak="0">
     <w:nsid w:val="68F70B46"/>
     <w:multiLevelType w:val="hybridMultilevel"/>
     <w:tmpl w:val="188AE0A0"/>
@@ -23973,7 +25117,7 @@
       </w:pPr>
     </w:lvl>
   </w:abstractNum>
-  <w:abstractNum w:abstractNumId="66" w15:restartNumberingAfterBreak="0">
+  <w:abstractNum w:abstractNumId="74" w15:restartNumberingAfterBreak="0">
     <w:nsid w:val="6A493886"/>
     <w:multiLevelType w:val="hybridMultilevel"/>
     <w:tmpl w:val="3EC2EBAC"/>
@@ -23986,7 +25130,7 @@
         <w:ind w:left="1440" w:hanging="360"/>
       </w:pPr>
       <w:rPr>
-        <w:rFonts w:hint="default" w:ascii="Symbol" w:hAnsi="Symbol"/>
+        <w:rFonts w:ascii="Symbol" w:hAnsi="Symbol" w:hint="default"/>
       </w:rPr>
     </w:lvl>
     <w:lvl w:ilvl="1" w:tplc="04150003" w:tentative="1">
@@ -23998,7 +25142,7 @@
         <w:ind w:left="2160" w:hanging="360"/>
       </w:pPr>
       <w:rPr>
-        <w:rFonts w:hint="default" w:ascii="Courier New" w:hAnsi="Courier New" w:cs="Courier New"/>
+        <w:rFonts w:ascii="Courier New" w:hAnsi="Courier New" w:cs="Courier New" w:hint="default"/>
       </w:rPr>
     </w:lvl>
     <w:lvl w:ilvl="2" w:tplc="04150005" w:tentative="1">
@@ -24010,7 +25154,7 @@
         <w:ind w:left="2880" w:hanging="360"/>
       </w:pPr>
       <w:rPr>
-        <w:rFonts w:hint="default" w:ascii="Wingdings" w:hAnsi="Wingdings"/>
+        <w:rFonts w:ascii="Wingdings" w:hAnsi="Wingdings" w:hint="default"/>
       </w:rPr>
     </w:lvl>
     <w:lvl w:ilvl="3" w:tplc="04150001" w:tentative="1">
@@ -24022,7 +25166,7 @@
         <w:ind w:left="3600" w:hanging="360"/>
       </w:pPr>
       <w:rPr>
-        <w:rFonts w:hint="default" w:ascii="Symbol" w:hAnsi="Symbol"/>
+        <w:rFonts w:ascii="Symbol" w:hAnsi="Symbol" w:hint="default"/>
       </w:rPr>
     </w:lvl>
     <w:lvl w:ilvl="4" w:tplc="04150003" w:tentative="1">
@@ -24034,7 +25178,7 @@
         <w:ind w:left="4320" w:hanging="360"/>
       </w:pPr>
       <w:rPr>
-        <w:rFonts w:hint="default" w:ascii="Courier New" w:hAnsi="Courier New" w:cs="Courier New"/>
+        <w:rFonts w:ascii="Courier New" w:hAnsi="Courier New" w:cs="Courier New" w:hint="default"/>
       </w:rPr>
     </w:lvl>
     <w:lvl w:ilvl="5" w:tplc="04150005" w:tentative="1">
@@ -24046,7 +25190,7 @@
         <w:ind w:left="5040" w:hanging="360"/>
       </w:pPr>
       <w:rPr>
-        <w:rFonts w:hint="default" w:ascii="Wingdings" w:hAnsi="Wingdings"/>
+        <w:rFonts w:ascii="Wingdings" w:hAnsi="Wingdings" w:hint="default"/>
       </w:rPr>
     </w:lvl>
     <w:lvl w:ilvl="6" w:tplc="04150001" w:tentative="1">
@@ -24058,7 +25202,7 @@
         <w:ind w:left="5760" w:hanging="360"/>
       </w:pPr>
       <w:rPr>
-        <w:rFonts w:hint="default" w:ascii="Symbol" w:hAnsi="Symbol"/>
+        <w:rFonts w:ascii="Symbol" w:hAnsi="Symbol" w:hint="default"/>
       </w:rPr>
     </w:lvl>
     <w:lvl w:ilvl="7" w:tplc="04150003" w:tentative="1">
@@ -24070,7 +25214,7 @@
         <w:ind w:left="6480" w:hanging="360"/>
       </w:pPr>
       <w:rPr>
-        <w:rFonts w:hint="default" w:ascii="Courier New" w:hAnsi="Courier New" w:cs="Courier New"/>
+        <w:rFonts w:ascii="Courier New" w:hAnsi="Courier New" w:cs="Courier New" w:hint="default"/>
       </w:rPr>
     </w:lvl>
     <w:lvl w:ilvl="8" w:tplc="04150005" w:tentative="1">
@@ -24082,11 +25226,11 @@
         <w:ind w:left="7200" w:hanging="360"/>
       </w:pPr>
       <w:rPr>
-        <w:rFonts w:hint="default" w:ascii="Wingdings" w:hAnsi="Wingdings"/>
+        <w:rFonts w:ascii="Wingdings" w:hAnsi="Wingdings" w:hint="default"/>
       </w:rPr>
     </w:lvl>
   </w:abstractNum>
-  <w:abstractNum w:abstractNumId="67" w15:restartNumberingAfterBreak="0">
+  <w:abstractNum w:abstractNumId="75" w15:restartNumberingAfterBreak="0">
     <w:nsid w:val="6E1B501D"/>
     <w:multiLevelType w:val="hybridMultilevel"/>
     <w:tmpl w:val="5FD61470"/>
@@ -24099,7 +25243,7 @@
         <w:ind w:left="1440" w:hanging="360"/>
       </w:pPr>
       <w:rPr>
-        <w:rFonts w:hint="default" w:ascii="Symbol" w:hAnsi="Symbol"/>
+        <w:rFonts w:ascii="Symbol" w:hAnsi="Symbol" w:hint="default"/>
       </w:rPr>
     </w:lvl>
     <w:lvl w:ilvl="1" w:tplc="04150003">
@@ -24111,7 +25255,7 @@
         <w:ind w:left="2160" w:hanging="360"/>
       </w:pPr>
       <w:rPr>
-        <w:rFonts w:hint="default" w:ascii="Courier New" w:hAnsi="Courier New" w:cs="Courier New"/>
+        <w:rFonts w:ascii="Courier New" w:hAnsi="Courier New" w:cs="Courier New" w:hint="default"/>
       </w:rPr>
     </w:lvl>
     <w:lvl w:ilvl="2" w:tplc="04150005" w:tentative="1">
@@ -24123,7 +25267,7 @@
         <w:ind w:left="2880" w:hanging="360"/>
       </w:pPr>
       <w:rPr>
-        <w:rFonts w:hint="default" w:ascii="Wingdings" w:hAnsi="Wingdings"/>
+        <w:rFonts w:ascii="Wingdings" w:hAnsi="Wingdings" w:hint="default"/>
       </w:rPr>
     </w:lvl>
     <w:lvl w:ilvl="3" w:tplc="04150001" w:tentative="1">
@@ -24135,7 +25279,7 @@
         <w:ind w:left="3600" w:hanging="360"/>
       </w:pPr>
       <w:rPr>
-        <w:rFonts w:hint="default" w:ascii="Symbol" w:hAnsi="Symbol"/>
+        <w:rFonts w:ascii="Symbol" w:hAnsi="Symbol" w:hint="default"/>
       </w:rPr>
     </w:lvl>
     <w:lvl w:ilvl="4" w:tplc="04150003" w:tentative="1">
@@ -24147,7 +25291,7 @@
         <w:ind w:left="4320" w:hanging="360"/>
       </w:pPr>
       <w:rPr>
-        <w:rFonts w:hint="default" w:ascii="Courier New" w:hAnsi="Courier New" w:cs="Courier New"/>
+        <w:rFonts w:ascii="Courier New" w:hAnsi="Courier New" w:cs="Courier New" w:hint="default"/>
       </w:rPr>
     </w:lvl>
     <w:lvl w:ilvl="5" w:tplc="04150005" w:tentative="1">
@@ -24159,7 +25303,7 @@
         <w:ind w:left="5040" w:hanging="360"/>
       </w:pPr>
       <w:rPr>
-        <w:rFonts w:hint="default" w:ascii="Wingdings" w:hAnsi="Wingdings"/>
+        <w:rFonts w:ascii="Wingdings" w:hAnsi="Wingdings" w:hint="default"/>
       </w:rPr>
     </w:lvl>
     <w:lvl w:ilvl="6" w:tplc="04150001" w:tentative="1">
@@ -24171,7 +25315,7 @@
         <w:ind w:left="5760" w:hanging="360"/>
       </w:pPr>
       <w:rPr>
-        <w:rFonts w:hint="default" w:ascii="Symbol" w:hAnsi="Symbol"/>
+        <w:rFonts w:ascii="Symbol" w:hAnsi="Symbol" w:hint="default"/>
       </w:rPr>
     </w:lvl>
     <w:lvl w:ilvl="7" w:tplc="04150003" w:tentative="1">
@@ -24183,7 +25327,7 @@
         <w:ind w:left="6480" w:hanging="360"/>
       </w:pPr>
       <w:rPr>
-        <w:rFonts w:hint="default" w:ascii="Courier New" w:hAnsi="Courier New" w:cs="Courier New"/>
+        <w:rFonts w:ascii="Courier New" w:hAnsi="Courier New" w:cs="Courier New" w:hint="default"/>
       </w:rPr>
     </w:lvl>
     <w:lvl w:ilvl="8" w:tplc="04150005" w:tentative="1">
@@ -24195,11 +25339,11 @@
         <w:ind w:left="7200" w:hanging="360"/>
       </w:pPr>
       <w:rPr>
-        <w:rFonts w:hint="default" w:ascii="Wingdings" w:hAnsi="Wingdings"/>
+        <w:rFonts w:ascii="Wingdings" w:hAnsi="Wingdings" w:hint="default"/>
       </w:rPr>
     </w:lvl>
   </w:abstractNum>
-  <w:abstractNum w:abstractNumId="68" w15:restartNumberingAfterBreak="0">
+  <w:abstractNum w:abstractNumId="76" w15:restartNumberingAfterBreak="0">
     <w:nsid w:val="70DF58A9"/>
     <w:multiLevelType w:val="hybridMultilevel"/>
     <w:tmpl w:val="80965E3A"/>
@@ -24212,7 +25356,7 @@
         <w:ind w:left="2160" w:hanging="360"/>
       </w:pPr>
       <w:rPr>
-        <w:rFonts w:hint="default" w:ascii="Courier New" w:hAnsi="Courier New" w:cs="Courier New"/>
+        <w:rFonts w:ascii="Courier New" w:hAnsi="Courier New" w:cs="Courier New" w:hint="default"/>
       </w:rPr>
     </w:lvl>
     <w:lvl w:ilvl="1" w:tplc="04150001">
@@ -24224,7 +25368,7 @@
         <w:ind w:left="1428" w:hanging="360"/>
       </w:pPr>
       <w:rPr>
-        <w:rFonts w:hint="default" w:ascii="Symbol" w:hAnsi="Symbol"/>
+        <w:rFonts w:ascii="Symbol" w:hAnsi="Symbol" w:hint="default"/>
       </w:rPr>
     </w:lvl>
     <w:lvl w:ilvl="2" w:tplc="04150003">
@@ -24236,7 +25380,7 @@
         <w:ind w:left="2148" w:hanging="360"/>
       </w:pPr>
       <w:rPr>
-        <w:rFonts w:hint="default" w:ascii="Courier New" w:hAnsi="Courier New" w:cs="Courier New"/>
+        <w:rFonts w:ascii="Courier New" w:hAnsi="Courier New" w:cs="Courier New" w:hint="default"/>
       </w:rPr>
     </w:lvl>
     <w:lvl w:ilvl="3" w:tplc="FFFFFFFF" w:tentative="1">
@@ -24248,7 +25392,7 @@
         <w:ind w:left="2880" w:hanging="360"/>
       </w:pPr>
       <w:rPr>
-        <w:rFonts w:hint="default" w:ascii="Symbol" w:hAnsi="Symbol"/>
+        <w:rFonts w:ascii="Symbol" w:hAnsi="Symbol" w:hint="default"/>
       </w:rPr>
     </w:lvl>
     <w:lvl w:ilvl="4" w:tplc="FFFFFFFF" w:tentative="1">
@@ -24260,7 +25404,7 @@
         <w:ind w:left="3600" w:hanging="360"/>
       </w:pPr>
       <w:rPr>
-        <w:rFonts w:hint="default" w:ascii="Courier New" w:hAnsi="Courier New" w:cs="Courier New"/>
+        <w:rFonts w:ascii="Courier New" w:hAnsi="Courier New" w:cs="Courier New" w:hint="default"/>
       </w:rPr>
     </w:lvl>
     <w:lvl w:ilvl="5" w:tplc="FFFFFFFF" w:tentative="1">
@@ -24272,7 +25416,7 @@
         <w:ind w:left="4320" w:hanging="360"/>
       </w:pPr>
       <w:rPr>
-        <w:rFonts w:hint="default" w:ascii="Wingdings" w:hAnsi="Wingdings"/>
+        <w:rFonts w:ascii="Wingdings" w:hAnsi="Wingdings" w:hint="default"/>
       </w:rPr>
     </w:lvl>
     <w:lvl w:ilvl="6" w:tplc="FFFFFFFF" w:tentative="1">
@@ -24284,7 +25428,7 @@
         <w:ind w:left="5040" w:hanging="360"/>
       </w:pPr>
       <w:rPr>
-        <w:rFonts w:hint="default" w:ascii="Symbol" w:hAnsi="Symbol"/>
+        <w:rFonts w:ascii="Symbol" w:hAnsi="Symbol" w:hint="default"/>
       </w:rPr>
     </w:lvl>
     <w:lvl w:ilvl="7" w:tplc="FFFFFFFF" w:tentative="1">
@@ -24296,7 +25440,7 @@
         <w:ind w:left="5760" w:hanging="360"/>
       </w:pPr>
       <w:rPr>
-        <w:rFonts w:hint="default" w:ascii="Courier New" w:hAnsi="Courier New" w:cs="Courier New"/>
+        <w:rFonts w:ascii="Courier New" w:hAnsi="Courier New" w:cs="Courier New" w:hint="default"/>
       </w:rPr>
     </w:lvl>
     <w:lvl w:ilvl="8" w:tplc="FFFFFFFF" w:tentative="1">
@@ -24308,11 +25452,11 @@
         <w:ind w:left="6480" w:hanging="360"/>
       </w:pPr>
       <w:rPr>
-        <w:rFonts w:hint="default" w:ascii="Wingdings" w:hAnsi="Wingdings"/>
+        <w:rFonts w:ascii="Wingdings" w:hAnsi="Wingdings" w:hint="default"/>
       </w:rPr>
     </w:lvl>
   </w:abstractNum>
-  <w:abstractNum w:abstractNumId="69" w15:restartNumberingAfterBreak="0">
+  <w:abstractNum w:abstractNumId="77" w15:restartNumberingAfterBreak="0">
     <w:nsid w:val="753D7209"/>
     <w:multiLevelType w:val="hybridMultilevel"/>
     <w:tmpl w:val="098E0108"/>
@@ -24325,7 +25469,7 @@
         <w:ind w:left="1440" w:hanging="360"/>
       </w:pPr>
       <w:rPr>
-        <w:rFonts w:hint="default" w:ascii="Symbol" w:hAnsi="Symbol"/>
+        <w:rFonts w:ascii="Symbol" w:hAnsi="Symbol" w:hint="default"/>
       </w:rPr>
     </w:lvl>
     <w:lvl w:ilvl="1" w:tplc="04150003" w:tentative="1">
@@ -24337,7 +25481,7 @@
         <w:ind w:left="2160" w:hanging="360"/>
       </w:pPr>
       <w:rPr>
-        <w:rFonts w:hint="default" w:ascii="Courier New" w:hAnsi="Courier New" w:cs="Courier New"/>
+        <w:rFonts w:ascii="Courier New" w:hAnsi="Courier New" w:cs="Courier New" w:hint="default"/>
       </w:rPr>
     </w:lvl>
     <w:lvl w:ilvl="2" w:tplc="04150005" w:tentative="1">
@@ -24349,7 +25493,7 @@
         <w:ind w:left="2880" w:hanging="360"/>
       </w:pPr>
       <w:rPr>
-        <w:rFonts w:hint="default" w:ascii="Wingdings" w:hAnsi="Wingdings"/>
+        <w:rFonts w:ascii="Wingdings" w:hAnsi="Wingdings" w:hint="default"/>
       </w:rPr>
     </w:lvl>
     <w:lvl w:ilvl="3" w:tplc="04150001" w:tentative="1">
@@ -24361,7 +25505,7 @@
         <w:ind w:left="3600" w:hanging="360"/>
       </w:pPr>
       <w:rPr>
-        <w:rFonts w:hint="default" w:ascii="Symbol" w:hAnsi="Symbol"/>
+        <w:rFonts w:ascii="Symbol" w:hAnsi="Symbol" w:hint="default"/>
       </w:rPr>
     </w:lvl>
     <w:lvl w:ilvl="4" w:tplc="04150003" w:tentative="1">
@@ -24373,7 +25517,7 @@
         <w:ind w:left="4320" w:hanging="360"/>
       </w:pPr>
       <w:rPr>
-        <w:rFonts w:hint="default" w:ascii="Courier New" w:hAnsi="Courier New" w:cs="Courier New"/>
+        <w:rFonts w:ascii="Courier New" w:hAnsi="Courier New" w:cs="Courier New" w:hint="default"/>
       </w:rPr>
     </w:lvl>
     <w:lvl w:ilvl="5" w:tplc="04150005" w:tentative="1">
@@ -24385,7 +25529,7 @@
         <w:ind w:left="5040" w:hanging="360"/>
       </w:pPr>
       <w:rPr>
-        <w:rFonts w:hint="default" w:ascii="Wingdings" w:hAnsi="Wingdings"/>
+        <w:rFonts w:ascii="Wingdings" w:hAnsi="Wingdings" w:hint="default"/>
       </w:rPr>
     </w:lvl>
     <w:lvl w:ilvl="6" w:tplc="04150001" w:tentative="1">
@@ -24397,7 +25541,7 @@
         <w:ind w:left="5760" w:hanging="360"/>
       </w:pPr>
       <w:rPr>
-        <w:rFonts w:hint="default" w:ascii="Symbol" w:hAnsi="Symbol"/>
+        <w:rFonts w:ascii="Symbol" w:hAnsi="Symbol" w:hint="default"/>
       </w:rPr>
     </w:lvl>
     <w:lvl w:ilvl="7" w:tplc="04150003" w:tentative="1">
@@ -24409,7 +25553,7 @@
         <w:ind w:left="6480" w:hanging="360"/>
       </w:pPr>
       <w:rPr>
-        <w:rFonts w:hint="default" w:ascii="Courier New" w:hAnsi="Courier New" w:cs="Courier New"/>
+        <w:rFonts w:ascii="Courier New" w:hAnsi="Courier New" w:cs="Courier New" w:hint="default"/>
       </w:rPr>
     </w:lvl>
     <w:lvl w:ilvl="8" w:tplc="04150005" w:tentative="1">
@@ -24421,11 +25565,11 @@
         <w:ind w:left="7200" w:hanging="360"/>
       </w:pPr>
       <w:rPr>
-        <w:rFonts w:hint="default" w:ascii="Wingdings" w:hAnsi="Wingdings"/>
+        <w:rFonts w:ascii="Wingdings" w:hAnsi="Wingdings" w:hint="default"/>
       </w:rPr>
     </w:lvl>
   </w:abstractNum>
-  <w:abstractNum w:abstractNumId="70" w15:restartNumberingAfterBreak="0">
+  <w:abstractNum w:abstractNumId="78" w15:restartNumberingAfterBreak="0">
     <w:nsid w:val="75882A02"/>
     <w:multiLevelType w:val="hybridMultilevel"/>
     <w:tmpl w:val="95EC10E0"/>
@@ -24438,7 +25582,7 @@
         <w:ind w:left="720" w:hanging="360"/>
       </w:pPr>
       <w:rPr>
-        <w:rFonts w:hint="default" w:ascii="Symbol" w:hAnsi="Symbol"/>
+        <w:rFonts w:ascii="Symbol" w:hAnsi="Symbol" w:hint="default"/>
       </w:rPr>
     </w:lvl>
     <w:lvl w:ilvl="1" w:tplc="04150003" w:tentative="1">
@@ -24450,7 +25594,7 @@
         <w:ind w:left="1440" w:hanging="360"/>
       </w:pPr>
       <w:rPr>
-        <w:rFonts w:hint="default" w:ascii="Courier New" w:hAnsi="Courier New" w:cs="Courier New"/>
+        <w:rFonts w:ascii="Courier New" w:hAnsi="Courier New" w:cs="Courier New" w:hint="default"/>
       </w:rPr>
     </w:lvl>
     <w:lvl w:ilvl="2" w:tplc="04150005" w:tentative="1">
@@ -24462,7 +25606,7 @@
         <w:ind w:left="2160" w:hanging="360"/>
       </w:pPr>
       <w:rPr>
-        <w:rFonts w:hint="default" w:ascii="Wingdings" w:hAnsi="Wingdings"/>
+        <w:rFonts w:ascii="Wingdings" w:hAnsi="Wingdings" w:hint="default"/>
       </w:rPr>
     </w:lvl>
     <w:lvl w:ilvl="3" w:tplc="04150001" w:tentative="1">
@@ -24474,7 +25618,7 @@
         <w:ind w:left="2880" w:hanging="360"/>
       </w:pPr>
       <w:rPr>
-        <w:rFonts w:hint="default" w:ascii="Symbol" w:hAnsi="Symbol"/>
+        <w:rFonts w:ascii="Symbol" w:hAnsi="Symbol" w:hint="default"/>
       </w:rPr>
     </w:lvl>
     <w:lvl w:ilvl="4" w:tplc="04150003" w:tentative="1">
@@ -24486,7 +25630,7 @@
         <w:ind w:left="3600" w:hanging="360"/>
       </w:pPr>
       <w:rPr>
-        <w:rFonts w:hint="default" w:ascii="Courier New" w:hAnsi="Courier New" w:cs="Courier New"/>
+        <w:rFonts w:ascii="Courier New" w:hAnsi="Courier New" w:cs="Courier New" w:hint="default"/>
       </w:rPr>
     </w:lvl>
     <w:lvl w:ilvl="5" w:tplc="04150005" w:tentative="1">
@@ -24498,7 +25642,7 @@
         <w:ind w:left="4320" w:hanging="360"/>
       </w:pPr>
       <w:rPr>
-        <w:rFonts w:hint="default" w:ascii="Wingdings" w:hAnsi="Wingdings"/>
+        <w:rFonts w:ascii="Wingdings" w:hAnsi="Wingdings" w:hint="default"/>
       </w:rPr>
     </w:lvl>
     <w:lvl w:ilvl="6" w:tplc="04150001" w:tentative="1">
@@ -24510,7 +25654,7 @@
         <w:ind w:left="5040" w:hanging="360"/>
       </w:pPr>
       <w:rPr>
-        <w:rFonts w:hint="default" w:ascii="Symbol" w:hAnsi="Symbol"/>
+        <w:rFonts w:ascii="Symbol" w:hAnsi="Symbol" w:hint="default"/>
       </w:rPr>
     </w:lvl>
     <w:lvl w:ilvl="7" w:tplc="04150003" w:tentative="1">
@@ -24522,7 +25666,7 @@
         <w:ind w:left="5760" w:hanging="360"/>
       </w:pPr>
       <w:rPr>
-        <w:rFonts w:hint="default" w:ascii="Courier New" w:hAnsi="Courier New" w:cs="Courier New"/>
+        <w:rFonts w:ascii="Courier New" w:hAnsi="Courier New" w:cs="Courier New" w:hint="default"/>
       </w:rPr>
     </w:lvl>
     <w:lvl w:ilvl="8" w:tplc="04150005" w:tentative="1">
@@ -24534,11 +25678,11 @@
         <w:ind w:left="6480" w:hanging="360"/>
       </w:pPr>
       <w:rPr>
-        <w:rFonts w:hint="default" w:ascii="Wingdings" w:hAnsi="Wingdings"/>
+        <w:rFonts w:ascii="Wingdings" w:hAnsi="Wingdings" w:hint="default"/>
       </w:rPr>
     </w:lvl>
   </w:abstractNum>
-  <w:abstractNum w:abstractNumId="71" w15:restartNumberingAfterBreak="0">
+  <w:abstractNum w:abstractNumId="79" w15:restartNumberingAfterBreak="0">
     <w:nsid w:val="75C98B7D"/>
     <w:multiLevelType w:val="hybridMultilevel"/>
     <w:tmpl w:val="E2BE2C66"/>
@@ -24551,7 +25695,7 @@
         <w:ind w:left="720" w:hanging="360"/>
       </w:pPr>
       <w:rPr>
-        <w:rFonts w:hint="default" w:ascii="Aptos" w:hAnsi="Aptos"/>
+        <w:rFonts w:ascii="Aptos" w:hAnsi="Aptos" w:hint="default"/>
       </w:rPr>
     </w:lvl>
     <w:lvl w:ilvl="1" w:tplc="0A000806">
@@ -24563,7 +25707,7 @@
         <w:ind w:left="1440" w:hanging="360"/>
       </w:pPr>
       <w:rPr>
-        <w:rFonts w:hint="default" w:ascii="Courier New" w:hAnsi="Courier New"/>
+        <w:rFonts w:ascii="Courier New" w:hAnsi="Courier New" w:hint="default"/>
       </w:rPr>
     </w:lvl>
     <w:lvl w:ilvl="2" w:tplc="12CA1B0E">
@@ -24575,7 +25719,7 @@
         <w:ind w:left="2160" w:hanging="360"/>
       </w:pPr>
       <w:rPr>
-        <w:rFonts w:hint="default" w:ascii="Wingdings" w:hAnsi="Wingdings"/>
+        <w:rFonts w:ascii="Wingdings" w:hAnsi="Wingdings" w:hint="default"/>
       </w:rPr>
     </w:lvl>
     <w:lvl w:ilvl="3" w:tplc="5DCE144E">
@@ -24587,7 +25731,7 @@
         <w:ind w:left="2880" w:hanging="360"/>
       </w:pPr>
       <w:rPr>
-        <w:rFonts w:hint="default" w:ascii="Symbol" w:hAnsi="Symbol"/>
+        <w:rFonts w:ascii="Symbol" w:hAnsi="Symbol" w:hint="default"/>
       </w:rPr>
     </w:lvl>
     <w:lvl w:ilvl="4" w:tplc="3C76EAF4">
@@ -24599,7 +25743,7 @@
         <w:ind w:left="3600" w:hanging="360"/>
       </w:pPr>
       <w:rPr>
-        <w:rFonts w:hint="default" w:ascii="Courier New" w:hAnsi="Courier New"/>
+        <w:rFonts w:ascii="Courier New" w:hAnsi="Courier New" w:hint="default"/>
       </w:rPr>
     </w:lvl>
     <w:lvl w:ilvl="5" w:tplc="53C4EE06">
@@ -24611,7 +25755,7 @@
         <w:ind w:left="4320" w:hanging="360"/>
       </w:pPr>
       <w:rPr>
-        <w:rFonts w:hint="default" w:ascii="Wingdings" w:hAnsi="Wingdings"/>
+        <w:rFonts w:ascii="Wingdings" w:hAnsi="Wingdings" w:hint="default"/>
       </w:rPr>
     </w:lvl>
     <w:lvl w:ilvl="6" w:tplc="07E8BD94">
@@ -24623,7 +25767,7 @@
         <w:ind w:left="5040" w:hanging="360"/>
       </w:pPr>
       <w:rPr>
-        <w:rFonts w:hint="default" w:ascii="Symbol" w:hAnsi="Symbol"/>
+        <w:rFonts w:ascii="Symbol" w:hAnsi="Symbol" w:hint="default"/>
       </w:rPr>
     </w:lvl>
     <w:lvl w:ilvl="7" w:tplc="7768375C">
@@ -24635,7 +25779,7 @@
         <w:ind w:left="5760" w:hanging="360"/>
       </w:pPr>
       <w:rPr>
-        <w:rFonts w:hint="default" w:ascii="Courier New" w:hAnsi="Courier New"/>
+        <w:rFonts w:ascii="Courier New" w:hAnsi="Courier New" w:hint="default"/>
       </w:rPr>
     </w:lvl>
     <w:lvl w:ilvl="8" w:tplc="0DA4B326">
@@ -24647,11 +25791,11 @@
         <w:ind w:left="6480" w:hanging="360"/>
       </w:pPr>
       <w:rPr>
-        <w:rFonts w:hint="default" w:ascii="Wingdings" w:hAnsi="Wingdings"/>
+        <w:rFonts w:ascii="Wingdings" w:hAnsi="Wingdings" w:hint="default"/>
       </w:rPr>
     </w:lvl>
   </w:abstractNum>
-  <w:abstractNum w:abstractNumId="72" w15:restartNumberingAfterBreak="0">
+  <w:abstractNum w:abstractNumId="80" w15:restartNumberingAfterBreak="0">
     <w:nsid w:val="76F72D71"/>
     <w:multiLevelType w:val="hybridMultilevel"/>
     <w:tmpl w:val="1ACC6924"/>
@@ -24664,7 +25808,7 @@
         <w:ind w:left="1440" w:hanging="360"/>
       </w:pPr>
       <w:rPr>
-        <w:rFonts w:hint="default" w:ascii="Aptos" w:hAnsi="Aptos"/>
+        <w:rFonts w:ascii="Aptos" w:hAnsi="Aptos" w:hint="default"/>
       </w:rPr>
     </w:lvl>
     <w:lvl w:ilvl="1" w:tplc="04150003" w:tentative="1">
@@ -24676,7 +25820,7 @@
         <w:ind w:left="2160" w:hanging="360"/>
       </w:pPr>
       <w:rPr>
-        <w:rFonts w:hint="default" w:ascii="Courier New" w:hAnsi="Courier New" w:cs="Courier New"/>
+        <w:rFonts w:ascii="Courier New" w:hAnsi="Courier New" w:cs="Courier New" w:hint="default"/>
       </w:rPr>
     </w:lvl>
     <w:lvl w:ilvl="2" w:tplc="04150005" w:tentative="1">
@@ -24688,7 +25832,7 @@
         <w:ind w:left="2880" w:hanging="360"/>
       </w:pPr>
       <w:rPr>
-        <w:rFonts w:hint="default" w:ascii="Wingdings" w:hAnsi="Wingdings"/>
+        <w:rFonts w:ascii="Wingdings" w:hAnsi="Wingdings" w:hint="default"/>
       </w:rPr>
     </w:lvl>
     <w:lvl w:ilvl="3" w:tplc="04150001" w:tentative="1">
@@ -24700,7 +25844,7 @@
         <w:ind w:left="3600" w:hanging="360"/>
       </w:pPr>
       <w:rPr>
-        <w:rFonts w:hint="default" w:ascii="Symbol" w:hAnsi="Symbol"/>
+        <w:rFonts w:ascii="Symbol" w:hAnsi="Symbol" w:hint="default"/>
       </w:rPr>
     </w:lvl>
     <w:lvl w:ilvl="4" w:tplc="04150003" w:tentative="1">
@@ -24712,7 +25856,7 @@
         <w:ind w:left="4320" w:hanging="360"/>
       </w:pPr>
       <w:rPr>
-        <w:rFonts w:hint="default" w:ascii="Courier New" w:hAnsi="Courier New" w:cs="Courier New"/>
+        <w:rFonts w:ascii="Courier New" w:hAnsi="Courier New" w:cs="Courier New" w:hint="default"/>
       </w:rPr>
     </w:lvl>
     <w:lvl w:ilvl="5" w:tplc="04150005" w:tentative="1">
@@ -24724,7 +25868,7 @@
         <w:ind w:left="5040" w:hanging="360"/>
       </w:pPr>
       <w:rPr>
-        <w:rFonts w:hint="default" w:ascii="Wingdings" w:hAnsi="Wingdings"/>
+        <w:rFonts w:ascii="Wingdings" w:hAnsi="Wingdings" w:hint="default"/>
       </w:rPr>
     </w:lvl>
     <w:lvl w:ilvl="6" w:tplc="04150001" w:tentative="1">
@@ -24736,7 +25880,7 @@
         <w:ind w:left="5760" w:hanging="360"/>
       </w:pPr>
       <w:rPr>
-        <w:rFonts w:hint="default" w:ascii="Symbol" w:hAnsi="Symbol"/>
+        <w:rFonts w:ascii="Symbol" w:hAnsi="Symbol" w:hint="default"/>
       </w:rPr>
     </w:lvl>
     <w:lvl w:ilvl="7" w:tplc="04150003" w:tentative="1">
@@ -24748,7 +25892,7 @@
         <w:ind w:left="6480" w:hanging="360"/>
       </w:pPr>
       <w:rPr>
-        <w:rFonts w:hint="default" w:ascii="Courier New" w:hAnsi="Courier New" w:cs="Courier New"/>
+        <w:rFonts w:ascii="Courier New" w:hAnsi="Courier New" w:cs="Courier New" w:hint="default"/>
       </w:rPr>
     </w:lvl>
     <w:lvl w:ilvl="8" w:tplc="04150005" w:tentative="1">
@@ -24760,11 +25904,11 @@
         <w:ind w:left="7200" w:hanging="360"/>
       </w:pPr>
       <w:rPr>
-        <w:rFonts w:hint="default" w:ascii="Wingdings" w:hAnsi="Wingdings"/>
+        <w:rFonts w:ascii="Wingdings" w:hAnsi="Wingdings" w:hint="default"/>
       </w:rPr>
     </w:lvl>
   </w:abstractNum>
-  <w:abstractNum w:abstractNumId="73" w15:restartNumberingAfterBreak="0">
+  <w:abstractNum w:abstractNumId="81" w15:restartNumberingAfterBreak="0">
     <w:nsid w:val="78A93EC1"/>
     <w:multiLevelType w:val="hybridMultilevel"/>
     <w:tmpl w:val="874CECC4"/>
@@ -24777,7 +25921,7 @@
         <w:ind w:left="1440" w:hanging="360"/>
       </w:pPr>
       <w:rPr>
-        <w:rFonts w:hint="default" w:ascii="Symbol" w:hAnsi="Symbol"/>
+        <w:rFonts w:ascii="Symbol" w:hAnsi="Symbol" w:hint="default"/>
       </w:rPr>
     </w:lvl>
     <w:lvl w:ilvl="1" w:tplc="04150003">
@@ -24789,7 +25933,7 @@
         <w:ind w:left="2160" w:hanging="360"/>
       </w:pPr>
       <w:rPr>
-        <w:rFonts w:hint="default" w:ascii="Courier New" w:hAnsi="Courier New" w:cs="Courier New"/>
+        <w:rFonts w:ascii="Courier New" w:hAnsi="Courier New" w:cs="Courier New" w:hint="default"/>
       </w:rPr>
     </w:lvl>
     <w:lvl w:ilvl="2" w:tplc="04150005" w:tentative="1">
@@ -24801,7 +25945,7 @@
         <w:ind w:left="2880" w:hanging="360"/>
       </w:pPr>
       <w:rPr>
-        <w:rFonts w:hint="default" w:ascii="Wingdings" w:hAnsi="Wingdings"/>
+        <w:rFonts w:ascii="Wingdings" w:hAnsi="Wingdings" w:hint="default"/>
       </w:rPr>
     </w:lvl>
     <w:lvl w:ilvl="3" w:tplc="04150001" w:tentative="1">
@@ -24813,7 +25957,7 @@
         <w:ind w:left="3600" w:hanging="360"/>
       </w:pPr>
       <w:rPr>
-        <w:rFonts w:hint="default" w:ascii="Symbol" w:hAnsi="Symbol"/>
+        <w:rFonts w:ascii="Symbol" w:hAnsi="Symbol" w:hint="default"/>
       </w:rPr>
     </w:lvl>
     <w:lvl w:ilvl="4" w:tplc="04150003" w:tentative="1">
@@ -24825,7 +25969,7 @@
         <w:ind w:left="4320" w:hanging="360"/>
       </w:pPr>
       <w:rPr>
-        <w:rFonts w:hint="default" w:ascii="Courier New" w:hAnsi="Courier New" w:cs="Courier New"/>
+        <w:rFonts w:ascii="Courier New" w:hAnsi="Courier New" w:cs="Courier New" w:hint="default"/>
       </w:rPr>
     </w:lvl>
     <w:lvl w:ilvl="5" w:tplc="04150005" w:tentative="1">
@@ -24837,7 +25981,7 @@
         <w:ind w:left="5040" w:hanging="360"/>
       </w:pPr>
       <w:rPr>
-        <w:rFonts w:hint="default" w:ascii="Wingdings" w:hAnsi="Wingdings"/>
+        <w:rFonts w:ascii="Wingdings" w:hAnsi="Wingdings" w:hint="default"/>
       </w:rPr>
     </w:lvl>
     <w:lvl w:ilvl="6" w:tplc="04150001" w:tentative="1">
@@ -24849,7 +25993,7 @@
         <w:ind w:left="5760" w:hanging="360"/>
       </w:pPr>
       <w:rPr>
-        <w:rFonts w:hint="default" w:ascii="Symbol" w:hAnsi="Symbol"/>
+        <w:rFonts w:ascii="Symbol" w:hAnsi="Symbol" w:hint="default"/>
       </w:rPr>
     </w:lvl>
     <w:lvl w:ilvl="7" w:tplc="04150003" w:tentative="1">
@@ -24861,7 +26005,7 @@
         <w:ind w:left="6480" w:hanging="360"/>
       </w:pPr>
       <w:rPr>
-        <w:rFonts w:hint="default" w:ascii="Courier New" w:hAnsi="Courier New" w:cs="Courier New"/>
+        <w:rFonts w:ascii="Courier New" w:hAnsi="Courier New" w:cs="Courier New" w:hint="default"/>
       </w:rPr>
     </w:lvl>
     <w:lvl w:ilvl="8" w:tplc="04150005" w:tentative="1">
@@ -24873,11 +26017,11 @@
         <w:ind w:left="7200" w:hanging="360"/>
       </w:pPr>
       <w:rPr>
-        <w:rFonts w:hint="default" w:ascii="Wingdings" w:hAnsi="Wingdings"/>
+        <w:rFonts w:ascii="Wingdings" w:hAnsi="Wingdings" w:hint="default"/>
       </w:rPr>
     </w:lvl>
   </w:abstractNum>
-  <w:abstractNum w:abstractNumId="74" w15:restartNumberingAfterBreak="0">
+  <w:abstractNum w:abstractNumId="82" w15:restartNumberingAfterBreak="0">
     <w:nsid w:val="79185ADE"/>
     <w:multiLevelType w:val="hybridMultilevel"/>
     <w:tmpl w:val="95A8F6FA"/>
@@ -24966,7 +26110,7 @@
       </w:pPr>
     </w:lvl>
   </w:abstractNum>
-  <w:abstractNum w:abstractNumId="75" w15:restartNumberingAfterBreak="0">
+  <w:abstractNum w:abstractNumId="83" w15:restartNumberingAfterBreak="0">
     <w:nsid w:val="799765FB"/>
     <w:multiLevelType w:val="hybridMultilevel"/>
     <w:tmpl w:val="244AA7E0"/>
@@ -24979,7 +26123,7 @@
         <w:ind w:left="720" w:hanging="360"/>
       </w:pPr>
       <w:rPr>
-        <w:rFonts w:hint="default" w:ascii="Symbol" w:hAnsi="Symbol"/>
+        <w:rFonts w:ascii="Symbol" w:hAnsi="Symbol" w:hint="default"/>
       </w:rPr>
     </w:lvl>
     <w:lvl w:ilvl="1" w:tplc="04150003" w:tentative="1">
@@ -24991,7 +26135,7 @@
         <w:ind w:left="1440" w:hanging="360"/>
       </w:pPr>
       <w:rPr>
-        <w:rFonts w:hint="default" w:ascii="Courier New" w:hAnsi="Courier New" w:cs="Courier New"/>
+        <w:rFonts w:ascii="Courier New" w:hAnsi="Courier New" w:cs="Courier New" w:hint="default"/>
       </w:rPr>
     </w:lvl>
     <w:lvl w:ilvl="2" w:tplc="04150005" w:tentative="1">
@@ -25003,7 +26147,7 @@
         <w:ind w:left="2160" w:hanging="360"/>
       </w:pPr>
       <w:rPr>
-        <w:rFonts w:hint="default" w:ascii="Wingdings" w:hAnsi="Wingdings"/>
+        <w:rFonts w:ascii="Wingdings" w:hAnsi="Wingdings" w:hint="default"/>
       </w:rPr>
     </w:lvl>
     <w:lvl w:ilvl="3" w:tplc="04150001" w:tentative="1">
@@ -25015,7 +26159,7 @@
         <w:ind w:left="2880" w:hanging="360"/>
       </w:pPr>
       <w:rPr>
-        <w:rFonts w:hint="default" w:ascii="Symbol" w:hAnsi="Symbol"/>
+        <w:rFonts w:ascii="Symbol" w:hAnsi="Symbol" w:hint="default"/>
       </w:rPr>
     </w:lvl>
     <w:lvl w:ilvl="4" w:tplc="04150003" w:tentative="1">
@@ -25027,7 +26171,7 @@
         <w:ind w:left="3600" w:hanging="360"/>
       </w:pPr>
       <w:rPr>
-        <w:rFonts w:hint="default" w:ascii="Courier New" w:hAnsi="Courier New" w:cs="Courier New"/>
+        <w:rFonts w:ascii="Courier New" w:hAnsi="Courier New" w:cs="Courier New" w:hint="default"/>
       </w:rPr>
     </w:lvl>
     <w:lvl w:ilvl="5" w:tplc="04150005" w:tentative="1">
@@ -25039,7 +26183,7 @@
         <w:ind w:left="4320" w:hanging="360"/>
       </w:pPr>
       <w:rPr>
-        <w:rFonts w:hint="default" w:ascii="Wingdings" w:hAnsi="Wingdings"/>
+        <w:rFonts w:ascii="Wingdings" w:hAnsi="Wingdings" w:hint="default"/>
       </w:rPr>
     </w:lvl>
     <w:lvl w:ilvl="6" w:tplc="04150001" w:tentative="1">
@@ -25051,7 +26195,7 @@
         <w:ind w:left="5040" w:hanging="360"/>
       </w:pPr>
       <w:rPr>
-        <w:rFonts w:hint="default" w:ascii="Symbol" w:hAnsi="Symbol"/>
+        <w:rFonts w:ascii="Symbol" w:hAnsi="Symbol" w:hint="default"/>
       </w:rPr>
     </w:lvl>
     <w:lvl w:ilvl="7" w:tplc="04150003" w:tentative="1">
@@ -25063,7 +26207,7 @@
         <w:ind w:left="5760" w:hanging="360"/>
       </w:pPr>
       <w:rPr>
-        <w:rFonts w:hint="default" w:ascii="Courier New" w:hAnsi="Courier New" w:cs="Courier New"/>
+        <w:rFonts w:ascii="Courier New" w:hAnsi="Courier New" w:cs="Courier New" w:hint="default"/>
       </w:rPr>
     </w:lvl>
     <w:lvl w:ilvl="8" w:tplc="04150005" w:tentative="1">
@@ -25075,11 +26219,11 @@
         <w:ind w:left="6480" w:hanging="360"/>
       </w:pPr>
       <w:rPr>
-        <w:rFonts w:hint="default" w:ascii="Wingdings" w:hAnsi="Wingdings"/>
+        <w:rFonts w:ascii="Wingdings" w:hAnsi="Wingdings" w:hint="default"/>
       </w:rPr>
     </w:lvl>
   </w:abstractNum>
-  <w:abstractNum w:abstractNumId="76" w15:restartNumberingAfterBreak="0">
+  <w:abstractNum w:abstractNumId="84" w15:restartNumberingAfterBreak="0">
     <w:nsid w:val="7A236597"/>
     <w:multiLevelType w:val="hybridMultilevel"/>
     <w:tmpl w:val="2F808CD6"/>
@@ -25092,7 +26236,7 @@
         <w:ind w:left="1440" w:hanging="360"/>
       </w:pPr>
       <w:rPr>
-        <w:rFonts w:hint="default" w:ascii="Symbol" w:hAnsi="Symbol"/>
+        <w:rFonts w:ascii="Symbol" w:hAnsi="Symbol" w:hint="default"/>
       </w:rPr>
     </w:lvl>
     <w:lvl w:ilvl="1" w:tplc="04150003" w:tentative="1">
@@ -25104,7 +26248,7 @@
         <w:ind w:left="2160" w:hanging="360"/>
       </w:pPr>
       <w:rPr>
-        <w:rFonts w:hint="default" w:ascii="Courier New" w:hAnsi="Courier New" w:cs="Courier New"/>
+        <w:rFonts w:ascii="Courier New" w:hAnsi="Courier New" w:cs="Courier New" w:hint="default"/>
       </w:rPr>
     </w:lvl>
     <w:lvl w:ilvl="2" w:tplc="04150005" w:tentative="1">
@@ -25116,7 +26260,7 @@
         <w:ind w:left="2880" w:hanging="360"/>
       </w:pPr>
       <w:rPr>
-        <w:rFonts w:hint="default" w:ascii="Wingdings" w:hAnsi="Wingdings"/>
+        <w:rFonts w:ascii="Wingdings" w:hAnsi="Wingdings" w:hint="default"/>
       </w:rPr>
     </w:lvl>
     <w:lvl w:ilvl="3" w:tplc="04150001" w:tentative="1">
@@ -25128,7 +26272,7 @@
         <w:ind w:left="3600" w:hanging="360"/>
       </w:pPr>
       <w:rPr>
-        <w:rFonts w:hint="default" w:ascii="Symbol" w:hAnsi="Symbol"/>
+        <w:rFonts w:ascii="Symbol" w:hAnsi="Symbol" w:hint="default"/>
       </w:rPr>
     </w:lvl>
     <w:lvl w:ilvl="4" w:tplc="04150003" w:tentative="1">
@@ -25140,7 +26284,7 @@
         <w:ind w:left="4320" w:hanging="360"/>
       </w:pPr>
       <w:rPr>
-        <w:rFonts w:hint="default" w:ascii="Courier New" w:hAnsi="Courier New" w:cs="Courier New"/>
+        <w:rFonts w:ascii="Courier New" w:hAnsi="Courier New" w:cs="Courier New" w:hint="default"/>
       </w:rPr>
     </w:lvl>
     <w:lvl w:ilvl="5" w:tplc="04150005" w:tentative="1">
@@ -25152,7 +26296,7 @@
         <w:ind w:left="5040" w:hanging="360"/>
       </w:pPr>
       <w:rPr>
-        <w:rFonts w:hint="default" w:ascii="Wingdings" w:hAnsi="Wingdings"/>
+        <w:rFonts w:ascii="Wingdings" w:hAnsi="Wingdings" w:hint="default"/>
       </w:rPr>
     </w:lvl>
     <w:lvl w:ilvl="6" w:tplc="04150001" w:tentative="1">
@@ -25164,7 +26308,7 @@
         <w:ind w:left="5760" w:hanging="360"/>
       </w:pPr>
       <w:rPr>
-        <w:rFonts w:hint="default" w:ascii="Symbol" w:hAnsi="Symbol"/>
+        <w:rFonts w:ascii="Symbol" w:hAnsi="Symbol" w:hint="default"/>
       </w:rPr>
     </w:lvl>
     <w:lvl w:ilvl="7" w:tplc="04150003" w:tentative="1">
@@ -25176,7 +26320,7 @@
         <w:ind w:left="6480" w:hanging="360"/>
       </w:pPr>
       <w:rPr>
-        <w:rFonts w:hint="default" w:ascii="Courier New" w:hAnsi="Courier New" w:cs="Courier New"/>
+        <w:rFonts w:ascii="Courier New" w:hAnsi="Courier New" w:cs="Courier New" w:hint="default"/>
       </w:rPr>
     </w:lvl>
     <w:lvl w:ilvl="8" w:tplc="04150005" w:tentative="1">
@@ -25188,11 +26332,11 @@
         <w:ind w:left="7200" w:hanging="360"/>
       </w:pPr>
       <w:rPr>
-        <w:rFonts w:hint="default" w:ascii="Wingdings" w:hAnsi="Wingdings"/>
+        <w:rFonts w:ascii="Wingdings" w:hAnsi="Wingdings" w:hint="default"/>
       </w:rPr>
     </w:lvl>
   </w:abstractNum>
-  <w:abstractNum w:abstractNumId="77" w15:restartNumberingAfterBreak="0">
+  <w:abstractNum w:abstractNumId="85" w15:restartNumberingAfterBreak="0">
     <w:nsid w:val="7B913BA9"/>
     <w:multiLevelType w:val="hybridMultilevel"/>
     <w:tmpl w:val="93CEE5EC"/>
@@ -25281,7 +26425,7 @@
       </w:pPr>
     </w:lvl>
   </w:abstractNum>
-  <w:abstractNum w:abstractNumId="78" w15:restartNumberingAfterBreak="0">
+  <w:abstractNum w:abstractNumId="86" w15:restartNumberingAfterBreak="0">
     <w:nsid w:val="7C661FC1"/>
     <w:multiLevelType w:val="hybridMultilevel"/>
     <w:tmpl w:val="D6AC0B88"/>
@@ -25294,7 +26438,7 @@
         <w:ind w:left="1440" w:hanging="360"/>
       </w:pPr>
       <w:rPr>
-        <w:rFonts w:hint="default" w:ascii="Symbol" w:hAnsi="Symbol"/>
+        <w:rFonts w:ascii="Symbol" w:hAnsi="Symbol" w:hint="default"/>
       </w:rPr>
     </w:lvl>
     <w:lvl w:ilvl="1" w:tplc="04150003">
@@ -25306,7 +26450,7 @@
         <w:ind w:left="2160" w:hanging="360"/>
       </w:pPr>
       <w:rPr>
-        <w:rFonts w:hint="default" w:ascii="Courier New" w:hAnsi="Courier New" w:cs="Courier New"/>
+        <w:rFonts w:ascii="Courier New" w:hAnsi="Courier New" w:cs="Courier New" w:hint="default"/>
       </w:rPr>
     </w:lvl>
     <w:lvl w:ilvl="2" w:tplc="04150005" w:tentative="1">
@@ -25318,7 +26462,7 @@
         <w:ind w:left="2880" w:hanging="360"/>
       </w:pPr>
       <w:rPr>
-        <w:rFonts w:hint="default" w:ascii="Wingdings" w:hAnsi="Wingdings"/>
+        <w:rFonts w:ascii="Wingdings" w:hAnsi="Wingdings" w:hint="default"/>
       </w:rPr>
     </w:lvl>
     <w:lvl w:ilvl="3" w:tplc="04150001" w:tentative="1">
@@ -25330,7 +26474,7 @@
         <w:ind w:left="3600" w:hanging="360"/>
       </w:pPr>
       <w:rPr>
-        <w:rFonts w:hint="default" w:ascii="Symbol" w:hAnsi="Symbol"/>
+        <w:rFonts w:ascii="Symbol" w:hAnsi="Symbol" w:hint="default"/>
       </w:rPr>
     </w:lvl>
     <w:lvl w:ilvl="4" w:tplc="04150003" w:tentative="1">
@@ -25342,7 +26486,7 @@
         <w:ind w:left="4320" w:hanging="360"/>
       </w:pPr>
       <w:rPr>
-        <w:rFonts w:hint="default" w:ascii="Courier New" w:hAnsi="Courier New" w:cs="Courier New"/>
+        <w:rFonts w:ascii="Courier New" w:hAnsi="Courier New" w:cs="Courier New" w:hint="default"/>
       </w:rPr>
     </w:lvl>
     <w:lvl w:ilvl="5" w:tplc="04150005" w:tentative="1">
@@ -25354,7 +26498,7 @@
         <w:ind w:left="5040" w:hanging="360"/>
       </w:pPr>
       <w:rPr>
-        <w:rFonts w:hint="default" w:ascii="Wingdings" w:hAnsi="Wingdings"/>
+        <w:rFonts w:ascii="Wingdings" w:hAnsi="Wingdings" w:hint="default"/>
       </w:rPr>
     </w:lvl>
     <w:lvl w:ilvl="6" w:tplc="04150001" w:tentative="1">
@@ -25366,7 +26510,7 @@
         <w:ind w:left="5760" w:hanging="360"/>
       </w:pPr>
       <w:rPr>
-        <w:rFonts w:hint="default" w:ascii="Symbol" w:hAnsi="Symbol"/>
+        <w:rFonts w:ascii="Symbol" w:hAnsi="Symbol" w:hint="default"/>
       </w:rPr>
     </w:lvl>
     <w:lvl w:ilvl="7" w:tplc="04150003" w:tentative="1">
@@ -25378,7 +26522,7 @@
         <w:ind w:left="6480" w:hanging="360"/>
       </w:pPr>
       <w:rPr>
-        <w:rFonts w:hint="default" w:ascii="Courier New" w:hAnsi="Courier New" w:cs="Courier New"/>
+        <w:rFonts w:ascii="Courier New" w:hAnsi="Courier New" w:cs="Courier New" w:hint="default"/>
       </w:rPr>
     </w:lvl>
     <w:lvl w:ilvl="8" w:tplc="04150005" w:tentative="1">
@@ -25390,246 +26534,270 @@
         <w:ind w:left="7200" w:hanging="360"/>
       </w:pPr>
       <w:rPr>
-        <w:rFonts w:hint="default" w:ascii="Wingdings" w:hAnsi="Wingdings"/>
+        <w:rFonts w:ascii="Wingdings" w:hAnsi="Wingdings" w:hint="default"/>
       </w:rPr>
     </w:lvl>
   </w:abstractNum>
   <w:num w:numId="1" w16cid:durableId="719860713">
+    <w:abstractNumId w:val="58"/>
+  </w:num>
+  <w:num w:numId="2" w16cid:durableId="605696189">
+    <w:abstractNumId w:val="34"/>
+  </w:num>
+  <w:num w:numId="3" w16cid:durableId="17631018">
+    <w:abstractNumId w:val="6"/>
+  </w:num>
+  <w:num w:numId="4" w16cid:durableId="1828933768">
+    <w:abstractNumId w:val="28"/>
+  </w:num>
+  <w:num w:numId="5" w16cid:durableId="1134176360">
+    <w:abstractNumId w:val="46"/>
+  </w:num>
+  <w:num w:numId="6" w16cid:durableId="798374216">
+    <w:abstractNumId w:val="64"/>
+  </w:num>
+  <w:num w:numId="7" w16cid:durableId="2135558218">
+    <w:abstractNumId w:val="2"/>
+  </w:num>
+  <w:num w:numId="8" w16cid:durableId="1908998151">
+    <w:abstractNumId w:val="43"/>
+  </w:num>
+  <w:num w:numId="9" w16cid:durableId="1332178947">
+    <w:abstractNumId w:val="15"/>
+  </w:num>
+  <w:num w:numId="10" w16cid:durableId="963735568">
+    <w:abstractNumId w:val="79"/>
+  </w:num>
+  <w:num w:numId="11" w16cid:durableId="758212780">
+    <w:abstractNumId w:val="11"/>
+  </w:num>
+  <w:num w:numId="12" w16cid:durableId="1315454644">
+    <w:abstractNumId w:val="35"/>
+  </w:num>
+  <w:num w:numId="13" w16cid:durableId="1189878247">
+    <w:abstractNumId w:val="80"/>
+  </w:num>
+  <w:num w:numId="14" w16cid:durableId="1550191711">
+    <w:abstractNumId w:val="23"/>
+  </w:num>
+  <w:num w:numId="15" w16cid:durableId="339967600">
+    <w:abstractNumId w:val="54"/>
+  </w:num>
+  <w:num w:numId="16" w16cid:durableId="1481463304">
+    <w:abstractNumId w:val="73"/>
+  </w:num>
+  <w:num w:numId="17" w16cid:durableId="1727021149">
+    <w:abstractNumId w:val="70"/>
+  </w:num>
+  <w:num w:numId="18" w16cid:durableId="1359355299">
+    <w:abstractNumId w:val="63"/>
+  </w:num>
+  <w:num w:numId="19" w16cid:durableId="1421294951">
+    <w:abstractNumId w:val="37"/>
+  </w:num>
+  <w:num w:numId="20" w16cid:durableId="26638122">
+    <w:abstractNumId w:val="69"/>
+  </w:num>
+  <w:num w:numId="21" w16cid:durableId="2039574445">
+    <w:abstractNumId w:val="7"/>
+  </w:num>
+  <w:num w:numId="22" w16cid:durableId="1506555769">
+    <w:abstractNumId w:val="4"/>
+  </w:num>
+  <w:num w:numId="23" w16cid:durableId="1102604468">
+    <w:abstractNumId w:val="22"/>
+  </w:num>
+  <w:num w:numId="24" w16cid:durableId="385377316">
+    <w:abstractNumId w:val="40"/>
+  </w:num>
+  <w:num w:numId="25" w16cid:durableId="1137918951">
+    <w:abstractNumId w:val="31"/>
+  </w:num>
+  <w:num w:numId="26" w16cid:durableId="824051115">
+    <w:abstractNumId w:val="14"/>
+  </w:num>
+  <w:num w:numId="27" w16cid:durableId="1055589801">
+    <w:abstractNumId w:val="44"/>
+  </w:num>
+  <w:num w:numId="28" w16cid:durableId="1357921914">
+    <w:abstractNumId w:val="19"/>
+  </w:num>
+  <w:num w:numId="29" w16cid:durableId="127553960">
+    <w:abstractNumId w:val="21"/>
+  </w:num>
+  <w:num w:numId="30" w16cid:durableId="1332562115">
+    <w:abstractNumId w:val="27"/>
+  </w:num>
+  <w:num w:numId="31" w16cid:durableId="872696323">
+    <w:abstractNumId w:val="85"/>
+  </w:num>
+  <w:num w:numId="32" w16cid:durableId="1147941088">
+    <w:abstractNumId w:val="38"/>
+  </w:num>
+  <w:num w:numId="33" w16cid:durableId="153566179">
+    <w:abstractNumId w:val="36"/>
+  </w:num>
+  <w:num w:numId="34" w16cid:durableId="342980159">
+    <w:abstractNumId w:val="10"/>
+  </w:num>
+  <w:num w:numId="35" w16cid:durableId="1825311568">
+    <w:abstractNumId w:val="41"/>
+  </w:num>
+  <w:num w:numId="36" w16cid:durableId="1526750424">
+    <w:abstractNumId w:val="1"/>
+  </w:num>
+  <w:num w:numId="37" w16cid:durableId="1979064286">
+    <w:abstractNumId w:val="49"/>
+  </w:num>
+  <w:num w:numId="38" w16cid:durableId="440145183">
+    <w:abstractNumId w:val="76"/>
+  </w:num>
+  <w:num w:numId="39" w16cid:durableId="1527399828">
+    <w:abstractNumId w:val="68"/>
+  </w:num>
+  <w:num w:numId="40" w16cid:durableId="272131322">
+    <w:abstractNumId w:val="8"/>
+  </w:num>
+  <w:num w:numId="41" w16cid:durableId="921109575">
+    <w:abstractNumId w:val="42"/>
+  </w:num>
+  <w:num w:numId="42" w16cid:durableId="58066398">
+    <w:abstractNumId w:val="39"/>
+  </w:num>
+  <w:num w:numId="43" w16cid:durableId="1587375348">
+    <w:abstractNumId w:val="26"/>
+  </w:num>
+  <w:num w:numId="44" w16cid:durableId="443501310">
+    <w:abstractNumId w:val="53"/>
+  </w:num>
+  <w:num w:numId="45" w16cid:durableId="1952588119">
+    <w:abstractNumId w:val="60"/>
+  </w:num>
+  <w:num w:numId="46" w16cid:durableId="1123117001">
+    <w:abstractNumId w:val="59"/>
+  </w:num>
+  <w:num w:numId="47" w16cid:durableId="1914582892">
+    <w:abstractNumId w:val="75"/>
+  </w:num>
+  <w:num w:numId="48" w16cid:durableId="864712824">
+    <w:abstractNumId w:val="81"/>
+  </w:num>
+  <w:num w:numId="49" w16cid:durableId="1720283731">
+    <w:abstractNumId w:val="20"/>
+  </w:num>
+  <w:num w:numId="50" w16cid:durableId="152452415">
+    <w:abstractNumId w:val="57"/>
+  </w:num>
+  <w:num w:numId="51" w16cid:durableId="1192382887">
+    <w:abstractNumId w:val="82"/>
+  </w:num>
+  <w:num w:numId="52" w16cid:durableId="1398557073">
+    <w:abstractNumId w:val="65"/>
+  </w:num>
+  <w:num w:numId="53" w16cid:durableId="373819327">
+    <w:abstractNumId w:val="74"/>
+  </w:num>
+  <w:num w:numId="54" w16cid:durableId="172764435">
+    <w:abstractNumId w:val="66"/>
+  </w:num>
+  <w:num w:numId="55" w16cid:durableId="511409973">
+    <w:abstractNumId w:val="77"/>
+  </w:num>
+  <w:num w:numId="56" w16cid:durableId="337120883">
+    <w:abstractNumId w:val="3"/>
+  </w:num>
+  <w:num w:numId="57" w16cid:durableId="989872311">
+    <w:abstractNumId w:val="84"/>
+  </w:num>
+  <w:num w:numId="58" w16cid:durableId="1490440732">
+    <w:abstractNumId w:val="47"/>
+  </w:num>
+  <w:num w:numId="59" w16cid:durableId="474952392">
+    <w:abstractNumId w:val="71"/>
+  </w:num>
+  <w:num w:numId="60" w16cid:durableId="402341787">
+    <w:abstractNumId w:val="55"/>
+  </w:num>
+  <w:num w:numId="61" w16cid:durableId="41180554">
     <w:abstractNumId w:val="51"/>
   </w:num>
-  <w:num w:numId="2" w16cid:durableId="605696189">
+  <w:num w:numId="62" w16cid:durableId="906653209">
+    <w:abstractNumId w:val="18"/>
+  </w:num>
+  <w:num w:numId="63" w16cid:durableId="1651638317">
+    <w:abstractNumId w:val="78"/>
+  </w:num>
+  <w:num w:numId="64" w16cid:durableId="1598053646">
+    <w:abstractNumId w:val="29"/>
+  </w:num>
+  <w:num w:numId="65" w16cid:durableId="481888533">
+    <w:abstractNumId w:val="24"/>
+  </w:num>
+  <w:num w:numId="66" w16cid:durableId="231743466">
+    <w:abstractNumId w:val="83"/>
+  </w:num>
+  <w:num w:numId="67" w16cid:durableId="329528519">
+    <w:abstractNumId w:val="72"/>
+  </w:num>
+  <w:num w:numId="68" w16cid:durableId="1938949918">
+    <w:abstractNumId w:val="45"/>
+  </w:num>
+  <w:num w:numId="69" w16cid:durableId="2112239419">
+    <w:abstractNumId w:val="12"/>
+  </w:num>
+  <w:num w:numId="70" w16cid:durableId="919484423">
+    <w:abstractNumId w:val="17"/>
+  </w:num>
+  <w:num w:numId="71" w16cid:durableId="1677925166">
+    <w:abstractNumId w:val="52"/>
+  </w:num>
+  <w:num w:numId="72" w16cid:durableId="1794639824">
+    <w:abstractNumId w:val="62"/>
+  </w:num>
+  <w:num w:numId="73" w16cid:durableId="1923559207">
     <w:abstractNumId w:val="30"/>
   </w:num>
-  <w:num w:numId="3" w16cid:durableId="17631018">
+  <w:num w:numId="74" w16cid:durableId="795365958">
     <w:abstractNumId w:val="5"/>
   </w:num>
-  <w:num w:numId="4" w16cid:durableId="1828933768">
-    <w:abstractNumId w:val="24"/>
+  <w:num w:numId="75" w16cid:durableId="991714209">
+    <w:abstractNumId w:val="86"/>
   </w:num>
-  <w:num w:numId="5" w16cid:durableId="1134176360">
-    <w:abstractNumId w:val="42"/>
+  <w:num w:numId="76" w16cid:durableId="1580410452">
+    <w:abstractNumId w:val="9"/>
   </w:num>
-  <w:num w:numId="6" w16cid:durableId="798374216">
-    <w:abstractNumId w:val="56"/>
+  <w:num w:numId="77" w16cid:durableId="1742168126">
+    <w:abstractNumId w:val="67"/>
   </w:num>
-  <w:num w:numId="7" w16cid:durableId="2135558218">
-    <w:abstractNumId w:val="1"/>
+  <w:num w:numId="78" w16cid:durableId="668022266">
+    <w:abstractNumId w:val="32"/>
   </w:num>
-  <w:num w:numId="8" w16cid:durableId="1908998151">
-    <w:abstractNumId w:val="39"/>
+  <w:num w:numId="79" w16cid:durableId="672605507">
+    <w:abstractNumId w:val="33"/>
   </w:num>
-  <w:num w:numId="9" w16cid:durableId="1332178947">
+  <w:num w:numId="80" w16cid:durableId="1749842806">
+    <w:abstractNumId w:val="50"/>
+  </w:num>
+  <w:num w:numId="81" w16cid:durableId="1152721971">
+    <w:abstractNumId w:val="61"/>
+  </w:num>
+  <w:num w:numId="82" w16cid:durableId="1129783418">
+    <w:abstractNumId w:val="25"/>
+  </w:num>
+  <w:num w:numId="83" w16cid:durableId="745961086">
     <w:abstractNumId w:val="13"/>
   </w:num>
-  <w:num w:numId="10" w16cid:durableId="963735568">
-    <w:abstractNumId w:val="71"/>
+  <w:num w:numId="84" w16cid:durableId="108085310">
+    <w:abstractNumId w:val="16"/>
   </w:num>
-  <w:num w:numId="11" w16cid:durableId="758212780">
-    <w:abstractNumId w:val="10"/>
-  </w:num>
-  <w:num w:numId="12" w16cid:durableId="1315454644">
-    <w:abstractNumId w:val="31"/>
-  </w:num>
-  <w:num w:numId="13" w16cid:durableId="1189878247">
-    <w:abstractNumId w:val="72"/>
-  </w:num>
-  <w:num w:numId="14" w16cid:durableId="1550191711">
-    <w:abstractNumId w:val="20"/>
-  </w:num>
-  <w:num w:numId="15" w16cid:durableId="339967600">
+  <w:num w:numId="85" w16cid:durableId="665859218">
     <w:abstractNumId w:val="48"/>
   </w:num>
-  <w:num w:numId="16" w16cid:durableId="1481463304">
-    <w:abstractNumId w:val="65"/>
-  </w:num>
-  <w:num w:numId="17" w16cid:durableId="1727021149">
-    <w:abstractNumId w:val="62"/>
-  </w:num>
-  <w:num w:numId="18" w16cid:durableId="1359355299">
-    <w:abstractNumId w:val="55"/>
-  </w:num>
-  <w:num w:numId="19" w16cid:durableId="1421294951">
-    <w:abstractNumId w:val="33"/>
-  </w:num>
-  <w:num w:numId="20" w16cid:durableId="26638122">
-    <w:abstractNumId w:val="61"/>
-  </w:num>
-  <w:num w:numId="21" w16cid:durableId="2039574445">
-    <w:abstractNumId w:val="6"/>
-  </w:num>
-  <w:num w:numId="22" w16cid:durableId="1506555769">
-    <w:abstractNumId w:val="3"/>
-  </w:num>
-  <w:num w:numId="23" w16cid:durableId="1102604468">
-    <w:abstractNumId w:val="19"/>
-  </w:num>
-  <w:num w:numId="24" w16cid:durableId="385377316">
-    <w:abstractNumId w:val="36"/>
-  </w:num>
-  <w:num w:numId="25" w16cid:durableId="1137918951">
-    <w:abstractNumId w:val="27"/>
-  </w:num>
-  <w:num w:numId="26" w16cid:durableId="824051115">
-    <w:abstractNumId w:val="12"/>
-  </w:num>
-  <w:num w:numId="27" w16cid:durableId="1055589801">
-    <w:abstractNumId w:val="40"/>
-  </w:num>
-  <w:num w:numId="28" w16cid:durableId="1357921914">
-    <w:abstractNumId w:val="16"/>
-  </w:num>
-  <w:num w:numId="29" w16cid:durableId="127553960">
-    <w:abstractNumId w:val="18"/>
-  </w:num>
-  <w:num w:numId="30" w16cid:durableId="1332562115">
-    <w:abstractNumId w:val="23"/>
-  </w:num>
-  <w:num w:numId="31" w16cid:durableId="872696323">
-    <w:abstractNumId w:val="77"/>
-  </w:num>
-  <w:num w:numId="32" w16cid:durableId="1147941088">
-    <w:abstractNumId w:val="34"/>
-  </w:num>
-  <w:num w:numId="33" w16cid:durableId="153566179">
-    <w:abstractNumId w:val="32"/>
-  </w:num>
-  <w:num w:numId="34" w16cid:durableId="342980159">
-    <w:abstractNumId w:val="9"/>
-  </w:num>
-  <w:num w:numId="35" w16cid:durableId="1825311568">
-    <w:abstractNumId w:val="37"/>
-  </w:num>
-  <w:num w:numId="36" w16cid:durableId="1526750424">
+  <w:num w:numId="86" w16cid:durableId="549808326">
     <w:abstractNumId w:val="0"/>
   </w:num>
-  <w:num w:numId="37" w16cid:durableId="1979064286">
-    <w:abstractNumId w:val="44"/>
-  </w:num>
-  <w:num w:numId="38" w16cid:durableId="440145183">
-    <w:abstractNumId w:val="68"/>
-  </w:num>
-  <w:num w:numId="39" w16cid:durableId="1527399828">
-    <w:abstractNumId w:val="60"/>
-  </w:num>
-  <w:num w:numId="40" w16cid:durableId="272131322">
-    <w:abstractNumId w:val="7"/>
-  </w:num>
-  <w:num w:numId="41" w16cid:durableId="921109575">
-    <w:abstractNumId w:val="38"/>
-  </w:num>
-  <w:num w:numId="42" w16cid:durableId="58066398">
-    <w:abstractNumId w:val="35"/>
-  </w:num>
-  <w:num w:numId="43" w16cid:durableId="1587375348">
-    <w:abstractNumId w:val="22"/>
-  </w:num>
-  <w:num w:numId="44" w16cid:durableId="443501310">
-    <w:abstractNumId w:val="47"/>
-  </w:num>
-  <w:num w:numId="45" w16cid:durableId="1952588119">
-    <w:abstractNumId w:val="53"/>
-  </w:num>
-  <w:num w:numId="46" w16cid:durableId="1123117001">
-    <w:abstractNumId w:val="52"/>
-  </w:num>
-  <w:num w:numId="47" w16cid:durableId="1914582892">
-    <w:abstractNumId w:val="67"/>
-  </w:num>
-  <w:num w:numId="48" w16cid:durableId="864712824">
-    <w:abstractNumId w:val="73"/>
-  </w:num>
-  <w:num w:numId="49" w16cid:durableId="1720283731">
-    <w:abstractNumId w:val="17"/>
-  </w:num>
-  <w:num w:numId="50" w16cid:durableId="152452415">
-    <w:abstractNumId w:val="50"/>
-  </w:num>
-  <w:num w:numId="51" w16cid:durableId="1192382887">
-    <w:abstractNumId w:val="74"/>
-  </w:num>
-  <w:num w:numId="52" w16cid:durableId="1398557073">
-    <w:abstractNumId w:val="57"/>
-  </w:num>
-  <w:num w:numId="53" w16cid:durableId="373819327">
-    <w:abstractNumId w:val="66"/>
-  </w:num>
-  <w:num w:numId="54" w16cid:durableId="172764435">
-    <w:abstractNumId w:val="58"/>
-  </w:num>
-  <w:num w:numId="55" w16cid:durableId="511409973">
-    <w:abstractNumId w:val="69"/>
-  </w:num>
-  <w:num w:numId="56" w16cid:durableId="337120883">
-    <w:abstractNumId w:val="2"/>
-  </w:num>
-  <w:num w:numId="57" w16cid:durableId="989872311">
-    <w:abstractNumId w:val="76"/>
-  </w:num>
-  <w:num w:numId="58" w16cid:durableId="1490440732">
-    <w:abstractNumId w:val="43"/>
-  </w:num>
-  <w:num w:numId="59" w16cid:durableId="474952392">
-    <w:abstractNumId w:val="63"/>
-  </w:num>
-  <w:num w:numId="60" w16cid:durableId="402341787">
-    <w:abstractNumId w:val="49"/>
-  </w:num>
-  <w:num w:numId="61" w16cid:durableId="41180554">
-    <w:abstractNumId w:val="45"/>
-  </w:num>
-  <w:num w:numId="62" w16cid:durableId="906653209">
-    <w:abstractNumId w:val="15"/>
-  </w:num>
-  <w:num w:numId="63" w16cid:durableId="1651638317">
-    <w:abstractNumId w:val="70"/>
-  </w:num>
-  <w:num w:numId="64" w16cid:durableId="1598053646">
-    <w:abstractNumId w:val="25"/>
-  </w:num>
-  <w:num w:numId="65" w16cid:durableId="481888533">
-    <w:abstractNumId w:val="21"/>
-  </w:num>
-  <w:num w:numId="66" w16cid:durableId="231743466">
-    <w:abstractNumId w:val="75"/>
-  </w:num>
-  <w:num w:numId="67" w16cid:durableId="329528519">
-    <w:abstractNumId w:val="64"/>
-  </w:num>
-  <w:num w:numId="68" w16cid:durableId="1938949918">
-    <w:abstractNumId w:val="41"/>
-  </w:num>
-  <w:num w:numId="69" w16cid:durableId="2112239419">
-    <w:abstractNumId w:val="11"/>
-  </w:num>
-  <w:num w:numId="70" w16cid:durableId="919484423">
-    <w:abstractNumId w:val="14"/>
-  </w:num>
-  <w:num w:numId="71" w16cid:durableId="1677925166">
-    <w:abstractNumId w:val="46"/>
-  </w:num>
-  <w:num w:numId="72" w16cid:durableId="1794639824">
-    <w:abstractNumId w:val="54"/>
-  </w:num>
-  <w:num w:numId="73" w16cid:durableId="1923559207">
-    <w:abstractNumId w:val="26"/>
-  </w:num>
-  <w:num w:numId="74" w16cid:durableId="795365958">
-    <w:abstractNumId w:val="4"/>
-  </w:num>
-  <w:num w:numId="75" w16cid:durableId="991714209">
-    <w:abstractNumId w:val="78"/>
-  </w:num>
-  <w:num w:numId="76" w16cid:durableId="1580410452">
-    <w:abstractNumId w:val="8"/>
-  </w:num>
-  <w:num w:numId="77" w16cid:durableId="1742168126">
-    <w:abstractNumId w:val="59"/>
-  </w:num>
-  <w:num w:numId="78" w16cid:durableId="668022266">
-    <w:abstractNumId w:val="28"/>
-  </w:num>
-  <w:num w:numId="79" w16cid:durableId="672605507">
-    <w:abstractNumId w:val="29"/>
+  <w:num w:numId="87" w16cid:durableId="1390618120">
+    <w:abstractNumId w:val="56"/>
   </w:num>
   <w:numIdMacAtCleanup w:val="79"/>
 </w:numbering>
@@ -25640,7 +26808,7 @@
   <w:docDefaults>
     <w:rPrDefault>
       <w:rPr>
-        <w:rFonts w:asciiTheme="minorHAnsi" w:hAnsiTheme="minorHAnsi" w:eastAsiaTheme="minorHAnsi" w:cstheme="minorBidi"/>
+        <w:rFonts w:asciiTheme="minorHAnsi" w:eastAsiaTheme="minorHAnsi" w:hAnsiTheme="minorHAnsi" w:cstheme="minorBidi"/>
         <w:sz w:val="24"/>
         <w:szCs w:val="24"/>
         <w:lang w:val="pl-PL" w:eastAsia="en-US" w:bidi="ar-SA"/>
@@ -25655,14 +26823,14 @@
   <w:latentStyles w:defLockedState="0" w:defUIPriority="99" w:defSemiHidden="0" w:defUnhideWhenUsed="0" w:defQFormat="0" w:count="376">
     <w:lsdException w:name="Normal" w:uiPriority="0" w:qFormat="1"/>
     <w:lsdException w:name="heading 1" w:uiPriority="9" w:qFormat="1"/>
-    <w:lsdException w:name="heading 2" w:uiPriority="9" w:semiHidden="1" w:unhideWhenUsed="1" w:qFormat="1"/>
-    <w:lsdException w:name="heading 3" w:uiPriority="9" w:semiHidden="1" w:unhideWhenUsed="1" w:qFormat="1"/>
-    <w:lsdException w:name="heading 4" w:uiPriority="9" w:semiHidden="1" w:unhideWhenUsed="1" w:qFormat="1"/>
-    <w:lsdException w:name="heading 5" w:uiPriority="9" w:semiHidden="1" w:unhideWhenUsed="1" w:qFormat="1"/>
-    <w:lsdException w:name="heading 6" w:uiPriority="9" w:semiHidden="1" w:unhideWhenUsed="1" w:qFormat="1"/>
-    <w:lsdException w:name="heading 7" w:uiPriority="9" w:semiHidden="1" w:unhideWhenUsed="1" w:qFormat="1"/>
-    <w:lsdException w:name="heading 8" w:uiPriority="9" w:semiHidden="1" w:unhideWhenUsed="1" w:qFormat="1"/>
-    <w:lsdException w:name="heading 9" w:uiPriority="9" w:semiHidden="1" w:unhideWhenUsed="1" w:qFormat="1"/>
+    <w:lsdException w:name="heading 2" w:semiHidden="1" w:uiPriority="9" w:unhideWhenUsed="1" w:qFormat="1"/>
+    <w:lsdException w:name="heading 3" w:semiHidden="1" w:uiPriority="9" w:unhideWhenUsed="1" w:qFormat="1"/>
+    <w:lsdException w:name="heading 4" w:semiHidden="1" w:uiPriority="9" w:unhideWhenUsed="1" w:qFormat="1"/>
+    <w:lsdException w:name="heading 5" w:semiHidden="1" w:uiPriority="9" w:unhideWhenUsed="1" w:qFormat="1"/>
+    <w:lsdException w:name="heading 6" w:semiHidden="1" w:uiPriority="9" w:unhideWhenUsed="1" w:qFormat="1"/>
+    <w:lsdException w:name="heading 7" w:semiHidden="1" w:uiPriority="9" w:unhideWhenUsed="1" w:qFormat="1"/>
+    <w:lsdException w:name="heading 8" w:semiHidden="1" w:uiPriority="9" w:unhideWhenUsed="1" w:qFormat="1"/>
+    <w:lsdException w:name="heading 9" w:semiHidden="1" w:uiPriority="9" w:unhideWhenUsed="1" w:qFormat="1"/>
     <w:lsdException w:name="index 1" w:semiHidden="1" w:unhideWhenUsed="1"/>
     <w:lsdException w:name="index 2" w:semiHidden="1" w:unhideWhenUsed="1"/>
     <w:lsdException w:name="index 3" w:semiHidden="1" w:unhideWhenUsed="1"/>
@@ -25672,22 +26840,22 @@
     <w:lsdException w:name="index 7" w:semiHidden="1" w:unhideWhenUsed="1"/>
     <w:lsdException w:name="index 8" w:semiHidden="1" w:unhideWhenUsed="1"/>
     <w:lsdException w:name="index 9" w:semiHidden="1" w:unhideWhenUsed="1"/>
-    <w:lsdException w:name="toc 1" w:uiPriority="39" w:semiHidden="1" w:unhideWhenUsed="1"/>
-    <w:lsdException w:name="toc 2" w:uiPriority="39" w:semiHidden="1" w:unhideWhenUsed="1"/>
-    <w:lsdException w:name="toc 3" w:uiPriority="39" w:semiHidden="1" w:unhideWhenUsed="1"/>
-    <w:lsdException w:name="toc 4" w:uiPriority="39" w:semiHidden="1" w:unhideWhenUsed="1"/>
-    <w:lsdException w:name="toc 5" w:uiPriority="39" w:semiHidden="1" w:unhideWhenUsed="1"/>
-    <w:lsdException w:name="toc 6" w:uiPriority="39" w:semiHidden="1" w:unhideWhenUsed="1"/>
-    <w:lsdException w:name="toc 7" w:uiPriority="39" w:semiHidden="1" w:unhideWhenUsed="1"/>
-    <w:lsdException w:name="toc 8" w:uiPriority="39" w:semiHidden="1" w:unhideWhenUsed="1"/>
-    <w:lsdException w:name="toc 9" w:uiPriority="39" w:semiHidden="1" w:unhideWhenUsed="1"/>
+    <w:lsdException w:name="toc 1" w:semiHidden="1" w:uiPriority="39" w:unhideWhenUsed="1"/>
+    <w:lsdException w:name="toc 2" w:semiHidden="1" w:uiPriority="39" w:unhideWhenUsed="1"/>
+    <w:lsdException w:name="toc 3" w:semiHidden="1" w:uiPriority="39" w:unhideWhenUsed="1"/>
+    <w:lsdException w:name="toc 4" w:semiHidden="1" w:uiPriority="39" w:unhideWhenUsed="1"/>
+    <w:lsdException w:name="toc 5" w:semiHidden="1" w:uiPriority="39" w:unhideWhenUsed="1"/>
+    <w:lsdException w:name="toc 6" w:semiHidden="1" w:uiPriority="39" w:unhideWhenUsed="1"/>
+    <w:lsdException w:name="toc 7" w:semiHidden="1" w:uiPriority="39" w:unhideWhenUsed="1"/>
+    <w:lsdException w:name="toc 8" w:semiHidden="1" w:uiPriority="39" w:unhideWhenUsed="1"/>
+    <w:lsdException w:name="toc 9" w:semiHidden="1" w:uiPriority="39" w:unhideWhenUsed="1"/>
     <w:lsdException w:name="Normal Indent" w:semiHidden="1" w:unhideWhenUsed="1"/>
     <w:lsdException w:name="footnote text" w:semiHidden="1" w:unhideWhenUsed="1"/>
     <w:lsdException w:name="annotation text" w:semiHidden="1" w:unhideWhenUsed="1"/>
     <w:lsdException w:name="header" w:semiHidden="1" w:unhideWhenUsed="1"/>
     <w:lsdException w:name="footer" w:semiHidden="1" w:unhideWhenUsed="1"/>
     <w:lsdException w:name="index heading" w:semiHidden="1" w:unhideWhenUsed="1"/>
-    <w:lsdException w:name="caption" w:uiPriority="35" w:semiHidden="1" w:unhideWhenUsed="1" w:qFormat="1"/>
+    <w:lsdException w:name="caption" w:semiHidden="1" w:uiPriority="35" w:unhideWhenUsed="1" w:qFormat="1"/>
     <w:lsdException w:name="table of figures" w:semiHidden="1" w:unhideWhenUsed="1"/>
     <w:lsdException w:name="envelope address" w:semiHidden="1" w:unhideWhenUsed="1"/>
     <w:lsdException w:name="envelope return" w:semiHidden="1" w:unhideWhenUsed="1"/>
@@ -25718,7 +26886,7 @@
     <w:lsdException w:name="Title" w:uiPriority="10" w:qFormat="1"/>
     <w:lsdException w:name="Closing" w:semiHidden="1" w:unhideWhenUsed="1"/>
     <w:lsdException w:name="Signature" w:semiHidden="1" w:unhideWhenUsed="1"/>
-    <w:lsdException w:name="Default Paragraph Font" w:uiPriority="1" w:semiHidden="1" w:unhideWhenUsed="1"/>
+    <w:lsdException w:name="Default Paragraph Font" w:semiHidden="1" w:uiPriority="1" w:unhideWhenUsed="1"/>
     <w:lsdException w:name="Body Text" w:semiHidden="1" w:unhideWhenUsed="1"/>
     <w:lsdException w:name="Body Text Indent" w:semiHidden="1" w:unhideWhenUsed="1"/>
     <w:lsdException w:name="List Continue" w:semiHidden="1" w:unhideWhenUsed="1"/>
@@ -25918,8 +27086,8 @@
     <w:lsdException w:name="Subtle Reference" w:uiPriority="31" w:qFormat="1"/>
     <w:lsdException w:name="Intense Reference" w:uiPriority="32" w:qFormat="1"/>
     <w:lsdException w:name="Book Title" w:uiPriority="33" w:qFormat="1"/>
-    <w:lsdException w:name="Bibliography" w:uiPriority="37" w:semiHidden="1" w:unhideWhenUsed="1"/>
-    <w:lsdException w:name="TOC Heading" w:uiPriority="39" w:semiHidden="1" w:unhideWhenUsed="1" w:qFormat="1"/>
+    <w:lsdException w:name="Bibliography" w:semiHidden="1" w:uiPriority="37" w:unhideWhenUsed="1"/>
+    <w:lsdException w:name="TOC Heading" w:semiHidden="1" w:uiPriority="39" w:unhideWhenUsed="1" w:qFormat="1"/>
     <w:lsdException w:name="Plain Table 1" w:uiPriority="41"/>
     <w:lsdException w:name="Plain Table 2" w:uiPriority="42"/>
     <w:lsdException w:name="Plain Table 3" w:uiPriority="43"/>
@@ -26030,17 +27198,17 @@
     <w:lsdException w:name="Unresolved Mention" w:semiHidden="1" w:unhideWhenUsed="1"/>
     <w:lsdException w:name="Smart Link" w:semiHidden="1" w:unhideWhenUsed="1"/>
   </w:latentStyles>
-  <w:style w:type="paragraph" w:styleId="Normalny" w:default="1">
+  <w:style w:type="paragraph" w:default="1" w:styleId="Normalny">
     <w:name w:val="Normal"/>
     <w:qFormat/>
     <w:rsid w:val="00DE0E8B"/>
   </w:style>
-  <w:style w:type="character" w:styleId="Domylnaczcionkaakapitu" w:default="1">
+  <w:style w:type="character" w:default="1" w:styleId="Domylnaczcionkaakapitu">
     <w:name w:val="Default Paragraph Font"/>
     <w:uiPriority w:val="1"/>
     <w:unhideWhenUsed/>
   </w:style>
-  <w:style w:type="table" w:styleId="Standardowy" w:default="1">
+  <w:style w:type="table" w:default="1" w:styleId="Standardowy">
     <w:name w:val="Normal Table"/>
     <w:uiPriority w:val="99"/>
     <w:semiHidden/>
@@ -26055,7 +27223,7 @@
       </w:tblCellMar>
     </w:tblPr>
   </w:style>
-  <w:style w:type="numbering" w:styleId="Bezlisty" w:default="1">
+  <w:style w:type="numbering" w:default="1" w:styleId="Bezlisty">
     <w:name w:val="No List"/>
     <w:uiPriority w:val="99"/>
     <w:semiHidden/>
@@ -26082,12 +27250,12 @@
     </w:pPr>
     <w:tblPr>
       <w:tblBorders>
-        <w:top w:val="single" w:color="000000" w:themeColor="text1" w:sz="4" w:space="0"/>
-        <w:left w:val="single" w:color="000000" w:themeColor="text1" w:sz="4" w:space="0"/>
-        <w:bottom w:val="single" w:color="000000" w:themeColor="text1" w:sz="4" w:space="0"/>
-        <w:right w:val="single" w:color="000000" w:themeColor="text1" w:sz="4" w:space="0"/>
-        <w:insideH w:val="single" w:color="000000" w:themeColor="text1" w:sz="4" w:space="0"/>
-        <w:insideV w:val="single" w:color="000000" w:themeColor="text1" w:sz="4" w:space="0"/>
+        <w:top w:val="single" w:sz="4" w:space="0" w:color="000000" w:themeColor="text1"/>
+        <w:left w:val="single" w:sz="4" w:space="0" w:color="000000" w:themeColor="text1"/>
+        <w:bottom w:val="single" w:sz="4" w:space="0" w:color="000000" w:themeColor="text1"/>
+        <w:right w:val="single" w:sz="4" w:space="0" w:color="000000" w:themeColor="text1"/>
+        <w:insideH w:val="single" w:sz="4" w:space="0" w:color="000000" w:themeColor="text1"/>
+        <w:insideV w:val="single" w:sz="4" w:space="0" w:color="000000" w:themeColor="text1"/>
       </w:tblBorders>
     </w:tblPr>
   </w:style>
@@ -26095,7 +27263,7 @@
 </file>
 
 <file path=word/theme/theme1.xml><?xml version="1.0" encoding="utf-8"?>
-<a:theme xmlns:a="http://schemas.openxmlformats.org/drawingml/2006/main" xmlns:thm15="http://schemas.microsoft.com/office/thememl/2012/main" name="Office Theme">
+<a:theme xmlns:a="http://schemas.openxmlformats.org/drawingml/2006/main" name="Office Theme">
   <a:themeElements>
     <a:clrScheme name="Office">
       <a:dk1>

--- a/Sprawozdanie/BM_JP_Sprawozdanie.docx
+++ b/Sprawozdanie/BM_JP_Sprawozdanie.docx
@@ -1,6 +1,6 @@
 
 <file path=word/document.xml><?xml version="1.0" encoding="utf-8"?>
-<w:document xmlns:wpc="http://schemas.microsoft.com/office/word/2010/wordprocessingCanvas" xmlns:cx="http://schemas.microsoft.com/office/drawing/2014/chartex" xmlns:cx1="http://schemas.microsoft.com/office/drawing/2015/9/8/chartex" xmlns:cx2="http://schemas.microsoft.com/office/drawing/2015/10/21/chartex" xmlns:cx3="http://schemas.microsoft.com/office/drawing/2016/5/9/chartex" xmlns:cx4="http://schemas.microsoft.com/office/drawing/2016/5/10/chartex" xmlns:cx5="http://schemas.microsoft.com/office/drawing/2016/5/11/chartex" xmlns:cx6="http://schemas.microsoft.com/office/drawing/2016/5/12/chartex" xmlns:cx7="http://schemas.microsoft.com/office/drawing/2016/5/13/chartex" xmlns:cx8="http://schemas.microsoft.com/office/drawing/2016/5/14/chartex" xmlns:mc="http://schemas.openxmlformats.org/markup-compatibility/2006" xmlns:aink="http://schemas.microsoft.com/office/drawing/2016/ink" xmlns:am3d="http://schemas.microsoft.com/office/drawing/2017/model3d" xmlns:o="urn:schemas-microsoft-com:office:office" xmlns:oel="http://schemas.microsoft.com/office/2019/extlst" xmlns:r="http://schemas.openxmlformats.org/officeDocument/2006/relationships" xmlns:m="http://schemas.openxmlformats.org/officeDocument/2006/math" xmlns:v="urn:schemas-microsoft-com:vml" xmlns:wp14="http://schemas.microsoft.com/office/word/2010/wordprocessingDrawing" xmlns:wp="http://schemas.openxmlformats.org/drawingml/2006/wordprocessingDrawing" xmlns:w10="urn:schemas-microsoft-com:office:word" xmlns:w="http://schemas.openxmlformats.org/wordprocessingml/2006/main" xmlns:w14="http://schemas.microsoft.com/office/word/2010/wordml" xmlns:w15="http://schemas.microsoft.com/office/word/2012/wordml" xmlns:w16cex="http://schemas.microsoft.com/office/word/2018/wordml/cex" xmlns:w16cid="http://schemas.microsoft.com/office/word/2016/wordml/cid" xmlns:w16="http://schemas.microsoft.com/office/word/2018/wordml" xmlns:w16du="http://schemas.microsoft.com/office/word/2023/wordml/word16du" xmlns:w16sdtdh="http://schemas.microsoft.com/office/word/2020/wordml/sdtdatahash" xmlns:w16sdtfl="http://schemas.microsoft.com/office/word/2024/wordml/sdtformatlock" xmlns:w16se="http://schemas.microsoft.com/office/word/2015/wordml/symex" xmlns:wpg="http://schemas.microsoft.com/office/word/2010/wordprocessingGroup" xmlns:wpi="http://schemas.microsoft.com/office/word/2010/wordprocessingInk" xmlns:wne="http://schemas.microsoft.com/office/word/2006/wordml" xmlns:wps="http://schemas.microsoft.com/office/word/2010/wordprocessingShape" mc:Ignorable="w14 w15 w16se w16cid w16 w16cex w16sdtdh w16sdtfl w16du wp14">
+<w:document xmlns:wpc="http://schemas.microsoft.com/office/word/2010/wordprocessingCanvas" xmlns:cx="http://schemas.microsoft.com/office/drawing/2014/chartex" xmlns:cx1="http://schemas.microsoft.com/office/drawing/2015/9/8/chartex" xmlns:cx2="http://schemas.microsoft.com/office/drawing/2015/10/21/chartex" xmlns:cx3="http://schemas.microsoft.com/office/drawing/2016/5/9/chartex" xmlns:cx4="http://schemas.microsoft.com/office/drawing/2016/5/10/chartex" xmlns:cx5="http://schemas.microsoft.com/office/drawing/2016/5/11/chartex" xmlns:cx6="http://schemas.microsoft.com/office/drawing/2016/5/12/chartex" xmlns:cx7="http://schemas.microsoft.com/office/drawing/2016/5/13/chartex" xmlns:cx8="http://schemas.microsoft.com/office/drawing/2016/5/14/chartex" xmlns:mc="http://schemas.openxmlformats.org/markup-compatibility/2006" xmlns:aink="http://schemas.microsoft.com/office/drawing/2016/ink" xmlns:am3d="http://schemas.microsoft.com/office/drawing/2017/model3d" xmlns:o="urn:schemas-microsoft-com:office:office" xmlns:oel="http://schemas.microsoft.com/office/2019/extlst" xmlns:r="http://schemas.openxmlformats.org/officeDocument/2006/relationships" xmlns:m="http://schemas.openxmlformats.org/officeDocument/2006/math" xmlns:v="urn:schemas-microsoft-com:vml" xmlns:wp14="http://schemas.microsoft.com/office/word/2010/wordprocessingDrawing" xmlns:wp="http://schemas.openxmlformats.org/drawingml/2006/wordprocessingDrawing" xmlns:w10="urn:schemas-microsoft-com:office:word" xmlns:w="http://schemas.openxmlformats.org/wordprocessingml/2006/main" xmlns:w14="http://schemas.microsoft.com/office/word/2010/wordml" xmlns:w15="http://schemas.microsoft.com/office/word/2012/wordml" xmlns:w16cex="http://schemas.microsoft.com/office/word/2018/wordml/cex" xmlns:w16cid="http://schemas.microsoft.com/office/word/2016/wordml/cid" xmlns:w16="http://schemas.microsoft.com/office/word/2018/wordml" xmlns:w16du="http://schemas.microsoft.com/office/word/2023/wordml/word16du" xmlns:w16sdtdh="http://schemas.microsoft.com/office/word/2020/wordml/sdtdatahash" xmlns:w16sdtfl="http://schemas.microsoft.com/office/word/2024/wordml/sdtformatlock" xmlns:w16se="http://schemas.microsoft.com/office/word/2015/wordml/symex" xmlns:wpg="http://schemas.microsoft.com/office/word/2010/wordprocessingGroup" xmlns:wpi="http://schemas.microsoft.com/office/word/2010/wordprocessingInk" xmlns:wne="http://schemas.microsoft.com/office/word/2006/wordml" xmlns:wps="http://schemas.microsoft.com/office/word/2010/wordprocessingShape" xmlns:a="http://schemas.openxmlformats.org/drawingml/2006/main" xmlns:pic="http://schemas.openxmlformats.org/drawingml/2006/picture" xmlns:a14="http://schemas.microsoft.com/office/drawing/2010/main" mc:Ignorable="w14 w15 w16se w16cid w16 w16cex w16sdtdh w16sdtfl w16du wp14">
   <w:body>
     <w:tbl>
       <w:tblPr>
@@ -270,7 +270,7 @@
     <w:p>
       <w:pPr>
         <w:pBdr>
-          <w:bottom w:val="single" w:sz="6" w:space="1" w:color="auto"/>
+          <w:bottom w:val="single" w:color="auto" w:sz="6" w:space="1"/>
         </w:pBdr>
         <w:rPr>
           <w:rFonts w:eastAsia="Times New Roman" w:cs="Times New Roman"/>
@@ -458,7 +458,7 @@
     <w:p>
       <w:pPr>
         <w:pBdr>
-          <w:bottom w:val="single" w:sz="6" w:space="1" w:color="auto"/>
+          <w:bottom w:val="single" w:color="auto" w:sz="6" w:space="1"/>
         </w:pBdr>
         <w:rPr>
           <w:rFonts w:eastAsia="Times New Roman" w:cs="Times New Roman"/>
@@ -1234,10 +1234,10 @@
           <w:tcPr>
             <w:tcW w:w="1949" w:type="dxa"/>
             <w:tcBorders>
-              <w:top w:val="single" w:sz="6" w:space="0" w:color="auto"/>
-              <w:left w:val="single" w:sz="6" w:space="0" w:color="auto"/>
-              <w:bottom w:val="single" w:sz="6" w:space="0" w:color="auto"/>
-              <w:right w:val="single" w:sz="6" w:space="0" w:color="auto"/>
+              <w:top w:val="single" w:color="auto" w:sz="6" w:space="0"/>
+              <w:left w:val="single" w:color="auto" w:sz="6" w:space="0"/>
+              <w:bottom w:val="single" w:color="auto" w:sz="6" w:space="0"/>
+              <w:right w:val="single" w:color="auto" w:sz="6" w:space="0"/>
             </w:tcBorders>
             <w:shd w:val="clear" w:color="auto" w:fill="EFEFEF"/>
             <w:tcMar>
@@ -1265,10 +1265,10 @@
           <w:tcPr>
             <w:tcW w:w="1779" w:type="dxa"/>
             <w:tcBorders>
-              <w:top w:val="single" w:sz="6" w:space="0" w:color="auto"/>
-              <w:left w:val="single" w:sz="6" w:space="0" w:color="auto"/>
-              <w:bottom w:val="single" w:sz="6" w:space="0" w:color="auto"/>
-              <w:right w:val="single" w:sz="6" w:space="0" w:color="auto"/>
+              <w:top w:val="single" w:color="auto" w:sz="6" w:space="0"/>
+              <w:left w:val="single" w:color="auto" w:sz="6" w:space="0"/>
+              <w:bottom w:val="single" w:color="auto" w:sz="6" w:space="0"/>
+              <w:right w:val="single" w:color="auto" w:sz="6" w:space="0"/>
             </w:tcBorders>
             <w:shd w:val="clear" w:color="auto" w:fill="EFEFEF"/>
             <w:tcMar>
@@ -1296,10 +1296,10 @@
           <w:tcPr>
             <w:tcW w:w="4581" w:type="dxa"/>
             <w:tcBorders>
-              <w:top w:val="single" w:sz="6" w:space="0" w:color="auto"/>
-              <w:left w:val="single" w:sz="6" w:space="0" w:color="auto"/>
-              <w:bottom w:val="single" w:sz="6" w:space="0" w:color="auto"/>
-              <w:right w:val="single" w:sz="6" w:space="0" w:color="auto"/>
+              <w:top w:val="single" w:color="auto" w:sz="6" w:space="0"/>
+              <w:left w:val="single" w:color="auto" w:sz="6" w:space="0"/>
+              <w:bottom w:val="single" w:color="auto" w:sz="6" w:space="0"/>
+              <w:right w:val="single" w:color="auto" w:sz="6" w:space="0"/>
             </w:tcBorders>
             <w:shd w:val="clear" w:color="auto" w:fill="EFEFEF"/>
             <w:tcMar>
@@ -1331,10 +1331,10 @@
           <w:tcPr>
             <w:tcW w:w="1949" w:type="dxa"/>
             <w:tcBorders>
-              <w:top w:val="single" w:sz="6" w:space="0" w:color="auto"/>
-              <w:left w:val="single" w:sz="6" w:space="0" w:color="auto"/>
-              <w:bottom w:val="single" w:sz="6" w:space="0" w:color="auto"/>
-              <w:right w:val="single" w:sz="6" w:space="0" w:color="auto"/>
+              <w:top w:val="single" w:color="auto" w:sz="6" w:space="0"/>
+              <w:left w:val="single" w:color="auto" w:sz="6" w:space="0"/>
+              <w:bottom w:val="single" w:color="auto" w:sz="6" w:space="0"/>
+              <w:right w:val="single" w:color="auto" w:sz="6" w:space="0"/>
             </w:tcBorders>
             <w:tcMar>
               <w:top w:w="240" w:type="dxa"/>
@@ -1361,10 +1361,10 @@
           <w:tcPr>
             <w:tcW w:w="1779" w:type="dxa"/>
             <w:tcBorders>
-              <w:top w:val="single" w:sz="6" w:space="0" w:color="auto"/>
-              <w:left w:val="single" w:sz="6" w:space="0" w:color="auto"/>
-              <w:bottom w:val="single" w:sz="6" w:space="0" w:color="auto"/>
-              <w:right w:val="single" w:sz="6" w:space="0" w:color="auto"/>
+              <w:top w:val="single" w:color="auto" w:sz="6" w:space="0"/>
+              <w:left w:val="single" w:color="auto" w:sz="6" w:space="0"/>
+              <w:bottom w:val="single" w:color="auto" w:sz="6" w:space="0"/>
+              <w:right w:val="single" w:color="auto" w:sz="6" w:space="0"/>
             </w:tcBorders>
             <w:tcMar>
               <w:top w:w="240" w:type="dxa"/>
@@ -1391,10 +1391,10 @@
           <w:tcPr>
             <w:tcW w:w="4581" w:type="dxa"/>
             <w:tcBorders>
-              <w:top w:val="single" w:sz="6" w:space="0" w:color="auto"/>
-              <w:left w:val="single" w:sz="6" w:space="0" w:color="auto"/>
-              <w:bottom w:val="single" w:sz="6" w:space="0" w:color="auto"/>
-              <w:right w:val="single" w:sz="6" w:space="0" w:color="auto"/>
+              <w:top w:val="single" w:color="auto" w:sz="6" w:space="0"/>
+              <w:left w:val="single" w:color="auto" w:sz="6" w:space="0"/>
+              <w:bottom w:val="single" w:color="auto" w:sz="6" w:space="0"/>
+              <w:right w:val="single" w:color="auto" w:sz="6" w:space="0"/>
             </w:tcBorders>
             <w:tcMar>
               <w:top w:w="240" w:type="dxa"/>
@@ -1443,10 +1443,10 @@
           <w:tcPr>
             <w:tcW w:w="1949" w:type="dxa"/>
             <w:tcBorders>
-              <w:top w:val="single" w:sz="6" w:space="0" w:color="auto"/>
-              <w:left w:val="single" w:sz="6" w:space="0" w:color="auto"/>
-              <w:bottom w:val="single" w:sz="6" w:space="0" w:color="auto"/>
-              <w:right w:val="single" w:sz="6" w:space="0" w:color="auto"/>
+              <w:top w:val="single" w:color="auto" w:sz="6" w:space="0"/>
+              <w:left w:val="single" w:color="auto" w:sz="6" w:space="0"/>
+              <w:bottom w:val="single" w:color="auto" w:sz="6" w:space="0"/>
+              <w:right w:val="single" w:color="auto" w:sz="6" w:space="0"/>
             </w:tcBorders>
             <w:tcMar>
               <w:top w:w="240" w:type="dxa"/>
@@ -1473,10 +1473,10 @@
           <w:tcPr>
             <w:tcW w:w="1779" w:type="dxa"/>
             <w:tcBorders>
-              <w:top w:val="single" w:sz="6" w:space="0" w:color="auto"/>
-              <w:left w:val="single" w:sz="6" w:space="0" w:color="auto"/>
-              <w:bottom w:val="single" w:sz="6" w:space="0" w:color="auto"/>
-              <w:right w:val="single" w:sz="6" w:space="0" w:color="auto"/>
+              <w:top w:val="single" w:color="auto" w:sz="6" w:space="0"/>
+              <w:left w:val="single" w:color="auto" w:sz="6" w:space="0"/>
+              <w:bottom w:val="single" w:color="auto" w:sz="6" w:space="0"/>
+              <w:right w:val="single" w:color="auto" w:sz="6" w:space="0"/>
             </w:tcBorders>
             <w:tcMar>
               <w:top w:w="240" w:type="dxa"/>
@@ -1503,10 +1503,10 @@
           <w:tcPr>
             <w:tcW w:w="4581" w:type="dxa"/>
             <w:tcBorders>
-              <w:top w:val="single" w:sz="6" w:space="0" w:color="auto"/>
-              <w:left w:val="single" w:sz="6" w:space="0" w:color="auto"/>
-              <w:bottom w:val="single" w:sz="6" w:space="0" w:color="auto"/>
-              <w:right w:val="single" w:sz="6" w:space="0" w:color="auto"/>
+              <w:top w:val="single" w:color="auto" w:sz="6" w:space="0"/>
+              <w:left w:val="single" w:color="auto" w:sz="6" w:space="0"/>
+              <w:bottom w:val="single" w:color="auto" w:sz="6" w:space="0"/>
+              <w:right w:val="single" w:color="auto" w:sz="6" w:space="0"/>
             </w:tcBorders>
             <w:tcMar>
               <w:top w:w="240" w:type="dxa"/>
@@ -1555,10 +1555,10 @@
           <w:tcPr>
             <w:tcW w:w="1949" w:type="dxa"/>
             <w:tcBorders>
-              <w:top w:val="single" w:sz="6" w:space="0" w:color="auto"/>
-              <w:left w:val="single" w:sz="6" w:space="0" w:color="auto"/>
-              <w:bottom w:val="single" w:sz="6" w:space="0" w:color="auto"/>
-              <w:right w:val="single" w:sz="6" w:space="0" w:color="auto"/>
+              <w:top w:val="single" w:color="auto" w:sz="6" w:space="0"/>
+              <w:left w:val="single" w:color="auto" w:sz="6" w:space="0"/>
+              <w:bottom w:val="single" w:color="auto" w:sz="6" w:space="0"/>
+              <w:right w:val="single" w:color="auto" w:sz="6" w:space="0"/>
             </w:tcBorders>
             <w:tcMar>
               <w:top w:w="240" w:type="dxa"/>
@@ -1586,10 +1586,10 @@
           <w:tcPr>
             <w:tcW w:w="1779" w:type="dxa"/>
             <w:tcBorders>
-              <w:top w:val="single" w:sz="6" w:space="0" w:color="auto"/>
-              <w:left w:val="single" w:sz="6" w:space="0" w:color="auto"/>
-              <w:bottom w:val="single" w:sz="6" w:space="0" w:color="auto"/>
-              <w:right w:val="single" w:sz="6" w:space="0" w:color="auto"/>
+              <w:top w:val="single" w:color="auto" w:sz="6" w:space="0"/>
+              <w:left w:val="single" w:color="auto" w:sz="6" w:space="0"/>
+              <w:bottom w:val="single" w:color="auto" w:sz="6" w:space="0"/>
+              <w:right w:val="single" w:color="auto" w:sz="6" w:space="0"/>
             </w:tcBorders>
             <w:tcMar>
               <w:top w:w="240" w:type="dxa"/>
@@ -1616,10 +1616,10 @@
           <w:tcPr>
             <w:tcW w:w="4581" w:type="dxa"/>
             <w:tcBorders>
-              <w:top w:val="single" w:sz="6" w:space="0" w:color="auto"/>
-              <w:left w:val="single" w:sz="6" w:space="0" w:color="auto"/>
-              <w:bottom w:val="single" w:sz="6" w:space="0" w:color="auto"/>
-              <w:right w:val="single" w:sz="6" w:space="0" w:color="auto"/>
+              <w:top w:val="single" w:color="auto" w:sz="6" w:space="0"/>
+              <w:left w:val="single" w:color="auto" w:sz="6" w:space="0"/>
+              <w:bottom w:val="single" w:color="auto" w:sz="6" w:space="0"/>
+              <w:right w:val="single" w:color="auto" w:sz="6" w:space="0"/>
             </w:tcBorders>
             <w:tcMar>
               <w:top w:w="240" w:type="dxa"/>
@@ -1668,10 +1668,10 @@
           <w:tcPr>
             <w:tcW w:w="1949" w:type="dxa"/>
             <w:tcBorders>
-              <w:top w:val="single" w:sz="6" w:space="0" w:color="auto"/>
-              <w:left w:val="single" w:sz="6" w:space="0" w:color="auto"/>
-              <w:bottom w:val="single" w:sz="6" w:space="0" w:color="auto"/>
-              <w:right w:val="single" w:sz="6" w:space="0" w:color="auto"/>
+              <w:top w:val="single" w:color="auto" w:sz="6" w:space="0"/>
+              <w:left w:val="single" w:color="auto" w:sz="6" w:space="0"/>
+              <w:bottom w:val="single" w:color="auto" w:sz="6" w:space="0"/>
+              <w:right w:val="single" w:color="auto" w:sz="6" w:space="0"/>
             </w:tcBorders>
             <w:tcMar>
               <w:top w:w="240" w:type="dxa"/>
@@ -1698,10 +1698,10 @@
           <w:tcPr>
             <w:tcW w:w="1779" w:type="dxa"/>
             <w:tcBorders>
-              <w:top w:val="single" w:sz="6" w:space="0" w:color="auto"/>
-              <w:left w:val="single" w:sz="6" w:space="0" w:color="auto"/>
-              <w:bottom w:val="single" w:sz="6" w:space="0" w:color="auto"/>
-              <w:right w:val="single" w:sz="6" w:space="0" w:color="auto"/>
+              <w:top w:val="single" w:color="auto" w:sz="6" w:space="0"/>
+              <w:left w:val="single" w:color="auto" w:sz="6" w:space="0"/>
+              <w:bottom w:val="single" w:color="auto" w:sz="6" w:space="0"/>
+              <w:right w:val="single" w:color="auto" w:sz="6" w:space="0"/>
             </w:tcBorders>
             <w:tcMar>
               <w:top w:w="240" w:type="dxa"/>
@@ -1728,10 +1728,10 @@
           <w:tcPr>
             <w:tcW w:w="4581" w:type="dxa"/>
             <w:tcBorders>
-              <w:top w:val="single" w:sz="6" w:space="0" w:color="auto"/>
-              <w:left w:val="single" w:sz="6" w:space="0" w:color="auto"/>
-              <w:bottom w:val="single" w:sz="6" w:space="0" w:color="auto"/>
-              <w:right w:val="single" w:sz="6" w:space="0" w:color="auto"/>
+              <w:top w:val="single" w:color="auto" w:sz="6" w:space="0"/>
+              <w:left w:val="single" w:color="auto" w:sz="6" w:space="0"/>
+              <w:bottom w:val="single" w:color="auto" w:sz="6" w:space="0"/>
+              <w:right w:val="single" w:color="auto" w:sz="6" w:space="0"/>
             </w:tcBorders>
             <w:tcMar>
               <w:top w:w="240" w:type="dxa"/>
@@ -2027,7 +2027,7 @@
     <w:p>
       <w:pPr>
         <w:pBdr>
-          <w:bottom w:val="single" w:sz="6" w:space="1" w:color="auto"/>
+          <w:bottom w:val="single" w:color="auto" w:sz="6" w:space="1"/>
         </w:pBdr>
         <w:spacing w:before="240" w:after="240"/>
         <w:rPr>
@@ -2066,7 +2066,7 @@
     <w:p>
       <w:pPr>
         <w:pBdr>
-          <w:bottom w:val="single" w:sz="6" w:space="1" w:color="auto"/>
+          <w:bottom w:val="single" w:color="auto" w:sz="6" w:space="1"/>
         </w:pBdr>
         <w:spacing w:before="240" w:after="240"/>
         <w:rPr>
@@ -2403,16 +2403,26 @@
         </w:numPr>
         <w:spacing w:line="278" w:lineRule="auto"/>
         <w:ind w:left="2508"/>
-      </w:pPr>
-      <w:r>
+        <w:rPr/>
+      </w:pPr>
+      <w:r>
+        <w:rPr/>
         <w:t xml:space="preserve">Logowanie za pomocą </w:t>
       </w:r>
-      <w:proofErr w:type="spellStart"/>
-      <w:r>
-        <w:t>emial</w:t>
-      </w:r>
-      <w:proofErr w:type="spellEnd"/>
-      <w:r>
+      <w:r>
+        <w:rPr/>
+        <w:t>em</w:t>
+      </w:r>
+      <w:r>
+        <w:rPr/>
+        <w:t>ai</w:t>
+      </w:r>
+      <w:r>
+        <w:rPr/>
+        <w:t>l</w:t>
+      </w:r>
+      <w:r>
+        <w:rPr/>
         <w:t xml:space="preserve"> i hasło </w:t>
       </w:r>
     </w:p>
@@ -3483,16 +3493,26 @@
           <w:numId w:val="26"/>
         </w:numPr>
         <w:spacing w:line="278" w:lineRule="auto"/>
-      </w:pPr>
-      <w:r>
+        <w:rPr/>
+      </w:pPr>
+      <w:r>
+        <w:rPr/>
         <w:t xml:space="preserve">Logowanie za pomocą </w:t>
       </w:r>
-      <w:proofErr w:type="spellStart"/>
-      <w:r>
-        <w:t>emial</w:t>
-      </w:r>
-      <w:proofErr w:type="spellEnd"/>
-      <w:r>
+      <w:r>
+        <w:rPr/>
+        <w:t>em</w:t>
+      </w:r>
+      <w:r>
+        <w:rPr/>
+        <w:t>ai</w:t>
+      </w:r>
+      <w:r>
+        <w:rPr/>
+        <w:t>l</w:t>
+      </w:r>
+      <w:r>
+        <w:rPr/>
         <w:t xml:space="preserve"> i hasło </w:t>
       </w:r>
     </w:p>
@@ -4624,42 +4644,40 @@
         <w:spacing w:after="0" w:line="278" w:lineRule="auto"/>
         <w:ind w:left="1134"/>
         <w:rPr>
-          <w:rFonts w:eastAsiaTheme="minorEastAsia"/>
-        </w:rPr>
-      </w:pPr>
-      <w:r>
-        <w:rPr>
-          <w:rFonts w:eastAsiaTheme="minorEastAsia"/>
-          <w:b/>
-          <w:bCs/>
+          <w:rFonts w:eastAsia="" w:eastAsiaTheme="minorEastAsia"/>
+        </w:rPr>
+      </w:pPr>
+      <w:r>
+        <w:rPr>
+          <w:rFonts w:eastAsia="" w:eastAsiaTheme="minorEastAsia"/>
+          <w:b w:val="1"/>
+          <w:bCs w:val="1"/>
         </w:rPr>
         <w:t xml:space="preserve">&lt;&lt;return&gt;&gt; obiekt </w:t>
       </w:r>
-      <w:proofErr w:type="spellStart"/>
-      <w:r>
-        <w:rPr>
-          <w:rFonts w:eastAsiaTheme="minorEastAsia"/>
-          <w:b/>
-          <w:bCs/>
-        </w:rPr>
-        <w:t>podtwierdzenie</w:t>
-      </w:r>
-      <w:proofErr w:type="spellEnd"/>
-      <w:r>
-        <w:rPr>
-          <w:rFonts w:eastAsiaTheme="minorEastAsia"/>
+      <w:r>
+        <w:rPr>
+          <w:rFonts w:eastAsia="" w:eastAsiaTheme="minorEastAsia"/>
+          <w:b w:val="1"/>
+          <w:bCs w:val="1"/>
+        </w:rPr>
+        <w:t>potwierdzenie</w:t>
+      </w:r>
+      <w:r>
+        <w:rPr>
+          <w:rFonts w:eastAsia="" w:eastAsiaTheme="minorEastAsia"/>
         </w:rPr>
         <w:t xml:space="preserve"> – Zwrot wygenerowanego</w:t>
       </w:r>
       <w:r>
         <w:rPr>
-          <w:rFonts w:eastAsiaTheme="minorEastAsia"/>
+          <w:rFonts w:eastAsia="" w:eastAsiaTheme="minorEastAsia"/>
         </w:rPr>
         <w:t xml:space="preserve"> </w:t>
       </w:r>
       <w:r>
         <w:rPr>
-          <w:rFonts w:eastAsiaTheme="minorEastAsia"/>
+          <w:rFonts w:eastAsia="" w:eastAsiaTheme="minorEastAsia"/>
         </w:rPr>
         <w:t>obiektu potwierdzenia do zlecenia.</w:t>
       </w:r>
@@ -4669,55 +4687,52 @@
         <w:spacing w:after="0" w:line="278" w:lineRule="auto"/>
         <w:ind w:left="1134"/>
         <w:rPr>
-          <w:rFonts w:eastAsiaTheme="minorEastAsia"/>
-        </w:rPr>
-      </w:pPr>
-      <w:r>
-        <w:rPr>
-          <w:rFonts w:eastAsiaTheme="minorEastAsia"/>
-          <w:b/>
-          <w:bCs/>
-        </w:rPr>
-        <w:lastRenderedPageBreak/>
+          <w:rFonts w:eastAsia="" w:eastAsiaTheme="minorEastAsia"/>
+        </w:rPr>
+      </w:pPr>
+      <w:r>
+        <w:rPr>
+          <w:rFonts w:eastAsia="" w:eastAsiaTheme="minorEastAsia"/>
+          <w:b w:val="1"/>
+          <w:bCs w:val="1"/>
+        </w:rPr>
         <w:t xml:space="preserve">&lt;&lt;return&gt;&gt; zlecenie </w:t>
       </w:r>
-      <w:proofErr w:type="spellStart"/>
-      <w:r>
-        <w:rPr>
-          <w:rFonts w:eastAsiaTheme="minorEastAsia"/>
-          <w:b/>
-          <w:bCs/>
-        </w:rPr>
-        <w:t>podtwierdzone</w:t>
-      </w:r>
-      <w:proofErr w:type="spellEnd"/>
-      <w:r>
-        <w:rPr>
-          <w:rFonts w:eastAsiaTheme="minorEastAsia"/>
+      <w:r>
+        <w:rPr>
+          <w:rFonts w:eastAsia="" w:eastAsiaTheme="minorEastAsia"/>
+          <w:b w:val="1"/>
+          <w:bCs w:val="1"/>
+        </w:rPr>
+        <w:t>potwierdzone</w:t>
+      </w:r>
+      <w:r>
+        <w:rPr>
+          <w:rFonts w:eastAsia="" w:eastAsiaTheme="minorEastAsia"/>
         </w:rPr>
         <w:t xml:space="preserve"> – Komunikat zwrotny z</w:t>
       </w:r>
       <w:r>
         <w:rPr>
-          <w:rFonts w:eastAsiaTheme="minorEastAsia"/>
+          <w:rFonts w:eastAsia="" w:eastAsiaTheme="minorEastAsia"/>
         </w:rPr>
         <w:t xml:space="preserve"> </w:t>
       </w:r>
       <w:r>
         <w:rPr>
-          <w:rFonts w:eastAsiaTheme="minorEastAsia"/>
+          <w:rFonts w:eastAsia="" w:eastAsiaTheme="minorEastAsia"/>
         </w:rPr>
         <w:t>obiektu zlecenia do Interfejsu systemu, informujący o</w:t>
       </w:r>
       <w:r>
         <w:rPr>
-          <w:rFonts w:eastAsiaTheme="minorEastAsia"/>
+          <w:rFonts w:eastAsia="" w:eastAsiaTheme="minorEastAsia"/>
         </w:rPr>
         <w:t xml:space="preserve"> </w:t>
       </w:r>
       <w:r>
         <w:rPr>
-          <w:rFonts w:eastAsiaTheme="minorEastAsia"/>
+          <w:rFonts w:eastAsia="" w:eastAsiaTheme="minorEastAsia"/>
         </w:rPr>
         <w:t xml:space="preserve">poprawnym zakończeniu całej operacji </w:t>
       </w:r>
@@ -4727,66 +4742,64 @@
         <w:spacing w:after="0" w:line="278" w:lineRule="auto"/>
         <w:ind w:left="1134"/>
         <w:rPr>
-          <w:rFonts w:eastAsiaTheme="minorEastAsia"/>
-        </w:rPr>
-      </w:pPr>
-      <w:r>
-        <w:rPr>
-          <w:rFonts w:eastAsiaTheme="minorEastAsia"/>
-          <w:b/>
-          <w:bCs/>
+          <w:rFonts w:eastAsia="" w:eastAsiaTheme="minorEastAsia"/>
+        </w:rPr>
+      </w:pPr>
+      <w:r>
+        <w:rPr>
+          <w:rFonts w:eastAsia="" w:eastAsiaTheme="minorEastAsia"/>
+          <w:b w:val="1"/>
+          <w:bCs w:val="1"/>
         </w:rPr>
         <w:t xml:space="preserve">&lt;&lt;return&gt;&gt; wyświetl </w:t>
       </w:r>
-      <w:proofErr w:type="spellStart"/>
-      <w:r>
-        <w:rPr>
-          <w:rFonts w:eastAsiaTheme="minorEastAsia"/>
-          <w:b/>
-          <w:bCs/>
-        </w:rPr>
-        <w:t>podtwierdzenie</w:t>
-      </w:r>
-      <w:proofErr w:type="spellEnd"/>
-      <w:r>
-        <w:rPr>
-          <w:rFonts w:eastAsiaTheme="minorEastAsia"/>
+      <w:r>
+        <w:rPr>
+          <w:rFonts w:eastAsia="" w:eastAsiaTheme="minorEastAsia"/>
+          <w:b w:val="1"/>
+          <w:bCs w:val="1"/>
+        </w:rPr>
+        <w:t>potwierdzenie</w:t>
+      </w:r>
+      <w:r>
+        <w:rPr>
+          <w:rFonts w:eastAsia="" w:eastAsiaTheme="minorEastAsia"/>
         </w:rPr>
         <w:t xml:space="preserve"> – Ostateczny komunikat</w:t>
       </w:r>
       <w:r>
         <w:rPr>
-          <w:rFonts w:eastAsiaTheme="minorEastAsia"/>
+          <w:rFonts w:eastAsia="" w:eastAsiaTheme="minorEastAsia"/>
         </w:rPr>
         <w:t xml:space="preserve"> </w:t>
       </w:r>
       <w:r>
         <w:rPr>
-          <w:rFonts w:eastAsiaTheme="minorEastAsia"/>
+          <w:rFonts w:eastAsia="" w:eastAsiaTheme="minorEastAsia"/>
         </w:rPr>
         <w:t>przekazywany z Interfejsu systemu do Klienta, powodujący</w:t>
       </w:r>
       <w:r>
         <w:rPr>
-          <w:rFonts w:eastAsiaTheme="minorEastAsia"/>
+          <w:rFonts w:eastAsia="" w:eastAsiaTheme="minorEastAsia"/>
         </w:rPr>
         <w:t xml:space="preserve"> </w:t>
       </w:r>
       <w:r>
         <w:rPr>
-          <w:rFonts w:eastAsiaTheme="minorEastAsia"/>
+          <w:rFonts w:eastAsia="" w:eastAsiaTheme="minorEastAsia"/>
         </w:rPr>
         <w:t>wyświetlenie na ekranie końcowego podsumowania rezerwacji</w:t>
       </w:r>
       <w:r>
         <w:rPr>
-          <w:rFonts w:eastAsiaTheme="minorEastAsia"/>
+          <w:rFonts w:eastAsia="" w:eastAsiaTheme="minorEastAsia"/>
         </w:rPr>
         <w:t xml:space="preserve"> </w:t>
       </w:r>
       <w:r>
         <w:rPr>
-          <w:rFonts w:eastAsiaTheme="minorEastAsia"/>
+          <w:rFonts w:eastAsia="" w:eastAsiaTheme="minorEastAsia"/>
         </w:rPr>
         <w:t xml:space="preserve">wizyty ze szczegółami. </w:t>
       </w:r>
@@ -4894,13 +4907,13 @@
         <w:spacing w:after="0"/>
         <w:ind w:left="708"/>
         <w:rPr>
-          <w:rFonts w:ascii="Aptos" w:eastAsia="Aptos" w:hAnsi="Aptos" w:cs="Aptos"/>
+          <w:rFonts w:ascii="Aptos" w:hAnsi="Aptos" w:eastAsia="Aptos" w:cs="Aptos"/>
           <w:color w:val="000000" w:themeColor="text1"/>
         </w:rPr>
       </w:pPr>
       <w:r>
         <w:rPr>
-          <w:rFonts w:ascii="Aptos" w:eastAsia="Aptos" w:hAnsi="Aptos" w:cs="Aptos"/>
+          <w:rFonts w:ascii="Aptos" w:hAnsi="Aptos" w:eastAsia="Aptos" w:cs="Aptos"/>
           <w:b/>
           <w:bCs/>
           <w:color w:val="000000" w:themeColor="text1"/>
@@ -4910,7 +4923,7 @@
       </w:r>
       <w:r>
         <w:rPr>
-          <w:rFonts w:ascii="Aptos" w:eastAsia="Aptos" w:hAnsi="Aptos" w:cs="Aptos"/>
+          <w:rFonts w:ascii="Aptos" w:hAnsi="Aptos" w:eastAsia="Aptos" w:cs="Aptos"/>
           <w:color w:val="000000" w:themeColor="text1"/>
         </w:rPr>
         <w:t xml:space="preserve"> – Klient (aktor) inicjuje proces, zgłaszając chęć rejestracji w systemie.</w:t>
@@ -4921,13 +4934,13 @@
         <w:spacing w:after="0"/>
         <w:ind w:left="708"/>
         <w:rPr>
-          <w:rFonts w:ascii="Aptos" w:eastAsia="Aptos" w:hAnsi="Aptos" w:cs="Aptos"/>
+          <w:rFonts w:ascii="Aptos" w:hAnsi="Aptos" w:eastAsia="Aptos" w:cs="Aptos"/>
           <w:color w:val="000000" w:themeColor="text1"/>
         </w:rPr>
       </w:pPr>
       <w:r>
         <w:rPr>
-          <w:rFonts w:ascii="Aptos" w:eastAsia="Aptos" w:hAnsi="Aptos" w:cs="Aptos"/>
+          <w:rFonts w:ascii="Aptos" w:hAnsi="Aptos" w:eastAsia="Aptos" w:cs="Aptos"/>
           <w:b/>
           <w:bCs/>
           <w:color w:val="000000" w:themeColor="text1"/>
@@ -4936,7 +4949,7 @@
       </w:r>
       <w:r>
         <w:rPr>
-          <w:rFonts w:ascii="Aptos" w:eastAsia="Aptos" w:hAnsi="Aptos" w:cs="Aptos"/>
+          <w:rFonts w:ascii="Aptos" w:hAnsi="Aptos" w:eastAsia="Aptos" w:cs="Aptos"/>
           <w:color w:val="000000" w:themeColor="text1"/>
         </w:rPr>
         <w:t xml:space="preserve"> – Interfejs Rejestracji generuje i pokazuje użytkownikowi pusty formularz rejestracyjny.</w:t>
@@ -4947,13 +4960,13 @@
         <w:spacing w:after="0"/>
         <w:ind w:left="708"/>
         <w:rPr>
-          <w:rFonts w:ascii="Aptos" w:eastAsia="Aptos" w:hAnsi="Aptos" w:cs="Aptos"/>
+          <w:rFonts w:ascii="Aptos" w:hAnsi="Aptos" w:eastAsia="Aptos" w:cs="Aptos"/>
           <w:color w:val="000000" w:themeColor="text1"/>
         </w:rPr>
       </w:pPr>
       <w:r>
         <w:rPr>
-          <w:rFonts w:ascii="Aptos" w:eastAsia="Aptos" w:hAnsi="Aptos" w:cs="Aptos"/>
+          <w:rFonts w:ascii="Aptos" w:hAnsi="Aptos" w:eastAsia="Aptos" w:cs="Aptos"/>
           <w:b/>
           <w:bCs/>
           <w:color w:val="000000" w:themeColor="text1"/>
@@ -4962,14 +4975,14 @@
       </w:r>
       <w:r>
         <w:rPr>
-          <w:rFonts w:ascii="Aptos" w:eastAsia="Aptos" w:hAnsi="Aptos" w:cs="Aptos"/>
+          <w:rFonts w:ascii="Aptos" w:hAnsi="Aptos" w:eastAsia="Aptos" w:cs="Aptos"/>
           <w:color w:val="000000" w:themeColor="text1"/>
         </w:rPr>
         <w:t xml:space="preserve"> </w:t>
       </w:r>
       <w:r>
         <w:rPr>
-          <w:rFonts w:ascii="Aptos" w:eastAsia="Aptos" w:hAnsi="Aptos" w:cs="Aptos"/>
+          <w:rFonts w:ascii="Aptos" w:hAnsi="Aptos" w:eastAsia="Aptos" w:cs="Aptos"/>
           <w:i/>
           <w:iCs/>
           <w:color w:val="000000" w:themeColor="text1"/>
@@ -4978,7 +4991,7 @@
       </w:r>
       <w:r>
         <w:rPr>
-          <w:rFonts w:ascii="Aptos" w:eastAsia="Aptos" w:hAnsi="Aptos" w:cs="Aptos"/>
+          <w:rFonts w:ascii="Aptos" w:hAnsi="Aptos" w:eastAsia="Aptos" w:cs="Aptos"/>
           <w:color w:val="000000" w:themeColor="text1"/>
         </w:rPr>
         <w:t xml:space="preserve"> – Klient wprowadza swoje dane osobowe i teleadresowe w odpowiednie pola formularza.</w:t>
@@ -4989,13 +5002,13 @@
         <w:spacing w:after="0"/>
         <w:ind w:left="708"/>
         <w:rPr>
-          <w:rFonts w:ascii="Aptos" w:eastAsia="Aptos" w:hAnsi="Aptos" w:cs="Aptos"/>
+          <w:rFonts w:ascii="Aptos" w:hAnsi="Aptos" w:eastAsia="Aptos" w:cs="Aptos"/>
           <w:color w:val="000000" w:themeColor="text1"/>
         </w:rPr>
       </w:pPr>
       <w:r>
         <w:rPr>
-          <w:rFonts w:ascii="Aptos" w:eastAsia="Aptos" w:hAnsi="Aptos" w:cs="Aptos"/>
+          <w:rFonts w:ascii="Aptos" w:hAnsi="Aptos" w:eastAsia="Aptos" w:cs="Aptos"/>
           <w:b/>
           <w:bCs/>
           <w:color w:val="000000" w:themeColor="text1"/>
@@ -5004,14 +5017,14 @@
       </w:r>
       <w:r>
         <w:rPr>
-          <w:rFonts w:ascii="Aptos" w:eastAsia="Aptos" w:hAnsi="Aptos" w:cs="Aptos"/>
+          <w:rFonts w:ascii="Aptos" w:hAnsi="Aptos" w:eastAsia="Aptos" w:cs="Aptos"/>
           <w:color w:val="000000" w:themeColor="text1"/>
         </w:rPr>
         <w:t xml:space="preserve"> </w:t>
       </w:r>
       <w:r>
         <w:rPr>
-          <w:rFonts w:ascii="Aptos" w:eastAsia="Aptos" w:hAnsi="Aptos" w:cs="Aptos"/>
+          <w:rFonts w:ascii="Aptos" w:hAnsi="Aptos" w:eastAsia="Aptos" w:cs="Aptos"/>
           <w:i/>
           <w:iCs/>
           <w:color w:val="000000" w:themeColor="text1"/>
@@ -5020,7 +5033,7 @@
       </w:r>
       <w:r>
         <w:rPr>
-          <w:rFonts w:ascii="Aptos" w:eastAsia="Aptos" w:hAnsi="Aptos" w:cs="Aptos"/>
+          <w:rFonts w:ascii="Aptos" w:hAnsi="Aptos" w:eastAsia="Aptos" w:cs="Aptos"/>
           <w:color w:val="000000" w:themeColor="text1"/>
         </w:rPr>
         <w:t xml:space="preserve"> – Interfejs Rejestracji wykonuje wewnętrzną walidację, sprawdzając, czy użytkownik wypełnił wszystkie wymagane pola.</w:t>
@@ -5031,13 +5044,13 @@
         <w:spacing w:after="0"/>
         <w:ind w:left="708"/>
         <w:rPr>
-          <w:rFonts w:ascii="Aptos" w:eastAsia="Aptos" w:hAnsi="Aptos" w:cs="Aptos"/>
+          <w:rFonts w:ascii="Aptos" w:hAnsi="Aptos" w:eastAsia="Aptos" w:cs="Aptos"/>
           <w:color w:val="000000" w:themeColor="text1"/>
         </w:rPr>
       </w:pPr>
       <w:r>
         <w:rPr>
-          <w:rFonts w:ascii="Aptos" w:eastAsia="Aptos" w:hAnsi="Aptos" w:cs="Aptos"/>
+          <w:rFonts w:ascii="Aptos" w:hAnsi="Aptos" w:eastAsia="Aptos" w:cs="Aptos"/>
           <w:b/>
           <w:bCs/>
           <w:color w:val="000000" w:themeColor="text1"/>
@@ -5046,14 +5059,14 @@
       </w:r>
       <w:r>
         <w:rPr>
-          <w:rFonts w:ascii="Aptos" w:eastAsia="Aptos" w:hAnsi="Aptos" w:cs="Aptos"/>
+          <w:rFonts w:ascii="Aptos" w:hAnsi="Aptos" w:eastAsia="Aptos" w:cs="Aptos"/>
           <w:color w:val="000000" w:themeColor="text1"/>
         </w:rPr>
         <w:t xml:space="preserve"> </w:t>
       </w:r>
       <w:r>
         <w:rPr>
-          <w:rFonts w:ascii="Aptos" w:eastAsia="Aptos" w:hAnsi="Aptos" w:cs="Aptos"/>
+          <w:rFonts w:ascii="Aptos" w:hAnsi="Aptos" w:eastAsia="Aptos" w:cs="Aptos"/>
           <w:i/>
           <w:iCs/>
           <w:color w:val="000000" w:themeColor="text1"/>
@@ -5062,7 +5075,7 @@
       </w:r>
       <w:r>
         <w:rPr>
-          <w:rFonts w:ascii="Aptos" w:eastAsia="Aptos" w:hAnsi="Aptos" w:cs="Aptos"/>
+          <w:rFonts w:ascii="Aptos" w:hAnsi="Aptos" w:eastAsia="Aptos" w:cs="Aptos"/>
           <w:color w:val="000000" w:themeColor="text1"/>
         </w:rPr>
         <w:t xml:space="preserve"> – Interfejs Rejestracji informuje klienta o brakujących danych i prosi o ich poprawne wpisanie.</w:t>
@@ -5073,13 +5086,13 @@
         <w:spacing w:after="0"/>
         <w:ind w:left="708"/>
         <w:rPr>
-          <w:rFonts w:ascii="Aptos" w:eastAsia="Aptos" w:hAnsi="Aptos" w:cs="Aptos"/>
+          <w:rFonts w:ascii="Aptos" w:hAnsi="Aptos" w:eastAsia="Aptos" w:cs="Aptos"/>
           <w:color w:val="000000" w:themeColor="text1"/>
         </w:rPr>
       </w:pPr>
       <w:r>
         <w:rPr>
-          <w:rFonts w:ascii="Aptos" w:eastAsia="Aptos" w:hAnsi="Aptos" w:cs="Aptos"/>
+          <w:rFonts w:ascii="Aptos" w:hAnsi="Aptos" w:eastAsia="Aptos" w:cs="Aptos"/>
           <w:b/>
           <w:bCs/>
           <w:color w:val="000000" w:themeColor="text1"/>
@@ -5088,7 +5101,7 @@
       </w:r>
       <w:r>
         <w:rPr>
-          <w:rFonts w:ascii="Aptos" w:eastAsia="Aptos" w:hAnsi="Aptos" w:cs="Aptos"/>
+          <w:rFonts w:ascii="Aptos" w:hAnsi="Aptos" w:eastAsia="Aptos" w:cs="Aptos"/>
           <w:color w:val="000000" w:themeColor="text1"/>
         </w:rPr>
         <w:t xml:space="preserve"> – Zatwierdzony i kompletny formularz zostaje przekazany dalej do systemu w celu dalszej weryfikacji.</w:t>
@@ -5099,13 +5112,13 @@
         <w:spacing w:after="0"/>
         <w:ind w:left="708"/>
         <w:rPr>
-          <w:rFonts w:ascii="Aptos" w:eastAsia="Aptos" w:hAnsi="Aptos" w:cs="Aptos"/>
+          <w:rFonts w:ascii="Aptos" w:hAnsi="Aptos" w:eastAsia="Aptos" w:cs="Aptos"/>
           <w:color w:val="000000" w:themeColor="text1"/>
         </w:rPr>
       </w:pPr>
       <w:r>
         <w:rPr>
-          <w:rFonts w:ascii="Aptos" w:eastAsia="Aptos" w:hAnsi="Aptos" w:cs="Aptos"/>
+          <w:rFonts w:ascii="Aptos" w:hAnsi="Aptos" w:eastAsia="Aptos" w:cs="Aptos"/>
           <w:b/>
           <w:bCs/>
           <w:color w:val="000000" w:themeColor="text1"/>
@@ -5114,7 +5127,7 @@
       </w:r>
       <w:r>
         <w:rPr>
-          <w:rFonts w:ascii="Aptos" w:eastAsia="Aptos" w:hAnsi="Aptos" w:cs="Aptos"/>
+          <w:rFonts w:ascii="Aptos" w:hAnsi="Aptos" w:eastAsia="Aptos" w:cs="Aptos"/>
           <w:color w:val="000000" w:themeColor="text1"/>
         </w:rPr>
         <w:t xml:space="preserve"> – Interfejs Rejestracji wysyła zapytanie do wewnętrznego systemu/bazy danych Klienta, aby sprawdzić dostępność podanego adresu e-mail.</w:t>
@@ -5125,13 +5138,13 @@
         <w:spacing w:after="0"/>
         <w:ind w:left="708"/>
         <w:rPr>
-          <w:rFonts w:ascii="Aptos" w:eastAsia="Aptos" w:hAnsi="Aptos" w:cs="Aptos"/>
+          <w:rFonts w:ascii="Aptos" w:hAnsi="Aptos" w:eastAsia="Aptos" w:cs="Aptos"/>
           <w:color w:val="000000" w:themeColor="text1"/>
         </w:rPr>
       </w:pPr>
       <w:r>
         <w:rPr>
-          <w:rFonts w:ascii="Aptos" w:eastAsia="Aptos" w:hAnsi="Aptos" w:cs="Aptos"/>
+          <w:rFonts w:ascii="Aptos" w:hAnsi="Aptos" w:eastAsia="Aptos" w:cs="Aptos"/>
           <w:b/>
           <w:bCs/>
           <w:color w:val="000000" w:themeColor="text1"/>
@@ -5140,7 +5153,7 @@
       </w:r>
       <w:r>
         <w:rPr>
-          <w:rFonts w:ascii="Aptos" w:eastAsia="Aptos" w:hAnsi="Aptos" w:cs="Aptos"/>
+          <w:rFonts w:ascii="Aptos" w:hAnsi="Aptos" w:eastAsia="Aptos" w:cs="Aptos"/>
           <w:color w:val="000000" w:themeColor="text1"/>
         </w:rPr>
         <w:t xml:space="preserve"> – Baza danych zwraca do Interfejsu Rejestracji informację zwrotną, czy dany adres e-mail jest już zajęty, czy wolny.</w:t>
@@ -5150,13 +5163,13 @@
       <w:pPr>
         <w:ind w:left="708"/>
         <w:rPr>
-          <w:rFonts w:ascii="Aptos" w:eastAsia="Aptos" w:hAnsi="Aptos" w:cs="Aptos"/>
+          <w:rFonts w:ascii="Aptos" w:hAnsi="Aptos" w:eastAsia="Aptos" w:cs="Aptos"/>
           <w:color w:val="000000" w:themeColor="text1"/>
         </w:rPr>
       </w:pPr>
       <w:r>
         <w:rPr>
-          <w:rFonts w:ascii="Aptos" w:eastAsia="Aptos" w:hAnsi="Aptos" w:cs="Aptos"/>
+          <w:rFonts w:ascii="Aptos" w:hAnsi="Aptos" w:eastAsia="Aptos" w:cs="Aptos"/>
           <w:b/>
           <w:bCs/>
           <w:color w:val="000000" w:themeColor="text1"/>
@@ -5165,7 +5178,7 @@
       </w:r>
       <w:r>
         <w:rPr>
-          <w:rFonts w:ascii="Aptos" w:eastAsia="Aptos" w:hAnsi="Aptos" w:cs="Aptos"/>
+          <w:rFonts w:ascii="Aptos" w:hAnsi="Aptos" w:eastAsia="Aptos" w:cs="Aptos"/>
           <w:color w:val="000000" w:themeColor="text1"/>
         </w:rPr>
         <w:t xml:space="preserve"> – Interfejs informuje użytkownika, że ten e-mail jest już zajęty i żąda wpisania innego adresu. </w:t>
@@ -5175,13 +5188,13 @@
       <w:pPr>
         <w:ind w:left="708"/>
         <w:rPr>
-          <w:rFonts w:ascii="Aptos" w:eastAsia="Aptos" w:hAnsi="Aptos" w:cs="Aptos"/>
+          <w:rFonts w:ascii="Aptos" w:hAnsi="Aptos" w:eastAsia="Aptos" w:cs="Aptos"/>
           <w:color w:val="000000" w:themeColor="text1"/>
         </w:rPr>
       </w:pPr>
       <w:r>
         <w:rPr>
-          <w:rFonts w:ascii="Aptos" w:eastAsia="Aptos" w:hAnsi="Aptos" w:cs="Aptos"/>
+          <w:rFonts w:ascii="Aptos" w:hAnsi="Aptos" w:eastAsia="Aptos" w:cs="Aptos"/>
           <w:b/>
           <w:bCs/>
           <w:color w:val="000000" w:themeColor="text1"/>
@@ -5190,7 +5203,7 @@
       </w:r>
       <w:r>
         <w:rPr>
-          <w:rFonts w:ascii="Aptos" w:eastAsia="Aptos" w:hAnsi="Aptos" w:cs="Aptos"/>
+          <w:rFonts w:ascii="Aptos" w:hAnsi="Aptos" w:eastAsia="Aptos" w:cs="Aptos"/>
           <w:color w:val="000000" w:themeColor="text1"/>
         </w:rPr>
         <w:t xml:space="preserve"> – Klient wprowadza nowy, inny adres e-mail do formularza. </w:t>
@@ -5200,13 +5213,13 @@
       <w:pPr>
         <w:ind w:left="708"/>
         <w:rPr>
-          <w:rFonts w:ascii="Aptos" w:eastAsia="Aptos" w:hAnsi="Aptos" w:cs="Aptos"/>
+          <w:rFonts w:ascii="Aptos" w:hAnsi="Aptos" w:eastAsia="Aptos" w:cs="Aptos"/>
           <w:color w:val="000000" w:themeColor="text1"/>
         </w:rPr>
       </w:pPr>
       <w:r>
         <w:rPr>
-          <w:rFonts w:ascii="Aptos" w:eastAsia="Aptos" w:hAnsi="Aptos" w:cs="Aptos"/>
+          <w:rFonts w:ascii="Aptos" w:hAnsi="Aptos" w:eastAsia="Aptos" w:cs="Aptos"/>
           <w:b/>
           <w:bCs/>
           <w:color w:val="000000" w:themeColor="text1"/>
@@ -5215,7 +5228,7 @@
       </w:r>
       <w:r>
         <w:rPr>
-          <w:rFonts w:ascii="Aptos" w:eastAsia="Aptos" w:hAnsi="Aptos" w:cs="Aptos"/>
+          <w:rFonts w:ascii="Aptos" w:hAnsi="Aptos" w:eastAsia="Aptos" w:cs="Aptos"/>
           <w:color w:val="000000" w:themeColor="text1"/>
         </w:rPr>
         <w:t xml:space="preserve"> – Interfejs Rejestracji prosi o ostateczną weryfikację i poprawę wprowadzonego adresu.</w:t>
@@ -5225,13 +5238,13 @@
       <w:pPr>
         <w:ind w:left="708"/>
         <w:rPr>
-          <w:rFonts w:ascii="Aptos" w:eastAsia="Aptos" w:hAnsi="Aptos" w:cs="Aptos"/>
+          <w:rFonts w:ascii="Aptos" w:hAnsi="Aptos" w:eastAsia="Aptos" w:cs="Aptos"/>
           <w:color w:val="000000" w:themeColor="text1"/>
         </w:rPr>
       </w:pPr>
       <w:r>
         <w:rPr>
-          <w:rFonts w:ascii="Aptos" w:eastAsia="Aptos" w:hAnsi="Aptos" w:cs="Aptos"/>
+          <w:rFonts w:ascii="Aptos" w:hAnsi="Aptos" w:eastAsia="Aptos" w:cs="Aptos"/>
           <w:b/>
           <w:bCs/>
           <w:color w:val="000000" w:themeColor="text1"/>
@@ -5240,7 +5253,7 @@
       </w:r>
       <w:r>
         <w:rPr>
-          <w:rFonts w:ascii="Aptos" w:eastAsia="Aptos" w:hAnsi="Aptos" w:cs="Aptos"/>
+          <w:rFonts w:ascii="Aptos" w:hAnsi="Aptos" w:eastAsia="Aptos" w:cs="Aptos"/>
           <w:color w:val="000000" w:themeColor="text1"/>
         </w:rPr>
         <w:t xml:space="preserve"> – Interfejs Rejestracji uruchamia wewnętrzną akcję wygenerowania i wysłania wiadomości e-mail z odnośnikiem aktywacyjnym. </w:t>
@@ -5250,13 +5263,13 @@
       <w:pPr>
         <w:ind w:left="708"/>
         <w:rPr>
-          <w:rFonts w:ascii="Aptos" w:eastAsia="Aptos" w:hAnsi="Aptos" w:cs="Aptos"/>
+          <w:rFonts w:ascii="Aptos" w:hAnsi="Aptos" w:eastAsia="Aptos" w:cs="Aptos"/>
           <w:color w:val="000000" w:themeColor="text1"/>
         </w:rPr>
       </w:pPr>
       <w:r>
         <w:rPr>
-          <w:rFonts w:ascii="Aptos" w:eastAsia="Aptos" w:hAnsi="Aptos" w:cs="Aptos"/>
+          <w:rFonts w:ascii="Aptos" w:hAnsi="Aptos" w:eastAsia="Aptos" w:cs="Aptos"/>
           <w:b/>
           <w:bCs/>
           <w:color w:val="000000" w:themeColor="text1"/>
@@ -5265,7 +5278,7 @@
       </w:r>
       <w:r>
         <w:rPr>
-          <w:rFonts w:ascii="Aptos" w:eastAsia="Aptos" w:hAnsi="Aptos" w:cs="Aptos"/>
+          <w:rFonts w:ascii="Aptos" w:hAnsi="Aptos" w:eastAsia="Aptos" w:cs="Aptos"/>
           <w:color w:val="000000" w:themeColor="text1"/>
         </w:rPr>
         <w:t xml:space="preserve"> – Interfejs informuje klienta na ekranie, że na jego skrzynkę pocztową została wysłana wiadomość. </w:t>
@@ -5275,13 +5288,13 @@
       <w:pPr>
         <w:ind w:left="708"/>
         <w:rPr>
-          <w:rFonts w:ascii="Aptos" w:eastAsia="Aptos" w:hAnsi="Aptos" w:cs="Aptos"/>
+          <w:rFonts w:ascii="Aptos" w:hAnsi="Aptos" w:eastAsia="Aptos" w:cs="Aptos"/>
           <w:color w:val="000000" w:themeColor="text1"/>
         </w:rPr>
       </w:pPr>
       <w:r>
         <w:rPr>
-          <w:rFonts w:ascii="Aptos" w:eastAsia="Aptos" w:hAnsi="Aptos" w:cs="Aptos"/>
+          <w:rFonts w:ascii="Aptos" w:hAnsi="Aptos" w:eastAsia="Aptos" w:cs="Aptos"/>
           <w:b/>
           <w:bCs/>
           <w:color w:val="000000" w:themeColor="text1"/>
@@ -5290,7 +5303,7 @@
       </w:r>
       <w:r>
         <w:rPr>
-          <w:rFonts w:ascii="Aptos" w:eastAsia="Aptos" w:hAnsi="Aptos" w:cs="Aptos"/>
+          <w:rFonts w:ascii="Aptos" w:hAnsi="Aptos" w:eastAsia="Aptos" w:cs="Aptos"/>
           <w:color w:val="000000" w:themeColor="text1"/>
         </w:rPr>
         <w:t xml:space="preserve"> – Interfejs Rejestracji wysyła do bazy danych polecenie trwałego zapisania nowego konta użytkownika. </w:t>
@@ -5300,13 +5313,13 @@
       <w:pPr>
         <w:ind w:left="708"/>
         <w:rPr>
-          <w:rFonts w:ascii="Aptos" w:eastAsia="Aptos" w:hAnsi="Aptos" w:cs="Aptos"/>
+          <w:rFonts w:ascii="Aptos" w:hAnsi="Aptos" w:eastAsia="Aptos" w:cs="Aptos"/>
           <w:color w:val="000000" w:themeColor="text1"/>
         </w:rPr>
       </w:pPr>
       <w:r>
         <w:rPr>
-          <w:rFonts w:ascii="Aptos" w:eastAsia="Aptos" w:hAnsi="Aptos" w:cs="Aptos"/>
+          <w:rFonts w:ascii="Aptos" w:hAnsi="Aptos" w:eastAsia="Aptos" w:cs="Aptos"/>
           <w:b/>
           <w:bCs/>
           <w:color w:val="000000" w:themeColor="text1"/>
@@ -5315,7 +5328,7 @@
       </w:r>
       <w:r>
         <w:rPr>
-          <w:rFonts w:ascii="Aptos" w:eastAsia="Aptos" w:hAnsi="Aptos" w:cs="Aptos"/>
+          <w:rFonts w:ascii="Aptos" w:hAnsi="Aptos" w:eastAsia="Aptos" w:cs="Aptos"/>
           <w:color w:val="000000" w:themeColor="text1"/>
         </w:rPr>
         <w:t xml:space="preserve"> – Baza danych odsyła do interfejsu informację o pomyślnym zapisaniu danych w systemie. </w:t>
@@ -5325,13 +5338,13 @@
       <w:pPr>
         <w:ind w:left="708"/>
         <w:rPr>
-          <w:rFonts w:ascii="Aptos" w:eastAsia="Aptos" w:hAnsi="Aptos" w:cs="Aptos"/>
+          <w:rFonts w:ascii="Aptos" w:hAnsi="Aptos" w:eastAsia="Aptos" w:cs="Aptos"/>
           <w:color w:val="000000" w:themeColor="text1"/>
         </w:rPr>
       </w:pPr>
       <w:r>
         <w:rPr>
-          <w:rFonts w:ascii="Aptos" w:eastAsia="Aptos" w:hAnsi="Aptos" w:cs="Aptos"/>
+          <w:rFonts w:ascii="Aptos" w:hAnsi="Aptos" w:eastAsia="Aptos" w:cs="Aptos"/>
           <w:b/>
           <w:bCs/>
           <w:color w:val="000000" w:themeColor="text1"/>
@@ -5340,7 +5353,7 @@
       </w:r>
       <w:r>
         <w:rPr>
-          <w:rFonts w:ascii="Aptos" w:eastAsia="Aptos" w:hAnsi="Aptos" w:cs="Aptos"/>
+          <w:rFonts w:ascii="Aptos" w:hAnsi="Aptos" w:eastAsia="Aptos" w:cs="Aptos"/>
           <w:color w:val="000000" w:themeColor="text1"/>
         </w:rPr>
         <w:t xml:space="preserve"> – Klient klika w link otrzymany w wiadomości e-mail, co wywołuje odpowiednie żądanie w Interfejsie Rejestracji. </w:t>
@@ -5350,13 +5363,13 @@
       <w:pPr>
         <w:ind w:left="708"/>
         <w:rPr>
-          <w:rFonts w:ascii="Aptos" w:eastAsia="Aptos" w:hAnsi="Aptos" w:cs="Aptos"/>
+          <w:rFonts w:ascii="Aptos" w:hAnsi="Aptos" w:eastAsia="Aptos" w:cs="Aptos"/>
           <w:color w:val="000000" w:themeColor="text1"/>
         </w:rPr>
       </w:pPr>
       <w:r>
         <w:rPr>
-          <w:rFonts w:ascii="Aptos" w:eastAsia="Aptos" w:hAnsi="Aptos" w:cs="Aptos"/>
+          <w:rFonts w:ascii="Aptos" w:hAnsi="Aptos" w:eastAsia="Aptos" w:cs="Aptos"/>
           <w:b/>
           <w:bCs/>
           <w:color w:val="000000" w:themeColor="text1"/>
@@ -5365,7 +5378,7 @@
       </w:r>
       <w:r>
         <w:rPr>
-          <w:rFonts w:ascii="Aptos" w:eastAsia="Aptos" w:hAnsi="Aptos" w:cs="Aptos"/>
+          <w:rFonts w:ascii="Aptos" w:hAnsi="Aptos" w:eastAsia="Aptos" w:cs="Aptos"/>
           <w:color w:val="000000" w:themeColor="text1"/>
         </w:rPr>
         <w:t xml:space="preserve"> – Interfejs Rejestracji wyświetla użytkownikowi końcowy komunikat o pełnym i pomyślnym aktywowaniu jego konta.</w:t>
@@ -5478,7 +5491,7 @@
     <w:p>
       <w:pPr>
         <w:pBdr>
-          <w:bottom w:val="single" w:sz="6" w:space="1" w:color="auto"/>
+          <w:bottom w:val="single" w:color="auto" w:sz="6" w:space="1"/>
         </w:pBdr>
         <w:spacing w:before="240" w:after="240"/>
         <w:rPr>
@@ -12665,7 +12678,7 @@
     <w:p>
       <w:pPr>
         <w:pBdr>
-          <w:bottom w:val="single" w:sz="6" w:space="1" w:color="auto"/>
+          <w:bottom w:val="single" w:color="auto" w:sz="6" w:space="1"/>
         </w:pBdr>
         <w:rPr>
           <w:b/>
@@ -14850,7 +14863,7 @@
     <w:p>
       <w:pPr>
         <w:pBdr>
-          <w:bottom w:val="single" w:sz="6" w:space="1" w:color="auto"/>
+          <w:bottom w:val="single" w:color="auto" w:sz="6" w:space="1"/>
         </w:pBdr>
         <w:rPr>
           <w:b/>
@@ -14871,36 +14884,40 @@
     </w:p>
     <w:p>
       <w:r>
+        <w:rPr/>
         <w:t>Diagram wdrożenia:</w:t>
       </w:r>
     </w:p>
     <w:p>
+      <w:pPr>
+        <w:pStyle w:val="Normalny"/>
+      </w:pPr>
       <w:r>
         <w:drawing>
-          <wp:inline distT="0" distB="0" distL="0" distR="0" wp14:anchorId="39BC8E7E" wp14:editId="6CEB4E7C">
-            <wp:extent cx="5731510" cy="2967990"/>
-            <wp:effectExtent l="0" t="0" r="2540" b="3810"/>
-            <wp:docPr id="309452329" name="Obraz 1"/>
+          <wp:inline wp14:editId="5AC0848C" wp14:anchorId="45D230CF">
+            <wp:extent cx="5729335" cy="2966863"/>
+            <wp:effectExtent l="0" t="0" r="0" b="0"/>
+            <wp:docPr id="1803215508" name="Obraz 1"/>
             <wp:cNvGraphicFramePr>
-              <a:graphicFrameLocks xmlns:a="http://schemas.openxmlformats.org/drawingml/2006/main" noChangeAspect="1"/>
+              <a:graphicFrameLocks noChangeAspect="1"/>
             </wp:cNvGraphicFramePr>
-            <a:graphic xmlns:a="http://schemas.openxmlformats.org/drawingml/2006/main">
-              <a:graphicData uri="http://schemas.openxmlformats.org/drawingml/2006/picture">
+            <a:graphic>
+              <a:graphicData xmlns:a="http://schemas.openxmlformats.org/drawingml/2006/main" uri="http://schemas.openxmlformats.org/drawingml/2006/picture">
                 <pic:pic xmlns:pic="http://schemas.openxmlformats.org/drawingml/2006/picture">
                   <pic:nvPicPr>
                     <pic:cNvPr id="309452329" name=""/>
                     <pic:cNvPicPr/>
                   </pic:nvPicPr>
                   <pic:blipFill>
-                    <a:blip r:embed="rId18"/>
+                    <a:blip xmlns:r="http://schemas.openxmlformats.org/officeDocument/2006/relationships" r:embed="rId18"/>
                     <a:stretch>
                       <a:fillRect/>
                     </a:stretch>
                   </pic:blipFill>
                   <pic:spPr>
-                    <a:xfrm>
+                    <a:xfrm rot="0">
                       <a:off x="0" y="0"/>
-                      <a:ext cx="5731510" cy="2967990"/>
+                      <a:ext cx="5729335" cy="2966863"/>
                     </a:xfrm>
                     <a:prstGeom prst="rect">
                       <a:avLst/>
@@ -14915,8 +14932,877 @@
     </w:p>
     <w:p>
       <w:pPr>
+        <w:pStyle w:val="Heading3"/>
+        <w:rPr>
+          <w:rFonts w:ascii="Aptos" w:hAnsi="Aptos" w:eastAsia="Aptos" w:cs="Aptos"/>
+          <w:b w:val="1"/>
+          <w:bCs w:val="1"/>
+          <w:noProof w:val="0"/>
+          <w:color w:val="auto"/>
+          <w:sz w:val="24"/>
+          <w:szCs w:val="24"/>
+          <w:lang w:val="pl-PL"/>
+        </w:rPr>
+      </w:pPr>
+      <w:r>
+        <w:rPr>
+          <w:rFonts w:ascii="Aptos" w:hAnsi="Aptos" w:eastAsia="Aptos" w:cs="Aptos"/>
+          <w:b w:val="1"/>
+          <w:bCs w:val="1"/>
+          <w:noProof w:val="0"/>
+          <w:color w:val="auto"/>
+          <w:sz w:val="24"/>
+          <w:szCs w:val="24"/>
+          <w:lang w:val="pl-PL"/>
+        </w:rPr>
+        <w:t>Propozycja technologii informatycznych</w:t>
+      </w:r>
+    </w:p>
+    <w:p>
+      <w:r>
+        <w:rPr>
+          <w:rFonts w:ascii="Aptos" w:hAnsi="Aptos" w:eastAsia="Aptos" w:cs="Aptos"/>
+          <w:b w:val="1"/>
+          <w:bCs w:val="1"/>
+          <w:noProof w:val="0"/>
+          <w:sz w:val="24"/>
+          <w:szCs w:val="24"/>
+          <w:lang w:val="pl-PL"/>
+        </w:rPr>
+        <w:t>Infrastruktura sprzętowa:</w:t>
+      </w:r>
+    </w:p>
+    <w:p>
+      <w:pPr>
+        <w:pStyle w:val="Akapitzlist"/>
+        <w:numPr>
+          <w:ilvl w:val="0"/>
+          <w:numId w:val="88"/>
+        </w:numPr>
+        <w:spacing w:before="0" w:beforeAutospacing="off" w:after="0" w:afterAutospacing="off"/>
+        <w:rPr>
+          <w:rFonts w:ascii="Aptos" w:hAnsi="Aptos" w:eastAsia="Aptos" w:cs="Aptos"/>
+          <w:noProof w:val="0"/>
+          <w:sz w:val="24"/>
+          <w:szCs w:val="24"/>
+          <w:lang w:val="pl-PL"/>
+        </w:rPr>
+      </w:pPr>
+      <w:r>
+        <w:rPr>
+          <w:rFonts w:ascii="Aptos" w:hAnsi="Aptos" w:eastAsia="Aptos" w:cs="Aptos"/>
+          <w:b w:val="1"/>
+          <w:bCs w:val="1"/>
+          <w:noProof w:val="0"/>
+          <w:sz w:val="24"/>
+          <w:szCs w:val="24"/>
+          <w:lang w:val="pl-PL"/>
+        </w:rPr>
+        <w:t>Serwer aplikacji:</w:t>
+      </w:r>
+      <w:r>
+        <w:rPr>
+          <w:rFonts w:ascii="Aptos" w:hAnsi="Aptos" w:eastAsia="Aptos" w:cs="Aptos"/>
+          <w:noProof w:val="0"/>
+          <w:sz w:val="24"/>
+          <w:szCs w:val="24"/>
+          <w:lang w:val="pl-PL"/>
+        </w:rPr>
+        <w:t xml:space="preserve"> Procesor 4x Intel Xeon E 3.2 GHz, 16 GB RAM, 250 GB SSD.</w:t>
+      </w:r>
+    </w:p>
+    <w:p>
+      <w:pPr>
+        <w:pStyle w:val="Akapitzlist"/>
+        <w:numPr>
+          <w:ilvl w:val="0"/>
+          <w:numId w:val="88"/>
+        </w:numPr>
+        <w:spacing w:before="0" w:beforeAutospacing="off" w:after="0" w:afterAutospacing="off"/>
+        <w:rPr>
+          <w:rFonts w:ascii="Aptos" w:hAnsi="Aptos" w:eastAsia="Aptos" w:cs="Aptos"/>
+          <w:noProof w:val="0"/>
+          <w:sz w:val="24"/>
+          <w:szCs w:val="24"/>
+          <w:lang w:val="pl-PL"/>
+        </w:rPr>
+      </w:pPr>
+      <w:r>
+        <w:rPr>
+          <w:rFonts w:ascii="Aptos" w:hAnsi="Aptos" w:eastAsia="Aptos" w:cs="Aptos"/>
+          <w:b w:val="1"/>
+          <w:bCs w:val="1"/>
+          <w:noProof w:val="0"/>
+          <w:sz w:val="24"/>
+          <w:szCs w:val="24"/>
+          <w:lang w:val="pl-PL"/>
+        </w:rPr>
+        <w:t>Serwer bazy danych:</w:t>
+      </w:r>
+      <w:r>
+        <w:rPr>
+          <w:rFonts w:ascii="Aptos" w:hAnsi="Aptos" w:eastAsia="Aptos" w:cs="Aptos"/>
+          <w:noProof w:val="0"/>
+          <w:sz w:val="24"/>
+          <w:szCs w:val="24"/>
+          <w:lang w:val="pl-PL"/>
+        </w:rPr>
+        <w:t xml:space="preserve"> Procesor 4x Intel Xeon E 3.2 GHz, 8 GB RAM, 300 GB SSD.</w:t>
+      </w:r>
+    </w:p>
+    <w:p>
+      <w:pPr>
+        <w:pStyle w:val="Akapitzlist"/>
+        <w:numPr>
+          <w:ilvl w:val="0"/>
+          <w:numId w:val="88"/>
+        </w:numPr>
+        <w:spacing w:before="0" w:beforeAutospacing="off" w:after="0" w:afterAutospacing="off"/>
+        <w:rPr>
+          <w:rFonts w:ascii="Aptos" w:hAnsi="Aptos" w:eastAsia="Aptos" w:cs="Aptos"/>
+          <w:noProof w:val="0"/>
+          <w:sz w:val="24"/>
+          <w:szCs w:val="24"/>
+          <w:lang w:val="pl-PL"/>
+        </w:rPr>
+      </w:pPr>
+      <w:r>
+        <w:rPr>
+          <w:rFonts w:ascii="Aptos" w:hAnsi="Aptos" w:eastAsia="Aptos" w:cs="Aptos"/>
+          <w:b w:val="1"/>
+          <w:bCs w:val="1"/>
+          <w:noProof w:val="0"/>
+          <w:sz w:val="24"/>
+          <w:szCs w:val="24"/>
+          <w:lang w:val="pl-PL"/>
+        </w:rPr>
+        <w:t>Urządzenia klienckie:</w:t>
+      </w:r>
+      <w:r>
+        <w:rPr>
+          <w:rFonts w:ascii="Aptos" w:hAnsi="Aptos" w:eastAsia="Aptos" w:cs="Aptos"/>
+          <w:noProof w:val="0"/>
+          <w:sz w:val="24"/>
+          <w:szCs w:val="24"/>
+          <w:lang w:val="pl-PL"/>
+        </w:rPr>
+        <w:t xml:space="preserve"> Stacje robocze/laptopy z systemem </w:t>
+      </w:r>
+      <w:r>
+        <w:rPr>
+          <w:rFonts w:ascii="Aptos" w:hAnsi="Aptos" w:eastAsia="Aptos" w:cs="Aptos"/>
+          <w:b w:val="1"/>
+          <w:bCs w:val="1"/>
+          <w:noProof w:val="0"/>
+          <w:sz w:val="24"/>
+          <w:szCs w:val="24"/>
+          <w:lang w:val="pl-PL"/>
+        </w:rPr>
+        <w:t>Windows</w:t>
+      </w:r>
+      <w:r>
+        <w:rPr>
+          <w:rFonts w:ascii="Aptos" w:hAnsi="Aptos" w:eastAsia="Aptos" w:cs="Aptos"/>
+          <w:noProof w:val="0"/>
+          <w:sz w:val="24"/>
+          <w:szCs w:val="24"/>
+          <w:lang w:val="pl-PL"/>
+        </w:rPr>
+        <w:t xml:space="preserve"> oraz urządzenia mobilne (smartfony/tablety) z systemem </w:t>
+      </w:r>
+      <w:r>
+        <w:rPr>
+          <w:rFonts w:ascii="Aptos" w:hAnsi="Aptos" w:eastAsia="Aptos" w:cs="Aptos"/>
+          <w:b w:val="1"/>
+          <w:bCs w:val="1"/>
+          <w:noProof w:val="0"/>
+          <w:sz w:val="24"/>
+          <w:szCs w:val="24"/>
+          <w:lang w:val="pl-PL"/>
+        </w:rPr>
+        <w:t>Android</w:t>
+      </w:r>
+      <w:r>
+        <w:rPr>
+          <w:rFonts w:ascii="Aptos" w:hAnsi="Aptos" w:eastAsia="Aptos" w:cs="Aptos"/>
+          <w:noProof w:val="0"/>
+          <w:sz w:val="24"/>
+          <w:szCs w:val="24"/>
+          <w:lang w:val="pl-PL"/>
+        </w:rPr>
+        <w:t>.</w:t>
+      </w:r>
+    </w:p>
+    <w:p>
+      <w:pPr>
+        <w:pStyle w:val="Akapitzlist"/>
+        <w:numPr>
+          <w:ilvl w:val="0"/>
+          <w:numId w:val="88"/>
+        </w:numPr>
+        <w:spacing w:before="0" w:beforeAutospacing="off" w:after="0" w:afterAutospacing="off"/>
+        <w:rPr>
+          <w:rFonts w:ascii="Aptos" w:hAnsi="Aptos" w:eastAsia="Aptos" w:cs="Aptos"/>
+          <w:noProof w:val="0"/>
+          <w:sz w:val="24"/>
+          <w:szCs w:val="24"/>
+          <w:lang w:val="pl-PL"/>
+        </w:rPr>
+      </w:pPr>
+      <w:r>
+        <w:rPr>
+          <w:rFonts w:ascii="Aptos" w:hAnsi="Aptos" w:eastAsia="Aptos" w:cs="Aptos"/>
+          <w:b w:val="1"/>
+          <w:bCs w:val="1"/>
+          <w:noProof w:val="0"/>
+          <w:sz w:val="24"/>
+          <w:szCs w:val="24"/>
+          <w:lang w:val="pl-PL"/>
+        </w:rPr>
+        <w:t>Sieć:</w:t>
+      </w:r>
+      <w:r>
+        <w:rPr>
+          <w:rFonts w:ascii="Aptos" w:hAnsi="Aptos" w:eastAsia="Aptos" w:cs="Aptos"/>
+          <w:noProof w:val="0"/>
+          <w:sz w:val="24"/>
+          <w:szCs w:val="24"/>
+          <w:lang w:val="pl-PL"/>
+        </w:rPr>
+        <w:t xml:space="preserve"> Lokalne połączenie kablowe </w:t>
+      </w:r>
+      <w:r>
+        <w:rPr>
+          <w:rFonts w:ascii="Aptos" w:hAnsi="Aptos" w:eastAsia="Aptos" w:cs="Aptos"/>
+          <w:b w:val="1"/>
+          <w:bCs w:val="1"/>
+          <w:noProof w:val="0"/>
+          <w:sz w:val="24"/>
+          <w:szCs w:val="24"/>
+          <w:lang w:val="pl-PL"/>
+        </w:rPr>
+        <w:t>Ethernet</w:t>
+      </w:r>
+      <w:r>
+        <w:rPr>
+          <w:rFonts w:ascii="Aptos" w:hAnsi="Aptos" w:eastAsia="Aptos" w:cs="Aptos"/>
+          <w:noProof w:val="0"/>
+          <w:sz w:val="24"/>
+          <w:szCs w:val="24"/>
+          <w:lang w:val="pl-PL"/>
+        </w:rPr>
+        <w:t xml:space="preserve"> (komunikacja serwer–baza) oraz publiczne łącze </w:t>
+      </w:r>
+      <w:r>
+        <w:rPr>
+          <w:rFonts w:ascii="Aptos" w:hAnsi="Aptos" w:eastAsia="Aptos" w:cs="Aptos"/>
+          <w:b w:val="1"/>
+          <w:bCs w:val="1"/>
+          <w:noProof w:val="0"/>
+          <w:sz w:val="24"/>
+          <w:szCs w:val="24"/>
+          <w:lang w:val="pl-PL"/>
+        </w:rPr>
+        <w:t>Internet</w:t>
+      </w:r>
+      <w:r>
+        <w:rPr>
+          <w:rFonts w:ascii="Aptos" w:hAnsi="Aptos" w:eastAsia="Aptos" w:cs="Aptos"/>
+          <w:noProof w:val="0"/>
+          <w:sz w:val="24"/>
+          <w:szCs w:val="24"/>
+          <w:lang w:val="pl-PL"/>
+        </w:rPr>
+        <w:t xml:space="preserve"> (dostęp dla użytkowników).</w:t>
+      </w:r>
+    </w:p>
+    <w:p>
+      <w:pPr>
+        <w:pStyle w:val="Normalny"/>
+        <w:spacing w:before="0" w:beforeAutospacing="off" w:after="0" w:afterAutospacing="off"/>
+        <w:ind w:left="0"/>
+        <w:rPr>
+          <w:rFonts w:ascii="Aptos" w:hAnsi="Aptos" w:eastAsia="Aptos" w:cs="Aptos"/>
+          <w:noProof w:val="0"/>
+          <w:sz w:val="24"/>
+          <w:szCs w:val="24"/>
+          <w:lang w:val="pl-PL"/>
+        </w:rPr>
+      </w:pPr>
+    </w:p>
+    <w:p>
+      <w:r>
+        <w:rPr>
+          <w:rFonts w:ascii="Aptos" w:hAnsi="Aptos" w:eastAsia="Aptos" w:cs="Aptos"/>
+          <w:b w:val="1"/>
+          <w:bCs w:val="1"/>
+          <w:noProof w:val="0"/>
+          <w:sz w:val="24"/>
+          <w:szCs w:val="24"/>
+          <w:lang w:val="pl-PL"/>
+        </w:rPr>
+        <w:t>Oprogramowanie i technologie:</w:t>
+      </w:r>
+    </w:p>
+    <w:p>
+      <w:pPr>
+        <w:pStyle w:val="Akapitzlist"/>
+        <w:numPr>
+          <w:ilvl w:val="0"/>
+          <w:numId w:val="89"/>
+        </w:numPr>
+        <w:spacing w:before="0" w:beforeAutospacing="off" w:after="0" w:afterAutospacing="off"/>
+        <w:rPr>
+          <w:rFonts w:ascii="Aptos" w:hAnsi="Aptos" w:eastAsia="Aptos" w:cs="Aptos"/>
+          <w:noProof w:val="0"/>
+          <w:sz w:val="24"/>
+          <w:szCs w:val="24"/>
+          <w:lang w:val="pl-PL"/>
+        </w:rPr>
+      </w:pPr>
+      <w:r>
+        <w:rPr>
+          <w:rFonts w:ascii="Aptos" w:hAnsi="Aptos" w:eastAsia="Aptos" w:cs="Aptos"/>
+          <w:b w:val="1"/>
+          <w:bCs w:val="1"/>
+          <w:noProof w:val="0"/>
+          <w:sz w:val="24"/>
+          <w:szCs w:val="24"/>
+          <w:lang w:val="pl-PL"/>
+        </w:rPr>
+        <w:t>System operacyjny serwerów:</w:t>
+      </w:r>
+      <w:r>
+        <w:rPr>
+          <w:rFonts w:ascii="Aptos" w:hAnsi="Aptos" w:eastAsia="Aptos" w:cs="Aptos"/>
+          <w:noProof w:val="0"/>
+          <w:sz w:val="24"/>
+          <w:szCs w:val="24"/>
+          <w:lang w:val="pl-PL"/>
+        </w:rPr>
+        <w:t xml:space="preserve"> Linux (np. Ubuntu Server).</w:t>
+      </w:r>
+    </w:p>
+    <w:p>
+      <w:pPr>
+        <w:pStyle w:val="Akapitzlist"/>
+        <w:numPr>
+          <w:ilvl w:val="0"/>
+          <w:numId w:val="89"/>
+        </w:numPr>
+        <w:spacing w:before="0" w:beforeAutospacing="off" w:after="0" w:afterAutospacing="off"/>
+        <w:rPr>
+          <w:rFonts w:ascii="Aptos" w:hAnsi="Aptos" w:eastAsia="Aptos" w:cs="Aptos"/>
+          <w:noProof w:val="0"/>
+          <w:sz w:val="24"/>
+          <w:szCs w:val="24"/>
+          <w:lang w:val="pl-PL"/>
+        </w:rPr>
+      </w:pPr>
+      <w:r>
+        <w:rPr>
+          <w:rFonts w:ascii="Aptos" w:hAnsi="Aptos" w:eastAsia="Aptos" w:cs="Aptos"/>
+          <w:b w:val="1"/>
+          <w:bCs w:val="1"/>
+          <w:noProof w:val="0"/>
+          <w:sz w:val="24"/>
+          <w:szCs w:val="24"/>
+          <w:lang w:val="pl-PL"/>
+        </w:rPr>
+        <w:t>Baza danych (DBMS):</w:t>
+      </w:r>
+      <w:r>
+        <w:rPr>
+          <w:rFonts w:ascii="Aptos" w:hAnsi="Aptos" w:eastAsia="Aptos" w:cs="Aptos"/>
+          <w:noProof w:val="0"/>
+          <w:sz w:val="24"/>
+          <w:szCs w:val="24"/>
+          <w:lang w:val="pl-PL"/>
+        </w:rPr>
+        <w:t xml:space="preserve"> </w:t>
+      </w:r>
+      <w:r>
+        <w:rPr>
+          <w:rFonts w:ascii="Aptos" w:hAnsi="Aptos" w:eastAsia="Aptos" w:cs="Aptos"/>
+          <w:b w:val="1"/>
+          <w:bCs w:val="1"/>
+          <w:noProof w:val="0"/>
+          <w:sz w:val="24"/>
+          <w:szCs w:val="24"/>
+          <w:lang w:val="pl-PL"/>
+        </w:rPr>
+        <w:t>PostgreSQL</w:t>
+      </w:r>
+      <w:r>
+        <w:rPr>
+          <w:rFonts w:ascii="Aptos" w:hAnsi="Aptos" w:eastAsia="Aptos" w:cs="Aptos"/>
+          <w:noProof w:val="0"/>
+          <w:sz w:val="24"/>
+          <w:szCs w:val="24"/>
+          <w:lang w:val="pl-PL"/>
+        </w:rPr>
+        <w:t xml:space="preserve"> (relacyjna baza danych do obsługi operacji </w:t>
+      </w:r>
+      <w:r>
+        <w:rPr>
+          <w:rFonts w:ascii="Consolas" w:hAnsi="Consolas" w:eastAsia="Consolas" w:cs="Consolas"/>
+          <w:noProof w:val="0"/>
+          <w:sz w:val="24"/>
+          <w:szCs w:val="24"/>
+          <w:lang w:val="pl-PL"/>
+        </w:rPr>
+        <w:t>IOdczyt</w:t>
+      </w:r>
+      <w:r>
+        <w:rPr>
+          <w:rFonts w:ascii="Aptos" w:hAnsi="Aptos" w:eastAsia="Aptos" w:cs="Aptos"/>
+          <w:noProof w:val="0"/>
+          <w:sz w:val="24"/>
+          <w:szCs w:val="24"/>
+          <w:lang w:val="pl-PL"/>
+        </w:rPr>
+        <w:t xml:space="preserve"> i </w:t>
+      </w:r>
+      <w:r>
+        <w:rPr>
+          <w:rFonts w:ascii="Consolas" w:hAnsi="Consolas" w:eastAsia="Consolas" w:cs="Consolas"/>
+          <w:noProof w:val="0"/>
+          <w:sz w:val="24"/>
+          <w:szCs w:val="24"/>
+          <w:lang w:val="pl-PL"/>
+        </w:rPr>
+        <w:t>IZapis</w:t>
+      </w:r>
+      <w:r>
+        <w:rPr>
+          <w:rFonts w:ascii="Aptos" w:hAnsi="Aptos" w:eastAsia="Aptos" w:cs="Aptos"/>
+          <w:noProof w:val="0"/>
+          <w:sz w:val="24"/>
+          <w:szCs w:val="24"/>
+          <w:lang w:val="pl-PL"/>
+        </w:rPr>
+        <w:t>).</w:t>
+      </w:r>
+    </w:p>
+    <w:p>
+      <w:pPr>
+        <w:pStyle w:val="Akapitzlist"/>
+        <w:numPr>
+          <w:ilvl w:val="0"/>
+          <w:numId w:val="89"/>
+        </w:numPr>
+        <w:spacing w:before="0" w:beforeAutospacing="off" w:after="0" w:afterAutospacing="off"/>
+        <w:rPr>
+          <w:rFonts w:ascii="Aptos" w:hAnsi="Aptos" w:eastAsia="Aptos" w:cs="Aptos"/>
+          <w:noProof w:val="0"/>
+          <w:sz w:val="24"/>
+          <w:szCs w:val="24"/>
+          <w:lang w:val="pl-PL"/>
+        </w:rPr>
+      </w:pPr>
+      <w:r>
+        <w:rPr>
+          <w:rFonts w:ascii="Aptos" w:hAnsi="Aptos" w:eastAsia="Aptos" w:cs="Aptos"/>
+          <w:b w:val="1"/>
+          <w:bCs w:val="1"/>
+          <w:noProof w:val="0"/>
+          <w:sz w:val="24"/>
+          <w:szCs w:val="24"/>
+          <w:lang w:val="pl-PL"/>
+        </w:rPr>
+        <w:t>Backend (Aplikacja webowa):</w:t>
+      </w:r>
+      <w:r>
+        <w:rPr>
+          <w:rFonts w:ascii="Aptos" w:hAnsi="Aptos" w:eastAsia="Aptos" w:cs="Aptos"/>
+          <w:noProof w:val="0"/>
+          <w:sz w:val="24"/>
+          <w:szCs w:val="24"/>
+          <w:lang w:val="pl-PL"/>
+        </w:rPr>
+        <w:t xml:space="preserve"> </w:t>
+      </w:r>
+      <w:r>
+        <w:rPr>
+          <w:rFonts w:ascii="Aptos" w:hAnsi="Aptos" w:eastAsia="Aptos" w:cs="Aptos"/>
+          <w:b w:val="1"/>
+          <w:bCs w:val="1"/>
+          <w:noProof w:val="0"/>
+          <w:sz w:val="24"/>
+          <w:szCs w:val="24"/>
+          <w:lang w:val="pl-PL"/>
+        </w:rPr>
+        <w:t>Node.js (Express)</w:t>
+      </w:r>
+      <w:r>
+        <w:rPr>
+          <w:rFonts w:ascii="Aptos" w:hAnsi="Aptos" w:eastAsia="Aptos" w:cs="Aptos"/>
+          <w:noProof w:val="0"/>
+          <w:sz w:val="24"/>
+          <w:szCs w:val="24"/>
+          <w:lang w:val="pl-PL"/>
+        </w:rPr>
+        <w:t xml:space="preserve"> lub </w:t>
+      </w:r>
+      <w:r>
+        <w:rPr>
+          <w:rFonts w:ascii="Aptos" w:hAnsi="Aptos" w:eastAsia="Aptos" w:cs="Aptos"/>
+          <w:b w:val="1"/>
+          <w:bCs w:val="1"/>
+          <w:noProof w:val="0"/>
+          <w:sz w:val="24"/>
+          <w:szCs w:val="24"/>
+          <w:lang w:val="pl-PL"/>
+        </w:rPr>
+        <w:t>Java (Spring Boot)</w:t>
+      </w:r>
+      <w:r>
+        <w:rPr>
+          <w:rFonts w:ascii="Aptos" w:hAnsi="Aptos" w:eastAsia="Aptos" w:cs="Aptos"/>
+          <w:noProof w:val="0"/>
+          <w:sz w:val="24"/>
+          <w:szCs w:val="24"/>
+          <w:lang w:val="pl-PL"/>
+        </w:rPr>
+        <w:t xml:space="preserve"> – logika biznesowa i wystawienie API.</w:t>
+      </w:r>
+    </w:p>
+    <w:p>
+      <w:pPr>
+        <w:pStyle w:val="Akapitzlist"/>
+        <w:numPr>
+          <w:ilvl w:val="0"/>
+          <w:numId w:val="89"/>
+        </w:numPr>
+        <w:spacing w:before="0" w:beforeAutospacing="off" w:after="0" w:afterAutospacing="off"/>
+        <w:rPr>
+          <w:rFonts w:ascii="Aptos" w:hAnsi="Aptos" w:eastAsia="Aptos" w:cs="Aptos"/>
+          <w:noProof w:val="0"/>
+          <w:sz w:val="24"/>
+          <w:szCs w:val="24"/>
+          <w:lang w:val="pl-PL"/>
+        </w:rPr>
+      </w:pPr>
+      <w:r>
+        <w:rPr>
+          <w:rFonts w:ascii="Aptos" w:hAnsi="Aptos" w:eastAsia="Aptos" w:cs="Aptos"/>
+          <w:b w:val="1"/>
+          <w:bCs w:val="1"/>
+          <w:noProof w:val="0"/>
+          <w:sz w:val="24"/>
+          <w:szCs w:val="24"/>
+          <w:lang w:val="pl-PL"/>
+        </w:rPr>
+        <w:t>Frontend (Panele użytkownika):</w:t>
+      </w:r>
+      <w:r>
+        <w:rPr>
+          <w:rFonts w:ascii="Aptos" w:hAnsi="Aptos" w:eastAsia="Aptos" w:cs="Aptos"/>
+          <w:noProof w:val="0"/>
+          <w:sz w:val="24"/>
+          <w:szCs w:val="24"/>
+          <w:lang w:val="pl-PL"/>
+        </w:rPr>
+        <w:t xml:space="preserve"> </w:t>
+      </w:r>
+      <w:r>
+        <w:rPr>
+          <w:rFonts w:ascii="Aptos" w:hAnsi="Aptos" w:eastAsia="Aptos" w:cs="Aptos"/>
+          <w:b w:val="1"/>
+          <w:bCs w:val="1"/>
+          <w:noProof w:val="0"/>
+          <w:sz w:val="24"/>
+          <w:szCs w:val="24"/>
+          <w:lang w:val="pl-PL"/>
+        </w:rPr>
+        <w:t>React</w:t>
+      </w:r>
+      <w:r>
+        <w:rPr>
+          <w:rFonts w:ascii="Aptos" w:hAnsi="Aptos" w:eastAsia="Aptos" w:cs="Aptos"/>
+          <w:noProof w:val="0"/>
+          <w:sz w:val="24"/>
+          <w:szCs w:val="24"/>
+          <w:lang w:val="pl-PL"/>
+        </w:rPr>
+        <w:t xml:space="preserve"> lub </w:t>
+      </w:r>
+      <w:r>
+        <w:rPr>
+          <w:rFonts w:ascii="Aptos" w:hAnsi="Aptos" w:eastAsia="Aptos" w:cs="Aptos"/>
+          <w:b w:val="1"/>
+          <w:bCs w:val="1"/>
+          <w:noProof w:val="0"/>
+          <w:sz w:val="24"/>
+          <w:szCs w:val="24"/>
+          <w:lang w:val="pl-PL"/>
+        </w:rPr>
+        <w:t>Vue.js</w:t>
+      </w:r>
+      <w:r>
+        <w:rPr>
+          <w:rFonts w:ascii="Aptos" w:hAnsi="Aptos" w:eastAsia="Aptos" w:cs="Aptos"/>
+          <w:noProof w:val="0"/>
+          <w:sz w:val="24"/>
+          <w:szCs w:val="24"/>
+          <w:lang w:val="pl-PL"/>
+        </w:rPr>
+        <w:t xml:space="preserve"> – aplikacja webowa uruchamiana w przeglądarkach internetowych (np. Chrome, Edge) na systemach </w:t>
+      </w:r>
+      <w:r>
+        <w:rPr>
+          <w:rFonts w:ascii="Aptos" w:hAnsi="Aptos" w:eastAsia="Aptos" w:cs="Aptos"/>
+          <w:b w:val="1"/>
+          <w:bCs w:val="1"/>
+          <w:noProof w:val="0"/>
+          <w:sz w:val="24"/>
+          <w:szCs w:val="24"/>
+          <w:lang w:val="pl-PL"/>
+        </w:rPr>
+        <w:t>Windows</w:t>
+      </w:r>
+      <w:r>
+        <w:rPr>
+          <w:rFonts w:ascii="Aptos" w:hAnsi="Aptos" w:eastAsia="Aptos" w:cs="Aptos"/>
+          <w:noProof w:val="0"/>
+          <w:sz w:val="24"/>
+          <w:szCs w:val="24"/>
+          <w:lang w:val="pl-PL"/>
+        </w:rPr>
+        <w:t xml:space="preserve"> i </w:t>
+      </w:r>
+      <w:r>
+        <w:rPr>
+          <w:rFonts w:ascii="Aptos" w:hAnsi="Aptos" w:eastAsia="Aptos" w:cs="Aptos"/>
+          <w:b w:val="1"/>
+          <w:bCs w:val="1"/>
+          <w:noProof w:val="0"/>
+          <w:sz w:val="24"/>
+          <w:szCs w:val="24"/>
+          <w:lang w:val="pl-PL"/>
+        </w:rPr>
+        <w:t>Android</w:t>
+      </w:r>
+      <w:r>
+        <w:rPr>
+          <w:rFonts w:ascii="Aptos" w:hAnsi="Aptos" w:eastAsia="Aptos" w:cs="Aptos"/>
+          <w:noProof w:val="0"/>
+          <w:sz w:val="24"/>
+          <w:szCs w:val="24"/>
+          <w:lang w:val="pl-PL"/>
+        </w:rPr>
+        <w:t xml:space="preserve"> dla paneli: mechanika (</w:t>
+      </w:r>
+      <w:r>
+        <w:rPr>
+          <w:rFonts w:ascii="Consolas" w:hAnsi="Consolas" w:eastAsia="Consolas" w:cs="Consolas"/>
+          <w:noProof w:val="0"/>
+          <w:sz w:val="24"/>
+          <w:szCs w:val="24"/>
+          <w:lang w:val="pl-PL"/>
+        </w:rPr>
+        <w:t>IMechanik</w:t>
+      </w:r>
+      <w:r>
+        <w:rPr>
+          <w:rFonts w:ascii="Aptos" w:hAnsi="Aptos" w:eastAsia="Aptos" w:cs="Aptos"/>
+          <w:noProof w:val="0"/>
+          <w:sz w:val="24"/>
+          <w:szCs w:val="24"/>
+          <w:lang w:val="pl-PL"/>
+        </w:rPr>
+        <w:t>), admina (</w:t>
+      </w:r>
+      <w:r>
+        <w:rPr>
+          <w:rFonts w:ascii="Consolas" w:hAnsi="Consolas" w:eastAsia="Consolas" w:cs="Consolas"/>
+          <w:noProof w:val="0"/>
+          <w:sz w:val="24"/>
+          <w:szCs w:val="24"/>
+          <w:lang w:val="pl-PL"/>
+        </w:rPr>
+        <w:t>IAdministrator</w:t>
+      </w:r>
+      <w:r>
+        <w:rPr>
+          <w:rFonts w:ascii="Aptos" w:hAnsi="Aptos" w:eastAsia="Aptos" w:cs="Aptos"/>
+          <w:noProof w:val="0"/>
+          <w:sz w:val="24"/>
+          <w:szCs w:val="24"/>
+          <w:lang w:val="pl-PL"/>
+        </w:rPr>
+        <w:t>) oraz klienta (</w:t>
+      </w:r>
+      <w:r>
+        <w:rPr>
+          <w:rFonts w:ascii="Consolas" w:hAnsi="Consolas" w:eastAsia="Consolas" w:cs="Consolas"/>
+          <w:noProof w:val="0"/>
+          <w:sz w:val="24"/>
+          <w:szCs w:val="24"/>
+          <w:lang w:val="pl-PL"/>
+        </w:rPr>
+        <w:t>IKlient</w:t>
+      </w:r>
+      <w:r>
+        <w:rPr>
+          <w:rFonts w:ascii="Aptos" w:hAnsi="Aptos" w:eastAsia="Aptos" w:cs="Aptos"/>
+          <w:noProof w:val="0"/>
+          <w:sz w:val="24"/>
+          <w:szCs w:val="24"/>
+          <w:lang w:val="pl-PL"/>
+        </w:rPr>
+        <w:t>).</w:t>
+      </w:r>
+    </w:p>
+    <w:p>
+      <w:pPr>
+        <w:pStyle w:val="Akapitzlist"/>
+        <w:numPr>
+          <w:ilvl w:val="0"/>
+          <w:numId w:val="89"/>
+        </w:numPr>
+        <w:spacing w:before="0" w:beforeAutospacing="off" w:after="0" w:afterAutospacing="off"/>
+        <w:rPr>
+          <w:rFonts w:ascii="Aptos" w:hAnsi="Aptos" w:eastAsia="Aptos" w:cs="Aptos"/>
+          <w:noProof w:val="0"/>
+          <w:sz w:val="24"/>
+          <w:szCs w:val="24"/>
+          <w:lang w:val="pl-PL"/>
+        </w:rPr>
+      </w:pPr>
+      <w:r>
+        <w:rPr>
+          <w:rFonts w:ascii="Aptos" w:hAnsi="Aptos" w:eastAsia="Aptos" w:cs="Aptos"/>
+          <w:b w:val="1"/>
+          <w:bCs w:val="1"/>
+          <w:noProof w:val="0"/>
+          <w:sz w:val="24"/>
+          <w:szCs w:val="24"/>
+          <w:lang w:val="pl-PL"/>
+        </w:rPr>
+        <w:t>Serwer WWW / Proxy:</w:t>
+      </w:r>
+      <w:r>
+        <w:rPr>
+          <w:rFonts w:ascii="Aptos" w:hAnsi="Aptos" w:eastAsia="Aptos" w:cs="Aptos"/>
+          <w:noProof w:val="0"/>
+          <w:sz w:val="24"/>
+          <w:szCs w:val="24"/>
+          <w:lang w:val="pl-PL"/>
+        </w:rPr>
+        <w:t xml:space="preserve"> </w:t>
+      </w:r>
+      <w:r>
+        <w:rPr>
+          <w:rFonts w:ascii="Aptos" w:hAnsi="Aptos" w:eastAsia="Aptos" w:cs="Aptos"/>
+          <w:b w:val="1"/>
+          <w:bCs w:val="1"/>
+          <w:noProof w:val="0"/>
+          <w:sz w:val="24"/>
+          <w:szCs w:val="24"/>
+          <w:lang w:val="pl-PL"/>
+        </w:rPr>
+        <w:t>Nginx</w:t>
+      </w:r>
+      <w:r>
+        <w:rPr>
+          <w:rFonts w:ascii="Aptos" w:hAnsi="Aptos" w:eastAsia="Aptos" w:cs="Aptos"/>
+          <w:noProof w:val="0"/>
+          <w:sz w:val="24"/>
+          <w:szCs w:val="24"/>
+          <w:lang w:val="pl-PL"/>
+        </w:rPr>
+        <w:t xml:space="preserve"> (do przekierowywania ruchu i obsługi certyfikatów).</w:t>
+      </w:r>
+    </w:p>
+    <w:p>
+      <w:pPr>
+        <w:pStyle w:val="Akapitzlist"/>
+        <w:numPr>
+          <w:ilvl w:val="0"/>
+          <w:numId w:val="89"/>
+        </w:numPr>
+        <w:spacing w:before="0" w:beforeAutospacing="off" w:after="0" w:afterAutospacing="off"/>
+        <w:rPr>
+          <w:rFonts w:ascii="Aptos" w:hAnsi="Aptos" w:eastAsia="Aptos" w:cs="Aptos"/>
+          <w:noProof w:val="0"/>
+          <w:sz w:val="24"/>
+          <w:szCs w:val="24"/>
+          <w:lang w:val="pl-PL"/>
+        </w:rPr>
+      </w:pPr>
+      <w:r>
+        <w:rPr>
+          <w:rFonts w:ascii="Aptos" w:hAnsi="Aptos" w:eastAsia="Aptos" w:cs="Aptos"/>
+          <w:b w:val="1"/>
+          <w:bCs w:val="1"/>
+          <w:noProof w:val="0"/>
+          <w:sz w:val="24"/>
+          <w:szCs w:val="24"/>
+          <w:lang w:val="pl-PL"/>
+        </w:rPr>
+        <w:t>Komunikacja i bezpieczeństwo:</w:t>
+      </w:r>
+      <w:r>
+        <w:rPr>
+          <w:rFonts w:ascii="Aptos" w:hAnsi="Aptos" w:eastAsia="Aptos" w:cs="Aptos"/>
+          <w:noProof w:val="0"/>
+          <w:sz w:val="24"/>
+          <w:szCs w:val="24"/>
+          <w:lang w:val="pl-PL"/>
+        </w:rPr>
+        <w:t xml:space="preserve"> Protokół </w:t>
+      </w:r>
+      <w:r>
+        <w:rPr>
+          <w:rFonts w:ascii="Aptos" w:hAnsi="Aptos" w:eastAsia="Aptos" w:cs="Aptos"/>
+          <w:b w:val="1"/>
+          <w:bCs w:val="1"/>
+          <w:noProof w:val="0"/>
+          <w:sz w:val="24"/>
+          <w:szCs w:val="24"/>
+          <w:lang w:val="pl-PL"/>
+        </w:rPr>
+        <w:t>REST API</w:t>
+      </w:r>
+      <w:r>
+        <w:rPr>
+          <w:rFonts w:ascii="Aptos" w:hAnsi="Aptos" w:eastAsia="Aptos" w:cs="Aptos"/>
+          <w:noProof w:val="0"/>
+          <w:sz w:val="24"/>
+          <w:szCs w:val="24"/>
+          <w:lang w:val="pl-PL"/>
+        </w:rPr>
+        <w:t xml:space="preserve"> przesyłany przez szyfrowane połączenie </w:t>
+      </w:r>
+      <w:r>
+        <w:rPr>
+          <w:rFonts w:ascii="Aptos" w:hAnsi="Aptos" w:eastAsia="Aptos" w:cs="Aptos"/>
+          <w:b w:val="1"/>
+          <w:bCs w:val="1"/>
+          <w:noProof w:val="0"/>
+          <w:sz w:val="24"/>
+          <w:szCs w:val="24"/>
+          <w:lang w:val="pl-PL"/>
+        </w:rPr>
+        <w:t>HTTPS (SSL/TLS)</w:t>
+      </w:r>
+      <w:r>
+        <w:rPr>
+          <w:rFonts w:ascii="Aptos" w:hAnsi="Aptos" w:eastAsia="Aptos" w:cs="Aptos"/>
+          <w:noProof w:val="0"/>
+          <w:sz w:val="24"/>
+          <w:szCs w:val="24"/>
+          <w:lang w:val="pl-PL"/>
+        </w:rPr>
+        <w:t>.</w:t>
+      </w:r>
+    </w:p>
+    <w:p/>
+    <w:p>
+      <w:pPr>
         <w:pBdr>
-          <w:bottom w:val="single" w:sz="6" w:space="1" w:color="auto"/>
+          <w:bottom w:val="single" w:color="auto" w:sz="6" w:space="1"/>
         </w:pBdr>
         <w:rPr>
           <w:b/>
@@ -14944,7 +15830,7 @@
     <w:p>
       <w:pPr>
         <w:pBdr>
-          <w:bottom w:val="single" w:sz="6" w:space="1" w:color="auto"/>
+          <w:bottom w:val="single" w:color="auto" w:sz="6" w:space="1"/>
         </w:pBdr>
         <w:rPr>
           <w:b/>
@@ -15921,7 +16807,7 @@
     <w:p>
       <w:pPr>
         <w:pBdr>
-          <w:bottom w:val="single" w:sz="6" w:space="1" w:color="auto"/>
+          <w:bottom w:val="single" w:color="auto" w:sz="6" w:space="1"/>
         </w:pBdr>
         <w:rPr>
           <w:b/>
@@ -17250,7 +18136,7 @@
       </w:r>
     </w:p>
     <w:sectPr>
-      <w:pgSz w:w="11906" w:h="16838"/>
+      <w:pgSz w:w="11906" w:h="16838" w:orient="portrait"/>
       <w:pgMar w:top="1440" w:right="1440" w:bottom="1440" w:left="1440" w:header="708" w:footer="708" w:gutter="0"/>
       <w:cols w:space="708"/>
       <w:docGrid w:linePitch="360"/>
@@ -17261,6 +18147,230 @@
 
 <file path=word/numbering.xml><?xml version="1.0" encoding="utf-8"?>
 <w:numbering xmlns:wpc="http://schemas.microsoft.com/office/word/2010/wordprocessingCanvas" xmlns:cx="http://schemas.microsoft.com/office/drawing/2014/chartex" xmlns:cx1="http://schemas.microsoft.com/office/drawing/2015/9/8/chartex" xmlns:cx2="http://schemas.microsoft.com/office/drawing/2015/10/21/chartex" xmlns:cx3="http://schemas.microsoft.com/office/drawing/2016/5/9/chartex" xmlns:cx4="http://schemas.microsoft.com/office/drawing/2016/5/10/chartex" xmlns:cx5="http://schemas.microsoft.com/office/drawing/2016/5/11/chartex" xmlns:cx6="http://schemas.microsoft.com/office/drawing/2016/5/12/chartex" xmlns:cx7="http://schemas.microsoft.com/office/drawing/2016/5/13/chartex" xmlns:cx8="http://schemas.microsoft.com/office/drawing/2016/5/14/chartex" xmlns:mc="http://schemas.openxmlformats.org/markup-compatibility/2006" xmlns:aink="http://schemas.microsoft.com/office/drawing/2016/ink" xmlns:am3d="http://schemas.microsoft.com/office/drawing/2017/model3d" xmlns:o="urn:schemas-microsoft-com:office:office" xmlns:oel="http://schemas.microsoft.com/office/2019/extlst" xmlns:r="http://schemas.openxmlformats.org/officeDocument/2006/relationships" xmlns:m="http://schemas.openxmlformats.org/officeDocument/2006/math" xmlns:v="urn:schemas-microsoft-com:vml" xmlns:wp14="http://schemas.microsoft.com/office/word/2010/wordprocessingDrawing" xmlns:wp="http://schemas.openxmlformats.org/drawingml/2006/wordprocessingDrawing" xmlns:w10="urn:schemas-microsoft-com:office:word" xmlns:w="http://schemas.openxmlformats.org/wordprocessingml/2006/main" xmlns:w14="http://schemas.microsoft.com/office/word/2010/wordml" xmlns:w15="http://schemas.microsoft.com/office/word/2012/wordml" xmlns:w16cex="http://schemas.microsoft.com/office/word/2018/wordml/cex" xmlns:w16cid="http://schemas.microsoft.com/office/word/2016/wordml/cid" xmlns:w16="http://schemas.microsoft.com/office/word/2018/wordml" xmlns:w16du="http://schemas.microsoft.com/office/word/2023/wordml/word16du" xmlns:w16sdtdh="http://schemas.microsoft.com/office/word/2020/wordml/sdtdatahash" xmlns:w16sdtfl="http://schemas.microsoft.com/office/word/2024/wordml/sdtformatlock" xmlns:w16se="http://schemas.microsoft.com/office/word/2015/wordml/symex" xmlns:wpg="http://schemas.microsoft.com/office/word/2010/wordprocessingGroup" xmlns:wpi="http://schemas.microsoft.com/office/word/2010/wordprocessingInk" xmlns:wne="http://schemas.microsoft.com/office/word/2006/wordml" xmlns:wps="http://schemas.microsoft.com/office/word/2010/wordprocessingShape" mc:Ignorable="w14 w15 w16se w16cid w16 w16cex w16sdtdh w16sdtfl w16du wp14">
+  <w:abstractNum xmlns:w="http://schemas.openxmlformats.org/wordprocessingml/2006/main" w:abstractNumId="88">
+    <w:nsid w:val="619eb2ef"/>
+    <w:multiLevelType xmlns:w="http://schemas.openxmlformats.org/wordprocessingml/2006/main" w:val="hybridMultilevel"/>
+    <w:lvl xmlns:w="http://schemas.openxmlformats.org/wordprocessingml/2006/main" w:ilvl="0">
+      <w:start w:val="1"/>
+      <w:numFmt w:val="bullet"/>
+      <w:lvlText w:val=""/>
+      <w:lvlJc w:val="left"/>
+      <w:pPr>
+        <w:ind w:left="720" w:hanging="360"/>
+      </w:pPr>
+      <w:rPr>
+        <w:rFonts w:hint="default" w:ascii="Symbol" w:hAnsi="Symbol"/>
+      </w:rPr>
+    </w:lvl>
+    <w:lvl xmlns:w="http://schemas.openxmlformats.org/wordprocessingml/2006/main" w:ilvl="1">
+      <w:start w:val="1"/>
+      <w:numFmt w:val="bullet"/>
+      <w:lvlText w:val="o"/>
+      <w:lvlJc w:val="left"/>
+      <w:pPr>
+        <w:ind w:left="1440" w:hanging="360"/>
+      </w:pPr>
+      <w:rPr>
+        <w:rFonts w:hint="default" w:ascii="Courier New" w:hAnsi="Courier New"/>
+      </w:rPr>
+    </w:lvl>
+    <w:lvl xmlns:w="http://schemas.openxmlformats.org/wordprocessingml/2006/main" w:ilvl="2">
+      <w:start w:val="1"/>
+      <w:numFmt w:val="bullet"/>
+      <w:lvlText w:val=""/>
+      <w:lvlJc w:val="left"/>
+      <w:pPr>
+        <w:ind w:left="2160" w:hanging="360"/>
+      </w:pPr>
+      <w:rPr>
+        <w:rFonts w:hint="default" w:ascii="Wingdings" w:hAnsi="Wingdings"/>
+      </w:rPr>
+    </w:lvl>
+    <w:lvl xmlns:w="http://schemas.openxmlformats.org/wordprocessingml/2006/main" w:ilvl="3">
+      <w:start w:val="1"/>
+      <w:numFmt w:val="bullet"/>
+      <w:lvlText w:val=""/>
+      <w:lvlJc w:val="left"/>
+      <w:pPr>
+        <w:ind w:left="2880" w:hanging="360"/>
+      </w:pPr>
+      <w:rPr>
+        <w:rFonts w:hint="default" w:ascii="Symbol" w:hAnsi="Symbol"/>
+      </w:rPr>
+    </w:lvl>
+    <w:lvl xmlns:w="http://schemas.openxmlformats.org/wordprocessingml/2006/main" w:ilvl="4">
+      <w:start w:val="1"/>
+      <w:numFmt w:val="bullet"/>
+      <w:lvlText w:val="o"/>
+      <w:lvlJc w:val="left"/>
+      <w:pPr>
+        <w:ind w:left="3600" w:hanging="360"/>
+      </w:pPr>
+      <w:rPr>
+        <w:rFonts w:hint="default" w:ascii="Courier New" w:hAnsi="Courier New"/>
+      </w:rPr>
+    </w:lvl>
+    <w:lvl xmlns:w="http://schemas.openxmlformats.org/wordprocessingml/2006/main" w:ilvl="5">
+      <w:start w:val="1"/>
+      <w:numFmt w:val="bullet"/>
+      <w:lvlText w:val=""/>
+      <w:lvlJc w:val="left"/>
+      <w:pPr>
+        <w:ind w:left="4320" w:hanging="360"/>
+      </w:pPr>
+      <w:rPr>
+        <w:rFonts w:hint="default" w:ascii="Wingdings" w:hAnsi="Wingdings"/>
+      </w:rPr>
+    </w:lvl>
+    <w:lvl xmlns:w="http://schemas.openxmlformats.org/wordprocessingml/2006/main" w:ilvl="6">
+      <w:start w:val="1"/>
+      <w:numFmt w:val="bullet"/>
+      <w:lvlText w:val=""/>
+      <w:lvlJc w:val="left"/>
+      <w:pPr>
+        <w:ind w:left="5040" w:hanging="360"/>
+      </w:pPr>
+      <w:rPr>
+        <w:rFonts w:hint="default" w:ascii="Symbol" w:hAnsi="Symbol"/>
+      </w:rPr>
+    </w:lvl>
+    <w:lvl xmlns:w="http://schemas.openxmlformats.org/wordprocessingml/2006/main" w:ilvl="7">
+      <w:start w:val="1"/>
+      <w:numFmt w:val="bullet"/>
+      <w:lvlText w:val="o"/>
+      <w:lvlJc w:val="left"/>
+      <w:pPr>
+        <w:ind w:left="5760" w:hanging="360"/>
+      </w:pPr>
+      <w:rPr>
+        <w:rFonts w:hint="default" w:ascii="Courier New" w:hAnsi="Courier New"/>
+      </w:rPr>
+    </w:lvl>
+    <w:lvl xmlns:w="http://schemas.openxmlformats.org/wordprocessingml/2006/main" w:ilvl="8">
+      <w:start w:val="1"/>
+      <w:numFmt w:val="bullet"/>
+      <w:lvlText w:val=""/>
+      <w:lvlJc w:val="left"/>
+      <w:pPr>
+        <w:ind w:left="6480" w:hanging="360"/>
+      </w:pPr>
+      <w:rPr>
+        <w:rFonts w:hint="default" w:ascii="Wingdings" w:hAnsi="Wingdings"/>
+      </w:rPr>
+    </w:lvl>
+  </w:abstractNum>
+  <w:abstractNum xmlns:w="http://schemas.openxmlformats.org/wordprocessingml/2006/main" w:abstractNumId="87">
+    <w:nsid w:val="67e9e1e6"/>
+    <w:multiLevelType xmlns:w="http://schemas.openxmlformats.org/wordprocessingml/2006/main" w:val="hybridMultilevel"/>
+    <w:lvl xmlns:w="http://schemas.openxmlformats.org/wordprocessingml/2006/main" w:ilvl="0">
+      <w:start w:val="1"/>
+      <w:numFmt w:val="bullet"/>
+      <w:lvlText w:val=""/>
+      <w:lvlJc w:val="left"/>
+      <w:pPr>
+        <w:ind w:left="720" w:hanging="360"/>
+      </w:pPr>
+      <w:rPr>
+        <w:rFonts w:hint="default" w:ascii="Symbol" w:hAnsi="Symbol"/>
+      </w:rPr>
+    </w:lvl>
+    <w:lvl xmlns:w="http://schemas.openxmlformats.org/wordprocessingml/2006/main" w:ilvl="1">
+      <w:start w:val="1"/>
+      <w:numFmt w:val="bullet"/>
+      <w:lvlText w:val="o"/>
+      <w:lvlJc w:val="left"/>
+      <w:pPr>
+        <w:ind w:left="1440" w:hanging="360"/>
+      </w:pPr>
+      <w:rPr>
+        <w:rFonts w:hint="default" w:ascii="Courier New" w:hAnsi="Courier New"/>
+      </w:rPr>
+    </w:lvl>
+    <w:lvl xmlns:w="http://schemas.openxmlformats.org/wordprocessingml/2006/main" w:ilvl="2">
+      <w:start w:val="1"/>
+      <w:numFmt w:val="bullet"/>
+      <w:lvlText w:val=""/>
+      <w:lvlJc w:val="left"/>
+      <w:pPr>
+        <w:ind w:left="2160" w:hanging="360"/>
+      </w:pPr>
+      <w:rPr>
+        <w:rFonts w:hint="default" w:ascii="Wingdings" w:hAnsi="Wingdings"/>
+      </w:rPr>
+    </w:lvl>
+    <w:lvl xmlns:w="http://schemas.openxmlformats.org/wordprocessingml/2006/main" w:ilvl="3">
+      <w:start w:val="1"/>
+      <w:numFmt w:val="bullet"/>
+      <w:lvlText w:val=""/>
+      <w:lvlJc w:val="left"/>
+      <w:pPr>
+        <w:ind w:left="2880" w:hanging="360"/>
+      </w:pPr>
+      <w:rPr>
+        <w:rFonts w:hint="default" w:ascii="Symbol" w:hAnsi="Symbol"/>
+      </w:rPr>
+    </w:lvl>
+    <w:lvl xmlns:w="http://schemas.openxmlformats.org/wordprocessingml/2006/main" w:ilvl="4">
+      <w:start w:val="1"/>
+      <w:numFmt w:val="bullet"/>
+      <w:lvlText w:val="o"/>
+      <w:lvlJc w:val="left"/>
+      <w:pPr>
+        <w:ind w:left="3600" w:hanging="360"/>
+      </w:pPr>
+      <w:rPr>
+        <w:rFonts w:hint="default" w:ascii="Courier New" w:hAnsi="Courier New"/>
+      </w:rPr>
+    </w:lvl>
+    <w:lvl xmlns:w="http://schemas.openxmlformats.org/wordprocessingml/2006/main" w:ilvl="5">
+      <w:start w:val="1"/>
+      <w:numFmt w:val="bullet"/>
+      <w:lvlText w:val=""/>
+      <w:lvlJc w:val="left"/>
+      <w:pPr>
+        <w:ind w:left="4320" w:hanging="360"/>
+      </w:pPr>
+      <w:rPr>
+        <w:rFonts w:hint="default" w:ascii="Wingdings" w:hAnsi="Wingdings"/>
+      </w:rPr>
+    </w:lvl>
+    <w:lvl xmlns:w="http://schemas.openxmlformats.org/wordprocessingml/2006/main" w:ilvl="6">
+      <w:start w:val="1"/>
+      <w:numFmt w:val="bullet"/>
+      <w:lvlText w:val=""/>
+      <w:lvlJc w:val="left"/>
+      <w:pPr>
+        <w:ind w:left="5040" w:hanging="360"/>
+      </w:pPr>
+      <w:rPr>
+        <w:rFonts w:hint="default" w:ascii="Symbol" w:hAnsi="Symbol"/>
+      </w:rPr>
+    </w:lvl>
+    <w:lvl xmlns:w="http://schemas.openxmlformats.org/wordprocessingml/2006/main" w:ilvl="7">
+      <w:start w:val="1"/>
+      <w:numFmt w:val="bullet"/>
+      <w:lvlText w:val="o"/>
+      <w:lvlJc w:val="left"/>
+      <w:pPr>
+        <w:ind w:left="5760" w:hanging="360"/>
+      </w:pPr>
+      <w:rPr>
+        <w:rFonts w:hint="default" w:ascii="Courier New" w:hAnsi="Courier New"/>
+      </w:rPr>
+    </w:lvl>
+    <w:lvl xmlns:w="http://schemas.openxmlformats.org/wordprocessingml/2006/main" w:ilvl="8">
+      <w:start w:val="1"/>
+      <w:numFmt w:val="bullet"/>
+      <w:lvlText w:val=""/>
+      <w:lvlJc w:val="left"/>
+      <w:pPr>
+        <w:ind w:left="6480" w:hanging="360"/>
+      </w:pPr>
+      <w:rPr>
+        <w:rFonts w:hint="default" w:ascii="Wingdings" w:hAnsi="Wingdings"/>
+      </w:rPr>
+    </w:lvl>
+  </w:abstractNum>
   <w:abstractNum w:abstractNumId="0" w15:restartNumberingAfterBreak="0">
     <w:nsid w:val="001E3320"/>
     <w:multiLevelType w:val="multilevel"/>
@@ -17277,7 +18387,7 @@
         <w:ind w:left="720" w:hanging="360"/>
       </w:pPr>
       <w:rPr>
-        <w:rFonts w:ascii="Symbol" w:hAnsi="Symbol" w:hint="default"/>
+        <w:rFonts w:hint="default" w:ascii="Symbol" w:hAnsi="Symbol"/>
         <w:sz w:val="20"/>
       </w:rPr>
     </w:lvl>
@@ -17293,7 +18403,7 @@
         <w:ind w:left="1440" w:hanging="360"/>
       </w:pPr>
       <w:rPr>
-        <w:rFonts w:ascii="Courier New" w:hAnsi="Courier New" w:hint="default"/>
+        <w:rFonts w:hint="default" w:ascii="Courier New" w:hAnsi="Courier New"/>
         <w:sz w:val="20"/>
       </w:rPr>
     </w:lvl>
@@ -17309,7 +18419,7 @@
         <w:ind w:left="2160" w:hanging="360"/>
       </w:pPr>
       <w:rPr>
-        <w:rFonts w:ascii="Wingdings" w:hAnsi="Wingdings" w:hint="default"/>
+        <w:rFonts w:hint="default" w:ascii="Wingdings" w:hAnsi="Wingdings"/>
         <w:sz w:val="20"/>
       </w:rPr>
     </w:lvl>
@@ -17325,7 +18435,7 @@
         <w:ind w:left="2880" w:hanging="360"/>
       </w:pPr>
       <w:rPr>
-        <w:rFonts w:ascii="Wingdings" w:hAnsi="Wingdings" w:hint="default"/>
+        <w:rFonts w:hint="default" w:ascii="Wingdings" w:hAnsi="Wingdings"/>
         <w:sz w:val="20"/>
       </w:rPr>
     </w:lvl>
@@ -17341,7 +18451,7 @@
         <w:ind w:left="3600" w:hanging="360"/>
       </w:pPr>
       <w:rPr>
-        <w:rFonts w:ascii="Wingdings" w:hAnsi="Wingdings" w:hint="default"/>
+        <w:rFonts w:hint="default" w:ascii="Wingdings" w:hAnsi="Wingdings"/>
         <w:sz w:val="20"/>
       </w:rPr>
     </w:lvl>
@@ -17357,7 +18467,7 @@
         <w:ind w:left="4320" w:hanging="360"/>
       </w:pPr>
       <w:rPr>
-        <w:rFonts w:ascii="Wingdings" w:hAnsi="Wingdings" w:hint="default"/>
+        <w:rFonts w:hint="default" w:ascii="Wingdings" w:hAnsi="Wingdings"/>
         <w:sz w:val="20"/>
       </w:rPr>
     </w:lvl>
@@ -17373,7 +18483,7 @@
         <w:ind w:left="5040" w:hanging="360"/>
       </w:pPr>
       <w:rPr>
-        <w:rFonts w:ascii="Wingdings" w:hAnsi="Wingdings" w:hint="default"/>
+        <w:rFonts w:hint="default" w:ascii="Wingdings" w:hAnsi="Wingdings"/>
         <w:sz w:val="20"/>
       </w:rPr>
     </w:lvl>
@@ -17389,7 +18499,7 @@
         <w:ind w:left="5760" w:hanging="360"/>
       </w:pPr>
       <w:rPr>
-        <w:rFonts w:ascii="Wingdings" w:hAnsi="Wingdings" w:hint="default"/>
+        <w:rFonts w:hint="default" w:ascii="Wingdings" w:hAnsi="Wingdings"/>
         <w:sz w:val="20"/>
       </w:rPr>
     </w:lvl>
@@ -17405,7 +18515,7 @@
         <w:ind w:left="6480" w:hanging="360"/>
       </w:pPr>
       <w:rPr>
-        <w:rFonts w:ascii="Wingdings" w:hAnsi="Wingdings" w:hint="default"/>
+        <w:rFonts w:hint="default" w:ascii="Wingdings" w:hAnsi="Wingdings"/>
         <w:sz w:val="20"/>
       </w:rPr>
     </w:lvl>
@@ -17423,7 +18533,7 @@
         <w:ind w:left="1428" w:hanging="360"/>
       </w:pPr>
       <w:rPr>
-        <w:rFonts w:ascii="Symbol" w:hAnsi="Symbol" w:hint="default"/>
+        <w:rFonts w:hint="default" w:ascii="Symbol" w:hAnsi="Symbol"/>
       </w:rPr>
     </w:lvl>
     <w:lvl w:ilvl="1" w:tplc="04150003">
@@ -17435,7 +18545,7 @@
         <w:ind w:left="2148" w:hanging="360"/>
       </w:pPr>
       <w:rPr>
-        <w:rFonts w:ascii="Courier New" w:hAnsi="Courier New" w:cs="Courier New" w:hint="default"/>
+        <w:rFonts w:hint="default" w:ascii="Courier New" w:hAnsi="Courier New" w:cs="Courier New"/>
       </w:rPr>
     </w:lvl>
     <w:lvl w:ilvl="2" w:tplc="04150005" w:tentative="1">
@@ -17447,7 +18557,7 @@
         <w:ind w:left="2868" w:hanging="360"/>
       </w:pPr>
       <w:rPr>
-        <w:rFonts w:ascii="Wingdings" w:hAnsi="Wingdings" w:hint="default"/>
+        <w:rFonts w:hint="default" w:ascii="Wingdings" w:hAnsi="Wingdings"/>
       </w:rPr>
     </w:lvl>
     <w:lvl w:ilvl="3" w:tplc="04150001" w:tentative="1">
@@ -17459,7 +18569,7 @@
         <w:ind w:left="3588" w:hanging="360"/>
       </w:pPr>
       <w:rPr>
-        <w:rFonts w:ascii="Symbol" w:hAnsi="Symbol" w:hint="default"/>
+        <w:rFonts w:hint="default" w:ascii="Symbol" w:hAnsi="Symbol"/>
       </w:rPr>
     </w:lvl>
     <w:lvl w:ilvl="4" w:tplc="04150003" w:tentative="1">
@@ -17471,7 +18581,7 @@
         <w:ind w:left="4308" w:hanging="360"/>
       </w:pPr>
       <w:rPr>
-        <w:rFonts w:ascii="Courier New" w:hAnsi="Courier New" w:cs="Courier New" w:hint="default"/>
+        <w:rFonts w:hint="default" w:ascii="Courier New" w:hAnsi="Courier New" w:cs="Courier New"/>
       </w:rPr>
     </w:lvl>
     <w:lvl w:ilvl="5" w:tplc="04150005" w:tentative="1">
@@ -17483,7 +18593,7 @@
         <w:ind w:left="5028" w:hanging="360"/>
       </w:pPr>
       <w:rPr>
-        <w:rFonts w:ascii="Wingdings" w:hAnsi="Wingdings" w:hint="default"/>
+        <w:rFonts w:hint="default" w:ascii="Wingdings" w:hAnsi="Wingdings"/>
       </w:rPr>
     </w:lvl>
     <w:lvl w:ilvl="6" w:tplc="04150001" w:tentative="1">
@@ -17495,7 +18605,7 @@
         <w:ind w:left="5748" w:hanging="360"/>
       </w:pPr>
       <w:rPr>
-        <w:rFonts w:ascii="Symbol" w:hAnsi="Symbol" w:hint="default"/>
+        <w:rFonts w:hint="default" w:ascii="Symbol" w:hAnsi="Symbol"/>
       </w:rPr>
     </w:lvl>
     <w:lvl w:ilvl="7" w:tplc="04150003" w:tentative="1">
@@ -17507,7 +18617,7 @@
         <w:ind w:left="6468" w:hanging="360"/>
       </w:pPr>
       <w:rPr>
-        <w:rFonts w:ascii="Courier New" w:hAnsi="Courier New" w:cs="Courier New" w:hint="default"/>
+        <w:rFonts w:hint="default" w:ascii="Courier New" w:hAnsi="Courier New" w:cs="Courier New"/>
       </w:rPr>
     </w:lvl>
     <w:lvl w:ilvl="8" w:tplc="04150005" w:tentative="1">
@@ -17519,7 +18629,7 @@
         <w:ind w:left="7188" w:hanging="360"/>
       </w:pPr>
       <w:rPr>
-        <w:rFonts w:ascii="Wingdings" w:hAnsi="Wingdings" w:hint="default"/>
+        <w:rFonts w:hint="default" w:ascii="Wingdings" w:hAnsi="Wingdings"/>
       </w:rPr>
     </w:lvl>
   </w:abstractNum>
@@ -17536,7 +18646,7 @@
         <w:ind w:left="720" w:hanging="360"/>
       </w:pPr>
       <w:rPr>
-        <w:rFonts w:ascii="Aptos" w:hAnsi="Aptos" w:hint="default"/>
+        <w:rFonts w:hint="default" w:ascii="Aptos" w:hAnsi="Aptos"/>
       </w:rPr>
     </w:lvl>
     <w:lvl w:ilvl="1" w:tplc="6964B258">
@@ -17548,7 +18658,7 @@
         <w:ind w:left="1440" w:hanging="360"/>
       </w:pPr>
       <w:rPr>
-        <w:rFonts w:ascii="Courier New" w:hAnsi="Courier New" w:hint="default"/>
+        <w:rFonts w:hint="default" w:ascii="Courier New" w:hAnsi="Courier New"/>
       </w:rPr>
     </w:lvl>
     <w:lvl w:ilvl="2" w:tplc="4E300EB4">
@@ -17560,7 +18670,7 @@
         <w:ind w:left="2160" w:hanging="360"/>
       </w:pPr>
       <w:rPr>
-        <w:rFonts w:ascii="Wingdings" w:hAnsi="Wingdings" w:hint="default"/>
+        <w:rFonts w:hint="default" w:ascii="Wingdings" w:hAnsi="Wingdings"/>
       </w:rPr>
     </w:lvl>
     <w:lvl w:ilvl="3" w:tplc="5A7485C4">
@@ -17572,7 +18682,7 @@
         <w:ind w:left="2880" w:hanging="360"/>
       </w:pPr>
       <w:rPr>
-        <w:rFonts w:ascii="Symbol" w:hAnsi="Symbol" w:hint="default"/>
+        <w:rFonts w:hint="default" w:ascii="Symbol" w:hAnsi="Symbol"/>
       </w:rPr>
     </w:lvl>
     <w:lvl w:ilvl="4" w:tplc="371CBE50">
@@ -17584,7 +18694,7 @@
         <w:ind w:left="3600" w:hanging="360"/>
       </w:pPr>
       <w:rPr>
-        <w:rFonts w:ascii="Courier New" w:hAnsi="Courier New" w:hint="default"/>
+        <w:rFonts w:hint="default" w:ascii="Courier New" w:hAnsi="Courier New"/>
       </w:rPr>
     </w:lvl>
     <w:lvl w:ilvl="5" w:tplc="839800E0">
@@ -17596,7 +18706,7 @@
         <w:ind w:left="4320" w:hanging="360"/>
       </w:pPr>
       <w:rPr>
-        <w:rFonts w:ascii="Wingdings" w:hAnsi="Wingdings" w:hint="default"/>
+        <w:rFonts w:hint="default" w:ascii="Wingdings" w:hAnsi="Wingdings"/>
       </w:rPr>
     </w:lvl>
     <w:lvl w:ilvl="6" w:tplc="00204582">
@@ -17608,7 +18718,7 @@
         <w:ind w:left="5040" w:hanging="360"/>
       </w:pPr>
       <w:rPr>
-        <w:rFonts w:ascii="Symbol" w:hAnsi="Symbol" w:hint="default"/>
+        <w:rFonts w:hint="default" w:ascii="Symbol" w:hAnsi="Symbol"/>
       </w:rPr>
     </w:lvl>
     <w:lvl w:ilvl="7" w:tplc="FD7894D2">
@@ -17620,7 +18730,7 @@
         <w:ind w:left="5760" w:hanging="360"/>
       </w:pPr>
       <w:rPr>
-        <w:rFonts w:ascii="Courier New" w:hAnsi="Courier New" w:hint="default"/>
+        <w:rFonts w:hint="default" w:ascii="Courier New" w:hAnsi="Courier New"/>
       </w:rPr>
     </w:lvl>
     <w:lvl w:ilvl="8" w:tplc="BA48CF9C">
@@ -17632,7 +18742,7 @@
         <w:ind w:left="6480" w:hanging="360"/>
       </w:pPr>
       <w:rPr>
-        <w:rFonts w:ascii="Wingdings" w:hAnsi="Wingdings" w:hint="default"/>
+        <w:rFonts w:hint="default" w:ascii="Wingdings" w:hAnsi="Wingdings"/>
       </w:rPr>
     </w:lvl>
   </w:abstractNum>
@@ -17649,7 +18759,7 @@
         <w:ind w:left="1440" w:hanging="360"/>
       </w:pPr>
       <w:rPr>
-        <w:rFonts w:ascii="Symbol" w:hAnsi="Symbol" w:hint="default"/>
+        <w:rFonts w:hint="default" w:ascii="Symbol" w:hAnsi="Symbol"/>
       </w:rPr>
     </w:lvl>
     <w:lvl w:ilvl="1" w:tplc="04150003" w:tentative="1">
@@ -17661,7 +18771,7 @@
         <w:ind w:left="2160" w:hanging="360"/>
       </w:pPr>
       <w:rPr>
-        <w:rFonts w:ascii="Courier New" w:hAnsi="Courier New" w:cs="Courier New" w:hint="default"/>
+        <w:rFonts w:hint="default" w:ascii="Courier New" w:hAnsi="Courier New" w:cs="Courier New"/>
       </w:rPr>
     </w:lvl>
     <w:lvl w:ilvl="2" w:tplc="04150005" w:tentative="1">
@@ -17673,7 +18783,7 @@
         <w:ind w:left="2880" w:hanging="360"/>
       </w:pPr>
       <w:rPr>
-        <w:rFonts w:ascii="Wingdings" w:hAnsi="Wingdings" w:hint="default"/>
+        <w:rFonts w:hint="default" w:ascii="Wingdings" w:hAnsi="Wingdings"/>
       </w:rPr>
     </w:lvl>
     <w:lvl w:ilvl="3" w:tplc="04150001" w:tentative="1">
@@ -17685,7 +18795,7 @@
         <w:ind w:left="3600" w:hanging="360"/>
       </w:pPr>
       <w:rPr>
-        <w:rFonts w:ascii="Symbol" w:hAnsi="Symbol" w:hint="default"/>
+        <w:rFonts w:hint="default" w:ascii="Symbol" w:hAnsi="Symbol"/>
       </w:rPr>
     </w:lvl>
     <w:lvl w:ilvl="4" w:tplc="04150003" w:tentative="1">
@@ -17697,7 +18807,7 @@
         <w:ind w:left="4320" w:hanging="360"/>
       </w:pPr>
       <w:rPr>
-        <w:rFonts w:ascii="Courier New" w:hAnsi="Courier New" w:cs="Courier New" w:hint="default"/>
+        <w:rFonts w:hint="default" w:ascii="Courier New" w:hAnsi="Courier New" w:cs="Courier New"/>
       </w:rPr>
     </w:lvl>
     <w:lvl w:ilvl="5" w:tplc="04150005" w:tentative="1">
@@ -17709,7 +18819,7 @@
         <w:ind w:left="5040" w:hanging="360"/>
       </w:pPr>
       <w:rPr>
-        <w:rFonts w:ascii="Wingdings" w:hAnsi="Wingdings" w:hint="default"/>
+        <w:rFonts w:hint="default" w:ascii="Wingdings" w:hAnsi="Wingdings"/>
       </w:rPr>
     </w:lvl>
     <w:lvl w:ilvl="6" w:tplc="04150001" w:tentative="1">
@@ -17721,7 +18831,7 @@
         <w:ind w:left="5760" w:hanging="360"/>
       </w:pPr>
       <w:rPr>
-        <w:rFonts w:ascii="Symbol" w:hAnsi="Symbol" w:hint="default"/>
+        <w:rFonts w:hint="default" w:ascii="Symbol" w:hAnsi="Symbol"/>
       </w:rPr>
     </w:lvl>
     <w:lvl w:ilvl="7" w:tplc="04150003" w:tentative="1">
@@ -17733,7 +18843,7 @@
         <w:ind w:left="6480" w:hanging="360"/>
       </w:pPr>
       <w:rPr>
-        <w:rFonts w:ascii="Courier New" w:hAnsi="Courier New" w:cs="Courier New" w:hint="default"/>
+        <w:rFonts w:hint="default" w:ascii="Courier New" w:hAnsi="Courier New" w:cs="Courier New"/>
       </w:rPr>
     </w:lvl>
     <w:lvl w:ilvl="8" w:tplc="04150005" w:tentative="1">
@@ -17745,7 +18855,7 @@
         <w:ind w:left="7200" w:hanging="360"/>
       </w:pPr>
       <w:rPr>
-        <w:rFonts w:ascii="Wingdings" w:hAnsi="Wingdings" w:hint="default"/>
+        <w:rFonts w:hint="default" w:ascii="Wingdings" w:hAnsi="Wingdings"/>
       </w:rPr>
     </w:lvl>
   </w:abstractNum>
@@ -17762,7 +18872,7 @@
         <w:ind w:left="1428" w:hanging="360"/>
       </w:pPr>
       <w:rPr>
-        <w:rFonts w:ascii="Symbol" w:hAnsi="Symbol" w:hint="default"/>
+        <w:rFonts w:hint="default" w:ascii="Symbol" w:hAnsi="Symbol"/>
       </w:rPr>
     </w:lvl>
     <w:lvl w:ilvl="1" w:tplc="FFFFFFFF" w:tentative="1">
@@ -17851,7 +18961,7 @@
         <w:ind w:left="720" w:hanging="360"/>
       </w:pPr>
       <w:rPr>
-        <w:rFonts w:ascii="Symbol" w:hAnsi="Symbol" w:hint="default"/>
+        <w:rFonts w:hint="default" w:ascii="Symbol" w:hAnsi="Symbol"/>
       </w:rPr>
     </w:lvl>
     <w:lvl w:ilvl="1" w:tplc="04150003">
@@ -17863,7 +18973,7 @@
         <w:ind w:left="1440" w:hanging="360"/>
       </w:pPr>
       <w:rPr>
-        <w:rFonts w:ascii="Courier New" w:hAnsi="Courier New" w:cs="Courier New" w:hint="default"/>
+        <w:rFonts w:hint="default" w:ascii="Courier New" w:hAnsi="Courier New" w:cs="Courier New"/>
       </w:rPr>
     </w:lvl>
     <w:lvl w:ilvl="2" w:tplc="04150005">
@@ -17875,7 +18985,7 @@
         <w:ind w:left="2160" w:hanging="360"/>
       </w:pPr>
       <w:rPr>
-        <w:rFonts w:ascii="Wingdings" w:hAnsi="Wingdings" w:hint="default"/>
+        <w:rFonts w:hint="default" w:ascii="Wingdings" w:hAnsi="Wingdings"/>
       </w:rPr>
     </w:lvl>
     <w:lvl w:ilvl="3" w:tplc="04150001" w:tentative="1">
@@ -17887,7 +18997,7 @@
         <w:ind w:left="2880" w:hanging="360"/>
       </w:pPr>
       <w:rPr>
-        <w:rFonts w:ascii="Symbol" w:hAnsi="Symbol" w:hint="default"/>
+        <w:rFonts w:hint="default" w:ascii="Symbol" w:hAnsi="Symbol"/>
       </w:rPr>
     </w:lvl>
     <w:lvl w:ilvl="4" w:tplc="04150003" w:tentative="1">
@@ -17899,7 +19009,7 @@
         <w:ind w:left="3600" w:hanging="360"/>
       </w:pPr>
       <w:rPr>
-        <w:rFonts w:ascii="Courier New" w:hAnsi="Courier New" w:cs="Courier New" w:hint="default"/>
+        <w:rFonts w:hint="default" w:ascii="Courier New" w:hAnsi="Courier New" w:cs="Courier New"/>
       </w:rPr>
     </w:lvl>
     <w:lvl w:ilvl="5" w:tplc="04150005" w:tentative="1">
@@ -17911,7 +19021,7 @@
         <w:ind w:left="4320" w:hanging="360"/>
       </w:pPr>
       <w:rPr>
-        <w:rFonts w:ascii="Wingdings" w:hAnsi="Wingdings" w:hint="default"/>
+        <w:rFonts w:hint="default" w:ascii="Wingdings" w:hAnsi="Wingdings"/>
       </w:rPr>
     </w:lvl>
     <w:lvl w:ilvl="6" w:tplc="04150001" w:tentative="1">
@@ -17923,7 +19033,7 @@
         <w:ind w:left="5040" w:hanging="360"/>
       </w:pPr>
       <w:rPr>
-        <w:rFonts w:ascii="Symbol" w:hAnsi="Symbol" w:hint="default"/>
+        <w:rFonts w:hint="default" w:ascii="Symbol" w:hAnsi="Symbol"/>
       </w:rPr>
     </w:lvl>
     <w:lvl w:ilvl="7" w:tplc="04150003" w:tentative="1">
@@ -17935,7 +19045,7 @@
         <w:ind w:left="5760" w:hanging="360"/>
       </w:pPr>
       <w:rPr>
-        <w:rFonts w:ascii="Courier New" w:hAnsi="Courier New" w:cs="Courier New" w:hint="default"/>
+        <w:rFonts w:hint="default" w:ascii="Courier New" w:hAnsi="Courier New" w:cs="Courier New"/>
       </w:rPr>
     </w:lvl>
     <w:lvl w:ilvl="8" w:tplc="04150005" w:tentative="1">
@@ -17947,7 +19057,7 @@
         <w:ind w:left="6480" w:hanging="360"/>
       </w:pPr>
       <w:rPr>
-        <w:rFonts w:ascii="Wingdings" w:hAnsi="Wingdings" w:hint="default"/>
+        <w:rFonts w:hint="default" w:ascii="Wingdings" w:hAnsi="Wingdings"/>
       </w:rPr>
     </w:lvl>
   </w:abstractNum>
@@ -17964,7 +19074,7 @@
         <w:ind w:left="720" w:hanging="360"/>
       </w:pPr>
       <w:rPr>
-        <w:rFonts w:ascii="Aptos" w:hAnsi="Aptos" w:hint="default"/>
+        <w:rFonts w:hint="default" w:ascii="Aptos" w:hAnsi="Aptos"/>
       </w:rPr>
     </w:lvl>
     <w:lvl w:ilvl="1" w:tplc="ED70A550">
@@ -17976,7 +19086,7 @@
         <w:ind w:left="1440" w:hanging="360"/>
       </w:pPr>
       <w:rPr>
-        <w:rFonts w:ascii="Courier New" w:hAnsi="Courier New" w:hint="default"/>
+        <w:rFonts w:hint="default" w:ascii="Courier New" w:hAnsi="Courier New"/>
       </w:rPr>
     </w:lvl>
     <w:lvl w:ilvl="2" w:tplc="7E6C5F50">
@@ -17988,7 +19098,7 @@
         <w:ind w:left="2160" w:hanging="360"/>
       </w:pPr>
       <w:rPr>
-        <w:rFonts w:ascii="Wingdings" w:hAnsi="Wingdings" w:hint="default"/>
+        <w:rFonts w:hint="default" w:ascii="Wingdings" w:hAnsi="Wingdings"/>
       </w:rPr>
     </w:lvl>
     <w:lvl w:ilvl="3" w:tplc="0464C782">
@@ -18000,7 +19110,7 @@
         <w:ind w:left="2880" w:hanging="360"/>
       </w:pPr>
       <w:rPr>
-        <w:rFonts w:ascii="Symbol" w:hAnsi="Symbol" w:hint="default"/>
+        <w:rFonts w:hint="default" w:ascii="Symbol" w:hAnsi="Symbol"/>
       </w:rPr>
     </w:lvl>
     <w:lvl w:ilvl="4" w:tplc="5A8063B6">
@@ -18012,7 +19122,7 @@
         <w:ind w:left="3600" w:hanging="360"/>
       </w:pPr>
       <w:rPr>
-        <w:rFonts w:ascii="Courier New" w:hAnsi="Courier New" w:hint="default"/>
+        <w:rFonts w:hint="default" w:ascii="Courier New" w:hAnsi="Courier New"/>
       </w:rPr>
     </w:lvl>
     <w:lvl w:ilvl="5" w:tplc="D884E9EA">
@@ -18024,7 +19134,7 @@
         <w:ind w:left="4320" w:hanging="360"/>
       </w:pPr>
       <w:rPr>
-        <w:rFonts w:ascii="Wingdings" w:hAnsi="Wingdings" w:hint="default"/>
+        <w:rFonts w:hint="default" w:ascii="Wingdings" w:hAnsi="Wingdings"/>
       </w:rPr>
     </w:lvl>
     <w:lvl w:ilvl="6" w:tplc="4282DDE0">
@@ -18036,7 +19146,7 @@
         <w:ind w:left="5040" w:hanging="360"/>
       </w:pPr>
       <w:rPr>
-        <w:rFonts w:ascii="Symbol" w:hAnsi="Symbol" w:hint="default"/>
+        <w:rFonts w:hint="default" w:ascii="Symbol" w:hAnsi="Symbol"/>
       </w:rPr>
     </w:lvl>
     <w:lvl w:ilvl="7" w:tplc="926A6F54">
@@ -18048,7 +19158,7 @@
         <w:ind w:left="5760" w:hanging="360"/>
       </w:pPr>
       <w:rPr>
-        <w:rFonts w:ascii="Courier New" w:hAnsi="Courier New" w:hint="default"/>
+        <w:rFonts w:hint="default" w:ascii="Courier New" w:hAnsi="Courier New"/>
       </w:rPr>
     </w:lvl>
     <w:lvl w:ilvl="8" w:tplc="80280E2C">
@@ -18060,7 +19170,7 @@
         <w:ind w:left="6480" w:hanging="360"/>
       </w:pPr>
       <w:rPr>
-        <w:rFonts w:ascii="Wingdings" w:hAnsi="Wingdings" w:hint="default"/>
+        <w:rFonts w:hint="default" w:ascii="Wingdings" w:hAnsi="Wingdings"/>
       </w:rPr>
     </w:lvl>
   </w:abstractNum>
@@ -18077,7 +19187,7 @@
         <w:ind w:left="1428" w:hanging="360"/>
       </w:pPr>
       <w:rPr>
-        <w:rFonts w:ascii="Symbol" w:hAnsi="Symbol" w:hint="default"/>
+        <w:rFonts w:hint="default" w:ascii="Symbol" w:hAnsi="Symbol"/>
       </w:rPr>
     </w:lvl>
     <w:lvl w:ilvl="1" w:tplc="04150003" w:tentative="1">
@@ -18089,7 +19199,7 @@
         <w:ind w:left="2148" w:hanging="360"/>
       </w:pPr>
       <w:rPr>
-        <w:rFonts w:ascii="Courier New" w:hAnsi="Courier New" w:cs="Courier New" w:hint="default"/>
+        <w:rFonts w:hint="default" w:ascii="Courier New" w:hAnsi="Courier New" w:cs="Courier New"/>
       </w:rPr>
     </w:lvl>
     <w:lvl w:ilvl="2" w:tplc="04150005">
@@ -18101,7 +19211,7 @@
         <w:ind w:left="2868" w:hanging="360"/>
       </w:pPr>
       <w:rPr>
-        <w:rFonts w:ascii="Wingdings" w:hAnsi="Wingdings" w:hint="default"/>
+        <w:rFonts w:hint="default" w:ascii="Wingdings" w:hAnsi="Wingdings"/>
       </w:rPr>
     </w:lvl>
     <w:lvl w:ilvl="3" w:tplc="04150001" w:tentative="1">
@@ -18113,7 +19223,7 @@
         <w:ind w:left="3588" w:hanging="360"/>
       </w:pPr>
       <w:rPr>
-        <w:rFonts w:ascii="Symbol" w:hAnsi="Symbol" w:hint="default"/>
+        <w:rFonts w:hint="default" w:ascii="Symbol" w:hAnsi="Symbol"/>
       </w:rPr>
     </w:lvl>
     <w:lvl w:ilvl="4" w:tplc="04150003" w:tentative="1">
@@ -18125,7 +19235,7 @@
         <w:ind w:left="4308" w:hanging="360"/>
       </w:pPr>
       <w:rPr>
-        <w:rFonts w:ascii="Courier New" w:hAnsi="Courier New" w:cs="Courier New" w:hint="default"/>
+        <w:rFonts w:hint="default" w:ascii="Courier New" w:hAnsi="Courier New" w:cs="Courier New"/>
       </w:rPr>
     </w:lvl>
     <w:lvl w:ilvl="5" w:tplc="04150005" w:tentative="1">
@@ -18137,7 +19247,7 @@
         <w:ind w:left="5028" w:hanging="360"/>
       </w:pPr>
       <w:rPr>
-        <w:rFonts w:ascii="Wingdings" w:hAnsi="Wingdings" w:hint="default"/>
+        <w:rFonts w:hint="default" w:ascii="Wingdings" w:hAnsi="Wingdings"/>
       </w:rPr>
     </w:lvl>
     <w:lvl w:ilvl="6" w:tplc="04150001" w:tentative="1">
@@ -18149,7 +19259,7 @@
         <w:ind w:left="5748" w:hanging="360"/>
       </w:pPr>
       <w:rPr>
-        <w:rFonts w:ascii="Symbol" w:hAnsi="Symbol" w:hint="default"/>
+        <w:rFonts w:hint="default" w:ascii="Symbol" w:hAnsi="Symbol"/>
       </w:rPr>
     </w:lvl>
     <w:lvl w:ilvl="7" w:tplc="04150003" w:tentative="1">
@@ -18161,7 +19271,7 @@
         <w:ind w:left="6468" w:hanging="360"/>
       </w:pPr>
       <w:rPr>
-        <w:rFonts w:ascii="Courier New" w:hAnsi="Courier New" w:cs="Courier New" w:hint="default"/>
+        <w:rFonts w:hint="default" w:ascii="Courier New" w:hAnsi="Courier New" w:cs="Courier New"/>
       </w:rPr>
     </w:lvl>
     <w:lvl w:ilvl="8" w:tplc="04150005" w:tentative="1">
@@ -18173,7 +19283,7 @@
         <w:ind w:left="7188" w:hanging="360"/>
       </w:pPr>
       <w:rPr>
-        <w:rFonts w:ascii="Wingdings" w:hAnsi="Wingdings" w:hint="default"/>
+        <w:rFonts w:hint="default" w:ascii="Wingdings" w:hAnsi="Wingdings"/>
       </w:rPr>
     </w:lvl>
   </w:abstractNum>
@@ -18190,7 +19300,7 @@
         <w:ind w:left="1440" w:hanging="360"/>
       </w:pPr>
       <w:rPr>
-        <w:rFonts w:ascii="Symbol" w:hAnsi="Symbol" w:hint="default"/>
+        <w:rFonts w:hint="default" w:ascii="Symbol" w:hAnsi="Symbol"/>
       </w:rPr>
     </w:lvl>
     <w:lvl w:ilvl="1" w:tplc="04150003">
@@ -18202,7 +19312,7 @@
         <w:ind w:left="2160" w:hanging="360"/>
       </w:pPr>
       <w:rPr>
-        <w:rFonts w:ascii="Courier New" w:hAnsi="Courier New" w:cs="Courier New" w:hint="default"/>
+        <w:rFonts w:hint="default" w:ascii="Courier New" w:hAnsi="Courier New" w:cs="Courier New"/>
       </w:rPr>
     </w:lvl>
     <w:lvl w:ilvl="2" w:tplc="04150005" w:tentative="1">
@@ -18214,7 +19324,7 @@
         <w:ind w:left="2880" w:hanging="360"/>
       </w:pPr>
       <w:rPr>
-        <w:rFonts w:ascii="Wingdings" w:hAnsi="Wingdings" w:hint="default"/>
+        <w:rFonts w:hint="default" w:ascii="Wingdings" w:hAnsi="Wingdings"/>
       </w:rPr>
     </w:lvl>
     <w:lvl w:ilvl="3" w:tplc="04150001" w:tentative="1">
@@ -18226,7 +19336,7 @@
         <w:ind w:left="3600" w:hanging="360"/>
       </w:pPr>
       <w:rPr>
-        <w:rFonts w:ascii="Symbol" w:hAnsi="Symbol" w:hint="default"/>
+        <w:rFonts w:hint="default" w:ascii="Symbol" w:hAnsi="Symbol"/>
       </w:rPr>
     </w:lvl>
     <w:lvl w:ilvl="4" w:tplc="04150003" w:tentative="1">
@@ -18238,7 +19348,7 @@
         <w:ind w:left="4320" w:hanging="360"/>
       </w:pPr>
       <w:rPr>
-        <w:rFonts w:ascii="Courier New" w:hAnsi="Courier New" w:cs="Courier New" w:hint="default"/>
+        <w:rFonts w:hint="default" w:ascii="Courier New" w:hAnsi="Courier New" w:cs="Courier New"/>
       </w:rPr>
     </w:lvl>
     <w:lvl w:ilvl="5" w:tplc="04150005" w:tentative="1">
@@ -18250,7 +19360,7 @@
         <w:ind w:left="5040" w:hanging="360"/>
       </w:pPr>
       <w:rPr>
-        <w:rFonts w:ascii="Wingdings" w:hAnsi="Wingdings" w:hint="default"/>
+        <w:rFonts w:hint="default" w:ascii="Wingdings" w:hAnsi="Wingdings"/>
       </w:rPr>
     </w:lvl>
     <w:lvl w:ilvl="6" w:tplc="04150001" w:tentative="1">
@@ -18262,7 +19372,7 @@
         <w:ind w:left="5760" w:hanging="360"/>
       </w:pPr>
       <w:rPr>
-        <w:rFonts w:ascii="Symbol" w:hAnsi="Symbol" w:hint="default"/>
+        <w:rFonts w:hint="default" w:ascii="Symbol" w:hAnsi="Symbol"/>
       </w:rPr>
     </w:lvl>
     <w:lvl w:ilvl="7" w:tplc="04150003" w:tentative="1">
@@ -18274,7 +19384,7 @@
         <w:ind w:left="6480" w:hanging="360"/>
       </w:pPr>
       <w:rPr>
-        <w:rFonts w:ascii="Courier New" w:hAnsi="Courier New" w:cs="Courier New" w:hint="default"/>
+        <w:rFonts w:hint="default" w:ascii="Courier New" w:hAnsi="Courier New" w:cs="Courier New"/>
       </w:rPr>
     </w:lvl>
     <w:lvl w:ilvl="8" w:tplc="04150005" w:tentative="1">
@@ -18286,7 +19396,7 @@
         <w:ind w:left="7200" w:hanging="360"/>
       </w:pPr>
       <w:rPr>
-        <w:rFonts w:ascii="Wingdings" w:hAnsi="Wingdings" w:hint="default"/>
+        <w:rFonts w:hint="default" w:ascii="Wingdings" w:hAnsi="Wingdings"/>
       </w:rPr>
     </w:lvl>
   </w:abstractNum>
@@ -18303,7 +19413,7 @@
         <w:ind w:left="1440" w:hanging="360"/>
       </w:pPr>
       <w:rPr>
-        <w:rFonts w:ascii="Symbol" w:hAnsi="Symbol" w:hint="default"/>
+        <w:rFonts w:hint="default" w:ascii="Symbol" w:hAnsi="Symbol"/>
       </w:rPr>
     </w:lvl>
     <w:lvl w:ilvl="1" w:tplc="04150003">
@@ -18315,7 +19425,7 @@
         <w:ind w:left="2160" w:hanging="360"/>
       </w:pPr>
       <w:rPr>
-        <w:rFonts w:ascii="Courier New" w:hAnsi="Courier New" w:cs="Courier New" w:hint="default"/>
+        <w:rFonts w:hint="default" w:ascii="Courier New" w:hAnsi="Courier New" w:cs="Courier New"/>
       </w:rPr>
     </w:lvl>
     <w:lvl w:ilvl="2" w:tplc="04150005" w:tentative="1">
@@ -18327,7 +19437,7 @@
         <w:ind w:left="2880" w:hanging="360"/>
       </w:pPr>
       <w:rPr>
-        <w:rFonts w:ascii="Wingdings" w:hAnsi="Wingdings" w:hint="default"/>
+        <w:rFonts w:hint="default" w:ascii="Wingdings" w:hAnsi="Wingdings"/>
       </w:rPr>
     </w:lvl>
     <w:lvl w:ilvl="3" w:tplc="04150001" w:tentative="1">
@@ -18339,7 +19449,7 @@
         <w:ind w:left="3600" w:hanging="360"/>
       </w:pPr>
       <w:rPr>
-        <w:rFonts w:ascii="Symbol" w:hAnsi="Symbol" w:hint="default"/>
+        <w:rFonts w:hint="default" w:ascii="Symbol" w:hAnsi="Symbol"/>
       </w:rPr>
     </w:lvl>
     <w:lvl w:ilvl="4" w:tplc="04150003" w:tentative="1">
@@ -18351,7 +19461,7 @@
         <w:ind w:left="4320" w:hanging="360"/>
       </w:pPr>
       <w:rPr>
-        <w:rFonts w:ascii="Courier New" w:hAnsi="Courier New" w:cs="Courier New" w:hint="default"/>
+        <w:rFonts w:hint="default" w:ascii="Courier New" w:hAnsi="Courier New" w:cs="Courier New"/>
       </w:rPr>
     </w:lvl>
     <w:lvl w:ilvl="5" w:tplc="04150005" w:tentative="1">
@@ -18363,7 +19473,7 @@
         <w:ind w:left="5040" w:hanging="360"/>
       </w:pPr>
       <w:rPr>
-        <w:rFonts w:ascii="Wingdings" w:hAnsi="Wingdings" w:hint="default"/>
+        <w:rFonts w:hint="default" w:ascii="Wingdings" w:hAnsi="Wingdings"/>
       </w:rPr>
     </w:lvl>
     <w:lvl w:ilvl="6" w:tplc="04150001" w:tentative="1">
@@ -18375,7 +19485,7 @@
         <w:ind w:left="5760" w:hanging="360"/>
       </w:pPr>
       <w:rPr>
-        <w:rFonts w:ascii="Symbol" w:hAnsi="Symbol" w:hint="default"/>
+        <w:rFonts w:hint="default" w:ascii="Symbol" w:hAnsi="Symbol"/>
       </w:rPr>
     </w:lvl>
     <w:lvl w:ilvl="7" w:tplc="04150003" w:tentative="1">
@@ -18387,7 +19497,7 @@
         <w:ind w:left="6480" w:hanging="360"/>
       </w:pPr>
       <w:rPr>
-        <w:rFonts w:ascii="Courier New" w:hAnsi="Courier New" w:cs="Courier New" w:hint="default"/>
+        <w:rFonts w:hint="default" w:ascii="Courier New" w:hAnsi="Courier New" w:cs="Courier New"/>
       </w:rPr>
     </w:lvl>
     <w:lvl w:ilvl="8" w:tplc="04150005" w:tentative="1">
@@ -18399,7 +19509,7 @@
         <w:ind w:left="7200" w:hanging="360"/>
       </w:pPr>
       <w:rPr>
-        <w:rFonts w:ascii="Wingdings" w:hAnsi="Wingdings" w:hint="default"/>
+        <w:rFonts w:hint="default" w:ascii="Wingdings" w:hAnsi="Wingdings"/>
       </w:rPr>
     </w:lvl>
   </w:abstractNum>
@@ -18416,7 +19526,7 @@
         <w:ind w:left="1428" w:hanging="360"/>
       </w:pPr>
       <w:rPr>
-        <w:rFonts w:ascii="Symbol" w:hAnsi="Symbol" w:hint="default"/>
+        <w:rFonts w:hint="default" w:ascii="Symbol" w:hAnsi="Symbol"/>
       </w:rPr>
     </w:lvl>
     <w:lvl w:ilvl="1" w:tplc="04150003" w:tentative="1">
@@ -18428,7 +19538,7 @@
         <w:ind w:left="2148" w:hanging="360"/>
       </w:pPr>
       <w:rPr>
-        <w:rFonts w:ascii="Courier New" w:hAnsi="Courier New" w:cs="Courier New" w:hint="default"/>
+        <w:rFonts w:hint="default" w:ascii="Courier New" w:hAnsi="Courier New" w:cs="Courier New"/>
       </w:rPr>
     </w:lvl>
     <w:lvl w:ilvl="2" w:tplc="04150005" w:tentative="1">
@@ -18440,7 +19550,7 @@
         <w:ind w:left="2868" w:hanging="360"/>
       </w:pPr>
       <w:rPr>
-        <w:rFonts w:ascii="Wingdings" w:hAnsi="Wingdings" w:hint="default"/>
+        <w:rFonts w:hint="default" w:ascii="Wingdings" w:hAnsi="Wingdings"/>
       </w:rPr>
     </w:lvl>
     <w:lvl w:ilvl="3" w:tplc="04150001" w:tentative="1">
@@ -18452,7 +19562,7 @@
         <w:ind w:left="3588" w:hanging="360"/>
       </w:pPr>
       <w:rPr>
-        <w:rFonts w:ascii="Symbol" w:hAnsi="Symbol" w:hint="default"/>
+        <w:rFonts w:hint="default" w:ascii="Symbol" w:hAnsi="Symbol"/>
       </w:rPr>
     </w:lvl>
     <w:lvl w:ilvl="4" w:tplc="04150003" w:tentative="1">
@@ -18464,7 +19574,7 @@
         <w:ind w:left="4308" w:hanging="360"/>
       </w:pPr>
       <w:rPr>
-        <w:rFonts w:ascii="Courier New" w:hAnsi="Courier New" w:cs="Courier New" w:hint="default"/>
+        <w:rFonts w:hint="default" w:ascii="Courier New" w:hAnsi="Courier New" w:cs="Courier New"/>
       </w:rPr>
     </w:lvl>
     <w:lvl w:ilvl="5" w:tplc="04150005" w:tentative="1">
@@ -18476,7 +19586,7 @@
         <w:ind w:left="5028" w:hanging="360"/>
       </w:pPr>
       <w:rPr>
-        <w:rFonts w:ascii="Wingdings" w:hAnsi="Wingdings" w:hint="default"/>
+        <w:rFonts w:hint="default" w:ascii="Wingdings" w:hAnsi="Wingdings"/>
       </w:rPr>
     </w:lvl>
     <w:lvl w:ilvl="6" w:tplc="04150001" w:tentative="1">
@@ -18488,7 +19598,7 @@
         <w:ind w:left="5748" w:hanging="360"/>
       </w:pPr>
       <w:rPr>
-        <w:rFonts w:ascii="Symbol" w:hAnsi="Symbol" w:hint="default"/>
+        <w:rFonts w:hint="default" w:ascii="Symbol" w:hAnsi="Symbol"/>
       </w:rPr>
     </w:lvl>
     <w:lvl w:ilvl="7" w:tplc="04150003" w:tentative="1">
@@ -18500,7 +19610,7 @@
         <w:ind w:left="6468" w:hanging="360"/>
       </w:pPr>
       <w:rPr>
-        <w:rFonts w:ascii="Courier New" w:hAnsi="Courier New" w:cs="Courier New" w:hint="default"/>
+        <w:rFonts w:hint="default" w:ascii="Courier New" w:hAnsi="Courier New" w:cs="Courier New"/>
       </w:rPr>
     </w:lvl>
     <w:lvl w:ilvl="8" w:tplc="04150005" w:tentative="1">
@@ -18512,7 +19622,7 @@
         <w:ind w:left="7188" w:hanging="360"/>
       </w:pPr>
       <w:rPr>
-        <w:rFonts w:ascii="Wingdings" w:hAnsi="Wingdings" w:hint="default"/>
+        <w:rFonts w:hint="default" w:ascii="Wingdings" w:hAnsi="Wingdings"/>
       </w:rPr>
     </w:lvl>
   </w:abstractNum>
@@ -18618,7 +19728,7 @@
         <w:ind w:left="2498" w:hanging="360"/>
       </w:pPr>
       <w:rPr>
-        <w:rFonts w:ascii="Symbol" w:hAnsi="Symbol" w:hint="default"/>
+        <w:rFonts w:hint="default" w:ascii="Symbol" w:hAnsi="Symbol"/>
       </w:rPr>
     </w:lvl>
     <w:lvl w:ilvl="1" w:tplc="04150003" w:tentative="1">
@@ -18630,7 +19740,7 @@
         <w:ind w:left="3218" w:hanging="360"/>
       </w:pPr>
       <w:rPr>
-        <w:rFonts w:ascii="Courier New" w:hAnsi="Courier New" w:cs="Courier New" w:hint="default"/>
+        <w:rFonts w:hint="default" w:ascii="Courier New" w:hAnsi="Courier New" w:cs="Courier New"/>
       </w:rPr>
     </w:lvl>
     <w:lvl w:ilvl="2" w:tplc="04150005" w:tentative="1">
@@ -18642,7 +19752,7 @@
         <w:ind w:left="3938" w:hanging="360"/>
       </w:pPr>
       <w:rPr>
-        <w:rFonts w:ascii="Wingdings" w:hAnsi="Wingdings" w:hint="default"/>
+        <w:rFonts w:hint="default" w:ascii="Wingdings" w:hAnsi="Wingdings"/>
       </w:rPr>
     </w:lvl>
     <w:lvl w:ilvl="3" w:tplc="04150001" w:tentative="1">
@@ -18654,7 +19764,7 @@
         <w:ind w:left="4658" w:hanging="360"/>
       </w:pPr>
       <w:rPr>
-        <w:rFonts w:ascii="Symbol" w:hAnsi="Symbol" w:hint="default"/>
+        <w:rFonts w:hint="default" w:ascii="Symbol" w:hAnsi="Symbol"/>
       </w:rPr>
     </w:lvl>
     <w:lvl w:ilvl="4" w:tplc="04150003" w:tentative="1">
@@ -18666,7 +19776,7 @@
         <w:ind w:left="5378" w:hanging="360"/>
       </w:pPr>
       <w:rPr>
-        <w:rFonts w:ascii="Courier New" w:hAnsi="Courier New" w:cs="Courier New" w:hint="default"/>
+        <w:rFonts w:hint="default" w:ascii="Courier New" w:hAnsi="Courier New" w:cs="Courier New"/>
       </w:rPr>
     </w:lvl>
     <w:lvl w:ilvl="5" w:tplc="04150005" w:tentative="1">
@@ -18678,7 +19788,7 @@
         <w:ind w:left="6098" w:hanging="360"/>
       </w:pPr>
       <w:rPr>
-        <w:rFonts w:ascii="Wingdings" w:hAnsi="Wingdings" w:hint="default"/>
+        <w:rFonts w:hint="default" w:ascii="Wingdings" w:hAnsi="Wingdings"/>
       </w:rPr>
     </w:lvl>
     <w:lvl w:ilvl="6" w:tplc="04150001" w:tentative="1">
@@ -18690,7 +19800,7 @@
         <w:ind w:left="6818" w:hanging="360"/>
       </w:pPr>
       <w:rPr>
-        <w:rFonts w:ascii="Symbol" w:hAnsi="Symbol" w:hint="default"/>
+        <w:rFonts w:hint="default" w:ascii="Symbol" w:hAnsi="Symbol"/>
       </w:rPr>
     </w:lvl>
     <w:lvl w:ilvl="7" w:tplc="04150003" w:tentative="1">
@@ -18702,7 +19812,7 @@
         <w:ind w:left="7538" w:hanging="360"/>
       </w:pPr>
       <w:rPr>
-        <w:rFonts w:ascii="Courier New" w:hAnsi="Courier New" w:cs="Courier New" w:hint="default"/>
+        <w:rFonts w:hint="default" w:ascii="Courier New" w:hAnsi="Courier New" w:cs="Courier New"/>
       </w:rPr>
     </w:lvl>
     <w:lvl w:ilvl="8" w:tplc="04150005" w:tentative="1">
@@ -18714,7 +19824,7 @@
         <w:ind w:left="8258" w:hanging="360"/>
       </w:pPr>
       <w:rPr>
-        <w:rFonts w:ascii="Wingdings" w:hAnsi="Wingdings" w:hint="default"/>
+        <w:rFonts w:hint="default" w:ascii="Wingdings" w:hAnsi="Wingdings"/>
       </w:rPr>
     </w:lvl>
   </w:abstractNum>
@@ -18731,7 +19841,7 @@
         <w:ind w:left="1854" w:hanging="360"/>
       </w:pPr>
       <w:rPr>
-        <w:rFonts w:ascii="Symbol" w:hAnsi="Symbol" w:hint="default"/>
+        <w:rFonts w:hint="default" w:ascii="Symbol" w:hAnsi="Symbol"/>
       </w:rPr>
     </w:lvl>
     <w:lvl w:ilvl="1" w:tplc="04150003">
@@ -18743,7 +19853,7 @@
         <w:ind w:left="2574" w:hanging="360"/>
       </w:pPr>
       <w:rPr>
-        <w:rFonts w:ascii="Courier New" w:hAnsi="Courier New" w:cs="Courier New" w:hint="default"/>
+        <w:rFonts w:hint="default" w:ascii="Courier New" w:hAnsi="Courier New" w:cs="Courier New"/>
       </w:rPr>
     </w:lvl>
     <w:lvl w:ilvl="2" w:tplc="04150005" w:tentative="1">
@@ -18755,7 +19865,7 @@
         <w:ind w:left="3294" w:hanging="360"/>
       </w:pPr>
       <w:rPr>
-        <w:rFonts w:ascii="Wingdings" w:hAnsi="Wingdings" w:hint="default"/>
+        <w:rFonts w:hint="default" w:ascii="Wingdings" w:hAnsi="Wingdings"/>
       </w:rPr>
     </w:lvl>
     <w:lvl w:ilvl="3" w:tplc="04150001" w:tentative="1">
@@ -18767,7 +19877,7 @@
         <w:ind w:left="4014" w:hanging="360"/>
       </w:pPr>
       <w:rPr>
-        <w:rFonts w:ascii="Symbol" w:hAnsi="Symbol" w:hint="default"/>
+        <w:rFonts w:hint="default" w:ascii="Symbol" w:hAnsi="Symbol"/>
       </w:rPr>
     </w:lvl>
     <w:lvl w:ilvl="4" w:tplc="04150003" w:tentative="1">
@@ -18779,7 +19889,7 @@
         <w:ind w:left="4734" w:hanging="360"/>
       </w:pPr>
       <w:rPr>
-        <w:rFonts w:ascii="Courier New" w:hAnsi="Courier New" w:cs="Courier New" w:hint="default"/>
+        <w:rFonts w:hint="default" w:ascii="Courier New" w:hAnsi="Courier New" w:cs="Courier New"/>
       </w:rPr>
     </w:lvl>
     <w:lvl w:ilvl="5" w:tplc="04150005" w:tentative="1">
@@ -18791,7 +19901,7 @@
         <w:ind w:left="5454" w:hanging="360"/>
       </w:pPr>
       <w:rPr>
-        <w:rFonts w:ascii="Wingdings" w:hAnsi="Wingdings" w:hint="default"/>
+        <w:rFonts w:hint="default" w:ascii="Wingdings" w:hAnsi="Wingdings"/>
       </w:rPr>
     </w:lvl>
     <w:lvl w:ilvl="6" w:tplc="04150001" w:tentative="1">
@@ -18803,7 +19913,7 @@
         <w:ind w:left="6174" w:hanging="360"/>
       </w:pPr>
       <w:rPr>
-        <w:rFonts w:ascii="Symbol" w:hAnsi="Symbol" w:hint="default"/>
+        <w:rFonts w:hint="default" w:ascii="Symbol" w:hAnsi="Symbol"/>
       </w:rPr>
     </w:lvl>
     <w:lvl w:ilvl="7" w:tplc="04150003" w:tentative="1">
@@ -18815,7 +19925,7 @@
         <w:ind w:left="6894" w:hanging="360"/>
       </w:pPr>
       <w:rPr>
-        <w:rFonts w:ascii="Courier New" w:hAnsi="Courier New" w:cs="Courier New" w:hint="default"/>
+        <w:rFonts w:hint="default" w:ascii="Courier New" w:hAnsi="Courier New" w:cs="Courier New"/>
       </w:rPr>
     </w:lvl>
     <w:lvl w:ilvl="8" w:tplc="04150005" w:tentative="1">
@@ -18827,7 +19937,7 @@
         <w:ind w:left="7614" w:hanging="360"/>
       </w:pPr>
       <w:rPr>
-        <w:rFonts w:ascii="Wingdings" w:hAnsi="Wingdings" w:hint="default"/>
+        <w:rFonts w:hint="default" w:ascii="Wingdings" w:hAnsi="Wingdings"/>
       </w:rPr>
     </w:lvl>
   </w:abstractNum>
@@ -18856,7 +19966,7 @@
         <w:ind w:left="1440" w:hanging="360"/>
       </w:pPr>
       <w:rPr>
-        <w:rFonts w:ascii="Symbol" w:hAnsi="Symbol" w:hint="default"/>
+        <w:rFonts w:hint="default" w:ascii="Symbol" w:hAnsi="Symbol"/>
       </w:rPr>
     </w:lvl>
     <w:lvl w:ilvl="2" w:tplc="04150003">
@@ -18868,7 +19978,7 @@
         <w:ind w:left="2160" w:hanging="360"/>
       </w:pPr>
       <w:rPr>
-        <w:rFonts w:ascii="Courier New" w:hAnsi="Courier New" w:cs="Courier New" w:hint="default"/>
+        <w:rFonts w:hint="default" w:ascii="Courier New" w:hAnsi="Courier New" w:cs="Courier New"/>
       </w:rPr>
     </w:lvl>
     <w:lvl w:ilvl="3" w:tplc="FFFFFFFF">
@@ -18939,7 +20049,7 @@
         <w:ind w:left="1440" w:hanging="360"/>
       </w:pPr>
       <w:rPr>
-        <w:rFonts w:ascii="Aptos" w:hAnsi="Aptos" w:hint="default"/>
+        <w:rFonts w:hint="default" w:ascii="Aptos" w:hAnsi="Aptos"/>
       </w:rPr>
     </w:lvl>
     <w:lvl w:ilvl="1" w:tplc="E29C2F04">
@@ -18951,7 +20061,7 @@
         <w:ind w:left="2160" w:hanging="360"/>
       </w:pPr>
       <w:rPr>
-        <w:rFonts w:ascii="Courier New" w:hAnsi="Courier New" w:hint="default"/>
+        <w:rFonts w:hint="default" w:ascii="Courier New" w:hAnsi="Courier New"/>
       </w:rPr>
     </w:lvl>
     <w:lvl w:ilvl="2" w:tplc="224C2912">
@@ -18963,7 +20073,7 @@
         <w:ind w:left="2880" w:hanging="360"/>
       </w:pPr>
       <w:rPr>
-        <w:rFonts w:ascii="Wingdings" w:hAnsi="Wingdings" w:hint="default"/>
+        <w:rFonts w:hint="default" w:ascii="Wingdings" w:hAnsi="Wingdings"/>
       </w:rPr>
     </w:lvl>
     <w:lvl w:ilvl="3" w:tplc="1BA293B4">
@@ -18975,7 +20085,7 @@
         <w:ind w:left="3600" w:hanging="360"/>
       </w:pPr>
       <w:rPr>
-        <w:rFonts w:ascii="Symbol" w:hAnsi="Symbol" w:hint="default"/>
+        <w:rFonts w:hint="default" w:ascii="Symbol" w:hAnsi="Symbol"/>
       </w:rPr>
     </w:lvl>
     <w:lvl w:ilvl="4" w:tplc="EDC086B0">
@@ -18987,7 +20097,7 @@
         <w:ind w:left="4320" w:hanging="360"/>
       </w:pPr>
       <w:rPr>
-        <w:rFonts w:ascii="Courier New" w:hAnsi="Courier New" w:hint="default"/>
+        <w:rFonts w:hint="default" w:ascii="Courier New" w:hAnsi="Courier New"/>
       </w:rPr>
     </w:lvl>
     <w:lvl w:ilvl="5" w:tplc="89E0C160">
@@ -18999,7 +20109,7 @@
         <w:ind w:left="5040" w:hanging="360"/>
       </w:pPr>
       <w:rPr>
-        <w:rFonts w:ascii="Wingdings" w:hAnsi="Wingdings" w:hint="default"/>
+        <w:rFonts w:hint="default" w:ascii="Wingdings" w:hAnsi="Wingdings"/>
       </w:rPr>
     </w:lvl>
     <w:lvl w:ilvl="6" w:tplc="3C48F2C8">
@@ -19011,7 +20121,7 @@
         <w:ind w:left="5760" w:hanging="360"/>
       </w:pPr>
       <w:rPr>
-        <w:rFonts w:ascii="Symbol" w:hAnsi="Symbol" w:hint="default"/>
+        <w:rFonts w:hint="default" w:ascii="Symbol" w:hAnsi="Symbol"/>
       </w:rPr>
     </w:lvl>
     <w:lvl w:ilvl="7" w:tplc="AB56764C">
@@ -19023,7 +20133,7 @@
         <w:ind w:left="6480" w:hanging="360"/>
       </w:pPr>
       <w:rPr>
-        <w:rFonts w:ascii="Courier New" w:hAnsi="Courier New" w:hint="default"/>
+        <w:rFonts w:hint="default" w:ascii="Courier New" w:hAnsi="Courier New"/>
       </w:rPr>
     </w:lvl>
     <w:lvl w:ilvl="8" w:tplc="A560F8A6">
@@ -19035,7 +20145,7 @@
         <w:ind w:left="7200" w:hanging="360"/>
       </w:pPr>
       <w:rPr>
-        <w:rFonts w:ascii="Wingdings" w:hAnsi="Wingdings" w:hint="default"/>
+        <w:rFonts w:hint="default" w:ascii="Wingdings" w:hAnsi="Wingdings"/>
       </w:rPr>
     </w:lvl>
   </w:abstractNum>
@@ -19055,7 +20165,7 @@
         <w:ind w:left="720" w:hanging="360"/>
       </w:pPr>
       <w:rPr>
-        <w:rFonts w:ascii="Symbol" w:hAnsi="Symbol" w:hint="default"/>
+        <w:rFonts w:hint="default" w:ascii="Symbol" w:hAnsi="Symbol"/>
         <w:sz w:val="20"/>
       </w:rPr>
     </w:lvl>
@@ -19071,7 +20181,7 @@
         <w:ind w:left="1440" w:hanging="360"/>
       </w:pPr>
       <w:rPr>
-        <w:rFonts w:ascii="Courier New" w:hAnsi="Courier New" w:hint="default"/>
+        <w:rFonts w:hint="default" w:ascii="Courier New" w:hAnsi="Courier New"/>
         <w:sz w:val="20"/>
       </w:rPr>
     </w:lvl>
@@ -19087,7 +20197,7 @@
         <w:ind w:left="2160" w:hanging="360"/>
       </w:pPr>
       <w:rPr>
-        <w:rFonts w:ascii="Wingdings" w:hAnsi="Wingdings" w:hint="default"/>
+        <w:rFonts w:hint="default" w:ascii="Wingdings" w:hAnsi="Wingdings"/>
         <w:sz w:val="20"/>
       </w:rPr>
     </w:lvl>
@@ -19103,7 +20213,7 @@
         <w:ind w:left="2880" w:hanging="360"/>
       </w:pPr>
       <w:rPr>
-        <w:rFonts w:ascii="Wingdings" w:hAnsi="Wingdings" w:hint="default"/>
+        <w:rFonts w:hint="default" w:ascii="Wingdings" w:hAnsi="Wingdings"/>
         <w:sz w:val="20"/>
       </w:rPr>
     </w:lvl>
@@ -19119,7 +20229,7 @@
         <w:ind w:left="3600" w:hanging="360"/>
       </w:pPr>
       <w:rPr>
-        <w:rFonts w:ascii="Wingdings" w:hAnsi="Wingdings" w:hint="default"/>
+        <w:rFonts w:hint="default" w:ascii="Wingdings" w:hAnsi="Wingdings"/>
         <w:sz w:val="20"/>
       </w:rPr>
     </w:lvl>
@@ -19135,7 +20245,7 @@
         <w:ind w:left="4320" w:hanging="360"/>
       </w:pPr>
       <w:rPr>
-        <w:rFonts w:ascii="Wingdings" w:hAnsi="Wingdings" w:hint="default"/>
+        <w:rFonts w:hint="default" w:ascii="Wingdings" w:hAnsi="Wingdings"/>
         <w:sz w:val="20"/>
       </w:rPr>
     </w:lvl>
@@ -19151,7 +20261,7 @@
         <w:ind w:left="5040" w:hanging="360"/>
       </w:pPr>
       <w:rPr>
-        <w:rFonts w:ascii="Wingdings" w:hAnsi="Wingdings" w:hint="default"/>
+        <w:rFonts w:hint="default" w:ascii="Wingdings" w:hAnsi="Wingdings"/>
         <w:sz w:val="20"/>
       </w:rPr>
     </w:lvl>
@@ -19167,7 +20277,7 @@
         <w:ind w:left="5760" w:hanging="360"/>
       </w:pPr>
       <w:rPr>
-        <w:rFonts w:ascii="Wingdings" w:hAnsi="Wingdings" w:hint="default"/>
+        <w:rFonts w:hint="default" w:ascii="Wingdings" w:hAnsi="Wingdings"/>
         <w:sz w:val="20"/>
       </w:rPr>
     </w:lvl>
@@ -19183,7 +20293,7 @@
         <w:ind w:left="6480" w:hanging="360"/>
       </w:pPr>
       <w:rPr>
-        <w:rFonts w:ascii="Wingdings" w:hAnsi="Wingdings" w:hint="default"/>
+        <w:rFonts w:hint="default" w:ascii="Wingdings" w:hAnsi="Wingdings"/>
         <w:sz w:val="20"/>
       </w:rPr>
     </w:lvl>
@@ -19201,7 +20311,7 @@
         <w:ind w:left="2498" w:hanging="360"/>
       </w:pPr>
       <w:rPr>
-        <w:rFonts w:ascii="Symbol" w:hAnsi="Symbol" w:hint="default"/>
+        <w:rFonts w:hint="default" w:ascii="Symbol" w:hAnsi="Symbol"/>
       </w:rPr>
     </w:lvl>
     <w:lvl w:ilvl="1" w:tplc="04150003" w:tentative="1">
@@ -19213,7 +20323,7 @@
         <w:ind w:left="3218" w:hanging="360"/>
       </w:pPr>
       <w:rPr>
-        <w:rFonts w:ascii="Courier New" w:hAnsi="Courier New" w:cs="Courier New" w:hint="default"/>
+        <w:rFonts w:hint="default" w:ascii="Courier New" w:hAnsi="Courier New" w:cs="Courier New"/>
       </w:rPr>
     </w:lvl>
     <w:lvl w:ilvl="2" w:tplc="04150005" w:tentative="1">
@@ -19225,7 +20335,7 @@
         <w:ind w:left="3938" w:hanging="360"/>
       </w:pPr>
       <w:rPr>
-        <w:rFonts w:ascii="Wingdings" w:hAnsi="Wingdings" w:hint="default"/>
+        <w:rFonts w:hint="default" w:ascii="Wingdings" w:hAnsi="Wingdings"/>
       </w:rPr>
     </w:lvl>
     <w:lvl w:ilvl="3" w:tplc="04150001" w:tentative="1">
@@ -19237,7 +20347,7 @@
         <w:ind w:left="4658" w:hanging="360"/>
       </w:pPr>
       <w:rPr>
-        <w:rFonts w:ascii="Symbol" w:hAnsi="Symbol" w:hint="default"/>
+        <w:rFonts w:hint="default" w:ascii="Symbol" w:hAnsi="Symbol"/>
       </w:rPr>
     </w:lvl>
     <w:lvl w:ilvl="4" w:tplc="04150003" w:tentative="1">
@@ -19249,7 +20359,7 @@
         <w:ind w:left="5378" w:hanging="360"/>
       </w:pPr>
       <w:rPr>
-        <w:rFonts w:ascii="Courier New" w:hAnsi="Courier New" w:cs="Courier New" w:hint="default"/>
+        <w:rFonts w:hint="default" w:ascii="Courier New" w:hAnsi="Courier New" w:cs="Courier New"/>
       </w:rPr>
     </w:lvl>
     <w:lvl w:ilvl="5" w:tplc="04150005" w:tentative="1">
@@ -19261,7 +20371,7 @@
         <w:ind w:left="6098" w:hanging="360"/>
       </w:pPr>
       <w:rPr>
-        <w:rFonts w:ascii="Wingdings" w:hAnsi="Wingdings" w:hint="default"/>
+        <w:rFonts w:hint="default" w:ascii="Wingdings" w:hAnsi="Wingdings"/>
       </w:rPr>
     </w:lvl>
     <w:lvl w:ilvl="6" w:tplc="04150001" w:tentative="1">
@@ -19273,7 +20383,7 @@
         <w:ind w:left="6818" w:hanging="360"/>
       </w:pPr>
       <w:rPr>
-        <w:rFonts w:ascii="Symbol" w:hAnsi="Symbol" w:hint="default"/>
+        <w:rFonts w:hint="default" w:ascii="Symbol" w:hAnsi="Symbol"/>
       </w:rPr>
     </w:lvl>
     <w:lvl w:ilvl="7" w:tplc="04150003" w:tentative="1">
@@ -19285,7 +20395,7 @@
         <w:ind w:left="7538" w:hanging="360"/>
       </w:pPr>
       <w:rPr>
-        <w:rFonts w:ascii="Courier New" w:hAnsi="Courier New" w:cs="Courier New" w:hint="default"/>
+        <w:rFonts w:hint="default" w:ascii="Courier New" w:hAnsi="Courier New" w:cs="Courier New"/>
       </w:rPr>
     </w:lvl>
     <w:lvl w:ilvl="8" w:tplc="04150005" w:tentative="1">
@@ -19297,7 +20407,7 @@
         <w:ind w:left="8258" w:hanging="360"/>
       </w:pPr>
       <w:rPr>
-        <w:rFonts w:ascii="Wingdings" w:hAnsi="Wingdings" w:hint="default"/>
+        <w:rFonts w:hint="default" w:ascii="Wingdings" w:hAnsi="Wingdings"/>
       </w:rPr>
     </w:lvl>
   </w:abstractNum>
@@ -19403,7 +20513,7 @@
         <w:ind w:left="1788" w:hanging="360"/>
       </w:pPr>
       <w:rPr>
-        <w:rFonts w:ascii="Symbol" w:hAnsi="Symbol" w:hint="default"/>
+        <w:rFonts w:hint="default" w:ascii="Symbol" w:hAnsi="Symbol"/>
       </w:rPr>
     </w:lvl>
     <w:lvl w:ilvl="1" w:tplc="FFFFFFFF" w:tentative="1">
@@ -19492,7 +20602,7 @@
         <w:ind w:left="1440" w:hanging="360"/>
       </w:pPr>
       <w:rPr>
-        <w:rFonts w:ascii="Symbol" w:hAnsi="Symbol" w:hint="default"/>
+        <w:rFonts w:hint="default" w:ascii="Symbol" w:hAnsi="Symbol"/>
       </w:rPr>
     </w:lvl>
     <w:lvl w:ilvl="1" w:tplc="04150003">
@@ -19504,7 +20614,7 @@
         <w:ind w:left="2160" w:hanging="360"/>
       </w:pPr>
       <w:rPr>
-        <w:rFonts w:ascii="Courier New" w:hAnsi="Courier New" w:cs="Courier New" w:hint="default"/>
+        <w:rFonts w:hint="default" w:ascii="Courier New" w:hAnsi="Courier New" w:cs="Courier New"/>
       </w:rPr>
     </w:lvl>
     <w:lvl w:ilvl="2" w:tplc="04150005" w:tentative="1">
@@ -19516,7 +20626,7 @@
         <w:ind w:left="2880" w:hanging="360"/>
       </w:pPr>
       <w:rPr>
-        <w:rFonts w:ascii="Wingdings" w:hAnsi="Wingdings" w:hint="default"/>
+        <w:rFonts w:hint="default" w:ascii="Wingdings" w:hAnsi="Wingdings"/>
       </w:rPr>
     </w:lvl>
     <w:lvl w:ilvl="3" w:tplc="04150001" w:tentative="1">
@@ -19528,7 +20638,7 @@
         <w:ind w:left="3600" w:hanging="360"/>
       </w:pPr>
       <w:rPr>
-        <w:rFonts w:ascii="Symbol" w:hAnsi="Symbol" w:hint="default"/>
+        <w:rFonts w:hint="default" w:ascii="Symbol" w:hAnsi="Symbol"/>
       </w:rPr>
     </w:lvl>
     <w:lvl w:ilvl="4" w:tplc="04150003" w:tentative="1">
@@ -19540,7 +20650,7 @@
         <w:ind w:left="4320" w:hanging="360"/>
       </w:pPr>
       <w:rPr>
-        <w:rFonts w:ascii="Courier New" w:hAnsi="Courier New" w:cs="Courier New" w:hint="default"/>
+        <w:rFonts w:hint="default" w:ascii="Courier New" w:hAnsi="Courier New" w:cs="Courier New"/>
       </w:rPr>
     </w:lvl>
     <w:lvl w:ilvl="5" w:tplc="04150005" w:tentative="1">
@@ -19552,7 +20662,7 @@
         <w:ind w:left="5040" w:hanging="360"/>
       </w:pPr>
       <w:rPr>
-        <w:rFonts w:ascii="Wingdings" w:hAnsi="Wingdings" w:hint="default"/>
+        <w:rFonts w:hint="default" w:ascii="Wingdings" w:hAnsi="Wingdings"/>
       </w:rPr>
     </w:lvl>
     <w:lvl w:ilvl="6" w:tplc="04150001" w:tentative="1">
@@ -19564,7 +20674,7 @@
         <w:ind w:left="5760" w:hanging="360"/>
       </w:pPr>
       <w:rPr>
-        <w:rFonts w:ascii="Symbol" w:hAnsi="Symbol" w:hint="default"/>
+        <w:rFonts w:hint="default" w:ascii="Symbol" w:hAnsi="Symbol"/>
       </w:rPr>
     </w:lvl>
     <w:lvl w:ilvl="7" w:tplc="04150003" w:tentative="1">
@@ -19576,7 +20686,7 @@
         <w:ind w:left="6480" w:hanging="360"/>
       </w:pPr>
       <w:rPr>
-        <w:rFonts w:ascii="Courier New" w:hAnsi="Courier New" w:cs="Courier New" w:hint="default"/>
+        <w:rFonts w:hint="default" w:ascii="Courier New" w:hAnsi="Courier New" w:cs="Courier New"/>
       </w:rPr>
     </w:lvl>
     <w:lvl w:ilvl="8" w:tplc="04150005" w:tentative="1">
@@ -19588,7 +20698,7 @@
         <w:ind w:left="7200" w:hanging="360"/>
       </w:pPr>
       <w:rPr>
-        <w:rFonts w:ascii="Wingdings" w:hAnsi="Wingdings" w:hint="default"/>
+        <w:rFonts w:hint="default" w:ascii="Wingdings" w:hAnsi="Wingdings"/>
       </w:rPr>
     </w:lvl>
   </w:abstractNum>
@@ -19605,7 +20715,7 @@
         <w:ind w:left="1776" w:hanging="360"/>
       </w:pPr>
       <w:rPr>
-        <w:rFonts w:ascii="Symbol" w:hAnsi="Symbol" w:hint="default"/>
+        <w:rFonts w:hint="default" w:ascii="Symbol" w:hAnsi="Symbol"/>
       </w:rPr>
     </w:lvl>
     <w:lvl w:ilvl="1" w:tplc="FFFFFFFF" w:tentative="1">
@@ -19694,7 +20804,7 @@
         <w:ind w:left="1776" w:hanging="360"/>
       </w:pPr>
       <w:rPr>
-        <w:rFonts w:ascii="Symbol" w:hAnsi="Symbol" w:hint="default"/>
+        <w:rFonts w:hint="default" w:ascii="Symbol" w:hAnsi="Symbol"/>
       </w:rPr>
     </w:lvl>
     <w:lvl w:ilvl="1" w:tplc="FFFFFFFF" w:tentative="1">
@@ -19783,7 +20893,7 @@
         <w:ind w:left="1428" w:hanging="360"/>
       </w:pPr>
       <w:rPr>
-        <w:rFonts w:ascii="Aptos" w:hAnsi="Aptos" w:hint="default"/>
+        <w:rFonts w:hint="default" w:ascii="Aptos" w:hAnsi="Aptos"/>
       </w:rPr>
     </w:lvl>
     <w:lvl w:ilvl="1" w:tplc="FFFFFFFF">
@@ -19795,7 +20905,7 @@
         <w:ind w:left="2148" w:hanging="360"/>
       </w:pPr>
       <w:rPr>
-        <w:rFonts w:ascii="Courier New" w:hAnsi="Courier New" w:hint="default"/>
+        <w:rFonts w:hint="default" w:ascii="Courier New" w:hAnsi="Courier New"/>
       </w:rPr>
     </w:lvl>
     <w:lvl w:ilvl="2" w:tplc="FFFFFFFF">
@@ -19807,7 +20917,7 @@
         <w:ind w:left="2868" w:hanging="360"/>
       </w:pPr>
       <w:rPr>
-        <w:rFonts w:ascii="Wingdings" w:hAnsi="Wingdings" w:hint="default"/>
+        <w:rFonts w:hint="default" w:ascii="Wingdings" w:hAnsi="Wingdings"/>
       </w:rPr>
     </w:lvl>
     <w:lvl w:ilvl="3" w:tplc="FFFFFFFF">
@@ -19819,7 +20929,7 @@
         <w:ind w:left="3588" w:hanging="360"/>
       </w:pPr>
       <w:rPr>
-        <w:rFonts w:ascii="Symbol" w:hAnsi="Symbol" w:hint="default"/>
+        <w:rFonts w:hint="default" w:ascii="Symbol" w:hAnsi="Symbol"/>
       </w:rPr>
     </w:lvl>
     <w:lvl w:ilvl="4" w:tplc="FFFFFFFF">
@@ -19831,7 +20941,7 @@
         <w:ind w:left="4308" w:hanging="360"/>
       </w:pPr>
       <w:rPr>
-        <w:rFonts w:ascii="Courier New" w:hAnsi="Courier New" w:hint="default"/>
+        <w:rFonts w:hint="default" w:ascii="Courier New" w:hAnsi="Courier New"/>
       </w:rPr>
     </w:lvl>
     <w:lvl w:ilvl="5" w:tplc="FFFFFFFF">
@@ -19843,7 +20953,7 @@
         <w:ind w:left="5028" w:hanging="360"/>
       </w:pPr>
       <w:rPr>
-        <w:rFonts w:ascii="Wingdings" w:hAnsi="Wingdings" w:hint="default"/>
+        <w:rFonts w:hint="default" w:ascii="Wingdings" w:hAnsi="Wingdings"/>
       </w:rPr>
     </w:lvl>
     <w:lvl w:ilvl="6" w:tplc="FFFFFFFF">
@@ -19855,7 +20965,7 @@
         <w:ind w:left="5748" w:hanging="360"/>
       </w:pPr>
       <w:rPr>
-        <w:rFonts w:ascii="Symbol" w:hAnsi="Symbol" w:hint="default"/>
+        <w:rFonts w:hint="default" w:ascii="Symbol" w:hAnsi="Symbol"/>
       </w:rPr>
     </w:lvl>
     <w:lvl w:ilvl="7" w:tplc="FFFFFFFF">
@@ -19867,7 +20977,7 @@
         <w:ind w:left="6468" w:hanging="360"/>
       </w:pPr>
       <w:rPr>
-        <w:rFonts w:ascii="Courier New" w:hAnsi="Courier New" w:hint="default"/>
+        <w:rFonts w:hint="default" w:ascii="Courier New" w:hAnsi="Courier New"/>
       </w:rPr>
     </w:lvl>
     <w:lvl w:ilvl="8" w:tplc="FFFFFFFF">
@@ -19879,7 +20989,7 @@
         <w:ind w:left="7188" w:hanging="360"/>
       </w:pPr>
       <w:rPr>
-        <w:rFonts w:ascii="Wingdings" w:hAnsi="Wingdings" w:hint="default"/>
+        <w:rFonts w:hint="default" w:ascii="Wingdings" w:hAnsi="Wingdings"/>
       </w:rPr>
     </w:lvl>
   </w:abstractNum>
@@ -19896,7 +21006,7 @@
         <w:ind w:left="720" w:hanging="360"/>
       </w:pPr>
       <w:rPr>
-        <w:rFonts w:ascii="Symbol" w:hAnsi="Symbol" w:hint="default"/>
+        <w:rFonts w:hint="default" w:ascii="Symbol" w:hAnsi="Symbol"/>
       </w:rPr>
     </w:lvl>
     <w:lvl w:ilvl="1" w:tplc="04150003" w:tentative="1">
@@ -19908,7 +21018,7 @@
         <w:ind w:left="1440" w:hanging="360"/>
       </w:pPr>
       <w:rPr>
-        <w:rFonts w:ascii="Courier New" w:hAnsi="Courier New" w:cs="Courier New" w:hint="default"/>
+        <w:rFonts w:hint="default" w:ascii="Courier New" w:hAnsi="Courier New" w:cs="Courier New"/>
       </w:rPr>
     </w:lvl>
     <w:lvl w:ilvl="2" w:tplc="04150005" w:tentative="1">
@@ -19920,7 +21030,7 @@
         <w:ind w:left="2160" w:hanging="360"/>
       </w:pPr>
       <w:rPr>
-        <w:rFonts w:ascii="Wingdings" w:hAnsi="Wingdings" w:hint="default"/>
+        <w:rFonts w:hint="default" w:ascii="Wingdings" w:hAnsi="Wingdings"/>
       </w:rPr>
     </w:lvl>
     <w:lvl w:ilvl="3" w:tplc="04150001" w:tentative="1">
@@ -19932,7 +21042,7 @@
         <w:ind w:left="2880" w:hanging="360"/>
       </w:pPr>
       <w:rPr>
-        <w:rFonts w:ascii="Symbol" w:hAnsi="Symbol" w:hint="default"/>
+        <w:rFonts w:hint="default" w:ascii="Symbol" w:hAnsi="Symbol"/>
       </w:rPr>
     </w:lvl>
     <w:lvl w:ilvl="4" w:tplc="04150003" w:tentative="1">
@@ -19944,7 +21054,7 @@
         <w:ind w:left="3600" w:hanging="360"/>
       </w:pPr>
       <w:rPr>
-        <w:rFonts w:ascii="Courier New" w:hAnsi="Courier New" w:cs="Courier New" w:hint="default"/>
+        <w:rFonts w:hint="default" w:ascii="Courier New" w:hAnsi="Courier New" w:cs="Courier New"/>
       </w:rPr>
     </w:lvl>
     <w:lvl w:ilvl="5" w:tplc="04150005" w:tentative="1">
@@ -19956,7 +21066,7 @@
         <w:ind w:left="4320" w:hanging="360"/>
       </w:pPr>
       <w:rPr>
-        <w:rFonts w:ascii="Wingdings" w:hAnsi="Wingdings" w:hint="default"/>
+        <w:rFonts w:hint="default" w:ascii="Wingdings" w:hAnsi="Wingdings"/>
       </w:rPr>
     </w:lvl>
     <w:lvl w:ilvl="6" w:tplc="04150001" w:tentative="1">
@@ -19968,7 +21078,7 @@
         <w:ind w:left="5040" w:hanging="360"/>
       </w:pPr>
       <w:rPr>
-        <w:rFonts w:ascii="Symbol" w:hAnsi="Symbol" w:hint="default"/>
+        <w:rFonts w:hint="default" w:ascii="Symbol" w:hAnsi="Symbol"/>
       </w:rPr>
     </w:lvl>
     <w:lvl w:ilvl="7" w:tplc="04150003" w:tentative="1">
@@ -19980,7 +21090,7 @@
         <w:ind w:left="5760" w:hanging="360"/>
       </w:pPr>
       <w:rPr>
-        <w:rFonts w:ascii="Courier New" w:hAnsi="Courier New" w:cs="Courier New" w:hint="default"/>
+        <w:rFonts w:hint="default" w:ascii="Courier New" w:hAnsi="Courier New" w:cs="Courier New"/>
       </w:rPr>
     </w:lvl>
     <w:lvl w:ilvl="8" w:tplc="04150005" w:tentative="1">
@@ -19992,7 +21102,7 @@
         <w:ind w:left="6480" w:hanging="360"/>
       </w:pPr>
       <w:rPr>
-        <w:rFonts w:ascii="Wingdings" w:hAnsi="Wingdings" w:hint="default"/>
+        <w:rFonts w:hint="default" w:ascii="Wingdings" w:hAnsi="Wingdings"/>
       </w:rPr>
     </w:lvl>
   </w:abstractNum>
@@ -20009,7 +21119,7 @@
         <w:ind w:left="1440" w:hanging="360"/>
       </w:pPr>
       <w:rPr>
-        <w:rFonts w:ascii="Symbol" w:hAnsi="Symbol" w:hint="default"/>
+        <w:rFonts w:hint="default" w:ascii="Symbol" w:hAnsi="Symbol"/>
       </w:rPr>
     </w:lvl>
     <w:lvl w:ilvl="1" w:tplc="04150003" w:tentative="1">
@@ -20021,7 +21131,7 @@
         <w:ind w:left="2160" w:hanging="360"/>
       </w:pPr>
       <w:rPr>
-        <w:rFonts w:ascii="Courier New" w:hAnsi="Courier New" w:cs="Courier New" w:hint="default"/>
+        <w:rFonts w:hint="default" w:ascii="Courier New" w:hAnsi="Courier New" w:cs="Courier New"/>
       </w:rPr>
     </w:lvl>
     <w:lvl w:ilvl="2" w:tplc="04150005" w:tentative="1">
@@ -20033,7 +21143,7 @@
         <w:ind w:left="2880" w:hanging="360"/>
       </w:pPr>
       <w:rPr>
-        <w:rFonts w:ascii="Wingdings" w:hAnsi="Wingdings" w:hint="default"/>
+        <w:rFonts w:hint="default" w:ascii="Wingdings" w:hAnsi="Wingdings"/>
       </w:rPr>
     </w:lvl>
     <w:lvl w:ilvl="3" w:tplc="04150001" w:tentative="1">
@@ -20045,7 +21155,7 @@
         <w:ind w:left="3600" w:hanging="360"/>
       </w:pPr>
       <w:rPr>
-        <w:rFonts w:ascii="Symbol" w:hAnsi="Symbol" w:hint="default"/>
+        <w:rFonts w:hint="default" w:ascii="Symbol" w:hAnsi="Symbol"/>
       </w:rPr>
     </w:lvl>
     <w:lvl w:ilvl="4" w:tplc="04150003" w:tentative="1">
@@ -20057,7 +21167,7 @@
         <w:ind w:left="4320" w:hanging="360"/>
       </w:pPr>
       <w:rPr>
-        <w:rFonts w:ascii="Courier New" w:hAnsi="Courier New" w:cs="Courier New" w:hint="default"/>
+        <w:rFonts w:hint="default" w:ascii="Courier New" w:hAnsi="Courier New" w:cs="Courier New"/>
       </w:rPr>
     </w:lvl>
     <w:lvl w:ilvl="5" w:tplc="04150005" w:tentative="1">
@@ -20069,7 +21179,7 @@
         <w:ind w:left="5040" w:hanging="360"/>
       </w:pPr>
       <w:rPr>
-        <w:rFonts w:ascii="Wingdings" w:hAnsi="Wingdings" w:hint="default"/>
+        <w:rFonts w:hint="default" w:ascii="Wingdings" w:hAnsi="Wingdings"/>
       </w:rPr>
     </w:lvl>
     <w:lvl w:ilvl="6" w:tplc="04150001" w:tentative="1">
@@ -20081,7 +21191,7 @@
         <w:ind w:left="5760" w:hanging="360"/>
       </w:pPr>
       <w:rPr>
-        <w:rFonts w:ascii="Symbol" w:hAnsi="Symbol" w:hint="default"/>
+        <w:rFonts w:hint="default" w:ascii="Symbol" w:hAnsi="Symbol"/>
       </w:rPr>
     </w:lvl>
     <w:lvl w:ilvl="7" w:tplc="04150003" w:tentative="1">
@@ -20093,7 +21203,7 @@
         <w:ind w:left="6480" w:hanging="360"/>
       </w:pPr>
       <w:rPr>
-        <w:rFonts w:ascii="Courier New" w:hAnsi="Courier New" w:cs="Courier New" w:hint="default"/>
+        <w:rFonts w:hint="default" w:ascii="Courier New" w:hAnsi="Courier New" w:cs="Courier New"/>
       </w:rPr>
     </w:lvl>
     <w:lvl w:ilvl="8" w:tplc="04150005" w:tentative="1">
@@ -20105,7 +21215,7 @@
         <w:ind w:left="7200" w:hanging="360"/>
       </w:pPr>
       <w:rPr>
-        <w:rFonts w:ascii="Wingdings" w:hAnsi="Wingdings" w:hint="default"/>
+        <w:rFonts w:hint="default" w:ascii="Wingdings" w:hAnsi="Wingdings"/>
       </w:rPr>
     </w:lvl>
   </w:abstractNum>
@@ -20122,7 +21232,7 @@
         <w:ind w:left="1440" w:hanging="360"/>
       </w:pPr>
       <w:rPr>
-        <w:rFonts w:ascii="Symbol" w:hAnsi="Symbol" w:hint="default"/>
+        <w:rFonts w:hint="default" w:ascii="Symbol" w:hAnsi="Symbol"/>
       </w:rPr>
     </w:lvl>
     <w:lvl w:ilvl="1" w:tplc="04150003">
@@ -20134,7 +21244,7 @@
         <w:ind w:left="2160" w:hanging="360"/>
       </w:pPr>
       <w:rPr>
-        <w:rFonts w:ascii="Courier New" w:hAnsi="Courier New" w:cs="Courier New" w:hint="default"/>
+        <w:rFonts w:hint="default" w:ascii="Courier New" w:hAnsi="Courier New" w:cs="Courier New"/>
       </w:rPr>
     </w:lvl>
     <w:lvl w:ilvl="2" w:tplc="04150005" w:tentative="1">
@@ -20146,7 +21256,7 @@
         <w:ind w:left="2880" w:hanging="360"/>
       </w:pPr>
       <w:rPr>
-        <w:rFonts w:ascii="Wingdings" w:hAnsi="Wingdings" w:hint="default"/>
+        <w:rFonts w:hint="default" w:ascii="Wingdings" w:hAnsi="Wingdings"/>
       </w:rPr>
     </w:lvl>
     <w:lvl w:ilvl="3" w:tplc="04150001" w:tentative="1">
@@ -20158,7 +21268,7 @@
         <w:ind w:left="3600" w:hanging="360"/>
       </w:pPr>
       <w:rPr>
-        <w:rFonts w:ascii="Symbol" w:hAnsi="Symbol" w:hint="default"/>
+        <w:rFonts w:hint="default" w:ascii="Symbol" w:hAnsi="Symbol"/>
       </w:rPr>
     </w:lvl>
     <w:lvl w:ilvl="4" w:tplc="04150003" w:tentative="1">
@@ -20170,7 +21280,7 @@
         <w:ind w:left="4320" w:hanging="360"/>
       </w:pPr>
       <w:rPr>
-        <w:rFonts w:ascii="Courier New" w:hAnsi="Courier New" w:cs="Courier New" w:hint="default"/>
+        <w:rFonts w:hint="default" w:ascii="Courier New" w:hAnsi="Courier New" w:cs="Courier New"/>
       </w:rPr>
     </w:lvl>
     <w:lvl w:ilvl="5" w:tplc="04150005" w:tentative="1">
@@ -20182,7 +21292,7 @@
         <w:ind w:left="5040" w:hanging="360"/>
       </w:pPr>
       <w:rPr>
-        <w:rFonts w:ascii="Wingdings" w:hAnsi="Wingdings" w:hint="default"/>
+        <w:rFonts w:hint="default" w:ascii="Wingdings" w:hAnsi="Wingdings"/>
       </w:rPr>
     </w:lvl>
     <w:lvl w:ilvl="6" w:tplc="04150001" w:tentative="1">
@@ -20194,7 +21304,7 @@
         <w:ind w:left="5760" w:hanging="360"/>
       </w:pPr>
       <w:rPr>
-        <w:rFonts w:ascii="Symbol" w:hAnsi="Symbol" w:hint="default"/>
+        <w:rFonts w:hint="default" w:ascii="Symbol" w:hAnsi="Symbol"/>
       </w:rPr>
     </w:lvl>
     <w:lvl w:ilvl="7" w:tplc="04150003" w:tentative="1">
@@ -20206,7 +21316,7 @@
         <w:ind w:left="6480" w:hanging="360"/>
       </w:pPr>
       <w:rPr>
-        <w:rFonts w:ascii="Courier New" w:hAnsi="Courier New" w:cs="Courier New" w:hint="default"/>
+        <w:rFonts w:hint="default" w:ascii="Courier New" w:hAnsi="Courier New" w:cs="Courier New"/>
       </w:rPr>
     </w:lvl>
     <w:lvl w:ilvl="8" w:tplc="04150005" w:tentative="1">
@@ -20218,7 +21328,7 @@
         <w:ind w:left="7200" w:hanging="360"/>
       </w:pPr>
       <w:rPr>
-        <w:rFonts w:ascii="Wingdings" w:hAnsi="Wingdings" w:hint="default"/>
+        <w:rFonts w:hint="default" w:ascii="Wingdings" w:hAnsi="Wingdings"/>
       </w:rPr>
     </w:lvl>
   </w:abstractNum>
@@ -20324,7 +21434,7 @@
         <w:ind w:left="720" w:hanging="360"/>
       </w:pPr>
       <w:rPr>
-        <w:rFonts w:ascii="Aptos" w:hAnsi="Aptos" w:hint="default"/>
+        <w:rFonts w:hint="default" w:ascii="Aptos" w:hAnsi="Aptos"/>
       </w:rPr>
     </w:lvl>
     <w:lvl w:ilvl="1" w:tplc="B3B6EBE4">
@@ -20336,7 +21446,7 @@
         <w:ind w:left="1440" w:hanging="360"/>
       </w:pPr>
       <w:rPr>
-        <w:rFonts w:ascii="Courier New" w:hAnsi="Courier New" w:hint="default"/>
+        <w:rFonts w:hint="default" w:ascii="Courier New" w:hAnsi="Courier New"/>
       </w:rPr>
     </w:lvl>
     <w:lvl w:ilvl="2" w:tplc="0902D7D4">
@@ -20348,7 +21458,7 @@
         <w:ind w:left="2160" w:hanging="360"/>
       </w:pPr>
       <w:rPr>
-        <w:rFonts w:ascii="Wingdings" w:hAnsi="Wingdings" w:hint="default"/>
+        <w:rFonts w:hint="default" w:ascii="Wingdings" w:hAnsi="Wingdings"/>
       </w:rPr>
     </w:lvl>
     <w:lvl w:ilvl="3" w:tplc="8C7CE940">
@@ -20360,7 +21470,7 @@
         <w:ind w:left="2880" w:hanging="360"/>
       </w:pPr>
       <w:rPr>
-        <w:rFonts w:ascii="Symbol" w:hAnsi="Symbol" w:hint="default"/>
+        <w:rFonts w:hint="default" w:ascii="Symbol" w:hAnsi="Symbol"/>
       </w:rPr>
     </w:lvl>
     <w:lvl w:ilvl="4" w:tplc="BAE8CC62">
@@ -20372,7 +21482,7 @@
         <w:ind w:left="3600" w:hanging="360"/>
       </w:pPr>
       <w:rPr>
-        <w:rFonts w:ascii="Courier New" w:hAnsi="Courier New" w:hint="default"/>
+        <w:rFonts w:hint="default" w:ascii="Courier New" w:hAnsi="Courier New"/>
       </w:rPr>
     </w:lvl>
     <w:lvl w:ilvl="5" w:tplc="4CE67534">
@@ -20384,7 +21494,7 @@
         <w:ind w:left="4320" w:hanging="360"/>
       </w:pPr>
       <w:rPr>
-        <w:rFonts w:ascii="Wingdings" w:hAnsi="Wingdings" w:hint="default"/>
+        <w:rFonts w:hint="default" w:ascii="Wingdings" w:hAnsi="Wingdings"/>
       </w:rPr>
     </w:lvl>
     <w:lvl w:ilvl="6" w:tplc="AC70B142">
@@ -20396,7 +21506,7 @@
         <w:ind w:left="5040" w:hanging="360"/>
       </w:pPr>
       <w:rPr>
-        <w:rFonts w:ascii="Symbol" w:hAnsi="Symbol" w:hint="default"/>
+        <w:rFonts w:hint="default" w:ascii="Symbol" w:hAnsi="Symbol"/>
       </w:rPr>
     </w:lvl>
     <w:lvl w:ilvl="7" w:tplc="D4C63332">
@@ -20408,7 +21518,7 @@
         <w:ind w:left="5760" w:hanging="360"/>
       </w:pPr>
       <w:rPr>
-        <w:rFonts w:ascii="Courier New" w:hAnsi="Courier New" w:hint="default"/>
+        <w:rFonts w:hint="default" w:ascii="Courier New" w:hAnsi="Courier New"/>
       </w:rPr>
     </w:lvl>
     <w:lvl w:ilvl="8" w:tplc="526A1744">
@@ -20420,7 +21530,7 @@
         <w:ind w:left="6480" w:hanging="360"/>
       </w:pPr>
       <w:rPr>
-        <w:rFonts w:ascii="Wingdings" w:hAnsi="Wingdings" w:hint="default"/>
+        <w:rFonts w:hint="default" w:ascii="Wingdings" w:hAnsi="Wingdings"/>
       </w:rPr>
     </w:lvl>
   </w:abstractNum>
@@ -20437,7 +21547,7 @@
         <w:ind w:left="720" w:hanging="360"/>
       </w:pPr>
       <w:rPr>
-        <w:rFonts w:ascii="Symbol" w:hAnsi="Symbol" w:hint="default"/>
+        <w:rFonts w:hint="default" w:ascii="Symbol" w:hAnsi="Symbol"/>
       </w:rPr>
     </w:lvl>
     <w:lvl w:ilvl="1" w:tplc="04150003" w:tentative="1">
@@ -20449,7 +21559,7 @@
         <w:ind w:left="1440" w:hanging="360"/>
       </w:pPr>
       <w:rPr>
-        <w:rFonts w:ascii="Courier New" w:hAnsi="Courier New" w:cs="Courier New" w:hint="default"/>
+        <w:rFonts w:hint="default" w:ascii="Courier New" w:hAnsi="Courier New" w:cs="Courier New"/>
       </w:rPr>
     </w:lvl>
     <w:lvl w:ilvl="2" w:tplc="04150005" w:tentative="1">
@@ -20461,7 +21571,7 @@
         <w:ind w:left="2160" w:hanging="360"/>
       </w:pPr>
       <w:rPr>
-        <w:rFonts w:ascii="Wingdings" w:hAnsi="Wingdings" w:hint="default"/>
+        <w:rFonts w:hint="default" w:ascii="Wingdings" w:hAnsi="Wingdings"/>
       </w:rPr>
     </w:lvl>
     <w:lvl w:ilvl="3" w:tplc="04150001" w:tentative="1">
@@ -20473,7 +21583,7 @@
         <w:ind w:left="2880" w:hanging="360"/>
       </w:pPr>
       <w:rPr>
-        <w:rFonts w:ascii="Symbol" w:hAnsi="Symbol" w:hint="default"/>
+        <w:rFonts w:hint="default" w:ascii="Symbol" w:hAnsi="Symbol"/>
       </w:rPr>
     </w:lvl>
     <w:lvl w:ilvl="4" w:tplc="04150003" w:tentative="1">
@@ -20485,7 +21595,7 @@
         <w:ind w:left="3600" w:hanging="360"/>
       </w:pPr>
       <w:rPr>
-        <w:rFonts w:ascii="Courier New" w:hAnsi="Courier New" w:cs="Courier New" w:hint="default"/>
+        <w:rFonts w:hint="default" w:ascii="Courier New" w:hAnsi="Courier New" w:cs="Courier New"/>
       </w:rPr>
     </w:lvl>
     <w:lvl w:ilvl="5" w:tplc="04150005" w:tentative="1">
@@ -20497,7 +21607,7 @@
         <w:ind w:left="4320" w:hanging="360"/>
       </w:pPr>
       <w:rPr>
-        <w:rFonts w:ascii="Wingdings" w:hAnsi="Wingdings" w:hint="default"/>
+        <w:rFonts w:hint="default" w:ascii="Wingdings" w:hAnsi="Wingdings"/>
       </w:rPr>
     </w:lvl>
     <w:lvl w:ilvl="6" w:tplc="04150001" w:tentative="1">
@@ -20509,7 +21619,7 @@
         <w:ind w:left="5040" w:hanging="360"/>
       </w:pPr>
       <w:rPr>
-        <w:rFonts w:ascii="Symbol" w:hAnsi="Symbol" w:hint="default"/>
+        <w:rFonts w:hint="default" w:ascii="Symbol" w:hAnsi="Symbol"/>
       </w:rPr>
     </w:lvl>
     <w:lvl w:ilvl="7" w:tplc="04150003" w:tentative="1">
@@ -20521,7 +21631,7 @@
         <w:ind w:left="5760" w:hanging="360"/>
       </w:pPr>
       <w:rPr>
-        <w:rFonts w:ascii="Courier New" w:hAnsi="Courier New" w:cs="Courier New" w:hint="default"/>
+        <w:rFonts w:hint="default" w:ascii="Courier New" w:hAnsi="Courier New" w:cs="Courier New"/>
       </w:rPr>
     </w:lvl>
     <w:lvl w:ilvl="8" w:tplc="04150005" w:tentative="1">
@@ -20533,7 +21643,7 @@
         <w:ind w:left="6480" w:hanging="360"/>
       </w:pPr>
       <w:rPr>
-        <w:rFonts w:ascii="Wingdings" w:hAnsi="Wingdings" w:hint="default"/>
+        <w:rFonts w:hint="default" w:ascii="Wingdings" w:hAnsi="Wingdings"/>
       </w:rPr>
     </w:lvl>
   </w:abstractNum>
@@ -20550,7 +21660,7 @@
         <w:ind w:left="1440" w:hanging="360"/>
       </w:pPr>
       <w:rPr>
-        <w:rFonts w:ascii="Symbol" w:hAnsi="Symbol" w:hint="default"/>
+        <w:rFonts w:hint="default" w:ascii="Symbol" w:hAnsi="Symbol"/>
       </w:rPr>
     </w:lvl>
     <w:lvl w:ilvl="1" w:tplc="04150003">
@@ -20562,7 +21672,7 @@
         <w:ind w:left="2160" w:hanging="360"/>
       </w:pPr>
       <w:rPr>
-        <w:rFonts w:ascii="Courier New" w:hAnsi="Courier New" w:cs="Courier New" w:hint="default"/>
+        <w:rFonts w:hint="default" w:ascii="Courier New" w:hAnsi="Courier New" w:cs="Courier New"/>
       </w:rPr>
     </w:lvl>
     <w:lvl w:ilvl="2" w:tplc="04150005" w:tentative="1">
@@ -20574,7 +21684,7 @@
         <w:ind w:left="2880" w:hanging="360"/>
       </w:pPr>
       <w:rPr>
-        <w:rFonts w:ascii="Wingdings" w:hAnsi="Wingdings" w:hint="default"/>
+        <w:rFonts w:hint="default" w:ascii="Wingdings" w:hAnsi="Wingdings"/>
       </w:rPr>
     </w:lvl>
     <w:lvl w:ilvl="3" w:tplc="04150001" w:tentative="1">
@@ -20586,7 +21696,7 @@
         <w:ind w:left="3600" w:hanging="360"/>
       </w:pPr>
       <w:rPr>
-        <w:rFonts w:ascii="Symbol" w:hAnsi="Symbol" w:hint="default"/>
+        <w:rFonts w:hint="default" w:ascii="Symbol" w:hAnsi="Symbol"/>
       </w:rPr>
     </w:lvl>
     <w:lvl w:ilvl="4" w:tplc="04150003" w:tentative="1">
@@ -20598,7 +21708,7 @@
         <w:ind w:left="4320" w:hanging="360"/>
       </w:pPr>
       <w:rPr>
-        <w:rFonts w:ascii="Courier New" w:hAnsi="Courier New" w:cs="Courier New" w:hint="default"/>
+        <w:rFonts w:hint="default" w:ascii="Courier New" w:hAnsi="Courier New" w:cs="Courier New"/>
       </w:rPr>
     </w:lvl>
     <w:lvl w:ilvl="5" w:tplc="04150005" w:tentative="1">
@@ -20610,7 +21720,7 @@
         <w:ind w:left="5040" w:hanging="360"/>
       </w:pPr>
       <w:rPr>
-        <w:rFonts w:ascii="Wingdings" w:hAnsi="Wingdings" w:hint="default"/>
+        <w:rFonts w:hint="default" w:ascii="Wingdings" w:hAnsi="Wingdings"/>
       </w:rPr>
     </w:lvl>
     <w:lvl w:ilvl="6" w:tplc="04150001" w:tentative="1">
@@ -20622,7 +21732,7 @@
         <w:ind w:left="5760" w:hanging="360"/>
       </w:pPr>
       <w:rPr>
-        <w:rFonts w:ascii="Symbol" w:hAnsi="Symbol" w:hint="default"/>
+        <w:rFonts w:hint="default" w:ascii="Symbol" w:hAnsi="Symbol"/>
       </w:rPr>
     </w:lvl>
     <w:lvl w:ilvl="7" w:tplc="04150003" w:tentative="1">
@@ -20634,7 +21744,7 @@
         <w:ind w:left="6480" w:hanging="360"/>
       </w:pPr>
       <w:rPr>
-        <w:rFonts w:ascii="Courier New" w:hAnsi="Courier New" w:cs="Courier New" w:hint="default"/>
+        <w:rFonts w:hint="default" w:ascii="Courier New" w:hAnsi="Courier New" w:cs="Courier New"/>
       </w:rPr>
     </w:lvl>
     <w:lvl w:ilvl="8" w:tplc="04150005" w:tentative="1">
@@ -20646,7 +21756,7 @@
         <w:ind w:left="7200" w:hanging="360"/>
       </w:pPr>
       <w:rPr>
-        <w:rFonts w:ascii="Wingdings" w:hAnsi="Wingdings" w:hint="default"/>
+        <w:rFonts w:hint="default" w:ascii="Wingdings" w:hAnsi="Wingdings"/>
       </w:rPr>
     </w:lvl>
   </w:abstractNum>
@@ -20663,7 +21773,7 @@
         <w:ind w:left="1776" w:hanging="360"/>
       </w:pPr>
       <w:rPr>
-        <w:rFonts w:ascii="Symbol" w:hAnsi="Symbol" w:hint="default"/>
+        <w:rFonts w:hint="default" w:ascii="Symbol" w:hAnsi="Symbol"/>
       </w:rPr>
     </w:lvl>
     <w:lvl w:ilvl="1" w:tplc="FFFFFFFF" w:tentative="1">
@@ -20930,7 +22040,7 @@
         <w:ind w:left="720" w:hanging="360"/>
       </w:pPr>
       <w:rPr>
-        <w:rFonts w:ascii="Aptos" w:hAnsi="Aptos" w:hint="default"/>
+        <w:rFonts w:hint="default" w:ascii="Aptos" w:hAnsi="Aptos"/>
       </w:rPr>
     </w:lvl>
     <w:lvl w:ilvl="1" w:tplc="54FE0082">
@@ -20942,7 +22052,7 @@
         <w:ind w:left="1440" w:hanging="360"/>
       </w:pPr>
       <w:rPr>
-        <w:rFonts w:ascii="Courier New" w:hAnsi="Courier New" w:hint="default"/>
+        <w:rFonts w:hint="default" w:ascii="Courier New" w:hAnsi="Courier New"/>
       </w:rPr>
     </w:lvl>
     <w:lvl w:ilvl="2" w:tplc="F8020C14">
@@ -20954,7 +22064,7 @@
         <w:ind w:left="2160" w:hanging="360"/>
       </w:pPr>
       <w:rPr>
-        <w:rFonts w:ascii="Wingdings" w:hAnsi="Wingdings" w:hint="default"/>
+        <w:rFonts w:hint="default" w:ascii="Wingdings" w:hAnsi="Wingdings"/>
       </w:rPr>
     </w:lvl>
     <w:lvl w:ilvl="3" w:tplc="DCF8C444">
@@ -20966,7 +22076,7 @@
         <w:ind w:left="2880" w:hanging="360"/>
       </w:pPr>
       <w:rPr>
-        <w:rFonts w:ascii="Symbol" w:hAnsi="Symbol" w:hint="default"/>
+        <w:rFonts w:hint="default" w:ascii="Symbol" w:hAnsi="Symbol"/>
       </w:rPr>
     </w:lvl>
     <w:lvl w:ilvl="4" w:tplc="F740DBAC">
@@ -20978,7 +22088,7 @@
         <w:ind w:left="3600" w:hanging="360"/>
       </w:pPr>
       <w:rPr>
-        <w:rFonts w:ascii="Courier New" w:hAnsi="Courier New" w:hint="default"/>
+        <w:rFonts w:hint="default" w:ascii="Courier New" w:hAnsi="Courier New"/>
       </w:rPr>
     </w:lvl>
     <w:lvl w:ilvl="5" w:tplc="016A9048">
@@ -20990,7 +22100,7 @@
         <w:ind w:left="4320" w:hanging="360"/>
       </w:pPr>
       <w:rPr>
-        <w:rFonts w:ascii="Wingdings" w:hAnsi="Wingdings" w:hint="default"/>
+        <w:rFonts w:hint="default" w:ascii="Wingdings" w:hAnsi="Wingdings"/>
       </w:rPr>
     </w:lvl>
     <w:lvl w:ilvl="6" w:tplc="C74C28C2">
@@ -21002,7 +22112,7 @@
         <w:ind w:left="5040" w:hanging="360"/>
       </w:pPr>
       <w:rPr>
-        <w:rFonts w:ascii="Symbol" w:hAnsi="Symbol" w:hint="default"/>
+        <w:rFonts w:hint="default" w:ascii="Symbol" w:hAnsi="Symbol"/>
       </w:rPr>
     </w:lvl>
     <w:lvl w:ilvl="7" w:tplc="E49CFA12">
@@ -21014,7 +22124,7 @@
         <w:ind w:left="5760" w:hanging="360"/>
       </w:pPr>
       <w:rPr>
-        <w:rFonts w:ascii="Courier New" w:hAnsi="Courier New" w:hint="default"/>
+        <w:rFonts w:hint="default" w:ascii="Courier New" w:hAnsi="Courier New"/>
       </w:rPr>
     </w:lvl>
     <w:lvl w:ilvl="8" w:tplc="15BAC886">
@@ -21026,7 +22136,7 @@
         <w:ind w:left="6480" w:hanging="360"/>
       </w:pPr>
       <w:rPr>
-        <w:rFonts w:ascii="Wingdings" w:hAnsi="Wingdings" w:hint="default"/>
+        <w:rFonts w:hint="default" w:ascii="Wingdings" w:hAnsi="Wingdings"/>
       </w:rPr>
     </w:lvl>
   </w:abstractNum>
@@ -21129,7 +22239,7 @@
         <w:ind w:left="1440" w:hanging="360"/>
       </w:pPr>
       <w:rPr>
-        <w:rFonts w:ascii="Symbol" w:hAnsi="Symbol" w:hint="default"/>
+        <w:rFonts w:hint="default" w:ascii="Symbol" w:hAnsi="Symbol"/>
       </w:rPr>
     </w:lvl>
     <w:lvl w:ilvl="1" w:tplc="04150003" w:tentative="1">
@@ -21141,7 +22251,7 @@
         <w:ind w:left="2160" w:hanging="360"/>
       </w:pPr>
       <w:rPr>
-        <w:rFonts w:ascii="Courier New" w:hAnsi="Courier New" w:cs="Courier New" w:hint="default"/>
+        <w:rFonts w:hint="default" w:ascii="Courier New" w:hAnsi="Courier New" w:cs="Courier New"/>
       </w:rPr>
     </w:lvl>
     <w:lvl w:ilvl="2" w:tplc="04150005" w:tentative="1">
@@ -21153,7 +22263,7 @@
         <w:ind w:left="2880" w:hanging="360"/>
       </w:pPr>
       <w:rPr>
-        <w:rFonts w:ascii="Wingdings" w:hAnsi="Wingdings" w:hint="default"/>
+        <w:rFonts w:hint="default" w:ascii="Wingdings" w:hAnsi="Wingdings"/>
       </w:rPr>
     </w:lvl>
     <w:lvl w:ilvl="3" w:tplc="04150001" w:tentative="1">
@@ -21165,7 +22275,7 @@
         <w:ind w:left="3600" w:hanging="360"/>
       </w:pPr>
       <w:rPr>
-        <w:rFonts w:ascii="Symbol" w:hAnsi="Symbol" w:hint="default"/>
+        <w:rFonts w:hint="default" w:ascii="Symbol" w:hAnsi="Symbol"/>
       </w:rPr>
     </w:lvl>
     <w:lvl w:ilvl="4" w:tplc="04150003" w:tentative="1">
@@ -21177,7 +22287,7 @@
         <w:ind w:left="4320" w:hanging="360"/>
       </w:pPr>
       <w:rPr>
-        <w:rFonts w:ascii="Courier New" w:hAnsi="Courier New" w:cs="Courier New" w:hint="default"/>
+        <w:rFonts w:hint="default" w:ascii="Courier New" w:hAnsi="Courier New" w:cs="Courier New"/>
       </w:rPr>
     </w:lvl>
     <w:lvl w:ilvl="5" w:tplc="04150005" w:tentative="1">
@@ -21189,7 +22299,7 @@
         <w:ind w:left="5040" w:hanging="360"/>
       </w:pPr>
       <w:rPr>
-        <w:rFonts w:ascii="Wingdings" w:hAnsi="Wingdings" w:hint="default"/>
+        <w:rFonts w:hint="default" w:ascii="Wingdings" w:hAnsi="Wingdings"/>
       </w:rPr>
     </w:lvl>
     <w:lvl w:ilvl="6" w:tplc="04150001" w:tentative="1">
@@ -21201,7 +22311,7 @@
         <w:ind w:left="5760" w:hanging="360"/>
       </w:pPr>
       <w:rPr>
-        <w:rFonts w:ascii="Symbol" w:hAnsi="Symbol" w:hint="default"/>
+        <w:rFonts w:hint="default" w:ascii="Symbol" w:hAnsi="Symbol"/>
       </w:rPr>
     </w:lvl>
     <w:lvl w:ilvl="7" w:tplc="04150003" w:tentative="1">
@@ -21213,7 +22323,7 @@
         <w:ind w:left="6480" w:hanging="360"/>
       </w:pPr>
       <w:rPr>
-        <w:rFonts w:ascii="Courier New" w:hAnsi="Courier New" w:cs="Courier New" w:hint="default"/>
+        <w:rFonts w:hint="default" w:ascii="Courier New" w:hAnsi="Courier New" w:cs="Courier New"/>
       </w:rPr>
     </w:lvl>
     <w:lvl w:ilvl="8" w:tplc="04150005" w:tentative="1">
@@ -21225,7 +22335,7 @@
         <w:ind w:left="7200" w:hanging="360"/>
       </w:pPr>
       <w:rPr>
-        <w:rFonts w:ascii="Wingdings" w:hAnsi="Wingdings" w:hint="default"/>
+        <w:rFonts w:hint="default" w:ascii="Wingdings" w:hAnsi="Wingdings"/>
       </w:rPr>
     </w:lvl>
   </w:abstractNum>
@@ -21254,7 +22364,7 @@
         <w:ind w:left="1440" w:hanging="360"/>
       </w:pPr>
       <w:rPr>
-        <w:rFonts w:ascii="Symbol" w:hAnsi="Symbol" w:hint="default"/>
+        <w:rFonts w:hint="default" w:ascii="Symbol" w:hAnsi="Symbol"/>
       </w:rPr>
     </w:lvl>
     <w:lvl w:ilvl="2" w:tplc="0415001B">
@@ -21340,7 +22450,7 @@
         <w:ind w:left="1440" w:hanging="360"/>
       </w:pPr>
       <w:rPr>
-        <w:rFonts w:ascii="Symbol" w:hAnsi="Symbol" w:hint="default"/>
+        <w:rFonts w:hint="default" w:ascii="Symbol" w:hAnsi="Symbol"/>
       </w:rPr>
     </w:lvl>
     <w:lvl w:ilvl="1" w:tplc="04150003" w:tentative="1">
@@ -21352,7 +22462,7 @@
         <w:ind w:left="2160" w:hanging="360"/>
       </w:pPr>
       <w:rPr>
-        <w:rFonts w:ascii="Courier New" w:hAnsi="Courier New" w:cs="Courier New" w:hint="default"/>
+        <w:rFonts w:hint="default" w:ascii="Courier New" w:hAnsi="Courier New" w:cs="Courier New"/>
       </w:rPr>
     </w:lvl>
     <w:lvl w:ilvl="2" w:tplc="04150005" w:tentative="1">
@@ -21364,7 +22474,7 @@
         <w:ind w:left="2880" w:hanging="360"/>
       </w:pPr>
       <w:rPr>
-        <w:rFonts w:ascii="Wingdings" w:hAnsi="Wingdings" w:hint="default"/>
+        <w:rFonts w:hint="default" w:ascii="Wingdings" w:hAnsi="Wingdings"/>
       </w:rPr>
     </w:lvl>
     <w:lvl w:ilvl="3" w:tplc="04150001" w:tentative="1">
@@ -21376,7 +22486,7 @@
         <w:ind w:left="3600" w:hanging="360"/>
       </w:pPr>
       <w:rPr>
-        <w:rFonts w:ascii="Symbol" w:hAnsi="Symbol" w:hint="default"/>
+        <w:rFonts w:hint="default" w:ascii="Symbol" w:hAnsi="Symbol"/>
       </w:rPr>
     </w:lvl>
     <w:lvl w:ilvl="4" w:tplc="04150003" w:tentative="1">
@@ -21388,7 +22498,7 @@
         <w:ind w:left="4320" w:hanging="360"/>
       </w:pPr>
       <w:rPr>
-        <w:rFonts w:ascii="Courier New" w:hAnsi="Courier New" w:cs="Courier New" w:hint="default"/>
+        <w:rFonts w:hint="default" w:ascii="Courier New" w:hAnsi="Courier New" w:cs="Courier New"/>
       </w:rPr>
     </w:lvl>
     <w:lvl w:ilvl="5" w:tplc="04150005" w:tentative="1">
@@ -21400,7 +22510,7 @@
         <w:ind w:left="5040" w:hanging="360"/>
       </w:pPr>
       <w:rPr>
-        <w:rFonts w:ascii="Wingdings" w:hAnsi="Wingdings" w:hint="default"/>
+        <w:rFonts w:hint="default" w:ascii="Wingdings" w:hAnsi="Wingdings"/>
       </w:rPr>
     </w:lvl>
     <w:lvl w:ilvl="6" w:tplc="04150001" w:tentative="1">
@@ -21412,7 +22522,7 @@
         <w:ind w:left="5760" w:hanging="360"/>
       </w:pPr>
       <w:rPr>
-        <w:rFonts w:ascii="Symbol" w:hAnsi="Symbol" w:hint="default"/>
+        <w:rFonts w:hint="default" w:ascii="Symbol" w:hAnsi="Symbol"/>
       </w:rPr>
     </w:lvl>
     <w:lvl w:ilvl="7" w:tplc="04150003" w:tentative="1">
@@ -21424,7 +22534,7 @@
         <w:ind w:left="6480" w:hanging="360"/>
       </w:pPr>
       <w:rPr>
-        <w:rFonts w:ascii="Courier New" w:hAnsi="Courier New" w:cs="Courier New" w:hint="default"/>
+        <w:rFonts w:hint="default" w:ascii="Courier New" w:hAnsi="Courier New" w:cs="Courier New"/>
       </w:rPr>
     </w:lvl>
     <w:lvl w:ilvl="8" w:tplc="04150005" w:tentative="1">
@@ -21436,7 +22546,7 @@
         <w:ind w:left="7200" w:hanging="360"/>
       </w:pPr>
       <w:rPr>
-        <w:rFonts w:ascii="Wingdings" w:hAnsi="Wingdings" w:hint="default"/>
+        <w:rFonts w:hint="default" w:ascii="Wingdings" w:hAnsi="Wingdings"/>
       </w:rPr>
     </w:lvl>
   </w:abstractNum>
@@ -21453,7 +22563,7 @@
         <w:ind w:left="1440" w:hanging="360"/>
       </w:pPr>
       <w:rPr>
-        <w:rFonts w:ascii="Symbol" w:hAnsi="Symbol" w:hint="default"/>
+        <w:rFonts w:hint="default" w:ascii="Symbol" w:hAnsi="Symbol"/>
       </w:rPr>
     </w:lvl>
     <w:lvl w:ilvl="1" w:tplc="04150003">
@@ -21465,7 +22575,7 @@
         <w:ind w:left="2160" w:hanging="360"/>
       </w:pPr>
       <w:rPr>
-        <w:rFonts w:ascii="Courier New" w:hAnsi="Courier New" w:cs="Courier New" w:hint="default"/>
+        <w:rFonts w:hint="default" w:ascii="Courier New" w:hAnsi="Courier New" w:cs="Courier New"/>
       </w:rPr>
     </w:lvl>
     <w:lvl w:ilvl="2" w:tplc="04150005" w:tentative="1">
@@ -21477,7 +22587,7 @@
         <w:ind w:left="2880" w:hanging="360"/>
       </w:pPr>
       <w:rPr>
-        <w:rFonts w:ascii="Wingdings" w:hAnsi="Wingdings" w:hint="default"/>
+        <w:rFonts w:hint="default" w:ascii="Wingdings" w:hAnsi="Wingdings"/>
       </w:rPr>
     </w:lvl>
     <w:lvl w:ilvl="3" w:tplc="04150001" w:tentative="1">
@@ -21489,7 +22599,7 @@
         <w:ind w:left="3600" w:hanging="360"/>
       </w:pPr>
       <w:rPr>
-        <w:rFonts w:ascii="Symbol" w:hAnsi="Symbol" w:hint="default"/>
+        <w:rFonts w:hint="default" w:ascii="Symbol" w:hAnsi="Symbol"/>
       </w:rPr>
     </w:lvl>
     <w:lvl w:ilvl="4" w:tplc="04150003" w:tentative="1">
@@ -21501,7 +22611,7 @@
         <w:ind w:left="4320" w:hanging="360"/>
       </w:pPr>
       <w:rPr>
-        <w:rFonts w:ascii="Courier New" w:hAnsi="Courier New" w:cs="Courier New" w:hint="default"/>
+        <w:rFonts w:hint="default" w:ascii="Courier New" w:hAnsi="Courier New" w:cs="Courier New"/>
       </w:rPr>
     </w:lvl>
     <w:lvl w:ilvl="5" w:tplc="04150005" w:tentative="1">
@@ -21513,7 +22623,7 @@
         <w:ind w:left="5040" w:hanging="360"/>
       </w:pPr>
       <w:rPr>
-        <w:rFonts w:ascii="Wingdings" w:hAnsi="Wingdings" w:hint="default"/>
+        <w:rFonts w:hint="default" w:ascii="Wingdings" w:hAnsi="Wingdings"/>
       </w:rPr>
     </w:lvl>
     <w:lvl w:ilvl="6" w:tplc="04150001" w:tentative="1">
@@ -21525,7 +22635,7 @@
         <w:ind w:left="5760" w:hanging="360"/>
       </w:pPr>
       <w:rPr>
-        <w:rFonts w:ascii="Symbol" w:hAnsi="Symbol" w:hint="default"/>
+        <w:rFonts w:hint="default" w:ascii="Symbol" w:hAnsi="Symbol"/>
       </w:rPr>
     </w:lvl>
     <w:lvl w:ilvl="7" w:tplc="04150003" w:tentative="1">
@@ -21537,7 +22647,7 @@
         <w:ind w:left="6480" w:hanging="360"/>
       </w:pPr>
       <w:rPr>
-        <w:rFonts w:ascii="Courier New" w:hAnsi="Courier New" w:cs="Courier New" w:hint="default"/>
+        <w:rFonts w:hint="default" w:ascii="Courier New" w:hAnsi="Courier New" w:cs="Courier New"/>
       </w:rPr>
     </w:lvl>
     <w:lvl w:ilvl="8" w:tplc="04150005" w:tentative="1">
@@ -21549,7 +22659,7 @@
         <w:ind w:left="7200" w:hanging="360"/>
       </w:pPr>
       <w:rPr>
-        <w:rFonts w:ascii="Wingdings" w:hAnsi="Wingdings" w:hint="default"/>
+        <w:rFonts w:hint="default" w:ascii="Wingdings" w:hAnsi="Wingdings"/>
       </w:rPr>
     </w:lvl>
   </w:abstractNum>
@@ -21566,7 +22676,7 @@
         <w:ind w:left="1776" w:hanging="360"/>
       </w:pPr>
       <w:rPr>
-        <w:rFonts w:ascii="Symbol" w:hAnsi="Symbol" w:hint="default"/>
+        <w:rFonts w:hint="default" w:ascii="Symbol" w:hAnsi="Symbol"/>
       </w:rPr>
     </w:lvl>
     <w:lvl w:ilvl="1" w:tplc="FFFFFFFF" w:tentative="1">
@@ -21741,7 +22851,7 @@
         <w:ind w:left="1440" w:hanging="360"/>
       </w:pPr>
       <w:rPr>
-        <w:rFonts w:ascii="Symbol" w:hAnsi="Symbol" w:hint="default"/>
+        <w:rFonts w:hint="default" w:ascii="Symbol" w:hAnsi="Symbol"/>
       </w:rPr>
     </w:lvl>
     <w:lvl w:ilvl="1" w:tplc="04150003">
@@ -21753,7 +22863,7 @@
         <w:ind w:left="2160" w:hanging="360"/>
       </w:pPr>
       <w:rPr>
-        <w:rFonts w:ascii="Courier New" w:hAnsi="Courier New" w:cs="Courier New" w:hint="default"/>
+        <w:rFonts w:hint="default" w:ascii="Courier New" w:hAnsi="Courier New" w:cs="Courier New"/>
       </w:rPr>
     </w:lvl>
     <w:lvl w:ilvl="2" w:tplc="04150005" w:tentative="1">
@@ -21765,7 +22875,7 @@
         <w:ind w:left="2880" w:hanging="360"/>
       </w:pPr>
       <w:rPr>
-        <w:rFonts w:ascii="Wingdings" w:hAnsi="Wingdings" w:hint="default"/>
+        <w:rFonts w:hint="default" w:ascii="Wingdings" w:hAnsi="Wingdings"/>
       </w:rPr>
     </w:lvl>
     <w:lvl w:ilvl="3" w:tplc="04150001" w:tentative="1">
@@ -21777,7 +22887,7 @@
         <w:ind w:left="3600" w:hanging="360"/>
       </w:pPr>
       <w:rPr>
-        <w:rFonts w:ascii="Symbol" w:hAnsi="Symbol" w:hint="default"/>
+        <w:rFonts w:hint="default" w:ascii="Symbol" w:hAnsi="Symbol"/>
       </w:rPr>
     </w:lvl>
     <w:lvl w:ilvl="4" w:tplc="04150003" w:tentative="1">
@@ -21789,7 +22899,7 @@
         <w:ind w:left="4320" w:hanging="360"/>
       </w:pPr>
       <w:rPr>
-        <w:rFonts w:ascii="Courier New" w:hAnsi="Courier New" w:cs="Courier New" w:hint="default"/>
+        <w:rFonts w:hint="default" w:ascii="Courier New" w:hAnsi="Courier New" w:cs="Courier New"/>
       </w:rPr>
     </w:lvl>
     <w:lvl w:ilvl="5" w:tplc="04150005" w:tentative="1">
@@ -21801,7 +22911,7 @@
         <w:ind w:left="5040" w:hanging="360"/>
       </w:pPr>
       <w:rPr>
-        <w:rFonts w:ascii="Wingdings" w:hAnsi="Wingdings" w:hint="default"/>
+        <w:rFonts w:hint="default" w:ascii="Wingdings" w:hAnsi="Wingdings"/>
       </w:rPr>
     </w:lvl>
     <w:lvl w:ilvl="6" w:tplc="04150001" w:tentative="1">
@@ -21813,7 +22923,7 @@
         <w:ind w:left="5760" w:hanging="360"/>
       </w:pPr>
       <w:rPr>
-        <w:rFonts w:ascii="Symbol" w:hAnsi="Symbol" w:hint="default"/>
+        <w:rFonts w:hint="default" w:ascii="Symbol" w:hAnsi="Symbol"/>
       </w:rPr>
     </w:lvl>
     <w:lvl w:ilvl="7" w:tplc="04150003" w:tentative="1">
@@ -21825,7 +22935,7 @@
         <w:ind w:left="6480" w:hanging="360"/>
       </w:pPr>
       <w:rPr>
-        <w:rFonts w:ascii="Courier New" w:hAnsi="Courier New" w:cs="Courier New" w:hint="default"/>
+        <w:rFonts w:hint="default" w:ascii="Courier New" w:hAnsi="Courier New" w:cs="Courier New"/>
       </w:rPr>
     </w:lvl>
     <w:lvl w:ilvl="8" w:tplc="04150005" w:tentative="1">
@@ -21837,7 +22947,7 @@
         <w:ind w:left="7200" w:hanging="360"/>
       </w:pPr>
       <w:rPr>
-        <w:rFonts w:ascii="Wingdings" w:hAnsi="Wingdings" w:hint="default"/>
+        <w:rFonts w:hint="default" w:ascii="Wingdings" w:hAnsi="Wingdings"/>
       </w:rPr>
     </w:lvl>
   </w:abstractNum>
@@ -21854,7 +22964,7 @@
         <w:ind w:left="720" w:hanging="360"/>
       </w:pPr>
       <w:rPr>
-        <w:rFonts w:ascii="Aptos" w:hAnsi="Aptos" w:hint="default"/>
+        <w:rFonts w:hint="default" w:ascii="Aptos" w:hAnsi="Aptos"/>
       </w:rPr>
     </w:lvl>
     <w:lvl w:ilvl="1" w:tplc="C54A5ACE">
@@ -21866,7 +22976,7 @@
         <w:ind w:left="1440" w:hanging="360"/>
       </w:pPr>
       <w:rPr>
-        <w:rFonts w:ascii="Courier New" w:hAnsi="Courier New" w:hint="default"/>
+        <w:rFonts w:hint="default" w:ascii="Courier New" w:hAnsi="Courier New"/>
       </w:rPr>
     </w:lvl>
     <w:lvl w:ilvl="2" w:tplc="F16A09BC">
@@ -21878,7 +22988,7 @@
         <w:ind w:left="2160" w:hanging="360"/>
       </w:pPr>
       <w:rPr>
-        <w:rFonts w:ascii="Wingdings" w:hAnsi="Wingdings" w:hint="default"/>
+        <w:rFonts w:hint="default" w:ascii="Wingdings" w:hAnsi="Wingdings"/>
       </w:rPr>
     </w:lvl>
     <w:lvl w:ilvl="3" w:tplc="B0E61DAC">
@@ -21890,7 +23000,7 @@
         <w:ind w:left="2880" w:hanging="360"/>
       </w:pPr>
       <w:rPr>
-        <w:rFonts w:ascii="Symbol" w:hAnsi="Symbol" w:hint="default"/>
+        <w:rFonts w:hint="default" w:ascii="Symbol" w:hAnsi="Symbol"/>
       </w:rPr>
     </w:lvl>
     <w:lvl w:ilvl="4" w:tplc="A6045EB0">
@@ -21902,7 +23012,7 @@
         <w:ind w:left="3600" w:hanging="360"/>
       </w:pPr>
       <w:rPr>
-        <w:rFonts w:ascii="Courier New" w:hAnsi="Courier New" w:hint="default"/>
+        <w:rFonts w:hint="default" w:ascii="Courier New" w:hAnsi="Courier New"/>
       </w:rPr>
     </w:lvl>
     <w:lvl w:ilvl="5" w:tplc="F8B85400">
@@ -21914,7 +23024,7 @@
         <w:ind w:left="4320" w:hanging="360"/>
       </w:pPr>
       <w:rPr>
-        <w:rFonts w:ascii="Wingdings" w:hAnsi="Wingdings" w:hint="default"/>
+        <w:rFonts w:hint="default" w:ascii="Wingdings" w:hAnsi="Wingdings"/>
       </w:rPr>
     </w:lvl>
     <w:lvl w:ilvl="6" w:tplc="179E5D50">
@@ -21926,7 +23036,7 @@
         <w:ind w:left="5040" w:hanging="360"/>
       </w:pPr>
       <w:rPr>
-        <w:rFonts w:ascii="Symbol" w:hAnsi="Symbol" w:hint="default"/>
+        <w:rFonts w:hint="default" w:ascii="Symbol" w:hAnsi="Symbol"/>
       </w:rPr>
     </w:lvl>
     <w:lvl w:ilvl="7" w:tplc="5C7EE368">
@@ -21938,7 +23048,7 @@
         <w:ind w:left="5760" w:hanging="360"/>
       </w:pPr>
       <w:rPr>
-        <w:rFonts w:ascii="Courier New" w:hAnsi="Courier New" w:hint="default"/>
+        <w:rFonts w:hint="default" w:ascii="Courier New" w:hAnsi="Courier New"/>
       </w:rPr>
     </w:lvl>
     <w:lvl w:ilvl="8" w:tplc="9E4AFCB0">
@@ -21950,7 +23060,7 @@
         <w:ind w:left="6480" w:hanging="360"/>
       </w:pPr>
       <w:rPr>
-        <w:rFonts w:ascii="Wingdings" w:hAnsi="Wingdings" w:hint="default"/>
+        <w:rFonts w:hint="default" w:ascii="Wingdings" w:hAnsi="Wingdings"/>
       </w:rPr>
     </w:lvl>
   </w:abstractNum>
@@ -21967,7 +23077,7 @@
         <w:ind w:left="1776" w:hanging="360"/>
       </w:pPr>
       <w:rPr>
-        <w:rFonts w:ascii="Symbol" w:hAnsi="Symbol" w:hint="default"/>
+        <w:rFonts w:hint="default" w:ascii="Symbol" w:hAnsi="Symbol"/>
       </w:rPr>
     </w:lvl>
     <w:lvl w:ilvl="1" w:tplc="FFFFFFFF" w:tentative="1">
@@ -22056,7 +23166,7 @@
         <w:ind w:left="2498" w:hanging="360"/>
       </w:pPr>
       <w:rPr>
-        <w:rFonts w:ascii="Symbol" w:hAnsi="Symbol" w:hint="default"/>
+        <w:rFonts w:hint="default" w:ascii="Symbol" w:hAnsi="Symbol"/>
       </w:rPr>
     </w:lvl>
     <w:lvl w:ilvl="1" w:tplc="04150003" w:tentative="1">
@@ -22068,7 +23178,7 @@
         <w:ind w:left="3218" w:hanging="360"/>
       </w:pPr>
       <w:rPr>
-        <w:rFonts w:ascii="Courier New" w:hAnsi="Courier New" w:cs="Courier New" w:hint="default"/>
+        <w:rFonts w:hint="default" w:ascii="Courier New" w:hAnsi="Courier New" w:cs="Courier New"/>
       </w:rPr>
     </w:lvl>
     <w:lvl w:ilvl="2" w:tplc="04150005" w:tentative="1">
@@ -22080,7 +23190,7 @@
         <w:ind w:left="3938" w:hanging="360"/>
       </w:pPr>
       <w:rPr>
-        <w:rFonts w:ascii="Wingdings" w:hAnsi="Wingdings" w:hint="default"/>
+        <w:rFonts w:hint="default" w:ascii="Wingdings" w:hAnsi="Wingdings"/>
       </w:rPr>
     </w:lvl>
     <w:lvl w:ilvl="3" w:tplc="04150001" w:tentative="1">
@@ -22092,7 +23202,7 @@
         <w:ind w:left="4658" w:hanging="360"/>
       </w:pPr>
       <w:rPr>
-        <w:rFonts w:ascii="Symbol" w:hAnsi="Symbol" w:hint="default"/>
+        <w:rFonts w:hint="default" w:ascii="Symbol" w:hAnsi="Symbol"/>
       </w:rPr>
     </w:lvl>
     <w:lvl w:ilvl="4" w:tplc="04150003" w:tentative="1">
@@ -22104,7 +23214,7 @@
         <w:ind w:left="5378" w:hanging="360"/>
       </w:pPr>
       <w:rPr>
-        <w:rFonts w:ascii="Courier New" w:hAnsi="Courier New" w:cs="Courier New" w:hint="default"/>
+        <w:rFonts w:hint="default" w:ascii="Courier New" w:hAnsi="Courier New" w:cs="Courier New"/>
       </w:rPr>
     </w:lvl>
     <w:lvl w:ilvl="5" w:tplc="04150005" w:tentative="1">
@@ -22116,7 +23226,7 @@
         <w:ind w:left="6098" w:hanging="360"/>
       </w:pPr>
       <w:rPr>
-        <w:rFonts w:ascii="Wingdings" w:hAnsi="Wingdings" w:hint="default"/>
+        <w:rFonts w:hint="default" w:ascii="Wingdings" w:hAnsi="Wingdings"/>
       </w:rPr>
     </w:lvl>
     <w:lvl w:ilvl="6" w:tplc="04150001" w:tentative="1">
@@ -22128,7 +23238,7 @@
         <w:ind w:left="6818" w:hanging="360"/>
       </w:pPr>
       <w:rPr>
-        <w:rFonts w:ascii="Symbol" w:hAnsi="Symbol" w:hint="default"/>
+        <w:rFonts w:hint="default" w:ascii="Symbol" w:hAnsi="Symbol"/>
       </w:rPr>
     </w:lvl>
     <w:lvl w:ilvl="7" w:tplc="04150003" w:tentative="1">
@@ -22140,7 +23250,7 @@
         <w:ind w:left="7538" w:hanging="360"/>
       </w:pPr>
       <w:rPr>
-        <w:rFonts w:ascii="Courier New" w:hAnsi="Courier New" w:cs="Courier New" w:hint="default"/>
+        <w:rFonts w:hint="default" w:ascii="Courier New" w:hAnsi="Courier New" w:cs="Courier New"/>
       </w:rPr>
     </w:lvl>
     <w:lvl w:ilvl="8" w:tplc="04150005" w:tentative="1">
@@ -22152,7 +23262,7 @@
         <w:ind w:left="8258" w:hanging="360"/>
       </w:pPr>
       <w:rPr>
-        <w:rFonts w:ascii="Wingdings" w:hAnsi="Wingdings" w:hint="default"/>
+        <w:rFonts w:hint="default" w:ascii="Wingdings" w:hAnsi="Wingdings"/>
       </w:rPr>
     </w:lvl>
   </w:abstractNum>
@@ -22169,7 +23279,7 @@
         <w:ind w:left="720" w:hanging="360"/>
       </w:pPr>
       <w:rPr>
-        <w:rFonts w:ascii="Aptos" w:hAnsi="Aptos" w:hint="default"/>
+        <w:rFonts w:hint="default" w:ascii="Aptos" w:hAnsi="Aptos"/>
       </w:rPr>
     </w:lvl>
     <w:lvl w:ilvl="1" w:tplc="FC8E8136">
@@ -22181,7 +23291,7 @@
         <w:ind w:left="1440" w:hanging="360"/>
       </w:pPr>
       <w:rPr>
-        <w:rFonts w:ascii="Courier New" w:hAnsi="Courier New" w:hint="default"/>
+        <w:rFonts w:hint="default" w:ascii="Courier New" w:hAnsi="Courier New"/>
       </w:rPr>
     </w:lvl>
     <w:lvl w:ilvl="2" w:tplc="5BAA1F80">
@@ -22193,7 +23303,7 @@
         <w:ind w:left="2160" w:hanging="360"/>
       </w:pPr>
       <w:rPr>
-        <w:rFonts w:ascii="Wingdings" w:hAnsi="Wingdings" w:hint="default"/>
+        <w:rFonts w:hint="default" w:ascii="Wingdings" w:hAnsi="Wingdings"/>
       </w:rPr>
     </w:lvl>
     <w:lvl w:ilvl="3" w:tplc="C0C60A54">
@@ -22205,7 +23315,7 @@
         <w:ind w:left="2880" w:hanging="360"/>
       </w:pPr>
       <w:rPr>
-        <w:rFonts w:ascii="Symbol" w:hAnsi="Symbol" w:hint="default"/>
+        <w:rFonts w:hint="default" w:ascii="Symbol" w:hAnsi="Symbol"/>
       </w:rPr>
     </w:lvl>
     <w:lvl w:ilvl="4" w:tplc="7708F190">
@@ -22217,7 +23327,7 @@
         <w:ind w:left="3600" w:hanging="360"/>
       </w:pPr>
       <w:rPr>
-        <w:rFonts w:ascii="Courier New" w:hAnsi="Courier New" w:hint="default"/>
+        <w:rFonts w:hint="default" w:ascii="Courier New" w:hAnsi="Courier New"/>
       </w:rPr>
     </w:lvl>
     <w:lvl w:ilvl="5" w:tplc="DB7478B6">
@@ -22229,7 +23339,7 @@
         <w:ind w:left="4320" w:hanging="360"/>
       </w:pPr>
       <w:rPr>
-        <w:rFonts w:ascii="Wingdings" w:hAnsi="Wingdings" w:hint="default"/>
+        <w:rFonts w:hint="default" w:ascii="Wingdings" w:hAnsi="Wingdings"/>
       </w:rPr>
     </w:lvl>
     <w:lvl w:ilvl="6" w:tplc="72DA8910">
@@ -22241,7 +23351,7 @@
         <w:ind w:left="5040" w:hanging="360"/>
       </w:pPr>
       <w:rPr>
-        <w:rFonts w:ascii="Symbol" w:hAnsi="Symbol" w:hint="default"/>
+        <w:rFonts w:hint="default" w:ascii="Symbol" w:hAnsi="Symbol"/>
       </w:rPr>
     </w:lvl>
     <w:lvl w:ilvl="7" w:tplc="99D86232">
@@ -22253,7 +23363,7 @@
         <w:ind w:left="5760" w:hanging="360"/>
       </w:pPr>
       <w:rPr>
-        <w:rFonts w:ascii="Courier New" w:hAnsi="Courier New" w:hint="default"/>
+        <w:rFonts w:hint="default" w:ascii="Courier New" w:hAnsi="Courier New"/>
       </w:rPr>
     </w:lvl>
     <w:lvl w:ilvl="8" w:tplc="AF02795C">
@@ -22265,7 +23375,7 @@
         <w:ind w:left="6480" w:hanging="360"/>
       </w:pPr>
       <w:rPr>
-        <w:rFonts w:ascii="Wingdings" w:hAnsi="Wingdings" w:hint="default"/>
+        <w:rFonts w:hint="default" w:ascii="Wingdings" w:hAnsi="Wingdings"/>
       </w:rPr>
     </w:lvl>
   </w:abstractNum>
@@ -22282,7 +23392,7 @@
         <w:ind w:left="1440" w:hanging="360"/>
       </w:pPr>
       <w:rPr>
-        <w:rFonts w:ascii="Symbol" w:hAnsi="Symbol" w:hint="default"/>
+        <w:rFonts w:hint="default" w:ascii="Symbol" w:hAnsi="Symbol"/>
       </w:rPr>
     </w:lvl>
     <w:lvl w:ilvl="1" w:tplc="04150003" w:tentative="1">
@@ -22294,7 +23404,7 @@
         <w:ind w:left="2160" w:hanging="360"/>
       </w:pPr>
       <w:rPr>
-        <w:rFonts w:ascii="Courier New" w:hAnsi="Courier New" w:cs="Courier New" w:hint="default"/>
+        <w:rFonts w:hint="default" w:ascii="Courier New" w:hAnsi="Courier New" w:cs="Courier New"/>
       </w:rPr>
     </w:lvl>
     <w:lvl w:ilvl="2" w:tplc="04150005" w:tentative="1">
@@ -22306,7 +23416,7 @@
         <w:ind w:left="2880" w:hanging="360"/>
       </w:pPr>
       <w:rPr>
-        <w:rFonts w:ascii="Wingdings" w:hAnsi="Wingdings" w:hint="default"/>
+        <w:rFonts w:hint="default" w:ascii="Wingdings" w:hAnsi="Wingdings"/>
       </w:rPr>
     </w:lvl>
     <w:lvl w:ilvl="3" w:tplc="04150001" w:tentative="1">
@@ -22318,7 +23428,7 @@
         <w:ind w:left="3600" w:hanging="360"/>
       </w:pPr>
       <w:rPr>
-        <w:rFonts w:ascii="Symbol" w:hAnsi="Symbol" w:hint="default"/>
+        <w:rFonts w:hint="default" w:ascii="Symbol" w:hAnsi="Symbol"/>
       </w:rPr>
     </w:lvl>
     <w:lvl w:ilvl="4" w:tplc="04150003" w:tentative="1">
@@ -22330,7 +23440,7 @@
         <w:ind w:left="4320" w:hanging="360"/>
       </w:pPr>
       <w:rPr>
-        <w:rFonts w:ascii="Courier New" w:hAnsi="Courier New" w:cs="Courier New" w:hint="default"/>
+        <w:rFonts w:hint="default" w:ascii="Courier New" w:hAnsi="Courier New" w:cs="Courier New"/>
       </w:rPr>
     </w:lvl>
     <w:lvl w:ilvl="5" w:tplc="04150005" w:tentative="1">
@@ -22342,7 +23452,7 @@
         <w:ind w:left="5040" w:hanging="360"/>
       </w:pPr>
       <w:rPr>
-        <w:rFonts w:ascii="Wingdings" w:hAnsi="Wingdings" w:hint="default"/>
+        <w:rFonts w:hint="default" w:ascii="Wingdings" w:hAnsi="Wingdings"/>
       </w:rPr>
     </w:lvl>
     <w:lvl w:ilvl="6" w:tplc="04150001" w:tentative="1">
@@ -22354,7 +23464,7 @@
         <w:ind w:left="5760" w:hanging="360"/>
       </w:pPr>
       <w:rPr>
-        <w:rFonts w:ascii="Symbol" w:hAnsi="Symbol" w:hint="default"/>
+        <w:rFonts w:hint="default" w:ascii="Symbol" w:hAnsi="Symbol"/>
       </w:rPr>
     </w:lvl>
     <w:lvl w:ilvl="7" w:tplc="04150003" w:tentative="1">
@@ -22366,7 +23476,7 @@
         <w:ind w:left="6480" w:hanging="360"/>
       </w:pPr>
       <w:rPr>
-        <w:rFonts w:ascii="Courier New" w:hAnsi="Courier New" w:cs="Courier New" w:hint="default"/>
+        <w:rFonts w:hint="default" w:ascii="Courier New" w:hAnsi="Courier New" w:cs="Courier New"/>
       </w:rPr>
     </w:lvl>
     <w:lvl w:ilvl="8" w:tplc="04150005" w:tentative="1">
@@ -22378,7 +23488,7 @@
         <w:ind w:left="7200" w:hanging="360"/>
       </w:pPr>
       <w:rPr>
-        <w:rFonts w:ascii="Wingdings" w:hAnsi="Wingdings" w:hint="default"/>
+        <w:rFonts w:hint="default" w:ascii="Wingdings" w:hAnsi="Wingdings"/>
       </w:rPr>
     </w:lvl>
   </w:abstractNum>
@@ -22398,7 +23508,7 @@
         <w:ind w:left="720" w:hanging="360"/>
       </w:pPr>
       <w:rPr>
-        <w:rFonts w:ascii="Symbol" w:hAnsi="Symbol" w:hint="default"/>
+        <w:rFonts w:hint="default" w:ascii="Symbol" w:hAnsi="Symbol"/>
         <w:sz w:val="20"/>
       </w:rPr>
     </w:lvl>
@@ -22414,7 +23524,7 @@
         <w:ind w:left="1440" w:hanging="360"/>
       </w:pPr>
       <w:rPr>
-        <w:rFonts w:ascii="Courier New" w:hAnsi="Courier New" w:hint="default"/>
+        <w:rFonts w:hint="default" w:ascii="Courier New" w:hAnsi="Courier New"/>
         <w:sz w:val="20"/>
       </w:rPr>
     </w:lvl>
@@ -22430,7 +23540,7 @@
         <w:ind w:left="2160" w:hanging="360"/>
       </w:pPr>
       <w:rPr>
-        <w:rFonts w:ascii="Wingdings" w:hAnsi="Wingdings" w:hint="default"/>
+        <w:rFonts w:hint="default" w:ascii="Wingdings" w:hAnsi="Wingdings"/>
         <w:sz w:val="20"/>
       </w:rPr>
     </w:lvl>
@@ -22446,7 +23556,7 @@
         <w:ind w:left="2880" w:hanging="360"/>
       </w:pPr>
       <w:rPr>
-        <w:rFonts w:ascii="Wingdings" w:hAnsi="Wingdings" w:hint="default"/>
+        <w:rFonts w:hint="default" w:ascii="Wingdings" w:hAnsi="Wingdings"/>
         <w:sz w:val="20"/>
       </w:rPr>
     </w:lvl>
@@ -22462,7 +23572,7 @@
         <w:ind w:left="3600" w:hanging="360"/>
       </w:pPr>
       <w:rPr>
-        <w:rFonts w:ascii="Wingdings" w:hAnsi="Wingdings" w:hint="default"/>
+        <w:rFonts w:hint="default" w:ascii="Wingdings" w:hAnsi="Wingdings"/>
         <w:sz w:val="20"/>
       </w:rPr>
     </w:lvl>
@@ -22478,7 +23588,7 @@
         <w:ind w:left="4320" w:hanging="360"/>
       </w:pPr>
       <w:rPr>
-        <w:rFonts w:ascii="Wingdings" w:hAnsi="Wingdings" w:hint="default"/>
+        <w:rFonts w:hint="default" w:ascii="Wingdings" w:hAnsi="Wingdings"/>
         <w:sz w:val="20"/>
       </w:rPr>
     </w:lvl>
@@ -22494,7 +23604,7 @@
         <w:ind w:left="5040" w:hanging="360"/>
       </w:pPr>
       <w:rPr>
-        <w:rFonts w:ascii="Wingdings" w:hAnsi="Wingdings" w:hint="default"/>
+        <w:rFonts w:hint="default" w:ascii="Wingdings" w:hAnsi="Wingdings"/>
         <w:sz w:val="20"/>
       </w:rPr>
     </w:lvl>
@@ -22510,7 +23620,7 @@
         <w:ind w:left="5760" w:hanging="360"/>
       </w:pPr>
       <w:rPr>
-        <w:rFonts w:ascii="Wingdings" w:hAnsi="Wingdings" w:hint="default"/>
+        <w:rFonts w:hint="default" w:ascii="Wingdings" w:hAnsi="Wingdings"/>
         <w:sz w:val="20"/>
       </w:rPr>
     </w:lvl>
@@ -22526,7 +23636,7 @@
         <w:ind w:left="6480" w:hanging="360"/>
       </w:pPr>
       <w:rPr>
-        <w:rFonts w:ascii="Wingdings" w:hAnsi="Wingdings" w:hint="default"/>
+        <w:rFonts w:hint="default" w:ascii="Wingdings" w:hAnsi="Wingdings"/>
         <w:sz w:val="20"/>
       </w:rPr>
     </w:lvl>
@@ -22544,7 +23654,7 @@
         <w:ind w:left="1428" w:hanging="360"/>
       </w:pPr>
       <w:rPr>
-        <w:rFonts w:ascii="Symbol" w:hAnsi="Symbol" w:hint="default"/>
+        <w:rFonts w:hint="default" w:ascii="Symbol" w:hAnsi="Symbol"/>
       </w:rPr>
     </w:lvl>
     <w:lvl w:ilvl="1" w:tplc="04150003">
@@ -22556,7 +23666,7 @@
         <w:ind w:left="2148" w:hanging="360"/>
       </w:pPr>
       <w:rPr>
-        <w:rFonts w:ascii="Courier New" w:hAnsi="Courier New" w:cs="Courier New" w:hint="default"/>
+        <w:rFonts w:hint="default" w:ascii="Courier New" w:hAnsi="Courier New" w:cs="Courier New"/>
       </w:rPr>
     </w:lvl>
     <w:lvl w:ilvl="2" w:tplc="04150005" w:tentative="1">
@@ -22568,7 +23678,7 @@
         <w:ind w:left="2868" w:hanging="360"/>
       </w:pPr>
       <w:rPr>
-        <w:rFonts w:ascii="Wingdings" w:hAnsi="Wingdings" w:hint="default"/>
+        <w:rFonts w:hint="default" w:ascii="Wingdings" w:hAnsi="Wingdings"/>
       </w:rPr>
     </w:lvl>
     <w:lvl w:ilvl="3" w:tplc="04150001" w:tentative="1">
@@ -22580,7 +23690,7 @@
         <w:ind w:left="3588" w:hanging="360"/>
       </w:pPr>
       <w:rPr>
-        <w:rFonts w:ascii="Symbol" w:hAnsi="Symbol" w:hint="default"/>
+        <w:rFonts w:hint="default" w:ascii="Symbol" w:hAnsi="Symbol"/>
       </w:rPr>
     </w:lvl>
     <w:lvl w:ilvl="4" w:tplc="04150003" w:tentative="1">
@@ -22592,7 +23702,7 @@
         <w:ind w:left="4308" w:hanging="360"/>
       </w:pPr>
       <w:rPr>
-        <w:rFonts w:ascii="Courier New" w:hAnsi="Courier New" w:cs="Courier New" w:hint="default"/>
+        <w:rFonts w:hint="default" w:ascii="Courier New" w:hAnsi="Courier New" w:cs="Courier New"/>
       </w:rPr>
     </w:lvl>
     <w:lvl w:ilvl="5" w:tplc="04150005" w:tentative="1">
@@ -22604,7 +23714,7 @@
         <w:ind w:left="5028" w:hanging="360"/>
       </w:pPr>
       <w:rPr>
-        <w:rFonts w:ascii="Wingdings" w:hAnsi="Wingdings" w:hint="default"/>
+        <w:rFonts w:hint="default" w:ascii="Wingdings" w:hAnsi="Wingdings"/>
       </w:rPr>
     </w:lvl>
     <w:lvl w:ilvl="6" w:tplc="04150001" w:tentative="1">
@@ -22616,7 +23726,7 @@
         <w:ind w:left="5748" w:hanging="360"/>
       </w:pPr>
       <w:rPr>
-        <w:rFonts w:ascii="Symbol" w:hAnsi="Symbol" w:hint="default"/>
+        <w:rFonts w:hint="default" w:ascii="Symbol" w:hAnsi="Symbol"/>
       </w:rPr>
     </w:lvl>
     <w:lvl w:ilvl="7" w:tplc="04150003" w:tentative="1">
@@ -22628,7 +23738,7 @@
         <w:ind w:left="6468" w:hanging="360"/>
       </w:pPr>
       <w:rPr>
-        <w:rFonts w:ascii="Courier New" w:hAnsi="Courier New" w:cs="Courier New" w:hint="default"/>
+        <w:rFonts w:hint="default" w:ascii="Courier New" w:hAnsi="Courier New" w:cs="Courier New"/>
       </w:rPr>
     </w:lvl>
     <w:lvl w:ilvl="8" w:tplc="04150005" w:tentative="1">
@@ -22640,7 +23750,7 @@
         <w:ind w:left="7188" w:hanging="360"/>
       </w:pPr>
       <w:rPr>
-        <w:rFonts w:ascii="Wingdings" w:hAnsi="Wingdings" w:hint="default"/>
+        <w:rFonts w:hint="default" w:ascii="Wingdings" w:hAnsi="Wingdings"/>
       </w:rPr>
     </w:lvl>
   </w:abstractNum>
@@ -22746,7 +23856,7 @@
         <w:ind w:left="1440" w:hanging="360"/>
       </w:pPr>
       <w:rPr>
-        <w:rFonts w:ascii="Symbol" w:hAnsi="Symbol" w:hint="default"/>
+        <w:rFonts w:hint="default" w:ascii="Symbol" w:hAnsi="Symbol"/>
       </w:rPr>
     </w:lvl>
     <w:lvl w:ilvl="1" w:tplc="04150003" w:tentative="1">
@@ -22758,7 +23868,7 @@
         <w:ind w:left="2160" w:hanging="360"/>
       </w:pPr>
       <w:rPr>
-        <w:rFonts w:ascii="Courier New" w:hAnsi="Courier New" w:cs="Courier New" w:hint="default"/>
+        <w:rFonts w:hint="default" w:ascii="Courier New" w:hAnsi="Courier New" w:cs="Courier New"/>
       </w:rPr>
     </w:lvl>
     <w:lvl w:ilvl="2" w:tplc="04150005" w:tentative="1">
@@ -22770,7 +23880,7 @@
         <w:ind w:left="2880" w:hanging="360"/>
       </w:pPr>
       <w:rPr>
-        <w:rFonts w:ascii="Wingdings" w:hAnsi="Wingdings" w:hint="default"/>
+        <w:rFonts w:hint="default" w:ascii="Wingdings" w:hAnsi="Wingdings"/>
       </w:rPr>
     </w:lvl>
     <w:lvl w:ilvl="3" w:tplc="04150001" w:tentative="1">
@@ -22782,7 +23892,7 @@
         <w:ind w:left="3600" w:hanging="360"/>
       </w:pPr>
       <w:rPr>
-        <w:rFonts w:ascii="Symbol" w:hAnsi="Symbol" w:hint="default"/>
+        <w:rFonts w:hint="default" w:ascii="Symbol" w:hAnsi="Symbol"/>
       </w:rPr>
     </w:lvl>
     <w:lvl w:ilvl="4" w:tplc="04150003" w:tentative="1">
@@ -22794,7 +23904,7 @@
         <w:ind w:left="4320" w:hanging="360"/>
       </w:pPr>
       <w:rPr>
-        <w:rFonts w:ascii="Courier New" w:hAnsi="Courier New" w:cs="Courier New" w:hint="default"/>
+        <w:rFonts w:hint="default" w:ascii="Courier New" w:hAnsi="Courier New" w:cs="Courier New"/>
       </w:rPr>
     </w:lvl>
     <w:lvl w:ilvl="5" w:tplc="04150005" w:tentative="1">
@@ -22806,7 +23916,7 @@
         <w:ind w:left="5040" w:hanging="360"/>
       </w:pPr>
       <w:rPr>
-        <w:rFonts w:ascii="Wingdings" w:hAnsi="Wingdings" w:hint="default"/>
+        <w:rFonts w:hint="default" w:ascii="Wingdings" w:hAnsi="Wingdings"/>
       </w:rPr>
     </w:lvl>
     <w:lvl w:ilvl="6" w:tplc="04150001" w:tentative="1">
@@ -22818,7 +23928,7 @@
         <w:ind w:left="5760" w:hanging="360"/>
       </w:pPr>
       <w:rPr>
-        <w:rFonts w:ascii="Symbol" w:hAnsi="Symbol" w:hint="default"/>
+        <w:rFonts w:hint="default" w:ascii="Symbol" w:hAnsi="Symbol"/>
       </w:rPr>
     </w:lvl>
     <w:lvl w:ilvl="7" w:tplc="04150003" w:tentative="1">
@@ -22830,7 +23940,7 @@
         <w:ind w:left="6480" w:hanging="360"/>
       </w:pPr>
       <w:rPr>
-        <w:rFonts w:ascii="Courier New" w:hAnsi="Courier New" w:cs="Courier New" w:hint="default"/>
+        <w:rFonts w:hint="default" w:ascii="Courier New" w:hAnsi="Courier New" w:cs="Courier New"/>
       </w:rPr>
     </w:lvl>
     <w:lvl w:ilvl="8" w:tplc="04150005" w:tentative="1">
@@ -22842,7 +23952,7 @@
         <w:ind w:left="7200" w:hanging="360"/>
       </w:pPr>
       <w:rPr>
-        <w:rFonts w:ascii="Wingdings" w:hAnsi="Wingdings" w:hint="default"/>
+        <w:rFonts w:hint="default" w:ascii="Wingdings" w:hAnsi="Wingdings"/>
       </w:rPr>
     </w:lvl>
   </w:abstractNum>
@@ -22948,7 +24058,7 @@
         <w:ind w:left="1440" w:hanging="360"/>
       </w:pPr>
       <w:rPr>
-        <w:rFonts w:ascii="Symbol" w:hAnsi="Symbol" w:hint="default"/>
+        <w:rFonts w:hint="default" w:ascii="Symbol" w:hAnsi="Symbol"/>
       </w:rPr>
     </w:lvl>
     <w:lvl w:ilvl="1" w:tplc="04150003">
@@ -22960,7 +24070,7 @@
         <w:ind w:left="2160" w:hanging="360"/>
       </w:pPr>
       <w:rPr>
-        <w:rFonts w:ascii="Courier New" w:hAnsi="Courier New" w:cs="Courier New" w:hint="default"/>
+        <w:rFonts w:hint="default" w:ascii="Courier New" w:hAnsi="Courier New" w:cs="Courier New"/>
       </w:rPr>
     </w:lvl>
     <w:lvl w:ilvl="2" w:tplc="04150005" w:tentative="1">
@@ -22972,7 +24082,7 @@
         <w:ind w:left="2880" w:hanging="360"/>
       </w:pPr>
       <w:rPr>
-        <w:rFonts w:ascii="Wingdings" w:hAnsi="Wingdings" w:hint="default"/>
+        <w:rFonts w:hint="default" w:ascii="Wingdings" w:hAnsi="Wingdings"/>
       </w:rPr>
     </w:lvl>
     <w:lvl w:ilvl="3" w:tplc="04150001" w:tentative="1">
@@ -22984,7 +24094,7 @@
         <w:ind w:left="3600" w:hanging="360"/>
       </w:pPr>
       <w:rPr>
-        <w:rFonts w:ascii="Symbol" w:hAnsi="Symbol" w:hint="default"/>
+        <w:rFonts w:hint="default" w:ascii="Symbol" w:hAnsi="Symbol"/>
       </w:rPr>
     </w:lvl>
     <w:lvl w:ilvl="4" w:tplc="04150003" w:tentative="1">
@@ -22996,7 +24106,7 @@
         <w:ind w:left="4320" w:hanging="360"/>
       </w:pPr>
       <w:rPr>
-        <w:rFonts w:ascii="Courier New" w:hAnsi="Courier New" w:cs="Courier New" w:hint="default"/>
+        <w:rFonts w:hint="default" w:ascii="Courier New" w:hAnsi="Courier New" w:cs="Courier New"/>
       </w:rPr>
     </w:lvl>
     <w:lvl w:ilvl="5" w:tplc="04150005" w:tentative="1">
@@ -23008,7 +24118,7 @@
         <w:ind w:left="5040" w:hanging="360"/>
       </w:pPr>
       <w:rPr>
-        <w:rFonts w:ascii="Wingdings" w:hAnsi="Wingdings" w:hint="default"/>
+        <w:rFonts w:hint="default" w:ascii="Wingdings" w:hAnsi="Wingdings"/>
       </w:rPr>
     </w:lvl>
     <w:lvl w:ilvl="6" w:tplc="04150001" w:tentative="1">
@@ -23020,7 +24130,7 @@
         <w:ind w:left="5760" w:hanging="360"/>
       </w:pPr>
       <w:rPr>
-        <w:rFonts w:ascii="Symbol" w:hAnsi="Symbol" w:hint="default"/>
+        <w:rFonts w:hint="default" w:ascii="Symbol" w:hAnsi="Symbol"/>
       </w:rPr>
     </w:lvl>
     <w:lvl w:ilvl="7" w:tplc="04150003" w:tentative="1">
@@ -23032,7 +24142,7 @@
         <w:ind w:left="6480" w:hanging="360"/>
       </w:pPr>
       <w:rPr>
-        <w:rFonts w:ascii="Courier New" w:hAnsi="Courier New" w:cs="Courier New" w:hint="default"/>
+        <w:rFonts w:hint="default" w:ascii="Courier New" w:hAnsi="Courier New" w:cs="Courier New"/>
       </w:rPr>
     </w:lvl>
     <w:lvl w:ilvl="8" w:tplc="04150005" w:tentative="1">
@@ -23044,7 +24154,7 @@
         <w:ind w:left="7200" w:hanging="360"/>
       </w:pPr>
       <w:rPr>
-        <w:rFonts w:ascii="Wingdings" w:hAnsi="Wingdings" w:hint="default"/>
+        <w:rFonts w:hint="default" w:ascii="Wingdings" w:hAnsi="Wingdings"/>
       </w:rPr>
     </w:lvl>
   </w:abstractNum>
@@ -23150,7 +24260,7 @@
         <w:ind w:left="1440" w:hanging="360"/>
       </w:pPr>
       <w:rPr>
-        <w:rFonts w:ascii="Symbol" w:hAnsi="Symbol" w:hint="default"/>
+        <w:rFonts w:hint="default" w:ascii="Symbol" w:hAnsi="Symbol"/>
       </w:rPr>
     </w:lvl>
     <w:lvl w:ilvl="1" w:tplc="04150003" w:tentative="1">
@@ -23162,7 +24272,7 @@
         <w:ind w:left="2160" w:hanging="360"/>
       </w:pPr>
       <w:rPr>
-        <w:rFonts w:ascii="Courier New" w:hAnsi="Courier New" w:cs="Courier New" w:hint="default"/>
+        <w:rFonts w:hint="default" w:ascii="Courier New" w:hAnsi="Courier New" w:cs="Courier New"/>
       </w:rPr>
     </w:lvl>
     <w:lvl w:ilvl="2" w:tplc="04150005" w:tentative="1">
@@ -23174,7 +24284,7 @@
         <w:ind w:left="2880" w:hanging="360"/>
       </w:pPr>
       <w:rPr>
-        <w:rFonts w:ascii="Wingdings" w:hAnsi="Wingdings" w:hint="default"/>
+        <w:rFonts w:hint="default" w:ascii="Wingdings" w:hAnsi="Wingdings"/>
       </w:rPr>
     </w:lvl>
     <w:lvl w:ilvl="3" w:tplc="04150001" w:tentative="1">
@@ -23186,7 +24296,7 @@
         <w:ind w:left="3600" w:hanging="360"/>
       </w:pPr>
       <w:rPr>
-        <w:rFonts w:ascii="Symbol" w:hAnsi="Symbol" w:hint="default"/>
+        <w:rFonts w:hint="default" w:ascii="Symbol" w:hAnsi="Symbol"/>
       </w:rPr>
     </w:lvl>
     <w:lvl w:ilvl="4" w:tplc="04150003" w:tentative="1">
@@ -23198,7 +24308,7 @@
         <w:ind w:left="4320" w:hanging="360"/>
       </w:pPr>
       <w:rPr>
-        <w:rFonts w:ascii="Courier New" w:hAnsi="Courier New" w:cs="Courier New" w:hint="default"/>
+        <w:rFonts w:hint="default" w:ascii="Courier New" w:hAnsi="Courier New" w:cs="Courier New"/>
       </w:rPr>
     </w:lvl>
     <w:lvl w:ilvl="5" w:tplc="04150005" w:tentative="1">
@@ -23210,7 +24320,7 @@
         <w:ind w:left="5040" w:hanging="360"/>
       </w:pPr>
       <w:rPr>
-        <w:rFonts w:ascii="Wingdings" w:hAnsi="Wingdings" w:hint="default"/>
+        <w:rFonts w:hint="default" w:ascii="Wingdings" w:hAnsi="Wingdings"/>
       </w:rPr>
     </w:lvl>
     <w:lvl w:ilvl="6" w:tplc="04150001" w:tentative="1">
@@ -23222,7 +24332,7 @@
         <w:ind w:left="5760" w:hanging="360"/>
       </w:pPr>
       <w:rPr>
-        <w:rFonts w:ascii="Symbol" w:hAnsi="Symbol" w:hint="default"/>
+        <w:rFonts w:hint="default" w:ascii="Symbol" w:hAnsi="Symbol"/>
       </w:rPr>
     </w:lvl>
     <w:lvl w:ilvl="7" w:tplc="04150003" w:tentative="1">
@@ -23234,7 +24344,7 @@
         <w:ind w:left="6480" w:hanging="360"/>
       </w:pPr>
       <w:rPr>
-        <w:rFonts w:ascii="Courier New" w:hAnsi="Courier New" w:cs="Courier New" w:hint="default"/>
+        <w:rFonts w:hint="default" w:ascii="Courier New" w:hAnsi="Courier New" w:cs="Courier New"/>
       </w:rPr>
     </w:lvl>
     <w:lvl w:ilvl="8" w:tplc="04150005" w:tentative="1">
@@ -23246,7 +24356,7 @@
         <w:ind w:left="7200" w:hanging="360"/>
       </w:pPr>
       <w:rPr>
-        <w:rFonts w:ascii="Wingdings" w:hAnsi="Wingdings" w:hint="default"/>
+        <w:rFonts w:hint="default" w:ascii="Wingdings" w:hAnsi="Wingdings"/>
       </w:rPr>
     </w:lvl>
   </w:abstractNum>
@@ -23263,7 +24373,7 @@
         <w:ind w:left="1854" w:hanging="360"/>
       </w:pPr>
       <w:rPr>
-        <w:rFonts w:ascii="Symbol" w:hAnsi="Symbol" w:hint="default"/>
+        <w:rFonts w:hint="default" w:ascii="Symbol" w:hAnsi="Symbol"/>
       </w:rPr>
     </w:lvl>
     <w:lvl w:ilvl="1" w:tplc="04150003">
@@ -23275,7 +24385,7 @@
         <w:ind w:left="2574" w:hanging="360"/>
       </w:pPr>
       <w:rPr>
-        <w:rFonts w:ascii="Courier New" w:hAnsi="Courier New" w:cs="Courier New" w:hint="default"/>
+        <w:rFonts w:hint="default" w:ascii="Courier New" w:hAnsi="Courier New" w:cs="Courier New"/>
       </w:rPr>
     </w:lvl>
     <w:lvl w:ilvl="2" w:tplc="04150005" w:tentative="1">
@@ -23287,7 +24397,7 @@
         <w:ind w:left="3294" w:hanging="360"/>
       </w:pPr>
       <w:rPr>
-        <w:rFonts w:ascii="Wingdings" w:hAnsi="Wingdings" w:hint="default"/>
+        <w:rFonts w:hint="default" w:ascii="Wingdings" w:hAnsi="Wingdings"/>
       </w:rPr>
     </w:lvl>
     <w:lvl w:ilvl="3" w:tplc="04150001" w:tentative="1">
@@ -23299,7 +24409,7 @@
         <w:ind w:left="4014" w:hanging="360"/>
       </w:pPr>
       <w:rPr>
-        <w:rFonts w:ascii="Symbol" w:hAnsi="Symbol" w:hint="default"/>
+        <w:rFonts w:hint="default" w:ascii="Symbol" w:hAnsi="Symbol"/>
       </w:rPr>
     </w:lvl>
     <w:lvl w:ilvl="4" w:tplc="04150003" w:tentative="1">
@@ -23311,7 +24421,7 @@
         <w:ind w:left="4734" w:hanging="360"/>
       </w:pPr>
       <w:rPr>
-        <w:rFonts w:ascii="Courier New" w:hAnsi="Courier New" w:cs="Courier New" w:hint="default"/>
+        <w:rFonts w:hint="default" w:ascii="Courier New" w:hAnsi="Courier New" w:cs="Courier New"/>
       </w:rPr>
     </w:lvl>
     <w:lvl w:ilvl="5" w:tplc="04150005" w:tentative="1">
@@ -23323,7 +24433,7 @@
         <w:ind w:left="5454" w:hanging="360"/>
       </w:pPr>
       <w:rPr>
-        <w:rFonts w:ascii="Wingdings" w:hAnsi="Wingdings" w:hint="default"/>
+        <w:rFonts w:hint="default" w:ascii="Wingdings" w:hAnsi="Wingdings"/>
       </w:rPr>
     </w:lvl>
     <w:lvl w:ilvl="6" w:tplc="04150001" w:tentative="1">
@@ -23335,7 +24445,7 @@
         <w:ind w:left="6174" w:hanging="360"/>
       </w:pPr>
       <w:rPr>
-        <w:rFonts w:ascii="Symbol" w:hAnsi="Symbol" w:hint="default"/>
+        <w:rFonts w:hint="default" w:ascii="Symbol" w:hAnsi="Symbol"/>
       </w:rPr>
     </w:lvl>
     <w:lvl w:ilvl="7" w:tplc="04150003" w:tentative="1">
@@ -23347,7 +24457,7 @@
         <w:ind w:left="6894" w:hanging="360"/>
       </w:pPr>
       <w:rPr>
-        <w:rFonts w:ascii="Courier New" w:hAnsi="Courier New" w:cs="Courier New" w:hint="default"/>
+        <w:rFonts w:hint="default" w:ascii="Courier New" w:hAnsi="Courier New" w:cs="Courier New"/>
       </w:rPr>
     </w:lvl>
     <w:lvl w:ilvl="8" w:tplc="04150005" w:tentative="1">
@@ -23359,7 +24469,7 @@
         <w:ind w:left="7614" w:hanging="360"/>
       </w:pPr>
       <w:rPr>
-        <w:rFonts w:ascii="Wingdings" w:hAnsi="Wingdings" w:hint="default"/>
+        <w:rFonts w:hint="default" w:ascii="Wingdings" w:hAnsi="Wingdings"/>
       </w:rPr>
     </w:lvl>
   </w:abstractNum>
@@ -23376,7 +24486,7 @@
         <w:ind w:left="1440" w:hanging="360"/>
       </w:pPr>
       <w:rPr>
-        <w:rFonts w:ascii="Symbol" w:hAnsi="Symbol" w:hint="default"/>
+        <w:rFonts w:hint="default" w:ascii="Symbol" w:hAnsi="Symbol"/>
       </w:rPr>
     </w:lvl>
     <w:lvl w:ilvl="1" w:tplc="04150003" w:tentative="1">
@@ -23388,7 +24498,7 @@
         <w:ind w:left="2160" w:hanging="360"/>
       </w:pPr>
       <w:rPr>
-        <w:rFonts w:ascii="Courier New" w:hAnsi="Courier New" w:cs="Courier New" w:hint="default"/>
+        <w:rFonts w:hint="default" w:ascii="Courier New" w:hAnsi="Courier New" w:cs="Courier New"/>
       </w:rPr>
     </w:lvl>
     <w:lvl w:ilvl="2" w:tplc="04150005" w:tentative="1">
@@ -23400,7 +24510,7 @@
         <w:ind w:left="2880" w:hanging="360"/>
       </w:pPr>
       <w:rPr>
-        <w:rFonts w:ascii="Wingdings" w:hAnsi="Wingdings" w:hint="default"/>
+        <w:rFonts w:hint="default" w:ascii="Wingdings" w:hAnsi="Wingdings"/>
       </w:rPr>
     </w:lvl>
     <w:lvl w:ilvl="3" w:tplc="04150001" w:tentative="1">
@@ -23412,7 +24522,7 @@
         <w:ind w:left="3600" w:hanging="360"/>
       </w:pPr>
       <w:rPr>
-        <w:rFonts w:ascii="Symbol" w:hAnsi="Symbol" w:hint="default"/>
+        <w:rFonts w:hint="default" w:ascii="Symbol" w:hAnsi="Symbol"/>
       </w:rPr>
     </w:lvl>
     <w:lvl w:ilvl="4" w:tplc="04150003" w:tentative="1">
@@ -23424,7 +24534,7 @@
         <w:ind w:left="4320" w:hanging="360"/>
       </w:pPr>
       <w:rPr>
-        <w:rFonts w:ascii="Courier New" w:hAnsi="Courier New" w:cs="Courier New" w:hint="default"/>
+        <w:rFonts w:hint="default" w:ascii="Courier New" w:hAnsi="Courier New" w:cs="Courier New"/>
       </w:rPr>
     </w:lvl>
     <w:lvl w:ilvl="5" w:tplc="04150005" w:tentative="1">
@@ -23436,7 +24546,7 @@
         <w:ind w:left="5040" w:hanging="360"/>
       </w:pPr>
       <w:rPr>
-        <w:rFonts w:ascii="Wingdings" w:hAnsi="Wingdings" w:hint="default"/>
+        <w:rFonts w:hint="default" w:ascii="Wingdings" w:hAnsi="Wingdings"/>
       </w:rPr>
     </w:lvl>
     <w:lvl w:ilvl="6" w:tplc="04150001" w:tentative="1">
@@ -23448,7 +24558,7 @@
         <w:ind w:left="5760" w:hanging="360"/>
       </w:pPr>
       <w:rPr>
-        <w:rFonts w:ascii="Symbol" w:hAnsi="Symbol" w:hint="default"/>
+        <w:rFonts w:hint="default" w:ascii="Symbol" w:hAnsi="Symbol"/>
       </w:rPr>
     </w:lvl>
     <w:lvl w:ilvl="7" w:tplc="04150003" w:tentative="1">
@@ -23460,7 +24570,7 @@
         <w:ind w:left="6480" w:hanging="360"/>
       </w:pPr>
       <w:rPr>
-        <w:rFonts w:ascii="Courier New" w:hAnsi="Courier New" w:cs="Courier New" w:hint="default"/>
+        <w:rFonts w:hint="default" w:ascii="Courier New" w:hAnsi="Courier New" w:cs="Courier New"/>
       </w:rPr>
     </w:lvl>
     <w:lvl w:ilvl="8" w:tplc="04150005" w:tentative="1">
@@ -23472,7 +24582,7 @@
         <w:ind w:left="7200" w:hanging="360"/>
       </w:pPr>
       <w:rPr>
-        <w:rFonts w:ascii="Wingdings" w:hAnsi="Wingdings" w:hint="default"/>
+        <w:rFonts w:hint="default" w:ascii="Wingdings" w:hAnsi="Wingdings"/>
       </w:rPr>
     </w:lvl>
   </w:abstractNum>
@@ -23489,7 +24599,7 @@
         <w:ind w:left="720" w:hanging="360"/>
       </w:pPr>
       <w:rPr>
-        <w:rFonts w:ascii="Aptos" w:hAnsi="Aptos" w:hint="default"/>
+        <w:rFonts w:hint="default" w:ascii="Aptos" w:hAnsi="Aptos"/>
       </w:rPr>
     </w:lvl>
     <w:lvl w:ilvl="1" w:tplc="A128213E">
@@ -23501,7 +24611,7 @@
         <w:ind w:left="1440" w:hanging="360"/>
       </w:pPr>
       <w:rPr>
-        <w:rFonts w:ascii="Courier New" w:hAnsi="Courier New" w:hint="default"/>
+        <w:rFonts w:hint="default" w:ascii="Courier New" w:hAnsi="Courier New"/>
       </w:rPr>
     </w:lvl>
     <w:lvl w:ilvl="2" w:tplc="C3DC887E">
@@ -23513,7 +24623,7 @@
         <w:ind w:left="2160" w:hanging="360"/>
       </w:pPr>
       <w:rPr>
-        <w:rFonts w:ascii="Wingdings" w:hAnsi="Wingdings" w:hint="default"/>
+        <w:rFonts w:hint="default" w:ascii="Wingdings" w:hAnsi="Wingdings"/>
       </w:rPr>
     </w:lvl>
     <w:lvl w:ilvl="3" w:tplc="BFBC1BDC">
@@ -23525,7 +24635,7 @@
         <w:ind w:left="2880" w:hanging="360"/>
       </w:pPr>
       <w:rPr>
-        <w:rFonts w:ascii="Symbol" w:hAnsi="Symbol" w:hint="default"/>
+        <w:rFonts w:hint="default" w:ascii="Symbol" w:hAnsi="Symbol"/>
       </w:rPr>
     </w:lvl>
     <w:lvl w:ilvl="4" w:tplc="4A4831A2">
@@ -23537,7 +24647,7 @@
         <w:ind w:left="3600" w:hanging="360"/>
       </w:pPr>
       <w:rPr>
-        <w:rFonts w:ascii="Courier New" w:hAnsi="Courier New" w:hint="default"/>
+        <w:rFonts w:hint="default" w:ascii="Courier New" w:hAnsi="Courier New"/>
       </w:rPr>
     </w:lvl>
     <w:lvl w:ilvl="5" w:tplc="89FA9CE4">
@@ -23549,7 +24659,7 @@
         <w:ind w:left="4320" w:hanging="360"/>
       </w:pPr>
       <w:rPr>
-        <w:rFonts w:ascii="Wingdings" w:hAnsi="Wingdings" w:hint="default"/>
+        <w:rFonts w:hint="default" w:ascii="Wingdings" w:hAnsi="Wingdings"/>
       </w:rPr>
     </w:lvl>
     <w:lvl w:ilvl="6" w:tplc="6C0691C4">
@@ -23561,7 +24671,7 @@
         <w:ind w:left="5040" w:hanging="360"/>
       </w:pPr>
       <w:rPr>
-        <w:rFonts w:ascii="Symbol" w:hAnsi="Symbol" w:hint="default"/>
+        <w:rFonts w:hint="default" w:ascii="Symbol" w:hAnsi="Symbol"/>
       </w:rPr>
     </w:lvl>
     <w:lvl w:ilvl="7" w:tplc="AC247F64">
@@ -23573,7 +24683,7 @@
         <w:ind w:left="5760" w:hanging="360"/>
       </w:pPr>
       <w:rPr>
-        <w:rFonts w:ascii="Courier New" w:hAnsi="Courier New" w:hint="default"/>
+        <w:rFonts w:hint="default" w:ascii="Courier New" w:hAnsi="Courier New"/>
       </w:rPr>
     </w:lvl>
     <w:lvl w:ilvl="8" w:tplc="957C2EEA">
@@ -23585,7 +24695,7 @@
         <w:ind w:left="6480" w:hanging="360"/>
       </w:pPr>
       <w:rPr>
-        <w:rFonts w:ascii="Wingdings" w:hAnsi="Wingdings" w:hint="default"/>
+        <w:rFonts w:hint="default" w:ascii="Wingdings" w:hAnsi="Wingdings"/>
       </w:rPr>
     </w:lvl>
   </w:abstractNum>
@@ -23602,7 +24712,7 @@
         <w:ind w:left="1440" w:hanging="360"/>
       </w:pPr>
       <w:rPr>
-        <w:rFonts w:ascii="Symbol" w:hAnsi="Symbol" w:hint="default"/>
+        <w:rFonts w:hint="default" w:ascii="Symbol" w:hAnsi="Symbol"/>
       </w:rPr>
     </w:lvl>
     <w:lvl w:ilvl="1" w:tplc="04150003">
@@ -23614,7 +24724,7 @@
         <w:ind w:left="2160" w:hanging="360"/>
       </w:pPr>
       <w:rPr>
-        <w:rFonts w:ascii="Courier New" w:hAnsi="Courier New" w:cs="Courier New" w:hint="default"/>
+        <w:rFonts w:hint="default" w:ascii="Courier New" w:hAnsi="Courier New" w:cs="Courier New"/>
       </w:rPr>
     </w:lvl>
     <w:lvl w:ilvl="2" w:tplc="04150005">
@@ -23626,7 +24736,7 @@
         <w:ind w:left="2880" w:hanging="360"/>
       </w:pPr>
       <w:rPr>
-        <w:rFonts w:ascii="Wingdings" w:hAnsi="Wingdings" w:hint="default"/>
+        <w:rFonts w:hint="default" w:ascii="Wingdings" w:hAnsi="Wingdings"/>
       </w:rPr>
     </w:lvl>
     <w:lvl w:ilvl="3" w:tplc="04150001" w:tentative="1">
@@ -23638,7 +24748,7 @@
         <w:ind w:left="3600" w:hanging="360"/>
       </w:pPr>
       <w:rPr>
-        <w:rFonts w:ascii="Symbol" w:hAnsi="Symbol" w:hint="default"/>
+        <w:rFonts w:hint="default" w:ascii="Symbol" w:hAnsi="Symbol"/>
       </w:rPr>
     </w:lvl>
     <w:lvl w:ilvl="4" w:tplc="04150003" w:tentative="1">
@@ -23650,7 +24760,7 @@
         <w:ind w:left="4320" w:hanging="360"/>
       </w:pPr>
       <w:rPr>
-        <w:rFonts w:ascii="Courier New" w:hAnsi="Courier New" w:cs="Courier New" w:hint="default"/>
+        <w:rFonts w:hint="default" w:ascii="Courier New" w:hAnsi="Courier New" w:cs="Courier New"/>
       </w:rPr>
     </w:lvl>
     <w:lvl w:ilvl="5" w:tplc="04150005" w:tentative="1">
@@ -23662,7 +24772,7 @@
         <w:ind w:left="5040" w:hanging="360"/>
       </w:pPr>
       <w:rPr>
-        <w:rFonts w:ascii="Wingdings" w:hAnsi="Wingdings" w:hint="default"/>
+        <w:rFonts w:hint="default" w:ascii="Wingdings" w:hAnsi="Wingdings"/>
       </w:rPr>
     </w:lvl>
     <w:lvl w:ilvl="6" w:tplc="04150001" w:tentative="1">
@@ -23674,7 +24784,7 @@
         <w:ind w:left="5760" w:hanging="360"/>
       </w:pPr>
       <w:rPr>
-        <w:rFonts w:ascii="Symbol" w:hAnsi="Symbol" w:hint="default"/>
+        <w:rFonts w:hint="default" w:ascii="Symbol" w:hAnsi="Symbol"/>
       </w:rPr>
     </w:lvl>
     <w:lvl w:ilvl="7" w:tplc="04150003" w:tentative="1">
@@ -23686,7 +24796,7 @@
         <w:ind w:left="6480" w:hanging="360"/>
       </w:pPr>
       <w:rPr>
-        <w:rFonts w:ascii="Courier New" w:hAnsi="Courier New" w:cs="Courier New" w:hint="default"/>
+        <w:rFonts w:hint="default" w:ascii="Courier New" w:hAnsi="Courier New" w:cs="Courier New"/>
       </w:rPr>
     </w:lvl>
     <w:lvl w:ilvl="8" w:tplc="04150005" w:tentative="1">
@@ -23698,7 +24808,7 @@
         <w:ind w:left="7200" w:hanging="360"/>
       </w:pPr>
       <w:rPr>
-        <w:rFonts w:ascii="Wingdings" w:hAnsi="Wingdings" w:hint="default"/>
+        <w:rFonts w:hint="default" w:ascii="Wingdings" w:hAnsi="Wingdings"/>
       </w:rPr>
     </w:lvl>
   </w:abstractNum>
@@ -23715,7 +24825,7 @@
         <w:ind w:left="1440" w:hanging="360"/>
       </w:pPr>
       <w:rPr>
-        <w:rFonts w:ascii="Symbol" w:hAnsi="Symbol" w:hint="default"/>
+        <w:rFonts w:hint="default" w:ascii="Symbol" w:hAnsi="Symbol"/>
       </w:rPr>
     </w:lvl>
     <w:lvl w:ilvl="1" w:tplc="04150003">
@@ -23727,7 +24837,7 @@
         <w:ind w:left="2160" w:hanging="360"/>
       </w:pPr>
       <w:rPr>
-        <w:rFonts w:ascii="Courier New" w:hAnsi="Courier New" w:cs="Courier New" w:hint="default"/>
+        <w:rFonts w:hint="default" w:ascii="Courier New" w:hAnsi="Courier New" w:cs="Courier New"/>
       </w:rPr>
     </w:lvl>
     <w:lvl w:ilvl="2" w:tplc="04150005" w:tentative="1">
@@ -23739,7 +24849,7 @@
         <w:ind w:left="2880" w:hanging="360"/>
       </w:pPr>
       <w:rPr>
-        <w:rFonts w:ascii="Wingdings" w:hAnsi="Wingdings" w:hint="default"/>
+        <w:rFonts w:hint="default" w:ascii="Wingdings" w:hAnsi="Wingdings"/>
       </w:rPr>
     </w:lvl>
     <w:lvl w:ilvl="3" w:tplc="04150001" w:tentative="1">
@@ -23751,7 +24861,7 @@
         <w:ind w:left="3600" w:hanging="360"/>
       </w:pPr>
       <w:rPr>
-        <w:rFonts w:ascii="Symbol" w:hAnsi="Symbol" w:hint="default"/>
+        <w:rFonts w:hint="default" w:ascii="Symbol" w:hAnsi="Symbol"/>
       </w:rPr>
     </w:lvl>
     <w:lvl w:ilvl="4" w:tplc="04150003" w:tentative="1">
@@ -23763,7 +24873,7 @@
         <w:ind w:left="4320" w:hanging="360"/>
       </w:pPr>
       <w:rPr>
-        <w:rFonts w:ascii="Courier New" w:hAnsi="Courier New" w:cs="Courier New" w:hint="default"/>
+        <w:rFonts w:hint="default" w:ascii="Courier New" w:hAnsi="Courier New" w:cs="Courier New"/>
       </w:rPr>
     </w:lvl>
     <w:lvl w:ilvl="5" w:tplc="04150005" w:tentative="1">
@@ -23775,7 +24885,7 @@
         <w:ind w:left="5040" w:hanging="360"/>
       </w:pPr>
       <w:rPr>
-        <w:rFonts w:ascii="Wingdings" w:hAnsi="Wingdings" w:hint="default"/>
+        <w:rFonts w:hint="default" w:ascii="Wingdings" w:hAnsi="Wingdings"/>
       </w:rPr>
     </w:lvl>
     <w:lvl w:ilvl="6" w:tplc="04150001" w:tentative="1">
@@ -23787,7 +24897,7 @@
         <w:ind w:left="5760" w:hanging="360"/>
       </w:pPr>
       <w:rPr>
-        <w:rFonts w:ascii="Symbol" w:hAnsi="Symbol" w:hint="default"/>
+        <w:rFonts w:hint="default" w:ascii="Symbol" w:hAnsi="Symbol"/>
       </w:rPr>
     </w:lvl>
     <w:lvl w:ilvl="7" w:tplc="04150003" w:tentative="1">
@@ -23799,7 +24909,7 @@
         <w:ind w:left="6480" w:hanging="360"/>
       </w:pPr>
       <w:rPr>
-        <w:rFonts w:ascii="Courier New" w:hAnsi="Courier New" w:cs="Courier New" w:hint="default"/>
+        <w:rFonts w:hint="default" w:ascii="Courier New" w:hAnsi="Courier New" w:cs="Courier New"/>
       </w:rPr>
     </w:lvl>
     <w:lvl w:ilvl="8" w:tplc="04150005" w:tentative="1">
@@ -23811,7 +24921,7 @@
         <w:ind w:left="7200" w:hanging="360"/>
       </w:pPr>
       <w:rPr>
-        <w:rFonts w:ascii="Wingdings" w:hAnsi="Wingdings" w:hint="default"/>
+        <w:rFonts w:hint="default" w:ascii="Wingdings" w:hAnsi="Wingdings"/>
       </w:rPr>
     </w:lvl>
   </w:abstractNum>
@@ -23917,7 +25027,7 @@
         <w:ind w:left="1440" w:hanging="360"/>
       </w:pPr>
       <w:rPr>
-        <w:rFonts w:ascii="Symbol" w:hAnsi="Symbol" w:hint="default"/>
+        <w:rFonts w:hint="default" w:ascii="Symbol" w:hAnsi="Symbol"/>
       </w:rPr>
     </w:lvl>
     <w:lvl w:ilvl="1" w:tplc="04150003">
@@ -23929,7 +25039,7 @@
         <w:ind w:left="2160" w:hanging="360"/>
       </w:pPr>
       <w:rPr>
-        <w:rFonts w:ascii="Courier New" w:hAnsi="Courier New" w:cs="Courier New" w:hint="default"/>
+        <w:rFonts w:hint="default" w:ascii="Courier New" w:hAnsi="Courier New" w:cs="Courier New"/>
       </w:rPr>
     </w:lvl>
     <w:lvl w:ilvl="2" w:tplc="04150005" w:tentative="1">
@@ -23941,7 +25051,7 @@
         <w:ind w:left="2880" w:hanging="360"/>
       </w:pPr>
       <w:rPr>
-        <w:rFonts w:ascii="Wingdings" w:hAnsi="Wingdings" w:hint="default"/>
+        <w:rFonts w:hint="default" w:ascii="Wingdings" w:hAnsi="Wingdings"/>
       </w:rPr>
     </w:lvl>
     <w:lvl w:ilvl="3" w:tplc="04150001" w:tentative="1">
@@ -23953,7 +25063,7 @@
         <w:ind w:left="3600" w:hanging="360"/>
       </w:pPr>
       <w:rPr>
-        <w:rFonts w:ascii="Symbol" w:hAnsi="Symbol" w:hint="default"/>
+        <w:rFonts w:hint="default" w:ascii="Symbol" w:hAnsi="Symbol"/>
       </w:rPr>
     </w:lvl>
     <w:lvl w:ilvl="4" w:tplc="04150003" w:tentative="1">
@@ -23965,7 +25075,7 @@
         <w:ind w:left="4320" w:hanging="360"/>
       </w:pPr>
       <w:rPr>
-        <w:rFonts w:ascii="Courier New" w:hAnsi="Courier New" w:cs="Courier New" w:hint="default"/>
+        <w:rFonts w:hint="default" w:ascii="Courier New" w:hAnsi="Courier New" w:cs="Courier New"/>
       </w:rPr>
     </w:lvl>
     <w:lvl w:ilvl="5" w:tplc="04150005" w:tentative="1">
@@ -23977,7 +25087,7 @@
         <w:ind w:left="5040" w:hanging="360"/>
       </w:pPr>
       <w:rPr>
-        <w:rFonts w:ascii="Wingdings" w:hAnsi="Wingdings" w:hint="default"/>
+        <w:rFonts w:hint="default" w:ascii="Wingdings" w:hAnsi="Wingdings"/>
       </w:rPr>
     </w:lvl>
     <w:lvl w:ilvl="6" w:tplc="04150001" w:tentative="1">
@@ -23989,7 +25099,7 @@
         <w:ind w:left="5760" w:hanging="360"/>
       </w:pPr>
       <w:rPr>
-        <w:rFonts w:ascii="Symbol" w:hAnsi="Symbol" w:hint="default"/>
+        <w:rFonts w:hint="default" w:ascii="Symbol" w:hAnsi="Symbol"/>
       </w:rPr>
     </w:lvl>
     <w:lvl w:ilvl="7" w:tplc="04150003" w:tentative="1">
@@ -24001,7 +25111,7 @@
         <w:ind w:left="6480" w:hanging="360"/>
       </w:pPr>
       <w:rPr>
-        <w:rFonts w:ascii="Courier New" w:hAnsi="Courier New" w:cs="Courier New" w:hint="default"/>
+        <w:rFonts w:hint="default" w:ascii="Courier New" w:hAnsi="Courier New" w:cs="Courier New"/>
       </w:rPr>
     </w:lvl>
     <w:lvl w:ilvl="8" w:tplc="04150005" w:tentative="1">
@@ -24013,7 +25123,7 @@
         <w:ind w:left="7200" w:hanging="360"/>
       </w:pPr>
       <w:rPr>
-        <w:rFonts w:ascii="Wingdings" w:hAnsi="Wingdings" w:hint="default"/>
+        <w:rFonts w:hint="default" w:ascii="Wingdings" w:hAnsi="Wingdings"/>
       </w:rPr>
     </w:lvl>
   </w:abstractNum>
@@ -24119,7 +25229,7 @@
         <w:ind w:left="720" w:hanging="360"/>
       </w:pPr>
       <w:rPr>
-        <w:rFonts w:ascii="Aptos" w:hAnsi="Aptos" w:hint="default"/>
+        <w:rFonts w:hint="default" w:ascii="Aptos" w:hAnsi="Aptos"/>
       </w:rPr>
     </w:lvl>
     <w:lvl w:ilvl="1" w:tplc="BB60FA36">
@@ -24131,7 +25241,7 @@
         <w:ind w:left="1440" w:hanging="360"/>
       </w:pPr>
       <w:rPr>
-        <w:rFonts w:ascii="Courier New" w:hAnsi="Courier New" w:hint="default"/>
+        <w:rFonts w:hint="default" w:ascii="Courier New" w:hAnsi="Courier New"/>
       </w:rPr>
     </w:lvl>
     <w:lvl w:ilvl="2" w:tplc="73DE824A">
@@ -24143,7 +25253,7 @@
         <w:ind w:left="2160" w:hanging="360"/>
       </w:pPr>
       <w:rPr>
-        <w:rFonts w:ascii="Wingdings" w:hAnsi="Wingdings" w:hint="default"/>
+        <w:rFonts w:hint="default" w:ascii="Wingdings" w:hAnsi="Wingdings"/>
       </w:rPr>
     </w:lvl>
     <w:lvl w:ilvl="3" w:tplc="E43EB9B4">
@@ -24155,7 +25265,7 @@
         <w:ind w:left="2880" w:hanging="360"/>
       </w:pPr>
       <w:rPr>
-        <w:rFonts w:ascii="Symbol" w:hAnsi="Symbol" w:hint="default"/>
+        <w:rFonts w:hint="default" w:ascii="Symbol" w:hAnsi="Symbol"/>
       </w:rPr>
     </w:lvl>
     <w:lvl w:ilvl="4" w:tplc="B1D0F742">
@@ -24167,7 +25277,7 @@
         <w:ind w:left="3600" w:hanging="360"/>
       </w:pPr>
       <w:rPr>
-        <w:rFonts w:ascii="Courier New" w:hAnsi="Courier New" w:hint="default"/>
+        <w:rFonts w:hint="default" w:ascii="Courier New" w:hAnsi="Courier New"/>
       </w:rPr>
     </w:lvl>
     <w:lvl w:ilvl="5" w:tplc="3920E00C">
@@ -24179,7 +25289,7 @@
         <w:ind w:left="4320" w:hanging="360"/>
       </w:pPr>
       <w:rPr>
-        <w:rFonts w:ascii="Wingdings" w:hAnsi="Wingdings" w:hint="default"/>
+        <w:rFonts w:hint="default" w:ascii="Wingdings" w:hAnsi="Wingdings"/>
       </w:rPr>
     </w:lvl>
     <w:lvl w:ilvl="6" w:tplc="EF6CA3EE">
@@ -24191,7 +25301,7 @@
         <w:ind w:left="5040" w:hanging="360"/>
       </w:pPr>
       <w:rPr>
-        <w:rFonts w:ascii="Symbol" w:hAnsi="Symbol" w:hint="default"/>
+        <w:rFonts w:hint="default" w:ascii="Symbol" w:hAnsi="Symbol"/>
       </w:rPr>
     </w:lvl>
     <w:lvl w:ilvl="7" w:tplc="859079DA">
@@ -24203,7 +25313,7 @@
         <w:ind w:left="5760" w:hanging="360"/>
       </w:pPr>
       <w:rPr>
-        <w:rFonts w:ascii="Courier New" w:hAnsi="Courier New" w:hint="default"/>
+        <w:rFonts w:hint="default" w:ascii="Courier New" w:hAnsi="Courier New"/>
       </w:rPr>
     </w:lvl>
     <w:lvl w:ilvl="8" w:tplc="47668C4C">
@@ -24215,7 +25325,7 @@
         <w:ind w:left="6480" w:hanging="360"/>
       </w:pPr>
       <w:rPr>
-        <w:rFonts w:ascii="Wingdings" w:hAnsi="Wingdings" w:hint="default"/>
+        <w:rFonts w:hint="default" w:ascii="Wingdings" w:hAnsi="Wingdings"/>
       </w:rPr>
     </w:lvl>
   </w:abstractNum>
@@ -24322,7 +25432,7 @@
         <w:ind w:left="1440" w:hanging="360"/>
       </w:pPr>
       <w:rPr>
-        <w:rFonts w:ascii="Symbol" w:hAnsi="Symbol" w:hint="default"/>
+        <w:rFonts w:hint="default" w:ascii="Symbol" w:hAnsi="Symbol"/>
       </w:rPr>
     </w:lvl>
     <w:lvl w:ilvl="1" w:tplc="04150003" w:tentative="1">
@@ -24334,7 +25444,7 @@
         <w:ind w:left="2160" w:hanging="360"/>
       </w:pPr>
       <w:rPr>
-        <w:rFonts w:ascii="Courier New" w:hAnsi="Courier New" w:cs="Courier New" w:hint="default"/>
+        <w:rFonts w:hint="default" w:ascii="Courier New" w:hAnsi="Courier New" w:cs="Courier New"/>
       </w:rPr>
     </w:lvl>
     <w:lvl w:ilvl="2" w:tplc="04150005" w:tentative="1">
@@ -24346,7 +25456,7 @@
         <w:ind w:left="2880" w:hanging="360"/>
       </w:pPr>
       <w:rPr>
-        <w:rFonts w:ascii="Wingdings" w:hAnsi="Wingdings" w:hint="default"/>
+        <w:rFonts w:hint="default" w:ascii="Wingdings" w:hAnsi="Wingdings"/>
       </w:rPr>
     </w:lvl>
     <w:lvl w:ilvl="3" w:tplc="04150001" w:tentative="1">
@@ -24358,7 +25468,7 @@
         <w:ind w:left="3600" w:hanging="360"/>
       </w:pPr>
       <w:rPr>
-        <w:rFonts w:ascii="Symbol" w:hAnsi="Symbol" w:hint="default"/>
+        <w:rFonts w:hint="default" w:ascii="Symbol" w:hAnsi="Symbol"/>
       </w:rPr>
     </w:lvl>
     <w:lvl w:ilvl="4" w:tplc="04150003" w:tentative="1">
@@ -24370,7 +25480,7 @@
         <w:ind w:left="4320" w:hanging="360"/>
       </w:pPr>
       <w:rPr>
-        <w:rFonts w:ascii="Courier New" w:hAnsi="Courier New" w:cs="Courier New" w:hint="default"/>
+        <w:rFonts w:hint="default" w:ascii="Courier New" w:hAnsi="Courier New" w:cs="Courier New"/>
       </w:rPr>
     </w:lvl>
     <w:lvl w:ilvl="5" w:tplc="04150005" w:tentative="1">
@@ -24382,7 +25492,7 @@
         <w:ind w:left="5040" w:hanging="360"/>
       </w:pPr>
       <w:rPr>
-        <w:rFonts w:ascii="Wingdings" w:hAnsi="Wingdings" w:hint="default"/>
+        <w:rFonts w:hint="default" w:ascii="Wingdings" w:hAnsi="Wingdings"/>
       </w:rPr>
     </w:lvl>
     <w:lvl w:ilvl="6" w:tplc="04150001" w:tentative="1">
@@ -24394,7 +25504,7 @@
         <w:ind w:left="5760" w:hanging="360"/>
       </w:pPr>
       <w:rPr>
-        <w:rFonts w:ascii="Symbol" w:hAnsi="Symbol" w:hint="default"/>
+        <w:rFonts w:hint="default" w:ascii="Symbol" w:hAnsi="Symbol"/>
       </w:rPr>
     </w:lvl>
     <w:lvl w:ilvl="7" w:tplc="04150003" w:tentative="1">
@@ -24406,7 +25516,7 @@
         <w:ind w:left="6480" w:hanging="360"/>
       </w:pPr>
       <w:rPr>
-        <w:rFonts w:ascii="Courier New" w:hAnsi="Courier New" w:cs="Courier New" w:hint="default"/>
+        <w:rFonts w:hint="default" w:ascii="Courier New" w:hAnsi="Courier New" w:cs="Courier New"/>
       </w:rPr>
     </w:lvl>
     <w:lvl w:ilvl="8" w:tplc="04150005" w:tentative="1">
@@ -24418,7 +25528,7 @@
         <w:ind w:left="7200" w:hanging="360"/>
       </w:pPr>
       <w:rPr>
-        <w:rFonts w:ascii="Wingdings" w:hAnsi="Wingdings" w:hint="default"/>
+        <w:rFonts w:hint="default" w:ascii="Wingdings" w:hAnsi="Wingdings"/>
       </w:rPr>
     </w:lvl>
   </w:abstractNum>
@@ -24524,7 +25634,7 @@
         <w:ind w:left="1440" w:hanging="360"/>
       </w:pPr>
       <w:rPr>
-        <w:rFonts w:ascii="Symbol" w:hAnsi="Symbol" w:hint="default"/>
+        <w:rFonts w:hint="default" w:ascii="Symbol" w:hAnsi="Symbol"/>
       </w:rPr>
     </w:lvl>
     <w:lvl w:ilvl="1" w:tplc="FFFFFFFF">
@@ -24536,7 +25646,7 @@
         <w:ind w:left="2160" w:hanging="360"/>
       </w:pPr>
       <w:rPr>
-        <w:rFonts w:ascii="Courier New" w:hAnsi="Courier New" w:cs="Courier New" w:hint="default"/>
+        <w:rFonts w:hint="default" w:ascii="Courier New" w:hAnsi="Courier New" w:cs="Courier New"/>
       </w:rPr>
     </w:lvl>
     <w:lvl w:ilvl="2" w:tplc="FFFFFFFF" w:tentative="1">
@@ -24548,7 +25658,7 @@
         <w:ind w:left="2880" w:hanging="360"/>
       </w:pPr>
       <w:rPr>
-        <w:rFonts w:ascii="Wingdings" w:hAnsi="Wingdings" w:hint="default"/>
+        <w:rFonts w:hint="default" w:ascii="Wingdings" w:hAnsi="Wingdings"/>
       </w:rPr>
     </w:lvl>
     <w:lvl w:ilvl="3" w:tplc="FFFFFFFF" w:tentative="1">
@@ -24560,7 +25670,7 @@
         <w:ind w:left="3600" w:hanging="360"/>
       </w:pPr>
       <w:rPr>
-        <w:rFonts w:ascii="Symbol" w:hAnsi="Symbol" w:hint="default"/>
+        <w:rFonts w:hint="default" w:ascii="Symbol" w:hAnsi="Symbol"/>
       </w:rPr>
     </w:lvl>
     <w:lvl w:ilvl="4" w:tplc="FFFFFFFF" w:tentative="1">
@@ -24572,7 +25682,7 @@
         <w:ind w:left="4320" w:hanging="360"/>
       </w:pPr>
       <w:rPr>
-        <w:rFonts w:ascii="Courier New" w:hAnsi="Courier New" w:cs="Courier New" w:hint="default"/>
+        <w:rFonts w:hint="default" w:ascii="Courier New" w:hAnsi="Courier New" w:cs="Courier New"/>
       </w:rPr>
     </w:lvl>
     <w:lvl w:ilvl="5" w:tplc="FFFFFFFF" w:tentative="1">
@@ -24584,7 +25694,7 @@
         <w:ind w:left="5040" w:hanging="360"/>
       </w:pPr>
       <w:rPr>
-        <w:rFonts w:ascii="Wingdings" w:hAnsi="Wingdings" w:hint="default"/>
+        <w:rFonts w:hint="default" w:ascii="Wingdings" w:hAnsi="Wingdings"/>
       </w:rPr>
     </w:lvl>
     <w:lvl w:ilvl="6" w:tplc="FFFFFFFF" w:tentative="1">
@@ -24596,7 +25706,7 @@
         <w:ind w:left="5760" w:hanging="360"/>
       </w:pPr>
       <w:rPr>
-        <w:rFonts w:ascii="Symbol" w:hAnsi="Symbol" w:hint="default"/>
+        <w:rFonts w:hint="default" w:ascii="Symbol" w:hAnsi="Symbol"/>
       </w:rPr>
     </w:lvl>
     <w:lvl w:ilvl="7" w:tplc="FFFFFFFF" w:tentative="1">
@@ -24608,7 +25718,7 @@
         <w:ind w:left="6480" w:hanging="360"/>
       </w:pPr>
       <w:rPr>
-        <w:rFonts w:ascii="Courier New" w:hAnsi="Courier New" w:cs="Courier New" w:hint="default"/>
+        <w:rFonts w:hint="default" w:ascii="Courier New" w:hAnsi="Courier New" w:cs="Courier New"/>
       </w:rPr>
     </w:lvl>
     <w:lvl w:ilvl="8" w:tplc="FFFFFFFF" w:tentative="1">
@@ -24620,7 +25730,7 @@
         <w:ind w:left="7200" w:hanging="360"/>
       </w:pPr>
       <w:rPr>
-        <w:rFonts w:ascii="Wingdings" w:hAnsi="Wingdings" w:hint="default"/>
+        <w:rFonts w:hint="default" w:ascii="Wingdings" w:hAnsi="Wingdings"/>
       </w:rPr>
     </w:lvl>
   </w:abstractNum>
@@ -24726,7 +25836,7 @@
         <w:ind w:left="1440" w:hanging="360"/>
       </w:pPr>
       <w:rPr>
-        <w:rFonts w:ascii="Symbol" w:hAnsi="Symbol" w:hint="default"/>
+        <w:rFonts w:hint="default" w:ascii="Symbol" w:hAnsi="Symbol"/>
       </w:rPr>
     </w:lvl>
     <w:lvl w:ilvl="1" w:tplc="04150003">
@@ -24738,7 +25848,7 @@
         <w:ind w:left="2160" w:hanging="360"/>
       </w:pPr>
       <w:rPr>
-        <w:rFonts w:ascii="Courier New" w:hAnsi="Courier New" w:cs="Courier New" w:hint="default"/>
+        <w:rFonts w:hint="default" w:ascii="Courier New" w:hAnsi="Courier New" w:cs="Courier New"/>
       </w:rPr>
     </w:lvl>
     <w:lvl w:ilvl="2" w:tplc="04150005">
@@ -24750,7 +25860,7 @@
         <w:ind w:left="2880" w:hanging="360"/>
       </w:pPr>
       <w:rPr>
-        <w:rFonts w:ascii="Wingdings" w:hAnsi="Wingdings" w:hint="default"/>
+        <w:rFonts w:hint="default" w:ascii="Wingdings" w:hAnsi="Wingdings"/>
       </w:rPr>
     </w:lvl>
     <w:lvl w:ilvl="3" w:tplc="04150001">
@@ -24762,7 +25872,7 @@
         <w:ind w:left="3600" w:hanging="360"/>
       </w:pPr>
       <w:rPr>
-        <w:rFonts w:ascii="Symbol" w:hAnsi="Symbol" w:hint="default"/>
+        <w:rFonts w:hint="default" w:ascii="Symbol" w:hAnsi="Symbol"/>
       </w:rPr>
     </w:lvl>
     <w:lvl w:ilvl="4" w:tplc="04150003">
@@ -24774,7 +25884,7 @@
         <w:ind w:left="4320" w:hanging="360"/>
       </w:pPr>
       <w:rPr>
-        <w:rFonts w:ascii="Courier New" w:hAnsi="Courier New" w:cs="Courier New" w:hint="default"/>
+        <w:rFonts w:hint="default" w:ascii="Courier New" w:hAnsi="Courier New" w:cs="Courier New"/>
       </w:rPr>
     </w:lvl>
     <w:lvl w:ilvl="5" w:tplc="04150005">
@@ -24786,7 +25896,7 @@
         <w:ind w:left="5040" w:hanging="360"/>
       </w:pPr>
       <w:rPr>
-        <w:rFonts w:ascii="Wingdings" w:hAnsi="Wingdings" w:hint="default"/>
+        <w:rFonts w:hint="default" w:ascii="Wingdings" w:hAnsi="Wingdings"/>
       </w:rPr>
     </w:lvl>
     <w:lvl w:ilvl="6" w:tplc="04150001">
@@ -24798,7 +25908,7 @@
         <w:ind w:left="5760" w:hanging="360"/>
       </w:pPr>
       <w:rPr>
-        <w:rFonts w:ascii="Symbol" w:hAnsi="Symbol" w:hint="default"/>
+        <w:rFonts w:hint="default" w:ascii="Symbol" w:hAnsi="Symbol"/>
       </w:rPr>
     </w:lvl>
     <w:lvl w:ilvl="7" w:tplc="04150003">
@@ -24810,7 +25920,7 @@
         <w:ind w:left="6480" w:hanging="360"/>
       </w:pPr>
       <w:rPr>
-        <w:rFonts w:ascii="Courier New" w:hAnsi="Courier New" w:cs="Courier New" w:hint="default"/>
+        <w:rFonts w:hint="default" w:ascii="Courier New" w:hAnsi="Courier New" w:cs="Courier New"/>
       </w:rPr>
     </w:lvl>
     <w:lvl w:ilvl="8" w:tplc="04150005">
@@ -24822,7 +25932,7 @@
         <w:ind w:left="7200" w:hanging="360"/>
       </w:pPr>
       <w:rPr>
-        <w:rFonts w:ascii="Wingdings" w:hAnsi="Wingdings" w:hint="default"/>
+        <w:rFonts w:hint="default" w:ascii="Wingdings" w:hAnsi="Wingdings"/>
       </w:rPr>
     </w:lvl>
   </w:abstractNum>
@@ -24839,7 +25949,7 @@
         <w:ind w:left="1440" w:hanging="360"/>
       </w:pPr>
       <w:rPr>
-        <w:rFonts w:ascii="Symbol" w:hAnsi="Symbol" w:hint="default"/>
+        <w:rFonts w:hint="default" w:ascii="Symbol" w:hAnsi="Symbol"/>
       </w:rPr>
     </w:lvl>
     <w:lvl w:ilvl="1" w:tplc="04150003" w:tentative="1">
@@ -24851,7 +25961,7 @@
         <w:ind w:left="2160" w:hanging="360"/>
       </w:pPr>
       <w:rPr>
-        <w:rFonts w:ascii="Courier New" w:hAnsi="Courier New" w:cs="Courier New" w:hint="default"/>
+        <w:rFonts w:hint="default" w:ascii="Courier New" w:hAnsi="Courier New" w:cs="Courier New"/>
       </w:rPr>
     </w:lvl>
     <w:lvl w:ilvl="2" w:tplc="04150005" w:tentative="1">
@@ -24863,7 +25973,7 @@
         <w:ind w:left="2880" w:hanging="360"/>
       </w:pPr>
       <w:rPr>
-        <w:rFonts w:ascii="Wingdings" w:hAnsi="Wingdings" w:hint="default"/>
+        <w:rFonts w:hint="default" w:ascii="Wingdings" w:hAnsi="Wingdings"/>
       </w:rPr>
     </w:lvl>
     <w:lvl w:ilvl="3" w:tplc="04150001" w:tentative="1">
@@ -24875,7 +25985,7 @@
         <w:ind w:left="3600" w:hanging="360"/>
       </w:pPr>
       <w:rPr>
-        <w:rFonts w:ascii="Symbol" w:hAnsi="Symbol" w:hint="default"/>
+        <w:rFonts w:hint="default" w:ascii="Symbol" w:hAnsi="Symbol"/>
       </w:rPr>
     </w:lvl>
     <w:lvl w:ilvl="4" w:tplc="04150003" w:tentative="1">
@@ -24887,7 +25997,7 @@
         <w:ind w:left="4320" w:hanging="360"/>
       </w:pPr>
       <w:rPr>
-        <w:rFonts w:ascii="Courier New" w:hAnsi="Courier New" w:cs="Courier New" w:hint="default"/>
+        <w:rFonts w:hint="default" w:ascii="Courier New" w:hAnsi="Courier New" w:cs="Courier New"/>
       </w:rPr>
     </w:lvl>
     <w:lvl w:ilvl="5" w:tplc="04150005" w:tentative="1">
@@ -24899,7 +26009,7 @@
         <w:ind w:left="5040" w:hanging="360"/>
       </w:pPr>
       <w:rPr>
-        <w:rFonts w:ascii="Wingdings" w:hAnsi="Wingdings" w:hint="default"/>
+        <w:rFonts w:hint="default" w:ascii="Wingdings" w:hAnsi="Wingdings"/>
       </w:rPr>
     </w:lvl>
     <w:lvl w:ilvl="6" w:tplc="04150001" w:tentative="1">
@@ -24911,7 +26021,7 @@
         <w:ind w:left="5760" w:hanging="360"/>
       </w:pPr>
       <w:rPr>
-        <w:rFonts w:ascii="Symbol" w:hAnsi="Symbol" w:hint="default"/>
+        <w:rFonts w:hint="default" w:ascii="Symbol" w:hAnsi="Symbol"/>
       </w:rPr>
     </w:lvl>
     <w:lvl w:ilvl="7" w:tplc="04150003" w:tentative="1">
@@ -24923,7 +26033,7 @@
         <w:ind w:left="6480" w:hanging="360"/>
       </w:pPr>
       <w:rPr>
-        <w:rFonts w:ascii="Courier New" w:hAnsi="Courier New" w:cs="Courier New" w:hint="default"/>
+        <w:rFonts w:hint="default" w:ascii="Courier New" w:hAnsi="Courier New" w:cs="Courier New"/>
       </w:rPr>
     </w:lvl>
     <w:lvl w:ilvl="8" w:tplc="04150005" w:tentative="1">
@@ -24935,7 +26045,7 @@
         <w:ind w:left="7200" w:hanging="360"/>
       </w:pPr>
       <w:rPr>
-        <w:rFonts w:ascii="Wingdings" w:hAnsi="Wingdings" w:hint="default"/>
+        <w:rFonts w:hint="default" w:ascii="Wingdings" w:hAnsi="Wingdings"/>
       </w:rPr>
     </w:lvl>
   </w:abstractNum>
@@ -25130,7 +26240,7 @@
         <w:ind w:left="1440" w:hanging="360"/>
       </w:pPr>
       <w:rPr>
-        <w:rFonts w:ascii="Symbol" w:hAnsi="Symbol" w:hint="default"/>
+        <w:rFonts w:hint="default" w:ascii="Symbol" w:hAnsi="Symbol"/>
       </w:rPr>
     </w:lvl>
     <w:lvl w:ilvl="1" w:tplc="04150003" w:tentative="1">
@@ -25142,7 +26252,7 @@
         <w:ind w:left="2160" w:hanging="360"/>
       </w:pPr>
       <w:rPr>
-        <w:rFonts w:ascii="Courier New" w:hAnsi="Courier New" w:cs="Courier New" w:hint="default"/>
+        <w:rFonts w:hint="default" w:ascii="Courier New" w:hAnsi="Courier New" w:cs="Courier New"/>
       </w:rPr>
     </w:lvl>
     <w:lvl w:ilvl="2" w:tplc="04150005" w:tentative="1">
@@ -25154,7 +26264,7 @@
         <w:ind w:left="2880" w:hanging="360"/>
       </w:pPr>
       <w:rPr>
-        <w:rFonts w:ascii="Wingdings" w:hAnsi="Wingdings" w:hint="default"/>
+        <w:rFonts w:hint="default" w:ascii="Wingdings" w:hAnsi="Wingdings"/>
       </w:rPr>
     </w:lvl>
     <w:lvl w:ilvl="3" w:tplc="04150001" w:tentative="1">
@@ -25166,7 +26276,7 @@
         <w:ind w:left="3600" w:hanging="360"/>
       </w:pPr>
       <w:rPr>
-        <w:rFonts w:ascii="Symbol" w:hAnsi="Symbol" w:hint="default"/>
+        <w:rFonts w:hint="default" w:ascii="Symbol" w:hAnsi="Symbol"/>
       </w:rPr>
     </w:lvl>
     <w:lvl w:ilvl="4" w:tplc="04150003" w:tentative="1">
@@ -25178,7 +26288,7 @@
         <w:ind w:left="4320" w:hanging="360"/>
       </w:pPr>
       <w:rPr>
-        <w:rFonts w:ascii="Courier New" w:hAnsi="Courier New" w:cs="Courier New" w:hint="default"/>
+        <w:rFonts w:hint="default" w:ascii="Courier New" w:hAnsi="Courier New" w:cs="Courier New"/>
       </w:rPr>
     </w:lvl>
     <w:lvl w:ilvl="5" w:tplc="04150005" w:tentative="1">
@@ -25190,7 +26300,7 @@
         <w:ind w:left="5040" w:hanging="360"/>
       </w:pPr>
       <w:rPr>
-        <w:rFonts w:ascii="Wingdings" w:hAnsi="Wingdings" w:hint="default"/>
+        <w:rFonts w:hint="default" w:ascii="Wingdings" w:hAnsi="Wingdings"/>
       </w:rPr>
     </w:lvl>
     <w:lvl w:ilvl="6" w:tplc="04150001" w:tentative="1">
@@ -25202,7 +26312,7 @@
         <w:ind w:left="5760" w:hanging="360"/>
       </w:pPr>
       <w:rPr>
-        <w:rFonts w:ascii="Symbol" w:hAnsi="Symbol" w:hint="default"/>
+        <w:rFonts w:hint="default" w:ascii="Symbol" w:hAnsi="Symbol"/>
       </w:rPr>
     </w:lvl>
     <w:lvl w:ilvl="7" w:tplc="04150003" w:tentative="1">
@@ -25214,7 +26324,7 @@
         <w:ind w:left="6480" w:hanging="360"/>
       </w:pPr>
       <w:rPr>
-        <w:rFonts w:ascii="Courier New" w:hAnsi="Courier New" w:cs="Courier New" w:hint="default"/>
+        <w:rFonts w:hint="default" w:ascii="Courier New" w:hAnsi="Courier New" w:cs="Courier New"/>
       </w:rPr>
     </w:lvl>
     <w:lvl w:ilvl="8" w:tplc="04150005" w:tentative="1">
@@ -25226,7 +26336,7 @@
         <w:ind w:left="7200" w:hanging="360"/>
       </w:pPr>
       <w:rPr>
-        <w:rFonts w:ascii="Wingdings" w:hAnsi="Wingdings" w:hint="default"/>
+        <w:rFonts w:hint="default" w:ascii="Wingdings" w:hAnsi="Wingdings"/>
       </w:rPr>
     </w:lvl>
   </w:abstractNum>
@@ -25243,7 +26353,7 @@
         <w:ind w:left="1440" w:hanging="360"/>
       </w:pPr>
       <w:rPr>
-        <w:rFonts w:ascii="Symbol" w:hAnsi="Symbol" w:hint="default"/>
+        <w:rFonts w:hint="default" w:ascii="Symbol" w:hAnsi="Symbol"/>
       </w:rPr>
     </w:lvl>
     <w:lvl w:ilvl="1" w:tplc="04150003">
@@ -25255,7 +26365,7 @@
         <w:ind w:left="2160" w:hanging="360"/>
       </w:pPr>
       <w:rPr>
-        <w:rFonts w:ascii="Courier New" w:hAnsi="Courier New" w:cs="Courier New" w:hint="default"/>
+        <w:rFonts w:hint="default" w:ascii="Courier New" w:hAnsi="Courier New" w:cs="Courier New"/>
       </w:rPr>
     </w:lvl>
     <w:lvl w:ilvl="2" w:tplc="04150005" w:tentative="1">
@@ -25267,7 +26377,7 @@
         <w:ind w:left="2880" w:hanging="360"/>
       </w:pPr>
       <w:rPr>
-        <w:rFonts w:ascii="Wingdings" w:hAnsi="Wingdings" w:hint="default"/>
+        <w:rFonts w:hint="default" w:ascii="Wingdings" w:hAnsi="Wingdings"/>
       </w:rPr>
     </w:lvl>
     <w:lvl w:ilvl="3" w:tplc="04150001" w:tentative="1">
@@ -25279,7 +26389,7 @@
         <w:ind w:left="3600" w:hanging="360"/>
       </w:pPr>
       <w:rPr>
-        <w:rFonts w:ascii="Symbol" w:hAnsi="Symbol" w:hint="default"/>
+        <w:rFonts w:hint="default" w:ascii="Symbol" w:hAnsi="Symbol"/>
       </w:rPr>
     </w:lvl>
     <w:lvl w:ilvl="4" w:tplc="04150003" w:tentative="1">
@@ -25291,7 +26401,7 @@
         <w:ind w:left="4320" w:hanging="360"/>
       </w:pPr>
       <w:rPr>
-        <w:rFonts w:ascii="Courier New" w:hAnsi="Courier New" w:cs="Courier New" w:hint="default"/>
+        <w:rFonts w:hint="default" w:ascii="Courier New" w:hAnsi="Courier New" w:cs="Courier New"/>
       </w:rPr>
     </w:lvl>
     <w:lvl w:ilvl="5" w:tplc="04150005" w:tentative="1">
@@ -25303,7 +26413,7 @@
         <w:ind w:left="5040" w:hanging="360"/>
       </w:pPr>
       <w:rPr>
-        <w:rFonts w:ascii="Wingdings" w:hAnsi="Wingdings" w:hint="default"/>
+        <w:rFonts w:hint="default" w:ascii="Wingdings" w:hAnsi="Wingdings"/>
       </w:rPr>
     </w:lvl>
     <w:lvl w:ilvl="6" w:tplc="04150001" w:tentative="1">
@@ -25315,7 +26425,7 @@
         <w:ind w:left="5760" w:hanging="360"/>
       </w:pPr>
       <w:rPr>
-        <w:rFonts w:ascii="Symbol" w:hAnsi="Symbol" w:hint="default"/>
+        <w:rFonts w:hint="default" w:ascii="Symbol" w:hAnsi="Symbol"/>
       </w:rPr>
     </w:lvl>
     <w:lvl w:ilvl="7" w:tplc="04150003" w:tentative="1">
@@ -25327,7 +26437,7 @@
         <w:ind w:left="6480" w:hanging="360"/>
       </w:pPr>
       <w:rPr>
-        <w:rFonts w:ascii="Courier New" w:hAnsi="Courier New" w:cs="Courier New" w:hint="default"/>
+        <w:rFonts w:hint="default" w:ascii="Courier New" w:hAnsi="Courier New" w:cs="Courier New"/>
       </w:rPr>
     </w:lvl>
     <w:lvl w:ilvl="8" w:tplc="04150005" w:tentative="1">
@@ -25339,7 +26449,7 @@
         <w:ind w:left="7200" w:hanging="360"/>
       </w:pPr>
       <w:rPr>
-        <w:rFonts w:ascii="Wingdings" w:hAnsi="Wingdings" w:hint="default"/>
+        <w:rFonts w:hint="default" w:ascii="Wingdings" w:hAnsi="Wingdings"/>
       </w:rPr>
     </w:lvl>
   </w:abstractNum>
@@ -25356,7 +26466,7 @@
         <w:ind w:left="2160" w:hanging="360"/>
       </w:pPr>
       <w:rPr>
-        <w:rFonts w:ascii="Courier New" w:hAnsi="Courier New" w:cs="Courier New" w:hint="default"/>
+        <w:rFonts w:hint="default" w:ascii="Courier New" w:hAnsi="Courier New" w:cs="Courier New"/>
       </w:rPr>
     </w:lvl>
     <w:lvl w:ilvl="1" w:tplc="04150001">
@@ -25368,7 +26478,7 @@
         <w:ind w:left="1428" w:hanging="360"/>
       </w:pPr>
       <w:rPr>
-        <w:rFonts w:ascii="Symbol" w:hAnsi="Symbol" w:hint="default"/>
+        <w:rFonts w:hint="default" w:ascii="Symbol" w:hAnsi="Symbol"/>
       </w:rPr>
     </w:lvl>
     <w:lvl w:ilvl="2" w:tplc="04150003">
@@ -25380,7 +26490,7 @@
         <w:ind w:left="2148" w:hanging="360"/>
       </w:pPr>
       <w:rPr>
-        <w:rFonts w:ascii="Courier New" w:hAnsi="Courier New" w:cs="Courier New" w:hint="default"/>
+        <w:rFonts w:hint="default" w:ascii="Courier New" w:hAnsi="Courier New" w:cs="Courier New"/>
       </w:rPr>
     </w:lvl>
     <w:lvl w:ilvl="3" w:tplc="FFFFFFFF" w:tentative="1">
@@ -25392,7 +26502,7 @@
         <w:ind w:left="2880" w:hanging="360"/>
       </w:pPr>
       <w:rPr>
-        <w:rFonts w:ascii="Symbol" w:hAnsi="Symbol" w:hint="default"/>
+        <w:rFonts w:hint="default" w:ascii="Symbol" w:hAnsi="Symbol"/>
       </w:rPr>
     </w:lvl>
     <w:lvl w:ilvl="4" w:tplc="FFFFFFFF" w:tentative="1">
@@ -25404,7 +26514,7 @@
         <w:ind w:left="3600" w:hanging="360"/>
       </w:pPr>
       <w:rPr>
-        <w:rFonts w:ascii="Courier New" w:hAnsi="Courier New" w:cs="Courier New" w:hint="default"/>
+        <w:rFonts w:hint="default" w:ascii="Courier New" w:hAnsi="Courier New" w:cs="Courier New"/>
       </w:rPr>
     </w:lvl>
     <w:lvl w:ilvl="5" w:tplc="FFFFFFFF" w:tentative="1">
@@ -25416,7 +26526,7 @@
         <w:ind w:left="4320" w:hanging="360"/>
       </w:pPr>
       <w:rPr>
-        <w:rFonts w:ascii="Wingdings" w:hAnsi="Wingdings" w:hint="default"/>
+        <w:rFonts w:hint="default" w:ascii="Wingdings" w:hAnsi="Wingdings"/>
       </w:rPr>
     </w:lvl>
     <w:lvl w:ilvl="6" w:tplc="FFFFFFFF" w:tentative="1">
@@ -25428,7 +26538,7 @@
         <w:ind w:left="5040" w:hanging="360"/>
       </w:pPr>
       <w:rPr>
-        <w:rFonts w:ascii="Symbol" w:hAnsi="Symbol" w:hint="default"/>
+        <w:rFonts w:hint="default" w:ascii="Symbol" w:hAnsi="Symbol"/>
       </w:rPr>
     </w:lvl>
     <w:lvl w:ilvl="7" w:tplc="FFFFFFFF" w:tentative="1">
@@ -25440,7 +26550,7 @@
         <w:ind w:left="5760" w:hanging="360"/>
       </w:pPr>
       <w:rPr>
-        <w:rFonts w:ascii="Courier New" w:hAnsi="Courier New" w:cs="Courier New" w:hint="default"/>
+        <w:rFonts w:hint="default" w:ascii="Courier New" w:hAnsi="Courier New" w:cs="Courier New"/>
       </w:rPr>
     </w:lvl>
     <w:lvl w:ilvl="8" w:tplc="FFFFFFFF" w:tentative="1">
@@ -25452,7 +26562,7 @@
         <w:ind w:left="6480" w:hanging="360"/>
       </w:pPr>
       <w:rPr>
-        <w:rFonts w:ascii="Wingdings" w:hAnsi="Wingdings" w:hint="default"/>
+        <w:rFonts w:hint="default" w:ascii="Wingdings" w:hAnsi="Wingdings"/>
       </w:rPr>
     </w:lvl>
   </w:abstractNum>
@@ -25469,7 +26579,7 @@
         <w:ind w:left="1440" w:hanging="360"/>
       </w:pPr>
       <w:rPr>
-        <w:rFonts w:ascii="Symbol" w:hAnsi="Symbol" w:hint="default"/>
+        <w:rFonts w:hint="default" w:ascii="Symbol" w:hAnsi="Symbol"/>
       </w:rPr>
     </w:lvl>
     <w:lvl w:ilvl="1" w:tplc="04150003" w:tentative="1">
@@ -25481,7 +26591,7 @@
         <w:ind w:left="2160" w:hanging="360"/>
       </w:pPr>
       <w:rPr>
-        <w:rFonts w:ascii="Courier New" w:hAnsi="Courier New" w:cs="Courier New" w:hint="default"/>
+        <w:rFonts w:hint="default" w:ascii="Courier New" w:hAnsi="Courier New" w:cs="Courier New"/>
       </w:rPr>
     </w:lvl>
     <w:lvl w:ilvl="2" w:tplc="04150005" w:tentative="1">
@@ -25493,7 +26603,7 @@
         <w:ind w:left="2880" w:hanging="360"/>
       </w:pPr>
       <w:rPr>
-        <w:rFonts w:ascii="Wingdings" w:hAnsi="Wingdings" w:hint="default"/>
+        <w:rFonts w:hint="default" w:ascii="Wingdings" w:hAnsi="Wingdings"/>
       </w:rPr>
     </w:lvl>
     <w:lvl w:ilvl="3" w:tplc="04150001" w:tentative="1">
@@ -25505,7 +26615,7 @@
         <w:ind w:left="3600" w:hanging="360"/>
       </w:pPr>
       <w:rPr>
-        <w:rFonts w:ascii="Symbol" w:hAnsi="Symbol" w:hint="default"/>
+        <w:rFonts w:hint="default" w:ascii="Symbol" w:hAnsi="Symbol"/>
       </w:rPr>
     </w:lvl>
     <w:lvl w:ilvl="4" w:tplc="04150003" w:tentative="1">
@@ -25517,7 +26627,7 @@
         <w:ind w:left="4320" w:hanging="360"/>
       </w:pPr>
       <w:rPr>
-        <w:rFonts w:ascii="Courier New" w:hAnsi="Courier New" w:cs="Courier New" w:hint="default"/>
+        <w:rFonts w:hint="default" w:ascii="Courier New" w:hAnsi="Courier New" w:cs="Courier New"/>
       </w:rPr>
     </w:lvl>
     <w:lvl w:ilvl="5" w:tplc="04150005" w:tentative="1">
@@ -25529,7 +26639,7 @@
         <w:ind w:left="5040" w:hanging="360"/>
       </w:pPr>
       <w:rPr>
-        <w:rFonts w:ascii="Wingdings" w:hAnsi="Wingdings" w:hint="default"/>
+        <w:rFonts w:hint="default" w:ascii="Wingdings" w:hAnsi="Wingdings"/>
       </w:rPr>
     </w:lvl>
     <w:lvl w:ilvl="6" w:tplc="04150001" w:tentative="1">
@@ -25541,7 +26651,7 @@
         <w:ind w:left="5760" w:hanging="360"/>
       </w:pPr>
       <w:rPr>
-        <w:rFonts w:ascii="Symbol" w:hAnsi="Symbol" w:hint="default"/>
+        <w:rFonts w:hint="default" w:ascii="Symbol" w:hAnsi="Symbol"/>
       </w:rPr>
     </w:lvl>
     <w:lvl w:ilvl="7" w:tplc="04150003" w:tentative="1">
@@ -25553,7 +26663,7 @@
         <w:ind w:left="6480" w:hanging="360"/>
       </w:pPr>
       <w:rPr>
-        <w:rFonts w:ascii="Courier New" w:hAnsi="Courier New" w:cs="Courier New" w:hint="default"/>
+        <w:rFonts w:hint="default" w:ascii="Courier New" w:hAnsi="Courier New" w:cs="Courier New"/>
       </w:rPr>
     </w:lvl>
     <w:lvl w:ilvl="8" w:tplc="04150005" w:tentative="1">
@@ -25565,7 +26675,7 @@
         <w:ind w:left="7200" w:hanging="360"/>
       </w:pPr>
       <w:rPr>
-        <w:rFonts w:ascii="Wingdings" w:hAnsi="Wingdings" w:hint="default"/>
+        <w:rFonts w:hint="default" w:ascii="Wingdings" w:hAnsi="Wingdings"/>
       </w:rPr>
     </w:lvl>
   </w:abstractNum>
@@ -25582,7 +26692,7 @@
         <w:ind w:left="720" w:hanging="360"/>
       </w:pPr>
       <w:rPr>
-        <w:rFonts w:ascii="Symbol" w:hAnsi="Symbol" w:hint="default"/>
+        <w:rFonts w:hint="default" w:ascii="Symbol" w:hAnsi="Symbol"/>
       </w:rPr>
     </w:lvl>
     <w:lvl w:ilvl="1" w:tplc="04150003" w:tentative="1">
@@ -25594,7 +26704,7 @@
         <w:ind w:left="1440" w:hanging="360"/>
       </w:pPr>
       <w:rPr>
-        <w:rFonts w:ascii="Courier New" w:hAnsi="Courier New" w:cs="Courier New" w:hint="default"/>
+        <w:rFonts w:hint="default" w:ascii="Courier New" w:hAnsi="Courier New" w:cs="Courier New"/>
       </w:rPr>
     </w:lvl>
     <w:lvl w:ilvl="2" w:tplc="04150005" w:tentative="1">
@@ -25606,7 +26716,7 @@
         <w:ind w:left="2160" w:hanging="360"/>
       </w:pPr>
       <w:rPr>
-        <w:rFonts w:ascii="Wingdings" w:hAnsi="Wingdings" w:hint="default"/>
+        <w:rFonts w:hint="default" w:ascii="Wingdings" w:hAnsi="Wingdings"/>
       </w:rPr>
     </w:lvl>
     <w:lvl w:ilvl="3" w:tplc="04150001" w:tentative="1">
@@ -25618,7 +26728,7 @@
         <w:ind w:left="2880" w:hanging="360"/>
       </w:pPr>
       <w:rPr>
-        <w:rFonts w:ascii="Symbol" w:hAnsi="Symbol" w:hint="default"/>
+        <w:rFonts w:hint="default" w:ascii="Symbol" w:hAnsi="Symbol"/>
       </w:rPr>
     </w:lvl>
     <w:lvl w:ilvl="4" w:tplc="04150003" w:tentative="1">
@@ -25630,7 +26740,7 @@
         <w:ind w:left="3600" w:hanging="360"/>
       </w:pPr>
       <w:rPr>
-        <w:rFonts w:ascii="Courier New" w:hAnsi="Courier New" w:cs="Courier New" w:hint="default"/>
+        <w:rFonts w:hint="default" w:ascii="Courier New" w:hAnsi="Courier New" w:cs="Courier New"/>
       </w:rPr>
     </w:lvl>
     <w:lvl w:ilvl="5" w:tplc="04150005" w:tentative="1">
@@ -25642,7 +26752,7 @@
         <w:ind w:left="4320" w:hanging="360"/>
       </w:pPr>
       <w:rPr>
-        <w:rFonts w:ascii="Wingdings" w:hAnsi="Wingdings" w:hint="default"/>
+        <w:rFonts w:hint="default" w:ascii="Wingdings" w:hAnsi="Wingdings"/>
       </w:rPr>
     </w:lvl>
     <w:lvl w:ilvl="6" w:tplc="04150001" w:tentative="1">
@@ -25654,7 +26764,7 @@
         <w:ind w:left="5040" w:hanging="360"/>
       </w:pPr>
       <w:rPr>
-        <w:rFonts w:ascii="Symbol" w:hAnsi="Symbol" w:hint="default"/>
+        <w:rFonts w:hint="default" w:ascii="Symbol" w:hAnsi="Symbol"/>
       </w:rPr>
     </w:lvl>
     <w:lvl w:ilvl="7" w:tplc="04150003" w:tentative="1">
@@ -25666,7 +26776,7 @@
         <w:ind w:left="5760" w:hanging="360"/>
       </w:pPr>
       <w:rPr>
-        <w:rFonts w:ascii="Courier New" w:hAnsi="Courier New" w:cs="Courier New" w:hint="default"/>
+        <w:rFonts w:hint="default" w:ascii="Courier New" w:hAnsi="Courier New" w:cs="Courier New"/>
       </w:rPr>
     </w:lvl>
     <w:lvl w:ilvl="8" w:tplc="04150005" w:tentative="1">
@@ -25678,7 +26788,7 @@
         <w:ind w:left="6480" w:hanging="360"/>
       </w:pPr>
       <w:rPr>
-        <w:rFonts w:ascii="Wingdings" w:hAnsi="Wingdings" w:hint="default"/>
+        <w:rFonts w:hint="default" w:ascii="Wingdings" w:hAnsi="Wingdings"/>
       </w:rPr>
     </w:lvl>
   </w:abstractNum>
@@ -25695,7 +26805,7 @@
         <w:ind w:left="720" w:hanging="360"/>
       </w:pPr>
       <w:rPr>
-        <w:rFonts w:ascii="Aptos" w:hAnsi="Aptos" w:hint="default"/>
+        <w:rFonts w:hint="default" w:ascii="Aptos" w:hAnsi="Aptos"/>
       </w:rPr>
     </w:lvl>
     <w:lvl w:ilvl="1" w:tplc="0A000806">
@@ -25707,7 +26817,7 @@
         <w:ind w:left="1440" w:hanging="360"/>
       </w:pPr>
       <w:rPr>
-        <w:rFonts w:ascii="Courier New" w:hAnsi="Courier New" w:hint="default"/>
+        <w:rFonts w:hint="default" w:ascii="Courier New" w:hAnsi="Courier New"/>
       </w:rPr>
     </w:lvl>
     <w:lvl w:ilvl="2" w:tplc="12CA1B0E">
@@ -25719,7 +26829,7 @@
         <w:ind w:left="2160" w:hanging="360"/>
       </w:pPr>
       <w:rPr>
-        <w:rFonts w:ascii="Wingdings" w:hAnsi="Wingdings" w:hint="default"/>
+        <w:rFonts w:hint="default" w:ascii="Wingdings" w:hAnsi="Wingdings"/>
       </w:rPr>
     </w:lvl>
     <w:lvl w:ilvl="3" w:tplc="5DCE144E">
@@ -25731,7 +26841,7 @@
         <w:ind w:left="2880" w:hanging="360"/>
       </w:pPr>
       <w:rPr>
-        <w:rFonts w:ascii="Symbol" w:hAnsi="Symbol" w:hint="default"/>
+        <w:rFonts w:hint="default" w:ascii="Symbol" w:hAnsi="Symbol"/>
       </w:rPr>
     </w:lvl>
     <w:lvl w:ilvl="4" w:tplc="3C76EAF4">
@@ -25743,7 +26853,7 @@
         <w:ind w:left="3600" w:hanging="360"/>
       </w:pPr>
       <w:rPr>
-        <w:rFonts w:ascii="Courier New" w:hAnsi="Courier New" w:hint="default"/>
+        <w:rFonts w:hint="default" w:ascii="Courier New" w:hAnsi="Courier New"/>
       </w:rPr>
     </w:lvl>
     <w:lvl w:ilvl="5" w:tplc="53C4EE06">
@@ -25755,7 +26865,7 @@
         <w:ind w:left="4320" w:hanging="360"/>
       </w:pPr>
       <w:rPr>
-        <w:rFonts w:ascii="Wingdings" w:hAnsi="Wingdings" w:hint="default"/>
+        <w:rFonts w:hint="default" w:ascii="Wingdings" w:hAnsi="Wingdings"/>
       </w:rPr>
     </w:lvl>
     <w:lvl w:ilvl="6" w:tplc="07E8BD94">
@@ -25767,7 +26877,7 @@
         <w:ind w:left="5040" w:hanging="360"/>
       </w:pPr>
       <w:rPr>
-        <w:rFonts w:ascii="Symbol" w:hAnsi="Symbol" w:hint="default"/>
+        <w:rFonts w:hint="default" w:ascii="Symbol" w:hAnsi="Symbol"/>
       </w:rPr>
     </w:lvl>
     <w:lvl w:ilvl="7" w:tplc="7768375C">
@@ -25779,7 +26889,7 @@
         <w:ind w:left="5760" w:hanging="360"/>
       </w:pPr>
       <w:rPr>
-        <w:rFonts w:ascii="Courier New" w:hAnsi="Courier New" w:hint="default"/>
+        <w:rFonts w:hint="default" w:ascii="Courier New" w:hAnsi="Courier New"/>
       </w:rPr>
     </w:lvl>
     <w:lvl w:ilvl="8" w:tplc="0DA4B326">
@@ -25791,7 +26901,7 @@
         <w:ind w:left="6480" w:hanging="360"/>
       </w:pPr>
       <w:rPr>
-        <w:rFonts w:ascii="Wingdings" w:hAnsi="Wingdings" w:hint="default"/>
+        <w:rFonts w:hint="default" w:ascii="Wingdings" w:hAnsi="Wingdings"/>
       </w:rPr>
     </w:lvl>
   </w:abstractNum>
@@ -25808,7 +26918,7 @@
         <w:ind w:left="1440" w:hanging="360"/>
       </w:pPr>
       <w:rPr>
-        <w:rFonts w:ascii="Aptos" w:hAnsi="Aptos" w:hint="default"/>
+        <w:rFonts w:hint="default" w:ascii="Aptos" w:hAnsi="Aptos"/>
       </w:rPr>
     </w:lvl>
     <w:lvl w:ilvl="1" w:tplc="04150003" w:tentative="1">
@@ -25820,7 +26930,7 @@
         <w:ind w:left="2160" w:hanging="360"/>
       </w:pPr>
       <w:rPr>
-        <w:rFonts w:ascii="Courier New" w:hAnsi="Courier New" w:cs="Courier New" w:hint="default"/>
+        <w:rFonts w:hint="default" w:ascii="Courier New" w:hAnsi="Courier New" w:cs="Courier New"/>
       </w:rPr>
     </w:lvl>
     <w:lvl w:ilvl="2" w:tplc="04150005" w:tentative="1">
@@ -25832,7 +26942,7 @@
         <w:ind w:left="2880" w:hanging="360"/>
       </w:pPr>
       <w:rPr>
-        <w:rFonts w:ascii="Wingdings" w:hAnsi="Wingdings" w:hint="default"/>
+        <w:rFonts w:hint="default" w:ascii="Wingdings" w:hAnsi="Wingdings"/>
       </w:rPr>
     </w:lvl>
     <w:lvl w:ilvl="3" w:tplc="04150001" w:tentative="1">
@@ -25844,7 +26954,7 @@
         <w:ind w:left="3600" w:hanging="360"/>
       </w:pPr>
       <w:rPr>
-        <w:rFonts w:ascii="Symbol" w:hAnsi="Symbol" w:hint="default"/>
+        <w:rFonts w:hint="default" w:ascii="Symbol" w:hAnsi="Symbol"/>
       </w:rPr>
     </w:lvl>
     <w:lvl w:ilvl="4" w:tplc="04150003" w:tentative="1">
@@ -25856,7 +26966,7 @@
         <w:ind w:left="4320" w:hanging="360"/>
       </w:pPr>
       <w:rPr>
-        <w:rFonts w:ascii="Courier New" w:hAnsi="Courier New" w:cs="Courier New" w:hint="default"/>
+        <w:rFonts w:hint="default" w:ascii="Courier New" w:hAnsi="Courier New" w:cs="Courier New"/>
       </w:rPr>
     </w:lvl>
     <w:lvl w:ilvl="5" w:tplc="04150005" w:tentative="1">
@@ -25868,7 +26978,7 @@
         <w:ind w:left="5040" w:hanging="360"/>
       </w:pPr>
       <w:rPr>
-        <w:rFonts w:ascii="Wingdings" w:hAnsi="Wingdings" w:hint="default"/>
+        <w:rFonts w:hint="default" w:ascii="Wingdings" w:hAnsi="Wingdings"/>
       </w:rPr>
     </w:lvl>
     <w:lvl w:ilvl="6" w:tplc="04150001" w:tentative="1">
@@ -25880,7 +26990,7 @@
         <w:ind w:left="5760" w:hanging="360"/>
       </w:pPr>
       <w:rPr>
-        <w:rFonts w:ascii="Symbol" w:hAnsi="Symbol" w:hint="default"/>
+        <w:rFonts w:hint="default" w:ascii="Symbol" w:hAnsi="Symbol"/>
       </w:rPr>
     </w:lvl>
     <w:lvl w:ilvl="7" w:tplc="04150003" w:tentative="1">
@@ -25892,7 +27002,7 @@
         <w:ind w:left="6480" w:hanging="360"/>
       </w:pPr>
       <w:rPr>
-        <w:rFonts w:ascii="Courier New" w:hAnsi="Courier New" w:cs="Courier New" w:hint="default"/>
+        <w:rFonts w:hint="default" w:ascii="Courier New" w:hAnsi="Courier New" w:cs="Courier New"/>
       </w:rPr>
     </w:lvl>
     <w:lvl w:ilvl="8" w:tplc="04150005" w:tentative="1">
@@ -25904,7 +27014,7 @@
         <w:ind w:left="7200" w:hanging="360"/>
       </w:pPr>
       <w:rPr>
-        <w:rFonts w:ascii="Wingdings" w:hAnsi="Wingdings" w:hint="default"/>
+        <w:rFonts w:hint="default" w:ascii="Wingdings" w:hAnsi="Wingdings"/>
       </w:rPr>
     </w:lvl>
   </w:abstractNum>
@@ -25921,7 +27031,7 @@
         <w:ind w:left="1440" w:hanging="360"/>
       </w:pPr>
       <w:rPr>
-        <w:rFonts w:ascii="Symbol" w:hAnsi="Symbol" w:hint="default"/>
+        <w:rFonts w:hint="default" w:ascii="Symbol" w:hAnsi="Symbol"/>
       </w:rPr>
     </w:lvl>
     <w:lvl w:ilvl="1" w:tplc="04150003">
@@ -25933,7 +27043,7 @@
         <w:ind w:left="2160" w:hanging="360"/>
       </w:pPr>
       <w:rPr>
-        <w:rFonts w:ascii="Courier New" w:hAnsi="Courier New" w:cs="Courier New" w:hint="default"/>
+        <w:rFonts w:hint="default" w:ascii="Courier New" w:hAnsi="Courier New" w:cs="Courier New"/>
       </w:rPr>
     </w:lvl>
     <w:lvl w:ilvl="2" w:tplc="04150005" w:tentative="1">
@@ -25945,7 +27055,7 @@
         <w:ind w:left="2880" w:hanging="360"/>
       </w:pPr>
       <w:rPr>
-        <w:rFonts w:ascii="Wingdings" w:hAnsi="Wingdings" w:hint="default"/>
+        <w:rFonts w:hint="default" w:ascii="Wingdings" w:hAnsi="Wingdings"/>
       </w:rPr>
     </w:lvl>
     <w:lvl w:ilvl="3" w:tplc="04150001" w:tentative="1">
@@ -25957,7 +27067,7 @@
         <w:ind w:left="3600" w:hanging="360"/>
       </w:pPr>
       <w:rPr>
-        <w:rFonts w:ascii="Symbol" w:hAnsi="Symbol" w:hint="default"/>
+        <w:rFonts w:hint="default" w:ascii="Symbol" w:hAnsi="Symbol"/>
       </w:rPr>
     </w:lvl>
     <w:lvl w:ilvl="4" w:tplc="04150003" w:tentative="1">
@@ -25969,7 +27079,7 @@
         <w:ind w:left="4320" w:hanging="360"/>
       </w:pPr>
       <w:rPr>
-        <w:rFonts w:ascii="Courier New" w:hAnsi="Courier New" w:cs="Courier New" w:hint="default"/>
+        <w:rFonts w:hint="default" w:ascii="Courier New" w:hAnsi="Courier New" w:cs="Courier New"/>
       </w:rPr>
     </w:lvl>
     <w:lvl w:ilvl="5" w:tplc="04150005" w:tentative="1">
@@ -25981,7 +27091,7 @@
         <w:ind w:left="5040" w:hanging="360"/>
       </w:pPr>
       <w:rPr>
-        <w:rFonts w:ascii="Wingdings" w:hAnsi="Wingdings" w:hint="default"/>
+        <w:rFonts w:hint="default" w:ascii="Wingdings" w:hAnsi="Wingdings"/>
       </w:rPr>
     </w:lvl>
     <w:lvl w:ilvl="6" w:tplc="04150001" w:tentative="1">
@@ -25993,7 +27103,7 @@
         <w:ind w:left="5760" w:hanging="360"/>
       </w:pPr>
       <w:rPr>
-        <w:rFonts w:ascii="Symbol" w:hAnsi="Symbol" w:hint="default"/>
+        <w:rFonts w:hint="default" w:ascii="Symbol" w:hAnsi="Symbol"/>
       </w:rPr>
     </w:lvl>
     <w:lvl w:ilvl="7" w:tplc="04150003" w:tentative="1">
@@ -26005,7 +27115,7 @@
         <w:ind w:left="6480" w:hanging="360"/>
       </w:pPr>
       <w:rPr>
-        <w:rFonts w:ascii="Courier New" w:hAnsi="Courier New" w:cs="Courier New" w:hint="default"/>
+        <w:rFonts w:hint="default" w:ascii="Courier New" w:hAnsi="Courier New" w:cs="Courier New"/>
       </w:rPr>
     </w:lvl>
     <w:lvl w:ilvl="8" w:tplc="04150005" w:tentative="1">
@@ -26017,7 +27127,7 @@
         <w:ind w:left="7200" w:hanging="360"/>
       </w:pPr>
       <w:rPr>
-        <w:rFonts w:ascii="Wingdings" w:hAnsi="Wingdings" w:hint="default"/>
+        <w:rFonts w:hint="default" w:ascii="Wingdings" w:hAnsi="Wingdings"/>
       </w:rPr>
     </w:lvl>
   </w:abstractNum>
@@ -26123,7 +27233,7 @@
         <w:ind w:left="720" w:hanging="360"/>
       </w:pPr>
       <w:rPr>
-        <w:rFonts w:ascii="Symbol" w:hAnsi="Symbol" w:hint="default"/>
+        <w:rFonts w:hint="default" w:ascii="Symbol" w:hAnsi="Symbol"/>
       </w:rPr>
     </w:lvl>
     <w:lvl w:ilvl="1" w:tplc="04150003" w:tentative="1">
@@ -26135,7 +27245,7 @@
         <w:ind w:left="1440" w:hanging="360"/>
       </w:pPr>
       <w:rPr>
-        <w:rFonts w:ascii="Courier New" w:hAnsi="Courier New" w:cs="Courier New" w:hint="default"/>
+        <w:rFonts w:hint="default" w:ascii="Courier New" w:hAnsi="Courier New" w:cs="Courier New"/>
       </w:rPr>
     </w:lvl>
     <w:lvl w:ilvl="2" w:tplc="04150005" w:tentative="1">
@@ -26147,7 +27257,7 @@
         <w:ind w:left="2160" w:hanging="360"/>
       </w:pPr>
       <w:rPr>
-        <w:rFonts w:ascii="Wingdings" w:hAnsi="Wingdings" w:hint="default"/>
+        <w:rFonts w:hint="default" w:ascii="Wingdings" w:hAnsi="Wingdings"/>
       </w:rPr>
     </w:lvl>
     <w:lvl w:ilvl="3" w:tplc="04150001" w:tentative="1">
@@ -26159,7 +27269,7 @@
         <w:ind w:left="2880" w:hanging="360"/>
       </w:pPr>
       <w:rPr>
-        <w:rFonts w:ascii="Symbol" w:hAnsi="Symbol" w:hint="default"/>
+        <w:rFonts w:hint="default" w:ascii="Symbol" w:hAnsi="Symbol"/>
       </w:rPr>
     </w:lvl>
     <w:lvl w:ilvl="4" w:tplc="04150003" w:tentative="1">
@@ -26171,7 +27281,7 @@
         <w:ind w:left="3600" w:hanging="360"/>
       </w:pPr>
       <w:rPr>
-        <w:rFonts w:ascii="Courier New" w:hAnsi="Courier New" w:cs="Courier New" w:hint="default"/>
+        <w:rFonts w:hint="default" w:ascii="Courier New" w:hAnsi="Courier New" w:cs="Courier New"/>
       </w:rPr>
     </w:lvl>
     <w:lvl w:ilvl="5" w:tplc="04150005" w:tentative="1">
@@ -26183,7 +27293,7 @@
         <w:ind w:left="4320" w:hanging="360"/>
       </w:pPr>
       <w:rPr>
-        <w:rFonts w:ascii="Wingdings" w:hAnsi="Wingdings" w:hint="default"/>
+        <w:rFonts w:hint="default" w:ascii="Wingdings" w:hAnsi="Wingdings"/>
       </w:rPr>
     </w:lvl>
     <w:lvl w:ilvl="6" w:tplc="04150001" w:tentative="1">
@@ -26195,7 +27305,7 @@
         <w:ind w:left="5040" w:hanging="360"/>
       </w:pPr>
       <w:rPr>
-        <w:rFonts w:ascii="Symbol" w:hAnsi="Symbol" w:hint="default"/>
+        <w:rFonts w:hint="default" w:ascii="Symbol" w:hAnsi="Symbol"/>
       </w:rPr>
     </w:lvl>
     <w:lvl w:ilvl="7" w:tplc="04150003" w:tentative="1">
@@ -26207,7 +27317,7 @@
         <w:ind w:left="5760" w:hanging="360"/>
       </w:pPr>
       <w:rPr>
-        <w:rFonts w:ascii="Courier New" w:hAnsi="Courier New" w:cs="Courier New" w:hint="default"/>
+        <w:rFonts w:hint="default" w:ascii="Courier New" w:hAnsi="Courier New" w:cs="Courier New"/>
       </w:rPr>
     </w:lvl>
     <w:lvl w:ilvl="8" w:tplc="04150005" w:tentative="1">
@@ -26219,7 +27329,7 @@
         <w:ind w:left="6480" w:hanging="360"/>
       </w:pPr>
       <w:rPr>
-        <w:rFonts w:ascii="Wingdings" w:hAnsi="Wingdings" w:hint="default"/>
+        <w:rFonts w:hint="default" w:ascii="Wingdings" w:hAnsi="Wingdings"/>
       </w:rPr>
     </w:lvl>
   </w:abstractNum>
@@ -26236,7 +27346,7 @@
         <w:ind w:left="1440" w:hanging="360"/>
       </w:pPr>
       <w:rPr>
-        <w:rFonts w:ascii="Symbol" w:hAnsi="Symbol" w:hint="default"/>
+        <w:rFonts w:hint="default" w:ascii="Symbol" w:hAnsi="Symbol"/>
       </w:rPr>
     </w:lvl>
     <w:lvl w:ilvl="1" w:tplc="04150003" w:tentative="1">
@@ -26248,7 +27358,7 @@
         <w:ind w:left="2160" w:hanging="360"/>
       </w:pPr>
       <w:rPr>
-        <w:rFonts w:ascii="Courier New" w:hAnsi="Courier New" w:cs="Courier New" w:hint="default"/>
+        <w:rFonts w:hint="default" w:ascii="Courier New" w:hAnsi="Courier New" w:cs="Courier New"/>
       </w:rPr>
     </w:lvl>
     <w:lvl w:ilvl="2" w:tplc="04150005" w:tentative="1">
@@ -26260,7 +27370,7 @@
         <w:ind w:left="2880" w:hanging="360"/>
       </w:pPr>
       <w:rPr>
-        <w:rFonts w:ascii="Wingdings" w:hAnsi="Wingdings" w:hint="default"/>
+        <w:rFonts w:hint="default" w:ascii="Wingdings" w:hAnsi="Wingdings"/>
       </w:rPr>
     </w:lvl>
     <w:lvl w:ilvl="3" w:tplc="04150001" w:tentative="1">
@@ -26272,7 +27382,7 @@
         <w:ind w:left="3600" w:hanging="360"/>
       </w:pPr>
       <w:rPr>
-        <w:rFonts w:ascii="Symbol" w:hAnsi="Symbol" w:hint="default"/>
+        <w:rFonts w:hint="default" w:ascii="Symbol" w:hAnsi="Symbol"/>
       </w:rPr>
     </w:lvl>
     <w:lvl w:ilvl="4" w:tplc="04150003" w:tentative="1">
@@ -26284,7 +27394,7 @@
         <w:ind w:left="4320" w:hanging="360"/>
       </w:pPr>
       <w:rPr>
-        <w:rFonts w:ascii="Courier New" w:hAnsi="Courier New" w:cs="Courier New" w:hint="default"/>
+        <w:rFonts w:hint="default" w:ascii="Courier New" w:hAnsi="Courier New" w:cs="Courier New"/>
       </w:rPr>
     </w:lvl>
     <w:lvl w:ilvl="5" w:tplc="04150005" w:tentative="1">
@@ -26296,7 +27406,7 @@
         <w:ind w:left="5040" w:hanging="360"/>
       </w:pPr>
       <w:rPr>
-        <w:rFonts w:ascii="Wingdings" w:hAnsi="Wingdings" w:hint="default"/>
+        <w:rFonts w:hint="default" w:ascii="Wingdings" w:hAnsi="Wingdings"/>
       </w:rPr>
     </w:lvl>
     <w:lvl w:ilvl="6" w:tplc="04150001" w:tentative="1">
@@ -26308,7 +27418,7 @@
         <w:ind w:left="5760" w:hanging="360"/>
       </w:pPr>
       <w:rPr>
-        <w:rFonts w:ascii="Symbol" w:hAnsi="Symbol" w:hint="default"/>
+        <w:rFonts w:hint="default" w:ascii="Symbol" w:hAnsi="Symbol"/>
       </w:rPr>
     </w:lvl>
     <w:lvl w:ilvl="7" w:tplc="04150003" w:tentative="1">
@@ -26320,7 +27430,7 @@
         <w:ind w:left="6480" w:hanging="360"/>
       </w:pPr>
       <w:rPr>
-        <w:rFonts w:ascii="Courier New" w:hAnsi="Courier New" w:cs="Courier New" w:hint="default"/>
+        <w:rFonts w:hint="default" w:ascii="Courier New" w:hAnsi="Courier New" w:cs="Courier New"/>
       </w:rPr>
     </w:lvl>
     <w:lvl w:ilvl="8" w:tplc="04150005" w:tentative="1">
@@ -26332,7 +27442,7 @@
         <w:ind w:left="7200" w:hanging="360"/>
       </w:pPr>
       <w:rPr>
-        <w:rFonts w:ascii="Wingdings" w:hAnsi="Wingdings" w:hint="default"/>
+        <w:rFonts w:hint="default" w:ascii="Wingdings" w:hAnsi="Wingdings"/>
       </w:rPr>
     </w:lvl>
   </w:abstractNum>
@@ -26438,7 +27548,7 @@
         <w:ind w:left="1440" w:hanging="360"/>
       </w:pPr>
       <w:rPr>
-        <w:rFonts w:ascii="Symbol" w:hAnsi="Symbol" w:hint="default"/>
+        <w:rFonts w:hint="default" w:ascii="Symbol" w:hAnsi="Symbol"/>
       </w:rPr>
     </w:lvl>
     <w:lvl w:ilvl="1" w:tplc="04150003">
@@ -26450,7 +27560,7 @@
         <w:ind w:left="2160" w:hanging="360"/>
       </w:pPr>
       <w:rPr>
-        <w:rFonts w:ascii="Courier New" w:hAnsi="Courier New" w:cs="Courier New" w:hint="default"/>
+        <w:rFonts w:hint="default" w:ascii="Courier New" w:hAnsi="Courier New" w:cs="Courier New"/>
       </w:rPr>
     </w:lvl>
     <w:lvl w:ilvl="2" w:tplc="04150005" w:tentative="1">
@@ -26462,7 +27572,7 @@
         <w:ind w:left="2880" w:hanging="360"/>
       </w:pPr>
       <w:rPr>
-        <w:rFonts w:ascii="Wingdings" w:hAnsi="Wingdings" w:hint="default"/>
+        <w:rFonts w:hint="default" w:ascii="Wingdings" w:hAnsi="Wingdings"/>
       </w:rPr>
     </w:lvl>
     <w:lvl w:ilvl="3" w:tplc="04150001" w:tentative="1">
@@ -26474,7 +27584,7 @@
         <w:ind w:left="3600" w:hanging="360"/>
       </w:pPr>
       <w:rPr>
-        <w:rFonts w:ascii="Symbol" w:hAnsi="Symbol" w:hint="default"/>
+        <w:rFonts w:hint="default" w:ascii="Symbol" w:hAnsi="Symbol"/>
       </w:rPr>
     </w:lvl>
     <w:lvl w:ilvl="4" w:tplc="04150003" w:tentative="1">
@@ -26486,7 +27596,7 @@
         <w:ind w:left="4320" w:hanging="360"/>
       </w:pPr>
       <w:rPr>
-        <w:rFonts w:ascii="Courier New" w:hAnsi="Courier New" w:cs="Courier New" w:hint="default"/>
+        <w:rFonts w:hint="default" w:ascii="Courier New" w:hAnsi="Courier New" w:cs="Courier New"/>
       </w:rPr>
     </w:lvl>
     <w:lvl w:ilvl="5" w:tplc="04150005" w:tentative="1">
@@ -26498,7 +27608,7 @@
         <w:ind w:left="5040" w:hanging="360"/>
       </w:pPr>
       <w:rPr>
-        <w:rFonts w:ascii="Wingdings" w:hAnsi="Wingdings" w:hint="default"/>
+        <w:rFonts w:hint="default" w:ascii="Wingdings" w:hAnsi="Wingdings"/>
       </w:rPr>
     </w:lvl>
     <w:lvl w:ilvl="6" w:tplc="04150001" w:tentative="1">
@@ -26510,7 +27620,7 @@
         <w:ind w:left="5760" w:hanging="360"/>
       </w:pPr>
       <w:rPr>
-        <w:rFonts w:ascii="Symbol" w:hAnsi="Symbol" w:hint="default"/>
+        <w:rFonts w:hint="default" w:ascii="Symbol" w:hAnsi="Symbol"/>
       </w:rPr>
     </w:lvl>
     <w:lvl w:ilvl="7" w:tplc="04150003" w:tentative="1">
@@ -26522,7 +27632,7 @@
         <w:ind w:left="6480" w:hanging="360"/>
       </w:pPr>
       <w:rPr>
-        <w:rFonts w:ascii="Courier New" w:hAnsi="Courier New" w:cs="Courier New" w:hint="default"/>
+        <w:rFonts w:hint="default" w:ascii="Courier New" w:hAnsi="Courier New" w:cs="Courier New"/>
       </w:rPr>
     </w:lvl>
     <w:lvl w:ilvl="8" w:tplc="04150005" w:tentative="1">
@@ -26534,10 +27644,16 @@
         <w:ind w:left="7200" w:hanging="360"/>
       </w:pPr>
       <w:rPr>
-        <w:rFonts w:ascii="Wingdings" w:hAnsi="Wingdings" w:hint="default"/>
+        <w:rFonts w:hint="default" w:ascii="Wingdings" w:hAnsi="Wingdings"/>
       </w:rPr>
     </w:lvl>
   </w:abstractNum>
+  <w:num w:numId="89">
+    <w:abstractNumId w:val="88"/>
+  </w:num>
+  <w:num w:numId="88">
+    <w:abstractNumId w:val="87"/>
+  </w:num>
   <w:num w:numId="1" w16cid:durableId="719860713">
     <w:abstractNumId w:val="58"/>
   </w:num>
@@ -26808,7 +27924,7 @@
   <w:docDefaults>
     <w:rPrDefault>
       <w:rPr>
-        <w:rFonts w:asciiTheme="minorHAnsi" w:eastAsiaTheme="minorHAnsi" w:hAnsiTheme="minorHAnsi" w:cstheme="minorBidi"/>
+        <w:rFonts w:asciiTheme="minorHAnsi" w:hAnsiTheme="minorHAnsi" w:eastAsiaTheme="minorHAnsi" w:cstheme="minorBidi"/>
         <w:sz w:val="24"/>
         <w:szCs w:val="24"/>
         <w:lang w:val="pl-PL" w:eastAsia="en-US" w:bidi="ar-SA"/>
@@ -26823,14 +27939,14 @@
   <w:latentStyles w:defLockedState="0" w:defUIPriority="99" w:defSemiHidden="0" w:defUnhideWhenUsed="0" w:defQFormat="0" w:count="376">
     <w:lsdException w:name="Normal" w:uiPriority="0" w:qFormat="1"/>
     <w:lsdException w:name="heading 1" w:uiPriority="9" w:qFormat="1"/>
-    <w:lsdException w:name="heading 2" w:semiHidden="1" w:uiPriority="9" w:unhideWhenUsed="1" w:qFormat="1"/>
-    <w:lsdException w:name="heading 3" w:semiHidden="1" w:uiPriority="9" w:unhideWhenUsed="1" w:qFormat="1"/>
-    <w:lsdException w:name="heading 4" w:semiHidden="1" w:uiPriority="9" w:unhideWhenUsed="1" w:qFormat="1"/>
-    <w:lsdException w:name="heading 5" w:semiHidden="1" w:uiPriority="9" w:unhideWhenUsed="1" w:qFormat="1"/>
-    <w:lsdException w:name="heading 6" w:semiHidden="1" w:uiPriority="9" w:unhideWhenUsed="1" w:qFormat="1"/>
-    <w:lsdException w:name="heading 7" w:semiHidden="1" w:uiPriority="9" w:unhideWhenUsed="1" w:qFormat="1"/>
-    <w:lsdException w:name="heading 8" w:semiHidden="1" w:uiPriority="9" w:unhideWhenUsed="1" w:qFormat="1"/>
-    <w:lsdException w:name="heading 9" w:semiHidden="1" w:uiPriority="9" w:unhideWhenUsed="1" w:qFormat="1"/>
+    <w:lsdException w:name="heading 2" w:uiPriority="9" w:semiHidden="1" w:unhideWhenUsed="1" w:qFormat="1"/>
+    <w:lsdException w:name="heading 3" w:uiPriority="9" w:semiHidden="1" w:unhideWhenUsed="1" w:qFormat="1"/>
+    <w:lsdException w:name="heading 4" w:uiPriority="9" w:semiHidden="1" w:unhideWhenUsed="1" w:qFormat="1"/>
+    <w:lsdException w:name="heading 5" w:uiPriority="9" w:semiHidden="1" w:unhideWhenUsed="1" w:qFormat="1"/>
+    <w:lsdException w:name="heading 6" w:uiPriority="9" w:semiHidden="1" w:unhideWhenUsed="1" w:qFormat="1"/>
+    <w:lsdException w:name="heading 7" w:uiPriority="9" w:semiHidden="1" w:unhideWhenUsed="1" w:qFormat="1"/>
+    <w:lsdException w:name="heading 8" w:uiPriority="9" w:semiHidden="1" w:unhideWhenUsed="1" w:qFormat="1"/>
+    <w:lsdException w:name="heading 9" w:uiPriority="9" w:semiHidden="1" w:unhideWhenUsed="1" w:qFormat="1"/>
     <w:lsdException w:name="index 1" w:semiHidden="1" w:unhideWhenUsed="1"/>
     <w:lsdException w:name="index 2" w:semiHidden="1" w:unhideWhenUsed="1"/>
     <w:lsdException w:name="index 3" w:semiHidden="1" w:unhideWhenUsed="1"/>
@@ -26840,22 +27956,22 @@
     <w:lsdException w:name="index 7" w:semiHidden="1" w:unhideWhenUsed="1"/>
     <w:lsdException w:name="index 8" w:semiHidden="1" w:unhideWhenUsed="1"/>
     <w:lsdException w:name="index 9" w:semiHidden="1" w:unhideWhenUsed="1"/>
-    <w:lsdException w:name="toc 1" w:semiHidden="1" w:uiPriority="39" w:unhideWhenUsed="1"/>
-    <w:lsdException w:name="toc 2" w:semiHidden="1" w:uiPriority="39" w:unhideWhenUsed="1"/>
-    <w:lsdException w:name="toc 3" w:semiHidden="1" w:uiPriority="39" w:unhideWhenUsed="1"/>
-    <w:lsdException w:name="toc 4" w:semiHidden="1" w:uiPriority="39" w:unhideWhenUsed="1"/>
-    <w:lsdException w:name="toc 5" w:semiHidden="1" w:uiPriority="39" w:unhideWhenUsed="1"/>
-    <w:lsdException w:name="toc 6" w:semiHidden="1" w:uiPriority="39" w:unhideWhenUsed="1"/>
-    <w:lsdException w:name="toc 7" w:semiHidden="1" w:uiPriority="39" w:unhideWhenUsed="1"/>
-    <w:lsdException w:name="toc 8" w:semiHidden="1" w:uiPriority="39" w:unhideWhenUsed="1"/>
-    <w:lsdException w:name="toc 9" w:semiHidden="1" w:uiPriority="39" w:unhideWhenUsed="1"/>
+    <w:lsdException w:name="toc 1" w:uiPriority="39" w:semiHidden="1" w:unhideWhenUsed="1"/>
+    <w:lsdException w:name="toc 2" w:uiPriority="39" w:semiHidden="1" w:unhideWhenUsed="1"/>
+    <w:lsdException w:name="toc 3" w:uiPriority="39" w:semiHidden="1" w:unhideWhenUsed="1"/>
+    <w:lsdException w:name="toc 4" w:uiPriority="39" w:semiHidden="1" w:unhideWhenUsed="1"/>
+    <w:lsdException w:name="toc 5" w:uiPriority="39" w:semiHidden="1" w:unhideWhenUsed="1"/>
+    <w:lsdException w:name="toc 6" w:uiPriority="39" w:semiHidden="1" w:unhideWhenUsed="1"/>
+    <w:lsdException w:name="toc 7" w:uiPriority="39" w:semiHidden="1" w:unhideWhenUsed="1"/>
+    <w:lsdException w:name="toc 8" w:uiPriority="39" w:semiHidden="1" w:unhideWhenUsed="1"/>
+    <w:lsdException w:name="toc 9" w:uiPriority="39" w:semiHidden="1" w:unhideWhenUsed="1"/>
     <w:lsdException w:name="Normal Indent" w:semiHidden="1" w:unhideWhenUsed="1"/>
     <w:lsdException w:name="footnote text" w:semiHidden="1" w:unhideWhenUsed="1"/>
     <w:lsdException w:name="annotation text" w:semiHidden="1" w:unhideWhenUsed="1"/>
     <w:lsdException w:name="header" w:semiHidden="1" w:unhideWhenUsed="1"/>
     <w:lsdException w:name="footer" w:semiHidden="1" w:unhideWhenUsed="1"/>
     <w:lsdException w:name="index heading" w:semiHidden="1" w:unhideWhenUsed="1"/>
-    <w:lsdException w:name="caption" w:semiHidden="1" w:uiPriority="35" w:unhideWhenUsed="1" w:qFormat="1"/>
+    <w:lsdException w:name="caption" w:uiPriority="35" w:semiHidden="1" w:unhideWhenUsed="1" w:qFormat="1"/>
     <w:lsdException w:name="table of figures" w:semiHidden="1" w:unhideWhenUsed="1"/>
     <w:lsdException w:name="envelope address" w:semiHidden="1" w:unhideWhenUsed="1"/>
     <w:lsdException w:name="envelope return" w:semiHidden="1" w:unhideWhenUsed="1"/>
@@ -26886,7 +28002,7 @@
     <w:lsdException w:name="Title" w:uiPriority="10" w:qFormat="1"/>
     <w:lsdException w:name="Closing" w:semiHidden="1" w:unhideWhenUsed="1"/>
     <w:lsdException w:name="Signature" w:semiHidden="1" w:unhideWhenUsed="1"/>
-    <w:lsdException w:name="Default Paragraph Font" w:semiHidden="1" w:uiPriority="1" w:unhideWhenUsed="1"/>
+    <w:lsdException w:name="Default Paragraph Font" w:uiPriority="1" w:semiHidden="1" w:unhideWhenUsed="1"/>
     <w:lsdException w:name="Body Text" w:semiHidden="1" w:unhideWhenUsed="1"/>
     <w:lsdException w:name="Body Text Indent" w:semiHidden="1" w:unhideWhenUsed="1"/>
     <w:lsdException w:name="List Continue" w:semiHidden="1" w:unhideWhenUsed="1"/>
@@ -27086,8 +28202,8 @@
     <w:lsdException w:name="Subtle Reference" w:uiPriority="31" w:qFormat="1"/>
     <w:lsdException w:name="Intense Reference" w:uiPriority="32" w:qFormat="1"/>
     <w:lsdException w:name="Book Title" w:uiPriority="33" w:qFormat="1"/>
-    <w:lsdException w:name="Bibliography" w:semiHidden="1" w:uiPriority="37" w:unhideWhenUsed="1"/>
-    <w:lsdException w:name="TOC Heading" w:semiHidden="1" w:uiPriority="39" w:unhideWhenUsed="1" w:qFormat="1"/>
+    <w:lsdException w:name="Bibliography" w:uiPriority="37" w:semiHidden="1" w:unhideWhenUsed="1"/>
+    <w:lsdException w:name="TOC Heading" w:uiPriority="39" w:semiHidden="1" w:unhideWhenUsed="1" w:qFormat="1"/>
     <w:lsdException w:name="Plain Table 1" w:uiPriority="41"/>
     <w:lsdException w:name="Plain Table 2" w:uiPriority="42"/>
     <w:lsdException w:name="Plain Table 3" w:uiPriority="43"/>
@@ -27198,17 +28314,17 @@
     <w:lsdException w:name="Unresolved Mention" w:semiHidden="1" w:unhideWhenUsed="1"/>
     <w:lsdException w:name="Smart Link" w:semiHidden="1" w:unhideWhenUsed="1"/>
   </w:latentStyles>
-  <w:style w:type="paragraph" w:default="1" w:styleId="Normalny">
+  <w:style w:type="paragraph" w:styleId="Normalny" w:default="1">
     <w:name w:val="Normal"/>
     <w:qFormat/>
     <w:rsid w:val="00DE0E8B"/>
   </w:style>
-  <w:style w:type="character" w:default="1" w:styleId="Domylnaczcionkaakapitu">
+  <w:style w:type="character" w:styleId="Domylnaczcionkaakapitu" w:default="1">
     <w:name w:val="Default Paragraph Font"/>
     <w:uiPriority w:val="1"/>
     <w:unhideWhenUsed/>
   </w:style>
-  <w:style w:type="table" w:default="1" w:styleId="Standardowy">
+  <w:style w:type="table" w:styleId="Standardowy" w:default="1">
     <w:name w:val="Normal Table"/>
     <w:uiPriority w:val="99"/>
     <w:semiHidden/>
@@ -27223,7 +28339,7 @@
       </w:tblCellMar>
     </w:tblPr>
   </w:style>
-  <w:style w:type="numbering" w:default="1" w:styleId="Bezlisty">
+  <w:style w:type="numbering" w:styleId="Bezlisty" w:default="1">
     <w:name w:val="No List"/>
     <w:uiPriority w:val="99"/>
     <w:semiHidden/>
@@ -27250,20 +28366,53 @@
     </w:pPr>
     <w:tblPr>
       <w:tblBorders>
-        <w:top w:val="single" w:sz="4" w:space="0" w:color="000000" w:themeColor="text1"/>
-        <w:left w:val="single" w:sz="4" w:space="0" w:color="000000" w:themeColor="text1"/>
-        <w:bottom w:val="single" w:sz="4" w:space="0" w:color="000000" w:themeColor="text1"/>
-        <w:right w:val="single" w:sz="4" w:space="0" w:color="000000" w:themeColor="text1"/>
-        <w:insideH w:val="single" w:sz="4" w:space="0" w:color="000000" w:themeColor="text1"/>
-        <w:insideV w:val="single" w:sz="4" w:space="0" w:color="000000" w:themeColor="text1"/>
+        <w:top w:val="single" w:color="000000" w:themeColor="text1" w:sz="4" w:space="0"/>
+        <w:left w:val="single" w:color="000000" w:themeColor="text1" w:sz="4" w:space="0"/>
+        <w:bottom w:val="single" w:color="000000" w:themeColor="text1" w:sz="4" w:space="0"/>
+        <w:right w:val="single" w:color="000000" w:themeColor="text1" w:sz="4" w:space="0"/>
+        <w:insideH w:val="single" w:color="000000" w:themeColor="text1" w:sz="4" w:space="0"/>
+        <w:insideV w:val="single" w:color="000000" w:themeColor="text1" w:sz="4" w:space="0"/>
       </w:tblBorders>
     </w:tblPr>
+  </w:style>
+  <w:style xmlns:w14="http://schemas.microsoft.com/office/word/2010/wordml" xmlns:mc="http://schemas.openxmlformats.org/markup-compatibility/2006" xmlns:w="http://schemas.openxmlformats.org/wordprocessingml/2006/main" w:type="character" w:styleId="Heading3Char" w:customStyle="1" mc:Ignorable="w14">
+    <w:name xmlns:w="http://schemas.openxmlformats.org/wordprocessingml/2006/main" w:val="Heading 3 Char"/>
+    <w:basedOn xmlns:w="http://schemas.openxmlformats.org/wordprocessingml/2006/main" w:val="Domylnaczcionkaakapitu"/>
+    <w:link xmlns:w="http://schemas.openxmlformats.org/wordprocessingml/2006/main" w:val="Heading3"/>
+    <w:uiPriority xmlns:w="http://schemas.openxmlformats.org/wordprocessingml/2006/main" w:val="9"/>
+    <w:rPr xmlns:w="http://schemas.openxmlformats.org/wordprocessingml/2006/main">
+      <w:rFonts w:eastAsiaTheme="majorEastAsia" w:cstheme="majorBidi"/>
+      <w:color w:val="0F4761" w:themeColor="accent1" w:themeShade="BF"/>
+      <w:sz w:val="28"/>
+      <w:szCs w:val="28"/>
+    </w:rPr>
+  </w:style>
+  <w:style xmlns:w14="http://schemas.microsoft.com/office/word/2010/wordml" xmlns:mc="http://schemas.openxmlformats.org/markup-compatibility/2006" xmlns:w="http://schemas.openxmlformats.org/wordprocessingml/2006/main" w:type="paragraph" w:styleId="Heading3" mc:Ignorable="w14">
+    <w:name xmlns:w="http://schemas.openxmlformats.org/wordprocessingml/2006/main" w:val="heading 3"/>
+    <w:basedOn xmlns:w="http://schemas.openxmlformats.org/wordprocessingml/2006/main" w:val="Normalny"/>
+    <w:next xmlns:w="http://schemas.openxmlformats.org/wordprocessingml/2006/main" w:val="Normalny"/>
+    <w:link xmlns:w="http://schemas.openxmlformats.org/wordprocessingml/2006/main" w:val="Heading3Char"/>
+    <w:uiPriority xmlns:w="http://schemas.openxmlformats.org/wordprocessingml/2006/main" w:val="9"/>
+    <w:unhideWhenUsed xmlns:w="http://schemas.openxmlformats.org/wordprocessingml/2006/main"/>
+    <w:qFormat xmlns:w="http://schemas.openxmlformats.org/wordprocessingml/2006/main"/>
+    <w:pPr xmlns:w="http://schemas.openxmlformats.org/wordprocessingml/2006/main">
+      <w:keepNext xmlns:w="http://schemas.openxmlformats.org/wordprocessingml/2006/main"/>
+      <w:keepLines xmlns:w="http://schemas.openxmlformats.org/wordprocessingml/2006/main"/>
+      <w:spacing xmlns:w="http://schemas.openxmlformats.org/wordprocessingml/2006/main" w:before="160" w:after="80"/>
+      <w:outlineLvl xmlns:w="http://schemas.openxmlformats.org/wordprocessingml/2006/main" w:val="2"/>
+    </w:pPr>
+    <w:rPr xmlns:w="http://schemas.openxmlformats.org/wordprocessingml/2006/main">
+      <w:rFonts w:eastAsiaTheme="majorEastAsia" w:cstheme="majorBidi"/>
+      <w:color w:val="0F4761" w:themeColor="accent1" w:themeShade="BF"/>
+      <w:sz w:val="28"/>
+      <w:szCs w:val="28"/>
+    </w:rPr>
   </w:style>
 </w:styles>
 </file>
 
 <file path=word/theme/theme1.xml><?xml version="1.0" encoding="utf-8"?>
-<a:theme xmlns:a="http://schemas.openxmlformats.org/drawingml/2006/main" name="Office Theme">
+<a:theme xmlns:a="http://schemas.openxmlformats.org/drawingml/2006/main" xmlns:thm15="http://schemas.microsoft.com/office/thememl/2012/main" name="Office Theme">
   <a:themeElements>
     <a:clrScheme name="Office">
       <a:dk1>

--- a/Sprawozdanie/BM_JP_Sprawozdanie.docx
+++ b/Sprawozdanie/BM_JP_Sprawozdanie.docx
@@ -1,6 +1,6 @@
 
 <file path=word/document.xml><?xml version="1.0" encoding="utf-8"?>
-<w:document xmlns:wpc="http://schemas.microsoft.com/office/word/2010/wordprocessingCanvas" xmlns:cx="http://schemas.microsoft.com/office/drawing/2014/chartex" xmlns:cx1="http://schemas.microsoft.com/office/drawing/2015/9/8/chartex" xmlns:cx2="http://schemas.microsoft.com/office/drawing/2015/10/21/chartex" xmlns:cx3="http://schemas.microsoft.com/office/drawing/2016/5/9/chartex" xmlns:cx4="http://schemas.microsoft.com/office/drawing/2016/5/10/chartex" xmlns:cx5="http://schemas.microsoft.com/office/drawing/2016/5/11/chartex" xmlns:cx6="http://schemas.microsoft.com/office/drawing/2016/5/12/chartex" xmlns:cx7="http://schemas.microsoft.com/office/drawing/2016/5/13/chartex" xmlns:cx8="http://schemas.microsoft.com/office/drawing/2016/5/14/chartex" xmlns:mc="http://schemas.openxmlformats.org/markup-compatibility/2006" xmlns:aink="http://schemas.microsoft.com/office/drawing/2016/ink" xmlns:am3d="http://schemas.microsoft.com/office/drawing/2017/model3d" xmlns:o="urn:schemas-microsoft-com:office:office" xmlns:oel="http://schemas.microsoft.com/office/2019/extlst" xmlns:r="http://schemas.openxmlformats.org/officeDocument/2006/relationships" xmlns:m="http://schemas.openxmlformats.org/officeDocument/2006/math" xmlns:v="urn:schemas-microsoft-com:vml" xmlns:wp14="http://schemas.microsoft.com/office/word/2010/wordprocessingDrawing" xmlns:wp="http://schemas.openxmlformats.org/drawingml/2006/wordprocessingDrawing" xmlns:w10="urn:schemas-microsoft-com:office:word" xmlns:w="http://schemas.openxmlformats.org/wordprocessingml/2006/main" xmlns:w14="http://schemas.microsoft.com/office/word/2010/wordml" xmlns:w15="http://schemas.microsoft.com/office/word/2012/wordml" xmlns:w16cex="http://schemas.microsoft.com/office/word/2018/wordml/cex" xmlns:w16cid="http://schemas.microsoft.com/office/word/2016/wordml/cid" xmlns:w16="http://schemas.microsoft.com/office/word/2018/wordml" xmlns:w16du="http://schemas.microsoft.com/office/word/2023/wordml/word16du" xmlns:w16sdtdh="http://schemas.microsoft.com/office/word/2020/wordml/sdtdatahash" xmlns:w16sdtfl="http://schemas.microsoft.com/office/word/2024/wordml/sdtformatlock" xmlns:w16se="http://schemas.microsoft.com/office/word/2015/wordml/symex" xmlns:wpg="http://schemas.microsoft.com/office/word/2010/wordprocessingGroup" xmlns:wpi="http://schemas.microsoft.com/office/word/2010/wordprocessingInk" xmlns:wne="http://schemas.microsoft.com/office/word/2006/wordml" xmlns:wps="http://schemas.microsoft.com/office/word/2010/wordprocessingShape" mc:Ignorable="w14 w15 w16se w16cid w16 w16cex w16sdtdh w16sdtfl w16du wp14">
+<w:document xmlns:wpc="http://schemas.microsoft.com/office/word/2010/wordprocessingCanvas" xmlns:cx="http://schemas.microsoft.com/office/drawing/2014/chartex" xmlns:cx1="http://schemas.microsoft.com/office/drawing/2015/9/8/chartex" xmlns:cx2="http://schemas.microsoft.com/office/drawing/2015/10/21/chartex" xmlns:cx3="http://schemas.microsoft.com/office/drawing/2016/5/9/chartex" xmlns:cx4="http://schemas.microsoft.com/office/drawing/2016/5/10/chartex" xmlns:cx5="http://schemas.microsoft.com/office/drawing/2016/5/11/chartex" xmlns:cx6="http://schemas.microsoft.com/office/drawing/2016/5/12/chartex" xmlns:cx7="http://schemas.microsoft.com/office/drawing/2016/5/13/chartex" xmlns:cx8="http://schemas.microsoft.com/office/drawing/2016/5/14/chartex" xmlns:mc="http://schemas.openxmlformats.org/markup-compatibility/2006" xmlns:aink="http://schemas.microsoft.com/office/drawing/2016/ink" xmlns:am3d="http://schemas.microsoft.com/office/drawing/2017/model3d" xmlns:o="urn:schemas-microsoft-com:office:office" xmlns:oel="http://schemas.microsoft.com/office/2019/extlst" xmlns:r="http://schemas.openxmlformats.org/officeDocument/2006/relationships" xmlns:m="http://schemas.openxmlformats.org/officeDocument/2006/math" xmlns:v="urn:schemas-microsoft-com:vml" xmlns:wp14="http://schemas.microsoft.com/office/word/2010/wordprocessingDrawing" xmlns:wp="http://schemas.openxmlformats.org/drawingml/2006/wordprocessingDrawing" xmlns:w10="urn:schemas-microsoft-com:office:word" xmlns:w="http://schemas.openxmlformats.org/wordprocessingml/2006/main" xmlns:w14="http://schemas.microsoft.com/office/word/2010/wordml" xmlns:w15="http://schemas.microsoft.com/office/word/2012/wordml" xmlns:w16cex="http://schemas.microsoft.com/office/word/2018/wordml/cex" xmlns:w16cid="http://schemas.microsoft.com/office/word/2016/wordml/cid" xmlns:w16="http://schemas.microsoft.com/office/word/2018/wordml" xmlns:w16du="http://schemas.microsoft.com/office/word/2023/wordml/word16du" xmlns:w16sdtdh="http://schemas.microsoft.com/office/word/2020/wordml/sdtdatahash" xmlns:w16sdtfl="http://schemas.microsoft.com/office/word/2024/wordml/sdtformatlock" xmlns:w16se="http://schemas.microsoft.com/office/word/2015/wordml/symex" xmlns:wpg="http://schemas.microsoft.com/office/word/2010/wordprocessingGroup" xmlns:wpi="http://schemas.microsoft.com/office/word/2010/wordprocessingInk" xmlns:wne="http://schemas.microsoft.com/office/word/2006/wordml" xmlns:wps="http://schemas.microsoft.com/office/word/2010/wordprocessingShape" xmlns:a="http://schemas.openxmlformats.org/drawingml/2006/main" xmlns:pic="http://schemas.openxmlformats.org/drawingml/2006/picture" xmlns:a14="http://schemas.microsoft.com/office/drawing/2010/main" mc:Ignorable="w14 w15 w16se w16cid w16 w16cex w16sdtdh w16sdtfl w16du wp14">
   <w:body>
     <w:tbl>
       <w:tblPr>
@@ -270,7 +270,7 @@
     <w:p>
       <w:pPr>
         <w:pBdr>
-          <w:bottom w:val="single" w:sz="6" w:space="1" w:color="auto"/>
+          <w:bottom w:val="single" w:color="auto" w:sz="6" w:space="1"/>
         </w:pBdr>
         <w:rPr>
           <w:rFonts w:eastAsia="Times New Roman" w:cs="Times New Roman"/>
@@ -458,7 +458,7 @@
     <w:p>
       <w:pPr>
         <w:pBdr>
-          <w:bottom w:val="single" w:sz="6" w:space="1" w:color="auto"/>
+          <w:bottom w:val="single" w:color="auto" w:sz="6" w:space="1"/>
         </w:pBdr>
         <w:rPr>
           <w:rFonts w:eastAsia="Times New Roman" w:cs="Times New Roman"/>
@@ -1234,10 +1234,10 @@
           <w:tcPr>
             <w:tcW w:w="1949" w:type="dxa"/>
             <w:tcBorders>
-              <w:top w:val="single" w:sz="6" w:space="0" w:color="auto"/>
-              <w:left w:val="single" w:sz="6" w:space="0" w:color="auto"/>
-              <w:bottom w:val="single" w:sz="6" w:space="0" w:color="auto"/>
-              <w:right w:val="single" w:sz="6" w:space="0" w:color="auto"/>
+              <w:top w:val="single" w:color="auto" w:sz="6" w:space="0"/>
+              <w:left w:val="single" w:color="auto" w:sz="6" w:space="0"/>
+              <w:bottom w:val="single" w:color="auto" w:sz="6" w:space="0"/>
+              <w:right w:val="single" w:color="auto" w:sz="6" w:space="0"/>
             </w:tcBorders>
             <w:shd w:val="clear" w:color="auto" w:fill="EFEFEF"/>
             <w:tcMar>
@@ -1265,10 +1265,10 @@
           <w:tcPr>
             <w:tcW w:w="1779" w:type="dxa"/>
             <w:tcBorders>
-              <w:top w:val="single" w:sz="6" w:space="0" w:color="auto"/>
-              <w:left w:val="single" w:sz="6" w:space="0" w:color="auto"/>
-              <w:bottom w:val="single" w:sz="6" w:space="0" w:color="auto"/>
-              <w:right w:val="single" w:sz="6" w:space="0" w:color="auto"/>
+              <w:top w:val="single" w:color="auto" w:sz="6" w:space="0"/>
+              <w:left w:val="single" w:color="auto" w:sz="6" w:space="0"/>
+              <w:bottom w:val="single" w:color="auto" w:sz="6" w:space="0"/>
+              <w:right w:val="single" w:color="auto" w:sz="6" w:space="0"/>
             </w:tcBorders>
             <w:shd w:val="clear" w:color="auto" w:fill="EFEFEF"/>
             <w:tcMar>
@@ -1296,10 +1296,10 @@
           <w:tcPr>
             <w:tcW w:w="4581" w:type="dxa"/>
             <w:tcBorders>
-              <w:top w:val="single" w:sz="6" w:space="0" w:color="auto"/>
-              <w:left w:val="single" w:sz="6" w:space="0" w:color="auto"/>
-              <w:bottom w:val="single" w:sz="6" w:space="0" w:color="auto"/>
-              <w:right w:val="single" w:sz="6" w:space="0" w:color="auto"/>
+              <w:top w:val="single" w:color="auto" w:sz="6" w:space="0"/>
+              <w:left w:val="single" w:color="auto" w:sz="6" w:space="0"/>
+              <w:bottom w:val="single" w:color="auto" w:sz="6" w:space="0"/>
+              <w:right w:val="single" w:color="auto" w:sz="6" w:space="0"/>
             </w:tcBorders>
             <w:shd w:val="clear" w:color="auto" w:fill="EFEFEF"/>
             <w:tcMar>
@@ -1331,10 +1331,10 @@
           <w:tcPr>
             <w:tcW w:w="1949" w:type="dxa"/>
             <w:tcBorders>
-              <w:top w:val="single" w:sz="6" w:space="0" w:color="auto"/>
-              <w:left w:val="single" w:sz="6" w:space="0" w:color="auto"/>
-              <w:bottom w:val="single" w:sz="6" w:space="0" w:color="auto"/>
-              <w:right w:val="single" w:sz="6" w:space="0" w:color="auto"/>
+              <w:top w:val="single" w:color="auto" w:sz="6" w:space="0"/>
+              <w:left w:val="single" w:color="auto" w:sz="6" w:space="0"/>
+              <w:bottom w:val="single" w:color="auto" w:sz="6" w:space="0"/>
+              <w:right w:val="single" w:color="auto" w:sz="6" w:space="0"/>
             </w:tcBorders>
             <w:tcMar>
               <w:top w:w="240" w:type="dxa"/>
@@ -1361,10 +1361,10 @@
           <w:tcPr>
             <w:tcW w:w="1779" w:type="dxa"/>
             <w:tcBorders>
-              <w:top w:val="single" w:sz="6" w:space="0" w:color="auto"/>
-              <w:left w:val="single" w:sz="6" w:space="0" w:color="auto"/>
-              <w:bottom w:val="single" w:sz="6" w:space="0" w:color="auto"/>
-              <w:right w:val="single" w:sz="6" w:space="0" w:color="auto"/>
+              <w:top w:val="single" w:color="auto" w:sz="6" w:space="0"/>
+              <w:left w:val="single" w:color="auto" w:sz="6" w:space="0"/>
+              <w:bottom w:val="single" w:color="auto" w:sz="6" w:space="0"/>
+              <w:right w:val="single" w:color="auto" w:sz="6" w:space="0"/>
             </w:tcBorders>
             <w:tcMar>
               <w:top w:w="240" w:type="dxa"/>
@@ -1391,10 +1391,10 @@
           <w:tcPr>
             <w:tcW w:w="4581" w:type="dxa"/>
             <w:tcBorders>
-              <w:top w:val="single" w:sz="6" w:space="0" w:color="auto"/>
-              <w:left w:val="single" w:sz="6" w:space="0" w:color="auto"/>
-              <w:bottom w:val="single" w:sz="6" w:space="0" w:color="auto"/>
-              <w:right w:val="single" w:sz="6" w:space="0" w:color="auto"/>
+              <w:top w:val="single" w:color="auto" w:sz="6" w:space="0"/>
+              <w:left w:val="single" w:color="auto" w:sz="6" w:space="0"/>
+              <w:bottom w:val="single" w:color="auto" w:sz="6" w:space="0"/>
+              <w:right w:val="single" w:color="auto" w:sz="6" w:space="0"/>
             </w:tcBorders>
             <w:tcMar>
               <w:top w:w="240" w:type="dxa"/>
@@ -1443,10 +1443,10 @@
           <w:tcPr>
             <w:tcW w:w="1949" w:type="dxa"/>
             <w:tcBorders>
-              <w:top w:val="single" w:sz="6" w:space="0" w:color="auto"/>
-              <w:left w:val="single" w:sz="6" w:space="0" w:color="auto"/>
-              <w:bottom w:val="single" w:sz="6" w:space="0" w:color="auto"/>
-              <w:right w:val="single" w:sz="6" w:space="0" w:color="auto"/>
+              <w:top w:val="single" w:color="auto" w:sz="6" w:space="0"/>
+              <w:left w:val="single" w:color="auto" w:sz="6" w:space="0"/>
+              <w:bottom w:val="single" w:color="auto" w:sz="6" w:space="0"/>
+              <w:right w:val="single" w:color="auto" w:sz="6" w:space="0"/>
             </w:tcBorders>
             <w:tcMar>
               <w:top w:w="240" w:type="dxa"/>
@@ -1473,10 +1473,10 @@
           <w:tcPr>
             <w:tcW w:w="1779" w:type="dxa"/>
             <w:tcBorders>
-              <w:top w:val="single" w:sz="6" w:space="0" w:color="auto"/>
-              <w:left w:val="single" w:sz="6" w:space="0" w:color="auto"/>
-              <w:bottom w:val="single" w:sz="6" w:space="0" w:color="auto"/>
-              <w:right w:val="single" w:sz="6" w:space="0" w:color="auto"/>
+              <w:top w:val="single" w:color="auto" w:sz="6" w:space="0"/>
+              <w:left w:val="single" w:color="auto" w:sz="6" w:space="0"/>
+              <w:bottom w:val="single" w:color="auto" w:sz="6" w:space="0"/>
+              <w:right w:val="single" w:color="auto" w:sz="6" w:space="0"/>
             </w:tcBorders>
             <w:tcMar>
               <w:top w:w="240" w:type="dxa"/>
@@ -1503,10 +1503,10 @@
           <w:tcPr>
             <w:tcW w:w="4581" w:type="dxa"/>
             <w:tcBorders>
-              <w:top w:val="single" w:sz="6" w:space="0" w:color="auto"/>
-              <w:left w:val="single" w:sz="6" w:space="0" w:color="auto"/>
-              <w:bottom w:val="single" w:sz="6" w:space="0" w:color="auto"/>
-              <w:right w:val="single" w:sz="6" w:space="0" w:color="auto"/>
+              <w:top w:val="single" w:color="auto" w:sz="6" w:space="0"/>
+              <w:left w:val="single" w:color="auto" w:sz="6" w:space="0"/>
+              <w:bottom w:val="single" w:color="auto" w:sz="6" w:space="0"/>
+              <w:right w:val="single" w:color="auto" w:sz="6" w:space="0"/>
             </w:tcBorders>
             <w:tcMar>
               <w:top w:w="240" w:type="dxa"/>
@@ -1555,10 +1555,10 @@
           <w:tcPr>
             <w:tcW w:w="1949" w:type="dxa"/>
             <w:tcBorders>
-              <w:top w:val="single" w:sz="6" w:space="0" w:color="auto"/>
-              <w:left w:val="single" w:sz="6" w:space="0" w:color="auto"/>
-              <w:bottom w:val="single" w:sz="6" w:space="0" w:color="auto"/>
-              <w:right w:val="single" w:sz="6" w:space="0" w:color="auto"/>
+              <w:top w:val="single" w:color="auto" w:sz="6" w:space="0"/>
+              <w:left w:val="single" w:color="auto" w:sz="6" w:space="0"/>
+              <w:bottom w:val="single" w:color="auto" w:sz="6" w:space="0"/>
+              <w:right w:val="single" w:color="auto" w:sz="6" w:space="0"/>
             </w:tcBorders>
             <w:tcMar>
               <w:top w:w="240" w:type="dxa"/>
@@ -1586,10 +1586,10 @@
           <w:tcPr>
             <w:tcW w:w="1779" w:type="dxa"/>
             <w:tcBorders>
-              <w:top w:val="single" w:sz="6" w:space="0" w:color="auto"/>
-              <w:left w:val="single" w:sz="6" w:space="0" w:color="auto"/>
-              <w:bottom w:val="single" w:sz="6" w:space="0" w:color="auto"/>
-              <w:right w:val="single" w:sz="6" w:space="0" w:color="auto"/>
+              <w:top w:val="single" w:color="auto" w:sz="6" w:space="0"/>
+              <w:left w:val="single" w:color="auto" w:sz="6" w:space="0"/>
+              <w:bottom w:val="single" w:color="auto" w:sz="6" w:space="0"/>
+              <w:right w:val="single" w:color="auto" w:sz="6" w:space="0"/>
             </w:tcBorders>
             <w:tcMar>
               <w:top w:w="240" w:type="dxa"/>
@@ -1616,10 +1616,10 @@
           <w:tcPr>
             <w:tcW w:w="4581" w:type="dxa"/>
             <w:tcBorders>
-              <w:top w:val="single" w:sz="6" w:space="0" w:color="auto"/>
-              <w:left w:val="single" w:sz="6" w:space="0" w:color="auto"/>
-              <w:bottom w:val="single" w:sz="6" w:space="0" w:color="auto"/>
-              <w:right w:val="single" w:sz="6" w:space="0" w:color="auto"/>
+              <w:top w:val="single" w:color="auto" w:sz="6" w:space="0"/>
+              <w:left w:val="single" w:color="auto" w:sz="6" w:space="0"/>
+              <w:bottom w:val="single" w:color="auto" w:sz="6" w:space="0"/>
+              <w:right w:val="single" w:color="auto" w:sz="6" w:space="0"/>
             </w:tcBorders>
             <w:tcMar>
               <w:top w:w="240" w:type="dxa"/>
@@ -1668,10 +1668,10 @@
           <w:tcPr>
             <w:tcW w:w="1949" w:type="dxa"/>
             <w:tcBorders>
-              <w:top w:val="single" w:sz="6" w:space="0" w:color="auto"/>
-              <w:left w:val="single" w:sz="6" w:space="0" w:color="auto"/>
-              <w:bottom w:val="single" w:sz="6" w:space="0" w:color="auto"/>
-              <w:right w:val="single" w:sz="6" w:space="0" w:color="auto"/>
+              <w:top w:val="single" w:color="auto" w:sz="6" w:space="0"/>
+              <w:left w:val="single" w:color="auto" w:sz="6" w:space="0"/>
+              <w:bottom w:val="single" w:color="auto" w:sz="6" w:space="0"/>
+              <w:right w:val="single" w:color="auto" w:sz="6" w:space="0"/>
             </w:tcBorders>
             <w:tcMar>
               <w:top w:w="240" w:type="dxa"/>
@@ -1698,10 +1698,10 @@
           <w:tcPr>
             <w:tcW w:w="1779" w:type="dxa"/>
             <w:tcBorders>
-              <w:top w:val="single" w:sz="6" w:space="0" w:color="auto"/>
-              <w:left w:val="single" w:sz="6" w:space="0" w:color="auto"/>
-              <w:bottom w:val="single" w:sz="6" w:space="0" w:color="auto"/>
-              <w:right w:val="single" w:sz="6" w:space="0" w:color="auto"/>
+              <w:top w:val="single" w:color="auto" w:sz="6" w:space="0"/>
+              <w:left w:val="single" w:color="auto" w:sz="6" w:space="0"/>
+              <w:bottom w:val="single" w:color="auto" w:sz="6" w:space="0"/>
+              <w:right w:val="single" w:color="auto" w:sz="6" w:space="0"/>
             </w:tcBorders>
             <w:tcMar>
               <w:top w:w="240" w:type="dxa"/>
@@ -1728,10 +1728,10 @@
           <w:tcPr>
             <w:tcW w:w="4581" w:type="dxa"/>
             <w:tcBorders>
-              <w:top w:val="single" w:sz="6" w:space="0" w:color="auto"/>
-              <w:left w:val="single" w:sz="6" w:space="0" w:color="auto"/>
-              <w:bottom w:val="single" w:sz="6" w:space="0" w:color="auto"/>
-              <w:right w:val="single" w:sz="6" w:space="0" w:color="auto"/>
+              <w:top w:val="single" w:color="auto" w:sz="6" w:space="0"/>
+              <w:left w:val="single" w:color="auto" w:sz="6" w:space="0"/>
+              <w:bottom w:val="single" w:color="auto" w:sz="6" w:space="0"/>
+              <w:right w:val="single" w:color="auto" w:sz="6" w:space="0"/>
             </w:tcBorders>
             <w:tcMar>
               <w:top w:w="240" w:type="dxa"/>
@@ -2024,25 +2024,25 @@
         <w:t xml:space="preserve"> pozwala na lepsze planowanie zakupów narzędzi w przyszłości.</w:t>
       </w:r>
     </w:p>
-    <w:p>
+    <w:p w14:noSpellErr="1">
       <w:pPr>
         <w:pBdr>
-          <w:bottom w:val="single" w:sz="6" w:space="1" w:color="auto"/>
+          <w:bottom w:val="single" w:color="FF000000" w:sz="6" w:space="1"/>
         </w:pBdr>
         <w:spacing w:before="240" w:after="240"/>
         <w:rPr>
-          <w:rFonts w:eastAsiaTheme="minorEastAsia"/>
-          <w:b/>
-          <w:bCs/>
+          <w:rFonts w:eastAsia="" w:eastAsiaTheme="minorEastAsia"/>
+          <w:b w:val="1"/>
+          <w:bCs w:val="1"/>
           <w:sz w:val="32"/>
           <w:szCs w:val="32"/>
         </w:rPr>
       </w:pPr>
       <w:r>
         <w:rPr>
-          <w:rFonts w:eastAsiaTheme="minorEastAsia"/>
-          <w:b/>
-          <w:bCs/>
+          <w:rFonts w:eastAsia="" w:eastAsiaTheme="minorEastAsia"/>
+          <w:b w:val="1"/>
+          <w:bCs w:val="1"/>
           <w:sz w:val="32"/>
           <w:szCs w:val="32"/>
         </w:rPr>
@@ -2051,22 +2051,333 @@
     </w:p>
     <w:p>
       <w:pPr>
-        <w:spacing w:before="240" w:after="240"/>
-        <w:rPr>
-          <w:rFonts w:eastAsiaTheme="minorEastAsia"/>
-        </w:rPr>
-      </w:pPr>
-      <w:r>
-        <w:rPr>
-          <w:rFonts w:eastAsiaTheme="minorEastAsia"/>
-        </w:rPr>
-        <w:t>Cos jakiś słownik</w:t>
-      </w:r>
+        <w:pStyle w:val="Akapitzlist"/>
+        <w:numPr>
+          <w:ilvl w:val="0"/>
+          <w:numId w:val="88"/>
+        </w:numPr>
+        <w:spacing w:before="0" w:beforeAutospacing="off" w:after="0" w:afterAutospacing="off"/>
+        <w:rPr>
+          <w:rFonts w:ascii="Aptos" w:hAnsi="Aptos" w:eastAsia="Aptos" w:cs="Aptos"/>
+          <w:noProof w:val="0"/>
+          <w:sz w:val="24"/>
+          <w:szCs w:val="24"/>
+          <w:lang w:val="pl-PL"/>
+        </w:rPr>
+      </w:pPr>
+      <w:r>
+        <w:rPr>
+          <w:rFonts w:ascii="Aptos" w:hAnsi="Aptos" w:eastAsia="Aptos" w:cs="Aptos"/>
+          <w:b w:val="1"/>
+          <w:bCs w:val="1"/>
+          <w:noProof w:val="0"/>
+          <w:sz w:val="24"/>
+          <w:szCs w:val="24"/>
+          <w:lang w:val="pl-PL"/>
+        </w:rPr>
+        <w:t>Administrator:</w:t>
+      </w:r>
+      <w:r>
+        <w:rPr>
+          <w:rFonts w:ascii="Aptos" w:hAnsi="Aptos" w:eastAsia="Aptos" w:cs="Aptos"/>
+          <w:noProof w:val="0"/>
+          <w:sz w:val="24"/>
+          <w:szCs w:val="24"/>
+          <w:lang w:val="pl-PL"/>
+        </w:rPr>
+        <w:t xml:space="preserve"> Użytkownik zarządzający całym systemem, posiadający najwyższe uprawnienia (np. zarządzanie kontami, cennikami, konfiguracją).</w:t>
+      </w:r>
+    </w:p>
+    <w:p>
+      <w:pPr>
+        <w:pStyle w:val="Akapitzlist"/>
+        <w:numPr>
+          <w:ilvl w:val="0"/>
+          <w:numId w:val="88"/>
+        </w:numPr>
+        <w:spacing w:before="0" w:beforeAutospacing="off" w:after="0" w:afterAutospacing="off"/>
+        <w:rPr>
+          <w:rFonts w:ascii="Aptos" w:hAnsi="Aptos" w:eastAsia="Aptos" w:cs="Aptos"/>
+          <w:noProof w:val="0"/>
+          <w:sz w:val="24"/>
+          <w:szCs w:val="24"/>
+          <w:lang w:val="pl-PL"/>
+        </w:rPr>
+      </w:pPr>
+      <w:r>
+        <w:rPr>
+          <w:rFonts w:ascii="Aptos" w:hAnsi="Aptos" w:eastAsia="Aptos" w:cs="Aptos"/>
+          <w:b w:val="1"/>
+          <w:bCs w:val="1"/>
+          <w:noProof w:val="0"/>
+          <w:sz w:val="24"/>
+          <w:szCs w:val="24"/>
+          <w:lang w:val="pl-PL"/>
+        </w:rPr>
+        <w:t>Mechanik:</w:t>
+      </w:r>
+      <w:r>
+        <w:rPr>
+          <w:rFonts w:ascii="Aptos" w:hAnsi="Aptos" w:eastAsia="Aptos" w:cs="Aptos"/>
+          <w:noProof w:val="0"/>
+          <w:sz w:val="24"/>
+          <w:szCs w:val="24"/>
+          <w:lang w:val="pl-PL"/>
+        </w:rPr>
+        <w:t xml:space="preserve"> Pracownik warsztatu korzystający z systemu do przeglądania przypisanych mu zadań, aktualizowania statusu napraw i zgłaszania zapotrzebowania na części.</w:t>
+      </w:r>
+    </w:p>
+    <w:p>
+      <w:pPr>
+        <w:pStyle w:val="Akapitzlist"/>
+        <w:numPr>
+          <w:ilvl w:val="0"/>
+          <w:numId w:val="88"/>
+        </w:numPr>
+        <w:spacing w:before="0" w:beforeAutospacing="off" w:after="0" w:afterAutospacing="off"/>
+        <w:rPr>
+          <w:rFonts w:ascii="Aptos" w:hAnsi="Aptos" w:eastAsia="Aptos" w:cs="Aptos"/>
+          <w:noProof w:val="0"/>
+          <w:sz w:val="24"/>
+          <w:szCs w:val="24"/>
+          <w:lang w:val="pl-PL"/>
+        </w:rPr>
+      </w:pPr>
+      <w:r>
+        <w:rPr>
+          <w:rFonts w:ascii="Aptos" w:hAnsi="Aptos" w:eastAsia="Aptos" w:cs="Aptos"/>
+          <w:b w:val="1"/>
+          <w:bCs w:val="1"/>
+          <w:noProof w:val="0"/>
+          <w:sz w:val="24"/>
+          <w:szCs w:val="24"/>
+          <w:lang w:val="pl-PL"/>
+        </w:rPr>
+        <w:t>Klient:</w:t>
+      </w:r>
+      <w:r>
+        <w:rPr>
+          <w:rFonts w:ascii="Aptos" w:hAnsi="Aptos" w:eastAsia="Aptos" w:cs="Aptos"/>
+          <w:noProof w:val="0"/>
+          <w:sz w:val="24"/>
+          <w:szCs w:val="24"/>
+          <w:lang w:val="pl-PL"/>
+        </w:rPr>
+        <w:t xml:space="preserve"> Osoba zlecająca naprawę, posiadająca ograniczony dostęp do systemu (np. podgląd statusu zlecenia, historii napraw swojego pojazdu, kosztorysów).</w:t>
+      </w:r>
+    </w:p>
+    <w:p>
+      <w:pPr>
+        <w:pStyle w:val="Akapitzlist"/>
+        <w:numPr>
+          <w:ilvl w:val="0"/>
+          <w:numId w:val="88"/>
+        </w:numPr>
+        <w:spacing w:before="0" w:beforeAutospacing="off" w:after="0" w:afterAutospacing="off"/>
+        <w:rPr>
+          <w:rFonts w:ascii="Aptos" w:hAnsi="Aptos" w:eastAsia="Aptos" w:cs="Aptos"/>
+          <w:noProof w:val="0"/>
+          <w:sz w:val="24"/>
+          <w:szCs w:val="24"/>
+          <w:lang w:val="pl-PL"/>
+        </w:rPr>
+      </w:pPr>
+      <w:r>
+        <w:rPr>
+          <w:rFonts w:ascii="Aptos" w:hAnsi="Aptos" w:eastAsia="Aptos" w:cs="Aptos"/>
+          <w:b w:val="1"/>
+          <w:bCs w:val="1"/>
+          <w:noProof w:val="0"/>
+          <w:sz w:val="24"/>
+          <w:szCs w:val="24"/>
+          <w:lang w:val="pl-PL"/>
+        </w:rPr>
+        <w:t>Zlecenie (naprawy):</w:t>
+      </w:r>
+      <w:r>
+        <w:rPr>
+          <w:rFonts w:ascii="Aptos" w:hAnsi="Aptos" w:eastAsia="Aptos" w:cs="Aptos"/>
+          <w:noProof w:val="0"/>
+          <w:sz w:val="24"/>
+          <w:szCs w:val="24"/>
+          <w:lang w:val="pl-PL"/>
+        </w:rPr>
+        <w:t xml:space="preserve"> Główna jednostka pracy w systemie, zawierająca informacje o pojeździe, zgłoszonej usterce, przypisanym mechaniku i aktualnym statusie realizacji.</w:t>
+      </w:r>
+    </w:p>
+    <w:p>
+      <w:pPr>
+        <w:pStyle w:val="Akapitzlist"/>
+        <w:numPr>
+          <w:ilvl w:val="0"/>
+          <w:numId w:val="88"/>
+        </w:numPr>
+        <w:spacing w:before="0" w:beforeAutospacing="off" w:after="0" w:afterAutospacing="off"/>
+        <w:rPr>
+          <w:rFonts w:ascii="Aptos" w:hAnsi="Aptos" w:eastAsia="Aptos" w:cs="Aptos"/>
+          <w:noProof w:val="0"/>
+          <w:sz w:val="24"/>
+          <w:szCs w:val="24"/>
+          <w:lang w:val="pl-PL"/>
+        </w:rPr>
+      </w:pPr>
+      <w:r>
+        <w:rPr>
+          <w:rFonts w:ascii="Aptos" w:hAnsi="Aptos" w:eastAsia="Aptos" w:cs="Aptos"/>
+          <w:b w:val="1"/>
+          <w:bCs w:val="1"/>
+          <w:noProof w:val="0"/>
+          <w:sz w:val="24"/>
+          <w:szCs w:val="24"/>
+          <w:lang w:val="pl-PL"/>
+        </w:rPr>
+        <w:t>Pojazd (Baza aut):</w:t>
+      </w:r>
+      <w:r>
+        <w:rPr>
+          <w:rFonts w:ascii="Aptos" w:hAnsi="Aptos" w:eastAsia="Aptos" w:cs="Aptos"/>
+          <w:noProof w:val="0"/>
+          <w:sz w:val="24"/>
+          <w:szCs w:val="24"/>
+          <w:lang w:val="pl-PL"/>
+        </w:rPr>
+        <w:t xml:space="preserve"> Zarejestrowany w systemie samochód klienta, identyfikowany np. po numerze VIN lub rejestracji, posiadający własną historię serwisową.</w:t>
+      </w:r>
+    </w:p>
+    <w:p>
+      <w:pPr>
+        <w:pStyle w:val="Akapitzlist"/>
+        <w:numPr>
+          <w:ilvl w:val="0"/>
+          <w:numId w:val="88"/>
+        </w:numPr>
+        <w:spacing w:before="0" w:beforeAutospacing="off" w:after="0" w:afterAutospacing="off"/>
+        <w:rPr>
+          <w:rFonts w:ascii="Aptos" w:hAnsi="Aptos" w:eastAsia="Aptos" w:cs="Aptos"/>
+          <w:noProof w:val="0"/>
+          <w:sz w:val="24"/>
+          <w:szCs w:val="24"/>
+          <w:lang w:val="pl-PL"/>
+        </w:rPr>
+      </w:pPr>
+      <w:r>
+        <w:rPr>
+          <w:rFonts w:ascii="Aptos" w:hAnsi="Aptos" w:eastAsia="Aptos" w:cs="Aptos"/>
+          <w:b w:val="1"/>
+          <w:bCs w:val="1"/>
+          <w:noProof w:val="0"/>
+          <w:sz w:val="24"/>
+          <w:szCs w:val="24"/>
+          <w:lang w:val="pl-PL"/>
+        </w:rPr>
+        <w:t>Część (Baza części):</w:t>
+      </w:r>
+      <w:r>
+        <w:rPr>
+          <w:rFonts w:ascii="Aptos" w:hAnsi="Aptos" w:eastAsia="Aptos" w:cs="Aptos"/>
+          <w:noProof w:val="0"/>
+          <w:sz w:val="24"/>
+          <w:szCs w:val="24"/>
+          <w:lang w:val="pl-PL"/>
+        </w:rPr>
+        <w:t xml:space="preserve"> Element zamienny lub materiał eksploatacyjny znajdujący się w wirtualnym magazynie warsztatu, który można przypisać do konkretnego zlecenia.</w:t>
+      </w:r>
+    </w:p>
+    <w:p>
+      <w:pPr>
+        <w:pStyle w:val="Akapitzlist"/>
+        <w:numPr>
+          <w:ilvl w:val="0"/>
+          <w:numId w:val="88"/>
+        </w:numPr>
+        <w:spacing w:before="0" w:beforeAutospacing="off" w:after="0" w:afterAutospacing="off"/>
+        <w:rPr>
+          <w:rFonts w:ascii="Aptos" w:hAnsi="Aptos" w:eastAsia="Aptos" w:cs="Aptos"/>
+          <w:noProof w:val="0"/>
+          <w:sz w:val="24"/>
+          <w:szCs w:val="24"/>
+          <w:lang w:val="pl-PL"/>
+        </w:rPr>
+      </w:pPr>
+      <w:r>
+        <w:rPr>
+          <w:rFonts w:ascii="Aptos" w:hAnsi="Aptos" w:eastAsia="Aptos" w:cs="Aptos"/>
+          <w:b w:val="1"/>
+          <w:bCs w:val="1"/>
+          <w:noProof w:val="0"/>
+          <w:sz w:val="24"/>
+          <w:szCs w:val="24"/>
+          <w:lang w:val="pl-PL"/>
+        </w:rPr>
+        <w:t>Protokół:</w:t>
+      </w:r>
+      <w:r>
+        <w:rPr>
+          <w:rFonts w:ascii="Aptos" w:hAnsi="Aptos" w:eastAsia="Aptos" w:cs="Aptos"/>
+          <w:noProof w:val="0"/>
+          <w:sz w:val="24"/>
+          <w:szCs w:val="24"/>
+          <w:lang w:val="pl-PL"/>
+        </w:rPr>
+        <w:t xml:space="preserve"> Wygenerowany dokument formalny (np. przyjęcia pojazdu, wydania pojazdu po naprawie, kosztorys) zapisywany w bazie danych.</w:t>
+      </w:r>
+    </w:p>
+    <w:p>
+      <w:pPr>
+        <w:pStyle w:val="Akapitzlist"/>
+        <w:numPr>
+          <w:ilvl w:val="0"/>
+          <w:numId w:val="88"/>
+        </w:numPr>
+        <w:spacing w:before="0" w:beforeAutospacing="off" w:after="0" w:afterAutospacing="off"/>
+        <w:rPr>
+          <w:rFonts w:ascii="Aptos" w:hAnsi="Aptos" w:eastAsia="Aptos" w:cs="Aptos"/>
+          <w:noProof w:val="0"/>
+          <w:sz w:val="24"/>
+          <w:szCs w:val="24"/>
+          <w:lang w:val="pl-PL"/>
+        </w:rPr>
+      </w:pPr>
+      <w:r>
+        <w:rPr>
+          <w:rFonts w:ascii="Aptos" w:hAnsi="Aptos" w:eastAsia="Aptos" w:cs="Aptos"/>
+          <w:b w:val="1"/>
+          <w:bCs w:val="1"/>
+          <w:noProof w:val="0"/>
+          <w:sz w:val="24"/>
+          <w:szCs w:val="24"/>
+          <w:lang w:val="pl-PL"/>
+        </w:rPr>
+        <w:t>Panel (Mechanika/Admina/Klienta):</w:t>
+      </w:r>
+      <w:r>
+        <w:rPr>
+          <w:rFonts w:ascii="Aptos" w:hAnsi="Aptos" w:eastAsia="Aptos" w:cs="Aptos"/>
+          <w:noProof w:val="0"/>
+          <w:sz w:val="24"/>
+          <w:szCs w:val="24"/>
+          <w:lang w:val="pl-PL"/>
+        </w:rPr>
+        <w:t xml:space="preserve"> Interfejs użytkownika (frontend) w aplikacji webowej, dostosowany funkcjonalnie do roli danej osoby zalogowanej w systemie.</w:t>
+      </w:r>
+    </w:p>
+    <w:p>
+      <w:pPr>
+        <w:pStyle w:val="Normalny"/>
+        <w:spacing w:before="0" w:beforeAutospacing="off" w:after="0" w:afterAutospacing="off"/>
+        <w:rPr>
+          <w:rFonts w:ascii="Aptos" w:hAnsi="Aptos" w:eastAsia="Aptos" w:cs="Aptos"/>
+          <w:noProof w:val="0"/>
+          <w:sz w:val="24"/>
+          <w:szCs w:val="24"/>
+          <w:lang w:val="pl-PL"/>
+        </w:rPr>
+      </w:pPr>
     </w:p>
     <w:p>
       <w:pPr>
         <w:pBdr>
-          <w:bottom w:val="single" w:sz="6" w:space="1" w:color="auto"/>
+          <w:bottom w:val="single" w:color="auto" w:sz="6" w:space="1"/>
         </w:pBdr>
         <w:spacing w:before="240" w:after="240"/>
         <w:rPr>
@@ -2128,41 +2439,32 @@
         </w:rPr>
       </w:pPr>
       <w:r>
-        <w:rPr>
-          <w:rFonts w:eastAsiaTheme="minorEastAsia"/>
-          <w:b/>
-          <w:bCs/>
-          <w:noProof/>
-          <w:sz w:val="28"/>
-          <w:szCs w:val="28"/>
-        </w:rPr>
-        <w:lastRenderedPageBreak/>
         <w:drawing>
-          <wp:inline distT="0" distB="0" distL="0" distR="0" wp14:anchorId="283067D6" wp14:editId="53299901">
-            <wp:extent cx="5718810" cy="6552565"/>
-            <wp:effectExtent l="0" t="0" r="0" b="635"/>
+          <wp:inline wp14:editId="6545D310" wp14:anchorId="283067D6">
+            <wp:extent cx="5411258" cy="6200174"/>
+            <wp:effectExtent l="0" t="0" r="0" b="0"/>
             <wp:docPr id="1219219886" name="Obraz 1"/>
             <wp:cNvGraphicFramePr>
-              <a:graphicFrameLocks xmlns:a="http://schemas.openxmlformats.org/drawingml/2006/main" noChangeAspect="1"/>
+              <a:graphicFrameLocks noChangeAspect="1"/>
             </wp:cNvGraphicFramePr>
-            <a:graphic xmlns:a="http://schemas.openxmlformats.org/drawingml/2006/main">
-              <a:graphicData uri="http://schemas.openxmlformats.org/drawingml/2006/picture">
+            <a:graphic>
+              <a:graphicData xmlns:a="http://schemas.openxmlformats.org/drawingml/2006/main" uri="http://schemas.openxmlformats.org/drawingml/2006/picture">
                 <pic:pic xmlns:pic="http://schemas.openxmlformats.org/drawingml/2006/picture">
                   <pic:nvPicPr>
                     <pic:cNvPr id="1219219886" name=""/>
                     <pic:cNvPicPr/>
                   </pic:nvPicPr>
                   <pic:blipFill rotWithShape="1">
-                    <a:blip r:embed="rId5"/>
+                    <a:blip xmlns:r="http://schemas.openxmlformats.org/officeDocument/2006/relationships" r:embed="rId5"/>
                     <a:srcRect l="222" t="3099"/>
                     <a:stretch>
                       <a:fillRect/>
                     </a:stretch>
                   </pic:blipFill>
                   <pic:spPr bwMode="auto">
-                    <a:xfrm>
+                    <a:xfrm rot="0">
                       <a:off x="0" y="0"/>
-                      <a:ext cx="5718810" cy="6552565"/>
+                      <a:ext cx="5411258" cy="6200174"/>
                     </a:xfrm>
                     <a:prstGeom prst="rect">
                       <a:avLst/>
@@ -2171,9 +2473,7 @@
                       <a:noFill/>
                     </a:ln>
                     <a:extLst>
-                      <a:ext uri="{53640926-AAD7-44D8-BBD7-CCE9431645EC}">
-                        <a14:shadowObscured xmlns:a14="http://schemas.microsoft.com/office/drawing/2010/main"/>
-                      </a:ext>
+                      <a:ext uri="{53640926-AAD7-44D8-BBD7-CCE9431645EC}"/>
                     </a:extLst>
                   </pic:spPr>
                 </pic:pic>
@@ -4788,13 +5088,13 @@
         <w:spacing w:after="0"/>
         <w:ind w:left="708"/>
         <w:rPr>
-          <w:rFonts w:ascii="Aptos" w:eastAsia="Aptos" w:hAnsi="Aptos" w:cs="Aptos"/>
+          <w:rFonts w:ascii="Aptos" w:hAnsi="Aptos" w:eastAsia="Aptos" w:cs="Aptos"/>
           <w:color w:val="000000" w:themeColor="text1"/>
         </w:rPr>
       </w:pPr>
       <w:r>
         <w:rPr>
-          <w:rFonts w:ascii="Aptos" w:eastAsia="Aptos" w:hAnsi="Aptos" w:cs="Aptos"/>
+          <w:rFonts w:ascii="Aptos" w:hAnsi="Aptos" w:eastAsia="Aptos" w:cs="Aptos"/>
           <w:b/>
           <w:bCs/>
           <w:color w:val="000000" w:themeColor="text1"/>
@@ -4804,7 +5104,7 @@
       </w:r>
       <w:r>
         <w:rPr>
-          <w:rFonts w:ascii="Aptos" w:eastAsia="Aptos" w:hAnsi="Aptos" w:cs="Aptos"/>
+          <w:rFonts w:ascii="Aptos" w:hAnsi="Aptos" w:eastAsia="Aptos" w:cs="Aptos"/>
           <w:color w:val="000000" w:themeColor="text1"/>
         </w:rPr>
         <w:t xml:space="preserve"> – Klient (aktor) inicjuje proces, zgłaszając chęć rejestracji w systemie.</w:t>
@@ -4815,13 +5115,13 @@
         <w:spacing w:after="0"/>
         <w:ind w:left="708"/>
         <w:rPr>
-          <w:rFonts w:ascii="Aptos" w:eastAsia="Aptos" w:hAnsi="Aptos" w:cs="Aptos"/>
+          <w:rFonts w:ascii="Aptos" w:hAnsi="Aptos" w:eastAsia="Aptos" w:cs="Aptos"/>
           <w:color w:val="000000" w:themeColor="text1"/>
         </w:rPr>
       </w:pPr>
       <w:r>
         <w:rPr>
-          <w:rFonts w:ascii="Aptos" w:eastAsia="Aptos" w:hAnsi="Aptos" w:cs="Aptos"/>
+          <w:rFonts w:ascii="Aptos" w:hAnsi="Aptos" w:eastAsia="Aptos" w:cs="Aptos"/>
           <w:b/>
           <w:bCs/>
           <w:color w:val="000000" w:themeColor="text1"/>
@@ -4830,7 +5130,7 @@
       </w:r>
       <w:r>
         <w:rPr>
-          <w:rFonts w:ascii="Aptos" w:eastAsia="Aptos" w:hAnsi="Aptos" w:cs="Aptos"/>
+          <w:rFonts w:ascii="Aptos" w:hAnsi="Aptos" w:eastAsia="Aptos" w:cs="Aptos"/>
           <w:color w:val="000000" w:themeColor="text1"/>
         </w:rPr>
         <w:t xml:space="preserve"> – Interfejs Rejestracji generuje i pokazuje użytkownikowi pusty formularz rejestracyjny.</w:t>
@@ -4841,13 +5141,13 @@
         <w:spacing w:after="0"/>
         <w:ind w:left="708"/>
         <w:rPr>
-          <w:rFonts w:ascii="Aptos" w:eastAsia="Aptos" w:hAnsi="Aptos" w:cs="Aptos"/>
+          <w:rFonts w:ascii="Aptos" w:hAnsi="Aptos" w:eastAsia="Aptos" w:cs="Aptos"/>
           <w:color w:val="000000" w:themeColor="text1"/>
         </w:rPr>
       </w:pPr>
       <w:r>
         <w:rPr>
-          <w:rFonts w:ascii="Aptos" w:eastAsia="Aptos" w:hAnsi="Aptos" w:cs="Aptos"/>
+          <w:rFonts w:ascii="Aptos" w:hAnsi="Aptos" w:eastAsia="Aptos" w:cs="Aptos"/>
           <w:b/>
           <w:bCs/>
           <w:color w:val="000000" w:themeColor="text1"/>
@@ -4856,14 +5156,14 @@
       </w:r>
       <w:r>
         <w:rPr>
-          <w:rFonts w:ascii="Aptos" w:eastAsia="Aptos" w:hAnsi="Aptos" w:cs="Aptos"/>
+          <w:rFonts w:ascii="Aptos" w:hAnsi="Aptos" w:eastAsia="Aptos" w:cs="Aptos"/>
           <w:color w:val="000000" w:themeColor="text1"/>
         </w:rPr>
         <w:t xml:space="preserve"> </w:t>
       </w:r>
       <w:r>
         <w:rPr>
-          <w:rFonts w:ascii="Aptos" w:eastAsia="Aptos" w:hAnsi="Aptos" w:cs="Aptos"/>
+          <w:rFonts w:ascii="Aptos" w:hAnsi="Aptos" w:eastAsia="Aptos" w:cs="Aptos"/>
           <w:i/>
           <w:iCs/>
           <w:color w:val="000000" w:themeColor="text1"/>
@@ -4872,7 +5172,7 @@
       </w:r>
       <w:r>
         <w:rPr>
-          <w:rFonts w:ascii="Aptos" w:eastAsia="Aptos" w:hAnsi="Aptos" w:cs="Aptos"/>
+          <w:rFonts w:ascii="Aptos" w:hAnsi="Aptos" w:eastAsia="Aptos" w:cs="Aptos"/>
           <w:color w:val="000000" w:themeColor="text1"/>
         </w:rPr>
         <w:t xml:space="preserve"> – Klient wprowadza swoje dane osobowe i teleadresowe w odpowiednie pola formularza.</w:t>
@@ -4883,13 +5183,13 @@
         <w:spacing w:after="0"/>
         <w:ind w:left="708"/>
         <w:rPr>
-          <w:rFonts w:ascii="Aptos" w:eastAsia="Aptos" w:hAnsi="Aptos" w:cs="Aptos"/>
+          <w:rFonts w:ascii="Aptos" w:hAnsi="Aptos" w:eastAsia="Aptos" w:cs="Aptos"/>
           <w:color w:val="000000" w:themeColor="text1"/>
         </w:rPr>
       </w:pPr>
       <w:r>
         <w:rPr>
-          <w:rFonts w:ascii="Aptos" w:eastAsia="Aptos" w:hAnsi="Aptos" w:cs="Aptos"/>
+          <w:rFonts w:ascii="Aptos" w:hAnsi="Aptos" w:eastAsia="Aptos" w:cs="Aptos"/>
           <w:b/>
           <w:bCs/>
           <w:color w:val="000000" w:themeColor="text1"/>
@@ -4898,14 +5198,14 @@
       </w:r>
       <w:r>
         <w:rPr>
-          <w:rFonts w:ascii="Aptos" w:eastAsia="Aptos" w:hAnsi="Aptos" w:cs="Aptos"/>
+          <w:rFonts w:ascii="Aptos" w:hAnsi="Aptos" w:eastAsia="Aptos" w:cs="Aptos"/>
           <w:color w:val="000000" w:themeColor="text1"/>
         </w:rPr>
         <w:t xml:space="preserve"> </w:t>
       </w:r>
       <w:r>
         <w:rPr>
-          <w:rFonts w:ascii="Aptos" w:eastAsia="Aptos" w:hAnsi="Aptos" w:cs="Aptos"/>
+          <w:rFonts w:ascii="Aptos" w:hAnsi="Aptos" w:eastAsia="Aptos" w:cs="Aptos"/>
           <w:i/>
           <w:iCs/>
           <w:color w:val="000000" w:themeColor="text1"/>
@@ -4914,7 +5214,7 @@
       </w:r>
       <w:r>
         <w:rPr>
-          <w:rFonts w:ascii="Aptos" w:eastAsia="Aptos" w:hAnsi="Aptos" w:cs="Aptos"/>
+          <w:rFonts w:ascii="Aptos" w:hAnsi="Aptos" w:eastAsia="Aptos" w:cs="Aptos"/>
           <w:color w:val="000000" w:themeColor="text1"/>
         </w:rPr>
         <w:t xml:space="preserve"> – Interfejs Rejestracji wykonuje wewnętrzną walidację, sprawdzając, czy użytkownik wypełnił wszystkie wymagane pola.</w:t>
@@ -4925,13 +5225,13 @@
         <w:spacing w:after="0"/>
         <w:ind w:left="708"/>
         <w:rPr>
-          <w:rFonts w:ascii="Aptos" w:eastAsia="Aptos" w:hAnsi="Aptos" w:cs="Aptos"/>
+          <w:rFonts w:ascii="Aptos" w:hAnsi="Aptos" w:eastAsia="Aptos" w:cs="Aptos"/>
           <w:color w:val="000000" w:themeColor="text1"/>
         </w:rPr>
       </w:pPr>
       <w:r>
         <w:rPr>
-          <w:rFonts w:ascii="Aptos" w:eastAsia="Aptos" w:hAnsi="Aptos" w:cs="Aptos"/>
+          <w:rFonts w:ascii="Aptos" w:hAnsi="Aptos" w:eastAsia="Aptos" w:cs="Aptos"/>
           <w:b/>
           <w:bCs/>
           <w:color w:val="000000" w:themeColor="text1"/>
@@ -4940,14 +5240,14 @@
       </w:r>
       <w:r>
         <w:rPr>
-          <w:rFonts w:ascii="Aptos" w:eastAsia="Aptos" w:hAnsi="Aptos" w:cs="Aptos"/>
+          <w:rFonts w:ascii="Aptos" w:hAnsi="Aptos" w:eastAsia="Aptos" w:cs="Aptos"/>
           <w:color w:val="000000" w:themeColor="text1"/>
         </w:rPr>
         <w:t xml:space="preserve"> </w:t>
       </w:r>
       <w:r>
         <w:rPr>
-          <w:rFonts w:ascii="Aptos" w:eastAsia="Aptos" w:hAnsi="Aptos" w:cs="Aptos"/>
+          <w:rFonts w:ascii="Aptos" w:hAnsi="Aptos" w:eastAsia="Aptos" w:cs="Aptos"/>
           <w:i/>
           <w:iCs/>
           <w:color w:val="000000" w:themeColor="text1"/>
@@ -4956,7 +5256,7 @@
       </w:r>
       <w:r>
         <w:rPr>
-          <w:rFonts w:ascii="Aptos" w:eastAsia="Aptos" w:hAnsi="Aptos" w:cs="Aptos"/>
+          <w:rFonts w:ascii="Aptos" w:hAnsi="Aptos" w:eastAsia="Aptos" w:cs="Aptos"/>
           <w:color w:val="000000" w:themeColor="text1"/>
         </w:rPr>
         <w:t xml:space="preserve"> – Interfejs Rejestracji informuje klienta o brakujących danych i prosi o ich poprawne wpisanie.</w:t>
@@ -4967,13 +5267,13 @@
         <w:spacing w:after="0"/>
         <w:ind w:left="708"/>
         <w:rPr>
-          <w:rFonts w:ascii="Aptos" w:eastAsia="Aptos" w:hAnsi="Aptos" w:cs="Aptos"/>
+          <w:rFonts w:ascii="Aptos" w:hAnsi="Aptos" w:eastAsia="Aptos" w:cs="Aptos"/>
           <w:color w:val="000000" w:themeColor="text1"/>
         </w:rPr>
       </w:pPr>
       <w:r>
         <w:rPr>
-          <w:rFonts w:ascii="Aptos" w:eastAsia="Aptos" w:hAnsi="Aptos" w:cs="Aptos"/>
+          <w:rFonts w:ascii="Aptos" w:hAnsi="Aptos" w:eastAsia="Aptos" w:cs="Aptos"/>
           <w:b/>
           <w:bCs/>
           <w:color w:val="000000" w:themeColor="text1"/>
@@ -4982,7 +5282,7 @@
       </w:r>
       <w:r>
         <w:rPr>
-          <w:rFonts w:ascii="Aptos" w:eastAsia="Aptos" w:hAnsi="Aptos" w:cs="Aptos"/>
+          <w:rFonts w:ascii="Aptos" w:hAnsi="Aptos" w:eastAsia="Aptos" w:cs="Aptos"/>
           <w:color w:val="000000" w:themeColor="text1"/>
         </w:rPr>
         <w:t xml:space="preserve"> – Zatwierdzony i kompletny formularz zostaje przekazany dalej do systemu w celu dalszej weryfikacji.</w:t>
@@ -4993,13 +5293,13 @@
         <w:spacing w:after="0"/>
         <w:ind w:left="708"/>
         <w:rPr>
-          <w:rFonts w:ascii="Aptos" w:eastAsia="Aptos" w:hAnsi="Aptos" w:cs="Aptos"/>
+          <w:rFonts w:ascii="Aptos" w:hAnsi="Aptos" w:eastAsia="Aptos" w:cs="Aptos"/>
           <w:color w:val="000000" w:themeColor="text1"/>
         </w:rPr>
       </w:pPr>
       <w:r>
         <w:rPr>
-          <w:rFonts w:ascii="Aptos" w:eastAsia="Aptos" w:hAnsi="Aptos" w:cs="Aptos"/>
+          <w:rFonts w:ascii="Aptos" w:hAnsi="Aptos" w:eastAsia="Aptos" w:cs="Aptos"/>
           <w:b/>
           <w:bCs/>
           <w:color w:val="000000" w:themeColor="text1"/>
@@ -5008,7 +5308,7 @@
       </w:r>
       <w:r>
         <w:rPr>
-          <w:rFonts w:ascii="Aptos" w:eastAsia="Aptos" w:hAnsi="Aptos" w:cs="Aptos"/>
+          <w:rFonts w:ascii="Aptos" w:hAnsi="Aptos" w:eastAsia="Aptos" w:cs="Aptos"/>
           <w:color w:val="000000" w:themeColor="text1"/>
         </w:rPr>
         <w:t xml:space="preserve"> – Interfejs Rejestracji wysyła zapytanie do wewnętrznego systemu/bazy danych Klienta, aby sprawdzić dostępność podanego adresu e-mail.</w:t>
@@ -5019,13 +5319,13 @@
         <w:spacing w:after="0"/>
         <w:ind w:left="708"/>
         <w:rPr>
-          <w:rFonts w:ascii="Aptos" w:eastAsia="Aptos" w:hAnsi="Aptos" w:cs="Aptos"/>
+          <w:rFonts w:ascii="Aptos" w:hAnsi="Aptos" w:eastAsia="Aptos" w:cs="Aptos"/>
           <w:color w:val="000000" w:themeColor="text1"/>
         </w:rPr>
       </w:pPr>
       <w:r>
         <w:rPr>
-          <w:rFonts w:ascii="Aptos" w:eastAsia="Aptos" w:hAnsi="Aptos" w:cs="Aptos"/>
+          <w:rFonts w:ascii="Aptos" w:hAnsi="Aptos" w:eastAsia="Aptos" w:cs="Aptos"/>
           <w:b/>
           <w:bCs/>
           <w:color w:val="000000" w:themeColor="text1"/>
@@ -5034,7 +5334,7 @@
       </w:r>
       <w:r>
         <w:rPr>
-          <w:rFonts w:ascii="Aptos" w:eastAsia="Aptos" w:hAnsi="Aptos" w:cs="Aptos"/>
+          <w:rFonts w:ascii="Aptos" w:hAnsi="Aptos" w:eastAsia="Aptos" w:cs="Aptos"/>
           <w:color w:val="000000" w:themeColor="text1"/>
         </w:rPr>
         <w:t xml:space="preserve"> – Baza danych zwraca do Interfejsu Rejestracji informację zwrotną, czy dany adres e-mail jest już zajęty, czy wolny.</w:t>
@@ -5044,13 +5344,13 @@
       <w:pPr>
         <w:ind w:left="708"/>
         <w:rPr>
-          <w:rFonts w:ascii="Aptos" w:eastAsia="Aptos" w:hAnsi="Aptos" w:cs="Aptos"/>
+          <w:rFonts w:ascii="Aptos" w:hAnsi="Aptos" w:eastAsia="Aptos" w:cs="Aptos"/>
           <w:color w:val="000000" w:themeColor="text1"/>
         </w:rPr>
       </w:pPr>
       <w:r>
         <w:rPr>
-          <w:rFonts w:ascii="Aptos" w:eastAsia="Aptos" w:hAnsi="Aptos" w:cs="Aptos"/>
+          <w:rFonts w:ascii="Aptos" w:hAnsi="Aptos" w:eastAsia="Aptos" w:cs="Aptos"/>
           <w:b/>
           <w:bCs/>
           <w:color w:val="000000" w:themeColor="text1"/>
@@ -5059,7 +5359,7 @@
       </w:r>
       <w:r>
         <w:rPr>
-          <w:rFonts w:ascii="Aptos" w:eastAsia="Aptos" w:hAnsi="Aptos" w:cs="Aptos"/>
+          <w:rFonts w:ascii="Aptos" w:hAnsi="Aptos" w:eastAsia="Aptos" w:cs="Aptos"/>
           <w:color w:val="000000" w:themeColor="text1"/>
         </w:rPr>
         <w:t xml:space="preserve"> – Interfejs informuje użytkownika, że ten e-mail jest już zajęty i żąda wpisania innego adresu. </w:t>
@@ -5069,13 +5369,13 @@
       <w:pPr>
         <w:ind w:left="708"/>
         <w:rPr>
-          <w:rFonts w:ascii="Aptos" w:eastAsia="Aptos" w:hAnsi="Aptos" w:cs="Aptos"/>
+          <w:rFonts w:ascii="Aptos" w:hAnsi="Aptos" w:eastAsia="Aptos" w:cs="Aptos"/>
           <w:color w:val="000000" w:themeColor="text1"/>
         </w:rPr>
       </w:pPr>
       <w:r>
         <w:rPr>
-          <w:rFonts w:ascii="Aptos" w:eastAsia="Aptos" w:hAnsi="Aptos" w:cs="Aptos"/>
+          <w:rFonts w:ascii="Aptos" w:hAnsi="Aptos" w:eastAsia="Aptos" w:cs="Aptos"/>
           <w:b/>
           <w:bCs/>
           <w:color w:val="000000" w:themeColor="text1"/>
@@ -5084,7 +5384,7 @@
       </w:r>
       <w:r>
         <w:rPr>
-          <w:rFonts w:ascii="Aptos" w:eastAsia="Aptos" w:hAnsi="Aptos" w:cs="Aptos"/>
+          <w:rFonts w:ascii="Aptos" w:hAnsi="Aptos" w:eastAsia="Aptos" w:cs="Aptos"/>
           <w:color w:val="000000" w:themeColor="text1"/>
         </w:rPr>
         <w:t xml:space="preserve"> – Klient wprowadza nowy, inny adres e-mail do formularza. </w:t>
@@ -5094,13 +5394,13 @@
       <w:pPr>
         <w:ind w:left="708"/>
         <w:rPr>
-          <w:rFonts w:ascii="Aptos" w:eastAsia="Aptos" w:hAnsi="Aptos" w:cs="Aptos"/>
+          <w:rFonts w:ascii="Aptos" w:hAnsi="Aptos" w:eastAsia="Aptos" w:cs="Aptos"/>
           <w:color w:val="000000" w:themeColor="text1"/>
         </w:rPr>
       </w:pPr>
       <w:r>
         <w:rPr>
-          <w:rFonts w:ascii="Aptos" w:eastAsia="Aptos" w:hAnsi="Aptos" w:cs="Aptos"/>
+          <w:rFonts w:ascii="Aptos" w:hAnsi="Aptos" w:eastAsia="Aptos" w:cs="Aptos"/>
           <w:b/>
           <w:bCs/>
           <w:color w:val="000000" w:themeColor="text1"/>
@@ -5109,7 +5409,7 @@
       </w:r>
       <w:r>
         <w:rPr>
-          <w:rFonts w:ascii="Aptos" w:eastAsia="Aptos" w:hAnsi="Aptos" w:cs="Aptos"/>
+          <w:rFonts w:ascii="Aptos" w:hAnsi="Aptos" w:eastAsia="Aptos" w:cs="Aptos"/>
           <w:color w:val="000000" w:themeColor="text1"/>
         </w:rPr>
         <w:t xml:space="preserve"> – Interfejs Rejestracji prosi o ostateczną weryfikację i poprawę wprowadzonego adresu.</w:t>
@@ -5119,13 +5419,13 @@
       <w:pPr>
         <w:ind w:left="708"/>
         <w:rPr>
-          <w:rFonts w:ascii="Aptos" w:eastAsia="Aptos" w:hAnsi="Aptos" w:cs="Aptos"/>
+          <w:rFonts w:ascii="Aptos" w:hAnsi="Aptos" w:eastAsia="Aptos" w:cs="Aptos"/>
           <w:color w:val="000000" w:themeColor="text1"/>
         </w:rPr>
       </w:pPr>
       <w:r>
         <w:rPr>
-          <w:rFonts w:ascii="Aptos" w:eastAsia="Aptos" w:hAnsi="Aptos" w:cs="Aptos"/>
+          <w:rFonts w:ascii="Aptos" w:hAnsi="Aptos" w:eastAsia="Aptos" w:cs="Aptos"/>
           <w:b/>
           <w:bCs/>
           <w:color w:val="000000" w:themeColor="text1"/>
@@ -5134,7 +5434,7 @@
       </w:r>
       <w:r>
         <w:rPr>
-          <w:rFonts w:ascii="Aptos" w:eastAsia="Aptos" w:hAnsi="Aptos" w:cs="Aptos"/>
+          <w:rFonts w:ascii="Aptos" w:hAnsi="Aptos" w:eastAsia="Aptos" w:cs="Aptos"/>
           <w:color w:val="000000" w:themeColor="text1"/>
         </w:rPr>
         <w:t xml:space="preserve"> – Interfejs Rejestracji uruchamia wewnętrzną akcję wygenerowania i wysłania wiadomości e-mail z odnośnikiem aktywacyjnym. </w:t>
@@ -5144,13 +5444,13 @@
       <w:pPr>
         <w:ind w:left="708"/>
         <w:rPr>
-          <w:rFonts w:ascii="Aptos" w:eastAsia="Aptos" w:hAnsi="Aptos" w:cs="Aptos"/>
+          <w:rFonts w:ascii="Aptos" w:hAnsi="Aptos" w:eastAsia="Aptos" w:cs="Aptos"/>
           <w:color w:val="000000" w:themeColor="text1"/>
         </w:rPr>
       </w:pPr>
       <w:r>
         <w:rPr>
-          <w:rFonts w:ascii="Aptos" w:eastAsia="Aptos" w:hAnsi="Aptos" w:cs="Aptos"/>
+          <w:rFonts w:ascii="Aptos" w:hAnsi="Aptos" w:eastAsia="Aptos" w:cs="Aptos"/>
           <w:b/>
           <w:bCs/>
           <w:color w:val="000000" w:themeColor="text1"/>
@@ -5159,7 +5459,7 @@
       </w:r>
       <w:r>
         <w:rPr>
-          <w:rFonts w:ascii="Aptos" w:eastAsia="Aptos" w:hAnsi="Aptos" w:cs="Aptos"/>
+          <w:rFonts w:ascii="Aptos" w:hAnsi="Aptos" w:eastAsia="Aptos" w:cs="Aptos"/>
           <w:color w:val="000000" w:themeColor="text1"/>
         </w:rPr>
         <w:t xml:space="preserve"> – Interfejs informuje klienta na ekranie, że na jego skrzynkę pocztową została wysłana wiadomość. </w:t>
@@ -5169,13 +5469,13 @@
       <w:pPr>
         <w:ind w:left="708"/>
         <w:rPr>
-          <w:rFonts w:ascii="Aptos" w:eastAsia="Aptos" w:hAnsi="Aptos" w:cs="Aptos"/>
+          <w:rFonts w:ascii="Aptos" w:hAnsi="Aptos" w:eastAsia="Aptos" w:cs="Aptos"/>
           <w:color w:val="000000" w:themeColor="text1"/>
         </w:rPr>
       </w:pPr>
       <w:r>
         <w:rPr>
-          <w:rFonts w:ascii="Aptos" w:eastAsia="Aptos" w:hAnsi="Aptos" w:cs="Aptos"/>
+          <w:rFonts w:ascii="Aptos" w:hAnsi="Aptos" w:eastAsia="Aptos" w:cs="Aptos"/>
           <w:b/>
           <w:bCs/>
           <w:color w:val="000000" w:themeColor="text1"/>
@@ -5184,7 +5484,7 @@
       </w:r>
       <w:r>
         <w:rPr>
-          <w:rFonts w:ascii="Aptos" w:eastAsia="Aptos" w:hAnsi="Aptos" w:cs="Aptos"/>
+          <w:rFonts w:ascii="Aptos" w:hAnsi="Aptos" w:eastAsia="Aptos" w:cs="Aptos"/>
           <w:color w:val="000000" w:themeColor="text1"/>
         </w:rPr>
         <w:t xml:space="preserve"> – Interfejs Rejestracji wysyła do bazy danych polecenie trwałego zapisania nowego konta użytkownika. </w:t>
@@ -5194,13 +5494,13 @@
       <w:pPr>
         <w:ind w:left="708"/>
         <w:rPr>
-          <w:rFonts w:ascii="Aptos" w:eastAsia="Aptos" w:hAnsi="Aptos" w:cs="Aptos"/>
+          <w:rFonts w:ascii="Aptos" w:hAnsi="Aptos" w:eastAsia="Aptos" w:cs="Aptos"/>
           <w:color w:val="000000" w:themeColor="text1"/>
         </w:rPr>
       </w:pPr>
       <w:r>
         <w:rPr>
-          <w:rFonts w:ascii="Aptos" w:eastAsia="Aptos" w:hAnsi="Aptos" w:cs="Aptos"/>
+          <w:rFonts w:ascii="Aptos" w:hAnsi="Aptos" w:eastAsia="Aptos" w:cs="Aptos"/>
           <w:b/>
           <w:bCs/>
           <w:color w:val="000000" w:themeColor="text1"/>
@@ -5209,7 +5509,7 @@
       </w:r>
       <w:r>
         <w:rPr>
-          <w:rFonts w:ascii="Aptos" w:eastAsia="Aptos" w:hAnsi="Aptos" w:cs="Aptos"/>
+          <w:rFonts w:ascii="Aptos" w:hAnsi="Aptos" w:eastAsia="Aptos" w:cs="Aptos"/>
           <w:color w:val="000000" w:themeColor="text1"/>
         </w:rPr>
         <w:t xml:space="preserve"> – Baza danych odsyła do interfejsu informację o pomyślnym zapisaniu danych w systemie. </w:t>
@@ -5219,13 +5519,13 @@
       <w:pPr>
         <w:ind w:left="708"/>
         <w:rPr>
-          <w:rFonts w:ascii="Aptos" w:eastAsia="Aptos" w:hAnsi="Aptos" w:cs="Aptos"/>
+          <w:rFonts w:ascii="Aptos" w:hAnsi="Aptos" w:eastAsia="Aptos" w:cs="Aptos"/>
           <w:color w:val="000000" w:themeColor="text1"/>
         </w:rPr>
       </w:pPr>
       <w:r>
         <w:rPr>
-          <w:rFonts w:ascii="Aptos" w:eastAsia="Aptos" w:hAnsi="Aptos" w:cs="Aptos"/>
+          <w:rFonts w:ascii="Aptos" w:hAnsi="Aptos" w:eastAsia="Aptos" w:cs="Aptos"/>
           <w:b/>
           <w:bCs/>
           <w:color w:val="000000" w:themeColor="text1"/>
@@ -5234,7 +5534,7 @@
       </w:r>
       <w:r>
         <w:rPr>
-          <w:rFonts w:ascii="Aptos" w:eastAsia="Aptos" w:hAnsi="Aptos" w:cs="Aptos"/>
+          <w:rFonts w:ascii="Aptos" w:hAnsi="Aptos" w:eastAsia="Aptos" w:cs="Aptos"/>
           <w:color w:val="000000" w:themeColor="text1"/>
         </w:rPr>
         <w:t xml:space="preserve"> – Klient klika w link otrzymany w wiadomości e-mail, co wywołuje odpowiednie żądanie w Interfejsie Rejestracji. </w:t>
@@ -5244,13 +5544,13 @@
       <w:pPr>
         <w:ind w:left="708"/>
         <w:rPr>
-          <w:rFonts w:ascii="Aptos" w:eastAsia="Aptos" w:hAnsi="Aptos" w:cs="Aptos"/>
+          <w:rFonts w:ascii="Aptos" w:hAnsi="Aptos" w:eastAsia="Aptos" w:cs="Aptos"/>
           <w:color w:val="000000" w:themeColor="text1"/>
         </w:rPr>
       </w:pPr>
       <w:r>
         <w:rPr>
-          <w:rFonts w:ascii="Aptos" w:eastAsia="Aptos" w:hAnsi="Aptos" w:cs="Aptos"/>
+          <w:rFonts w:ascii="Aptos" w:hAnsi="Aptos" w:eastAsia="Aptos" w:cs="Aptos"/>
           <w:b/>
           <w:bCs/>
           <w:color w:val="000000" w:themeColor="text1"/>
@@ -5259,7 +5559,7 @@
       </w:r>
       <w:r>
         <w:rPr>
-          <w:rFonts w:ascii="Aptos" w:eastAsia="Aptos" w:hAnsi="Aptos" w:cs="Aptos"/>
+          <w:rFonts w:ascii="Aptos" w:hAnsi="Aptos" w:eastAsia="Aptos" w:cs="Aptos"/>
           <w:color w:val="000000" w:themeColor="text1"/>
         </w:rPr>
         <w:t xml:space="preserve"> – Interfejs Rejestracji wyświetla użytkownikowi końcowy komunikat o pełnym i pomyślnym aktywowaniu jego konta.</w:t>
@@ -5372,7 +5672,7 @@
     <w:p>
       <w:pPr>
         <w:pBdr>
-          <w:bottom w:val="single" w:sz="6" w:space="1" w:color="auto"/>
+          <w:bottom w:val="single" w:color="auto" w:sz="6" w:space="1"/>
         </w:pBdr>
         <w:spacing w:before="240" w:after="240"/>
         <w:rPr>
@@ -12537,7 +12837,7 @@
     <w:p>
       <w:pPr>
         <w:pBdr>
-          <w:bottom w:val="single" w:sz="6" w:space="1" w:color="auto"/>
+          <w:bottom w:val="single" w:color="auto" w:sz="6" w:space="1"/>
         </w:pBdr>
         <w:rPr>
           <w:b/>
@@ -14722,7 +15022,7 @@
     <w:p>
       <w:pPr>
         <w:pBdr>
-          <w:bottom w:val="single" w:sz="6" w:space="1" w:color="auto"/>
+          <w:bottom w:val="single" w:color="auto" w:sz="6" w:space="1"/>
         </w:pBdr>
         <w:rPr>
           <w:b/>
@@ -14792,7 +15092,7 @@
       <w:pPr>
         <w:pStyle w:val="Nagwek3"/>
         <w:rPr>
-          <w:rFonts w:ascii="Aptos" w:eastAsia="Aptos" w:hAnsi="Aptos" w:cs="Aptos"/>
+          <w:rFonts w:ascii="Aptos" w:hAnsi="Aptos" w:eastAsia="Aptos" w:cs="Aptos"/>
           <w:b/>
           <w:bCs/>
           <w:color w:val="auto"/>
@@ -14802,7 +15102,7 @@
       </w:pPr>
       <w:r>
         <w:rPr>
-          <w:rFonts w:ascii="Aptos" w:eastAsia="Aptos" w:hAnsi="Aptos" w:cs="Aptos"/>
+          <w:rFonts w:ascii="Aptos" w:hAnsi="Aptos" w:eastAsia="Aptos" w:cs="Aptos"/>
           <w:b/>
           <w:bCs/>
           <w:color w:val="auto"/>
@@ -14816,7 +15116,7 @@
     <w:p>
       <w:r>
         <w:rPr>
-          <w:rFonts w:ascii="Aptos" w:eastAsia="Aptos" w:hAnsi="Aptos" w:cs="Aptos"/>
+          <w:rFonts w:ascii="Aptos" w:hAnsi="Aptos" w:eastAsia="Aptos" w:cs="Aptos"/>
           <w:b/>
           <w:bCs/>
         </w:rPr>
@@ -14832,12 +15132,12 @@
         </w:numPr>
         <w:spacing w:after="0"/>
         <w:rPr>
-          <w:rFonts w:ascii="Aptos" w:eastAsia="Aptos" w:hAnsi="Aptos" w:cs="Aptos"/>
-        </w:rPr>
-      </w:pPr>
-      <w:r>
-        <w:rPr>
-          <w:rFonts w:ascii="Aptos" w:eastAsia="Aptos" w:hAnsi="Aptos" w:cs="Aptos"/>
+          <w:rFonts w:ascii="Aptos" w:hAnsi="Aptos" w:eastAsia="Aptos" w:cs="Aptos"/>
+        </w:rPr>
+      </w:pPr>
+      <w:r>
+        <w:rPr>
+          <w:rFonts w:ascii="Aptos" w:hAnsi="Aptos" w:eastAsia="Aptos" w:cs="Aptos"/>
           <w:b/>
           <w:bCs/>
         </w:rPr>
@@ -14845,7 +15145,7 @@
       </w:r>
       <w:r>
         <w:rPr>
-          <w:rFonts w:ascii="Aptos" w:eastAsia="Aptos" w:hAnsi="Aptos" w:cs="Aptos"/>
+          <w:rFonts w:ascii="Aptos" w:hAnsi="Aptos" w:eastAsia="Aptos" w:cs="Aptos"/>
         </w:rPr>
         <w:t xml:space="preserve"> Procesor 4x Intel Xeon E 3.2 GHz, 16 GB RAM, 250 GB SSD.</w:t>
       </w:r>
@@ -14859,12 +15159,12 @@
         </w:numPr>
         <w:spacing w:after="0"/>
         <w:rPr>
-          <w:rFonts w:ascii="Aptos" w:eastAsia="Aptos" w:hAnsi="Aptos" w:cs="Aptos"/>
-        </w:rPr>
-      </w:pPr>
-      <w:r>
-        <w:rPr>
-          <w:rFonts w:ascii="Aptos" w:eastAsia="Aptos" w:hAnsi="Aptos" w:cs="Aptos"/>
+          <w:rFonts w:ascii="Aptos" w:hAnsi="Aptos" w:eastAsia="Aptos" w:cs="Aptos"/>
+        </w:rPr>
+      </w:pPr>
+      <w:r>
+        <w:rPr>
+          <w:rFonts w:ascii="Aptos" w:hAnsi="Aptos" w:eastAsia="Aptos" w:cs="Aptos"/>
           <w:b/>
           <w:bCs/>
         </w:rPr>
@@ -14872,7 +15172,7 @@
       </w:r>
       <w:r>
         <w:rPr>
-          <w:rFonts w:ascii="Aptos" w:eastAsia="Aptos" w:hAnsi="Aptos" w:cs="Aptos"/>
+          <w:rFonts w:ascii="Aptos" w:hAnsi="Aptos" w:eastAsia="Aptos" w:cs="Aptos"/>
         </w:rPr>
         <w:t xml:space="preserve"> Procesor 4x Intel Xeon E 3.2 GHz, 8 GB RAM, 300 GB SSD.</w:t>
       </w:r>
@@ -14886,12 +15186,12 @@
         </w:numPr>
         <w:spacing w:after="0"/>
         <w:rPr>
-          <w:rFonts w:ascii="Aptos" w:eastAsia="Aptos" w:hAnsi="Aptos" w:cs="Aptos"/>
-        </w:rPr>
-      </w:pPr>
-      <w:r>
-        <w:rPr>
-          <w:rFonts w:ascii="Aptos" w:eastAsia="Aptos" w:hAnsi="Aptos" w:cs="Aptos"/>
+          <w:rFonts w:ascii="Aptos" w:hAnsi="Aptos" w:eastAsia="Aptos" w:cs="Aptos"/>
+        </w:rPr>
+      </w:pPr>
+      <w:r>
+        <w:rPr>
+          <w:rFonts w:ascii="Aptos" w:hAnsi="Aptos" w:eastAsia="Aptos" w:cs="Aptos"/>
           <w:b/>
           <w:bCs/>
         </w:rPr>
@@ -14899,13 +15199,13 @@
       </w:r>
       <w:r>
         <w:rPr>
-          <w:rFonts w:ascii="Aptos" w:eastAsia="Aptos" w:hAnsi="Aptos" w:cs="Aptos"/>
+          <w:rFonts w:ascii="Aptos" w:hAnsi="Aptos" w:eastAsia="Aptos" w:cs="Aptos"/>
         </w:rPr>
         <w:t xml:space="preserve"> Stacje robocze/laptopy z systemem </w:t>
       </w:r>
       <w:r>
         <w:rPr>
-          <w:rFonts w:ascii="Aptos" w:eastAsia="Aptos" w:hAnsi="Aptos" w:cs="Aptos"/>
+          <w:rFonts w:ascii="Aptos" w:hAnsi="Aptos" w:eastAsia="Aptos" w:cs="Aptos"/>
           <w:b/>
           <w:bCs/>
         </w:rPr>
@@ -14913,13 +15213,13 @@
       </w:r>
       <w:r>
         <w:rPr>
-          <w:rFonts w:ascii="Aptos" w:eastAsia="Aptos" w:hAnsi="Aptos" w:cs="Aptos"/>
+          <w:rFonts w:ascii="Aptos" w:hAnsi="Aptos" w:eastAsia="Aptos" w:cs="Aptos"/>
         </w:rPr>
         <w:t xml:space="preserve"> oraz urządzenia mobilne (smartfony/tablety) z systemem </w:t>
       </w:r>
       <w:r>
         <w:rPr>
-          <w:rFonts w:ascii="Aptos" w:eastAsia="Aptos" w:hAnsi="Aptos" w:cs="Aptos"/>
+          <w:rFonts w:ascii="Aptos" w:hAnsi="Aptos" w:eastAsia="Aptos" w:cs="Aptos"/>
           <w:b/>
           <w:bCs/>
         </w:rPr>
@@ -14927,7 +15227,7 @@
       </w:r>
       <w:r>
         <w:rPr>
-          <w:rFonts w:ascii="Aptos" w:eastAsia="Aptos" w:hAnsi="Aptos" w:cs="Aptos"/>
+          <w:rFonts w:ascii="Aptos" w:hAnsi="Aptos" w:eastAsia="Aptos" w:cs="Aptos"/>
         </w:rPr>
         <w:t>.</w:t>
       </w:r>
@@ -14941,12 +15241,12 @@
         </w:numPr>
         <w:spacing w:after="0"/>
         <w:rPr>
-          <w:rFonts w:ascii="Aptos" w:eastAsia="Aptos" w:hAnsi="Aptos" w:cs="Aptos"/>
-        </w:rPr>
-      </w:pPr>
-      <w:r>
-        <w:rPr>
-          <w:rFonts w:ascii="Aptos" w:eastAsia="Aptos" w:hAnsi="Aptos" w:cs="Aptos"/>
+          <w:rFonts w:ascii="Aptos" w:hAnsi="Aptos" w:eastAsia="Aptos" w:cs="Aptos"/>
+        </w:rPr>
+      </w:pPr>
+      <w:r>
+        <w:rPr>
+          <w:rFonts w:ascii="Aptos" w:hAnsi="Aptos" w:eastAsia="Aptos" w:cs="Aptos"/>
           <w:b/>
           <w:bCs/>
         </w:rPr>
@@ -14954,13 +15254,13 @@
       </w:r>
       <w:r>
         <w:rPr>
-          <w:rFonts w:ascii="Aptos" w:eastAsia="Aptos" w:hAnsi="Aptos" w:cs="Aptos"/>
+          <w:rFonts w:ascii="Aptos" w:hAnsi="Aptos" w:eastAsia="Aptos" w:cs="Aptos"/>
         </w:rPr>
         <w:t xml:space="preserve"> Lokalne połączenie kablowe </w:t>
       </w:r>
       <w:r>
         <w:rPr>
-          <w:rFonts w:ascii="Aptos" w:eastAsia="Aptos" w:hAnsi="Aptos" w:cs="Aptos"/>
+          <w:rFonts w:ascii="Aptos" w:hAnsi="Aptos" w:eastAsia="Aptos" w:cs="Aptos"/>
           <w:b/>
           <w:bCs/>
         </w:rPr>
@@ -14968,13 +15268,13 @@
       </w:r>
       <w:r>
         <w:rPr>
-          <w:rFonts w:ascii="Aptos" w:eastAsia="Aptos" w:hAnsi="Aptos" w:cs="Aptos"/>
+          <w:rFonts w:ascii="Aptos" w:hAnsi="Aptos" w:eastAsia="Aptos" w:cs="Aptos"/>
         </w:rPr>
         <w:t xml:space="preserve"> (komunikacja serwer–baza) oraz publiczne łącze </w:t>
       </w:r>
       <w:r>
         <w:rPr>
-          <w:rFonts w:ascii="Aptos" w:eastAsia="Aptos" w:hAnsi="Aptos" w:cs="Aptos"/>
+          <w:rFonts w:ascii="Aptos" w:hAnsi="Aptos" w:eastAsia="Aptos" w:cs="Aptos"/>
           <w:b/>
           <w:bCs/>
         </w:rPr>
@@ -14982,7 +15282,7 @@
       </w:r>
       <w:r>
         <w:rPr>
-          <w:rFonts w:ascii="Aptos" w:eastAsia="Aptos" w:hAnsi="Aptos" w:cs="Aptos"/>
+          <w:rFonts w:ascii="Aptos" w:hAnsi="Aptos" w:eastAsia="Aptos" w:cs="Aptos"/>
         </w:rPr>
         <w:t xml:space="preserve"> (dostęp dla użytkowników).</w:t>
       </w:r>
@@ -14991,14 +15291,14 @@
       <w:pPr>
         <w:spacing w:after="0"/>
         <w:rPr>
-          <w:rFonts w:ascii="Aptos" w:eastAsia="Aptos" w:hAnsi="Aptos" w:cs="Aptos"/>
-        </w:rPr>
-      </w:pPr>
-    </w:p>
-    <w:p>
-      <w:r>
-        <w:rPr>
-          <w:rFonts w:ascii="Aptos" w:eastAsia="Aptos" w:hAnsi="Aptos" w:cs="Aptos"/>
+          <w:rFonts w:ascii="Aptos" w:hAnsi="Aptos" w:eastAsia="Aptos" w:cs="Aptos"/>
+        </w:rPr>
+      </w:pPr>
+    </w:p>
+    <w:p>
+      <w:r>
+        <w:rPr>
+          <w:rFonts w:ascii="Aptos" w:hAnsi="Aptos" w:eastAsia="Aptos" w:cs="Aptos"/>
           <w:b/>
           <w:bCs/>
         </w:rPr>
@@ -15014,12 +15314,12 @@
         </w:numPr>
         <w:spacing w:after="0"/>
         <w:rPr>
-          <w:rFonts w:ascii="Aptos" w:eastAsia="Aptos" w:hAnsi="Aptos" w:cs="Aptos"/>
-        </w:rPr>
-      </w:pPr>
-      <w:r>
-        <w:rPr>
-          <w:rFonts w:ascii="Aptos" w:eastAsia="Aptos" w:hAnsi="Aptos" w:cs="Aptos"/>
+          <w:rFonts w:ascii="Aptos" w:hAnsi="Aptos" w:eastAsia="Aptos" w:cs="Aptos"/>
+        </w:rPr>
+      </w:pPr>
+      <w:r>
+        <w:rPr>
+          <w:rFonts w:ascii="Aptos" w:hAnsi="Aptos" w:eastAsia="Aptos" w:cs="Aptos"/>
           <w:b/>
           <w:bCs/>
         </w:rPr>
@@ -15027,7 +15327,7 @@
       </w:r>
       <w:r>
         <w:rPr>
-          <w:rFonts w:ascii="Aptos" w:eastAsia="Aptos" w:hAnsi="Aptos" w:cs="Aptos"/>
+          <w:rFonts w:ascii="Aptos" w:hAnsi="Aptos" w:eastAsia="Aptos" w:cs="Aptos"/>
         </w:rPr>
         <w:t xml:space="preserve"> Linux (np. Ubuntu Server).</w:t>
       </w:r>
@@ -15041,12 +15341,12 @@
         </w:numPr>
         <w:spacing w:after="0"/>
         <w:rPr>
-          <w:rFonts w:ascii="Aptos" w:eastAsia="Aptos" w:hAnsi="Aptos" w:cs="Aptos"/>
-        </w:rPr>
-      </w:pPr>
-      <w:r>
-        <w:rPr>
-          <w:rFonts w:ascii="Aptos" w:eastAsia="Aptos" w:hAnsi="Aptos" w:cs="Aptos"/>
+          <w:rFonts w:ascii="Aptos" w:hAnsi="Aptos" w:eastAsia="Aptos" w:cs="Aptos"/>
+        </w:rPr>
+      </w:pPr>
+      <w:r>
+        <w:rPr>
+          <w:rFonts w:ascii="Aptos" w:hAnsi="Aptos" w:eastAsia="Aptos" w:cs="Aptos"/>
           <w:b/>
           <w:bCs/>
         </w:rPr>
@@ -15054,13 +15354,13 @@
       </w:r>
       <w:r>
         <w:rPr>
-          <w:rFonts w:ascii="Aptos" w:eastAsia="Aptos" w:hAnsi="Aptos" w:cs="Aptos"/>
+          <w:rFonts w:ascii="Aptos" w:hAnsi="Aptos" w:eastAsia="Aptos" w:cs="Aptos"/>
         </w:rPr>
         <w:t xml:space="preserve"> </w:t>
       </w:r>
       <w:r>
         <w:rPr>
-          <w:rFonts w:ascii="Aptos" w:eastAsia="Aptos" w:hAnsi="Aptos" w:cs="Aptos"/>
+          <w:rFonts w:ascii="Aptos" w:hAnsi="Aptos" w:eastAsia="Aptos" w:cs="Aptos"/>
           <w:b/>
           <w:bCs/>
         </w:rPr>
@@ -15068,31 +15368,31 @@
       </w:r>
       <w:r>
         <w:rPr>
-          <w:rFonts w:ascii="Aptos" w:eastAsia="Aptos" w:hAnsi="Aptos" w:cs="Aptos"/>
+          <w:rFonts w:ascii="Aptos" w:hAnsi="Aptos" w:eastAsia="Aptos" w:cs="Aptos"/>
         </w:rPr>
         <w:t xml:space="preserve"> (relacyjna baza danych do obsługi operacji </w:t>
       </w:r>
       <w:r>
         <w:rPr>
-          <w:rFonts w:ascii="Consolas" w:eastAsia="Consolas" w:hAnsi="Consolas" w:cs="Consolas"/>
+          <w:rFonts w:ascii="Consolas" w:hAnsi="Consolas" w:eastAsia="Consolas" w:cs="Consolas"/>
         </w:rPr>
         <w:t>IOdczyt</w:t>
       </w:r>
       <w:r>
         <w:rPr>
-          <w:rFonts w:ascii="Aptos" w:eastAsia="Aptos" w:hAnsi="Aptos" w:cs="Aptos"/>
+          <w:rFonts w:ascii="Aptos" w:hAnsi="Aptos" w:eastAsia="Aptos" w:cs="Aptos"/>
         </w:rPr>
         <w:t xml:space="preserve"> i </w:t>
       </w:r>
       <w:r>
         <w:rPr>
-          <w:rFonts w:ascii="Consolas" w:eastAsia="Consolas" w:hAnsi="Consolas" w:cs="Consolas"/>
+          <w:rFonts w:ascii="Consolas" w:hAnsi="Consolas" w:eastAsia="Consolas" w:cs="Consolas"/>
         </w:rPr>
         <w:t>IZapis</w:t>
       </w:r>
       <w:r>
         <w:rPr>
-          <w:rFonts w:ascii="Aptos" w:eastAsia="Aptos" w:hAnsi="Aptos" w:cs="Aptos"/>
+          <w:rFonts w:ascii="Aptos" w:hAnsi="Aptos" w:eastAsia="Aptos" w:cs="Aptos"/>
         </w:rPr>
         <w:t>).</w:t>
       </w:r>
@@ -15106,12 +15406,12 @@
         </w:numPr>
         <w:spacing w:after="0"/>
         <w:rPr>
-          <w:rFonts w:ascii="Aptos" w:eastAsia="Aptos" w:hAnsi="Aptos" w:cs="Aptos"/>
-        </w:rPr>
-      </w:pPr>
-      <w:r>
-        <w:rPr>
-          <w:rFonts w:ascii="Aptos" w:eastAsia="Aptos" w:hAnsi="Aptos" w:cs="Aptos"/>
+          <w:rFonts w:ascii="Aptos" w:hAnsi="Aptos" w:eastAsia="Aptos" w:cs="Aptos"/>
+        </w:rPr>
+      </w:pPr>
+      <w:r>
+        <w:rPr>
+          <w:rFonts w:ascii="Aptos" w:hAnsi="Aptos" w:eastAsia="Aptos" w:cs="Aptos"/>
           <w:b/>
           <w:bCs/>
         </w:rPr>
@@ -15119,13 +15419,13 @@
       </w:r>
       <w:r>
         <w:rPr>
-          <w:rFonts w:ascii="Aptos" w:eastAsia="Aptos" w:hAnsi="Aptos" w:cs="Aptos"/>
+          <w:rFonts w:ascii="Aptos" w:hAnsi="Aptos" w:eastAsia="Aptos" w:cs="Aptos"/>
         </w:rPr>
         <w:t xml:space="preserve"> </w:t>
       </w:r>
       <w:r>
         <w:rPr>
-          <w:rFonts w:ascii="Aptos" w:eastAsia="Aptos" w:hAnsi="Aptos" w:cs="Aptos"/>
+          <w:rFonts w:ascii="Aptos" w:hAnsi="Aptos" w:eastAsia="Aptos" w:cs="Aptos"/>
           <w:b/>
           <w:bCs/>
         </w:rPr>
@@ -15133,13 +15433,13 @@
       </w:r>
       <w:r>
         <w:rPr>
-          <w:rFonts w:ascii="Aptos" w:eastAsia="Aptos" w:hAnsi="Aptos" w:cs="Aptos"/>
+          <w:rFonts w:ascii="Aptos" w:hAnsi="Aptos" w:eastAsia="Aptos" w:cs="Aptos"/>
         </w:rPr>
         <w:t xml:space="preserve"> lub </w:t>
       </w:r>
       <w:r>
         <w:rPr>
-          <w:rFonts w:ascii="Aptos" w:eastAsia="Aptos" w:hAnsi="Aptos" w:cs="Aptos"/>
+          <w:rFonts w:ascii="Aptos" w:hAnsi="Aptos" w:eastAsia="Aptos" w:cs="Aptos"/>
           <w:b/>
           <w:bCs/>
         </w:rPr>
@@ -15147,7 +15447,7 @@
       </w:r>
       <w:r>
         <w:rPr>
-          <w:rFonts w:ascii="Aptos" w:eastAsia="Aptos" w:hAnsi="Aptos" w:cs="Aptos"/>
+          <w:rFonts w:ascii="Aptos" w:hAnsi="Aptos" w:eastAsia="Aptos" w:cs="Aptos"/>
         </w:rPr>
         <w:t xml:space="preserve"> – logika biznesowa i wystawienie API.</w:t>
       </w:r>
@@ -15161,12 +15461,12 @@
         </w:numPr>
         <w:spacing w:after="0"/>
         <w:rPr>
-          <w:rFonts w:ascii="Aptos" w:eastAsia="Aptos" w:hAnsi="Aptos" w:cs="Aptos"/>
-        </w:rPr>
-      </w:pPr>
-      <w:r>
-        <w:rPr>
-          <w:rFonts w:ascii="Aptos" w:eastAsia="Aptos" w:hAnsi="Aptos" w:cs="Aptos"/>
+          <w:rFonts w:ascii="Aptos" w:hAnsi="Aptos" w:eastAsia="Aptos" w:cs="Aptos"/>
+        </w:rPr>
+      </w:pPr>
+      <w:r>
+        <w:rPr>
+          <w:rFonts w:ascii="Aptos" w:hAnsi="Aptos" w:eastAsia="Aptos" w:cs="Aptos"/>
           <w:b/>
           <w:bCs/>
         </w:rPr>
@@ -15174,13 +15474,13 @@
       </w:r>
       <w:r>
         <w:rPr>
-          <w:rFonts w:ascii="Aptos" w:eastAsia="Aptos" w:hAnsi="Aptos" w:cs="Aptos"/>
+          <w:rFonts w:ascii="Aptos" w:hAnsi="Aptos" w:eastAsia="Aptos" w:cs="Aptos"/>
         </w:rPr>
         <w:t xml:space="preserve"> </w:t>
       </w:r>
       <w:r>
         <w:rPr>
-          <w:rFonts w:ascii="Aptos" w:eastAsia="Aptos" w:hAnsi="Aptos" w:cs="Aptos"/>
+          <w:rFonts w:ascii="Aptos" w:hAnsi="Aptos" w:eastAsia="Aptos" w:cs="Aptos"/>
           <w:b/>
           <w:bCs/>
         </w:rPr>
@@ -15188,13 +15488,13 @@
       </w:r>
       <w:r>
         <w:rPr>
-          <w:rFonts w:ascii="Aptos" w:eastAsia="Aptos" w:hAnsi="Aptos" w:cs="Aptos"/>
+          <w:rFonts w:ascii="Aptos" w:hAnsi="Aptos" w:eastAsia="Aptos" w:cs="Aptos"/>
         </w:rPr>
         <w:t xml:space="preserve"> lub </w:t>
       </w:r>
       <w:r>
         <w:rPr>
-          <w:rFonts w:ascii="Aptos" w:eastAsia="Aptos" w:hAnsi="Aptos" w:cs="Aptos"/>
+          <w:rFonts w:ascii="Aptos" w:hAnsi="Aptos" w:eastAsia="Aptos" w:cs="Aptos"/>
           <w:b/>
           <w:bCs/>
         </w:rPr>
@@ -15202,13 +15502,13 @@
       </w:r>
       <w:r>
         <w:rPr>
-          <w:rFonts w:ascii="Aptos" w:eastAsia="Aptos" w:hAnsi="Aptos" w:cs="Aptos"/>
+          <w:rFonts w:ascii="Aptos" w:hAnsi="Aptos" w:eastAsia="Aptos" w:cs="Aptos"/>
         </w:rPr>
         <w:t xml:space="preserve"> – aplikacja webowa uruchamiana w przeglądarkach internetowych (np. Chrome, Edge) na systemach </w:t>
       </w:r>
       <w:r>
         <w:rPr>
-          <w:rFonts w:ascii="Aptos" w:eastAsia="Aptos" w:hAnsi="Aptos" w:cs="Aptos"/>
+          <w:rFonts w:ascii="Aptos" w:hAnsi="Aptos" w:eastAsia="Aptos" w:cs="Aptos"/>
           <w:b/>
           <w:bCs/>
         </w:rPr>
@@ -15216,13 +15516,13 @@
       </w:r>
       <w:r>
         <w:rPr>
-          <w:rFonts w:ascii="Aptos" w:eastAsia="Aptos" w:hAnsi="Aptos" w:cs="Aptos"/>
+          <w:rFonts w:ascii="Aptos" w:hAnsi="Aptos" w:eastAsia="Aptos" w:cs="Aptos"/>
         </w:rPr>
         <w:t xml:space="preserve"> i </w:t>
       </w:r>
       <w:r>
         <w:rPr>
-          <w:rFonts w:ascii="Aptos" w:eastAsia="Aptos" w:hAnsi="Aptos" w:cs="Aptos"/>
+          <w:rFonts w:ascii="Aptos" w:hAnsi="Aptos" w:eastAsia="Aptos" w:cs="Aptos"/>
           <w:b/>
           <w:bCs/>
         </w:rPr>
@@ -15230,43 +15530,43 @@
       </w:r>
       <w:r>
         <w:rPr>
-          <w:rFonts w:ascii="Aptos" w:eastAsia="Aptos" w:hAnsi="Aptos" w:cs="Aptos"/>
+          <w:rFonts w:ascii="Aptos" w:hAnsi="Aptos" w:eastAsia="Aptos" w:cs="Aptos"/>
         </w:rPr>
         <w:t xml:space="preserve"> dla paneli: mechanika (</w:t>
       </w:r>
       <w:r>
         <w:rPr>
-          <w:rFonts w:ascii="Consolas" w:eastAsia="Consolas" w:hAnsi="Consolas" w:cs="Consolas"/>
+          <w:rFonts w:ascii="Consolas" w:hAnsi="Consolas" w:eastAsia="Consolas" w:cs="Consolas"/>
         </w:rPr>
         <w:t>IMechanik</w:t>
       </w:r>
       <w:r>
         <w:rPr>
-          <w:rFonts w:ascii="Aptos" w:eastAsia="Aptos" w:hAnsi="Aptos" w:cs="Aptos"/>
+          <w:rFonts w:ascii="Aptos" w:hAnsi="Aptos" w:eastAsia="Aptos" w:cs="Aptos"/>
         </w:rPr>
         <w:t>), admina (</w:t>
       </w:r>
       <w:r>
         <w:rPr>
-          <w:rFonts w:ascii="Consolas" w:eastAsia="Consolas" w:hAnsi="Consolas" w:cs="Consolas"/>
+          <w:rFonts w:ascii="Consolas" w:hAnsi="Consolas" w:eastAsia="Consolas" w:cs="Consolas"/>
         </w:rPr>
         <w:t>IAdministrator</w:t>
       </w:r>
       <w:r>
         <w:rPr>
-          <w:rFonts w:ascii="Aptos" w:eastAsia="Aptos" w:hAnsi="Aptos" w:cs="Aptos"/>
+          <w:rFonts w:ascii="Aptos" w:hAnsi="Aptos" w:eastAsia="Aptos" w:cs="Aptos"/>
         </w:rPr>
         <w:t>) oraz klienta (</w:t>
       </w:r>
       <w:r>
         <w:rPr>
-          <w:rFonts w:ascii="Consolas" w:eastAsia="Consolas" w:hAnsi="Consolas" w:cs="Consolas"/>
+          <w:rFonts w:ascii="Consolas" w:hAnsi="Consolas" w:eastAsia="Consolas" w:cs="Consolas"/>
         </w:rPr>
         <w:t>IKlient</w:t>
       </w:r>
       <w:r>
         <w:rPr>
-          <w:rFonts w:ascii="Aptos" w:eastAsia="Aptos" w:hAnsi="Aptos" w:cs="Aptos"/>
+          <w:rFonts w:ascii="Aptos" w:hAnsi="Aptos" w:eastAsia="Aptos" w:cs="Aptos"/>
         </w:rPr>
         <w:t>).</w:t>
       </w:r>
@@ -15280,12 +15580,12 @@
         </w:numPr>
         <w:spacing w:after="0"/>
         <w:rPr>
-          <w:rFonts w:ascii="Aptos" w:eastAsia="Aptos" w:hAnsi="Aptos" w:cs="Aptos"/>
-        </w:rPr>
-      </w:pPr>
-      <w:r>
-        <w:rPr>
-          <w:rFonts w:ascii="Aptos" w:eastAsia="Aptos" w:hAnsi="Aptos" w:cs="Aptos"/>
+          <w:rFonts w:ascii="Aptos" w:hAnsi="Aptos" w:eastAsia="Aptos" w:cs="Aptos"/>
+        </w:rPr>
+      </w:pPr>
+      <w:r>
+        <w:rPr>
+          <w:rFonts w:ascii="Aptos" w:hAnsi="Aptos" w:eastAsia="Aptos" w:cs="Aptos"/>
           <w:b/>
           <w:bCs/>
         </w:rPr>
@@ -15293,13 +15593,13 @@
       </w:r>
       <w:r>
         <w:rPr>
-          <w:rFonts w:ascii="Aptos" w:eastAsia="Aptos" w:hAnsi="Aptos" w:cs="Aptos"/>
+          <w:rFonts w:ascii="Aptos" w:hAnsi="Aptos" w:eastAsia="Aptos" w:cs="Aptos"/>
         </w:rPr>
         <w:t xml:space="preserve"> </w:t>
       </w:r>
       <w:r>
         <w:rPr>
-          <w:rFonts w:ascii="Aptos" w:eastAsia="Aptos" w:hAnsi="Aptos" w:cs="Aptos"/>
+          <w:rFonts w:ascii="Aptos" w:hAnsi="Aptos" w:eastAsia="Aptos" w:cs="Aptos"/>
           <w:b/>
           <w:bCs/>
         </w:rPr>
@@ -15307,7 +15607,7 @@
       </w:r>
       <w:r>
         <w:rPr>
-          <w:rFonts w:ascii="Aptos" w:eastAsia="Aptos" w:hAnsi="Aptos" w:cs="Aptos"/>
+          <w:rFonts w:ascii="Aptos" w:hAnsi="Aptos" w:eastAsia="Aptos" w:cs="Aptos"/>
         </w:rPr>
         <w:t xml:space="preserve"> (do przekierowywania ruchu i obsługi certyfikatów).</w:t>
       </w:r>
@@ -15321,12 +15621,12 @@
         </w:numPr>
         <w:spacing w:after="0"/>
         <w:rPr>
-          <w:rFonts w:ascii="Aptos" w:eastAsia="Aptos" w:hAnsi="Aptos" w:cs="Aptos"/>
-        </w:rPr>
-      </w:pPr>
-      <w:r>
-        <w:rPr>
-          <w:rFonts w:ascii="Aptos" w:eastAsia="Aptos" w:hAnsi="Aptos" w:cs="Aptos"/>
+          <w:rFonts w:ascii="Aptos" w:hAnsi="Aptos" w:eastAsia="Aptos" w:cs="Aptos"/>
+        </w:rPr>
+      </w:pPr>
+      <w:r>
+        <w:rPr>
+          <w:rFonts w:ascii="Aptos" w:hAnsi="Aptos" w:eastAsia="Aptos" w:cs="Aptos"/>
           <w:b/>
           <w:bCs/>
         </w:rPr>
@@ -15334,13 +15634,13 @@
       </w:r>
       <w:r>
         <w:rPr>
-          <w:rFonts w:ascii="Aptos" w:eastAsia="Aptos" w:hAnsi="Aptos" w:cs="Aptos"/>
+          <w:rFonts w:ascii="Aptos" w:hAnsi="Aptos" w:eastAsia="Aptos" w:cs="Aptos"/>
         </w:rPr>
         <w:t xml:space="preserve"> Protokół </w:t>
       </w:r>
       <w:r>
         <w:rPr>
-          <w:rFonts w:ascii="Aptos" w:eastAsia="Aptos" w:hAnsi="Aptos" w:cs="Aptos"/>
+          <w:rFonts w:ascii="Aptos" w:hAnsi="Aptos" w:eastAsia="Aptos" w:cs="Aptos"/>
           <w:b/>
           <w:bCs/>
         </w:rPr>
@@ -15348,13 +15648,13 @@
       </w:r>
       <w:r>
         <w:rPr>
-          <w:rFonts w:ascii="Aptos" w:eastAsia="Aptos" w:hAnsi="Aptos" w:cs="Aptos"/>
+          <w:rFonts w:ascii="Aptos" w:hAnsi="Aptos" w:eastAsia="Aptos" w:cs="Aptos"/>
         </w:rPr>
         <w:t xml:space="preserve"> przesyłany przez szyfrowane połączenie </w:t>
       </w:r>
       <w:r>
         <w:rPr>
-          <w:rFonts w:ascii="Aptos" w:eastAsia="Aptos" w:hAnsi="Aptos" w:cs="Aptos"/>
+          <w:rFonts w:ascii="Aptos" w:hAnsi="Aptos" w:eastAsia="Aptos" w:cs="Aptos"/>
           <w:b/>
           <w:bCs/>
         </w:rPr>
@@ -15362,7 +15662,7 @@
       </w:r>
       <w:r>
         <w:rPr>
-          <w:rFonts w:ascii="Aptos" w:eastAsia="Aptos" w:hAnsi="Aptos" w:cs="Aptos"/>
+          <w:rFonts w:ascii="Aptos" w:hAnsi="Aptos" w:eastAsia="Aptos" w:cs="Aptos"/>
         </w:rPr>
         <w:t>.</w:t>
       </w:r>
@@ -15371,7 +15671,7 @@
     <w:p>
       <w:pPr>
         <w:pBdr>
-          <w:bottom w:val="single" w:sz="6" w:space="1" w:color="auto"/>
+          <w:bottom w:val="single" w:color="auto" w:sz="6" w:space="1"/>
         </w:pBdr>
         <w:rPr>
           <w:b/>
@@ -16312,7 +16612,7 @@
     <w:p>
       <w:pPr>
         <w:pBdr>
-          <w:bottom w:val="single" w:sz="6" w:space="1" w:color="auto"/>
+          <w:bottom w:val="single" w:color="auto" w:sz="6" w:space="1"/>
         </w:pBdr>
         <w:rPr>
           <w:b/>
@@ -17289,7 +17589,7 @@
     <w:p>
       <w:pPr>
         <w:pBdr>
-          <w:bottom w:val="single" w:sz="6" w:space="1" w:color="auto"/>
+          <w:bottom w:val="single" w:color="auto" w:sz="6" w:space="1"/>
         </w:pBdr>
         <w:rPr>
           <w:b/>
@@ -18619,7 +18919,7 @@
       </w:r>
     </w:p>
     <w:sectPr>
-      <w:pgSz w:w="11906" w:h="16838"/>
+      <w:pgSz w:w="11906" w:h="16838" w:orient="portrait"/>
       <w:pgMar w:top="1440" w:right="1440" w:bottom="1440" w:left="1440" w:header="708" w:footer="708" w:gutter="0"/>
       <w:cols w:space="708"/>
       <w:docGrid w:linePitch="360"/>
@@ -18630,6 +18930,118 @@
 
 <file path=word/numbering.xml><?xml version="1.0" encoding="utf-8"?>
 <w:numbering xmlns:wpc="http://schemas.microsoft.com/office/word/2010/wordprocessingCanvas" xmlns:cx="http://schemas.microsoft.com/office/drawing/2014/chartex" xmlns:cx1="http://schemas.microsoft.com/office/drawing/2015/9/8/chartex" xmlns:cx2="http://schemas.microsoft.com/office/drawing/2015/10/21/chartex" xmlns:cx3="http://schemas.microsoft.com/office/drawing/2016/5/9/chartex" xmlns:cx4="http://schemas.microsoft.com/office/drawing/2016/5/10/chartex" xmlns:cx5="http://schemas.microsoft.com/office/drawing/2016/5/11/chartex" xmlns:cx6="http://schemas.microsoft.com/office/drawing/2016/5/12/chartex" xmlns:cx7="http://schemas.microsoft.com/office/drawing/2016/5/13/chartex" xmlns:cx8="http://schemas.microsoft.com/office/drawing/2016/5/14/chartex" xmlns:mc="http://schemas.openxmlformats.org/markup-compatibility/2006" xmlns:aink="http://schemas.microsoft.com/office/drawing/2016/ink" xmlns:am3d="http://schemas.microsoft.com/office/drawing/2017/model3d" xmlns:o="urn:schemas-microsoft-com:office:office" xmlns:oel="http://schemas.microsoft.com/office/2019/extlst" xmlns:r="http://schemas.openxmlformats.org/officeDocument/2006/relationships" xmlns:m="http://schemas.openxmlformats.org/officeDocument/2006/math" xmlns:v="urn:schemas-microsoft-com:vml" xmlns:wp14="http://schemas.microsoft.com/office/word/2010/wordprocessingDrawing" xmlns:wp="http://schemas.openxmlformats.org/drawingml/2006/wordprocessingDrawing" xmlns:w10="urn:schemas-microsoft-com:office:word" xmlns:w="http://schemas.openxmlformats.org/wordprocessingml/2006/main" xmlns:w14="http://schemas.microsoft.com/office/word/2010/wordml" xmlns:w15="http://schemas.microsoft.com/office/word/2012/wordml" xmlns:w16cex="http://schemas.microsoft.com/office/word/2018/wordml/cex" xmlns:w16cid="http://schemas.microsoft.com/office/word/2016/wordml/cid" xmlns:w16="http://schemas.microsoft.com/office/word/2018/wordml" xmlns:w16du="http://schemas.microsoft.com/office/word/2023/wordml/word16du" xmlns:w16sdtdh="http://schemas.microsoft.com/office/word/2020/wordml/sdtdatahash" xmlns:w16sdtfl="http://schemas.microsoft.com/office/word/2024/wordml/sdtformatlock" xmlns:w16se="http://schemas.microsoft.com/office/word/2015/wordml/symex" xmlns:wpg="http://schemas.microsoft.com/office/word/2010/wordprocessingGroup" xmlns:wpi="http://schemas.microsoft.com/office/word/2010/wordprocessingInk" xmlns:wne="http://schemas.microsoft.com/office/word/2006/wordml" xmlns:wps="http://schemas.microsoft.com/office/word/2010/wordprocessingShape" mc:Ignorable="w14 w15 w16se w16cid w16 w16cex w16sdtdh w16sdtfl w16du wp14">
+  <w:abstractNum xmlns:w="http://schemas.openxmlformats.org/wordprocessingml/2006/main" w:abstractNumId="87">
+    <w:nsid w:val="5fd9f76d"/>
+    <w:multiLevelType xmlns:w="http://schemas.openxmlformats.org/wordprocessingml/2006/main" w:val="hybridMultilevel"/>
+    <w:lvl xmlns:w="http://schemas.openxmlformats.org/wordprocessingml/2006/main" w:ilvl="0">
+      <w:start w:val="1"/>
+      <w:numFmt w:val="bullet"/>
+      <w:lvlText w:val=""/>
+      <w:lvlJc w:val="left"/>
+      <w:pPr>
+        <w:ind w:left="720" w:hanging="360"/>
+      </w:pPr>
+      <w:rPr>
+        <w:rFonts w:hint="default" w:ascii="Symbol" w:hAnsi="Symbol"/>
+      </w:rPr>
+    </w:lvl>
+    <w:lvl xmlns:w="http://schemas.openxmlformats.org/wordprocessingml/2006/main" w:ilvl="1">
+      <w:start w:val="1"/>
+      <w:numFmt w:val="bullet"/>
+      <w:lvlText w:val="o"/>
+      <w:lvlJc w:val="left"/>
+      <w:pPr>
+        <w:ind w:left="1440" w:hanging="360"/>
+      </w:pPr>
+      <w:rPr>
+        <w:rFonts w:hint="default" w:ascii="Courier New" w:hAnsi="Courier New"/>
+      </w:rPr>
+    </w:lvl>
+    <w:lvl xmlns:w="http://schemas.openxmlformats.org/wordprocessingml/2006/main" w:ilvl="2">
+      <w:start w:val="1"/>
+      <w:numFmt w:val="bullet"/>
+      <w:lvlText w:val=""/>
+      <w:lvlJc w:val="left"/>
+      <w:pPr>
+        <w:ind w:left="2160" w:hanging="360"/>
+      </w:pPr>
+      <w:rPr>
+        <w:rFonts w:hint="default" w:ascii="Wingdings" w:hAnsi="Wingdings"/>
+      </w:rPr>
+    </w:lvl>
+    <w:lvl xmlns:w="http://schemas.openxmlformats.org/wordprocessingml/2006/main" w:ilvl="3">
+      <w:start w:val="1"/>
+      <w:numFmt w:val="bullet"/>
+      <w:lvlText w:val=""/>
+      <w:lvlJc w:val="left"/>
+      <w:pPr>
+        <w:ind w:left="2880" w:hanging="360"/>
+      </w:pPr>
+      <w:rPr>
+        <w:rFonts w:hint="default" w:ascii="Symbol" w:hAnsi="Symbol"/>
+      </w:rPr>
+    </w:lvl>
+    <w:lvl xmlns:w="http://schemas.openxmlformats.org/wordprocessingml/2006/main" w:ilvl="4">
+      <w:start w:val="1"/>
+      <w:numFmt w:val="bullet"/>
+      <w:lvlText w:val="o"/>
+      <w:lvlJc w:val="left"/>
+      <w:pPr>
+        <w:ind w:left="3600" w:hanging="360"/>
+      </w:pPr>
+      <w:rPr>
+        <w:rFonts w:hint="default" w:ascii="Courier New" w:hAnsi="Courier New"/>
+      </w:rPr>
+    </w:lvl>
+    <w:lvl xmlns:w="http://schemas.openxmlformats.org/wordprocessingml/2006/main" w:ilvl="5">
+      <w:start w:val="1"/>
+      <w:numFmt w:val="bullet"/>
+      <w:lvlText w:val=""/>
+      <w:lvlJc w:val="left"/>
+      <w:pPr>
+        <w:ind w:left="4320" w:hanging="360"/>
+      </w:pPr>
+      <w:rPr>
+        <w:rFonts w:hint="default" w:ascii="Wingdings" w:hAnsi="Wingdings"/>
+      </w:rPr>
+    </w:lvl>
+    <w:lvl xmlns:w="http://schemas.openxmlformats.org/wordprocessingml/2006/main" w:ilvl="6">
+      <w:start w:val="1"/>
+      <w:numFmt w:val="bullet"/>
+      <w:lvlText w:val=""/>
+      <w:lvlJc w:val="left"/>
+      <w:pPr>
+        <w:ind w:left="5040" w:hanging="360"/>
+      </w:pPr>
+      <w:rPr>
+        <w:rFonts w:hint="default" w:ascii="Symbol" w:hAnsi="Symbol"/>
+      </w:rPr>
+    </w:lvl>
+    <w:lvl xmlns:w="http://schemas.openxmlformats.org/wordprocessingml/2006/main" w:ilvl="7">
+      <w:start w:val="1"/>
+      <w:numFmt w:val="bullet"/>
+      <w:lvlText w:val="o"/>
+      <w:lvlJc w:val="left"/>
+      <w:pPr>
+        <w:ind w:left="5760" w:hanging="360"/>
+      </w:pPr>
+      <w:rPr>
+        <w:rFonts w:hint="default" w:ascii="Courier New" w:hAnsi="Courier New"/>
+      </w:rPr>
+    </w:lvl>
+    <w:lvl xmlns:w="http://schemas.openxmlformats.org/wordprocessingml/2006/main" w:ilvl="8">
+      <w:start w:val="1"/>
+      <w:numFmt w:val="bullet"/>
+      <w:lvlText w:val=""/>
+      <w:lvlJc w:val="left"/>
+      <w:pPr>
+        <w:ind w:left="6480" w:hanging="360"/>
+      </w:pPr>
+      <w:rPr>
+        <w:rFonts w:hint="default" w:ascii="Wingdings" w:hAnsi="Wingdings"/>
+      </w:rPr>
+    </w:lvl>
+  </w:abstractNum>
   <w:abstractNum w:abstractNumId="0" w15:restartNumberingAfterBreak="0">
     <w:nsid w:val="02134E05"/>
     <w:multiLevelType w:val="hybridMultilevel"/>
@@ -18643,7 +19055,7 @@
         <w:ind w:left="1428" w:hanging="360"/>
       </w:pPr>
       <w:rPr>
-        <w:rFonts w:ascii="Symbol" w:hAnsi="Symbol" w:hint="default"/>
+        <w:rFonts w:hint="default" w:ascii="Symbol" w:hAnsi="Symbol"/>
       </w:rPr>
     </w:lvl>
     <w:lvl w:ilvl="1" w:tplc="04150003">
@@ -18655,7 +19067,7 @@
         <w:ind w:left="2148" w:hanging="360"/>
       </w:pPr>
       <w:rPr>
-        <w:rFonts w:ascii="Courier New" w:hAnsi="Courier New" w:cs="Courier New" w:hint="default"/>
+        <w:rFonts w:hint="default" w:ascii="Courier New" w:hAnsi="Courier New" w:cs="Courier New"/>
       </w:rPr>
     </w:lvl>
     <w:lvl w:ilvl="2" w:tplc="04150005" w:tentative="1">
@@ -18667,7 +19079,7 @@
         <w:ind w:left="2868" w:hanging="360"/>
       </w:pPr>
       <w:rPr>
-        <w:rFonts w:ascii="Wingdings" w:hAnsi="Wingdings" w:hint="default"/>
+        <w:rFonts w:hint="default" w:ascii="Wingdings" w:hAnsi="Wingdings"/>
       </w:rPr>
     </w:lvl>
     <w:lvl w:ilvl="3" w:tplc="04150001" w:tentative="1">
@@ -18679,7 +19091,7 @@
         <w:ind w:left="3588" w:hanging="360"/>
       </w:pPr>
       <w:rPr>
-        <w:rFonts w:ascii="Symbol" w:hAnsi="Symbol" w:hint="default"/>
+        <w:rFonts w:hint="default" w:ascii="Symbol" w:hAnsi="Symbol"/>
       </w:rPr>
     </w:lvl>
     <w:lvl w:ilvl="4" w:tplc="04150003" w:tentative="1">
@@ -18691,7 +19103,7 @@
         <w:ind w:left="4308" w:hanging="360"/>
       </w:pPr>
       <w:rPr>
-        <w:rFonts w:ascii="Courier New" w:hAnsi="Courier New" w:cs="Courier New" w:hint="default"/>
+        <w:rFonts w:hint="default" w:ascii="Courier New" w:hAnsi="Courier New" w:cs="Courier New"/>
       </w:rPr>
     </w:lvl>
     <w:lvl w:ilvl="5" w:tplc="04150005" w:tentative="1">
@@ -18703,7 +19115,7 @@
         <w:ind w:left="5028" w:hanging="360"/>
       </w:pPr>
       <w:rPr>
-        <w:rFonts w:ascii="Wingdings" w:hAnsi="Wingdings" w:hint="default"/>
+        <w:rFonts w:hint="default" w:ascii="Wingdings" w:hAnsi="Wingdings"/>
       </w:rPr>
     </w:lvl>
     <w:lvl w:ilvl="6" w:tplc="04150001" w:tentative="1">
@@ -18715,7 +19127,7 @@
         <w:ind w:left="5748" w:hanging="360"/>
       </w:pPr>
       <w:rPr>
-        <w:rFonts w:ascii="Symbol" w:hAnsi="Symbol" w:hint="default"/>
+        <w:rFonts w:hint="default" w:ascii="Symbol" w:hAnsi="Symbol"/>
       </w:rPr>
     </w:lvl>
     <w:lvl w:ilvl="7" w:tplc="04150003" w:tentative="1">
@@ -18727,7 +19139,7 @@
         <w:ind w:left="6468" w:hanging="360"/>
       </w:pPr>
       <w:rPr>
-        <w:rFonts w:ascii="Courier New" w:hAnsi="Courier New" w:cs="Courier New" w:hint="default"/>
+        <w:rFonts w:hint="default" w:ascii="Courier New" w:hAnsi="Courier New" w:cs="Courier New"/>
       </w:rPr>
     </w:lvl>
     <w:lvl w:ilvl="8" w:tplc="04150005" w:tentative="1">
@@ -18739,7 +19151,7 @@
         <w:ind w:left="7188" w:hanging="360"/>
       </w:pPr>
       <w:rPr>
-        <w:rFonts w:ascii="Wingdings" w:hAnsi="Wingdings" w:hint="default"/>
+        <w:rFonts w:hint="default" w:ascii="Wingdings" w:hAnsi="Wingdings"/>
       </w:rPr>
     </w:lvl>
   </w:abstractNum>
@@ -18756,7 +19168,7 @@
         <w:ind w:left="720" w:hanging="360"/>
       </w:pPr>
       <w:rPr>
-        <w:rFonts w:ascii="Aptos" w:hAnsi="Aptos" w:hint="default"/>
+        <w:rFonts w:hint="default" w:ascii="Aptos" w:hAnsi="Aptos"/>
       </w:rPr>
     </w:lvl>
     <w:lvl w:ilvl="1" w:tplc="6964B258">
@@ -18768,7 +19180,7 @@
         <w:ind w:left="1440" w:hanging="360"/>
       </w:pPr>
       <w:rPr>
-        <w:rFonts w:ascii="Courier New" w:hAnsi="Courier New" w:hint="default"/>
+        <w:rFonts w:hint="default" w:ascii="Courier New" w:hAnsi="Courier New"/>
       </w:rPr>
     </w:lvl>
     <w:lvl w:ilvl="2" w:tplc="4E300EB4">
@@ -18780,7 +19192,7 @@
         <w:ind w:left="2160" w:hanging="360"/>
       </w:pPr>
       <w:rPr>
-        <w:rFonts w:ascii="Wingdings" w:hAnsi="Wingdings" w:hint="default"/>
+        <w:rFonts w:hint="default" w:ascii="Wingdings" w:hAnsi="Wingdings"/>
       </w:rPr>
     </w:lvl>
     <w:lvl w:ilvl="3" w:tplc="5A7485C4">
@@ -18792,7 +19204,7 @@
         <w:ind w:left="2880" w:hanging="360"/>
       </w:pPr>
       <w:rPr>
-        <w:rFonts w:ascii="Symbol" w:hAnsi="Symbol" w:hint="default"/>
+        <w:rFonts w:hint="default" w:ascii="Symbol" w:hAnsi="Symbol"/>
       </w:rPr>
     </w:lvl>
     <w:lvl w:ilvl="4" w:tplc="371CBE50">
@@ -18804,7 +19216,7 @@
         <w:ind w:left="3600" w:hanging="360"/>
       </w:pPr>
       <w:rPr>
-        <w:rFonts w:ascii="Courier New" w:hAnsi="Courier New" w:hint="default"/>
+        <w:rFonts w:hint="default" w:ascii="Courier New" w:hAnsi="Courier New"/>
       </w:rPr>
     </w:lvl>
     <w:lvl w:ilvl="5" w:tplc="839800E0">
@@ -18816,7 +19228,7 @@
         <w:ind w:left="4320" w:hanging="360"/>
       </w:pPr>
       <w:rPr>
-        <w:rFonts w:ascii="Wingdings" w:hAnsi="Wingdings" w:hint="default"/>
+        <w:rFonts w:hint="default" w:ascii="Wingdings" w:hAnsi="Wingdings"/>
       </w:rPr>
     </w:lvl>
     <w:lvl w:ilvl="6" w:tplc="00204582">
@@ -18828,7 +19240,7 @@
         <w:ind w:left="5040" w:hanging="360"/>
       </w:pPr>
       <w:rPr>
-        <w:rFonts w:ascii="Symbol" w:hAnsi="Symbol" w:hint="default"/>
+        <w:rFonts w:hint="default" w:ascii="Symbol" w:hAnsi="Symbol"/>
       </w:rPr>
     </w:lvl>
     <w:lvl w:ilvl="7" w:tplc="FD7894D2">
@@ -18840,7 +19252,7 @@
         <w:ind w:left="5760" w:hanging="360"/>
       </w:pPr>
       <w:rPr>
-        <w:rFonts w:ascii="Courier New" w:hAnsi="Courier New" w:hint="default"/>
+        <w:rFonts w:hint="default" w:ascii="Courier New" w:hAnsi="Courier New"/>
       </w:rPr>
     </w:lvl>
     <w:lvl w:ilvl="8" w:tplc="BA48CF9C">
@@ -18852,7 +19264,7 @@
         <w:ind w:left="6480" w:hanging="360"/>
       </w:pPr>
       <w:rPr>
-        <w:rFonts w:ascii="Wingdings" w:hAnsi="Wingdings" w:hint="default"/>
+        <w:rFonts w:hint="default" w:ascii="Wingdings" w:hAnsi="Wingdings"/>
       </w:rPr>
     </w:lvl>
   </w:abstractNum>
@@ -18869,7 +19281,7 @@
         <w:ind w:left="1440" w:hanging="360"/>
       </w:pPr>
       <w:rPr>
-        <w:rFonts w:ascii="Symbol" w:hAnsi="Symbol" w:hint="default"/>
+        <w:rFonts w:hint="default" w:ascii="Symbol" w:hAnsi="Symbol"/>
       </w:rPr>
     </w:lvl>
     <w:lvl w:ilvl="1" w:tplc="04150003" w:tentative="1">
@@ -18881,7 +19293,7 @@
         <w:ind w:left="2160" w:hanging="360"/>
       </w:pPr>
       <w:rPr>
-        <w:rFonts w:ascii="Courier New" w:hAnsi="Courier New" w:cs="Courier New" w:hint="default"/>
+        <w:rFonts w:hint="default" w:ascii="Courier New" w:hAnsi="Courier New" w:cs="Courier New"/>
       </w:rPr>
     </w:lvl>
     <w:lvl w:ilvl="2" w:tplc="04150005" w:tentative="1">
@@ -18893,7 +19305,7 @@
         <w:ind w:left="2880" w:hanging="360"/>
       </w:pPr>
       <w:rPr>
-        <w:rFonts w:ascii="Wingdings" w:hAnsi="Wingdings" w:hint="default"/>
+        <w:rFonts w:hint="default" w:ascii="Wingdings" w:hAnsi="Wingdings"/>
       </w:rPr>
     </w:lvl>
     <w:lvl w:ilvl="3" w:tplc="04150001" w:tentative="1">
@@ -18905,7 +19317,7 @@
         <w:ind w:left="3600" w:hanging="360"/>
       </w:pPr>
       <w:rPr>
-        <w:rFonts w:ascii="Symbol" w:hAnsi="Symbol" w:hint="default"/>
+        <w:rFonts w:hint="default" w:ascii="Symbol" w:hAnsi="Symbol"/>
       </w:rPr>
     </w:lvl>
     <w:lvl w:ilvl="4" w:tplc="04150003" w:tentative="1">
@@ -18917,7 +19329,7 @@
         <w:ind w:left="4320" w:hanging="360"/>
       </w:pPr>
       <w:rPr>
-        <w:rFonts w:ascii="Courier New" w:hAnsi="Courier New" w:cs="Courier New" w:hint="default"/>
+        <w:rFonts w:hint="default" w:ascii="Courier New" w:hAnsi="Courier New" w:cs="Courier New"/>
       </w:rPr>
     </w:lvl>
     <w:lvl w:ilvl="5" w:tplc="04150005" w:tentative="1">
@@ -18929,7 +19341,7 @@
         <w:ind w:left="5040" w:hanging="360"/>
       </w:pPr>
       <w:rPr>
-        <w:rFonts w:ascii="Wingdings" w:hAnsi="Wingdings" w:hint="default"/>
+        <w:rFonts w:hint="default" w:ascii="Wingdings" w:hAnsi="Wingdings"/>
       </w:rPr>
     </w:lvl>
     <w:lvl w:ilvl="6" w:tplc="04150001" w:tentative="1">
@@ -18941,7 +19353,7 @@
         <w:ind w:left="5760" w:hanging="360"/>
       </w:pPr>
       <w:rPr>
-        <w:rFonts w:ascii="Symbol" w:hAnsi="Symbol" w:hint="default"/>
+        <w:rFonts w:hint="default" w:ascii="Symbol" w:hAnsi="Symbol"/>
       </w:rPr>
     </w:lvl>
     <w:lvl w:ilvl="7" w:tplc="04150003" w:tentative="1">
@@ -18953,7 +19365,7 @@
         <w:ind w:left="6480" w:hanging="360"/>
       </w:pPr>
       <w:rPr>
-        <w:rFonts w:ascii="Courier New" w:hAnsi="Courier New" w:cs="Courier New" w:hint="default"/>
+        <w:rFonts w:hint="default" w:ascii="Courier New" w:hAnsi="Courier New" w:cs="Courier New"/>
       </w:rPr>
     </w:lvl>
     <w:lvl w:ilvl="8" w:tplc="04150005" w:tentative="1">
@@ -18965,7 +19377,7 @@
         <w:ind w:left="7200" w:hanging="360"/>
       </w:pPr>
       <w:rPr>
-        <w:rFonts w:ascii="Wingdings" w:hAnsi="Wingdings" w:hint="default"/>
+        <w:rFonts w:hint="default" w:ascii="Wingdings" w:hAnsi="Wingdings"/>
       </w:rPr>
     </w:lvl>
   </w:abstractNum>
@@ -18982,7 +19394,7 @@
         <w:ind w:left="1428" w:hanging="360"/>
       </w:pPr>
       <w:rPr>
-        <w:rFonts w:ascii="Symbol" w:hAnsi="Symbol" w:hint="default"/>
+        <w:rFonts w:hint="default" w:ascii="Symbol" w:hAnsi="Symbol"/>
       </w:rPr>
     </w:lvl>
     <w:lvl w:ilvl="1" w:tplc="FFFFFFFF" w:tentative="1">
@@ -19071,7 +19483,7 @@
         <w:ind w:left="720" w:hanging="360"/>
       </w:pPr>
       <w:rPr>
-        <w:rFonts w:ascii="Symbol" w:hAnsi="Symbol" w:hint="default"/>
+        <w:rFonts w:hint="default" w:ascii="Symbol" w:hAnsi="Symbol"/>
       </w:rPr>
     </w:lvl>
     <w:lvl w:ilvl="1" w:tplc="04150003">
@@ -19083,7 +19495,7 @@
         <w:ind w:left="1440" w:hanging="360"/>
       </w:pPr>
       <w:rPr>
-        <w:rFonts w:ascii="Courier New" w:hAnsi="Courier New" w:cs="Courier New" w:hint="default"/>
+        <w:rFonts w:hint="default" w:ascii="Courier New" w:hAnsi="Courier New" w:cs="Courier New"/>
       </w:rPr>
     </w:lvl>
     <w:lvl w:ilvl="2" w:tplc="04150005">
@@ -19095,7 +19507,7 @@
         <w:ind w:left="2160" w:hanging="360"/>
       </w:pPr>
       <w:rPr>
-        <w:rFonts w:ascii="Wingdings" w:hAnsi="Wingdings" w:hint="default"/>
+        <w:rFonts w:hint="default" w:ascii="Wingdings" w:hAnsi="Wingdings"/>
       </w:rPr>
     </w:lvl>
     <w:lvl w:ilvl="3" w:tplc="04150001" w:tentative="1">
@@ -19107,7 +19519,7 @@
         <w:ind w:left="2880" w:hanging="360"/>
       </w:pPr>
       <w:rPr>
-        <w:rFonts w:ascii="Symbol" w:hAnsi="Symbol" w:hint="default"/>
+        <w:rFonts w:hint="default" w:ascii="Symbol" w:hAnsi="Symbol"/>
       </w:rPr>
     </w:lvl>
     <w:lvl w:ilvl="4" w:tplc="04150003" w:tentative="1">
@@ -19119,7 +19531,7 @@
         <w:ind w:left="3600" w:hanging="360"/>
       </w:pPr>
       <w:rPr>
-        <w:rFonts w:ascii="Courier New" w:hAnsi="Courier New" w:cs="Courier New" w:hint="default"/>
+        <w:rFonts w:hint="default" w:ascii="Courier New" w:hAnsi="Courier New" w:cs="Courier New"/>
       </w:rPr>
     </w:lvl>
     <w:lvl w:ilvl="5" w:tplc="04150005" w:tentative="1">
@@ -19131,7 +19543,7 @@
         <w:ind w:left="4320" w:hanging="360"/>
       </w:pPr>
       <w:rPr>
-        <w:rFonts w:ascii="Wingdings" w:hAnsi="Wingdings" w:hint="default"/>
+        <w:rFonts w:hint="default" w:ascii="Wingdings" w:hAnsi="Wingdings"/>
       </w:rPr>
     </w:lvl>
     <w:lvl w:ilvl="6" w:tplc="04150001" w:tentative="1">
@@ -19143,7 +19555,7 @@
         <w:ind w:left="5040" w:hanging="360"/>
       </w:pPr>
       <w:rPr>
-        <w:rFonts w:ascii="Symbol" w:hAnsi="Symbol" w:hint="default"/>
+        <w:rFonts w:hint="default" w:ascii="Symbol" w:hAnsi="Symbol"/>
       </w:rPr>
     </w:lvl>
     <w:lvl w:ilvl="7" w:tplc="04150003" w:tentative="1">
@@ -19155,7 +19567,7 @@
         <w:ind w:left="5760" w:hanging="360"/>
       </w:pPr>
       <w:rPr>
-        <w:rFonts w:ascii="Courier New" w:hAnsi="Courier New" w:cs="Courier New" w:hint="default"/>
+        <w:rFonts w:hint="default" w:ascii="Courier New" w:hAnsi="Courier New" w:cs="Courier New"/>
       </w:rPr>
     </w:lvl>
     <w:lvl w:ilvl="8" w:tplc="04150005" w:tentative="1">
@@ -19167,7 +19579,7 @@
         <w:ind w:left="6480" w:hanging="360"/>
       </w:pPr>
       <w:rPr>
-        <w:rFonts w:ascii="Wingdings" w:hAnsi="Wingdings" w:hint="default"/>
+        <w:rFonts w:hint="default" w:ascii="Wingdings" w:hAnsi="Wingdings"/>
       </w:rPr>
     </w:lvl>
   </w:abstractNum>
@@ -19184,7 +19596,7 @@
         <w:ind w:left="720" w:hanging="360"/>
       </w:pPr>
       <w:rPr>
-        <w:rFonts w:ascii="Aptos" w:hAnsi="Aptos" w:hint="default"/>
+        <w:rFonts w:hint="default" w:ascii="Aptos" w:hAnsi="Aptos"/>
       </w:rPr>
     </w:lvl>
     <w:lvl w:ilvl="1" w:tplc="ED70A550">
@@ -19196,7 +19608,7 @@
         <w:ind w:left="1440" w:hanging="360"/>
       </w:pPr>
       <w:rPr>
-        <w:rFonts w:ascii="Courier New" w:hAnsi="Courier New" w:hint="default"/>
+        <w:rFonts w:hint="default" w:ascii="Courier New" w:hAnsi="Courier New"/>
       </w:rPr>
     </w:lvl>
     <w:lvl w:ilvl="2" w:tplc="7E6C5F50">
@@ -19208,7 +19620,7 @@
         <w:ind w:left="2160" w:hanging="360"/>
       </w:pPr>
       <w:rPr>
-        <w:rFonts w:ascii="Wingdings" w:hAnsi="Wingdings" w:hint="default"/>
+        <w:rFonts w:hint="default" w:ascii="Wingdings" w:hAnsi="Wingdings"/>
       </w:rPr>
     </w:lvl>
     <w:lvl w:ilvl="3" w:tplc="0464C782">
@@ -19220,7 +19632,7 @@
         <w:ind w:left="2880" w:hanging="360"/>
       </w:pPr>
       <w:rPr>
-        <w:rFonts w:ascii="Symbol" w:hAnsi="Symbol" w:hint="default"/>
+        <w:rFonts w:hint="default" w:ascii="Symbol" w:hAnsi="Symbol"/>
       </w:rPr>
     </w:lvl>
     <w:lvl w:ilvl="4" w:tplc="5A8063B6">
@@ -19232,7 +19644,7 @@
         <w:ind w:left="3600" w:hanging="360"/>
       </w:pPr>
       <w:rPr>
-        <w:rFonts w:ascii="Courier New" w:hAnsi="Courier New" w:hint="default"/>
+        <w:rFonts w:hint="default" w:ascii="Courier New" w:hAnsi="Courier New"/>
       </w:rPr>
     </w:lvl>
     <w:lvl w:ilvl="5" w:tplc="D884E9EA">
@@ -19244,7 +19656,7 @@
         <w:ind w:left="4320" w:hanging="360"/>
       </w:pPr>
       <w:rPr>
-        <w:rFonts w:ascii="Wingdings" w:hAnsi="Wingdings" w:hint="default"/>
+        <w:rFonts w:hint="default" w:ascii="Wingdings" w:hAnsi="Wingdings"/>
       </w:rPr>
     </w:lvl>
     <w:lvl w:ilvl="6" w:tplc="4282DDE0">
@@ -19256,7 +19668,7 @@
         <w:ind w:left="5040" w:hanging="360"/>
       </w:pPr>
       <w:rPr>
-        <w:rFonts w:ascii="Symbol" w:hAnsi="Symbol" w:hint="default"/>
+        <w:rFonts w:hint="default" w:ascii="Symbol" w:hAnsi="Symbol"/>
       </w:rPr>
     </w:lvl>
     <w:lvl w:ilvl="7" w:tplc="926A6F54">
@@ -19268,7 +19680,7 @@
         <w:ind w:left="5760" w:hanging="360"/>
       </w:pPr>
       <w:rPr>
-        <w:rFonts w:ascii="Courier New" w:hAnsi="Courier New" w:hint="default"/>
+        <w:rFonts w:hint="default" w:ascii="Courier New" w:hAnsi="Courier New"/>
       </w:rPr>
     </w:lvl>
     <w:lvl w:ilvl="8" w:tplc="80280E2C">
@@ -19280,7 +19692,7 @@
         <w:ind w:left="6480" w:hanging="360"/>
       </w:pPr>
       <w:rPr>
-        <w:rFonts w:ascii="Wingdings" w:hAnsi="Wingdings" w:hint="default"/>
+        <w:rFonts w:hint="default" w:ascii="Wingdings" w:hAnsi="Wingdings"/>
       </w:rPr>
     </w:lvl>
   </w:abstractNum>
@@ -19297,7 +19709,7 @@
         <w:ind w:left="1428" w:hanging="360"/>
       </w:pPr>
       <w:rPr>
-        <w:rFonts w:ascii="Symbol" w:hAnsi="Symbol" w:hint="default"/>
+        <w:rFonts w:hint="default" w:ascii="Symbol" w:hAnsi="Symbol"/>
       </w:rPr>
     </w:lvl>
     <w:lvl w:ilvl="1" w:tplc="04150003" w:tentative="1">
@@ -19309,7 +19721,7 @@
         <w:ind w:left="2148" w:hanging="360"/>
       </w:pPr>
       <w:rPr>
-        <w:rFonts w:ascii="Courier New" w:hAnsi="Courier New" w:cs="Courier New" w:hint="default"/>
+        <w:rFonts w:hint="default" w:ascii="Courier New" w:hAnsi="Courier New" w:cs="Courier New"/>
       </w:rPr>
     </w:lvl>
     <w:lvl w:ilvl="2" w:tplc="04150005">
@@ -19321,7 +19733,7 @@
         <w:ind w:left="2868" w:hanging="360"/>
       </w:pPr>
       <w:rPr>
-        <w:rFonts w:ascii="Wingdings" w:hAnsi="Wingdings" w:hint="default"/>
+        <w:rFonts w:hint="default" w:ascii="Wingdings" w:hAnsi="Wingdings"/>
       </w:rPr>
     </w:lvl>
     <w:lvl w:ilvl="3" w:tplc="04150001" w:tentative="1">
@@ -19333,7 +19745,7 @@
         <w:ind w:left="3588" w:hanging="360"/>
       </w:pPr>
       <w:rPr>
-        <w:rFonts w:ascii="Symbol" w:hAnsi="Symbol" w:hint="default"/>
+        <w:rFonts w:hint="default" w:ascii="Symbol" w:hAnsi="Symbol"/>
       </w:rPr>
     </w:lvl>
     <w:lvl w:ilvl="4" w:tplc="04150003" w:tentative="1">
@@ -19345,7 +19757,7 @@
         <w:ind w:left="4308" w:hanging="360"/>
       </w:pPr>
       <w:rPr>
-        <w:rFonts w:ascii="Courier New" w:hAnsi="Courier New" w:cs="Courier New" w:hint="default"/>
+        <w:rFonts w:hint="default" w:ascii="Courier New" w:hAnsi="Courier New" w:cs="Courier New"/>
       </w:rPr>
     </w:lvl>
     <w:lvl w:ilvl="5" w:tplc="04150005" w:tentative="1">
@@ -19357,7 +19769,7 @@
         <w:ind w:left="5028" w:hanging="360"/>
       </w:pPr>
       <w:rPr>
-        <w:rFonts w:ascii="Wingdings" w:hAnsi="Wingdings" w:hint="default"/>
+        <w:rFonts w:hint="default" w:ascii="Wingdings" w:hAnsi="Wingdings"/>
       </w:rPr>
     </w:lvl>
     <w:lvl w:ilvl="6" w:tplc="04150001" w:tentative="1">
@@ -19369,7 +19781,7 @@
         <w:ind w:left="5748" w:hanging="360"/>
       </w:pPr>
       <w:rPr>
-        <w:rFonts w:ascii="Symbol" w:hAnsi="Symbol" w:hint="default"/>
+        <w:rFonts w:hint="default" w:ascii="Symbol" w:hAnsi="Symbol"/>
       </w:rPr>
     </w:lvl>
     <w:lvl w:ilvl="7" w:tplc="04150003" w:tentative="1">
@@ -19381,7 +19793,7 @@
         <w:ind w:left="6468" w:hanging="360"/>
       </w:pPr>
       <w:rPr>
-        <w:rFonts w:ascii="Courier New" w:hAnsi="Courier New" w:cs="Courier New" w:hint="default"/>
+        <w:rFonts w:hint="default" w:ascii="Courier New" w:hAnsi="Courier New" w:cs="Courier New"/>
       </w:rPr>
     </w:lvl>
     <w:lvl w:ilvl="8" w:tplc="04150005" w:tentative="1">
@@ -19393,7 +19805,7 @@
         <w:ind w:left="7188" w:hanging="360"/>
       </w:pPr>
       <w:rPr>
-        <w:rFonts w:ascii="Wingdings" w:hAnsi="Wingdings" w:hint="default"/>
+        <w:rFonts w:hint="default" w:ascii="Wingdings" w:hAnsi="Wingdings"/>
       </w:rPr>
     </w:lvl>
   </w:abstractNum>
@@ -19410,7 +19822,7 @@
         <w:ind w:left="1440" w:hanging="360"/>
       </w:pPr>
       <w:rPr>
-        <w:rFonts w:ascii="Symbol" w:hAnsi="Symbol" w:hint="default"/>
+        <w:rFonts w:hint="default" w:ascii="Symbol" w:hAnsi="Symbol"/>
       </w:rPr>
     </w:lvl>
     <w:lvl w:ilvl="1" w:tplc="04150003">
@@ -19422,7 +19834,7 @@
         <w:ind w:left="2160" w:hanging="360"/>
       </w:pPr>
       <w:rPr>
-        <w:rFonts w:ascii="Courier New" w:hAnsi="Courier New" w:cs="Courier New" w:hint="default"/>
+        <w:rFonts w:hint="default" w:ascii="Courier New" w:hAnsi="Courier New" w:cs="Courier New"/>
       </w:rPr>
     </w:lvl>
     <w:lvl w:ilvl="2" w:tplc="04150005" w:tentative="1">
@@ -19434,7 +19846,7 @@
         <w:ind w:left="2880" w:hanging="360"/>
       </w:pPr>
       <w:rPr>
-        <w:rFonts w:ascii="Wingdings" w:hAnsi="Wingdings" w:hint="default"/>
+        <w:rFonts w:hint="default" w:ascii="Wingdings" w:hAnsi="Wingdings"/>
       </w:rPr>
     </w:lvl>
     <w:lvl w:ilvl="3" w:tplc="04150001" w:tentative="1">
@@ -19446,7 +19858,7 @@
         <w:ind w:left="3600" w:hanging="360"/>
       </w:pPr>
       <w:rPr>
-        <w:rFonts w:ascii="Symbol" w:hAnsi="Symbol" w:hint="default"/>
+        <w:rFonts w:hint="default" w:ascii="Symbol" w:hAnsi="Symbol"/>
       </w:rPr>
     </w:lvl>
     <w:lvl w:ilvl="4" w:tplc="04150003" w:tentative="1">
@@ -19458,7 +19870,7 @@
         <w:ind w:left="4320" w:hanging="360"/>
       </w:pPr>
       <w:rPr>
-        <w:rFonts w:ascii="Courier New" w:hAnsi="Courier New" w:cs="Courier New" w:hint="default"/>
+        <w:rFonts w:hint="default" w:ascii="Courier New" w:hAnsi="Courier New" w:cs="Courier New"/>
       </w:rPr>
     </w:lvl>
     <w:lvl w:ilvl="5" w:tplc="04150005" w:tentative="1">
@@ -19470,7 +19882,7 @@
         <w:ind w:left="5040" w:hanging="360"/>
       </w:pPr>
       <w:rPr>
-        <w:rFonts w:ascii="Wingdings" w:hAnsi="Wingdings" w:hint="default"/>
+        <w:rFonts w:hint="default" w:ascii="Wingdings" w:hAnsi="Wingdings"/>
       </w:rPr>
     </w:lvl>
     <w:lvl w:ilvl="6" w:tplc="04150001" w:tentative="1">
@@ -19482,7 +19894,7 @@
         <w:ind w:left="5760" w:hanging="360"/>
       </w:pPr>
       <w:rPr>
-        <w:rFonts w:ascii="Symbol" w:hAnsi="Symbol" w:hint="default"/>
+        <w:rFonts w:hint="default" w:ascii="Symbol" w:hAnsi="Symbol"/>
       </w:rPr>
     </w:lvl>
     <w:lvl w:ilvl="7" w:tplc="04150003" w:tentative="1">
@@ -19494,7 +19906,7 @@
         <w:ind w:left="6480" w:hanging="360"/>
       </w:pPr>
       <w:rPr>
-        <w:rFonts w:ascii="Courier New" w:hAnsi="Courier New" w:cs="Courier New" w:hint="default"/>
+        <w:rFonts w:hint="default" w:ascii="Courier New" w:hAnsi="Courier New" w:cs="Courier New"/>
       </w:rPr>
     </w:lvl>
     <w:lvl w:ilvl="8" w:tplc="04150005" w:tentative="1">
@@ -19506,7 +19918,7 @@
         <w:ind w:left="7200" w:hanging="360"/>
       </w:pPr>
       <w:rPr>
-        <w:rFonts w:ascii="Wingdings" w:hAnsi="Wingdings" w:hint="default"/>
+        <w:rFonts w:hint="default" w:ascii="Wingdings" w:hAnsi="Wingdings"/>
       </w:rPr>
     </w:lvl>
   </w:abstractNum>
@@ -19523,7 +19935,7 @@
         <w:ind w:left="1440" w:hanging="360"/>
       </w:pPr>
       <w:rPr>
-        <w:rFonts w:ascii="Symbol" w:hAnsi="Symbol" w:hint="default"/>
+        <w:rFonts w:hint="default" w:ascii="Symbol" w:hAnsi="Symbol"/>
       </w:rPr>
     </w:lvl>
     <w:lvl w:ilvl="1" w:tplc="04150003">
@@ -19535,7 +19947,7 @@
         <w:ind w:left="2160" w:hanging="360"/>
       </w:pPr>
       <w:rPr>
-        <w:rFonts w:ascii="Courier New" w:hAnsi="Courier New" w:cs="Courier New" w:hint="default"/>
+        <w:rFonts w:hint="default" w:ascii="Courier New" w:hAnsi="Courier New" w:cs="Courier New"/>
       </w:rPr>
     </w:lvl>
     <w:lvl w:ilvl="2" w:tplc="04150005" w:tentative="1">
@@ -19547,7 +19959,7 @@
         <w:ind w:left="2880" w:hanging="360"/>
       </w:pPr>
       <w:rPr>
-        <w:rFonts w:ascii="Wingdings" w:hAnsi="Wingdings" w:hint="default"/>
+        <w:rFonts w:hint="default" w:ascii="Wingdings" w:hAnsi="Wingdings"/>
       </w:rPr>
     </w:lvl>
     <w:lvl w:ilvl="3" w:tplc="04150001" w:tentative="1">
@@ -19559,7 +19971,7 @@
         <w:ind w:left="3600" w:hanging="360"/>
       </w:pPr>
       <w:rPr>
-        <w:rFonts w:ascii="Symbol" w:hAnsi="Symbol" w:hint="default"/>
+        <w:rFonts w:hint="default" w:ascii="Symbol" w:hAnsi="Symbol"/>
       </w:rPr>
     </w:lvl>
     <w:lvl w:ilvl="4" w:tplc="04150003" w:tentative="1">
@@ -19571,7 +19983,7 @@
         <w:ind w:left="4320" w:hanging="360"/>
       </w:pPr>
       <w:rPr>
-        <w:rFonts w:ascii="Courier New" w:hAnsi="Courier New" w:cs="Courier New" w:hint="default"/>
+        <w:rFonts w:hint="default" w:ascii="Courier New" w:hAnsi="Courier New" w:cs="Courier New"/>
       </w:rPr>
     </w:lvl>
     <w:lvl w:ilvl="5" w:tplc="04150005" w:tentative="1">
@@ -19583,7 +19995,7 @@
         <w:ind w:left="5040" w:hanging="360"/>
       </w:pPr>
       <w:rPr>
-        <w:rFonts w:ascii="Wingdings" w:hAnsi="Wingdings" w:hint="default"/>
+        <w:rFonts w:hint="default" w:ascii="Wingdings" w:hAnsi="Wingdings"/>
       </w:rPr>
     </w:lvl>
     <w:lvl w:ilvl="6" w:tplc="04150001" w:tentative="1">
@@ -19595,7 +20007,7 @@
         <w:ind w:left="5760" w:hanging="360"/>
       </w:pPr>
       <w:rPr>
-        <w:rFonts w:ascii="Symbol" w:hAnsi="Symbol" w:hint="default"/>
+        <w:rFonts w:hint="default" w:ascii="Symbol" w:hAnsi="Symbol"/>
       </w:rPr>
     </w:lvl>
     <w:lvl w:ilvl="7" w:tplc="04150003" w:tentative="1">
@@ -19607,7 +20019,7 @@
         <w:ind w:left="6480" w:hanging="360"/>
       </w:pPr>
       <w:rPr>
-        <w:rFonts w:ascii="Courier New" w:hAnsi="Courier New" w:cs="Courier New" w:hint="default"/>
+        <w:rFonts w:hint="default" w:ascii="Courier New" w:hAnsi="Courier New" w:cs="Courier New"/>
       </w:rPr>
     </w:lvl>
     <w:lvl w:ilvl="8" w:tplc="04150005" w:tentative="1">
@@ -19619,7 +20031,7 @@
         <w:ind w:left="7200" w:hanging="360"/>
       </w:pPr>
       <w:rPr>
-        <w:rFonts w:ascii="Wingdings" w:hAnsi="Wingdings" w:hint="default"/>
+        <w:rFonts w:hint="default" w:ascii="Wingdings" w:hAnsi="Wingdings"/>
       </w:rPr>
     </w:lvl>
   </w:abstractNum>
@@ -19636,7 +20048,7 @@
         <w:ind w:left="1428" w:hanging="360"/>
       </w:pPr>
       <w:rPr>
-        <w:rFonts w:ascii="Symbol" w:hAnsi="Symbol" w:hint="default"/>
+        <w:rFonts w:hint="default" w:ascii="Symbol" w:hAnsi="Symbol"/>
       </w:rPr>
     </w:lvl>
     <w:lvl w:ilvl="1" w:tplc="04150003" w:tentative="1">
@@ -19648,7 +20060,7 @@
         <w:ind w:left="2148" w:hanging="360"/>
       </w:pPr>
       <w:rPr>
-        <w:rFonts w:ascii="Courier New" w:hAnsi="Courier New" w:cs="Courier New" w:hint="default"/>
+        <w:rFonts w:hint="default" w:ascii="Courier New" w:hAnsi="Courier New" w:cs="Courier New"/>
       </w:rPr>
     </w:lvl>
     <w:lvl w:ilvl="2" w:tplc="04150005" w:tentative="1">
@@ -19660,7 +20072,7 @@
         <w:ind w:left="2868" w:hanging="360"/>
       </w:pPr>
       <w:rPr>
-        <w:rFonts w:ascii="Wingdings" w:hAnsi="Wingdings" w:hint="default"/>
+        <w:rFonts w:hint="default" w:ascii="Wingdings" w:hAnsi="Wingdings"/>
       </w:rPr>
     </w:lvl>
     <w:lvl w:ilvl="3" w:tplc="04150001" w:tentative="1">
@@ -19672,7 +20084,7 @@
         <w:ind w:left="3588" w:hanging="360"/>
       </w:pPr>
       <w:rPr>
-        <w:rFonts w:ascii="Symbol" w:hAnsi="Symbol" w:hint="default"/>
+        <w:rFonts w:hint="default" w:ascii="Symbol" w:hAnsi="Symbol"/>
       </w:rPr>
     </w:lvl>
     <w:lvl w:ilvl="4" w:tplc="04150003" w:tentative="1">
@@ -19684,7 +20096,7 @@
         <w:ind w:left="4308" w:hanging="360"/>
       </w:pPr>
       <w:rPr>
-        <w:rFonts w:ascii="Courier New" w:hAnsi="Courier New" w:cs="Courier New" w:hint="default"/>
+        <w:rFonts w:hint="default" w:ascii="Courier New" w:hAnsi="Courier New" w:cs="Courier New"/>
       </w:rPr>
     </w:lvl>
     <w:lvl w:ilvl="5" w:tplc="04150005" w:tentative="1">
@@ -19696,7 +20108,7 @@
         <w:ind w:left="5028" w:hanging="360"/>
       </w:pPr>
       <w:rPr>
-        <w:rFonts w:ascii="Wingdings" w:hAnsi="Wingdings" w:hint="default"/>
+        <w:rFonts w:hint="default" w:ascii="Wingdings" w:hAnsi="Wingdings"/>
       </w:rPr>
     </w:lvl>
     <w:lvl w:ilvl="6" w:tplc="04150001" w:tentative="1">
@@ -19708,7 +20120,7 @@
         <w:ind w:left="5748" w:hanging="360"/>
       </w:pPr>
       <w:rPr>
-        <w:rFonts w:ascii="Symbol" w:hAnsi="Symbol" w:hint="default"/>
+        <w:rFonts w:hint="default" w:ascii="Symbol" w:hAnsi="Symbol"/>
       </w:rPr>
     </w:lvl>
     <w:lvl w:ilvl="7" w:tplc="04150003" w:tentative="1">
@@ -19720,7 +20132,7 @@
         <w:ind w:left="6468" w:hanging="360"/>
       </w:pPr>
       <w:rPr>
-        <w:rFonts w:ascii="Courier New" w:hAnsi="Courier New" w:cs="Courier New" w:hint="default"/>
+        <w:rFonts w:hint="default" w:ascii="Courier New" w:hAnsi="Courier New" w:cs="Courier New"/>
       </w:rPr>
     </w:lvl>
     <w:lvl w:ilvl="8" w:tplc="04150005" w:tentative="1">
@@ -19732,7 +20144,7 @@
         <w:ind w:left="7188" w:hanging="360"/>
       </w:pPr>
       <w:rPr>
-        <w:rFonts w:ascii="Wingdings" w:hAnsi="Wingdings" w:hint="default"/>
+        <w:rFonts w:hint="default" w:ascii="Wingdings" w:hAnsi="Wingdings"/>
       </w:rPr>
     </w:lvl>
   </w:abstractNum>
@@ -19838,7 +20250,7 @@
         <w:ind w:left="2498" w:hanging="360"/>
       </w:pPr>
       <w:rPr>
-        <w:rFonts w:ascii="Symbol" w:hAnsi="Symbol" w:hint="default"/>
+        <w:rFonts w:hint="default" w:ascii="Symbol" w:hAnsi="Symbol"/>
       </w:rPr>
     </w:lvl>
     <w:lvl w:ilvl="1" w:tplc="04150003" w:tentative="1">
@@ -19850,7 +20262,7 @@
         <w:ind w:left="3218" w:hanging="360"/>
       </w:pPr>
       <w:rPr>
-        <w:rFonts w:ascii="Courier New" w:hAnsi="Courier New" w:cs="Courier New" w:hint="default"/>
+        <w:rFonts w:hint="default" w:ascii="Courier New" w:hAnsi="Courier New" w:cs="Courier New"/>
       </w:rPr>
     </w:lvl>
     <w:lvl w:ilvl="2" w:tplc="04150005" w:tentative="1">
@@ -19862,7 +20274,7 @@
         <w:ind w:left="3938" w:hanging="360"/>
       </w:pPr>
       <w:rPr>
-        <w:rFonts w:ascii="Wingdings" w:hAnsi="Wingdings" w:hint="default"/>
+        <w:rFonts w:hint="default" w:ascii="Wingdings" w:hAnsi="Wingdings"/>
       </w:rPr>
     </w:lvl>
     <w:lvl w:ilvl="3" w:tplc="04150001" w:tentative="1">
@@ -19874,7 +20286,7 @@
         <w:ind w:left="4658" w:hanging="360"/>
       </w:pPr>
       <w:rPr>
-        <w:rFonts w:ascii="Symbol" w:hAnsi="Symbol" w:hint="default"/>
+        <w:rFonts w:hint="default" w:ascii="Symbol" w:hAnsi="Symbol"/>
       </w:rPr>
     </w:lvl>
     <w:lvl w:ilvl="4" w:tplc="04150003" w:tentative="1">
@@ -19886,7 +20298,7 @@
         <w:ind w:left="5378" w:hanging="360"/>
       </w:pPr>
       <w:rPr>
-        <w:rFonts w:ascii="Courier New" w:hAnsi="Courier New" w:cs="Courier New" w:hint="default"/>
+        <w:rFonts w:hint="default" w:ascii="Courier New" w:hAnsi="Courier New" w:cs="Courier New"/>
       </w:rPr>
     </w:lvl>
     <w:lvl w:ilvl="5" w:tplc="04150005" w:tentative="1">
@@ -19898,7 +20310,7 @@
         <w:ind w:left="6098" w:hanging="360"/>
       </w:pPr>
       <w:rPr>
-        <w:rFonts w:ascii="Wingdings" w:hAnsi="Wingdings" w:hint="default"/>
+        <w:rFonts w:hint="default" w:ascii="Wingdings" w:hAnsi="Wingdings"/>
       </w:rPr>
     </w:lvl>
     <w:lvl w:ilvl="6" w:tplc="04150001" w:tentative="1">
@@ -19910,7 +20322,7 @@
         <w:ind w:left="6818" w:hanging="360"/>
       </w:pPr>
       <w:rPr>
-        <w:rFonts w:ascii="Symbol" w:hAnsi="Symbol" w:hint="default"/>
+        <w:rFonts w:hint="default" w:ascii="Symbol" w:hAnsi="Symbol"/>
       </w:rPr>
     </w:lvl>
     <w:lvl w:ilvl="7" w:tplc="04150003" w:tentative="1">
@@ -19922,7 +20334,7 @@
         <w:ind w:left="7538" w:hanging="360"/>
       </w:pPr>
       <w:rPr>
-        <w:rFonts w:ascii="Courier New" w:hAnsi="Courier New" w:cs="Courier New" w:hint="default"/>
+        <w:rFonts w:hint="default" w:ascii="Courier New" w:hAnsi="Courier New" w:cs="Courier New"/>
       </w:rPr>
     </w:lvl>
     <w:lvl w:ilvl="8" w:tplc="04150005" w:tentative="1">
@@ -19934,7 +20346,7 @@
         <w:ind w:left="8258" w:hanging="360"/>
       </w:pPr>
       <w:rPr>
-        <w:rFonts w:ascii="Wingdings" w:hAnsi="Wingdings" w:hint="default"/>
+        <w:rFonts w:hint="default" w:ascii="Wingdings" w:hAnsi="Wingdings"/>
       </w:rPr>
     </w:lvl>
   </w:abstractNum>
@@ -19963,7 +20375,7 @@
         <w:ind w:left="1440" w:hanging="360"/>
       </w:pPr>
       <w:rPr>
-        <w:rFonts w:ascii="Symbol" w:hAnsi="Symbol" w:hint="default"/>
+        <w:rFonts w:hint="default" w:ascii="Symbol" w:hAnsi="Symbol"/>
       </w:rPr>
     </w:lvl>
     <w:lvl w:ilvl="2" w:tplc="04150003">
@@ -19975,7 +20387,7 @@
         <w:ind w:left="2160" w:hanging="360"/>
       </w:pPr>
       <w:rPr>
-        <w:rFonts w:ascii="Courier New" w:hAnsi="Courier New" w:cs="Courier New" w:hint="default"/>
+        <w:rFonts w:hint="default" w:ascii="Courier New" w:hAnsi="Courier New" w:cs="Courier New"/>
       </w:rPr>
     </w:lvl>
     <w:lvl w:ilvl="3" w:tplc="FFFFFFFF">
@@ -20046,7 +20458,7 @@
         <w:ind w:left="1440" w:hanging="360"/>
       </w:pPr>
       <w:rPr>
-        <w:rFonts w:ascii="Aptos" w:hAnsi="Aptos" w:hint="default"/>
+        <w:rFonts w:hint="default" w:ascii="Aptos" w:hAnsi="Aptos"/>
       </w:rPr>
     </w:lvl>
     <w:lvl w:ilvl="1" w:tplc="E29C2F04">
@@ -20058,7 +20470,7 @@
         <w:ind w:left="2160" w:hanging="360"/>
       </w:pPr>
       <w:rPr>
-        <w:rFonts w:ascii="Courier New" w:hAnsi="Courier New" w:hint="default"/>
+        <w:rFonts w:hint="default" w:ascii="Courier New" w:hAnsi="Courier New"/>
       </w:rPr>
     </w:lvl>
     <w:lvl w:ilvl="2" w:tplc="224C2912">
@@ -20070,7 +20482,7 @@
         <w:ind w:left="2880" w:hanging="360"/>
       </w:pPr>
       <w:rPr>
-        <w:rFonts w:ascii="Wingdings" w:hAnsi="Wingdings" w:hint="default"/>
+        <w:rFonts w:hint="default" w:ascii="Wingdings" w:hAnsi="Wingdings"/>
       </w:rPr>
     </w:lvl>
     <w:lvl w:ilvl="3" w:tplc="1BA293B4">
@@ -20082,7 +20494,7 @@
         <w:ind w:left="3600" w:hanging="360"/>
       </w:pPr>
       <w:rPr>
-        <w:rFonts w:ascii="Symbol" w:hAnsi="Symbol" w:hint="default"/>
+        <w:rFonts w:hint="default" w:ascii="Symbol" w:hAnsi="Symbol"/>
       </w:rPr>
     </w:lvl>
     <w:lvl w:ilvl="4" w:tplc="EDC086B0">
@@ -20094,7 +20506,7 @@
         <w:ind w:left="4320" w:hanging="360"/>
       </w:pPr>
       <w:rPr>
-        <w:rFonts w:ascii="Courier New" w:hAnsi="Courier New" w:hint="default"/>
+        <w:rFonts w:hint="default" w:ascii="Courier New" w:hAnsi="Courier New"/>
       </w:rPr>
     </w:lvl>
     <w:lvl w:ilvl="5" w:tplc="89E0C160">
@@ -20106,7 +20518,7 @@
         <w:ind w:left="5040" w:hanging="360"/>
       </w:pPr>
       <w:rPr>
-        <w:rFonts w:ascii="Wingdings" w:hAnsi="Wingdings" w:hint="default"/>
+        <w:rFonts w:hint="default" w:ascii="Wingdings" w:hAnsi="Wingdings"/>
       </w:rPr>
     </w:lvl>
     <w:lvl w:ilvl="6" w:tplc="3C48F2C8">
@@ -20118,7 +20530,7 @@
         <w:ind w:left="5760" w:hanging="360"/>
       </w:pPr>
       <w:rPr>
-        <w:rFonts w:ascii="Symbol" w:hAnsi="Symbol" w:hint="default"/>
+        <w:rFonts w:hint="default" w:ascii="Symbol" w:hAnsi="Symbol"/>
       </w:rPr>
     </w:lvl>
     <w:lvl w:ilvl="7" w:tplc="AB56764C">
@@ -20130,7 +20542,7 @@
         <w:ind w:left="6480" w:hanging="360"/>
       </w:pPr>
       <w:rPr>
-        <w:rFonts w:ascii="Courier New" w:hAnsi="Courier New" w:hint="default"/>
+        <w:rFonts w:hint="default" w:ascii="Courier New" w:hAnsi="Courier New"/>
       </w:rPr>
     </w:lvl>
     <w:lvl w:ilvl="8" w:tplc="A560F8A6">
@@ -20142,7 +20554,7 @@
         <w:ind w:left="7200" w:hanging="360"/>
       </w:pPr>
       <w:rPr>
-        <w:rFonts w:ascii="Wingdings" w:hAnsi="Wingdings" w:hint="default"/>
+        <w:rFonts w:hint="default" w:ascii="Wingdings" w:hAnsi="Wingdings"/>
       </w:rPr>
     </w:lvl>
   </w:abstractNum>
@@ -20159,7 +20571,7 @@
         <w:ind w:left="2498" w:hanging="360"/>
       </w:pPr>
       <w:rPr>
-        <w:rFonts w:ascii="Symbol" w:hAnsi="Symbol" w:hint="default"/>
+        <w:rFonts w:hint="default" w:ascii="Symbol" w:hAnsi="Symbol"/>
       </w:rPr>
     </w:lvl>
     <w:lvl w:ilvl="1" w:tplc="04150003" w:tentative="1">
@@ -20171,7 +20583,7 @@
         <w:ind w:left="3218" w:hanging="360"/>
       </w:pPr>
       <w:rPr>
-        <w:rFonts w:ascii="Courier New" w:hAnsi="Courier New" w:cs="Courier New" w:hint="default"/>
+        <w:rFonts w:hint="default" w:ascii="Courier New" w:hAnsi="Courier New" w:cs="Courier New"/>
       </w:rPr>
     </w:lvl>
     <w:lvl w:ilvl="2" w:tplc="04150005" w:tentative="1">
@@ -20183,7 +20595,7 @@
         <w:ind w:left="3938" w:hanging="360"/>
       </w:pPr>
       <w:rPr>
-        <w:rFonts w:ascii="Wingdings" w:hAnsi="Wingdings" w:hint="default"/>
+        <w:rFonts w:hint="default" w:ascii="Wingdings" w:hAnsi="Wingdings"/>
       </w:rPr>
     </w:lvl>
     <w:lvl w:ilvl="3" w:tplc="04150001" w:tentative="1">
@@ -20195,7 +20607,7 @@
         <w:ind w:left="4658" w:hanging="360"/>
       </w:pPr>
       <w:rPr>
-        <w:rFonts w:ascii="Symbol" w:hAnsi="Symbol" w:hint="default"/>
+        <w:rFonts w:hint="default" w:ascii="Symbol" w:hAnsi="Symbol"/>
       </w:rPr>
     </w:lvl>
     <w:lvl w:ilvl="4" w:tplc="04150003" w:tentative="1">
@@ -20207,7 +20619,7 @@
         <w:ind w:left="5378" w:hanging="360"/>
       </w:pPr>
       <w:rPr>
-        <w:rFonts w:ascii="Courier New" w:hAnsi="Courier New" w:cs="Courier New" w:hint="default"/>
+        <w:rFonts w:hint="default" w:ascii="Courier New" w:hAnsi="Courier New" w:cs="Courier New"/>
       </w:rPr>
     </w:lvl>
     <w:lvl w:ilvl="5" w:tplc="04150005" w:tentative="1">
@@ -20219,7 +20631,7 @@
         <w:ind w:left="6098" w:hanging="360"/>
       </w:pPr>
       <w:rPr>
-        <w:rFonts w:ascii="Wingdings" w:hAnsi="Wingdings" w:hint="default"/>
+        <w:rFonts w:hint="default" w:ascii="Wingdings" w:hAnsi="Wingdings"/>
       </w:rPr>
     </w:lvl>
     <w:lvl w:ilvl="6" w:tplc="04150001" w:tentative="1">
@@ -20231,7 +20643,7 @@
         <w:ind w:left="6818" w:hanging="360"/>
       </w:pPr>
       <w:rPr>
-        <w:rFonts w:ascii="Symbol" w:hAnsi="Symbol" w:hint="default"/>
+        <w:rFonts w:hint="default" w:ascii="Symbol" w:hAnsi="Symbol"/>
       </w:rPr>
     </w:lvl>
     <w:lvl w:ilvl="7" w:tplc="04150003" w:tentative="1">
@@ -20243,7 +20655,7 @@
         <w:ind w:left="7538" w:hanging="360"/>
       </w:pPr>
       <w:rPr>
-        <w:rFonts w:ascii="Courier New" w:hAnsi="Courier New" w:cs="Courier New" w:hint="default"/>
+        <w:rFonts w:hint="default" w:ascii="Courier New" w:hAnsi="Courier New" w:cs="Courier New"/>
       </w:rPr>
     </w:lvl>
     <w:lvl w:ilvl="8" w:tplc="04150005" w:tentative="1">
@@ -20255,7 +20667,7 @@
         <w:ind w:left="8258" w:hanging="360"/>
       </w:pPr>
       <w:rPr>
-        <w:rFonts w:ascii="Wingdings" w:hAnsi="Wingdings" w:hint="default"/>
+        <w:rFonts w:hint="default" w:ascii="Wingdings" w:hAnsi="Wingdings"/>
       </w:rPr>
     </w:lvl>
   </w:abstractNum>
@@ -20361,7 +20773,7 @@
         <w:ind w:left="1788" w:hanging="360"/>
       </w:pPr>
       <w:rPr>
-        <w:rFonts w:ascii="Symbol" w:hAnsi="Symbol" w:hint="default"/>
+        <w:rFonts w:hint="default" w:ascii="Symbol" w:hAnsi="Symbol"/>
       </w:rPr>
     </w:lvl>
     <w:lvl w:ilvl="1" w:tplc="FFFFFFFF" w:tentative="1">
@@ -20450,7 +20862,7 @@
         <w:ind w:left="1440" w:hanging="360"/>
       </w:pPr>
       <w:rPr>
-        <w:rFonts w:ascii="Symbol" w:hAnsi="Symbol" w:hint="default"/>
+        <w:rFonts w:hint="default" w:ascii="Symbol" w:hAnsi="Symbol"/>
       </w:rPr>
     </w:lvl>
     <w:lvl w:ilvl="1" w:tplc="04150003">
@@ -20462,7 +20874,7 @@
         <w:ind w:left="2160" w:hanging="360"/>
       </w:pPr>
       <w:rPr>
-        <w:rFonts w:ascii="Courier New" w:hAnsi="Courier New" w:cs="Courier New" w:hint="default"/>
+        <w:rFonts w:hint="default" w:ascii="Courier New" w:hAnsi="Courier New" w:cs="Courier New"/>
       </w:rPr>
     </w:lvl>
     <w:lvl w:ilvl="2" w:tplc="04150005" w:tentative="1">
@@ -20474,7 +20886,7 @@
         <w:ind w:left="2880" w:hanging="360"/>
       </w:pPr>
       <w:rPr>
-        <w:rFonts w:ascii="Wingdings" w:hAnsi="Wingdings" w:hint="default"/>
+        <w:rFonts w:hint="default" w:ascii="Wingdings" w:hAnsi="Wingdings"/>
       </w:rPr>
     </w:lvl>
     <w:lvl w:ilvl="3" w:tplc="04150001" w:tentative="1">
@@ -20486,7 +20898,7 @@
         <w:ind w:left="3600" w:hanging="360"/>
       </w:pPr>
       <w:rPr>
-        <w:rFonts w:ascii="Symbol" w:hAnsi="Symbol" w:hint="default"/>
+        <w:rFonts w:hint="default" w:ascii="Symbol" w:hAnsi="Symbol"/>
       </w:rPr>
     </w:lvl>
     <w:lvl w:ilvl="4" w:tplc="04150003" w:tentative="1">
@@ -20498,7 +20910,7 @@
         <w:ind w:left="4320" w:hanging="360"/>
       </w:pPr>
       <w:rPr>
-        <w:rFonts w:ascii="Courier New" w:hAnsi="Courier New" w:cs="Courier New" w:hint="default"/>
+        <w:rFonts w:hint="default" w:ascii="Courier New" w:hAnsi="Courier New" w:cs="Courier New"/>
       </w:rPr>
     </w:lvl>
     <w:lvl w:ilvl="5" w:tplc="04150005" w:tentative="1">
@@ -20510,7 +20922,7 @@
         <w:ind w:left="5040" w:hanging="360"/>
       </w:pPr>
       <w:rPr>
-        <w:rFonts w:ascii="Wingdings" w:hAnsi="Wingdings" w:hint="default"/>
+        <w:rFonts w:hint="default" w:ascii="Wingdings" w:hAnsi="Wingdings"/>
       </w:rPr>
     </w:lvl>
     <w:lvl w:ilvl="6" w:tplc="04150001" w:tentative="1">
@@ -20522,7 +20934,7 @@
         <w:ind w:left="5760" w:hanging="360"/>
       </w:pPr>
       <w:rPr>
-        <w:rFonts w:ascii="Symbol" w:hAnsi="Symbol" w:hint="default"/>
+        <w:rFonts w:hint="default" w:ascii="Symbol" w:hAnsi="Symbol"/>
       </w:rPr>
     </w:lvl>
     <w:lvl w:ilvl="7" w:tplc="04150003" w:tentative="1">
@@ -20534,7 +20946,7 @@
         <w:ind w:left="6480" w:hanging="360"/>
       </w:pPr>
       <w:rPr>
-        <w:rFonts w:ascii="Courier New" w:hAnsi="Courier New" w:cs="Courier New" w:hint="default"/>
+        <w:rFonts w:hint="default" w:ascii="Courier New" w:hAnsi="Courier New" w:cs="Courier New"/>
       </w:rPr>
     </w:lvl>
     <w:lvl w:ilvl="8" w:tplc="04150005" w:tentative="1">
@@ -20546,7 +20958,7 @@
         <w:ind w:left="7200" w:hanging="360"/>
       </w:pPr>
       <w:rPr>
-        <w:rFonts w:ascii="Wingdings" w:hAnsi="Wingdings" w:hint="default"/>
+        <w:rFonts w:hint="default" w:ascii="Wingdings" w:hAnsi="Wingdings"/>
       </w:rPr>
     </w:lvl>
   </w:abstractNum>
@@ -20563,7 +20975,7 @@
         <w:ind w:left="1776" w:hanging="360"/>
       </w:pPr>
       <w:rPr>
-        <w:rFonts w:ascii="Symbol" w:hAnsi="Symbol" w:hint="default"/>
+        <w:rFonts w:hint="default" w:ascii="Symbol" w:hAnsi="Symbol"/>
       </w:rPr>
     </w:lvl>
     <w:lvl w:ilvl="1" w:tplc="FFFFFFFF" w:tentative="1">
@@ -20652,7 +21064,7 @@
         <w:ind w:left="1776" w:hanging="360"/>
       </w:pPr>
       <w:rPr>
-        <w:rFonts w:ascii="Symbol" w:hAnsi="Symbol" w:hint="default"/>
+        <w:rFonts w:hint="default" w:ascii="Symbol" w:hAnsi="Symbol"/>
       </w:rPr>
     </w:lvl>
     <w:lvl w:ilvl="1" w:tplc="FFFFFFFF" w:tentative="1">
@@ -20741,7 +21153,7 @@
         <w:ind w:left="1428" w:hanging="360"/>
       </w:pPr>
       <w:rPr>
-        <w:rFonts w:ascii="Aptos" w:hAnsi="Aptos" w:hint="default"/>
+        <w:rFonts w:hint="default" w:ascii="Aptos" w:hAnsi="Aptos"/>
       </w:rPr>
     </w:lvl>
     <w:lvl w:ilvl="1" w:tplc="FFFFFFFF">
@@ -20753,7 +21165,7 @@
         <w:ind w:left="2148" w:hanging="360"/>
       </w:pPr>
       <w:rPr>
-        <w:rFonts w:ascii="Courier New" w:hAnsi="Courier New" w:hint="default"/>
+        <w:rFonts w:hint="default" w:ascii="Courier New" w:hAnsi="Courier New"/>
       </w:rPr>
     </w:lvl>
     <w:lvl w:ilvl="2" w:tplc="FFFFFFFF">
@@ -20765,7 +21177,7 @@
         <w:ind w:left="2868" w:hanging="360"/>
       </w:pPr>
       <w:rPr>
-        <w:rFonts w:ascii="Wingdings" w:hAnsi="Wingdings" w:hint="default"/>
+        <w:rFonts w:hint="default" w:ascii="Wingdings" w:hAnsi="Wingdings"/>
       </w:rPr>
     </w:lvl>
     <w:lvl w:ilvl="3" w:tplc="FFFFFFFF">
@@ -20777,7 +21189,7 @@
         <w:ind w:left="3588" w:hanging="360"/>
       </w:pPr>
       <w:rPr>
-        <w:rFonts w:ascii="Symbol" w:hAnsi="Symbol" w:hint="default"/>
+        <w:rFonts w:hint="default" w:ascii="Symbol" w:hAnsi="Symbol"/>
       </w:rPr>
     </w:lvl>
     <w:lvl w:ilvl="4" w:tplc="FFFFFFFF">
@@ -20789,7 +21201,7 @@
         <w:ind w:left="4308" w:hanging="360"/>
       </w:pPr>
       <w:rPr>
-        <w:rFonts w:ascii="Courier New" w:hAnsi="Courier New" w:hint="default"/>
+        <w:rFonts w:hint="default" w:ascii="Courier New" w:hAnsi="Courier New"/>
       </w:rPr>
     </w:lvl>
     <w:lvl w:ilvl="5" w:tplc="FFFFFFFF">
@@ -20801,7 +21213,7 @@
         <w:ind w:left="5028" w:hanging="360"/>
       </w:pPr>
       <w:rPr>
-        <w:rFonts w:ascii="Wingdings" w:hAnsi="Wingdings" w:hint="default"/>
+        <w:rFonts w:hint="default" w:ascii="Wingdings" w:hAnsi="Wingdings"/>
       </w:rPr>
     </w:lvl>
     <w:lvl w:ilvl="6" w:tplc="FFFFFFFF">
@@ -20813,7 +21225,7 @@
         <w:ind w:left="5748" w:hanging="360"/>
       </w:pPr>
       <w:rPr>
-        <w:rFonts w:ascii="Symbol" w:hAnsi="Symbol" w:hint="default"/>
+        <w:rFonts w:hint="default" w:ascii="Symbol" w:hAnsi="Symbol"/>
       </w:rPr>
     </w:lvl>
     <w:lvl w:ilvl="7" w:tplc="FFFFFFFF">
@@ -20825,7 +21237,7 @@
         <w:ind w:left="6468" w:hanging="360"/>
       </w:pPr>
       <w:rPr>
-        <w:rFonts w:ascii="Courier New" w:hAnsi="Courier New" w:hint="default"/>
+        <w:rFonts w:hint="default" w:ascii="Courier New" w:hAnsi="Courier New"/>
       </w:rPr>
     </w:lvl>
     <w:lvl w:ilvl="8" w:tplc="FFFFFFFF">
@@ -20837,7 +21249,7 @@
         <w:ind w:left="7188" w:hanging="360"/>
       </w:pPr>
       <w:rPr>
-        <w:rFonts w:ascii="Wingdings" w:hAnsi="Wingdings" w:hint="default"/>
+        <w:rFonts w:hint="default" w:ascii="Wingdings" w:hAnsi="Wingdings"/>
       </w:rPr>
     </w:lvl>
   </w:abstractNum>
@@ -20854,7 +21266,7 @@
         <w:ind w:left="720" w:hanging="360"/>
       </w:pPr>
       <w:rPr>
-        <w:rFonts w:ascii="Symbol" w:hAnsi="Symbol" w:hint="default"/>
+        <w:rFonts w:hint="default" w:ascii="Symbol" w:hAnsi="Symbol"/>
       </w:rPr>
     </w:lvl>
     <w:lvl w:ilvl="1" w:tplc="04150003" w:tentative="1">
@@ -20866,7 +21278,7 @@
         <w:ind w:left="1440" w:hanging="360"/>
       </w:pPr>
       <w:rPr>
-        <w:rFonts w:ascii="Courier New" w:hAnsi="Courier New" w:cs="Courier New" w:hint="default"/>
+        <w:rFonts w:hint="default" w:ascii="Courier New" w:hAnsi="Courier New" w:cs="Courier New"/>
       </w:rPr>
     </w:lvl>
     <w:lvl w:ilvl="2" w:tplc="04150005" w:tentative="1">
@@ -20878,7 +21290,7 @@
         <w:ind w:left="2160" w:hanging="360"/>
       </w:pPr>
       <w:rPr>
-        <w:rFonts w:ascii="Wingdings" w:hAnsi="Wingdings" w:hint="default"/>
+        <w:rFonts w:hint="default" w:ascii="Wingdings" w:hAnsi="Wingdings"/>
       </w:rPr>
     </w:lvl>
     <w:lvl w:ilvl="3" w:tplc="04150001" w:tentative="1">
@@ -20890,7 +21302,7 @@
         <w:ind w:left="2880" w:hanging="360"/>
       </w:pPr>
       <w:rPr>
-        <w:rFonts w:ascii="Symbol" w:hAnsi="Symbol" w:hint="default"/>
+        <w:rFonts w:hint="default" w:ascii="Symbol" w:hAnsi="Symbol"/>
       </w:rPr>
     </w:lvl>
     <w:lvl w:ilvl="4" w:tplc="04150003" w:tentative="1">
@@ -20902,7 +21314,7 @@
         <w:ind w:left="3600" w:hanging="360"/>
       </w:pPr>
       <w:rPr>
-        <w:rFonts w:ascii="Courier New" w:hAnsi="Courier New" w:cs="Courier New" w:hint="default"/>
+        <w:rFonts w:hint="default" w:ascii="Courier New" w:hAnsi="Courier New" w:cs="Courier New"/>
       </w:rPr>
     </w:lvl>
     <w:lvl w:ilvl="5" w:tplc="04150005" w:tentative="1">
@@ -20914,7 +21326,7 @@
         <w:ind w:left="4320" w:hanging="360"/>
       </w:pPr>
       <w:rPr>
-        <w:rFonts w:ascii="Wingdings" w:hAnsi="Wingdings" w:hint="default"/>
+        <w:rFonts w:hint="default" w:ascii="Wingdings" w:hAnsi="Wingdings"/>
       </w:rPr>
     </w:lvl>
     <w:lvl w:ilvl="6" w:tplc="04150001" w:tentative="1">
@@ -20926,7 +21338,7 @@
         <w:ind w:left="5040" w:hanging="360"/>
       </w:pPr>
       <w:rPr>
-        <w:rFonts w:ascii="Symbol" w:hAnsi="Symbol" w:hint="default"/>
+        <w:rFonts w:hint="default" w:ascii="Symbol" w:hAnsi="Symbol"/>
       </w:rPr>
     </w:lvl>
     <w:lvl w:ilvl="7" w:tplc="04150003" w:tentative="1">
@@ -20938,7 +21350,7 @@
         <w:ind w:left="5760" w:hanging="360"/>
       </w:pPr>
       <w:rPr>
-        <w:rFonts w:ascii="Courier New" w:hAnsi="Courier New" w:cs="Courier New" w:hint="default"/>
+        <w:rFonts w:hint="default" w:ascii="Courier New" w:hAnsi="Courier New" w:cs="Courier New"/>
       </w:rPr>
     </w:lvl>
     <w:lvl w:ilvl="8" w:tplc="04150005" w:tentative="1">
@@ -20950,7 +21362,7 @@
         <w:ind w:left="6480" w:hanging="360"/>
       </w:pPr>
       <w:rPr>
-        <w:rFonts w:ascii="Wingdings" w:hAnsi="Wingdings" w:hint="default"/>
+        <w:rFonts w:hint="default" w:ascii="Wingdings" w:hAnsi="Wingdings"/>
       </w:rPr>
     </w:lvl>
   </w:abstractNum>
@@ -20967,7 +21379,7 @@
         <w:ind w:left="1440" w:hanging="360"/>
       </w:pPr>
       <w:rPr>
-        <w:rFonts w:ascii="Symbol" w:hAnsi="Symbol" w:hint="default"/>
+        <w:rFonts w:hint="default" w:ascii="Symbol" w:hAnsi="Symbol"/>
       </w:rPr>
     </w:lvl>
     <w:lvl w:ilvl="1" w:tplc="04150003" w:tentative="1">
@@ -20979,7 +21391,7 @@
         <w:ind w:left="2160" w:hanging="360"/>
       </w:pPr>
       <w:rPr>
-        <w:rFonts w:ascii="Courier New" w:hAnsi="Courier New" w:cs="Courier New" w:hint="default"/>
+        <w:rFonts w:hint="default" w:ascii="Courier New" w:hAnsi="Courier New" w:cs="Courier New"/>
       </w:rPr>
     </w:lvl>
     <w:lvl w:ilvl="2" w:tplc="04150005" w:tentative="1">
@@ -20991,7 +21403,7 @@
         <w:ind w:left="2880" w:hanging="360"/>
       </w:pPr>
       <w:rPr>
-        <w:rFonts w:ascii="Wingdings" w:hAnsi="Wingdings" w:hint="default"/>
+        <w:rFonts w:hint="default" w:ascii="Wingdings" w:hAnsi="Wingdings"/>
       </w:rPr>
     </w:lvl>
     <w:lvl w:ilvl="3" w:tplc="04150001" w:tentative="1">
@@ -21003,7 +21415,7 @@
         <w:ind w:left="3600" w:hanging="360"/>
       </w:pPr>
       <w:rPr>
-        <w:rFonts w:ascii="Symbol" w:hAnsi="Symbol" w:hint="default"/>
+        <w:rFonts w:hint="default" w:ascii="Symbol" w:hAnsi="Symbol"/>
       </w:rPr>
     </w:lvl>
     <w:lvl w:ilvl="4" w:tplc="04150003" w:tentative="1">
@@ -21015,7 +21427,7 @@
         <w:ind w:left="4320" w:hanging="360"/>
       </w:pPr>
       <w:rPr>
-        <w:rFonts w:ascii="Courier New" w:hAnsi="Courier New" w:cs="Courier New" w:hint="default"/>
+        <w:rFonts w:hint="default" w:ascii="Courier New" w:hAnsi="Courier New" w:cs="Courier New"/>
       </w:rPr>
     </w:lvl>
     <w:lvl w:ilvl="5" w:tplc="04150005" w:tentative="1">
@@ -21027,7 +21439,7 @@
         <w:ind w:left="5040" w:hanging="360"/>
       </w:pPr>
       <w:rPr>
-        <w:rFonts w:ascii="Wingdings" w:hAnsi="Wingdings" w:hint="default"/>
+        <w:rFonts w:hint="default" w:ascii="Wingdings" w:hAnsi="Wingdings"/>
       </w:rPr>
     </w:lvl>
     <w:lvl w:ilvl="6" w:tplc="04150001" w:tentative="1">
@@ -21039,7 +21451,7 @@
         <w:ind w:left="5760" w:hanging="360"/>
       </w:pPr>
       <w:rPr>
-        <w:rFonts w:ascii="Symbol" w:hAnsi="Symbol" w:hint="default"/>
+        <w:rFonts w:hint="default" w:ascii="Symbol" w:hAnsi="Symbol"/>
       </w:rPr>
     </w:lvl>
     <w:lvl w:ilvl="7" w:tplc="04150003" w:tentative="1">
@@ -21051,7 +21463,7 @@
         <w:ind w:left="6480" w:hanging="360"/>
       </w:pPr>
       <w:rPr>
-        <w:rFonts w:ascii="Courier New" w:hAnsi="Courier New" w:cs="Courier New" w:hint="default"/>
+        <w:rFonts w:hint="default" w:ascii="Courier New" w:hAnsi="Courier New" w:cs="Courier New"/>
       </w:rPr>
     </w:lvl>
     <w:lvl w:ilvl="8" w:tplc="04150005" w:tentative="1">
@@ -21063,7 +21475,7 @@
         <w:ind w:left="7200" w:hanging="360"/>
       </w:pPr>
       <w:rPr>
-        <w:rFonts w:ascii="Wingdings" w:hAnsi="Wingdings" w:hint="default"/>
+        <w:rFonts w:hint="default" w:ascii="Wingdings" w:hAnsi="Wingdings"/>
       </w:rPr>
     </w:lvl>
   </w:abstractNum>
@@ -21080,7 +21492,7 @@
         <w:ind w:left="1440" w:hanging="360"/>
       </w:pPr>
       <w:rPr>
-        <w:rFonts w:ascii="Symbol" w:hAnsi="Symbol" w:hint="default"/>
+        <w:rFonts w:hint="default" w:ascii="Symbol" w:hAnsi="Symbol"/>
       </w:rPr>
     </w:lvl>
     <w:lvl w:ilvl="1" w:tplc="04150003">
@@ -21092,7 +21504,7 @@
         <w:ind w:left="2160" w:hanging="360"/>
       </w:pPr>
       <w:rPr>
-        <w:rFonts w:ascii="Courier New" w:hAnsi="Courier New" w:cs="Courier New" w:hint="default"/>
+        <w:rFonts w:hint="default" w:ascii="Courier New" w:hAnsi="Courier New" w:cs="Courier New"/>
       </w:rPr>
     </w:lvl>
     <w:lvl w:ilvl="2" w:tplc="04150005" w:tentative="1">
@@ -21104,7 +21516,7 @@
         <w:ind w:left="2880" w:hanging="360"/>
       </w:pPr>
       <w:rPr>
-        <w:rFonts w:ascii="Wingdings" w:hAnsi="Wingdings" w:hint="default"/>
+        <w:rFonts w:hint="default" w:ascii="Wingdings" w:hAnsi="Wingdings"/>
       </w:rPr>
     </w:lvl>
     <w:lvl w:ilvl="3" w:tplc="04150001" w:tentative="1">
@@ -21116,7 +21528,7 @@
         <w:ind w:left="3600" w:hanging="360"/>
       </w:pPr>
       <w:rPr>
-        <w:rFonts w:ascii="Symbol" w:hAnsi="Symbol" w:hint="default"/>
+        <w:rFonts w:hint="default" w:ascii="Symbol" w:hAnsi="Symbol"/>
       </w:rPr>
     </w:lvl>
     <w:lvl w:ilvl="4" w:tplc="04150003" w:tentative="1">
@@ -21128,7 +21540,7 @@
         <w:ind w:left="4320" w:hanging="360"/>
       </w:pPr>
       <w:rPr>
-        <w:rFonts w:ascii="Courier New" w:hAnsi="Courier New" w:cs="Courier New" w:hint="default"/>
+        <w:rFonts w:hint="default" w:ascii="Courier New" w:hAnsi="Courier New" w:cs="Courier New"/>
       </w:rPr>
     </w:lvl>
     <w:lvl w:ilvl="5" w:tplc="04150005" w:tentative="1">
@@ -21140,7 +21552,7 @@
         <w:ind w:left="5040" w:hanging="360"/>
       </w:pPr>
       <w:rPr>
-        <w:rFonts w:ascii="Wingdings" w:hAnsi="Wingdings" w:hint="default"/>
+        <w:rFonts w:hint="default" w:ascii="Wingdings" w:hAnsi="Wingdings"/>
       </w:rPr>
     </w:lvl>
     <w:lvl w:ilvl="6" w:tplc="04150001" w:tentative="1">
@@ -21152,7 +21564,7 @@
         <w:ind w:left="5760" w:hanging="360"/>
       </w:pPr>
       <w:rPr>
-        <w:rFonts w:ascii="Symbol" w:hAnsi="Symbol" w:hint="default"/>
+        <w:rFonts w:hint="default" w:ascii="Symbol" w:hAnsi="Symbol"/>
       </w:rPr>
     </w:lvl>
     <w:lvl w:ilvl="7" w:tplc="04150003" w:tentative="1">
@@ -21164,7 +21576,7 @@
         <w:ind w:left="6480" w:hanging="360"/>
       </w:pPr>
       <w:rPr>
-        <w:rFonts w:ascii="Courier New" w:hAnsi="Courier New" w:cs="Courier New" w:hint="default"/>
+        <w:rFonts w:hint="default" w:ascii="Courier New" w:hAnsi="Courier New" w:cs="Courier New"/>
       </w:rPr>
     </w:lvl>
     <w:lvl w:ilvl="8" w:tplc="04150005" w:tentative="1">
@@ -21176,7 +21588,7 @@
         <w:ind w:left="7200" w:hanging="360"/>
       </w:pPr>
       <w:rPr>
-        <w:rFonts w:ascii="Wingdings" w:hAnsi="Wingdings" w:hint="default"/>
+        <w:rFonts w:hint="default" w:ascii="Wingdings" w:hAnsi="Wingdings"/>
       </w:rPr>
     </w:lvl>
   </w:abstractNum>
@@ -21282,7 +21694,7 @@
         <w:ind w:left="720" w:hanging="360"/>
       </w:pPr>
       <w:rPr>
-        <w:rFonts w:ascii="Aptos" w:hAnsi="Aptos" w:hint="default"/>
+        <w:rFonts w:hint="default" w:ascii="Aptos" w:hAnsi="Aptos"/>
       </w:rPr>
     </w:lvl>
     <w:lvl w:ilvl="1" w:tplc="B3B6EBE4">
@@ -21294,7 +21706,7 @@
         <w:ind w:left="1440" w:hanging="360"/>
       </w:pPr>
       <w:rPr>
-        <w:rFonts w:ascii="Courier New" w:hAnsi="Courier New" w:hint="default"/>
+        <w:rFonts w:hint="default" w:ascii="Courier New" w:hAnsi="Courier New"/>
       </w:rPr>
     </w:lvl>
     <w:lvl w:ilvl="2" w:tplc="0902D7D4">
@@ -21306,7 +21718,7 @@
         <w:ind w:left="2160" w:hanging="360"/>
       </w:pPr>
       <w:rPr>
-        <w:rFonts w:ascii="Wingdings" w:hAnsi="Wingdings" w:hint="default"/>
+        <w:rFonts w:hint="default" w:ascii="Wingdings" w:hAnsi="Wingdings"/>
       </w:rPr>
     </w:lvl>
     <w:lvl w:ilvl="3" w:tplc="8C7CE940">
@@ -21318,7 +21730,7 @@
         <w:ind w:left="2880" w:hanging="360"/>
       </w:pPr>
       <w:rPr>
-        <w:rFonts w:ascii="Symbol" w:hAnsi="Symbol" w:hint="default"/>
+        <w:rFonts w:hint="default" w:ascii="Symbol" w:hAnsi="Symbol"/>
       </w:rPr>
     </w:lvl>
     <w:lvl w:ilvl="4" w:tplc="BAE8CC62">
@@ -21330,7 +21742,7 @@
         <w:ind w:left="3600" w:hanging="360"/>
       </w:pPr>
       <w:rPr>
-        <w:rFonts w:ascii="Courier New" w:hAnsi="Courier New" w:hint="default"/>
+        <w:rFonts w:hint="default" w:ascii="Courier New" w:hAnsi="Courier New"/>
       </w:rPr>
     </w:lvl>
     <w:lvl w:ilvl="5" w:tplc="4CE67534">
@@ -21342,7 +21754,7 @@
         <w:ind w:left="4320" w:hanging="360"/>
       </w:pPr>
       <w:rPr>
-        <w:rFonts w:ascii="Wingdings" w:hAnsi="Wingdings" w:hint="default"/>
+        <w:rFonts w:hint="default" w:ascii="Wingdings" w:hAnsi="Wingdings"/>
       </w:rPr>
     </w:lvl>
     <w:lvl w:ilvl="6" w:tplc="AC70B142">
@@ -21354,7 +21766,7 @@
         <w:ind w:left="5040" w:hanging="360"/>
       </w:pPr>
       <w:rPr>
-        <w:rFonts w:ascii="Symbol" w:hAnsi="Symbol" w:hint="default"/>
+        <w:rFonts w:hint="default" w:ascii="Symbol" w:hAnsi="Symbol"/>
       </w:rPr>
     </w:lvl>
     <w:lvl w:ilvl="7" w:tplc="D4C63332">
@@ -21366,7 +21778,7 @@
         <w:ind w:left="5760" w:hanging="360"/>
       </w:pPr>
       <w:rPr>
-        <w:rFonts w:ascii="Courier New" w:hAnsi="Courier New" w:hint="default"/>
+        <w:rFonts w:hint="default" w:ascii="Courier New" w:hAnsi="Courier New"/>
       </w:rPr>
     </w:lvl>
     <w:lvl w:ilvl="8" w:tplc="526A1744">
@@ -21378,7 +21790,7 @@
         <w:ind w:left="6480" w:hanging="360"/>
       </w:pPr>
       <w:rPr>
-        <w:rFonts w:ascii="Wingdings" w:hAnsi="Wingdings" w:hint="default"/>
+        <w:rFonts w:hint="default" w:ascii="Wingdings" w:hAnsi="Wingdings"/>
       </w:rPr>
     </w:lvl>
   </w:abstractNum>
@@ -21395,7 +21807,7 @@
         <w:ind w:left="720" w:hanging="360"/>
       </w:pPr>
       <w:rPr>
-        <w:rFonts w:ascii="Symbol" w:hAnsi="Symbol" w:hint="default"/>
+        <w:rFonts w:hint="default" w:ascii="Symbol" w:hAnsi="Symbol"/>
       </w:rPr>
     </w:lvl>
     <w:lvl w:ilvl="1" w:tplc="04150003" w:tentative="1">
@@ -21407,7 +21819,7 @@
         <w:ind w:left="1440" w:hanging="360"/>
       </w:pPr>
       <w:rPr>
-        <w:rFonts w:ascii="Courier New" w:hAnsi="Courier New" w:cs="Courier New" w:hint="default"/>
+        <w:rFonts w:hint="default" w:ascii="Courier New" w:hAnsi="Courier New" w:cs="Courier New"/>
       </w:rPr>
     </w:lvl>
     <w:lvl w:ilvl="2" w:tplc="04150005" w:tentative="1">
@@ -21419,7 +21831,7 @@
         <w:ind w:left="2160" w:hanging="360"/>
       </w:pPr>
       <w:rPr>
-        <w:rFonts w:ascii="Wingdings" w:hAnsi="Wingdings" w:hint="default"/>
+        <w:rFonts w:hint="default" w:ascii="Wingdings" w:hAnsi="Wingdings"/>
       </w:rPr>
     </w:lvl>
     <w:lvl w:ilvl="3" w:tplc="04150001" w:tentative="1">
@@ -21431,7 +21843,7 @@
         <w:ind w:left="2880" w:hanging="360"/>
       </w:pPr>
       <w:rPr>
-        <w:rFonts w:ascii="Symbol" w:hAnsi="Symbol" w:hint="default"/>
+        <w:rFonts w:hint="default" w:ascii="Symbol" w:hAnsi="Symbol"/>
       </w:rPr>
     </w:lvl>
     <w:lvl w:ilvl="4" w:tplc="04150003" w:tentative="1">
@@ -21443,7 +21855,7 @@
         <w:ind w:left="3600" w:hanging="360"/>
       </w:pPr>
       <w:rPr>
-        <w:rFonts w:ascii="Courier New" w:hAnsi="Courier New" w:cs="Courier New" w:hint="default"/>
+        <w:rFonts w:hint="default" w:ascii="Courier New" w:hAnsi="Courier New" w:cs="Courier New"/>
       </w:rPr>
     </w:lvl>
     <w:lvl w:ilvl="5" w:tplc="04150005" w:tentative="1">
@@ -21455,7 +21867,7 @@
         <w:ind w:left="4320" w:hanging="360"/>
       </w:pPr>
       <w:rPr>
-        <w:rFonts w:ascii="Wingdings" w:hAnsi="Wingdings" w:hint="default"/>
+        <w:rFonts w:hint="default" w:ascii="Wingdings" w:hAnsi="Wingdings"/>
       </w:rPr>
     </w:lvl>
     <w:lvl w:ilvl="6" w:tplc="04150001" w:tentative="1">
@@ -21467,7 +21879,7 @@
         <w:ind w:left="5040" w:hanging="360"/>
       </w:pPr>
       <w:rPr>
-        <w:rFonts w:ascii="Symbol" w:hAnsi="Symbol" w:hint="default"/>
+        <w:rFonts w:hint="default" w:ascii="Symbol" w:hAnsi="Symbol"/>
       </w:rPr>
     </w:lvl>
     <w:lvl w:ilvl="7" w:tplc="04150003" w:tentative="1">
@@ -21479,7 +21891,7 @@
         <w:ind w:left="5760" w:hanging="360"/>
       </w:pPr>
       <w:rPr>
-        <w:rFonts w:ascii="Courier New" w:hAnsi="Courier New" w:cs="Courier New" w:hint="default"/>
+        <w:rFonts w:hint="default" w:ascii="Courier New" w:hAnsi="Courier New" w:cs="Courier New"/>
       </w:rPr>
     </w:lvl>
     <w:lvl w:ilvl="8" w:tplc="04150005" w:tentative="1">
@@ -21491,7 +21903,7 @@
         <w:ind w:left="6480" w:hanging="360"/>
       </w:pPr>
       <w:rPr>
-        <w:rFonts w:ascii="Wingdings" w:hAnsi="Wingdings" w:hint="default"/>
+        <w:rFonts w:hint="default" w:ascii="Wingdings" w:hAnsi="Wingdings"/>
       </w:rPr>
     </w:lvl>
   </w:abstractNum>
@@ -21508,7 +21920,7 @@
         <w:ind w:left="1440" w:hanging="360"/>
       </w:pPr>
       <w:rPr>
-        <w:rFonts w:ascii="Symbol" w:hAnsi="Symbol" w:hint="default"/>
+        <w:rFonts w:hint="default" w:ascii="Symbol" w:hAnsi="Symbol"/>
       </w:rPr>
     </w:lvl>
     <w:lvl w:ilvl="1" w:tplc="04150003">
@@ -21520,7 +21932,7 @@
         <w:ind w:left="2160" w:hanging="360"/>
       </w:pPr>
       <w:rPr>
-        <w:rFonts w:ascii="Courier New" w:hAnsi="Courier New" w:cs="Courier New" w:hint="default"/>
+        <w:rFonts w:hint="default" w:ascii="Courier New" w:hAnsi="Courier New" w:cs="Courier New"/>
       </w:rPr>
     </w:lvl>
     <w:lvl w:ilvl="2" w:tplc="04150005" w:tentative="1">
@@ -21532,7 +21944,7 @@
         <w:ind w:left="2880" w:hanging="360"/>
       </w:pPr>
       <w:rPr>
-        <w:rFonts w:ascii="Wingdings" w:hAnsi="Wingdings" w:hint="default"/>
+        <w:rFonts w:hint="default" w:ascii="Wingdings" w:hAnsi="Wingdings"/>
       </w:rPr>
     </w:lvl>
     <w:lvl w:ilvl="3" w:tplc="04150001" w:tentative="1">
@@ -21544,7 +21956,7 @@
         <w:ind w:left="3600" w:hanging="360"/>
       </w:pPr>
       <w:rPr>
-        <w:rFonts w:ascii="Symbol" w:hAnsi="Symbol" w:hint="default"/>
+        <w:rFonts w:hint="default" w:ascii="Symbol" w:hAnsi="Symbol"/>
       </w:rPr>
     </w:lvl>
     <w:lvl w:ilvl="4" w:tplc="04150003" w:tentative="1">
@@ -21556,7 +21968,7 @@
         <w:ind w:left="4320" w:hanging="360"/>
       </w:pPr>
       <w:rPr>
-        <w:rFonts w:ascii="Courier New" w:hAnsi="Courier New" w:cs="Courier New" w:hint="default"/>
+        <w:rFonts w:hint="default" w:ascii="Courier New" w:hAnsi="Courier New" w:cs="Courier New"/>
       </w:rPr>
     </w:lvl>
     <w:lvl w:ilvl="5" w:tplc="04150005" w:tentative="1">
@@ -21568,7 +21980,7 @@
         <w:ind w:left="5040" w:hanging="360"/>
       </w:pPr>
       <w:rPr>
-        <w:rFonts w:ascii="Wingdings" w:hAnsi="Wingdings" w:hint="default"/>
+        <w:rFonts w:hint="default" w:ascii="Wingdings" w:hAnsi="Wingdings"/>
       </w:rPr>
     </w:lvl>
     <w:lvl w:ilvl="6" w:tplc="04150001" w:tentative="1">
@@ -21580,7 +21992,7 @@
         <w:ind w:left="5760" w:hanging="360"/>
       </w:pPr>
       <w:rPr>
-        <w:rFonts w:ascii="Symbol" w:hAnsi="Symbol" w:hint="default"/>
+        <w:rFonts w:hint="default" w:ascii="Symbol" w:hAnsi="Symbol"/>
       </w:rPr>
     </w:lvl>
     <w:lvl w:ilvl="7" w:tplc="04150003" w:tentative="1">
@@ -21592,7 +22004,7 @@
         <w:ind w:left="6480" w:hanging="360"/>
       </w:pPr>
       <w:rPr>
-        <w:rFonts w:ascii="Courier New" w:hAnsi="Courier New" w:cs="Courier New" w:hint="default"/>
+        <w:rFonts w:hint="default" w:ascii="Courier New" w:hAnsi="Courier New" w:cs="Courier New"/>
       </w:rPr>
     </w:lvl>
     <w:lvl w:ilvl="8" w:tplc="04150005" w:tentative="1">
@@ -21604,7 +22016,7 @@
         <w:ind w:left="7200" w:hanging="360"/>
       </w:pPr>
       <w:rPr>
-        <w:rFonts w:ascii="Wingdings" w:hAnsi="Wingdings" w:hint="default"/>
+        <w:rFonts w:hint="default" w:ascii="Wingdings" w:hAnsi="Wingdings"/>
       </w:rPr>
     </w:lvl>
   </w:abstractNum>
@@ -21621,7 +22033,7 @@
         <w:ind w:left="1776" w:hanging="360"/>
       </w:pPr>
       <w:rPr>
-        <w:rFonts w:ascii="Symbol" w:hAnsi="Symbol" w:hint="default"/>
+        <w:rFonts w:hint="default" w:ascii="Symbol" w:hAnsi="Symbol"/>
       </w:rPr>
     </w:lvl>
     <w:lvl w:ilvl="1" w:tplc="FFFFFFFF" w:tentative="1">
@@ -21888,7 +22300,7 @@
         <w:ind w:left="720" w:hanging="360"/>
       </w:pPr>
       <w:rPr>
-        <w:rFonts w:ascii="Aptos" w:hAnsi="Aptos" w:hint="default"/>
+        <w:rFonts w:hint="default" w:ascii="Aptos" w:hAnsi="Aptos"/>
       </w:rPr>
     </w:lvl>
     <w:lvl w:ilvl="1" w:tplc="54FE0082">
@@ -21900,7 +22312,7 @@
         <w:ind w:left="1440" w:hanging="360"/>
       </w:pPr>
       <w:rPr>
-        <w:rFonts w:ascii="Courier New" w:hAnsi="Courier New" w:hint="default"/>
+        <w:rFonts w:hint="default" w:ascii="Courier New" w:hAnsi="Courier New"/>
       </w:rPr>
     </w:lvl>
     <w:lvl w:ilvl="2" w:tplc="F8020C14">
@@ -21912,7 +22324,7 @@
         <w:ind w:left="2160" w:hanging="360"/>
       </w:pPr>
       <w:rPr>
-        <w:rFonts w:ascii="Wingdings" w:hAnsi="Wingdings" w:hint="default"/>
+        <w:rFonts w:hint="default" w:ascii="Wingdings" w:hAnsi="Wingdings"/>
       </w:rPr>
     </w:lvl>
     <w:lvl w:ilvl="3" w:tplc="DCF8C444">
@@ -21924,7 +22336,7 @@
         <w:ind w:left="2880" w:hanging="360"/>
       </w:pPr>
       <w:rPr>
-        <w:rFonts w:ascii="Symbol" w:hAnsi="Symbol" w:hint="default"/>
+        <w:rFonts w:hint="default" w:ascii="Symbol" w:hAnsi="Symbol"/>
       </w:rPr>
     </w:lvl>
     <w:lvl w:ilvl="4" w:tplc="F740DBAC">
@@ -21936,7 +22348,7 @@
         <w:ind w:left="3600" w:hanging="360"/>
       </w:pPr>
       <w:rPr>
-        <w:rFonts w:ascii="Courier New" w:hAnsi="Courier New" w:hint="default"/>
+        <w:rFonts w:hint="default" w:ascii="Courier New" w:hAnsi="Courier New"/>
       </w:rPr>
     </w:lvl>
     <w:lvl w:ilvl="5" w:tplc="016A9048">
@@ -21948,7 +22360,7 @@
         <w:ind w:left="4320" w:hanging="360"/>
       </w:pPr>
       <w:rPr>
-        <w:rFonts w:ascii="Wingdings" w:hAnsi="Wingdings" w:hint="default"/>
+        <w:rFonts w:hint="default" w:ascii="Wingdings" w:hAnsi="Wingdings"/>
       </w:rPr>
     </w:lvl>
     <w:lvl w:ilvl="6" w:tplc="C74C28C2">
@@ -21960,7 +22372,7 @@
         <w:ind w:left="5040" w:hanging="360"/>
       </w:pPr>
       <w:rPr>
-        <w:rFonts w:ascii="Symbol" w:hAnsi="Symbol" w:hint="default"/>
+        <w:rFonts w:hint="default" w:ascii="Symbol" w:hAnsi="Symbol"/>
       </w:rPr>
     </w:lvl>
     <w:lvl w:ilvl="7" w:tplc="E49CFA12">
@@ -21972,7 +22384,7 @@
         <w:ind w:left="5760" w:hanging="360"/>
       </w:pPr>
       <w:rPr>
-        <w:rFonts w:ascii="Courier New" w:hAnsi="Courier New" w:hint="default"/>
+        <w:rFonts w:hint="default" w:ascii="Courier New" w:hAnsi="Courier New"/>
       </w:rPr>
     </w:lvl>
     <w:lvl w:ilvl="8" w:tplc="15BAC886">
@@ -21984,7 +22396,7 @@
         <w:ind w:left="6480" w:hanging="360"/>
       </w:pPr>
       <w:rPr>
-        <w:rFonts w:ascii="Wingdings" w:hAnsi="Wingdings" w:hint="default"/>
+        <w:rFonts w:hint="default" w:ascii="Wingdings" w:hAnsi="Wingdings"/>
       </w:rPr>
     </w:lvl>
   </w:abstractNum>
@@ -22087,7 +22499,7 @@
         <w:ind w:left="1440" w:hanging="360"/>
       </w:pPr>
       <w:rPr>
-        <w:rFonts w:ascii="Symbol" w:hAnsi="Symbol" w:hint="default"/>
+        <w:rFonts w:hint="default" w:ascii="Symbol" w:hAnsi="Symbol"/>
       </w:rPr>
     </w:lvl>
     <w:lvl w:ilvl="1" w:tplc="04150003" w:tentative="1">
@@ -22099,7 +22511,7 @@
         <w:ind w:left="2160" w:hanging="360"/>
       </w:pPr>
       <w:rPr>
-        <w:rFonts w:ascii="Courier New" w:hAnsi="Courier New" w:cs="Courier New" w:hint="default"/>
+        <w:rFonts w:hint="default" w:ascii="Courier New" w:hAnsi="Courier New" w:cs="Courier New"/>
       </w:rPr>
     </w:lvl>
     <w:lvl w:ilvl="2" w:tplc="04150005" w:tentative="1">
@@ -22111,7 +22523,7 @@
         <w:ind w:left="2880" w:hanging="360"/>
       </w:pPr>
       <w:rPr>
-        <w:rFonts w:ascii="Wingdings" w:hAnsi="Wingdings" w:hint="default"/>
+        <w:rFonts w:hint="default" w:ascii="Wingdings" w:hAnsi="Wingdings"/>
       </w:rPr>
     </w:lvl>
     <w:lvl w:ilvl="3" w:tplc="04150001" w:tentative="1">
@@ -22123,7 +22535,7 @@
         <w:ind w:left="3600" w:hanging="360"/>
       </w:pPr>
       <w:rPr>
-        <w:rFonts w:ascii="Symbol" w:hAnsi="Symbol" w:hint="default"/>
+        <w:rFonts w:hint="default" w:ascii="Symbol" w:hAnsi="Symbol"/>
       </w:rPr>
     </w:lvl>
     <w:lvl w:ilvl="4" w:tplc="04150003" w:tentative="1">
@@ -22135,7 +22547,7 @@
         <w:ind w:left="4320" w:hanging="360"/>
       </w:pPr>
       <w:rPr>
-        <w:rFonts w:ascii="Courier New" w:hAnsi="Courier New" w:cs="Courier New" w:hint="default"/>
+        <w:rFonts w:hint="default" w:ascii="Courier New" w:hAnsi="Courier New" w:cs="Courier New"/>
       </w:rPr>
     </w:lvl>
     <w:lvl w:ilvl="5" w:tplc="04150005" w:tentative="1">
@@ -22147,7 +22559,7 @@
         <w:ind w:left="5040" w:hanging="360"/>
       </w:pPr>
       <w:rPr>
-        <w:rFonts w:ascii="Wingdings" w:hAnsi="Wingdings" w:hint="default"/>
+        <w:rFonts w:hint="default" w:ascii="Wingdings" w:hAnsi="Wingdings"/>
       </w:rPr>
     </w:lvl>
     <w:lvl w:ilvl="6" w:tplc="04150001" w:tentative="1">
@@ -22159,7 +22571,7 @@
         <w:ind w:left="5760" w:hanging="360"/>
       </w:pPr>
       <w:rPr>
-        <w:rFonts w:ascii="Symbol" w:hAnsi="Symbol" w:hint="default"/>
+        <w:rFonts w:hint="default" w:ascii="Symbol" w:hAnsi="Symbol"/>
       </w:rPr>
     </w:lvl>
     <w:lvl w:ilvl="7" w:tplc="04150003" w:tentative="1">
@@ -22171,7 +22583,7 @@
         <w:ind w:left="6480" w:hanging="360"/>
       </w:pPr>
       <w:rPr>
-        <w:rFonts w:ascii="Courier New" w:hAnsi="Courier New" w:cs="Courier New" w:hint="default"/>
+        <w:rFonts w:hint="default" w:ascii="Courier New" w:hAnsi="Courier New" w:cs="Courier New"/>
       </w:rPr>
     </w:lvl>
     <w:lvl w:ilvl="8" w:tplc="04150005" w:tentative="1">
@@ -22183,7 +22595,7 @@
         <w:ind w:left="7200" w:hanging="360"/>
       </w:pPr>
       <w:rPr>
-        <w:rFonts w:ascii="Wingdings" w:hAnsi="Wingdings" w:hint="default"/>
+        <w:rFonts w:hint="default" w:ascii="Wingdings" w:hAnsi="Wingdings"/>
       </w:rPr>
     </w:lvl>
   </w:abstractNum>
@@ -22212,7 +22624,7 @@
         <w:ind w:left="1440" w:hanging="360"/>
       </w:pPr>
       <w:rPr>
-        <w:rFonts w:ascii="Symbol" w:hAnsi="Symbol" w:hint="default"/>
+        <w:rFonts w:hint="default" w:ascii="Symbol" w:hAnsi="Symbol"/>
       </w:rPr>
     </w:lvl>
     <w:lvl w:ilvl="2" w:tplc="0415001B">
@@ -22298,7 +22710,7 @@
         <w:ind w:left="1440" w:hanging="360"/>
       </w:pPr>
       <w:rPr>
-        <w:rFonts w:ascii="Symbol" w:hAnsi="Symbol" w:hint="default"/>
+        <w:rFonts w:hint="default" w:ascii="Symbol" w:hAnsi="Symbol"/>
       </w:rPr>
     </w:lvl>
     <w:lvl w:ilvl="1" w:tplc="04150003" w:tentative="1">
@@ -22310,7 +22722,7 @@
         <w:ind w:left="2160" w:hanging="360"/>
       </w:pPr>
       <w:rPr>
-        <w:rFonts w:ascii="Courier New" w:hAnsi="Courier New" w:cs="Courier New" w:hint="default"/>
+        <w:rFonts w:hint="default" w:ascii="Courier New" w:hAnsi="Courier New" w:cs="Courier New"/>
       </w:rPr>
     </w:lvl>
     <w:lvl w:ilvl="2" w:tplc="04150005" w:tentative="1">
@@ -22322,7 +22734,7 @@
         <w:ind w:left="2880" w:hanging="360"/>
       </w:pPr>
       <w:rPr>
-        <w:rFonts w:ascii="Wingdings" w:hAnsi="Wingdings" w:hint="default"/>
+        <w:rFonts w:hint="default" w:ascii="Wingdings" w:hAnsi="Wingdings"/>
       </w:rPr>
     </w:lvl>
     <w:lvl w:ilvl="3" w:tplc="04150001" w:tentative="1">
@@ -22334,7 +22746,7 @@
         <w:ind w:left="3600" w:hanging="360"/>
       </w:pPr>
       <w:rPr>
-        <w:rFonts w:ascii="Symbol" w:hAnsi="Symbol" w:hint="default"/>
+        <w:rFonts w:hint="default" w:ascii="Symbol" w:hAnsi="Symbol"/>
       </w:rPr>
     </w:lvl>
     <w:lvl w:ilvl="4" w:tplc="04150003" w:tentative="1">
@@ -22346,7 +22758,7 @@
         <w:ind w:left="4320" w:hanging="360"/>
       </w:pPr>
       <w:rPr>
-        <w:rFonts w:ascii="Courier New" w:hAnsi="Courier New" w:cs="Courier New" w:hint="default"/>
+        <w:rFonts w:hint="default" w:ascii="Courier New" w:hAnsi="Courier New" w:cs="Courier New"/>
       </w:rPr>
     </w:lvl>
     <w:lvl w:ilvl="5" w:tplc="04150005" w:tentative="1">
@@ -22358,7 +22770,7 @@
         <w:ind w:left="5040" w:hanging="360"/>
       </w:pPr>
       <w:rPr>
-        <w:rFonts w:ascii="Wingdings" w:hAnsi="Wingdings" w:hint="default"/>
+        <w:rFonts w:hint="default" w:ascii="Wingdings" w:hAnsi="Wingdings"/>
       </w:rPr>
     </w:lvl>
     <w:lvl w:ilvl="6" w:tplc="04150001" w:tentative="1">
@@ -22370,7 +22782,7 @@
         <w:ind w:left="5760" w:hanging="360"/>
       </w:pPr>
       <w:rPr>
-        <w:rFonts w:ascii="Symbol" w:hAnsi="Symbol" w:hint="default"/>
+        <w:rFonts w:hint="default" w:ascii="Symbol" w:hAnsi="Symbol"/>
       </w:rPr>
     </w:lvl>
     <w:lvl w:ilvl="7" w:tplc="04150003" w:tentative="1">
@@ -22382,7 +22794,7 @@
         <w:ind w:left="6480" w:hanging="360"/>
       </w:pPr>
       <w:rPr>
-        <w:rFonts w:ascii="Courier New" w:hAnsi="Courier New" w:cs="Courier New" w:hint="default"/>
+        <w:rFonts w:hint="default" w:ascii="Courier New" w:hAnsi="Courier New" w:cs="Courier New"/>
       </w:rPr>
     </w:lvl>
     <w:lvl w:ilvl="8" w:tplc="04150005" w:tentative="1">
@@ -22394,7 +22806,7 @@
         <w:ind w:left="7200" w:hanging="360"/>
       </w:pPr>
       <w:rPr>
-        <w:rFonts w:ascii="Wingdings" w:hAnsi="Wingdings" w:hint="default"/>
+        <w:rFonts w:hint="default" w:ascii="Wingdings" w:hAnsi="Wingdings"/>
       </w:rPr>
     </w:lvl>
   </w:abstractNum>
@@ -22411,7 +22823,7 @@
         <w:ind w:left="1440" w:hanging="360"/>
       </w:pPr>
       <w:rPr>
-        <w:rFonts w:ascii="Symbol" w:hAnsi="Symbol" w:hint="default"/>
+        <w:rFonts w:hint="default" w:ascii="Symbol" w:hAnsi="Symbol"/>
       </w:rPr>
     </w:lvl>
     <w:lvl w:ilvl="1" w:tplc="04150003">
@@ -22423,7 +22835,7 @@
         <w:ind w:left="2160" w:hanging="360"/>
       </w:pPr>
       <w:rPr>
-        <w:rFonts w:ascii="Courier New" w:hAnsi="Courier New" w:cs="Courier New" w:hint="default"/>
+        <w:rFonts w:hint="default" w:ascii="Courier New" w:hAnsi="Courier New" w:cs="Courier New"/>
       </w:rPr>
     </w:lvl>
     <w:lvl w:ilvl="2" w:tplc="04150005" w:tentative="1">
@@ -22435,7 +22847,7 @@
         <w:ind w:left="2880" w:hanging="360"/>
       </w:pPr>
       <w:rPr>
-        <w:rFonts w:ascii="Wingdings" w:hAnsi="Wingdings" w:hint="default"/>
+        <w:rFonts w:hint="default" w:ascii="Wingdings" w:hAnsi="Wingdings"/>
       </w:rPr>
     </w:lvl>
     <w:lvl w:ilvl="3" w:tplc="04150001" w:tentative="1">
@@ -22447,7 +22859,7 @@
         <w:ind w:left="3600" w:hanging="360"/>
       </w:pPr>
       <w:rPr>
-        <w:rFonts w:ascii="Symbol" w:hAnsi="Symbol" w:hint="default"/>
+        <w:rFonts w:hint="default" w:ascii="Symbol" w:hAnsi="Symbol"/>
       </w:rPr>
     </w:lvl>
     <w:lvl w:ilvl="4" w:tplc="04150003" w:tentative="1">
@@ -22459,7 +22871,7 @@
         <w:ind w:left="4320" w:hanging="360"/>
       </w:pPr>
       <w:rPr>
-        <w:rFonts w:ascii="Courier New" w:hAnsi="Courier New" w:cs="Courier New" w:hint="default"/>
+        <w:rFonts w:hint="default" w:ascii="Courier New" w:hAnsi="Courier New" w:cs="Courier New"/>
       </w:rPr>
     </w:lvl>
     <w:lvl w:ilvl="5" w:tplc="04150005" w:tentative="1">
@@ -22471,7 +22883,7 @@
         <w:ind w:left="5040" w:hanging="360"/>
       </w:pPr>
       <w:rPr>
-        <w:rFonts w:ascii="Wingdings" w:hAnsi="Wingdings" w:hint="default"/>
+        <w:rFonts w:hint="default" w:ascii="Wingdings" w:hAnsi="Wingdings"/>
       </w:rPr>
     </w:lvl>
     <w:lvl w:ilvl="6" w:tplc="04150001" w:tentative="1">
@@ -22483,7 +22895,7 @@
         <w:ind w:left="5760" w:hanging="360"/>
       </w:pPr>
       <w:rPr>
-        <w:rFonts w:ascii="Symbol" w:hAnsi="Symbol" w:hint="default"/>
+        <w:rFonts w:hint="default" w:ascii="Symbol" w:hAnsi="Symbol"/>
       </w:rPr>
     </w:lvl>
     <w:lvl w:ilvl="7" w:tplc="04150003" w:tentative="1">
@@ -22495,7 +22907,7 @@
         <w:ind w:left="6480" w:hanging="360"/>
       </w:pPr>
       <w:rPr>
-        <w:rFonts w:ascii="Courier New" w:hAnsi="Courier New" w:cs="Courier New" w:hint="default"/>
+        <w:rFonts w:hint="default" w:ascii="Courier New" w:hAnsi="Courier New" w:cs="Courier New"/>
       </w:rPr>
     </w:lvl>
     <w:lvl w:ilvl="8" w:tplc="04150005" w:tentative="1">
@@ -22507,7 +22919,7 @@
         <w:ind w:left="7200" w:hanging="360"/>
       </w:pPr>
       <w:rPr>
-        <w:rFonts w:ascii="Wingdings" w:hAnsi="Wingdings" w:hint="default"/>
+        <w:rFonts w:hint="default" w:ascii="Wingdings" w:hAnsi="Wingdings"/>
       </w:rPr>
     </w:lvl>
   </w:abstractNum>
@@ -22524,7 +22936,7 @@
         <w:ind w:left="1776" w:hanging="360"/>
       </w:pPr>
       <w:rPr>
-        <w:rFonts w:ascii="Symbol" w:hAnsi="Symbol" w:hint="default"/>
+        <w:rFonts w:hint="default" w:ascii="Symbol" w:hAnsi="Symbol"/>
       </w:rPr>
     </w:lvl>
     <w:lvl w:ilvl="1" w:tplc="FFFFFFFF" w:tentative="1">
@@ -22699,7 +23111,7 @@
         <w:ind w:left="1440" w:hanging="360"/>
       </w:pPr>
       <w:rPr>
-        <w:rFonts w:ascii="Symbol" w:hAnsi="Symbol" w:hint="default"/>
+        <w:rFonts w:hint="default" w:ascii="Symbol" w:hAnsi="Symbol"/>
       </w:rPr>
     </w:lvl>
     <w:lvl w:ilvl="1" w:tplc="04150003">
@@ -22711,7 +23123,7 @@
         <w:ind w:left="2160" w:hanging="360"/>
       </w:pPr>
       <w:rPr>
-        <w:rFonts w:ascii="Courier New" w:hAnsi="Courier New" w:cs="Courier New" w:hint="default"/>
+        <w:rFonts w:hint="default" w:ascii="Courier New" w:hAnsi="Courier New" w:cs="Courier New"/>
       </w:rPr>
     </w:lvl>
     <w:lvl w:ilvl="2" w:tplc="04150005" w:tentative="1">
@@ -22723,7 +23135,7 @@
         <w:ind w:left="2880" w:hanging="360"/>
       </w:pPr>
       <w:rPr>
-        <w:rFonts w:ascii="Wingdings" w:hAnsi="Wingdings" w:hint="default"/>
+        <w:rFonts w:hint="default" w:ascii="Wingdings" w:hAnsi="Wingdings"/>
       </w:rPr>
     </w:lvl>
     <w:lvl w:ilvl="3" w:tplc="04150001" w:tentative="1">
@@ -22735,7 +23147,7 @@
         <w:ind w:left="3600" w:hanging="360"/>
       </w:pPr>
       <w:rPr>
-        <w:rFonts w:ascii="Symbol" w:hAnsi="Symbol" w:hint="default"/>
+        <w:rFonts w:hint="default" w:ascii="Symbol" w:hAnsi="Symbol"/>
       </w:rPr>
     </w:lvl>
     <w:lvl w:ilvl="4" w:tplc="04150003" w:tentative="1">
@@ -22747,7 +23159,7 @@
         <w:ind w:left="4320" w:hanging="360"/>
       </w:pPr>
       <w:rPr>
-        <w:rFonts w:ascii="Courier New" w:hAnsi="Courier New" w:cs="Courier New" w:hint="default"/>
+        <w:rFonts w:hint="default" w:ascii="Courier New" w:hAnsi="Courier New" w:cs="Courier New"/>
       </w:rPr>
     </w:lvl>
     <w:lvl w:ilvl="5" w:tplc="04150005" w:tentative="1">
@@ -22759,7 +23171,7 @@
         <w:ind w:left="5040" w:hanging="360"/>
       </w:pPr>
       <w:rPr>
-        <w:rFonts w:ascii="Wingdings" w:hAnsi="Wingdings" w:hint="default"/>
+        <w:rFonts w:hint="default" w:ascii="Wingdings" w:hAnsi="Wingdings"/>
       </w:rPr>
     </w:lvl>
     <w:lvl w:ilvl="6" w:tplc="04150001" w:tentative="1">
@@ -22771,7 +23183,7 @@
         <w:ind w:left="5760" w:hanging="360"/>
       </w:pPr>
       <w:rPr>
-        <w:rFonts w:ascii="Symbol" w:hAnsi="Symbol" w:hint="default"/>
+        <w:rFonts w:hint="default" w:ascii="Symbol" w:hAnsi="Symbol"/>
       </w:rPr>
     </w:lvl>
     <w:lvl w:ilvl="7" w:tplc="04150003" w:tentative="1">
@@ -22783,7 +23195,7 @@
         <w:ind w:left="6480" w:hanging="360"/>
       </w:pPr>
       <w:rPr>
-        <w:rFonts w:ascii="Courier New" w:hAnsi="Courier New" w:cs="Courier New" w:hint="default"/>
+        <w:rFonts w:hint="default" w:ascii="Courier New" w:hAnsi="Courier New" w:cs="Courier New"/>
       </w:rPr>
     </w:lvl>
     <w:lvl w:ilvl="8" w:tplc="04150005" w:tentative="1">
@@ -22795,7 +23207,7 @@
         <w:ind w:left="7200" w:hanging="360"/>
       </w:pPr>
       <w:rPr>
-        <w:rFonts w:ascii="Wingdings" w:hAnsi="Wingdings" w:hint="default"/>
+        <w:rFonts w:hint="default" w:ascii="Wingdings" w:hAnsi="Wingdings"/>
       </w:rPr>
     </w:lvl>
   </w:abstractNum>
@@ -22812,7 +23224,7 @@
         <w:ind w:left="720" w:hanging="360"/>
       </w:pPr>
       <w:rPr>
-        <w:rFonts w:ascii="Aptos" w:hAnsi="Aptos" w:hint="default"/>
+        <w:rFonts w:hint="default" w:ascii="Aptos" w:hAnsi="Aptos"/>
       </w:rPr>
     </w:lvl>
     <w:lvl w:ilvl="1" w:tplc="C54A5ACE">
@@ -22824,7 +23236,7 @@
         <w:ind w:left="1440" w:hanging="360"/>
       </w:pPr>
       <w:rPr>
-        <w:rFonts w:ascii="Courier New" w:hAnsi="Courier New" w:hint="default"/>
+        <w:rFonts w:hint="default" w:ascii="Courier New" w:hAnsi="Courier New"/>
       </w:rPr>
     </w:lvl>
     <w:lvl w:ilvl="2" w:tplc="F16A09BC">
@@ -22836,7 +23248,7 @@
         <w:ind w:left="2160" w:hanging="360"/>
       </w:pPr>
       <w:rPr>
-        <w:rFonts w:ascii="Wingdings" w:hAnsi="Wingdings" w:hint="default"/>
+        <w:rFonts w:hint="default" w:ascii="Wingdings" w:hAnsi="Wingdings"/>
       </w:rPr>
     </w:lvl>
     <w:lvl w:ilvl="3" w:tplc="B0E61DAC">
@@ -22848,7 +23260,7 @@
         <w:ind w:left="2880" w:hanging="360"/>
       </w:pPr>
       <w:rPr>
-        <w:rFonts w:ascii="Symbol" w:hAnsi="Symbol" w:hint="default"/>
+        <w:rFonts w:hint="default" w:ascii="Symbol" w:hAnsi="Symbol"/>
       </w:rPr>
     </w:lvl>
     <w:lvl w:ilvl="4" w:tplc="A6045EB0">
@@ -22860,7 +23272,7 @@
         <w:ind w:left="3600" w:hanging="360"/>
       </w:pPr>
       <w:rPr>
-        <w:rFonts w:ascii="Courier New" w:hAnsi="Courier New" w:hint="default"/>
+        <w:rFonts w:hint="default" w:ascii="Courier New" w:hAnsi="Courier New"/>
       </w:rPr>
     </w:lvl>
     <w:lvl w:ilvl="5" w:tplc="F8B85400">
@@ -22872,7 +23284,7 @@
         <w:ind w:left="4320" w:hanging="360"/>
       </w:pPr>
       <w:rPr>
-        <w:rFonts w:ascii="Wingdings" w:hAnsi="Wingdings" w:hint="default"/>
+        <w:rFonts w:hint="default" w:ascii="Wingdings" w:hAnsi="Wingdings"/>
       </w:rPr>
     </w:lvl>
     <w:lvl w:ilvl="6" w:tplc="179E5D50">
@@ -22884,7 +23296,7 @@
         <w:ind w:left="5040" w:hanging="360"/>
       </w:pPr>
       <w:rPr>
-        <w:rFonts w:ascii="Symbol" w:hAnsi="Symbol" w:hint="default"/>
+        <w:rFonts w:hint="default" w:ascii="Symbol" w:hAnsi="Symbol"/>
       </w:rPr>
     </w:lvl>
     <w:lvl w:ilvl="7" w:tplc="5C7EE368">
@@ -22896,7 +23308,7 @@
         <w:ind w:left="5760" w:hanging="360"/>
       </w:pPr>
       <w:rPr>
-        <w:rFonts w:ascii="Courier New" w:hAnsi="Courier New" w:hint="default"/>
+        <w:rFonts w:hint="default" w:ascii="Courier New" w:hAnsi="Courier New"/>
       </w:rPr>
     </w:lvl>
     <w:lvl w:ilvl="8" w:tplc="9E4AFCB0">
@@ -22908,7 +23320,7 @@
         <w:ind w:left="6480" w:hanging="360"/>
       </w:pPr>
       <w:rPr>
-        <w:rFonts w:ascii="Wingdings" w:hAnsi="Wingdings" w:hint="default"/>
+        <w:rFonts w:hint="default" w:ascii="Wingdings" w:hAnsi="Wingdings"/>
       </w:rPr>
     </w:lvl>
   </w:abstractNum>
@@ -22925,7 +23337,7 @@
         <w:ind w:left="1776" w:hanging="360"/>
       </w:pPr>
       <w:rPr>
-        <w:rFonts w:ascii="Symbol" w:hAnsi="Symbol" w:hint="default"/>
+        <w:rFonts w:hint="default" w:ascii="Symbol" w:hAnsi="Symbol"/>
       </w:rPr>
     </w:lvl>
     <w:lvl w:ilvl="1" w:tplc="FFFFFFFF" w:tentative="1">
@@ -23103,7 +23515,7 @@
         <w:ind w:left="2498" w:hanging="360"/>
       </w:pPr>
       <w:rPr>
-        <w:rFonts w:ascii="Symbol" w:hAnsi="Symbol" w:hint="default"/>
+        <w:rFonts w:hint="default" w:ascii="Symbol" w:hAnsi="Symbol"/>
       </w:rPr>
     </w:lvl>
     <w:lvl w:ilvl="1" w:tplc="04150003" w:tentative="1">
@@ -23115,7 +23527,7 @@
         <w:ind w:left="3218" w:hanging="360"/>
       </w:pPr>
       <w:rPr>
-        <w:rFonts w:ascii="Courier New" w:hAnsi="Courier New" w:cs="Courier New" w:hint="default"/>
+        <w:rFonts w:hint="default" w:ascii="Courier New" w:hAnsi="Courier New" w:cs="Courier New"/>
       </w:rPr>
     </w:lvl>
     <w:lvl w:ilvl="2" w:tplc="04150005" w:tentative="1">
@@ -23127,7 +23539,7 @@
         <w:ind w:left="3938" w:hanging="360"/>
       </w:pPr>
       <w:rPr>
-        <w:rFonts w:ascii="Wingdings" w:hAnsi="Wingdings" w:hint="default"/>
+        <w:rFonts w:hint="default" w:ascii="Wingdings" w:hAnsi="Wingdings"/>
       </w:rPr>
     </w:lvl>
     <w:lvl w:ilvl="3" w:tplc="04150001" w:tentative="1">
@@ -23139,7 +23551,7 @@
         <w:ind w:left="4658" w:hanging="360"/>
       </w:pPr>
       <w:rPr>
-        <w:rFonts w:ascii="Symbol" w:hAnsi="Symbol" w:hint="default"/>
+        <w:rFonts w:hint="default" w:ascii="Symbol" w:hAnsi="Symbol"/>
       </w:rPr>
     </w:lvl>
     <w:lvl w:ilvl="4" w:tplc="04150003" w:tentative="1">
@@ -23151,7 +23563,7 @@
         <w:ind w:left="5378" w:hanging="360"/>
       </w:pPr>
       <w:rPr>
-        <w:rFonts w:ascii="Courier New" w:hAnsi="Courier New" w:cs="Courier New" w:hint="default"/>
+        <w:rFonts w:hint="default" w:ascii="Courier New" w:hAnsi="Courier New" w:cs="Courier New"/>
       </w:rPr>
     </w:lvl>
     <w:lvl w:ilvl="5" w:tplc="04150005" w:tentative="1">
@@ -23163,7 +23575,7 @@
         <w:ind w:left="6098" w:hanging="360"/>
       </w:pPr>
       <w:rPr>
-        <w:rFonts w:ascii="Wingdings" w:hAnsi="Wingdings" w:hint="default"/>
+        <w:rFonts w:hint="default" w:ascii="Wingdings" w:hAnsi="Wingdings"/>
       </w:rPr>
     </w:lvl>
     <w:lvl w:ilvl="6" w:tplc="04150001" w:tentative="1">
@@ -23175,7 +23587,7 @@
         <w:ind w:left="6818" w:hanging="360"/>
       </w:pPr>
       <w:rPr>
-        <w:rFonts w:ascii="Symbol" w:hAnsi="Symbol" w:hint="default"/>
+        <w:rFonts w:hint="default" w:ascii="Symbol" w:hAnsi="Symbol"/>
       </w:rPr>
     </w:lvl>
     <w:lvl w:ilvl="7" w:tplc="04150003" w:tentative="1">
@@ -23187,7 +23599,7 @@
         <w:ind w:left="7538" w:hanging="360"/>
       </w:pPr>
       <w:rPr>
-        <w:rFonts w:ascii="Courier New" w:hAnsi="Courier New" w:cs="Courier New" w:hint="default"/>
+        <w:rFonts w:hint="default" w:ascii="Courier New" w:hAnsi="Courier New" w:cs="Courier New"/>
       </w:rPr>
     </w:lvl>
     <w:lvl w:ilvl="8" w:tplc="04150005" w:tentative="1">
@@ -23199,7 +23611,7 @@
         <w:ind w:left="8258" w:hanging="360"/>
       </w:pPr>
       <w:rPr>
-        <w:rFonts w:ascii="Wingdings" w:hAnsi="Wingdings" w:hint="default"/>
+        <w:rFonts w:hint="default" w:ascii="Wingdings" w:hAnsi="Wingdings"/>
       </w:rPr>
     </w:lvl>
   </w:abstractNum>
@@ -23216,7 +23628,7 @@
         <w:ind w:left="720" w:hanging="360"/>
       </w:pPr>
       <w:rPr>
-        <w:rFonts w:ascii="Aptos" w:hAnsi="Aptos" w:hint="default"/>
+        <w:rFonts w:hint="default" w:ascii="Aptos" w:hAnsi="Aptos"/>
       </w:rPr>
     </w:lvl>
     <w:lvl w:ilvl="1" w:tplc="FC8E8136">
@@ -23228,7 +23640,7 @@
         <w:ind w:left="1440" w:hanging="360"/>
       </w:pPr>
       <w:rPr>
-        <w:rFonts w:ascii="Courier New" w:hAnsi="Courier New" w:hint="default"/>
+        <w:rFonts w:hint="default" w:ascii="Courier New" w:hAnsi="Courier New"/>
       </w:rPr>
     </w:lvl>
     <w:lvl w:ilvl="2" w:tplc="5BAA1F80">
@@ -23240,7 +23652,7 @@
         <w:ind w:left="2160" w:hanging="360"/>
       </w:pPr>
       <w:rPr>
-        <w:rFonts w:ascii="Wingdings" w:hAnsi="Wingdings" w:hint="default"/>
+        <w:rFonts w:hint="default" w:ascii="Wingdings" w:hAnsi="Wingdings"/>
       </w:rPr>
     </w:lvl>
     <w:lvl w:ilvl="3" w:tplc="C0C60A54">
@@ -23252,7 +23664,7 @@
         <w:ind w:left="2880" w:hanging="360"/>
       </w:pPr>
       <w:rPr>
-        <w:rFonts w:ascii="Symbol" w:hAnsi="Symbol" w:hint="default"/>
+        <w:rFonts w:hint="default" w:ascii="Symbol" w:hAnsi="Symbol"/>
       </w:rPr>
     </w:lvl>
     <w:lvl w:ilvl="4" w:tplc="7708F190">
@@ -23264,7 +23676,7 @@
         <w:ind w:left="3600" w:hanging="360"/>
       </w:pPr>
       <w:rPr>
-        <w:rFonts w:ascii="Courier New" w:hAnsi="Courier New" w:hint="default"/>
+        <w:rFonts w:hint="default" w:ascii="Courier New" w:hAnsi="Courier New"/>
       </w:rPr>
     </w:lvl>
     <w:lvl w:ilvl="5" w:tplc="DB7478B6">
@@ -23276,7 +23688,7 @@
         <w:ind w:left="4320" w:hanging="360"/>
       </w:pPr>
       <w:rPr>
-        <w:rFonts w:ascii="Wingdings" w:hAnsi="Wingdings" w:hint="default"/>
+        <w:rFonts w:hint="default" w:ascii="Wingdings" w:hAnsi="Wingdings"/>
       </w:rPr>
     </w:lvl>
     <w:lvl w:ilvl="6" w:tplc="72DA8910">
@@ -23288,7 +23700,7 @@
         <w:ind w:left="5040" w:hanging="360"/>
       </w:pPr>
       <w:rPr>
-        <w:rFonts w:ascii="Symbol" w:hAnsi="Symbol" w:hint="default"/>
+        <w:rFonts w:hint="default" w:ascii="Symbol" w:hAnsi="Symbol"/>
       </w:rPr>
     </w:lvl>
     <w:lvl w:ilvl="7" w:tplc="99D86232">
@@ -23300,7 +23712,7 @@
         <w:ind w:left="5760" w:hanging="360"/>
       </w:pPr>
       <w:rPr>
-        <w:rFonts w:ascii="Courier New" w:hAnsi="Courier New" w:hint="default"/>
+        <w:rFonts w:hint="default" w:ascii="Courier New" w:hAnsi="Courier New"/>
       </w:rPr>
     </w:lvl>
     <w:lvl w:ilvl="8" w:tplc="AF02795C">
@@ -23312,7 +23724,7 @@
         <w:ind w:left="6480" w:hanging="360"/>
       </w:pPr>
       <w:rPr>
-        <w:rFonts w:ascii="Wingdings" w:hAnsi="Wingdings" w:hint="default"/>
+        <w:rFonts w:hint="default" w:ascii="Wingdings" w:hAnsi="Wingdings"/>
       </w:rPr>
     </w:lvl>
   </w:abstractNum>
@@ -23329,7 +23741,7 @@
         <w:ind w:left="1440" w:hanging="360"/>
       </w:pPr>
       <w:rPr>
-        <w:rFonts w:ascii="Symbol" w:hAnsi="Symbol" w:hint="default"/>
+        <w:rFonts w:hint="default" w:ascii="Symbol" w:hAnsi="Symbol"/>
       </w:rPr>
     </w:lvl>
     <w:lvl w:ilvl="1" w:tplc="04150003" w:tentative="1">
@@ -23341,7 +23753,7 @@
         <w:ind w:left="2160" w:hanging="360"/>
       </w:pPr>
       <w:rPr>
-        <w:rFonts w:ascii="Courier New" w:hAnsi="Courier New" w:cs="Courier New" w:hint="default"/>
+        <w:rFonts w:hint="default" w:ascii="Courier New" w:hAnsi="Courier New" w:cs="Courier New"/>
       </w:rPr>
     </w:lvl>
     <w:lvl w:ilvl="2" w:tplc="04150005" w:tentative="1">
@@ -23353,7 +23765,7 @@
         <w:ind w:left="2880" w:hanging="360"/>
       </w:pPr>
       <w:rPr>
-        <w:rFonts w:ascii="Wingdings" w:hAnsi="Wingdings" w:hint="default"/>
+        <w:rFonts w:hint="default" w:ascii="Wingdings" w:hAnsi="Wingdings"/>
       </w:rPr>
     </w:lvl>
     <w:lvl w:ilvl="3" w:tplc="04150001" w:tentative="1">
@@ -23365,7 +23777,7 @@
         <w:ind w:left="3600" w:hanging="360"/>
       </w:pPr>
       <w:rPr>
-        <w:rFonts w:ascii="Symbol" w:hAnsi="Symbol" w:hint="default"/>
+        <w:rFonts w:hint="default" w:ascii="Symbol" w:hAnsi="Symbol"/>
       </w:rPr>
     </w:lvl>
     <w:lvl w:ilvl="4" w:tplc="04150003" w:tentative="1">
@@ -23377,7 +23789,7 @@
         <w:ind w:left="4320" w:hanging="360"/>
       </w:pPr>
       <w:rPr>
-        <w:rFonts w:ascii="Courier New" w:hAnsi="Courier New" w:cs="Courier New" w:hint="default"/>
+        <w:rFonts w:hint="default" w:ascii="Courier New" w:hAnsi="Courier New" w:cs="Courier New"/>
       </w:rPr>
     </w:lvl>
     <w:lvl w:ilvl="5" w:tplc="04150005" w:tentative="1">
@@ -23389,7 +23801,7 @@
         <w:ind w:left="5040" w:hanging="360"/>
       </w:pPr>
       <w:rPr>
-        <w:rFonts w:ascii="Wingdings" w:hAnsi="Wingdings" w:hint="default"/>
+        <w:rFonts w:hint="default" w:ascii="Wingdings" w:hAnsi="Wingdings"/>
       </w:rPr>
     </w:lvl>
     <w:lvl w:ilvl="6" w:tplc="04150001" w:tentative="1">
@@ -23401,7 +23813,7 @@
         <w:ind w:left="5760" w:hanging="360"/>
       </w:pPr>
       <w:rPr>
-        <w:rFonts w:ascii="Symbol" w:hAnsi="Symbol" w:hint="default"/>
+        <w:rFonts w:hint="default" w:ascii="Symbol" w:hAnsi="Symbol"/>
       </w:rPr>
     </w:lvl>
     <w:lvl w:ilvl="7" w:tplc="04150003" w:tentative="1">
@@ -23413,7 +23825,7 @@
         <w:ind w:left="6480" w:hanging="360"/>
       </w:pPr>
       <w:rPr>
-        <w:rFonts w:ascii="Courier New" w:hAnsi="Courier New" w:cs="Courier New" w:hint="default"/>
+        <w:rFonts w:hint="default" w:ascii="Courier New" w:hAnsi="Courier New" w:cs="Courier New"/>
       </w:rPr>
     </w:lvl>
     <w:lvl w:ilvl="8" w:tplc="04150005" w:tentative="1">
@@ -23425,7 +23837,7 @@
         <w:ind w:left="7200" w:hanging="360"/>
       </w:pPr>
       <w:rPr>
-        <w:rFonts w:ascii="Wingdings" w:hAnsi="Wingdings" w:hint="default"/>
+        <w:rFonts w:hint="default" w:ascii="Wingdings" w:hAnsi="Wingdings"/>
       </w:rPr>
     </w:lvl>
   </w:abstractNum>
@@ -23442,7 +23854,7 @@
         <w:ind w:left="1428" w:hanging="360"/>
       </w:pPr>
       <w:rPr>
-        <w:rFonts w:ascii="Symbol" w:hAnsi="Symbol" w:hint="default"/>
+        <w:rFonts w:hint="default" w:ascii="Symbol" w:hAnsi="Symbol"/>
       </w:rPr>
     </w:lvl>
     <w:lvl w:ilvl="1" w:tplc="04150003">
@@ -23454,7 +23866,7 @@
         <w:ind w:left="2148" w:hanging="360"/>
       </w:pPr>
       <w:rPr>
-        <w:rFonts w:ascii="Courier New" w:hAnsi="Courier New" w:cs="Courier New" w:hint="default"/>
+        <w:rFonts w:hint="default" w:ascii="Courier New" w:hAnsi="Courier New" w:cs="Courier New"/>
       </w:rPr>
     </w:lvl>
     <w:lvl w:ilvl="2" w:tplc="04150005" w:tentative="1">
@@ -23466,7 +23878,7 @@
         <w:ind w:left="2868" w:hanging="360"/>
       </w:pPr>
       <w:rPr>
-        <w:rFonts w:ascii="Wingdings" w:hAnsi="Wingdings" w:hint="default"/>
+        <w:rFonts w:hint="default" w:ascii="Wingdings" w:hAnsi="Wingdings"/>
       </w:rPr>
     </w:lvl>
     <w:lvl w:ilvl="3" w:tplc="04150001" w:tentative="1">
@@ -23478,7 +23890,7 @@
         <w:ind w:left="3588" w:hanging="360"/>
       </w:pPr>
       <w:rPr>
-        <w:rFonts w:ascii="Symbol" w:hAnsi="Symbol" w:hint="default"/>
+        <w:rFonts w:hint="default" w:ascii="Symbol" w:hAnsi="Symbol"/>
       </w:rPr>
     </w:lvl>
     <w:lvl w:ilvl="4" w:tplc="04150003" w:tentative="1">
@@ -23490,7 +23902,7 @@
         <w:ind w:left="4308" w:hanging="360"/>
       </w:pPr>
       <w:rPr>
-        <w:rFonts w:ascii="Courier New" w:hAnsi="Courier New" w:cs="Courier New" w:hint="default"/>
+        <w:rFonts w:hint="default" w:ascii="Courier New" w:hAnsi="Courier New" w:cs="Courier New"/>
       </w:rPr>
     </w:lvl>
     <w:lvl w:ilvl="5" w:tplc="04150005" w:tentative="1">
@@ -23502,7 +23914,7 @@
         <w:ind w:left="5028" w:hanging="360"/>
       </w:pPr>
       <w:rPr>
-        <w:rFonts w:ascii="Wingdings" w:hAnsi="Wingdings" w:hint="default"/>
+        <w:rFonts w:hint="default" w:ascii="Wingdings" w:hAnsi="Wingdings"/>
       </w:rPr>
     </w:lvl>
     <w:lvl w:ilvl="6" w:tplc="04150001" w:tentative="1">
@@ -23514,7 +23926,7 @@
         <w:ind w:left="5748" w:hanging="360"/>
       </w:pPr>
       <w:rPr>
-        <w:rFonts w:ascii="Symbol" w:hAnsi="Symbol" w:hint="default"/>
+        <w:rFonts w:hint="default" w:ascii="Symbol" w:hAnsi="Symbol"/>
       </w:rPr>
     </w:lvl>
     <w:lvl w:ilvl="7" w:tplc="04150003" w:tentative="1">
@@ -23526,7 +23938,7 @@
         <w:ind w:left="6468" w:hanging="360"/>
       </w:pPr>
       <w:rPr>
-        <w:rFonts w:ascii="Courier New" w:hAnsi="Courier New" w:cs="Courier New" w:hint="default"/>
+        <w:rFonts w:hint="default" w:ascii="Courier New" w:hAnsi="Courier New" w:cs="Courier New"/>
       </w:rPr>
     </w:lvl>
     <w:lvl w:ilvl="8" w:tplc="04150005" w:tentative="1">
@@ -23538,7 +23950,7 @@
         <w:ind w:left="7188" w:hanging="360"/>
       </w:pPr>
       <w:rPr>
-        <w:rFonts w:ascii="Wingdings" w:hAnsi="Wingdings" w:hint="default"/>
+        <w:rFonts w:hint="default" w:ascii="Wingdings" w:hAnsi="Wingdings"/>
       </w:rPr>
     </w:lvl>
   </w:abstractNum>
@@ -23644,7 +24056,7 @@
         <w:ind w:left="1440" w:hanging="360"/>
       </w:pPr>
       <w:rPr>
-        <w:rFonts w:ascii="Symbol" w:hAnsi="Symbol" w:hint="default"/>
+        <w:rFonts w:hint="default" w:ascii="Symbol" w:hAnsi="Symbol"/>
       </w:rPr>
     </w:lvl>
     <w:lvl w:ilvl="1" w:tplc="04150003" w:tentative="1">
@@ -23656,7 +24068,7 @@
         <w:ind w:left="2160" w:hanging="360"/>
       </w:pPr>
       <w:rPr>
-        <w:rFonts w:ascii="Courier New" w:hAnsi="Courier New" w:cs="Courier New" w:hint="default"/>
+        <w:rFonts w:hint="default" w:ascii="Courier New" w:hAnsi="Courier New" w:cs="Courier New"/>
       </w:rPr>
     </w:lvl>
     <w:lvl w:ilvl="2" w:tplc="04150005" w:tentative="1">
@@ -23668,7 +24080,7 @@
         <w:ind w:left="2880" w:hanging="360"/>
       </w:pPr>
       <w:rPr>
-        <w:rFonts w:ascii="Wingdings" w:hAnsi="Wingdings" w:hint="default"/>
+        <w:rFonts w:hint="default" w:ascii="Wingdings" w:hAnsi="Wingdings"/>
       </w:rPr>
     </w:lvl>
     <w:lvl w:ilvl="3" w:tplc="04150001" w:tentative="1">
@@ -23680,7 +24092,7 @@
         <w:ind w:left="3600" w:hanging="360"/>
       </w:pPr>
       <w:rPr>
-        <w:rFonts w:ascii="Symbol" w:hAnsi="Symbol" w:hint="default"/>
+        <w:rFonts w:hint="default" w:ascii="Symbol" w:hAnsi="Symbol"/>
       </w:rPr>
     </w:lvl>
     <w:lvl w:ilvl="4" w:tplc="04150003" w:tentative="1">
@@ -23692,7 +24104,7 @@
         <w:ind w:left="4320" w:hanging="360"/>
       </w:pPr>
       <w:rPr>
-        <w:rFonts w:ascii="Courier New" w:hAnsi="Courier New" w:cs="Courier New" w:hint="default"/>
+        <w:rFonts w:hint="default" w:ascii="Courier New" w:hAnsi="Courier New" w:cs="Courier New"/>
       </w:rPr>
     </w:lvl>
     <w:lvl w:ilvl="5" w:tplc="04150005" w:tentative="1">
@@ -23704,7 +24116,7 @@
         <w:ind w:left="5040" w:hanging="360"/>
       </w:pPr>
       <w:rPr>
-        <w:rFonts w:ascii="Wingdings" w:hAnsi="Wingdings" w:hint="default"/>
+        <w:rFonts w:hint="default" w:ascii="Wingdings" w:hAnsi="Wingdings"/>
       </w:rPr>
     </w:lvl>
     <w:lvl w:ilvl="6" w:tplc="04150001" w:tentative="1">
@@ -23716,7 +24128,7 @@
         <w:ind w:left="5760" w:hanging="360"/>
       </w:pPr>
       <w:rPr>
-        <w:rFonts w:ascii="Symbol" w:hAnsi="Symbol" w:hint="default"/>
+        <w:rFonts w:hint="default" w:ascii="Symbol" w:hAnsi="Symbol"/>
       </w:rPr>
     </w:lvl>
     <w:lvl w:ilvl="7" w:tplc="04150003" w:tentative="1">
@@ -23728,7 +24140,7 @@
         <w:ind w:left="6480" w:hanging="360"/>
       </w:pPr>
       <w:rPr>
-        <w:rFonts w:ascii="Courier New" w:hAnsi="Courier New" w:cs="Courier New" w:hint="default"/>
+        <w:rFonts w:hint="default" w:ascii="Courier New" w:hAnsi="Courier New" w:cs="Courier New"/>
       </w:rPr>
     </w:lvl>
     <w:lvl w:ilvl="8" w:tplc="04150005" w:tentative="1">
@@ -23740,7 +24152,7 @@
         <w:ind w:left="7200" w:hanging="360"/>
       </w:pPr>
       <w:rPr>
-        <w:rFonts w:ascii="Wingdings" w:hAnsi="Wingdings" w:hint="default"/>
+        <w:rFonts w:hint="default" w:ascii="Wingdings" w:hAnsi="Wingdings"/>
       </w:rPr>
     </w:lvl>
   </w:abstractNum>
@@ -23846,7 +24258,7 @@
         <w:ind w:left="1440" w:hanging="360"/>
       </w:pPr>
       <w:rPr>
-        <w:rFonts w:ascii="Symbol" w:hAnsi="Symbol" w:hint="default"/>
+        <w:rFonts w:hint="default" w:ascii="Symbol" w:hAnsi="Symbol"/>
       </w:rPr>
     </w:lvl>
     <w:lvl w:ilvl="1" w:tplc="04150003">
@@ -23858,7 +24270,7 @@
         <w:ind w:left="2160" w:hanging="360"/>
       </w:pPr>
       <w:rPr>
-        <w:rFonts w:ascii="Courier New" w:hAnsi="Courier New" w:cs="Courier New" w:hint="default"/>
+        <w:rFonts w:hint="default" w:ascii="Courier New" w:hAnsi="Courier New" w:cs="Courier New"/>
       </w:rPr>
     </w:lvl>
     <w:lvl w:ilvl="2" w:tplc="04150005" w:tentative="1">
@@ -23870,7 +24282,7 @@
         <w:ind w:left="2880" w:hanging="360"/>
       </w:pPr>
       <w:rPr>
-        <w:rFonts w:ascii="Wingdings" w:hAnsi="Wingdings" w:hint="default"/>
+        <w:rFonts w:hint="default" w:ascii="Wingdings" w:hAnsi="Wingdings"/>
       </w:rPr>
     </w:lvl>
     <w:lvl w:ilvl="3" w:tplc="04150001" w:tentative="1">
@@ -23882,7 +24294,7 @@
         <w:ind w:left="3600" w:hanging="360"/>
       </w:pPr>
       <w:rPr>
-        <w:rFonts w:ascii="Symbol" w:hAnsi="Symbol" w:hint="default"/>
+        <w:rFonts w:hint="default" w:ascii="Symbol" w:hAnsi="Symbol"/>
       </w:rPr>
     </w:lvl>
     <w:lvl w:ilvl="4" w:tplc="04150003" w:tentative="1">
@@ -23894,7 +24306,7 @@
         <w:ind w:left="4320" w:hanging="360"/>
       </w:pPr>
       <w:rPr>
-        <w:rFonts w:ascii="Courier New" w:hAnsi="Courier New" w:cs="Courier New" w:hint="default"/>
+        <w:rFonts w:hint="default" w:ascii="Courier New" w:hAnsi="Courier New" w:cs="Courier New"/>
       </w:rPr>
     </w:lvl>
     <w:lvl w:ilvl="5" w:tplc="04150005" w:tentative="1">
@@ -23906,7 +24318,7 @@
         <w:ind w:left="5040" w:hanging="360"/>
       </w:pPr>
       <w:rPr>
-        <w:rFonts w:ascii="Wingdings" w:hAnsi="Wingdings" w:hint="default"/>
+        <w:rFonts w:hint="default" w:ascii="Wingdings" w:hAnsi="Wingdings"/>
       </w:rPr>
     </w:lvl>
     <w:lvl w:ilvl="6" w:tplc="04150001" w:tentative="1">
@@ -23918,7 +24330,7 @@
         <w:ind w:left="5760" w:hanging="360"/>
       </w:pPr>
       <w:rPr>
-        <w:rFonts w:ascii="Symbol" w:hAnsi="Symbol" w:hint="default"/>
+        <w:rFonts w:hint="default" w:ascii="Symbol" w:hAnsi="Symbol"/>
       </w:rPr>
     </w:lvl>
     <w:lvl w:ilvl="7" w:tplc="04150003" w:tentative="1">
@@ -23930,7 +24342,7 @@
         <w:ind w:left="6480" w:hanging="360"/>
       </w:pPr>
       <w:rPr>
-        <w:rFonts w:ascii="Courier New" w:hAnsi="Courier New" w:cs="Courier New" w:hint="default"/>
+        <w:rFonts w:hint="default" w:ascii="Courier New" w:hAnsi="Courier New" w:cs="Courier New"/>
       </w:rPr>
     </w:lvl>
     <w:lvl w:ilvl="8" w:tplc="04150005" w:tentative="1">
@@ -23942,7 +24354,7 @@
         <w:ind w:left="7200" w:hanging="360"/>
       </w:pPr>
       <w:rPr>
-        <w:rFonts w:ascii="Wingdings" w:hAnsi="Wingdings" w:hint="default"/>
+        <w:rFonts w:hint="default" w:ascii="Wingdings" w:hAnsi="Wingdings"/>
       </w:rPr>
     </w:lvl>
   </w:abstractNum>
@@ -24048,7 +24460,7 @@
         <w:ind w:left="1440" w:hanging="360"/>
       </w:pPr>
       <w:rPr>
-        <w:rFonts w:ascii="Symbol" w:hAnsi="Symbol" w:hint="default"/>
+        <w:rFonts w:hint="default" w:ascii="Symbol" w:hAnsi="Symbol"/>
       </w:rPr>
     </w:lvl>
     <w:lvl w:ilvl="1" w:tplc="04150003" w:tentative="1">
@@ -24060,7 +24472,7 @@
         <w:ind w:left="2160" w:hanging="360"/>
       </w:pPr>
       <w:rPr>
-        <w:rFonts w:ascii="Courier New" w:hAnsi="Courier New" w:cs="Courier New" w:hint="default"/>
+        <w:rFonts w:hint="default" w:ascii="Courier New" w:hAnsi="Courier New" w:cs="Courier New"/>
       </w:rPr>
     </w:lvl>
     <w:lvl w:ilvl="2" w:tplc="04150005" w:tentative="1">
@@ -24072,7 +24484,7 @@
         <w:ind w:left="2880" w:hanging="360"/>
       </w:pPr>
       <w:rPr>
-        <w:rFonts w:ascii="Wingdings" w:hAnsi="Wingdings" w:hint="default"/>
+        <w:rFonts w:hint="default" w:ascii="Wingdings" w:hAnsi="Wingdings"/>
       </w:rPr>
     </w:lvl>
     <w:lvl w:ilvl="3" w:tplc="04150001" w:tentative="1">
@@ -24084,7 +24496,7 @@
         <w:ind w:left="3600" w:hanging="360"/>
       </w:pPr>
       <w:rPr>
-        <w:rFonts w:ascii="Symbol" w:hAnsi="Symbol" w:hint="default"/>
+        <w:rFonts w:hint="default" w:ascii="Symbol" w:hAnsi="Symbol"/>
       </w:rPr>
     </w:lvl>
     <w:lvl w:ilvl="4" w:tplc="04150003" w:tentative="1">
@@ -24096,7 +24508,7 @@
         <w:ind w:left="4320" w:hanging="360"/>
       </w:pPr>
       <w:rPr>
-        <w:rFonts w:ascii="Courier New" w:hAnsi="Courier New" w:cs="Courier New" w:hint="default"/>
+        <w:rFonts w:hint="default" w:ascii="Courier New" w:hAnsi="Courier New" w:cs="Courier New"/>
       </w:rPr>
     </w:lvl>
     <w:lvl w:ilvl="5" w:tplc="04150005" w:tentative="1">
@@ -24108,7 +24520,7 @@
         <w:ind w:left="5040" w:hanging="360"/>
       </w:pPr>
       <w:rPr>
-        <w:rFonts w:ascii="Wingdings" w:hAnsi="Wingdings" w:hint="default"/>
+        <w:rFonts w:hint="default" w:ascii="Wingdings" w:hAnsi="Wingdings"/>
       </w:rPr>
     </w:lvl>
     <w:lvl w:ilvl="6" w:tplc="04150001" w:tentative="1">
@@ -24120,7 +24532,7 @@
         <w:ind w:left="5760" w:hanging="360"/>
       </w:pPr>
       <w:rPr>
-        <w:rFonts w:ascii="Symbol" w:hAnsi="Symbol" w:hint="default"/>
+        <w:rFonts w:hint="default" w:ascii="Symbol" w:hAnsi="Symbol"/>
       </w:rPr>
     </w:lvl>
     <w:lvl w:ilvl="7" w:tplc="04150003" w:tentative="1">
@@ -24132,7 +24544,7 @@
         <w:ind w:left="6480" w:hanging="360"/>
       </w:pPr>
       <w:rPr>
-        <w:rFonts w:ascii="Courier New" w:hAnsi="Courier New" w:cs="Courier New" w:hint="default"/>
+        <w:rFonts w:hint="default" w:ascii="Courier New" w:hAnsi="Courier New" w:cs="Courier New"/>
       </w:rPr>
     </w:lvl>
     <w:lvl w:ilvl="8" w:tplc="04150005" w:tentative="1">
@@ -24144,7 +24556,7 @@
         <w:ind w:left="7200" w:hanging="360"/>
       </w:pPr>
       <w:rPr>
-        <w:rFonts w:ascii="Wingdings" w:hAnsi="Wingdings" w:hint="default"/>
+        <w:rFonts w:hint="default" w:ascii="Wingdings" w:hAnsi="Wingdings"/>
       </w:rPr>
     </w:lvl>
   </w:abstractNum>
@@ -24161,7 +24573,7 @@
         <w:ind w:left="1854" w:hanging="360"/>
       </w:pPr>
       <w:rPr>
-        <w:rFonts w:ascii="Symbol" w:hAnsi="Symbol" w:hint="default"/>
+        <w:rFonts w:hint="default" w:ascii="Symbol" w:hAnsi="Symbol"/>
       </w:rPr>
     </w:lvl>
     <w:lvl w:ilvl="1" w:tplc="04150003">
@@ -24173,7 +24585,7 @@
         <w:ind w:left="2574" w:hanging="360"/>
       </w:pPr>
       <w:rPr>
-        <w:rFonts w:ascii="Courier New" w:hAnsi="Courier New" w:cs="Courier New" w:hint="default"/>
+        <w:rFonts w:hint="default" w:ascii="Courier New" w:hAnsi="Courier New" w:cs="Courier New"/>
       </w:rPr>
     </w:lvl>
     <w:lvl w:ilvl="2" w:tplc="04150005" w:tentative="1">
@@ -24185,7 +24597,7 @@
         <w:ind w:left="3294" w:hanging="360"/>
       </w:pPr>
       <w:rPr>
-        <w:rFonts w:ascii="Wingdings" w:hAnsi="Wingdings" w:hint="default"/>
+        <w:rFonts w:hint="default" w:ascii="Wingdings" w:hAnsi="Wingdings"/>
       </w:rPr>
     </w:lvl>
     <w:lvl w:ilvl="3" w:tplc="04150001" w:tentative="1">
@@ -24197,7 +24609,7 @@
         <w:ind w:left="4014" w:hanging="360"/>
       </w:pPr>
       <w:rPr>
-        <w:rFonts w:ascii="Symbol" w:hAnsi="Symbol" w:hint="default"/>
+        <w:rFonts w:hint="default" w:ascii="Symbol" w:hAnsi="Symbol"/>
       </w:rPr>
     </w:lvl>
     <w:lvl w:ilvl="4" w:tplc="04150003" w:tentative="1">
@@ -24209,7 +24621,7 @@
         <w:ind w:left="4734" w:hanging="360"/>
       </w:pPr>
       <w:rPr>
-        <w:rFonts w:ascii="Courier New" w:hAnsi="Courier New" w:cs="Courier New" w:hint="default"/>
+        <w:rFonts w:hint="default" w:ascii="Courier New" w:hAnsi="Courier New" w:cs="Courier New"/>
       </w:rPr>
     </w:lvl>
     <w:lvl w:ilvl="5" w:tplc="04150005" w:tentative="1">
@@ -24221,7 +24633,7 @@
         <w:ind w:left="5454" w:hanging="360"/>
       </w:pPr>
       <w:rPr>
-        <w:rFonts w:ascii="Wingdings" w:hAnsi="Wingdings" w:hint="default"/>
+        <w:rFonts w:hint="default" w:ascii="Wingdings" w:hAnsi="Wingdings"/>
       </w:rPr>
     </w:lvl>
     <w:lvl w:ilvl="6" w:tplc="04150001" w:tentative="1">
@@ -24233,7 +24645,7 @@
         <w:ind w:left="6174" w:hanging="360"/>
       </w:pPr>
       <w:rPr>
-        <w:rFonts w:ascii="Symbol" w:hAnsi="Symbol" w:hint="default"/>
+        <w:rFonts w:hint="default" w:ascii="Symbol" w:hAnsi="Symbol"/>
       </w:rPr>
     </w:lvl>
     <w:lvl w:ilvl="7" w:tplc="04150003" w:tentative="1">
@@ -24245,7 +24657,7 @@
         <w:ind w:left="6894" w:hanging="360"/>
       </w:pPr>
       <w:rPr>
-        <w:rFonts w:ascii="Courier New" w:hAnsi="Courier New" w:cs="Courier New" w:hint="default"/>
+        <w:rFonts w:hint="default" w:ascii="Courier New" w:hAnsi="Courier New" w:cs="Courier New"/>
       </w:rPr>
     </w:lvl>
     <w:lvl w:ilvl="8" w:tplc="04150005" w:tentative="1">
@@ -24257,7 +24669,7 @@
         <w:ind w:left="7614" w:hanging="360"/>
       </w:pPr>
       <w:rPr>
-        <w:rFonts w:ascii="Wingdings" w:hAnsi="Wingdings" w:hint="default"/>
+        <w:rFonts w:hint="default" w:ascii="Wingdings" w:hAnsi="Wingdings"/>
       </w:rPr>
     </w:lvl>
   </w:abstractNum>
@@ -24274,7 +24686,7 @@
         <w:ind w:left="1440" w:hanging="360"/>
       </w:pPr>
       <w:rPr>
-        <w:rFonts w:ascii="Symbol" w:hAnsi="Symbol" w:hint="default"/>
+        <w:rFonts w:hint="default" w:ascii="Symbol" w:hAnsi="Symbol"/>
       </w:rPr>
     </w:lvl>
     <w:lvl w:ilvl="1" w:tplc="04150003" w:tentative="1">
@@ -24286,7 +24698,7 @@
         <w:ind w:left="2160" w:hanging="360"/>
       </w:pPr>
       <w:rPr>
-        <w:rFonts w:ascii="Courier New" w:hAnsi="Courier New" w:cs="Courier New" w:hint="default"/>
+        <w:rFonts w:hint="default" w:ascii="Courier New" w:hAnsi="Courier New" w:cs="Courier New"/>
       </w:rPr>
     </w:lvl>
     <w:lvl w:ilvl="2" w:tplc="04150005" w:tentative="1">
@@ -24298,7 +24710,7 @@
         <w:ind w:left="2880" w:hanging="360"/>
       </w:pPr>
       <w:rPr>
-        <w:rFonts w:ascii="Wingdings" w:hAnsi="Wingdings" w:hint="default"/>
+        <w:rFonts w:hint="default" w:ascii="Wingdings" w:hAnsi="Wingdings"/>
       </w:rPr>
     </w:lvl>
     <w:lvl w:ilvl="3" w:tplc="04150001" w:tentative="1">
@@ -24310,7 +24722,7 @@
         <w:ind w:left="3600" w:hanging="360"/>
       </w:pPr>
       <w:rPr>
-        <w:rFonts w:ascii="Symbol" w:hAnsi="Symbol" w:hint="default"/>
+        <w:rFonts w:hint="default" w:ascii="Symbol" w:hAnsi="Symbol"/>
       </w:rPr>
     </w:lvl>
     <w:lvl w:ilvl="4" w:tplc="04150003" w:tentative="1">
@@ -24322,7 +24734,7 @@
         <w:ind w:left="4320" w:hanging="360"/>
       </w:pPr>
       <w:rPr>
-        <w:rFonts w:ascii="Courier New" w:hAnsi="Courier New" w:cs="Courier New" w:hint="default"/>
+        <w:rFonts w:hint="default" w:ascii="Courier New" w:hAnsi="Courier New" w:cs="Courier New"/>
       </w:rPr>
     </w:lvl>
     <w:lvl w:ilvl="5" w:tplc="04150005" w:tentative="1">
@@ -24334,7 +24746,7 @@
         <w:ind w:left="5040" w:hanging="360"/>
       </w:pPr>
       <w:rPr>
-        <w:rFonts w:ascii="Wingdings" w:hAnsi="Wingdings" w:hint="default"/>
+        <w:rFonts w:hint="default" w:ascii="Wingdings" w:hAnsi="Wingdings"/>
       </w:rPr>
     </w:lvl>
     <w:lvl w:ilvl="6" w:tplc="04150001" w:tentative="1">
@@ -24346,7 +24758,7 @@
         <w:ind w:left="5760" w:hanging="360"/>
       </w:pPr>
       <w:rPr>
-        <w:rFonts w:ascii="Symbol" w:hAnsi="Symbol" w:hint="default"/>
+        <w:rFonts w:hint="default" w:ascii="Symbol" w:hAnsi="Symbol"/>
       </w:rPr>
     </w:lvl>
     <w:lvl w:ilvl="7" w:tplc="04150003" w:tentative="1">
@@ -24358,7 +24770,7 @@
         <w:ind w:left="6480" w:hanging="360"/>
       </w:pPr>
       <w:rPr>
-        <w:rFonts w:ascii="Courier New" w:hAnsi="Courier New" w:cs="Courier New" w:hint="default"/>
+        <w:rFonts w:hint="default" w:ascii="Courier New" w:hAnsi="Courier New" w:cs="Courier New"/>
       </w:rPr>
     </w:lvl>
     <w:lvl w:ilvl="8" w:tplc="04150005" w:tentative="1">
@@ -24370,7 +24782,7 @@
         <w:ind w:left="7200" w:hanging="360"/>
       </w:pPr>
       <w:rPr>
-        <w:rFonts w:ascii="Wingdings" w:hAnsi="Wingdings" w:hint="default"/>
+        <w:rFonts w:hint="default" w:ascii="Wingdings" w:hAnsi="Wingdings"/>
       </w:rPr>
     </w:lvl>
   </w:abstractNum>
@@ -24387,7 +24799,7 @@
         <w:ind w:left="720" w:hanging="360"/>
       </w:pPr>
       <w:rPr>
-        <w:rFonts w:ascii="Aptos" w:hAnsi="Aptos" w:hint="default"/>
+        <w:rFonts w:hint="default" w:ascii="Aptos" w:hAnsi="Aptos"/>
       </w:rPr>
     </w:lvl>
     <w:lvl w:ilvl="1" w:tplc="A128213E">
@@ -24399,7 +24811,7 @@
         <w:ind w:left="1440" w:hanging="360"/>
       </w:pPr>
       <w:rPr>
-        <w:rFonts w:ascii="Courier New" w:hAnsi="Courier New" w:hint="default"/>
+        <w:rFonts w:hint="default" w:ascii="Courier New" w:hAnsi="Courier New"/>
       </w:rPr>
     </w:lvl>
     <w:lvl w:ilvl="2" w:tplc="C3DC887E">
@@ -24411,7 +24823,7 @@
         <w:ind w:left="2160" w:hanging="360"/>
       </w:pPr>
       <w:rPr>
-        <w:rFonts w:ascii="Wingdings" w:hAnsi="Wingdings" w:hint="default"/>
+        <w:rFonts w:hint="default" w:ascii="Wingdings" w:hAnsi="Wingdings"/>
       </w:rPr>
     </w:lvl>
     <w:lvl w:ilvl="3" w:tplc="BFBC1BDC">
@@ -24423,7 +24835,7 @@
         <w:ind w:left="2880" w:hanging="360"/>
       </w:pPr>
       <w:rPr>
-        <w:rFonts w:ascii="Symbol" w:hAnsi="Symbol" w:hint="default"/>
+        <w:rFonts w:hint="default" w:ascii="Symbol" w:hAnsi="Symbol"/>
       </w:rPr>
     </w:lvl>
     <w:lvl w:ilvl="4" w:tplc="4A4831A2">
@@ -24435,7 +24847,7 @@
         <w:ind w:left="3600" w:hanging="360"/>
       </w:pPr>
       <w:rPr>
-        <w:rFonts w:ascii="Courier New" w:hAnsi="Courier New" w:hint="default"/>
+        <w:rFonts w:hint="default" w:ascii="Courier New" w:hAnsi="Courier New"/>
       </w:rPr>
     </w:lvl>
     <w:lvl w:ilvl="5" w:tplc="89FA9CE4">
@@ -24447,7 +24859,7 @@
         <w:ind w:left="4320" w:hanging="360"/>
       </w:pPr>
       <w:rPr>
-        <w:rFonts w:ascii="Wingdings" w:hAnsi="Wingdings" w:hint="default"/>
+        <w:rFonts w:hint="default" w:ascii="Wingdings" w:hAnsi="Wingdings"/>
       </w:rPr>
     </w:lvl>
     <w:lvl w:ilvl="6" w:tplc="6C0691C4">
@@ -24459,7 +24871,7 @@
         <w:ind w:left="5040" w:hanging="360"/>
       </w:pPr>
       <w:rPr>
-        <w:rFonts w:ascii="Symbol" w:hAnsi="Symbol" w:hint="default"/>
+        <w:rFonts w:hint="default" w:ascii="Symbol" w:hAnsi="Symbol"/>
       </w:rPr>
     </w:lvl>
     <w:lvl w:ilvl="7" w:tplc="AC247F64">
@@ -24471,7 +24883,7 @@
         <w:ind w:left="5760" w:hanging="360"/>
       </w:pPr>
       <w:rPr>
-        <w:rFonts w:ascii="Courier New" w:hAnsi="Courier New" w:hint="default"/>
+        <w:rFonts w:hint="default" w:ascii="Courier New" w:hAnsi="Courier New"/>
       </w:rPr>
     </w:lvl>
     <w:lvl w:ilvl="8" w:tplc="957C2EEA">
@@ -24483,7 +24895,7 @@
         <w:ind w:left="6480" w:hanging="360"/>
       </w:pPr>
       <w:rPr>
-        <w:rFonts w:ascii="Wingdings" w:hAnsi="Wingdings" w:hint="default"/>
+        <w:rFonts w:hint="default" w:ascii="Wingdings" w:hAnsi="Wingdings"/>
       </w:rPr>
     </w:lvl>
   </w:abstractNum>
@@ -24500,7 +24912,7 @@
         <w:ind w:left="1440" w:hanging="360"/>
       </w:pPr>
       <w:rPr>
-        <w:rFonts w:ascii="Symbol" w:hAnsi="Symbol" w:hint="default"/>
+        <w:rFonts w:hint="default" w:ascii="Symbol" w:hAnsi="Symbol"/>
       </w:rPr>
     </w:lvl>
     <w:lvl w:ilvl="1" w:tplc="04150003">
@@ -24512,7 +24924,7 @@
         <w:ind w:left="2160" w:hanging="360"/>
       </w:pPr>
       <w:rPr>
-        <w:rFonts w:ascii="Courier New" w:hAnsi="Courier New" w:cs="Courier New" w:hint="default"/>
+        <w:rFonts w:hint="default" w:ascii="Courier New" w:hAnsi="Courier New" w:cs="Courier New"/>
       </w:rPr>
     </w:lvl>
     <w:lvl w:ilvl="2" w:tplc="04150005">
@@ -24524,7 +24936,7 @@
         <w:ind w:left="2880" w:hanging="360"/>
       </w:pPr>
       <w:rPr>
-        <w:rFonts w:ascii="Wingdings" w:hAnsi="Wingdings" w:hint="default"/>
+        <w:rFonts w:hint="default" w:ascii="Wingdings" w:hAnsi="Wingdings"/>
       </w:rPr>
     </w:lvl>
     <w:lvl w:ilvl="3" w:tplc="04150001" w:tentative="1">
@@ -24536,7 +24948,7 @@
         <w:ind w:left="3600" w:hanging="360"/>
       </w:pPr>
       <w:rPr>
-        <w:rFonts w:ascii="Symbol" w:hAnsi="Symbol" w:hint="default"/>
+        <w:rFonts w:hint="default" w:ascii="Symbol" w:hAnsi="Symbol"/>
       </w:rPr>
     </w:lvl>
     <w:lvl w:ilvl="4" w:tplc="04150003" w:tentative="1">
@@ -24548,7 +24960,7 @@
         <w:ind w:left="4320" w:hanging="360"/>
       </w:pPr>
       <w:rPr>
-        <w:rFonts w:ascii="Courier New" w:hAnsi="Courier New" w:cs="Courier New" w:hint="default"/>
+        <w:rFonts w:hint="default" w:ascii="Courier New" w:hAnsi="Courier New" w:cs="Courier New"/>
       </w:rPr>
     </w:lvl>
     <w:lvl w:ilvl="5" w:tplc="04150005" w:tentative="1">
@@ -24560,7 +24972,7 @@
         <w:ind w:left="5040" w:hanging="360"/>
       </w:pPr>
       <w:rPr>
-        <w:rFonts w:ascii="Wingdings" w:hAnsi="Wingdings" w:hint="default"/>
+        <w:rFonts w:hint="default" w:ascii="Wingdings" w:hAnsi="Wingdings"/>
       </w:rPr>
     </w:lvl>
     <w:lvl w:ilvl="6" w:tplc="04150001" w:tentative="1">
@@ -24572,7 +24984,7 @@
         <w:ind w:left="5760" w:hanging="360"/>
       </w:pPr>
       <w:rPr>
-        <w:rFonts w:ascii="Symbol" w:hAnsi="Symbol" w:hint="default"/>
+        <w:rFonts w:hint="default" w:ascii="Symbol" w:hAnsi="Symbol"/>
       </w:rPr>
     </w:lvl>
     <w:lvl w:ilvl="7" w:tplc="04150003" w:tentative="1">
@@ -24584,7 +24996,7 @@
         <w:ind w:left="6480" w:hanging="360"/>
       </w:pPr>
       <w:rPr>
-        <w:rFonts w:ascii="Courier New" w:hAnsi="Courier New" w:cs="Courier New" w:hint="default"/>
+        <w:rFonts w:hint="default" w:ascii="Courier New" w:hAnsi="Courier New" w:cs="Courier New"/>
       </w:rPr>
     </w:lvl>
     <w:lvl w:ilvl="8" w:tplc="04150005" w:tentative="1">
@@ -24596,7 +25008,7 @@
         <w:ind w:left="7200" w:hanging="360"/>
       </w:pPr>
       <w:rPr>
-        <w:rFonts w:ascii="Wingdings" w:hAnsi="Wingdings" w:hint="default"/>
+        <w:rFonts w:hint="default" w:ascii="Wingdings" w:hAnsi="Wingdings"/>
       </w:rPr>
     </w:lvl>
   </w:abstractNum>
@@ -24613,7 +25025,7 @@
         <w:ind w:left="1440" w:hanging="360"/>
       </w:pPr>
       <w:rPr>
-        <w:rFonts w:ascii="Symbol" w:hAnsi="Symbol" w:hint="default"/>
+        <w:rFonts w:hint="default" w:ascii="Symbol" w:hAnsi="Symbol"/>
       </w:rPr>
     </w:lvl>
     <w:lvl w:ilvl="1" w:tplc="04150003">
@@ -24625,7 +25037,7 @@
         <w:ind w:left="2160" w:hanging="360"/>
       </w:pPr>
       <w:rPr>
-        <w:rFonts w:ascii="Courier New" w:hAnsi="Courier New" w:cs="Courier New" w:hint="default"/>
+        <w:rFonts w:hint="default" w:ascii="Courier New" w:hAnsi="Courier New" w:cs="Courier New"/>
       </w:rPr>
     </w:lvl>
     <w:lvl w:ilvl="2" w:tplc="04150005" w:tentative="1">
@@ -24637,7 +25049,7 @@
         <w:ind w:left="2880" w:hanging="360"/>
       </w:pPr>
       <w:rPr>
-        <w:rFonts w:ascii="Wingdings" w:hAnsi="Wingdings" w:hint="default"/>
+        <w:rFonts w:hint="default" w:ascii="Wingdings" w:hAnsi="Wingdings"/>
       </w:rPr>
     </w:lvl>
     <w:lvl w:ilvl="3" w:tplc="04150001" w:tentative="1">
@@ -24649,7 +25061,7 @@
         <w:ind w:left="3600" w:hanging="360"/>
       </w:pPr>
       <w:rPr>
-        <w:rFonts w:ascii="Symbol" w:hAnsi="Symbol" w:hint="default"/>
+        <w:rFonts w:hint="default" w:ascii="Symbol" w:hAnsi="Symbol"/>
       </w:rPr>
     </w:lvl>
     <w:lvl w:ilvl="4" w:tplc="04150003" w:tentative="1">
@@ -24661,7 +25073,7 @@
         <w:ind w:left="4320" w:hanging="360"/>
       </w:pPr>
       <w:rPr>
-        <w:rFonts w:ascii="Courier New" w:hAnsi="Courier New" w:cs="Courier New" w:hint="default"/>
+        <w:rFonts w:hint="default" w:ascii="Courier New" w:hAnsi="Courier New" w:cs="Courier New"/>
       </w:rPr>
     </w:lvl>
     <w:lvl w:ilvl="5" w:tplc="04150005" w:tentative="1">
@@ -24673,7 +25085,7 @@
         <w:ind w:left="5040" w:hanging="360"/>
       </w:pPr>
       <w:rPr>
-        <w:rFonts w:ascii="Wingdings" w:hAnsi="Wingdings" w:hint="default"/>
+        <w:rFonts w:hint="default" w:ascii="Wingdings" w:hAnsi="Wingdings"/>
       </w:rPr>
     </w:lvl>
     <w:lvl w:ilvl="6" w:tplc="04150001" w:tentative="1">
@@ -24685,7 +25097,7 @@
         <w:ind w:left="5760" w:hanging="360"/>
       </w:pPr>
       <w:rPr>
-        <w:rFonts w:ascii="Symbol" w:hAnsi="Symbol" w:hint="default"/>
+        <w:rFonts w:hint="default" w:ascii="Symbol" w:hAnsi="Symbol"/>
       </w:rPr>
     </w:lvl>
     <w:lvl w:ilvl="7" w:tplc="04150003" w:tentative="1">
@@ -24697,7 +25109,7 @@
         <w:ind w:left="6480" w:hanging="360"/>
       </w:pPr>
       <w:rPr>
-        <w:rFonts w:ascii="Courier New" w:hAnsi="Courier New" w:cs="Courier New" w:hint="default"/>
+        <w:rFonts w:hint="default" w:ascii="Courier New" w:hAnsi="Courier New" w:cs="Courier New"/>
       </w:rPr>
     </w:lvl>
     <w:lvl w:ilvl="8" w:tplc="04150005" w:tentative="1">
@@ -24709,7 +25121,7 @@
         <w:ind w:left="7200" w:hanging="360"/>
       </w:pPr>
       <w:rPr>
-        <w:rFonts w:ascii="Wingdings" w:hAnsi="Wingdings" w:hint="default"/>
+        <w:rFonts w:hint="default" w:ascii="Wingdings" w:hAnsi="Wingdings"/>
       </w:rPr>
     </w:lvl>
   </w:abstractNum>
@@ -24815,7 +25227,7 @@
         <w:ind w:left="1440" w:hanging="360"/>
       </w:pPr>
       <w:rPr>
-        <w:rFonts w:ascii="Symbol" w:hAnsi="Symbol" w:hint="default"/>
+        <w:rFonts w:hint="default" w:ascii="Symbol" w:hAnsi="Symbol"/>
       </w:rPr>
     </w:lvl>
     <w:lvl w:ilvl="1" w:tplc="04150003">
@@ -24827,7 +25239,7 @@
         <w:ind w:left="2160" w:hanging="360"/>
       </w:pPr>
       <w:rPr>
-        <w:rFonts w:ascii="Courier New" w:hAnsi="Courier New" w:cs="Courier New" w:hint="default"/>
+        <w:rFonts w:hint="default" w:ascii="Courier New" w:hAnsi="Courier New" w:cs="Courier New"/>
       </w:rPr>
     </w:lvl>
     <w:lvl w:ilvl="2" w:tplc="04150005" w:tentative="1">
@@ -24839,7 +25251,7 @@
         <w:ind w:left="2880" w:hanging="360"/>
       </w:pPr>
       <w:rPr>
-        <w:rFonts w:ascii="Wingdings" w:hAnsi="Wingdings" w:hint="default"/>
+        <w:rFonts w:hint="default" w:ascii="Wingdings" w:hAnsi="Wingdings"/>
       </w:rPr>
     </w:lvl>
     <w:lvl w:ilvl="3" w:tplc="04150001" w:tentative="1">
@@ -24851,7 +25263,7 @@
         <w:ind w:left="3600" w:hanging="360"/>
       </w:pPr>
       <w:rPr>
-        <w:rFonts w:ascii="Symbol" w:hAnsi="Symbol" w:hint="default"/>
+        <w:rFonts w:hint="default" w:ascii="Symbol" w:hAnsi="Symbol"/>
       </w:rPr>
     </w:lvl>
     <w:lvl w:ilvl="4" w:tplc="04150003" w:tentative="1">
@@ -24863,7 +25275,7 @@
         <w:ind w:left="4320" w:hanging="360"/>
       </w:pPr>
       <w:rPr>
-        <w:rFonts w:ascii="Courier New" w:hAnsi="Courier New" w:cs="Courier New" w:hint="default"/>
+        <w:rFonts w:hint="default" w:ascii="Courier New" w:hAnsi="Courier New" w:cs="Courier New"/>
       </w:rPr>
     </w:lvl>
     <w:lvl w:ilvl="5" w:tplc="04150005" w:tentative="1">
@@ -24875,7 +25287,7 @@
         <w:ind w:left="5040" w:hanging="360"/>
       </w:pPr>
       <w:rPr>
-        <w:rFonts w:ascii="Wingdings" w:hAnsi="Wingdings" w:hint="default"/>
+        <w:rFonts w:hint="default" w:ascii="Wingdings" w:hAnsi="Wingdings"/>
       </w:rPr>
     </w:lvl>
     <w:lvl w:ilvl="6" w:tplc="04150001" w:tentative="1">
@@ -24887,7 +25299,7 @@
         <w:ind w:left="5760" w:hanging="360"/>
       </w:pPr>
       <w:rPr>
-        <w:rFonts w:ascii="Symbol" w:hAnsi="Symbol" w:hint="default"/>
+        <w:rFonts w:hint="default" w:ascii="Symbol" w:hAnsi="Symbol"/>
       </w:rPr>
     </w:lvl>
     <w:lvl w:ilvl="7" w:tplc="04150003" w:tentative="1">
@@ -24899,7 +25311,7 @@
         <w:ind w:left="6480" w:hanging="360"/>
       </w:pPr>
       <w:rPr>
-        <w:rFonts w:ascii="Courier New" w:hAnsi="Courier New" w:cs="Courier New" w:hint="default"/>
+        <w:rFonts w:hint="default" w:ascii="Courier New" w:hAnsi="Courier New" w:cs="Courier New"/>
       </w:rPr>
     </w:lvl>
     <w:lvl w:ilvl="8" w:tplc="04150005" w:tentative="1">
@@ -24911,7 +25323,7 @@
         <w:ind w:left="7200" w:hanging="360"/>
       </w:pPr>
       <w:rPr>
-        <w:rFonts w:ascii="Wingdings" w:hAnsi="Wingdings" w:hint="default"/>
+        <w:rFonts w:hint="default" w:ascii="Wingdings" w:hAnsi="Wingdings"/>
       </w:rPr>
     </w:lvl>
   </w:abstractNum>
@@ -25017,7 +25429,7 @@
         <w:ind w:left="720" w:hanging="360"/>
       </w:pPr>
       <w:rPr>
-        <w:rFonts w:ascii="Aptos" w:hAnsi="Aptos" w:hint="default"/>
+        <w:rFonts w:hint="default" w:ascii="Aptos" w:hAnsi="Aptos"/>
       </w:rPr>
     </w:lvl>
     <w:lvl w:ilvl="1" w:tplc="BB60FA36">
@@ -25029,7 +25441,7 @@
         <w:ind w:left="1440" w:hanging="360"/>
       </w:pPr>
       <w:rPr>
-        <w:rFonts w:ascii="Courier New" w:hAnsi="Courier New" w:hint="default"/>
+        <w:rFonts w:hint="default" w:ascii="Courier New" w:hAnsi="Courier New"/>
       </w:rPr>
     </w:lvl>
     <w:lvl w:ilvl="2" w:tplc="73DE824A">
@@ -25041,7 +25453,7 @@
         <w:ind w:left="2160" w:hanging="360"/>
       </w:pPr>
       <w:rPr>
-        <w:rFonts w:ascii="Wingdings" w:hAnsi="Wingdings" w:hint="default"/>
+        <w:rFonts w:hint="default" w:ascii="Wingdings" w:hAnsi="Wingdings"/>
       </w:rPr>
     </w:lvl>
     <w:lvl w:ilvl="3" w:tplc="E43EB9B4">
@@ -25053,7 +25465,7 @@
         <w:ind w:left="2880" w:hanging="360"/>
       </w:pPr>
       <w:rPr>
-        <w:rFonts w:ascii="Symbol" w:hAnsi="Symbol" w:hint="default"/>
+        <w:rFonts w:hint="default" w:ascii="Symbol" w:hAnsi="Symbol"/>
       </w:rPr>
     </w:lvl>
     <w:lvl w:ilvl="4" w:tplc="B1D0F742">
@@ -25065,7 +25477,7 @@
         <w:ind w:left="3600" w:hanging="360"/>
       </w:pPr>
       <w:rPr>
-        <w:rFonts w:ascii="Courier New" w:hAnsi="Courier New" w:hint="default"/>
+        <w:rFonts w:hint="default" w:ascii="Courier New" w:hAnsi="Courier New"/>
       </w:rPr>
     </w:lvl>
     <w:lvl w:ilvl="5" w:tplc="3920E00C">
@@ -25077,7 +25489,7 @@
         <w:ind w:left="4320" w:hanging="360"/>
       </w:pPr>
       <w:rPr>
-        <w:rFonts w:ascii="Wingdings" w:hAnsi="Wingdings" w:hint="default"/>
+        <w:rFonts w:hint="default" w:ascii="Wingdings" w:hAnsi="Wingdings"/>
       </w:rPr>
     </w:lvl>
     <w:lvl w:ilvl="6" w:tplc="EF6CA3EE">
@@ -25089,7 +25501,7 @@
         <w:ind w:left="5040" w:hanging="360"/>
       </w:pPr>
       <w:rPr>
-        <w:rFonts w:ascii="Symbol" w:hAnsi="Symbol" w:hint="default"/>
+        <w:rFonts w:hint="default" w:ascii="Symbol" w:hAnsi="Symbol"/>
       </w:rPr>
     </w:lvl>
     <w:lvl w:ilvl="7" w:tplc="859079DA">
@@ -25101,7 +25513,7 @@
         <w:ind w:left="5760" w:hanging="360"/>
       </w:pPr>
       <w:rPr>
-        <w:rFonts w:ascii="Courier New" w:hAnsi="Courier New" w:hint="default"/>
+        <w:rFonts w:hint="default" w:ascii="Courier New" w:hAnsi="Courier New"/>
       </w:rPr>
     </w:lvl>
     <w:lvl w:ilvl="8" w:tplc="47668C4C">
@@ -25113,7 +25525,7 @@
         <w:ind w:left="6480" w:hanging="360"/>
       </w:pPr>
       <w:rPr>
-        <w:rFonts w:ascii="Wingdings" w:hAnsi="Wingdings" w:hint="default"/>
+        <w:rFonts w:hint="default" w:ascii="Wingdings" w:hAnsi="Wingdings"/>
       </w:rPr>
     </w:lvl>
   </w:abstractNum>
@@ -25220,7 +25632,7 @@
         <w:ind w:left="1440" w:hanging="360"/>
       </w:pPr>
       <w:rPr>
-        <w:rFonts w:ascii="Symbol" w:hAnsi="Symbol" w:hint="default"/>
+        <w:rFonts w:hint="default" w:ascii="Symbol" w:hAnsi="Symbol"/>
       </w:rPr>
     </w:lvl>
     <w:lvl w:ilvl="1" w:tplc="04150003" w:tentative="1">
@@ -25232,7 +25644,7 @@
         <w:ind w:left="2160" w:hanging="360"/>
       </w:pPr>
       <w:rPr>
-        <w:rFonts w:ascii="Courier New" w:hAnsi="Courier New" w:cs="Courier New" w:hint="default"/>
+        <w:rFonts w:hint="default" w:ascii="Courier New" w:hAnsi="Courier New" w:cs="Courier New"/>
       </w:rPr>
     </w:lvl>
     <w:lvl w:ilvl="2" w:tplc="04150005" w:tentative="1">
@@ -25244,7 +25656,7 @@
         <w:ind w:left="2880" w:hanging="360"/>
       </w:pPr>
       <w:rPr>
-        <w:rFonts w:ascii="Wingdings" w:hAnsi="Wingdings" w:hint="default"/>
+        <w:rFonts w:hint="default" w:ascii="Wingdings" w:hAnsi="Wingdings"/>
       </w:rPr>
     </w:lvl>
     <w:lvl w:ilvl="3" w:tplc="04150001" w:tentative="1">
@@ -25256,7 +25668,7 @@
         <w:ind w:left="3600" w:hanging="360"/>
       </w:pPr>
       <w:rPr>
-        <w:rFonts w:ascii="Symbol" w:hAnsi="Symbol" w:hint="default"/>
+        <w:rFonts w:hint="default" w:ascii="Symbol" w:hAnsi="Symbol"/>
       </w:rPr>
     </w:lvl>
     <w:lvl w:ilvl="4" w:tplc="04150003" w:tentative="1">
@@ -25268,7 +25680,7 @@
         <w:ind w:left="4320" w:hanging="360"/>
       </w:pPr>
       <w:rPr>
-        <w:rFonts w:ascii="Courier New" w:hAnsi="Courier New" w:cs="Courier New" w:hint="default"/>
+        <w:rFonts w:hint="default" w:ascii="Courier New" w:hAnsi="Courier New" w:cs="Courier New"/>
       </w:rPr>
     </w:lvl>
     <w:lvl w:ilvl="5" w:tplc="04150005" w:tentative="1">
@@ -25280,7 +25692,7 @@
         <w:ind w:left="5040" w:hanging="360"/>
       </w:pPr>
       <w:rPr>
-        <w:rFonts w:ascii="Wingdings" w:hAnsi="Wingdings" w:hint="default"/>
+        <w:rFonts w:hint="default" w:ascii="Wingdings" w:hAnsi="Wingdings"/>
       </w:rPr>
     </w:lvl>
     <w:lvl w:ilvl="6" w:tplc="04150001" w:tentative="1">
@@ -25292,7 +25704,7 @@
         <w:ind w:left="5760" w:hanging="360"/>
       </w:pPr>
       <w:rPr>
-        <w:rFonts w:ascii="Symbol" w:hAnsi="Symbol" w:hint="default"/>
+        <w:rFonts w:hint="default" w:ascii="Symbol" w:hAnsi="Symbol"/>
       </w:rPr>
     </w:lvl>
     <w:lvl w:ilvl="7" w:tplc="04150003" w:tentative="1">
@@ -25304,7 +25716,7 @@
         <w:ind w:left="6480" w:hanging="360"/>
       </w:pPr>
       <w:rPr>
-        <w:rFonts w:ascii="Courier New" w:hAnsi="Courier New" w:cs="Courier New" w:hint="default"/>
+        <w:rFonts w:hint="default" w:ascii="Courier New" w:hAnsi="Courier New" w:cs="Courier New"/>
       </w:rPr>
     </w:lvl>
     <w:lvl w:ilvl="8" w:tplc="04150005" w:tentative="1">
@@ -25316,7 +25728,7 @@
         <w:ind w:left="7200" w:hanging="360"/>
       </w:pPr>
       <w:rPr>
-        <w:rFonts w:ascii="Wingdings" w:hAnsi="Wingdings" w:hint="default"/>
+        <w:rFonts w:hint="default" w:ascii="Wingdings" w:hAnsi="Wingdings"/>
       </w:rPr>
     </w:lvl>
   </w:abstractNum>
@@ -25333,7 +25745,7 @@
         <w:ind w:left="720" w:hanging="360"/>
       </w:pPr>
       <w:rPr>
-        <w:rFonts w:ascii="Symbol" w:hAnsi="Symbol" w:hint="default"/>
+        <w:rFonts w:hint="default" w:ascii="Symbol" w:hAnsi="Symbol"/>
       </w:rPr>
     </w:lvl>
     <w:lvl w:ilvl="1" w:tplc="79DC5EFE">
@@ -25345,7 +25757,7 @@
         <w:ind w:left="1440" w:hanging="360"/>
       </w:pPr>
       <w:rPr>
-        <w:rFonts w:ascii="Courier New" w:hAnsi="Courier New" w:hint="default"/>
+        <w:rFonts w:hint="default" w:ascii="Courier New" w:hAnsi="Courier New"/>
       </w:rPr>
     </w:lvl>
     <w:lvl w:ilvl="2" w:tplc="AA10C640">
@@ -25357,7 +25769,7 @@
         <w:ind w:left="2160" w:hanging="360"/>
       </w:pPr>
       <w:rPr>
-        <w:rFonts w:ascii="Wingdings" w:hAnsi="Wingdings" w:hint="default"/>
+        <w:rFonts w:hint="default" w:ascii="Wingdings" w:hAnsi="Wingdings"/>
       </w:rPr>
     </w:lvl>
     <w:lvl w:ilvl="3" w:tplc="F93C034A">
@@ -25369,7 +25781,7 @@
         <w:ind w:left="2880" w:hanging="360"/>
       </w:pPr>
       <w:rPr>
-        <w:rFonts w:ascii="Symbol" w:hAnsi="Symbol" w:hint="default"/>
+        <w:rFonts w:hint="default" w:ascii="Symbol" w:hAnsi="Symbol"/>
       </w:rPr>
     </w:lvl>
     <w:lvl w:ilvl="4" w:tplc="9B42B426">
@@ -25381,7 +25793,7 @@
         <w:ind w:left="3600" w:hanging="360"/>
       </w:pPr>
       <w:rPr>
-        <w:rFonts w:ascii="Courier New" w:hAnsi="Courier New" w:hint="default"/>
+        <w:rFonts w:hint="default" w:ascii="Courier New" w:hAnsi="Courier New"/>
       </w:rPr>
     </w:lvl>
     <w:lvl w:ilvl="5" w:tplc="992CAC62">
@@ -25393,7 +25805,7 @@
         <w:ind w:left="4320" w:hanging="360"/>
       </w:pPr>
       <w:rPr>
-        <w:rFonts w:ascii="Wingdings" w:hAnsi="Wingdings" w:hint="default"/>
+        <w:rFonts w:hint="default" w:ascii="Wingdings" w:hAnsi="Wingdings"/>
       </w:rPr>
     </w:lvl>
     <w:lvl w:ilvl="6" w:tplc="AE0EC6F2">
@@ -25405,7 +25817,7 @@
         <w:ind w:left="5040" w:hanging="360"/>
       </w:pPr>
       <w:rPr>
-        <w:rFonts w:ascii="Symbol" w:hAnsi="Symbol" w:hint="default"/>
+        <w:rFonts w:hint="default" w:ascii="Symbol" w:hAnsi="Symbol"/>
       </w:rPr>
     </w:lvl>
     <w:lvl w:ilvl="7" w:tplc="A9B40264">
@@ -25417,7 +25829,7 @@
         <w:ind w:left="5760" w:hanging="360"/>
       </w:pPr>
       <w:rPr>
-        <w:rFonts w:ascii="Courier New" w:hAnsi="Courier New" w:hint="default"/>
+        <w:rFonts w:hint="default" w:ascii="Courier New" w:hAnsi="Courier New"/>
       </w:rPr>
     </w:lvl>
     <w:lvl w:ilvl="8" w:tplc="1A3A9334">
@@ -25429,7 +25841,7 @@
         <w:ind w:left="6480" w:hanging="360"/>
       </w:pPr>
       <w:rPr>
-        <w:rFonts w:ascii="Wingdings" w:hAnsi="Wingdings" w:hint="default"/>
+        <w:rFonts w:hint="default" w:ascii="Wingdings" w:hAnsi="Wingdings"/>
       </w:rPr>
     </w:lvl>
   </w:abstractNum>
@@ -25535,7 +25947,7 @@
         <w:ind w:left="1440" w:hanging="360"/>
       </w:pPr>
       <w:rPr>
-        <w:rFonts w:ascii="Symbol" w:hAnsi="Symbol" w:hint="default"/>
+        <w:rFonts w:hint="default" w:ascii="Symbol" w:hAnsi="Symbol"/>
       </w:rPr>
     </w:lvl>
     <w:lvl w:ilvl="1" w:tplc="FFFFFFFF">
@@ -25547,7 +25959,7 @@
         <w:ind w:left="2160" w:hanging="360"/>
       </w:pPr>
       <w:rPr>
-        <w:rFonts w:ascii="Courier New" w:hAnsi="Courier New" w:cs="Courier New" w:hint="default"/>
+        <w:rFonts w:hint="default" w:ascii="Courier New" w:hAnsi="Courier New" w:cs="Courier New"/>
       </w:rPr>
     </w:lvl>
     <w:lvl w:ilvl="2" w:tplc="FFFFFFFF" w:tentative="1">
@@ -25559,7 +25971,7 @@
         <w:ind w:left="2880" w:hanging="360"/>
       </w:pPr>
       <w:rPr>
-        <w:rFonts w:ascii="Wingdings" w:hAnsi="Wingdings" w:hint="default"/>
+        <w:rFonts w:hint="default" w:ascii="Wingdings" w:hAnsi="Wingdings"/>
       </w:rPr>
     </w:lvl>
     <w:lvl w:ilvl="3" w:tplc="FFFFFFFF" w:tentative="1">
@@ -25571,7 +25983,7 @@
         <w:ind w:left="3600" w:hanging="360"/>
       </w:pPr>
       <w:rPr>
-        <w:rFonts w:ascii="Symbol" w:hAnsi="Symbol" w:hint="default"/>
+        <w:rFonts w:hint="default" w:ascii="Symbol" w:hAnsi="Symbol"/>
       </w:rPr>
     </w:lvl>
     <w:lvl w:ilvl="4" w:tplc="FFFFFFFF" w:tentative="1">
@@ -25583,7 +25995,7 @@
         <w:ind w:left="4320" w:hanging="360"/>
       </w:pPr>
       <w:rPr>
-        <w:rFonts w:ascii="Courier New" w:hAnsi="Courier New" w:cs="Courier New" w:hint="default"/>
+        <w:rFonts w:hint="default" w:ascii="Courier New" w:hAnsi="Courier New" w:cs="Courier New"/>
       </w:rPr>
     </w:lvl>
     <w:lvl w:ilvl="5" w:tplc="FFFFFFFF" w:tentative="1">
@@ -25595,7 +26007,7 @@
         <w:ind w:left="5040" w:hanging="360"/>
       </w:pPr>
       <w:rPr>
-        <w:rFonts w:ascii="Wingdings" w:hAnsi="Wingdings" w:hint="default"/>
+        <w:rFonts w:hint="default" w:ascii="Wingdings" w:hAnsi="Wingdings"/>
       </w:rPr>
     </w:lvl>
     <w:lvl w:ilvl="6" w:tplc="FFFFFFFF" w:tentative="1">
@@ -25607,7 +26019,7 @@
         <w:ind w:left="5760" w:hanging="360"/>
       </w:pPr>
       <w:rPr>
-        <w:rFonts w:ascii="Symbol" w:hAnsi="Symbol" w:hint="default"/>
+        <w:rFonts w:hint="default" w:ascii="Symbol" w:hAnsi="Symbol"/>
       </w:rPr>
     </w:lvl>
     <w:lvl w:ilvl="7" w:tplc="FFFFFFFF" w:tentative="1">
@@ -25619,7 +26031,7 @@
         <w:ind w:left="6480" w:hanging="360"/>
       </w:pPr>
       <w:rPr>
-        <w:rFonts w:ascii="Courier New" w:hAnsi="Courier New" w:cs="Courier New" w:hint="default"/>
+        <w:rFonts w:hint="default" w:ascii="Courier New" w:hAnsi="Courier New" w:cs="Courier New"/>
       </w:rPr>
     </w:lvl>
     <w:lvl w:ilvl="8" w:tplc="FFFFFFFF" w:tentative="1">
@@ -25631,7 +26043,7 @@
         <w:ind w:left="7200" w:hanging="360"/>
       </w:pPr>
       <w:rPr>
-        <w:rFonts w:ascii="Wingdings" w:hAnsi="Wingdings" w:hint="default"/>
+        <w:rFonts w:hint="default" w:ascii="Wingdings" w:hAnsi="Wingdings"/>
       </w:rPr>
     </w:lvl>
   </w:abstractNum>
@@ -25737,7 +26149,7 @@
         <w:ind w:left="1440" w:hanging="360"/>
       </w:pPr>
       <w:rPr>
-        <w:rFonts w:ascii="Symbol" w:hAnsi="Symbol" w:hint="default"/>
+        <w:rFonts w:hint="default" w:ascii="Symbol" w:hAnsi="Symbol"/>
       </w:rPr>
     </w:lvl>
     <w:lvl w:ilvl="1" w:tplc="04150003">
@@ -25749,7 +26161,7 @@
         <w:ind w:left="2160" w:hanging="360"/>
       </w:pPr>
       <w:rPr>
-        <w:rFonts w:ascii="Courier New" w:hAnsi="Courier New" w:cs="Courier New" w:hint="default"/>
+        <w:rFonts w:hint="default" w:ascii="Courier New" w:hAnsi="Courier New" w:cs="Courier New"/>
       </w:rPr>
     </w:lvl>
     <w:lvl w:ilvl="2" w:tplc="04150005">
@@ -25761,7 +26173,7 @@
         <w:ind w:left="2880" w:hanging="360"/>
       </w:pPr>
       <w:rPr>
-        <w:rFonts w:ascii="Wingdings" w:hAnsi="Wingdings" w:hint="default"/>
+        <w:rFonts w:hint="default" w:ascii="Wingdings" w:hAnsi="Wingdings"/>
       </w:rPr>
     </w:lvl>
     <w:lvl w:ilvl="3" w:tplc="04150001">
@@ -25773,7 +26185,7 @@
         <w:ind w:left="3600" w:hanging="360"/>
       </w:pPr>
       <w:rPr>
-        <w:rFonts w:ascii="Symbol" w:hAnsi="Symbol" w:hint="default"/>
+        <w:rFonts w:hint="default" w:ascii="Symbol" w:hAnsi="Symbol"/>
       </w:rPr>
     </w:lvl>
     <w:lvl w:ilvl="4" w:tplc="04150003">
@@ -25785,7 +26197,7 @@
         <w:ind w:left="4320" w:hanging="360"/>
       </w:pPr>
       <w:rPr>
-        <w:rFonts w:ascii="Courier New" w:hAnsi="Courier New" w:cs="Courier New" w:hint="default"/>
+        <w:rFonts w:hint="default" w:ascii="Courier New" w:hAnsi="Courier New" w:cs="Courier New"/>
       </w:rPr>
     </w:lvl>
     <w:lvl w:ilvl="5" w:tplc="04150005">
@@ -25797,7 +26209,7 @@
         <w:ind w:left="5040" w:hanging="360"/>
       </w:pPr>
       <w:rPr>
-        <w:rFonts w:ascii="Wingdings" w:hAnsi="Wingdings" w:hint="default"/>
+        <w:rFonts w:hint="default" w:ascii="Wingdings" w:hAnsi="Wingdings"/>
       </w:rPr>
     </w:lvl>
     <w:lvl w:ilvl="6" w:tplc="04150001">
@@ -25809,7 +26221,7 @@
         <w:ind w:left="5760" w:hanging="360"/>
       </w:pPr>
       <w:rPr>
-        <w:rFonts w:ascii="Symbol" w:hAnsi="Symbol" w:hint="default"/>
+        <w:rFonts w:hint="default" w:ascii="Symbol" w:hAnsi="Symbol"/>
       </w:rPr>
     </w:lvl>
     <w:lvl w:ilvl="7" w:tplc="04150003">
@@ -25821,7 +26233,7 @@
         <w:ind w:left="6480" w:hanging="360"/>
       </w:pPr>
       <w:rPr>
-        <w:rFonts w:ascii="Courier New" w:hAnsi="Courier New" w:cs="Courier New" w:hint="default"/>
+        <w:rFonts w:hint="default" w:ascii="Courier New" w:hAnsi="Courier New" w:cs="Courier New"/>
       </w:rPr>
     </w:lvl>
     <w:lvl w:ilvl="8" w:tplc="04150005">
@@ -25833,7 +26245,7 @@
         <w:ind w:left="7200" w:hanging="360"/>
       </w:pPr>
       <w:rPr>
-        <w:rFonts w:ascii="Wingdings" w:hAnsi="Wingdings" w:hint="default"/>
+        <w:rFonts w:hint="default" w:ascii="Wingdings" w:hAnsi="Wingdings"/>
       </w:rPr>
     </w:lvl>
   </w:abstractNum>
@@ -25850,7 +26262,7 @@
         <w:ind w:left="1440" w:hanging="360"/>
       </w:pPr>
       <w:rPr>
-        <w:rFonts w:ascii="Symbol" w:hAnsi="Symbol" w:hint="default"/>
+        <w:rFonts w:hint="default" w:ascii="Symbol" w:hAnsi="Symbol"/>
       </w:rPr>
     </w:lvl>
     <w:lvl w:ilvl="1" w:tplc="04150003" w:tentative="1">
@@ -25862,7 +26274,7 @@
         <w:ind w:left="2160" w:hanging="360"/>
       </w:pPr>
       <w:rPr>
-        <w:rFonts w:ascii="Courier New" w:hAnsi="Courier New" w:cs="Courier New" w:hint="default"/>
+        <w:rFonts w:hint="default" w:ascii="Courier New" w:hAnsi="Courier New" w:cs="Courier New"/>
       </w:rPr>
     </w:lvl>
     <w:lvl w:ilvl="2" w:tplc="04150005" w:tentative="1">
@@ -25874,7 +26286,7 @@
         <w:ind w:left="2880" w:hanging="360"/>
       </w:pPr>
       <w:rPr>
-        <w:rFonts w:ascii="Wingdings" w:hAnsi="Wingdings" w:hint="default"/>
+        <w:rFonts w:hint="default" w:ascii="Wingdings" w:hAnsi="Wingdings"/>
       </w:rPr>
     </w:lvl>
     <w:lvl w:ilvl="3" w:tplc="04150001" w:tentative="1">
@@ -25886,7 +26298,7 @@
         <w:ind w:left="3600" w:hanging="360"/>
       </w:pPr>
       <w:rPr>
-        <w:rFonts w:ascii="Symbol" w:hAnsi="Symbol" w:hint="default"/>
+        <w:rFonts w:hint="default" w:ascii="Symbol" w:hAnsi="Symbol"/>
       </w:rPr>
     </w:lvl>
     <w:lvl w:ilvl="4" w:tplc="04150003" w:tentative="1">
@@ -25898,7 +26310,7 @@
         <w:ind w:left="4320" w:hanging="360"/>
       </w:pPr>
       <w:rPr>
-        <w:rFonts w:ascii="Courier New" w:hAnsi="Courier New" w:cs="Courier New" w:hint="default"/>
+        <w:rFonts w:hint="default" w:ascii="Courier New" w:hAnsi="Courier New" w:cs="Courier New"/>
       </w:rPr>
     </w:lvl>
     <w:lvl w:ilvl="5" w:tplc="04150005" w:tentative="1">
@@ -25910,7 +26322,7 @@
         <w:ind w:left="5040" w:hanging="360"/>
       </w:pPr>
       <w:rPr>
-        <w:rFonts w:ascii="Wingdings" w:hAnsi="Wingdings" w:hint="default"/>
+        <w:rFonts w:hint="default" w:ascii="Wingdings" w:hAnsi="Wingdings"/>
       </w:rPr>
     </w:lvl>
     <w:lvl w:ilvl="6" w:tplc="04150001" w:tentative="1">
@@ -25922,7 +26334,7 @@
         <w:ind w:left="5760" w:hanging="360"/>
       </w:pPr>
       <w:rPr>
-        <w:rFonts w:ascii="Symbol" w:hAnsi="Symbol" w:hint="default"/>
+        <w:rFonts w:hint="default" w:ascii="Symbol" w:hAnsi="Symbol"/>
       </w:rPr>
     </w:lvl>
     <w:lvl w:ilvl="7" w:tplc="04150003" w:tentative="1">
@@ -25934,7 +26346,7 @@
         <w:ind w:left="6480" w:hanging="360"/>
       </w:pPr>
       <w:rPr>
-        <w:rFonts w:ascii="Courier New" w:hAnsi="Courier New" w:cs="Courier New" w:hint="default"/>
+        <w:rFonts w:hint="default" w:ascii="Courier New" w:hAnsi="Courier New" w:cs="Courier New"/>
       </w:rPr>
     </w:lvl>
     <w:lvl w:ilvl="8" w:tplc="04150005" w:tentative="1">
@@ -25946,7 +26358,7 @@
         <w:ind w:left="7200" w:hanging="360"/>
       </w:pPr>
       <w:rPr>
-        <w:rFonts w:ascii="Wingdings" w:hAnsi="Wingdings" w:hint="default"/>
+        <w:rFonts w:hint="default" w:ascii="Wingdings" w:hAnsi="Wingdings"/>
       </w:rPr>
     </w:lvl>
   </w:abstractNum>
@@ -25963,7 +26375,7 @@
         <w:ind w:left="720" w:hanging="360"/>
       </w:pPr>
       <w:rPr>
-        <w:rFonts w:ascii="Symbol" w:hAnsi="Symbol" w:hint="default"/>
+        <w:rFonts w:hint="default" w:ascii="Symbol" w:hAnsi="Symbol"/>
       </w:rPr>
     </w:lvl>
     <w:lvl w:ilvl="1" w:tplc="51A6ADD2">
@@ -25975,7 +26387,7 @@
         <w:ind w:left="1440" w:hanging="360"/>
       </w:pPr>
       <w:rPr>
-        <w:rFonts w:ascii="Courier New" w:hAnsi="Courier New" w:hint="default"/>
+        <w:rFonts w:hint="default" w:ascii="Courier New" w:hAnsi="Courier New"/>
       </w:rPr>
     </w:lvl>
     <w:lvl w:ilvl="2" w:tplc="F4200E4E">
@@ -25987,7 +26399,7 @@
         <w:ind w:left="2160" w:hanging="360"/>
       </w:pPr>
       <w:rPr>
-        <w:rFonts w:ascii="Wingdings" w:hAnsi="Wingdings" w:hint="default"/>
+        <w:rFonts w:hint="default" w:ascii="Wingdings" w:hAnsi="Wingdings"/>
       </w:rPr>
     </w:lvl>
     <w:lvl w:ilvl="3" w:tplc="2B0A8F82">
@@ -25999,7 +26411,7 @@
         <w:ind w:left="2880" w:hanging="360"/>
       </w:pPr>
       <w:rPr>
-        <w:rFonts w:ascii="Symbol" w:hAnsi="Symbol" w:hint="default"/>
+        <w:rFonts w:hint="default" w:ascii="Symbol" w:hAnsi="Symbol"/>
       </w:rPr>
     </w:lvl>
     <w:lvl w:ilvl="4" w:tplc="0294671E">
@@ -26011,7 +26423,7 @@
         <w:ind w:left="3600" w:hanging="360"/>
       </w:pPr>
       <w:rPr>
-        <w:rFonts w:ascii="Courier New" w:hAnsi="Courier New" w:hint="default"/>
+        <w:rFonts w:hint="default" w:ascii="Courier New" w:hAnsi="Courier New"/>
       </w:rPr>
     </w:lvl>
     <w:lvl w:ilvl="5" w:tplc="5DF29C2C">
@@ -26023,7 +26435,7 @@
         <w:ind w:left="4320" w:hanging="360"/>
       </w:pPr>
       <w:rPr>
-        <w:rFonts w:ascii="Wingdings" w:hAnsi="Wingdings" w:hint="default"/>
+        <w:rFonts w:hint="default" w:ascii="Wingdings" w:hAnsi="Wingdings"/>
       </w:rPr>
     </w:lvl>
     <w:lvl w:ilvl="6" w:tplc="D8D874EA">
@@ -26035,7 +26447,7 @@
         <w:ind w:left="5040" w:hanging="360"/>
       </w:pPr>
       <w:rPr>
-        <w:rFonts w:ascii="Symbol" w:hAnsi="Symbol" w:hint="default"/>
+        <w:rFonts w:hint="default" w:ascii="Symbol" w:hAnsi="Symbol"/>
       </w:rPr>
     </w:lvl>
     <w:lvl w:ilvl="7" w:tplc="900220B0">
@@ -26047,7 +26459,7 @@
         <w:ind w:left="5760" w:hanging="360"/>
       </w:pPr>
       <w:rPr>
-        <w:rFonts w:ascii="Courier New" w:hAnsi="Courier New" w:hint="default"/>
+        <w:rFonts w:hint="default" w:ascii="Courier New" w:hAnsi="Courier New"/>
       </w:rPr>
     </w:lvl>
     <w:lvl w:ilvl="8" w:tplc="5B483FA4">
@@ -26059,7 +26471,7 @@
         <w:ind w:left="6480" w:hanging="360"/>
       </w:pPr>
       <w:rPr>
-        <w:rFonts w:ascii="Wingdings" w:hAnsi="Wingdings" w:hint="default"/>
+        <w:rFonts w:hint="default" w:ascii="Wingdings" w:hAnsi="Wingdings"/>
       </w:rPr>
     </w:lvl>
   </w:abstractNum>
@@ -26254,7 +26666,7 @@
         <w:ind w:left="1440" w:hanging="360"/>
       </w:pPr>
       <w:rPr>
-        <w:rFonts w:ascii="Symbol" w:hAnsi="Symbol" w:hint="default"/>
+        <w:rFonts w:hint="default" w:ascii="Symbol" w:hAnsi="Symbol"/>
       </w:rPr>
     </w:lvl>
     <w:lvl w:ilvl="1" w:tplc="04150003" w:tentative="1">
@@ -26266,7 +26678,7 @@
         <w:ind w:left="2160" w:hanging="360"/>
       </w:pPr>
       <w:rPr>
-        <w:rFonts w:ascii="Courier New" w:hAnsi="Courier New" w:cs="Courier New" w:hint="default"/>
+        <w:rFonts w:hint="default" w:ascii="Courier New" w:hAnsi="Courier New" w:cs="Courier New"/>
       </w:rPr>
     </w:lvl>
     <w:lvl w:ilvl="2" w:tplc="04150005" w:tentative="1">
@@ -26278,7 +26690,7 @@
         <w:ind w:left="2880" w:hanging="360"/>
       </w:pPr>
       <w:rPr>
-        <w:rFonts w:ascii="Wingdings" w:hAnsi="Wingdings" w:hint="default"/>
+        <w:rFonts w:hint="default" w:ascii="Wingdings" w:hAnsi="Wingdings"/>
       </w:rPr>
     </w:lvl>
     <w:lvl w:ilvl="3" w:tplc="04150001" w:tentative="1">
@@ -26290,7 +26702,7 @@
         <w:ind w:left="3600" w:hanging="360"/>
       </w:pPr>
       <w:rPr>
-        <w:rFonts w:ascii="Symbol" w:hAnsi="Symbol" w:hint="default"/>
+        <w:rFonts w:hint="default" w:ascii="Symbol" w:hAnsi="Symbol"/>
       </w:rPr>
     </w:lvl>
     <w:lvl w:ilvl="4" w:tplc="04150003" w:tentative="1">
@@ -26302,7 +26714,7 @@
         <w:ind w:left="4320" w:hanging="360"/>
       </w:pPr>
       <w:rPr>
-        <w:rFonts w:ascii="Courier New" w:hAnsi="Courier New" w:cs="Courier New" w:hint="default"/>
+        <w:rFonts w:hint="default" w:ascii="Courier New" w:hAnsi="Courier New" w:cs="Courier New"/>
       </w:rPr>
     </w:lvl>
     <w:lvl w:ilvl="5" w:tplc="04150005" w:tentative="1">
@@ -26314,7 +26726,7 @@
         <w:ind w:left="5040" w:hanging="360"/>
       </w:pPr>
       <w:rPr>
-        <w:rFonts w:ascii="Wingdings" w:hAnsi="Wingdings" w:hint="default"/>
+        <w:rFonts w:hint="default" w:ascii="Wingdings" w:hAnsi="Wingdings"/>
       </w:rPr>
     </w:lvl>
     <w:lvl w:ilvl="6" w:tplc="04150001" w:tentative="1">
@@ -26326,7 +26738,7 @@
         <w:ind w:left="5760" w:hanging="360"/>
       </w:pPr>
       <w:rPr>
-        <w:rFonts w:ascii="Symbol" w:hAnsi="Symbol" w:hint="default"/>
+        <w:rFonts w:hint="default" w:ascii="Symbol" w:hAnsi="Symbol"/>
       </w:rPr>
     </w:lvl>
     <w:lvl w:ilvl="7" w:tplc="04150003" w:tentative="1">
@@ -26338,7 +26750,7 @@
         <w:ind w:left="6480" w:hanging="360"/>
       </w:pPr>
       <w:rPr>
-        <w:rFonts w:ascii="Courier New" w:hAnsi="Courier New" w:cs="Courier New" w:hint="default"/>
+        <w:rFonts w:hint="default" w:ascii="Courier New" w:hAnsi="Courier New" w:cs="Courier New"/>
       </w:rPr>
     </w:lvl>
     <w:lvl w:ilvl="8" w:tplc="04150005" w:tentative="1">
@@ -26350,7 +26762,7 @@
         <w:ind w:left="7200" w:hanging="360"/>
       </w:pPr>
       <w:rPr>
-        <w:rFonts w:ascii="Wingdings" w:hAnsi="Wingdings" w:hint="default"/>
+        <w:rFonts w:hint="default" w:ascii="Wingdings" w:hAnsi="Wingdings"/>
       </w:rPr>
     </w:lvl>
   </w:abstractNum>
@@ -26367,7 +26779,7 @@
         <w:ind w:left="1440" w:hanging="360"/>
       </w:pPr>
       <w:rPr>
-        <w:rFonts w:ascii="Symbol" w:hAnsi="Symbol" w:hint="default"/>
+        <w:rFonts w:hint="default" w:ascii="Symbol" w:hAnsi="Symbol"/>
       </w:rPr>
     </w:lvl>
     <w:lvl w:ilvl="1" w:tplc="04150003" w:tentative="1">
@@ -26379,7 +26791,7 @@
         <w:ind w:left="2160" w:hanging="360"/>
       </w:pPr>
       <w:rPr>
-        <w:rFonts w:ascii="Courier New" w:hAnsi="Courier New" w:cs="Courier New" w:hint="default"/>
+        <w:rFonts w:hint="default" w:ascii="Courier New" w:hAnsi="Courier New" w:cs="Courier New"/>
       </w:rPr>
     </w:lvl>
     <w:lvl w:ilvl="2" w:tplc="04150005" w:tentative="1">
@@ -26391,7 +26803,7 @@
         <w:ind w:left="2880" w:hanging="360"/>
       </w:pPr>
       <w:rPr>
-        <w:rFonts w:ascii="Wingdings" w:hAnsi="Wingdings" w:hint="default"/>
+        <w:rFonts w:hint="default" w:ascii="Wingdings" w:hAnsi="Wingdings"/>
       </w:rPr>
     </w:lvl>
     <w:lvl w:ilvl="3" w:tplc="04150001" w:tentative="1">
@@ -26403,7 +26815,7 @@
         <w:ind w:left="3600" w:hanging="360"/>
       </w:pPr>
       <w:rPr>
-        <w:rFonts w:ascii="Symbol" w:hAnsi="Symbol" w:hint="default"/>
+        <w:rFonts w:hint="default" w:ascii="Symbol" w:hAnsi="Symbol"/>
       </w:rPr>
     </w:lvl>
     <w:lvl w:ilvl="4" w:tplc="04150003" w:tentative="1">
@@ -26415,7 +26827,7 @@
         <w:ind w:left="4320" w:hanging="360"/>
       </w:pPr>
       <w:rPr>
-        <w:rFonts w:ascii="Courier New" w:hAnsi="Courier New" w:cs="Courier New" w:hint="default"/>
+        <w:rFonts w:hint="default" w:ascii="Courier New" w:hAnsi="Courier New" w:cs="Courier New"/>
       </w:rPr>
     </w:lvl>
     <w:lvl w:ilvl="5" w:tplc="04150005" w:tentative="1">
@@ -26427,7 +26839,7 @@
         <w:ind w:left="5040" w:hanging="360"/>
       </w:pPr>
       <w:rPr>
-        <w:rFonts w:ascii="Wingdings" w:hAnsi="Wingdings" w:hint="default"/>
+        <w:rFonts w:hint="default" w:ascii="Wingdings" w:hAnsi="Wingdings"/>
       </w:rPr>
     </w:lvl>
     <w:lvl w:ilvl="6" w:tplc="04150001" w:tentative="1">
@@ -26439,7 +26851,7 @@
         <w:ind w:left="5760" w:hanging="360"/>
       </w:pPr>
       <w:rPr>
-        <w:rFonts w:ascii="Symbol" w:hAnsi="Symbol" w:hint="default"/>
+        <w:rFonts w:hint="default" w:ascii="Symbol" w:hAnsi="Symbol"/>
       </w:rPr>
     </w:lvl>
     <w:lvl w:ilvl="7" w:tplc="04150003" w:tentative="1">
@@ -26451,7 +26863,7 @@
         <w:ind w:left="6480" w:hanging="360"/>
       </w:pPr>
       <w:rPr>
-        <w:rFonts w:ascii="Courier New" w:hAnsi="Courier New" w:cs="Courier New" w:hint="default"/>
+        <w:rFonts w:hint="default" w:ascii="Courier New" w:hAnsi="Courier New" w:cs="Courier New"/>
       </w:rPr>
     </w:lvl>
     <w:lvl w:ilvl="8" w:tplc="04150005" w:tentative="1">
@@ -26463,7 +26875,7 @@
         <w:ind w:left="7200" w:hanging="360"/>
       </w:pPr>
       <w:rPr>
-        <w:rFonts w:ascii="Wingdings" w:hAnsi="Wingdings" w:hint="default"/>
+        <w:rFonts w:hint="default" w:ascii="Wingdings" w:hAnsi="Wingdings"/>
       </w:rPr>
     </w:lvl>
   </w:abstractNum>
@@ -26480,7 +26892,7 @@
         <w:ind w:left="1440" w:hanging="360"/>
       </w:pPr>
       <w:rPr>
-        <w:rFonts w:ascii="Symbol" w:hAnsi="Symbol" w:hint="default"/>
+        <w:rFonts w:hint="default" w:ascii="Symbol" w:hAnsi="Symbol"/>
       </w:rPr>
     </w:lvl>
     <w:lvl w:ilvl="1" w:tplc="04150003">
@@ -26492,7 +26904,7 @@
         <w:ind w:left="2160" w:hanging="360"/>
       </w:pPr>
       <w:rPr>
-        <w:rFonts w:ascii="Courier New" w:hAnsi="Courier New" w:cs="Courier New" w:hint="default"/>
+        <w:rFonts w:hint="default" w:ascii="Courier New" w:hAnsi="Courier New" w:cs="Courier New"/>
       </w:rPr>
     </w:lvl>
     <w:lvl w:ilvl="2" w:tplc="04150005" w:tentative="1">
@@ -26504,7 +26916,7 @@
         <w:ind w:left="2880" w:hanging="360"/>
       </w:pPr>
       <w:rPr>
-        <w:rFonts w:ascii="Wingdings" w:hAnsi="Wingdings" w:hint="default"/>
+        <w:rFonts w:hint="default" w:ascii="Wingdings" w:hAnsi="Wingdings"/>
       </w:rPr>
     </w:lvl>
     <w:lvl w:ilvl="3" w:tplc="04150001" w:tentative="1">
@@ -26516,7 +26928,7 @@
         <w:ind w:left="3600" w:hanging="360"/>
       </w:pPr>
       <w:rPr>
-        <w:rFonts w:ascii="Symbol" w:hAnsi="Symbol" w:hint="default"/>
+        <w:rFonts w:hint="default" w:ascii="Symbol" w:hAnsi="Symbol"/>
       </w:rPr>
     </w:lvl>
     <w:lvl w:ilvl="4" w:tplc="04150003" w:tentative="1">
@@ -26528,7 +26940,7 @@
         <w:ind w:left="4320" w:hanging="360"/>
       </w:pPr>
       <w:rPr>
-        <w:rFonts w:ascii="Courier New" w:hAnsi="Courier New" w:cs="Courier New" w:hint="default"/>
+        <w:rFonts w:hint="default" w:ascii="Courier New" w:hAnsi="Courier New" w:cs="Courier New"/>
       </w:rPr>
     </w:lvl>
     <w:lvl w:ilvl="5" w:tplc="04150005" w:tentative="1">
@@ -26540,7 +26952,7 @@
         <w:ind w:left="5040" w:hanging="360"/>
       </w:pPr>
       <w:rPr>
-        <w:rFonts w:ascii="Wingdings" w:hAnsi="Wingdings" w:hint="default"/>
+        <w:rFonts w:hint="default" w:ascii="Wingdings" w:hAnsi="Wingdings"/>
       </w:rPr>
     </w:lvl>
     <w:lvl w:ilvl="6" w:tplc="04150001" w:tentative="1">
@@ -26552,7 +26964,7 @@
         <w:ind w:left="5760" w:hanging="360"/>
       </w:pPr>
       <w:rPr>
-        <w:rFonts w:ascii="Symbol" w:hAnsi="Symbol" w:hint="default"/>
+        <w:rFonts w:hint="default" w:ascii="Symbol" w:hAnsi="Symbol"/>
       </w:rPr>
     </w:lvl>
     <w:lvl w:ilvl="7" w:tplc="04150003" w:tentative="1">
@@ -26564,7 +26976,7 @@
         <w:ind w:left="6480" w:hanging="360"/>
       </w:pPr>
       <w:rPr>
-        <w:rFonts w:ascii="Courier New" w:hAnsi="Courier New" w:cs="Courier New" w:hint="default"/>
+        <w:rFonts w:hint="default" w:ascii="Courier New" w:hAnsi="Courier New" w:cs="Courier New"/>
       </w:rPr>
     </w:lvl>
     <w:lvl w:ilvl="8" w:tplc="04150005" w:tentative="1">
@@ -26576,7 +26988,7 @@
         <w:ind w:left="7200" w:hanging="360"/>
       </w:pPr>
       <w:rPr>
-        <w:rFonts w:ascii="Wingdings" w:hAnsi="Wingdings" w:hint="default"/>
+        <w:rFonts w:hint="default" w:ascii="Wingdings" w:hAnsi="Wingdings"/>
       </w:rPr>
     </w:lvl>
   </w:abstractNum>
@@ -26593,7 +27005,7 @@
         <w:ind w:left="2160" w:hanging="360"/>
       </w:pPr>
       <w:rPr>
-        <w:rFonts w:ascii="Courier New" w:hAnsi="Courier New" w:cs="Courier New" w:hint="default"/>
+        <w:rFonts w:hint="default" w:ascii="Courier New" w:hAnsi="Courier New" w:cs="Courier New"/>
       </w:rPr>
     </w:lvl>
     <w:lvl w:ilvl="1" w:tplc="04150001">
@@ -26605,7 +27017,7 @@
         <w:ind w:left="1428" w:hanging="360"/>
       </w:pPr>
       <w:rPr>
-        <w:rFonts w:ascii="Symbol" w:hAnsi="Symbol" w:hint="default"/>
+        <w:rFonts w:hint="default" w:ascii="Symbol" w:hAnsi="Symbol"/>
       </w:rPr>
     </w:lvl>
     <w:lvl w:ilvl="2" w:tplc="04150003">
@@ -26617,7 +27029,7 @@
         <w:ind w:left="2148" w:hanging="360"/>
       </w:pPr>
       <w:rPr>
-        <w:rFonts w:ascii="Courier New" w:hAnsi="Courier New" w:cs="Courier New" w:hint="default"/>
+        <w:rFonts w:hint="default" w:ascii="Courier New" w:hAnsi="Courier New" w:cs="Courier New"/>
       </w:rPr>
     </w:lvl>
     <w:lvl w:ilvl="3" w:tplc="FFFFFFFF" w:tentative="1">
@@ -26629,7 +27041,7 @@
         <w:ind w:left="2880" w:hanging="360"/>
       </w:pPr>
       <w:rPr>
-        <w:rFonts w:ascii="Symbol" w:hAnsi="Symbol" w:hint="default"/>
+        <w:rFonts w:hint="default" w:ascii="Symbol" w:hAnsi="Symbol"/>
       </w:rPr>
     </w:lvl>
     <w:lvl w:ilvl="4" w:tplc="FFFFFFFF" w:tentative="1">
@@ -26641,7 +27053,7 @@
         <w:ind w:left="3600" w:hanging="360"/>
       </w:pPr>
       <w:rPr>
-        <w:rFonts w:ascii="Courier New" w:hAnsi="Courier New" w:cs="Courier New" w:hint="default"/>
+        <w:rFonts w:hint="default" w:ascii="Courier New" w:hAnsi="Courier New" w:cs="Courier New"/>
       </w:rPr>
     </w:lvl>
     <w:lvl w:ilvl="5" w:tplc="FFFFFFFF" w:tentative="1">
@@ -26653,7 +27065,7 @@
         <w:ind w:left="4320" w:hanging="360"/>
       </w:pPr>
       <w:rPr>
-        <w:rFonts w:ascii="Wingdings" w:hAnsi="Wingdings" w:hint="default"/>
+        <w:rFonts w:hint="default" w:ascii="Wingdings" w:hAnsi="Wingdings"/>
       </w:rPr>
     </w:lvl>
     <w:lvl w:ilvl="6" w:tplc="FFFFFFFF" w:tentative="1">
@@ -26665,7 +27077,7 @@
         <w:ind w:left="5040" w:hanging="360"/>
       </w:pPr>
       <w:rPr>
-        <w:rFonts w:ascii="Symbol" w:hAnsi="Symbol" w:hint="default"/>
+        <w:rFonts w:hint="default" w:ascii="Symbol" w:hAnsi="Symbol"/>
       </w:rPr>
     </w:lvl>
     <w:lvl w:ilvl="7" w:tplc="FFFFFFFF" w:tentative="1">
@@ -26677,7 +27089,7 @@
         <w:ind w:left="5760" w:hanging="360"/>
       </w:pPr>
       <w:rPr>
-        <w:rFonts w:ascii="Courier New" w:hAnsi="Courier New" w:cs="Courier New" w:hint="default"/>
+        <w:rFonts w:hint="default" w:ascii="Courier New" w:hAnsi="Courier New" w:cs="Courier New"/>
       </w:rPr>
     </w:lvl>
     <w:lvl w:ilvl="8" w:tplc="FFFFFFFF" w:tentative="1">
@@ -26689,7 +27101,7 @@
         <w:ind w:left="6480" w:hanging="360"/>
       </w:pPr>
       <w:rPr>
-        <w:rFonts w:ascii="Wingdings" w:hAnsi="Wingdings" w:hint="default"/>
+        <w:rFonts w:hint="default" w:ascii="Wingdings" w:hAnsi="Wingdings"/>
       </w:rPr>
     </w:lvl>
   </w:abstractNum>
@@ -26706,7 +27118,7 @@
         <w:ind w:left="1440" w:hanging="360"/>
       </w:pPr>
       <w:rPr>
-        <w:rFonts w:ascii="Symbol" w:hAnsi="Symbol" w:hint="default"/>
+        <w:rFonts w:hint="default" w:ascii="Symbol" w:hAnsi="Symbol"/>
       </w:rPr>
     </w:lvl>
     <w:lvl w:ilvl="1" w:tplc="04150003" w:tentative="1">
@@ -26718,7 +27130,7 @@
         <w:ind w:left="2160" w:hanging="360"/>
       </w:pPr>
       <w:rPr>
-        <w:rFonts w:ascii="Courier New" w:hAnsi="Courier New" w:cs="Courier New" w:hint="default"/>
+        <w:rFonts w:hint="default" w:ascii="Courier New" w:hAnsi="Courier New" w:cs="Courier New"/>
       </w:rPr>
     </w:lvl>
     <w:lvl w:ilvl="2" w:tplc="04150005" w:tentative="1">
@@ -26730,7 +27142,7 @@
         <w:ind w:left="2880" w:hanging="360"/>
       </w:pPr>
       <w:rPr>
-        <w:rFonts w:ascii="Wingdings" w:hAnsi="Wingdings" w:hint="default"/>
+        <w:rFonts w:hint="default" w:ascii="Wingdings" w:hAnsi="Wingdings"/>
       </w:rPr>
     </w:lvl>
     <w:lvl w:ilvl="3" w:tplc="04150001" w:tentative="1">
@@ -26742,7 +27154,7 @@
         <w:ind w:left="3600" w:hanging="360"/>
       </w:pPr>
       <w:rPr>
-        <w:rFonts w:ascii="Symbol" w:hAnsi="Symbol" w:hint="default"/>
+        <w:rFonts w:hint="default" w:ascii="Symbol" w:hAnsi="Symbol"/>
       </w:rPr>
     </w:lvl>
     <w:lvl w:ilvl="4" w:tplc="04150003" w:tentative="1">
@@ -26754,7 +27166,7 @@
         <w:ind w:left="4320" w:hanging="360"/>
       </w:pPr>
       <w:rPr>
-        <w:rFonts w:ascii="Courier New" w:hAnsi="Courier New" w:cs="Courier New" w:hint="default"/>
+        <w:rFonts w:hint="default" w:ascii="Courier New" w:hAnsi="Courier New" w:cs="Courier New"/>
       </w:rPr>
     </w:lvl>
     <w:lvl w:ilvl="5" w:tplc="04150005" w:tentative="1">
@@ -26766,7 +27178,7 @@
         <w:ind w:left="5040" w:hanging="360"/>
       </w:pPr>
       <w:rPr>
-        <w:rFonts w:ascii="Wingdings" w:hAnsi="Wingdings" w:hint="default"/>
+        <w:rFonts w:hint="default" w:ascii="Wingdings" w:hAnsi="Wingdings"/>
       </w:rPr>
     </w:lvl>
     <w:lvl w:ilvl="6" w:tplc="04150001" w:tentative="1">
@@ -26778,7 +27190,7 @@
         <w:ind w:left="5760" w:hanging="360"/>
       </w:pPr>
       <w:rPr>
-        <w:rFonts w:ascii="Symbol" w:hAnsi="Symbol" w:hint="default"/>
+        <w:rFonts w:hint="default" w:ascii="Symbol" w:hAnsi="Symbol"/>
       </w:rPr>
     </w:lvl>
     <w:lvl w:ilvl="7" w:tplc="04150003" w:tentative="1">
@@ -26790,7 +27202,7 @@
         <w:ind w:left="6480" w:hanging="360"/>
       </w:pPr>
       <w:rPr>
-        <w:rFonts w:ascii="Courier New" w:hAnsi="Courier New" w:cs="Courier New" w:hint="default"/>
+        <w:rFonts w:hint="default" w:ascii="Courier New" w:hAnsi="Courier New" w:cs="Courier New"/>
       </w:rPr>
     </w:lvl>
     <w:lvl w:ilvl="8" w:tplc="04150005" w:tentative="1">
@@ -26802,7 +27214,7 @@
         <w:ind w:left="7200" w:hanging="360"/>
       </w:pPr>
       <w:rPr>
-        <w:rFonts w:ascii="Wingdings" w:hAnsi="Wingdings" w:hint="default"/>
+        <w:rFonts w:hint="default" w:ascii="Wingdings" w:hAnsi="Wingdings"/>
       </w:rPr>
     </w:lvl>
   </w:abstractNum>
@@ -26819,7 +27231,7 @@
         <w:ind w:left="720" w:hanging="360"/>
       </w:pPr>
       <w:rPr>
-        <w:rFonts w:ascii="Symbol" w:hAnsi="Symbol" w:hint="default"/>
+        <w:rFonts w:hint="default" w:ascii="Symbol" w:hAnsi="Symbol"/>
       </w:rPr>
     </w:lvl>
     <w:lvl w:ilvl="1" w:tplc="04150003" w:tentative="1">
@@ -26831,7 +27243,7 @@
         <w:ind w:left="1440" w:hanging="360"/>
       </w:pPr>
       <w:rPr>
-        <w:rFonts w:ascii="Courier New" w:hAnsi="Courier New" w:cs="Courier New" w:hint="default"/>
+        <w:rFonts w:hint="default" w:ascii="Courier New" w:hAnsi="Courier New" w:cs="Courier New"/>
       </w:rPr>
     </w:lvl>
     <w:lvl w:ilvl="2" w:tplc="04150005" w:tentative="1">
@@ -26843,7 +27255,7 @@
         <w:ind w:left="2160" w:hanging="360"/>
       </w:pPr>
       <w:rPr>
-        <w:rFonts w:ascii="Wingdings" w:hAnsi="Wingdings" w:hint="default"/>
+        <w:rFonts w:hint="default" w:ascii="Wingdings" w:hAnsi="Wingdings"/>
       </w:rPr>
     </w:lvl>
     <w:lvl w:ilvl="3" w:tplc="04150001" w:tentative="1">
@@ -26855,7 +27267,7 @@
         <w:ind w:left="2880" w:hanging="360"/>
       </w:pPr>
       <w:rPr>
-        <w:rFonts w:ascii="Symbol" w:hAnsi="Symbol" w:hint="default"/>
+        <w:rFonts w:hint="default" w:ascii="Symbol" w:hAnsi="Symbol"/>
       </w:rPr>
     </w:lvl>
     <w:lvl w:ilvl="4" w:tplc="04150003" w:tentative="1">
@@ -26867,7 +27279,7 @@
         <w:ind w:left="3600" w:hanging="360"/>
       </w:pPr>
       <w:rPr>
-        <w:rFonts w:ascii="Courier New" w:hAnsi="Courier New" w:cs="Courier New" w:hint="default"/>
+        <w:rFonts w:hint="default" w:ascii="Courier New" w:hAnsi="Courier New" w:cs="Courier New"/>
       </w:rPr>
     </w:lvl>
     <w:lvl w:ilvl="5" w:tplc="04150005" w:tentative="1">
@@ -26879,7 +27291,7 @@
         <w:ind w:left="4320" w:hanging="360"/>
       </w:pPr>
       <w:rPr>
-        <w:rFonts w:ascii="Wingdings" w:hAnsi="Wingdings" w:hint="default"/>
+        <w:rFonts w:hint="default" w:ascii="Wingdings" w:hAnsi="Wingdings"/>
       </w:rPr>
     </w:lvl>
     <w:lvl w:ilvl="6" w:tplc="04150001" w:tentative="1">
@@ -26891,7 +27303,7 @@
         <w:ind w:left="5040" w:hanging="360"/>
       </w:pPr>
       <w:rPr>
-        <w:rFonts w:ascii="Symbol" w:hAnsi="Symbol" w:hint="default"/>
+        <w:rFonts w:hint="default" w:ascii="Symbol" w:hAnsi="Symbol"/>
       </w:rPr>
     </w:lvl>
     <w:lvl w:ilvl="7" w:tplc="04150003" w:tentative="1">
@@ -26903,7 +27315,7 @@
         <w:ind w:left="5760" w:hanging="360"/>
       </w:pPr>
       <w:rPr>
-        <w:rFonts w:ascii="Courier New" w:hAnsi="Courier New" w:cs="Courier New" w:hint="default"/>
+        <w:rFonts w:hint="default" w:ascii="Courier New" w:hAnsi="Courier New" w:cs="Courier New"/>
       </w:rPr>
     </w:lvl>
     <w:lvl w:ilvl="8" w:tplc="04150005" w:tentative="1">
@@ -26915,7 +27327,7 @@
         <w:ind w:left="6480" w:hanging="360"/>
       </w:pPr>
       <w:rPr>
-        <w:rFonts w:ascii="Wingdings" w:hAnsi="Wingdings" w:hint="default"/>
+        <w:rFonts w:hint="default" w:ascii="Wingdings" w:hAnsi="Wingdings"/>
       </w:rPr>
     </w:lvl>
   </w:abstractNum>
@@ -26932,7 +27344,7 @@
         <w:ind w:left="720" w:hanging="360"/>
       </w:pPr>
       <w:rPr>
-        <w:rFonts w:ascii="Aptos" w:hAnsi="Aptos" w:hint="default"/>
+        <w:rFonts w:hint="default" w:ascii="Aptos" w:hAnsi="Aptos"/>
       </w:rPr>
     </w:lvl>
     <w:lvl w:ilvl="1" w:tplc="0A000806">
@@ -26944,7 +27356,7 @@
         <w:ind w:left="1440" w:hanging="360"/>
       </w:pPr>
       <w:rPr>
-        <w:rFonts w:ascii="Courier New" w:hAnsi="Courier New" w:hint="default"/>
+        <w:rFonts w:hint="default" w:ascii="Courier New" w:hAnsi="Courier New"/>
       </w:rPr>
     </w:lvl>
     <w:lvl w:ilvl="2" w:tplc="12CA1B0E">
@@ -26956,7 +27368,7 @@
         <w:ind w:left="2160" w:hanging="360"/>
       </w:pPr>
       <w:rPr>
-        <w:rFonts w:ascii="Wingdings" w:hAnsi="Wingdings" w:hint="default"/>
+        <w:rFonts w:hint="default" w:ascii="Wingdings" w:hAnsi="Wingdings"/>
       </w:rPr>
     </w:lvl>
     <w:lvl w:ilvl="3" w:tplc="5DCE144E">
@@ -26968,7 +27380,7 @@
         <w:ind w:left="2880" w:hanging="360"/>
       </w:pPr>
       <w:rPr>
-        <w:rFonts w:ascii="Symbol" w:hAnsi="Symbol" w:hint="default"/>
+        <w:rFonts w:hint="default" w:ascii="Symbol" w:hAnsi="Symbol"/>
       </w:rPr>
     </w:lvl>
     <w:lvl w:ilvl="4" w:tplc="3C76EAF4">
@@ -26980,7 +27392,7 @@
         <w:ind w:left="3600" w:hanging="360"/>
       </w:pPr>
       <w:rPr>
-        <w:rFonts w:ascii="Courier New" w:hAnsi="Courier New" w:hint="default"/>
+        <w:rFonts w:hint="default" w:ascii="Courier New" w:hAnsi="Courier New"/>
       </w:rPr>
     </w:lvl>
     <w:lvl w:ilvl="5" w:tplc="53C4EE06">
@@ -26992,7 +27404,7 @@
         <w:ind w:left="4320" w:hanging="360"/>
       </w:pPr>
       <w:rPr>
-        <w:rFonts w:ascii="Wingdings" w:hAnsi="Wingdings" w:hint="default"/>
+        <w:rFonts w:hint="default" w:ascii="Wingdings" w:hAnsi="Wingdings"/>
       </w:rPr>
     </w:lvl>
     <w:lvl w:ilvl="6" w:tplc="07E8BD94">
@@ -27004,7 +27416,7 @@
         <w:ind w:left="5040" w:hanging="360"/>
       </w:pPr>
       <w:rPr>
-        <w:rFonts w:ascii="Symbol" w:hAnsi="Symbol" w:hint="default"/>
+        <w:rFonts w:hint="default" w:ascii="Symbol" w:hAnsi="Symbol"/>
       </w:rPr>
     </w:lvl>
     <w:lvl w:ilvl="7" w:tplc="7768375C">
@@ -27016,7 +27428,7 @@
         <w:ind w:left="5760" w:hanging="360"/>
       </w:pPr>
       <w:rPr>
-        <w:rFonts w:ascii="Courier New" w:hAnsi="Courier New" w:hint="default"/>
+        <w:rFonts w:hint="default" w:ascii="Courier New" w:hAnsi="Courier New"/>
       </w:rPr>
     </w:lvl>
     <w:lvl w:ilvl="8" w:tplc="0DA4B326">
@@ -27028,7 +27440,7 @@
         <w:ind w:left="6480" w:hanging="360"/>
       </w:pPr>
       <w:rPr>
-        <w:rFonts w:ascii="Wingdings" w:hAnsi="Wingdings" w:hint="default"/>
+        <w:rFonts w:hint="default" w:ascii="Wingdings" w:hAnsi="Wingdings"/>
       </w:rPr>
     </w:lvl>
   </w:abstractNum>
@@ -27045,7 +27457,7 @@
         <w:ind w:left="1440" w:hanging="360"/>
       </w:pPr>
       <w:rPr>
-        <w:rFonts w:ascii="Aptos" w:hAnsi="Aptos" w:hint="default"/>
+        <w:rFonts w:hint="default" w:ascii="Aptos" w:hAnsi="Aptos"/>
       </w:rPr>
     </w:lvl>
     <w:lvl w:ilvl="1" w:tplc="04150003" w:tentative="1">
@@ -27057,7 +27469,7 @@
         <w:ind w:left="2160" w:hanging="360"/>
       </w:pPr>
       <w:rPr>
-        <w:rFonts w:ascii="Courier New" w:hAnsi="Courier New" w:cs="Courier New" w:hint="default"/>
+        <w:rFonts w:hint="default" w:ascii="Courier New" w:hAnsi="Courier New" w:cs="Courier New"/>
       </w:rPr>
     </w:lvl>
     <w:lvl w:ilvl="2" w:tplc="04150005" w:tentative="1">
@@ -27069,7 +27481,7 @@
         <w:ind w:left="2880" w:hanging="360"/>
       </w:pPr>
       <w:rPr>
-        <w:rFonts w:ascii="Wingdings" w:hAnsi="Wingdings" w:hint="default"/>
+        <w:rFonts w:hint="default" w:ascii="Wingdings" w:hAnsi="Wingdings"/>
       </w:rPr>
     </w:lvl>
     <w:lvl w:ilvl="3" w:tplc="04150001" w:tentative="1">
@@ -27081,7 +27493,7 @@
         <w:ind w:left="3600" w:hanging="360"/>
       </w:pPr>
       <w:rPr>
-        <w:rFonts w:ascii="Symbol" w:hAnsi="Symbol" w:hint="default"/>
+        <w:rFonts w:hint="default" w:ascii="Symbol" w:hAnsi="Symbol"/>
       </w:rPr>
     </w:lvl>
     <w:lvl w:ilvl="4" w:tplc="04150003" w:tentative="1">
@@ -27093,7 +27505,7 @@
         <w:ind w:left="4320" w:hanging="360"/>
       </w:pPr>
       <w:rPr>
-        <w:rFonts w:ascii="Courier New" w:hAnsi="Courier New" w:cs="Courier New" w:hint="default"/>
+        <w:rFonts w:hint="default" w:ascii="Courier New" w:hAnsi="Courier New" w:cs="Courier New"/>
       </w:rPr>
     </w:lvl>
     <w:lvl w:ilvl="5" w:tplc="04150005" w:tentative="1">
@@ -27105,7 +27517,7 @@
         <w:ind w:left="5040" w:hanging="360"/>
       </w:pPr>
       <w:rPr>
-        <w:rFonts w:ascii="Wingdings" w:hAnsi="Wingdings" w:hint="default"/>
+        <w:rFonts w:hint="default" w:ascii="Wingdings" w:hAnsi="Wingdings"/>
       </w:rPr>
     </w:lvl>
     <w:lvl w:ilvl="6" w:tplc="04150001" w:tentative="1">
@@ -27117,7 +27529,7 @@
         <w:ind w:left="5760" w:hanging="360"/>
       </w:pPr>
       <w:rPr>
-        <w:rFonts w:ascii="Symbol" w:hAnsi="Symbol" w:hint="default"/>
+        <w:rFonts w:hint="default" w:ascii="Symbol" w:hAnsi="Symbol"/>
       </w:rPr>
     </w:lvl>
     <w:lvl w:ilvl="7" w:tplc="04150003" w:tentative="1">
@@ -27129,7 +27541,7 @@
         <w:ind w:left="6480" w:hanging="360"/>
       </w:pPr>
       <w:rPr>
-        <w:rFonts w:ascii="Courier New" w:hAnsi="Courier New" w:cs="Courier New" w:hint="default"/>
+        <w:rFonts w:hint="default" w:ascii="Courier New" w:hAnsi="Courier New" w:cs="Courier New"/>
       </w:rPr>
     </w:lvl>
     <w:lvl w:ilvl="8" w:tplc="04150005" w:tentative="1">
@@ -27141,7 +27553,7 @@
         <w:ind w:left="7200" w:hanging="360"/>
       </w:pPr>
       <w:rPr>
-        <w:rFonts w:ascii="Wingdings" w:hAnsi="Wingdings" w:hint="default"/>
+        <w:rFonts w:hint="default" w:ascii="Wingdings" w:hAnsi="Wingdings"/>
       </w:rPr>
     </w:lvl>
   </w:abstractNum>
@@ -27158,7 +27570,7 @@
         <w:ind w:left="1440" w:hanging="360"/>
       </w:pPr>
       <w:rPr>
-        <w:rFonts w:ascii="Symbol" w:hAnsi="Symbol" w:hint="default"/>
+        <w:rFonts w:hint="default" w:ascii="Symbol" w:hAnsi="Symbol"/>
       </w:rPr>
     </w:lvl>
     <w:lvl w:ilvl="1" w:tplc="04150003">
@@ -27170,7 +27582,7 @@
         <w:ind w:left="2160" w:hanging="360"/>
       </w:pPr>
       <w:rPr>
-        <w:rFonts w:ascii="Courier New" w:hAnsi="Courier New" w:cs="Courier New" w:hint="default"/>
+        <w:rFonts w:hint="default" w:ascii="Courier New" w:hAnsi="Courier New" w:cs="Courier New"/>
       </w:rPr>
     </w:lvl>
     <w:lvl w:ilvl="2" w:tplc="04150005" w:tentative="1">
@@ -27182,7 +27594,7 @@
         <w:ind w:left="2880" w:hanging="360"/>
       </w:pPr>
       <w:rPr>
-        <w:rFonts w:ascii="Wingdings" w:hAnsi="Wingdings" w:hint="default"/>
+        <w:rFonts w:hint="default" w:ascii="Wingdings" w:hAnsi="Wingdings"/>
       </w:rPr>
     </w:lvl>
     <w:lvl w:ilvl="3" w:tplc="04150001" w:tentative="1">
@@ -27194,7 +27606,7 @@
         <w:ind w:left="3600" w:hanging="360"/>
       </w:pPr>
       <w:rPr>
-        <w:rFonts w:ascii="Symbol" w:hAnsi="Symbol" w:hint="default"/>
+        <w:rFonts w:hint="default" w:ascii="Symbol" w:hAnsi="Symbol"/>
       </w:rPr>
     </w:lvl>
     <w:lvl w:ilvl="4" w:tplc="04150003" w:tentative="1">
@@ -27206,7 +27618,7 @@
         <w:ind w:left="4320" w:hanging="360"/>
       </w:pPr>
       <w:rPr>
-        <w:rFonts w:ascii="Courier New" w:hAnsi="Courier New" w:cs="Courier New" w:hint="default"/>
+        <w:rFonts w:hint="default" w:ascii="Courier New" w:hAnsi="Courier New" w:cs="Courier New"/>
       </w:rPr>
     </w:lvl>
     <w:lvl w:ilvl="5" w:tplc="04150005" w:tentative="1">
@@ -27218,7 +27630,7 @@
         <w:ind w:left="5040" w:hanging="360"/>
       </w:pPr>
       <w:rPr>
-        <w:rFonts w:ascii="Wingdings" w:hAnsi="Wingdings" w:hint="default"/>
+        <w:rFonts w:hint="default" w:ascii="Wingdings" w:hAnsi="Wingdings"/>
       </w:rPr>
     </w:lvl>
     <w:lvl w:ilvl="6" w:tplc="04150001" w:tentative="1">
@@ -27230,7 +27642,7 @@
         <w:ind w:left="5760" w:hanging="360"/>
       </w:pPr>
       <w:rPr>
-        <w:rFonts w:ascii="Symbol" w:hAnsi="Symbol" w:hint="default"/>
+        <w:rFonts w:hint="default" w:ascii="Symbol" w:hAnsi="Symbol"/>
       </w:rPr>
     </w:lvl>
     <w:lvl w:ilvl="7" w:tplc="04150003" w:tentative="1">
@@ -27242,7 +27654,7 @@
         <w:ind w:left="6480" w:hanging="360"/>
       </w:pPr>
       <w:rPr>
-        <w:rFonts w:ascii="Courier New" w:hAnsi="Courier New" w:cs="Courier New" w:hint="default"/>
+        <w:rFonts w:hint="default" w:ascii="Courier New" w:hAnsi="Courier New" w:cs="Courier New"/>
       </w:rPr>
     </w:lvl>
     <w:lvl w:ilvl="8" w:tplc="04150005" w:tentative="1">
@@ -27254,7 +27666,7 @@
         <w:ind w:left="7200" w:hanging="360"/>
       </w:pPr>
       <w:rPr>
-        <w:rFonts w:ascii="Wingdings" w:hAnsi="Wingdings" w:hint="default"/>
+        <w:rFonts w:hint="default" w:ascii="Wingdings" w:hAnsi="Wingdings"/>
       </w:rPr>
     </w:lvl>
   </w:abstractNum>
@@ -27360,7 +27772,7 @@
         <w:ind w:left="720" w:hanging="360"/>
       </w:pPr>
       <w:rPr>
-        <w:rFonts w:ascii="Symbol" w:hAnsi="Symbol" w:hint="default"/>
+        <w:rFonts w:hint="default" w:ascii="Symbol" w:hAnsi="Symbol"/>
       </w:rPr>
     </w:lvl>
     <w:lvl w:ilvl="1" w:tplc="04150003" w:tentative="1">
@@ -27372,7 +27784,7 @@
         <w:ind w:left="1440" w:hanging="360"/>
       </w:pPr>
       <w:rPr>
-        <w:rFonts w:ascii="Courier New" w:hAnsi="Courier New" w:cs="Courier New" w:hint="default"/>
+        <w:rFonts w:hint="default" w:ascii="Courier New" w:hAnsi="Courier New" w:cs="Courier New"/>
       </w:rPr>
     </w:lvl>
     <w:lvl w:ilvl="2" w:tplc="04150005" w:tentative="1">
@@ -27384,7 +27796,7 @@
         <w:ind w:left="2160" w:hanging="360"/>
       </w:pPr>
       <w:rPr>
-        <w:rFonts w:ascii="Wingdings" w:hAnsi="Wingdings" w:hint="default"/>
+        <w:rFonts w:hint="default" w:ascii="Wingdings" w:hAnsi="Wingdings"/>
       </w:rPr>
     </w:lvl>
     <w:lvl w:ilvl="3" w:tplc="04150001" w:tentative="1">
@@ -27396,7 +27808,7 @@
         <w:ind w:left="2880" w:hanging="360"/>
       </w:pPr>
       <w:rPr>
-        <w:rFonts w:ascii="Symbol" w:hAnsi="Symbol" w:hint="default"/>
+        <w:rFonts w:hint="default" w:ascii="Symbol" w:hAnsi="Symbol"/>
       </w:rPr>
     </w:lvl>
     <w:lvl w:ilvl="4" w:tplc="04150003" w:tentative="1">
@@ -27408,7 +27820,7 @@
         <w:ind w:left="3600" w:hanging="360"/>
       </w:pPr>
       <w:rPr>
-        <w:rFonts w:ascii="Courier New" w:hAnsi="Courier New" w:cs="Courier New" w:hint="default"/>
+        <w:rFonts w:hint="default" w:ascii="Courier New" w:hAnsi="Courier New" w:cs="Courier New"/>
       </w:rPr>
     </w:lvl>
     <w:lvl w:ilvl="5" w:tplc="04150005" w:tentative="1">
@@ -27420,7 +27832,7 @@
         <w:ind w:left="4320" w:hanging="360"/>
       </w:pPr>
       <w:rPr>
-        <w:rFonts w:ascii="Wingdings" w:hAnsi="Wingdings" w:hint="default"/>
+        <w:rFonts w:hint="default" w:ascii="Wingdings" w:hAnsi="Wingdings"/>
       </w:rPr>
     </w:lvl>
     <w:lvl w:ilvl="6" w:tplc="04150001" w:tentative="1">
@@ -27432,7 +27844,7 @@
         <w:ind w:left="5040" w:hanging="360"/>
       </w:pPr>
       <w:rPr>
-        <w:rFonts w:ascii="Symbol" w:hAnsi="Symbol" w:hint="default"/>
+        <w:rFonts w:hint="default" w:ascii="Symbol" w:hAnsi="Symbol"/>
       </w:rPr>
     </w:lvl>
     <w:lvl w:ilvl="7" w:tplc="04150003" w:tentative="1">
@@ -27444,7 +27856,7 @@
         <w:ind w:left="5760" w:hanging="360"/>
       </w:pPr>
       <w:rPr>
-        <w:rFonts w:ascii="Courier New" w:hAnsi="Courier New" w:cs="Courier New" w:hint="default"/>
+        <w:rFonts w:hint="default" w:ascii="Courier New" w:hAnsi="Courier New" w:cs="Courier New"/>
       </w:rPr>
     </w:lvl>
     <w:lvl w:ilvl="8" w:tplc="04150005" w:tentative="1">
@@ -27456,7 +27868,7 @@
         <w:ind w:left="6480" w:hanging="360"/>
       </w:pPr>
       <w:rPr>
-        <w:rFonts w:ascii="Wingdings" w:hAnsi="Wingdings" w:hint="default"/>
+        <w:rFonts w:hint="default" w:ascii="Wingdings" w:hAnsi="Wingdings"/>
       </w:rPr>
     </w:lvl>
   </w:abstractNum>
@@ -27473,7 +27885,7 @@
         <w:ind w:left="1440" w:hanging="360"/>
       </w:pPr>
       <w:rPr>
-        <w:rFonts w:ascii="Symbol" w:hAnsi="Symbol" w:hint="default"/>
+        <w:rFonts w:hint="default" w:ascii="Symbol" w:hAnsi="Symbol"/>
       </w:rPr>
     </w:lvl>
     <w:lvl w:ilvl="1" w:tplc="04150003" w:tentative="1">
@@ -27485,7 +27897,7 @@
         <w:ind w:left="2160" w:hanging="360"/>
       </w:pPr>
       <w:rPr>
-        <w:rFonts w:ascii="Courier New" w:hAnsi="Courier New" w:cs="Courier New" w:hint="default"/>
+        <w:rFonts w:hint="default" w:ascii="Courier New" w:hAnsi="Courier New" w:cs="Courier New"/>
       </w:rPr>
     </w:lvl>
     <w:lvl w:ilvl="2" w:tplc="04150005" w:tentative="1">
@@ -27497,7 +27909,7 @@
         <w:ind w:left="2880" w:hanging="360"/>
       </w:pPr>
       <w:rPr>
-        <w:rFonts w:ascii="Wingdings" w:hAnsi="Wingdings" w:hint="default"/>
+        <w:rFonts w:hint="default" w:ascii="Wingdings" w:hAnsi="Wingdings"/>
       </w:rPr>
     </w:lvl>
     <w:lvl w:ilvl="3" w:tplc="04150001" w:tentative="1">
@@ -27509,7 +27921,7 @@
         <w:ind w:left="3600" w:hanging="360"/>
       </w:pPr>
       <w:rPr>
-        <w:rFonts w:ascii="Symbol" w:hAnsi="Symbol" w:hint="default"/>
+        <w:rFonts w:hint="default" w:ascii="Symbol" w:hAnsi="Symbol"/>
       </w:rPr>
     </w:lvl>
     <w:lvl w:ilvl="4" w:tplc="04150003" w:tentative="1">
@@ -27521,7 +27933,7 @@
         <w:ind w:left="4320" w:hanging="360"/>
       </w:pPr>
       <w:rPr>
-        <w:rFonts w:ascii="Courier New" w:hAnsi="Courier New" w:cs="Courier New" w:hint="default"/>
+        <w:rFonts w:hint="default" w:ascii="Courier New" w:hAnsi="Courier New" w:cs="Courier New"/>
       </w:rPr>
     </w:lvl>
     <w:lvl w:ilvl="5" w:tplc="04150005" w:tentative="1">
@@ -27533,7 +27945,7 @@
         <w:ind w:left="5040" w:hanging="360"/>
       </w:pPr>
       <w:rPr>
-        <w:rFonts w:ascii="Wingdings" w:hAnsi="Wingdings" w:hint="default"/>
+        <w:rFonts w:hint="default" w:ascii="Wingdings" w:hAnsi="Wingdings"/>
       </w:rPr>
     </w:lvl>
     <w:lvl w:ilvl="6" w:tplc="04150001" w:tentative="1">
@@ -27545,7 +27957,7 @@
         <w:ind w:left="5760" w:hanging="360"/>
       </w:pPr>
       <w:rPr>
-        <w:rFonts w:ascii="Symbol" w:hAnsi="Symbol" w:hint="default"/>
+        <w:rFonts w:hint="default" w:ascii="Symbol" w:hAnsi="Symbol"/>
       </w:rPr>
     </w:lvl>
     <w:lvl w:ilvl="7" w:tplc="04150003" w:tentative="1">
@@ -27557,7 +27969,7 @@
         <w:ind w:left="6480" w:hanging="360"/>
       </w:pPr>
       <w:rPr>
-        <w:rFonts w:ascii="Courier New" w:hAnsi="Courier New" w:cs="Courier New" w:hint="default"/>
+        <w:rFonts w:hint="default" w:ascii="Courier New" w:hAnsi="Courier New" w:cs="Courier New"/>
       </w:rPr>
     </w:lvl>
     <w:lvl w:ilvl="8" w:tplc="04150005" w:tentative="1">
@@ -27569,7 +27981,7 @@
         <w:ind w:left="7200" w:hanging="360"/>
       </w:pPr>
       <w:rPr>
-        <w:rFonts w:ascii="Wingdings" w:hAnsi="Wingdings" w:hint="default"/>
+        <w:rFonts w:hint="default" w:ascii="Wingdings" w:hAnsi="Wingdings"/>
       </w:rPr>
     </w:lvl>
   </w:abstractNum>
@@ -27675,7 +28087,7 @@
         <w:ind w:left="1440" w:hanging="360"/>
       </w:pPr>
       <w:rPr>
-        <w:rFonts w:ascii="Symbol" w:hAnsi="Symbol" w:hint="default"/>
+        <w:rFonts w:hint="default" w:ascii="Symbol" w:hAnsi="Symbol"/>
       </w:rPr>
     </w:lvl>
     <w:lvl w:ilvl="1" w:tplc="04150003">
@@ -27687,7 +28099,7 @@
         <w:ind w:left="2160" w:hanging="360"/>
       </w:pPr>
       <w:rPr>
-        <w:rFonts w:ascii="Courier New" w:hAnsi="Courier New" w:cs="Courier New" w:hint="default"/>
+        <w:rFonts w:hint="default" w:ascii="Courier New" w:hAnsi="Courier New" w:cs="Courier New"/>
       </w:rPr>
     </w:lvl>
     <w:lvl w:ilvl="2" w:tplc="04150005" w:tentative="1">
@@ -27699,7 +28111,7 @@
         <w:ind w:left="2880" w:hanging="360"/>
       </w:pPr>
       <w:rPr>
-        <w:rFonts w:ascii="Wingdings" w:hAnsi="Wingdings" w:hint="default"/>
+        <w:rFonts w:hint="default" w:ascii="Wingdings" w:hAnsi="Wingdings"/>
       </w:rPr>
     </w:lvl>
     <w:lvl w:ilvl="3" w:tplc="04150001" w:tentative="1">
@@ -27711,7 +28123,7 @@
         <w:ind w:left="3600" w:hanging="360"/>
       </w:pPr>
       <w:rPr>
-        <w:rFonts w:ascii="Symbol" w:hAnsi="Symbol" w:hint="default"/>
+        <w:rFonts w:hint="default" w:ascii="Symbol" w:hAnsi="Symbol"/>
       </w:rPr>
     </w:lvl>
     <w:lvl w:ilvl="4" w:tplc="04150003" w:tentative="1">
@@ -27723,7 +28135,7 @@
         <w:ind w:left="4320" w:hanging="360"/>
       </w:pPr>
       <w:rPr>
-        <w:rFonts w:ascii="Courier New" w:hAnsi="Courier New" w:cs="Courier New" w:hint="default"/>
+        <w:rFonts w:hint="default" w:ascii="Courier New" w:hAnsi="Courier New" w:cs="Courier New"/>
       </w:rPr>
     </w:lvl>
     <w:lvl w:ilvl="5" w:tplc="04150005" w:tentative="1">
@@ -27735,7 +28147,7 @@
         <w:ind w:left="5040" w:hanging="360"/>
       </w:pPr>
       <w:rPr>
-        <w:rFonts w:ascii="Wingdings" w:hAnsi="Wingdings" w:hint="default"/>
+        <w:rFonts w:hint="default" w:ascii="Wingdings" w:hAnsi="Wingdings"/>
       </w:rPr>
     </w:lvl>
     <w:lvl w:ilvl="6" w:tplc="04150001" w:tentative="1">
@@ -27747,7 +28159,7 @@
         <w:ind w:left="5760" w:hanging="360"/>
       </w:pPr>
       <w:rPr>
-        <w:rFonts w:ascii="Symbol" w:hAnsi="Symbol" w:hint="default"/>
+        <w:rFonts w:hint="default" w:ascii="Symbol" w:hAnsi="Symbol"/>
       </w:rPr>
     </w:lvl>
     <w:lvl w:ilvl="7" w:tplc="04150003" w:tentative="1">
@@ -27759,7 +28171,7 @@
         <w:ind w:left="6480" w:hanging="360"/>
       </w:pPr>
       <w:rPr>
-        <w:rFonts w:ascii="Courier New" w:hAnsi="Courier New" w:cs="Courier New" w:hint="default"/>
+        <w:rFonts w:hint="default" w:ascii="Courier New" w:hAnsi="Courier New" w:cs="Courier New"/>
       </w:rPr>
     </w:lvl>
     <w:lvl w:ilvl="8" w:tplc="04150005" w:tentative="1">
@@ -27771,10 +28183,13 @@
         <w:ind w:left="7200" w:hanging="360"/>
       </w:pPr>
       <w:rPr>
-        <w:rFonts w:ascii="Wingdings" w:hAnsi="Wingdings" w:hint="default"/>
+        <w:rFonts w:hint="default" w:ascii="Wingdings" w:hAnsi="Wingdings"/>
       </w:rPr>
     </w:lvl>
   </w:abstractNum>
+  <w:num w:numId="88">
+    <w:abstractNumId w:val="87"/>
+  </w:num>
   <w:num w:numId="1" w16cid:durableId="753480619">
     <w:abstractNumId w:val="64"/>
   </w:num>
@@ -28045,7 +28460,7 @@
   <w:docDefaults>
     <w:rPrDefault>
       <w:rPr>
-        <w:rFonts w:asciiTheme="minorHAnsi" w:eastAsiaTheme="minorHAnsi" w:hAnsiTheme="minorHAnsi" w:cstheme="minorBidi"/>
+        <w:rFonts w:asciiTheme="minorHAnsi" w:hAnsiTheme="minorHAnsi" w:eastAsiaTheme="minorHAnsi" w:cstheme="minorBidi"/>
         <w:sz w:val="24"/>
         <w:szCs w:val="24"/>
         <w:lang w:val="pl-PL" w:eastAsia="en-US" w:bidi="ar-SA"/>
@@ -28060,14 +28475,14 @@
   <w:latentStyles w:defLockedState="0" w:defUIPriority="99" w:defSemiHidden="0" w:defUnhideWhenUsed="0" w:defQFormat="0" w:count="376">
     <w:lsdException w:name="Normal" w:uiPriority="0" w:qFormat="1"/>
     <w:lsdException w:name="heading 1" w:uiPriority="9" w:qFormat="1"/>
-    <w:lsdException w:name="heading 2" w:semiHidden="1" w:uiPriority="9" w:unhideWhenUsed="1" w:qFormat="1"/>
-    <w:lsdException w:name="heading 3" w:semiHidden="1" w:uiPriority="9" w:unhideWhenUsed="1" w:qFormat="1"/>
-    <w:lsdException w:name="heading 4" w:semiHidden="1" w:uiPriority="9" w:unhideWhenUsed="1" w:qFormat="1"/>
-    <w:lsdException w:name="heading 5" w:semiHidden="1" w:uiPriority="9" w:unhideWhenUsed="1" w:qFormat="1"/>
-    <w:lsdException w:name="heading 6" w:semiHidden="1" w:uiPriority="9" w:unhideWhenUsed="1" w:qFormat="1"/>
-    <w:lsdException w:name="heading 7" w:semiHidden="1" w:uiPriority="9" w:unhideWhenUsed="1" w:qFormat="1"/>
-    <w:lsdException w:name="heading 8" w:semiHidden="1" w:uiPriority="9" w:unhideWhenUsed="1" w:qFormat="1"/>
-    <w:lsdException w:name="heading 9" w:semiHidden="1" w:uiPriority="9" w:unhideWhenUsed="1" w:qFormat="1"/>
+    <w:lsdException w:name="heading 2" w:uiPriority="9" w:semiHidden="1" w:unhideWhenUsed="1" w:qFormat="1"/>
+    <w:lsdException w:name="heading 3" w:uiPriority="9" w:semiHidden="1" w:unhideWhenUsed="1" w:qFormat="1"/>
+    <w:lsdException w:name="heading 4" w:uiPriority="9" w:semiHidden="1" w:unhideWhenUsed="1" w:qFormat="1"/>
+    <w:lsdException w:name="heading 5" w:uiPriority="9" w:semiHidden="1" w:unhideWhenUsed="1" w:qFormat="1"/>
+    <w:lsdException w:name="heading 6" w:uiPriority="9" w:semiHidden="1" w:unhideWhenUsed="1" w:qFormat="1"/>
+    <w:lsdException w:name="heading 7" w:uiPriority="9" w:semiHidden="1" w:unhideWhenUsed="1" w:qFormat="1"/>
+    <w:lsdException w:name="heading 8" w:uiPriority="9" w:semiHidden="1" w:unhideWhenUsed="1" w:qFormat="1"/>
+    <w:lsdException w:name="heading 9" w:uiPriority="9" w:semiHidden="1" w:unhideWhenUsed="1" w:qFormat="1"/>
     <w:lsdException w:name="index 1" w:semiHidden="1" w:unhideWhenUsed="1"/>
     <w:lsdException w:name="index 2" w:semiHidden="1" w:unhideWhenUsed="1"/>
     <w:lsdException w:name="index 3" w:semiHidden="1" w:unhideWhenUsed="1"/>
@@ -28077,22 +28492,22 @@
     <w:lsdException w:name="index 7" w:semiHidden="1" w:unhideWhenUsed="1"/>
     <w:lsdException w:name="index 8" w:semiHidden="1" w:unhideWhenUsed="1"/>
     <w:lsdException w:name="index 9" w:semiHidden="1" w:unhideWhenUsed="1"/>
-    <w:lsdException w:name="toc 1" w:semiHidden="1" w:uiPriority="39" w:unhideWhenUsed="1"/>
-    <w:lsdException w:name="toc 2" w:semiHidden="1" w:uiPriority="39" w:unhideWhenUsed="1"/>
-    <w:lsdException w:name="toc 3" w:semiHidden="1" w:uiPriority="39" w:unhideWhenUsed="1"/>
-    <w:lsdException w:name="toc 4" w:semiHidden="1" w:uiPriority="39" w:unhideWhenUsed="1"/>
-    <w:lsdException w:name="toc 5" w:semiHidden="1" w:uiPriority="39" w:unhideWhenUsed="1"/>
-    <w:lsdException w:name="toc 6" w:semiHidden="1" w:uiPriority="39" w:unhideWhenUsed="1"/>
-    <w:lsdException w:name="toc 7" w:semiHidden="1" w:uiPriority="39" w:unhideWhenUsed="1"/>
-    <w:lsdException w:name="toc 8" w:semiHidden="1" w:uiPriority="39" w:unhideWhenUsed="1"/>
-    <w:lsdException w:name="toc 9" w:semiHidden="1" w:uiPriority="39" w:unhideWhenUsed="1"/>
+    <w:lsdException w:name="toc 1" w:uiPriority="39" w:semiHidden="1" w:unhideWhenUsed="1"/>
+    <w:lsdException w:name="toc 2" w:uiPriority="39" w:semiHidden="1" w:unhideWhenUsed="1"/>
+    <w:lsdException w:name="toc 3" w:uiPriority="39" w:semiHidden="1" w:unhideWhenUsed="1"/>
+    <w:lsdException w:name="toc 4" w:uiPriority="39" w:semiHidden="1" w:unhideWhenUsed="1"/>
+    <w:lsdException w:name="toc 5" w:uiPriority="39" w:semiHidden="1" w:unhideWhenUsed="1"/>
+    <w:lsdException w:name="toc 6" w:uiPriority="39" w:semiHidden="1" w:unhideWhenUsed="1"/>
+    <w:lsdException w:name="toc 7" w:uiPriority="39" w:semiHidden="1" w:unhideWhenUsed="1"/>
+    <w:lsdException w:name="toc 8" w:uiPriority="39" w:semiHidden="1" w:unhideWhenUsed="1"/>
+    <w:lsdException w:name="toc 9" w:uiPriority="39" w:semiHidden="1" w:unhideWhenUsed="1"/>
     <w:lsdException w:name="Normal Indent" w:semiHidden="1" w:unhideWhenUsed="1"/>
     <w:lsdException w:name="footnote text" w:semiHidden="1" w:unhideWhenUsed="1"/>
     <w:lsdException w:name="annotation text" w:semiHidden="1" w:unhideWhenUsed="1"/>
     <w:lsdException w:name="header" w:semiHidden="1" w:unhideWhenUsed="1"/>
     <w:lsdException w:name="footer" w:semiHidden="1" w:unhideWhenUsed="1"/>
     <w:lsdException w:name="index heading" w:semiHidden="1" w:unhideWhenUsed="1"/>
-    <w:lsdException w:name="caption" w:semiHidden="1" w:uiPriority="35" w:unhideWhenUsed="1" w:qFormat="1"/>
+    <w:lsdException w:name="caption" w:uiPriority="35" w:semiHidden="1" w:unhideWhenUsed="1" w:qFormat="1"/>
     <w:lsdException w:name="table of figures" w:semiHidden="1" w:unhideWhenUsed="1"/>
     <w:lsdException w:name="envelope address" w:semiHidden="1" w:unhideWhenUsed="1"/>
     <w:lsdException w:name="envelope return" w:semiHidden="1" w:unhideWhenUsed="1"/>
@@ -28123,7 +28538,7 @@
     <w:lsdException w:name="Title" w:uiPriority="10" w:qFormat="1"/>
     <w:lsdException w:name="Closing" w:semiHidden="1" w:unhideWhenUsed="1"/>
     <w:lsdException w:name="Signature" w:semiHidden="1" w:unhideWhenUsed="1"/>
-    <w:lsdException w:name="Default Paragraph Font" w:semiHidden="1" w:uiPriority="1" w:unhideWhenUsed="1"/>
+    <w:lsdException w:name="Default Paragraph Font" w:uiPriority="1" w:semiHidden="1" w:unhideWhenUsed="1"/>
     <w:lsdException w:name="Body Text" w:semiHidden="1" w:unhideWhenUsed="1"/>
     <w:lsdException w:name="Body Text Indent" w:semiHidden="1" w:unhideWhenUsed="1"/>
     <w:lsdException w:name="List Continue" w:semiHidden="1" w:unhideWhenUsed="1"/>
@@ -28323,8 +28738,8 @@
     <w:lsdException w:name="Subtle Reference" w:uiPriority="31" w:qFormat="1"/>
     <w:lsdException w:name="Intense Reference" w:uiPriority="32" w:qFormat="1"/>
     <w:lsdException w:name="Book Title" w:uiPriority="33" w:qFormat="1"/>
-    <w:lsdException w:name="Bibliography" w:semiHidden="1" w:uiPriority="37" w:unhideWhenUsed="1"/>
-    <w:lsdException w:name="TOC Heading" w:semiHidden="1" w:uiPriority="39" w:unhideWhenUsed="1" w:qFormat="1"/>
+    <w:lsdException w:name="Bibliography" w:uiPriority="37" w:semiHidden="1" w:unhideWhenUsed="1"/>
+    <w:lsdException w:name="TOC Heading" w:uiPriority="39" w:semiHidden="1" w:unhideWhenUsed="1" w:qFormat="1"/>
     <w:lsdException w:name="Plain Table 1" w:uiPriority="41"/>
     <w:lsdException w:name="Plain Table 2" w:uiPriority="42"/>
     <w:lsdException w:name="Plain Table 3" w:uiPriority="43"/>
@@ -28435,7 +28850,7 @@
     <w:lsdException w:name="Unresolved Mention" w:semiHidden="1" w:unhideWhenUsed="1"/>
     <w:lsdException w:name="Smart Link" w:semiHidden="1" w:unhideWhenUsed="1"/>
   </w:latentStyles>
-  <w:style w:type="paragraph" w:default="1" w:styleId="Normalny">
+  <w:style w:type="paragraph" w:styleId="Normalny" w:default="1">
     <w:name w:val="Normal"/>
     <w:qFormat/>
     <w:rsid w:val="00DE0E8B"/>
@@ -28461,13 +28876,13 @@
       <w:szCs w:val="28"/>
     </w:rPr>
   </w:style>
-  <w:style w:type="character" w:default="1" w:styleId="Domylnaczcionkaakapitu">
+  <w:style w:type="character" w:styleId="Domylnaczcionkaakapitu" w:default="1">
     <w:name w:val="Default Paragraph Font"/>
     <w:uiPriority w:val="1"/>
     <w:semiHidden/>
     <w:unhideWhenUsed/>
   </w:style>
-  <w:style w:type="table" w:default="1" w:styleId="Standardowy">
+  <w:style w:type="table" w:styleId="Standardowy" w:default="1">
     <w:name w:val="Normal Table"/>
     <w:uiPriority w:val="99"/>
     <w:semiHidden/>
@@ -28482,7 +28897,7 @@
       </w:tblCellMar>
     </w:tblPr>
   </w:style>
-  <w:style w:type="numbering" w:default="1" w:styleId="Bezlisty">
+  <w:style w:type="numbering" w:styleId="Bezlisty" w:default="1">
     <w:name w:val="No List"/>
     <w:uiPriority w:val="99"/>
     <w:semiHidden/>
@@ -28509,16 +28924,16 @@
     </w:pPr>
     <w:tblPr>
       <w:tblBorders>
-        <w:top w:val="single" w:sz="4" w:space="0" w:color="000000" w:themeColor="text1"/>
-        <w:left w:val="single" w:sz="4" w:space="0" w:color="000000" w:themeColor="text1"/>
-        <w:bottom w:val="single" w:sz="4" w:space="0" w:color="000000" w:themeColor="text1"/>
-        <w:right w:val="single" w:sz="4" w:space="0" w:color="000000" w:themeColor="text1"/>
-        <w:insideH w:val="single" w:sz="4" w:space="0" w:color="000000" w:themeColor="text1"/>
-        <w:insideV w:val="single" w:sz="4" w:space="0" w:color="000000" w:themeColor="text1"/>
+        <w:top w:val="single" w:color="000000" w:themeColor="text1" w:sz="4" w:space="0"/>
+        <w:left w:val="single" w:color="000000" w:themeColor="text1" w:sz="4" w:space="0"/>
+        <w:bottom w:val="single" w:color="000000" w:themeColor="text1" w:sz="4" w:space="0"/>
+        <w:right w:val="single" w:color="000000" w:themeColor="text1" w:sz="4" w:space="0"/>
+        <w:insideH w:val="single" w:color="000000" w:themeColor="text1" w:sz="4" w:space="0"/>
+        <w:insideV w:val="single" w:color="000000" w:themeColor="text1" w:sz="4" w:space="0"/>
       </w:tblBorders>
     </w:tblPr>
   </w:style>
-  <w:style w:type="character" w:customStyle="1" w:styleId="Nagwek3Znak">
+  <w:style w:type="character" w:styleId="Nagwek3Znak" w:customStyle="1">
     <w:name w:val="Nagłówek 3 Znak"/>
     <w:basedOn w:val="Domylnaczcionkaakapitu"/>
     <w:link w:val="Nagwek3"/>
@@ -28534,7 +28949,7 @@
 </file>
 
 <file path=word/theme/theme1.xml><?xml version="1.0" encoding="utf-8"?>
-<a:theme xmlns:a="http://schemas.openxmlformats.org/drawingml/2006/main" name="Office Theme">
+<a:theme xmlns:a="http://schemas.openxmlformats.org/drawingml/2006/main" xmlns:thm15="http://schemas.microsoft.com/office/thememl/2012/main" name="Office Theme">
   <a:themeElements>
     <a:clrScheme name="Office">
       <a:dk1>

--- a/Sprawozdanie/BM_JP_Sprawozdanie.docx
+++ b/Sprawozdanie/BM_JP_Sprawozdanie.docx
@@ -5563,7 +5563,15 @@
           <w:b/>
           <w:bCs/>
         </w:rPr>
-        <w:t>Diagram interakcji Naprawa pojazdu</w:t>
+        <w:t xml:space="preserve">Diagram interakcji </w:t>
+      </w:r>
+      <w:r>
+        <w:rPr>
+          <w:rFonts w:eastAsiaTheme="minorEastAsia"/>
+          <w:b/>
+          <w:bCs/>
+        </w:rPr>
+        <w:t>Zlecenie wyjazdowe</w:t>
       </w:r>
     </w:p>
     <w:p>
@@ -5619,26 +5627,867 @@
     </w:p>
     <w:p>
       <w:pPr>
-        <w:spacing w:after="0" w:line="278" w:lineRule="auto"/>
-        <w:rPr>
-          <w:rFonts w:eastAsiaTheme="minorEastAsia"/>
-        </w:rPr>
-      </w:pPr>
-      <w:r>
-        <w:rPr>
-          <w:rFonts w:eastAsiaTheme="minorEastAsia"/>
-        </w:rPr>
-        <w:t xml:space="preserve">Opisy funkcji </w:t>
-      </w:r>
-    </w:p>
-    <w:p>
-      <w:pPr>
         <w:pBdr>
           <w:bottom w:val="single" w:sz="6" w:space="1" w:color="auto"/>
         </w:pBdr>
         <w:spacing w:before="240" w:after="240"/>
         <w:rPr>
           <w:rFonts w:eastAsiaTheme="minorEastAsia"/>
+        </w:rPr>
+      </w:pPr>
+      <w:r>
+        <w:rPr>
+          <w:rFonts w:eastAsiaTheme="minorEastAsia"/>
+          <w:b/>
+          <w:bCs/>
+        </w:rPr>
+        <w:t>Składa zlecenie - wyjazd w teren()</w:t>
+      </w:r>
+      <w:r>
+        <w:rPr>
+          <w:rFonts w:eastAsiaTheme="minorEastAsia"/>
+        </w:rPr>
+        <w:t xml:space="preserve"> –</w:t>
+      </w:r>
+      <w:r>
+        <w:rPr>
+          <w:rFonts w:eastAsiaTheme="minorEastAsia"/>
+        </w:rPr>
+        <w:t xml:space="preserve">zgłoszenie zlecenia wyjazdowego </w:t>
+      </w:r>
+      <w:r>
+        <w:rPr>
+          <w:rFonts w:eastAsiaTheme="minorEastAsia"/>
+        </w:rPr>
+        <w:t xml:space="preserve">przez Klienta do Interfejsu systemu </w:t>
+      </w:r>
+      <w:r>
+        <w:rPr>
+          <w:rFonts w:eastAsiaTheme="minorEastAsia"/>
+        </w:rPr>
+        <w:t xml:space="preserve">aby </w:t>
+      </w:r>
+      <w:r>
+        <w:rPr>
+          <w:rFonts w:eastAsiaTheme="minorEastAsia"/>
+        </w:rPr>
+        <w:t>rozpocz</w:t>
+      </w:r>
+      <w:r>
+        <w:rPr>
+          <w:rFonts w:eastAsiaTheme="minorEastAsia"/>
+        </w:rPr>
+        <w:t xml:space="preserve">ąć </w:t>
+      </w:r>
+      <w:r>
+        <w:rPr>
+          <w:rFonts w:eastAsiaTheme="minorEastAsia"/>
+        </w:rPr>
+        <w:t>proces zgłaszania awarii i wezwania pomocy drogowej.</w:t>
+      </w:r>
+    </w:p>
+    <w:p>
+      <w:pPr>
+        <w:pBdr>
+          <w:bottom w:val="single" w:sz="6" w:space="1" w:color="auto"/>
+        </w:pBdr>
+        <w:spacing w:before="240" w:after="240"/>
+        <w:rPr>
+          <w:rFonts w:eastAsiaTheme="minorEastAsia"/>
+          <w:b/>
+          <w:bCs/>
+        </w:rPr>
+      </w:pPr>
+      <w:r>
+        <w:rPr>
+          <w:rFonts w:eastAsiaTheme="minorEastAsia"/>
+          <w:b/>
+          <w:bCs/>
+        </w:rPr>
+        <w:lastRenderedPageBreak/>
+        <w:t>Zapisuje zlecenie do bazy</w:t>
+      </w:r>
+      <w:r>
+        <w:rPr>
+          <w:rFonts w:eastAsiaTheme="minorEastAsia"/>
+          <w:b/>
+          <w:bCs/>
+        </w:rPr>
+        <w:t xml:space="preserve"> / </w:t>
+      </w:r>
+      <w:r>
+        <w:rPr>
+          <w:rFonts w:eastAsiaTheme="minorEastAsia"/>
+          <w:b/>
+          <w:bCs/>
+        </w:rPr>
+        <w:t>przypisuje mechanika()</w:t>
+      </w:r>
+      <w:r>
+        <w:rPr>
+          <w:rFonts w:eastAsiaTheme="minorEastAsia"/>
+        </w:rPr>
+        <w:t xml:space="preserve"> – Operacja wywoływana przez Interfejs systemu w Bazie Danych mająca na celu rejestrację nowego zgłoszenia oraz automatyczn</w:t>
+      </w:r>
+      <w:r>
+        <w:rPr>
+          <w:rFonts w:eastAsiaTheme="minorEastAsia"/>
+        </w:rPr>
+        <w:t xml:space="preserve">e przypisanie </w:t>
+      </w:r>
+      <w:r>
+        <w:rPr>
+          <w:rFonts w:eastAsiaTheme="minorEastAsia"/>
+        </w:rPr>
+        <w:t>wolnego pracownika.</w:t>
+      </w:r>
+    </w:p>
+    <w:p>
+      <w:pPr>
+        <w:pBdr>
+          <w:bottom w:val="single" w:sz="6" w:space="1" w:color="auto"/>
+        </w:pBdr>
+        <w:spacing w:before="240" w:after="240"/>
+        <w:rPr>
+          <w:rFonts w:eastAsiaTheme="minorEastAsia"/>
+        </w:rPr>
+      </w:pPr>
+      <w:r>
+        <w:rPr>
+          <w:rFonts w:eastAsiaTheme="minorEastAsia"/>
+          <w:b/>
+          <w:bCs/>
+        </w:rPr>
+        <w:t>Wyślij powiadomienie</w:t>
+      </w:r>
+      <w:r>
+        <w:rPr>
+          <w:rFonts w:eastAsiaTheme="minorEastAsia"/>
+          <w:b/>
+          <w:bCs/>
+        </w:rPr>
+        <w:t xml:space="preserve">/ </w:t>
+      </w:r>
+      <w:proofErr w:type="spellStart"/>
+      <w:r>
+        <w:rPr>
+          <w:rFonts w:eastAsiaTheme="minorEastAsia"/>
+          <w:b/>
+          <w:bCs/>
+        </w:rPr>
+        <w:t>nowymzleceniu</w:t>
+      </w:r>
+      <w:proofErr w:type="spellEnd"/>
+      <w:r>
+        <w:rPr>
+          <w:rFonts w:eastAsiaTheme="minorEastAsia"/>
+          <w:b/>
+          <w:bCs/>
+        </w:rPr>
+        <w:t>()</w:t>
+      </w:r>
+      <w:r>
+        <w:rPr>
+          <w:rFonts w:eastAsiaTheme="minorEastAsia"/>
+        </w:rPr>
+        <w:t xml:space="preserve"> –</w:t>
+      </w:r>
+      <w:r>
+        <w:rPr>
+          <w:rFonts w:eastAsiaTheme="minorEastAsia"/>
+        </w:rPr>
+        <w:t xml:space="preserve">komunikat </w:t>
+      </w:r>
+      <w:r>
+        <w:rPr>
+          <w:rFonts w:eastAsiaTheme="minorEastAsia"/>
+        </w:rPr>
+        <w:t>przez Interfejs systemu do obiektu Mechanik, informujący o przydzieleniu nowego zadania w terenie.</w:t>
+      </w:r>
+    </w:p>
+    <w:p>
+      <w:pPr>
+        <w:pBdr>
+          <w:bottom w:val="single" w:sz="6" w:space="1" w:color="auto"/>
+        </w:pBdr>
+        <w:spacing w:before="240" w:after="240"/>
+        <w:rPr>
+          <w:rFonts w:eastAsiaTheme="minorEastAsia"/>
+        </w:rPr>
+      </w:pPr>
+      <w:r>
+        <w:rPr>
+          <w:rFonts w:eastAsiaTheme="minorEastAsia"/>
+          <w:b/>
+          <w:bCs/>
+        </w:rPr>
+        <w:t>Potwierdza rozpoczęcie zlecenia()</w:t>
+      </w:r>
+      <w:r>
+        <w:rPr>
+          <w:rFonts w:eastAsiaTheme="minorEastAsia"/>
+        </w:rPr>
+        <w:t xml:space="preserve"> –Mechanik</w:t>
+      </w:r>
+      <w:r>
+        <w:rPr>
+          <w:rFonts w:eastAsiaTheme="minorEastAsia"/>
+        </w:rPr>
+        <w:t xml:space="preserve"> potwierdza przyjęcie zlecenia</w:t>
+      </w:r>
+      <w:r>
+        <w:rPr>
+          <w:rFonts w:eastAsiaTheme="minorEastAsia"/>
+        </w:rPr>
+        <w:t xml:space="preserve"> i rozpocz</w:t>
+      </w:r>
+      <w:r>
+        <w:rPr>
+          <w:rFonts w:eastAsiaTheme="minorEastAsia"/>
+        </w:rPr>
+        <w:t>yna</w:t>
+      </w:r>
+      <w:r>
+        <w:rPr>
+          <w:rFonts w:eastAsiaTheme="minorEastAsia"/>
+        </w:rPr>
+        <w:t xml:space="preserve"> dojazdu.</w:t>
+      </w:r>
+    </w:p>
+    <w:p>
+      <w:pPr>
+        <w:pBdr>
+          <w:bottom w:val="single" w:sz="6" w:space="1" w:color="auto"/>
+        </w:pBdr>
+        <w:spacing w:before="240" w:after="240"/>
+        <w:rPr>
+          <w:rFonts w:eastAsiaTheme="minorEastAsia"/>
+        </w:rPr>
+      </w:pPr>
+      <w:r>
+        <w:rPr>
+          <w:rFonts w:eastAsiaTheme="minorEastAsia"/>
+          <w:b/>
+          <w:bCs/>
+        </w:rPr>
+        <w:t>Wysyła powiadomienie do klienta()</w:t>
+      </w:r>
+      <w:r>
+        <w:rPr>
+          <w:rFonts w:eastAsiaTheme="minorEastAsia"/>
+        </w:rPr>
+        <w:t xml:space="preserve"> –Interfejs systemu </w:t>
+      </w:r>
+      <w:r>
+        <w:rPr>
+          <w:rFonts w:eastAsiaTheme="minorEastAsia"/>
+        </w:rPr>
+        <w:t xml:space="preserve">wysyła powiadomienie </w:t>
+      </w:r>
+      <w:r>
+        <w:rPr>
+          <w:rFonts w:eastAsiaTheme="minorEastAsia"/>
+        </w:rPr>
+        <w:t>do Klienta, informujący o wyruszeniu mechanika na miejsce zdarzenia.</w:t>
+      </w:r>
+    </w:p>
+    <w:p>
+      <w:pPr>
+        <w:pBdr>
+          <w:bottom w:val="single" w:sz="6" w:space="1" w:color="auto"/>
+        </w:pBdr>
+        <w:spacing w:before="240" w:after="240"/>
+        <w:rPr>
+          <w:rFonts w:eastAsiaTheme="minorEastAsia"/>
+        </w:rPr>
+      </w:pPr>
+      <w:r>
+        <w:rPr>
+          <w:rFonts w:eastAsiaTheme="minorEastAsia"/>
+          <w:b/>
+          <w:bCs/>
+        </w:rPr>
+        <w:t>Zgłoszenie przybycia na miejsce()</w:t>
+      </w:r>
+      <w:r>
+        <w:rPr>
+          <w:rFonts w:eastAsiaTheme="minorEastAsia"/>
+        </w:rPr>
+        <w:t xml:space="preserve"> –Mechanika </w:t>
+      </w:r>
+      <w:r>
+        <w:rPr>
+          <w:rFonts w:eastAsiaTheme="minorEastAsia"/>
+        </w:rPr>
+        <w:t xml:space="preserve">wysyła </w:t>
+      </w:r>
+      <w:r>
+        <w:rPr>
+          <w:rFonts w:eastAsiaTheme="minorEastAsia"/>
+        </w:rPr>
+        <w:t>do Interfejsu systemu</w:t>
+      </w:r>
+      <w:r>
+        <w:rPr>
+          <w:rFonts w:eastAsiaTheme="minorEastAsia"/>
+        </w:rPr>
+        <w:t xml:space="preserve"> że dojechał na miejsce</w:t>
+      </w:r>
+      <w:r>
+        <w:rPr>
+          <w:rFonts w:eastAsiaTheme="minorEastAsia"/>
+        </w:rPr>
+        <w:t>, rejestrujący czas dotarcia pod wskazany adres awarii.</w:t>
+      </w:r>
+    </w:p>
+    <w:p>
+      <w:pPr>
+        <w:pBdr>
+          <w:bottom w:val="single" w:sz="6" w:space="1" w:color="auto"/>
+        </w:pBdr>
+        <w:spacing w:before="240" w:after="240"/>
+        <w:rPr>
+          <w:rFonts w:eastAsiaTheme="minorEastAsia"/>
+        </w:rPr>
+      </w:pPr>
+      <w:r>
+        <w:rPr>
+          <w:rFonts w:eastAsiaTheme="minorEastAsia"/>
+          <w:b/>
+          <w:bCs/>
+        </w:rPr>
+        <w:t>Anulowanie zlecenia()</w:t>
+      </w:r>
+      <w:r>
+        <w:rPr>
+          <w:rFonts w:eastAsiaTheme="minorEastAsia"/>
+        </w:rPr>
+        <w:t xml:space="preserve"> –Mechanika </w:t>
+      </w:r>
+      <w:r>
+        <w:rPr>
+          <w:rFonts w:eastAsiaTheme="minorEastAsia"/>
+        </w:rPr>
+        <w:t xml:space="preserve">wysyła </w:t>
+      </w:r>
+      <w:r>
+        <w:rPr>
+          <w:rFonts w:eastAsiaTheme="minorEastAsia"/>
+        </w:rPr>
+        <w:t>do Interfejsu systemu w przypadku stwierdzenia nieobecności klienta na miejscu zgłoszenia.</w:t>
+      </w:r>
+    </w:p>
+    <w:p>
+      <w:pPr>
+        <w:pBdr>
+          <w:bottom w:val="single" w:sz="6" w:space="1" w:color="auto"/>
+        </w:pBdr>
+        <w:spacing w:before="240" w:after="240"/>
+        <w:rPr>
+          <w:rFonts w:eastAsiaTheme="minorEastAsia"/>
+        </w:rPr>
+      </w:pPr>
+      <w:r>
+        <w:rPr>
+          <w:rFonts w:eastAsiaTheme="minorEastAsia"/>
+          <w:b/>
+          <w:bCs/>
+        </w:rPr>
+        <w:t>Zwolnienie terminu i mechanika()</w:t>
+      </w:r>
+      <w:r>
+        <w:rPr>
+          <w:rFonts w:eastAsiaTheme="minorEastAsia"/>
+        </w:rPr>
+        <w:t xml:space="preserve"> –Interfej</w:t>
+      </w:r>
+      <w:r>
+        <w:rPr>
+          <w:rFonts w:eastAsiaTheme="minorEastAsia"/>
+        </w:rPr>
+        <w:t xml:space="preserve">s systemu zwalnia termin i mechanika z bycia </w:t>
+      </w:r>
+      <w:proofErr w:type="spellStart"/>
+      <w:r>
+        <w:rPr>
+          <w:rFonts w:eastAsiaTheme="minorEastAsia"/>
+        </w:rPr>
+        <w:t>zajetym</w:t>
+      </w:r>
+      <w:proofErr w:type="spellEnd"/>
+      <w:r>
+        <w:rPr>
+          <w:rFonts w:eastAsiaTheme="minorEastAsia"/>
+        </w:rPr>
+        <w:t>.</w:t>
+      </w:r>
+    </w:p>
+    <w:p>
+      <w:pPr>
+        <w:pBdr>
+          <w:bottom w:val="single" w:sz="6" w:space="1" w:color="auto"/>
+        </w:pBdr>
+        <w:spacing w:before="240" w:after="240"/>
+        <w:rPr>
+          <w:rFonts w:eastAsiaTheme="minorEastAsia"/>
+        </w:rPr>
+      </w:pPr>
+      <w:r>
+        <w:rPr>
+          <w:rFonts w:eastAsiaTheme="minorEastAsia"/>
+          <w:b/>
+          <w:bCs/>
+        </w:rPr>
+        <w:t>Naliczenie kary()</w:t>
+      </w:r>
+      <w:r>
+        <w:rPr>
+          <w:rFonts w:eastAsiaTheme="minorEastAsia"/>
+        </w:rPr>
+        <w:t xml:space="preserve"> –generujące automatyczną opłatę karną dla klienta za nieuzasadnione wezwanie.</w:t>
+      </w:r>
+    </w:p>
+    <w:p>
+      <w:pPr>
+        <w:pBdr>
+          <w:bottom w:val="single" w:sz="6" w:space="1" w:color="auto"/>
+        </w:pBdr>
+        <w:spacing w:before="240" w:after="240"/>
+        <w:rPr>
+          <w:rFonts w:eastAsiaTheme="minorEastAsia"/>
+        </w:rPr>
+      </w:pPr>
+      <w:r>
+        <w:rPr>
+          <w:rFonts w:eastAsiaTheme="minorEastAsia"/>
+          <w:b/>
+          <w:bCs/>
+        </w:rPr>
+        <w:t>Wysłanie powiadomienia do klienta o karze()</w:t>
+      </w:r>
+      <w:r>
+        <w:rPr>
+          <w:rFonts w:eastAsiaTheme="minorEastAsia"/>
+        </w:rPr>
+        <w:t xml:space="preserve"> –</w:t>
+      </w:r>
+      <w:r>
+        <w:rPr>
+          <w:rFonts w:eastAsiaTheme="minorEastAsia"/>
+        </w:rPr>
+        <w:t xml:space="preserve">powiadomienie </w:t>
+      </w:r>
+      <w:r>
+        <w:rPr>
+          <w:rFonts w:eastAsiaTheme="minorEastAsia"/>
+        </w:rPr>
+        <w:t>zwrotny przekazywany z Interfejsu systemu do Klienta z informacją o nałożeniu kary umownej.</w:t>
+      </w:r>
+    </w:p>
+    <w:p>
+      <w:pPr>
+        <w:pBdr>
+          <w:bottom w:val="single" w:sz="6" w:space="1" w:color="auto"/>
+        </w:pBdr>
+        <w:spacing w:before="240" w:after="240"/>
+        <w:rPr>
+          <w:rFonts w:eastAsiaTheme="minorEastAsia"/>
+        </w:rPr>
+      </w:pPr>
+      <w:r>
+        <w:rPr>
+          <w:rFonts w:eastAsiaTheme="minorEastAsia"/>
+          <w:b/>
+          <w:bCs/>
+        </w:rPr>
+        <w:t>Opłacenie kary umownej()</w:t>
+      </w:r>
+      <w:r>
+        <w:rPr>
+          <w:rFonts w:eastAsiaTheme="minorEastAsia"/>
+        </w:rPr>
+        <w:t xml:space="preserve"> –Klienta </w:t>
+      </w:r>
+      <w:r>
+        <w:rPr>
+          <w:rFonts w:eastAsiaTheme="minorEastAsia"/>
+        </w:rPr>
+        <w:t>opłaca karę a interfejs systemu zaznacza ze jest uregulowana</w:t>
+      </w:r>
+    </w:p>
+    <w:p>
+      <w:pPr>
+        <w:pBdr>
+          <w:bottom w:val="single" w:sz="6" w:space="1" w:color="auto"/>
+        </w:pBdr>
+        <w:spacing w:before="240" w:after="240"/>
+        <w:rPr>
+          <w:rFonts w:eastAsiaTheme="minorEastAsia"/>
+        </w:rPr>
+      </w:pPr>
+      <w:r>
+        <w:rPr>
+          <w:rFonts w:eastAsiaTheme="minorEastAsia"/>
+          <w:b/>
+          <w:bCs/>
+        </w:rPr>
+        <w:t>Zapisz status płatności()</w:t>
+      </w:r>
+      <w:r>
+        <w:rPr>
+          <w:rFonts w:eastAsiaTheme="minorEastAsia"/>
+        </w:rPr>
+        <w:t xml:space="preserve"> –aktualizujące stan rozliczenia kary w bazie danych.</w:t>
+      </w:r>
+    </w:p>
+    <w:p>
+      <w:pPr>
+        <w:pBdr>
+          <w:bottom w:val="single" w:sz="6" w:space="1" w:color="auto"/>
+        </w:pBdr>
+        <w:spacing w:before="240" w:after="240"/>
+        <w:rPr>
+          <w:rFonts w:eastAsiaTheme="minorEastAsia"/>
+        </w:rPr>
+      </w:pPr>
+      <w:r>
+        <w:rPr>
+          <w:rFonts w:eastAsiaTheme="minorEastAsia"/>
+          <w:b/>
+          <w:bCs/>
+        </w:rPr>
+        <w:t>Zgłoszenie rozpoczęcia naprawy()</w:t>
+      </w:r>
+      <w:r>
+        <w:rPr>
+          <w:rFonts w:eastAsiaTheme="minorEastAsia"/>
+        </w:rPr>
+        <w:t xml:space="preserve"> – Komunikat wysyłany przez Mechanika do Interfejsu systemu po potwierdzeniu obecności klienta i przystąpieniu do prac diagnostycznych.</w:t>
+      </w:r>
+    </w:p>
+    <w:p>
+      <w:pPr>
+        <w:pBdr>
+          <w:bottom w:val="single" w:sz="6" w:space="1" w:color="auto"/>
+        </w:pBdr>
+        <w:spacing w:before="240" w:after="240"/>
+        <w:rPr>
+          <w:rFonts w:eastAsiaTheme="minorEastAsia"/>
+        </w:rPr>
+      </w:pPr>
+      <w:r>
+        <w:rPr>
+          <w:rFonts w:eastAsiaTheme="minorEastAsia"/>
+          <w:b/>
+          <w:bCs/>
+        </w:rPr>
+        <w:t>Zmień status naprawy na "w trakcie"()</w:t>
+      </w:r>
+      <w:r>
+        <w:rPr>
+          <w:rFonts w:eastAsiaTheme="minorEastAsia"/>
+        </w:rPr>
+        <w:t xml:space="preserve"> –Interfejs systemu</w:t>
+      </w:r>
+      <w:r>
+        <w:rPr>
+          <w:rFonts w:eastAsiaTheme="minorEastAsia"/>
+        </w:rPr>
+        <w:t xml:space="preserve"> zmienia status w</w:t>
+      </w:r>
+      <w:r>
+        <w:rPr>
+          <w:rFonts w:eastAsiaTheme="minorEastAsia"/>
+        </w:rPr>
+        <w:t xml:space="preserve"> Bazy Danych w celu aktualizacji stanu realizowanego zlecenia.</w:t>
+      </w:r>
+    </w:p>
+    <w:p>
+      <w:pPr>
+        <w:pBdr>
+          <w:bottom w:val="single" w:sz="6" w:space="1" w:color="auto"/>
+        </w:pBdr>
+        <w:spacing w:before="240" w:after="240"/>
+        <w:rPr>
+          <w:rFonts w:eastAsiaTheme="minorEastAsia"/>
+        </w:rPr>
+      </w:pPr>
+      <w:r>
+        <w:rPr>
+          <w:rFonts w:eastAsiaTheme="minorEastAsia"/>
+          <w:b/>
+          <w:bCs/>
+        </w:rPr>
+        <w:t>Zgłoszenie konieczności holowania()</w:t>
+      </w:r>
+      <w:r>
+        <w:rPr>
+          <w:rFonts w:eastAsiaTheme="minorEastAsia"/>
+        </w:rPr>
+        <w:t xml:space="preserve"> –Mechanika </w:t>
+      </w:r>
+      <w:r>
+        <w:rPr>
+          <w:rFonts w:eastAsiaTheme="minorEastAsia"/>
+        </w:rPr>
+        <w:t xml:space="preserve">zgłasza konieczność holowania </w:t>
+      </w:r>
+      <w:r>
+        <w:rPr>
+          <w:rFonts w:eastAsiaTheme="minorEastAsia"/>
+        </w:rPr>
+        <w:t>do Interfejsu systemu po stwierdzeniu braku możliwości usunięcia usterki na drodze.</w:t>
+      </w:r>
+    </w:p>
+    <w:p>
+      <w:pPr>
+        <w:pBdr>
+          <w:bottom w:val="single" w:sz="6" w:space="1" w:color="auto"/>
+        </w:pBdr>
+        <w:spacing w:before="240" w:after="240"/>
+        <w:rPr>
+          <w:rFonts w:eastAsiaTheme="minorEastAsia"/>
+        </w:rPr>
+      </w:pPr>
+      <w:r>
+        <w:rPr>
+          <w:rFonts w:eastAsiaTheme="minorEastAsia"/>
+          <w:b/>
+          <w:bCs/>
+        </w:rPr>
+        <w:t>Przydziel lawetę i mechanika z uprawnieniami()</w:t>
+      </w:r>
+      <w:r>
+        <w:rPr>
+          <w:rFonts w:eastAsiaTheme="minorEastAsia"/>
+        </w:rPr>
+        <w:t xml:space="preserve"> –Interfejs systemu</w:t>
+      </w:r>
+      <w:r>
+        <w:rPr>
+          <w:rFonts w:eastAsiaTheme="minorEastAsia"/>
+        </w:rPr>
+        <w:t xml:space="preserve"> przydziela mechanika i lawetę</w:t>
+      </w:r>
+    </w:p>
+    <w:p>
+      <w:pPr>
+        <w:pBdr>
+          <w:bottom w:val="single" w:sz="6" w:space="1" w:color="auto"/>
+        </w:pBdr>
+        <w:spacing w:before="240" w:after="240"/>
+        <w:rPr>
+          <w:rFonts w:eastAsiaTheme="minorEastAsia"/>
+        </w:rPr>
+      </w:pPr>
+      <w:r>
+        <w:rPr>
+          <w:rFonts w:eastAsiaTheme="minorEastAsia"/>
+          <w:b/>
+          <w:bCs/>
+        </w:rPr>
+        <w:lastRenderedPageBreak/>
+        <w:t>Przypisanie lawety()</w:t>
+      </w:r>
+      <w:r>
+        <w:rPr>
+          <w:rFonts w:eastAsiaTheme="minorEastAsia"/>
+        </w:rPr>
+        <w:t xml:space="preserve"> – Wywołanie wewnętrzne Interfejsu systemu, blokujące wybraną lawetę na potrzeby modyfikowanego zlecenia.</w:t>
+      </w:r>
+    </w:p>
+    <w:p>
+      <w:pPr>
+        <w:pBdr>
+          <w:bottom w:val="single" w:sz="6" w:space="1" w:color="auto"/>
+        </w:pBdr>
+        <w:spacing w:before="240" w:after="240"/>
+        <w:rPr>
+          <w:rFonts w:eastAsiaTheme="minorEastAsia"/>
+        </w:rPr>
+      </w:pPr>
+      <w:r>
+        <w:rPr>
+          <w:rFonts w:eastAsiaTheme="minorEastAsia"/>
+          <w:b/>
+          <w:bCs/>
+        </w:rPr>
+        <w:t>Zmień typ zlecenia na holowanie()</w:t>
+      </w:r>
+      <w:r>
+        <w:rPr>
+          <w:rFonts w:eastAsiaTheme="minorEastAsia"/>
+        </w:rPr>
+        <w:t xml:space="preserve"> –Interfejs systemu</w:t>
+      </w:r>
+      <w:r>
+        <w:rPr>
+          <w:rFonts w:eastAsiaTheme="minorEastAsia"/>
+        </w:rPr>
+        <w:t xml:space="preserve"> zmienia typ zlecenia</w:t>
+      </w:r>
+      <w:r>
+        <w:rPr>
+          <w:rFonts w:eastAsiaTheme="minorEastAsia"/>
+        </w:rPr>
+        <w:t>.</w:t>
+      </w:r>
+    </w:p>
+    <w:p>
+      <w:pPr>
+        <w:pBdr>
+          <w:bottom w:val="single" w:sz="6" w:space="1" w:color="auto"/>
+        </w:pBdr>
+        <w:spacing w:before="240" w:after="240"/>
+        <w:rPr>
+          <w:rFonts w:eastAsiaTheme="minorEastAsia"/>
+        </w:rPr>
+      </w:pPr>
+      <w:r>
+        <w:rPr>
+          <w:rFonts w:eastAsiaTheme="minorEastAsia"/>
+          <w:b/>
+          <w:bCs/>
+        </w:rPr>
+        <w:t>Zgłoszenie zakończenia naprawy()</w:t>
+      </w:r>
+      <w:r>
+        <w:rPr>
+          <w:rFonts w:eastAsiaTheme="minorEastAsia"/>
+        </w:rPr>
+        <w:t xml:space="preserve"> –Mechanika</w:t>
+      </w:r>
+      <w:r>
+        <w:rPr>
+          <w:rFonts w:eastAsiaTheme="minorEastAsia"/>
+        </w:rPr>
+        <w:t xml:space="preserve"> oznacza </w:t>
+      </w:r>
+      <w:r>
+        <w:rPr>
+          <w:rFonts w:eastAsiaTheme="minorEastAsia"/>
+        </w:rPr>
+        <w:t xml:space="preserve"> </w:t>
+      </w:r>
+      <w:r>
+        <w:rPr>
+          <w:rFonts w:eastAsiaTheme="minorEastAsia"/>
+        </w:rPr>
+        <w:t xml:space="preserve">zakończenie naprawy </w:t>
+      </w:r>
+      <w:r>
+        <w:rPr>
+          <w:rFonts w:eastAsiaTheme="minorEastAsia"/>
+        </w:rPr>
+        <w:t>do Interfejsu systemu</w:t>
+      </w:r>
+    </w:p>
+    <w:p>
+      <w:pPr>
+        <w:pBdr>
+          <w:bottom w:val="single" w:sz="6" w:space="1" w:color="auto"/>
+        </w:pBdr>
+        <w:spacing w:before="240" w:after="240"/>
+        <w:rPr>
+          <w:rFonts w:eastAsiaTheme="minorEastAsia"/>
+        </w:rPr>
+      </w:pPr>
+      <w:r>
+        <w:rPr>
+          <w:rFonts w:eastAsiaTheme="minorEastAsia"/>
+          <w:b/>
+          <w:bCs/>
+        </w:rPr>
+        <w:t>Zmień status naprawy na "zakończona"()</w:t>
+      </w:r>
+      <w:r>
+        <w:rPr>
+          <w:rFonts w:eastAsiaTheme="minorEastAsia"/>
+        </w:rPr>
+        <w:t xml:space="preserve"> – Komunikat wysyłany przez Interfejs systemu do Bazy Danych, zamykający procedurę techniczną naprawy.</w:t>
+      </w:r>
+    </w:p>
+    <w:p>
+      <w:pPr>
+        <w:pBdr>
+          <w:bottom w:val="single" w:sz="6" w:space="1" w:color="auto"/>
+        </w:pBdr>
+        <w:spacing w:before="240" w:after="240"/>
+        <w:rPr>
+          <w:rFonts w:eastAsiaTheme="minorEastAsia"/>
+        </w:rPr>
+      </w:pPr>
+      <w:r>
+        <w:rPr>
+          <w:rFonts w:eastAsiaTheme="minorEastAsia"/>
+          <w:b/>
+          <w:bCs/>
+        </w:rPr>
+        <w:t>Generuj protokół z naprawy()</w:t>
+      </w:r>
+      <w:r>
+        <w:rPr>
+          <w:rFonts w:eastAsiaTheme="minorEastAsia"/>
+        </w:rPr>
+        <w:t xml:space="preserve"> – Wywołanie wewnętrzne Interfejsu systemu,</w:t>
+      </w:r>
+      <w:r>
+        <w:rPr>
+          <w:rFonts w:eastAsiaTheme="minorEastAsia"/>
+        </w:rPr>
+        <w:t xml:space="preserve"> tworzące protokół </w:t>
+      </w:r>
+      <w:r>
+        <w:rPr>
+          <w:rFonts w:eastAsiaTheme="minorEastAsia"/>
+        </w:rPr>
+        <w:t>.</w:t>
+      </w:r>
+    </w:p>
+    <w:p>
+      <w:pPr>
+        <w:pBdr>
+          <w:bottom w:val="single" w:sz="6" w:space="1" w:color="auto"/>
+        </w:pBdr>
+        <w:spacing w:before="240" w:after="240"/>
+        <w:rPr>
+          <w:rFonts w:eastAsiaTheme="minorEastAsia"/>
+        </w:rPr>
+      </w:pPr>
+      <w:r>
+        <w:rPr>
+          <w:rFonts w:eastAsiaTheme="minorEastAsia"/>
+          <w:b/>
+          <w:bCs/>
+        </w:rPr>
+        <w:t>Opłać zlecenie()</w:t>
+      </w:r>
+      <w:r>
+        <w:rPr>
+          <w:rFonts w:eastAsiaTheme="minorEastAsia"/>
+        </w:rPr>
+        <w:t xml:space="preserve"> – Komunikat wysyłany przez Klienta do Interfejsu systemu w celu sfinalizowania płatności.</w:t>
+      </w:r>
+    </w:p>
+    <w:p>
+      <w:pPr>
+        <w:pBdr>
+          <w:bottom w:val="single" w:sz="6" w:space="1" w:color="auto"/>
+        </w:pBdr>
+        <w:spacing w:before="240" w:after="240"/>
+        <w:rPr>
+          <w:rFonts w:eastAsiaTheme="minorEastAsia"/>
+        </w:rPr>
+      </w:pPr>
+    </w:p>
+    <w:p>
+      <w:pPr>
+        <w:pBdr>
+          <w:bottom w:val="single" w:sz="6" w:space="1" w:color="auto"/>
+        </w:pBdr>
+        <w:spacing w:before="240" w:after="240"/>
+        <w:rPr>
+          <w:rFonts w:eastAsiaTheme="minorEastAsia"/>
           <w:b/>
           <w:bCs/>
           <w:sz w:val="32"/>
@@ -5699,7 +6548,6 @@
           <w:bCs/>
           <w:noProof/>
         </w:rPr>
-        <w:lastRenderedPageBreak/>
         <w:drawing>
           <wp:inline distT="0" distB="0" distL="0" distR="0" wp14:anchorId="251D97CC" wp14:editId="74E9E69F">
             <wp:extent cx="5731510" cy="3637280"/>
@@ -5775,6 +6623,7 @@
         <w:rPr>
           <w:rFonts w:eastAsiaTheme="minorEastAsia"/>
         </w:rPr>
+        <w:lastRenderedPageBreak/>
         <w:t xml:space="preserve">Warstwa Prezentacji  - </w:t>
       </w:r>
       <w:r>
@@ -5971,7 +6820,6 @@
         <w:rPr>
           <w:rFonts w:eastAsiaTheme="minorEastAsia"/>
         </w:rPr>
-        <w:lastRenderedPageBreak/>
         <w:t xml:space="preserve">Moduł Zarządzania Zleceniami </w:t>
       </w:r>
       <w:r>
@@ -6165,6 +7013,7 @@
         <w:rPr>
           <w:rFonts w:eastAsiaTheme="minorEastAsia"/>
         </w:rPr>
+        <w:lastRenderedPageBreak/>
         <w:t>Dekoder VIN API: Służy do automatycznego pobierania i uzupełniania danych technicznych pojazdu (marka, model, rocznik) na podstawie wprowadzonego numeru identyfikacyjnego.</w:t>
       </w:r>
     </w:p>
@@ -6278,7 +7127,6 @@
           <w:b/>
           <w:bCs/>
         </w:rPr>
-        <w:lastRenderedPageBreak/>
         <w:t>Opis klas</w:t>
       </w:r>
     </w:p>
@@ -6547,6 +7395,7 @@
         <w:ind w:left="2910"/>
       </w:pPr>
       <w:r>
+        <w:lastRenderedPageBreak/>
         <w:t>Wiele części może być zarządzanych przez mechanika (wiele do wiele)</w:t>
       </w:r>
     </w:p>
@@ -6785,7 +7634,6 @@
       </w:pPr>
       <w:proofErr w:type="spellStart"/>
       <w:r>
-        <w:lastRenderedPageBreak/>
         <w:t>anulujZlecenie</w:t>
       </w:r>
       <w:proofErr w:type="spellEnd"/>
@@ -6934,6 +7782,7 @@
         <w:ind w:left="2910"/>
       </w:pPr>
       <w:r>
+        <w:lastRenderedPageBreak/>
         <w:t>Jeden klient tworzy wiele zleceń stacjonarnych (jeden do wielu)</w:t>
       </w:r>
     </w:p>
@@ -7258,7 +8107,6 @@
         <w:ind w:left="2922"/>
       </w:pPr>
       <w:r>
-        <w:lastRenderedPageBreak/>
         <w:t>specjalizacja (string)</w:t>
       </w:r>
       <w:r>
@@ -7444,6 +8292,7 @@
         <w:ind w:left="2922"/>
       </w:pPr>
       <w:r>
+        <w:lastRenderedPageBreak/>
         <w:t>Jeden mechanik realizuje wiele zleceń holowania( jeden do wielu)</w:t>
       </w:r>
     </w:p>
@@ -7731,7 +8580,6 @@
         <w:ind w:left="2922"/>
       </w:pPr>
       <w:r>
-        <w:lastRenderedPageBreak/>
         <w:t>Potwierdzenie jest generowane przez klasę zlecenie wyjazdowe (potwierdzenie nie będzie istniej jeżeli nie będzie połączenia z klasą dziedziczącą po zlecenie ) ( Kompozycja)</w:t>
       </w:r>
     </w:p>
@@ -7957,6 +8805,7 @@
         <w:ind w:left="2922"/>
       </w:pPr>
       <w:r>
+        <w:lastRenderedPageBreak/>
         <w:t>Jeden pojazd może być w wielu zleceniach holowania (jeden do wielu)</w:t>
       </w:r>
     </w:p>
@@ -8331,7 +9180,6 @@
         <w:ind w:left="2922"/>
       </w:pPr>
       <w:r>
-        <w:lastRenderedPageBreak/>
         <w:t>Holowanie() – zgłoszenie holowania pojazdu klienta</w:t>
       </w:r>
     </w:p>
@@ -8560,6 +9408,7 @@
       </w:pPr>
       <w:proofErr w:type="spellStart"/>
       <w:r>
+        <w:lastRenderedPageBreak/>
         <w:t>dataWystawienia</w:t>
       </w:r>
       <w:proofErr w:type="spellEnd"/>
@@ -8828,7 +9677,6 @@
         <w:ind w:left="2202"/>
       </w:pPr>
       <w:r>
-        <w:lastRenderedPageBreak/>
         <w:t>Relacje:</w:t>
       </w:r>
     </w:p>
@@ -9003,6 +9851,7 @@
       </w:pPr>
       <w:proofErr w:type="spellStart"/>
       <w:r>
+        <w:lastRenderedPageBreak/>
         <w:t>rozpatrzReklamacje</w:t>
       </w:r>
       <w:proofErr w:type="spellEnd"/>
@@ -9351,6 +10200,746 @@
         <w:rPr>
           <w:lang w:val="en-GB"/>
         </w:rPr>
+        <w:t>Metody:</w:t>
+      </w:r>
+    </w:p>
+    <w:p>
+      <w:pPr>
+        <w:pStyle w:val="Akapitzlist"/>
+        <w:numPr>
+          <w:ilvl w:val="1"/>
+          <w:numId w:val="50"/>
+        </w:numPr>
+        <w:spacing w:line="278" w:lineRule="auto"/>
+        <w:ind w:left="2922"/>
+      </w:pPr>
+      <w:r>
+        <w:t>zaloguj() – funkcja służąca do  zalogowania się do systemu</w:t>
+      </w:r>
+    </w:p>
+    <w:p>
+      <w:pPr>
+        <w:pStyle w:val="Akapitzlist"/>
+        <w:numPr>
+          <w:ilvl w:val="1"/>
+          <w:numId w:val="50"/>
+        </w:numPr>
+        <w:spacing w:line="278" w:lineRule="auto"/>
+        <w:ind w:left="2922"/>
+      </w:pPr>
+      <w:r>
+        <w:t>wyloguj() - funkcja służąca do wylogowania się z systemu</w:t>
+      </w:r>
+    </w:p>
+    <w:p>
+      <w:pPr>
+        <w:pStyle w:val="Akapitzlist"/>
+        <w:numPr>
+          <w:ilvl w:val="1"/>
+          <w:numId w:val="50"/>
+        </w:numPr>
+        <w:spacing w:line="278" w:lineRule="auto"/>
+        <w:ind w:left="2922"/>
+      </w:pPr>
+      <w:proofErr w:type="spellStart"/>
+      <w:r>
+        <w:t>rejstracja</w:t>
+      </w:r>
+      <w:proofErr w:type="spellEnd"/>
+      <w:r>
+        <w:t>() - funkcja służąca do rejestracji nowego konta użytkownika w systemie</w:t>
+      </w:r>
+    </w:p>
+    <w:p>
+      <w:pPr>
+        <w:pStyle w:val="Akapitzlist"/>
+        <w:numPr>
+          <w:ilvl w:val="0"/>
+          <w:numId w:val="50"/>
+        </w:numPr>
+        <w:spacing w:line="278" w:lineRule="auto"/>
+        <w:ind w:left="2202"/>
+      </w:pPr>
+      <w:r>
+        <w:t>Relacje:</w:t>
+      </w:r>
+    </w:p>
+    <w:p>
+      <w:pPr>
+        <w:pStyle w:val="Akapitzlist"/>
+        <w:numPr>
+          <w:ilvl w:val="1"/>
+          <w:numId w:val="50"/>
+        </w:numPr>
+        <w:spacing w:line="278" w:lineRule="auto"/>
+        <w:ind w:left="2922"/>
+      </w:pPr>
+      <w:r>
+        <w:t>Szef dziedziczy po użytkowniku ( dziedziczenie)</w:t>
+      </w:r>
+    </w:p>
+    <w:p>
+      <w:pPr>
+        <w:pStyle w:val="Akapitzlist"/>
+        <w:numPr>
+          <w:ilvl w:val="1"/>
+          <w:numId w:val="50"/>
+        </w:numPr>
+        <w:spacing w:line="278" w:lineRule="auto"/>
+        <w:ind w:left="2922"/>
+      </w:pPr>
+      <w:r>
+        <w:t>Mechanik dziedziczy po użytkowniku ( dziedziczenie)</w:t>
+      </w:r>
+    </w:p>
+    <w:p>
+      <w:pPr>
+        <w:pStyle w:val="Akapitzlist"/>
+        <w:numPr>
+          <w:ilvl w:val="1"/>
+          <w:numId w:val="50"/>
+        </w:numPr>
+        <w:spacing w:line="278" w:lineRule="auto"/>
+        <w:ind w:left="2922"/>
+      </w:pPr>
+      <w:r>
+        <w:t>Klient dziedziczy po użytkowniku ( dziedziczenie)</w:t>
+      </w:r>
+    </w:p>
+    <w:p>
+      <w:pPr>
+        <w:pStyle w:val="Akapitzlist"/>
+        <w:numPr>
+          <w:ilvl w:val="0"/>
+          <w:numId w:val="38"/>
+        </w:numPr>
+        <w:spacing w:line="278" w:lineRule="auto"/>
+        <w:ind w:left="1482"/>
+        <w:rPr>
+          <w:b/>
+          <w:bCs/>
+        </w:rPr>
+      </w:pPr>
+      <w:r>
+        <w:rPr>
+          <w:b/>
+          <w:bCs/>
+        </w:rPr>
+        <w:t xml:space="preserve">Zlecenie </w:t>
+      </w:r>
+    </w:p>
+    <w:p>
+      <w:pPr>
+        <w:pStyle w:val="Akapitzlist"/>
+        <w:ind w:left="1482"/>
+      </w:pPr>
+      <w:r>
+        <w:t>Klasa reprezentująca zlecenie po której dziedziczą klasy poszczególnych zleceń</w:t>
+      </w:r>
+    </w:p>
+    <w:p>
+      <w:pPr>
+        <w:pStyle w:val="Akapitzlist"/>
+        <w:numPr>
+          <w:ilvl w:val="0"/>
+          <w:numId w:val="51"/>
+        </w:numPr>
+        <w:spacing w:line="278" w:lineRule="auto"/>
+        <w:ind w:left="2202"/>
+      </w:pPr>
+      <w:r>
+        <w:t>Atrybuty:</w:t>
+      </w:r>
+    </w:p>
+    <w:p>
+      <w:pPr>
+        <w:pStyle w:val="Akapitzlist"/>
+        <w:numPr>
+          <w:ilvl w:val="1"/>
+          <w:numId w:val="51"/>
+        </w:numPr>
+        <w:spacing w:line="278" w:lineRule="auto"/>
+        <w:ind w:left="2922"/>
+      </w:pPr>
+      <w:proofErr w:type="spellStart"/>
+      <w:r>
+        <w:t>id_zlecenia</w:t>
+      </w:r>
+      <w:proofErr w:type="spellEnd"/>
+      <w:r>
+        <w:t xml:space="preserve"> (</w:t>
+      </w:r>
+      <w:proofErr w:type="spellStart"/>
+      <w:r>
+        <w:t>int</w:t>
+      </w:r>
+      <w:proofErr w:type="spellEnd"/>
+      <w:r>
+        <w:t>) – identyfikator zlecenia</w:t>
+      </w:r>
+    </w:p>
+    <w:p>
+      <w:pPr>
+        <w:pStyle w:val="Akapitzlist"/>
+        <w:numPr>
+          <w:ilvl w:val="1"/>
+          <w:numId w:val="51"/>
+        </w:numPr>
+        <w:spacing w:line="278" w:lineRule="auto"/>
+        <w:ind w:left="2922"/>
+        <w:rPr>
+          <w:lang w:val="en-GB"/>
+        </w:rPr>
+      </w:pPr>
+      <w:proofErr w:type="spellStart"/>
+      <w:r>
+        <w:rPr>
+          <w:lang w:val="en-GB"/>
+        </w:rPr>
+        <w:t>idKlienta</w:t>
+      </w:r>
+      <w:proofErr w:type="spellEnd"/>
+      <w:r>
+        <w:rPr>
+          <w:lang w:val="en-GB"/>
+        </w:rPr>
+        <w:t xml:space="preserve"> (int) – </w:t>
+      </w:r>
+      <w:proofErr w:type="spellStart"/>
+      <w:r>
+        <w:rPr>
+          <w:lang w:val="en-GB"/>
+        </w:rPr>
+        <w:t>identyfikator</w:t>
+      </w:r>
+      <w:proofErr w:type="spellEnd"/>
+      <w:r>
+        <w:rPr>
+          <w:lang w:val="en-GB"/>
+        </w:rPr>
+        <w:t xml:space="preserve"> </w:t>
+      </w:r>
+      <w:proofErr w:type="spellStart"/>
+      <w:r>
+        <w:rPr>
+          <w:lang w:val="en-GB"/>
+        </w:rPr>
+        <w:t>klienta</w:t>
+      </w:r>
+      <w:proofErr w:type="spellEnd"/>
+    </w:p>
+    <w:p>
+      <w:pPr>
+        <w:pStyle w:val="Akapitzlist"/>
+        <w:numPr>
+          <w:ilvl w:val="1"/>
+          <w:numId w:val="51"/>
+        </w:numPr>
+        <w:spacing w:line="278" w:lineRule="auto"/>
+        <w:ind w:left="2922"/>
+      </w:pPr>
+      <w:proofErr w:type="spellStart"/>
+      <w:r>
+        <w:lastRenderedPageBreak/>
+        <w:t>vin</w:t>
+      </w:r>
+      <w:proofErr w:type="spellEnd"/>
+      <w:r>
+        <w:t xml:space="preserve"> (string) – </w:t>
+      </w:r>
+      <w:proofErr w:type="spellStart"/>
+      <w:r>
+        <w:t>vin</w:t>
+      </w:r>
+      <w:proofErr w:type="spellEnd"/>
+      <w:r>
+        <w:t xml:space="preserve"> samochodu naprawianego</w:t>
+      </w:r>
+    </w:p>
+    <w:p>
+      <w:pPr>
+        <w:pStyle w:val="Akapitzlist"/>
+        <w:numPr>
+          <w:ilvl w:val="1"/>
+          <w:numId w:val="51"/>
+        </w:numPr>
+        <w:spacing w:line="278" w:lineRule="auto"/>
+        <w:ind w:left="2922"/>
+      </w:pPr>
+      <w:proofErr w:type="spellStart"/>
+      <w:r>
+        <w:t>dataZgłoszenia</w:t>
+      </w:r>
+      <w:proofErr w:type="spellEnd"/>
+      <w:r>
+        <w:t xml:space="preserve"> (data) -  data utworzenia zgłoszenia</w:t>
+      </w:r>
+    </w:p>
+    <w:p>
+      <w:pPr>
+        <w:pStyle w:val="Akapitzlist"/>
+        <w:numPr>
+          <w:ilvl w:val="1"/>
+          <w:numId w:val="51"/>
+        </w:numPr>
+        <w:spacing w:line="278" w:lineRule="auto"/>
+        <w:ind w:left="2922"/>
+      </w:pPr>
+      <w:proofErr w:type="spellStart"/>
+      <w:r>
+        <w:t>dataRealizacji</w:t>
+      </w:r>
+      <w:proofErr w:type="spellEnd"/>
+      <w:r>
+        <w:t xml:space="preserve"> (data)– data rozpoczęcia realizacji zgłoszenia</w:t>
+      </w:r>
+    </w:p>
+    <w:p>
+      <w:pPr>
+        <w:pStyle w:val="Akapitzlist"/>
+        <w:numPr>
+          <w:ilvl w:val="1"/>
+          <w:numId w:val="51"/>
+        </w:numPr>
+        <w:spacing w:line="278" w:lineRule="auto"/>
+        <w:ind w:left="2922"/>
+      </w:pPr>
+      <w:proofErr w:type="spellStart"/>
+      <w:r>
+        <w:t>id_mechanika</w:t>
+      </w:r>
+      <w:proofErr w:type="spellEnd"/>
+      <w:r>
+        <w:t xml:space="preserve"> ( </w:t>
+      </w:r>
+      <w:proofErr w:type="spellStart"/>
+      <w:r>
+        <w:t>int</w:t>
+      </w:r>
+      <w:proofErr w:type="spellEnd"/>
+      <w:r>
+        <w:t xml:space="preserve"> ) – identyfikator mechanika odpowiedzialnego za naprawę</w:t>
+      </w:r>
+    </w:p>
+    <w:p>
+      <w:pPr>
+        <w:pStyle w:val="Akapitzlist"/>
+        <w:numPr>
+          <w:ilvl w:val="1"/>
+          <w:numId w:val="51"/>
+        </w:numPr>
+        <w:spacing w:line="278" w:lineRule="auto"/>
+        <w:ind w:left="2922"/>
+      </w:pPr>
+      <w:r>
+        <w:t>list&lt;Część&gt; -  lista części potrzebnych do naprawienia auta</w:t>
+      </w:r>
+    </w:p>
+    <w:p>
+      <w:pPr>
+        <w:pStyle w:val="Akapitzlist"/>
+        <w:numPr>
+          <w:ilvl w:val="1"/>
+          <w:numId w:val="51"/>
+        </w:numPr>
+        <w:spacing w:line="278" w:lineRule="auto"/>
+        <w:ind w:left="2922"/>
+      </w:pPr>
+      <w:r>
+        <w:t>status (</w:t>
+      </w:r>
+      <w:proofErr w:type="spellStart"/>
+      <w:r>
+        <w:t>enum</w:t>
+      </w:r>
+      <w:proofErr w:type="spellEnd"/>
+      <w:r>
+        <w:t xml:space="preserve"> )– status zlecenia ( wyjaśnione w sekcji </w:t>
+      </w:r>
+      <w:proofErr w:type="spellStart"/>
+      <w:r>
+        <w:t>enum</w:t>
+      </w:r>
+      <w:proofErr w:type="spellEnd"/>
+      <w:r>
+        <w:t>)</w:t>
+      </w:r>
+    </w:p>
+    <w:p>
+      <w:pPr>
+        <w:pStyle w:val="Akapitzlist"/>
+        <w:numPr>
+          <w:ilvl w:val="0"/>
+          <w:numId w:val="51"/>
+        </w:numPr>
+        <w:spacing w:line="278" w:lineRule="auto"/>
+        <w:ind w:left="2202"/>
+      </w:pPr>
+      <w:r>
+        <w:t>Metody:</w:t>
+      </w:r>
+    </w:p>
+    <w:p>
+      <w:pPr>
+        <w:pStyle w:val="Akapitzlist"/>
+        <w:numPr>
+          <w:ilvl w:val="1"/>
+          <w:numId w:val="51"/>
+        </w:numPr>
+        <w:spacing w:line="278" w:lineRule="auto"/>
+        <w:ind w:left="2922"/>
+      </w:pPr>
+      <w:proofErr w:type="spellStart"/>
+      <w:r>
+        <w:t>edytujDane</w:t>
+      </w:r>
+      <w:proofErr w:type="spellEnd"/>
+      <w:r>
+        <w:t>() - funkcja służąca do edytowania danych zlecenia</w:t>
+      </w:r>
+    </w:p>
+    <w:p>
+      <w:pPr>
+        <w:pStyle w:val="Akapitzlist"/>
+        <w:numPr>
+          <w:ilvl w:val="1"/>
+          <w:numId w:val="51"/>
+        </w:numPr>
+        <w:spacing w:line="278" w:lineRule="auto"/>
+        <w:ind w:left="2922"/>
+      </w:pPr>
+      <w:proofErr w:type="spellStart"/>
+      <w:r>
+        <w:t>konieczlecenia</w:t>
+      </w:r>
+      <w:proofErr w:type="spellEnd"/>
+      <w:r>
+        <w:t>() - funkcja służąca do ustawienia statusu zlecenia na zakończone</w:t>
+      </w:r>
+    </w:p>
+    <w:p>
+      <w:pPr>
+        <w:pStyle w:val="Akapitzlist"/>
+        <w:numPr>
+          <w:ilvl w:val="1"/>
+          <w:numId w:val="51"/>
+        </w:numPr>
+        <w:spacing w:line="278" w:lineRule="auto"/>
+        <w:ind w:left="2922"/>
+      </w:pPr>
+      <w:proofErr w:type="spellStart"/>
+      <w:r>
+        <w:t>GenerujPodtwierdzenie</w:t>
+      </w:r>
+      <w:proofErr w:type="spellEnd"/>
+      <w:r>
+        <w:t>() – funkcja służąca do wygenerowania potwierdzenia złożenia zlecenia ( stworzenia potwierdzenia)</w:t>
+      </w:r>
+    </w:p>
+    <w:p>
+      <w:pPr>
+        <w:pStyle w:val="Akapitzlist"/>
+        <w:numPr>
+          <w:ilvl w:val="1"/>
+          <w:numId w:val="51"/>
+        </w:numPr>
+        <w:spacing w:line="278" w:lineRule="auto"/>
+        <w:ind w:left="2922"/>
+      </w:pPr>
+      <w:proofErr w:type="spellStart"/>
+      <w:r>
+        <w:t>GenerujProtokuł</w:t>
+      </w:r>
+      <w:proofErr w:type="spellEnd"/>
+      <w:r>
+        <w:t>() - funkcja służąca do wygenerowania protokołu naprawy (stworzenia protokołu naprawy)</w:t>
+      </w:r>
+    </w:p>
+    <w:p>
+      <w:pPr>
+        <w:pStyle w:val="Akapitzlist"/>
+        <w:numPr>
+          <w:ilvl w:val="0"/>
+          <w:numId w:val="51"/>
+        </w:numPr>
+        <w:spacing w:line="278" w:lineRule="auto"/>
+        <w:ind w:left="2202"/>
+      </w:pPr>
+      <w:r>
+        <w:t>Relacje:</w:t>
+      </w:r>
+    </w:p>
+    <w:p>
+      <w:pPr>
+        <w:pStyle w:val="Akapitzlist"/>
+        <w:numPr>
+          <w:ilvl w:val="1"/>
+          <w:numId w:val="51"/>
+        </w:numPr>
+        <w:spacing w:line="278" w:lineRule="auto"/>
+        <w:ind w:left="2922"/>
+      </w:pPr>
+      <w:r>
+        <w:t>Zlecenie stacjonarne dziedziczy po klasie zlecenie ( dziedziczenie)</w:t>
+      </w:r>
+    </w:p>
+    <w:p>
+      <w:pPr>
+        <w:pStyle w:val="Akapitzlist"/>
+        <w:numPr>
+          <w:ilvl w:val="1"/>
+          <w:numId w:val="51"/>
+        </w:numPr>
+        <w:spacing w:line="278" w:lineRule="auto"/>
+        <w:ind w:left="2922"/>
+      </w:pPr>
+      <w:r>
+        <w:t>Zlecenie stacjonarne dziedziczy po klasie zlecenie ( dziedziczenie)</w:t>
+      </w:r>
+    </w:p>
+    <w:p>
+      <w:pPr>
+        <w:pStyle w:val="Akapitzlist"/>
+        <w:numPr>
+          <w:ilvl w:val="1"/>
+          <w:numId w:val="51"/>
+        </w:numPr>
+        <w:spacing w:line="278" w:lineRule="auto"/>
+        <w:ind w:left="2922"/>
+      </w:pPr>
+      <w:r>
+        <w:t>Zlecenie stacjonarne dziedziczy po klasie zlecenie ( dziedziczenie)</w:t>
+      </w:r>
+    </w:p>
+    <w:p>
+      <w:pPr>
+        <w:pStyle w:val="Akapitzlist"/>
+        <w:numPr>
+          <w:ilvl w:val="1"/>
+          <w:numId w:val="51"/>
+        </w:numPr>
+        <w:spacing w:line="278" w:lineRule="auto"/>
+        <w:ind w:left="2922"/>
+      </w:pPr>
+      <w:r>
+        <w:t xml:space="preserve">Zlecenie korzysta z wielu części ( jeden do wielu) </w:t>
+      </w:r>
+    </w:p>
+    <w:p>
+      <w:pPr>
+        <w:pStyle w:val="Akapitzlist"/>
+        <w:numPr>
+          <w:ilvl w:val="0"/>
+          <w:numId w:val="38"/>
+        </w:numPr>
+        <w:spacing w:line="278" w:lineRule="auto"/>
+        <w:ind w:left="1482"/>
+        <w:rPr>
+          <w:b/>
+          <w:bCs/>
+        </w:rPr>
+      </w:pPr>
+      <w:r>
+        <w:rPr>
+          <w:b/>
+          <w:bCs/>
+        </w:rPr>
+        <w:t>Z</w:t>
+      </w:r>
+      <w:r>
+        <w:rPr>
+          <w:b/>
+          <w:bCs/>
+        </w:rPr>
+        <w:t>lecenie holowania</w:t>
+      </w:r>
+    </w:p>
+    <w:p>
+      <w:pPr>
+        <w:pStyle w:val="Akapitzlist"/>
+        <w:ind w:left="1482"/>
+      </w:pPr>
+      <w:r>
+        <w:t>Klasa odzwierciedlająca zlecenie holowania</w:t>
+      </w:r>
+    </w:p>
+    <w:p>
+      <w:pPr>
+        <w:pStyle w:val="Akapitzlist"/>
+        <w:numPr>
+          <w:ilvl w:val="0"/>
+          <w:numId w:val="52"/>
+        </w:numPr>
+        <w:spacing w:line="278" w:lineRule="auto"/>
+        <w:ind w:left="2202"/>
+      </w:pPr>
+      <w:r>
+        <w:t>Atrybuty:</w:t>
+      </w:r>
+    </w:p>
+    <w:p>
+      <w:pPr>
+        <w:pStyle w:val="Akapitzlist"/>
+        <w:numPr>
+          <w:ilvl w:val="1"/>
+          <w:numId w:val="52"/>
+        </w:numPr>
+        <w:spacing w:line="278" w:lineRule="auto"/>
+        <w:ind w:left="2922"/>
+      </w:pPr>
+      <w:proofErr w:type="spellStart"/>
+      <w:r>
+        <w:t>id_pojazduHolowniczego</w:t>
+      </w:r>
+      <w:proofErr w:type="spellEnd"/>
+      <w:r>
+        <w:t xml:space="preserve"> (</w:t>
+      </w:r>
+      <w:proofErr w:type="spellStart"/>
+      <w:r>
+        <w:t>int</w:t>
+      </w:r>
+      <w:proofErr w:type="spellEnd"/>
+      <w:r>
+        <w:t>) – identyfikator pojazdu holowniczego ( lawety)</w:t>
+      </w:r>
+    </w:p>
+    <w:p>
+      <w:pPr>
+        <w:pStyle w:val="Akapitzlist"/>
+        <w:numPr>
+          <w:ilvl w:val="1"/>
+          <w:numId w:val="52"/>
+        </w:numPr>
+        <w:spacing w:line="278" w:lineRule="auto"/>
+        <w:ind w:left="2922"/>
+      </w:pPr>
+      <w:proofErr w:type="spellStart"/>
+      <w:r>
+        <w:t>opisUsterki</w:t>
+      </w:r>
+      <w:proofErr w:type="spellEnd"/>
+      <w:r>
+        <w:t>( string) – opis tekstowy usterki</w:t>
+      </w:r>
+    </w:p>
+    <w:p>
+      <w:pPr>
+        <w:pStyle w:val="Akapitzlist"/>
+        <w:numPr>
+          <w:ilvl w:val="1"/>
+          <w:numId w:val="52"/>
+        </w:numPr>
+        <w:spacing w:line="278" w:lineRule="auto"/>
+        <w:ind w:left="2922"/>
+      </w:pPr>
+      <w:r>
+        <w:t>adres (string) – adres miejsca zdarzenia ( gdzie ma podjechać laweta)</w:t>
+      </w:r>
+    </w:p>
+    <w:p>
+      <w:pPr>
+        <w:pStyle w:val="Akapitzlist"/>
+        <w:numPr>
+          <w:ilvl w:val="1"/>
+          <w:numId w:val="52"/>
+        </w:numPr>
+        <w:spacing w:line="278" w:lineRule="auto"/>
+        <w:ind w:left="2922"/>
+      </w:pPr>
+      <w:proofErr w:type="spellStart"/>
+      <w:r>
+        <w:t>AutoOdpala</w:t>
+      </w:r>
+      <w:proofErr w:type="spellEnd"/>
+      <w:r>
+        <w:t xml:space="preserve"> (</w:t>
+      </w:r>
+      <w:proofErr w:type="spellStart"/>
+      <w:r>
+        <w:t>bool</w:t>
+      </w:r>
+      <w:proofErr w:type="spellEnd"/>
+      <w:r>
+        <w:t xml:space="preserve">) – </w:t>
+      </w:r>
+      <w:proofErr w:type="spellStart"/>
+      <w:r>
+        <w:t>true</w:t>
+      </w:r>
+      <w:proofErr w:type="spellEnd"/>
+      <w:r>
+        <w:t xml:space="preserve">/ </w:t>
+      </w:r>
+      <w:proofErr w:type="spellStart"/>
+      <w:r>
+        <w:t>false</w:t>
+      </w:r>
+      <w:proofErr w:type="spellEnd"/>
+      <w:r>
+        <w:t xml:space="preserve"> czy auto które ma być holowane odpala </w:t>
+      </w:r>
+    </w:p>
+    <w:p>
+      <w:pPr>
+        <w:pStyle w:val="Akapitzlist"/>
+        <w:numPr>
+          <w:ilvl w:val="1"/>
+          <w:numId w:val="52"/>
+        </w:numPr>
+        <w:spacing w:line="278" w:lineRule="auto"/>
+        <w:ind w:left="2922"/>
+      </w:pPr>
+      <w:proofErr w:type="spellStart"/>
+      <w:r>
+        <w:t>rodzajUszkodzenia</w:t>
+      </w:r>
+      <w:proofErr w:type="spellEnd"/>
+      <w:r>
+        <w:t xml:space="preserve"> (</w:t>
+      </w:r>
+      <w:proofErr w:type="spellStart"/>
+      <w:r>
+        <w:t>enum</w:t>
+      </w:r>
+      <w:proofErr w:type="spellEnd"/>
+      <w:r>
+        <w:t xml:space="preserve">) – rodzaj uszkodzenia do wybrania ( wyjaśnione w sekcji </w:t>
+      </w:r>
+      <w:proofErr w:type="spellStart"/>
+      <w:r>
+        <w:t>enum</w:t>
+      </w:r>
+      <w:proofErr w:type="spellEnd"/>
+      <w:r>
+        <w:t>)</w:t>
+      </w:r>
+    </w:p>
+    <w:p>
+      <w:pPr>
+        <w:pStyle w:val="Akapitzlist"/>
+        <w:spacing w:line="278" w:lineRule="auto"/>
+        <w:ind w:left="2922"/>
+      </w:pPr>
+    </w:p>
+    <w:p>
+      <w:pPr>
+        <w:pStyle w:val="Akapitzlist"/>
+        <w:spacing w:line="278" w:lineRule="auto"/>
+        <w:ind w:left="2922"/>
+      </w:pPr>
+    </w:p>
+    <w:p>
+      <w:pPr>
+        <w:pStyle w:val="Akapitzlist"/>
+        <w:numPr>
+          <w:ilvl w:val="0"/>
+          <w:numId w:val="52"/>
+        </w:numPr>
+        <w:spacing w:line="278" w:lineRule="auto"/>
+        <w:ind w:left="2202"/>
+      </w:pPr>
+      <w:r>
         <w:lastRenderedPageBreak/>
         <w:t>Metody:</w:t>
       </w:r>
@@ -9360,573 +10949,18 @@
         <w:pStyle w:val="Akapitzlist"/>
         <w:numPr>
           <w:ilvl w:val="1"/>
-          <w:numId w:val="50"/>
+          <w:numId w:val="52"/>
         </w:numPr>
         <w:spacing w:line="278" w:lineRule="auto"/>
         <w:ind w:left="2922"/>
       </w:pPr>
-      <w:r>
-        <w:t>zaloguj() – funkcja służąca do  zalogowania się do systemu</w:t>
-      </w:r>
-    </w:p>
-    <w:p>
-      <w:pPr>
-        <w:pStyle w:val="Akapitzlist"/>
-        <w:numPr>
-          <w:ilvl w:val="1"/>
-          <w:numId w:val="50"/>
-        </w:numPr>
-        <w:spacing w:line="278" w:lineRule="auto"/>
-        <w:ind w:left="2922"/>
-      </w:pPr>
-      <w:r>
-        <w:t>wyloguj() - funkcja służąca do wylogowania się z systemu</w:t>
-      </w:r>
-    </w:p>
-    <w:p>
-      <w:pPr>
-        <w:pStyle w:val="Akapitzlist"/>
-        <w:numPr>
-          <w:ilvl w:val="1"/>
-          <w:numId w:val="50"/>
-        </w:numPr>
-        <w:spacing w:line="278" w:lineRule="auto"/>
-        <w:ind w:left="2922"/>
-      </w:pPr>
       <w:proofErr w:type="spellStart"/>
       <w:r>
-        <w:t>rejstracja</w:t>
+        <w:t>EdytujDane</w:t>
       </w:r>
       <w:proofErr w:type="spellEnd"/>
       <w:r>
-        <w:t>() - funkcja służąca do rejestracji nowego konta użytkownika w systemie</w:t>
-      </w:r>
-    </w:p>
-    <w:p>
-      <w:pPr>
-        <w:pStyle w:val="Akapitzlist"/>
-        <w:numPr>
-          <w:ilvl w:val="0"/>
-          <w:numId w:val="50"/>
-        </w:numPr>
-        <w:spacing w:line="278" w:lineRule="auto"/>
-        <w:ind w:left="2202"/>
-      </w:pPr>
-      <w:r>
-        <w:t>Relacje:</w:t>
-      </w:r>
-    </w:p>
-    <w:p>
-      <w:pPr>
-        <w:pStyle w:val="Akapitzlist"/>
-        <w:numPr>
-          <w:ilvl w:val="1"/>
-          <w:numId w:val="50"/>
-        </w:numPr>
-        <w:spacing w:line="278" w:lineRule="auto"/>
-        <w:ind w:left="2922"/>
-      </w:pPr>
-      <w:r>
-        <w:t>Szef dziedziczy po użytkowniku ( dziedziczenie)</w:t>
-      </w:r>
-    </w:p>
-    <w:p>
-      <w:pPr>
-        <w:pStyle w:val="Akapitzlist"/>
-        <w:numPr>
-          <w:ilvl w:val="1"/>
-          <w:numId w:val="50"/>
-        </w:numPr>
-        <w:spacing w:line="278" w:lineRule="auto"/>
-        <w:ind w:left="2922"/>
-      </w:pPr>
-      <w:r>
-        <w:t>Mechanik dziedziczy po użytkowniku ( dziedziczenie)</w:t>
-      </w:r>
-    </w:p>
-    <w:p>
-      <w:pPr>
-        <w:pStyle w:val="Akapitzlist"/>
-        <w:numPr>
-          <w:ilvl w:val="1"/>
-          <w:numId w:val="50"/>
-        </w:numPr>
-        <w:spacing w:line="278" w:lineRule="auto"/>
-        <w:ind w:left="2922"/>
-      </w:pPr>
-      <w:r>
-        <w:t>Klient dziedziczy po użytkowniku ( dziedziczenie)</w:t>
-      </w:r>
-    </w:p>
-    <w:p>
-      <w:pPr>
-        <w:pStyle w:val="Akapitzlist"/>
-        <w:numPr>
-          <w:ilvl w:val="0"/>
-          <w:numId w:val="38"/>
-        </w:numPr>
-        <w:spacing w:line="278" w:lineRule="auto"/>
-        <w:ind w:left="1482"/>
-        <w:rPr>
-          <w:b/>
-          <w:bCs/>
-        </w:rPr>
-      </w:pPr>
-      <w:r>
-        <w:rPr>
-          <w:b/>
-          <w:bCs/>
-        </w:rPr>
-        <w:t xml:space="preserve">Zlecenie </w:t>
-      </w:r>
-    </w:p>
-    <w:p>
-      <w:pPr>
-        <w:pStyle w:val="Akapitzlist"/>
-        <w:ind w:left="1482"/>
-      </w:pPr>
-      <w:r>
-        <w:t>Klasa reprezentująca zlecenie po której dziedziczą klasy poszczególnych zleceń</w:t>
-      </w:r>
-    </w:p>
-    <w:p>
-      <w:pPr>
-        <w:pStyle w:val="Akapitzlist"/>
-        <w:numPr>
-          <w:ilvl w:val="0"/>
-          <w:numId w:val="51"/>
-        </w:numPr>
-        <w:spacing w:line="278" w:lineRule="auto"/>
-        <w:ind w:left="2202"/>
-      </w:pPr>
-      <w:r>
-        <w:t>Atrybuty:</w:t>
-      </w:r>
-    </w:p>
-    <w:p>
-      <w:pPr>
-        <w:pStyle w:val="Akapitzlist"/>
-        <w:numPr>
-          <w:ilvl w:val="1"/>
-          <w:numId w:val="51"/>
-        </w:numPr>
-        <w:spacing w:line="278" w:lineRule="auto"/>
-        <w:ind w:left="2922"/>
-      </w:pPr>
-      <w:proofErr w:type="spellStart"/>
-      <w:r>
-        <w:t>id_zlecenia</w:t>
-      </w:r>
-      <w:proofErr w:type="spellEnd"/>
-      <w:r>
-        <w:t xml:space="preserve"> (</w:t>
-      </w:r>
-      <w:proofErr w:type="spellStart"/>
-      <w:r>
-        <w:t>int</w:t>
-      </w:r>
-      <w:proofErr w:type="spellEnd"/>
-      <w:r>
-        <w:t>) – identyfikator zlecenia</w:t>
-      </w:r>
-    </w:p>
-    <w:p>
-      <w:pPr>
-        <w:pStyle w:val="Akapitzlist"/>
-        <w:numPr>
-          <w:ilvl w:val="1"/>
-          <w:numId w:val="51"/>
-        </w:numPr>
-        <w:spacing w:line="278" w:lineRule="auto"/>
-        <w:ind w:left="2922"/>
-        <w:rPr>
-          <w:lang w:val="en-GB"/>
-        </w:rPr>
-      </w:pPr>
-      <w:proofErr w:type="spellStart"/>
-      <w:r>
-        <w:rPr>
-          <w:lang w:val="en-GB"/>
-        </w:rPr>
-        <w:t>idKlienta</w:t>
-      </w:r>
-      <w:proofErr w:type="spellEnd"/>
-      <w:r>
-        <w:rPr>
-          <w:lang w:val="en-GB"/>
-        </w:rPr>
-        <w:t xml:space="preserve"> (int) – </w:t>
-      </w:r>
-      <w:proofErr w:type="spellStart"/>
-      <w:r>
-        <w:rPr>
-          <w:lang w:val="en-GB"/>
-        </w:rPr>
-        <w:t>identyfikator</w:t>
-      </w:r>
-      <w:proofErr w:type="spellEnd"/>
-      <w:r>
-        <w:rPr>
-          <w:lang w:val="en-GB"/>
-        </w:rPr>
-        <w:t xml:space="preserve"> </w:t>
-      </w:r>
-      <w:proofErr w:type="spellStart"/>
-      <w:r>
-        <w:rPr>
-          <w:lang w:val="en-GB"/>
-        </w:rPr>
-        <w:t>klienta</w:t>
-      </w:r>
-      <w:proofErr w:type="spellEnd"/>
-    </w:p>
-    <w:p>
-      <w:pPr>
-        <w:pStyle w:val="Akapitzlist"/>
-        <w:numPr>
-          <w:ilvl w:val="1"/>
-          <w:numId w:val="51"/>
-        </w:numPr>
-        <w:spacing w:line="278" w:lineRule="auto"/>
-        <w:ind w:left="2922"/>
-      </w:pPr>
-      <w:proofErr w:type="spellStart"/>
-      <w:r>
-        <w:t>vin</w:t>
-      </w:r>
-      <w:proofErr w:type="spellEnd"/>
-      <w:r>
-        <w:t xml:space="preserve"> (string) – </w:t>
-      </w:r>
-      <w:proofErr w:type="spellStart"/>
-      <w:r>
-        <w:t>vin</w:t>
-      </w:r>
-      <w:proofErr w:type="spellEnd"/>
-      <w:r>
-        <w:t xml:space="preserve"> samochodu naprawianego</w:t>
-      </w:r>
-    </w:p>
-    <w:p>
-      <w:pPr>
-        <w:pStyle w:val="Akapitzlist"/>
-        <w:numPr>
-          <w:ilvl w:val="1"/>
-          <w:numId w:val="51"/>
-        </w:numPr>
-        <w:spacing w:line="278" w:lineRule="auto"/>
-        <w:ind w:left="2922"/>
-      </w:pPr>
-      <w:proofErr w:type="spellStart"/>
-      <w:r>
-        <w:t>dataZgłoszenia</w:t>
-      </w:r>
-      <w:proofErr w:type="spellEnd"/>
-      <w:r>
-        <w:t xml:space="preserve"> (data) -  data utworzenia zgłoszenia</w:t>
-      </w:r>
-    </w:p>
-    <w:p>
-      <w:pPr>
-        <w:pStyle w:val="Akapitzlist"/>
-        <w:numPr>
-          <w:ilvl w:val="1"/>
-          <w:numId w:val="51"/>
-        </w:numPr>
-        <w:spacing w:line="278" w:lineRule="auto"/>
-        <w:ind w:left="2922"/>
-      </w:pPr>
-      <w:proofErr w:type="spellStart"/>
-      <w:r>
-        <w:t>dataRealizacji</w:t>
-      </w:r>
-      <w:proofErr w:type="spellEnd"/>
-      <w:r>
-        <w:t xml:space="preserve"> (data)– data rozpoczęcia realizacji zgłoszenia</w:t>
-      </w:r>
-    </w:p>
-    <w:p>
-      <w:pPr>
-        <w:pStyle w:val="Akapitzlist"/>
-        <w:numPr>
-          <w:ilvl w:val="1"/>
-          <w:numId w:val="51"/>
-        </w:numPr>
-        <w:spacing w:line="278" w:lineRule="auto"/>
-        <w:ind w:left="2922"/>
-      </w:pPr>
-      <w:proofErr w:type="spellStart"/>
-      <w:r>
-        <w:t>id_mechanika</w:t>
-      </w:r>
-      <w:proofErr w:type="spellEnd"/>
-      <w:r>
-        <w:t xml:space="preserve"> ( </w:t>
-      </w:r>
-      <w:proofErr w:type="spellStart"/>
-      <w:r>
-        <w:t>int</w:t>
-      </w:r>
-      <w:proofErr w:type="spellEnd"/>
-      <w:r>
-        <w:t xml:space="preserve"> ) – identyfikator mechanika odpowiedzialnego za naprawę</w:t>
-      </w:r>
-    </w:p>
-    <w:p>
-      <w:pPr>
-        <w:pStyle w:val="Akapitzlist"/>
-        <w:numPr>
-          <w:ilvl w:val="1"/>
-          <w:numId w:val="51"/>
-        </w:numPr>
-        <w:spacing w:line="278" w:lineRule="auto"/>
-        <w:ind w:left="2922"/>
-      </w:pPr>
-      <w:r>
-        <w:t>list&lt;Część&gt; -  lista części potrzebnych do naprawienia auta</w:t>
-      </w:r>
-    </w:p>
-    <w:p>
-      <w:pPr>
-        <w:pStyle w:val="Akapitzlist"/>
-        <w:numPr>
-          <w:ilvl w:val="1"/>
-          <w:numId w:val="51"/>
-        </w:numPr>
-        <w:spacing w:line="278" w:lineRule="auto"/>
-        <w:ind w:left="2922"/>
-      </w:pPr>
-      <w:r>
-        <w:t>status (</w:t>
-      </w:r>
-      <w:proofErr w:type="spellStart"/>
-      <w:r>
-        <w:t>enum</w:t>
-      </w:r>
-      <w:proofErr w:type="spellEnd"/>
-      <w:r>
-        <w:t xml:space="preserve"> )– status zlecenia ( wyjaśnione w sekcji </w:t>
-      </w:r>
-      <w:proofErr w:type="spellStart"/>
-      <w:r>
-        <w:t>enum</w:t>
-      </w:r>
-      <w:proofErr w:type="spellEnd"/>
-      <w:r>
-        <w:t>)</w:t>
-      </w:r>
-    </w:p>
-    <w:p>
-      <w:pPr>
-        <w:pStyle w:val="Akapitzlist"/>
-        <w:numPr>
-          <w:ilvl w:val="0"/>
-          <w:numId w:val="51"/>
-        </w:numPr>
-        <w:spacing w:line="278" w:lineRule="auto"/>
-        <w:ind w:left="2202"/>
-      </w:pPr>
-      <w:r>
-        <w:t>Metody:</w:t>
-      </w:r>
-    </w:p>
-    <w:p>
-      <w:pPr>
-        <w:pStyle w:val="Akapitzlist"/>
-        <w:numPr>
-          <w:ilvl w:val="1"/>
-          <w:numId w:val="51"/>
-        </w:numPr>
-        <w:spacing w:line="278" w:lineRule="auto"/>
-        <w:ind w:left="2922"/>
-      </w:pPr>
-      <w:proofErr w:type="spellStart"/>
-      <w:r>
-        <w:t>edytujDane</w:t>
-      </w:r>
-      <w:proofErr w:type="spellEnd"/>
-      <w:r>
-        <w:t>() - funkcja służąca do edytowania danych zlecenia</w:t>
-      </w:r>
-    </w:p>
-    <w:p>
-      <w:pPr>
-        <w:pStyle w:val="Akapitzlist"/>
-        <w:numPr>
-          <w:ilvl w:val="1"/>
-          <w:numId w:val="51"/>
-        </w:numPr>
-        <w:spacing w:line="278" w:lineRule="auto"/>
-        <w:ind w:left="2922"/>
-      </w:pPr>
-      <w:proofErr w:type="spellStart"/>
-      <w:r>
-        <w:t>konieczlecenia</w:t>
-      </w:r>
-      <w:proofErr w:type="spellEnd"/>
-      <w:r>
-        <w:t>() - funkcja służąca do ustawienia statusu zlecenia na zakończone</w:t>
-      </w:r>
-    </w:p>
-    <w:p>
-      <w:pPr>
-        <w:pStyle w:val="Akapitzlist"/>
-        <w:numPr>
-          <w:ilvl w:val="1"/>
-          <w:numId w:val="51"/>
-        </w:numPr>
-        <w:spacing w:line="278" w:lineRule="auto"/>
-        <w:ind w:left="2922"/>
-      </w:pPr>
-      <w:proofErr w:type="spellStart"/>
-      <w:r>
-        <w:t>GenerujPodtwierdzenie</w:t>
-      </w:r>
-      <w:proofErr w:type="spellEnd"/>
-      <w:r>
-        <w:t>() – funkcja służąca do wygenerowania potwierdzenia złożenia zlecenia ( stworzenia potwierdzenia)</w:t>
-      </w:r>
-    </w:p>
-    <w:p>
-      <w:pPr>
-        <w:pStyle w:val="Akapitzlist"/>
-        <w:numPr>
-          <w:ilvl w:val="1"/>
-          <w:numId w:val="51"/>
-        </w:numPr>
-        <w:spacing w:line="278" w:lineRule="auto"/>
-        <w:ind w:left="2922"/>
-      </w:pPr>
-      <w:proofErr w:type="spellStart"/>
-      <w:r>
-        <w:t>GenerujProtokuł</w:t>
-      </w:r>
-      <w:proofErr w:type="spellEnd"/>
-      <w:r>
-        <w:t>() - funkcja służąca do wygenerowania protokołu naprawy (stworzenia protokołu naprawy)</w:t>
-      </w:r>
-    </w:p>
-    <w:p>
-      <w:pPr>
-        <w:pStyle w:val="Akapitzlist"/>
-        <w:numPr>
-          <w:ilvl w:val="0"/>
-          <w:numId w:val="51"/>
-        </w:numPr>
-        <w:spacing w:line="278" w:lineRule="auto"/>
-        <w:ind w:left="2202"/>
-      </w:pPr>
-      <w:r>
-        <w:t>Relacje:</w:t>
-      </w:r>
-    </w:p>
-    <w:p>
-      <w:pPr>
-        <w:pStyle w:val="Akapitzlist"/>
-        <w:numPr>
-          <w:ilvl w:val="1"/>
-          <w:numId w:val="51"/>
-        </w:numPr>
-        <w:spacing w:line="278" w:lineRule="auto"/>
-        <w:ind w:left="2922"/>
-      </w:pPr>
-      <w:r>
-        <w:t>Zlecenie stacjonarne dziedziczy po klasie zlecenie ( dziedziczenie)</w:t>
-      </w:r>
-    </w:p>
-    <w:p>
-      <w:pPr>
-        <w:pStyle w:val="Akapitzlist"/>
-        <w:numPr>
-          <w:ilvl w:val="1"/>
-          <w:numId w:val="51"/>
-        </w:numPr>
-        <w:spacing w:line="278" w:lineRule="auto"/>
-        <w:ind w:left="2922"/>
-      </w:pPr>
-      <w:r>
-        <w:t>Zlecenie stacjonarne dziedziczy po klasie zlecenie ( dziedziczenie)</w:t>
-      </w:r>
-    </w:p>
-    <w:p>
-      <w:pPr>
-        <w:pStyle w:val="Akapitzlist"/>
-        <w:numPr>
-          <w:ilvl w:val="1"/>
-          <w:numId w:val="51"/>
-        </w:numPr>
-        <w:spacing w:line="278" w:lineRule="auto"/>
-        <w:ind w:left="2922"/>
-      </w:pPr>
-      <w:r>
-        <w:t>Zlecenie stacjonarne dziedziczy po klasie zlecenie ( dziedziczenie)</w:t>
-      </w:r>
-    </w:p>
-    <w:p>
-      <w:pPr>
-        <w:pStyle w:val="Akapitzlist"/>
-        <w:numPr>
-          <w:ilvl w:val="1"/>
-          <w:numId w:val="51"/>
-        </w:numPr>
-        <w:spacing w:line="278" w:lineRule="auto"/>
-        <w:ind w:left="2922"/>
-      </w:pPr>
-      <w:r>
-        <w:lastRenderedPageBreak/>
-        <w:t xml:space="preserve">Zlecenie korzysta z wielu części ( jeden do wielu) </w:t>
-      </w:r>
-    </w:p>
-    <w:p>
-      <w:pPr>
-        <w:pStyle w:val="Akapitzlist"/>
-        <w:numPr>
-          <w:ilvl w:val="0"/>
-          <w:numId w:val="38"/>
-        </w:numPr>
-        <w:spacing w:line="278" w:lineRule="auto"/>
-        <w:ind w:left="1482"/>
-        <w:rPr>
-          <w:b/>
-          <w:bCs/>
-        </w:rPr>
-      </w:pPr>
-      <w:r>
-        <w:rPr>
-          <w:b/>
-          <w:bCs/>
-        </w:rPr>
-        <w:t>Z</w:t>
-      </w:r>
-      <w:r>
-        <w:rPr>
-          <w:b/>
-          <w:bCs/>
-        </w:rPr>
-        <w:t>lecenie holowania</w:t>
-      </w:r>
-    </w:p>
-    <w:p>
-      <w:pPr>
-        <w:pStyle w:val="Akapitzlist"/>
-        <w:ind w:left="1482"/>
-      </w:pPr>
-      <w:r>
-        <w:t>Klasa odzwierciedlająca zlecenie holowania</w:t>
-      </w:r>
-    </w:p>
-    <w:p>
-      <w:pPr>
-        <w:pStyle w:val="Akapitzlist"/>
-        <w:numPr>
-          <w:ilvl w:val="0"/>
-          <w:numId w:val="52"/>
-        </w:numPr>
-        <w:spacing w:line="278" w:lineRule="auto"/>
-        <w:ind w:left="2202"/>
-      </w:pPr>
-      <w:r>
-        <w:t>Atrybuty:</w:t>
+        <w:t>() – funkcja służąca do edycji danych zlecenia holowania</w:t>
       </w:r>
     </w:p>
     <w:p>
@@ -9941,19 +10975,11 @@
       </w:pPr>
       <w:proofErr w:type="spellStart"/>
       <w:r>
-        <w:t>id_pojazduHolowniczego</w:t>
+        <w:t>GenerujPodtwierdzenie</w:t>
       </w:r>
       <w:proofErr w:type="spellEnd"/>
       <w:r>
-        <w:t xml:space="preserve"> (</w:t>
-      </w:r>
-      <w:proofErr w:type="spellStart"/>
-      <w:r>
-        <w:t>int</w:t>
-      </w:r>
-      <w:proofErr w:type="spellEnd"/>
-      <w:r>
-        <w:t>) – identyfikator pojazdu holowniczego ( lawety)</w:t>
+        <w:t>() – funkcja służąca do wygenerowania potwierdzenia złożenia zlecenia ( stworzenia potwierdzenia)</w:t>
       </w:r>
     </w:p>
     <w:p>
@@ -9968,11 +10994,25 @@
       </w:pPr>
       <w:proofErr w:type="spellStart"/>
       <w:r>
-        <w:t>opisUsterki</w:t>
+        <w:t>GenerujProtokuł</w:t>
       </w:r>
       <w:proofErr w:type="spellEnd"/>
       <w:r>
-        <w:t>( string) – opis tekstowy usterki</w:t>
+        <w:t>() - funkcja służąca do wygenerowania protokołu naprawy (stworzenia protokołu naprawy)</w:t>
+      </w:r>
+    </w:p>
+    <w:p>
+      <w:pPr>
+        <w:pStyle w:val="Akapitzlist"/>
+        <w:numPr>
+          <w:ilvl w:val="0"/>
+          <w:numId w:val="52"/>
+        </w:numPr>
+        <w:spacing w:line="278" w:lineRule="auto"/>
+        <w:ind w:left="2202"/>
+      </w:pPr>
+      <w:r>
+        <w:t>Relacje:</w:t>
       </w:r>
     </w:p>
     <w:p>
@@ -9986,7 +11026,7 @@
         <w:ind w:left="2922"/>
       </w:pPr>
       <w:r>
-        <w:t>adres (string) – adres miejsca zdarzenia ( gdzie ma podjechać laweta)</w:t>
+        <w:t xml:space="preserve">Zlecenie holowania dziedziczy po klasie zlecenie ( dziedziczenie) </w:t>
       </w:r>
     </w:p>
     <w:p>
@@ -9999,37 +11039,8 @@
         <w:spacing w:line="278" w:lineRule="auto"/>
         <w:ind w:left="2922"/>
       </w:pPr>
-      <w:proofErr w:type="spellStart"/>
-      <w:r>
-        <w:t>AutoOdpala</w:t>
-      </w:r>
-      <w:proofErr w:type="spellEnd"/>
-      <w:r>
-        <w:t xml:space="preserve"> (</w:t>
-      </w:r>
-      <w:proofErr w:type="spellStart"/>
-      <w:r>
-        <w:t>bool</w:t>
-      </w:r>
-      <w:proofErr w:type="spellEnd"/>
-      <w:r>
-        <w:t xml:space="preserve">) – </w:t>
-      </w:r>
-      <w:proofErr w:type="spellStart"/>
-      <w:r>
-        <w:t>true</w:t>
-      </w:r>
-      <w:proofErr w:type="spellEnd"/>
-      <w:r>
-        <w:t xml:space="preserve">/ </w:t>
-      </w:r>
-      <w:proofErr w:type="spellStart"/>
-      <w:r>
-        <w:t>false</w:t>
-      </w:r>
-      <w:proofErr w:type="spellEnd"/>
-      <w:r>
-        <w:t xml:space="preserve"> czy auto które ma być holowane odpala </w:t>
+      <w:r>
+        <w:t xml:space="preserve">Klient tworzy wiele zleceń holowania (wiele do jednego) </w:t>
       </w:r>
     </w:p>
     <w:p>
@@ -10042,43 +11053,8 @@
         <w:spacing w:line="278" w:lineRule="auto"/>
         <w:ind w:left="2922"/>
       </w:pPr>
-      <w:proofErr w:type="spellStart"/>
-      <w:r>
-        <w:t>rodzajUszkodzenia</w:t>
-      </w:r>
-      <w:proofErr w:type="spellEnd"/>
-      <w:r>
-        <w:t xml:space="preserve"> (</w:t>
-      </w:r>
-      <w:proofErr w:type="spellStart"/>
-      <w:r>
-        <w:t>enum</w:t>
-      </w:r>
-      <w:proofErr w:type="spellEnd"/>
-      <w:r>
-        <w:t xml:space="preserve">) – rodzaj uszkodzenia do wybrania ( wyjaśnione w sekcji </w:t>
-      </w:r>
-      <w:proofErr w:type="spellStart"/>
-      <w:r>
-        <w:t>enum</w:t>
-      </w:r>
-      <w:proofErr w:type="spellEnd"/>
-      <w:r>
-        <w:t>)</w:t>
-      </w:r>
-    </w:p>
-    <w:p>
-      <w:pPr>
-        <w:pStyle w:val="Akapitzlist"/>
-        <w:numPr>
-          <w:ilvl w:val="0"/>
-          <w:numId w:val="52"/>
-        </w:numPr>
-        <w:spacing w:line="278" w:lineRule="auto"/>
-        <w:ind w:left="2202"/>
-      </w:pPr>
-      <w:r>
-        <w:t>Metody:</w:t>
+      <w:r>
+        <w:t>Mechanik realizuje wiele zleceń holowania (wiele do jednego)</w:t>
       </w:r>
     </w:p>
     <w:p>
@@ -10091,13 +11067,8 @@
         <w:spacing w:line="278" w:lineRule="auto"/>
         <w:ind w:left="2922"/>
       </w:pPr>
-      <w:proofErr w:type="spellStart"/>
-      <w:r>
-        <w:t>EdytujDane</w:t>
-      </w:r>
-      <w:proofErr w:type="spellEnd"/>
-      <w:r>
-        <w:t>() – funkcja służąca do edycji danych zlecenia holowania</w:t>
+      <w:r>
+        <w:t>Szef zarządza wieloma zleceniami holowania (wiele do jednego)</w:t>
       </w:r>
     </w:p>
     <w:p>
@@ -10110,13 +11081,8 @@
         <w:spacing w:line="278" w:lineRule="auto"/>
         <w:ind w:left="2922"/>
       </w:pPr>
-      <w:proofErr w:type="spellStart"/>
-      <w:r>
-        <w:t>GenerujPodtwierdzenie</w:t>
-      </w:r>
-      <w:proofErr w:type="spellEnd"/>
-      <w:r>
-        <w:t>() – funkcja służąca do wygenerowania potwierdzenia złożenia zlecenia ( stworzenia potwierdzenia)</w:t>
+      <w:r>
+        <w:t>Pojazd holowniczy może być w wielu zleceniach (wiele do jednego)</w:t>
       </w:r>
     </w:p>
     <w:p>
@@ -10129,27 +11095,8 @@
         <w:spacing w:line="278" w:lineRule="auto"/>
         <w:ind w:left="2922"/>
       </w:pPr>
-      <w:proofErr w:type="spellStart"/>
-      <w:r>
-        <w:t>GenerujProtokuł</w:t>
-      </w:r>
-      <w:proofErr w:type="spellEnd"/>
-      <w:r>
-        <w:t>() - funkcja służąca do wygenerowania protokołu naprawy (stworzenia protokołu naprawy)</w:t>
-      </w:r>
-    </w:p>
-    <w:p>
-      <w:pPr>
-        <w:pStyle w:val="Akapitzlist"/>
-        <w:numPr>
-          <w:ilvl w:val="0"/>
-          <w:numId w:val="52"/>
-        </w:numPr>
-        <w:spacing w:line="278" w:lineRule="auto"/>
-        <w:ind w:left="2202"/>
-      </w:pPr>
-      <w:r>
-        <w:t>Relacje:</w:t>
+      <w:r>
+        <w:t>Zlecenie holowania generuje (tworzy ) potwierdzenie ( kompozycja)</w:t>
       </w:r>
     </w:p>
     <w:p>
@@ -10163,7 +11110,55 @@
         <w:ind w:left="2922"/>
       </w:pPr>
       <w:r>
-        <w:t xml:space="preserve">Zlecenie holowania dziedziczy po klasie zlecenie ( dziedziczenie) </w:t>
+        <w:t>Zlecenie holowania generuje (tworzy ) Protokół ( kompozycja)</w:t>
+      </w:r>
+    </w:p>
+    <w:p>
+      <w:pPr>
+        <w:pStyle w:val="Akapitzlist"/>
+        <w:numPr>
+          <w:ilvl w:val="0"/>
+          <w:numId w:val="38"/>
+        </w:numPr>
+        <w:spacing w:line="278" w:lineRule="auto"/>
+        <w:ind w:left="1482"/>
+        <w:rPr>
+          <w:b/>
+          <w:bCs/>
+        </w:rPr>
+      </w:pPr>
+      <w:r>
+        <w:rPr>
+          <w:b/>
+          <w:bCs/>
+        </w:rPr>
+        <w:t>Zlecenie stacjonarne</w:t>
+      </w:r>
+    </w:p>
+    <w:p>
+      <w:pPr>
+        <w:pStyle w:val="Akapitzlist"/>
+        <w:ind w:left="1482"/>
+      </w:pPr>
+      <w:r>
+        <w:t xml:space="preserve">Klasa odzwierciedlająca zlecenie </w:t>
+      </w:r>
+      <w:r>
+        <w:t>stacjonarne</w:t>
+      </w:r>
+    </w:p>
+    <w:p>
+      <w:pPr>
+        <w:pStyle w:val="Akapitzlist"/>
+        <w:numPr>
+          <w:ilvl w:val="0"/>
+          <w:numId w:val="52"/>
+        </w:numPr>
+        <w:spacing w:line="278" w:lineRule="auto"/>
+        <w:ind w:left="2202"/>
+      </w:pPr>
+      <w:r>
+        <w:t>Atrybuty:</w:t>
       </w:r>
     </w:p>
     <w:p>
@@ -10176,8 +11171,13 @@
         <w:spacing w:line="278" w:lineRule="auto"/>
         <w:ind w:left="2922"/>
       </w:pPr>
-      <w:r>
-        <w:t xml:space="preserve">Klient tworzy wiele zleceń holowania (wiele do jednego) </w:t>
+      <w:proofErr w:type="spellStart"/>
+      <w:r>
+        <w:t>opisUsterki</w:t>
+      </w:r>
+      <w:proofErr w:type="spellEnd"/>
+      <w:r>
+        <w:t>( string) – opis tekstowy usterki</w:t>
       </w:r>
     </w:p>
     <w:p>
@@ -10190,8 +11190,43 @@
         <w:spacing w:line="278" w:lineRule="auto"/>
         <w:ind w:left="2922"/>
       </w:pPr>
-      <w:r>
-        <w:t>Mechanik realizuje wiele zleceń holowania (wiele do jednego)</w:t>
+      <w:proofErr w:type="spellStart"/>
+      <w:r>
+        <w:t>rodzajUszkodzenia</w:t>
+      </w:r>
+      <w:proofErr w:type="spellEnd"/>
+      <w:r>
+        <w:t xml:space="preserve"> (</w:t>
+      </w:r>
+      <w:proofErr w:type="spellStart"/>
+      <w:r>
+        <w:t>enum</w:t>
+      </w:r>
+      <w:proofErr w:type="spellEnd"/>
+      <w:r>
+        <w:t xml:space="preserve">) – rodzaj uszkodzenia do wybrania ( wyjaśnione w sekcji </w:t>
+      </w:r>
+      <w:proofErr w:type="spellStart"/>
+      <w:r>
+        <w:t>enum</w:t>
+      </w:r>
+      <w:proofErr w:type="spellEnd"/>
+      <w:r>
+        <w:t>)</w:t>
+      </w:r>
+    </w:p>
+    <w:p>
+      <w:pPr>
+        <w:pStyle w:val="Akapitzlist"/>
+        <w:numPr>
+          <w:ilvl w:val="0"/>
+          <w:numId w:val="52"/>
+        </w:numPr>
+        <w:spacing w:line="278" w:lineRule="auto"/>
+        <w:ind w:left="2202"/>
+      </w:pPr>
+      <w:r>
+        <w:t>Metody:</w:t>
       </w:r>
     </w:p>
     <w:p>
@@ -10204,8 +11239,13 @@
         <w:spacing w:line="278" w:lineRule="auto"/>
         <w:ind w:left="2922"/>
       </w:pPr>
-      <w:r>
-        <w:t>Szef zarządza wieloma zleceniami holowania (wiele do jednego)</w:t>
+      <w:proofErr w:type="spellStart"/>
+      <w:r>
+        <w:t>EdytujDane</w:t>
+      </w:r>
+      <w:proofErr w:type="spellEnd"/>
+      <w:r>
+        <w:t>() – funkcja służąca do edycji danych zlecenia holowania</w:t>
       </w:r>
     </w:p>
     <w:p>
@@ -10218,8 +11258,13 @@
         <w:spacing w:line="278" w:lineRule="auto"/>
         <w:ind w:left="2922"/>
       </w:pPr>
-      <w:r>
-        <w:t>Pojazd holowniczy może być w wielu zleceniach (wiele do jednego)</w:t>
+      <w:proofErr w:type="spellStart"/>
+      <w:r>
+        <w:t>GenerujPodtwierdzenie</w:t>
+      </w:r>
+      <w:proofErr w:type="spellEnd"/>
+      <w:r>
+        <w:t>() – funkcja służąca do wygenerowania potwierdzenia złożenia zlecenia ( stworzenia potwierdzenia)</w:t>
       </w:r>
     </w:p>
     <w:p>
@@ -10232,8 +11277,27 @@
         <w:spacing w:line="278" w:lineRule="auto"/>
         <w:ind w:left="2922"/>
       </w:pPr>
-      <w:r>
-        <w:t>Zlecenie holowania generuje (tworzy ) potwierdzenie ( kompozycja)</w:t>
+      <w:proofErr w:type="spellStart"/>
+      <w:r>
+        <w:t>GenerujProtokuł</w:t>
+      </w:r>
+      <w:proofErr w:type="spellEnd"/>
+      <w:r>
+        <w:t>() - funkcja służąca do wygenerowania protokołu naprawy (stworzenia protokołu naprawy)</w:t>
+      </w:r>
+    </w:p>
+    <w:p>
+      <w:pPr>
+        <w:pStyle w:val="Akapitzlist"/>
+        <w:numPr>
+          <w:ilvl w:val="0"/>
+          <w:numId w:val="52"/>
+        </w:numPr>
+        <w:spacing w:line="278" w:lineRule="auto"/>
+        <w:ind w:left="2202"/>
+      </w:pPr>
+      <w:r>
+        <w:t>Relacje:</w:t>
       </w:r>
     </w:p>
     <w:p>
@@ -10247,55 +11311,13 @@
         <w:ind w:left="2922"/>
       </w:pPr>
       <w:r>
-        <w:t>Zlecenie holowania generuje (tworzy ) Protokół ( kompozycja)</w:t>
-      </w:r>
-    </w:p>
-    <w:p>
-      <w:pPr>
-        <w:pStyle w:val="Akapitzlist"/>
-        <w:numPr>
-          <w:ilvl w:val="0"/>
-          <w:numId w:val="38"/>
-        </w:numPr>
-        <w:spacing w:line="278" w:lineRule="auto"/>
-        <w:ind w:left="1482"/>
-        <w:rPr>
-          <w:b/>
-          <w:bCs/>
-        </w:rPr>
-      </w:pPr>
-      <w:r>
-        <w:rPr>
-          <w:b/>
-          <w:bCs/>
-        </w:rPr>
-        <w:t>Zlecenie stacjonarne</w:t>
-      </w:r>
-    </w:p>
-    <w:p>
-      <w:pPr>
-        <w:pStyle w:val="Akapitzlist"/>
-        <w:ind w:left="1482"/>
-      </w:pPr>
-      <w:r>
-        <w:t xml:space="preserve">Klasa odzwierciedlająca zlecenie </w:t>
-      </w:r>
-      <w:r>
-        <w:t>stacjonarne</w:t>
-      </w:r>
-    </w:p>
-    <w:p>
-      <w:pPr>
-        <w:pStyle w:val="Akapitzlist"/>
-        <w:numPr>
-          <w:ilvl w:val="0"/>
-          <w:numId w:val="52"/>
-        </w:numPr>
-        <w:spacing w:line="278" w:lineRule="auto"/>
-        <w:ind w:left="2202"/>
-      </w:pPr>
-      <w:r>
-        <w:t>Atrybuty:</w:t>
+        <w:t xml:space="preserve">Zlecenie </w:t>
+      </w:r>
+      <w:r>
+        <w:t xml:space="preserve">stacjonarne </w:t>
+      </w:r>
+      <w:r>
+        <w:t xml:space="preserve">dziedziczy po klasie zlecenie ( dziedziczenie) </w:t>
       </w:r>
     </w:p>
     <w:p>
@@ -10308,13 +11330,14 @@
         <w:spacing w:line="278" w:lineRule="auto"/>
         <w:ind w:left="2922"/>
       </w:pPr>
-      <w:proofErr w:type="spellStart"/>
-      <w:r>
-        <w:t>opisUsterki</w:t>
-      </w:r>
-      <w:proofErr w:type="spellEnd"/>
-      <w:r>
-        <w:t>( string) – opis tekstowy usterki</w:t>
+      <w:r>
+        <w:t xml:space="preserve">Klient tworzy wiele zleceń </w:t>
+      </w:r>
+      <w:r>
+        <w:t xml:space="preserve">stacjonarnych </w:t>
+      </w:r>
+      <w:r>
+        <w:t xml:space="preserve">(wiele do jednego) </w:t>
       </w:r>
     </w:p>
     <w:p>
@@ -10327,44 +11350,15 @@
         <w:spacing w:line="278" w:lineRule="auto"/>
         <w:ind w:left="2922"/>
       </w:pPr>
-      <w:proofErr w:type="spellStart"/>
-      <w:r>
-        <w:t>rodzajUszkodzenia</w:t>
-      </w:r>
-      <w:proofErr w:type="spellEnd"/>
-      <w:r>
-        <w:t xml:space="preserve"> (</w:t>
-      </w:r>
-      <w:proofErr w:type="spellStart"/>
-      <w:r>
-        <w:t>enum</w:t>
-      </w:r>
-      <w:proofErr w:type="spellEnd"/>
-      <w:r>
-        <w:t xml:space="preserve">) – rodzaj uszkodzenia do wybrania ( wyjaśnione w sekcji </w:t>
-      </w:r>
-      <w:proofErr w:type="spellStart"/>
-      <w:r>
-        <w:t>enum</w:t>
-      </w:r>
-      <w:proofErr w:type="spellEnd"/>
-      <w:r>
-        <w:t>)</w:t>
-      </w:r>
-    </w:p>
-    <w:p>
-      <w:pPr>
-        <w:pStyle w:val="Akapitzlist"/>
-        <w:numPr>
-          <w:ilvl w:val="0"/>
-          <w:numId w:val="52"/>
-        </w:numPr>
-        <w:spacing w:line="278" w:lineRule="auto"/>
-        <w:ind w:left="2202"/>
-      </w:pPr>
       <w:r>
         <w:lastRenderedPageBreak/>
-        <w:t>Metody:</w:t>
+        <w:t xml:space="preserve">Mechanik realizuje wiele zleceń </w:t>
+      </w:r>
+      <w:r>
+        <w:t xml:space="preserve">stacjonarnych </w:t>
+      </w:r>
+      <w:r>
+        <w:t>(wiele do jednego)</w:t>
       </w:r>
     </w:p>
     <w:p>
@@ -10377,13 +11371,14 @@
         <w:spacing w:line="278" w:lineRule="auto"/>
         <w:ind w:left="2922"/>
       </w:pPr>
-      <w:proofErr w:type="spellStart"/>
-      <w:r>
-        <w:t>EdytujDane</w:t>
-      </w:r>
-      <w:proofErr w:type="spellEnd"/>
-      <w:r>
-        <w:t>() – funkcja służąca do edycji danych zlecenia holowania</w:t>
+      <w:r>
+        <w:t xml:space="preserve">Szef zarządza wieloma zleceniami </w:t>
+      </w:r>
+      <w:r>
+        <w:t xml:space="preserve">stacjonarnymi </w:t>
+      </w:r>
+      <w:r>
+        <w:t>(wiele do jednego)</w:t>
       </w:r>
     </w:p>
     <w:p>
@@ -10396,13 +11391,14 @@
         <w:spacing w:line="278" w:lineRule="auto"/>
         <w:ind w:left="2922"/>
       </w:pPr>
-      <w:proofErr w:type="spellStart"/>
-      <w:r>
-        <w:t>GenerujPodtwierdzenie</w:t>
-      </w:r>
-      <w:proofErr w:type="spellEnd"/>
-      <w:r>
-        <w:t>() – funkcja służąca do wygenerowania potwierdzenia złożenia zlecenia ( stworzenia potwierdzenia)</w:t>
+      <w:r>
+        <w:t xml:space="preserve">Zlecenie </w:t>
+      </w:r>
+      <w:r>
+        <w:t xml:space="preserve">stacjonarne </w:t>
+      </w:r>
+      <w:r>
+        <w:t>generuje (tworzy ) potwierdzenie (kompozycja)</w:t>
       </w:r>
     </w:p>
     <w:p>
@@ -10415,13 +11411,65 @@
         <w:spacing w:line="278" w:lineRule="auto"/>
         <w:ind w:left="2922"/>
       </w:pPr>
-      <w:proofErr w:type="spellStart"/>
-      <w:r>
-        <w:t>GenerujProtokuł</w:t>
-      </w:r>
-      <w:proofErr w:type="spellEnd"/>
-      <w:r>
-        <w:t>() - funkcja służąca do wygenerowania protokołu naprawy (stworzenia protokołu naprawy)</w:t>
+      <w:r>
+        <w:t xml:space="preserve">Zlecenie </w:t>
+      </w:r>
+      <w:r>
+        <w:t>stacjonarne</w:t>
+      </w:r>
+      <w:r>
+        <w:t xml:space="preserve"> generuje (tworzy ) Protokół ( kompozycja)</w:t>
+      </w:r>
+    </w:p>
+    <w:p>
+      <w:pPr>
+        <w:pStyle w:val="Akapitzlist"/>
+        <w:ind w:left="1482"/>
+        <w:rPr>
+          <w:b/>
+          <w:bCs/>
+        </w:rPr>
+      </w:pPr>
+    </w:p>
+    <w:p>
+      <w:pPr>
+        <w:pStyle w:val="Akapitzlist"/>
+        <w:numPr>
+          <w:ilvl w:val="0"/>
+          <w:numId w:val="38"/>
+        </w:numPr>
+        <w:spacing w:line="278" w:lineRule="auto"/>
+        <w:ind w:left="1482"/>
+        <w:rPr>
+          <w:b/>
+          <w:bCs/>
+        </w:rPr>
+      </w:pPr>
+      <w:r>
+        <w:rPr>
+          <w:b/>
+          <w:bCs/>
+        </w:rPr>
+        <w:t>Z</w:t>
+      </w:r>
+      <w:r>
+        <w:rPr>
+          <w:b/>
+          <w:bCs/>
+        </w:rPr>
+        <w:t>lecenie wyjazdowe</w:t>
+      </w:r>
+    </w:p>
+    <w:p>
+      <w:pPr>
+        <w:pStyle w:val="Akapitzlist"/>
+        <w:ind w:left="1482"/>
+      </w:pPr>
+      <w:r>
+        <w:t xml:space="preserve">Klasa odzwierciedlająca zlecenie </w:t>
+      </w:r>
+      <w:r>
+        <w:t>wyjazdowe</w:t>
       </w:r>
     </w:p>
     <w:p>
@@ -10435,7 +11483,7 @@
         <w:ind w:left="2202"/>
       </w:pPr>
       <w:r>
-        <w:t>Relacje:</w:t>
+        <w:t>Atrybuty:</w:t>
       </w:r>
     </w:p>
     <w:p>
@@ -10448,14 +11496,13 @@
         <w:spacing w:line="278" w:lineRule="auto"/>
         <w:ind w:left="2922"/>
       </w:pPr>
-      <w:r>
-        <w:t xml:space="preserve">Zlecenie </w:t>
-      </w:r>
-      <w:r>
-        <w:t xml:space="preserve">stacjonarne </w:t>
-      </w:r>
-      <w:r>
-        <w:t xml:space="preserve">dziedziczy po klasie zlecenie ( dziedziczenie) </w:t>
+      <w:proofErr w:type="spellStart"/>
+      <w:r>
+        <w:t>opisUsterki</w:t>
+      </w:r>
+      <w:proofErr w:type="spellEnd"/>
+      <w:r>
+        <w:t>( string) – opis tekstowy usterki</w:t>
       </w:r>
     </w:p>
     <w:p>
@@ -10469,13 +11516,10 @@
         <w:ind w:left="2922"/>
       </w:pPr>
       <w:r>
-        <w:t xml:space="preserve">Klient tworzy wiele zleceń </w:t>
-      </w:r>
-      <w:r>
-        <w:t xml:space="preserve">stacjonarnych </w:t>
-      </w:r>
-      <w:r>
-        <w:t xml:space="preserve">(wiele do jednego) </w:t>
+        <w:t xml:space="preserve">adres (string) – adres miejsca zdarzenia </w:t>
+      </w:r>
+      <w:r>
+        <w:t>(przebywania auta)</w:t>
       </w:r>
     </w:p>
     <w:p>
@@ -10488,14 +11532,43 @@
         <w:spacing w:line="278" w:lineRule="auto"/>
         <w:ind w:left="2922"/>
       </w:pPr>
-      <w:r>
-        <w:t xml:space="preserve">Mechanik realizuje wiele zleceń </w:t>
-      </w:r>
-      <w:r>
-        <w:t xml:space="preserve">stacjonarnych </w:t>
-      </w:r>
-      <w:r>
-        <w:t>(wiele do jednego)</w:t>
+      <w:proofErr w:type="spellStart"/>
+      <w:r>
+        <w:t>rodzajUszkodzenia</w:t>
+      </w:r>
+      <w:proofErr w:type="spellEnd"/>
+      <w:r>
+        <w:t xml:space="preserve"> (</w:t>
+      </w:r>
+      <w:proofErr w:type="spellStart"/>
+      <w:r>
+        <w:t>enum</w:t>
+      </w:r>
+      <w:proofErr w:type="spellEnd"/>
+      <w:r>
+        <w:t xml:space="preserve">) – rodzaj uszkodzenia do wybrania ( wyjaśnione w sekcji </w:t>
+      </w:r>
+      <w:proofErr w:type="spellStart"/>
+      <w:r>
+        <w:t>enum</w:t>
+      </w:r>
+      <w:proofErr w:type="spellEnd"/>
+      <w:r>
+        <w:t>)</w:t>
+      </w:r>
+    </w:p>
+    <w:p>
+      <w:pPr>
+        <w:pStyle w:val="Akapitzlist"/>
+        <w:numPr>
+          <w:ilvl w:val="0"/>
+          <w:numId w:val="52"/>
+        </w:numPr>
+        <w:spacing w:line="278" w:lineRule="auto"/>
+        <w:ind w:left="2202"/>
+      </w:pPr>
+      <w:r>
+        <w:t>Metody:</w:t>
       </w:r>
     </w:p>
     <w:p>
@@ -10508,14 +11581,13 @@
         <w:spacing w:line="278" w:lineRule="auto"/>
         <w:ind w:left="2922"/>
       </w:pPr>
-      <w:r>
-        <w:t xml:space="preserve">Szef zarządza wieloma zleceniami </w:t>
-      </w:r>
-      <w:r>
-        <w:t xml:space="preserve">stacjonarnymi </w:t>
-      </w:r>
-      <w:r>
-        <w:t>(wiele do jednego)</w:t>
+      <w:proofErr w:type="spellStart"/>
+      <w:r>
+        <w:t>EdytujDane</w:t>
+      </w:r>
+      <w:proofErr w:type="spellEnd"/>
+      <w:r>
+        <w:t>() – funkcja służąca do edycji danych zlecenia holowania</w:t>
       </w:r>
     </w:p>
     <w:p>
@@ -10528,14 +11600,13 @@
         <w:spacing w:line="278" w:lineRule="auto"/>
         <w:ind w:left="2922"/>
       </w:pPr>
-      <w:r>
-        <w:t xml:space="preserve">Zlecenie </w:t>
-      </w:r>
-      <w:r>
-        <w:t xml:space="preserve">stacjonarne </w:t>
-      </w:r>
-      <w:r>
-        <w:t>generuje (tworzy ) potwierdzenie (kompozycja)</w:t>
+      <w:proofErr w:type="spellStart"/>
+      <w:r>
+        <w:t>GenerujPodtwierdzenie</w:t>
+      </w:r>
+      <w:proofErr w:type="spellEnd"/>
+      <w:r>
+        <w:t>() – funkcja służąca do wygenerowania potwierdzenia złożenia zlecenia ( stworzenia potwierdzenia)</w:t>
       </w:r>
     </w:p>
     <w:p>
@@ -10548,65 +11619,13 @@
         <w:spacing w:line="278" w:lineRule="auto"/>
         <w:ind w:left="2922"/>
       </w:pPr>
-      <w:r>
-        <w:t xml:space="preserve">Zlecenie </w:t>
-      </w:r>
-      <w:r>
-        <w:t>stacjonarne</w:t>
-      </w:r>
-      <w:r>
-        <w:t xml:space="preserve"> generuje (tworzy ) Protokół ( kompozycja)</w:t>
-      </w:r>
-    </w:p>
-    <w:p>
-      <w:pPr>
-        <w:pStyle w:val="Akapitzlist"/>
-        <w:ind w:left="1482"/>
-        <w:rPr>
-          <w:b/>
-          <w:bCs/>
-        </w:rPr>
-      </w:pPr>
-    </w:p>
-    <w:p>
-      <w:pPr>
-        <w:pStyle w:val="Akapitzlist"/>
-        <w:numPr>
-          <w:ilvl w:val="0"/>
-          <w:numId w:val="38"/>
-        </w:numPr>
-        <w:spacing w:line="278" w:lineRule="auto"/>
-        <w:ind w:left="1482"/>
-        <w:rPr>
-          <w:b/>
-          <w:bCs/>
-        </w:rPr>
-      </w:pPr>
-      <w:r>
-        <w:rPr>
-          <w:b/>
-          <w:bCs/>
-        </w:rPr>
-        <w:t>Z</w:t>
-      </w:r>
-      <w:r>
-        <w:rPr>
-          <w:b/>
-          <w:bCs/>
-        </w:rPr>
-        <w:t>lecenie wyjazdowe</w:t>
-      </w:r>
-    </w:p>
-    <w:p>
-      <w:pPr>
-        <w:pStyle w:val="Akapitzlist"/>
-        <w:ind w:left="1482"/>
-      </w:pPr>
-      <w:r>
-        <w:t xml:space="preserve">Klasa odzwierciedlająca zlecenie </w:t>
-      </w:r>
-      <w:r>
-        <w:t>wyjazdowe</w:t>
+      <w:proofErr w:type="spellStart"/>
+      <w:r>
+        <w:t>GenerujProtokuł</w:t>
+      </w:r>
+      <w:proofErr w:type="spellEnd"/>
+      <w:r>
+        <w:t>() - funkcja służąca do wygenerowania protokołu naprawy (stworzenia protokołu naprawy)</w:t>
       </w:r>
     </w:p>
     <w:p>
@@ -10620,7 +11639,7 @@
         <w:ind w:left="2202"/>
       </w:pPr>
       <w:r>
-        <w:t>Atrybuty:</w:t>
+        <w:t>Relacje:</w:t>
       </w:r>
     </w:p>
     <w:p>
@@ -10633,13 +11652,14 @@
         <w:spacing w:line="278" w:lineRule="auto"/>
         <w:ind w:left="2922"/>
       </w:pPr>
-      <w:proofErr w:type="spellStart"/>
-      <w:r>
-        <w:t>opisUsterki</w:t>
-      </w:r>
-      <w:proofErr w:type="spellEnd"/>
-      <w:r>
-        <w:t>( string) – opis tekstowy usterki</w:t>
+      <w:r>
+        <w:t xml:space="preserve">Zlecenie </w:t>
+      </w:r>
+      <w:r>
+        <w:t xml:space="preserve">wyjazdowe </w:t>
+      </w:r>
+      <w:r>
+        <w:t xml:space="preserve">dziedziczy po klasie zlecenie ( dziedziczenie) </w:t>
       </w:r>
     </w:p>
     <w:p>
@@ -10653,10 +11673,13 @@
         <w:ind w:left="2922"/>
       </w:pPr>
       <w:r>
-        <w:t xml:space="preserve">adres (string) – adres miejsca zdarzenia </w:t>
-      </w:r>
-      <w:r>
-        <w:t>(przebywania auta)</w:t>
+        <w:t xml:space="preserve">Klient tworzy wiele zleceń </w:t>
+      </w:r>
+      <w:r>
+        <w:t xml:space="preserve">wyjazdowych </w:t>
+      </w:r>
+      <w:r>
+        <w:t xml:space="preserve">(wiele do jednego) </w:t>
       </w:r>
     </w:p>
     <w:p>
@@ -10669,43 +11692,14 @@
         <w:spacing w:line="278" w:lineRule="auto"/>
         <w:ind w:left="2922"/>
       </w:pPr>
-      <w:proofErr w:type="spellStart"/>
-      <w:r>
-        <w:t>rodzajUszkodzenia</w:t>
-      </w:r>
-      <w:proofErr w:type="spellEnd"/>
-      <w:r>
-        <w:t xml:space="preserve"> (</w:t>
-      </w:r>
-      <w:proofErr w:type="spellStart"/>
-      <w:r>
-        <w:t>enum</w:t>
-      </w:r>
-      <w:proofErr w:type="spellEnd"/>
-      <w:r>
-        <w:t xml:space="preserve">) – rodzaj uszkodzenia do wybrania ( wyjaśnione w sekcji </w:t>
-      </w:r>
-      <w:proofErr w:type="spellStart"/>
-      <w:r>
-        <w:t>enum</w:t>
-      </w:r>
-      <w:proofErr w:type="spellEnd"/>
-      <w:r>
-        <w:t>)</w:t>
-      </w:r>
-    </w:p>
-    <w:p>
-      <w:pPr>
-        <w:pStyle w:val="Akapitzlist"/>
-        <w:numPr>
-          <w:ilvl w:val="0"/>
-          <w:numId w:val="52"/>
-        </w:numPr>
-        <w:spacing w:line="278" w:lineRule="auto"/>
-        <w:ind w:left="2202"/>
-      </w:pPr>
-      <w:r>
-        <w:t>Metody:</w:t>
+      <w:r>
+        <w:t xml:space="preserve">Mechanik realizuje wiele zleceń </w:t>
+      </w:r>
+      <w:r>
+        <w:t>wyjazdowych</w:t>
+      </w:r>
+      <w:r>
+        <w:t xml:space="preserve"> (wiele do jednego)</w:t>
       </w:r>
     </w:p>
     <w:p>
@@ -10718,13 +11712,14 @@
         <w:spacing w:line="278" w:lineRule="auto"/>
         <w:ind w:left="2922"/>
       </w:pPr>
-      <w:proofErr w:type="spellStart"/>
-      <w:r>
-        <w:t>EdytujDane</w:t>
-      </w:r>
-      <w:proofErr w:type="spellEnd"/>
-      <w:r>
-        <w:t>() – funkcja służąca do edycji danych zlecenia holowania</w:t>
+      <w:r>
+        <w:t xml:space="preserve">Szef zarządza wieloma zleceniami </w:t>
+      </w:r>
+      <w:r>
+        <w:t xml:space="preserve">wyjazdowymi </w:t>
+      </w:r>
+      <w:r>
+        <w:t>(wiele do jednego)</w:t>
       </w:r>
     </w:p>
     <w:p>
@@ -10737,13 +11732,14 @@
         <w:spacing w:line="278" w:lineRule="auto"/>
         <w:ind w:left="2922"/>
       </w:pPr>
-      <w:proofErr w:type="spellStart"/>
-      <w:r>
-        <w:t>GenerujPodtwierdzenie</w:t>
-      </w:r>
-      <w:proofErr w:type="spellEnd"/>
-      <w:r>
-        <w:t>() – funkcja służąca do wygenerowania potwierdzenia złożenia zlecenia ( stworzenia potwierdzenia)</w:t>
+      <w:r>
+        <w:t xml:space="preserve">Zlecenie </w:t>
+      </w:r>
+      <w:r>
+        <w:t>wyjazdowe</w:t>
+      </w:r>
+      <w:r>
+        <w:t xml:space="preserve"> generuje (tworzy ) potwierdzenie (kompozycja)</w:t>
       </w:r>
     </w:p>
     <w:p>
@@ -10756,224 +11752,91 @@
         <w:spacing w:line="278" w:lineRule="auto"/>
         <w:ind w:left="2922"/>
       </w:pPr>
+      <w:r>
+        <w:t xml:space="preserve">Zlecenie </w:t>
+      </w:r>
+      <w:r>
+        <w:t>wyjazdowe</w:t>
+      </w:r>
+      <w:r>
+        <w:t xml:space="preserve"> generuje (tworzy ) Protokół ( kompozycja)</w:t>
+      </w:r>
+    </w:p>
+    <w:p>
+      <w:pPr>
+        <w:pStyle w:val="Akapitzlist"/>
+        <w:numPr>
+          <w:ilvl w:val="0"/>
+          <w:numId w:val="38"/>
+        </w:numPr>
+        <w:spacing w:line="278" w:lineRule="auto"/>
+        <w:ind w:left="1482"/>
+        <w:rPr>
+          <w:b/>
+          <w:bCs/>
+        </w:rPr>
+      </w:pPr>
       <w:proofErr w:type="spellStart"/>
       <w:r>
-        <w:t>GenerujProtokuł</w:t>
+        <w:rPr>
+          <w:b/>
+          <w:bCs/>
+        </w:rPr>
+        <w:t>Enumy</w:t>
       </w:r>
       <w:proofErr w:type="spellEnd"/>
-      <w:r>
-        <w:t>() - funkcja służąca do wygenerowania protokołu naprawy (stworzenia protokołu naprawy)</w:t>
-      </w:r>
-    </w:p>
-    <w:p>
-      <w:pPr>
-        <w:pStyle w:val="Akapitzlist"/>
-        <w:numPr>
-          <w:ilvl w:val="0"/>
-          <w:numId w:val="52"/>
+    </w:p>
+    <w:p>
+      <w:pPr>
+        <w:pStyle w:val="Akapitzlist"/>
+        <w:numPr>
+          <w:ilvl w:val="0"/>
+          <w:numId w:val="53"/>
         </w:numPr>
         <w:spacing w:line="278" w:lineRule="auto"/>
         <w:ind w:left="2202"/>
       </w:pPr>
-      <w:r>
-        <w:t>Relacje:</w:t>
-      </w:r>
-    </w:p>
-    <w:p>
-      <w:pPr>
-        <w:pStyle w:val="Akapitzlist"/>
-        <w:numPr>
-          <w:ilvl w:val="1"/>
-          <w:numId w:val="52"/>
-        </w:numPr>
-        <w:spacing w:line="278" w:lineRule="auto"/>
-        <w:ind w:left="2922"/>
-      </w:pPr>
-      <w:r>
-        <w:t xml:space="preserve">Zlecenie </w:t>
-      </w:r>
-      <w:r>
-        <w:t xml:space="preserve">wyjazdowe </w:t>
-      </w:r>
-      <w:r>
-        <w:t xml:space="preserve">dziedziczy po klasie zlecenie ( dziedziczenie) </w:t>
-      </w:r>
-    </w:p>
-    <w:p>
-      <w:pPr>
-        <w:pStyle w:val="Akapitzlist"/>
-        <w:numPr>
-          <w:ilvl w:val="1"/>
-          <w:numId w:val="52"/>
-        </w:numPr>
-        <w:spacing w:line="278" w:lineRule="auto"/>
-        <w:ind w:left="2922"/>
-      </w:pPr>
-      <w:r>
-        <w:t xml:space="preserve">Klient tworzy wiele zleceń </w:t>
-      </w:r>
-      <w:r>
-        <w:t xml:space="preserve">wyjazdowych </w:t>
-      </w:r>
-      <w:r>
-        <w:t xml:space="preserve">(wiele do jednego) </w:t>
-      </w:r>
-    </w:p>
-    <w:p>
-      <w:pPr>
-        <w:pStyle w:val="Akapitzlist"/>
-        <w:numPr>
-          <w:ilvl w:val="1"/>
-          <w:numId w:val="52"/>
-        </w:numPr>
-        <w:spacing w:line="278" w:lineRule="auto"/>
-        <w:ind w:left="2922"/>
-      </w:pPr>
+      <w:proofErr w:type="spellStart"/>
+      <w:r>
+        <w:t>stanowiskoStatus</w:t>
+      </w:r>
+      <w:proofErr w:type="spellEnd"/>
+      <w:r>
+        <w:t xml:space="preserve"> ( wolne / zajęte / awaria ) – status stanowiska naprawczego </w:t>
+      </w:r>
+    </w:p>
+    <w:p>
+      <w:pPr>
+        <w:pStyle w:val="Akapitzlist"/>
+        <w:numPr>
+          <w:ilvl w:val="0"/>
+          <w:numId w:val="53"/>
+        </w:numPr>
+        <w:spacing w:line="278" w:lineRule="auto"/>
+        <w:ind w:left="2202"/>
+      </w:pPr>
+      <w:proofErr w:type="spellStart"/>
+      <w:r>
+        <w:t>typ_zlecenia</w:t>
+      </w:r>
+      <w:proofErr w:type="spellEnd"/>
+      <w:r>
+        <w:t xml:space="preserve"> ( stacjonarne / wyjazdowe / holowania ) – typ zlecenia używany podczas tworzenia protokołu</w:t>
+      </w:r>
+    </w:p>
+    <w:p>
+      <w:pPr>
+        <w:pStyle w:val="Akapitzlist"/>
+        <w:numPr>
+          <w:ilvl w:val="0"/>
+          <w:numId w:val="53"/>
+        </w:numPr>
+        <w:spacing w:line="278" w:lineRule="auto"/>
+        <w:ind w:left="2202"/>
+      </w:pPr>
+      <w:proofErr w:type="spellStart"/>
       <w:r>
         <w:lastRenderedPageBreak/>
-        <w:t xml:space="preserve">Mechanik realizuje wiele zleceń </w:t>
-      </w:r>
-      <w:r>
-        <w:t>wyjazdowych</w:t>
-      </w:r>
-      <w:r>
-        <w:t xml:space="preserve"> (wiele do jednego)</w:t>
-      </w:r>
-    </w:p>
-    <w:p>
-      <w:pPr>
-        <w:pStyle w:val="Akapitzlist"/>
-        <w:numPr>
-          <w:ilvl w:val="1"/>
-          <w:numId w:val="52"/>
-        </w:numPr>
-        <w:spacing w:line="278" w:lineRule="auto"/>
-        <w:ind w:left="2922"/>
-      </w:pPr>
-      <w:r>
-        <w:t xml:space="preserve">Szef zarządza wieloma zleceniami </w:t>
-      </w:r>
-      <w:r>
-        <w:t xml:space="preserve">wyjazdowymi </w:t>
-      </w:r>
-      <w:r>
-        <w:t>(wiele do jednego)</w:t>
-      </w:r>
-    </w:p>
-    <w:p>
-      <w:pPr>
-        <w:pStyle w:val="Akapitzlist"/>
-        <w:numPr>
-          <w:ilvl w:val="1"/>
-          <w:numId w:val="52"/>
-        </w:numPr>
-        <w:spacing w:line="278" w:lineRule="auto"/>
-        <w:ind w:left="2922"/>
-      </w:pPr>
-      <w:r>
-        <w:t xml:space="preserve">Zlecenie </w:t>
-      </w:r>
-      <w:r>
-        <w:t>wyjazdowe</w:t>
-      </w:r>
-      <w:r>
-        <w:t xml:space="preserve"> generuje (tworzy ) potwierdzenie (kompozycja)</w:t>
-      </w:r>
-    </w:p>
-    <w:p>
-      <w:pPr>
-        <w:pStyle w:val="Akapitzlist"/>
-        <w:numPr>
-          <w:ilvl w:val="1"/>
-          <w:numId w:val="52"/>
-        </w:numPr>
-        <w:spacing w:line="278" w:lineRule="auto"/>
-        <w:ind w:left="2922"/>
-      </w:pPr>
-      <w:r>
-        <w:t xml:space="preserve">Zlecenie </w:t>
-      </w:r>
-      <w:r>
-        <w:t>wyjazdowe</w:t>
-      </w:r>
-      <w:r>
-        <w:t xml:space="preserve"> generuje (tworzy ) Protokół ( kompozycja)</w:t>
-      </w:r>
-    </w:p>
-    <w:p>
-      <w:pPr>
-        <w:pStyle w:val="Akapitzlist"/>
-        <w:numPr>
-          <w:ilvl w:val="0"/>
-          <w:numId w:val="38"/>
-        </w:numPr>
-        <w:spacing w:line="278" w:lineRule="auto"/>
-        <w:ind w:left="1482"/>
-        <w:rPr>
-          <w:b/>
-          <w:bCs/>
-        </w:rPr>
-      </w:pPr>
-      <w:proofErr w:type="spellStart"/>
-      <w:r>
-        <w:rPr>
-          <w:b/>
-          <w:bCs/>
-        </w:rPr>
-        <w:t>Enumy</w:t>
-      </w:r>
-      <w:proofErr w:type="spellEnd"/>
-    </w:p>
-    <w:p>
-      <w:pPr>
-        <w:pStyle w:val="Akapitzlist"/>
-        <w:numPr>
-          <w:ilvl w:val="0"/>
-          <w:numId w:val="53"/>
-        </w:numPr>
-        <w:spacing w:line="278" w:lineRule="auto"/>
-        <w:ind w:left="2202"/>
-      </w:pPr>
-      <w:proofErr w:type="spellStart"/>
-      <w:r>
-        <w:t>stanowiskoStatus</w:t>
-      </w:r>
-      <w:proofErr w:type="spellEnd"/>
-      <w:r>
-        <w:t xml:space="preserve"> ( wolne / zajęte / awaria ) – status stanowiska naprawczego </w:t>
-      </w:r>
-    </w:p>
-    <w:p>
-      <w:pPr>
-        <w:pStyle w:val="Akapitzlist"/>
-        <w:numPr>
-          <w:ilvl w:val="0"/>
-          <w:numId w:val="53"/>
-        </w:numPr>
-        <w:spacing w:line="278" w:lineRule="auto"/>
-        <w:ind w:left="2202"/>
-      </w:pPr>
-      <w:proofErr w:type="spellStart"/>
-      <w:r>
-        <w:t>typ_zlecenia</w:t>
-      </w:r>
-      <w:proofErr w:type="spellEnd"/>
-      <w:r>
-        <w:t xml:space="preserve"> ( stacjonarne / wyjazdowe / holowania ) – typ zlecenia używany podczas tworzenia protokołu</w:t>
-      </w:r>
-    </w:p>
-    <w:p>
-      <w:pPr>
-        <w:pStyle w:val="Akapitzlist"/>
-        <w:numPr>
-          <w:ilvl w:val="0"/>
-          <w:numId w:val="53"/>
-        </w:numPr>
-        <w:spacing w:line="278" w:lineRule="auto"/>
-        <w:ind w:left="2202"/>
-      </w:pPr>
-      <w:proofErr w:type="spellStart"/>
-      <w:r>
         <w:t>RodzajUszkodzenia</w:t>
       </w:r>
       <w:proofErr w:type="spellEnd"/>
@@ -11072,20 +11935,19 @@
     <w:p>
       <w:pPr>
         <w:pStyle w:val="Akapitzlist"/>
-        <w:ind w:left="0"/>
-        <w:rPr>
-          <w:rFonts w:eastAsiaTheme="minorEastAsia"/>
-          <w:b/>
-          <w:bCs/>
-        </w:rPr>
-      </w:pPr>
-      <w:r>
-        <w:rPr>
-          <w:rFonts w:eastAsiaTheme="minorEastAsia"/>
-          <w:b/>
-          <w:bCs/>
-        </w:rPr>
-        <w:lastRenderedPageBreak/>
+        <w:ind w:left="708" w:firstLine="708"/>
+        <w:rPr>
+          <w:rFonts w:eastAsiaTheme="minorEastAsia"/>
+          <w:b/>
+          <w:bCs/>
+        </w:rPr>
+      </w:pPr>
+      <w:r>
+        <w:rPr>
+          <w:rFonts w:eastAsiaTheme="minorEastAsia"/>
+          <w:b/>
+          <w:bCs/>
+        </w:rPr>
         <w:t>Diagram Stanów klasy część:</w:t>
       </w:r>
       <w:r>
@@ -11152,6 +12014,7 @@
         <w:t>Diagram odzwierciedla cykl życia  i stany operacji Części w systemie.</w:t>
       </w:r>
     </w:p>
+    <w:p/>
     <w:p>
       <w:pPr>
         <w:pStyle w:val="Akapitzlist"/>
@@ -11170,6 +12033,7 @@
           <w:b/>
           <w:bCs/>
         </w:rPr>
+        <w:lastRenderedPageBreak/>
         <w:t>Stany :</w:t>
       </w:r>
     </w:p>
@@ -11404,7 +12268,6 @@
           </w:tcPr>
           <w:p>
             <w:r>
-              <w:lastRenderedPageBreak/>
               <w:t>Zarezerwowana</w:t>
             </w:r>
           </w:p>
@@ -11717,6 +12580,7 @@
           <w:b/>
           <w:bCs/>
         </w:rPr>
+        <w:lastRenderedPageBreak/>
         <w:t>Diagram stanów Pojazd Holowniczy</w:t>
       </w:r>
       <w:r>
@@ -11787,7 +12651,6 @@
     </w:p>
     <w:p>
       <w:r>
-        <w:lastRenderedPageBreak/>
         <w:t>Diagram odzwierciedla cykl życia  i stany operacji lawety w systemie.</w:t>
       </w:r>
     </w:p>
@@ -12061,6 +12924,7 @@
           </w:tcPr>
           <w:p>
             <w:r>
+              <w:lastRenderedPageBreak/>
               <w:t>Zarezerwowana</w:t>
             </w:r>
           </w:p>
@@ -12489,7 +13353,6 @@
         <w:spacing w:line="278" w:lineRule="auto"/>
       </w:pPr>
       <w:r>
-        <w:lastRenderedPageBreak/>
         <w:t xml:space="preserve">Wolna </w:t>
       </w:r>
     </w:p>
@@ -12508,13 +13371,6 @@
     </w:p>
     <w:p>
       <w:pPr>
-        <w:pStyle w:val="Akapitzlist"/>
-        <w:spacing w:line="278" w:lineRule="auto"/>
-        <w:ind w:left="1428"/>
-      </w:pPr>
-    </w:p>
-    <w:p>
-      <w:pPr>
         <w:spacing w:line="278" w:lineRule="auto"/>
         <w:rPr>
           <w:b/>
@@ -12538,9 +13394,9 @@
           <w:noProof/>
         </w:rPr>
         <w:drawing>
-          <wp:inline distT="0" distB="0" distL="0" distR="0" wp14:anchorId="383280A6" wp14:editId="5053DA0D">
-            <wp:extent cx="5731510" cy="2985135"/>
-            <wp:effectExtent l="0" t="0" r="2540" b="5715"/>
+          <wp:inline distT="0" distB="0" distL="0" distR="0" wp14:anchorId="383280A6" wp14:editId="188D2C5A">
+            <wp:extent cx="5281246" cy="2750625"/>
+            <wp:effectExtent l="0" t="0" r="0" b="0"/>
             <wp:docPr id="2025793145" name="Obraz 1"/>
             <wp:cNvGraphicFramePr>
               <a:graphicFrameLocks xmlns:a="http://schemas.openxmlformats.org/drawingml/2006/main" noChangeAspect="1"/>
@@ -12561,7 +13417,7 @@
                   <pic:spPr>
                     <a:xfrm>
                       <a:off x="0" y="0"/>
-                      <a:ext cx="5731510" cy="2985135"/>
+                      <a:ext cx="5292497" cy="2756485"/>
                     </a:xfrm>
                     <a:prstGeom prst="rect">
                       <a:avLst/>
@@ -12587,6 +13443,7 @@
           <w:b/>
           <w:bCs/>
         </w:rPr>
+        <w:lastRenderedPageBreak/>
         <w:t>Opis diagramu stanów Zlecenie:</w:t>
       </w:r>
     </w:p>
@@ -12738,7 +13595,6 @@
         <w:rPr>
           <w:noProof/>
         </w:rPr>
-        <w:lastRenderedPageBreak/>
         <w:drawing>
           <wp:inline distT="0" distB="0" distL="0" distR="0" wp14:anchorId="2AEA7859" wp14:editId="2520CFDD">
             <wp:extent cx="5724525" cy="2857500"/>
@@ -12782,6 +13638,10 @@
         </w:drawing>
       </w:r>
     </w:p>
+    <w:p/>
+    <w:p/>
+    <w:p/>
+    <w:p/>
     <w:p>
       <w:pPr>
         <w:pBdr>
@@ -12801,6 +13661,7 @@
           <w:sz w:val="32"/>
           <w:szCs w:val="32"/>
         </w:rPr>
+        <w:lastRenderedPageBreak/>
         <w:t>Wymagania niefunkcjonalne dla system</w:t>
       </w:r>
       <w:r>
@@ -13168,21 +14029,436 @@
           <w:b/>
           <w:bCs/>
         </w:rPr>
+        <w:t>Zlecenie (uśredniony wariant dla stacjonarnych, wyjazdowych i holowania)</w:t>
+      </w:r>
+    </w:p>
+    <w:p>
+      <w:pPr>
+        <w:pStyle w:val="Akapitzlist"/>
+        <w:numPr>
+          <w:ilvl w:val="0"/>
+          <w:numId w:val="58"/>
+        </w:numPr>
+        <w:ind w:left="1843"/>
+      </w:pPr>
+      <w:proofErr w:type="spellStart"/>
+      <w:r>
+        <w:t>id_zlecenia</w:t>
+      </w:r>
+      <w:proofErr w:type="spellEnd"/>
+      <w:r>
+        <w:t xml:space="preserve">: </w:t>
+      </w:r>
+      <w:proofErr w:type="spellStart"/>
+      <w:r>
+        <w:t>int</w:t>
+      </w:r>
+      <w:proofErr w:type="spellEnd"/>
+      <w:r>
+        <w:t>; 4 B</w:t>
+      </w:r>
+    </w:p>
+    <w:p>
+      <w:pPr>
+        <w:pStyle w:val="Akapitzlist"/>
+        <w:numPr>
+          <w:ilvl w:val="0"/>
+          <w:numId w:val="58"/>
+        </w:numPr>
+        <w:ind w:left="1843"/>
+      </w:pPr>
+      <w:proofErr w:type="spellStart"/>
+      <w:r>
+        <w:t>idKlienta</w:t>
+      </w:r>
+      <w:proofErr w:type="spellEnd"/>
+      <w:r>
+        <w:t xml:space="preserve">: </w:t>
+      </w:r>
+      <w:proofErr w:type="spellStart"/>
+      <w:r>
+        <w:t>int</w:t>
+      </w:r>
+      <w:proofErr w:type="spellEnd"/>
+      <w:r>
+        <w:t>; 4 B</w:t>
+      </w:r>
+    </w:p>
+    <w:p>
+      <w:pPr>
+        <w:pStyle w:val="Akapitzlist"/>
+        <w:numPr>
+          <w:ilvl w:val="0"/>
+          <w:numId w:val="58"/>
+        </w:numPr>
+        <w:ind w:left="1843"/>
+      </w:pPr>
+      <w:proofErr w:type="spellStart"/>
+      <w:r>
+        <w:t>id_mechanika</w:t>
+      </w:r>
+      <w:proofErr w:type="spellEnd"/>
+      <w:r>
+        <w:t xml:space="preserve">: </w:t>
+      </w:r>
+      <w:proofErr w:type="spellStart"/>
+      <w:r>
+        <w:t>int</w:t>
+      </w:r>
+      <w:proofErr w:type="spellEnd"/>
+      <w:r>
+        <w:t>; 4 B</w:t>
+      </w:r>
+    </w:p>
+    <w:p>
+      <w:pPr>
+        <w:pStyle w:val="Akapitzlist"/>
+        <w:numPr>
+          <w:ilvl w:val="0"/>
+          <w:numId w:val="58"/>
+        </w:numPr>
+        <w:ind w:left="1843"/>
+      </w:pPr>
+      <w:proofErr w:type="spellStart"/>
+      <w:r>
+        <w:t>vin</w:t>
+      </w:r>
+      <w:proofErr w:type="spellEnd"/>
+      <w:r>
+        <w:t>: kodowanie ASCII; 17 B</w:t>
+      </w:r>
+    </w:p>
+    <w:p>
+      <w:pPr>
+        <w:pStyle w:val="Akapitzlist"/>
+        <w:numPr>
+          <w:ilvl w:val="0"/>
+          <w:numId w:val="58"/>
+        </w:numPr>
+        <w:ind w:left="1843"/>
+      </w:pPr>
+      <w:proofErr w:type="spellStart"/>
+      <w:r>
+        <w:t>dataZgloszenia</w:t>
+      </w:r>
+      <w:proofErr w:type="spellEnd"/>
+      <w:r>
+        <w:t xml:space="preserve">: </w:t>
+      </w:r>
+      <w:proofErr w:type="spellStart"/>
+      <w:r>
+        <w:t>DateTime</w:t>
+      </w:r>
+      <w:proofErr w:type="spellEnd"/>
+      <w:r>
+        <w:t>; 8 B</w:t>
+      </w:r>
+    </w:p>
+    <w:p>
+      <w:pPr>
+        <w:pStyle w:val="Akapitzlist"/>
+        <w:numPr>
+          <w:ilvl w:val="0"/>
+          <w:numId w:val="58"/>
+        </w:numPr>
+        <w:ind w:left="1843"/>
+      </w:pPr>
+      <w:proofErr w:type="spellStart"/>
+      <w:r>
+        <w:t>dataRealizacji</w:t>
+      </w:r>
+      <w:proofErr w:type="spellEnd"/>
+      <w:r>
+        <w:t xml:space="preserve">: </w:t>
+      </w:r>
+      <w:proofErr w:type="spellStart"/>
+      <w:r>
+        <w:t>DateTime</w:t>
+      </w:r>
+      <w:proofErr w:type="spellEnd"/>
+      <w:r>
+        <w:t>; 8 B</w:t>
+      </w:r>
+    </w:p>
+    <w:p>
+      <w:pPr>
+        <w:pStyle w:val="Akapitzlist"/>
+        <w:numPr>
+          <w:ilvl w:val="0"/>
+          <w:numId w:val="58"/>
+        </w:numPr>
+        <w:ind w:left="1843"/>
+      </w:pPr>
+      <w:r>
+        <w:t xml:space="preserve">status: </w:t>
+      </w:r>
+      <w:proofErr w:type="spellStart"/>
+      <w:r>
+        <w:t>enum</w:t>
+      </w:r>
+      <w:proofErr w:type="spellEnd"/>
+      <w:r>
+        <w:t>; 4 B</w:t>
+      </w:r>
+    </w:p>
+    <w:p>
+      <w:pPr>
+        <w:pStyle w:val="Akapitzlist"/>
+        <w:numPr>
+          <w:ilvl w:val="0"/>
+          <w:numId w:val="58"/>
+        </w:numPr>
+        <w:ind w:left="1843"/>
+      </w:pPr>
+      <w:proofErr w:type="spellStart"/>
+      <w:r>
+        <w:t>rodzajUszkodzenia</w:t>
+      </w:r>
+      <w:proofErr w:type="spellEnd"/>
+      <w:r>
+        <w:t xml:space="preserve">: </w:t>
+      </w:r>
+      <w:proofErr w:type="spellStart"/>
+      <w:r>
+        <w:t>enum</w:t>
+      </w:r>
+      <w:proofErr w:type="spellEnd"/>
+      <w:r>
+        <w:t>; 4 B</w:t>
+      </w:r>
+    </w:p>
+    <w:p>
+      <w:pPr>
+        <w:pStyle w:val="Akapitzlist"/>
+        <w:numPr>
+          <w:ilvl w:val="0"/>
+          <w:numId w:val="58"/>
+        </w:numPr>
+        <w:ind w:left="1843"/>
+      </w:pPr>
+      <w:proofErr w:type="spellStart"/>
+      <w:r>
+        <w:t>opisUsterki</w:t>
+      </w:r>
+      <w:proofErr w:type="spellEnd"/>
+      <w:r>
+        <w:t>: średnio 300 znaków; 300 * 4 B = 1200 B</w:t>
+      </w:r>
+    </w:p>
+    <w:p>
+      <w:pPr>
+        <w:pStyle w:val="Akapitzlist"/>
+        <w:numPr>
+          <w:ilvl w:val="0"/>
+          <w:numId w:val="58"/>
+        </w:numPr>
+        <w:ind w:left="1843"/>
+      </w:pPr>
+      <w:r>
+        <w:t>adres (dla wyjazdowych): średnio 50 znaków; 50 * 4 B = 200 B</w:t>
+      </w:r>
+    </w:p>
+    <w:p>
+      <w:pPr>
+        <w:pStyle w:val="Akapitzlist"/>
+        <w:numPr>
+          <w:ilvl w:val="0"/>
+          <w:numId w:val="58"/>
+        </w:numPr>
+        <w:ind w:left="1843"/>
+      </w:pPr>
+      <w:r>
+        <w:t>Łącznie: 1453 B</w:t>
+      </w:r>
+    </w:p>
+    <w:p>
+      <w:pPr>
+        <w:pStyle w:val="Akapitzlist"/>
+        <w:ind w:left="1440"/>
+      </w:pPr>
+    </w:p>
+    <w:p>
+      <w:pPr>
+        <w:pStyle w:val="Akapitzlist"/>
+        <w:numPr>
+          <w:ilvl w:val="0"/>
+          <w:numId w:val="55"/>
+        </w:numPr>
+        <w:rPr>
+          <w:b/>
+          <w:bCs/>
+        </w:rPr>
+      </w:pPr>
+      <w:r>
+        <w:rPr>
+          <w:b/>
+          <w:bCs/>
+        </w:rPr>
         <w:lastRenderedPageBreak/>
-        <w:t>Zlecenie (uśredniony wariant dla stacjonarnych, wyjazdowych i holowania)</w:t>
-      </w:r>
-    </w:p>
-    <w:p>
-      <w:pPr>
-        <w:pStyle w:val="Akapitzlist"/>
-        <w:numPr>
-          <w:ilvl w:val="0"/>
-          <w:numId w:val="58"/>
+        <w:t>Część</w:t>
+      </w:r>
+    </w:p>
+    <w:p>
+      <w:pPr>
+        <w:pStyle w:val="Akapitzlist"/>
+        <w:numPr>
+          <w:ilvl w:val="0"/>
+          <w:numId w:val="59"/>
         </w:numPr>
         <w:ind w:left="1843"/>
       </w:pPr>
       <w:proofErr w:type="spellStart"/>
       <w:r>
+        <w:t>idCzesci</w:t>
+      </w:r>
+      <w:proofErr w:type="spellEnd"/>
+      <w:r>
+        <w:t xml:space="preserve">: </w:t>
+      </w:r>
+      <w:proofErr w:type="spellStart"/>
+      <w:r>
+        <w:t>int</w:t>
+      </w:r>
+      <w:proofErr w:type="spellEnd"/>
+      <w:r>
+        <w:t>; 4 B</w:t>
+      </w:r>
+    </w:p>
+    <w:p>
+      <w:pPr>
+        <w:pStyle w:val="Akapitzlist"/>
+        <w:numPr>
+          <w:ilvl w:val="0"/>
+          <w:numId w:val="59"/>
+        </w:numPr>
+        <w:ind w:left="1843"/>
+      </w:pPr>
+      <w:r>
+        <w:t>nazwa: średnio 40 znaków; 40 * 4 B = 160 B</w:t>
+      </w:r>
+    </w:p>
+    <w:p>
+      <w:pPr>
+        <w:pStyle w:val="Akapitzlist"/>
+        <w:numPr>
+          <w:ilvl w:val="0"/>
+          <w:numId w:val="59"/>
+        </w:numPr>
+        <w:ind w:left="1843"/>
+      </w:pPr>
+      <w:r>
+        <w:t xml:space="preserve">cena: </w:t>
+      </w:r>
+      <w:proofErr w:type="spellStart"/>
+      <w:r>
+        <w:t>double</w:t>
+      </w:r>
+      <w:proofErr w:type="spellEnd"/>
+      <w:r>
+        <w:t>; 8 B</w:t>
+      </w:r>
+    </w:p>
+    <w:p>
+      <w:pPr>
+        <w:pStyle w:val="Akapitzlist"/>
+        <w:numPr>
+          <w:ilvl w:val="0"/>
+          <w:numId w:val="59"/>
+        </w:numPr>
+        <w:ind w:left="1843"/>
+      </w:pPr>
+      <w:proofErr w:type="spellStart"/>
+      <w:r>
+        <w:t>ilosc</w:t>
+      </w:r>
+      <w:proofErr w:type="spellEnd"/>
+      <w:r>
+        <w:t xml:space="preserve">: </w:t>
+      </w:r>
+      <w:proofErr w:type="spellStart"/>
+      <w:r>
+        <w:t>int</w:t>
+      </w:r>
+      <w:proofErr w:type="spellEnd"/>
+      <w:r>
+        <w:t>; 4 B</w:t>
+      </w:r>
+    </w:p>
+    <w:p>
+      <w:pPr>
+        <w:pStyle w:val="Akapitzlist"/>
+        <w:numPr>
+          <w:ilvl w:val="0"/>
+          <w:numId w:val="59"/>
+        </w:numPr>
+        <w:ind w:left="1843"/>
+      </w:pPr>
+      <w:proofErr w:type="spellStart"/>
+      <w:r>
+        <w:t>statusCzesci</w:t>
+      </w:r>
+      <w:proofErr w:type="spellEnd"/>
+      <w:r>
+        <w:t xml:space="preserve">: </w:t>
+      </w:r>
+      <w:proofErr w:type="spellStart"/>
+      <w:r>
+        <w:t>enum</w:t>
+      </w:r>
+      <w:proofErr w:type="spellEnd"/>
+      <w:r>
+        <w:t>; 4 B</w:t>
+      </w:r>
+    </w:p>
+    <w:p>
+      <w:pPr>
+        <w:pStyle w:val="Akapitzlist"/>
+        <w:numPr>
+          <w:ilvl w:val="0"/>
+          <w:numId w:val="59"/>
+        </w:numPr>
+        <w:ind w:left="1843"/>
+      </w:pPr>
+      <w:r>
+        <w:t>Łącznie: 180 B</w:t>
+      </w:r>
+    </w:p>
+    <w:p>
+      <w:pPr>
+        <w:pStyle w:val="Akapitzlist"/>
+      </w:pPr>
+    </w:p>
+    <w:p>
+      <w:pPr>
+        <w:pStyle w:val="Akapitzlist"/>
+        <w:numPr>
+          <w:ilvl w:val="0"/>
+          <w:numId w:val="55"/>
+        </w:numPr>
+        <w:rPr>
+          <w:b/>
+          <w:bCs/>
+        </w:rPr>
+      </w:pPr>
+      <w:r>
+        <w:rPr>
+          <w:b/>
+          <w:bCs/>
+        </w:rPr>
+        <w:t>Protokół</w:t>
+      </w:r>
+    </w:p>
+    <w:p>
+      <w:pPr>
+        <w:pStyle w:val="Akapitzlist"/>
+        <w:numPr>
+          <w:ilvl w:val="0"/>
+          <w:numId w:val="60"/>
+        </w:numPr>
+        <w:ind w:left="1843"/>
+      </w:pPr>
+      <w:proofErr w:type="spellStart"/>
+      <w:r>
         <w:t>id_zlecenia</w:t>
       </w:r>
       <w:proofErr w:type="spellEnd"/>
@@ -13203,13 +14479,13 @@
         <w:pStyle w:val="Akapitzlist"/>
         <w:numPr>
           <w:ilvl w:val="0"/>
-          <w:numId w:val="58"/>
+          <w:numId w:val="60"/>
         </w:numPr>
         <w:ind w:left="1843"/>
       </w:pPr>
       <w:proofErr w:type="spellStart"/>
       <w:r>
-        <w:t>idKlienta</w:t>
+        <w:t>typ_zlecenia</w:t>
       </w:r>
       <w:proofErr w:type="spellEnd"/>
       <w:r>
@@ -13217,6 +14493,14 @@
       </w:r>
       <w:proofErr w:type="spellStart"/>
       <w:r>
+        <w:t>enum</w:t>
+      </w:r>
+      <w:proofErr w:type="spellEnd"/>
+      <w:r>
+        <w:t xml:space="preserve"> / </w:t>
+      </w:r>
+      <w:proofErr w:type="spellStart"/>
+      <w:r>
         <w:t>int</w:t>
       </w:r>
       <w:proofErr w:type="spellEnd"/>
@@ -13229,20 +14513,130 @@
         <w:pStyle w:val="Akapitzlist"/>
         <w:numPr>
           <w:ilvl w:val="0"/>
-          <w:numId w:val="58"/>
+          <w:numId w:val="60"/>
         </w:numPr>
         <w:ind w:left="1843"/>
       </w:pPr>
       <w:proofErr w:type="spellStart"/>
       <w:r>
-        <w:t>id_mechanika</w:t>
+        <w:t>opis_naprawy</w:t>
       </w:r>
       <w:proofErr w:type="spellEnd"/>
       <w:r>
+        <w:t>: średnio 500 znaków; 500 * 4 B = 2000 B</w:t>
+      </w:r>
+    </w:p>
+    <w:p>
+      <w:pPr>
+        <w:pStyle w:val="Akapitzlist"/>
+        <w:numPr>
+          <w:ilvl w:val="0"/>
+          <w:numId w:val="60"/>
+        </w:numPr>
+        <w:ind w:left="1843"/>
+      </w:pPr>
+      <w:proofErr w:type="spellStart"/>
+      <w:r>
+        <w:t>kosztCalkowity</w:t>
+      </w:r>
+      <w:proofErr w:type="spellEnd"/>
+      <w:r>
         <w:t xml:space="preserve">: </w:t>
       </w:r>
       <w:proofErr w:type="spellStart"/>
       <w:r>
+        <w:t>double</w:t>
+      </w:r>
+      <w:proofErr w:type="spellEnd"/>
+      <w:r>
+        <w:t>; 8 B</w:t>
+      </w:r>
+    </w:p>
+    <w:p>
+      <w:pPr>
+        <w:pStyle w:val="Akapitzlist"/>
+        <w:numPr>
+          <w:ilvl w:val="0"/>
+          <w:numId w:val="60"/>
+        </w:numPr>
+        <w:ind w:left="1843"/>
+      </w:pPr>
+      <w:proofErr w:type="spellStart"/>
+      <w:r>
+        <w:t>dataWystawienia</w:t>
+      </w:r>
+      <w:proofErr w:type="spellEnd"/>
+      <w:r>
+        <w:t xml:space="preserve">: </w:t>
+      </w:r>
+      <w:proofErr w:type="spellStart"/>
+      <w:r>
+        <w:t>DateTime</w:t>
+      </w:r>
+      <w:proofErr w:type="spellEnd"/>
+      <w:r>
+        <w:t>; 8 B</w:t>
+      </w:r>
+    </w:p>
+    <w:p>
+      <w:pPr>
+        <w:pStyle w:val="Akapitzlist"/>
+        <w:numPr>
+          <w:ilvl w:val="0"/>
+          <w:numId w:val="60"/>
+        </w:numPr>
+        <w:ind w:left="1843"/>
+      </w:pPr>
+      <w:r>
+        <w:t>Łącznie: 2024 B</w:t>
+      </w:r>
+    </w:p>
+    <w:p>
+      <w:pPr>
+        <w:pStyle w:val="Akapitzlist"/>
+      </w:pPr>
+    </w:p>
+    <w:p>
+      <w:pPr>
+        <w:pStyle w:val="Akapitzlist"/>
+        <w:numPr>
+          <w:ilvl w:val="0"/>
+          <w:numId w:val="55"/>
+        </w:numPr>
+        <w:rPr>
+          <w:b/>
+          <w:bCs/>
+        </w:rPr>
+      </w:pPr>
+      <w:proofErr w:type="spellStart"/>
+      <w:r>
+        <w:rPr>
+          <w:b/>
+          <w:bCs/>
+        </w:rPr>
+        <w:t>Podtwierdzenie</w:t>
+      </w:r>
+      <w:proofErr w:type="spellEnd"/>
+    </w:p>
+    <w:p>
+      <w:pPr>
+        <w:pStyle w:val="Akapitzlist"/>
+        <w:numPr>
+          <w:ilvl w:val="0"/>
+          <w:numId w:val="61"/>
+        </w:numPr>
+        <w:ind w:left="1843"/>
+      </w:pPr>
+      <w:proofErr w:type="spellStart"/>
+      <w:r>
+        <w:t>id_zlecenia</w:t>
+      </w:r>
+      <w:proofErr w:type="spellEnd"/>
+      <w:r>
+        <w:t xml:space="preserve">: </w:t>
+      </w:r>
+      <w:proofErr w:type="spellStart"/>
+      <w:r>
         <w:t>int</w:t>
       </w:r>
       <w:proofErr w:type="spellEnd"/>
@@ -13255,12 +14649,33 @@
         <w:pStyle w:val="Akapitzlist"/>
         <w:numPr>
           <w:ilvl w:val="0"/>
-          <w:numId w:val="58"/>
+          <w:numId w:val="61"/>
         </w:numPr>
         <w:ind w:left="1843"/>
       </w:pPr>
+      <w:r>
+        <w:t xml:space="preserve">data: </w:t>
+      </w:r>
       <w:proofErr w:type="spellStart"/>
       <w:r>
+        <w:t>DateTime</w:t>
+      </w:r>
+      <w:proofErr w:type="spellEnd"/>
+      <w:r>
+        <w:t>; 8 B</w:t>
+      </w:r>
+    </w:p>
+    <w:p>
+      <w:pPr>
+        <w:pStyle w:val="Akapitzlist"/>
+        <w:numPr>
+          <w:ilvl w:val="0"/>
+          <w:numId w:val="61"/>
+        </w:numPr>
+        <w:ind w:left="1843"/>
+      </w:pPr>
+      <w:proofErr w:type="spellStart"/>
+      <w:r>
         <w:t>vin</w:t>
       </w:r>
       <w:proofErr w:type="spellEnd"/>
@@ -13273,13 +14688,13 @@
         <w:pStyle w:val="Akapitzlist"/>
         <w:numPr>
           <w:ilvl w:val="0"/>
-          <w:numId w:val="58"/>
+          <w:numId w:val="61"/>
         </w:numPr>
         <w:ind w:left="1843"/>
       </w:pPr>
       <w:proofErr w:type="spellStart"/>
       <w:r>
-        <w:t>dataZgloszenia</w:t>
+        <w:t>rodzajUszkodzenia</w:t>
       </w:r>
       <w:proofErr w:type="spellEnd"/>
       <w:r>
@@ -13287,6 +14702,32 @@
       </w:r>
       <w:proofErr w:type="spellStart"/>
       <w:r>
+        <w:t>enum</w:t>
+      </w:r>
+      <w:proofErr w:type="spellEnd"/>
+      <w:r>
+        <w:t>; 4 B</w:t>
+      </w:r>
+    </w:p>
+    <w:p>
+      <w:pPr>
+        <w:pStyle w:val="Akapitzlist"/>
+        <w:numPr>
+          <w:ilvl w:val="0"/>
+          <w:numId w:val="61"/>
+        </w:numPr>
+        <w:ind w:left="1843"/>
+      </w:pPr>
+      <w:proofErr w:type="spellStart"/>
+      <w:r>
+        <w:t>dataWystawienia</w:t>
+      </w:r>
+      <w:proofErr w:type="spellEnd"/>
+      <w:r>
+        <w:t xml:space="preserve">: </w:t>
+      </w:r>
+      <w:proofErr w:type="spellStart"/>
+      <w:r>
         <w:t>DateTime</w:t>
       </w:r>
       <w:proofErr w:type="spellEnd"/>
@@ -13299,13 +14740,51 @@
         <w:pStyle w:val="Akapitzlist"/>
         <w:numPr>
           <w:ilvl w:val="0"/>
-          <w:numId w:val="58"/>
+          <w:numId w:val="61"/>
         </w:numPr>
         <w:ind w:left="1843"/>
       </w:pPr>
+      <w:r>
+        <w:t>Łącznie: 41 B</w:t>
+      </w:r>
+    </w:p>
+    <w:p>
+      <w:pPr>
+        <w:pStyle w:val="Akapitzlist"/>
+      </w:pPr>
+    </w:p>
+    <w:p>
+      <w:pPr>
+        <w:pStyle w:val="Akapitzlist"/>
+        <w:numPr>
+          <w:ilvl w:val="0"/>
+          <w:numId w:val="55"/>
+        </w:numPr>
+        <w:rPr>
+          <w:b/>
+          <w:bCs/>
+        </w:rPr>
+      </w:pPr>
+      <w:r>
+        <w:rPr>
+          <w:b/>
+          <w:bCs/>
+        </w:rPr>
+        <w:t>Pojazd holowniczy</w:t>
+      </w:r>
+    </w:p>
+    <w:p>
+      <w:pPr>
+        <w:pStyle w:val="Akapitzlist"/>
+        <w:numPr>
+          <w:ilvl w:val="0"/>
+          <w:numId w:val="62"/>
+        </w:numPr>
+        <w:ind w:left="1843"/>
+      </w:pPr>
       <w:proofErr w:type="spellStart"/>
       <w:r>
-        <w:t>dataRealizacji</w:t>
+        <w:t>id_pojazdu</w:t>
       </w:r>
       <w:proofErr w:type="spellEnd"/>
       <w:r>
@@ -13313,27 +14792,97 @@
       </w:r>
       <w:proofErr w:type="spellStart"/>
       <w:r>
-        <w:t>DateTime</w:t>
+        <w:t>int</w:t>
       </w:r>
       <w:proofErr w:type="spellEnd"/>
       <w:r>
-        <w:t>; 8 B</w:t>
-      </w:r>
-    </w:p>
-    <w:p>
-      <w:pPr>
-        <w:pStyle w:val="Akapitzlist"/>
-        <w:numPr>
-          <w:ilvl w:val="0"/>
-          <w:numId w:val="58"/>
+        <w:t>; 4 B</w:t>
+      </w:r>
+    </w:p>
+    <w:p>
+      <w:pPr>
+        <w:pStyle w:val="Akapitzlist"/>
+        <w:numPr>
+          <w:ilvl w:val="0"/>
+          <w:numId w:val="62"/>
         </w:numPr>
         <w:ind w:left="1843"/>
       </w:pPr>
       <w:r>
-        <w:t xml:space="preserve">status: </w:t>
-      </w:r>
+        <w:t>marka i model: 140 B</w:t>
+      </w:r>
+    </w:p>
+    <w:p>
+      <w:pPr>
+        <w:pStyle w:val="Akapitzlist"/>
+        <w:numPr>
+          <w:ilvl w:val="0"/>
+          <w:numId w:val="62"/>
+        </w:numPr>
+        <w:ind w:left="1843"/>
+      </w:pPr>
       <w:proofErr w:type="spellStart"/>
       <w:r>
+        <w:t>nrRejestracyjny</w:t>
+      </w:r>
+      <w:proofErr w:type="spellEnd"/>
+      <w:r>
+        <w:t xml:space="preserve"> i </w:t>
+      </w:r>
+      <w:proofErr w:type="spellStart"/>
+      <w:r>
+        <w:t>vin</w:t>
+      </w:r>
+      <w:proofErr w:type="spellEnd"/>
+      <w:r>
+        <w:t>: 25 B</w:t>
+      </w:r>
+    </w:p>
+    <w:p>
+      <w:pPr>
+        <w:pStyle w:val="Akapitzlist"/>
+        <w:numPr>
+          <w:ilvl w:val="0"/>
+          <w:numId w:val="62"/>
+        </w:numPr>
+        <w:ind w:left="1843"/>
+      </w:pPr>
+      <w:proofErr w:type="spellStart"/>
+      <w:r>
+        <w:t>maksymalnaWaga</w:t>
+      </w:r>
+      <w:proofErr w:type="spellEnd"/>
+      <w:r>
+        <w:t xml:space="preserve">: </w:t>
+      </w:r>
+      <w:proofErr w:type="spellStart"/>
+      <w:r>
+        <w:t>int</w:t>
+      </w:r>
+      <w:proofErr w:type="spellEnd"/>
+      <w:r>
+        <w:t>; 4 B</w:t>
+      </w:r>
+    </w:p>
+    <w:p>
+      <w:pPr>
+        <w:pStyle w:val="Akapitzlist"/>
+        <w:numPr>
+          <w:ilvl w:val="0"/>
+          <w:numId w:val="62"/>
+        </w:numPr>
+        <w:ind w:left="1843"/>
+      </w:pPr>
+      <w:proofErr w:type="spellStart"/>
+      <w:r>
+        <w:t>StatusLawety</w:t>
+      </w:r>
+      <w:proofErr w:type="spellEnd"/>
+      <w:r>
+        <w:t xml:space="preserve">: </w:t>
+      </w:r>
+      <w:proofErr w:type="spellStart"/>
+      <w:r>
         <w:t>enum</w:t>
       </w:r>
       <w:proofErr w:type="spellEnd"/>
@@ -13346,790 +14895,102 @@
         <w:pStyle w:val="Akapitzlist"/>
         <w:numPr>
           <w:ilvl w:val="0"/>
-          <w:numId w:val="58"/>
+          <w:numId w:val="62"/>
         </w:numPr>
         <w:ind w:left="1843"/>
       </w:pPr>
-      <w:proofErr w:type="spellStart"/>
-      <w:r>
-        <w:t>rodzajUszkodzenia</w:t>
-      </w:r>
-      <w:proofErr w:type="spellEnd"/>
-      <w:r>
-        <w:t xml:space="preserve">: </w:t>
-      </w:r>
-      <w:proofErr w:type="spellStart"/>
-      <w:r>
-        <w:t>enum</w:t>
-      </w:r>
-      <w:proofErr w:type="spellEnd"/>
-      <w:r>
-        <w:t>; 4 B</w:t>
-      </w:r>
-    </w:p>
-    <w:p>
-      <w:pPr>
-        <w:pStyle w:val="Akapitzlist"/>
-        <w:numPr>
-          <w:ilvl w:val="0"/>
-          <w:numId w:val="58"/>
+      <w:r>
+        <w:t>Łącznie: 177 B</w:t>
+      </w:r>
+    </w:p>
+    <w:p>
+      <w:pPr>
+        <w:pStyle w:val="Akapitzlist"/>
+      </w:pPr>
+    </w:p>
+    <w:p>
+      <w:pPr>
+        <w:pStyle w:val="Akapitzlist"/>
+        <w:numPr>
+          <w:ilvl w:val="0"/>
+          <w:numId w:val="55"/>
+        </w:numPr>
+        <w:rPr>
+          <w:b/>
+          <w:bCs/>
+        </w:rPr>
+      </w:pPr>
+      <w:r>
+        <w:rPr>
+          <w:b/>
+          <w:bCs/>
+        </w:rPr>
+        <w:t>Liczba obiektów poszczególnych klas (Szacunki dla 3 lat działania serwisu):</w:t>
+      </w:r>
+    </w:p>
+    <w:p>
+      <w:pPr>
+        <w:pStyle w:val="Akapitzlist"/>
+        <w:numPr>
+          <w:ilvl w:val="0"/>
+          <w:numId w:val="63"/>
         </w:numPr>
         <w:ind w:left="1843"/>
       </w:pPr>
-      <w:proofErr w:type="spellStart"/>
-      <w:r>
-        <w:t>opisUsterki</w:t>
-      </w:r>
-      <w:proofErr w:type="spellEnd"/>
-      <w:r>
-        <w:t>: średnio 300 znaków; 300 * 4 B = 1200 B</w:t>
-      </w:r>
-    </w:p>
-    <w:p>
-      <w:pPr>
-        <w:pStyle w:val="Akapitzlist"/>
-        <w:numPr>
-          <w:ilvl w:val="0"/>
-          <w:numId w:val="58"/>
+      <w:r>
+        <w:t>10 000 zapisanych użytkowników (Klienci + personel)</w:t>
+      </w:r>
+    </w:p>
+    <w:p>
+      <w:pPr>
+        <w:pStyle w:val="Akapitzlist"/>
+        <w:numPr>
+          <w:ilvl w:val="0"/>
+          <w:numId w:val="63"/>
         </w:numPr>
         <w:ind w:left="1843"/>
       </w:pPr>
       <w:r>
-        <w:t>adres (dla wyjazdowych): średnio 50 znaków; 50 * 4 B = 200 B</w:t>
-      </w:r>
-    </w:p>
-    <w:p>
-      <w:pPr>
-        <w:pStyle w:val="Akapitzlist"/>
-        <w:numPr>
-          <w:ilvl w:val="0"/>
-          <w:numId w:val="58"/>
+        <w:t>12 000 wprowadzonych pojazdów (niektórzy klienci posiadają więcej niż jedno auto)</w:t>
+      </w:r>
+    </w:p>
+    <w:p>
+      <w:pPr>
+        <w:pStyle w:val="Akapitzlist"/>
+        <w:numPr>
+          <w:ilvl w:val="0"/>
+          <w:numId w:val="63"/>
         </w:numPr>
         <w:ind w:left="1843"/>
       </w:pPr>
       <w:r>
-        <w:t>Łącznie: 1453 B</w:t>
-      </w:r>
-    </w:p>
-    <w:p>
-      <w:pPr>
-        <w:pStyle w:val="Akapitzlist"/>
-        <w:ind w:left="1440"/>
-      </w:pPr>
-    </w:p>
-    <w:p>
-      <w:pPr>
-        <w:pStyle w:val="Akapitzlist"/>
-        <w:numPr>
-          <w:ilvl w:val="0"/>
-          <w:numId w:val="55"/>
-        </w:numPr>
-        <w:rPr>
-          <w:b/>
-          <w:bCs/>
-        </w:rPr>
-      </w:pPr>
-      <w:r>
-        <w:rPr>
-          <w:b/>
-          <w:bCs/>
-        </w:rPr>
-        <w:t>Część</w:t>
-      </w:r>
-    </w:p>
-    <w:p>
-      <w:pPr>
-        <w:pStyle w:val="Akapitzlist"/>
-        <w:numPr>
-          <w:ilvl w:val="0"/>
-          <w:numId w:val="59"/>
+        <w:t>5 000 skatalogowanych części w magazynie</w:t>
+      </w:r>
+    </w:p>
+    <w:p>
+      <w:pPr>
+        <w:pStyle w:val="Akapitzlist"/>
+        <w:numPr>
+          <w:ilvl w:val="0"/>
+          <w:numId w:val="63"/>
         </w:numPr>
         <w:ind w:left="1843"/>
       </w:pPr>
-      <w:proofErr w:type="spellStart"/>
-      <w:r>
-        <w:t>idCzesci</w:t>
-      </w:r>
-      <w:proofErr w:type="spellEnd"/>
-      <w:r>
-        <w:t xml:space="preserve">: </w:t>
-      </w:r>
-      <w:proofErr w:type="spellStart"/>
-      <w:r>
-        <w:t>int</w:t>
-      </w:r>
-      <w:proofErr w:type="spellEnd"/>
-      <w:r>
-        <w:t>; 4 B</w:t>
-      </w:r>
-    </w:p>
-    <w:p>
-      <w:pPr>
-        <w:pStyle w:val="Akapitzlist"/>
-        <w:numPr>
-          <w:ilvl w:val="0"/>
-          <w:numId w:val="59"/>
+      <w:r>
+        <w:t>4 pojazdy holownicze (flota własna)</w:t>
+      </w:r>
+    </w:p>
+    <w:p>
+      <w:pPr>
+        <w:pStyle w:val="Akapitzlist"/>
+        <w:numPr>
+          <w:ilvl w:val="0"/>
+          <w:numId w:val="63"/>
         </w:numPr>
         <w:ind w:left="1843"/>
       </w:pPr>
       <w:r>
-        <w:t>nazwa: średnio 40 znaków; 40 * 4 B = 160 B</w:t>
-      </w:r>
-    </w:p>
-    <w:p>
-      <w:pPr>
-        <w:pStyle w:val="Akapitzlist"/>
-        <w:numPr>
-          <w:ilvl w:val="0"/>
-          <w:numId w:val="59"/>
-        </w:numPr>
-        <w:ind w:left="1843"/>
-      </w:pPr>
-      <w:r>
-        <w:t xml:space="preserve">cena: </w:t>
-      </w:r>
-      <w:proofErr w:type="spellStart"/>
-      <w:r>
-        <w:t>double</w:t>
-      </w:r>
-      <w:proofErr w:type="spellEnd"/>
-      <w:r>
-        <w:t>; 8 B</w:t>
-      </w:r>
-    </w:p>
-    <w:p>
-      <w:pPr>
-        <w:pStyle w:val="Akapitzlist"/>
-        <w:numPr>
-          <w:ilvl w:val="0"/>
-          <w:numId w:val="59"/>
-        </w:numPr>
-        <w:ind w:left="1843"/>
-      </w:pPr>
-      <w:proofErr w:type="spellStart"/>
-      <w:r>
-        <w:t>ilosc</w:t>
-      </w:r>
-      <w:proofErr w:type="spellEnd"/>
-      <w:r>
-        <w:t xml:space="preserve">: </w:t>
-      </w:r>
-      <w:proofErr w:type="spellStart"/>
-      <w:r>
-        <w:t>int</w:t>
-      </w:r>
-      <w:proofErr w:type="spellEnd"/>
-      <w:r>
-        <w:t>; 4 B</w:t>
-      </w:r>
-    </w:p>
-    <w:p>
-      <w:pPr>
-        <w:pStyle w:val="Akapitzlist"/>
-        <w:numPr>
-          <w:ilvl w:val="0"/>
-          <w:numId w:val="59"/>
-        </w:numPr>
-        <w:ind w:left="1843"/>
-      </w:pPr>
-      <w:proofErr w:type="spellStart"/>
-      <w:r>
-        <w:t>statusCzesci</w:t>
-      </w:r>
-      <w:proofErr w:type="spellEnd"/>
-      <w:r>
-        <w:t xml:space="preserve">: </w:t>
-      </w:r>
-      <w:proofErr w:type="spellStart"/>
-      <w:r>
-        <w:t>enum</w:t>
-      </w:r>
-      <w:proofErr w:type="spellEnd"/>
-      <w:r>
-        <w:t>; 4 B</w:t>
-      </w:r>
-    </w:p>
-    <w:p>
-      <w:pPr>
-        <w:pStyle w:val="Akapitzlist"/>
-        <w:numPr>
-          <w:ilvl w:val="0"/>
-          <w:numId w:val="59"/>
-        </w:numPr>
-        <w:ind w:left="1843"/>
-      </w:pPr>
-      <w:r>
-        <w:t>Łącznie: 180 B</w:t>
-      </w:r>
-    </w:p>
-    <w:p>
-      <w:pPr>
-        <w:pStyle w:val="Akapitzlist"/>
-      </w:pPr>
-    </w:p>
-    <w:p>
-      <w:pPr>
-        <w:pStyle w:val="Akapitzlist"/>
-        <w:numPr>
-          <w:ilvl w:val="0"/>
-          <w:numId w:val="55"/>
-        </w:numPr>
-        <w:rPr>
-          <w:b/>
-          <w:bCs/>
-        </w:rPr>
-      </w:pPr>
-      <w:r>
-        <w:rPr>
-          <w:b/>
-          <w:bCs/>
-        </w:rPr>
-        <w:t>Protokół</w:t>
-      </w:r>
-    </w:p>
-    <w:p>
-      <w:pPr>
-        <w:pStyle w:val="Akapitzlist"/>
-        <w:numPr>
-          <w:ilvl w:val="0"/>
-          <w:numId w:val="60"/>
-        </w:numPr>
-        <w:ind w:left="1843"/>
-      </w:pPr>
-      <w:proofErr w:type="spellStart"/>
-      <w:r>
-        <w:t>id_zlecenia</w:t>
-      </w:r>
-      <w:proofErr w:type="spellEnd"/>
-      <w:r>
-        <w:t xml:space="preserve">: </w:t>
-      </w:r>
-      <w:proofErr w:type="spellStart"/>
-      <w:r>
-        <w:t>int</w:t>
-      </w:r>
-      <w:proofErr w:type="spellEnd"/>
-      <w:r>
-        <w:t>; 4 B</w:t>
-      </w:r>
-    </w:p>
-    <w:p>
-      <w:pPr>
-        <w:pStyle w:val="Akapitzlist"/>
-        <w:numPr>
-          <w:ilvl w:val="0"/>
-          <w:numId w:val="60"/>
-        </w:numPr>
-        <w:ind w:left="1843"/>
-      </w:pPr>
-      <w:proofErr w:type="spellStart"/>
-      <w:r>
-        <w:t>typ_zlecenia</w:t>
-      </w:r>
-      <w:proofErr w:type="spellEnd"/>
-      <w:r>
-        <w:t xml:space="preserve">: </w:t>
-      </w:r>
-      <w:proofErr w:type="spellStart"/>
-      <w:r>
-        <w:t>enum</w:t>
-      </w:r>
-      <w:proofErr w:type="spellEnd"/>
-      <w:r>
-        <w:t xml:space="preserve"> / </w:t>
-      </w:r>
-      <w:proofErr w:type="spellStart"/>
-      <w:r>
-        <w:t>int</w:t>
-      </w:r>
-      <w:proofErr w:type="spellEnd"/>
-      <w:r>
-        <w:t>; 4 B</w:t>
-      </w:r>
-    </w:p>
-    <w:p>
-      <w:pPr>
-        <w:pStyle w:val="Akapitzlist"/>
-        <w:numPr>
-          <w:ilvl w:val="0"/>
-          <w:numId w:val="60"/>
-        </w:numPr>
-        <w:ind w:left="1843"/>
-      </w:pPr>
-      <w:proofErr w:type="spellStart"/>
-      <w:r>
-        <w:t>opis_naprawy</w:t>
-      </w:r>
-      <w:proofErr w:type="spellEnd"/>
-      <w:r>
-        <w:t>: średnio 500 znaków; 500 * 4 B = 2000 B</w:t>
-      </w:r>
-    </w:p>
-    <w:p>
-      <w:pPr>
-        <w:pStyle w:val="Akapitzlist"/>
-        <w:numPr>
-          <w:ilvl w:val="0"/>
-          <w:numId w:val="60"/>
-        </w:numPr>
-        <w:ind w:left="1843"/>
-      </w:pPr>
-      <w:proofErr w:type="spellStart"/>
-      <w:r>
-        <w:t>kosztCalkowity</w:t>
-      </w:r>
-      <w:proofErr w:type="spellEnd"/>
-      <w:r>
-        <w:t xml:space="preserve">: </w:t>
-      </w:r>
-      <w:proofErr w:type="spellStart"/>
-      <w:r>
-        <w:t>double</w:t>
-      </w:r>
-      <w:proofErr w:type="spellEnd"/>
-      <w:r>
-        <w:t>; 8 B</w:t>
-      </w:r>
-    </w:p>
-    <w:p>
-      <w:pPr>
-        <w:pStyle w:val="Akapitzlist"/>
-        <w:numPr>
-          <w:ilvl w:val="0"/>
-          <w:numId w:val="60"/>
-        </w:numPr>
-        <w:ind w:left="1843"/>
-      </w:pPr>
-      <w:proofErr w:type="spellStart"/>
-      <w:r>
-        <w:t>dataWystawienia</w:t>
-      </w:r>
-      <w:proofErr w:type="spellEnd"/>
-      <w:r>
-        <w:t xml:space="preserve">: </w:t>
-      </w:r>
-      <w:proofErr w:type="spellStart"/>
-      <w:r>
-        <w:t>DateTime</w:t>
-      </w:r>
-      <w:proofErr w:type="spellEnd"/>
-      <w:r>
-        <w:t>; 8 B</w:t>
-      </w:r>
-    </w:p>
-    <w:p>
-      <w:pPr>
-        <w:pStyle w:val="Akapitzlist"/>
-        <w:numPr>
-          <w:ilvl w:val="0"/>
-          <w:numId w:val="60"/>
-        </w:numPr>
-        <w:ind w:left="1843"/>
-      </w:pPr>
-      <w:r>
-        <w:t>Łącznie: 2024 B</w:t>
-      </w:r>
-    </w:p>
-    <w:p>
-      <w:pPr>
-        <w:pStyle w:val="Akapitzlist"/>
-      </w:pPr>
-    </w:p>
-    <w:p>
-      <w:pPr>
-        <w:pStyle w:val="Akapitzlist"/>
-        <w:numPr>
-          <w:ilvl w:val="0"/>
-          <w:numId w:val="55"/>
-        </w:numPr>
-        <w:rPr>
-          <w:b/>
-          <w:bCs/>
-        </w:rPr>
-      </w:pPr>
-      <w:proofErr w:type="spellStart"/>
-      <w:r>
-        <w:rPr>
-          <w:b/>
-          <w:bCs/>
-        </w:rPr>
-        <w:t>Podtwierdzenie</w:t>
-      </w:r>
-      <w:proofErr w:type="spellEnd"/>
-    </w:p>
-    <w:p>
-      <w:pPr>
-        <w:pStyle w:val="Akapitzlist"/>
-        <w:numPr>
-          <w:ilvl w:val="0"/>
-          <w:numId w:val="61"/>
-        </w:numPr>
-        <w:ind w:left="1843"/>
-      </w:pPr>
-      <w:proofErr w:type="spellStart"/>
-      <w:r>
-        <w:t>id_zlecenia</w:t>
-      </w:r>
-      <w:proofErr w:type="spellEnd"/>
-      <w:r>
-        <w:t xml:space="preserve">: </w:t>
-      </w:r>
-      <w:proofErr w:type="spellStart"/>
-      <w:r>
-        <w:t>int</w:t>
-      </w:r>
-      <w:proofErr w:type="spellEnd"/>
-      <w:r>
-        <w:t>; 4 B</w:t>
-      </w:r>
-    </w:p>
-    <w:p>
-      <w:pPr>
-        <w:pStyle w:val="Akapitzlist"/>
-        <w:numPr>
-          <w:ilvl w:val="0"/>
-          <w:numId w:val="61"/>
-        </w:numPr>
-        <w:ind w:left="1843"/>
-      </w:pPr>
-      <w:r>
-        <w:t xml:space="preserve">data: </w:t>
-      </w:r>
-      <w:proofErr w:type="spellStart"/>
-      <w:r>
-        <w:t>DateTime</w:t>
-      </w:r>
-      <w:proofErr w:type="spellEnd"/>
-      <w:r>
-        <w:t>; 8 B</w:t>
-      </w:r>
-    </w:p>
-    <w:p>
-      <w:pPr>
-        <w:pStyle w:val="Akapitzlist"/>
-        <w:numPr>
-          <w:ilvl w:val="0"/>
-          <w:numId w:val="61"/>
-        </w:numPr>
-        <w:ind w:left="1843"/>
-      </w:pPr>
-      <w:proofErr w:type="spellStart"/>
-      <w:r>
-        <w:t>vin</w:t>
-      </w:r>
-      <w:proofErr w:type="spellEnd"/>
-      <w:r>
-        <w:t>: kodowanie ASCII; 17 B</w:t>
-      </w:r>
-    </w:p>
-    <w:p>
-      <w:pPr>
-        <w:pStyle w:val="Akapitzlist"/>
-        <w:numPr>
-          <w:ilvl w:val="0"/>
-          <w:numId w:val="61"/>
-        </w:numPr>
-        <w:ind w:left="1843"/>
-      </w:pPr>
-      <w:proofErr w:type="spellStart"/>
-      <w:r>
-        <w:t>rodzajUszkodzenia</w:t>
-      </w:r>
-      <w:proofErr w:type="spellEnd"/>
-      <w:r>
-        <w:t xml:space="preserve">: </w:t>
-      </w:r>
-      <w:proofErr w:type="spellStart"/>
-      <w:r>
-        <w:t>enum</w:t>
-      </w:r>
-      <w:proofErr w:type="spellEnd"/>
-      <w:r>
-        <w:t>; 4 B</w:t>
-      </w:r>
-    </w:p>
-    <w:p>
-      <w:pPr>
-        <w:pStyle w:val="Akapitzlist"/>
-        <w:numPr>
-          <w:ilvl w:val="0"/>
-          <w:numId w:val="61"/>
-        </w:numPr>
-        <w:ind w:left="1843"/>
-      </w:pPr>
-      <w:proofErr w:type="spellStart"/>
-      <w:r>
-        <w:t>dataWystawienia</w:t>
-      </w:r>
-      <w:proofErr w:type="spellEnd"/>
-      <w:r>
-        <w:t xml:space="preserve">: </w:t>
-      </w:r>
-      <w:proofErr w:type="spellStart"/>
-      <w:r>
-        <w:t>DateTime</w:t>
-      </w:r>
-      <w:proofErr w:type="spellEnd"/>
-      <w:r>
-        <w:t>; 8 B</w:t>
-      </w:r>
-    </w:p>
-    <w:p>
-      <w:pPr>
-        <w:pStyle w:val="Akapitzlist"/>
-        <w:numPr>
-          <w:ilvl w:val="0"/>
-          <w:numId w:val="61"/>
-        </w:numPr>
-        <w:ind w:left="1843"/>
-      </w:pPr>
-      <w:r>
-        <w:t>Łącznie: 41 B</w:t>
-      </w:r>
-    </w:p>
-    <w:p>
-      <w:pPr>
-        <w:pStyle w:val="Akapitzlist"/>
-      </w:pPr>
-    </w:p>
-    <w:p>
-      <w:pPr>
-        <w:pStyle w:val="Akapitzlist"/>
-        <w:numPr>
-          <w:ilvl w:val="0"/>
-          <w:numId w:val="55"/>
-        </w:numPr>
-        <w:rPr>
-          <w:b/>
-          <w:bCs/>
-        </w:rPr>
-      </w:pPr>
-      <w:r>
-        <w:rPr>
-          <w:b/>
-          <w:bCs/>
-        </w:rPr>
-        <w:t>Pojazd holowniczy</w:t>
-      </w:r>
-    </w:p>
-    <w:p>
-      <w:pPr>
-        <w:pStyle w:val="Akapitzlist"/>
-        <w:numPr>
-          <w:ilvl w:val="0"/>
-          <w:numId w:val="62"/>
-        </w:numPr>
-        <w:ind w:left="1843"/>
-      </w:pPr>
-      <w:proofErr w:type="spellStart"/>
-      <w:r>
         <w:lastRenderedPageBreak/>
-        <w:t>id_pojazdu</w:t>
-      </w:r>
-      <w:proofErr w:type="spellEnd"/>
-      <w:r>
-        <w:t xml:space="preserve">: </w:t>
-      </w:r>
-      <w:proofErr w:type="spellStart"/>
-      <w:r>
-        <w:t>int</w:t>
-      </w:r>
-      <w:proofErr w:type="spellEnd"/>
-      <w:r>
-        <w:t>; 4 B</w:t>
-      </w:r>
-    </w:p>
-    <w:p>
-      <w:pPr>
-        <w:pStyle w:val="Akapitzlist"/>
-        <w:numPr>
-          <w:ilvl w:val="0"/>
-          <w:numId w:val="62"/>
-        </w:numPr>
-        <w:ind w:left="1843"/>
-      </w:pPr>
-      <w:r>
-        <w:t>marka i model: 140 B</w:t>
-      </w:r>
-    </w:p>
-    <w:p>
-      <w:pPr>
-        <w:pStyle w:val="Akapitzlist"/>
-        <w:numPr>
-          <w:ilvl w:val="0"/>
-          <w:numId w:val="62"/>
-        </w:numPr>
-        <w:ind w:left="1843"/>
-      </w:pPr>
-      <w:proofErr w:type="spellStart"/>
-      <w:r>
-        <w:t>nrRejestracyjny</w:t>
-      </w:r>
-      <w:proofErr w:type="spellEnd"/>
-      <w:r>
-        <w:t xml:space="preserve"> i </w:t>
-      </w:r>
-      <w:proofErr w:type="spellStart"/>
-      <w:r>
-        <w:t>vin</w:t>
-      </w:r>
-      <w:proofErr w:type="spellEnd"/>
-      <w:r>
-        <w:t>: 25 B</w:t>
-      </w:r>
-    </w:p>
-    <w:p>
-      <w:pPr>
-        <w:pStyle w:val="Akapitzlist"/>
-        <w:numPr>
-          <w:ilvl w:val="0"/>
-          <w:numId w:val="62"/>
-        </w:numPr>
-        <w:ind w:left="1843"/>
-      </w:pPr>
-      <w:proofErr w:type="spellStart"/>
-      <w:r>
-        <w:t>maksymalnaWaga</w:t>
-      </w:r>
-      <w:proofErr w:type="spellEnd"/>
-      <w:r>
-        <w:t xml:space="preserve">: </w:t>
-      </w:r>
-      <w:proofErr w:type="spellStart"/>
-      <w:r>
-        <w:t>int</w:t>
-      </w:r>
-      <w:proofErr w:type="spellEnd"/>
-      <w:r>
-        <w:t>; 4 B</w:t>
-      </w:r>
-    </w:p>
-    <w:p>
-      <w:pPr>
-        <w:pStyle w:val="Akapitzlist"/>
-        <w:numPr>
-          <w:ilvl w:val="0"/>
-          <w:numId w:val="62"/>
-        </w:numPr>
-        <w:ind w:left="1843"/>
-      </w:pPr>
-      <w:proofErr w:type="spellStart"/>
-      <w:r>
-        <w:t>StatusLawety</w:t>
-      </w:r>
-      <w:proofErr w:type="spellEnd"/>
-      <w:r>
-        <w:t xml:space="preserve">: </w:t>
-      </w:r>
-      <w:proofErr w:type="spellStart"/>
-      <w:r>
-        <w:t>enum</w:t>
-      </w:r>
-      <w:proofErr w:type="spellEnd"/>
-      <w:r>
-        <w:t>; 4 B</w:t>
-      </w:r>
-    </w:p>
-    <w:p>
-      <w:pPr>
-        <w:pStyle w:val="Akapitzlist"/>
-        <w:numPr>
-          <w:ilvl w:val="0"/>
-          <w:numId w:val="62"/>
-        </w:numPr>
-        <w:ind w:left="1843"/>
-      </w:pPr>
-      <w:r>
-        <w:t>Łącznie: 177 B</w:t>
-      </w:r>
-    </w:p>
-    <w:p>
-      <w:pPr>
-        <w:pStyle w:val="Akapitzlist"/>
-      </w:pPr>
-    </w:p>
-    <w:p>
-      <w:pPr>
-        <w:pStyle w:val="Akapitzlist"/>
-        <w:numPr>
-          <w:ilvl w:val="0"/>
-          <w:numId w:val="55"/>
-        </w:numPr>
-        <w:rPr>
-          <w:b/>
-          <w:bCs/>
-        </w:rPr>
-      </w:pPr>
-      <w:r>
-        <w:rPr>
-          <w:b/>
-          <w:bCs/>
-        </w:rPr>
-        <w:t>Liczba obiektów poszczególnych klas (Szacunki dla 3 lat działania serwisu):</w:t>
-      </w:r>
-    </w:p>
-    <w:p>
-      <w:pPr>
-        <w:pStyle w:val="Akapitzlist"/>
-        <w:numPr>
-          <w:ilvl w:val="0"/>
-          <w:numId w:val="63"/>
-        </w:numPr>
-        <w:ind w:left="1843"/>
-      </w:pPr>
-      <w:r>
-        <w:t>10 000 zapisanych użytkowników (Klienci + personel)</w:t>
-      </w:r>
-    </w:p>
-    <w:p>
-      <w:pPr>
-        <w:pStyle w:val="Akapitzlist"/>
-        <w:numPr>
-          <w:ilvl w:val="0"/>
-          <w:numId w:val="63"/>
-        </w:numPr>
-        <w:ind w:left="1843"/>
-      </w:pPr>
-      <w:r>
-        <w:t>12 000 wprowadzonych pojazdów (niektórzy klienci posiadają więcej niż jedno auto)</w:t>
-      </w:r>
-    </w:p>
-    <w:p>
-      <w:pPr>
-        <w:pStyle w:val="Akapitzlist"/>
-        <w:numPr>
-          <w:ilvl w:val="0"/>
-          <w:numId w:val="63"/>
-        </w:numPr>
-        <w:ind w:left="1843"/>
-      </w:pPr>
-      <w:r>
-        <w:t>5 000 skatalogowanych części w magazynie</w:t>
-      </w:r>
-    </w:p>
-    <w:p>
-      <w:pPr>
-        <w:pStyle w:val="Akapitzlist"/>
-        <w:numPr>
-          <w:ilvl w:val="0"/>
-          <w:numId w:val="63"/>
-        </w:numPr>
-        <w:ind w:left="1843"/>
-      </w:pPr>
-      <w:r>
-        <w:t>4 pojazdy holownicze (flota własna)</w:t>
-      </w:r>
-    </w:p>
-    <w:p>
-      <w:pPr>
-        <w:pStyle w:val="Akapitzlist"/>
-        <w:numPr>
-          <w:ilvl w:val="0"/>
-          <w:numId w:val="63"/>
-        </w:numPr>
-        <w:ind w:left="1843"/>
-      </w:pPr>
-      <w:r>
         <w:t>Przewiduje się obsługę 10 000 zleceń rocznie, co daje 30 000 zleceń w okresie szacunkowym.</w:t>
       </w:r>
     </w:p>
@@ -14364,211 +15225,208 @@
         </w:rPr>
       </w:pPr>
       <w:r>
-        <w:t xml:space="preserve">Całkowity czas od wysłania żądania przez przeglądarkę użytkownika do wyświetlenia przez nią odpowiedzi zależy od szybkości jego łącza i od wydajności jego sprzętu. Wobec tego zakładamy, że poniższe wymagania </w:t>
-      </w:r>
+        <w:t xml:space="preserve">Całkowity czas od wysłania żądania przez przeglądarkę użytkownika do wyświetlenia przez nią odpowiedzi zależy od szybkości jego łącza i od wydajności jego sprzętu. Wobec tego zakładamy, że poniższe wymagania dotyczą czasu, jaki może maksymalnie upłynąć od odebrania żądania przez aplikację webową do przygotowania i wysłania przez nią odpowiedzi. </w:t>
+      </w:r>
+    </w:p>
+    <w:p>
+      <w:pPr>
+        <w:rPr>
+          <w:b/>
+          <w:bCs/>
+        </w:rPr>
+      </w:pPr>
+    </w:p>
+    <w:p>
+      <w:pPr>
+        <w:pStyle w:val="Akapitzlist"/>
+        <w:numPr>
+          <w:ilvl w:val="0"/>
+          <w:numId w:val="65"/>
+        </w:numPr>
+        <w:ind w:left="1418"/>
+        <w:rPr>
+          <w:b/>
+          <w:bCs/>
+        </w:rPr>
+      </w:pPr>
+      <w:r>
+        <w:rPr>
+          <w:b/>
+          <w:bCs/>
+        </w:rPr>
+        <w:t>Logowanie / rejestracja:</w:t>
+      </w:r>
+    </w:p>
+    <w:p>
+      <w:pPr>
+        <w:pStyle w:val="Akapitzlist"/>
+        <w:numPr>
+          <w:ilvl w:val="0"/>
+          <w:numId w:val="67"/>
+        </w:numPr>
+        <w:ind w:left="1843"/>
+      </w:pPr>
+      <w:r>
+        <w:t>utworzenie nowego konta użytkownika – 7 s</w:t>
+      </w:r>
+    </w:p>
+    <w:p>
+      <w:pPr>
+        <w:pStyle w:val="Akapitzlist"/>
+        <w:numPr>
+          <w:ilvl w:val="0"/>
+          <w:numId w:val="67"/>
+        </w:numPr>
+        <w:ind w:left="1843"/>
+      </w:pPr>
+      <w:r>
+        <w:t>zalogowanie użytkownika (dowolna rola) – 2 s</w:t>
+      </w:r>
+    </w:p>
+    <w:p>
+      <w:pPr>
+        <w:pStyle w:val="Akapitzlist"/>
+        <w:numPr>
+          <w:ilvl w:val="0"/>
+          <w:numId w:val="65"/>
+        </w:numPr>
+        <w:ind w:left="1418"/>
+        <w:rPr>
+          <w:b/>
+          <w:bCs/>
+        </w:rPr>
+      </w:pPr>
+      <w:r>
+        <w:rPr>
+          <w:b/>
+          <w:bCs/>
+        </w:rPr>
+        <w:t>Moduł Klienta:</w:t>
+      </w:r>
+    </w:p>
+    <w:p>
+      <w:pPr>
+        <w:pStyle w:val="Akapitzlist"/>
+        <w:numPr>
+          <w:ilvl w:val="0"/>
+          <w:numId w:val="66"/>
+        </w:numPr>
+        <w:ind w:left="1843"/>
+      </w:pPr>
+      <w:r>
+        <w:t>pobranie i wyświetlenie siatki dostępnych terminów – 5 s</w:t>
+      </w:r>
+    </w:p>
+    <w:p>
+      <w:pPr>
+        <w:pStyle w:val="Akapitzlist"/>
+        <w:numPr>
+          <w:ilvl w:val="0"/>
+          <w:numId w:val="66"/>
+        </w:numPr>
+        <w:ind w:left="1843"/>
+      </w:pPr>
+      <w:r>
+        <w:t>przefiltrowanie wolnych terminów (np. po dacie lub typie usługi) – 2 s</w:t>
+      </w:r>
+    </w:p>
+    <w:p>
+      <w:pPr>
+        <w:pStyle w:val="Akapitzlist"/>
+        <w:numPr>
+          <w:ilvl w:val="0"/>
+          <w:numId w:val="66"/>
+        </w:numPr>
+        <w:ind w:left="1843"/>
+      </w:pPr>
+      <w:r>
+        <w:t>zapisanie danych pojazdu w formularzu – 3 s</w:t>
+      </w:r>
+    </w:p>
+    <w:p>
+      <w:pPr>
+        <w:pStyle w:val="Akapitzlist"/>
+        <w:numPr>
+          <w:ilvl w:val="0"/>
+          <w:numId w:val="66"/>
+        </w:numPr>
+        <w:ind w:left="1843"/>
+      </w:pPr>
+      <w:r>
+        <w:t>wybór usług i zapisanie uwag do zlecenia – 3 s</w:t>
+      </w:r>
+    </w:p>
+    <w:p>
+      <w:pPr>
+        <w:pStyle w:val="Akapitzlist"/>
+        <w:numPr>
+          <w:ilvl w:val="0"/>
+          <w:numId w:val="66"/>
+        </w:numPr>
+        <w:ind w:left="1843"/>
+      </w:pPr>
+      <w:r>
+        <w:t>finalne zatwierdzenie i utworzenie rezerwacji (podsumowanie) – 6 s</w:t>
+      </w:r>
+    </w:p>
+    <w:p>
+      <w:pPr>
+        <w:pStyle w:val="Akapitzlist"/>
+        <w:numPr>
+          <w:ilvl w:val="0"/>
+          <w:numId w:val="66"/>
+        </w:numPr>
+        <w:ind w:left="1843"/>
+      </w:pPr>
+      <w:r>
+        <w:t>anulowanie rezerwacji wizyty przez klienta – 2 s</w:t>
+      </w:r>
+    </w:p>
+    <w:p>
+      <w:pPr>
+        <w:pStyle w:val="Akapitzlist"/>
+        <w:numPr>
+          <w:ilvl w:val="0"/>
+          <w:numId w:val="65"/>
+        </w:numPr>
+        <w:ind w:left="1418"/>
+        <w:rPr>
+          <w:b/>
+          <w:bCs/>
+        </w:rPr>
+      </w:pPr>
+      <w:r>
+        <w:rPr>
+          <w:b/>
+          <w:bCs/>
+        </w:rPr>
+        <w:t>Moduł Mechanika:</w:t>
+      </w:r>
+    </w:p>
+    <w:p>
+      <w:pPr>
+        <w:pStyle w:val="Akapitzlist"/>
+        <w:numPr>
+          <w:ilvl w:val="0"/>
+          <w:numId w:val="68"/>
+        </w:numPr>
+        <w:ind w:left="1843"/>
+      </w:pPr>
+      <w:r>
+        <w:t>pobranie i wyświetlenie listy przypisanych zleceń – 4 s</w:t>
+      </w:r>
+    </w:p>
+    <w:p>
+      <w:pPr>
+        <w:pStyle w:val="Akapitzlist"/>
+        <w:numPr>
+          <w:ilvl w:val="0"/>
+          <w:numId w:val="68"/>
+        </w:numPr>
+        <w:ind w:left="1843"/>
+      </w:pPr>
       <w:r>
         <w:lastRenderedPageBreak/>
-        <w:t xml:space="preserve">dotyczą czasu, jaki może maksymalnie upłynąć od odebrania żądania przez aplikację webową do przygotowania i wysłania przez nią odpowiedzi. </w:t>
-      </w:r>
-    </w:p>
-    <w:p>
-      <w:pPr>
-        <w:rPr>
-          <w:b/>
-          <w:bCs/>
-        </w:rPr>
-      </w:pPr>
-    </w:p>
-    <w:p>
-      <w:pPr>
-        <w:pStyle w:val="Akapitzlist"/>
-        <w:numPr>
-          <w:ilvl w:val="0"/>
-          <w:numId w:val="65"/>
-        </w:numPr>
-        <w:ind w:left="1418"/>
-        <w:rPr>
-          <w:b/>
-          <w:bCs/>
-        </w:rPr>
-      </w:pPr>
-      <w:r>
-        <w:rPr>
-          <w:b/>
-          <w:bCs/>
-        </w:rPr>
-        <w:t>Logowanie / rejestracja:</w:t>
-      </w:r>
-    </w:p>
-    <w:p>
-      <w:pPr>
-        <w:pStyle w:val="Akapitzlist"/>
-        <w:numPr>
-          <w:ilvl w:val="0"/>
-          <w:numId w:val="67"/>
-        </w:numPr>
-        <w:ind w:left="1843"/>
-      </w:pPr>
-      <w:r>
-        <w:t>utworzenie nowego konta użytkownika – 7 s</w:t>
-      </w:r>
-    </w:p>
-    <w:p>
-      <w:pPr>
-        <w:pStyle w:val="Akapitzlist"/>
-        <w:numPr>
-          <w:ilvl w:val="0"/>
-          <w:numId w:val="67"/>
-        </w:numPr>
-        <w:ind w:left="1843"/>
-      </w:pPr>
-      <w:r>
-        <w:t>zalogowanie użytkownika (dowolna rola) – 2 s</w:t>
-      </w:r>
-    </w:p>
-    <w:p>
-      <w:pPr>
-        <w:pStyle w:val="Akapitzlist"/>
-        <w:numPr>
-          <w:ilvl w:val="0"/>
-          <w:numId w:val="65"/>
-        </w:numPr>
-        <w:ind w:left="1418"/>
-        <w:rPr>
-          <w:b/>
-          <w:bCs/>
-        </w:rPr>
-      </w:pPr>
-      <w:r>
-        <w:rPr>
-          <w:b/>
-          <w:bCs/>
-        </w:rPr>
-        <w:t>Moduł Klienta:</w:t>
-      </w:r>
-    </w:p>
-    <w:p>
-      <w:pPr>
-        <w:pStyle w:val="Akapitzlist"/>
-        <w:numPr>
-          <w:ilvl w:val="0"/>
-          <w:numId w:val="66"/>
-        </w:numPr>
-        <w:ind w:left="1843"/>
-      </w:pPr>
-      <w:r>
-        <w:t>pobranie i wyświetlenie siatki dostępnych terminów – 5 s</w:t>
-      </w:r>
-    </w:p>
-    <w:p>
-      <w:pPr>
-        <w:pStyle w:val="Akapitzlist"/>
-        <w:numPr>
-          <w:ilvl w:val="0"/>
-          <w:numId w:val="66"/>
-        </w:numPr>
-        <w:ind w:left="1843"/>
-      </w:pPr>
-      <w:r>
-        <w:t>przefiltrowanie wolnych terminów (np. po dacie lub typie usługi) – 2 s</w:t>
-      </w:r>
-    </w:p>
-    <w:p>
-      <w:pPr>
-        <w:pStyle w:val="Akapitzlist"/>
-        <w:numPr>
-          <w:ilvl w:val="0"/>
-          <w:numId w:val="66"/>
-        </w:numPr>
-        <w:ind w:left="1843"/>
-      </w:pPr>
-      <w:r>
-        <w:t>zapisanie danych pojazdu w formularzu – 3 s</w:t>
-      </w:r>
-    </w:p>
-    <w:p>
-      <w:pPr>
-        <w:pStyle w:val="Akapitzlist"/>
-        <w:numPr>
-          <w:ilvl w:val="0"/>
-          <w:numId w:val="66"/>
-        </w:numPr>
-        <w:ind w:left="1843"/>
-      </w:pPr>
-      <w:r>
-        <w:t>wybór usług i zapisanie uwag do zlecenia – 3 s</w:t>
-      </w:r>
-    </w:p>
-    <w:p>
-      <w:pPr>
-        <w:pStyle w:val="Akapitzlist"/>
-        <w:numPr>
-          <w:ilvl w:val="0"/>
-          <w:numId w:val="66"/>
-        </w:numPr>
-        <w:ind w:left="1843"/>
-      </w:pPr>
-      <w:r>
-        <w:t>finalne zatwierdzenie i utworzenie rezerwacji (podsumowanie) – 6 s</w:t>
-      </w:r>
-    </w:p>
-    <w:p>
-      <w:pPr>
-        <w:pStyle w:val="Akapitzlist"/>
-        <w:numPr>
-          <w:ilvl w:val="0"/>
-          <w:numId w:val="66"/>
-        </w:numPr>
-        <w:ind w:left="1843"/>
-      </w:pPr>
-      <w:r>
-        <w:t>anulowanie rezerwacji wizyty przez klienta – 2 s</w:t>
-      </w:r>
-    </w:p>
-    <w:p>
-      <w:pPr>
-        <w:pStyle w:val="Akapitzlist"/>
-        <w:numPr>
-          <w:ilvl w:val="0"/>
-          <w:numId w:val="65"/>
-        </w:numPr>
-        <w:ind w:left="1418"/>
-        <w:rPr>
-          <w:b/>
-          <w:bCs/>
-        </w:rPr>
-      </w:pPr>
-      <w:r>
-        <w:rPr>
-          <w:b/>
-          <w:bCs/>
-        </w:rPr>
-        <w:t>Moduł Mechanika:</w:t>
-      </w:r>
-    </w:p>
-    <w:p>
-      <w:pPr>
-        <w:pStyle w:val="Akapitzlist"/>
-        <w:numPr>
-          <w:ilvl w:val="0"/>
-          <w:numId w:val="68"/>
-        </w:numPr>
-        <w:ind w:left="1843"/>
-      </w:pPr>
-      <w:r>
-        <w:t>pobranie i wyświetlenie listy przypisanych zleceń – 4 s</w:t>
-      </w:r>
-    </w:p>
-    <w:p>
-      <w:pPr>
-        <w:pStyle w:val="Akapitzlist"/>
-        <w:numPr>
-          <w:ilvl w:val="0"/>
-          <w:numId w:val="68"/>
-        </w:numPr>
-        <w:ind w:left="1843"/>
-      </w:pPr>
-      <w:r>
         <w:t>załadowanie szczegółów wybranego zlecenia – 2 s</w:t>
       </w:r>
     </w:p>
@@ -14821,149 +15679,149 @@
         </w:numPr>
       </w:pPr>
       <w:r>
+        <w:t>Główne funkcje: dostęp do raportów finansowych,  zarządzania cenami , użytkownikami  oraz wgląd w historię napraw (protokołów)</w:t>
+      </w:r>
+    </w:p>
+    <w:p>
+      <w:pPr>
+        <w:pStyle w:val="Akapitzlist"/>
+        <w:numPr>
+          <w:ilvl w:val="0"/>
+          <w:numId w:val="70"/>
+        </w:numPr>
+        <w:rPr>
+          <w:b/>
+          <w:bCs/>
+        </w:rPr>
+      </w:pPr>
+      <w:r>
+        <w:rPr>
+          <w:b/>
+          <w:bCs/>
+        </w:rPr>
+        <w:t>Mechanicy</w:t>
+      </w:r>
+    </w:p>
+    <w:p>
+      <w:pPr>
+        <w:pStyle w:val="Akapitzlist"/>
+        <w:numPr>
+          <w:ilvl w:val="0"/>
+          <w:numId w:val="72"/>
+        </w:numPr>
+      </w:pPr>
+      <w:r>
+        <w:t>Typ stanowiska: Mobilne</w:t>
+      </w:r>
+      <w:r>
+        <w:t>.</w:t>
+      </w:r>
+    </w:p>
+    <w:p>
+      <w:pPr>
+        <w:pStyle w:val="Akapitzlist"/>
+        <w:numPr>
+          <w:ilvl w:val="0"/>
+          <w:numId w:val="72"/>
+        </w:numPr>
+      </w:pPr>
+      <w:r>
+        <w:t xml:space="preserve">Liczba: 2-10 z możliwością rozbudowy </w:t>
+      </w:r>
+      <w:r>
+        <w:t>.</w:t>
+      </w:r>
+    </w:p>
+    <w:p>
+      <w:pPr>
+        <w:pStyle w:val="Akapitzlist"/>
+        <w:numPr>
+          <w:ilvl w:val="0"/>
+          <w:numId w:val="72"/>
+        </w:numPr>
+      </w:pPr>
+      <w:r>
+        <w:t>Sprzęt: Każdy mechanik posiada tablet dotykowy w specjalnych obudowach odpornych na wstrząsy, wodę i pył.</w:t>
+      </w:r>
+    </w:p>
+    <w:p>
+      <w:pPr>
+        <w:pStyle w:val="Akapitzlist"/>
+        <w:numPr>
+          <w:ilvl w:val="0"/>
+          <w:numId w:val="72"/>
+        </w:numPr>
+      </w:pPr>
+      <w:r>
+        <w:t>Główne funkcje : Sprawdzanie aktualnych zleceń, zmiany statusów aktualnych zleceń, zgłaszanie zapotrzebowania na części oraz uzupełnianie danych dotyczących napraw.</w:t>
+      </w:r>
+    </w:p>
+    <w:p>
+      <w:pPr>
+        <w:pStyle w:val="Akapitzlist"/>
+        <w:numPr>
+          <w:ilvl w:val="0"/>
+          <w:numId w:val="70"/>
+        </w:numPr>
+        <w:rPr>
+          <w:b/>
+          <w:bCs/>
+        </w:rPr>
+      </w:pPr>
+      <w:r>
+        <w:rPr>
+          <w:b/>
+          <w:bCs/>
+        </w:rPr>
+        <w:t xml:space="preserve">Klient </w:t>
+      </w:r>
+    </w:p>
+    <w:p>
+      <w:pPr>
+        <w:pStyle w:val="Akapitzlist"/>
+        <w:numPr>
+          <w:ilvl w:val="0"/>
+          <w:numId w:val="73"/>
+        </w:numPr>
+      </w:pPr>
+      <w:r>
+        <w:t>Typ stanowiska: zdalne.</w:t>
+      </w:r>
+    </w:p>
+    <w:p>
+      <w:pPr>
+        <w:pStyle w:val="Akapitzlist"/>
+        <w:numPr>
+          <w:ilvl w:val="0"/>
+          <w:numId w:val="73"/>
+        </w:numPr>
+      </w:pPr>
+      <w:r>
+        <w:t>Liczba: nielimitowane/dynamicznie zmieniające się podczas pracy systemu (początkowo do około 50 tyś użytkowników z możliwością rozbudowy).</w:t>
+      </w:r>
+    </w:p>
+    <w:p>
+      <w:pPr>
+        <w:pStyle w:val="Akapitzlist"/>
+        <w:numPr>
+          <w:ilvl w:val="0"/>
+          <w:numId w:val="73"/>
+        </w:numPr>
+      </w:pPr>
+      <w:r>
+        <w:t>Sprzęt: prywatne telefony lub komputery z dostępem poprzez stronę internetową.</w:t>
+      </w:r>
+    </w:p>
+    <w:p>
+      <w:pPr>
+        <w:pStyle w:val="Akapitzlist"/>
+        <w:numPr>
+          <w:ilvl w:val="0"/>
+          <w:numId w:val="73"/>
+        </w:numPr>
+      </w:pPr>
+      <w:r>
         <w:lastRenderedPageBreak/>
-        <w:t>Główne funkcje: dostęp do raportów finansowych,  zarządzania cenami , użytkownikami  oraz wgląd w historię napraw (protokołów)</w:t>
-      </w:r>
-    </w:p>
-    <w:p>
-      <w:pPr>
-        <w:pStyle w:val="Akapitzlist"/>
-        <w:numPr>
-          <w:ilvl w:val="0"/>
-          <w:numId w:val="70"/>
-        </w:numPr>
-        <w:rPr>
-          <w:b/>
-          <w:bCs/>
-        </w:rPr>
-      </w:pPr>
-      <w:r>
-        <w:rPr>
-          <w:b/>
-          <w:bCs/>
-        </w:rPr>
-        <w:t>Mechanicy</w:t>
-      </w:r>
-    </w:p>
-    <w:p>
-      <w:pPr>
-        <w:pStyle w:val="Akapitzlist"/>
-        <w:numPr>
-          <w:ilvl w:val="0"/>
-          <w:numId w:val="72"/>
-        </w:numPr>
-      </w:pPr>
-      <w:r>
-        <w:t>Typ stanowiska: Mobilne</w:t>
-      </w:r>
-      <w:r>
-        <w:t>.</w:t>
-      </w:r>
-    </w:p>
-    <w:p>
-      <w:pPr>
-        <w:pStyle w:val="Akapitzlist"/>
-        <w:numPr>
-          <w:ilvl w:val="0"/>
-          <w:numId w:val="72"/>
-        </w:numPr>
-      </w:pPr>
-      <w:r>
-        <w:t xml:space="preserve">Liczba: 2-10 z możliwością rozbudowy </w:t>
-      </w:r>
-      <w:r>
-        <w:t>.</w:t>
-      </w:r>
-    </w:p>
-    <w:p>
-      <w:pPr>
-        <w:pStyle w:val="Akapitzlist"/>
-        <w:numPr>
-          <w:ilvl w:val="0"/>
-          <w:numId w:val="72"/>
-        </w:numPr>
-      </w:pPr>
-      <w:r>
-        <w:t>Sprzęt: Każdy mechanik posiada tablet dotykowy w specjalnych obudowach odpornych na wstrząsy, wodę i pył.</w:t>
-      </w:r>
-    </w:p>
-    <w:p>
-      <w:pPr>
-        <w:pStyle w:val="Akapitzlist"/>
-        <w:numPr>
-          <w:ilvl w:val="0"/>
-          <w:numId w:val="72"/>
-        </w:numPr>
-      </w:pPr>
-      <w:r>
-        <w:t>Główne funkcje : Sprawdzanie aktualnych zleceń, zmiany statusów aktualnych zleceń, zgłaszanie zapotrzebowania na części oraz uzupełnianie danych dotyczących napraw.</w:t>
-      </w:r>
-    </w:p>
-    <w:p>
-      <w:pPr>
-        <w:pStyle w:val="Akapitzlist"/>
-        <w:numPr>
-          <w:ilvl w:val="0"/>
-          <w:numId w:val="70"/>
-        </w:numPr>
-        <w:rPr>
-          <w:b/>
-          <w:bCs/>
-        </w:rPr>
-      </w:pPr>
-      <w:r>
-        <w:rPr>
-          <w:b/>
-          <w:bCs/>
-        </w:rPr>
-        <w:t xml:space="preserve">Klient </w:t>
-      </w:r>
-    </w:p>
-    <w:p>
-      <w:pPr>
-        <w:pStyle w:val="Akapitzlist"/>
-        <w:numPr>
-          <w:ilvl w:val="0"/>
-          <w:numId w:val="73"/>
-        </w:numPr>
-      </w:pPr>
-      <w:r>
-        <w:t>Typ stanowiska: zdalne.</w:t>
-      </w:r>
-    </w:p>
-    <w:p>
-      <w:pPr>
-        <w:pStyle w:val="Akapitzlist"/>
-        <w:numPr>
-          <w:ilvl w:val="0"/>
-          <w:numId w:val="73"/>
-        </w:numPr>
-      </w:pPr>
-      <w:r>
-        <w:t>Liczba: nielimitowane/dynamicznie zmieniające się podczas pracy systemu (początkowo do około 50 tyś użytkowników z możliwością rozbudowy).</w:t>
-      </w:r>
-    </w:p>
-    <w:p>
-      <w:pPr>
-        <w:pStyle w:val="Akapitzlist"/>
-        <w:numPr>
-          <w:ilvl w:val="0"/>
-          <w:numId w:val="73"/>
-        </w:numPr>
-      </w:pPr>
-      <w:r>
-        <w:t>Sprzęt: prywatne telefony lub komputery z dostępem poprzez stronę internetową.</w:t>
-      </w:r>
-    </w:p>
-    <w:p>
-      <w:pPr>
-        <w:pStyle w:val="Akapitzlist"/>
-        <w:numPr>
-          <w:ilvl w:val="0"/>
-          <w:numId w:val="73"/>
-        </w:numPr>
-      </w:pPr>
-      <w:r>
         <w:t>Główne funkcje: umawianie wizyt w warsztacie, podgląd statusów napraw i reklamacji, zgłaszanie reklamacji, kontakt z warsztatem.</w:t>
       </w:r>
     </w:p>
@@ -15057,402 +15915,408 @@
           <w:sz w:val="24"/>
           <w:szCs w:val="24"/>
         </w:rPr>
+        <w:t>Propozycja technologii informatycznych</w:t>
+      </w:r>
+    </w:p>
+    <w:p>
+      <w:r>
+        <w:rPr>
+          <w:rFonts w:ascii="Aptos" w:eastAsia="Aptos" w:hAnsi="Aptos" w:cs="Aptos"/>
+          <w:b/>
+          <w:bCs/>
+        </w:rPr>
+        <w:t>Infrastruktura sprzętowa:</w:t>
+      </w:r>
+    </w:p>
+    <w:p>
+      <w:pPr>
+        <w:pStyle w:val="Akapitzlist"/>
+        <w:numPr>
+          <w:ilvl w:val="0"/>
+          <w:numId w:val="3"/>
+        </w:numPr>
+        <w:spacing w:after="0"/>
+        <w:rPr>
+          <w:rFonts w:ascii="Aptos" w:eastAsia="Aptos" w:hAnsi="Aptos" w:cs="Aptos"/>
+        </w:rPr>
+      </w:pPr>
+      <w:r>
+        <w:rPr>
+          <w:rFonts w:ascii="Aptos" w:eastAsia="Aptos" w:hAnsi="Aptos" w:cs="Aptos"/>
+          <w:b/>
+          <w:bCs/>
+        </w:rPr>
+        <w:t>Serwer aplikacji:</w:t>
+      </w:r>
+      <w:r>
+        <w:rPr>
+          <w:rFonts w:ascii="Aptos" w:eastAsia="Aptos" w:hAnsi="Aptos" w:cs="Aptos"/>
+        </w:rPr>
+        <w:t xml:space="preserve"> Procesor 4x Intel Xeon E 3.2 GHz, 16 GB RAM, 250 GB SSD.</w:t>
+      </w:r>
+    </w:p>
+    <w:p>
+      <w:pPr>
+        <w:pStyle w:val="Akapitzlist"/>
+        <w:numPr>
+          <w:ilvl w:val="0"/>
+          <w:numId w:val="3"/>
+        </w:numPr>
+        <w:spacing w:after="0"/>
+        <w:rPr>
+          <w:rFonts w:ascii="Aptos" w:eastAsia="Aptos" w:hAnsi="Aptos" w:cs="Aptos"/>
+        </w:rPr>
+      </w:pPr>
+      <w:r>
+        <w:rPr>
+          <w:rFonts w:ascii="Aptos" w:eastAsia="Aptos" w:hAnsi="Aptos" w:cs="Aptos"/>
+          <w:b/>
+          <w:bCs/>
+        </w:rPr>
+        <w:t>Serwer bazy danych:</w:t>
+      </w:r>
+      <w:r>
+        <w:rPr>
+          <w:rFonts w:ascii="Aptos" w:eastAsia="Aptos" w:hAnsi="Aptos" w:cs="Aptos"/>
+        </w:rPr>
+        <w:t xml:space="preserve"> Procesor 4x Intel Xeon E 3.2 GHz, 8 GB RAM, 300 GB SSD.</w:t>
+      </w:r>
+    </w:p>
+    <w:p>
+      <w:pPr>
+        <w:pStyle w:val="Akapitzlist"/>
+        <w:numPr>
+          <w:ilvl w:val="0"/>
+          <w:numId w:val="3"/>
+        </w:numPr>
+        <w:spacing w:after="0"/>
+        <w:rPr>
+          <w:rFonts w:ascii="Aptos" w:eastAsia="Aptos" w:hAnsi="Aptos" w:cs="Aptos"/>
+        </w:rPr>
+      </w:pPr>
+      <w:r>
+        <w:rPr>
+          <w:rFonts w:ascii="Aptos" w:eastAsia="Aptos" w:hAnsi="Aptos" w:cs="Aptos"/>
+          <w:b/>
+          <w:bCs/>
+        </w:rPr>
+        <w:t>Urządzenia klienckie:</w:t>
+      </w:r>
+      <w:r>
+        <w:rPr>
+          <w:rFonts w:ascii="Aptos" w:eastAsia="Aptos" w:hAnsi="Aptos" w:cs="Aptos"/>
+        </w:rPr>
+        <w:t xml:space="preserve"> Stacje robocze/laptopy z systemem </w:t>
+      </w:r>
+      <w:r>
+        <w:rPr>
+          <w:rFonts w:ascii="Aptos" w:eastAsia="Aptos" w:hAnsi="Aptos" w:cs="Aptos"/>
+          <w:b/>
+          <w:bCs/>
+        </w:rPr>
+        <w:t>Windows</w:t>
+      </w:r>
+      <w:r>
+        <w:rPr>
+          <w:rFonts w:ascii="Aptos" w:eastAsia="Aptos" w:hAnsi="Aptos" w:cs="Aptos"/>
+        </w:rPr>
+        <w:t xml:space="preserve"> oraz urządzenia mobilne (smartfony/tablety) z systemem </w:t>
+      </w:r>
+      <w:r>
+        <w:rPr>
+          <w:rFonts w:ascii="Aptos" w:eastAsia="Aptos" w:hAnsi="Aptos" w:cs="Aptos"/>
+          <w:b/>
+          <w:bCs/>
+        </w:rPr>
+        <w:t>Android</w:t>
+      </w:r>
+      <w:r>
+        <w:rPr>
+          <w:rFonts w:ascii="Aptos" w:eastAsia="Aptos" w:hAnsi="Aptos" w:cs="Aptos"/>
+        </w:rPr>
+        <w:t>.</w:t>
+      </w:r>
+    </w:p>
+    <w:p>
+      <w:pPr>
+        <w:pStyle w:val="Akapitzlist"/>
+        <w:numPr>
+          <w:ilvl w:val="0"/>
+          <w:numId w:val="3"/>
+        </w:numPr>
+        <w:spacing w:after="0"/>
+        <w:rPr>
+          <w:rFonts w:ascii="Aptos" w:eastAsia="Aptos" w:hAnsi="Aptos" w:cs="Aptos"/>
+        </w:rPr>
+      </w:pPr>
+      <w:r>
+        <w:rPr>
+          <w:rFonts w:ascii="Aptos" w:eastAsia="Aptos" w:hAnsi="Aptos" w:cs="Aptos"/>
+          <w:b/>
+          <w:bCs/>
+        </w:rPr>
+        <w:t>Sieć:</w:t>
+      </w:r>
+      <w:r>
+        <w:rPr>
+          <w:rFonts w:ascii="Aptos" w:eastAsia="Aptos" w:hAnsi="Aptos" w:cs="Aptos"/>
+        </w:rPr>
+        <w:t xml:space="preserve"> Lokalne połączenie kablowe </w:t>
+      </w:r>
+      <w:r>
+        <w:rPr>
+          <w:rFonts w:ascii="Aptos" w:eastAsia="Aptos" w:hAnsi="Aptos" w:cs="Aptos"/>
+          <w:b/>
+          <w:bCs/>
+        </w:rPr>
+        <w:t>Ethernet</w:t>
+      </w:r>
+      <w:r>
+        <w:rPr>
+          <w:rFonts w:ascii="Aptos" w:eastAsia="Aptos" w:hAnsi="Aptos" w:cs="Aptos"/>
+        </w:rPr>
+        <w:t xml:space="preserve"> (komunikacja serwer–baza) oraz publiczne łącze </w:t>
+      </w:r>
+      <w:r>
+        <w:rPr>
+          <w:rFonts w:ascii="Aptos" w:eastAsia="Aptos" w:hAnsi="Aptos" w:cs="Aptos"/>
+          <w:b/>
+          <w:bCs/>
+        </w:rPr>
+        <w:t>Internet</w:t>
+      </w:r>
+      <w:r>
+        <w:rPr>
+          <w:rFonts w:ascii="Aptos" w:eastAsia="Aptos" w:hAnsi="Aptos" w:cs="Aptos"/>
+        </w:rPr>
+        <w:t xml:space="preserve"> (dostęp dla użytkowników).</w:t>
+      </w:r>
+    </w:p>
+    <w:p>
+      <w:pPr>
+        <w:spacing w:after="0"/>
+        <w:rPr>
+          <w:rFonts w:ascii="Aptos" w:eastAsia="Aptos" w:hAnsi="Aptos" w:cs="Aptos"/>
+        </w:rPr>
+      </w:pPr>
+    </w:p>
+    <w:p>
+      <w:r>
+        <w:rPr>
+          <w:rFonts w:ascii="Aptos" w:eastAsia="Aptos" w:hAnsi="Aptos" w:cs="Aptos"/>
+          <w:b/>
+          <w:bCs/>
+        </w:rPr>
+        <w:t>Oprogramowanie i technologie:</w:t>
+      </w:r>
+    </w:p>
+    <w:p>
+      <w:pPr>
+        <w:pStyle w:val="Akapitzlist"/>
+        <w:numPr>
+          <w:ilvl w:val="0"/>
+          <w:numId w:val="2"/>
+        </w:numPr>
+        <w:spacing w:after="0"/>
+        <w:rPr>
+          <w:rFonts w:ascii="Aptos" w:eastAsia="Aptos" w:hAnsi="Aptos" w:cs="Aptos"/>
+        </w:rPr>
+      </w:pPr>
+      <w:r>
+        <w:rPr>
+          <w:rFonts w:ascii="Aptos" w:eastAsia="Aptos" w:hAnsi="Aptos" w:cs="Aptos"/>
+          <w:b/>
+          <w:bCs/>
+        </w:rPr>
+        <w:t>System operacyjny serwerów:</w:t>
+      </w:r>
+      <w:r>
+        <w:rPr>
+          <w:rFonts w:ascii="Aptos" w:eastAsia="Aptos" w:hAnsi="Aptos" w:cs="Aptos"/>
+        </w:rPr>
+        <w:t xml:space="preserve"> Linux (np. Ubuntu Server).</w:t>
+      </w:r>
+    </w:p>
+    <w:p>
+      <w:pPr>
+        <w:pStyle w:val="Akapitzlist"/>
+        <w:numPr>
+          <w:ilvl w:val="0"/>
+          <w:numId w:val="2"/>
+        </w:numPr>
+        <w:spacing w:after="0"/>
+        <w:rPr>
+          <w:rFonts w:ascii="Aptos" w:eastAsia="Aptos" w:hAnsi="Aptos" w:cs="Aptos"/>
+        </w:rPr>
+      </w:pPr>
+      <w:r>
+        <w:rPr>
+          <w:rFonts w:ascii="Aptos" w:eastAsia="Aptos" w:hAnsi="Aptos" w:cs="Aptos"/>
+          <w:b/>
+          <w:bCs/>
+        </w:rPr>
+        <w:t>Baza danych (DBMS):</w:t>
+      </w:r>
+      <w:r>
+        <w:rPr>
+          <w:rFonts w:ascii="Aptos" w:eastAsia="Aptos" w:hAnsi="Aptos" w:cs="Aptos"/>
+        </w:rPr>
+        <w:t xml:space="preserve"> </w:t>
+      </w:r>
+      <w:r>
+        <w:rPr>
+          <w:rFonts w:ascii="Aptos" w:eastAsia="Aptos" w:hAnsi="Aptos" w:cs="Aptos"/>
+          <w:b/>
+          <w:bCs/>
+        </w:rPr>
+        <w:t>PostgreSQL</w:t>
+      </w:r>
+      <w:r>
+        <w:rPr>
+          <w:rFonts w:ascii="Aptos" w:eastAsia="Aptos" w:hAnsi="Aptos" w:cs="Aptos"/>
+        </w:rPr>
+        <w:t xml:space="preserve"> (relacyjna baza danych do obsługi operacji </w:t>
+      </w:r>
+      <w:r>
+        <w:rPr>
+          <w:rFonts w:ascii="Consolas" w:eastAsia="Consolas" w:hAnsi="Consolas" w:cs="Consolas"/>
+        </w:rPr>
+        <w:t>IOdczyt</w:t>
+      </w:r>
+      <w:r>
+        <w:rPr>
+          <w:rFonts w:ascii="Aptos" w:eastAsia="Aptos" w:hAnsi="Aptos" w:cs="Aptos"/>
+        </w:rPr>
+        <w:t xml:space="preserve"> i </w:t>
+      </w:r>
+      <w:r>
+        <w:rPr>
+          <w:rFonts w:ascii="Consolas" w:eastAsia="Consolas" w:hAnsi="Consolas" w:cs="Consolas"/>
+        </w:rPr>
+        <w:t>IZapis</w:t>
+      </w:r>
+      <w:r>
+        <w:rPr>
+          <w:rFonts w:ascii="Aptos" w:eastAsia="Aptos" w:hAnsi="Aptos" w:cs="Aptos"/>
+        </w:rPr>
+        <w:t>).</w:t>
+      </w:r>
+    </w:p>
+    <w:p>
+      <w:pPr>
+        <w:pStyle w:val="Akapitzlist"/>
+        <w:numPr>
+          <w:ilvl w:val="0"/>
+          <w:numId w:val="2"/>
+        </w:numPr>
+        <w:spacing w:after="0"/>
+        <w:rPr>
+          <w:rFonts w:ascii="Aptos" w:eastAsia="Aptos" w:hAnsi="Aptos" w:cs="Aptos"/>
+        </w:rPr>
+      </w:pPr>
+      <w:r>
+        <w:rPr>
+          <w:rFonts w:ascii="Aptos" w:eastAsia="Aptos" w:hAnsi="Aptos" w:cs="Aptos"/>
+          <w:b/>
+          <w:bCs/>
+        </w:rPr>
+        <w:t>Backend (Aplikacja webowa):</w:t>
+      </w:r>
+      <w:r>
+        <w:rPr>
+          <w:rFonts w:ascii="Aptos" w:eastAsia="Aptos" w:hAnsi="Aptos" w:cs="Aptos"/>
+        </w:rPr>
+        <w:t xml:space="preserve"> </w:t>
+      </w:r>
+      <w:r>
+        <w:rPr>
+          <w:rFonts w:ascii="Aptos" w:eastAsia="Aptos" w:hAnsi="Aptos" w:cs="Aptos"/>
+          <w:b/>
+          <w:bCs/>
+        </w:rPr>
+        <w:t>Node.js (Express)</w:t>
+      </w:r>
+      <w:r>
+        <w:rPr>
+          <w:rFonts w:ascii="Aptos" w:eastAsia="Aptos" w:hAnsi="Aptos" w:cs="Aptos"/>
+        </w:rPr>
+        <w:t xml:space="preserve"> lub </w:t>
+      </w:r>
+      <w:r>
+        <w:rPr>
+          <w:rFonts w:ascii="Aptos" w:eastAsia="Aptos" w:hAnsi="Aptos" w:cs="Aptos"/>
+          <w:b/>
+          <w:bCs/>
+        </w:rPr>
+        <w:t>Java (Spring Boot)</w:t>
+      </w:r>
+      <w:r>
+        <w:rPr>
+          <w:rFonts w:ascii="Aptos" w:eastAsia="Aptos" w:hAnsi="Aptos" w:cs="Aptos"/>
+        </w:rPr>
+        <w:t xml:space="preserve"> – logika biznesowa i wystawienie API.</w:t>
+      </w:r>
+    </w:p>
+    <w:p>
+      <w:pPr>
+        <w:pStyle w:val="Akapitzlist"/>
+        <w:numPr>
+          <w:ilvl w:val="0"/>
+          <w:numId w:val="2"/>
+        </w:numPr>
+        <w:spacing w:after="0"/>
+        <w:rPr>
+          <w:rFonts w:ascii="Aptos" w:eastAsia="Aptos" w:hAnsi="Aptos" w:cs="Aptos"/>
+        </w:rPr>
+      </w:pPr>
+      <w:r>
+        <w:rPr>
+          <w:rFonts w:ascii="Aptos" w:eastAsia="Aptos" w:hAnsi="Aptos" w:cs="Aptos"/>
+          <w:b/>
+          <w:bCs/>
+        </w:rPr>
+        <w:t>Frontend (Panele użytkownika):</w:t>
+      </w:r>
+      <w:r>
+        <w:rPr>
+          <w:rFonts w:ascii="Aptos" w:eastAsia="Aptos" w:hAnsi="Aptos" w:cs="Aptos"/>
+        </w:rPr>
+        <w:t xml:space="preserve"> </w:t>
+      </w:r>
+      <w:r>
+        <w:rPr>
+          <w:rFonts w:ascii="Aptos" w:eastAsia="Aptos" w:hAnsi="Aptos" w:cs="Aptos"/>
+          <w:b/>
+          <w:bCs/>
+        </w:rPr>
+        <w:t>React</w:t>
+      </w:r>
+      <w:r>
+        <w:rPr>
+          <w:rFonts w:ascii="Aptos" w:eastAsia="Aptos" w:hAnsi="Aptos" w:cs="Aptos"/>
+        </w:rPr>
+        <w:t xml:space="preserve"> lub </w:t>
+      </w:r>
+      <w:r>
+        <w:rPr>
+          <w:rFonts w:ascii="Aptos" w:eastAsia="Aptos" w:hAnsi="Aptos" w:cs="Aptos"/>
+          <w:b/>
+          <w:bCs/>
+        </w:rPr>
+        <w:t>Vue.js</w:t>
+      </w:r>
+      <w:r>
+        <w:rPr>
+          <w:rFonts w:ascii="Aptos" w:eastAsia="Aptos" w:hAnsi="Aptos" w:cs="Aptos"/>
+        </w:rPr>
+        <w:t xml:space="preserve"> – aplikacja webowa uruchamiana w przeglądarkach internetowych (np. Chrome, Edge) na </w:t>
+      </w:r>
+      <w:r>
+        <w:rPr>
+          <w:rFonts w:ascii="Aptos" w:eastAsia="Aptos" w:hAnsi="Aptos" w:cs="Aptos"/>
+        </w:rPr>
         <w:lastRenderedPageBreak/>
-        <w:t>Propozycja technologii informatycznych</w:t>
-      </w:r>
-    </w:p>
-    <w:p>
-      <w:r>
-        <w:rPr>
-          <w:rFonts w:ascii="Aptos" w:eastAsia="Aptos" w:hAnsi="Aptos" w:cs="Aptos"/>
-          <w:b/>
-          <w:bCs/>
-        </w:rPr>
-        <w:t>Infrastruktura sprzętowa:</w:t>
-      </w:r>
-    </w:p>
-    <w:p>
-      <w:pPr>
-        <w:pStyle w:val="Akapitzlist"/>
-        <w:numPr>
-          <w:ilvl w:val="0"/>
-          <w:numId w:val="3"/>
-        </w:numPr>
-        <w:spacing w:after="0"/>
-        <w:rPr>
-          <w:rFonts w:ascii="Aptos" w:eastAsia="Aptos" w:hAnsi="Aptos" w:cs="Aptos"/>
-        </w:rPr>
-      </w:pPr>
-      <w:r>
-        <w:rPr>
-          <w:rFonts w:ascii="Aptos" w:eastAsia="Aptos" w:hAnsi="Aptos" w:cs="Aptos"/>
-          <w:b/>
-          <w:bCs/>
-        </w:rPr>
-        <w:t>Serwer aplikacji:</w:t>
-      </w:r>
-      <w:r>
-        <w:rPr>
-          <w:rFonts w:ascii="Aptos" w:eastAsia="Aptos" w:hAnsi="Aptos" w:cs="Aptos"/>
-        </w:rPr>
-        <w:t xml:space="preserve"> Procesor 4x Intel Xeon E 3.2 GHz, 16 GB RAM, 250 GB SSD.</w:t>
-      </w:r>
-    </w:p>
-    <w:p>
-      <w:pPr>
-        <w:pStyle w:val="Akapitzlist"/>
-        <w:numPr>
-          <w:ilvl w:val="0"/>
-          <w:numId w:val="3"/>
-        </w:numPr>
-        <w:spacing w:after="0"/>
-        <w:rPr>
-          <w:rFonts w:ascii="Aptos" w:eastAsia="Aptos" w:hAnsi="Aptos" w:cs="Aptos"/>
-        </w:rPr>
-      </w:pPr>
-      <w:r>
-        <w:rPr>
-          <w:rFonts w:ascii="Aptos" w:eastAsia="Aptos" w:hAnsi="Aptos" w:cs="Aptos"/>
-          <w:b/>
-          <w:bCs/>
-        </w:rPr>
-        <w:t>Serwer bazy danych:</w:t>
-      </w:r>
-      <w:r>
-        <w:rPr>
-          <w:rFonts w:ascii="Aptos" w:eastAsia="Aptos" w:hAnsi="Aptos" w:cs="Aptos"/>
-        </w:rPr>
-        <w:t xml:space="preserve"> Procesor 4x Intel Xeon E 3.2 GHz, 8 GB RAM, 300 GB SSD.</w:t>
-      </w:r>
-    </w:p>
-    <w:p>
-      <w:pPr>
-        <w:pStyle w:val="Akapitzlist"/>
-        <w:numPr>
-          <w:ilvl w:val="0"/>
-          <w:numId w:val="3"/>
-        </w:numPr>
-        <w:spacing w:after="0"/>
-        <w:rPr>
-          <w:rFonts w:ascii="Aptos" w:eastAsia="Aptos" w:hAnsi="Aptos" w:cs="Aptos"/>
-        </w:rPr>
-      </w:pPr>
-      <w:r>
-        <w:rPr>
-          <w:rFonts w:ascii="Aptos" w:eastAsia="Aptos" w:hAnsi="Aptos" w:cs="Aptos"/>
-          <w:b/>
-          <w:bCs/>
-        </w:rPr>
-        <w:t>Urządzenia klienckie:</w:t>
-      </w:r>
-      <w:r>
-        <w:rPr>
-          <w:rFonts w:ascii="Aptos" w:eastAsia="Aptos" w:hAnsi="Aptos" w:cs="Aptos"/>
-        </w:rPr>
-        <w:t xml:space="preserve"> Stacje robocze/laptopy z systemem </w:t>
-      </w:r>
-      <w:r>
-        <w:rPr>
-          <w:rFonts w:ascii="Aptos" w:eastAsia="Aptos" w:hAnsi="Aptos" w:cs="Aptos"/>
-          <w:b/>
-          <w:bCs/>
-        </w:rPr>
-        <w:t>Windows</w:t>
-      </w:r>
-      <w:r>
-        <w:rPr>
-          <w:rFonts w:ascii="Aptos" w:eastAsia="Aptos" w:hAnsi="Aptos" w:cs="Aptos"/>
-        </w:rPr>
-        <w:t xml:space="preserve"> oraz urządzenia mobilne (smartfony/tablety) z systemem </w:t>
-      </w:r>
-      <w:r>
-        <w:rPr>
-          <w:rFonts w:ascii="Aptos" w:eastAsia="Aptos" w:hAnsi="Aptos" w:cs="Aptos"/>
-          <w:b/>
-          <w:bCs/>
-        </w:rPr>
-        <w:t>Android</w:t>
-      </w:r>
-      <w:r>
-        <w:rPr>
-          <w:rFonts w:ascii="Aptos" w:eastAsia="Aptos" w:hAnsi="Aptos" w:cs="Aptos"/>
-        </w:rPr>
-        <w:t>.</w:t>
-      </w:r>
-    </w:p>
-    <w:p>
-      <w:pPr>
-        <w:pStyle w:val="Akapitzlist"/>
-        <w:numPr>
-          <w:ilvl w:val="0"/>
-          <w:numId w:val="3"/>
-        </w:numPr>
-        <w:spacing w:after="0"/>
-        <w:rPr>
-          <w:rFonts w:ascii="Aptos" w:eastAsia="Aptos" w:hAnsi="Aptos" w:cs="Aptos"/>
-        </w:rPr>
-      </w:pPr>
-      <w:r>
-        <w:rPr>
-          <w:rFonts w:ascii="Aptos" w:eastAsia="Aptos" w:hAnsi="Aptos" w:cs="Aptos"/>
-          <w:b/>
-          <w:bCs/>
-        </w:rPr>
-        <w:t>Sieć:</w:t>
-      </w:r>
-      <w:r>
-        <w:rPr>
-          <w:rFonts w:ascii="Aptos" w:eastAsia="Aptos" w:hAnsi="Aptos" w:cs="Aptos"/>
-        </w:rPr>
-        <w:t xml:space="preserve"> Lokalne połączenie kablowe </w:t>
-      </w:r>
-      <w:r>
-        <w:rPr>
-          <w:rFonts w:ascii="Aptos" w:eastAsia="Aptos" w:hAnsi="Aptos" w:cs="Aptos"/>
-          <w:b/>
-          <w:bCs/>
-        </w:rPr>
-        <w:t>Ethernet</w:t>
-      </w:r>
-      <w:r>
-        <w:rPr>
-          <w:rFonts w:ascii="Aptos" w:eastAsia="Aptos" w:hAnsi="Aptos" w:cs="Aptos"/>
-        </w:rPr>
-        <w:t xml:space="preserve"> (komunikacja serwer–baza) oraz publiczne łącze </w:t>
-      </w:r>
-      <w:r>
-        <w:rPr>
-          <w:rFonts w:ascii="Aptos" w:eastAsia="Aptos" w:hAnsi="Aptos" w:cs="Aptos"/>
-          <w:b/>
-          <w:bCs/>
-        </w:rPr>
-        <w:t>Internet</w:t>
-      </w:r>
-      <w:r>
-        <w:rPr>
-          <w:rFonts w:ascii="Aptos" w:eastAsia="Aptos" w:hAnsi="Aptos" w:cs="Aptos"/>
-        </w:rPr>
-        <w:t xml:space="preserve"> (dostęp dla użytkowników).</w:t>
-      </w:r>
-    </w:p>
-    <w:p>
-      <w:pPr>
-        <w:spacing w:after="0"/>
-        <w:rPr>
-          <w:rFonts w:ascii="Aptos" w:eastAsia="Aptos" w:hAnsi="Aptos" w:cs="Aptos"/>
-        </w:rPr>
-      </w:pPr>
-    </w:p>
-    <w:p>
-      <w:r>
-        <w:rPr>
-          <w:rFonts w:ascii="Aptos" w:eastAsia="Aptos" w:hAnsi="Aptos" w:cs="Aptos"/>
-          <w:b/>
-          <w:bCs/>
-        </w:rPr>
-        <w:t>Oprogramowanie i technologie:</w:t>
-      </w:r>
-    </w:p>
-    <w:p>
-      <w:pPr>
-        <w:pStyle w:val="Akapitzlist"/>
-        <w:numPr>
-          <w:ilvl w:val="0"/>
-          <w:numId w:val="2"/>
-        </w:numPr>
-        <w:spacing w:after="0"/>
-        <w:rPr>
-          <w:rFonts w:ascii="Aptos" w:eastAsia="Aptos" w:hAnsi="Aptos" w:cs="Aptos"/>
-        </w:rPr>
-      </w:pPr>
-      <w:r>
-        <w:rPr>
-          <w:rFonts w:ascii="Aptos" w:eastAsia="Aptos" w:hAnsi="Aptos" w:cs="Aptos"/>
-          <w:b/>
-          <w:bCs/>
-        </w:rPr>
-        <w:t>System operacyjny serwerów:</w:t>
-      </w:r>
-      <w:r>
-        <w:rPr>
-          <w:rFonts w:ascii="Aptos" w:eastAsia="Aptos" w:hAnsi="Aptos" w:cs="Aptos"/>
-        </w:rPr>
-        <w:t xml:space="preserve"> Linux (np. Ubuntu Server).</w:t>
-      </w:r>
-    </w:p>
-    <w:p>
-      <w:pPr>
-        <w:pStyle w:val="Akapitzlist"/>
-        <w:numPr>
-          <w:ilvl w:val="0"/>
-          <w:numId w:val="2"/>
-        </w:numPr>
-        <w:spacing w:after="0"/>
-        <w:rPr>
-          <w:rFonts w:ascii="Aptos" w:eastAsia="Aptos" w:hAnsi="Aptos" w:cs="Aptos"/>
-        </w:rPr>
-      </w:pPr>
-      <w:r>
-        <w:rPr>
-          <w:rFonts w:ascii="Aptos" w:eastAsia="Aptos" w:hAnsi="Aptos" w:cs="Aptos"/>
-          <w:b/>
-          <w:bCs/>
-        </w:rPr>
-        <w:t>Baza danych (DBMS):</w:t>
-      </w:r>
-      <w:r>
-        <w:rPr>
-          <w:rFonts w:ascii="Aptos" w:eastAsia="Aptos" w:hAnsi="Aptos" w:cs="Aptos"/>
-        </w:rPr>
-        <w:t xml:space="preserve"> </w:t>
-      </w:r>
-      <w:r>
-        <w:rPr>
-          <w:rFonts w:ascii="Aptos" w:eastAsia="Aptos" w:hAnsi="Aptos" w:cs="Aptos"/>
-          <w:b/>
-          <w:bCs/>
-        </w:rPr>
-        <w:t>PostgreSQL</w:t>
-      </w:r>
-      <w:r>
-        <w:rPr>
-          <w:rFonts w:ascii="Aptos" w:eastAsia="Aptos" w:hAnsi="Aptos" w:cs="Aptos"/>
-        </w:rPr>
-        <w:t xml:space="preserve"> (relacyjna baza danych do obsługi operacji </w:t>
-      </w:r>
-      <w:r>
-        <w:rPr>
-          <w:rFonts w:ascii="Consolas" w:eastAsia="Consolas" w:hAnsi="Consolas" w:cs="Consolas"/>
-        </w:rPr>
-        <w:t>IOdczyt</w:t>
-      </w:r>
-      <w:r>
-        <w:rPr>
-          <w:rFonts w:ascii="Aptos" w:eastAsia="Aptos" w:hAnsi="Aptos" w:cs="Aptos"/>
-        </w:rPr>
-        <w:t xml:space="preserve"> i </w:t>
-      </w:r>
-      <w:r>
-        <w:rPr>
-          <w:rFonts w:ascii="Consolas" w:eastAsia="Consolas" w:hAnsi="Consolas" w:cs="Consolas"/>
-        </w:rPr>
-        <w:t>IZapis</w:t>
-      </w:r>
-      <w:r>
-        <w:rPr>
-          <w:rFonts w:ascii="Aptos" w:eastAsia="Aptos" w:hAnsi="Aptos" w:cs="Aptos"/>
-        </w:rPr>
-        <w:t>).</w:t>
-      </w:r>
-    </w:p>
-    <w:p>
-      <w:pPr>
-        <w:pStyle w:val="Akapitzlist"/>
-        <w:numPr>
-          <w:ilvl w:val="0"/>
-          <w:numId w:val="2"/>
-        </w:numPr>
-        <w:spacing w:after="0"/>
-        <w:rPr>
-          <w:rFonts w:ascii="Aptos" w:eastAsia="Aptos" w:hAnsi="Aptos" w:cs="Aptos"/>
-        </w:rPr>
-      </w:pPr>
-      <w:r>
-        <w:rPr>
-          <w:rFonts w:ascii="Aptos" w:eastAsia="Aptos" w:hAnsi="Aptos" w:cs="Aptos"/>
-          <w:b/>
-          <w:bCs/>
-        </w:rPr>
-        <w:t>Backend (Aplikacja webowa):</w:t>
-      </w:r>
-      <w:r>
-        <w:rPr>
-          <w:rFonts w:ascii="Aptos" w:eastAsia="Aptos" w:hAnsi="Aptos" w:cs="Aptos"/>
-        </w:rPr>
-        <w:t xml:space="preserve"> </w:t>
-      </w:r>
-      <w:r>
-        <w:rPr>
-          <w:rFonts w:ascii="Aptos" w:eastAsia="Aptos" w:hAnsi="Aptos" w:cs="Aptos"/>
-          <w:b/>
-          <w:bCs/>
-        </w:rPr>
-        <w:t>Node.js (Express)</w:t>
-      </w:r>
-      <w:r>
-        <w:rPr>
-          <w:rFonts w:ascii="Aptos" w:eastAsia="Aptos" w:hAnsi="Aptos" w:cs="Aptos"/>
-        </w:rPr>
-        <w:t xml:space="preserve"> lub </w:t>
-      </w:r>
-      <w:r>
-        <w:rPr>
-          <w:rFonts w:ascii="Aptos" w:eastAsia="Aptos" w:hAnsi="Aptos" w:cs="Aptos"/>
-          <w:b/>
-          <w:bCs/>
-        </w:rPr>
-        <w:t>Java (Spring Boot)</w:t>
-      </w:r>
-      <w:r>
-        <w:rPr>
-          <w:rFonts w:ascii="Aptos" w:eastAsia="Aptos" w:hAnsi="Aptos" w:cs="Aptos"/>
-        </w:rPr>
-        <w:t xml:space="preserve"> – logika biznesowa i wystawienie API.</w:t>
-      </w:r>
-    </w:p>
-    <w:p>
-      <w:pPr>
-        <w:pStyle w:val="Akapitzlist"/>
-        <w:numPr>
-          <w:ilvl w:val="0"/>
-          <w:numId w:val="2"/>
-        </w:numPr>
-        <w:spacing w:after="0"/>
-        <w:rPr>
-          <w:rFonts w:ascii="Aptos" w:eastAsia="Aptos" w:hAnsi="Aptos" w:cs="Aptos"/>
-        </w:rPr>
-      </w:pPr>
-      <w:r>
-        <w:rPr>
-          <w:rFonts w:ascii="Aptos" w:eastAsia="Aptos" w:hAnsi="Aptos" w:cs="Aptos"/>
-          <w:b/>
-          <w:bCs/>
-        </w:rPr>
-        <w:t>Frontend (Panele użytkownika):</w:t>
-      </w:r>
-      <w:r>
-        <w:rPr>
-          <w:rFonts w:ascii="Aptos" w:eastAsia="Aptos" w:hAnsi="Aptos" w:cs="Aptos"/>
-        </w:rPr>
-        <w:t xml:space="preserve"> </w:t>
-      </w:r>
-      <w:r>
-        <w:rPr>
-          <w:rFonts w:ascii="Aptos" w:eastAsia="Aptos" w:hAnsi="Aptos" w:cs="Aptos"/>
-          <w:b/>
-          <w:bCs/>
-        </w:rPr>
-        <w:t>React</w:t>
-      </w:r>
-      <w:r>
-        <w:rPr>
-          <w:rFonts w:ascii="Aptos" w:eastAsia="Aptos" w:hAnsi="Aptos" w:cs="Aptos"/>
-        </w:rPr>
-        <w:t xml:space="preserve"> lub </w:t>
-      </w:r>
-      <w:r>
-        <w:rPr>
-          <w:rFonts w:ascii="Aptos" w:eastAsia="Aptos" w:hAnsi="Aptos" w:cs="Aptos"/>
-          <w:b/>
-          <w:bCs/>
-        </w:rPr>
-        <w:t>Vue.js</w:t>
-      </w:r>
-      <w:r>
-        <w:rPr>
-          <w:rFonts w:ascii="Aptos" w:eastAsia="Aptos" w:hAnsi="Aptos" w:cs="Aptos"/>
-        </w:rPr>
-        <w:t xml:space="preserve"> – aplikacja webowa uruchamiana w przeglądarkach internetowych (np. Chrome, Edge) na systemach </w:t>
+        <w:t xml:space="preserve">systemach </w:t>
       </w:r>
       <w:r>
         <w:rPr>
@@ -15817,31 +16681,341 @@
           <w:b/>
           <w:bCs/>
         </w:rPr>
+        <w:t xml:space="preserve">Implementacja szkieletu </w:t>
+      </w:r>
+      <w:proofErr w:type="spellStart"/>
+      <w:r>
+        <w:rPr>
+          <w:b/>
+          <w:bCs/>
+        </w:rPr>
+        <w:t>Backend</w:t>
+      </w:r>
+      <w:proofErr w:type="spellEnd"/>
+      <w:r>
+        <w:rPr>
+          <w:b/>
+          <w:bCs/>
+        </w:rPr>
+        <w:t xml:space="preserve"> API i walidacji </w:t>
+      </w:r>
+      <w:r>
+        <w:rPr>
+          <w:b/>
+          <w:bCs/>
+        </w:rPr>
+        <w:t xml:space="preserve"> </w:t>
+      </w:r>
+    </w:p>
+    <w:p>
+      <w:pPr>
+        <w:pStyle w:val="Akapitzlist"/>
+        <w:numPr>
+          <w:ilvl w:val="0"/>
+          <w:numId w:val="88"/>
+        </w:numPr>
+        <w:spacing w:line="278" w:lineRule="auto"/>
+      </w:pPr>
+      <w:r>
+        <w:t>Czas trwania: 8 dni roboczych</w:t>
+      </w:r>
+    </w:p>
+    <w:p>
+      <w:pPr>
+        <w:pStyle w:val="Akapitzlist"/>
+        <w:numPr>
+          <w:ilvl w:val="0"/>
+          <w:numId w:val="88"/>
+        </w:numPr>
+        <w:spacing w:line="278" w:lineRule="auto"/>
+      </w:pPr>
+      <w:r>
+        <w:t xml:space="preserve">Powiązane części systemu : </w:t>
+      </w:r>
+      <w:proofErr w:type="spellStart"/>
+      <w:r>
+        <w:t>Backend</w:t>
+      </w:r>
+      <w:proofErr w:type="spellEnd"/>
+      <w:r>
+        <w:t xml:space="preserve"> moduł walidacji i uprawnień</w:t>
+      </w:r>
+    </w:p>
+    <w:p>
+      <w:pPr>
+        <w:pStyle w:val="Akapitzlist"/>
+        <w:numPr>
+          <w:ilvl w:val="0"/>
+          <w:numId w:val="88"/>
+        </w:numPr>
+        <w:spacing w:line="278" w:lineRule="auto"/>
+      </w:pPr>
+      <w:r>
+        <w:t>Zależności :Zakończony etap 2( musi być gotowa baza danych)</w:t>
+      </w:r>
+    </w:p>
+    <w:p>
+      <w:pPr>
+        <w:pStyle w:val="Akapitzlist"/>
+        <w:numPr>
+          <w:ilvl w:val="0"/>
+          <w:numId w:val="88"/>
+        </w:numPr>
+        <w:spacing w:line="278" w:lineRule="auto"/>
+        <w:rPr>
+          <w:lang w:val="en-GB"/>
+        </w:rPr>
+      </w:pPr>
+      <w:proofErr w:type="spellStart"/>
+      <w:r>
+        <w:rPr>
+          <w:lang w:val="en-GB"/>
+        </w:rPr>
+        <w:t>Zasób</w:t>
+      </w:r>
+      <w:proofErr w:type="spellEnd"/>
+      <w:r>
+        <w:rPr>
+          <w:lang w:val="en-GB"/>
+        </w:rPr>
+        <w:t xml:space="preserve"> </w:t>
+      </w:r>
+      <w:proofErr w:type="spellStart"/>
+      <w:r>
+        <w:rPr>
+          <w:lang w:val="en-GB"/>
+        </w:rPr>
+        <w:t>ludzki</w:t>
+      </w:r>
+      <w:proofErr w:type="spellEnd"/>
+      <w:r>
+        <w:rPr>
+          <w:lang w:val="en-GB"/>
+        </w:rPr>
+        <w:t>: Backend Developer, F</w:t>
+      </w:r>
+      <w:r>
+        <w:rPr>
+          <w:lang w:val="en-GB"/>
+        </w:rPr>
+        <w:t xml:space="preserve">rontend Developer – </w:t>
+      </w:r>
+      <w:proofErr w:type="spellStart"/>
+      <w:r>
+        <w:rPr>
+          <w:lang w:val="en-GB"/>
+        </w:rPr>
+        <w:t>przygotowanie</w:t>
+      </w:r>
+      <w:proofErr w:type="spellEnd"/>
+      <w:r>
+        <w:rPr>
+          <w:lang w:val="en-GB"/>
+        </w:rPr>
+        <w:t xml:space="preserve"> </w:t>
+      </w:r>
+      <w:proofErr w:type="spellStart"/>
+      <w:r>
+        <w:rPr>
+          <w:lang w:val="en-GB"/>
+        </w:rPr>
+        <w:t>formularzy</w:t>
+      </w:r>
+      <w:proofErr w:type="spellEnd"/>
+      <w:r>
+        <w:rPr>
+          <w:lang w:val="en-GB"/>
+        </w:rPr>
+        <w:t xml:space="preserve"> </w:t>
+      </w:r>
+      <w:proofErr w:type="spellStart"/>
+      <w:r>
+        <w:rPr>
+          <w:lang w:val="en-GB"/>
+        </w:rPr>
+        <w:t>logowania</w:t>
+      </w:r>
+      <w:proofErr w:type="spellEnd"/>
+      <w:r>
+        <w:rPr>
+          <w:lang w:val="en-GB"/>
+        </w:rPr>
+        <w:t xml:space="preserve"> html </w:t>
+      </w:r>
+    </w:p>
+    <w:p>
+      <w:pPr>
+        <w:pStyle w:val="Akapitzlist"/>
+        <w:numPr>
+          <w:ilvl w:val="0"/>
+          <w:numId w:val="87"/>
+        </w:numPr>
+        <w:spacing w:line="278" w:lineRule="auto"/>
+        <w:rPr>
+          <w:b/>
+          <w:bCs/>
+        </w:rPr>
+      </w:pPr>
+      <w:r>
+        <w:rPr>
+          <w:b/>
+          <w:bCs/>
+        </w:rPr>
+        <w:t>Implementacja Modułu Bazy Klientów i Pojazdów i integracji zewnętrznych</w:t>
+      </w:r>
+    </w:p>
+    <w:p>
+      <w:pPr>
+        <w:pStyle w:val="Akapitzlist"/>
+        <w:numPr>
+          <w:ilvl w:val="0"/>
+          <w:numId w:val="88"/>
+        </w:numPr>
+        <w:spacing w:line="278" w:lineRule="auto"/>
+      </w:pPr>
+      <w:r>
+        <w:t>Czas trwania: 10 dni roboczych</w:t>
+      </w:r>
+    </w:p>
+    <w:p>
+      <w:pPr>
+        <w:pStyle w:val="Akapitzlist"/>
+        <w:numPr>
+          <w:ilvl w:val="0"/>
+          <w:numId w:val="88"/>
+        </w:numPr>
+        <w:spacing w:line="278" w:lineRule="auto"/>
+      </w:pPr>
+      <w:r>
+        <w:t xml:space="preserve">Powiązane części systemu : </w:t>
+      </w:r>
+      <w:proofErr w:type="spellStart"/>
+      <w:r>
+        <w:t>Backend</w:t>
+      </w:r>
+      <w:proofErr w:type="spellEnd"/>
+      <w:r>
+        <w:t xml:space="preserve"> moduł Bazy Klientów i Pojazdów i integracji zewnętrznych </w:t>
+      </w:r>
+    </w:p>
+    <w:p>
+      <w:pPr>
+        <w:pStyle w:val="Akapitzlist"/>
+        <w:numPr>
+          <w:ilvl w:val="0"/>
+          <w:numId w:val="88"/>
+        </w:numPr>
+        <w:spacing w:line="278" w:lineRule="auto"/>
+      </w:pPr>
+      <w:r>
+        <w:t>Zależności :Zakończony etap 3( musi być logowanie i autoryzacja użytkowników)</w:t>
+      </w:r>
+    </w:p>
+    <w:p>
+      <w:pPr>
+        <w:pStyle w:val="Akapitzlist"/>
+        <w:numPr>
+          <w:ilvl w:val="0"/>
+          <w:numId w:val="88"/>
+        </w:numPr>
+        <w:spacing w:line="278" w:lineRule="auto"/>
+      </w:pPr>
+      <w:r>
+        <w:t xml:space="preserve">Zasób ludzki: </w:t>
+      </w:r>
+      <w:proofErr w:type="spellStart"/>
+      <w:r>
+        <w:t>Backend</w:t>
+      </w:r>
+      <w:proofErr w:type="spellEnd"/>
+      <w:r>
+        <w:t xml:space="preserve"> Developer – funkcje </w:t>
+      </w:r>
+      <w:proofErr w:type="spellStart"/>
+      <w:r>
+        <w:t>crud</w:t>
+      </w:r>
+      <w:proofErr w:type="spellEnd"/>
+      <w:r>
+        <w:t xml:space="preserve"> dla pojazdów I kl</w:t>
+      </w:r>
+      <w:r>
+        <w:t xml:space="preserve">ientów, implementacja kodu łączącego aplikację z zewnętrznym </w:t>
+      </w:r>
+      <w:proofErr w:type="spellStart"/>
+      <w:r>
+        <w:t>api</w:t>
+      </w:r>
+      <w:proofErr w:type="spellEnd"/>
+      <w:r>
+        <w:t xml:space="preserve">, </w:t>
+      </w:r>
+      <w:proofErr w:type="spellStart"/>
+      <w:r>
+        <w:t>Frontend</w:t>
+      </w:r>
+      <w:proofErr w:type="spellEnd"/>
+      <w:r>
+        <w:t xml:space="preserve"> Developer – walidacja, testowanie danych przesyłanych przez zewnętrzne serwisy</w:t>
+      </w:r>
+      <w:r>
+        <w:t xml:space="preserve"> </w:t>
+      </w:r>
+    </w:p>
+    <w:p>
+      <w:pPr>
+        <w:pStyle w:val="Akapitzlist"/>
+        <w:numPr>
+          <w:ilvl w:val="0"/>
+          <w:numId w:val="87"/>
+        </w:numPr>
+        <w:spacing w:line="278" w:lineRule="auto"/>
+        <w:rPr>
+          <w:b/>
+          <w:bCs/>
+        </w:rPr>
+      </w:pPr>
+      <w:r>
+        <w:rPr>
+          <w:b/>
+          <w:bCs/>
+        </w:rPr>
+        <w:t>Implementacja Logiki rezerwacji i zleceń</w:t>
+      </w:r>
+    </w:p>
+    <w:p>
+      <w:pPr>
+        <w:pStyle w:val="Akapitzlist"/>
+        <w:numPr>
+          <w:ilvl w:val="0"/>
+          <w:numId w:val="88"/>
+        </w:numPr>
+        <w:spacing w:line="278" w:lineRule="auto"/>
+      </w:pPr>
+      <w:r>
+        <w:t>Czas trwania: 7 dni roboczych</w:t>
+      </w:r>
+    </w:p>
+    <w:p>
+      <w:pPr>
+        <w:pStyle w:val="Akapitzlist"/>
+        <w:numPr>
+          <w:ilvl w:val="0"/>
+          <w:numId w:val="88"/>
+        </w:numPr>
+        <w:spacing w:line="278" w:lineRule="auto"/>
+      </w:pPr>
+      <w:r>
         <w:lastRenderedPageBreak/>
-        <w:t xml:space="preserve">Implementacja szkieletu </w:t>
+        <w:t xml:space="preserve">Powiązane części systemu : </w:t>
       </w:r>
       <w:proofErr w:type="spellStart"/>
       <w:r>
-        <w:rPr>
-          <w:b/>
-          <w:bCs/>
-        </w:rPr>
         <w:t>Backend</w:t>
       </w:r>
       <w:proofErr w:type="spellEnd"/>
       <w:r>
-        <w:rPr>
-          <w:b/>
-          <w:bCs/>
-        </w:rPr>
-        <w:t xml:space="preserve"> API i walidacji </w:t>
-      </w:r>
-      <w:r>
-        <w:rPr>
-          <w:b/>
-          <w:bCs/>
-        </w:rPr>
-        <w:t xml:space="preserve"> </w:t>
+        <w:t xml:space="preserve"> moduł zarządzania zleceniami i kalendarzem</w:t>
       </w:r>
     </w:p>
     <w:p>
@@ -15854,6 +17028,76 @@
         <w:spacing w:line="278" w:lineRule="auto"/>
       </w:pPr>
       <w:r>
+        <w:t>Zależności :Zakończony</w:t>
+      </w:r>
+      <w:r>
+        <w:t xml:space="preserve"> etap 4(istnienie aut i klientów w bazie)</w:t>
+      </w:r>
+    </w:p>
+    <w:p>
+      <w:pPr>
+        <w:pStyle w:val="Akapitzlist"/>
+        <w:numPr>
+          <w:ilvl w:val="0"/>
+          <w:numId w:val="88"/>
+        </w:numPr>
+        <w:spacing w:line="278" w:lineRule="auto"/>
+      </w:pPr>
+      <w:r>
+        <w:t xml:space="preserve">Zasób ludzki: </w:t>
+      </w:r>
+      <w:proofErr w:type="spellStart"/>
+      <w:r>
+        <w:t>Backend</w:t>
+      </w:r>
+      <w:proofErr w:type="spellEnd"/>
+      <w:r>
+        <w:t xml:space="preserve"> Developer –</w:t>
+      </w:r>
+      <w:r>
+        <w:t>zakodowanie logiki rezerwacji terminów i mechanizmy sprawdzające zajętość  oraz obsługa stanów i statusów</w:t>
+      </w:r>
+    </w:p>
+    <w:p>
+      <w:pPr>
+        <w:pStyle w:val="Akapitzlist"/>
+        <w:numPr>
+          <w:ilvl w:val="0"/>
+          <w:numId w:val="87"/>
+        </w:numPr>
+        <w:spacing w:line="278" w:lineRule="auto"/>
+        <w:rPr>
+          <w:b/>
+          <w:bCs/>
+        </w:rPr>
+      </w:pPr>
+      <w:r>
+        <w:rPr>
+          <w:b/>
+          <w:bCs/>
+        </w:rPr>
+        <w:t xml:space="preserve">Implementacja Warstwy </w:t>
+      </w:r>
+      <w:proofErr w:type="spellStart"/>
+      <w:r>
+        <w:rPr>
+          <w:b/>
+          <w:bCs/>
+        </w:rPr>
+        <w:t>frontendowej</w:t>
+      </w:r>
+      <w:proofErr w:type="spellEnd"/>
+    </w:p>
+    <w:p>
+      <w:pPr>
+        <w:pStyle w:val="Akapitzlist"/>
+        <w:numPr>
+          <w:ilvl w:val="0"/>
+          <w:numId w:val="88"/>
+        </w:numPr>
+        <w:spacing w:line="278" w:lineRule="auto"/>
+      </w:pPr>
+      <w:r>
         <w:t>Czas trwania: 8 dni roboczych</w:t>
       </w:r>
     </w:p>
@@ -15867,15 +17111,167 @@
         <w:spacing w:line="278" w:lineRule="auto"/>
       </w:pPr>
       <w:r>
-        <w:t xml:space="preserve">Powiązane części systemu : </w:t>
+        <w:t xml:space="preserve">Powiązane części systemu : wszystkie </w:t>
+      </w:r>
+    </w:p>
+    <w:p>
+      <w:pPr>
+        <w:pStyle w:val="Akapitzlist"/>
+        <w:numPr>
+          <w:ilvl w:val="0"/>
+          <w:numId w:val="88"/>
+        </w:numPr>
+        <w:spacing w:line="278" w:lineRule="auto"/>
+      </w:pPr>
+      <w:r>
+        <w:t>Zależności :Zakończony etap 5</w:t>
+      </w:r>
+    </w:p>
+    <w:p>
+      <w:pPr>
+        <w:pStyle w:val="Akapitzlist"/>
+        <w:numPr>
+          <w:ilvl w:val="0"/>
+          <w:numId w:val="88"/>
+        </w:numPr>
+        <w:spacing w:line="278" w:lineRule="auto"/>
+      </w:pPr>
+      <w:r>
+        <w:t xml:space="preserve">Zasób ludzki: </w:t>
       </w:r>
       <w:proofErr w:type="spellStart"/>
       <w:r>
+        <w:t>Frontend</w:t>
+      </w:r>
+      <w:proofErr w:type="spellEnd"/>
+      <w:r>
+        <w:t xml:space="preserve"> Developer – stworzenie grafiki na strony i ogólnie stworzenie graficznej części stron oraz połączenie graficznej części z </w:t>
+      </w:r>
+      <w:proofErr w:type="spellStart"/>
+      <w:r>
+        <w:t>backendem</w:t>
+      </w:r>
+      <w:proofErr w:type="spellEnd"/>
+    </w:p>
+    <w:p>
+      <w:pPr>
+        <w:pStyle w:val="Akapitzlist"/>
+        <w:numPr>
+          <w:ilvl w:val="0"/>
+          <w:numId w:val="87"/>
+        </w:numPr>
+        <w:spacing w:line="278" w:lineRule="auto"/>
+        <w:rPr>
+          <w:b/>
+          <w:bCs/>
+        </w:rPr>
+      </w:pPr>
+      <w:r>
+        <w:rPr>
+          <w:b/>
+          <w:bCs/>
+        </w:rPr>
+        <w:t>Testowanie i poprawa błędów</w:t>
+      </w:r>
+    </w:p>
+    <w:p>
+      <w:pPr>
+        <w:pStyle w:val="Akapitzlist"/>
+        <w:numPr>
+          <w:ilvl w:val="0"/>
+          <w:numId w:val="88"/>
+        </w:numPr>
+        <w:spacing w:line="278" w:lineRule="auto"/>
+      </w:pPr>
+      <w:r>
+        <w:t>Czas trwania: 5 dni roboczych</w:t>
+      </w:r>
+    </w:p>
+    <w:p>
+      <w:pPr>
+        <w:pStyle w:val="Akapitzlist"/>
+        <w:numPr>
+          <w:ilvl w:val="0"/>
+          <w:numId w:val="88"/>
+        </w:numPr>
+        <w:spacing w:line="278" w:lineRule="auto"/>
+      </w:pPr>
+      <w:r>
+        <w:t xml:space="preserve">Powiązane części systemu :Wszystkie </w:t>
+      </w:r>
+    </w:p>
+    <w:p>
+      <w:pPr>
+        <w:pStyle w:val="Akapitzlist"/>
+        <w:numPr>
+          <w:ilvl w:val="0"/>
+          <w:numId w:val="88"/>
+        </w:numPr>
+        <w:spacing w:line="278" w:lineRule="auto"/>
+      </w:pPr>
+      <w:r>
+        <w:t>Zależności :Zakończony etap 6</w:t>
+      </w:r>
+    </w:p>
+    <w:p>
+      <w:pPr>
+        <w:pStyle w:val="Akapitzlist"/>
+        <w:numPr>
+          <w:ilvl w:val="0"/>
+          <w:numId w:val="88"/>
+        </w:numPr>
+        <w:spacing w:line="278" w:lineRule="auto"/>
+      </w:pPr>
+      <w:r>
+        <w:t xml:space="preserve">Zasób ludzki: </w:t>
+      </w:r>
+      <w:proofErr w:type="spellStart"/>
+      <w:r>
         <w:t>Backend</w:t>
       </w:r>
       <w:proofErr w:type="spellEnd"/>
       <w:r>
-        <w:t xml:space="preserve"> moduł walidacji i uprawnień</w:t>
+        <w:t xml:space="preserve"> Developer – testowanie błędów i</w:t>
+      </w:r>
+      <w:r>
+        <w:t xml:space="preserve"> poprawnych zapytań , </w:t>
+      </w:r>
+      <w:proofErr w:type="spellStart"/>
+      <w:r>
+        <w:t>Frontend</w:t>
+      </w:r>
+      <w:proofErr w:type="spellEnd"/>
+      <w:r>
+        <w:t xml:space="preserve"> Developer – test funkcjonalności i łatwości używania </w:t>
+      </w:r>
+      <w:proofErr w:type="spellStart"/>
+      <w:r>
+        <w:t>frontendowej</w:t>
+      </w:r>
+      <w:proofErr w:type="spellEnd"/>
+      <w:r>
+        <w:t xml:space="preserve"> części projektów na urządzeniach , wyłapywanie błędów i walidacja formularzy</w:t>
+      </w:r>
+    </w:p>
+    <w:p>
+      <w:pPr>
+        <w:pStyle w:val="Akapitzlist"/>
+        <w:numPr>
+          <w:ilvl w:val="0"/>
+          <w:numId w:val="87"/>
+        </w:numPr>
+        <w:spacing w:line="278" w:lineRule="auto"/>
+        <w:rPr>
+          <w:b/>
+          <w:bCs/>
+        </w:rPr>
+      </w:pPr>
+      <w:r>
+        <w:rPr>
+          <w:b/>
+          <w:bCs/>
+        </w:rPr>
+        <w:t xml:space="preserve">Wdrożenie i oddanie projektu </w:t>
       </w:r>
     </w:p>
     <w:p>
@@ -15888,7 +17284,7 @@
         <w:spacing w:line="278" w:lineRule="auto"/>
       </w:pPr>
       <w:r>
-        <w:t>Zależności :Zakończony etap 2( musi być gotowa baza danych)</w:t>
+        <w:t>Czas trwania: 3 dni roboczych</w:t>
       </w:r>
     </w:p>
     <w:p>
@@ -15899,85 +17295,46 @@
           <w:numId w:val="88"/>
         </w:numPr>
         <w:spacing w:line="278" w:lineRule="auto"/>
-        <w:rPr>
-          <w:lang w:val="en-GB"/>
-        </w:rPr>
-      </w:pPr>
+      </w:pPr>
+      <w:r>
+        <w:t xml:space="preserve">Powiązane części systemu :Wszystko </w:t>
+      </w:r>
+    </w:p>
+    <w:p>
+      <w:pPr>
+        <w:pStyle w:val="Akapitzlist"/>
+        <w:numPr>
+          <w:ilvl w:val="0"/>
+          <w:numId w:val="88"/>
+        </w:numPr>
+        <w:spacing w:line="278" w:lineRule="auto"/>
+      </w:pPr>
+      <w:r>
+        <w:t>Zależności :Zakończony etap 7</w:t>
+      </w:r>
+    </w:p>
+    <w:p>
+      <w:pPr>
+        <w:pStyle w:val="Akapitzlist"/>
+        <w:numPr>
+          <w:ilvl w:val="0"/>
+          <w:numId w:val="88"/>
+        </w:numPr>
+        <w:spacing w:line="278" w:lineRule="auto"/>
+      </w:pPr>
+      <w:r>
+        <w:t xml:space="preserve">Zasób ludzki: </w:t>
+      </w:r>
+      <w:r>
+        <w:t xml:space="preserve">Architekt rozwiązań – konfiguracja serwera , migracja baz danych , </w:t>
+      </w:r>
       <w:proofErr w:type="spellStart"/>
       <w:r>
-        <w:rPr>
-          <w:lang w:val="en-GB"/>
-        </w:rPr>
-        <w:t>Zasób</w:t>
+        <w:t>frontend</w:t>
       </w:r>
       <w:proofErr w:type="spellEnd"/>
       <w:r>
-        <w:rPr>
-          <w:lang w:val="en-GB"/>
-        </w:rPr>
-        <w:t xml:space="preserve"> </w:t>
-      </w:r>
-      <w:proofErr w:type="spellStart"/>
-      <w:r>
-        <w:rPr>
-          <w:lang w:val="en-GB"/>
-        </w:rPr>
-        <w:t>ludzki</w:t>
-      </w:r>
-      <w:proofErr w:type="spellEnd"/>
-      <w:r>
-        <w:rPr>
-          <w:lang w:val="en-GB"/>
-        </w:rPr>
-        <w:t>: Backend Developer, F</w:t>
-      </w:r>
-      <w:r>
-        <w:rPr>
-          <w:lang w:val="en-GB"/>
-        </w:rPr>
-        <w:t xml:space="preserve">rontend Developer – </w:t>
-      </w:r>
-      <w:proofErr w:type="spellStart"/>
-      <w:r>
-        <w:rPr>
-          <w:lang w:val="en-GB"/>
-        </w:rPr>
-        <w:t>przygotowanie</w:t>
-      </w:r>
-      <w:proofErr w:type="spellEnd"/>
-      <w:r>
-        <w:rPr>
-          <w:lang w:val="en-GB"/>
-        </w:rPr>
-        <w:t xml:space="preserve"> </w:t>
-      </w:r>
-      <w:proofErr w:type="spellStart"/>
-      <w:r>
-        <w:rPr>
-          <w:lang w:val="en-GB"/>
-        </w:rPr>
-        <w:t>formularzy</w:t>
-      </w:r>
-      <w:proofErr w:type="spellEnd"/>
-      <w:r>
-        <w:rPr>
-          <w:lang w:val="en-GB"/>
-        </w:rPr>
-        <w:t xml:space="preserve"> </w:t>
-      </w:r>
-      <w:proofErr w:type="spellStart"/>
-      <w:r>
-        <w:rPr>
-          <w:lang w:val="en-GB"/>
-        </w:rPr>
-        <w:t>logowania</w:t>
-      </w:r>
-      <w:proofErr w:type="spellEnd"/>
-      <w:r>
-        <w:rPr>
-          <w:lang w:val="en-GB"/>
-        </w:rPr>
-        <w:t xml:space="preserve"> html </w:t>
+        <w:t xml:space="preserve"> developer – przygotowanie końcowego sprawozdania, opracowanie instrukcji dla użytkowników</w:t>
       </w:r>
     </w:p>
     <w:p>
@@ -15998,7 +17355,7 @@
           <w:b/>
           <w:bCs/>
         </w:rPr>
-        <w:t>Implementacja Modułu Bazy Klientów i Pojazdów i integracji zewnętrznych</w:t>
+        <w:t xml:space="preserve">Nadzór </w:t>
       </w:r>
     </w:p>
     <w:p>
@@ -16011,7 +17368,7 @@
         <w:spacing w:line="278" w:lineRule="auto"/>
       </w:pPr>
       <w:r>
-        <w:t>Czas trwania: 10 dni roboczych</w:t>
+        <w:t>Czas trwania: 30 dni roboczych</w:t>
       </w:r>
     </w:p>
     <w:p>
@@ -16024,15 +17381,7 @@
         <w:spacing w:line="278" w:lineRule="auto"/>
       </w:pPr>
       <w:r>
-        <w:t xml:space="preserve">Powiązane części systemu : </w:t>
-      </w:r>
-      <w:proofErr w:type="spellStart"/>
-      <w:r>
-        <w:t>Backend</w:t>
-      </w:r>
-      <w:proofErr w:type="spellEnd"/>
-      <w:r>
-        <w:t xml:space="preserve"> moduł Bazy Klientów i Pojazdów i integracji zewnętrznych </w:t>
+        <w:t xml:space="preserve">Powiązane części systemu :Wszystko </w:t>
       </w:r>
     </w:p>
     <w:p>
@@ -16045,7 +17394,7 @@
         <w:spacing w:line="278" w:lineRule="auto"/>
       </w:pPr>
       <w:r>
-        <w:t>Zależności :Zakończony etap 3( musi być logowanie i autoryzacja użytkowników)</w:t>
+        <w:t>Zależności :Zakończony etap 8</w:t>
       </w:r>
     </w:p>
     <w:p>
@@ -16060,495 +17409,37 @@
       <w:r>
         <w:t xml:space="preserve">Zasób ludzki: </w:t>
       </w:r>
-      <w:proofErr w:type="spellStart"/>
-      <w:r>
-        <w:t>Backend</w:t>
-      </w:r>
-      <w:proofErr w:type="spellEnd"/>
-      <w:r>
-        <w:t xml:space="preserve"> Developer – funkcje </w:t>
-      </w:r>
-      <w:proofErr w:type="spellStart"/>
-      <w:r>
-        <w:t>crud</w:t>
-      </w:r>
-      <w:proofErr w:type="spellEnd"/>
-      <w:r>
-        <w:t xml:space="preserve"> dla pojazdów I kl</w:t>
-      </w:r>
-      <w:r>
-        <w:t xml:space="preserve">ientów, implementacja kodu łączącego aplikację z zewnętrznym </w:t>
-      </w:r>
-      <w:proofErr w:type="spellStart"/>
-      <w:r>
-        <w:t>api</w:t>
-      </w:r>
-      <w:proofErr w:type="spellEnd"/>
-      <w:r>
-        <w:t xml:space="preserve">, </w:t>
-      </w:r>
-      <w:proofErr w:type="spellStart"/>
-      <w:r>
-        <w:t>Frontend</w:t>
-      </w:r>
-      <w:proofErr w:type="spellEnd"/>
-      <w:r>
-        <w:t xml:space="preserve"> Developer – walidacja, testowanie danych przesyłanych przez zewnętrzne serwisy</w:t>
-      </w:r>
-      <w:r>
-        <w:t xml:space="preserve"> </w:t>
-      </w:r>
-    </w:p>
-    <w:p>
-      <w:pPr>
-        <w:pStyle w:val="Akapitzlist"/>
-        <w:numPr>
-          <w:ilvl w:val="0"/>
-          <w:numId w:val="87"/>
-        </w:numPr>
-        <w:spacing w:line="278" w:lineRule="auto"/>
-        <w:rPr>
-          <w:b/>
-          <w:bCs/>
-        </w:rPr>
-      </w:pPr>
-      <w:r>
-        <w:rPr>
-          <w:b/>
-          <w:bCs/>
-        </w:rPr>
-        <w:t>Implementacja Logiki rezerwacji i zleceń</w:t>
-      </w:r>
-    </w:p>
-    <w:p>
-      <w:pPr>
-        <w:pStyle w:val="Akapitzlist"/>
-        <w:numPr>
-          <w:ilvl w:val="0"/>
-          <w:numId w:val="88"/>
-        </w:numPr>
-        <w:spacing w:line="278" w:lineRule="auto"/>
-      </w:pPr>
-      <w:r>
-        <w:t>Czas trwania: 7 dni roboczych</w:t>
-      </w:r>
-    </w:p>
-    <w:p>
-      <w:pPr>
-        <w:pStyle w:val="Akapitzlist"/>
-        <w:numPr>
-          <w:ilvl w:val="0"/>
-          <w:numId w:val="88"/>
-        </w:numPr>
-        <w:spacing w:line="278" w:lineRule="auto"/>
-      </w:pPr>
-      <w:r>
-        <w:t xml:space="preserve">Powiązane części systemu : </w:t>
-      </w:r>
-      <w:proofErr w:type="spellStart"/>
-      <w:r>
-        <w:t>Backend</w:t>
-      </w:r>
-      <w:proofErr w:type="spellEnd"/>
-      <w:r>
-        <w:t xml:space="preserve"> moduł zarządzania zleceniami i kalendarzem</w:t>
-      </w:r>
-    </w:p>
-    <w:p>
-      <w:pPr>
-        <w:pStyle w:val="Akapitzlist"/>
-        <w:numPr>
-          <w:ilvl w:val="0"/>
-          <w:numId w:val="88"/>
-        </w:numPr>
-        <w:spacing w:line="278" w:lineRule="auto"/>
-      </w:pPr>
-      <w:r>
-        <w:t>Zależności :Zakończony</w:t>
-      </w:r>
-      <w:r>
-        <w:t xml:space="preserve"> etap 4(istnienie aut i klientów w bazie)</w:t>
-      </w:r>
-    </w:p>
-    <w:p>
-      <w:pPr>
-        <w:pStyle w:val="Akapitzlist"/>
-        <w:numPr>
-          <w:ilvl w:val="0"/>
-          <w:numId w:val="88"/>
-        </w:numPr>
-        <w:spacing w:line="278" w:lineRule="auto"/>
-      </w:pPr>
-      <w:r>
-        <w:t xml:space="preserve">Zasób ludzki: </w:t>
-      </w:r>
-      <w:proofErr w:type="spellStart"/>
-      <w:r>
-        <w:t>Backend</w:t>
-      </w:r>
-      <w:proofErr w:type="spellEnd"/>
-      <w:r>
-        <w:t xml:space="preserve"> Developer –</w:t>
-      </w:r>
-      <w:r>
-        <w:t>zakodowanie logiki rezerwacji terminów i mechanizmy sprawdzające zajętość  oraz obsługa stanów i statusów</w:t>
-      </w:r>
-    </w:p>
-    <w:p>
-      <w:pPr>
-        <w:pStyle w:val="Akapitzlist"/>
-        <w:numPr>
-          <w:ilvl w:val="0"/>
-          <w:numId w:val="87"/>
-        </w:numPr>
-        <w:spacing w:line="278" w:lineRule="auto"/>
-        <w:rPr>
-          <w:b/>
-          <w:bCs/>
-        </w:rPr>
-      </w:pPr>
-      <w:r>
-        <w:rPr>
-          <w:b/>
-          <w:bCs/>
-        </w:rPr>
-        <w:t xml:space="preserve">Implementacja Warstwy </w:t>
-      </w:r>
-      <w:proofErr w:type="spellStart"/>
-      <w:r>
-        <w:rPr>
-          <w:b/>
-          <w:bCs/>
-        </w:rPr>
-        <w:t>frontendowej</w:t>
-      </w:r>
-      <w:proofErr w:type="spellEnd"/>
-    </w:p>
-    <w:p>
-      <w:pPr>
-        <w:pStyle w:val="Akapitzlist"/>
-        <w:numPr>
-          <w:ilvl w:val="0"/>
-          <w:numId w:val="88"/>
-        </w:numPr>
-        <w:spacing w:line="278" w:lineRule="auto"/>
-      </w:pPr>
-      <w:r>
-        <w:t>Czas trwania: 8 dni roboczych</w:t>
-      </w:r>
-    </w:p>
-    <w:p>
-      <w:pPr>
-        <w:pStyle w:val="Akapitzlist"/>
-        <w:numPr>
-          <w:ilvl w:val="0"/>
-          <w:numId w:val="88"/>
-        </w:numPr>
-        <w:spacing w:line="278" w:lineRule="auto"/>
-      </w:pPr>
-      <w:r>
-        <w:t xml:space="preserve">Powiązane części systemu : wszystkie </w:t>
-      </w:r>
-    </w:p>
-    <w:p>
-      <w:pPr>
-        <w:pStyle w:val="Akapitzlist"/>
-        <w:numPr>
-          <w:ilvl w:val="0"/>
-          <w:numId w:val="88"/>
-        </w:numPr>
-        <w:spacing w:line="278" w:lineRule="auto"/>
-      </w:pPr>
-      <w:r>
-        <w:t>Zależności :Zakończony etap 5</w:t>
-      </w:r>
-    </w:p>
-    <w:p>
-      <w:pPr>
-        <w:pStyle w:val="Akapitzlist"/>
-        <w:numPr>
-          <w:ilvl w:val="0"/>
-          <w:numId w:val="88"/>
-        </w:numPr>
-        <w:spacing w:line="278" w:lineRule="auto"/>
-      </w:pPr>
-      <w:r>
-        <w:t xml:space="preserve">Zasób ludzki: </w:t>
-      </w:r>
-      <w:proofErr w:type="spellStart"/>
-      <w:r>
-        <w:t>Frontend</w:t>
-      </w:r>
-      <w:proofErr w:type="spellEnd"/>
-      <w:r>
-        <w:t xml:space="preserve"> Developer – stworzenie grafiki na strony i ogólnie stworzenie graficznej części stron oraz połączenie graficznej części z </w:t>
-      </w:r>
-      <w:proofErr w:type="spellStart"/>
-      <w:r>
-        <w:t>backendem</w:t>
-      </w:r>
-      <w:proofErr w:type="spellEnd"/>
-    </w:p>
-    <w:p>
-      <w:pPr>
-        <w:pStyle w:val="Akapitzlist"/>
-        <w:numPr>
-          <w:ilvl w:val="0"/>
-          <w:numId w:val="87"/>
-        </w:numPr>
-        <w:spacing w:line="278" w:lineRule="auto"/>
-        <w:rPr>
-          <w:b/>
-          <w:bCs/>
-        </w:rPr>
-      </w:pPr>
-      <w:r>
-        <w:rPr>
-          <w:b/>
-          <w:bCs/>
-        </w:rPr>
-        <w:t>Testowanie i poprawa błędów</w:t>
-      </w:r>
-    </w:p>
-    <w:p>
-      <w:pPr>
-        <w:pStyle w:val="Akapitzlist"/>
-        <w:numPr>
-          <w:ilvl w:val="0"/>
-          <w:numId w:val="88"/>
-        </w:numPr>
-        <w:spacing w:line="278" w:lineRule="auto"/>
-      </w:pPr>
-      <w:r>
-        <w:t>Czas trwania: 5 dni roboczych</w:t>
-      </w:r>
-    </w:p>
-    <w:p>
-      <w:pPr>
-        <w:pStyle w:val="Akapitzlist"/>
-        <w:numPr>
-          <w:ilvl w:val="0"/>
-          <w:numId w:val="88"/>
-        </w:numPr>
-        <w:spacing w:line="278" w:lineRule="auto"/>
-      </w:pPr>
-      <w:r>
-        <w:t xml:space="preserve">Powiązane części systemu :Wszystkie </w:t>
-      </w:r>
-    </w:p>
-    <w:p>
-      <w:pPr>
-        <w:pStyle w:val="Akapitzlist"/>
-        <w:numPr>
-          <w:ilvl w:val="0"/>
-          <w:numId w:val="88"/>
-        </w:numPr>
-        <w:spacing w:line="278" w:lineRule="auto"/>
-      </w:pPr>
-      <w:r>
-        <w:t>Zależności :Zakończony etap 6</w:t>
-      </w:r>
-    </w:p>
-    <w:p>
-      <w:pPr>
-        <w:pStyle w:val="Akapitzlist"/>
-        <w:numPr>
-          <w:ilvl w:val="0"/>
-          <w:numId w:val="88"/>
-        </w:numPr>
-        <w:spacing w:line="278" w:lineRule="auto"/>
-      </w:pPr>
-      <w:r>
-        <w:t xml:space="preserve">Zasób ludzki: </w:t>
-      </w:r>
-      <w:proofErr w:type="spellStart"/>
-      <w:r>
-        <w:t>Backend</w:t>
-      </w:r>
-      <w:proofErr w:type="spellEnd"/>
-      <w:r>
-        <w:t xml:space="preserve"> Developer – testowanie błędów i</w:t>
-      </w:r>
-      <w:r>
-        <w:t xml:space="preserve"> poprawnych zapytań , </w:t>
-      </w:r>
-      <w:proofErr w:type="spellStart"/>
-      <w:r>
-        <w:t>Frontend</w:t>
-      </w:r>
-      <w:proofErr w:type="spellEnd"/>
-      <w:r>
-        <w:t xml:space="preserve"> Developer – test funkcjonalności i łatwości używania </w:t>
-      </w:r>
-      <w:proofErr w:type="spellStart"/>
-      <w:r>
-        <w:t>frontendowej</w:t>
-      </w:r>
-      <w:proofErr w:type="spellEnd"/>
-      <w:r>
-        <w:t xml:space="preserve"> części projektów na urządzeniach , wyłapywanie błędów i walidacja formularzy</w:t>
-      </w:r>
-    </w:p>
-    <w:p>
-      <w:pPr>
-        <w:pStyle w:val="Akapitzlist"/>
-        <w:numPr>
-          <w:ilvl w:val="0"/>
-          <w:numId w:val="87"/>
-        </w:numPr>
-        <w:spacing w:line="278" w:lineRule="auto"/>
-        <w:rPr>
-          <w:b/>
-          <w:bCs/>
-        </w:rPr>
-      </w:pPr>
-      <w:r>
-        <w:rPr>
-          <w:b/>
-          <w:bCs/>
-        </w:rPr>
-        <w:t xml:space="preserve">Wdrożenie i oddanie projektu </w:t>
-      </w:r>
-    </w:p>
-    <w:p>
-      <w:pPr>
-        <w:pStyle w:val="Akapitzlist"/>
-        <w:numPr>
-          <w:ilvl w:val="0"/>
-          <w:numId w:val="88"/>
-        </w:numPr>
-        <w:spacing w:line="278" w:lineRule="auto"/>
-      </w:pPr>
-      <w:r>
-        <w:lastRenderedPageBreak/>
-        <w:t>Czas trwania: 3 dni roboczych</w:t>
-      </w:r>
-    </w:p>
-    <w:p>
-      <w:pPr>
-        <w:pStyle w:val="Akapitzlist"/>
-        <w:numPr>
-          <w:ilvl w:val="0"/>
-          <w:numId w:val="88"/>
-        </w:numPr>
-        <w:spacing w:line="278" w:lineRule="auto"/>
-      </w:pPr>
-      <w:r>
-        <w:t xml:space="preserve">Powiązane części systemu :Wszystko </w:t>
-      </w:r>
-    </w:p>
-    <w:p>
-      <w:pPr>
-        <w:pStyle w:val="Akapitzlist"/>
-        <w:numPr>
-          <w:ilvl w:val="0"/>
-          <w:numId w:val="88"/>
-        </w:numPr>
-        <w:spacing w:line="278" w:lineRule="auto"/>
-      </w:pPr>
-      <w:r>
-        <w:t>Zależności :Zakończony etap 7</w:t>
-      </w:r>
-    </w:p>
-    <w:p>
-      <w:pPr>
-        <w:pStyle w:val="Akapitzlist"/>
-        <w:numPr>
-          <w:ilvl w:val="0"/>
-          <w:numId w:val="88"/>
-        </w:numPr>
-        <w:spacing w:line="278" w:lineRule="auto"/>
-      </w:pPr>
-      <w:r>
-        <w:t xml:space="preserve">Zasób ludzki: </w:t>
-      </w:r>
-      <w:r>
-        <w:t xml:space="preserve">Architekt rozwiązań – konfiguracja serwera , migracja baz danych , </w:t>
-      </w:r>
-      <w:proofErr w:type="spellStart"/>
-      <w:r>
-        <w:t>frontend</w:t>
-      </w:r>
-      <w:proofErr w:type="spellEnd"/>
-      <w:r>
-        <w:t xml:space="preserve"> developer – przygotowanie końcowego sprawozdania, opracowanie instrukcji dla użytkowników</w:t>
-      </w:r>
-    </w:p>
-    <w:p>
-      <w:pPr>
-        <w:pStyle w:val="Akapitzlist"/>
-        <w:numPr>
-          <w:ilvl w:val="0"/>
-          <w:numId w:val="87"/>
-        </w:numPr>
-        <w:spacing w:line="278" w:lineRule="auto"/>
-        <w:rPr>
-          <w:b/>
-          <w:bCs/>
-        </w:rPr>
-      </w:pPr>
-      <w:r>
-        <w:rPr>
-          <w:b/>
-          <w:bCs/>
-        </w:rPr>
-        <w:t xml:space="preserve">Nadzór </w:t>
-      </w:r>
-    </w:p>
-    <w:p>
-      <w:pPr>
-        <w:pStyle w:val="Akapitzlist"/>
-        <w:numPr>
-          <w:ilvl w:val="0"/>
-          <w:numId w:val="88"/>
-        </w:numPr>
-        <w:spacing w:line="278" w:lineRule="auto"/>
-      </w:pPr>
-      <w:r>
-        <w:t>Czas trwania: 30 dni roboczych</w:t>
-      </w:r>
-    </w:p>
-    <w:p>
-      <w:pPr>
-        <w:pStyle w:val="Akapitzlist"/>
-        <w:numPr>
-          <w:ilvl w:val="0"/>
-          <w:numId w:val="88"/>
-        </w:numPr>
-        <w:spacing w:line="278" w:lineRule="auto"/>
-      </w:pPr>
-      <w:r>
-        <w:t xml:space="preserve">Powiązane części systemu :Wszystko </w:t>
-      </w:r>
-    </w:p>
-    <w:p>
-      <w:pPr>
-        <w:pStyle w:val="Akapitzlist"/>
-        <w:numPr>
-          <w:ilvl w:val="0"/>
-          <w:numId w:val="88"/>
-        </w:numPr>
-        <w:spacing w:line="278" w:lineRule="auto"/>
-      </w:pPr>
-      <w:r>
-        <w:t>Zależności :Zakończony etap 8</w:t>
-      </w:r>
-    </w:p>
-    <w:p>
-      <w:pPr>
-        <w:pStyle w:val="Akapitzlist"/>
-        <w:numPr>
-          <w:ilvl w:val="0"/>
-          <w:numId w:val="88"/>
-        </w:numPr>
-        <w:spacing w:line="278" w:lineRule="auto"/>
-      </w:pPr>
-      <w:r>
-        <w:t xml:space="preserve">Zasób ludzki: </w:t>
-      </w:r>
       <w:r>
         <w:t xml:space="preserve">Pomoc techniczna – zbieranie danych o błędach i przekazywanie ich odpowiednim informatykom którzy je naprawią </w:t>
       </w:r>
+    </w:p>
+    <w:p>
+      <w:pPr>
+        <w:pStyle w:val="Akapitzlist"/>
+        <w:spacing w:line="278" w:lineRule="auto"/>
+        <w:ind w:left="1440"/>
+      </w:pPr>
+    </w:p>
+    <w:p>
+      <w:pPr>
+        <w:pStyle w:val="Akapitzlist"/>
+        <w:spacing w:line="278" w:lineRule="auto"/>
+        <w:ind w:left="1440"/>
+      </w:pPr>
+    </w:p>
+    <w:p>
+      <w:pPr>
+        <w:pStyle w:val="Akapitzlist"/>
+        <w:spacing w:line="278" w:lineRule="auto"/>
+        <w:ind w:left="1440"/>
+      </w:pPr>
+    </w:p>
+    <w:p>
+      <w:pPr>
+        <w:pStyle w:val="Akapitzlist"/>
+        <w:spacing w:line="278" w:lineRule="auto"/>
+        <w:ind w:left="1440"/>
+      </w:pPr>
     </w:p>
     <w:p>
       <w:pPr>
@@ -16576,6 +17467,7 @@
           <w:sz w:val="32"/>
           <w:szCs w:val="32"/>
         </w:rPr>
+        <w:lastRenderedPageBreak/>
         <w:t>Analiza ryzyka z wykazem przewidywanych zagrożeń</w:t>
       </w:r>
     </w:p>
@@ -16899,7 +17791,6 @@
         </w:numPr>
       </w:pPr>
       <w:r>
-        <w:lastRenderedPageBreak/>
         <w:t>Duży (ryzyko wysokich kar finansowych za naruszenie RODO oraz utrata reputacji warsztatu).</w:t>
       </w:r>
     </w:p>
@@ -17032,6 +17923,7 @@
           <w:b/>
           <w:bCs/>
         </w:rPr>
+        <w:lastRenderedPageBreak/>
         <w:t>Całkowite padnięcie systemu (</w:t>
       </w:r>
       <w:proofErr w:type="spellStart"/>
@@ -17316,7 +18208,6 @@
         </w:numPr>
       </w:pPr>
       <w:r>
-        <w:lastRenderedPageBreak/>
         <w:t xml:space="preserve">Architektura kodu oparta o tzw. asynchroniczne kolejki zadań. Jeśli zewnętrzny serwer SMS nie odpowiada, system ponawia próbę co 5 minut. </w:t>
       </w:r>
     </w:p>
@@ -17381,6 +18272,14 @@
     </w:p>
     <w:p>
       <w:pPr>
+        <w:rPr>
+          <w:b/>
+          <w:bCs/>
+        </w:rPr>
+      </w:pPr>
+    </w:p>
+    <w:p>
+      <w:pPr>
         <w:pStyle w:val="Akapitzlist"/>
         <w:numPr>
           <w:ilvl w:val="0"/>
@@ -17396,6 +18295,7 @@
           <w:b/>
           <w:bCs/>
         </w:rPr>
+        <w:lastRenderedPageBreak/>
         <w:t xml:space="preserve">Brak </w:t>
       </w:r>
       <w:proofErr w:type="spellStart"/>
@@ -17694,11 +18594,7 @@
               <w:ind w:left="0"/>
             </w:pPr>
             <w:r>
-              <w:t xml:space="preserve">Spotkanie z szefem, zebranie wszystkich wymagań, </w:t>
-            </w:r>
-            <w:r>
-              <w:lastRenderedPageBreak/>
-              <w:t>opracowanie specyfikacji i prostych makiet projektu</w:t>
+              <w:t>Spotkanie z szefem, zebranie wszystkich wymagań, opracowanie specyfikacji i prostych makiet projektu</w:t>
             </w:r>
           </w:p>
         </w:tc>
@@ -17712,7 +18608,6 @@
               <w:ind w:left="0"/>
             </w:pPr>
             <w:r>
-              <w:lastRenderedPageBreak/>
               <w:t>2000 zł</w:t>
             </w:r>
           </w:p>
@@ -17873,7 +18768,11 @@
               <w:ind w:left="0"/>
             </w:pPr>
             <w:r>
-              <w:t>Prosty formularz www na stronie warsztatu do wybrania wolnego terminu  i wpisania danych auta (stworzenie zlecenia), zgłaszania reklamacji i reszty funkcjonalności</w:t>
+              <w:t xml:space="preserve">Prosty formularz www na stronie warsztatu do wybrania wolnego terminu  i wpisania danych auta (stworzenie zlecenia), zgłaszania </w:t>
+            </w:r>
+            <w:r>
+              <w:lastRenderedPageBreak/>
+              <w:t>reklamacji i reszty funkcjonalności</w:t>
             </w:r>
           </w:p>
         </w:tc>
@@ -17887,6 +18786,7 @@
               <w:ind w:left="0"/>
             </w:pPr>
             <w:r>
+              <w:lastRenderedPageBreak/>
               <w:t>6000 zł</w:t>
             </w:r>
           </w:p>
@@ -18393,7 +19293,6 @@
               <w:ind w:left="0"/>
             </w:pPr>
             <w:r>
-              <w:lastRenderedPageBreak/>
               <w:t>4</w:t>
             </w:r>
           </w:p>
@@ -18623,7 +19522,11 @@
               <w:ind w:left="0"/>
             </w:pPr>
             <w:r>
-              <w:t>Indywidualne szkolenie każdego z pracowników na hali, przygotowanie wideo z instrukcją obsługi oraz 1 miesięczne wsparcie powdrożeniowe</w:t>
+              <w:t xml:space="preserve">Indywidualne szkolenie każdego z pracowników na hali, przygotowanie </w:t>
+            </w:r>
+            <w:r>
+              <w:lastRenderedPageBreak/>
+              <w:t>wideo z instrukcją obsługi oraz 1 miesięczne wsparcie powdrożeniowe</w:t>
             </w:r>
           </w:p>
         </w:tc>
@@ -18637,6 +19540,7 @@
               <w:ind w:left="0"/>
             </w:pPr>
             <w:r>
+              <w:lastRenderedPageBreak/>
               <w:t>7000 zł</w:t>
             </w:r>
           </w:p>
@@ -18838,7 +19742,6 @@
         </w:numPr>
       </w:pPr>
       <w:r>
-        <w:lastRenderedPageBreak/>
         <w:t>Weryfikacja po każdym etapie ( każdym kamieniu milowym) tworzenia projektu.</w:t>
       </w:r>
     </w:p>
@@ -18866,6 +19769,13 @@
         <w:t>Protokół odbioru końcowego produktu</w:t>
       </w:r>
     </w:p>
+    <w:p/>
+    <w:p/>
+    <w:p/>
+    <w:p/>
+    <w:p/>
+    <w:p/>
+    <w:p/>
     <w:p>
       <w:pPr>
         <w:pBdr>
@@ -18885,11 +19795,15 @@
           <w:sz w:val="32"/>
           <w:szCs w:val="32"/>
         </w:rPr>
+        <w:lastRenderedPageBreak/>
         <w:t>Podział Pracy</w:t>
       </w:r>
     </w:p>
     <w:p>
       <w:r>
+        <w:rPr>
+          <w:noProof/>
+        </w:rPr>
         <w:drawing>
           <wp:inline distT="0" distB="0" distL="0" distR="0" wp14:anchorId="68003F64" wp14:editId="27546B0E">
             <wp:extent cx="5731510" cy="4182110"/>
@@ -28943,7 +29857,6 @@
   <w:style w:type="character" w:default="1" w:styleId="Domylnaczcionkaakapitu">
     <w:name w:val="Default Paragraph Font"/>
     <w:uiPriority w:val="1"/>
-    <w:semiHidden/>
     <w:unhideWhenUsed/>
   </w:style>
   <w:style w:type="table" w:default="1" w:styleId="Standardowy">
